--- a/docs/07-ui-ux/ZP-DOC-07_UI-UX-Design.docx
+++ b/docs/07-ui-ux/ZP-DOC-07_UI-UX-Design.docx
@@ -1843,7 +1843,7 @@
     <w:sdt>
       <w:sdtPr>
         <w:alias w:val="Contents"/>
-        <w:id w:val="-69275293"/>
+        <w:id w:val="760958949"/>
       </w:sdtPr>
       <w:sdtEndPr/>
       <w:sdtContent>
@@ -1872,7 +1872,7 @@
           <w:r>
             <w:fldChar w:fldCharType="separate"/>
           </w:r>
-          <w:hyperlink w:anchor="_Toc242656454" w:history="1">
+          <w:hyperlink w:anchor="_Toc242888138" w:history="1">
             <w:r>
               <w:rPr>
                 <w:rStyle w:val="Hyperlink"/>
@@ -1896,7 +1896,7 @@
               <w:rPr>
                 <w:noProof/>
               </w:rPr>
-              <w:instrText xml:space="preserve"> PAGEREF _Toc242656454 \h </w:instrText>
+              <w:instrText xml:space="preserve"> PAGEREF _Toc242888138 \h </w:instrText>
             </w:r>
             <w:r>
               <w:rPr>
@@ -1939,7 +1939,7 @@
               <w14:ligatures w14:val="standardContextual"/>
             </w:rPr>
           </w:pPr>
-          <w:hyperlink w:anchor="_Toc242656455" w:history="1">
+          <w:hyperlink w:anchor="_Toc242888139" w:history="1">
             <w:r>
               <w:rPr>
                 <w:rStyle w:val="Hyperlink"/>
@@ -1963,7 +1963,7 @@
               <w:rPr>
                 <w:noProof/>
               </w:rPr>
-              <w:instrText xml:space="preserve"> PAGEREF _Toc242656455 \h </w:instrText>
+              <w:instrText xml:space="preserve"> PAGEREF _Toc242888139 \h </w:instrText>
             </w:r>
             <w:r>
               <w:rPr>
@@ -2006,7 +2006,7 @@
               <w14:ligatures w14:val="standardContextual"/>
             </w:rPr>
           </w:pPr>
-          <w:hyperlink w:anchor="_Toc242656456" w:history="1">
+          <w:hyperlink w:anchor="_Toc242888140" w:history="1">
             <w:r>
               <w:rPr>
                 <w:rStyle w:val="Hyperlink"/>
@@ -2030,7 +2030,7 @@
               <w:rPr>
                 <w:noProof/>
               </w:rPr>
-              <w:instrText xml:space="preserve"> PAGEREF _Toc242656456 \h </w:instrText>
+              <w:instrText xml:space="preserve"> PAGEREF _Toc242888140 \h </w:instrText>
             </w:r>
             <w:r>
               <w:rPr>
@@ -2073,7 +2073,7 @@
               <w14:ligatures w14:val="standardContextual"/>
             </w:rPr>
           </w:pPr>
-          <w:hyperlink w:anchor="_Toc242656457" w:history="1">
+          <w:hyperlink w:anchor="_Toc242888141" w:history="1">
             <w:r>
               <w:rPr>
                 <w:rStyle w:val="Hyperlink"/>
@@ -2097,7 +2097,7 @@
               <w:rPr>
                 <w:noProof/>
               </w:rPr>
-              <w:instrText xml:space="preserve"> PAGEREF _Toc242656457 \h </w:instrText>
+              <w:instrText xml:space="preserve"> PAGEREF _Toc242888141 \h </w:instrText>
             </w:r>
             <w:r>
               <w:rPr>
@@ -2140,7 +2140,7 @@
               <w14:ligatures w14:val="standardContextual"/>
             </w:rPr>
           </w:pPr>
-          <w:hyperlink w:anchor="_Toc242656458" w:history="1">
+          <w:hyperlink w:anchor="_Toc242888142" w:history="1">
             <w:r>
               <w:rPr>
                 <w:rStyle w:val="Hyperlink"/>
@@ -2164,7 +2164,7 @@
               <w:rPr>
                 <w:noProof/>
               </w:rPr>
-              <w:instrText xml:space="preserve"> PAGEREF _Toc242656458 \h </w:instrText>
+              <w:instrText xml:space="preserve"> PAGEREF _Toc242888142 \h </w:instrText>
             </w:r>
             <w:r>
               <w:rPr>
@@ -2207,7 +2207,7 @@
               <w14:ligatures w14:val="standardContextual"/>
             </w:rPr>
           </w:pPr>
-          <w:hyperlink w:anchor="_Toc242656459" w:history="1">
+          <w:hyperlink w:anchor="_Toc242888143" w:history="1">
             <w:r>
               <w:rPr>
                 <w:rStyle w:val="Hyperlink"/>
@@ -2231,7 +2231,7 @@
               <w:rPr>
                 <w:noProof/>
               </w:rPr>
-              <w:instrText xml:space="preserve"> PAGEREF _Toc242656459 \h </w:instrText>
+              <w:instrText xml:space="preserve"> PAGEREF _Toc242888143 \h </w:instrText>
             </w:r>
             <w:r>
               <w:rPr>
@@ -2274,7 +2274,7 @@
               <w14:ligatures w14:val="standardContextual"/>
             </w:rPr>
           </w:pPr>
-          <w:hyperlink w:anchor="_Toc242656460" w:history="1">
+          <w:hyperlink w:anchor="_Toc242888144" w:history="1">
             <w:r>
               <w:rPr>
                 <w:rStyle w:val="Hyperlink"/>
@@ -2298,7 +2298,7 @@
               <w:rPr>
                 <w:noProof/>
               </w:rPr>
-              <w:instrText xml:space="preserve"> PAGEREF _Toc242656460 \h </w:instrText>
+              <w:instrText xml:space="preserve"> PAGEREF _Toc242888144 \h </w:instrText>
             </w:r>
             <w:r>
               <w:rPr>
@@ -2341,7 +2341,7 @@
               <w14:ligatures w14:val="standardContextual"/>
             </w:rPr>
           </w:pPr>
-          <w:hyperlink w:anchor="_Toc242656461" w:history="1">
+          <w:hyperlink w:anchor="_Toc242888145" w:history="1">
             <w:r>
               <w:rPr>
                 <w:rStyle w:val="Hyperlink"/>
@@ -2365,7 +2365,7 @@
               <w:rPr>
                 <w:noProof/>
               </w:rPr>
-              <w:instrText xml:space="preserve"> PAGEREF _Toc242656461 \h </w:instrText>
+              <w:instrText xml:space="preserve"> PAGEREF _Toc242888145 \h </w:instrText>
             </w:r>
             <w:r>
               <w:rPr>
@@ -2408,7 +2408,7 @@
               <w14:ligatures w14:val="standardContextual"/>
             </w:rPr>
           </w:pPr>
-          <w:hyperlink w:anchor="_Toc242656462" w:history="1">
+          <w:hyperlink w:anchor="_Toc242888146" w:history="1">
             <w:r>
               <w:rPr>
                 <w:rStyle w:val="Hyperlink"/>
@@ -2432,7 +2432,7 @@
               <w:rPr>
                 <w:noProof/>
               </w:rPr>
-              <w:instrText xml:space="preserve"> PAGEREF _Toc242656462 \h </w:instrText>
+              <w:instrText xml:space="preserve"> PAGEREF _Toc242888146 \h </w:instrText>
             </w:r>
             <w:r>
               <w:rPr>
@@ -2475,7 +2475,7 @@
               <w14:ligatures w14:val="standardContextual"/>
             </w:rPr>
           </w:pPr>
-          <w:hyperlink w:anchor="_Toc242656463" w:history="1">
+          <w:hyperlink w:anchor="_Toc242888147" w:history="1">
             <w:r>
               <w:rPr>
                 <w:rStyle w:val="Hyperlink"/>
@@ -2499,7 +2499,7 @@
               <w:rPr>
                 <w:noProof/>
               </w:rPr>
-              <w:instrText xml:space="preserve"> PAGEREF _Toc242656463 \h </w:instrText>
+              <w:instrText xml:space="preserve"> PAGEREF _Toc242888147 \h </w:instrText>
             </w:r>
             <w:r>
               <w:rPr>
@@ -2542,7 +2542,7 @@
               <w14:ligatures w14:val="standardContextual"/>
             </w:rPr>
           </w:pPr>
-          <w:hyperlink w:anchor="_Toc242656464" w:history="1">
+          <w:hyperlink w:anchor="_Toc242888148" w:history="1">
             <w:r>
               <w:rPr>
                 <w:rStyle w:val="Hyperlink"/>
@@ -2566,7 +2566,7 @@
               <w:rPr>
                 <w:noProof/>
               </w:rPr>
-              <w:instrText xml:space="preserve"> PAGEREF _Toc242656464 \h </w:instrText>
+              <w:instrText xml:space="preserve"> PAGEREF _Toc242888148 \h </w:instrText>
             </w:r>
             <w:r>
               <w:rPr>
@@ -2609,7 +2609,7 @@
               <w14:ligatures w14:val="standardContextual"/>
             </w:rPr>
           </w:pPr>
-          <w:hyperlink w:anchor="_Toc242656465" w:history="1">
+          <w:hyperlink w:anchor="_Toc242888149" w:history="1">
             <w:r>
               <w:rPr>
                 <w:rStyle w:val="Hyperlink"/>
@@ -2633,7 +2633,7 @@
               <w:rPr>
                 <w:noProof/>
               </w:rPr>
-              <w:instrText xml:space="preserve"> PAGEREF _Toc242656465 \h </w:instrText>
+              <w:instrText xml:space="preserve"> PAGEREF _Toc242888149 \h </w:instrText>
             </w:r>
             <w:r>
               <w:rPr>
@@ -2676,7 +2676,7 @@
               <w14:ligatures w14:val="standardContextual"/>
             </w:rPr>
           </w:pPr>
-          <w:hyperlink w:anchor="_Toc242656466" w:history="1">
+          <w:hyperlink w:anchor="_Toc242888150" w:history="1">
             <w:r>
               <w:rPr>
                 <w:rStyle w:val="Hyperlink"/>
@@ -2700,7 +2700,7 @@
               <w:rPr>
                 <w:noProof/>
               </w:rPr>
-              <w:instrText xml:space="preserve"> PAGEREF _Toc242656466 \h </w:instrText>
+              <w:instrText xml:space="preserve"> PAGEREF _Toc242888150 \h </w:instrText>
             </w:r>
             <w:r>
               <w:rPr>
@@ -2743,7 +2743,7 @@
               <w14:ligatures w14:val="standardContextual"/>
             </w:rPr>
           </w:pPr>
-          <w:hyperlink w:anchor="_Toc242656467" w:history="1">
+          <w:hyperlink w:anchor="_Toc242888151" w:history="1">
             <w:r>
               <w:rPr>
                 <w:rStyle w:val="Hyperlink"/>
@@ -2767,7 +2767,7 @@
               <w:rPr>
                 <w:noProof/>
               </w:rPr>
-              <w:instrText xml:space="preserve"> PAGEREF _Toc242656467 \h </w:instrText>
+              <w:instrText xml:space="preserve"> PAGEREF _Toc242888151 \h </w:instrText>
             </w:r>
             <w:r>
               <w:rPr>
@@ -2810,7 +2810,7 @@
               <w14:ligatures w14:val="standardContextual"/>
             </w:rPr>
           </w:pPr>
-          <w:hyperlink w:anchor="_Toc242656468" w:history="1">
+          <w:hyperlink w:anchor="_Toc242888152" w:history="1">
             <w:r>
               <w:rPr>
                 <w:rStyle w:val="Hyperlink"/>
@@ -2834,7 +2834,7 @@
               <w:rPr>
                 <w:noProof/>
               </w:rPr>
-              <w:instrText xml:space="preserve"> PAGEREF _Toc242656468 \h </w:instrText>
+              <w:instrText xml:space="preserve"> PAGEREF _Toc242888152 \h </w:instrText>
             </w:r>
             <w:r>
               <w:rPr>
@@ -2877,7 +2877,7 @@
               <w14:ligatures w14:val="standardContextual"/>
             </w:rPr>
           </w:pPr>
-          <w:hyperlink w:anchor="_Toc242656469" w:history="1">
+          <w:hyperlink w:anchor="_Toc242888153" w:history="1">
             <w:r>
               <w:rPr>
                 <w:rStyle w:val="Hyperlink"/>
@@ -2901,7 +2901,7 @@
               <w:rPr>
                 <w:noProof/>
               </w:rPr>
-              <w:instrText xml:space="preserve"> PAGEREF _Toc242656469 \h </w:instrText>
+              <w:instrText xml:space="preserve"> PAGEREF _Toc242888153 \h </w:instrText>
             </w:r>
             <w:r>
               <w:rPr>
@@ -2944,7 +2944,7 @@
               <w14:ligatures w14:val="standardContextual"/>
             </w:rPr>
           </w:pPr>
-          <w:hyperlink w:anchor="_Toc242656470" w:history="1">
+          <w:hyperlink w:anchor="_Toc242888154" w:history="1">
             <w:r>
               <w:rPr>
                 <w:rStyle w:val="Hyperlink"/>
@@ -2968,7 +2968,7 @@
               <w:rPr>
                 <w:noProof/>
               </w:rPr>
-              <w:instrText xml:space="preserve"> PAGEREF _Toc242656470 \h </w:instrText>
+              <w:instrText xml:space="preserve"> PAGEREF _Toc242888154 \h </w:instrText>
             </w:r>
             <w:r>
               <w:rPr>
@@ -3011,7 +3011,7 @@
               <w14:ligatures w14:val="standardContextual"/>
             </w:rPr>
           </w:pPr>
-          <w:hyperlink w:anchor="_Toc242656471" w:history="1">
+          <w:hyperlink w:anchor="_Toc242888155" w:history="1">
             <w:r>
               <w:rPr>
                 <w:rStyle w:val="Hyperlink"/>
@@ -3035,7 +3035,7 @@
               <w:rPr>
                 <w:noProof/>
               </w:rPr>
-              <w:instrText xml:space="preserve"> PAGEREF _Toc242656471 \h </w:instrText>
+              <w:instrText xml:space="preserve"> PAGEREF _Toc242888155 \h </w:instrText>
             </w:r>
             <w:r>
               <w:rPr>
@@ -3078,7 +3078,7 @@
               <w14:ligatures w14:val="standardContextual"/>
             </w:rPr>
           </w:pPr>
-          <w:hyperlink w:anchor="_Toc242656472" w:history="1">
+          <w:hyperlink w:anchor="_Toc242888156" w:history="1">
             <w:r>
               <w:rPr>
                 <w:rStyle w:val="Hyperlink"/>
@@ -3102,7 +3102,7 @@
               <w:rPr>
                 <w:noProof/>
               </w:rPr>
-              <w:instrText xml:space="preserve"> PAGEREF _Toc242656472 \h </w:instrText>
+              <w:instrText xml:space="preserve"> PAGEREF _Toc242888156 \h </w:instrText>
             </w:r>
             <w:r>
               <w:rPr>
@@ -3145,7 +3145,7 @@
               <w14:ligatures w14:val="standardContextual"/>
             </w:rPr>
           </w:pPr>
-          <w:hyperlink w:anchor="_Toc242656473" w:history="1">
+          <w:hyperlink w:anchor="_Toc242888157" w:history="1">
             <w:r>
               <w:rPr>
                 <w:rStyle w:val="Hyperlink"/>
@@ -3169,7 +3169,7 @@
               <w:rPr>
                 <w:noProof/>
               </w:rPr>
-              <w:instrText xml:space="preserve"> PAGEREF _Toc242656473 \h </w:instrText>
+              <w:instrText xml:space="preserve"> PAGEREF _Toc242888157 \h </w:instrText>
             </w:r>
             <w:r>
               <w:rPr>
@@ -3212,7 +3212,7 @@
               <w14:ligatures w14:val="standardContextual"/>
             </w:rPr>
           </w:pPr>
-          <w:hyperlink w:anchor="_Toc242656474" w:history="1">
+          <w:hyperlink w:anchor="_Toc242888158" w:history="1">
             <w:r>
               <w:rPr>
                 <w:rStyle w:val="Hyperlink"/>
@@ -3236,7 +3236,7 @@
               <w:rPr>
                 <w:noProof/>
               </w:rPr>
-              <w:instrText xml:space="preserve"> PAGEREF _Toc242656474 \h </w:instrText>
+              <w:instrText xml:space="preserve"> PAGEREF _Toc242888158 \h </w:instrText>
             </w:r>
             <w:r>
               <w:rPr>
@@ -3279,7 +3279,7 @@
               <w14:ligatures w14:val="standardContextual"/>
             </w:rPr>
           </w:pPr>
-          <w:hyperlink w:anchor="_Toc242656475" w:history="1">
+          <w:hyperlink w:anchor="_Toc242888159" w:history="1">
             <w:r>
               <w:rPr>
                 <w:rStyle w:val="Hyperlink"/>
@@ -3303,7 +3303,7 @@
               <w:rPr>
                 <w:noProof/>
               </w:rPr>
-              <w:instrText xml:space="preserve"> PAGEREF _Toc242656475 \h </w:instrText>
+              <w:instrText xml:space="preserve"> PAGEREF _Toc242888159 \h </w:instrText>
             </w:r>
             <w:r>
               <w:rPr>
@@ -3346,7 +3346,7 @@
               <w14:ligatures w14:val="standardContextual"/>
             </w:rPr>
           </w:pPr>
-          <w:hyperlink w:anchor="_Toc242656476" w:history="1">
+          <w:hyperlink w:anchor="_Toc242888160" w:history="1">
             <w:r>
               <w:rPr>
                 <w:rStyle w:val="Hyperlink"/>
@@ -3370,7 +3370,7 @@
               <w:rPr>
                 <w:noProof/>
               </w:rPr>
-              <w:instrText xml:space="preserve"> PAGEREF _Toc242656476 \h </w:instrText>
+              <w:instrText xml:space="preserve"> PAGEREF _Toc242888160 \h </w:instrText>
             </w:r>
             <w:r>
               <w:rPr>
@@ -3413,7 +3413,7 @@
               <w14:ligatures w14:val="standardContextual"/>
             </w:rPr>
           </w:pPr>
-          <w:hyperlink w:anchor="_Toc242656477" w:history="1">
+          <w:hyperlink w:anchor="_Toc242888161" w:history="1">
             <w:r>
               <w:rPr>
                 <w:rStyle w:val="Hyperlink"/>
@@ -3437,7 +3437,7 @@
               <w:rPr>
                 <w:noProof/>
               </w:rPr>
-              <w:instrText xml:space="preserve"> PAGEREF _Toc242656477 \h </w:instrText>
+              <w:instrText xml:space="preserve"> PAGEREF _Toc242888161 \h </w:instrText>
             </w:r>
             <w:r>
               <w:rPr>
@@ -3480,7 +3480,7 @@
               <w14:ligatures w14:val="standardContextual"/>
             </w:rPr>
           </w:pPr>
-          <w:hyperlink w:anchor="_Toc242656478" w:history="1">
+          <w:hyperlink w:anchor="_Toc242888162" w:history="1">
             <w:r>
               <w:rPr>
                 <w:rStyle w:val="Hyperlink"/>
@@ -3504,7 +3504,7 @@
               <w:rPr>
                 <w:noProof/>
               </w:rPr>
-              <w:instrText xml:space="preserve"> PAGEREF _Toc242656478 \h </w:instrText>
+              <w:instrText xml:space="preserve"> PAGEREF _Toc242888162 \h </w:instrText>
             </w:r>
             <w:r>
               <w:rPr>
@@ -3547,7 +3547,7 @@
               <w14:ligatures w14:val="standardContextual"/>
             </w:rPr>
           </w:pPr>
-          <w:hyperlink w:anchor="_Toc242656479" w:history="1">
+          <w:hyperlink w:anchor="_Toc242888163" w:history="1">
             <w:r>
               <w:rPr>
                 <w:rStyle w:val="Hyperlink"/>
@@ -3571,7 +3571,7 @@
               <w:rPr>
                 <w:noProof/>
               </w:rPr>
-              <w:instrText xml:space="preserve"> PAGEREF _Toc242656479 \h </w:instrText>
+              <w:instrText xml:space="preserve"> PAGEREF _Toc242888163 \h </w:instrText>
             </w:r>
             <w:r>
               <w:rPr>
@@ -3614,7 +3614,7 @@
               <w14:ligatures w14:val="standardContextual"/>
             </w:rPr>
           </w:pPr>
-          <w:hyperlink w:anchor="_Toc242656480" w:history="1">
+          <w:hyperlink w:anchor="_Toc242888164" w:history="1">
             <w:r>
               <w:rPr>
                 <w:rStyle w:val="Hyperlink"/>
@@ -3638,7 +3638,7 @@
               <w:rPr>
                 <w:noProof/>
               </w:rPr>
-              <w:instrText xml:space="preserve"> PAGEREF _Toc242656480 \h </w:instrText>
+              <w:instrText xml:space="preserve"> PAGEREF _Toc242888164 \h </w:instrText>
             </w:r>
             <w:r>
               <w:rPr>
@@ -3681,7 +3681,7 @@
               <w14:ligatures w14:val="standardContextual"/>
             </w:rPr>
           </w:pPr>
-          <w:hyperlink w:anchor="_Toc242656481" w:history="1">
+          <w:hyperlink w:anchor="_Toc242888165" w:history="1">
             <w:r>
               <w:rPr>
                 <w:rStyle w:val="Hyperlink"/>
@@ -3705,7 +3705,7 @@
               <w:rPr>
                 <w:noProof/>
               </w:rPr>
-              <w:instrText xml:space="preserve"> PAGEREF _Toc242656481 \h </w:instrText>
+              <w:instrText xml:space="preserve"> PAGEREF _Toc242888165 \h </w:instrText>
             </w:r>
             <w:r>
               <w:rPr>
@@ -3748,7 +3748,7 @@
               <w14:ligatures w14:val="standardContextual"/>
             </w:rPr>
           </w:pPr>
-          <w:hyperlink w:anchor="_Toc242656482" w:history="1">
+          <w:hyperlink w:anchor="_Toc242888166" w:history="1">
             <w:r>
               <w:rPr>
                 <w:rStyle w:val="Hyperlink"/>
@@ -3772,7 +3772,7 @@
               <w:rPr>
                 <w:noProof/>
               </w:rPr>
-              <w:instrText xml:space="preserve"> PAGEREF _Toc242656482 \h </w:instrText>
+              <w:instrText xml:space="preserve"> PAGEREF _Toc242888166 \h </w:instrText>
             </w:r>
             <w:r>
               <w:rPr>
@@ -3815,7 +3815,7 @@
               <w14:ligatures w14:val="standardContextual"/>
             </w:rPr>
           </w:pPr>
-          <w:hyperlink w:anchor="_Toc242656483" w:history="1">
+          <w:hyperlink w:anchor="_Toc242888167" w:history="1">
             <w:r>
               <w:rPr>
                 <w:rStyle w:val="Hyperlink"/>
@@ -3839,7 +3839,7 @@
               <w:rPr>
                 <w:noProof/>
               </w:rPr>
-              <w:instrText xml:space="preserve"> PAGEREF _Toc242656483 \h </w:instrText>
+              <w:instrText xml:space="preserve"> PAGEREF _Toc242888167 \h </w:instrText>
             </w:r>
             <w:r>
               <w:rPr>
@@ -3882,7 +3882,7 @@
               <w14:ligatures w14:val="standardContextual"/>
             </w:rPr>
           </w:pPr>
-          <w:hyperlink w:anchor="_Toc242656484" w:history="1">
+          <w:hyperlink w:anchor="_Toc242888168" w:history="1">
             <w:r>
               <w:rPr>
                 <w:rStyle w:val="Hyperlink"/>
@@ -3906,7 +3906,7 @@
               <w:rPr>
                 <w:noProof/>
               </w:rPr>
-              <w:instrText xml:space="preserve"> PAGEREF _Toc242656484 \h </w:instrText>
+              <w:instrText xml:space="preserve"> PAGEREF _Toc242888168 \h </w:instrText>
             </w:r>
             <w:r>
               <w:rPr>
@@ -3949,7 +3949,7 @@
               <w14:ligatures w14:val="standardContextual"/>
             </w:rPr>
           </w:pPr>
-          <w:hyperlink w:anchor="_Toc242656485" w:history="1">
+          <w:hyperlink w:anchor="_Toc242888169" w:history="1">
             <w:r>
               <w:rPr>
                 <w:rStyle w:val="Hyperlink"/>
@@ -3973,7 +3973,7 @@
               <w:rPr>
                 <w:noProof/>
               </w:rPr>
-              <w:instrText xml:space="preserve"> PAGEREF _Toc242656485 \h </w:instrText>
+              <w:instrText xml:space="preserve"> PAGEREF _Toc242888169 \h </w:instrText>
             </w:r>
             <w:r>
               <w:rPr>
@@ -4016,7 +4016,7 @@
               <w14:ligatures w14:val="standardContextual"/>
             </w:rPr>
           </w:pPr>
-          <w:hyperlink w:anchor="_Toc242656486" w:history="1">
+          <w:hyperlink w:anchor="_Toc242888170" w:history="1">
             <w:r>
               <w:rPr>
                 <w:rStyle w:val="Hyperlink"/>
@@ -4040,7 +4040,7 @@
               <w:rPr>
                 <w:noProof/>
               </w:rPr>
-              <w:instrText xml:space="preserve"> PAGEREF _Toc242656486 \h </w:instrText>
+              <w:instrText xml:space="preserve"> PAGEREF _Toc242888170 \h </w:instrText>
             </w:r>
             <w:r>
               <w:rPr>
@@ -4083,7 +4083,7 @@
               <w14:ligatures w14:val="standardContextual"/>
             </w:rPr>
           </w:pPr>
-          <w:hyperlink w:anchor="_Toc242656487" w:history="1">
+          <w:hyperlink w:anchor="_Toc242888171" w:history="1">
             <w:r>
               <w:rPr>
                 <w:rStyle w:val="Hyperlink"/>
@@ -4107,7 +4107,7 @@
               <w:rPr>
                 <w:noProof/>
               </w:rPr>
-              <w:instrText xml:space="preserve"> PAGEREF _Toc242656487 \h </w:instrText>
+              <w:instrText xml:space="preserve"> PAGEREF _Toc242888171 \h </w:instrText>
             </w:r>
             <w:r>
               <w:rPr>
@@ -4150,7 +4150,7 @@
               <w14:ligatures w14:val="standardContextual"/>
             </w:rPr>
           </w:pPr>
-          <w:hyperlink w:anchor="_Toc242656488" w:history="1">
+          <w:hyperlink w:anchor="_Toc242888172" w:history="1">
             <w:r>
               <w:rPr>
                 <w:rStyle w:val="Hyperlink"/>
@@ -4174,7 +4174,7 @@
               <w:rPr>
                 <w:noProof/>
               </w:rPr>
-              <w:instrText xml:space="preserve"> PAGEREF _Toc242656488 \h </w:instrText>
+              <w:instrText xml:space="preserve"> PAGEREF _Toc242888172 \h </w:instrText>
             </w:r>
             <w:r>
               <w:rPr>
@@ -4221,7 +4221,7 @@
     <w:sdt>
       <w:sdtPr>
         <w:alias w:val="Tables"/>
-        <w:id w:val="-802851129"/>
+        <w:id w:val="1495148843"/>
       </w:sdtPr>
       <w:sdtEndPr/>
       <w:sdtContent>
@@ -4250,7 +4250,7 @@
           <w:r>
             <w:fldChar w:fldCharType="separate"/>
           </w:r>
-          <w:hyperlink w:anchor="_Toc242656489" w:history="1">
+          <w:hyperlink w:anchor="_Toc242888173" w:history="1">
             <w:r>
               <w:rPr>
                 <w:rStyle w:val="Hyperlink"/>
@@ -4274,7 +4274,7 @@
               <w:rPr>
                 <w:noProof/>
               </w:rPr>
-              <w:instrText xml:space="preserve"> PAGEREF _Toc242656489 \h </w:instrText>
+              <w:instrText xml:space="preserve"> PAGEREF _Toc242888173 \h </w:instrText>
             </w:r>
             <w:r>
               <w:rPr>
@@ -4317,7 +4317,7 @@
               <w14:ligatures w14:val="standardContextual"/>
             </w:rPr>
           </w:pPr>
-          <w:hyperlink w:anchor="_Toc242656490" w:history="1">
+          <w:hyperlink w:anchor="_Toc242888174" w:history="1">
             <w:r>
               <w:rPr>
                 <w:rStyle w:val="Hyperlink"/>
@@ -4341,7 +4341,7 @@
               <w:rPr>
                 <w:noProof/>
               </w:rPr>
-              <w:instrText xml:space="preserve"> PAGEREF _Toc242656490 \h </w:instrText>
+              <w:instrText xml:space="preserve"> PAGEREF _Toc242888174 \h </w:instrText>
             </w:r>
             <w:r>
               <w:rPr>
@@ -4384,7 +4384,7 @@
               <w14:ligatures w14:val="standardContextual"/>
             </w:rPr>
           </w:pPr>
-          <w:hyperlink w:anchor="_Toc242656491" w:history="1">
+          <w:hyperlink w:anchor="_Toc242888175" w:history="1">
             <w:r>
               <w:rPr>
                 <w:rStyle w:val="Hyperlink"/>
@@ -4408,7 +4408,7 @@
               <w:rPr>
                 <w:noProof/>
               </w:rPr>
-              <w:instrText xml:space="preserve"> PAGEREF _Toc242656491 \h </w:instrText>
+              <w:instrText xml:space="preserve"> PAGEREF _Toc242888175 \h </w:instrText>
             </w:r>
             <w:r>
               <w:rPr>
@@ -4451,7 +4451,7 @@
               <w14:ligatures w14:val="standardContextual"/>
             </w:rPr>
           </w:pPr>
-          <w:hyperlink w:anchor="_Toc242656492" w:history="1">
+          <w:hyperlink w:anchor="_Toc242888176" w:history="1">
             <w:r>
               <w:rPr>
                 <w:rStyle w:val="Hyperlink"/>
@@ -4475,7 +4475,7 @@
               <w:rPr>
                 <w:noProof/>
               </w:rPr>
-              <w:instrText xml:space="preserve"> PAGEREF _Toc242656492 \h </w:instrText>
+              <w:instrText xml:space="preserve"> PAGEREF _Toc242888176 \h </w:instrText>
             </w:r>
             <w:r>
               <w:rPr>
@@ -4518,7 +4518,7 @@
               <w14:ligatures w14:val="standardContextual"/>
             </w:rPr>
           </w:pPr>
-          <w:hyperlink w:anchor="_Toc242656493" w:history="1">
+          <w:hyperlink w:anchor="_Toc242888177" w:history="1">
             <w:r>
               <w:rPr>
                 <w:rStyle w:val="Hyperlink"/>
@@ -4542,7 +4542,7 @@
               <w:rPr>
                 <w:noProof/>
               </w:rPr>
-              <w:instrText xml:space="preserve"> PAGEREF _Toc242656493 \h </w:instrText>
+              <w:instrText xml:space="preserve"> PAGEREF _Toc242888177 \h </w:instrText>
             </w:r>
             <w:r>
               <w:rPr>
@@ -4585,7 +4585,7 @@
               <w14:ligatures w14:val="standardContextual"/>
             </w:rPr>
           </w:pPr>
-          <w:hyperlink w:anchor="_Toc242656494" w:history="1">
+          <w:hyperlink w:anchor="_Toc242888178" w:history="1">
             <w:r>
               <w:rPr>
                 <w:rStyle w:val="Hyperlink"/>
@@ -4609,7 +4609,7 @@
               <w:rPr>
                 <w:noProof/>
               </w:rPr>
-              <w:instrText xml:space="preserve"> PAGEREF _Toc242656494 \h </w:instrText>
+              <w:instrText xml:space="preserve"> PAGEREF _Toc242888178 \h </w:instrText>
             </w:r>
             <w:r>
               <w:rPr>
@@ -4652,7 +4652,7 @@
               <w14:ligatures w14:val="standardContextual"/>
             </w:rPr>
           </w:pPr>
-          <w:hyperlink w:anchor="_Toc242656495" w:history="1">
+          <w:hyperlink w:anchor="_Toc242888179" w:history="1">
             <w:r>
               <w:rPr>
                 <w:rStyle w:val="Hyperlink"/>
@@ -4676,7 +4676,7 @@
               <w:rPr>
                 <w:noProof/>
               </w:rPr>
-              <w:instrText xml:space="preserve"> PAGEREF _Toc242656495 \h </w:instrText>
+              <w:instrText xml:space="preserve"> PAGEREF _Toc242888179 \h </w:instrText>
             </w:r>
             <w:r>
               <w:rPr>
@@ -4719,7 +4719,7 @@
               <w14:ligatures w14:val="standardContextual"/>
             </w:rPr>
           </w:pPr>
-          <w:hyperlink w:anchor="_Toc242656496" w:history="1">
+          <w:hyperlink w:anchor="_Toc242888180" w:history="1">
             <w:r>
               <w:rPr>
                 <w:rStyle w:val="Hyperlink"/>
@@ -4743,7 +4743,7 @@
               <w:rPr>
                 <w:noProof/>
               </w:rPr>
-              <w:instrText xml:space="preserve"> PAGEREF _Toc242656496 \h </w:instrText>
+              <w:instrText xml:space="preserve"> PAGEREF _Toc242888180 \h </w:instrText>
             </w:r>
             <w:r>
               <w:rPr>
@@ -4786,7 +4786,7 @@
               <w14:ligatures w14:val="standardContextual"/>
             </w:rPr>
           </w:pPr>
-          <w:hyperlink w:anchor="_Toc242656497" w:history="1">
+          <w:hyperlink w:anchor="_Toc242888181" w:history="1">
             <w:r>
               <w:rPr>
                 <w:rStyle w:val="Hyperlink"/>
@@ -4810,7 +4810,7 @@
               <w:rPr>
                 <w:noProof/>
               </w:rPr>
-              <w:instrText xml:space="preserve"> PAGEREF _Toc242656497 \h </w:instrText>
+              <w:instrText xml:space="preserve"> PAGEREF _Toc242888181 \h </w:instrText>
             </w:r>
             <w:r>
               <w:rPr>
@@ -4853,7 +4853,7 @@
               <w14:ligatures w14:val="standardContextual"/>
             </w:rPr>
           </w:pPr>
-          <w:hyperlink w:anchor="_Toc242656498" w:history="1">
+          <w:hyperlink w:anchor="_Toc242888182" w:history="1">
             <w:r>
               <w:rPr>
                 <w:rStyle w:val="Hyperlink"/>
@@ -4877,7 +4877,7 @@
               <w:rPr>
                 <w:noProof/>
               </w:rPr>
-              <w:instrText xml:space="preserve"> PAGEREF _Toc242656498 \h </w:instrText>
+              <w:instrText xml:space="preserve"> PAGEREF _Toc242888182 \h </w:instrText>
             </w:r>
             <w:r>
               <w:rPr>
@@ -4920,7 +4920,7 @@
               <w14:ligatures w14:val="standardContextual"/>
             </w:rPr>
           </w:pPr>
-          <w:hyperlink w:anchor="_Toc242656499" w:history="1">
+          <w:hyperlink w:anchor="_Toc242888183" w:history="1">
             <w:r>
               <w:rPr>
                 <w:rStyle w:val="Hyperlink"/>
@@ -4944,7 +4944,7 @@
               <w:rPr>
                 <w:noProof/>
               </w:rPr>
-              <w:instrText xml:space="preserve"> PAGEREF _Toc242656499 \h </w:instrText>
+              <w:instrText xml:space="preserve"> PAGEREF _Toc242888183 \h </w:instrText>
             </w:r>
             <w:r>
               <w:rPr>
@@ -4987,7 +4987,7 @@
               <w14:ligatures w14:val="standardContextual"/>
             </w:rPr>
           </w:pPr>
-          <w:hyperlink w:anchor="_Toc242656500" w:history="1">
+          <w:hyperlink w:anchor="_Toc242888184" w:history="1">
             <w:r>
               <w:rPr>
                 <w:rStyle w:val="Hyperlink"/>
@@ -5011,7 +5011,7 @@
               <w:rPr>
                 <w:noProof/>
               </w:rPr>
-              <w:instrText xml:space="preserve"> PAGEREF _Toc242656500 \h </w:instrText>
+              <w:instrText xml:space="preserve"> PAGEREF _Toc242888184 \h </w:instrText>
             </w:r>
             <w:r>
               <w:rPr>
@@ -5054,7 +5054,7 @@
               <w14:ligatures w14:val="standardContextual"/>
             </w:rPr>
           </w:pPr>
-          <w:hyperlink w:anchor="_Toc242656501" w:history="1">
+          <w:hyperlink w:anchor="_Toc242888185" w:history="1">
             <w:r>
               <w:rPr>
                 <w:rStyle w:val="Hyperlink"/>
@@ -5078,7 +5078,7 @@
               <w:rPr>
                 <w:noProof/>
               </w:rPr>
-              <w:instrText xml:space="preserve"> PAGEREF _Toc242656501 \h </w:instrText>
+              <w:instrText xml:space="preserve"> PAGEREF _Toc242888185 \h </w:instrText>
             </w:r>
             <w:r>
               <w:rPr>
@@ -5121,7 +5121,7 @@
               <w14:ligatures w14:val="standardContextual"/>
             </w:rPr>
           </w:pPr>
-          <w:hyperlink w:anchor="_Toc242656502" w:history="1">
+          <w:hyperlink w:anchor="_Toc242888186" w:history="1">
             <w:r>
               <w:rPr>
                 <w:rStyle w:val="Hyperlink"/>
@@ -5145,7 +5145,7 @@
               <w:rPr>
                 <w:noProof/>
               </w:rPr>
-              <w:instrText xml:space="preserve"> PAGEREF _Toc242656502 \h </w:instrText>
+              <w:instrText xml:space="preserve"> PAGEREF _Toc242888186 \h </w:instrText>
             </w:r>
             <w:r>
               <w:rPr>
@@ -5188,7 +5188,7 @@
               <w14:ligatures w14:val="standardContextual"/>
             </w:rPr>
           </w:pPr>
-          <w:hyperlink w:anchor="_Toc242656503" w:history="1">
+          <w:hyperlink w:anchor="_Toc242888187" w:history="1">
             <w:r>
               <w:rPr>
                 <w:rStyle w:val="Hyperlink"/>
@@ -5212,7 +5212,7 @@
               <w:rPr>
                 <w:noProof/>
               </w:rPr>
-              <w:instrText xml:space="preserve"> PAGEREF _Toc242656503 \h </w:instrText>
+              <w:instrText xml:space="preserve"> PAGEREF _Toc242888187 \h </w:instrText>
             </w:r>
             <w:r>
               <w:rPr>
@@ -5255,7 +5255,7 @@
               <w14:ligatures w14:val="standardContextual"/>
             </w:rPr>
           </w:pPr>
-          <w:hyperlink w:anchor="_Toc242656504" w:history="1">
+          <w:hyperlink w:anchor="_Toc242888188" w:history="1">
             <w:r>
               <w:rPr>
                 <w:rStyle w:val="Hyperlink"/>
@@ -5279,7 +5279,7 @@
               <w:rPr>
                 <w:noProof/>
               </w:rPr>
-              <w:instrText xml:space="preserve"> PAGEREF _Toc242656504 \h </w:instrText>
+              <w:instrText xml:space="preserve"> PAGEREF _Toc242888188 \h </w:instrText>
             </w:r>
             <w:r>
               <w:rPr>
@@ -5322,7 +5322,7 @@
               <w14:ligatures w14:val="standardContextual"/>
             </w:rPr>
           </w:pPr>
-          <w:hyperlink w:anchor="_Toc242656505" w:history="1">
+          <w:hyperlink w:anchor="_Toc242888189" w:history="1">
             <w:r>
               <w:rPr>
                 <w:rStyle w:val="Hyperlink"/>
@@ -5346,7 +5346,7 @@
               <w:rPr>
                 <w:noProof/>
               </w:rPr>
-              <w:instrText xml:space="preserve"> PAGEREF _Toc242656505 \h </w:instrText>
+              <w:instrText xml:space="preserve"> PAGEREF _Toc242888189 \h </w:instrText>
             </w:r>
             <w:r>
               <w:rPr>
@@ -5389,7 +5389,7 @@
               <w14:ligatures w14:val="standardContextual"/>
             </w:rPr>
           </w:pPr>
-          <w:hyperlink w:anchor="_Toc242656506" w:history="1">
+          <w:hyperlink w:anchor="_Toc242888190" w:history="1">
             <w:r>
               <w:rPr>
                 <w:rStyle w:val="Hyperlink"/>
@@ -5413,7 +5413,7 @@
               <w:rPr>
                 <w:noProof/>
               </w:rPr>
-              <w:instrText xml:space="preserve"> PAGEREF _Toc242656506 \h </w:instrText>
+              <w:instrText xml:space="preserve"> PAGEREF _Toc242888190 \h </w:instrText>
             </w:r>
             <w:r>
               <w:rPr>
@@ -5456,7 +5456,7 @@
               <w14:ligatures w14:val="standardContextual"/>
             </w:rPr>
           </w:pPr>
-          <w:hyperlink w:anchor="_Toc242656507" w:history="1">
+          <w:hyperlink w:anchor="_Toc242888191" w:history="1">
             <w:r>
               <w:rPr>
                 <w:rStyle w:val="Hyperlink"/>
@@ -5480,7 +5480,7 @@
               <w:rPr>
                 <w:noProof/>
               </w:rPr>
-              <w:instrText xml:space="preserve"> PAGEREF _Toc242656507 \h </w:instrText>
+              <w:instrText xml:space="preserve"> PAGEREF _Toc242888191 \h </w:instrText>
             </w:r>
             <w:r>
               <w:rPr>
@@ -5523,7 +5523,7 @@
               <w14:ligatures w14:val="standardContextual"/>
             </w:rPr>
           </w:pPr>
-          <w:hyperlink w:anchor="_Toc242656508" w:history="1">
+          <w:hyperlink w:anchor="_Toc242888192" w:history="1">
             <w:r>
               <w:rPr>
                 <w:rStyle w:val="Hyperlink"/>
@@ -5547,7 +5547,7 @@
               <w:rPr>
                 <w:noProof/>
               </w:rPr>
-              <w:instrText xml:space="preserve"> PAGEREF _Toc242656508 \h </w:instrText>
+              <w:instrText xml:space="preserve"> PAGEREF _Toc242888192 \h </w:instrText>
             </w:r>
             <w:r>
               <w:rPr>
@@ -5590,7 +5590,7 @@
               <w14:ligatures w14:val="standardContextual"/>
             </w:rPr>
           </w:pPr>
-          <w:hyperlink w:anchor="_Toc242656509" w:history="1">
+          <w:hyperlink w:anchor="_Toc242888193" w:history="1">
             <w:r>
               <w:rPr>
                 <w:rStyle w:val="Hyperlink"/>
@@ -5614,7 +5614,7 @@
               <w:rPr>
                 <w:noProof/>
               </w:rPr>
-              <w:instrText xml:space="preserve"> PAGEREF _Toc242656509 \h </w:instrText>
+              <w:instrText xml:space="preserve"> PAGEREF _Toc242888193 \h </w:instrText>
             </w:r>
             <w:r>
               <w:rPr>
@@ -5657,7 +5657,7 @@
               <w14:ligatures w14:val="standardContextual"/>
             </w:rPr>
           </w:pPr>
-          <w:hyperlink w:anchor="_Toc242656510" w:history="1">
+          <w:hyperlink w:anchor="_Toc242888194" w:history="1">
             <w:r>
               <w:rPr>
                 <w:rStyle w:val="Hyperlink"/>
@@ -5681,7 +5681,7 @@
               <w:rPr>
                 <w:noProof/>
               </w:rPr>
-              <w:instrText xml:space="preserve"> PAGEREF _Toc242656510 \h </w:instrText>
+              <w:instrText xml:space="preserve"> PAGEREF _Toc242888194 \h </w:instrText>
             </w:r>
             <w:r>
               <w:rPr>
@@ -5724,7 +5724,7 @@
               <w14:ligatures w14:val="standardContextual"/>
             </w:rPr>
           </w:pPr>
-          <w:hyperlink w:anchor="_Toc242656511" w:history="1">
+          <w:hyperlink w:anchor="_Toc242888195" w:history="1">
             <w:r>
               <w:rPr>
                 <w:rStyle w:val="Hyperlink"/>
@@ -5748,7 +5748,7 @@
               <w:rPr>
                 <w:noProof/>
               </w:rPr>
-              <w:instrText xml:space="preserve"> PAGEREF _Toc242656511 \h </w:instrText>
+              <w:instrText xml:space="preserve"> PAGEREF _Toc242888195 \h </w:instrText>
             </w:r>
             <w:r>
               <w:rPr>
@@ -5791,7 +5791,7 @@
               <w14:ligatures w14:val="standardContextual"/>
             </w:rPr>
           </w:pPr>
-          <w:hyperlink w:anchor="_Toc242656512" w:history="1">
+          <w:hyperlink w:anchor="_Toc242888196" w:history="1">
             <w:r>
               <w:rPr>
                 <w:rStyle w:val="Hyperlink"/>
@@ -5815,7 +5815,7 @@
               <w:rPr>
                 <w:noProof/>
               </w:rPr>
-              <w:instrText xml:space="preserve"> PAGEREF _Toc242656512 \h </w:instrText>
+              <w:instrText xml:space="preserve"> PAGEREF _Toc242888196 \h </w:instrText>
             </w:r>
             <w:r>
               <w:rPr>
@@ -5858,7 +5858,7 @@
               <w14:ligatures w14:val="standardContextual"/>
             </w:rPr>
           </w:pPr>
-          <w:hyperlink w:anchor="_Toc242656513" w:history="1">
+          <w:hyperlink w:anchor="_Toc242888197" w:history="1">
             <w:r>
               <w:rPr>
                 <w:rStyle w:val="Hyperlink"/>
@@ -5882,7 +5882,7 @@
               <w:rPr>
                 <w:noProof/>
               </w:rPr>
-              <w:instrText xml:space="preserve"> PAGEREF _Toc242656513 \h </w:instrText>
+              <w:instrText xml:space="preserve"> PAGEREF _Toc242888197 \h </w:instrText>
             </w:r>
             <w:r>
               <w:rPr>
@@ -5925,7 +5925,7 @@
               <w14:ligatures w14:val="standardContextual"/>
             </w:rPr>
           </w:pPr>
-          <w:hyperlink w:anchor="_Toc242656514" w:history="1">
+          <w:hyperlink w:anchor="_Toc242888198" w:history="1">
             <w:r>
               <w:rPr>
                 <w:rStyle w:val="Hyperlink"/>
@@ -5949,7 +5949,7 @@
               <w:rPr>
                 <w:noProof/>
               </w:rPr>
-              <w:instrText xml:space="preserve"> PAGEREF _Toc242656514 \h </w:instrText>
+              <w:instrText xml:space="preserve"> PAGEREF _Toc242888198 \h </w:instrText>
             </w:r>
             <w:r>
               <w:rPr>
@@ -5992,7 +5992,7 @@
               <w14:ligatures w14:val="standardContextual"/>
             </w:rPr>
           </w:pPr>
-          <w:hyperlink w:anchor="_Toc242656515" w:history="1">
+          <w:hyperlink w:anchor="_Toc242888199" w:history="1">
             <w:r>
               <w:rPr>
                 <w:rStyle w:val="Hyperlink"/>
@@ -6016,7 +6016,7 @@
               <w:rPr>
                 <w:noProof/>
               </w:rPr>
-              <w:instrText xml:space="preserve"> PAGEREF _Toc242656515 \h </w:instrText>
+              <w:instrText xml:space="preserve"> PAGEREF _Toc242888199 \h </w:instrText>
             </w:r>
             <w:r>
               <w:rPr>
@@ -6059,7 +6059,7 @@
               <w14:ligatures w14:val="standardContextual"/>
             </w:rPr>
           </w:pPr>
-          <w:hyperlink w:anchor="_Toc242656516" w:history="1">
+          <w:hyperlink w:anchor="_Toc242888200" w:history="1">
             <w:r>
               <w:rPr>
                 <w:rStyle w:val="Hyperlink"/>
@@ -6083,7 +6083,7 @@
               <w:rPr>
                 <w:noProof/>
               </w:rPr>
-              <w:instrText xml:space="preserve"> PAGEREF _Toc242656516 \h </w:instrText>
+              <w:instrText xml:space="preserve"> PAGEREF _Toc242888200 \h </w:instrText>
             </w:r>
             <w:r>
               <w:rPr>
@@ -6124,7 +6124,7 @@
         <w:keepLines/>
         <w:pageBreakBefore/>
       </w:pPr>
-      <w:bookmarkStart w:id="0" w:name="_Toc242656454"/>
+      <w:bookmarkStart w:id="0" w:name="_Toc242888138"/>
       <w:r>
         <w:lastRenderedPageBreak/>
         <w:t>1 Introduction</w:t>
@@ -6137,7 +6137,7 @@
         <w:keepNext/>
         <w:keepLines/>
       </w:pPr>
-      <w:bookmarkStart w:id="1" w:name="_Toc242656455"/>
+      <w:bookmarkStart w:id="1" w:name="_Toc242888139"/>
       <w:r>
         <w:t>1.1 Purpose</w:t>
       </w:r>
@@ -6170,7 +6170,7 @@
         <w:keepNext/>
         <w:keepLines/>
       </w:pPr>
-      <w:bookmarkStart w:id="2" w:name="_Toc242656456"/>
+      <w:bookmarkStart w:id="2" w:name="_Toc242888140"/>
       <w:r>
         <w:t>1.2 Scope</w:t>
       </w:r>
@@ -6190,7 +6190,7 @@
         <w:keepNext/>
         <w:keepLines/>
       </w:pPr>
-      <w:bookmarkStart w:id="3" w:name="_Toc242656457"/>
+      <w:bookmarkStart w:id="3" w:name="_Toc242888141"/>
       <w:r>
         <w:t>1.3 Intended audience</w:t>
       </w:r>
@@ -6210,7 +6210,7 @@
         <w:keepNext/>
         <w:keepLines/>
       </w:pPr>
-      <w:bookmarkStart w:id="4" w:name="_Toc242656458"/>
+      <w:bookmarkStart w:id="4" w:name="_Toc242888142"/>
       <w:r>
         <w:t>1.4 Relationship to other documents</w:t>
       </w:r>
@@ -6221,7 +6221,7 @@
         <w:pStyle w:val="Caption"/>
         <w:keepNext/>
       </w:pPr>
-      <w:bookmarkStart w:id="5" w:name="_Toc242656489"/>
+      <w:bookmarkStart w:id="5" w:name="_Toc242888173"/>
       <w:r>
         <w:t xml:space="preserve">Table </w:t>
       </w:r>
@@ -6982,7 +6982,7 @@
         <w:keepNext/>
         <w:keepLines/>
       </w:pPr>
-      <w:bookmarkStart w:id="6" w:name="_Toc242656459"/>
+      <w:bookmarkStart w:id="6" w:name="_Toc242888143"/>
       <w:r>
         <w:t>1.5 Conventions</w:t>
       </w:r>
@@ -7030,7 +7030,7 @@
         <w:keepLines/>
         <w:pageBreakBefore/>
       </w:pPr>
-      <w:bookmarkStart w:id="7" w:name="_Toc242656460"/>
+      <w:bookmarkStart w:id="7" w:name="_Toc242888144"/>
       <w:r>
         <w:lastRenderedPageBreak/>
         <w:t>2 Design principles</w:t>
@@ -7042,7 +7042,7 @@
         <w:pStyle w:val="Caption"/>
         <w:keepNext/>
       </w:pPr>
-      <w:bookmarkStart w:id="8" w:name="_Toc242656490"/>
+      <w:bookmarkStart w:id="8" w:name="_Toc242888174"/>
       <w:r>
         <w:t xml:space="preserve">Table </w:t>
       </w:r>
@@ -8466,7 +8466,7 @@
         <w:keepLines/>
         <w:pageBreakBefore/>
       </w:pPr>
-      <w:bookmarkStart w:id="9" w:name="_Toc242656461"/>
+      <w:bookmarkStart w:id="9" w:name="_Toc242888145"/>
       <w:r>
         <w:lastRenderedPageBreak/>
         <w:t>3 Personas and key journeys</w:t>
@@ -8486,7 +8486,7 @@
         <w:pStyle w:val="Caption"/>
         <w:keepNext/>
       </w:pPr>
-      <w:bookmarkStart w:id="10" w:name="_Toc242656491"/>
+      <w:bookmarkStart w:id="10" w:name="_Toc242888175"/>
       <w:r>
         <w:t xml:space="preserve">Table </w:t>
       </w:r>
@@ -9275,7 +9275,7 @@
         <w:pStyle w:val="Caption"/>
         <w:keepNext/>
       </w:pPr>
-      <w:bookmarkStart w:id="11" w:name="_Toc242656492"/>
+      <w:bookmarkStart w:id="11" w:name="_Toc242888176"/>
       <w:r>
         <w:t xml:space="preserve">Table </w:t>
       </w:r>
@@ -10167,7 +10167,7 @@
         <w:keepLines/>
         <w:pageBreakBefore/>
       </w:pPr>
-      <w:bookmarkStart w:id="12" w:name="_Toc242656462"/>
+      <w:bookmarkStart w:id="12" w:name="_Toc242888146"/>
       <w:r>
         <w:lastRenderedPageBreak/>
         <w:t>4 Information architecture and navigation</w:t>
@@ -10180,7 +10180,7 @@
         <w:keepNext/>
         <w:keepLines/>
       </w:pPr>
-      <w:bookmarkStart w:id="13" w:name="_Toc242656463"/>
+      <w:bookmarkStart w:id="13" w:name="_Toc242888147"/>
       <w:r>
         <w:t>4.1 Structure</w:t>
       </w:r>
@@ -10219,7 +10219,7 @@
         <w:pStyle w:val="Caption"/>
         <w:keepNext/>
       </w:pPr>
-      <w:bookmarkStart w:id="14" w:name="_Toc242656493"/>
+      <w:bookmarkStart w:id="14" w:name="_Toc242888177"/>
       <w:r>
         <w:t xml:space="preserve">Table </w:t>
       </w:r>
@@ -11102,7 +11102,7 @@
         <w:keepNext/>
         <w:keepLines/>
       </w:pPr>
-      <w:bookmarkStart w:id="15" w:name="_Toc242656464"/>
+      <w:bookmarkStart w:id="15" w:name="_Toc242888148"/>
       <w:r>
         <w:t>4.2 Route table</w:t>
       </w:r>
@@ -11113,7 +11113,7 @@
         <w:pStyle w:val="Caption"/>
         <w:keepNext/>
       </w:pPr>
-      <w:bookmarkStart w:id="16" w:name="_Toc242656494"/>
+      <w:bookmarkStart w:id="16" w:name="_Toc242888178"/>
       <w:r>
         <w:t xml:space="preserve">Table </w:t>
       </w:r>
@@ -13914,7 +13914,7 @@
         <w:keepNext/>
         <w:keepLines/>
       </w:pPr>
-      <w:bookmarkStart w:id="17" w:name="_Toc242656465"/>
+      <w:bookmarkStart w:id="17" w:name="_Toc242888149"/>
       <w:r>
         <w:t>4.3 Guards</w:t>
       </w:r>
@@ -13925,7 +13925,7 @@
         <w:pStyle w:val="Caption"/>
         <w:keepNext/>
       </w:pPr>
-      <w:bookmarkStart w:id="18" w:name="_Toc242656495"/>
+      <w:bookmarkStart w:id="18" w:name="_Toc242888179"/>
       <w:r>
         <w:t xml:space="preserve">Table </w:t>
       </w:r>
@@ -14425,7 +14425,7 @@
         <w:keepLines/>
         <w:pageBreakBefore/>
       </w:pPr>
-      <w:bookmarkStart w:id="19" w:name="_Toc242656466"/>
+      <w:bookmarkStart w:id="19" w:name="_Toc242888150"/>
       <w:r>
         <w:lastRenderedPageBreak/>
         <w:t>5 Design system</w:t>
@@ -14438,7 +14438,7 @@
         <w:keepNext/>
         <w:keepLines/>
       </w:pPr>
-      <w:bookmarkStart w:id="20" w:name="_Toc242656467"/>
+      <w:bookmarkStart w:id="20" w:name="_Toc242888151"/>
       <w:r>
         <w:t>5.1 Colour roles</w:t>
       </w:r>
@@ -14457,7 +14457,7 @@
         <w:pStyle w:val="Caption"/>
         <w:keepNext/>
       </w:pPr>
-      <w:bookmarkStart w:id="21" w:name="_Toc242656496"/>
+      <w:bookmarkStart w:id="21" w:name="_Toc242888180"/>
       <w:r>
         <w:t xml:space="preserve">Table </w:t>
       </w:r>
@@ -16447,7 +16447,7 @@
         <w:keepNext/>
         <w:keepLines/>
       </w:pPr>
-      <w:bookmarkStart w:id="22" w:name="_Toc242656468"/>
+      <w:bookmarkStart w:id="22" w:name="_Toc242888152"/>
       <w:r>
         <w:t>5.2 Typography</w:t>
       </w:r>
@@ -16521,7 +16521,7 @@
         <w:pStyle w:val="Caption"/>
         <w:keepNext/>
       </w:pPr>
-      <w:bookmarkStart w:id="23" w:name="_Toc242656497"/>
+      <w:bookmarkStart w:id="23" w:name="_Toc242888181"/>
       <w:r>
         <w:t xml:space="preserve">Table </w:t>
       </w:r>
@@ -18235,7 +18235,7 @@
         <w:keepNext/>
         <w:keepLines/>
       </w:pPr>
-      <w:bookmarkStart w:id="24" w:name="_Toc242656469"/>
+      <w:bookmarkStart w:id="24" w:name="_Toc242888153"/>
       <w:r>
         <w:t>5.3 Spacing, shape and elevation</w:t>
       </w:r>
@@ -18246,7 +18246,7 @@
         <w:pStyle w:val="Caption"/>
         <w:keepNext/>
       </w:pPr>
-      <w:bookmarkStart w:id="25" w:name="_Toc242656498"/>
+      <w:bookmarkStart w:id="25" w:name="_Toc242888182"/>
       <w:r>
         <w:t xml:space="preserve">Table </w:t>
       </w:r>
@@ -18934,7 +18934,7 @@
         <w:keepNext/>
         <w:keepLines/>
       </w:pPr>
-      <w:bookmarkStart w:id="26" w:name="_Toc242656470"/>
+      <w:bookmarkStart w:id="26" w:name="_Toc242888154"/>
       <w:r>
         <w:t>5.4 Components</w:t>
       </w:r>
@@ -18945,7 +18945,7 @@
         <w:pStyle w:val="Caption"/>
         <w:keepNext/>
       </w:pPr>
-      <w:bookmarkStart w:id="27" w:name="_Toc242656499"/>
+      <w:bookmarkStart w:id="27" w:name="_Toc242888183"/>
       <w:r>
         <w:t xml:space="preserve">Table </w:t>
       </w:r>
@@ -20551,7 +20551,7 @@
                 <w:sz w:val="19"/>
                 <w:szCs w:val="19"/>
               </w:rPr>
-              <w:t>12 preset robot characters (Bottts), or initials on a steady colour; decorative (</w:t>
+              <w:t>12 preset characters (Multiavatar), or initials on a steady colour; decorative (</w:t>
             </w:r>
             <w:r>
               <w:rPr>
@@ -20902,7 +20902,7 @@
         <w:keepLines/>
         <w:pageBreakBefore/>
       </w:pPr>
-      <w:bookmarkStart w:id="28" w:name="_Toc242656471"/>
+      <w:bookmarkStart w:id="28" w:name="_Toc242888155"/>
       <w:r>
         <w:lastRenderedPageBreak/>
         <w:t>6 Screen specifications</w:t>
@@ -20963,7 +20963,7 @@
         <w:keepNext/>
         <w:keepLines/>
       </w:pPr>
-      <w:bookmarkStart w:id="29" w:name="_Toc242656472"/>
+      <w:bookmarkStart w:id="29" w:name="_Toc242888156"/>
       <w:r>
         <w:t>6.1 Welcome, Intro and About you (onboarding)</w:t>
       </w:r>
@@ -20974,7 +20974,7 @@
         <w:pStyle w:val="Caption"/>
         <w:keepNext/>
       </w:pPr>
-      <w:bookmarkStart w:id="30" w:name="_Toc242656500"/>
+      <w:bookmarkStart w:id="30" w:name="_Toc242888184"/>
       <w:r>
         <w:t xml:space="preserve">Table </w:t>
       </w:r>
@@ -21446,7 +21446,7 @@
         <w:keepNext/>
         <w:keepLines/>
       </w:pPr>
-      <w:bookmarkStart w:id="31" w:name="_Toc242656473"/>
+      <w:bookmarkStart w:id="31" w:name="_Toc242888157"/>
       <w:r>
         <w:t>6.2 Account (sign up, log in, recover, recovery code, complete your account)</w:t>
       </w:r>
@@ -21457,7 +21457,7 @@
         <w:pStyle w:val="Caption"/>
         <w:keepNext/>
       </w:pPr>
-      <w:bookmarkStart w:id="32" w:name="_Toc242656501"/>
+      <w:bookmarkStart w:id="32" w:name="_Toc242888185"/>
       <w:r>
         <w:t xml:space="preserve">Table </w:t>
       </w:r>
@@ -21901,7 +21901,7 @@
         <w:keepNext/>
         <w:keepLines/>
       </w:pPr>
-      <w:bookmarkStart w:id="33" w:name="_Toc242656474"/>
+      <w:bookmarkStart w:id="33" w:name="_Toc242888158"/>
       <w:r>
         <w:t>6.3 Paths (home)</w:t>
       </w:r>
@@ -21912,7 +21912,7 @@
         <w:pStyle w:val="Caption"/>
         <w:keepNext/>
       </w:pPr>
-      <w:bookmarkStart w:id="34" w:name="_Toc242656502"/>
+      <w:bookmarkStart w:id="34" w:name="_Toc242888186"/>
       <w:r>
         <w:t xml:space="preserve">Table </w:t>
       </w:r>
@@ -22267,7 +22267,7 @@
         <w:keepNext/>
         <w:keepLines/>
       </w:pPr>
-      <w:bookmarkStart w:id="35" w:name="_Toc242656475"/>
+      <w:bookmarkStart w:id="35" w:name="_Toc242888159"/>
       <w:r>
         <w:t>6.4 Courses</w:t>
       </w:r>
@@ -22278,7 +22278,7 @@
         <w:pStyle w:val="Caption"/>
         <w:keepNext/>
       </w:pPr>
-      <w:bookmarkStart w:id="36" w:name="_Toc242656503"/>
+      <w:bookmarkStart w:id="36" w:name="_Toc242888187"/>
       <w:r>
         <w:t xml:space="preserve">Table </w:t>
       </w:r>
@@ -22739,7 +22739,7 @@
         <w:keepNext/>
         <w:keepLines/>
       </w:pPr>
-      <w:bookmarkStart w:id="37" w:name="_Toc242656476"/>
+      <w:bookmarkStart w:id="37" w:name="_Toc242888160"/>
       <w:r>
         <w:t>6.5 Course detail</w:t>
       </w:r>
@@ -22750,7 +22750,7 @@
         <w:pStyle w:val="Caption"/>
         <w:keepNext/>
       </w:pPr>
-      <w:bookmarkStart w:id="38" w:name="_Toc242656504"/>
+      <w:bookmarkStart w:id="38" w:name="_Toc242888188"/>
       <w:r>
         <w:t xml:space="preserve">Table </w:t>
       </w:r>
@@ -23121,7 +23121,7 @@
         <w:keepNext/>
         <w:keepLines/>
       </w:pPr>
-      <w:bookmarkStart w:id="39" w:name="_Toc242656477"/>
+      <w:bookmarkStart w:id="39" w:name="_Toc242888161"/>
       <w:r>
         <w:t>6.6 Compare</w:t>
       </w:r>
@@ -23132,7 +23132,7 @@
         <w:pStyle w:val="Caption"/>
         <w:keepNext/>
       </w:pPr>
-      <w:bookmarkStart w:id="40" w:name="_Toc242656505"/>
+      <w:bookmarkStart w:id="40" w:name="_Toc242888189"/>
       <w:r>
         <w:t xml:space="preserve">Table </w:t>
       </w:r>
@@ -23560,7 +23560,7 @@
         <w:keepNext/>
         <w:keepLines/>
       </w:pPr>
-      <w:bookmarkStart w:id="41" w:name="_Toc242656478"/>
+      <w:bookmarkStart w:id="41" w:name="_Toc242888162"/>
       <w:r>
         <w:t>6.7 My list</w:t>
       </w:r>
@@ -23571,7 +23571,7 @@
         <w:pStyle w:val="Caption"/>
         <w:keepNext/>
       </w:pPr>
-      <w:bookmarkStart w:id="42" w:name="_Toc242656506"/>
+      <w:bookmarkStart w:id="42" w:name="_Toc242888190"/>
       <w:r>
         <w:t xml:space="preserve">Table </w:t>
       </w:r>
@@ -24024,7 +24024,7 @@
         <w:keepNext/>
         <w:keepLines/>
       </w:pPr>
-      <w:bookmarkStart w:id="43" w:name="_Toc242656479"/>
+      <w:bookmarkStart w:id="43" w:name="_Toc242888163"/>
       <w:r>
         <w:lastRenderedPageBreak/>
         <w:t>6.8 Journey</w:t>
@@ -24036,7 +24036,7 @@
         <w:pStyle w:val="Caption"/>
         <w:keepNext/>
       </w:pPr>
-      <w:bookmarkStart w:id="44" w:name="_Toc242656507"/>
+      <w:bookmarkStart w:id="44" w:name="_Toc242888191"/>
       <w:r>
         <w:t xml:space="preserve">Table </w:t>
       </w:r>
@@ -24512,7 +24512,7 @@
         <w:keepNext/>
         <w:keepLines/>
       </w:pPr>
-      <w:bookmarkStart w:id="45" w:name="_Toc242656480"/>
+      <w:bookmarkStart w:id="45" w:name="_Toc242888164"/>
       <w:r>
         <w:t>6.9 Ask ZedPath</w:t>
       </w:r>
@@ -24523,7 +24523,7 @@
         <w:pStyle w:val="Caption"/>
         <w:keepNext/>
       </w:pPr>
-      <w:bookmarkStart w:id="46" w:name="_Toc242656508"/>
+      <w:bookmarkStart w:id="46" w:name="_Toc242888192"/>
       <w:r>
         <w:t xml:space="preserve">Table </w:t>
       </w:r>
@@ -25047,7 +25047,7 @@
         <w:keepNext/>
         <w:keepLines/>
       </w:pPr>
-      <w:bookmarkStart w:id="47" w:name="_Toc242656481"/>
+      <w:bookmarkStart w:id="47" w:name="_Toc242888165"/>
       <w:r>
         <w:t>6.10 Groups, Group room and Group info</w:t>
       </w:r>
@@ -25058,7 +25058,7 @@
         <w:pStyle w:val="Caption"/>
         <w:keepNext/>
       </w:pPr>
-      <w:bookmarkStart w:id="48" w:name="_Toc242656509"/>
+      <w:bookmarkStart w:id="48" w:name="_Toc242888193"/>
       <w:r>
         <w:t xml:space="preserve">Table </w:t>
       </w:r>
@@ -25527,7 +25527,7 @@
         <w:keepNext/>
         <w:keepLines/>
       </w:pPr>
-      <w:bookmarkStart w:id="49" w:name="_Toc242656482"/>
+      <w:bookmarkStart w:id="49" w:name="_Toc242888166"/>
       <w:r>
         <w:lastRenderedPageBreak/>
         <w:t>6.11 Me</w:t>
@@ -25539,7 +25539,7 @@
         <w:pStyle w:val="Caption"/>
         <w:keepNext/>
       </w:pPr>
-      <w:bookmarkStart w:id="50" w:name="_Toc242656510"/>
+      <w:bookmarkStart w:id="50" w:name="_Toc242888194"/>
       <w:r>
         <w:t xml:space="preserve">Table </w:t>
       </w:r>
@@ -25927,7 +25927,7 @@
         <w:keepLines/>
         <w:pageBreakBefore/>
       </w:pPr>
-      <w:bookmarkStart w:id="51" w:name="_Toc242656483"/>
+      <w:bookmarkStart w:id="51" w:name="_Toc242888167"/>
       <w:r>
         <w:lastRenderedPageBreak/>
         <w:t>7 Interaction patterns</w:t>
@@ -25939,7 +25939,7 @@
         <w:pStyle w:val="Caption"/>
         <w:keepNext/>
       </w:pPr>
-      <w:bookmarkStart w:id="52" w:name="_Toc242656511"/>
+      <w:bookmarkStart w:id="52" w:name="_Toc242888195"/>
       <w:r>
         <w:t xml:space="preserve">Table </w:t>
       </w:r>
@@ -26985,7 +26985,7 @@
         <w:keepLines/>
         <w:pageBreakBefore/>
       </w:pPr>
-      <w:bookmarkStart w:id="53" w:name="_Toc242656484"/>
+      <w:bookmarkStart w:id="53" w:name="_Toc242888168"/>
       <w:r>
         <w:lastRenderedPageBreak/>
         <w:t>8 Content and language</w:t>
@@ -26997,7 +26997,7 @@
         <w:pStyle w:val="Caption"/>
         <w:keepNext/>
       </w:pPr>
-      <w:bookmarkStart w:id="54" w:name="_Toc242656512"/>
+      <w:bookmarkStart w:id="54" w:name="_Toc242888196"/>
       <w:r>
         <w:t xml:space="preserve">Table </w:t>
       </w:r>
@@ -27586,7 +27586,7 @@
         <w:keepLines/>
         <w:pageBreakBefore/>
       </w:pPr>
-      <w:bookmarkStart w:id="55" w:name="_Toc242656485"/>
+      <w:bookmarkStart w:id="55" w:name="_Toc242888169"/>
       <w:r>
         <w:lastRenderedPageBreak/>
         <w:t>9 Accessibility checklist (WCAG 2.2 AA)</w:t>
@@ -27606,7 +27606,7 @@
         <w:pStyle w:val="Caption"/>
         <w:keepNext/>
       </w:pPr>
-      <w:bookmarkStart w:id="56" w:name="_Toc242656513"/>
+      <w:bookmarkStart w:id="56" w:name="_Toc242888197"/>
       <w:r>
         <w:t xml:space="preserve">Table </w:t>
       </w:r>
@@ -29360,7 +29360,7 @@
         <w:keepLines/>
         <w:pageBreakBefore/>
       </w:pPr>
-      <w:bookmarkStart w:id="57" w:name="_Toc242656486"/>
+      <w:bookmarkStart w:id="57" w:name="_Toc242888170"/>
       <w:r>
         <w:lastRenderedPageBreak/>
         <w:t>10 Performance budget for 3G</w:t>
@@ -29372,7 +29372,7 @@
         <w:pStyle w:val="Caption"/>
         <w:keepNext/>
       </w:pPr>
-      <w:bookmarkStart w:id="58" w:name="_Toc242656514"/>
+      <w:bookmarkStart w:id="58" w:name="_Toc242888198"/>
       <w:r>
         <w:t xml:space="preserve">Table </w:t>
       </w:r>
@@ -30204,7 +30204,7 @@
         <w:keepLines/>
         <w:pageBreakBefore/>
       </w:pPr>
-      <w:bookmarkStart w:id="59" w:name="_Toc242656487"/>
+      <w:bookmarkStart w:id="59" w:name="_Toc242888171"/>
       <w:r>
         <w:lastRenderedPageBreak/>
         <w:t>11 Usability evidence</w:t>
@@ -30227,7 +30227,7 @@
         <w:pStyle w:val="Caption"/>
         <w:keepNext/>
       </w:pPr>
-      <w:bookmarkStart w:id="60" w:name="_Toc242656515"/>
+      <w:bookmarkStart w:id="60" w:name="_Toc242888199"/>
       <w:r>
         <w:t xml:space="preserve">Table </w:t>
       </w:r>
@@ -31119,7 +31119,7 @@
         <w:keepLines/>
         <w:pageBreakBefore/>
       </w:pPr>
-      <w:bookmarkStart w:id="61" w:name="_Toc242656488"/>
+      <w:bookmarkStart w:id="61" w:name="_Toc242888172"/>
       <w:r>
         <w:lastRenderedPageBreak/>
         <w:t>12 Traceability</w:t>
@@ -31131,7 +31131,7 @@
         <w:pStyle w:val="Caption"/>
         <w:keepNext/>
       </w:pPr>
-      <w:bookmarkStart w:id="62" w:name="_Toc242656516"/>
+      <w:bookmarkStart w:id="62" w:name="_Toc242888200"/>
       <w:r>
         <w:t xml:space="preserve">Table </w:t>
       </w:r>
@@ -32382,10 +32382,72 @@
 <file path=word/numbering.xml><?xml version="1.0" encoding="utf-8"?>
 <w:numbering xmlns:wpc="http://schemas.microsoft.com/office/word/2010/wordprocessingCanvas" xmlns:cx="http://schemas.microsoft.com/office/drawing/2014/chartex" xmlns:cx1="http://schemas.microsoft.com/office/drawing/2015/9/8/chartex" xmlns:cx2="http://schemas.microsoft.com/office/drawing/2015/10/21/chartex" xmlns:cx3="http://schemas.microsoft.com/office/drawing/2016/5/9/chartex" xmlns:cx4="http://schemas.microsoft.com/office/drawing/2016/5/10/chartex" xmlns:cx5="http://schemas.microsoft.com/office/drawing/2016/5/11/chartex" xmlns:cx6="http://schemas.microsoft.com/office/drawing/2016/5/12/chartex" xmlns:cx7="http://schemas.microsoft.com/office/drawing/2016/5/13/chartex" xmlns:cx8="http://schemas.microsoft.com/office/drawing/2016/5/14/chartex" xmlns:mc="http://schemas.openxmlformats.org/markup-compatibility/2006" xmlns:aink="http://schemas.microsoft.com/office/drawing/2016/ink" xmlns:am3d="http://schemas.microsoft.com/office/drawing/2017/model3d" xmlns:o="urn:schemas-microsoft-com:office:office" xmlns:oel="http://schemas.microsoft.com/office/2019/extlst" xmlns:r="http://schemas.openxmlformats.org/officeDocument/2006/relationships" xmlns:m="http://schemas.openxmlformats.org/officeDocument/2006/math" xmlns:v="urn:schemas-microsoft-com:vml" xmlns:wp14="http://schemas.microsoft.com/office/word/2010/wordprocessingDrawing" xmlns:wp="http://schemas.openxmlformats.org/drawingml/2006/wordprocessingDrawing" xmlns:w10="urn:schemas-microsoft-com:office:word" xmlns:w="http://schemas.openxmlformats.org/wordprocessingml/2006/main" xmlns:w14="http://schemas.microsoft.com/office/word/2010/wordml" xmlns:w15="http://schemas.microsoft.com/office/word/2012/wordml" xmlns:w16cex="http://schemas.microsoft.com/office/word/2018/wordml/cex" xmlns:w16cid="http://schemas.microsoft.com/office/word/2016/wordml/cid" xmlns:w16="http://schemas.microsoft.com/office/word/2018/wordml" xmlns:w16du="http://schemas.microsoft.com/office/word/2023/wordml/word16du" xmlns:w16sdtdh="http://schemas.microsoft.com/office/word/2020/wordml/sdtdatahash" xmlns:w16sdtfl="http://schemas.microsoft.com/office/word/2024/wordml/sdtformatlock" xmlns:w16se="http://schemas.microsoft.com/office/word/2015/wordml/symex" xmlns:wpg="http://schemas.microsoft.com/office/word/2010/wordprocessingGroup" xmlns:wpi="http://schemas.microsoft.com/office/word/2010/wordprocessingInk" xmlns:wne="http://schemas.microsoft.com/office/word/2006/wordml" xmlns:wps="http://schemas.microsoft.com/office/word/2010/wordprocessingShape" mc:Ignorable="w14 w15 w16se w16cid w16 w16cex w16sdtdh w16sdtfl w16du wp14">
   <w:abstractNum w:abstractNumId="0" w15:restartNumberingAfterBreak="0">
-    <w:nsid w:val="3A5A49A6"/>
+    <w:nsid w:val="0B5144A7"/>
     <w:multiLevelType w:val="hybridMultilevel"/>
-    <w:tmpl w:val="34C02BAE"/>
-    <w:lvl w:ilvl="0" w:tplc="09160974" w:tentative="1">
+    <w:tmpl w:val="19D434A4"/>
+    <w:lvl w:ilvl="0" w:tplc="0240A882" w:tentative="1">
+      <w:start w:val="1"/>
+      <w:numFmt w:val="bullet"/>
+      <w:lvlText w:val="•"/>
+      <w:lvlJc w:val="left"/>
+      <w:pPr>
+        <w:ind w:left="720" w:hanging="280"/>
+      </w:pPr>
+    </w:lvl>
+    <w:lvl w:ilvl="1" w:tplc="2054A024" w:tentative="1">
+      <w:start w:val="1"/>
+      <w:numFmt w:val="bullet"/>
+      <w:lvlText w:val="–"/>
+      <w:lvlJc w:val="left"/>
+      <w:pPr>
+        <w:ind w:left="1080" w:hanging="280"/>
+      </w:pPr>
+    </w:lvl>
+    <w:lvl w:ilvl="2" w:tplc="0FAA67C2" w:tentative="1">
+      <w:start w:val="1"/>
+      <w:numFmt w:val="bullet"/>
+      <w:lvlText w:val="▪"/>
+      <w:lvlJc w:val="left"/>
+      <w:pPr>
+        <w:ind w:left="1440" w:hanging="280"/>
+      </w:pPr>
+    </w:lvl>
+    <w:lvl w:ilvl="3" w:tplc="1EF287E4">
+      <w:numFmt w:val="decimal"/>
+      <w:lvlText w:val=""/>
+      <w:lvlJc w:val="left"/>
+    </w:lvl>
+    <w:lvl w:ilvl="4" w:tplc="D46CD546">
+      <w:numFmt w:val="decimal"/>
+      <w:lvlText w:val=""/>
+      <w:lvlJc w:val="left"/>
+    </w:lvl>
+    <w:lvl w:ilvl="5" w:tplc="9A948582">
+      <w:numFmt w:val="decimal"/>
+      <w:lvlText w:val=""/>
+      <w:lvlJc w:val="left"/>
+    </w:lvl>
+    <w:lvl w:ilvl="6" w:tplc="6EC2990A">
+      <w:numFmt w:val="decimal"/>
+      <w:lvlText w:val=""/>
+      <w:lvlJc w:val="left"/>
+    </w:lvl>
+    <w:lvl w:ilvl="7" w:tplc="836AF5A4">
+      <w:numFmt w:val="decimal"/>
+      <w:lvlText w:val=""/>
+      <w:lvlJc w:val="left"/>
+    </w:lvl>
+    <w:lvl w:ilvl="8" w:tplc="5F9C6B84">
+      <w:numFmt w:val="decimal"/>
+      <w:lvlText w:val=""/>
+      <w:lvlJc w:val="left"/>
+    </w:lvl>
+  </w:abstractNum>
+  <w:abstractNum w:abstractNumId="1" w15:restartNumberingAfterBreak="0">
+    <w:nsid w:val="315A0906"/>
+    <w:multiLevelType w:val="hybridMultilevel"/>
+    <w:tmpl w:val="C7DAAF58"/>
+    <w:lvl w:ilvl="0" w:tplc="4796A208" w:tentative="1">
       <w:start w:val="1"/>
       <w:numFmt w:val="decimal"/>
       <w:lvlText w:val="%1."/>
@@ -32394,7 +32456,7 @@
         <w:ind w:left="720" w:hanging="360"/>
       </w:pPr>
     </w:lvl>
-    <w:lvl w:ilvl="1" w:tplc="128872D0" w:tentative="1">
+    <w:lvl w:ilvl="1" w:tplc="BF4C5676" w:tentative="1">
       <w:start w:val="1"/>
       <w:numFmt w:val="lowerLetter"/>
       <w:lvlText w:val="%2."/>
@@ -32403,7 +32465,7 @@
         <w:ind w:left="1080" w:hanging="360"/>
       </w:pPr>
     </w:lvl>
-    <w:lvl w:ilvl="2" w:tplc="FD203C92" w:tentative="1">
+    <w:lvl w:ilvl="2" w:tplc="51B84F08" w:tentative="1">
       <w:start w:val="1"/>
       <w:numFmt w:val="lowerRoman"/>
       <w:lvlText w:val="%3."/>
@@ -32412,104 +32474,42 @@
         <w:ind w:left="1440" w:hanging="360"/>
       </w:pPr>
     </w:lvl>
-    <w:lvl w:ilvl="3" w:tplc="39167C5A">
+    <w:lvl w:ilvl="3" w:tplc="345E61A4">
       <w:numFmt w:val="decimal"/>
       <w:lvlText w:val=""/>
       <w:lvlJc w:val="left"/>
     </w:lvl>
-    <w:lvl w:ilvl="4" w:tplc="EF262A44">
+    <w:lvl w:ilvl="4" w:tplc="6486FF62">
       <w:numFmt w:val="decimal"/>
       <w:lvlText w:val=""/>
       <w:lvlJc w:val="left"/>
     </w:lvl>
-    <w:lvl w:ilvl="5" w:tplc="EF96E800">
+    <w:lvl w:ilvl="5" w:tplc="1B26E7B8">
       <w:numFmt w:val="decimal"/>
       <w:lvlText w:val=""/>
       <w:lvlJc w:val="left"/>
     </w:lvl>
-    <w:lvl w:ilvl="6" w:tplc="E4A29912">
+    <w:lvl w:ilvl="6" w:tplc="2F44B8B4">
       <w:numFmt w:val="decimal"/>
       <w:lvlText w:val=""/>
       <w:lvlJc w:val="left"/>
     </w:lvl>
-    <w:lvl w:ilvl="7" w:tplc="CC849AA0">
+    <w:lvl w:ilvl="7" w:tplc="533EC7E0">
       <w:numFmt w:val="decimal"/>
       <w:lvlText w:val=""/>
       <w:lvlJc w:val="left"/>
     </w:lvl>
-    <w:lvl w:ilvl="8" w:tplc="7474F0A6">
-      <w:numFmt w:val="decimal"/>
-      <w:lvlText w:val=""/>
-      <w:lvlJc w:val="left"/>
-    </w:lvl>
-  </w:abstractNum>
-  <w:abstractNum w:abstractNumId="1" w15:restartNumberingAfterBreak="0">
-    <w:nsid w:val="5A861DB6"/>
-    <w:multiLevelType w:val="hybridMultilevel"/>
-    <w:tmpl w:val="02FCC926"/>
-    <w:lvl w:ilvl="0" w:tplc="702CBEF8" w:tentative="1">
-      <w:start w:val="1"/>
-      <w:numFmt w:val="bullet"/>
-      <w:lvlText w:val="•"/>
-      <w:lvlJc w:val="left"/>
-      <w:pPr>
-        <w:ind w:left="720" w:hanging="280"/>
-      </w:pPr>
-    </w:lvl>
-    <w:lvl w:ilvl="1" w:tplc="C7FA7FDC" w:tentative="1">
-      <w:start w:val="1"/>
-      <w:numFmt w:val="bullet"/>
-      <w:lvlText w:val="–"/>
-      <w:lvlJc w:val="left"/>
-      <w:pPr>
-        <w:ind w:left="1080" w:hanging="280"/>
-      </w:pPr>
-    </w:lvl>
-    <w:lvl w:ilvl="2" w:tplc="BA4EE5D2" w:tentative="1">
-      <w:start w:val="1"/>
-      <w:numFmt w:val="bullet"/>
-      <w:lvlText w:val="▪"/>
-      <w:lvlJc w:val="left"/>
-      <w:pPr>
-        <w:ind w:left="1440" w:hanging="280"/>
-      </w:pPr>
-    </w:lvl>
-    <w:lvl w:ilvl="3" w:tplc="66BCC936">
-      <w:numFmt w:val="decimal"/>
-      <w:lvlText w:val=""/>
-      <w:lvlJc w:val="left"/>
-    </w:lvl>
-    <w:lvl w:ilvl="4" w:tplc="BA0E3B36">
-      <w:numFmt w:val="decimal"/>
-      <w:lvlText w:val=""/>
-      <w:lvlJc w:val="left"/>
-    </w:lvl>
-    <w:lvl w:ilvl="5" w:tplc="E0FA5234">
-      <w:numFmt w:val="decimal"/>
-      <w:lvlText w:val=""/>
-      <w:lvlJc w:val="left"/>
-    </w:lvl>
-    <w:lvl w:ilvl="6" w:tplc="1E3A22A6">
-      <w:numFmt w:val="decimal"/>
-      <w:lvlText w:val=""/>
-      <w:lvlJc w:val="left"/>
-    </w:lvl>
-    <w:lvl w:ilvl="7" w:tplc="B832FFF4">
-      <w:numFmt w:val="decimal"/>
-      <w:lvlText w:val=""/>
-      <w:lvlJc w:val="left"/>
-    </w:lvl>
-    <w:lvl w:ilvl="8" w:tplc="E3AAA9C4">
+    <w:lvl w:ilvl="8" w:tplc="99A00B56">
       <w:numFmt w:val="decimal"/>
       <w:lvlText w:val=""/>
       <w:lvlJc w:val="left"/>
     </w:lvl>
   </w:abstractNum>
   <w:abstractNum w:abstractNumId="2" w15:restartNumberingAfterBreak="0">
-    <w:nsid w:val="72340D1B"/>
+    <w:nsid w:val="4DD107B9"/>
     <w:multiLevelType w:val="hybridMultilevel"/>
-    <w:tmpl w:val="3B8CE37A"/>
-    <w:lvl w:ilvl="0" w:tplc="5ECC1008" w:tentative="1">
+    <w:tmpl w:val="CD4C5CDC"/>
+    <w:lvl w:ilvl="0" w:tplc="DB783164" w:tentative="1">
       <w:start w:val="1"/>
       <w:numFmt w:val="bullet"/>
       <w:lvlText w:val="●"/>
@@ -32518,7 +32518,7 @@
         <w:ind w:left="720" w:hanging="360"/>
       </w:pPr>
     </w:lvl>
-    <w:lvl w:ilvl="1" w:tplc="5F886082" w:tentative="1">
+    <w:lvl w:ilvl="1" w:tplc="3C084986" w:tentative="1">
       <w:start w:val="1"/>
       <w:numFmt w:val="bullet"/>
       <w:lvlText w:val="○"/>
@@ -32527,7 +32527,7 @@
         <w:ind w:left="1440" w:hanging="360"/>
       </w:pPr>
     </w:lvl>
-    <w:lvl w:ilvl="2" w:tplc="CD2EE812" w:tentative="1">
+    <w:lvl w:ilvl="2" w:tplc="FE3CFE8A" w:tentative="1">
       <w:start w:val="1"/>
       <w:numFmt w:val="bullet"/>
       <w:lvlText w:val="■"/>
@@ -32536,7 +32536,7 @@
         <w:ind w:left="2160" w:hanging="360"/>
       </w:pPr>
     </w:lvl>
-    <w:lvl w:ilvl="3" w:tplc="8FF07568" w:tentative="1">
+    <w:lvl w:ilvl="3" w:tplc="A5CE6690" w:tentative="1">
       <w:start w:val="1"/>
       <w:numFmt w:val="bullet"/>
       <w:lvlText w:val="●"/>
@@ -32545,7 +32545,7 @@
         <w:ind w:left="2880" w:hanging="360"/>
       </w:pPr>
     </w:lvl>
-    <w:lvl w:ilvl="4" w:tplc="A3C8ADCA" w:tentative="1">
+    <w:lvl w:ilvl="4" w:tplc="1B46CF24" w:tentative="1">
       <w:start w:val="1"/>
       <w:numFmt w:val="bullet"/>
       <w:lvlText w:val="○"/>
@@ -32554,7 +32554,7 @@
         <w:ind w:left="3600" w:hanging="360"/>
       </w:pPr>
     </w:lvl>
-    <w:lvl w:ilvl="5" w:tplc="BDB2F0F6" w:tentative="1">
+    <w:lvl w:ilvl="5" w:tplc="3D264AF0" w:tentative="1">
       <w:start w:val="1"/>
       <w:numFmt w:val="bullet"/>
       <w:lvlText w:val="■"/>
@@ -32563,7 +32563,7 @@
         <w:ind w:left="4320" w:hanging="360"/>
       </w:pPr>
     </w:lvl>
-    <w:lvl w:ilvl="6" w:tplc="C85E586E" w:tentative="1">
+    <w:lvl w:ilvl="6" w:tplc="40C4ECD2" w:tentative="1">
       <w:start w:val="1"/>
       <w:numFmt w:val="bullet"/>
       <w:lvlText w:val="●"/>
@@ -32572,7 +32572,7 @@
         <w:ind w:left="5040" w:hanging="360"/>
       </w:pPr>
     </w:lvl>
-    <w:lvl w:ilvl="7" w:tplc="D670170E" w:tentative="1">
+    <w:lvl w:ilvl="7" w:tplc="DBF6F3F0" w:tentative="1">
       <w:start w:val="1"/>
       <w:numFmt w:val="bullet"/>
       <w:lvlText w:val="●"/>
@@ -32581,7 +32581,7 @@
         <w:ind w:left="5760" w:hanging="360"/>
       </w:pPr>
     </w:lvl>
-    <w:lvl w:ilvl="8" w:tplc="D4AC610E" w:tentative="1">
+    <w:lvl w:ilvl="8" w:tplc="03123708" w:tentative="1">
       <w:start w:val="1"/>
       <w:numFmt w:val="bullet"/>
       <w:lvlText w:val="●"/>
@@ -32591,7 +32591,7 @@
       </w:pPr>
     </w:lvl>
   </w:abstractNum>
-  <w:num w:numId="1" w16cid:durableId="1859810900">
+  <w:num w:numId="1" w16cid:durableId="461966924">
     <w:abstractNumId w:val="2"/>
     <w:lvlOverride w:ilvl="0">
       <w:startOverride w:val="1"/>
@@ -33296,7 +33296,7 @@
     <w:autoRedefine/>
     <w:uiPriority w:val="39"/>
     <w:unhideWhenUsed/>
-    <w:rsid w:val="002E4861"/>
+    <w:rsid w:val="00631E1D"/>
     <w:pPr>
       <w:spacing w:after="100"/>
     </w:pPr>
@@ -33308,7 +33308,7 @@
     <w:autoRedefine/>
     <w:uiPriority w:val="39"/>
     <w:unhideWhenUsed/>
-    <w:rsid w:val="002E4861"/>
+    <w:rsid w:val="00631E1D"/>
     <w:pPr>
       <w:spacing w:after="100"/>
       <w:ind w:left="210"/>
@@ -33320,7 +33320,7 @@
     <w:next w:val="Normal"/>
     <w:uiPriority w:val="99"/>
     <w:unhideWhenUsed/>
-    <w:rsid w:val="002E4861"/>
+    <w:rsid w:val="00631E1D"/>
   </w:style>
 </w:styles>
 </file>

--- a/docs/07-ui-ux/ZP-DOC-07_UI-UX-Design.docx
+++ b/docs/07-ui-ux/ZP-DOC-07_UI-UX-Design.docx
@@ -1843,7 +1843,7 @@
     <w:sdt>
       <w:sdtPr>
         <w:alias w:val="Contents"/>
-        <w:id w:val="760958949"/>
+        <w:id w:val="139313791"/>
       </w:sdtPr>
       <w:sdtEndPr/>
       <w:sdtContent>
@@ -1872,7 +1872,7 @@
           <w:r>
             <w:fldChar w:fldCharType="separate"/>
           </w:r>
-          <w:hyperlink w:anchor="_Toc242888138" w:history="1">
+          <w:hyperlink w:anchor="_Toc242889119" w:history="1">
             <w:r>
               <w:rPr>
                 <w:rStyle w:val="Hyperlink"/>
@@ -1896,7 +1896,7 @@
               <w:rPr>
                 <w:noProof/>
               </w:rPr>
-              <w:instrText xml:space="preserve"> PAGEREF _Toc242888138 \h </w:instrText>
+              <w:instrText xml:space="preserve"> PAGEREF _Toc242889119 \h </w:instrText>
             </w:r>
             <w:r>
               <w:rPr>
@@ -1939,7 +1939,7 @@
               <w14:ligatures w14:val="standardContextual"/>
             </w:rPr>
           </w:pPr>
-          <w:hyperlink w:anchor="_Toc242888139" w:history="1">
+          <w:hyperlink w:anchor="_Toc242889120" w:history="1">
             <w:r>
               <w:rPr>
                 <w:rStyle w:val="Hyperlink"/>
@@ -1963,7 +1963,7 @@
               <w:rPr>
                 <w:noProof/>
               </w:rPr>
-              <w:instrText xml:space="preserve"> PAGEREF _Toc242888139 \h </w:instrText>
+              <w:instrText xml:space="preserve"> PAGEREF _Toc242889120 \h </w:instrText>
             </w:r>
             <w:r>
               <w:rPr>
@@ -2006,7 +2006,7 @@
               <w14:ligatures w14:val="standardContextual"/>
             </w:rPr>
           </w:pPr>
-          <w:hyperlink w:anchor="_Toc242888140" w:history="1">
+          <w:hyperlink w:anchor="_Toc242889121" w:history="1">
             <w:r>
               <w:rPr>
                 <w:rStyle w:val="Hyperlink"/>
@@ -2030,7 +2030,7 @@
               <w:rPr>
                 <w:noProof/>
               </w:rPr>
-              <w:instrText xml:space="preserve"> PAGEREF _Toc242888140 \h </w:instrText>
+              <w:instrText xml:space="preserve"> PAGEREF _Toc242889121 \h </w:instrText>
             </w:r>
             <w:r>
               <w:rPr>
@@ -2073,7 +2073,7 @@
               <w14:ligatures w14:val="standardContextual"/>
             </w:rPr>
           </w:pPr>
-          <w:hyperlink w:anchor="_Toc242888141" w:history="1">
+          <w:hyperlink w:anchor="_Toc242889122" w:history="1">
             <w:r>
               <w:rPr>
                 <w:rStyle w:val="Hyperlink"/>
@@ -2097,7 +2097,7 @@
               <w:rPr>
                 <w:noProof/>
               </w:rPr>
-              <w:instrText xml:space="preserve"> PAGEREF _Toc242888141 \h </w:instrText>
+              <w:instrText xml:space="preserve"> PAGEREF _Toc242889122 \h </w:instrText>
             </w:r>
             <w:r>
               <w:rPr>
@@ -2140,7 +2140,7 @@
               <w14:ligatures w14:val="standardContextual"/>
             </w:rPr>
           </w:pPr>
-          <w:hyperlink w:anchor="_Toc242888142" w:history="1">
+          <w:hyperlink w:anchor="_Toc242889123" w:history="1">
             <w:r>
               <w:rPr>
                 <w:rStyle w:val="Hyperlink"/>
@@ -2164,7 +2164,7 @@
               <w:rPr>
                 <w:noProof/>
               </w:rPr>
-              <w:instrText xml:space="preserve"> PAGEREF _Toc242888142 \h </w:instrText>
+              <w:instrText xml:space="preserve"> PAGEREF _Toc242889123 \h </w:instrText>
             </w:r>
             <w:r>
               <w:rPr>
@@ -2207,7 +2207,7 @@
               <w14:ligatures w14:val="standardContextual"/>
             </w:rPr>
           </w:pPr>
-          <w:hyperlink w:anchor="_Toc242888143" w:history="1">
+          <w:hyperlink w:anchor="_Toc242889124" w:history="1">
             <w:r>
               <w:rPr>
                 <w:rStyle w:val="Hyperlink"/>
@@ -2231,7 +2231,7 @@
               <w:rPr>
                 <w:noProof/>
               </w:rPr>
-              <w:instrText xml:space="preserve"> PAGEREF _Toc242888143 \h </w:instrText>
+              <w:instrText xml:space="preserve"> PAGEREF _Toc242889124 \h </w:instrText>
             </w:r>
             <w:r>
               <w:rPr>
@@ -2274,7 +2274,7 @@
               <w14:ligatures w14:val="standardContextual"/>
             </w:rPr>
           </w:pPr>
-          <w:hyperlink w:anchor="_Toc242888144" w:history="1">
+          <w:hyperlink w:anchor="_Toc242889125" w:history="1">
             <w:r>
               <w:rPr>
                 <w:rStyle w:val="Hyperlink"/>
@@ -2298,7 +2298,7 @@
               <w:rPr>
                 <w:noProof/>
               </w:rPr>
-              <w:instrText xml:space="preserve"> PAGEREF _Toc242888144 \h </w:instrText>
+              <w:instrText xml:space="preserve"> PAGEREF _Toc242889125 \h </w:instrText>
             </w:r>
             <w:r>
               <w:rPr>
@@ -2341,7 +2341,7 @@
               <w14:ligatures w14:val="standardContextual"/>
             </w:rPr>
           </w:pPr>
-          <w:hyperlink w:anchor="_Toc242888145" w:history="1">
+          <w:hyperlink w:anchor="_Toc242889126" w:history="1">
             <w:r>
               <w:rPr>
                 <w:rStyle w:val="Hyperlink"/>
@@ -2365,7 +2365,7 @@
               <w:rPr>
                 <w:noProof/>
               </w:rPr>
-              <w:instrText xml:space="preserve"> PAGEREF _Toc242888145 \h </w:instrText>
+              <w:instrText xml:space="preserve"> PAGEREF _Toc242889126 \h </w:instrText>
             </w:r>
             <w:r>
               <w:rPr>
@@ -2408,7 +2408,7 @@
               <w14:ligatures w14:val="standardContextual"/>
             </w:rPr>
           </w:pPr>
-          <w:hyperlink w:anchor="_Toc242888146" w:history="1">
+          <w:hyperlink w:anchor="_Toc242889127" w:history="1">
             <w:r>
               <w:rPr>
                 <w:rStyle w:val="Hyperlink"/>
@@ -2432,7 +2432,7 @@
               <w:rPr>
                 <w:noProof/>
               </w:rPr>
-              <w:instrText xml:space="preserve"> PAGEREF _Toc242888146 \h </w:instrText>
+              <w:instrText xml:space="preserve"> PAGEREF _Toc242889127 \h </w:instrText>
             </w:r>
             <w:r>
               <w:rPr>
@@ -2475,7 +2475,7 @@
               <w14:ligatures w14:val="standardContextual"/>
             </w:rPr>
           </w:pPr>
-          <w:hyperlink w:anchor="_Toc242888147" w:history="1">
+          <w:hyperlink w:anchor="_Toc242889128" w:history="1">
             <w:r>
               <w:rPr>
                 <w:rStyle w:val="Hyperlink"/>
@@ -2499,7 +2499,7 @@
               <w:rPr>
                 <w:noProof/>
               </w:rPr>
-              <w:instrText xml:space="preserve"> PAGEREF _Toc242888147 \h </w:instrText>
+              <w:instrText xml:space="preserve"> PAGEREF _Toc242889128 \h </w:instrText>
             </w:r>
             <w:r>
               <w:rPr>
@@ -2542,7 +2542,7 @@
               <w14:ligatures w14:val="standardContextual"/>
             </w:rPr>
           </w:pPr>
-          <w:hyperlink w:anchor="_Toc242888148" w:history="1">
+          <w:hyperlink w:anchor="_Toc242889129" w:history="1">
             <w:r>
               <w:rPr>
                 <w:rStyle w:val="Hyperlink"/>
@@ -2566,7 +2566,7 @@
               <w:rPr>
                 <w:noProof/>
               </w:rPr>
-              <w:instrText xml:space="preserve"> PAGEREF _Toc242888148 \h </w:instrText>
+              <w:instrText xml:space="preserve"> PAGEREF _Toc242889129 \h </w:instrText>
             </w:r>
             <w:r>
               <w:rPr>
@@ -2609,7 +2609,7 @@
               <w14:ligatures w14:val="standardContextual"/>
             </w:rPr>
           </w:pPr>
-          <w:hyperlink w:anchor="_Toc242888149" w:history="1">
+          <w:hyperlink w:anchor="_Toc242889130" w:history="1">
             <w:r>
               <w:rPr>
                 <w:rStyle w:val="Hyperlink"/>
@@ -2633,7 +2633,7 @@
               <w:rPr>
                 <w:noProof/>
               </w:rPr>
-              <w:instrText xml:space="preserve"> PAGEREF _Toc242888149 \h </w:instrText>
+              <w:instrText xml:space="preserve"> PAGEREF _Toc242889130 \h </w:instrText>
             </w:r>
             <w:r>
               <w:rPr>
@@ -2676,7 +2676,7 @@
               <w14:ligatures w14:val="standardContextual"/>
             </w:rPr>
           </w:pPr>
-          <w:hyperlink w:anchor="_Toc242888150" w:history="1">
+          <w:hyperlink w:anchor="_Toc242889131" w:history="1">
             <w:r>
               <w:rPr>
                 <w:rStyle w:val="Hyperlink"/>
@@ -2700,7 +2700,7 @@
               <w:rPr>
                 <w:noProof/>
               </w:rPr>
-              <w:instrText xml:space="preserve"> PAGEREF _Toc242888150 \h </w:instrText>
+              <w:instrText xml:space="preserve"> PAGEREF _Toc242889131 \h </w:instrText>
             </w:r>
             <w:r>
               <w:rPr>
@@ -2743,7 +2743,7 @@
               <w14:ligatures w14:val="standardContextual"/>
             </w:rPr>
           </w:pPr>
-          <w:hyperlink w:anchor="_Toc242888151" w:history="1">
+          <w:hyperlink w:anchor="_Toc242889132" w:history="1">
             <w:r>
               <w:rPr>
                 <w:rStyle w:val="Hyperlink"/>
@@ -2767,7 +2767,7 @@
               <w:rPr>
                 <w:noProof/>
               </w:rPr>
-              <w:instrText xml:space="preserve"> PAGEREF _Toc242888151 \h </w:instrText>
+              <w:instrText xml:space="preserve"> PAGEREF _Toc242889132 \h </w:instrText>
             </w:r>
             <w:r>
               <w:rPr>
@@ -2810,7 +2810,7 @@
               <w14:ligatures w14:val="standardContextual"/>
             </w:rPr>
           </w:pPr>
-          <w:hyperlink w:anchor="_Toc242888152" w:history="1">
+          <w:hyperlink w:anchor="_Toc242889133" w:history="1">
             <w:r>
               <w:rPr>
                 <w:rStyle w:val="Hyperlink"/>
@@ -2834,7 +2834,7 @@
               <w:rPr>
                 <w:noProof/>
               </w:rPr>
-              <w:instrText xml:space="preserve"> PAGEREF _Toc242888152 \h </w:instrText>
+              <w:instrText xml:space="preserve"> PAGEREF _Toc242889133 \h </w:instrText>
             </w:r>
             <w:r>
               <w:rPr>
@@ -2877,7 +2877,7 @@
               <w14:ligatures w14:val="standardContextual"/>
             </w:rPr>
           </w:pPr>
-          <w:hyperlink w:anchor="_Toc242888153" w:history="1">
+          <w:hyperlink w:anchor="_Toc242889134" w:history="1">
             <w:r>
               <w:rPr>
                 <w:rStyle w:val="Hyperlink"/>
@@ -2901,7 +2901,7 @@
               <w:rPr>
                 <w:noProof/>
               </w:rPr>
-              <w:instrText xml:space="preserve"> PAGEREF _Toc242888153 \h </w:instrText>
+              <w:instrText xml:space="preserve"> PAGEREF _Toc242889134 \h </w:instrText>
             </w:r>
             <w:r>
               <w:rPr>
@@ -2944,7 +2944,7 @@
               <w14:ligatures w14:val="standardContextual"/>
             </w:rPr>
           </w:pPr>
-          <w:hyperlink w:anchor="_Toc242888154" w:history="1">
+          <w:hyperlink w:anchor="_Toc242889135" w:history="1">
             <w:r>
               <w:rPr>
                 <w:rStyle w:val="Hyperlink"/>
@@ -2968,7 +2968,7 @@
               <w:rPr>
                 <w:noProof/>
               </w:rPr>
-              <w:instrText xml:space="preserve"> PAGEREF _Toc242888154 \h </w:instrText>
+              <w:instrText xml:space="preserve"> PAGEREF _Toc242889135 \h </w:instrText>
             </w:r>
             <w:r>
               <w:rPr>
@@ -3011,7 +3011,7 @@
               <w14:ligatures w14:val="standardContextual"/>
             </w:rPr>
           </w:pPr>
-          <w:hyperlink w:anchor="_Toc242888155" w:history="1">
+          <w:hyperlink w:anchor="_Toc242889136" w:history="1">
             <w:r>
               <w:rPr>
                 <w:rStyle w:val="Hyperlink"/>
@@ -3035,7 +3035,7 @@
               <w:rPr>
                 <w:noProof/>
               </w:rPr>
-              <w:instrText xml:space="preserve"> PAGEREF _Toc242888155 \h </w:instrText>
+              <w:instrText xml:space="preserve"> PAGEREF _Toc242889136 \h </w:instrText>
             </w:r>
             <w:r>
               <w:rPr>
@@ -3078,7 +3078,7 @@
               <w14:ligatures w14:val="standardContextual"/>
             </w:rPr>
           </w:pPr>
-          <w:hyperlink w:anchor="_Toc242888156" w:history="1">
+          <w:hyperlink w:anchor="_Toc242889137" w:history="1">
             <w:r>
               <w:rPr>
                 <w:rStyle w:val="Hyperlink"/>
@@ -3102,7 +3102,7 @@
               <w:rPr>
                 <w:noProof/>
               </w:rPr>
-              <w:instrText xml:space="preserve"> PAGEREF _Toc242888156 \h </w:instrText>
+              <w:instrText xml:space="preserve"> PAGEREF _Toc242889137 \h </w:instrText>
             </w:r>
             <w:r>
               <w:rPr>
@@ -3145,7 +3145,7 @@
               <w14:ligatures w14:val="standardContextual"/>
             </w:rPr>
           </w:pPr>
-          <w:hyperlink w:anchor="_Toc242888157" w:history="1">
+          <w:hyperlink w:anchor="_Toc242889138" w:history="1">
             <w:r>
               <w:rPr>
                 <w:rStyle w:val="Hyperlink"/>
@@ -3169,7 +3169,7 @@
               <w:rPr>
                 <w:noProof/>
               </w:rPr>
-              <w:instrText xml:space="preserve"> PAGEREF _Toc242888157 \h </w:instrText>
+              <w:instrText xml:space="preserve"> PAGEREF _Toc242889138 \h </w:instrText>
             </w:r>
             <w:r>
               <w:rPr>
@@ -3212,7 +3212,7 @@
               <w14:ligatures w14:val="standardContextual"/>
             </w:rPr>
           </w:pPr>
-          <w:hyperlink w:anchor="_Toc242888158" w:history="1">
+          <w:hyperlink w:anchor="_Toc242889139" w:history="1">
             <w:r>
               <w:rPr>
                 <w:rStyle w:val="Hyperlink"/>
@@ -3236,7 +3236,7 @@
               <w:rPr>
                 <w:noProof/>
               </w:rPr>
-              <w:instrText xml:space="preserve"> PAGEREF _Toc242888158 \h </w:instrText>
+              <w:instrText xml:space="preserve"> PAGEREF _Toc242889139 \h </w:instrText>
             </w:r>
             <w:r>
               <w:rPr>
@@ -3279,7 +3279,7 @@
               <w14:ligatures w14:val="standardContextual"/>
             </w:rPr>
           </w:pPr>
-          <w:hyperlink w:anchor="_Toc242888159" w:history="1">
+          <w:hyperlink w:anchor="_Toc242889140" w:history="1">
             <w:r>
               <w:rPr>
                 <w:rStyle w:val="Hyperlink"/>
@@ -3303,7 +3303,7 @@
               <w:rPr>
                 <w:noProof/>
               </w:rPr>
-              <w:instrText xml:space="preserve"> PAGEREF _Toc242888159 \h </w:instrText>
+              <w:instrText xml:space="preserve"> PAGEREF _Toc242889140 \h </w:instrText>
             </w:r>
             <w:r>
               <w:rPr>
@@ -3346,7 +3346,7 @@
               <w14:ligatures w14:val="standardContextual"/>
             </w:rPr>
           </w:pPr>
-          <w:hyperlink w:anchor="_Toc242888160" w:history="1">
+          <w:hyperlink w:anchor="_Toc242889141" w:history="1">
             <w:r>
               <w:rPr>
                 <w:rStyle w:val="Hyperlink"/>
@@ -3370,7 +3370,7 @@
               <w:rPr>
                 <w:noProof/>
               </w:rPr>
-              <w:instrText xml:space="preserve"> PAGEREF _Toc242888160 \h </w:instrText>
+              <w:instrText xml:space="preserve"> PAGEREF _Toc242889141 \h </w:instrText>
             </w:r>
             <w:r>
               <w:rPr>
@@ -3413,7 +3413,7 @@
               <w14:ligatures w14:val="standardContextual"/>
             </w:rPr>
           </w:pPr>
-          <w:hyperlink w:anchor="_Toc242888161" w:history="1">
+          <w:hyperlink w:anchor="_Toc242889142" w:history="1">
             <w:r>
               <w:rPr>
                 <w:rStyle w:val="Hyperlink"/>
@@ -3437,7 +3437,7 @@
               <w:rPr>
                 <w:noProof/>
               </w:rPr>
-              <w:instrText xml:space="preserve"> PAGEREF _Toc242888161 \h </w:instrText>
+              <w:instrText xml:space="preserve"> PAGEREF _Toc242889142 \h </w:instrText>
             </w:r>
             <w:r>
               <w:rPr>
@@ -3480,7 +3480,7 @@
               <w14:ligatures w14:val="standardContextual"/>
             </w:rPr>
           </w:pPr>
-          <w:hyperlink w:anchor="_Toc242888162" w:history="1">
+          <w:hyperlink w:anchor="_Toc242889143" w:history="1">
             <w:r>
               <w:rPr>
                 <w:rStyle w:val="Hyperlink"/>
@@ -3504,7 +3504,7 @@
               <w:rPr>
                 <w:noProof/>
               </w:rPr>
-              <w:instrText xml:space="preserve"> PAGEREF _Toc242888162 \h </w:instrText>
+              <w:instrText xml:space="preserve"> PAGEREF _Toc242889143 \h </w:instrText>
             </w:r>
             <w:r>
               <w:rPr>
@@ -3547,7 +3547,7 @@
               <w14:ligatures w14:val="standardContextual"/>
             </w:rPr>
           </w:pPr>
-          <w:hyperlink w:anchor="_Toc242888163" w:history="1">
+          <w:hyperlink w:anchor="_Toc242889144" w:history="1">
             <w:r>
               <w:rPr>
                 <w:rStyle w:val="Hyperlink"/>
@@ -3571,7 +3571,7 @@
               <w:rPr>
                 <w:noProof/>
               </w:rPr>
-              <w:instrText xml:space="preserve"> PAGEREF _Toc242888163 \h </w:instrText>
+              <w:instrText xml:space="preserve"> PAGEREF _Toc242889144 \h </w:instrText>
             </w:r>
             <w:r>
               <w:rPr>
@@ -3614,7 +3614,7 @@
               <w14:ligatures w14:val="standardContextual"/>
             </w:rPr>
           </w:pPr>
-          <w:hyperlink w:anchor="_Toc242888164" w:history="1">
+          <w:hyperlink w:anchor="_Toc242889145" w:history="1">
             <w:r>
               <w:rPr>
                 <w:rStyle w:val="Hyperlink"/>
@@ -3638,7 +3638,7 @@
               <w:rPr>
                 <w:noProof/>
               </w:rPr>
-              <w:instrText xml:space="preserve"> PAGEREF _Toc242888164 \h </w:instrText>
+              <w:instrText xml:space="preserve"> PAGEREF _Toc242889145 \h </w:instrText>
             </w:r>
             <w:r>
               <w:rPr>
@@ -3681,7 +3681,7 @@
               <w14:ligatures w14:val="standardContextual"/>
             </w:rPr>
           </w:pPr>
-          <w:hyperlink w:anchor="_Toc242888165" w:history="1">
+          <w:hyperlink w:anchor="_Toc242889146" w:history="1">
             <w:r>
               <w:rPr>
                 <w:rStyle w:val="Hyperlink"/>
@@ -3705,7 +3705,7 @@
               <w:rPr>
                 <w:noProof/>
               </w:rPr>
-              <w:instrText xml:space="preserve"> PAGEREF _Toc242888165 \h </w:instrText>
+              <w:instrText xml:space="preserve"> PAGEREF _Toc242889146 \h </w:instrText>
             </w:r>
             <w:r>
               <w:rPr>
@@ -3748,7 +3748,7 @@
               <w14:ligatures w14:val="standardContextual"/>
             </w:rPr>
           </w:pPr>
-          <w:hyperlink w:anchor="_Toc242888166" w:history="1">
+          <w:hyperlink w:anchor="_Toc242889147" w:history="1">
             <w:r>
               <w:rPr>
                 <w:rStyle w:val="Hyperlink"/>
@@ -3772,7 +3772,7 @@
               <w:rPr>
                 <w:noProof/>
               </w:rPr>
-              <w:instrText xml:space="preserve"> PAGEREF _Toc242888166 \h </w:instrText>
+              <w:instrText xml:space="preserve"> PAGEREF _Toc242889147 \h </w:instrText>
             </w:r>
             <w:r>
               <w:rPr>
@@ -3815,7 +3815,7 @@
               <w14:ligatures w14:val="standardContextual"/>
             </w:rPr>
           </w:pPr>
-          <w:hyperlink w:anchor="_Toc242888167" w:history="1">
+          <w:hyperlink w:anchor="_Toc242889148" w:history="1">
             <w:r>
               <w:rPr>
                 <w:rStyle w:val="Hyperlink"/>
@@ -3839,7 +3839,7 @@
               <w:rPr>
                 <w:noProof/>
               </w:rPr>
-              <w:instrText xml:space="preserve"> PAGEREF _Toc242888167 \h </w:instrText>
+              <w:instrText xml:space="preserve"> PAGEREF _Toc242889148 \h </w:instrText>
             </w:r>
             <w:r>
               <w:rPr>
@@ -3882,7 +3882,7 @@
               <w14:ligatures w14:val="standardContextual"/>
             </w:rPr>
           </w:pPr>
-          <w:hyperlink w:anchor="_Toc242888168" w:history="1">
+          <w:hyperlink w:anchor="_Toc242889149" w:history="1">
             <w:r>
               <w:rPr>
                 <w:rStyle w:val="Hyperlink"/>
@@ -3906,7 +3906,7 @@
               <w:rPr>
                 <w:noProof/>
               </w:rPr>
-              <w:instrText xml:space="preserve"> PAGEREF _Toc242888168 \h </w:instrText>
+              <w:instrText xml:space="preserve"> PAGEREF _Toc242889149 \h </w:instrText>
             </w:r>
             <w:r>
               <w:rPr>
@@ -3949,7 +3949,7 @@
               <w14:ligatures w14:val="standardContextual"/>
             </w:rPr>
           </w:pPr>
-          <w:hyperlink w:anchor="_Toc242888169" w:history="1">
+          <w:hyperlink w:anchor="_Toc242889150" w:history="1">
             <w:r>
               <w:rPr>
                 <w:rStyle w:val="Hyperlink"/>
@@ -3973,7 +3973,7 @@
               <w:rPr>
                 <w:noProof/>
               </w:rPr>
-              <w:instrText xml:space="preserve"> PAGEREF _Toc242888169 \h </w:instrText>
+              <w:instrText xml:space="preserve"> PAGEREF _Toc242889150 \h </w:instrText>
             </w:r>
             <w:r>
               <w:rPr>
@@ -4016,7 +4016,7 @@
               <w14:ligatures w14:val="standardContextual"/>
             </w:rPr>
           </w:pPr>
-          <w:hyperlink w:anchor="_Toc242888170" w:history="1">
+          <w:hyperlink w:anchor="_Toc242889151" w:history="1">
             <w:r>
               <w:rPr>
                 <w:rStyle w:val="Hyperlink"/>
@@ -4040,7 +4040,7 @@
               <w:rPr>
                 <w:noProof/>
               </w:rPr>
-              <w:instrText xml:space="preserve"> PAGEREF _Toc242888170 \h </w:instrText>
+              <w:instrText xml:space="preserve"> PAGEREF _Toc242889151 \h </w:instrText>
             </w:r>
             <w:r>
               <w:rPr>
@@ -4083,7 +4083,7 @@
               <w14:ligatures w14:val="standardContextual"/>
             </w:rPr>
           </w:pPr>
-          <w:hyperlink w:anchor="_Toc242888171" w:history="1">
+          <w:hyperlink w:anchor="_Toc242889152" w:history="1">
             <w:r>
               <w:rPr>
                 <w:rStyle w:val="Hyperlink"/>
@@ -4107,7 +4107,7 @@
               <w:rPr>
                 <w:noProof/>
               </w:rPr>
-              <w:instrText xml:space="preserve"> PAGEREF _Toc242888171 \h </w:instrText>
+              <w:instrText xml:space="preserve"> PAGEREF _Toc242889152 \h </w:instrText>
             </w:r>
             <w:r>
               <w:rPr>
@@ -4150,7 +4150,7 @@
               <w14:ligatures w14:val="standardContextual"/>
             </w:rPr>
           </w:pPr>
-          <w:hyperlink w:anchor="_Toc242888172" w:history="1">
+          <w:hyperlink w:anchor="_Toc242889153" w:history="1">
             <w:r>
               <w:rPr>
                 <w:rStyle w:val="Hyperlink"/>
@@ -4174,7 +4174,7 @@
               <w:rPr>
                 <w:noProof/>
               </w:rPr>
-              <w:instrText xml:space="preserve"> PAGEREF _Toc242888172 \h </w:instrText>
+              <w:instrText xml:space="preserve"> PAGEREF _Toc242889153 \h </w:instrText>
             </w:r>
             <w:r>
               <w:rPr>
@@ -4221,7 +4221,7 @@
     <w:sdt>
       <w:sdtPr>
         <w:alias w:val="Tables"/>
-        <w:id w:val="1495148843"/>
+        <w:id w:val="-614990031"/>
       </w:sdtPr>
       <w:sdtEndPr/>
       <w:sdtContent>
@@ -4250,7 +4250,7 @@
           <w:r>
             <w:fldChar w:fldCharType="separate"/>
           </w:r>
-          <w:hyperlink w:anchor="_Toc242888173" w:history="1">
+          <w:hyperlink w:anchor="_Toc242889154" w:history="1">
             <w:r>
               <w:rPr>
                 <w:rStyle w:val="Hyperlink"/>
@@ -4274,7 +4274,7 @@
               <w:rPr>
                 <w:noProof/>
               </w:rPr>
-              <w:instrText xml:space="preserve"> PAGEREF _Toc242888173 \h </w:instrText>
+              <w:instrText xml:space="preserve"> PAGEREF _Toc242889154 \h </w:instrText>
             </w:r>
             <w:r>
               <w:rPr>
@@ -4317,7 +4317,7 @@
               <w14:ligatures w14:val="standardContextual"/>
             </w:rPr>
           </w:pPr>
-          <w:hyperlink w:anchor="_Toc242888174" w:history="1">
+          <w:hyperlink w:anchor="_Toc242889155" w:history="1">
             <w:r>
               <w:rPr>
                 <w:rStyle w:val="Hyperlink"/>
@@ -4341,7 +4341,7 @@
               <w:rPr>
                 <w:noProof/>
               </w:rPr>
-              <w:instrText xml:space="preserve"> PAGEREF _Toc242888174 \h </w:instrText>
+              <w:instrText xml:space="preserve"> PAGEREF _Toc242889155 \h </w:instrText>
             </w:r>
             <w:r>
               <w:rPr>
@@ -4384,7 +4384,7 @@
               <w14:ligatures w14:val="standardContextual"/>
             </w:rPr>
           </w:pPr>
-          <w:hyperlink w:anchor="_Toc242888175" w:history="1">
+          <w:hyperlink w:anchor="_Toc242889156" w:history="1">
             <w:r>
               <w:rPr>
                 <w:rStyle w:val="Hyperlink"/>
@@ -4408,7 +4408,7 @@
               <w:rPr>
                 <w:noProof/>
               </w:rPr>
-              <w:instrText xml:space="preserve"> PAGEREF _Toc242888175 \h </w:instrText>
+              <w:instrText xml:space="preserve"> PAGEREF _Toc242889156 \h </w:instrText>
             </w:r>
             <w:r>
               <w:rPr>
@@ -4451,7 +4451,7 @@
               <w14:ligatures w14:val="standardContextual"/>
             </w:rPr>
           </w:pPr>
-          <w:hyperlink w:anchor="_Toc242888176" w:history="1">
+          <w:hyperlink w:anchor="_Toc242889157" w:history="1">
             <w:r>
               <w:rPr>
                 <w:rStyle w:val="Hyperlink"/>
@@ -4475,7 +4475,7 @@
               <w:rPr>
                 <w:noProof/>
               </w:rPr>
-              <w:instrText xml:space="preserve"> PAGEREF _Toc242888176 \h </w:instrText>
+              <w:instrText xml:space="preserve"> PAGEREF _Toc242889157 \h </w:instrText>
             </w:r>
             <w:r>
               <w:rPr>
@@ -4518,7 +4518,7 @@
               <w14:ligatures w14:val="standardContextual"/>
             </w:rPr>
           </w:pPr>
-          <w:hyperlink w:anchor="_Toc242888177" w:history="1">
+          <w:hyperlink w:anchor="_Toc242889158" w:history="1">
             <w:r>
               <w:rPr>
                 <w:rStyle w:val="Hyperlink"/>
@@ -4542,7 +4542,7 @@
               <w:rPr>
                 <w:noProof/>
               </w:rPr>
-              <w:instrText xml:space="preserve"> PAGEREF _Toc242888177 \h </w:instrText>
+              <w:instrText xml:space="preserve"> PAGEREF _Toc242889158 \h </w:instrText>
             </w:r>
             <w:r>
               <w:rPr>
@@ -4585,7 +4585,7 @@
               <w14:ligatures w14:val="standardContextual"/>
             </w:rPr>
           </w:pPr>
-          <w:hyperlink w:anchor="_Toc242888178" w:history="1">
+          <w:hyperlink w:anchor="_Toc242889159" w:history="1">
             <w:r>
               <w:rPr>
                 <w:rStyle w:val="Hyperlink"/>
@@ -4609,7 +4609,7 @@
               <w:rPr>
                 <w:noProof/>
               </w:rPr>
-              <w:instrText xml:space="preserve"> PAGEREF _Toc242888178 \h </w:instrText>
+              <w:instrText xml:space="preserve"> PAGEREF _Toc242889159 \h </w:instrText>
             </w:r>
             <w:r>
               <w:rPr>
@@ -4652,7 +4652,7 @@
               <w14:ligatures w14:val="standardContextual"/>
             </w:rPr>
           </w:pPr>
-          <w:hyperlink w:anchor="_Toc242888179" w:history="1">
+          <w:hyperlink w:anchor="_Toc242889160" w:history="1">
             <w:r>
               <w:rPr>
                 <w:rStyle w:val="Hyperlink"/>
@@ -4676,7 +4676,7 @@
               <w:rPr>
                 <w:noProof/>
               </w:rPr>
-              <w:instrText xml:space="preserve"> PAGEREF _Toc242888179 \h </w:instrText>
+              <w:instrText xml:space="preserve"> PAGEREF _Toc242889160 \h </w:instrText>
             </w:r>
             <w:r>
               <w:rPr>
@@ -4719,7 +4719,7 @@
               <w14:ligatures w14:val="standardContextual"/>
             </w:rPr>
           </w:pPr>
-          <w:hyperlink w:anchor="_Toc242888180" w:history="1">
+          <w:hyperlink w:anchor="_Toc242889161" w:history="1">
             <w:r>
               <w:rPr>
                 <w:rStyle w:val="Hyperlink"/>
@@ -4743,7 +4743,7 @@
               <w:rPr>
                 <w:noProof/>
               </w:rPr>
-              <w:instrText xml:space="preserve"> PAGEREF _Toc242888180 \h </w:instrText>
+              <w:instrText xml:space="preserve"> PAGEREF _Toc242889161 \h </w:instrText>
             </w:r>
             <w:r>
               <w:rPr>
@@ -4786,7 +4786,7 @@
               <w14:ligatures w14:val="standardContextual"/>
             </w:rPr>
           </w:pPr>
-          <w:hyperlink w:anchor="_Toc242888181" w:history="1">
+          <w:hyperlink w:anchor="_Toc242889162" w:history="1">
             <w:r>
               <w:rPr>
                 <w:rStyle w:val="Hyperlink"/>
@@ -4810,7 +4810,7 @@
               <w:rPr>
                 <w:noProof/>
               </w:rPr>
-              <w:instrText xml:space="preserve"> PAGEREF _Toc242888181 \h </w:instrText>
+              <w:instrText xml:space="preserve"> PAGEREF _Toc242889162 \h </w:instrText>
             </w:r>
             <w:r>
               <w:rPr>
@@ -4853,7 +4853,7 @@
               <w14:ligatures w14:val="standardContextual"/>
             </w:rPr>
           </w:pPr>
-          <w:hyperlink w:anchor="_Toc242888182" w:history="1">
+          <w:hyperlink w:anchor="_Toc242889163" w:history="1">
             <w:r>
               <w:rPr>
                 <w:rStyle w:val="Hyperlink"/>
@@ -4877,7 +4877,7 @@
               <w:rPr>
                 <w:noProof/>
               </w:rPr>
-              <w:instrText xml:space="preserve"> PAGEREF _Toc242888182 \h </w:instrText>
+              <w:instrText xml:space="preserve"> PAGEREF _Toc242889163 \h </w:instrText>
             </w:r>
             <w:r>
               <w:rPr>
@@ -4920,7 +4920,7 @@
               <w14:ligatures w14:val="standardContextual"/>
             </w:rPr>
           </w:pPr>
-          <w:hyperlink w:anchor="_Toc242888183" w:history="1">
+          <w:hyperlink w:anchor="_Toc242889164" w:history="1">
             <w:r>
               <w:rPr>
                 <w:rStyle w:val="Hyperlink"/>
@@ -4944,7 +4944,7 @@
               <w:rPr>
                 <w:noProof/>
               </w:rPr>
-              <w:instrText xml:space="preserve"> PAGEREF _Toc242888183 \h </w:instrText>
+              <w:instrText xml:space="preserve"> PAGEREF _Toc242889164 \h </w:instrText>
             </w:r>
             <w:r>
               <w:rPr>
@@ -4987,7 +4987,7 @@
               <w14:ligatures w14:val="standardContextual"/>
             </w:rPr>
           </w:pPr>
-          <w:hyperlink w:anchor="_Toc242888184" w:history="1">
+          <w:hyperlink w:anchor="_Toc242889165" w:history="1">
             <w:r>
               <w:rPr>
                 <w:rStyle w:val="Hyperlink"/>
@@ -5011,7 +5011,7 @@
               <w:rPr>
                 <w:noProof/>
               </w:rPr>
-              <w:instrText xml:space="preserve"> PAGEREF _Toc242888184 \h </w:instrText>
+              <w:instrText xml:space="preserve"> PAGEREF _Toc242889165 \h </w:instrText>
             </w:r>
             <w:r>
               <w:rPr>
@@ -5054,7 +5054,7 @@
               <w14:ligatures w14:val="standardContextual"/>
             </w:rPr>
           </w:pPr>
-          <w:hyperlink w:anchor="_Toc242888185" w:history="1">
+          <w:hyperlink w:anchor="_Toc242889166" w:history="1">
             <w:r>
               <w:rPr>
                 <w:rStyle w:val="Hyperlink"/>
@@ -5078,7 +5078,7 @@
               <w:rPr>
                 <w:noProof/>
               </w:rPr>
-              <w:instrText xml:space="preserve"> PAGEREF _Toc242888185 \h </w:instrText>
+              <w:instrText xml:space="preserve"> PAGEREF _Toc242889166 \h </w:instrText>
             </w:r>
             <w:r>
               <w:rPr>
@@ -5121,7 +5121,7 @@
               <w14:ligatures w14:val="standardContextual"/>
             </w:rPr>
           </w:pPr>
-          <w:hyperlink w:anchor="_Toc242888186" w:history="1">
+          <w:hyperlink w:anchor="_Toc242889167" w:history="1">
             <w:r>
               <w:rPr>
                 <w:rStyle w:val="Hyperlink"/>
@@ -5145,7 +5145,7 @@
               <w:rPr>
                 <w:noProof/>
               </w:rPr>
-              <w:instrText xml:space="preserve"> PAGEREF _Toc242888186 \h </w:instrText>
+              <w:instrText xml:space="preserve"> PAGEREF _Toc242889167 \h </w:instrText>
             </w:r>
             <w:r>
               <w:rPr>
@@ -5188,7 +5188,7 @@
               <w14:ligatures w14:val="standardContextual"/>
             </w:rPr>
           </w:pPr>
-          <w:hyperlink w:anchor="_Toc242888187" w:history="1">
+          <w:hyperlink w:anchor="_Toc242889168" w:history="1">
             <w:r>
               <w:rPr>
                 <w:rStyle w:val="Hyperlink"/>
@@ -5212,7 +5212,7 @@
               <w:rPr>
                 <w:noProof/>
               </w:rPr>
-              <w:instrText xml:space="preserve"> PAGEREF _Toc242888187 \h </w:instrText>
+              <w:instrText xml:space="preserve"> PAGEREF _Toc242889168 \h </w:instrText>
             </w:r>
             <w:r>
               <w:rPr>
@@ -5255,7 +5255,7 @@
               <w14:ligatures w14:val="standardContextual"/>
             </w:rPr>
           </w:pPr>
-          <w:hyperlink w:anchor="_Toc242888188" w:history="1">
+          <w:hyperlink w:anchor="_Toc242889169" w:history="1">
             <w:r>
               <w:rPr>
                 <w:rStyle w:val="Hyperlink"/>
@@ -5279,7 +5279,7 @@
               <w:rPr>
                 <w:noProof/>
               </w:rPr>
-              <w:instrText xml:space="preserve"> PAGEREF _Toc242888188 \h </w:instrText>
+              <w:instrText xml:space="preserve"> PAGEREF _Toc242889169 \h </w:instrText>
             </w:r>
             <w:r>
               <w:rPr>
@@ -5322,7 +5322,7 @@
               <w14:ligatures w14:val="standardContextual"/>
             </w:rPr>
           </w:pPr>
-          <w:hyperlink w:anchor="_Toc242888189" w:history="1">
+          <w:hyperlink w:anchor="_Toc242889170" w:history="1">
             <w:r>
               <w:rPr>
                 <w:rStyle w:val="Hyperlink"/>
@@ -5346,7 +5346,7 @@
               <w:rPr>
                 <w:noProof/>
               </w:rPr>
-              <w:instrText xml:space="preserve"> PAGEREF _Toc242888189 \h </w:instrText>
+              <w:instrText xml:space="preserve"> PAGEREF _Toc242889170 \h </w:instrText>
             </w:r>
             <w:r>
               <w:rPr>
@@ -5389,7 +5389,7 @@
               <w14:ligatures w14:val="standardContextual"/>
             </w:rPr>
           </w:pPr>
-          <w:hyperlink w:anchor="_Toc242888190" w:history="1">
+          <w:hyperlink w:anchor="_Toc242889171" w:history="1">
             <w:r>
               <w:rPr>
                 <w:rStyle w:val="Hyperlink"/>
@@ -5413,7 +5413,7 @@
               <w:rPr>
                 <w:noProof/>
               </w:rPr>
-              <w:instrText xml:space="preserve"> PAGEREF _Toc242888190 \h </w:instrText>
+              <w:instrText xml:space="preserve"> PAGEREF _Toc242889171 \h </w:instrText>
             </w:r>
             <w:r>
               <w:rPr>
@@ -5456,7 +5456,7 @@
               <w14:ligatures w14:val="standardContextual"/>
             </w:rPr>
           </w:pPr>
-          <w:hyperlink w:anchor="_Toc242888191" w:history="1">
+          <w:hyperlink w:anchor="_Toc242889172" w:history="1">
             <w:r>
               <w:rPr>
                 <w:rStyle w:val="Hyperlink"/>
@@ -5480,7 +5480,7 @@
               <w:rPr>
                 <w:noProof/>
               </w:rPr>
-              <w:instrText xml:space="preserve"> PAGEREF _Toc242888191 \h </w:instrText>
+              <w:instrText xml:space="preserve"> PAGEREF _Toc242889172 \h </w:instrText>
             </w:r>
             <w:r>
               <w:rPr>
@@ -5523,7 +5523,7 @@
               <w14:ligatures w14:val="standardContextual"/>
             </w:rPr>
           </w:pPr>
-          <w:hyperlink w:anchor="_Toc242888192" w:history="1">
+          <w:hyperlink w:anchor="_Toc242889173" w:history="1">
             <w:r>
               <w:rPr>
                 <w:rStyle w:val="Hyperlink"/>
@@ -5547,7 +5547,7 @@
               <w:rPr>
                 <w:noProof/>
               </w:rPr>
-              <w:instrText xml:space="preserve"> PAGEREF _Toc242888192 \h </w:instrText>
+              <w:instrText xml:space="preserve"> PAGEREF _Toc242889173 \h </w:instrText>
             </w:r>
             <w:r>
               <w:rPr>
@@ -5590,7 +5590,7 @@
               <w14:ligatures w14:val="standardContextual"/>
             </w:rPr>
           </w:pPr>
-          <w:hyperlink w:anchor="_Toc242888193" w:history="1">
+          <w:hyperlink w:anchor="_Toc242889174" w:history="1">
             <w:r>
               <w:rPr>
                 <w:rStyle w:val="Hyperlink"/>
@@ -5614,7 +5614,7 @@
               <w:rPr>
                 <w:noProof/>
               </w:rPr>
-              <w:instrText xml:space="preserve"> PAGEREF _Toc242888193 \h </w:instrText>
+              <w:instrText xml:space="preserve"> PAGEREF _Toc242889174 \h </w:instrText>
             </w:r>
             <w:r>
               <w:rPr>
@@ -5657,7 +5657,7 @@
               <w14:ligatures w14:val="standardContextual"/>
             </w:rPr>
           </w:pPr>
-          <w:hyperlink w:anchor="_Toc242888194" w:history="1">
+          <w:hyperlink w:anchor="_Toc242889175" w:history="1">
             <w:r>
               <w:rPr>
                 <w:rStyle w:val="Hyperlink"/>
@@ -5681,7 +5681,7 @@
               <w:rPr>
                 <w:noProof/>
               </w:rPr>
-              <w:instrText xml:space="preserve"> PAGEREF _Toc242888194 \h </w:instrText>
+              <w:instrText xml:space="preserve"> PAGEREF _Toc242889175 \h </w:instrText>
             </w:r>
             <w:r>
               <w:rPr>
@@ -5724,7 +5724,7 @@
               <w14:ligatures w14:val="standardContextual"/>
             </w:rPr>
           </w:pPr>
-          <w:hyperlink w:anchor="_Toc242888195" w:history="1">
+          <w:hyperlink w:anchor="_Toc242889176" w:history="1">
             <w:r>
               <w:rPr>
                 <w:rStyle w:val="Hyperlink"/>
@@ -5748,7 +5748,7 @@
               <w:rPr>
                 <w:noProof/>
               </w:rPr>
-              <w:instrText xml:space="preserve"> PAGEREF _Toc242888195 \h </w:instrText>
+              <w:instrText xml:space="preserve"> PAGEREF _Toc242889176 \h </w:instrText>
             </w:r>
             <w:r>
               <w:rPr>
@@ -5791,7 +5791,7 @@
               <w14:ligatures w14:val="standardContextual"/>
             </w:rPr>
           </w:pPr>
-          <w:hyperlink w:anchor="_Toc242888196" w:history="1">
+          <w:hyperlink w:anchor="_Toc242889177" w:history="1">
             <w:r>
               <w:rPr>
                 <w:rStyle w:val="Hyperlink"/>
@@ -5815,7 +5815,7 @@
               <w:rPr>
                 <w:noProof/>
               </w:rPr>
-              <w:instrText xml:space="preserve"> PAGEREF _Toc242888196 \h </w:instrText>
+              <w:instrText xml:space="preserve"> PAGEREF _Toc242889177 \h </w:instrText>
             </w:r>
             <w:r>
               <w:rPr>
@@ -5858,7 +5858,7 @@
               <w14:ligatures w14:val="standardContextual"/>
             </w:rPr>
           </w:pPr>
-          <w:hyperlink w:anchor="_Toc242888197" w:history="1">
+          <w:hyperlink w:anchor="_Toc242889178" w:history="1">
             <w:r>
               <w:rPr>
                 <w:rStyle w:val="Hyperlink"/>
@@ -5882,7 +5882,7 @@
               <w:rPr>
                 <w:noProof/>
               </w:rPr>
-              <w:instrText xml:space="preserve"> PAGEREF _Toc242888197 \h </w:instrText>
+              <w:instrText xml:space="preserve"> PAGEREF _Toc242889178 \h </w:instrText>
             </w:r>
             <w:r>
               <w:rPr>
@@ -5925,7 +5925,7 @@
               <w14:ligatures w14:val="standardContextual"/>
             </w:rPr>
           </w:pPr>
-          <w:hyperlink w:anchor="_Toc242888198" w:history="1">
+          <w:hyperlink w:anchor="_Toc242889179" w:history="1">
             <w:r>
               <w:rPr>
                 <w:rStyle w:val="Hyperlink"/>
@@ -5949,7 +5949,7 @@
               <w:rPr>
                 <w:noProof/>
               </w:rPr>
-              <w:instrText xml:space="preserve"> PAGEREF _Toc242888198 \h </w:instrText>
+              <w:instrText xml:space="preserve"> PAGEREF _Toc242889179 \h </w:instrText>
             </w:r>
             <w:r>
               <w:rPr>
@@ -5992,7 +5992,7 @@
               <w14:ligatures w14:val="standardContextual"/>
             </w:rPr>
           </w:pPr>
-          <w:hyperlink w:anchor="_Toc242888199" w:history="1">
+          <w:hyperlink w:anchor="_Toc242889180" w:history="1">
             <w:r>
               <w:rPr>
                 <w:rStyle w:val="Hyperlink"/>
@@ -6016,7 +6016,7 @@
               <w:rPr>
                 <w:noProof/>
               </w:rPr>
-              <w:instrText xml:space="preserve"> PAGEREF _Toc242888199 \h </w:instrText>
+              <w:instrText xml:space="preserve"> PAGEREF _Toc242889180 \h </w:instrText>
             </w:r>
             <w:r>
               <w:rPr>
@@ -6059,7 +6059,7 @@
               <w14:ligatures w14:val="standardContextual"/>
             </w:rPr>
           </w:pPr>
-          <w:hyperlink w:anchor="_Toc242888200" w:history="1">
+          <w:hyperlink w:anchor="_Toc242889181" w:history="1">
             <w:r>
               <w:rPr>
                 <w:rStyle w:val="Hyperlink"/>
@@ -6083,7 +6083,7 @@
               <w:rPr>
                 <w:noProof/>
               </w:rPr>
-              <w:instrText xml:space="preserve"> PAGEREF _Toc242888200 \h </w:instrText>
+              <w:instrText xml:space="preserve"> PAGEREF _Toc242889181 \h </w:instrText>
             </w:r>
             <w:r>
               <w:rPr>
@@ -6124,7 +6124,7 @@
         <w:keepLines/>
         <w:pageBreakBefore/>
       </w:pPr>
-      <w:bookmarkStart w:id="0" w:name="_Toc242888138"/>
+      <w:bookmarkStart w:id="0" w:name="_Toc242889119"/>
       <w:r>
         <w:lastRenderedPageBreak/>
         <w:t>1 Introduction</w:t>
@@ -6137,7 +6137,7 @@
         <w:keepNext/>
         <w:keepLines/>
       </w:pPr>
-      <w:bookmarkStart w:id="1" w:name="_Toc242888139"/>
+      <w:bookmarkStart w:id="1" w:name="_Toc242889120"/>
       <w:r>
         <w:t>1.1 Purpose</w:t>
       </w:r>
@@ -6170,7 +6170,7 @@
         <w:keepNext/>
         <w:keepLines/>
       </w:pPr>
-      <w:bookmarkStart w:id="2" w:name="_Toc242888140"/>
+      <w:bookmarkStart w:id="2" w:name="_Toc242889121"/>
       <w:r>
         <w:t>1.2 Scope</w:t>
       </w:r>
@@ -6190,7 +6190,7 @@
         <w:keepNext/>
         <w:keepLines/>
       </w:pPr>
-      <w:bookmarkStart w:id="3" w:name="_Toc242888141"/>
+      <w:bookmarkStart w:id="3" w:name="_Toc242889122"/>
       <w:r>
         <w:t>1.3 Intended audience</w:t>
       </w:r>
@@ -6210,7 +6210,7 @@
         <w:keepNext/>
         <w:keepLines/>
       </w:pPr>
-      <w:bookmarkStart w:id="4" w:name="_Toc242888142"/>
+      <w:bookmarkStart w:id="4" w:name="_Toc242889123"/>
       <w:r>
         <w:t>1.4 Relationship to other documents</w:t>
       </w:r>
@@ -6221,7 +6221,7 @@
         <w:pStyle w:val="Caption"/>
         <w:keepNext/>
       </w:pPr>
-      <w:bookmarkStart w:id="5" w:name="_Toc242888173"/>
+      <w:bookmarkStart w:id="5" w:name="_Toc242889154"/>
       <w:r>
         <w:t xml:space="preserve">Table </w:t>
       </w:r>
@@ -6982,7 +6982,7 @@
         <w:keepNext/>
         <w:keepLines/>
       </w:pPr>
-      <w:bookmarkStart w:id="6" w:name="_Toc242888143"/>
+      <w:bookmarkStart w:id="6" w:name="_Toc242889124"/>
       <w:r>
         <w:t>1.5 Conventions</w:t>
       </w:r>
@@ -7030,7 +7030,7 @@
         <w:keepLines/>
         <w:pageBreakBefore/>
       </w:pPr>
-      <w:bookmarkStart w:id="7" w:name="_Toc242888144"/>
+      <w:bookmarkStart w:id="7" w:name="_Toc242889125"/>
       <w:r>
         <w:lastRenderedPageBreak/>
         <w:t>2 Design principles</w:t>
@@ -7042,7 +7042,7 @@
         <w:pStyle w:val="Caption"/>
         <w:keepNext/>
       </w:pPr>
-      <w:bookmarkStart w:id="8" w:name="_Toc242888174"/>
+      <w:bookmarkStart w:id="8" w:name="_Toc242889155"/>
       <w:r>
         <w:t xml:space="preserve">Table </w:t>
       </w:r>
@@ -8466,7 +8466,7 @@
         <w:keepLines/>
         <w:pageBreakBefore/>
       </w:pPr>
-      <w:bookmarkStart w:id="9" w:name="_Toc242888145"/>
+      <w:bookmarkStart w:id="9" w:name="_Toc242889126"/>
       <w:r>
         <w:lastRenderedPageBreak/>
         <w:t>3 Personas and key journeys</w:t>
@@ -8486,7 +8486,7 @@
         <w:pStyle w:val="Caption"/>
         <w:keepNext/>
       </w:pPr>
-      <w:bookmarkStart w:id="10" w:name="_Toc242888175"/>
+      <w:bookmarkStart w:id="10" w:name="_Toc242889156"/>
       <w:r>
         <w:t xml:space="preserve">Table </w:t>
       </w:r>
@@ -9275,7 +9275,7 @@
         <w:pStyle w:val="Caption"/>
         <w:keepNext/>
       </w:pPr>
-      <w:bookmarkStart w:id="11" w:name="_Toc242888176"/>
+      <w:bookmarkStart w:id="11" w:name="_Toc242889157"/>
       <w:r>
         <w:t xml:space="preserve">Table </w:t>
       </w:r>
@@ -10167,7 +10167,7 @@
         <w:keepLines/>
         <w:pageBreakBefore/>
       </w:pPr>
-      <w:bookmarkStart w:id="12" w:name="_Toc242888146"/>
+      <w:bookmarkStart w:id="12" w:name="_Toc242889127"/>
       <w:r>
         <w:lastRenderedPageBreak/>
         <w:t>4 Information architecture and navigation</w:t>
@@ -10180,7 +10180,7 @@
         <w:keepNext/>
         <w:keepLines/>
       </w:pPr>
-      <w:bookmarkStart w:id="13" w:name="_Toc242888147"/>
+      <w:bookmarkStart w:id="13" w:name="_Toc242889128"/>
       <w:r>
         <w:t>4.1 Structure</w:t>
       </w:r>
@@ -10219,7 +10219,7 @@
         <w:pStyle w:val="Caption"/>
         <w:keepNext/>
       </w:pPr>
-      <w:bookmarkStart w:id="14" w:name="_Toc242888177"/>
+      <w:bookmarkStart w:id="14" w:name="_Toc242889158"/>
       <w:r>
         <w:t xml:space="preserve">Table </w:t>
       </w:r>
@@ -11102,7 +11102,7 @@
         <w:keepNext/>
         <w:keepLines/>
       </w:pPr>
-      <w:bookmarkStart w:id="15" w:name="_Toc242888148"/>
+      <w:bookmarkStart w:id="15" w:name="_Toc242889129"/>
       <w:r>
         <w:t>4.2 Route table</w:t>
       </w:r>
@@ -11113,7 +11113,7 @@
         <w:pStyle w:val="Caption"/>
         <w:keepNext/>
       </w:pPr>
-      <w:bookmarkStart w:id="16" w:name="_Toc242888178"/>
+      <w:bookmarkStart w:id="16" w:name="_Toc242889159"/>
       <w:r>
         <w:t xml:space="preserve">Table </w:t>
       </w:r>
@@ -13914,7 +13914,7 @@
         <w:keepNext/>
         <w:keepLines/>
       </w:pPr>
-      <w:bookmarkStart w:id="17" w:name="_Toc242888149"/>
+      <w:bookmarkStart w:id="17" w:name="_Toc242889130"/>
       <w:r>
         <w:t>4.3 Guards</w:t>
       </w:r>
@@ -13925,7 +13925,7 @@
         <w:pStyle w:val="Caption"/>
         <w:keepNext/>
       </w:pPr>
-      <w:bookmarkStart w:id="18" w:name="_Toc242888179"/>
+      <w:bookmarkStart w:id="18" w:name="_Toc242889160"/>
       <w:r>
         <w:t xml:space="preserve">Table </w:t>
       </w:r>
@@ -14425,7 +14425,7 @@
         <w:keepLines/>
         <w:pageBreakBefore/>
       </w:pPr>
-      <w:bookmarkStart w:id="19" w:name="_Toc242888150"/>
+      <w:bookmarkStart w:id="19" w:name="_Toc242889131"/>
       <w:r>
         <w:lastRenderedPageBreak/>
         <w:t>5 Design system</w:t>
@@ -14438,7 +14438,7 @@
         <w:keepNext/>
         <w:keepLines/>
       </w:pPr>
-      <w:bookmarkStart w:id="20" w:name="_Toc242888151"/>
+      <w:bookmarkStart w:id="20" w:name="_Toc242889132"/>
       <w:r>
         <w:t>5.1 Colour roles</w:t>
       </w:r>
@@ -14457,7 +14457,7 @@
         <w:pStyle w:val="Caption"/>
         <w:keepNext/>
       </w:pPr>
-      <w:bookmarkStart w:id="21" w:name="_Toc242888180"/>
+      <w:bookmarkStart w:id="21" w:name="_Toc242889161"/>
       <w:r>
         <w:t xml:space="preserve">Table </w:t>
       </w:r>
@@ -16447,7 +16447,7 @@
         <w:keepNext/>
         <w:keepLines/>
       </w:pPr>
-      <w:bookmarkStart w:id="22" w:name="_Toc242888152"/>
+      <w:bookmarkStart w:id="22" w:name="_Toc242889133"/>
       <w:r>
         <w:t>5.2 Typography</w:t>
       </w:r>
@@ -16521,7 +16521,7 @@
         <w:pStyle w:val="Caption"/>
         <w:keepNext/>
       </w:pPr>
-      <w:bookmarkStart w:id="23" w:name="_Toc242888181"/>
+      <w:bookmarkStart w:id="23" w:name="_Toc242889162"/>
       <w:r>
         <w:t xml:space="preserve">Table </w:t>
       </w:r>
@@ -18235,7 +18235,7 @@
         <w:keepNext/>
         <w:keepLines/>
       </w:pPr>
-      <w:bookmarkStart w:id="24" w:name="_Toc242888153"/>
+      <w:bookmarkStart w:id="24" w:name="_Toc242889134"/>
       <w:r>
         <w:t>5.3 Spacing, shape and elevation</w:t>
       </w:r>
@@ -18246,7 +18246,7 @@
         <w:pStyle w:val="Caption"/>
         <w:keepNext/>
       </w:pPr>
-      <w:bookmarkStart w:id="25" w:name="_Toc242888182"/>
+      <w:bookmarkStart w:id="25" w:name="_Toc242889163"/>
       <w:r>
         <w:t xml:space="preserve">Table </w:t>
       </w:r>
@@ -18934,7 +18934,7 @@
         <w:keepNext/>
         <w:keepLines/>
       </w:pPr>
-      <w:bookmarkStart w:id="26" w:name="_Toc242888154"/>
+      <w:bookmarkStart w:id="26" w:name="_Toc242889135"/>
       <w:r>
         <w:t>5.4 Components</w:t>
       </w:r>
@@ -18945,7 +18945,7 @@
         <w:pStyle w:val="Caption"/>
         <w:keepNext/>
       </w:pPr>
-      <w:bookmarkStart w:id="27" w:name="_Toc242888183"/>
+      <w:bookmarkStart w:id="27" w:name="_Toc242889164"/>
       <w:r>
         <w:t xml:space="preserve">Table </w:t>
       </w:r>
@@ -20551,7 +20551,7 @@
                 <w:sz w:val="19"/>
                 <w:szCs w:val="19"/>
               </w:rPr>
-              <w:t>12 preset characters (Multiavatar), or initials on a steady colour; decorative (</w:t>
+              <w:t>12 preset silhouettes in different colours, or initials on a steady colour; decorative (</w:t>
             </w:r>
             <w:r>
               <w:rPr>
@@ -20902,7 +20902,7 @@
         <w:keepLines/>
         <w:pageBreakBefore/>
       </w:pPr>
-      <w:bookmarkStart w:id="28" w:name="_Toc242888155"/>
+      <w:bookmarkStart w:id="28" w:name="_Toc242889136"/>
       <w:r>
         <w:lastRenderedPageBreak/>
         <w:t>6 Screen specifications</w:t>
@@ -20963,7 +20963,7 @@
         <w:keepNext/>
         <w:keepLines/>
       </w:pPr>
-      <w:bookmarkStart w:id="29" w:name="_Toc242888156"/>
+      <w:bookmarkStart w:id="29" w:name="_Toc242889137"/>
       <w:r>
         <w:t>6.1 Welcome, Intro and About you (onboarding)</w:t>
       </w:r>
@@ -20974,7 +20974,7 @@
         <w:pStyle w:val="Caption"/>
         <w:keepNext/>
       </w:pPr>
-      <w:bookmarkStart w:id="30" w:name="_Toc242888184"/>
+      <w:bookmarkStart w:id="30" w:name="_Toc242889165"/>
       <w:r>
         <w:t xml:space="preserve">Table </w:t>
       </w:r>
@@ -21446,7 +21446,7 @@
         <w:keepNext/>
         <w:keepLines/>
       </w:pPr>
-      <w:bookmarkStart w:id="31" w:name="_Toc242888157"/>
+      <w:bookmarkStart w:id="31" w:name="_Toc242889138"/>
       <w:r>
         <w:t>6.2 Account (sign up, log in, recover, recovery code, complete your account)</w:t>
       </w:r>
@@ -21457,7 +21457,7 @@
         <w:pStyle w:val="Caption"/>
         <w:keepNext/>
       </w:pPr>
-      <w:bookmarkStart w:id="32" w:name="_Toc242888185"/>
+      <w:bookmarkStart w:id="32" w:name="_Toc242889166"/>
       <w:r>
         <w:t xml:space="preserve">Table </w:t>
       </w:r>
@@ -21901,7 +21901,7 @@
         <w:keepNext/>
         <w:keepLines/>
       </w:pPr>
-      <w:bookmarkStart w:id="33" w:name="_Toc242888158"/>
+      <w:bookmarkStart w:id="33" w:name="_Toc242889139"/>
       <w:r>
         <w:t>6.3 Paths (home)</w:t>
       </w:r>
@@ -21912,7 +21912,7 @@
         <w:pStyle w:val="Caption"/>
         <w:keepNext/>
       </w:pPr>
-      <w:bookmarkStart w:id="34" w:name="_Toc242888186"/>
+      <w:bookmarkStart w:id="34" w:name="_Toc242889167"/>
       <w:r>
         <w:t xml:space="preserve">Table </w:t>
       </w:r>
@@ -22267,7 +22267,7 @@
         <w:keepNext/>
         <w:keepLines/>
       </w:pPr>
-      <w:bookmarkStart w:id="35" w:name="_Toc242888159"/>
+      <w:bookmarkStart w:id="35" w:name="_Toc242889140"/>
       <w:r>
         <w:t>6.4 Courses</w:t>
       </w:r>
@@ -22278,7 +22278,7 @@
         <w:pStyle w:val="Caption"/>
         <w:keepNext/>
       </w:pPr>
-      <w:bookmarkStart w:id="36" w:name="_Toc242888187"/>
+      <w:bookmarkStart w:id="36" w:name="_Toc242889168"/>
       <w:r>
         <w:t xml:space="preserve">Table </w:t>
       </w:r>
@@ -22739,7 +22739,7 @@
         <w:keepNext/>
         <w:keepLines/>
       </w:pPr>
-      <w:bookmarkStart w:id="37" w:name="_Toc242888160"/>
+      <w:bookmarkStart w:id="37" w:name="_Toc242889141"/>
       <w:r>
         <w:t>6.5 Course detail</w:t>
       </w:r>
@@ -22750,7 +22750,7 @@
         <w:pStyle w:val="Caption"/>
         <w:keepNext/>
       </w:pPr>
-      <w:bookmarkStart w:id="38" w:name="_Toc242888188"/>
+      <w:bookmarkStart w:id="38" w:name="_Toc242889169"/>
       <w:r>
         <w:t xml:space="preserve">Table </w:t>
       </w:r>
@@ -23121,7 +23121,7 @@
         <w:keepNext/>
         <w:keepLines/>
       </w:pPr>
-      <w:bookmarkStart w:id="39" w:name="_Toc242888161"/>
+      <w:bookmarkStart w:id="39" w:name="_Toc242889142"/>
       <w:r>
         <w:t>6.6 Compare</w:t>
       </w:r>
@@ -23132,7 +23132,7 @@
         <w:pStyle w:val="Caption"/>
         <w:keepNext/>
       </w:pPr>
-      <w:bookmarkStart w:id="40" w:name="_Toc242888189"/>
+      <w:bookmarkStart w:id="40" w:name="_Toc242889170"/>
       <w:r>
         <w:t xml:space="preserve">Table </w:t>
       </w:r>
@@ -23560,7 +23560,7 @@
         <w:keepNext/>
         <w:keepLines/>
       </w:pPr>
-      <w:bookmarkStart w:id="41" w:name="_Toc242888162"/>
+      <w:bookmarkStart w:id="41" w:name="_Toc242889143"/>
       <w:r>
         <w:t>6.7 My list</w:t>
       </w:r>
@@ -23571,7 +23571,7 @@
         <w:pStyle w:val="Caption"/>
         <w:keepNext/>
       </w:pPr>
-      <w:bookmarkStart w:id="42" w:name="_Toc242888190"/>
+      <w:bookmarkStart w:id="42" w:name="_Toc242889171"/>
       <w:r>
         <w:t xml:space="preserve">Table </w:t>
       </w:r>
@@ -24024,7 +24024,7 @@
         <w:keepNext/>
         <w:keepLines/>
       </w:pPr>
-      <w:bookmarkStart w:id="43" w:name="_Toc242888163"/>
+      <w:bookmarkStart w:id="43" w:name="_Toc242889144"/>
       <w:r>
         <w:lastRenderedPageBreak/>
         <w:t>6.8 Journey</w:t>
@@ -24036,7 +24036,7 @@
         <w:pStyle w:val="Caption"/>
         <w:keepNext/>
       </w:pPr>
-      <w:bookmarkStart w:id="44" w:name="_Toc242888191"/>
+      <w:bookmarkStart w:id="44" w:name="_Toc242889172"/>
       <w:r>
         <w:t xml:space="preserve">Table </w:t>
       </w:r>
@@ -24512,7 +24512,7 @@
         <w:keepNext/>
         <w:keepLines/>
       </w:pPr>
-      <w:bookmarkStart w:id="45" w:name="_Toc242888164"/>
+      <w:bookmarkStart w:id="45" w:name="_Toc242889145"/>
       <w:r>
         <w:t>6.9 Ask ZedPath</w:t>
       </w:r>
@@ -24523,7 +24523,7 @@
         <w:pStyle w:val="Caption"/>
         <w:keepNext/>
       </w:pPr>
-      <w:bookmarkStart w:id="46" w:name="_Toc242888192"/>
+      <w:bookmarkStart w:id="46" w:name="_Toc242889173"/>
       <w:r>
         <w:t xml:space="preserve">Table </w:t>
       </w:r>
@@ -25047,7 +25047,7 @@
         <w:keepNext/>
         <w:keepLines/>
       </w:pPr>
-      <w:bookmarkStart w:id="47" w:name="_Toc242888165"/>
+      <w:bookmarkStart w:id="47" w:name="_Toc242889146"/>
       <w:r>
         <w:t>6.10 Groups, Group room and Group info</w:t>
       </w:r>
@@ -25058,7 +25058,7 @@
         <w:pStyle w:val="Caption"/>
         <w:keepNext/>
       </w:pPr>
-      <w:bookmarkStart w:id="48" w:name="_Toc242888193"/>
+      <w:bookmarkStart w:id="48" w:name="_Toc242889174"/>
       <w:r>
         <w:t xml:space="preserve">Table </w:t>
       </w:r>
@@ -25527,7 +25527,7 @@
         <w:keepNext/>
         <w:keepLines/>
       </w:pPr>
-      <w:bookmarkStart w:id="49" w:name="_Toc242888166"/>
+      <w:bookmarkStart w:id="49" w:name="_Toc242889147"/>
       <w:r>
         <w:lastRenderedPageBreak/>
         <w:t>6.11 Me</w:t>
@@ -25539,7 +25539,7 @@
         <w:pStyle w:val="Caption"/>
         <w:keepNext/>
       </w:pPr>
-      <w:bookmarkStart w:id="50" w:name="_Toc242888194"/>
+      <w:bookmarkStart w:id="50" w:name="_Toc242889175"/>
       <w:r>
         <w:t xml:space="preserve">Table </w:t>
       </w:r>
@@ -25927,7 +25927,7 @@
         <w:keepLines/>
         <w:pageBreakBefore/>
       </w:pPr>
-      <w:bookmarkStart w:id="51" w:name="_Toc242888167"/>
+      <w:bookmarkStart w:id="51" w:name="_Toc242889148"/>
       <w:r>
         <w:lastRenderedPageBreak/>
         <w:t>7 Interaction patterns</w:t>
@@ -25939,7 +25939,7 @@
         <w:pStyle w:val="Caption"/>
         <w:keepNext/>
       </w:pPr>
-      <w:bookmarkStart w:id="52" w:name="_Toc242888195"/>
+      <w:bookmarkStart w:id="52" w:name="_Toc242889176"/>
       <w:r>
         <w:t xml:space="preserve">Table </w:t>
       </w:r>
@@ -26985,7 +26985,7 @@
         <w:keepLines/>
         <w:pageBreakBefore/>
       </w:pPr>
-      <w:bookmarkStart w:id="53" w:name="_Toc242888168"/>
+      <w:bookmarkStart w:id="53" w:name="_Toc242889149"/>
       <w:r>
         <w:lastRenderedPageBreak/>
         <w:t>8 Content and language</w:t>
@@ -26997,7 +26997,7 @@
         <w:pStyle w:val="Caption"/>
         <w:keepNext/>
       </w:pPr>
-      <w:bookmarkStart w:id="54" w:name="_Toc242888196"/>
+      <w:bookmarkStart w:id="54" w:name="_Toc242889177"/>
       <w:r>
         <w:t xml:space="preserve">Table </w:t>
       </w:r>
@@ -27586,7 +27586,7 @@
         <w:keepLines/>
         <w:pageBreakBefore/>
       </w:pPr>
-      <w:bookmarkStart w:id="55" w:name="_Toc242888169"/>
+      <w:bookmarkStart w:id="55" w:name="_Toc242889150"/>
       <w:r>
         <w:lastRenderedPageBreak/>
         <w:t>9 Accessibility checklist (WCAG 2.2 AA)</w:t>
@@ -27606,7 +27606,7 @@
         <w:pStyle w:val="Caption"/>
         <w:keepNext/>
       </w:pPr>
-      <w:bookmarkStart w:id="56" w:name="_Toc242888197"/>
+      <w:bookmarkStart w:id="56" w:name="_Toc242889178"/>
       <w:r>
         <w:t xml:space="preserve">Table </w:t>
       </w:r>
@@ -29360,7 +29360,7 @@
         <w:keepLines/>
         <w:pageBreakBefore/>
       </w:pPr>
-      <w:bookmarkStart w:id="57" w:name="_Toc242888170"/>
+      <w:bookmarkStart w:id="57" w:name="_Toc242889151"/>
       <w:r>
         <w:lastRenderedPageBreak/>
         <w:t>10 Performance budget for 3G</w:t>
@@ -29372,7 +29372,7 @@
         <w:pStyle w:val="Caption"/>
         <w:keepNext/>
       </w:pPr>
-      <w:bookmarkStart w:id="58" w:name="_Toc242888198"/>
+      <w:bookmarkStart w:id="58" w:name="_Toc242889179"/>
       <w:r>
         <w:t xml:space="preserve">Table </w:t>
       </w:r>
@@ -30204,7 +30204,7 @@
         <w:keepLines/>
         <w:pageBreakBefore/>
       </w:pPr>
-      <w:bookmarkStart w:id="59" w:name="_Toc242888171"/>
+      <w:bookmarkStart w:id="59" w:name="_Toc242889152"/>
       <w:r>
         <w:lastRenderedPageBreak/>
         <w:t>11 Usability evidence</w:t>
@@ -30227,7 +30227,7 @@
         <w:pStyle w:val="Caption"/>
         <w:keepNext/>
       </w:pPr>
-      <w:bookmarkStart w:id="60" w:name="_Toc242888199"/>
+      <w:bookmarkStart w:id="60" w:name="_Toc242889180"/>
       <w:r>
         <w:t xml:space="preserve">Table </w:t>
       </w:r>
@@ -31119,7 +31119,7 @@
         <w:keepLines/>
         <w:pageBreakBefore/>
       </w:pPr>
-      <w:bookmarkStart w:id="61" w:name="_Toc242888172"/>
+      <w:bookmarkStart w:id="61" w:name="_Toc242889153"/>
       <w:r>
         <w:lastRenderedPageBreak/>
         <w:t>12 Traceability</w:t>
@@ -31131,7 +31131,7 @@
         <w:pStyle w:val="Caption"/>
         <w:keepNext/>
       </w:pPr>
-      <w:bookmarkStart w:id="62" w:name="_Toc242888200"/>
+      <w:bookmarkStart w:id="62" w:name="_Toc242889181"/>
       <w:r>
         <w:t xml:space="preserve">Table </w:t>
       </w:r>
@@ -32382,10 +32382,10 @@
 <file path=word/numbering.xml><?xml version="1.0" encoding="utf-8"?>
 <w:numbering xmlns:wpc="http://schemas.microsoft.com/office/word/2010/wordprocessingCanvas" xmlns:cx="http://schemas.microsoft.com/office/drawing/2014/chartex" xmlns:cx1="http://schemas.microsoft.com/office/drawing/2015/9/8/chartex" xmlns:cx2="http://schemas.microsoft.com/office/drawing/2015/10/21/chartex" xmlns:cx3="http://schemas.microsoft.com/office/drawing/2016/5/9/chartex" xmlns:cx4="http://schemas.microsoft.com/office/drawing/2016/5/10/chartex" xmlns:cx5="http://schemas.microsoft.com/office/drawing/2016/5/11/chartex" xmlns:cx6="http://schemas.microsoft.com/office/drawing/2016/5/12/chartex" xmlns:cx7="http://schemas.microsoft.com/office/drawing/2016/5/13/chartex" xmlns:cx8="http://schemas.microsoft.com/office/drawing/2016/5/14/chartex" xmlns:mc="http://schemas.openxmlformats.org/markup-compatibility/2006" xmlns:aink="http://schemas.microsoft.com/office/drawing/2016/ink" xmlns:am3d="http://schemas.microsoft.com/office/drawing/2017/model3d" xmlns:o="urn:schemas-microsoft-com:office:office" xmlns:oel="http://schemas.microsoft.com/office/2019/extlst" xmlns:r="http://schemas.openxmlformats.org/officeDocument/2006/relationships" xmlns:m="http://schemas.openxmlformats.org/officeDocument/2006/math" xmlns:v="urn:schemas-microsoft-com:vml" xmlns:wp14="http://schemas.microsoft.com/office/word/2010/wordprocessingDrawing" xmlns:wp="http://schemas.openxmlformats.org/drawingml/2006/wordprocessingDrawing" xmlns:w10="urn:schemas-microsoft-com:office:word" xmlns:w="http://schemas.openxmlformats.org/wordprocessingml/2006/main" xmlns:w14="http://schemas.microsoft.com/office/word/2010/wordml" xmlns:w15="http://schemas.microsoft.com/office/word/2012/wordml" xmlns:w16cex="http://schemas.microsoft.com/office/word/2018/wordml/cex" xmlns:w16cid="http://schemas.microsoft.com/office/word/2016/wordml/cid" xmlns:w16="http://schemas.microsoft.com/office/word/2018/wordml" xmlns:w16du="http://schemas.microsoft.com/office/word/2023/wordml/word16du" xmlns:w16sdtdh="http://schemas.microsoft.com/office/word/2020/wordml/sdtdatahash" xmlns:w16sdtfl="http://schemas.microsoft.com/office/word/2024/wordml/sdtformatlock" xmlns:w16se="http://schemas.microsoft.com/office/word/2015/wordml/symex" xmlns:wpg="http://schemas.microsoft.com/office/word/2010/wordprocessingGroup" xmlns:wpi="http://schemas.microsoft.com/office/word/2010/wordprocessingInk" xmlns:wne="http://schemas.microsoft.com/office/word/2006/wordml" xmlns:wps="http://schemas.microsoft.com/office/word/2010/wordprocessingShape" mc:Ignorable="w14 w15 w16se w16cid w16 w16cex w16sdtdh w16sdtfl w16du wp14">
   <w:abstractNum w:abstractNumId="0" w15:restartNumberingAfterBreak="0">
-    <w:nsid w:val="0B5144A7"/>
+    <w:nsid w:val="0C1941D9"/>
     <w:multiLevelType w:val="hybridMultilevel"/>
-    <w:tmpl w:val="19D434A4"/>
-    <w:lvl w:ilvl="0" w:tplc="0240A882" w:tentative="1">
+    <w:tmpl w:val="B71E6BC0"/>
+    <w:lvl w:ilvl="0" w:tplc="2ADEDB7C" w:tentative="1">
       <w:start w:val="1"/>
       <w:numFmt w:val="bullet"/>
       <w:lvlText w:val="•"/>
@@ -32394,7 +32394,7 @@
         <w:ind w:left="720" w:hanging="280"/>
       </w:pPr>
     </w:lvl>
-    <w:lvl w:ilvl="1" w:tplc="2054A024" w:tentative="1">
+    <w:lvl w:ilvl="1" w:tplc="9F6094BE" w:tentative="1">
       <w:start w:val="1"/>
       <w:numFmt w:val="bullet"/>
       <w:lvlText w:val="–"/>
@@ -32403,7 +32403,7 @@
         <w:ind w:left="1080" w:hanging="280"/>
       </w:pPr>
     </w:lvl>
-    <w:lvl w:ilvl="2" w:tplc="0FAA67C2" w:tentative="1">
+    <w:lvl w:ilvl="2" w:tplc="A63E1234" w:tentative="1">
       <w:start w:val="1"/>
       <w:numFmt w:val="bullet"/>
       <w:lvlText w:val="▪"/>
@@ -32412,104 +32412,42 @@
         <w:ind w:left="1440" w:hanging="280"/>
       </w:pPr>
     </w:lvl>
-    <w:lvl w:ilvl="3" w:tplc="1EF287E4">
+    <w:lvl w:ilvl="3" w:tplc="DA06AC4A">
       <w:numFmt w:val="decimal"/>
       <w:lvlText w:val=""/>
       <w:lvlJc w:val="left"/>
     </w:lvl>
-    <w:lvl w:ilvl="4" w:tplc="D46CD546">
+    <w:lvl w:ilvl="4" w:tplc="25628742">
       <w:numFmt w:val="decimal"/>
       <w:lvlText w:val=""/>
       <w:lvlJc w:val="left"/>
     </w:lvl>
-    <w:lvl w:ilvl="5" w:tplc="9A948582">
+    <w:lvl w:ilvl="5" w:tplc="58C84E2E">
       <w:numFmt w:val="decimal"/>
       <w:lvlText w:val=""/>
       <w:lvlJc w:val="left"/>
     </w:lvl>
-    <w:lvl w:ilvl="6" w:tplc="6EC2990A">
+    <w:lvl w:ilvl="6" w:tplc="8AD0F912">
       <w:numFmt w:val="decimal"/>
       <w:lvlText w:val=""/>
       <w:lvlJc w:val="left"/>
     </w:lvl>
-    <w:lvl w:ilvl="7" w:tplc="836AF5A4">
+    <w:lvl w:ilvl="7" w:tplc="EC44AAB8">
       <w:numFmt w:val="decimal"/>
       <w:lvlText w:val=""/>
       <w:lvlJc w:val="left"/>
     </w:lvl>
-    <w:lvl w:ilvl="8" w:tplc="5F9C6B84">
+    <w:lvl w:ilvl="8" w:tplc="00B8CE90">
       <w:numFmt w:val="decimal"/>
       <w:lvlText w:val=""/>
       <w:lvlJc w:val="left"/>
     </w:lvl>
   </w:abstractNum>
   <w:abstractNum w:abstractNumId="1" w15:restartNumberingAfterBreak="0">
-    <w:nsid w:val="315A0906"/>
+    <w:nsid w:val="1AF26152"/>
     <w:multiLevelType w:val="hybridMultilevel"/>
-    <w:tmpl w:val="C7DAAF58"/>
-    <w:lvl w:ilvl="0" w:tplc="4796A208" w:tentative="1">
-      <w:start w:val="1"/>
-      <w:numFmt w:val="decimal"/>
-      <w:lvlText w:val="%1."/>
-      <w:lvlJc w:val="left"/>
-      <w:pPr>
-        <w:ind w:left="720" w:hanging="360"/>
-      </w:pPr>
-    </w:lvl>
-    <w:lvl w:ilvl="1" w:tplc="BF4C5676" w:tentative="1">
-      <w:start w:val="1"/>
-      <w:numFmt w:val="lowerLetter"/>
-      <w:lvlText w:val="%2."/>
-      <w:lvlJc w:val="left"/>
-      <w:pPr>
-        <w:ind w:left="1080" w:hanging="360"/>
-      </w:pPr>
-    </w:lvl>
-    <w:lvl w:ilvl="2" w:tplc="51B84F08" w:tentative="1">
-      <w:start w:val="1"/>
-      <w:numFmt w:val="lowerRoman"/>
-      <w:lvlText w:val="%3."/>
-      <w:lvlJc w:val="left"/>
-      <w:pPr>
-        <w:ind w:left="1440" w:hanging="360"/>
-      </w:pPr>
-    </w:lvl>
-    <w:lvl w:ilvl="3" w:tplc="345E61A4">
-      <w:numFmt w:val="decimal"/>
-      <w:lvlText w:val=""/>
-      <w:lvlJc w:val="left"/>
-    </w:lvl>
-    <w:lvl w:ilvl="4" w:tplc="6486FF62">
-      <w:numFmt w:val="decimal"/>
-      <w:lvlText w:val=""/>
-      <w:lvlJc w:val="left"/>
-    </w:lvl>
-    <w:lvl w:ilvl="5" w:tplc="1B26E7B8">
-      <w:numFmt w:val="decimal"/>
-      <w:lvlText w:val=""/>
-      <w:lvlJc w:val="left"/>
-    </w:lvl>
-    <w:lvl w:ilvl="6" w:tplc="2F44B8B4">
-      <w:numFmt w:val="decimal"/>
-      <w:lvlText w:val=""/>
-      <w:lvlJc w:val="left"/>
-    </w:lvl>
-    <w:lvl w:ilvl="7" w:tplc="533EC7E0">
-      <w:numFmt w:val="decimal"/>
-      <w:lvlText w:val=""/>
-      <w:lvlJc w:val="left"/>
-    </w:lvl>
-    <w:lvl w:ilvl="8" w:tplc="99A00B56">
-      <w:numFmt w:val="decimal"/>
-      <w:lvlText w:val=""/>
-      <w:lvlJc w:val="left"/>
-    </w:lvl>
-  </w:abstractNum>
-  <w:abstractNum w:abstractNumId="2" w15:restartNumberingAfterBreak="0">
-    <w:nsid w:val="4DD107B9"/>
-    <w:multiLevelType w:val="hybridMultilevel"/>
-    <w:tmpl w:val="CD4C5CDC"/>
-    <w:lvl w:ilvl="0" w:tplc="DB783164" w:tentative="1">
+    <w:tmpl w:val="7124CEB4"/>
+    <w:lvl w:ilvl="0" w:tplc="85DCAC74" w:tentative="1">
       <w:start w:val="1"/>
       <w:numFmt w:val="bullet"/>
       <w:lvlText w:val="●"/>
@@ -32518,7 +32456,7 @@
         <w:ind w:left="720" w:hanging="360"/>
       </w:pPr>
     </w:lvl>
-    <w:lvl w:ilvl="1" w:tplc="3C084986" w:tentative="1">
+    <w:lvl w:ilvl="1" w:tplc="6B749CB0" w:tentative="1">
       <w:start w:val="1"/>
       <w:numFmt w:val="bullet"/>
       <w:lvlText w:val="○"/>
@@ -32527,7 +32465,7 @@
         <w:ind w:left="1440" w:hanging="360"/>
       </w:pPr>
     </w:lvl>
-    <w:lvl w:ilvl="2" w:tplc="FE3CFE8A" w:tentative="1">
+    <w:lvl w:ilvl="2" w:tplc="BD865E5E" w:tentative="1">
       <w:start w:val="1"/>
       <w:numFmt w:val="bullet"/>
       <w:lvlText w:val="■"/>
@@ -32536,7 +32474,7 @@
         <w:ind w:left="2160" w:hanging="360"/>
       </w:pPr>
     </w:lvl>
-    <w:lvl w:ilvl="3" w:tplc="A5CE6690" w:tentative="1">
+    <w:lvl w:ilvl="3" w:tplc="BF966970" w:tentative="1">
       <w:start w:val="1"/>
       <w:numFmt w:val="bullet"/>
       <w:lvlText w:val="●"/>
@@ -32545,7 +32483,7 @@
         <w:ind w:left="2880" w:hanging="360"/>
       </w:pPr>
     </w:lvl>
-    <w:lvl w:ilvl="4" w:tplc="1B46CF24" w:tentative="1">
+    <w:lvl w:ilvl="4" w:tplc="57E2F86A" w:tentative="1">
       <w:start w:val="1"/>
       <w:numFmt w:val="bullet"/>
       <w:lvlText w:val="○"/>
@@ -32554,7 +32492,7 @@
         <w:ind w:left="3600" w:hanging="360"/>
       </w:pPr>
     </w:lvl>
-    <w:lvl w:ilvl="5" w:tplc="3D264AF0" w:tentative="1">
+    <w:lvl w:ilvl="5" w:tplc="9C529658" w:tentative="1">
       <w:start w:val="1"/>
       <w:numFmt w:val="bullet"/>
       <w:lvlText w:val="■"/>
@@ -32563,7 +32501,7 @@
         <w:ind w:left="4320" w:hanging="360"/>
       </w:pPr>
     </w:lvl>
-    <w:lvl w:ilvl="6" w:tplc="40C4ECD2" w:tentative="1">
+    <w:lvl w:ilvl="6" w:tplc="34561BA6" w:tentative="1">
       <w:start w:val="1"/>
       <w:numFmt w:val="bullet"/>
       <w:lvlText w:val="●"/>
@@ -32572,7 +32510,7 @@
         <w:ind w:left="5040" w:hanging="360"/>
       </w:pPr>
     </w:lvl>
-    <w:lvl w:ilvl="7" w:tplc="DBF6F3F0" w:tentative="1">
+    <w:lvl w:ilvl="7" w:tplc="19961664" w:tentative="1">
       <w:start w:val="1"/>
       <w:numFmt w:val="bullet"/>
       <w:lvlText w:val="●"/>
@@ -32581,7 +32519,7 @@
         <w:ind w:left="5760" w:hanging="360"/>
       </w:pPr>
     </w:lvl>
-    <w:lvl w:ilvl="8" w:tplc="03123708" w:tentative="1">
+    <w:lvl w:ilvl="8" w:tplc="436CDE3E" w:tentative="1">
       <w:start w:val="1"/>
       <w:numFmt w:val="bullet"/>
       <w:lvlText w:val="●"/>
@@ -32591,8 +32529,70 @@
       </w:pPr>
     </w:lvl>
   </w:abstractNum>
-  <w:num w:numId="1" w16cid:durableId="461966924">
-    <w:abstractNumId w:val="2"/>
+  <w:abstractNum w:abstractNumId="2" w15:restartNumberingAfterBreak="0">
+    <w:nsid w:val="2B14471A"/>
+    <w:multiLevelType w:val="hybridMultilevel"/>
+    <w:tmpl w:val="0E14735E"/>
+    <w:lvl w:ilvl="0" w:tplc="68E472FA" w:tentative="1">
+      <w:start w:val="1"/>
+      <w:numFmt w:val="decimal"/>
+      <w:lvlText w:val="%1."/>
+      <w:lvlJc w:val="left"/>
+      <w:pPr>
+        <w:ind w:left="720" w:hanging="360"/>
+      </w:pPr>
+    </w:lvl>
+    <w:lvl w:ilvl="1" w:tplc="6A442C44" w:tentative="1">
+      <w:start w:val="1"/>
+      <w:numFmt w:val="lowerLetter"/>
+      <w:lvlText w:val="%2."/>
+      <w:lvlJc w:val="left"/>
+      <w:pPr>
+        <w:ind w:left="1080" w:hanging="360"/>
+      </w:pPr>
+    </w:lvl>
+    <w:lvl w:ilvl="2" w:tplc="839436C8" w:tentative="1">
+      <w:start w:val="1"/>
+      <w:numFmt w:val="lowerRoman"/>
+      <w:lvlText w:val="%3."/>
+      <w:lvlJc w:val="left"/>
+      <w:pPr>
+        <w:ind w:left="1440" w:hanging="360"/>
+      </w:pPr>
+    </w:lvl>
+    <w:lvl w:ilvl="3" w:tplc="0396E228">
+      <w:numFmt w:val="decimal"/>
+      <w:lvlText w:val=""/>
+      <w:lvlJc w:val="left"/>
+    </w:lvl>
+    <w:lvl w:ilvl="4" w:tplc="D35AD5EE">
+      <w:numFmt w:val="decimal"/>
+      <w:lvlText w:val=""/>
+      <w:lvlJc w:val="left"/>
+    </w:lvl>
+    <w:lvl w:ilvl="5" w:tplc="9DC29A66">
+      <w:numFmt w:val="decimal"/>
+      <w:lvlText w:val=""/>
+      <w:lvlJc w:val="left"/>
+    </w:lvl>
+    <w:lvl w:ilvl="6" w:tplc="B4944222">
+      <w:numFmt w:val="decimal"/>
+      <w:lvlText w:val=""/>
+      <w:lvlJc w:val="left"/>
+    </w:lvl>
+    <w:lvl w:ilvl="7" w:tplc="7A268058">
+      <w:numFmt w:val="decimal"/>
+      <w:lvlText w:val=""/>
+      <w:lvlJc w:val="left"/>
+    </w:lvl>
+    <w:lvl w:ilvl="8" w:tplc="270EA676">
+      <w:numFmt w:val="decimal"/>
+      <w:lvlText w:val=""/>
+      <w:lvlJc w:val="left"/>
+    </w:lvl>
+  </w:abstractNum>
+  <w:num w:numId="1" w16cid:durableId="1711881204">
+    <w:abstractNumId w:val="1"/>
     <w:lvlOverride w:ilvl="0">
       <w:startOverride w:val="1"/>
     </w:lvlOverride>
@@ -33296,7 +33296,7 @@
     <w:autoRedefine/>
     <w:uiPriority w:val="39"/>
     <w:unhideWhenUsed/>
-    <w:rsid w:val="00631E1D"/>
+    <w:rsid w:val="0078197B"/>
     <w:pPr>
       <w:spacing w:after="100"/>
     </w:pPr>
@@ -33308,7 +33308,7 @@
     <w:autoRedefine/>
     <w:uiPriority w:val="39"/>
     <w:unhideWhenUsed/>
-    <w:rsid w:val="00631E1D"/>
+    <w:rsid w:val="0078197B"/>
     <w:pPr>
       <w:spacing w:after="100"/>
       <w:ind w:left="210"/>
@@ -33320,7 +33320,7 @@
     <w:next w:val="Normal"/>
     <w:uiPriority w:val="99"/>
     <w:unhideWhenUsed/>
-    <w:rsid w:val="00631E1D"/>
+    <w:rsid w:val="0078197B"/>
   </w:style>
 </w:styles>
 </file>

--- a/docs/07-ui-ux/ZP-DOC-07_UI-UX-Design.docx
+++ b/docs/07-ui-ux/ZP-DOC-07_UI-UX-Design.docx
@@ -289,7 +289,7 @@
                 <w:sz w:val="19"/>
                 <w:szCs w:val="19"/>
               </w:rPr>
-              <w:t>11 October 2026</w:t>
+              <w:t>15 October 2026</w:t>
             </w:r>
           </w:p>
         </w:tc>
@@ -1444,6 +1444,129 @@
           </w:p>
         </w:tc>
       </w:tr>
+      <w:tr>
+        <w:tblPrEx>
+          <w:tblCellMar>
+            <w:top w:w="0" w:type="dxa"/>
+            <w:bottom w:w="0" w:type="dxa"/>
+          </w:tblCellMar>
+        </w:tblPrEx>
+        <w:trPr>
+          <w:cantSplit/>
+          <w:trHeight w:val="420"/>
+        </w:trPr>
+        <w:tc>
+          <w:tcPr>
+            <w:tcW w:w="964" w:type="dxa"/>
+            <w:tcBorders>
+              <w:top w:val="single" w:sz="4" w:space="0" w:color="C9D3D0"/>
+              <w:left w:val="single" w:sz="4" w:space="0" w:color="C9D3D0"/>
+              <w:bottom w:val="single" w:sz="4" w:space="0" w:color="C9D3D0"/>
+              <w:right w:val="single" w:sz="4" w:space="0" w:color="C9D3D0"/>
+            </w:tcBorders>
+            <w:tcMar>
+              <w:top w:w="50" w:type="dxa"/>
+              <w:left w:w="100" w:type="dxa"/>
+              <w:bottom w:w="50" w:type="dxa"/>
+              <w:right w:w="100" w:type="dxa"/>
+            </w:tcMar>
+          </w:tcPr>
+          <w:p>
+            <w:r>
+              <w:rPr>
+                <w:sz w:val="19"/>
+                <w:szCs w:val="19"/>
+              </w:rPr>
+              <w:t>0.9</w:t>
+            </w:r>
+          </w:p>
+        </w:tc>
+        <w:tc>
+          <w:tcPr>
+            <w:tcW w:w="1542" w:type="dxa"/>
+            <w:tcBorders>
+              <w:top w:val="single" w:sz="4" w:space="0" w:color="C9D3D0"/>
+              <w:left w:val="single" w:sz="4" w:space="0" w:color="C9D3D0"/>
+              <w:bottom w:val="single" w:sz="4" w:space="0" w:color="C9D3D0"/>
+              <w:right w:val="single" w:sz="4" w:space="0" w:color="C9D3D0"/>
+            </w:tcBorders>
+            <w:tcMar>
+              <w:top w:w="50" w:type="dxa"/>
+              <w:left w:w="100" w:type="dxa"/>
+              <w:bottom w:w="50" w:type="dxa"/>
+              <w:right w:w="100" w:type="dxa"/>
+            </w:tcMar>
+          </w:tcPr>
+          <w:p>
+            <w:r>
+              <w:rPr>
+                <w:sz w:val="19"/>
+                <w:szCs w:val="19"/>
+              </w:rPr>
+              <w:t>15 Oct 2026</w:t>
+            </w:r>
+          </w:p>
+        </w:tc>
+        <w:tc>
+          <w:tcPr>
+            <w:tcW w:w="1928" w:type="dxa"/>
+            <w:tcBorders>
+              <w:top w:val="single" w:sz="4" w:space="0" w:color="C9D3D0"/>
+              <w:left w:val="single" w:sz="4" w:space="0" w:color="C9D3D0"/>
+              <w:bottom w:val="single" w:sz="4" w:space="0" w:color="C9D3D0"/>
+              <w:right w:val="single" w:sz="4" w:space="0" w:color="C9D3D0"/>
+            </w:tcBorders>
+            <w:tcMar>
+              <w:top w:w="50" w:type="dxa"/>
+              <w:left w:w="100" w:type="dxa"/>
+              <w:bottom w:w="50" w:type="dxa"/>
+              <w:right w:w="100" w:type="dxa"/>
+            </w:tcMar>
+          </w:tcPr>
+          <w:p>
+            <w:r>
+              <w:rPr>
+                <w:sz w:val="19"/>
+                <w:szCs w:val="19"/>
+              </w:rPr>
+              <w:t>Team Kestrel</w:t>
+            </w:r>
+          </w:p>
+        </w:tc>
+        <w:tc>
+          <w:tcPr>
+            <w:tcW w:w="5204" w:type="dxa"/>
+            <w:tcBorders>
+              <w:top w:val="single" w:sz="4" w:space="0" w:color="C9D3D0"/>
+              <w:left w:val="single" w:sz="4" w:space="0" w:color="C9D3D0"/>
+              <w:bottom w:val="single" w:sz="4" w:space="0" w:color="C9D3D0"/>
+              <w:right w:val="single" w:sz="4" w:space="0" w:color="C9D3D0"/>
+            </w:tcBorders>
+            <w:tcMar>
+              <w:top w:w="50" w:type="dxa"/>
+              <w:left w:w="100" w:type="dxa"/>
+              <w:bottom w:w="50" w:type="dxa"/>
+              <w:right w:w="100" w:type="dxa"/>
+            </w:tcMar>
+          </w:tcPr>
+          <w:p>
+            <w:r>
+              <w:rPr>
+                <w:sz w:val="19"/>
+                <w:szCs w:val="19"/>
+              </w:rPr>
+              <w:t>Revised in review for VR2 (14 October 2026: band names Very likely / Possible / Unlikely with a one-line meaning under the tabs, intro guide of seven slides, silhouette avatars, expired session returns to Log in) and CR-007 to CR-010 (15 October 2026: Try the demo button and demo note in Me, University facts card, Aptitude test card, NVQ ladder on route R042, Ask links only fill the box, failed log-out message, phone data cleared for the next student); journeys, routes, components, screens, patterns, usabil</w:t>
+            </w:r>
+            <w:r>
+              <w:rPr>
+                <w:sz w:val="19"/>
+                <w:szCs w:val="19"/>
+              </w:rPr>
+              <w:t>ity evidence and traceability updated</w:t>
+            </w:r>
+          </w:p>
+        </w:tc>
+      </w:tr>
     </w:tbl>
     <w:p>
       <w:pPr>
@@ -1843,7 +1966,7 @@
     <w:sdt>
       <w:sdtPr>
         <w:alias w:val="Contents"/>
-        <w:id w:val="139313791"/>
+        <w:id w:val="486517835"/>
       </w:sdtPr>
       <w:sdtEndPr/>
       <w:sdtContent>
@@ -1872,7 +1995,7 @@
           <w:r>
             <w:fldChar w:fldCharType="separate"/>
           </w:r>
-          <w:hyperlink w:anchor="_Toc242889119" w:history="1">
+          <w:hyperlink w:anchor="_Toc242920499" w:history="1">
             <w:r>
               <w:rPr>
                 <w:rStyle w:val="Hyperlink"/>
@@ -1896,7 +2019,7 @@
               <w:rPr>
                 <w:noProof/>
               </w:rPr>
-              <w:instrText xml:space="preserve"> PAGEREF _Toc242889119 \h </w:instrText>
+              <w:instrText xml:space="preserve"> PAGEREF _Toc242920499 \h </w:instrText>
             </w:r>
             <w:r>
               <w:rPr>
@@ -1939,7 +2062,7 @@
               <w14:ligatures w14:val="standardContextual"/>
             </w:rPr>
           </w:pPr>
-          <w:hyperlink w:anchor="_Toc242889120" w:history="1">
+          <w:hyperlink w:anchor="_Toc242920500" w:history="1">
             <w:r>
               <w:rPr>
                 <w:rStyle w:val="Hyperlink"/>
@@ -1963,7 +2086,7 @@
               <w:rPr>
                 <w:noProof/>
               </w:rPr>
-              <w:instrText xml:space="preserve"> PAGEREF _Toc242889120 \h </w:instrText>
+              <w:instrText xml:space="preserve"> PAGEREF _Toc242920500 \h </w:instrText>
             </w:r>
             <w:r>
               <w:rPr>
@@ -2006,7 +2129,7 @@
               <w14:ligatures w14:val="standardContextual"/>
             </w:rPr>
           </w:pPr>
-          <w:hyperlink w:anchor="_Toc242889121" w:history="1">
+          <w:hyperlink w:anchor="_Toc242920501" w:history="1">
             <w:r>
               <w:rPr>
                 <w:rStyle w:val="Hyperlink"/>
@@ -2030,7 +2153,7 @@
               <w:rPr>
                 <w:noProof/>
               </w:rPr>
-              <w:instrText xml:space="preserve"> PAGEREF _Toc242889121 \h </w:instrText>
+              <w:instrText xml:space="preserve"> PAGEREF _Toc242920501 \h </w:instrText>
             </w:r>
             <w:r>
               <w:rPr>
@@ -2073,7 +2196,7 @@
               <w14:ligatures w14:val="standardContextual"/>
             </w:rPr>
           </w:pPr>
-          <w:hyperlink w:anchor="_Toc242889122" w:history="1">
+          <w:hyperlink w:anchor="_Toc242920502" w:history="1">
             <w:r>
               <w:rPr>
                 <w:rStyle w:val="Hyperlink"/>
@@ -2097,7 +2220,7 @@
               <w:rPr>
                 <w:noProof/>
               </w:rPr>
-              <w:instrText xml:space="preserve"> PAGEREF _Toc242889122 \h </w:instrText>
+              <w:instrText xml:space="preserve"> PAGEREF _Toc242920502 \h </w:instrText>
             </w:r>
             <w:r>
               <w:rPr>
@@ -2140,7 +2263,7 @@
               <w14:ligatures w14:val="standardContextual"/>
             </w:rPr>
           </w:pPr>
-          <w:hyperlink w:anchor="_Toc242889123" w:history="1">
+          <w:hyperlink w:anchor="_Toc242920503" w:history="1">
             <w:r>
               <w:rPr>
                 <w:rStyle w:val="Hyperlink"/>
@@ -2164,7 +2287,7 @@
               <w:rPr>
                 <w:noProof/>
               </w:rPr>
-              <w:instrText xml:space="preserve"> PAGEREF _Toc242889123 \h </w:instrText>
+              <w:instrText xml:space="preserve"> PAGEREF _Toc242920503 \h </w:instrText>
             </w:r>
             <w:r>
               <w:rPr>
@@ -2207,7 +2330,7 @@
               <w14:ligatures w14:val="standardContextual"/>
             </w:rPr>
           </w:pPr>
-          <w:hyperlink w:anchor="_Toc242889124" w:history="1">
+          <w:hyperlink w:anchor="_Toc242920504" w:history="1">
             <w:r>
               <w:rPr>
                 <w:rStyle w:val="Hyperlink"/>
@@ -2231,7 +2354,7 @@
               <w:rPr>
                 <w:noProof/>
               </w:rPr>
-              <w:instrText xml:space="preserve"> PAGEREF _Toc242889124 \h </w:instrText>
+              <w:instrText xml:space="preserve"> PAGEREF _Toc242920504 \h </w:instrText>
             </w:r>
             <w:r>
               <w:rPr>
@@ -2274,7 +2397,7 @@
               <w14:ligatures w14:val="standardContextual"/>
             </w:rPr>
           </w:pPr>
-          <w:hyperlink w:anchor="_Toc242889125" w:history="1">
+          <w:hyperlink w:anchor="_Toc242920505" w:history="1">
             <w:r>
               <w:rPr>
                 <w:rStyle w:val="Hyperlink"/>
@@ -2298,7 +2421,7 @@
               <w:rPr>
                 <w:noProof/>
               </w:rPr>
-              <w:instrText xml:space="preserve"> PAGEREF _Toc242889125 \h </w:instrText>
+              <w:instrText xml:space="preserve"> PAGEREF _Toc242920505 \h </w:instrText>
             </w:r>
             <w:r>
               <w:rPr>
@@ -2341,7 +2464,7 @@
               <w14:ligatures w14:val="standardContextual"/>
             </w:rPr>
           </w:pPr>
-          <w:hyperlink w:anchor="_Toc242889126" w:history="1">
+          <w:hyperlink w:anchor="_Toc242920506" w:history="1">
             <w:r>
               <w:rPr>
                 <w:rStyle w:val="Hyperlink"/>
@@ -2365,7 +2488,7 @@
               <w:rPr>
                 <w:noProof/>
               </w:rPr>
-              <w:instrText xml:space="preserve"> PAGEREF _Toc242889126 \h </w:instrText>
+              <w:instrText xml:space="preserve"> PAGEREF _Toc242920506 \h </w:instrText>
             </w:r>
             <w:r>
               <w:rPr>
@@ -2408,7 +2531,7 @@
               <w14:ligatures w14:val="standardContextual"/>
             </w:rPr>
           </w:pPr>
-          <w:hyperlink w:anchor="_Toc242889127" w:history="1">
+          <w:hyperlink w:anchor="_Toc242920507" w:history="1">
             <w:r>
               <w:rPr>
                 <w:rStyle w:val="Hyperlink"/>
@@ -2432,7 +2555,7 @@
               <w:rPr>
                 <w:noProof/>
               </w:rPr>
-              <w:instrText xml:space="preserve"> PAGEREF _Toc242889127 \h </w:instrText>
+              <w:instrText xml:space="preserve"> PAGEREF _Toc242920507 \h </w:instrText>
             </w:r>
             <w:r>
               <w:rPr>
@@ -2475,7 +2598,7 @@
               <w14:ligatures w14:val="standardContextual"/>
             </w:rPr>
           </w:pPr>
-          <w:hyperlink w:anchor="_Toc242889128" w:history="1">
+          <w:hyperlink w:anchor="_Toc242920508" w:history="1">
             <w:r>
               <w:rPr>
                 <w:rStyle w:val="Hyperlink"/>
@@ -2499,7 +2622,7 @@
               <w:rPr>
                 <w:noProof/>
               </w:rPr>
-              <w:instrText xml:space="preserve"> PAGEREF _Toc242889128 \h </w:instrText>
+              <w:instrText xml:space="preserve"> PAGEREF _Toc242920508 \h </w:instrText>
             </w:r>
             <w:r>
               <w:rPr>
@@ -2542,7 +2665,7 @@
               <w14:ligatures w14:val="standardContextual"/>
             </w:rPr>
           </w:pPr>
-          <w:hyperlink w:anchor="_Toc242889129" w:history="1">
+          <w:hyperlink w:anchor="_Toc242920509" w:history="1">
             <w:r>
               <w:rPr>
                 <w:rStyle w:val="Hyperlink"/>
@@ -2566,7 +2689,7 @@
               <w:rPr>
                 <w:noProof/>
               </w:rPr>
-              <w:instrText xml:space="preserve"> PAGEREF _Toc242889129 \h </w:instrText>
+              <w:instrText xml:space="preserve"> PAGEREF _Toc242920509 \h </w:instrText>
             </w:r>
             <w:r>
               <w:rPr>
@@ -2609,7 +2732,7 @@
               <w14:ligatures w14:val="standardContextual"/>
             </w:rPr>
           </w:pPr>
-          <w:hyperlink w:anchor="_Toc242889130" w:history="1">
+          <w:hyperlink w:anchor="_Toc242920510" w:history="1">
             <w:r>
               <w:rPr>
                 <w:rStyle w:val="Hyperlink"/>
@@ -2633,7 +2756,7 @@
               <w:rPr>
                 <w:noProof/>
               </w:rPr>
-              <w:instrText xml:space="preserve"> PAGEREF _Toc242889130 \h </w:instrText>
+              <w:instrText xml:space="preserve"> PAGEREF _Toc242920510 \h </w:instrText>
             </w:r>
             <w:r>
               <w:rPr>
@@ -2676,7 +2799,7 @@
               <w14:ligatures w14:val="standardContextual"/>
             </w:rPr>
           </w:pPr>
-          <w:hyperlink w:anchor="_Toc242889131" w:history="1">
+          <w:hyperlink w:anchor="_Toc242920511" w:history="1">
             <w:r>
               <w:rPr>
                 <w:rStyle w:val="Hyperlink"/>
@@ -2700,7 +2823,7 @@
               <w:rPr>
                 <w:noProof/>
               </w:rPr>
-              <w:instrText xml:space="preserve"> PAGEREF _Toc242889131 \h </w:instrText>
+              <w:instrText xml:space="preserve"> PAGEREF _Toc242920511 \h </w:instrText>
             </w:r>
             <w:r>
               <w:rPr>
@@ -2743,7 +2866,7 @@
               <w14:ligatures w14:val="standardContextual"/>
             </w:rPr>
           </w:pPr>
-          <w:hyperlink w:anchor="_Toc242889132" w:history="1">
+          <w:hyperlink w:anchor="_Toc242920512" w:history="1">
             <w:r>
               <w:rPr>
                 <w:rStyle w:val="Hyperlink"/>
@@ -2767,7 +2890,7 @@
               <w:rPr>
                 <w:noProof/>
               </w:rPr>
-              <w:instrText xml:space="preserve"> PAGEREF _Toc242889132 \h </w:instrText>
+              <w:instrText xml:space="preserve"> PAGEREF _Toc242920512 \h </w:instrText>
             </w:r>
             <w:r>
               <w:rPr>
@@ -2810,7 +2933,7 @@
               <w14:ligatures w14:val="standardContextual"/>
             </w:rPr>
           </w:pPr>
-          <w:hyperlink w:anchor="_Toc242889133" w:history="1">
+          <w:hyperlink w:anchor="_Toc242920513" w:history="1">
             <w:r>
               <w:rPr>
                 <w:rStyle w:val="Hyperlink"/>
@@ -2834,7 +2957,7 @@
               <w:rPr>
                 <w:noProof/>
               </w:rPr>
-              <w:instrText xml:space="preserve"> PAGEREF _Toc242889133 \h </w:instrText>
+              <w:instrText xml:space="preserve"> PAGEREF _Toc242920513 \h </w:instrText>
             </w:r>
             <w:r>
               <w:rPr>
@@ -2877,7 +3000,7 @@
               <w14:ligatures w14:val="standardContextual"/>
             </w:rPr>
           </w:pPr>
-          <w:hyperlink w:anchor="_Toc242889134" w:history="1">
+          <w:hyperlink w:anchor="_Toc242920514" w:history="1">
             <w:r>
               <w:rPr>
                 <w:rStyle w:val="Hyperlink"/>
@@ -2901,7 +3024,7 @@
               <w:rPr>
                 <w:noProof/>
               </w:rPr>
-              <w:instrText xml:space="preserve"> PAGEREF _Toc242889134 \h </w:instrText>
+              <w:instrText xml:space="preserve"> PAGEREF _Toc242920514 \h </w:instrText>
             </w:r>
             <w:r>
               <w:rPr>
@@ -2944,7 +3067,7 @@
               <w14:ligatures w14:val="standardContextual"/>
             </w:rPr>
           </w:pPr>
-          <w:hyperlink w:anchor="_Toc242889135" w:history="1">
+          <w:hyperlink w:anchor="_Toc242920515" w:history="1">
             <w:r>
               <w:rPr>
                 <w:rStyle w:val="Hyperlink"/>
@@ -2968,7 +3091,7 @@
               <w:rPr>
                 <w:noProof/>
               </w:rPr>
-              <w:instrText xml:space="preserve"> PAGEREF _Toc242889135 \h </w:instrText>
+              <w:instrText xml:space="preserve"> PAGEREF _Toc242920515 \h </w:instrText>
             </w:r>
             <w:r>
               <w:rPr>
@@ -3011,7 +3134,7 @@
               <w14:ligatures w14:val="standardContextual"/>
             </w:rPr>
           </w:pPr>
-          <w:hyperlink w:anchor="_Toc242889136" w:history="1">
+          <w:hyperlink w:anchor="_Toc242920516" w:history="1">
             <w:r>
               <w:rPr>
                 <w:rStyle w:val="Hyperlink"/>
@@ -3035,7 +3158,7 @@
               <w:rPr>
                 <w:noProof/>
               </w:rPr>
-              <w:instrText xml:space="preserve"> PAGEREF _Toc242889136 \h </w:instrText>
+              <w:instrText xml:space="preserve"> PAGEREF _Toc242920516 \h </w:instrText>
             </w:r>
             <w:r>
               <w:rPr>
@@ -3078,7 +3201,7 @@
               <w14:ligatures w14:val="standardContextual"/>
             </w:rPr>
           </w:pPr>
-          <w:hyperlink w:anchor="_Toc242889137" w:history="1">
+          <w:hyperlink w:anchor="_Toc242920517" w:history="1">
             <w:r>
               <w:rPr>
                 <w:rStyle w:val="Hyperlink"/>
@@ -3102,7 +3225,7 @@
               <w:rPr>
                 <w:noProof/>
               </w:rPr>
-              <w:instrText xml:space="preserve"> PAGEREF _Toc242889137 \h </w:instrText>
+              <w:instrText xml:space="preserve"> PAGEREF _Toc242920517 \h </w:instrText>
             </w:r>
             <w:r>
               <w:rPr>
@@ -3145,7 +3268,7 @@
               <w14:ligatures w14:val="standardContextual"/>
             </w:rPr>
           </w:pPr>
-          <w:hyperlink w:anchor="_Toc242889138" w:history="1">
+          <w:hyperlink w:anchor="_Toc242920518" w:history="1">
             <w:r>
               <w:rPr>
                 <w:rStyle w:val="Hyperlink"/>
@@ -3169,7 +3292,7 @@
               <w:rPr>
                 <w:noProof/>
               </w:rPr>
-              <w:instrText xml:space="preserve"> PAGEREF _Toc242889138 \h </w:instrText>
+              <w:instrText xml:space="preserve"> PAGEREF _Toc242920518 \h </w:instrText>
             </w:r>
             <w:r>
               <w:rPr>
@@ -3212,7 +3335,7 @@
               <w14:ligatures w14:val="standardContextual"/>
             </w:rPr>
           </w:pPr>
-          <w:hyperlink w:anchor="_Toc242889139" w:history="1">
+          <w:hyperlink w:anchor="_Toc242920519" w:history="1">
             <w:r>
               <w:rPr>
                 <w:rStyle w:val="Hyperlink"/>
@@ -3236,7 +3359,7 @@
               <w:rPr>
                 <w:noProof/>
               </w:rPr>
-              <w:instrText xml:space="preserve"> PAGEREF _Toc242889139 \h </w:instrText>
+              <w:instrText xml:space="preserve"> PAGEREF _Toc242920519 \h </w:instrText>
             </w:r>
             <w:r>
               <w:rPr>
@@ -3279,7 +3402,7 @@
               <w14:ligatures w14:val="standardContextual"/>
             </w:rPr>
           </w:pPr>
-          <w:hyperlink w:anchor="_Toc242889140" w:history="1">
+          <w:hyperlink w:anchor="_Toc242920520" w:history="1">
             <w:r>
               <w:rPr>
                 <w:rStyle w:val="Hyperlink"/>
@@ -3303,7 +3426,7 @@
               <w:rPr>
                 <w:noProof/>
               </w:rPr>
-              <w:instrText xml:space="preserve"> PAGEREF _Toc242889140 \h </w:instrText>
+              <w:instrText xml:space="preserve"> PAGEREF _Toc242920520 \h </w:instrText>
             </w:r>
             <w:r>
               <w:rPr>
@@ -3320,7 +3443,7 @@
               <w:rPr>
                 <w:noProof/>
               </w:rPr>
-              <w:t>13</w:t>
+              <w:t>14</w:t>
             </w:r>
             <w:r>
               <w:rPr>
@@ -3346,7 +3469,7 @@
               <w14:ligatures w14:val="standardContextual"/>
             </w:rPr>
           </w:pPr>
-          <w:hyperlink w:anchor="_Toc242889141" w:history="1">
+          <w:hyperlink w:anchor="_Toc242920521" w:history="1">
             <w:r>
               <w:rPr>
                 <w:rStyle w:val="Hyperlink"/>
@@ -3370,7 +3493,7 @@
               <w:rPr>
                 <w:noProof/>
               </w:rPr>
-              <w:instrText xml:space="preserve"> PAGEREF _Toc242889141 \h </w:instrText>
+              <w:instrText xml:space="preserve"> PAGEREF _Toc242920521 \h </w:instrText>
             </w:r>
             <w:r>
               <w:rPr>
@@ -3413,7 +3536,7 @@
               <w14:ligatures w14:val="standardContextual"/>
             </w:rPr>
           </w:pPr>
-          <w:hyperlink w:anchor="_Toc242889142" w:history="1">
+          <w:hyperlink w:anchor="_Toc242920522" w:history="1">
             <w:r>
               <w:rPr>
                 <w:rStyle w:val="Hyperlink"/>
@@ -3437,7 +3560,7 @@
               <w:rPr>
                 <w:noProof/>
               </w:rPr>
-              <w:instrText xml:space="preserve"> PAGEREF _Toc242889142 \h </w:instrText>
+              <w:instrText xml:space="preserve"> PAGEREF _Toc242920522 \h </w:instrText>
             </w:r>
             <w:r>
               <w:rPr>
@@ -3480,7 +3603,7 @@
               <w14:ligatures w14:val="standardContextual"/>
             </w:rPr>
           </w:pPr>
-          <w:hyperlink w:anchor="_Toc242889143" w:history="1">
+          <w:hyperlink w:anchor="_Toc242920523" w:history="1">
             <w:r>
               <w:rPr>
                 <w:rStyle w:val="Hyperlink"/>
@@ -3504,7 +3627,7 @@
               <w:rPr>
                 <w:noProof/>
               </w:rPr>
-              <w:instrText xml:space="preserve"> PAGEREF _Toc242889143 \h </w:instrText>
+              <w:instrText xml:space="preserve"> PAGEREF _Toc242920523 \h </w:instrText>
             </w:r>
             <w:r>
               <w:rPr>
@@ -3521,7 +3644,7 @@
               <w:rPr>
                 <w:noProof/>
               </w:rPr>
-              <w:t>14</w:t>
+              <w:t>15</w:t>
             </w:r>
             <w:r>
               <w:rPr>
@@ -3547,7 +3670,7 @@
               <w14:ligatures w14:val="standardContextual"/>
             </w:rPr>
           </w:pPr>
-          <w:hyperlink w:anchor="_Toc242889144" w:history="1">
+          <w:hyperlink w:anchor="_Toc242920524" w:history="1">
             <w:r>
               <w:rPr>
                 <w:rStyle w:val="Hyperlink"/>
@@ -3571,7 +3694,7 @@
               <w:rPr>
                 <w:noProof/>
               </w:rPr>
-              <w:instrText xml:space="preserve"> PAGEREF _Toc242889144 \h </w:instrText>
+              <w:instrText xml:space="preserve"> PAGEREF _Toc242920524 \h </w:instrText>
             </w:r>
             <w:r>
               <w:rPr>
@@ -3614,7 +3737,7 @@
               <w14:ligatures w14:val="standardContextual"/>
             </w:rPr>
           </w:pPr>
-          <w:hyperlink w:anchor="_Toc242889145" w:history="1">
+          <w:hyperlink w:anchor="_Toc242920525" w:history="1">
             <w:r>
               <w:rPr>
                 <w:rStyle w:val="Hyperlink"/>
@@ -3638,7 +3761,7 @@
               <w:rPr>
                 <w:noProof/>
               </w:rPr>
-              <w:instrText xml:space="preserve"> PAGEREF _Toc242889145 \h </w:instrText>
+              <w:instrText xml:space="preserve"> PAGEREF _Toc242920525 \h </w:instrText>
             </w:r>
             <w:r>
               <w:rPr>
@@ -3681,7 +3804,7 @@
               <w14:ligatures w14:val="standardContextual"/>
             </w:rPr>
           </w:pPr>
-          <w:hyperlink w:anchor="_Toc242889146" w:history="1">
+          <w:hyperlink w:anchor="_Toc242920526" w:history="1">
             <w:r>
               <w:rPr>
                 <w:rStyle w:val="Hyperlink"/>
@@ -3705,7 +3828,7 @@
               <w:rPr>
                 <w:noProof/>
               </w:rPr>
-              <w:instrText xml:space="preserve"> PAGEREF _Toc242889146 \h </w:instrText>
+              <w:instrText xml:space="preserve"> PAGEREF _Toc242920526 \h </w:instrText>
             </w:r>
             <w:r>
               <w:rPr>
@@ -3722,7 +3845,7 @@
               <w:rPr>
                 <w:noProof/>
               </w:rPr>
-              <w:t>15</w:t>
+              <w:t>16</w:t>
             </w:r>
             <w:r>
               <w:rPr>
@@ -3748,7 +3871,7 @@
               <w14:ligatures w14:val="standardContextual"/>
             </w:rPr>
           </w:pPr>
-          <w:hyperlink w:anchor="_Toc242889147" w:history="1">
+          <w:hyperlink w:anchor="_Toc242920527" w:history="1">
             <w:r>
               <w:rPr>
                 <w:rStyle w:val="Hyperlink"/>
@@ -3772,7 +3895,7 @@
               <w:rPr>
                 <w:noProof/>
               </w:rPr>
-              <w:instrText xml:space="preserve"> PAGEREF _Toc242889147 \h </w:instrText>
+              <w:instrText xml:space="preserve"> PAGEREF _Toc242920527 \h </w:instrText>
             </w:r>
             <w:r>
               <w:rPr>
@@ -3815,7 +3938,7 @@
               <w14:ligatures w14:val="standardContextual"/>
             </w:rPr>
           </w:pPr>
-          <w:hyperlink w:anchor="_Toc242889148" w:history="1">
+          <w:hyperlink w:anchor="_Toc242920528" w:history="1">
             <w:r>
               <w:rPr>
                 <w:rStyle w:val="Hyperlink"/>
@@ -3839,7 +3962,7 @@
               <w:rPr>
                 <w:noProof/>
               </w:rPr>
-              <w:instrText xml:space="preserve"> PAGEREF _Toc242889148 \h </w:instrText>
+              <w:instrText xml:space="preserve"> PAGEREF _Toc242920528 \h </w:instrText>
             </w:r>
             <w:r>
               <w:rPr>
@@ -3882,7 +4005,7 @@
               <w14:ligatures w14:val="standardContextual"/>
             </w:rPr>
           </w:pPr>
-          <w:hyperlink w:anchor="_Toc242889149" w:history="1">
+          <w:hyperlink w:anchor="_Toc242920529" w:history="1">
             <w:r>
               <w:rPr>
                 <w:rStyle w:val="Hyperlink"/>
@@ -3906,7 +4029,7 @@
               <w:rPr>
                 <w:noProof/>
               </w:rPr>
-              <w:instrText xml:space="preserve"> PAGEREF _Toc242889149 \h </w:instrText>
+              <w:instrText xml:space="preserve"> PAGEREF _Toc242920529 \h </w:instrText>
             </w:r>
             <w:r>
               <w:rPr>
@@ -3949,7 +4072,7 @@
               <w14:ligatures w14:val="standardContextual"/>
             </w:rPr>
           </w:pPr>
-          <w:hyperlink w:anchor="_Toc242889150" w:history="1">
+          <w:hyperlink w:anchor="_Toc242920530" w:history="1">
             <w:r>
               <w:rPr>
                 <w:rStyle w:val="Hyperlink"/>
@@ -3973,7 +4096,7 @@
               <w:rPr>
                 <w:noProof/>
               </w:rPr>
-              <w:instrText xml:space="preserve"> PAGEREF _Toc242889150 \h </w:instrText>
+              <w:instrText xml:space="preserve"> PAGEREF _Toc242920530 \h </w:instrText>
             </w:r>
             <w:r>
               <w:rPr>
@@ -4016,7 +4139,7 @@
               <w14:ligatures w14:val="standardContextual"/>
             </w:rPr>
           </w:pPr>
-          <w:hyperlink w:anchor="_Toc242889151" w:history="1">
+          <w:hyperlink w:anchor="_Toc242920531" w:history="1">
             <w:r>
               <w:rPr>
                 <w:rStyle w:val="Hyperlink"/>
@@ -4040,7 +4163,7 @@
               <w:rPr>
                 <w:noProof/>
               </w:rPr>
-              <w:instrText xml:space="preserve"> PAGEREF _Toc242889151 \h </w:instrText>
+              <w:instrText xml:space="preserve"> PAGEREF _Toc242920531 \h </w:instrText>
             </w:r>
             <w:r>
               <w:rPr>
@@ -4083,7 +4206,7 @@
               <w14:ligatures w14:val="standardContextual"/>
             </w:rPr>
           </w:pPr>
-          <w:hyperlink w:anchor="_Toc242889152" w:history="1">
+          <w:hyperlink w:anchor="_Toc242920532" w:history="1">
             <w:r>
               <w:rPr>
                 <w:rStyle w:val="Hyperlink"/>
@@ -4107,7 +4230,7 @@
               <w:rPr>
                 <w:noProof/>
               </w:rPr>
-              <w:instrText xml:space="preserve"> PAGEREF _Toc242889152 \h </w:instrText>
+              <w:instrText xml:space="preserve"> PAGEREF _Toc242920532 \h </w:instrText>
             </w:r>
             <w:r>
               <w:rPr>
@@ -4150,7 +4273,7 @@
               <w14:ligatures w14:val="standardContextual"/>
             </w:rPr>
           </w:pPr>
-          <w:hyperlink w:anchor="_Toc242889153" w:history="1">
+          <w:hyperlink w:anchor="_Toc242920533" w:history="1">
             <w:r>
               <w:rPr>
                 <w:rStyle w:val="Hyperlink"/>
@@ -4174,7 +4297,7 @@
               <w:rPr>
                 <w:noProof/>
               </w:rPr>
-              <w:instrText xml:space="preserve"> PAGEREF _Toc242889153 \h </w:instrText>
+              <w:instrText xml:space="preserve"> PAGEREF _Toc242920533 \h </w:instrText>
             </w:r>
             <w:r>
               <w:rPr>
@@ -4221,7 +4344,7 @@
     <w:sdt>
       <w:sdtPr>
         <w:alias w:val="Tables"/>
-        <w:id w:val="-614990031"/>
+        <w:id w:val="716397892"/>
       </w:sdtPr>
       <w:sdtEndPr/>
       <w:sdtContent>
@@ -4250,7 +4373,7 @@
           <w:r>
             <w:fldChar w:fldCharType="separate"/>
           </w:r>
-          <w:hyperlink w:anchor="_Toc242889154" w:history="1">
+          <w:hyperlink w:anchor="_Toc242920534" w:history="1">
             <w:r>
               <w:rPr>
                 <w:rStyle w:val="Hyperlink"/>
@@ -4274,7 +4397,7 @@
               <w:rPr>
                 <w:noProof/>
               </w:rPr>
-              <w:instrText xml:space="preserve"> PAGEREF _Toc242889154 \h </w:instrText>
+              <w:instrText xml:space="preserve"> PAGEREF _Toc242920534 \h </w:instrText>
             </w:r>
             <w:r>
               <w:rPr>
@@ -4317,7 +4440,7 @@
               <w14:ligatures w14:val="standardContextual"/>
             </w:rPr>
           </w:pPr>
-          <w:hyperlink w:anchor="_Toc242889155" w:history="1">
+          <w:hyperlink w:anchor="_Toc242920535" w:history="1">
             <w:r>
               <w:rPr>
                 <w:rStyle w:val="Hyperlink"/>
@@ -4341,7 +4464,7 @@
               <w:rPr>
                 <w:noProof/>
               </w:rPr>
-              <w:instrText xml:space="preserve"> PAGEREF _Toc242889155 \h </w:instrText>
+              <w:instrText xml:space="preserve"> PAGEREF _Toc242920535 \h </w:instrText>
             </w:r>
             <w:r>
               <w:rPr>
@@ -4384,7 +4507,7 @@
               <w14:ligatures w14:val="standardContextual"/>
             </w:rPr>
           </w:pPr>
-          <w:hyperlink w:anchor="_Toc242889156" w:history="1">
+          <w:hyperlink w:anchor="_Toc242920536" w:history="1">
             <w:r>
               <w:rPr>
                 <w:rStyle w:val="Hyperlink"/>
@@ -4408,7 +4531,7 @@
               <w:rPr>
                 <w:noProof/>
               </w:rPr>
-              <w:instrText xml:space="preserve"> PAGEREF _Toc242889156 \h </w:instrText>
+              <w:instrText xml:space="preserve"> PAGEREF _Toc242920536 \h </w:instrText>
             </w:r>
             <w:r>
               <w:rPr>
@@ -4451,7 +4574,7 @@
               <w14:ligatures w14:val="standardContextual"/>
             </w:rPr>
           </w:pPr>
-          <w:hyperlink w:anchor="_Toc242889157" w:history="1">
+          <w:hyperlink w:anchor="_Toc242920537" w:history="1">
             <w:r>
               <w:rPr>
                 <w:rStyle w:val="Hyperlink"/>
@@ -4475,7 +4598,7 @@
               <w:rPr>
                 <w:noProof/>
               </w:rPr>
-              <w:instrText xml:space="preserve"> PAGEREF _Toc242889157 \h </w:instrText>
+              <w:instrText xml:space="preserve"> PAGEREF _Toc242920537 \h </w:instrText>
             </w:r>
             <w:r>
               <w:rPr>
@@ -4518,7 +4641,7 @@
               <w14:ligatures w14:val="standardContextual"/>
             </w:rPr>
           </w:pPr>
-          <w:hyperlink w:anchor="_Toc242889158" w:history="1">
+          <w:hyperlink w:anchor="_Toc242920538" w:history="1">
             <w:r>
               <w:rPr>
                 <w:rStyle w:val="Hyperlink"/>
@@ -4542,7 +4665,7 @@
               <w:rPr>
                 <w:noProof/>
               </w:rPr>
-              <w:instrText xml:space="preserve"> PAGEREF _Toc242889158 \h </w:instrText>
+              <w:instrText xml:space="preserve"> PAGEREF _Toc242920538 \h </w:instrText>
             </w:r>
             <w:r>
               <w:rPr>
@@ -4585,7 +4708,7 @@
               <w14:ligatures w14:val="standardContextual"/>
             </w:rPr>
           </w:pPr>
-          <w:hyperlink w:anchor="_Toc242889159" w:history="1">
+          <w:hyperlink w:anchor="_Toc242920539" w:history="1">
             <w:r>
               <w:rPr>
                 <w:rStyle w:val="Hyperlink"/>
@@ -4609,7 +4732,7 @@
               <w:rPr>
                 <w:noProof/>
               </w:rPr>
-              <w:instrText xml:space="preserve"> PAGEREF _Toc242889159 \h </w:instrText>
+              <w:instrText xml:space="preserve"> PAGEREF _Toc242920539 \h </w:instrText>
             </w:r>
             <w:r>
               <w:rPr>
@@ -4652,7 +4775,7 @@
               <w14:ligatures w14:val="standardContextual"/>
             </w:rPr>
           </w:pPr>
-          <w:hyperlink w:anchor="_Toc242889160" w:history="1">
+          <w:hyperlink w:anchor="_Toc242920540" w:history="1">
             <w:r>
               <w:rPr>
                 <w:rStyle w:val="Hyperlink"/>
@@ -4676,7 +4799,7 @@
               <w:rPr>
                 <w:noProof/>
               </w:rPr>
-              <w:instrText xml:space="preserve"> PAGEREF _Toc242889160 \h </w:instrText>
+              <w:instrText xml:space="preserve"> PAGEREF _Toc242920540 \h </w:instrText>
             </w:r>
             <w:r>
               <w:rPr>
@@ -4719,7 +4842,7 @@
               <w14:ligatures w14:val="standardContextual"/>
             </w:rPr>
           </w:pPr>
-          <w:hyperlink w:anchor="_Toc242889161" w:history="1">
+          <w:hyperlink w:anchor="_Toc242920541" w:history="1">
             <w:r>
               <w:rPr>
                 <w:rStyle w:val="Hyperlink"/>
@@ -4743,7 +4866,7 @@
               <w:rPr>
                 <w:noProof/>
               </w:rPr>
-              <w:instrText xml:space="preserve"> PAGEREF _Toc242889161 \h </w:instrText>
+              <w:instrText xml:space="preserve"> PAGEREF _Toc242920541 \h </w:instrText>
             </w:r>
             <w:r>
               <w:rPr>
@@ -4786,7 +4909,7 @@
               <w14:ligatures w14:val="standardContextual"/>
             </w:rPr>
           </w:pPr>
-          <w:hyperlink w:anchor="_Toc242889162" w:history="1">
+          <w:hyperlink w:anchor="_Toc242920542" w:history="1">
             <w:r>
               <w:rPr>
                 <w:rStyle w:val="Hyperlink"/>
@@ -4810,7 +4933,7 @@
               <w:rPr>
                 <w:noProof/>
               </w:rPr>
-              <w:instrText xml:space="preserve"> PAGEREF _Toc242889162 \h </w:instrText>
+              <w:instrText xml:space="preserve"> PAGEREF _Toc242920542 \h </w:instrText>
             </w:r>
             <w:r>
               <w:rPr>
@@ -4853,7 +4976,7 @@
               <w14:ligatures w14:val="standardContextual"/>
             </w:rPr>
           </w:pPr>
-          <w:hyperlink w:anchor="_Toc242889163" w:history="1">
+          <w:hyperlink w:anchor="_Toc242920543" w:history="1">
             <w:r>
               <w:rPr>
                 <w:rStyle w:val="Hyperlink"/>
@@ -4877,7 +5000,7 @@
               <w:rPr>
                 <w:noProof/>
               </w:rPr>
-              <w:instrText xml:space="preserve"> PAGEREF _Toc242889163 \h </w:instrText>
+              <w:instrText xml:space="preserve"> PAGEREF _Toc242920543 \h </w:instrText>
             </w:r>
             <w:r>
               <w:rPr>
@@ -4920,7 +5043,7 @@
               <w14:ligatures w14:val="standardContextual"/>
             </w:rPr>
           </w:pPr>
-          <w:hyperlink w:anchor="_Toc242889164" w:history="1">
+          <w:hyperlink w:anchor="_Toc242920544" w:history="1">
             <w:r>
               <w:rPr>
                 <w:rStyle w:val="Hyperlink"/>
@@ -4944,7 +5067,7 @@
               <w:rPr>
                 <w:noProof/>
               </w:rPr>
-              <w:instrText xml:space="preserve"> PAGEREF _Toc242889164 \h </w:instrText>
+              <w:instrText xml:space="preserve"> PAGEREF _Toc242920544 \h </w:instrText>
             </w:r>
             <w:r>
               <w:rPr>
@@ -4987,7 +5110,7 @@
               <w14:ligatures w14:val="standardContextual"/>
             </w:rPr>
           </w:pPr>
-          <w:hyperlink w:anchor="_Toc242889165" w:history="1">
+          <w:hyperlink w:anchor="_Toc242920545" w:history="1">
             <w:r>
               <w:rPr>
                 <w:rStyle w:val="Hyperlink"/>
@@ -5011,7 +5134,7 @@
               <w:rPr>
                 <w:noProof/>
               </w:rPr>
-              <w:instrText xml:space="preserve"> PAGEREF _Toc242889165 \h </w:instrText>
+              <w:instrText xml:space="preserve"> PAGEREF _Toc242920545 \h </w:instrText>
             </w:r>
             <w:r>
               <w:rPr>
@@ -5054,7 +5177,7 @@
               <w14:ligatures w14:val="standardContextual"/>
             </w:rPr>
           </w:pPr>
-          <w:hyperlink w:anchor="_Toc242889166" w:history="1">
+          <w:hyperlink w:anchor="_Toc242920546" w:history="1">
             <w:r>
               <w:rPr>
                 <w:rStyle w:val="Hyperlink"/>
@@ -5078,7 +5201,7 @@
               <w:rPr>
                 <w:noProof/>
               </w:rPr>
-              <w:instrText xml:space="preserve"> PAGEREF _Toc242889166 \h </w:instrText>
+              <w:instrText xml:space="preserve"> PAGEREF _Toc242920546 \h </w:instrText>
             </w:r>
             <w:r>
               <w:rPr>
@@ -5121,7 +5244,7 @@
               <w14:ligatures w14:val="standardContextual"/>
             </w:rPr>
           </w:pPr>
-          <w:hyperlink w:anchor="_Toc242889167" w:history="1">
+          <w:hyperlink w:anchor="_Toc242920547" w:history="1">
             <w:r>
               <w:rPr>
                 <w:rStyle w:val="Hyperlink"/>
@@ -5145,7 +5268,7 @@
               <w:rPr>
                 <w:noProof/>
               </w:rPr>
-              <w:instrText xml:space="preserve"> PAGEREF _Toc242889167 \h </w:instrText>
+              <w:instrText xml:space="preserve"> PAGEREF _Toc242920547 \h </w:instrText>
             </w:r>
             <w:r>
               <w:rPr>
@@ -5188,7 +5311,7 @@
               <w14:ligatures w14:val="standardContextual"/>
             </w:rPr>
           </w:pPr>
-          <w:hyperlink w:anchor="_Toc242889168" w:history="1">
+          <w:hyperlink w:anchor="_Toc242920548" w:history="1">
             <w:r>
               <w:rPr>
                 <w:rStyle w:val="Hyperlink"/>
@@ -5212,7 +5335,7 @@
               <w:rPr>
                 <w:noProof/>
               </w:rPr>
-              <w:instrText xml:space="preserve"> PAGEREF _Toc242889168 \h </w:instrText>
+              <w:instrText xml:space="preserve"> PAGEREF _Toc242920548 \h </w:instrText>
             </w:r>
             <w:r>
               <w:rPr>
@@ -5229,7 +5352,7 @@
               <w:rPr>
                 <w:noProof/>
               </w:rPr>
-              <w:t>13</w:t>
+              <w:t>14</w:t>
             </w:r>
             <w:r>
               <w:rPr>
@@ -5255,7 +5378,7 @@
               <w14:ligatures w14:val="standardContextual"/>
             </w:rPr>
           </w:pPr>
-          <w:hyperlink w:anchor="_Toc242889169" w:history="1">
+          <w:hyperlink w:anchor="_Toc242920549" w:history="1">
             <w:r>
               <w:rPr>
                 <w:rStyle w:val="Hyperlink"/>
@@ -5279,7 +5402,7 @@
               <w:rPr>
                 <w:noProof/>
               </w:rPr>
-              <w:instrText xml:space="preserve"> PAGEREF _Toc242889169 \h </w:instrText>
+              <w:instrText xml:space="preserve"> PAGEREF _Toc242920549 \h </w:instrText>
             </w:r>
             <w:r>
               <w:rPr>
@@ -5322,7 +5445,7 @@
               <w14:ligatures w14:val="standardContextual"/>
             </w:rPr>
           </w:pPr>
-          <w:hyperlink w:anchor="_Toc242889170" w:history="1">
+          <w:hyperlink w:anchor="_Toc242920550" w:history="1">
             <w:r>
               <w:rPr>
                 <w:rStyle w:val="Hyperlink"/>
@@ -5346,7 +5469,7 @@
               <w:rPr>
                 <w:noProof/>
               </w:rPr>
-              <w:instrText xml:space="preserve"> PAGEREF _Toc242889170 \h </w:instrText>
+              <w:instrText xml:space="preserve"> PAGEREF _Toc242920550 \h </w:instrText>
             </w:r>
             <w:r>
               <w:rPr>
@@ -5389,7 +5512,7 @@
               <w14:ligatures w14:val="standardContextual"/>
             </w:rPr>
           </w:pPr>
-          <w:hyperlink w:anchor="_Toc242889171" w:history="1">
+          <w:hyperlink w:anchor="_Toc242920551" w:history="1">
             <w:r>
               <w:rPr>
                 <w:rStyle w:val="Hyperlink"/>
@@ -5413,7 +5536,7 @@
               <w:rPr>
                 <w:noProof/>
               </w:rPr>
-              <w:instrText xml:space="preserve"> PAGEREF _Toc242889171 \h </w:instrText>
+              <w:instrText xml:space="preserve"> PAGEREF _Toc242920551 \h </w:instrText>
             </w:r>
             <w:r>
               <w:rPr>
@@ -5430,7 +5553,7 @@
               <w:rPr>
                 <w:noProof/>
               </w:rPr>
-              <w:t>14</w:t>
+              <w:t>15</w:t>
             </w:r>
             <w:r>
               <w:rPr>
@@ -5456,7 +5579,7 @@
               <w14:ligatures w14:val="standardContextual"/>
             </w:rPr>
           </w:pPr>
-          <w:hyperlink w:anchor="_Toc242889172" w:history="1">
+          <w:hyperlink w:anchor="_Toc242920552" w:history="1">
             <w:r>
               <w:rPr>
                 <w:rStyle w:val="Hyperlink"/>
@@ -5480,7 +5603,7 @@
               <w:rPr>
                 <w:noProof/>
               </w:rPr>
-              <w:instrText xml:space="preserve"> PAGEREF _Toc242889172 \h </w:instrText>
+              <w:instrText xml:space="preserve"> PAGEREF _Toc242920552 \h </w:instrText>
             </w:r>
             <w:r>
               <w:rPr>
@@ -5523,7 +5646,7 @@
               <w14:ligatures w14:val="standardContextual"/>
             </w:rPr>
           </w:pPr>
-          <w:hyperlink w:anchor="_Toc242889173" w:history="1">
+          <w:hyperlink w:anchor="_Toc242920553" w:history="1">
             <w:r>
               <w:rPr>
                 <w:rStyle w:val="Hyperlink"/>
@@ -5547,7 +5670,7 @@
               <w:rPr>
                 <w:noProof/>
               </w:rPr>
-              <w:instrText xml:space="preserve"> PAGEREF _Toc242889173 \h </w:instrText>
+              <w:instrText xml:space="preserve"> PAGEREF _Toc242920553 \h </w:instrText>
             </w:r>
             <w:r>
               <w:rPr>
@@ -5590,7 +5713,7 @@
               <w14:ligatures w14:val="standardContextual"/>
             </w:rPr>
           </w:pPr>
-          <w:hyperlink w:anchor="_Toc242889174" w:history="1">
+          <w:hyperlink w:anchor="_Toc242920554" w:history="1">
             <w:r>
               <w:rPr>
                 <w:rStyle w:val="Hyperlink"/>
@@ -5614,7 +5737,7 @@
               <w:rPr>
                 <w:noProof/>
               </w:rPr>
-              <w:instrText xml:space="preserve"> PAGEREF _Toc242889174 \h </w:instrText>
+              <w:instrText xml:space="preserve"> PAGEREF _Toc242920554 \h </w:instrText>
             </w:r>
             <w:r>
               <w:rPr>
@@ -5631,7 +5754,7 @@
               <w:rPr>
                 <w:noProof/>
               </w:rPr>
-              <w:t>15</w:t>
+              <w:t>16</w:t>
             </w:r>
             <w:r>
               <w:rPr>
@@ -5657,7 +5780,7 @@
               <w14:ligatures w14:val="standardContextual"/>
             </w:rPr>
           </w:pPr>
-          <w:hyperlink w:anchor="_Toc242889175" w:history="1">
+          <w:hyperlink w:anchor="_Toc242920555" w:history="1">
             <w:r>
               <w:rPr>
                 <w:rStyle w:val="Hyperlink"/>
@@ -5681,7 +5804,7 @@
               <w:rPr>
                 <w:noProof/>
               </w:rPr>
-              <w:instrText xml:space="preserve"> PAGEREF _Toc242889175 \h </w:instrText>
+              <w:instrText xml:space="preserve"> PAGEREF _Toc242920555 \h </w:instrText>
             </w:r>
             <w:r>
               <w:rPr>
@@ -5724,7 +5847,7 @@
               <w14:ligatures w14:val="standardContextual"/>
             </w:rPr>
           </w:pPr>
-          <w:hyperlink w:anchor="_Toc242889176" w:history="1">
+          <w:hyperlink w:anchor="_Toc242920556" w:history="1">
             <w:r>
               <w:rPr>
                 <w:rStyle w:val="Hyperlink"/>
@@ -5748,7 +5871,7 @@
               <w:rPr>
                 <w:noProof/>
               </w:rPr>
-              <w:instrText xml:space="preserve"> PAGEREF _Toc242889176 \h </w:instrText>
+              <w:instrText xml:space="preserve"> PAGEREF _Toc242920556 \h </w:instrText>
             </w:r>
             <w:r>
               <w:rPr>
@@ -5791,7 +5914,7 @@
               <w14:ligatures w14:val="standardContextual"/>
             </w:rPr>
           </w:pPr>
-          <w:hyperlink w:anchor="_Toc242889177" w:history="1">
+          <w:hyperlink w:anchor="_Toc242920557" w:history="1">
             <w:r>
               <w:rPr>
                 <w:rStyle w:val="Hyperlink"/>
@@ -5815,7 +5938,7 @@
               <w:rPr>
                 <w:noProof/>
               </w:rPr>
-              <w:instrText xml:space="preserve"> PAGEREF _Toc242889177 \h </w:instrText>
+              <w:instrText xml:space="preserve"> PAGEREF _Toc242920557 \h </w:instrText>
             </w:r>
             <w:r>
               <w:rPr>
@@ -5858,7 +5981,7 @@
               <w14:ligatures w14:val="standardContextual"/>
             </w:rPr>
           </w:pPr>
-          <w:hyperlink w:anchor="_Toc242889178" w:history="1">
+          <w:hyperlink w:anchor="_Toc242920558" w:history="1">
             <w:r>
               <w:rPr>
                 <w:rStyle w:val="Hyperlink"/>
@@ -5882,7 +6005,7 @@
               <w:rPr>
                 <w:noProof/>
               </w:rPr>
-              <w:instrText xml:space="preserve"> PAGEREF _Toc242889178 \h </w:instrText>
+              <w:instrText xml:space="preserve"> PAGEREF _Toc242920558 \h </w:instrText>
             </w:r>
             <w:r>
               <w:rPr>
@@ -5925,7 +6048,7 @@
               <w14:ligatures w14:val="standardContextual"/>
             </w:rPr>
           </w:pPr>
-          <w:hyperlink w:anchor="_Toc242889179" w:history="1">
+          <w:hyperlink w:anchor="_Toc242920559" w:history="1">
             <w:r>
               <w:rPr>
                 <w:rStyle w:val="Hyperlink"/>
@@ -5949,7 +6072,7 @@
               <w:rPr>
                 <w:noProof/>
               </w:rPr>
-              <w:instrText xml:space="preserve"> PAGEREF _Toc242889179 \h </w:instrText>
+              <w:instrText xml:space="preserve"> PAGEREF _Toc242920559 \h </w:instrText>
             </w:r>
             <w:r>
               <w:rPr>
@@ -5992,7 +6115,7 @@
               <w14:ligatures w14:val="standardContextual"/>
             </w:rPr>
           </w:pPr>
-          <w:hyperlink w:anchor="_Toc242889180" w:history="1">
+          <w:hyperlink w:anchor="_Toc242920560" w:history="1">
             <w:r>
               <w:rPr>
                 <w:rStyle w:val="Hyperlink"/>
@@ -6016,7 +6139,7 @@
               <w:rPr>
                 <w:noProof/>
               </w:rPr>
-              <w:instrText xml:space="preserve"> PAGEREF _Toc242889180 \h </w:instrText>
+              <w:instrText xml:space="preserve"> PAGEREF _Toc242920560 \h </w:instrText>
             </w:r>
             <w:r>
               <w:rPr>
@@ -6059,7 +6182,7 @@
               <w14:ligatures w14:val="standardContextual"/>
             </w:rPr>
           </w:pPr>
-          <w:hyperlink w:anchor="_Toc242889181" w:history="1">
+          <w:hyperlink w:anchor="_Toc242920561" w:history="1">
             <w:r>
               <w:rPr>
                 <w:rStyle w:val="Hyperlink"/>
@@ -6083,7 +6206,7 @@
               <w:rPr>
                 <w:noProof/>
               </w:rPr>
-              <w:instrText xml:space="preserve"> PAGEREF _Toc242889181 \h </w:instrText>
+              <w:instrText xml:space="preserve"> PAGEREF _Toc242920561 \h </w:instrText>
             </w:r>
             <w:r>
               <w:rPr>
@@ -6124,7 +6247,7 @@
         <w:keepLines/>
         <w:pageBreakBefore/>
       </w:pPr>
-      <w:bookmarkStart w:id="0" w:name="_Toc242889119"/>
+      <w:bookmarkStart w:id="0" w:name="_Toc242920499"/>
       <w:r>
         <w:lastRenderedPageBreak/>
         <w:t>1 Introduction</w:t>
@@ -6137,7 +6260,7 @@
         <w:keepNext/>
         <w:keepLines/>
       </w:pPr>
-      <w:bookmarkStart w:id="1" w:name="_Toc242889120"/>
+      <w:bookmarkStart w:id="1" w:name="_Toc242920500"/>
       <w:r>
         <w:t>1.1 Purpose</w:t>
       </w:r>
@@ -6148,10 +6271,10 @@
         <w:spacing w:after="120"/>
       </w:pPr>
       <w:r>
-        <w:t xml:space="preserve">This document specifies what a ZedPath user sees and how they move through the app: the principles behind the design, the navigation structure, the design system (colour, type, shape, components), each main screen with its </w:t>
+        <w:t xml:space="preserve">This document specifies what a ZedPath user sees and how they move through the app: the principles behind the </w:t>
       </w:r>
       <w:r>
-        <w:t xml:space="preserve">states, the shared interaction patterns, the language and content rules, accessibility, and the performance budget for low-end Android phones on 3G. It records the design </w:t>
+        <w:t xml:space="preserve">design, the navigation structure, the design system (colour, type, shape, components), each main screen with its states, the shared interaction patterns, the language and content rules, accessibility, and the performance budget for low-end Android phones on 3G. It records the design </w:t>
       </w:r>
       <w:r>
         <w:rPr>
@@ -6170,7 +6293,7 @@
         <w:keepNext/>
         <w:keepLines/>
       </w:pPr>
-      <w:bookmarkStart w:id="2" w:name="_Toc242889121"/>
+      <w:bookmarkStart w:id="2" w:name="_Toc242920501"/>
       <w:r>
         <w:t>1.2 Scope</w:t>
       </w:r>
@@ -6181,7 +6304,10 @@
         <w:spacing w:after="120"/>
       </w:pPr>
       <w:r>
-        <w:t>The student-facing web app (a Vite + React single-page app installed as a Progressive Web App, also wrapped as an Android app) for Releases R1 and R2. The curator tools and the API are out of scope; they are covered by ZP-DOC-05 and ZP-DOC-06.</w:t>
+        <w:t xml:space="preserve">The student-facing web app (a Vite + React single-page app installed as a Progressive Web App, also wrapped as an </w:t>
+      </w:r>
+      <w:r>
+        <w:t>Android app) for Releases R1 and R2. The curator tools and the API are out of scope; they are covered by ZP-DOC-05 and ZP-DOC-06.</w:t>
       </w:r>
     </w:p>
     <w:p>
@@ -6190,7 +6316,7 @@
         <w:keepNext/>
         <w:keepLines/>
       </w:pPr>
-      <w:bookmarkStart w:id="3" w:name="_Toc242889122"/>
+      <w:bookmarkStart w:id="3" w:name="_Toc242920502"/>
       <w:r>
         <w:t>1.3 Intended audience</w:t>
       </w:r>
@@ -6210,7 +6336,7 @@
         <w:keepNext/>
         <w:keepLines/>
       </w:pPr>
-      <w:bookmarkStart w:id="4" w:name="_Toc242889123"/>
+      <w:bookmarkStart w:id="4" w:name="_Toc242920503"/>
       <w:r>
         <w:t>1.4 Relationship to other documents</w:t>
       </w:r>
@@ -6221,7 +6347,7 @@
         <w:pStyle w:val="Caption"/>
         <w:keepNext/>
       </w:pPr>
-      <w:bookmarkStart w:id="5" w:name="_Toc242889154"/>
+      <w:bookmarkStart w:id="5" w:name="_Toc242920534"/>
       <w:r>
         <w:t xml:space="preserve">Table </w:t>
       </w:r>
@@ -6982,7 +7108,7 @@
         <w:keepNext/>
         <w:keepLines/>
       </w:pPr>
-      <w:bookmarkStart w:id="6" w:name="_Toc242889124"/>
+      <w:bookmarkStart w:id="6" w:name="_Toc242920504"/>
       <w:r>
         <w:t>1.5 Conventions</w:t>
       </w:r>
@@ -7005,10 +7131,7 @@
         <w:t>src/styles.css</w:t>
       </w:r>
       <w:r>
-        <w:t xml:space="preserve">; components use tokens only, </w:t>
-      </w:r>
-      <w:r>
-        <w:t>never raw colours. Routes are written as hash routes (</w:t>
+        <w:t>; components use tokens only, never raw colours. Routes are written as hash routes (</w:t>
       </w:r>
       <w:r>
         <w:rPr>
@@ -7030,7 +7153,7 @@
         <w:keepLines/>
         <w:pageBreakBefore/>
       </w:pPr>
-      <w:bookmarkStart w:id="7" w:name="_Toc242889125"/>
+      <w:bookmarkStart w:id="7" w:name="_Toc242920505"/>
       <w:r>
         <w:lastRenderedPageBreak/>
         <w:t>2 Design principles</w:t>
@@ -7042,7 +7165,7 @@
         <w:pStyle w:val="Caption"/>
         <w:keepNext/>
       </w:pPr>
-      <w:bookmarkStart w:id="8" w:name="_Toc242889155"/>
+      <w:bookmarkStart w:id="8" w:name="_Toc242920535"/>
       <w:r>
         <w:t xml:space="preserve">Table </w:t>
       </w:r>
@@ -7505,7 +7628,55 @@
                 <w:sz w:val="19"/>
                 <w:szCs w:val="19"/>
               </w:rPr>
-              <w:t>Chances are bands (Safe, Likely, Reach) with an explanation, never a promise; Ask gives a verdict chip such as "It depends", never a guarantee</w:t>
+              <w:t xml:space="preserve">Chances are bands, shown since VR2 as </w:t>
+            </w:r>
+            <w:r>
+              <w:rPr>
+                <w:i/>
+                <w:iCs/>
+                <w:sz w:val="19"/>
+                <w:szCs w:val="19"/>
+              </w:rPr>
+              <w:t>Very likely</w:t>
+            </w:r>
+            <w:r>
+              <w:rPr>
+                <w:sz w:val="19"/>
+                <w:szCs w:val="19"/>
+              </w:rPr>
+              <w:t xml:space="preserve">, </w:t>
+            </w:r>
+            <w:r>
+              <w:rPr>
+                <w:i/>
+                <w:iCs/>
+                <w:sz w:val="19"/>
+                <w:szCs w:val="19"/>
+              </w:rPr>
+              <w:t>Possible</w:t>
+            </w:r>
+            <w:r>
+              <w:rPr>
+                <w:sz w:val="19"/>
+                <w:szCs w:val="19"/>
+              </w:rPr>
+              <w:t xml:space="preserve"> and </w:t>
+            </w:r>
+            <w:r>
+              <w:rPr>
+                <w:i/>
+                <w:iCs/>
+                <w:sz w:val="19"/>
+                <w:szCs w:val="19"/>
+              </w:rPr>
+              <w:t>Unlikely</w:t>
+            </w:r>
+            <w:r>
+              <w:rPr>
+                <w:sz w:val="19"/>
+                <w:szCs w:val="19"/>
+              </w:rPr>
+              <w:t>, each with a one-line meaning, never a promise; Ask gives a verdict chip such as "It depends", never a guarantee</w:t>
             </w:r>
           </w:p>
         </w:tc>
@@ -7608,7 +7779,7 @@
                 <w:sz w:val="19"/>
                 <w:szCs w:val="19"/>
               </w:rPr>
-              <w:t>Trust rules, CR-005</w:t>
+              <w:t>Trust rules, CR-005, CR-007</w:t>
             </w:r>
           </w:p>
         </w:tc>
@@ -7638,7 +7809,23 @@
                 <w:sz w:val="19"/>
                 <w:szCs w:val="19"/>
               </w:rPr>
-              <w:t>Sample group conversations carry a "Sample" label and cannot be reported or replied to as real; demo mode shows a label above the form</w:t>
+              <w:t xml:space="preserve">Sample group conversations carry a "Sample" label and cannot be reported or replied to as real; demo mode shows a label above the form; a demo account says in </w:t>
+            </w:r>
+            <w:r>
+              <w:rPr>
+                <w:i/>
+                <w:iCs/>
+                <w:sz w:val="19"/>
+                <w:szCs w:val="19"/>
+              </w:rPr>
+              <w:t>Me</w:t>
+            </w:r>
+            <w:r>
+              <w:rPr>
+                <w:sz w:val="19"/>
+                <w:szCs w:val="19"/>
+              </w:rPr>
+              <w:t xml:space="preserve"> that it is a demo with read-only groups, deleted after 24 hours</w:t>
             </w:r>
           </w:p>
         </w:tc>
@@ -8466,7 +8653,7 @@
         <w:keepLines/>
         <w:pageBreakBefore/>
       </w:pPr>
-      <w:bookmarkStart w:id="9" w:name="_Toc242889126"/>
+      <w:bookmarkStart w:id="9" w:name="_Toc242920506"/>
       <w:r>
         <w:lastRenderedPageBreak/>
         <w:t>3 Personas and key journeys</w:t>
@@ -8486,7 +8673,7 @@
         <w:pStyle w:val="Caption"/>
         <w:keepNext/>
       </w:pPr>
-      <w:bookmarkStart w:id="10" w:name="_Toc242889156"/>
+      <w:bookmarkStart w:id="10" w:name="_Toc242920536"/>
       <w:r>
         <w:t xml:space="preserve">Table </w:t>
       </w:r>
@@ -9275,7 +9462,7 @@
         <w:pStyle w:val="Caption"/>
         <w:keepNext/>
       </w:pPr>
-      <w:bookmarkStart w:id="11" w:name="_Toc242889157"/>
+      <w:bookmarkStart w:id="11" w:name="_Toc242920537"/>
       <w:r>
         <w:t xml:space="preserve">Table </w:t>
       </w:r>
@@ -9504,7 +9691,7 @@
                 <w:sz w:val="19"/>
                 <w:szCs w:val="19"/>
               </w:rPr>
-              <w:t>Welcome (language) → Intro (3 slides) → Sign up → Save recovery code → About you (5 steps) → Paths</w:t>
+              <w:t>Welcome (language) → Intro (7 slides) → Sign up → Save recovery code → About you (5 steps) → Paths</w:t>
             </w:r>
           </w:p>
         </w:tc>
@@ -9576,7 +9763,7 @@
                 <w:sz w:val="19"/>
                 <w:szCs w:val="19"/>
               </w:rPr>
-              <w:t>J2 Find my chances</w:t>
+              <w:t>J0 Try first</w:t>
             </w:r>
           </w:p>
         </w:tc>
@@ -9607,7 +9794,23 @@
                 <w:sz w:val="19"/>
                 <w:szCs w:val="19"/>
               </w:rPr>
-              <w:t>Paths (band ring) → Courses (Safe / Likely / Reach tabs) → Course detail</w:t>
+              <w:t xml:space="preserve">Welcome → </w:t>
+            </w:r>
+            <w:r>
+              <w:rPr>
+                <w:i/>
+                <w:iCs/>
+                <w:sz w:val="19"/>
+                <w:szCs w:val="19"/>
+              </w:rPr>
+              <w:t>Try the demo, no sign-up</w:t>
+            </w:r>
+            <w:r>
+              <w:rPr>
+                <w:sz w:val="19"/>
+                <w:szCs w:val="19"/>
+              </w:rPr>
+              <w:t xml:space="preserve"> → Paths with the sample student (private demo account, read-only groups)</w:t>
             </w:r>
           </w:p>
         </w:tc>
@@ -9638,7 +9841,7 @@
                 <w:sz w:val="19"/>
                 <w:szCs w:val="19"/>
               </w:rPr>
-              <w:t>US-201, US-202, US-203, US-204, US-209</w:t>
+              <w:t>US-112</w:t>
             </w:r>
           </w:p>
         </w:tc>
@@ -9679,7 +9882,7 @@
                 <w:sz w:val="19"/>
                 <w:szCs w:val="19"/>
               </w:rPr>
-              <w:t>J3 Decide</w:t>
+              <w:t>J2 Find my chances</w:t>
             </w:r>
           </w:p>
         </w:tc>
@@ -9709,7 +9912,7 @@
                 <w:sz w:val="19"/>
                 <w:szCs w:val="19"/>
               </w:rPr>
-              <w:t>Course detail or Courses (press and hold) → Compare (up to 3) → Add to My list</w:t>
+              <w:t>Paths (band ring) → Courses (Safe / Likely / Reach tabs) → Course detail</w:t>
             </w:r>
           </w:p>
         </w:tc>
@@ -9739,7 +9942,7 @@
                 <w:sz w:val="19"/>
                 <w:szCs w:val="19"/>
               </w:rPr>
-              <w:t>US-207, US-305, US-301</w:t>
+              <w:t>US-201, US-202, US-203, US-204, US-209</w:t>
             </w:r>
           </w:p>
         </w:tc>
@@ -9781,7 +9984,7 @@
                 <w:sz w:val="19"/>
                 <w:szCs w:val="19"/>
               </w:rPr>
-              <w:t>J4 Build the application list</w:t>
+              <w:t>J3 Decide</w:t>
             </w:r>
           </w:p>
         </w:tc>
@@ -9812,7 +10015,7 @@
                 <w:sz w:val="19"/>
                 <w:szCs w:val="19"/>
               </w:rPr>
-              <w:t>My list → reorder → order warning → Fix the order → Copy Uni-Codes</w:t>
+              <w:t>Course detail or Courses (press and hold) → Compare (up to 3) → Add to My list</w:t>
             </w:r>
           </w:p>
         </w:tc>
@@ -9843,7 +10046,7 @@
                 <w:sz w:val="19"/>
                 <w:szCs w:val="19"/>
               </w:rPr>
-              <w:t>US-301, US-302, US-303</w:t>
+              <w:t>US-207, US-305, US-301</w:t>
             </w:r>
           </w:p>
         </w:tc>
@@ -9884,7 +10087,7 @@
                 <w:sz w:val="19"/>
                 <w:szCs w:val="19"/>
               </w:rPr>
-              <w:t>J5 Stay on track</w:t>
+              <w:t>J4 Build the application list</w:t>
             </w:r>
           </w:p>
         </w:tc>
@@ -9914,7 +10117,7 @@
                 <w:sz w:val="19"/>
                 <w:szCs w:val="19"/>
               </w:rPr>
-              <w:t>Journey: My steps (tick within window) and Open now (notices) → reminders</w:t>
+              <w:t>My list → reorder → order warning → Fix the order → Copy Uni-Codes</w:t>
             </w:r>
           </w:p>
         </w:tc>
@@ -9944,7 +10147,7 @@
                 <w:sz w:val="19"/>
                 <w:szCs w:val="19"/>
               </w:rPr>
-              <w:t>US-401, US-402, US-404, US-407, US-409 to US-411, US-503</w:t>
+              <w:t>US-301, US-302, US-303</w:t>
             </w:r>
           </w:p>
         </w:tc>
@@ -9986,7 +10189,7 @@
                 <w:sz w:val="19"/>
                 <w:szCs w:val="19"/>
               </w:rPr>
-              <w:t>J6 Ask</w:t>
+              <w:t>J5 Stay on track</w:t>
             </w:r>
           </w:p>
         </w:tc>
@@ -10017,7 +10220,7 @@
                 <w:sz w:val="19"/>
                 <w:szCs w:val="19"/>
               </w:rPr>
-              <w:t>Ask → suggestion chip or own question → answer card → action (open, add, compare, add to Journey)</w:t>
+              <w:t>Journey: My steps (tick within window) and Open now (notices) → reminders</w:t>
             </w:r>
           </w:p>
         </w:tc>
@@ -10048,7 +10251,7 @@
                 <w:sz w:val="19"/>
                 <w:szCs w:val="19"/>
               </w:rPr>
-              <w:t>US-601 to US-607</w:t>
+              <w:t>US-401, US-402, US-404, US-407, US-409 to US-411, US-503</w:t>
             </w:r>
           </w:p>
         </w:tc>
@@ -10089,6 +10292,108 @@
                 <w:sz w:val="19"/>
                 <w:szCs w:val="19"/>
               </w:rPr>
+              <w:t>J6 Ask</w:t>
+            </w:r>
+          </w:p>
+        </w:tc>
+        <w:tc>
+          <w:tcPr>
+            <w:tcW w:w="3814" w:type="dxa"/>
+            <w:tcBorders>
+              <w:top w:val="single" w:sz="4" w:space="0" w:color="C9D3D0"/>
+              <w:left w:val="single" w:sz="4" w:space="0" w:color="C9D3D0"/>
+              <w:bottom w:val="single" w:sz="4" w:space="0" w:color="C9D3D0"/>
+              <w:right w:val="single" w:sz="4" w:space="0" w:color="C9D3D0"/>
+            </w:tcBorders>
+            <w:tcMar>
+              <w:top w:w="50" w:type="dxa"/>
+              <w:left w:w="100" w:type="dxa"/>
+              <w:bottom w:w="50" w:type="dxa"/>
+              <w:right w:w="100" w:type="dxa"/>
+            </w:tcMar>
+            <w:vAlign w:val="center"/>
+          </w:tcPr>
+          <w:p>
+            <w:pPr>
+              <w:spacing w:line="252" w:lineRule="auto"/>
+            </w:pPr>
+            <w:r>
+              <w:rPr>
+                <w:sz w:val="19"/>
+                <w:szCs w:val="19"/>
+              </w:rPr>
+              <w:t>Ask → suggestion chip or own question → answer card → action (open, add, compare, add to Journey)</w:t>
+            </w:r>
+          </w:p>
+        </w:tc>
+        <w:tc>
+          <w:tcPr>
+            <w:tcW w:w="3813" w:type="dxa"/>
+            <w:tcBorders>
+              <w:top w:val="single" w:sz="4" w:space="0" w:color="C9D3D0"/>
+              <w:left w:val="single" w:sz="4" w:space="0" w:color="C9D3D0"/>
+              <w:bottom w:val="single" w:sz="4" w:space="0" w:color="C9D3D0"/>
+              <w:right w:val="single" w:sz="4" w:space="0" w:color="C9D3D0"/>
+            </w:tcBorders>
+            <w:tcMar>
+              <w:top w:w="50" w:type="dxa"/>
+              <w:left w:w="100" w:type="dxa"/>
+              <w:bottom w:w="50" w:type="dxa"/>
+              <w:right w:w="100" w:type="dxa"/>
+            </w:tcMar>
+            <w:vAlign w:val="center"/>
+          </w:tcPr>
+          <w:p>
+            <w:pPr>
+              <w:spacing w:line="252" w:lineRule="auto"/>
+            </w:pPr>
+            <w:r>
+              <w:rPr>
+                <w:sz w:val="19"/>
+                <w:szCs w:val="19"/>
+              </w:rPr>
+              <w:t>US-601 to US-607</w:t>
+            </w:r>
+          </w:p>
+        </w:tc>
+      </w:tr>
+      <w:tr>
+        <w:tblPrEx>
+          <w:tblCellMar>
+            <w:top w:w="0" w:type="dxa"/>
+            <w:bottom w:w="0" w:type="dxa"/>
+          </w:tblCellMar>
+        </w:tblPrEx>
+        <w:trPr>
+          <w:cantSplit/>
+        </w:trPr>
+        <w:tc>
+          <w:tcPr>
+            <w:tcW w:w="2011" w:type="dxa"/>
+            <w:tcBorders>
+              <w:top w:val="single" w:sz="4" w:space="0" w:color="C9D3D0"/>
+              <w:left w:val="single" w:sz="4" w:space="0" w:color="C9D3D0"/>
+              <w:bottom w:val="single" w:sz="4" w:space="0" w:color="C9D3D0"/>
+              <w:right w:val="single" w:sz="4" w:space="0" w:color="C9D3D0"/>
+            </w:tcBorders>
+            <w:shd w:val="clear" w:color="auto" w:fill="F3F8F6"/>
+            <w:tcMar>
+              <w:top w:w="50" w:type="dxa"/>
+              <w:left w:w="100" w:type="dxa"/>
+              <w:bottom w:w="50" w:type="dxa"/>
+              <w:right w:w="100" w:type="dxa"/>
+            </w:tcMar>
+            <w:vAlign w:val="center"/>
+          </w:tcPr>
+          <w:p>
+            <w:pPr>
+              <w:spacing w:line="252" w:lineRule="auto"/>
+            </w:pPr>
+            <w:r>
+              <w:rPr>
+                <w:sz w:val="19"/>
+                <w:szCs w:val="19"/>
+              </w:rPr>
               <w:t>J7 Don't decide alone</w:t>
             </w:r>
           </w:p>
@@ -10102,6 +10407,7 @@
               <w:bottom w:val="single" w:sz="4" w:space="0" w:color="C9D3D0"/>
               <w:right w:val="single" w:sz="4" w:space="0" w:color="C9D3D0"/>
             </w:tcBorders>
+            <w:shd w:val="clear" w:color="auto" w:fill="F3F8F6"/>
             <w:tcMar>
               <w:top w:w="50" w:type="dxa"/>
               <w:left w:w="100" w:type="dxa"/>
@@ -10132,6 +10438,7 @@
               <w:bottom w:val="single" w:sz="4" w:space="0" w:color="C9D3D0"/>
               <w:right w:val="single" w:sz="4" w:space="0" w:color="C9D3D0"/>
             </w:tcBorders>
+            <w:shd w:val="clear" w:color="auto" w:fill="F3F8F6"/>
             <w:tcMar>
               <w:top w:w="50" w:type="dxa"/>
               <w:left w:w="100" w:type="dxa"/>
@@ -10167,7 +10474,7 @@
         <w:keepLines/>
         <w:pageBreakBefore/>
       </w:pPr>
-      <w:bookmarkStart w:id="12" w:name="_Toc242889127"/>
+      <w:bookmarkStart w:id="12" w:name="_Toc242920507"/>
       <w:r>
         <w:lastRenderedPageBreak/>
         <w:t>4 Information architecture and navigation</w:t>
@@ -10180,7 +10487,7 @@
         <w:keepNext/>
         <w:keepLines/>
       </w:pPr>
-      <w:bookmarkStart w:id="13" w:name="_Toc242889128"/>
+      <w:bookmarkStart w:id="13" w:name="_Toc242920508"/>
       <w:r>
         <w:t>4.1 Structure</w:t>
       </w:r>
@@ -10219,7 +10526,7 @@
         <w:pStyle w:val="Caption"/>
         <w:keepNext/>
       </w:pPr>
-      <w:bookmarkStart w:id="14" w:name="_Toc242889158"/>
+      <w:bookmarkStart w:id="14" w:name="_Toc242920538"/>
       <w:r>
         <w:t xml:space="preserve">Table </w:t>
       </w:r>
@@ -11102,7 +11409,7 @@
         <w:keepNext/>
         <w:keepLines/>
       </w:pPr>
-      <w:bookmarkStart w:id="15" w:name="_Toc242889129"/>
+      <w:bookmarkStart w:id="15" w:name="_Toc242920509"/>
       <w:r>
         <w:t>4.2 Route table</w:t>
       </w:r>
@@ -11113,7 +11420,7 @@
         <w:pStyle w:val="Caption"/>
         <w:keepNext/>
       </w:pPr>
-      <w:bookmarkStart w:id="16" w:name="_Toc242889159"/>
+      <w:bookmarkStart w:id="16" w:name="_Toc242920539"/>
       <w:r>
         <w:t xml:space="preserve">Table </w:t>
       </w:r>
@@ -11576,7 +11883,23 @@
                 <w:sz w:val="19"/>
                 <w:szCs w:val="19"/>
               </w:rPr>
-              <w:t>Three animated slides: paths, bands, sources</w:t>
+              <w:t xml:space="preserve">Seven animated slides with app scenes, marked </w:t>
+            </w:r>
+            <w:r>
+              <w:rPr>
+                <w:i/>
+                <w:iCs/>
+                <w:sz w:val="19"/>
+                <w:szCs w:val="19"/>
+              </w:rPr>
+              <w:t>Example</w:t>
+            </w:r>
+            <w:r>
+              <w:rPr>
+                <w:sz w:val="19"/>
+                <w:szCs w:val="19"/>
+              </w:rPr>
+              <w:t>: paths hub, chances ring, source link, list warning, Ask, Journey, Groups</w:t>
             </w:r>
           </w:p>
         </w:tc>
@@ -12736,7 +13059,7 @@
                 <w:sz w:val="19"/>
                 <w:szCs w:val="19"/>
               </w:rPr>
-              <w:t>Needs vs you have, cut-off chart, syllabus, actions</w:t>
+              <w:t>Needs vs you have, cut-off chart, syllabus, university facts, aptitude test, actions</w:t>
             </w:r>
           </w:p>
         </w:tc>
@@ -13367,6 +13690,7 @@
                 <w:szCs w:val="17"/>
                 <w:shd w:val="clear" w:color="auto" w:fill="F2F4F3"/>
               </w:rPr>
+              <w:lastRenderedPageBreak/>
               <w:t>#/groups</w:t>
             </w:r>
           </w:p>
@@ -13501,7 +13825,6 @@
                 <w:szCs w:val="17"/>
                 <w:shd w:val="clear" w:color="auto" w:fill="F2F4F3"/>
               </w:rPr>
-              <w:lastRenderedPageBreak/>
               <w:t>#/group/&lt;id&gt;</w:t>
             </w:r>
             <w:r>
@@ -13760,7 +14083,7 @@
                 <w:sz w:val="19"/>
                 <w:szCs w:val="19"/>
               </w:rPr>
-              <w:t>Cited answers; a deep link pre-fills a question</w:t>
+              <w:t>Cited answers; a deep link only fills the question box, never sends it (CR-010)</w:t>
             </w:r>
           </w:p>
         </w:tc>
@@ -13914,7 +14237,7 @@
         <w:keepNext/>
         <w:keepLines/>
       </w:pPr>
-      <w:bookmarkStart w:id="17" w:name="_Toc242889130"/>
+      <w:bookmarkStart w:id="17" w:name="_Toc242920510"/>
       <w:r>
         <w:t>4.3 Guards</w:t>
       </w:r>
@@ -13925,7 +14248,7 @@
         <w:pStyle w:val="Caption"/>
         <w:keepNext/>
       </w:pPr>
-      <w:bookmarkStart w:id="18" w:name="_Toc242889160"/>
+      <w:bookmarkStart w:id="18" w:name="_Toc242920540"/>
       <w:r>
         <w:t xml:space="preserve">Table </w:t>
       </w:r>
@@ -13970,8 +14293,8 @@
         <w:tblLook w:val="04A0" w:firstRow="1" w:lastRow="0" w:firstColumn="1" w:lastColumn="0" w:noHBand="0" w:noVBand="1"/>
       </w:tblPr>
       <w:tblGrid>
-        <w:gridCol w:w="4874"/>
-        <w:gridCol w:w="4764"/>
+        <w:gridCol w:w="4819"/>
+        <w:gridCol w:w="4819"/>
       </w:tblGrid>
       <w:tr>
         <w:tblPrEx>
@@ -13986,7 +14309,7 @@
         </w:trPr>
         <w:tc>
           <w:tcPr>
-            <w:tcW w:w="4874" w:type="dxa"/>
+            <w:tcW w:w="4819" w:type="dxa"/>
             <w:tcBorders>
               <w:top w:val="single" w:sz="4" w:space="0" w:color="C9D3D0"/>
               <w:left w:val="single" w:sz="4" w:space="0" w:color="C9D3D0"/>
@@ -14020,7 +14343,7 @@
         </w:tc>
         <w:tc>
           <w:tcPr>
-            <w:tcW w:w="4764" w:type="dxa"/>
+            <w:tcW w:w="4819" w:type="dxa"/>
             <w:tcBorders>
               <w:top w:val="single" w:sz="4" w:space="0" w:color="C9D3D0"/>
               <w:left w:val="single" w:sz="4" w:space="0" w:color="C9D3D0"/>
@@ -14065,7 +14388,7 @@
         </w:trPr>
         <w:tc>
           <w:tcPr>
-            <w:tcW w:w="4874" w:type="dxa"/>
+            <w:tcW w:w="4819" w:type="dxa"/>
             <w:tcBorders>
               <w:top w:val="single" w:sz="4" w:space="0" w:color="C9D3D0"/>
               <w:left w:val="single" w:sz="4" w:space="0" w:color="C9D3D0"/>
@@ -14095,7 +14418,7 @@
         </w:tc>
         <w:tc>
           <w:tcPr>
-            <w:tcW w:w="4764" w:type="dxa"/>
+            <w:tcW w:w="4819" w:type="dxa"/>
             <w:tcBorders>
               <w:top w:val="single" w:sz="4" w:space="0" w:color="C9D3D0"/>
               <w:left w:val="single" w:sz="4" w:space="0" w:color="C9D3D0"/>
@@ -14136,7 +14459,7 @@
         </w:trPr>
         <w:tc>
           <w:tcPr>
-            <w:tcW w:w="4874" w:type="dxa"/>
+            <w:tcW w:w="4819" w:type="dxa"/>
             <w:tcBorders>
               <w:top w:val="single" w:sz="4" w:space="0" w:color="C9D3D0"/>
               <w:left w:val="single" w:sz="4" w:space="0" w:color="C9D3D0"/>
@@ -14167,7 +14490,7 @@
         </w:tc>
         <w:tc>
           <w:tcPr>
-            <w:tcW w:w="4764" w:type="dxa"/>
+            <w:tcW w:w="4819" w:type="dxa"/>
             <w:tcBorders>
               <w:top w:val="single" w:sz="4" w:space="0" w:color="C9D3D0"/>
               <w:left w:val="single" w:sz="4" w:space="0" w:color="C9D3D0"/>
@@ -14209,7 +14532,7 @@
         </w:trPr>
         <w:tc>
           <w:tcPr>
-            <w:tcW w:w="4874" w:type="dxa"/>
+            <w:tcW w:w="4819" w:type="dxa"/>
             <w:tcBorders>
               <w:top w:val="single" w:sz="4" w:space="0" w:color="C9D3D0"/>
               <w:left w:val="single" w:sz="4" w:space="0" w:color="C9D3D0"/>
@@ -14239,7 +14562,7 @@
         </w:tc>
         <w:tc>
           <w:tcPr>
-            <w:tcW w:w="4764" w:type="dxa"/>
+            <w:tcW w:w="4819" w:type="dxa"/>
             <w:tcBorders>
               <w:top w:val="single" w:sz="4" w:space="0" w:color="C9D3D0"/>
               <w:left w:val="single" w:sz="4" w:space="0" w:color="C9D3D0"/>
@@ -14280,7 +14603,7 @@
         </w:trPr>
         <w:tc>
           <w:tcPr>
-            <w:tcW w:w="4874" w:type="dxa"/>
+            <w:tcW w:w="4819" w:type="dxa"/>
             <w:tcBorders>
               <w:top w:val="single" w:sz="4" w:space="0" w:color="C9D3D0"/>
               <w:left w:val="single" w:sz="4" w:space="0" w:color="C9D3D0"/>
@@ -14311,7 +14634,7 @@
         </w:tc>
         <w:tc>
           <w:tcPr>
-            <w:tcW w:w="4764" w:type="dxa"/>
+            <w:tcW w:w="4819" w:type="dxa"/>
             <w:tcBorders>
               <w:top w:val="single" w:sz="4" w:space="0" w:color="C9D3D0"/>
               <w:left w:val="single" w:sz="4" w:space="0" w:color="C9D3D0"/>
@@ -14353,7 +14676,7 @@
         </w:trPr>
         <w:tc>
           <w:tcPr>
-            <w:tcW w:w="4874" w:type="dxa"/>
+            <w:tcW w:w="4819" w:type="dxa"/>
             <w:tcBorders>
               <w:top w:val="single" w:sz="4" w:space="0" w:color="C9D3D0"/>
               <w:left w:val="single" w:sz="4" w:space="0" w:color="C9D3D0"/>
@@ -14383,7 +14706,7 @@
         </w:tc>
         <w:tc>
           <w:tcPr>
-            <w:tcW w:w="4764" w:type="dxa"/>
+            <w:tcW w:w="4819" w:type="dxa"/>
             <w:tcBorders>
               <w:top w:val="single" w:sz="4" w:space="0" w:color="C9D3D0"/>
               <w:left w:val="single" w:sz="4" w:space="0" w:color="C9D3D0"/>
@@ -14408,6 +14731,150 @@
                 <w:szCs w:val="19"/>
               </w:rPr>
               <w:t>Groups and Me only</w:t>
+            </w:r>
+          </w:p>
+        </w:tc>
+      </w:tr>
+      <w:tr>
+        <w:tblPrEx>
+          <w:tblCellMar>
+            <w:top w:w="0" w:type="dxa"/>
+            <w:bottom w:w="0" w:type="dxa"/>
+          </w:tblCellMar>
+        </w:tblPrEx>
+        <w:trPr>
+          <w:cantSplit/>
+        </w:trPr>
+        <w:tc>
+          <w:tcPr>
+            <w:tcW w:w="4819" w:type="dxa"/>
+            <w:tcBorders>
+              <w:top w:val="single" w:sz="4" w:space="0" w:color="C9D3D0"/>
+              <w:left w:val="single" w:sz="4" w:space="0" w:color="C9D3D0"/>
+              <w:bottom w:val="single" w:sz="4" w:space="0" w:color="C9D3D0"/>
+              <w:right w:val="single" w:sz="4" w:space="0" w:color="C9D3D0"/>
+            </w:tcBorders>
+            <w:shd w:val="clear" w:color="auto" w:fill="F3F8F6"/>
+            <w:tcMar>
+              <w:top w:w="50" w:type="dxa"/>
+              <w:left w:w="100" w:type="dxa"/>
+              <w:bottom w:w="50" w:type="dxa"/>
+              <w:right w:w="100" w:type="dxa"/>
+            </w:tcMar>
+            <w:vAlign w:val="center"/>
+          </w:tcPr>
+          <w:p>
+            <w:pPr>
+              <w:spacing w:line="252" w:lineRule="auto"/>
+            </w:pPr>
+            <w:r>
+              <w:rPr>
+                <w:sz w:val="19"/>
+                <w:szCs w:val="19"/>
+              </w:rPr>
+              <w:t>Session expired or ended elsewhere (any 401 outside the sign-in routes)</w:t>
+            </w:r>
+          </w:p>
+        </w:tc>
+        <w:tc>
+          <w:tcPr>
+            <w:tcW w:w="4819" w:type="dxa"/>
+            <w:tcBorders>
+              <w:top w:val="single" w:sz="4" w:space="0" w:color="C9D3D0"/>
+              <w:left w:val="single" w:sz="4" w:space="0" w:color="C9D3D0"/>
+              <w:bottom w:val="single" w:sz="4" w:space="0" w:color="C9D3D0"/>
+              <w:right w:val="single" w:sz="4" w:space="0" w:color="C9D3D0"/>
+            </w:tcBorders>
+            <w:shd w:val="clear" w:color="auto" w:fill="F3F8F6"/>
+            <w:tcMar>
+              <w:top w:w="50" w:type="dxa"/>
+              <w:left w:w="100" w:type="dxa"/>
+              <w:bottom w:w="50" w:type="dxa"/>
+              <w:right w:w="100" w:type="dxa"/>
+            </w:tcMar>
+            <w:vAlign w:val="center"/>
+          </w:tcPr>
+          <w:p>
+            <w:pPr>
+              <w:spacing w:line="252" w:lineRule="auto"/>
+            </w:pPr>
+            <w:r>
+              <w:rPr>
+                <w:sz w:val="19"/>
+                <w:szCs w:val="19"/>
+              </w:rPr>
+              <w:t>Log in (VR2), instead of "Please log in" inside a screen</w:t>
+            </w:r>
+          </w:p>
+        </w:tc>
+      </w:tr>
+      <w:tr>
+        <w:tblPrEx>
+          <w:tblCellMar>
+            <w:top w:w="0" w:type="dxa"/>
+            <w:bottom w:w="0" w:type="dxa"/>
+          </w:tblCellMar>
+        </w:tblPrEx>
+        <w:trPr>
+          <w:cantSplit/>
+        </w:trPr>
+        <w:tc>
+          <w:tcPr>
+            <w:tcW w:w="4819" w:type="dxa"/>
+            <w:tcBorders>
+              <w:top w:val="single" w:sz="4" w:space="0" w:color="C9D3D0"/>
+              <w:left w:val="single" w:sz="4" w:space="0" w:color="C9D3D0"/>
+              <w:bottom w:val="single" w:sz="4" w:space="0" w:color="C9D3D0"/>
+              <w:right w:val="single" w:sz="4" w:space="0" w:color="C9D3D0"/>
+            </w:tcBorders>
+            <w:tcMar>
+              <w:top w:w="50" w:type="dxa"/>
+              <w:left w:w="100" w:type="dxa"/>
+              <w:bottom w:w="50" w:type="dxa"/>
+              <w:right w:w="100" w:type="dxa"/>
+            </w:tcMar>
+            <w:vAlign w:val="center"/>
+          </w:tcPr>
+          <w:p>
+            <w:pPr>
+              <w:spacing w:line="252" w:lineRule="auto"/>
+            </w:pPr>
+            <w:r>
+              <w:rPr>
+                <w:sz w:val="19"/>
+                <w:szCs w:val="19"/>
+              </w:rPr>
+              <w:t>A different student logs in on this phone</w:t>
+            </w:r>
+          </w:p>
+        </w:tc>
+        <w:tc>
+          <w:tcPr>
+            <w:tcW w:w="4819" w:type="dxa"/>
+            <w:tcBorders>
+              <w:top w:val="single" w:sz="4" w:space="0" w:color="C9D3D0"/>
+              <w:left w:val="single" w:sz="4" w:space="0" w:color="C9D3D0"/>
+              <w:bottom w:val="single" w:sz="4" w:space="0" w:color="C9D3D0"/>
+              <w:right w:val="single" w:sz="4" w:space="0" w:color="C9D3D0"/>
+            </w:tcBorders>
+            <w:tcMar>
+              <w:top w:w="50" w:type="dxa"/>
+              <w:left w:w="100" w:type="dxa"/>
+              <w:bottom w:w="50" w:type="dxa"/>
+              <w:right w:w="100" w:type="dxa"/>
+            </w:tcMar>
+            <w:vAlign w:val="center"/>
+          </w:tcPr>
+          <w:p>
+            <w:pPr>
+              <w:spacing w:line="252" w:lineRule="auto"/>
+            </w:pPr>
+            <w:r>
+              <w:rPr>
+                <w:sz w:val="19"/>
+                <w:szCs w:val="19"/>
+              </w:rPr>
+              <w:t>The previous student's results, list, Journey and settings are cleared from the phone first; the language stays (CR-010)</w:t>
             </w:r>
           </w:p>
         </w:tc>
@@ -14425,7 +14892,7 @@
         <w:keepLines/>
         <w:pageBreakBefore/>
       </w:pPr>
-      <w:bookmarkStart w:id="19" w:name="_Toc242889131"/>
+      <w:bookmarkStart w:id="19" w:name="_Toc242920511"/>
       <w:r>
         <w:lastRenderedPageBreak/>
         <w:t>5 Design system</w:t>
@@ -14438,7 +14905,7 @@
         <w:keepNext/>
         <w:keepLines/>
       </w:pPr>
-      <w:bookmarkStart w:id="20" w:name="_Toc242889132"/>
+      <w:bookmarkStart w:id="20" w:name="_Toc242920512"/>
       <w:r>
         <w:t>5.1 Colour roles</w:t>
       </w:r>
@@ -14457,7 +14924,7 @@
         <w:pStyle w:val="Caption"/>
         <w:keepNext/>
       </w:pPr>
-      <w:bookmarkStart w:id="21" w:name="_Toc242889161"/>
+      <w:bookmarkStart w:id="21" w:name="_Toc242920541"/>
       <w:r>
         <w:t xml:space="preserve">Table </w:t>
       </w:r>
@@ -15689,7 +16156,16 @@
                 <w:sz w:val="19"/>
                 <w:szCs w:val="19"/>
               </w:rPr>
-              <w:t>Safe band</w:t>
+              <w:t xml:space="preserve">Safe band, shown as </w:t>
+            </w:r>
+            <w:r>
+              <w:rPr>
+                <w:i/>
+                <w:iCs/>
+                <w:sz w:val="19"/>
+                <w:szCs w:val="19"/>
+              </w:rPr>
+              <w:t>Very likely</w:t>
             </w:r>
           </w:p>
         </w:tc>
@@ -15842,7 +16318,23 @@
                 <w:sz w:val="19"/>
                 <w:szCs w:val="19"/>
               </w:rPr>
-              <w:t>Likely band; selected rows</w:t>
+              <w:t xml:space="preserve">Likely band, shown as </w:t>
+            </w:r>
+            <w:r>
+              <w:rPr>
+                <w:i/>
+                <w:iCs/>
+                <w:sz w:val="19"/>
+                <w:szCs w:val="19"/>
+              </w:rPr>
+              <w:t>Possible</w:t>
+            </w:r>
+            <w:r>
+              <w:rPr>
+                <w:sz w:val="19"/>
+                <w:szCs w:val="19"/>
+              </w:rPr>
+              <w:t>; selected rows</w:t>
             </w:r>
           </w:p>
         </w:tc>
@@ -15991,7 +16483,16 @@
                 <w:sz w:val="19"/>
                 <w:szCs w:val="19"/>
               </w:rPr>
-              <w:t>Reach band</w:t>
+              <w:t xml:space="preserve">Reach band, shown as </w:t>
+            </w:r>
+            <w:r>
+              <w:rPr>
+                <w:i/>
+                <w:iCs/>
+                <w:sz w:val="19"/>
+                <w:szCs w:val="19"/>
+              </w:rPr>
+              <w:t>Unlikely</w:t>
             </w:r>
           </w:p>
         </w:tc>
@@ -16447,7 +16948,7 @@
         <w:keepNext/>
         <w:keepLines/>
       </w:pPr>
-      <w:bookmarkStart w:id="22" w:name="_Toc242889133"/>
+      <w:bookmarkStart w:id="22" w:name="_Toc242920513"/>
       <w:r>
         <w:t>5.2 Typography</w:t>
       </w:r>
@@ -16521,7 +17022,7 @@
         <w:pStyle w:val="Caption"/>
         <w:keepNext/>
       </w:pPr>
-      <w:bookmarkStart w:id="23" w:name="_Toc242889162"/>
+      <w:bookmarkStart w:id="23" w:name="_Toc242920542"/>
       <w:r>
         <w:t xml:space="preserve">Table </w:t>
       </w:r>
@@ -18235,7 +18736,7 @@
         <w:keepNext/>
         <w:keepLines/>
       </w:pPr>
-      <w:bookmarkStart w:id="24" w:name="_Toc242889134"/>
+      <w:bookmarkStart w:id="24" w:name="_Toc242920514"/>
       <w:r>
         <w:t>5.3 Spacing, shape and elevation</w:t>
       </w:r>
@@ -18246,7 +18747,7 @@
         <w:pStyle w:val="Caption"/>
         <w:keepNext/>
       </w:pPr>
-      <w:bookmarkStart w:id="25" w:name="_Toc242889163"/>
+      <w:bookmarkStart w:id="25" w:name="_Toc242920543"/>
       <w:r>
         <w:t xml:space="preserve">Table </w:t>
       </w:r>
@@ -18934,7 +19435,7 @@
         <w:keepNext/>
         <w:keepLines/>
       </w:pPr>
-      <w:bookmarkStart w:id="26" w:name="_Toc242889135"/>
+      <w:bookmarkStart w:id="26" w:name="_Toc242920515"/>
       <w:r>
         <w:t>5.4 Components</w:t>
       </w:r>
@@ -18945,7 +19446,7 @@
         <w:pStyle w:val="Caption"/>
         <w:keepNext/>
       </w:pPr>
-      <w:bookmarkStart w:id="27" w:name="_Toc242889164"/>
+      <w:bookmarkStart w:id="27" w:name="_Toc242920544"/>
       <w:r>
         <w:t xml:space="preserve">Table </w:t>
       </w:r>
@@ -19571,7 +20072,87 @@
                 <w:sz w:val="19"/>
                 <w:szCs w:val="19"/>
               </w:rPr>
-              <w:t>Pill with text label (Safe, Likely, Reach, Out of range, Not enough data) in band colours; never colour alone</w:t>
+              <w:t>Pill with text label (</w:t>
+            </w:r>
+            <w:r>
+              <w:rPr>
+                <w:i/>
+                <w:iCs/>
+                <w:sz w:val="19"/>
+                <w:szCs w:val="19"/>
+              </w:rPr>
+              <w:t>Very likely</w:t>
+            </w:r>
+            <w:r>
+              <w:rPr>
+                <w:sz w:val="19"/>
+                <w:szCs w:val="19"/>
+              </w:rPr>
+              <w:t xml:space="preserve">, </w:t>
+            </w:r>
+            <w:r>
+              <w:rPr>
+                <w:i/>
+                <w:iCs/>
+                <w:sz w:val="19"/>
+                <w:szCs w:val="19"/>
+              </w:rPr>
+              <w:t>Possible</w:t>
+            </w:r>
+            <w:r>
+              <w:rPr>
+                <w:sz w:val="19"/>
+                <w:szCs w:val="19"/>
+              </w:rPr>
+              <w:t xml:space="preserve">, </w:t>
+            </w:r>
+            <w:r>
+              <w:rPr>
+                <w:i/>
+                <w:iCs/>
+                <w:sz w:val="19"/>
+                <w:szCs w:val="19"/>
+              </w:rPr>
+              <w:t>Unlikely</w:t>
+            </w:r>
+            <w:r>
+              <w:rPr>
+                <w:sz w:val="19"/>
+                <w:szCs w:val="19"/>
+              </w:rPr>
+              <w:t xml:space="preserve">, </w:t>
+            </w:r>
+            <w:r>
+              <w:rPr>
+                <w:i/>
+                <w:iCs/>
+                <w:sz w:val="19"/>
+                <w:szCs w:val="19"/>
+              </w:rPr>
+              <w:t>Out of range</w:t>
+            </w:r>
+            <w:r>
+              <w:rPr>
+                <w:sz w:val="19"/>
+                <w:szCs w:val="19"/>
+              </w:rPr>
+              <w:t xml:space="preserve">, </w:t>
+            </w:r>
+            <w:r>
+              <w:rPr>
+                <w:i/>
+                <w:iCs/>
+                <w:sz w:val="19"/>
+                <w:szCs w:val="19"/>
+              </w:rPr>
+              <w:t>Not enough data</w:t>
+            </w:r>
+            <w:r>
+              <w:rPr>
+                <w:sz w:val="19"/>
+                <w:szCs w:val="19"/>
+              </w:rPr>
+              <w:t>; codes SAFE, LIKELY, REACH unchanged) in band colours; never colour alone</w:t>
             </w:r>
           </w:p>
         </w:tc>
@@ -19673,7 +20254,7 @@
                 <w:sz w:val="19"/>
                 <w:szCs w:val="19"/>
               </w:rPr>
-              <w:t>116 px donut of Safe / Likely / Reach counts with a legend of numbers</w:t>
+              <w:t>116 px donut of Very likely / Possible / Unlikely counts with a legend of numbers</w:t>
             </w:r>
           </w:p>
         </w:tc>
@@ -19745,7 +20326,7 @@
                 <w:sz w:val="19"/>
                 <w:szCs w:val="19"/>
               </w:rPr>
-              <w:t>Buttons</w:t>
+              <w:t>Band meaning</w:t>
             </w:r>
           </w:p>
         </w:tc>
@@ -19776,7 +20357,23 @@
                 <w:sz w:val="19"/>
                 <w:szCs w:val="19"/>
               </w:rPr>
-              <w:t>Filled (gradient, 48 px), tonal, white, text (44 px), block (56 px full width); pressed scale .97; disabled 40% opacity</w:t>
+              <w:t xml:space="preserve">One helper line under the </w:t>
+            </w:r>
+            <w:r>
+              <w:rPr>
+                <w:i/>
+                <w:iCs/>
+                <w:sz w:val="19"/>
+                <w:szCs w:val="19"/>
+              </w:rPr>
+              <w:t>Courses</w:t>
+            </w:r>
+            <w:r>
+              <w:rPr>
+                <w:sz w:val="19"/>
+                <w:szCs w:val="19"/>
+              </w:rPr>
+              <w:t xml:space="preserve"> tabs giving the selected band's meaning (BR-037), hidden while searching</w:t>
             </w:r>
           </w:p>
         </w:tc>
@@ -19807,7 +20404,7 @@
                 <w:sz w:val="19"/>
                 <w:szCs w:val="19"/>
               </w:rPr>
-              <w:t>Everywhere</w:t>
+              <w:t>Courses</w:t>
             </w:r>
           </w:p>
         </w:tc>
@@ -19848,7 +20445,7 @@
                 <w:sz w:val="19"/>
                 <w:szCs w:val="19"/>
               </w:rPr>
-              <w:t>Chips</w:t>
+              <w:t>Fact list</w:t>
             </w:r>
           </w:p>
         </w:tc>
@@ -19878,39 +20475,39 @@
                 <w:sz w:val="19"/>
                 <w:szCs w:val="19"/>
               </w:rPr>
-              <w:t xml:space="preserve">40 px pill, outline; selected = </w:t>
-            </w:r>
-            <w:r>
-              <w:rPr>
-                <w:rFonts w:ascii="Consolas" w:eastAsia="Consolas" w:hAnsi="Consolas" w:cs="Consolas"/>
-                <w:sz w:val="17"/>
-                <w:szCs w:val="17"/>
-                <w:shd w:val="clear" w:color="auto" w:fill="F2F4F3"/>
-              </w:rPr>
-              <w:t>aria-pressed</w:t>
-            </w:r>
-            <w:r>
-              <w:rPr>
-                <w:sz w:val="19"/>
-                <w:szCs w:val="19"/>
-              </w:rPr>
-              <w:t>/</w:t>
-            </w:r>
-            <w:r>
-              <w:rPr>
-                <w:rFonts w:ascii="Consolas" w:eastAsia="Consolas" w:hAnsi="Consolas" w:cs="Consolas"/>
-                <w:sz w:val="17"/>
-                <w:szCs w:val="17"/>
-                <w:shd w:val="clear" w:color="auto" w:fill="F2F4F3"/>
-              </w:rPr>
-              <w:t>aria-checked</w:t>
-            </w:r>
-            <w:r>
-              <w:rPr>
-                <w:sz w:val="19"/>
-                <w:szCs w:val="19"/>
-              </w:rPr>
-              <w:t xml:space="preserve"> filled brand; small chips 34 px</w:t>
+              <w:t xml:space="preserve">Card of label and value pairs; each value with its caveats as helper lines and a small source link "UGC Statistics 2024, Table </w:t>
+            </w:r>
+            <w:r>
+              <w:rPr>
+                <w:i/>
+                <w:iCs/>
+                <w:sz w:val="19"/>
+                <w:szCs w:val="19"/>
+              </w:rPr>
+              <w:t>t</w:t>
+            </w:r>
+            <w:r>
+              <w:rPr>
+                <w:sz w:val="19"/>
+                <w:szCs w:val="19"/>
+              </w:rPr>
+              <w:t>, p.</w:t>
+            </w:r>
+            <w:r>
+              <w:rPr>
+                <w:i/>
+                <w:iCs/>
+                <w:sz w:val="19"/>
+                <w:szCs w:val="19"/>
+              </w:rPr>
+              <w:t>n</w:t>
+            </w:r>
+            <w:r>
+              <w:rPr>
+                <w:sz w:val="19"/>
+                <w:szCs w:val="19"/>
+              </w:rPr>
+              <w:t>"</w:t>
             </w:r>
           </w:p>
         </w:tc>
@@ -19940,7 +20537,7 @@
                 <w:sz w:val="19"/>
                 <w:szCs w:val="19"/>
               </w:rPr>
-              <w:t>Subjects, interests, Ask suggestions, source chips</w:t>
+              <w:t>Course detail (University facts)</w:t>
             </w:r>
           </w:p>
         </w:tc>
@@ -19982,7 +20579,7 @@
                 <w:sz w:val="19"/>
                 <w:szCs w:val="19"/>
               </w:rPr>
-              <w:t>Text fields</w:t>
+              <w:t>Buttons</w:t>
             </w:r>
           </w:p>
         </w:tc>
@@ -20013,23 +20610,7 @@
                 <w:sz w:val="19"/>
                 <w:szCs w:val="19"/>
               </w:rPr>
-              <w:t>Label above (</w:t>
-            </w:r>
-            <w:r>
-              <w:rPr>
-                <w:rFonts w:ascii="Consolas" w:eastAsia="Consolas" w:hAnsi="Consolas" w:cs="Consolas"/>
-                <w:sz w:val="17"/>
-                <w:szCs w:val="17"/>
-                <w:shd w:val="clear" w:color="auto" w:fill="F2F4F3"/>
-              </w:rPr>
-              <w:t>.field</w:t>
-            </w:r>
-            <w:r>
-              <w:rPr>
-                <w:sz w:val="19"/>
-                <w:szCs w:val="19"/>
-              </w:rPr>
-              <w:t>), helper below, error text after interaction</w:t>
+              <w:t>Filled (gradient, 48 px), tonal, white, text (44 px), block (56 px full width); pressed scale .97; disabled 40% opacity</w:t>
             </w:r>
           </w:p>
         </w:tc>
@@ -20060,7 +20641,7 @@
                 <w:sz w:val="19"/>
                 <w:szCs w:val="19"/>
               </w:rPr>
-              <w:t>Account, About you</w:t>
+              <w:t>Everywhere</w:t>
             </w:r>
           </w:p>
         </w:tc>
@@ -20101,7 +20682,7 @@
                 <w:sz w:val="19"/>
                 <w:szCs w:val="19"/>
               </w:rPr>
-              <w:t>Lists</w:t>
+              <w:t>Chips</w:t>
             </w:r>
           </w:p>
         </w:tc>
@@ -20126,6 +20707,13 @@
             <w:pPr>
               <w:spacing w:line="252" w:lineRule="auto"/>
             </w:pPr>
+            <w:r>
+              <w:rPr>
+                <w:sz w:val="19"/>
+                <w:szCs w:val="19"/>
+              </w:rPr>
+              <w:t xml:space="preserve">40 px pill, outline; selected = </w:t>
+            </w:r>
             <w:r>
               <w:rPr>
                 <w:rFonts w:ascii="Consolas" w:eastAsia="Consolas" w:hAnsi="Consolas" w:cs="Consolas"/>
@@ -20133,14 +20721,30 @@
                 <w:szCs w:val="17"/>
                 <w:shd w:val="clear" w:color="auto" w:fill="F2F4F3"/>
               </w:rPr>
-              <w:t>list-card</w:t>
-            </w:r>
-            <w:r>
-              <w:rPr>
-                <w:sz w:val="19"/>
-                <w:szCs w:val="19"/>
-              </w:rPr>
-              <w:t xml:space="preserve"> with rows; My list rows have position number, main text, drag grip (44 × 52) and remove</w:t>
+              <w:t>aria-pressed</w:t>
+            </w:r>
+            <w:r>
+              <w:rPr>
+                <w:sz w:val="19"/>
+                <w:szCs w:val="19"/>
+              </w:rPr>
+              <w:t>/</w:t>
+            </w:r>
+            <w:r>
+              <w:rPr>
+                <w:rFonts w:ascii="Consolas" w:eastAsia="Consolas" w:hAnsi="Consolas" w:cs="Consolas"/>
+                <w:sz w:val="17"/>
+                <w:szCs w:val="17"/>
+                <w:shd w:val="clear" w:color="auto" w:fill="F2F4F3"/>
+              </w:rPr>
+              <w:t>aria-checked</w:t>
+            </w:r>
+            <w:r>
+              <w:rPr>
+                <w:sz w:val="19"/>
+                <w:szCs w:val="19"/>
+              </w:rPr>
+              <w:t xml:space="preserve"> filled brand; small chips 34 px</w:t>
             </w:r>
           </w:p>
         </w:tc>
@@ -20170,7 +20774,7 @@
                 <w:sz w:val="19"/>
                 <w:szCs w:val="19"/>
               </w:rPr>
-              <w:t>Courses, My list, routes</w:t>
+              <w:t>Subjects, interests, Ask suggestions, source chips</w:t>
             </w:r>
           </w:p>
         </w:tc>
@@ -20212,7 +20816,7 @@
                 <w:sz w:val="19"/>
                 <w:szCs w:val="19"/>
               </w:rPr>
-              <w:t>Selection bar</w:t>
+              <w:t>Text fields</w:t>
             </w:r>
           </w:p>
         </w:tc>
@@ -20243,7 +20847,23 @@
                 <w:sz w:val="19"/>
                 <w:szCs w:val="19"/>
               </w:rPr>
-              <w:t>Sticky above the navigation bar: count, Add to my list / Compare / Remove, Cancel</w:t>
+              <w:t>Label above (</w:t>
+            </w:r>
+            <w:r>
+              <w:rPr>
+                <w:rFonts w:ascii="Consolas" w:eastAsia="Consolas" w:hAnsi="Consolas" w:cs="Consolas"/>
+                <w:sz w:val="17"/>
+                <w:szCs w:val="17"/>
+                <w:shd w:val="clear" w:color="auto" w:fill="F2F4F3"/>
+              </w:rPr>
+              <w:t>.field</w:t>
+            </w:r>
+            <w:r>
+              <w:rPr>
+                <w:sz w:val="19"/>
+                <w:szCs w:val="19"/>
+              </w:rPr>
+              <w:t>), helper below, error text after interaction</w:t>
             </w:r>
           </w:p>
         </w:tc>
@@ -20274,7 +20894,7 @@
                 <w:sz w:val="19"/>
                 <w:szCs w:val="19"/>
               </w:rPr>
-              <w:t>Courses, My list</w:t>
+              <w:t>Account, About you</w:t>
             </w:r>
           </w:p>
         </w:tc>
@@ -20315,7 +20935,7 @@
                 <w:sz w:val="19"/>
                 <w:szCs w:val="19"/>
               </w:rPr>
-              <w:t>Composer</w:t>
+              <w:t>Lists</w:t>
             </w:r>
           </w:p>
         </w:tc>
@@ -20342,10 +20962,19 @@
             </w:pPr>
             <w:r>
               <w:rPr>
-                <w:sz w:val="19"/>
-                <w:szCs w:val="19"/>
-              </w:rPr>
-              <w:t>Sticky above the navigation bar: rounded input (48 px) and round 48 px send button</w:t>
+                <w:rFonts w:ascii="Consolas" w:eastAsia="Consolas" w:hAnsi="Consolas" w:cs="Consolas"/>
+                <w:sz w:val="17"/>
+                <w:szCs w:val="17"/>
+                <w:shd w:val="clear" w:color="auto" w:fill="F2F4F3"/>
+              </w:rPr>
+              <w:t>list-card</w:t>
+            </w:r>
+            <w:r>
+              <w:rPr>
+                <w:sz w:val="19"/>
+                <w:szCs w:val="19"/>
+              </w:rPr>
+              <w:t xml:space="preserve"> with rows; My list rows have position number, main text, drag grip (44 × 52) and remove</w:t>
             </w:r>
           </w:p>
         </w:tc>
@@ -20375,7 +21004,7 @@
                 <w:sz w:val="19"/>
                 <w:szCs w:val="19"/>
               </w:rPr>
-              <w:t>Ask, Group room</w:t>
+              <w:t>Courses, My list, routes</w:t>
             </w:r>
           </w:p>
         </w:tc>
@@ -20417,7 +21046,8 @@
                 <w:sz w:val="19"/>
                 <w:szCs w:val="19"/>
               </w:rPr>
-              <w:t>Chat bubbles</w:t>
+              <w:lastRenderedPageBreak/>
+              <w:t>Selection bar</w:t>
             </w:r>
           </w:p>
         </w:tc>
@@ -20448,7 +21078,7 @@
                 <w:sz w:val="19"/>
                 <w:szCs w:val="19"/>
               </w:rPr>
-              <w:t>Question right (brand gradient), answer left; group messages with avatar, name, senior badge</w:t>
+              <w:t>Sticky above the navigation bar: count, Add to my list / Compare / Remove, Cancel</w:t>
             </w:r>
           </w:p>
         </w:tc>
@@ -20479,7 +21109,7 @@
                 <w:sz w:val="19"/>
                 <w:szCs w:val="19"/>
               </w:rPr>
-              <w:t>Ask, Groups</w:t>
+              <w:t>Courses, My list</w:t>
             </w:r>
           </w:p>
         </w:tc>
@@ -20520,7 +21150,211 @@
                 <w:sz w:val="19"/>
                 <w:szCs w:val="19"/>
               </w:rPr>
-              <w:lastRenderedPageBreak/>
+              <w:t>Composer</w:t>
+            </w:r>
+          </w:p>
+        </w:tc>
+        <w:tc>
+          <w:tcPr>
+            <w:tcW w:w="4375" w:type="dxa"/>
+            <w:tcBorders>
+              <w:top w:val="single" w:sz="4" w:space="0" w:color="C9D3D0"/>
+              <w:left w:val="single" w:sz="4" w:space="0" w:color="C9D3D0"/>
+              <w:bottom w:val="single" w:sz="4" w:space="0" w:color="C9D3D0"/>
+              <w:right w:val="single" w:sz="4" w:space="0" w:color="C9D3D0"/>
+            </w:tcBorders>
+            <w:tcMar>
+              <w:top w:w="50" w:type="dxa"/>
+              <w:left w:w="100" w:type="dxa"/>
+              <w:bottom w:w="50" w:type="dxa"/>
+              <w:right w:w="100" w:type="dxa"/>
+            </w:tcMar>
+            <w:vAlign w:val="center"/>
+          </w:tcPr>
+          <w:p>
+            <w:pPr>
+              <w:spacing w:line="252" w:lineRule="auto"/>
+            </w:pPr>
+            <w:r>
+              <w:rPr>
+                <w:sz w:val="19"/>
+                <w:szCs w:val="19"/>
+              </w:rPr>
+              <w:t>Sticky above the navigation bar: rounded input (48 px) and round 48 px send button</w:t>
+            </w:r>
+          </w:p>
+        </w:tc>
+        <w:tc>
+          <w:tcPr>
+            <w:tcW w:w="3977" w:type="dxa"/>
+            <w:tcBorders>
+              <w:top w:val="single" w:sz="4" w:space="0" w:color="C9D3D0"/>
+              <w:left w:val="single" w:sz="4" w:space="0" w:color="C9D3D0"/>
+              <w:bottom w:val="single" w:sz="4" w:space="0" w:color="C9D3D0"/>
+              <w:right w:val="single" w:sz="4" w:space="0" w:color="C9D3D0"/>
+            </w:tcBorders>
+            <w:tcMar>
+              <w:top w:w="50" w:type="dxa"/>
+              <w:left w:w="100" w:type="dxa"/>
+              <w:bottom w:w="50" w:type="dxa"/>
+              <w:right w:w="100" w:type="dxa"/>
+            </w:tcMar>
+            <w:vAlign w:val="center"/>
+          </w:tcPr>
+          <w:p>
+            <w:pPr>
+              <w:spacing w:line="252" w:lineRule="auto"/>
+            </w:pPr>
+            <w:r>
+              <w:rPr>
+                <w:sz w:val="19"/>
+                <w:szCs w:val="19"/>
+              </w:rPr>
+              <w:t>Ask, Group room</w:t>
+            </w:r>
+          </w:p>
+        </w:tc>
+      </w:tr>
+      <w:tr>
+        <w:tblPrEx>
+          <w:tblCellMar>
+            <w:top w:w="0" w:type="dxa"/>
+            <w:bottom w:w="0" w:type="dxa"/>
+          </w:tblCellMar>
+        </w:tblPrEx>
+        <w:trPr>
+          <w:cantSplit/>
+        </w:trPr>
+        <w:tc>
+          <w:tcPr>
+            <w:tcW w:w="1286" w:type="dxa"/>
+            <w:tcBorders>
+              <w:top w:val="single" w:sz="4" w:space="0" w:color="C9D3D0"/>
+              <w:left w:val="single" w:sz="4" w:space="0" w:color="C9D3D0"/>
+              <w:bottom w:val="single" w:sz="4" w:space="0" w:color="C9D3D0"/>
+              <w:right w:val="single" w:sz="4" w:space="0" w:color="C9D3D0"/>
+            </w:tcBorders>
+            <w:shd w:val="clear" w:color="auto" w:fill="F3F8F6"/>
+            <w:tcMar>
+              <w:top w:w="50" w:type="dxa"/>
+              <w:left w:w="100" w:type="dxa"/>
+              <w:bottom w:w="50" w:type="dxa"/>
+              <w:right w:w="100" w:type="dxa"/>
+            </w:tcMar>
+            <w:vAlign w:val="center"/>
+          </w:tcPr>
+          <w:p>
+            <w:pPr>
+              <w:spacing w:line="252" w:lineRule="auto"/>
+            </w:pPr>
+            <w:r>
+              <w:rPr>
+                <w:sz w:val="19"/>
+                <w:szCs w:val="19"/>
+              </w:rPr>
+              <w:t>Chat bubbles</w:t>
+            </w:r>
+          </w:p>
+        </w:tc>
+        <w:tc>
+          <w:tcPr>
+            <w:tcW w:w="4375" w:type="dxa"/>
+            <w:tcBorders>
+              <w:top w:val="single" w:sz="4" w:space="0" w:color="C9D3D0"/>
+              <w:left w:val="single" w:sz="4" w:space="0" w:color="C9D3D0"/>
+              <w:bottom w:val="single" w:sz="4" w:space="0" w:color="C9D3D0"/>
+              <w:right w:val="single" w:sz="4" w:space="0" w:color="C9D3D0"/>
+            </w:tcBorders>
+            <w:shd w:val="clear" w:color="auto" w:fill="F3F8F6"/>
+            <w:tcMar>
+              <w:top w:w="50" w:type="dxa"/>
+              <w:left w:w="100" w:type="dxa"/>
+              <w:bottom w:w="50" w:type="dxa"/>
+              <w:right w:w="100" w:type="dxa"/>
+            </w:tcMar>
+            <w:vAlign w:val="center"/>
+          </w:tcPr>
+          <w:p>
+            <w:pPr>
+              <w:spacing w:line="252" w:lineRule="auto"/>
+            </w:pPr>
+            <w:r>
+              <w:rPr>
+                <w:sz w:val="19"/>
+                <w:szCs w:val="19"/>
+              </w:rPr>
+              <w:t>Question right (brand gradient), answer left; group messages with avatar, name, senior badge</w:t>
+            </w:r>
+          </w:p>
+        </w:tc>
+        <w:tc>
+          <w:tcPr>
+            <w:tcW w:w="3977" w:type="dxa"/>
+            <w:tcBorders>
+              <w:top w:val="single" w:sz="4" w:space="0" w:color="C9D3D0"/>
+              <w:left w:val="single" w:sz="4" w:space="0" w:color="C9D3D0"/>
+              <w:bottom w:val="single" w:sz="4" w:space="0" w:color="C9D3D0"/>
+              <w:right w:val="single" w:sz="4" w:space="0" w:color="C9D3D0"/>
+            </w:tcBorders>
+            <w:shd w:val="clear" w:color="auto" w:fill="F3F8F6"/>
+            <w:tcMar>
+              <w:top w:w="50" w:type="dxa"/>
+              <w:left w:w="100" w:type="dxa"/>
+              <w:bottom w:w="50" w:type="dxa"/>
+              <w:right w:w="100" w:type="dxa"/>
+            </w:tcMar>
+            <w:vAlign w:val="center"/>
+          </w:tcPr>
+          <w:p>
+            <w:pPr>
+              <w:spacing w:line="252" w:lineRule="auto"/>
+            </w:pPr>
+            <w:r>
+              <w:rPr>
+                <w:sz w:val="19"/>
+                <w:szCs w:val="19"/>
+              </w:rPr>
+              <w:t>Ask, Groups</w:t>
+            </w:r>
+          </w:p>
+        </w:tc>
+      </w:tr>
+      <w:tr>
+        <w:tblPrEx>
+          <w:tblCellMar>
+            <w:top w:w="0" w:type="dxa"/>
+            <w:bottom w:w="0" w:type="dxa"/>
+          </w:tblCellMar>
+        </w:tblPrEx>
+        <w:trPr>
+          <w:cantSplit/>
+        </w:trPr>
+        <w:tc>
+          <w:tcPr>
+            <w:tcW w:w="1286" w:type="dxa"/>
+            <w:tcBorders>
+              <w:top w:val="single" w:sz="4" w:space="0" w:color="C9D3D0"/>
+              <w:left w:val="single" w:sz="4" w:space="0" w:color="C9D3D0"/>
+              <w:bottom w:val="single" w:sz="4" w:space="0" w:color="C9D3D0"/>
+              <w:right w:val="single" w:sz="4" w:space="0" w:color="C9D3D0"/>
+            </w:tcBorders>
+            <w:tcMar>
+              <w:top w:w="50" w:type="dxa"/>
+              <w:left w:w="100" w:type="dxa"/>
+              <w:bottom w:w="50" w:type="dxa"/>
+              <w:right w:w="100" w:type="dxa"/>
+            </w:tcMar>
+            <w:vAlign w:val="center"/>
+          </w:tcPr>
+          <w:p>
+            <w:pPr>
+              <w:spacing w:line="252" w:lineRule="auto"/>
+            </w:pPr>
+            <w:r>
+              <w:rPr>
+                <w:sz w:val="19"/>
+                <w:szCs w:val="19"/>
+              </w:rPr>
               <w:t>Avatars</w:t>
             </w:r>
           </w:p>
@@ -20551,7 +21385,7 @@
                 <w:sz w:val="19"/>
                 <w:szCs w:val="19"/>
               </w:rPr>
-              <w:t>12 preset silhouettes in different colours, or initials on a steady colour; decorative (</w:t>
+              <w:t>12 preset plain head-and-shoulders silhouettes, each in its own colour family (own artwork, no licence or credit; VR2), or initials on a steady colour; decorative (</w:t>
             </w:r>
             <w:r>
               <w:rPr>
@@ -20902,10 +21736,13 @@
         <w:keepLines/>
         <w:pageBreakBefore/>
       </w:pPr>
-      <w:bookmarkStart w:id="28" w:name="_Toc242889136"/>
+      <w:bookmarkStart w:id="28" w:name="_Toc242920516"/>
       <w:r>
         <w:lastRenderedPageBreak/>
-        <w:t>6 Screen specifications</w:t>
+        <w:t>6 </w:t>
+      </w:r>
+      <w:r>
+        <w:t>Screen specifications</w:t>
       </w:r>
       <w:bookmarkEnd w:id="28"/>
     </w:p>
@@ -20963,7 +21800,7 @@
         <w:keepNext/>
         <w:keepLines/>
       </w:pPr>
-      <w:bookmarkStart w:id="29" w:name="_Toc242889137"/>
+      <w:bookmarkStart w:id="29" w:name="_Toc242920517"/>
       <w:r>
         <w:t>6.1 Welcome, Intro and About you (onboarding)</w:t>
       </w:r>
@@ -20974,7 +21811,7 @@
         <w:pStyle w:val="Caption"/>
         <w:keepNext/>
       </w:pPr>
-      <w:bookmarkStart w:id="30" w:name="_Toc242889165"/>
+      <w:bookmarkStart w:id="30" w:name="_Toc242920545"/>
       <w:r>
         <w:t xml:space="preserve">Table </w:t>
       </w:r>
@@ -21269,7 +22106,55 @@
                 <w:sz w:val="19"/>
                 <w:szCs w:val="19"/>
               </w:rPr>
-              <w:t>, English), Start and Log in, team line. Intro: three animated slides (paths, Safe/Likely/Reach pills, a sourced number) with dots. About you: five steps, one per screen: stream, district, Z-score, subjects and grades (searchable), beyond grades (achievements and interests)</w:t>
+              <w:t xml:space="preserve">, English), Start and Log in, and a tonal </w:t>
+            </w:r>
+            <w:r>
+              <w:rPr>
+                <w:b/>
+                <w:bCs/>
+                <w:sz w:val="19"/>
+                <w:szCs w:val="19"/>
+              </w:rPr>
+              <w:t>Try the demo, no sign-up</w:t>
+            </w:r>
+            <w:r>
+              <w:rPr>
+                <w:sz w:val="19"/>
+                <w:szCs w:val="19"/>
+              </w:rPr>
+              <w:t xml:space="preserve"> button (CR-007), team line. Intro (VR2): seven slides, each an animated scene of the real app marked </w:t>
+            </w:r>
+            <w:r>
+              <w:rPr>
+                <w:i/>
+                <w:iCs/>
+                <w:sz w:val="19"/>
+                <w:szCs w:val="19"/>
+              </w:rPr>
+              <w:t>Example</w:t>
+            </w:r>
+            <w:r>
+              <w:rPr>
+                <w:sz w:val="19"/>
+                <w:szCs w:val="19"/>
+              </w:rPr>
+              <w:t xml:space="preserve">: (1) every path you can reach, as a hub; (2) your real chances, a ring of Very likely / Possible / Unlikely; (3) every fact has a source, a cut-off with its handbook page; (4) order your list, the warning when a Very likely course sits above one wanted more; (5) Ask in your language, a sports-medal question answered "It depends" with handbook p.166; (6) never miss a date, Journey steps and </w:t>
+            </w:r>
+            <w:r>
+              <w:rPr>
+                <w:i/>
+                <w:iCs/>
+                <w:sz w:val="19"/>
+                <w:szCs w:val="19"/>
+              </w:rPr>
+              <w:t>Open now</w:t>
+            </w:r>
+            <w:r>
+              <w:rPr>
+                <w:sz w:val="19"/>
+                <w:szCs w:val="19"/>
+              </w:rPr>
+              <w:t>; (7) ask students who have been there, a group with a senior. Swipe, Back, Skip and 24 px dots; fits 320 px in all three languages. About you: five steps, one per screen: stream, district, Z-score, subjects and grades (searchable), beyond grades (achievements and interests)</w:t>
             </w:r>
           </w:p>
         </w:tc>
@@ -21356,7 +22241,23 @@
                 <w:sz w:val="19"/>
                 <w:szCs w:val="19"/>
               </w:rPr>
-              <w:t>). Demo mode: a label above the form says the data is a sample</w:t>
+              <w:t>). Demo mode: a label above the form says the data is a sample. Try the demo: the button reads "Opening the demo…" while busy; an error (for example "The demo is busy") appears under it (</w:t>
+            </w:r>
+            <w:r>
+              <w:rPr>
+                <w:rFonts w:ascii="Consolas" w:eastAsia="Consolas" w:hAnsi="Consolas" w:cs="Consolas"/>
+                <w:sz w:val="17"/>
+                <w:szCs w:val="17"/>
+                <w:shd w:val="clear" w:color="auto" w:fill="F2F4F3"/>
+              </w:rPr>
+              <w:t>role="alert"</w:t>
+            </w:r>
+            <w:r>
+              <w:rPr>
+                <w:sz w:val="19"/>
+                <w:szCs w:val="19"/>
+              </w:rPr>
+              <w:t>)</w:t>
             </w:r>
           </w:p>
         </w:tc>
@@ -21446,7 +22347,7 @@
         <w:keepNext/>
         <w:keepLines/>
       </w:pPr>
-      <w:bookmarkStart w:id="31" w:name="_Toc242889138"/>
+      <w:bookmarkStart w:id="31" w:name="_Toc242920518"/>
       <w:r>
         <w:t>6.2 Account (sign up, log in, recover, recovery code, complete your account)</w:t>
       </w:r>
@@ -21457,7 +22358,7 @@
         <w:pStyle w:val="Caption"/>
         <w:keepNext/>
       </w:pPr>
-      <w:bookmarkStart w:id="32" w:name="_Toc242889166"/>
+      <w:bookmarkStart w:id="32" w:name="_Toc242920546"/>
       <w:r>
         <w:t xml:space="preserve">Table </w:t>
       </w:r>
@@ -21811,7 +22712,7 @@
                 <w:sz w:val="19"/>
                 <w:szCs w:val="19"/>
               </w:rPr>
-              <w:t>); offline is never treated as "no account"</w:t>
+              <w:t>); offline is never treated as "no account"; an expired session opens Log in (VR2)</w:t>
             </w:r>
           </w:p>
         </w:tc>
@@ -21884,7 +22785,23 @@
                 <w:sz w:val="19"/>
                 <w:szCs w:val="19"/>
               </w:rPr>
-              <w:t>After sign-up the student goes straight to About you; a senior goes to Groups</w:t>
+              <w:t xml:space="preserve">After sign-up the student goes straight to About you; a senior goes to Groups; after </w:t>
+            </w:r>
+            <w:r>
+              <w:rPr>
+                <w:i/>
+                <w:iCs/>
+                <w:sz w:val="19"/>
+                <w:szCs w:val="19"/>
+              </w:rPr>
+              <w:t>Try the demo</w:t>
+            </w:r>
+            <w:r>
+              <w:rPr>
+                <w:sz w:val="19"/>
+                <w:szCs w:val="19"/>
+              </w:rPr>
+              <w:t xml:space="preserve"> the visitor goes straight to Paths. Demo mode never prefills a password (CR-010)</w:t>
             </w:r>
           </w:p>
         </w:tc>
@@ -21901,7 +22818,7 @@
         <w:keepNext/>
         <w:keepLines/>
       </w:pPr>
-      <w:bookmarkStart w:id="33" w:name="_Toc242889139"/>
+      <w:bookmarkStart w:id="33" w:name="_Toc242920519"/>
       <w:r>
         <w:t>6.3 Paths (home)</w:t>
       </w:r>
@@ -21912,7 +22829,7 @@
         <w:pStyle w:val="Caption"/>
         <w:keepNext/>
       </w:pPr>
-      <w:bookmarkStart w:id="34" w:name="_Toc242889167"/>
+      <w:bookmarkStart w:id="34" w:name="_Toc242920547"/>
       <w:r>
         <w:t xml:space="preserve">Table </w:t>
       </w:r>
@@ -22220,6 +23137,7 @@
                 <w:sz w:val="19"/>
                 <w:szCs w:val="19"/>
               </w:rPr>
+              <w:lastRenderedPageBreak/>
               <w:t>States</w:t>
             </w:r>
           </w:p>
@@ -22267,7 +23185,7 @@
         <w:keepNext/>
         <w:keepLines/>
       </w:pPr>
-      <w:bookmarkStart w:id="35" w:name="_Toc242889140"/>
+      <w:bookmarkStart w:id="35" w:name="_Toc242920520"/>
       <w:r>
         <w:t>6.4 Courses</w:t>
       </w:r>
@@ -22278,7 +23196,7 @@
         <w:pStyle w:val="Caption"/>
         <w:keepNext/>
       </w:pPr>
-      <w:bookmarkStart w:id="36" w:name="_Toc242889168"/>
+      <w:bookmarkStart w:id="36" w:name="_Toc242920548"/>
       <w:r>
         <w:t xml:space="preserve">Table </w:t>
       </w:r>
@@ -22514,7 +23432,6 @@
                 <w:sz w:val="19"/>
                 <w:szCs w:val="19"/>
               </w:rPr>
-              <w:lastRenderedPageBreak/>
               <w:t>Content</w:t>
             </w:r>
           </w:p>
@@ -22546,7 +23463,23 @@
                 <w:sz w:val="19"/>
                 <w:szCs w:val="19"/>
               </w:rPr>
-              <w:t>Tabs Safe / Likely / Reach (</w:t>
+              <w:t xml:space="preserve">Tabs </w:t>
+            </w:r>
+            <w:r>
+              <w:rPr>
+                <w:b/>
+                <w:bCs/>
+                <w:sz w:val="19"/>
+                <w:szCs w:val="19"/>
+              </w:rPr>
+              <w:t>Very likely / Possible / Unlikely</w:t>
+            </w:r>
+            <w:r>
+              <w:rPr>
+                <w:sz w:val="19"/>
+                <w:szCs w:val="19"/>
+              </w:rPr>
+              <w:t xml:space="preserve"> (</w:t>
             </w:r>
             <w:r>
               <w:rPr>
@@ -22562,7 +23495,7 @@
                 <w:sz w:val="19"/>
                 <w:szCs w:val="19"/>
               </w:rPr>
-              <w:t>); search across all bands (names, short forms, Uni-Codes); rows with course, institution and band pill; Compare link</w:t>
+              <w:t>; codes SAFE / LIKELY / REACH) with the selected band's one-line meaning under them (VR2); the tabs wrap instead of widening the page in Sinhala and Tamil; search across all bands (names, short forms, Uni-Codes); rows with course, institution and band pill; Compare link</w:t>
             </w:r>
           </w:p>
         </w:tc>
@@ -22722,7 +23655,7 @@
                 <w:sz w:val="19"/>
                 <w:szCs w:val="19"/>
               </w:rPr>
-              <w:t xml:space="preserve"> starts selection; selection bar: Add to my list, Compare (first 3)</w:t>
+              <w:t xml:space="preserve"> starts selection; one selection spans all three tabs; selection bar with the count as a badge: Add to my list, Compare (first 3)</w:t>
             </w:r>
           </w:p>
         </w:tc>
@@ -22739,7 +23672,7 @@
         <w:keepNext/>
         <w:keepLines/>
       </w:pPr>
-      <w:bookmarkStart w:id="37" w:name="_Toc242889141"/>
+      <w:bookmarkStart w:id="37" w:name="_Toc242920521"/>
       <w:r>
         <w:t>6.5 Course detail</w:t>
       </w:r>
@@ -22750,7 +23683,7 @@
         <w:pStyle w:val="Caption"/>
         <w:keepNext/>
       </w:pPr>
-      <w:bookmarkStart w:id="38" w:name="_Toc242889169"/>
+      <w:bookmarkStart w:id="38" w:name="_Toc242920549"/>
       <w:r>
         <w:t xml:space="preserve">Table </w:t>
       </w:r>
@@ -22944,7 +23877,7 @@
                 <w:sz w:val="19"/>
                 <w:szCs w:val="19"/>
               </w:rPr>
-              <w:t>Everything about one course, sourced (US-204, US-206, US-208)</w:t>
+              <w:t>Everything about one course, sourced (US-204, US-206, US-208, US-210, US-211)</w:t>
             </w:r>
           </w:p>
         </w:tc>
@@ -23033,7 +23966,119 @@
                 <w:sz w:val="19"/>
                 <w:szCs w:val="19"/>
               </w:rPr>
-              <w:t xml:space="preserve"> (each entry rule against the student's subjects); cut-off chart for the student's district with the value on every point; intake, duration, aptitude test; "What you'll study" syllabus by year with its source page; source lines</w:t>
+              <w:t xml:space="preserve"> (each entry rule against the student's subjects); cut-off chart for the student's district with the value on every point; intake, duration, aptitude test; "What you'll study" syllabus by year with its source page; source lines. </w:t>
+            </w:r>
+            <w:r>
+              <w:rPr>
+                <w:b/>
+                <w:bCs/>
+                <w:sz w:val="19"/>
+                <w:szCs w:val="19"/>
+              </w:rPr>
+              <w:t>University facts</w:t>
+            </w:r>
+            <w:r>
+              <w:rPr>
+                <w:sz w:val="19"/>
+                <w:szCs w:val="19"/>
+              </w:rPr>
+              <w:t xml:space="preserve"> card (CR-008): heading, the line "From the UGC report </w:t>
+            </w:r>
+            <w:r>
+              <w:rPr>
+                <w:i/>
+                <w:iCs/>
+                <w:sz w:val="19"/>
+                <w:szCs w:val="19"/>
+              </w:rPr>
+              <w:t>Sri Lanka University Statistics 2024</w:t>
+            </w:r>
+            <w:r>
+              <w:rPr>
+                <w:sz w:val="19"/>
+                <w:szCs w:val="19"/>
+              </w:rPr>
+              <w:t xml:space="preserve">", then up to five facts for the course's institution: students admitted (2023/24, whole university), undergraduates studying here (2024), permanent hostel places (end of 2024) with "Enough for </w:t>
+            </w:r>
+            <w:r>
+              <w:rPr>
+                <w:i/>
+                <w:iCs/>
+                <w:sz w:val="19"/>
+                <w:szCs w:val="19"/>
+              </w:rPr>
+              <w:t>p</w:t>
+            </w:r>
+            <w:r>
+              <w:rPr>
+                <w:sz w:val="19"/>
+                <w:szCs w:val="19"/>
+              </w:rPr>
+              <w:t>% of undergraduates", students receiving support ("</w:t>
+            </w:r>
+            <w:r>
+              <w:rPr>
+                <w:i/>
+                <w:iCs/>
+                <w:sz w:val="19"/>
+                <w:szCs w:val="19"/>
+              </w:rPr>
+              <w:t>m</w:t>
+            </w:r>
+            <w:r>
+              <w:rPr>
+                <w:sz w:val="19"/>
+                <w:szCs w:val="19"/>
+              </w:rPr>
+              <w:t xml:space="preserve"> Mahapola · </w:t>
+            </w:r>
+            <w:r>
+              <w:rPr>
+                <w:i/>
+                <w:iCs/>
+                <w:sz w:val="19"/>
+                <w:szCs w:val="19"/>
+              </w:rPr>
+              <w:t>b</w:t>
+            </w:r>
+            <w:r>
+              <w:rPr>
+                <w:sz w:val="19"/>
+                <w:szCs w:val="19"/>
+              </w:rPr>
+              <w:t xml:space="preserve"> Bursary"), graduates in 2024; each fact shows its caveats ("2024 figures are provisional", "Some faculties did not submit figures, so this is a lower count", "Includes the campuses of the university") and its source link to the table and page. </w:t>
+            </w:r>
+            <w:r>
+              <w:rPr>
+                <w:b/>
+                <w:bCs/>
+                <w:sz w:val="19"/>
+                <w:szCs w:val="19"/>
+              </w:rPr>
+              <w:t>Aptitude test</w:t>
+            </w:r>
+            <w:r>
+              <w:rPr>
+                <w:sz w:val="19"/>
+                <w:szCs w:val="19"/>
+              </w:rPr>
+              <w:t xml:space="preserve"> card (CR-009), only for the 24 offerings with a test: what the test is; "Last intake (2025/2026)" or "This intake" with applications opened or closed, and the test held or due, each with its date; for a past intake, "Dates for the next intake are announced by the university"; a link "Official notice: </w:t>
+            </w:r>
+            <w:r>
+              <w:rPr>
+                <w:i/>
+                <w:iCs/>
+                <w:sz w:val="19"/>
+                <w:szCs w:val="19"/>
+              </w:rPr>
+              <w:t>university</w:t>
+            </w:r>
+            <w:r>
+              <w:rPr>
+                <w:sz w:val="19"/>
+                <w:szCs w:val="19"/>
+              </w:rPr>
+              <w:t>"; for a joint practical test, the line that it can be sat at any one of the listed universities, with each notice</w:t>
             </w:r>
           </w:p>
         </w:tc>
@@ -23074,6 +24119,78 @@
                 <w:sz w:val="19"/>
                 <w:szCs w:val="19"/>
               </w:rPr>
+              <w:t>States</w:t>
+            </w:r>
+          </w:p>
+        </w:tc>
+        <w:tc>
+          <w:tcPr>
+            <w:tcW w:w="7912" w:type="dxa"/>
+            <w:tcBorders>
+              <w:top w:val="single" w:sz="4" w:space="0" w:color="C9D3D0"/>
+              <w:left w:val="single" w:sz="4" w:space="0" w:color="C9D3D0"/>
+              <w:bottom w:val="single" w:sz="4" w:space="0" w:color="C9D3D0"/>
+              <w:right w:val="single" w:sz="4" w:space="0" w:color="C9D3D0"/>
+            </w:tcBorders>
+            <w:tcMar>
+              <w:top w:w="50" w:type="dxa"/>
+              <w:left w:w="100" w:type="dxa"/>
+              <w:bottom w:w="50" w:type="dxa"/>
+              <w:right w:w="100" w:type="dxa"/>
+            </w:tcMar>
+            <w:vAlign w:val="center"/>
+          </w:tcPr>
+          <w:p>
+            <w:pPr>
+              <w:spacing w:line="252" w:lineRule="auto"/>
+            </w:pPr>
+            <w:r>
+              <w:rPr>
+                <w:sz w:val="19"/>
+                <w:szCs w:val="19"/>
+              </w:rPr>
+              <w:t>Facts card hidden when the report has no figure for the institution; a value the report did not receive is never shown as zero; aptitude card hidden for a course without a test</w:t>
+            </w:r>
+          </w:p>
+        </w:tc>
+      </w:tr>
+      <w:tr>
+        <w:tblPrEx>
+          <w:tblCellMar>
+            <w:top w:w="0" w:type="dxa"/>
+            <w:bottom w:w="0" w:type="dxa"/>
+          </w:tblCellMar>
+        </w:tblPrEx>
+        <w:trPr>
+          <w:cantSplit/>
+        </w:trPr>
+        <w:tc>
+          <w:tcPr>
+            <w:tcW w:w="1726" w:type="dxa"/>
+            <w:tcBorders>
+              <w:top w:val="single" w:sz="4" w:space="0" w:color="C9D3D0"/>
+              <w:left w:val="single" w:sz="4" w:space="0" w:color="C9D3D0"/>
+              <w:bottom w:val="single" w:sz="4" w:space="0" w:color="C9D3D0"/>
+              <w:right w:val="single" w:sz="4" w:space="0" w:color="C9D3D0"/>
+            </w:tcBorders>
+            <w:shd w:val="clear" w:color="auto" w:fill="F3F8F6"/>
+            <w:tcMar>
+              <w:top w:w="50" w:type="dxa"/>
+              <w:left w:w="100" w:type="dxa"/>
+              <w:bottom w:w="50" w:type="dxa"/>
+              <w:right w:w="100" w:type="dxa"/>
+            </w:tcMar>
+            <w:vAlign w:val="center"/>
+          </w:tcPr>
+          <w:p>
+            <w:pPr>
+              <w:spacing w:line="252" w:lineRule="auto"/>
+            </w:pPr>
+            <w:r>
+              <w:rPr>
+                <w:sz w:val="19"/>
+                <w:szCs w:val="19"/>
+              </w:rPr>
               <w:t>Interactions</w:t>
             </w:r>
           </w:p>
@@ -23087,6 +24204,7 @@
               <w:bottom w:val="single" w:sz="4" w:space="0" w:color="C9D3D0"/>
               <w:right w:val="single" w:sz="4" w:space="0" w:color="C9D3D0"/>
             </w:tcBorders>
+            <w:shd w:val="clear" w:color="auto" w:fill="F3F8F6"/>
             <w:tcMar>
               <w:top w:w="50" w:type="dxa"/>
               <w:left w:w="100" w:type="dxa"/>
@@ -23121,7 +24239,7 @@
         <w:keepNext/>
         <w:keepLines/>
       </w:pPr>
-      <w:bookmarkStart w:id="39" w:name="_Toc242889142"/>
+      <w:bookmarkStart w:id="39" w:name="_Toc242920522"/>
       <w:r>
         <w:t>6.6 Compare</w:t>
       </w:r>
@@ -23132,7 +24250,7 @@
         <w:pStyle w:val="Caption"/>
         <w:keepNext/>
       </w:pPr>
-      <w:bookmarkStart w:id="40" w:name="_Toc242889170"/>
+      <w:bookmarkStart w:id="40" w:name="_Toc242920550"/>
       <w:r>
         <w:t xml:space="preserve">Table </w:t>
       </w:r>
@@ -23440,6 +24558,7 @@
                 <w:sz w:val="19"/>
                 <w:szCs w:val="19"/>
               </w:rPr>
+              <w:lastRenderedPageBreak/>
               <w:t>States</w:t>
             </w:r>
           </w:p>
@@ -23560,7 +24679,7 @@
         <w:keepNext/>
         <w:keepLines/>
       </w:pPr>
-      <w:bookmarkStart w:id="41" w:name="_Toc242889143"/>
+      <w:bookmarkStart w:id="41" w:name="_Toc242920523"/>
       <w:r>
         <w:t>6.7 My list</w:t>
       </w:r>
@@ -23571,7 +24690,7 @@
         <w:pStyle w:val="Caption"/>
         <w:keepNext/>
       </w:pPr>
-      <w:bookmarkStart w:id="42" w:name="_Toc242889171"/>
+      <w:bookmarkStart w:id="42" w:name="_Toc242920551"/>
       <w:r>
         <w:t xml:space="preserve">Table </w:t>
       </w:r>
@@ -24024,9 +25143,8 @@
         <w:keepNext/>
         <w:keepLines/>
       </w:pPr>
-      <w:bookmarkStart w:id="43" w:name="_Toc242889144"/>
+      <w:bookmarkStart w:id="43" w:name="_Toc242920524"/>
       <w:r>
-        <w:lastRenderedPageBreak/>
         <w:t>6.8 Journey</w:t>
       </w:r>
       <w:bookmarkEnd w:id="43"/>
@@ -24036,7 +25154,7 @@
         <w:pStyle w:val="Caption"/>
         <w:keepNext/>
       </w:pPr>
-      <w:bookmarkStart w:id="44" w:name="_Toc242889172"/>
+      <w:bookmarkStart w:id="44" w:name="_Toc242920552"/>
       <w:r>
         <w:t xml:space="preserve">Table </w:t>
       </w:r>
@@ -24512,7 +25630,7 @@
         <w:keepNext/>
         <w:keepLines/>
       </w:pPr>
-      <w:bookmarkStart w:id="45" w:name="_Toc242889145"/>
+      <w:bookmarkStart w:id="45" w:name="_Toc242920525"/>
       <w:r>
         <w:t>6.9 Ask ZedPath</w:t>
       </w:r>
@@ -24523,7 +25641,7 @@
         <w:pStyle w:val="Caption"/>
         <w:keepNext/>
       </w:pPr>
-      <w:bookmarkStart w:id="46" w:name="_Toc242889173"/>
+      <w:bookmarkStart w:id="46" w:name="_Toc242920553"/>
       <w:r>
         <w:t xml:space="preserve">Table </w:t>
       </w:r>
@@ -25047,7 +26165,7 @@
         <w:keepNext/>
         <w:keepLines/>
       </w:pPr>
-      <w:bookmarkStart w:id="47" w:name="_Toc242889146"/>
+      <w:bookmarkStart w:id="47" w:name="_Toc242920526"/>
       <w:r>
         <w:t>6.10 Groups, Group room and Group info</w:t>
       </w:r>
@@ -25058,7 +26176,7 @@
         <w:pStyle w:val="Caption"/>
         <w:keepNext/>
       </w:pPr>
-      <w:bookmarkStart w:id="48" w:name="_Toc242889174"/>
+      <w:bookmarkStart w:id="48" w:name="_Toc242920554"/>
       <w:r>
         <w:t xml:space="preserve">Table </w:t>
       </w:r>
@@ -25527,9 +26645,8 @@
         <w:keepNext/>
         <w:keepLines/>
       </w:pPr>
-      <w:bookmarkStart w:id="49" w:name="_Toc242889147"/>
+      <w:bookmarkStart w:id="49" w:name="_Toc242920527"/>
       <w:r>
-        <w:lastRenderedPageBreak/>
         <w:t>6.11 Me</w:t>
       </w:r>
       <w:bookmarkEnd w:id="49"/>
@@ -25539,7 +26656,7 @@
         <w:pStyle w:val="Caption"/>
         <w:keepNext/>
       </w:pPr>
-      <w:bookmarkStart w:id="50" w:name="_Toc242889175"/>
+      <w:bookmarkStart w:id="50" w:name="_Toc242920555"/>
       <w:r>
         <w:t xml:space="preserve">Table </w:t>
       </w:r>
@@ -25806,7 +26923,7 @@
                 <w:sz w:val="19"/>
                 <w:szCs w:val="19"/>
               </w:rPr>
-              <w:t xml:space="preserve">Avatar picker (12 characters, </w:t>
+              <w:t xml:space="preserve">Avatar picker (12 silhouettes, </w:t>
             </w:r>
             <w:r>
               <w:rPr>
@@ -25838,7 +26955,7 @@
                 <w:sz w:val="19"/>
                 <w:szCs w:val="19"/>
               </w:rPr>
-              <w:t xml:space="preserve"> (7-day / 1-day reminders, 8 am / 6 pm, badge count; defaults = previous behaviour), contact details, log out, delete account</w:t>
+              <w:t xml:space="preserve"> (7-day / 1-day reminders, 8 am / 6 pm, badge count; defaults = previous behaviour), contact details, log out, delete account. A demo account shows the note "Demo account with a sample student. Groups are read-only, and it is deleted 24 hours after you opened it" (CR-007)</w:t>
             </w:r>
           </w:p>
         </w:tc>
@@ -25909,7 +27026,55 @@
                 <w:sz w:val="19"/>
                 <w:szCs w:val="19"/>
               </w:rPr>
-              <w:t>Delete asks for confirmation and removes every server row (cascade)</w:t>
+              <w:t>Delete asks for confirmation and removes every server row (cascade). A failed log-out shows "Could not log out: check your connection and try again. You are still logged in." (</w:t>
+            </w:r>
+            <w:r>
+              <w:rPr>
+                <w:rFonts w:ascii="Consolas" w:eastAsia="Consolas" w:hAnsi="Consolas" w:cs="Consolas"/>
+                <w:sz w:val="17"/>
+                <w:szCs w:val="17"/>
+                <w:shd w:val="clear" w:color="auto" w:fill="F2F4F3"/>
+              </w:rPr>
+              <w:t>role="alert"</w:t>
+            </w:r>
+            <w:r>
+              <w:rPr>
+                <w:sz w:val="19"/>
+                <w:szCs w:val="19"/>
+              </w:rPr>
+              <w:t xml:space="preserve">, CR-010). </w:t>
+            </w:r>
+            <w:r>
+              <w:rPr>
+                <w:i/>
+                <w:iCs/>
+                <w:sz w:val="19"/>
+                <w:szCs w:val="19"/>
+              </w:rPr>
+              <w:t>Log out and clear this phone</w:t>
+            </w:r>
+            <w:r>
+              <w:rPr>
+                <w:sz w:val="19"/>
+                <w:szCs w:val="19"/>
+              </w:rPr>
+              <w:t xml:space="preserve"> and </w:t>
+            </w:r>
+            <w:r>
+              <w:rPr>
+                <w:i/>
+                <w:iCs/>
+                <w:sz w:val="19"/>
+                <w:szCs w:val="19"/>
+              </w:rPr>
+              <w:t>Delete everything on this phone</w:t>
+            </w:r>
+            <w:r>
+              <w:rPr>
+                <w:sz w:val="19"/>
+                <w:szCs w:val="19"/>
+              </w:rPr>
+              <w:t xml:space="preserve"> also switch demo mode off</w:t>
             </w:r>
           </w:p>
         </w:tc>
@@ -25927,7 +27092,7 @@
         <w:keepLines/>
         <w:pageBreakBefore/>
       </w:pPr>
-      <w:bookmarkStart w:id="51" w:name="_Toc242889148"/>
+      <w:bookmarkStart w:id="51" w:name="_Toc242920528"/>
       <w:r>
         <w:lastRenderedPageBreak/>
         <w:t>7 Interaction patterns</w:t>
@@ -25939,7 +27104,7 @@
         <w:pStyle w:val="Caption"/>
         <w:keepNext/>
       </w:pPr>
-      <w:bookmarkStart w:id="52" w:name="_Toc242889176"/>
+      <w:bookmarkStart w:id="52" w:name="_Toc242920556"/>
       <w:r>
         <w:t xml:space="preserve">Table </w:t>
       </w:r>
@@ -26824,7 +27989,39 @@
                 <w:sz w:val="19"/>
                 <w:szCs w:val="19"/>
               </w:rPr>
-              <w:t xml:space="preserve"> and notification links open the right screen; Back works</w:t>
+              <w:t xml:space="preserve"> and notification links open the right screen; Back works. </w:t>
+            </w:r>
+            <w:r>
+              <w:rPr>
+                <w:i/>
+                <w:iCs/>
+                <w:sz w:val="19"/>
+                <w:szCs w:val="19"/>
+              </w:rPr>
+              <w:t>Revised (CR-010):</w:t>
+            </w:r>
+            <w:r>
+              <w:rPr>
+                <w:sz w:val="19"/>
+                <w:szCs w:val="19"/>
+              </w:rPr>
+              <w:t xml:space="preserve"> </w:t>
+            </w:r>
+            <w:r>
+              <w:rPr>
+                <w:rFonts w:ascii="Consolas" w:eastAsia="Consolas" w:hAnsi="Consolas" w:cs="Consolas"/>
+                <w:sz w:val="17"/>
+                <w:szCs w:val="17"/>
+                <w:shd w:val="clear" w:color="auto" w:fill="F2F4F3"/>
+              </w:rPr>
+              <w:t>#/ask/&lt;question&gt;</w:t>
+            </w:r>
+            <w:r>
+              <w:rPr>
+                <w:sz w:val="19"/>
+                <w:szCs w:val="19"/>
+              </w:rPr>
+              <w:t xml:space="preserve"> only fills the question box; nothing is sent until the student taps send</w:t>
             </w:r>
           </w:p>
         </w:tc>
@@ -26854,7 +28051,7 @@
                 <w:sz w:val="19"/>
                 <w:szCs w:val="19"/>
               </w:rPr>
-              <w:t>Sharing and reminders</w:t>
+              <w:t>Sharing and reminders; a link must never spend the student's daily questions</w:t>
             </w:r>
           </w:p>
         </w:tc>
@@ -26936,7 +28133,7 @@
                 <w:sz w:val="19"/>
                 <w:szCs w:val="19"/>
               </w:rPr>
-              <w:t xml:space="preserve"> (off by default) prefills sign-up and About you with the sample student Kasun Perera for the recording; labelled as sample</w:t>
+              <w:t xml:space="preserve"> (off by default) prefills About you and the sign-up details, but never a password (CR-010), with the sample student for recordings; labelled as sample; cleared when the phone is cleared</w:t>
             </w:r>
           </w:p>
         </w:tc>
@@ -26968,6 +28165,107 @@
                 <w:szCs w:val="19"/>
               </w:rPr>
               <w:t>Gate 3 video; real students always see empty forms</w:t>
+            </w:r>
+          </w:p>
+        </w:tc>
+      </w:tr>
+      <w:tr>
+        <w:tblPrEx>
+          <w:tblCellMar>
+            <w:top w:w="0" w:type="dxa"/>
+            <w:bottom w:w="0" w:type="dxa"/>
+          </w:tblCellMar>
+        </w:tblPrEx>
+        <w:trPr>
+          <w:cantSplit/>
+        </w:trPr>
+        <w:tc>
+          <w:tcPr>
+            <w:tcW w:w="1843" w:type="dxa"/>
+            <w:tcBorders>
+              <w:top w:val="single" w:sz="4" w:space="0" w:color="C9D3D0"/>
+              <w:left w:val="single" w:sz="4" w:space="0" w:color="C9D3D0"/>
+              <w:bottom w:val="single" w:sz="4" w:space="0" w:color="C9D3D0"/>
+              <w:right w:val="single" w:sz="4" w:space="0" w:color="C9D3D0"/>
+            </w:tcBorders>
+            <w:tcMar>
+              <w:top w:w="50" w:type="dxa"/>
+              <w:left w:w="100" w:type="dxa"/>
+              <w:bottom w:w="50" w:type="dxa"/>
+              <w:right w:w="100" w:type="dxa"/>
+            </w:tcMar>
+            <w:vAlign w:val="center"/>
+          </w:tcPr>
+          <w:p>
+            <w:pPr>
+              <w:spacing w:line="252" w:lineRule="auto"/>
+            </w:pPr>
+            <w:r>
+              <w:rPr>
+                <w:sz w:val="19"/>
+                <w:szCs w:val="19"/>
+              </w:rPr>
+              <w:t>Try the demo</w:t>
+            </w:r>
+          </w:p>
+        </w:tc>
+        <w:tc>
+          <w:tcPr>
+            <w:tcW w:w="3898" w:type="dxa"/>
+            <w:tcBorders>
+              <w:top w:val="single" w:sz="4" w:space="0" w:color="C9D3D0"/>
+              <w:left w:val="single" w:sz="4" w:space="0" w:color="C9D3D0"/>
+              <w:bottom w:val="single" w:sz="4" w:space="0" w:color="C9D3D0"/>
+              <w:right w:val="single" w:sz="4" w:space="0" w:color="C9D3D0"/>
+            </w:tcBorders>
+            <w:tcMar>
+              <w:top w:w="50" w:type="dxa"/>
+              <w:left w:w="100" w:type="dxa"/>
+              <w:bottom w:w="50" w:type="dxa"/>
+              <w:right w:w="100" w:type="dxa"/>
+            </w:tcMar>
+            <w:vAlign w:val="center"/>
+          </w:tcPr>
+          <w:p>
+            <w:pPr>
+              <w:spacing w:line="252" w:lineRule="auto"/>
+            </w:pPr>
+            <w:r>
+              <w:rPr>
+                <w:sz w:val="19"/>
+                <w:szCs w:val="19"/>
+              </w:rPr>
+              <w:t>One tap on Welcome opens a private demo account with the sample student; groups can be read but not posted to; deleted after 24 hours (CR-007)</w:t>
+            </w:r>
+          </w:p>
+        </w:tc>
+        <w:tc>
+          <w:tcPr>
+            <w:tcW w:w="3897" w:type="dxa"/>
+            <w:tcBorders>
+              <w:top w:val="single" w:sz="4" w:space="0" w:color="C9D3D0"/>
+              <w:left w:val="single" w:sz="4" w:space="0" w:color="C9D3D0"/>
+              <w:bottom w:val="single" w:sz="4" w:space="0" w:color="C9D3D0"/>
+              <w:right w:val="single" w:sz="4" w:space="0" w:color="C9D3D0"/>
+            </w:tcBorders>
+            <w:tcMar>
+              <w:top w:w="50" w:type="dxa"/>
+              <w:left w:w="100" w:type="dxa"/>
+              <w:bottom w:w="50" w:type="dxa"/>
+              <w:right w:w="100" w:type="dxa"/>
+            </w:tcMar>
+            <w:vAlign w:val="center"/>
+          </w:tcPr>
+          <w:p>
+            <w:pPr>
+              <w:spacing w:line="252" w:lineRule="auto"/>
+            </w:pPr>
+            <w:r>
+              <w:rPr>
+                <w:sz w:val="19"/>
+                <w:szCs w:val="19"/>
+              </w:rPr>
+              <w:t>Judges and students see the app working without signing up</w:t>
             </w:r>
           </w:p>
         </w:tc>
@@ -26985,7 +28283,7 @@
         <w:keepLines/>
         <w:pageBreakBefore/>
       </w:pPr>
-      <w:bookmarkStart w:id="53" w:name="_Toc242889149"/>
+      <w:bookmarkStart w:id="53" w:name="_Toc242920529"/>
       <w:r>
         <w:lastRenderedPageBreak/>
         <w:t>8 Content and language</w:t>
@@ -26997,7 +28295,7 @@
         <w:pStyle w:val="Caption"/>
         <w:keepNext/>
       </w:pPr>
-      <w:bookmarkStart w:id="54" w:name="_Toc242889177"/>
+      <w:bookmarkStart w:id="54" w:name="_Toc242920557"/>
       <w:r>
         <w:t xml:space="preserve">Table </w:t>
       </w:r>
@@ -27537,6 +28835,191 @@
                 <w:sz w:val="19"/>
                 <w:szCs w:val="19"/>
               </w:rPr>
+              <w:t>Band names</w:t>
+            </w:r>
+          </w:p>
+        </w:tc>
+        <w:tc>
+          <w:tcPr>
+            <w:tcW w:w="7795" w:type="dxa"/>
+            <w:tcBorders>
+              <w:top w:val="single" w:sz="4" w:space="0" w:color="C9D3D0"/>
+              <w:left w:val="single" w:sz="4" w:space="0" w:color="C9D3D0"/>
+              <w:bottom w:val="single" w:sz="4" w:space="0" w:color="C9D3D0"/>
+              <w:right w:val="single" w:sz="4" w:space="0" w:color="C9D3D0"/>
+            </w:tcBorders>
+            <w:shd w:val="clear" w:color="auto" w:fill="F3F8F6"/>
+            <w:tcMar>
+              <w:top w:w="50" w:type="dxa"/>
+              <w:left w:w="100" w:type="dxa"/>
+              <w:bottom w:w="50" w:type="dxa"/>
+              <w:right w:w="100" w:type="dxa"/>
+            </w:tcMar>
+            <w:vAlign w:val="center"/>
+          </w:tcPr>
+          <w:p>
+            <w:pPr>
+              <w:spacing w:line="252" w:lineRule="auto"/>
+            </w:pPr>
+            <w:r>
+              <w:rPr>
+                <w:i/>
+                <w:iCs/>
+                <w:sz w:val="19"/>
+                <w:szCs w:val="19"/>
+              </w:rPr>
+              <w:t>Very likely</w:t>
+            </w:r>
+            <w:r>
+              <w:rPr>
+                <w:sz w:val="19"/>
+                <w:szCs w:val="19"/>
+              </w:rPr>
+              <w:t xml:space="preserve">, </w:t>
+            </w:r>
+            <w:r>
+              <w:rPr>
+                <w:i/>
+                <w:iCs/>
+                <w:sz w:val="19"/>
+                <w:szCs w:val="19"/>
+              </w:rPr>
+              <w:t>Possible</w:t>
+            </w:r>
+            <w:r>
+              <w:rPr>
+                <w:sz w:val="19"/>
+                <w:szCs w:val="19"/>
+              </w:rPr>
+              <w:t xml:space="preserve"> and </w:t>
+            </w:r>
+            <w:r>
+              <w:rPr>
+                <w:i/>
+                <w:iCs/>
+                <w:sz w:val="19"/>
+                <w:szCs w:val="19"/>
+              </w:rPr>
+              <w:t>Unlikely</w:t>
+            </w:r>
+            <w:r>
+              <w:rPr>
+                <w:sz w:val="19"/>
+                <w:szCs w:val="19"/>
+              </w:rPr>
+              <w:t xml:space="preserve"> in every sentence and all three languages (VR2); never "Safe" or "Reach" in the interface</w:t>
+            </w:r>
+          </w:p>
+        </w:tc>
+      </w:tr>
+      <w:tr>
+        <w:tblPrEx>
+          <w:tblCellMar>
+            <w:top w:w="0" w:type="dxa"/>
+            <w:bottom w:w="0" w:type="dxa"/>
+          </w:tblCellMar>
+        </w:tblPrEx>
+        <w:trPr>
+          <w:cantSplit/>
+        </w:trPr>
+        <w:tc>
+          <w:tcPr>
+            <w:tcW w:w="1843" w:type="dxa"/>
+            <w:tcBorders>
+              <w:top w:val="single" w:sz="4" w:space="0" w:color="C9D3D0"/>
+              <w:left w:val="single" w:sz="4" w:space="0" w:color="C9D3D0"/>
+              <w:bottom w:val="single" w:sz="4" w:space="0" w:color="C9D3D0"/>
+              <w:right w:val="single" w:sz="4" w:space="0" w:color="C9D3D0"/>
+            </w:tcBorders>
+            <w:tcMar>
+              <w:top w:w="50" w:type="dxa"/>
+              <w:left w:w="100" w:type="dxa"/>
+              <w:bottom w:w="50" w:type="dxa"/>
+              <w:right w:w="100" w:type="dxa"/>
+            </w:tcMar>
+            <w:vAlign w:val="center"/>
+          </w:tcPr>
+          <w:p>
+            <w:pPr>
+              <w:spacing w:line="252" w:lineRule="auto"/>
+            </w:pPr>
+            <w:r>
+              <w:rPr>
+                <w:sz w:val="19"/>
+                <w:szCs w:val="19"/>
+              </w:rPr>
+              <w:t>Statistics</w:t>
+            </w:r>
+          </w:p>
+        </w:tc>
+        <w:tc>
+          <w:tcPr>
+            <w:tcW w:w="7795" w:type="dxa"/>
+            <w:tcBorders>
+              <w:top w:val="single" w:sz="4" w:space="0" w:color="C9D3D0"/>
+              <w:left w:val="single" w:sz="4" w:space="0" w:color="C9D3D0"/>
+              <w:bottom w:val="single" w:sz="4" w:space="0" w:color="C9D3D0"/>
+              <w:right w:val="single" w:sz="4" w:space="0" w:color="C9D3D0"/>
+            </w:tcBorders>
+            <w:tcMar>
+              <w:top w:w="50" w:type="dxa"/>
+              <w:left w:w="100" w:type="dxa"/>
+              <w:bottom w:w="50" w:type="dxa"/>
+              <w:right w:w="100" w:type="dxa"/>
+            </w:tcMar>
+            <w:vAlign w:val="center"/>
+          </w:tcPr>
+          <w:p>
+            <w:pPr>
+              <w:spacing w:line="252" w:lineRule="auto"/>
+            </w:pPr>
+            <w:r>
+              <w:rPr>
+                <w:sz w:val="19"/>
+                <w:szCs w:val="19"/>
+              </w:rPr>
+              <w:t>University facts are quoted as printed, with the report's caveats; "Information not submitted" is shown as no number, never zero (CR-008)</w:t>
+            </w:r>
+          </w:p>
+        </w:tc>
+      </w:tr>
+      <w:tr>
+        <w:tblPrEx>
+          <w:tblCellMar>
+            <w:top w:w="0" w:type="dxa"/>
+            <w:bottom w:w="0" w:type="dxa"/>
+          </w:tblCellMar>
+        </w:tblPrEx>
+        <w:trPr>
+          <w:cantSplit/>
+        </w:trPr>
+        <w:tc>
+          <w:tcPr>
+            <w:tcW w:w="1843" w:type="dxa"/>
+            <w:tcBorders>
+              <w:top w:val="single" w:sz="4" w:space="0" w:color="C9D3D0"/>
+              <w:left w:val="single" w:sz="4" w:space="0" w:color="C9D3D0"/>
+              <w:bottom w:val="single" w:sz="4" w:space="0" w:color="C9D3D0"/>
+              <w:right w:val="single" w:sz="4" w:space="0" w:color="C9D3D0"/>
+            </w:tcBorders>
+            <w:shd w:val="clear" w:color="auto" w:fill="F3F8F6"/>
+            <w:tcMar>
+              <w:top w:w="50" w:type="dxa"/>
+              <w:left w:w="100" w:type="dxa"/>
+              <w:bottom w:w="50" w:type="dxa"/>
+              <w:right w:w="100" w:type="dxa"/>
+            </w:tcMar>
+            <w:vAlign w:val="center"/>
+          </w:tcPr>
+          <w:p>
+            <w:pPr>
+              <w:spacing w:line="252" w:lineRule="auto"/>
+            </w:pPr>
+            <w:r>
+              <w:rPr>
+                <w:sz w:val="19"/>
+                <w:szCs w:val="19"/>
+              </w:rPr>
               <w:t>Errors</w:t>
             </w:r>
           </w:p>
@@ -27586,7 +29069,7 @@
         <w:keepLines/>
         <w:pageBreakBefore/>
       </w:pPr>
-      <w:bookmarkStart w:id="55" w:name="_Toc242889150"/>
+      <w:bookmarkStart w:id="55" w:name="_Toc242920530"/>
       <w:r>
         <w:lastRenderedPageBreak/>
         <w:t>9 Accessibility checklist (WCAG 2.2 AA)</w:t>
@@ -27606,7 +29089,7 @@
         <w:pStyle w:val="Caption"/>
         <w:keepNext/>
       </w:pPr>
-      <w:bookmarkStart w:id="56" w:name="_Toc242889178"/>
+      <w:bookmarkStart w:id="56" w:name="_Toc242920558"/>
       <w:r>
         <w:t xml:space="preserve">Table </w:t>
       </w:r>
@@ -28309,7 +29792,7 @@
                 <w:sz w:val="19"/>
                 <w:szCs w:val="19"/>
               </w:rPr>
-              <w:t xml:space="preserve">Pass for 2.5.8. Buttons 48 px, icon buttons 44 px, nav items 52 px, grips 44 × 52. </w:t>
+              <w:t xml:space="preserve">Pass for 2.5.8. Buttons 48 px, icon buttons 44 px, nav items 52 px, grips 44 × 52, intro dots 24 px (VR2). </w:t>
             </w:r>
             <w:r>
               <w:rPr>
@@ -29360,7 +30843,7 @@
         <w:keepLines/>
         <w:pageBreakBefore/>
       </w:pPr>
-      <w:bookmarkStart w:id="57" w:name="_Toc242889151"/>
+      <w:bookmarkStart w:id="57" w:name="_Toc242920531"/>
       <w:r>
         <w:lastRenderedPageBreak/>
         <w:t>10 Performance budget for 3G</w:t>
@@ -29372,7 +30855,7 @@
         <w:pStyle w:val="Caption"/>
         <w:keepNext/>
       </w:pPr>
-      <w:bookmarkStart w:id="58" w:name="_Toc242889179"/>
+      <w:bookmarkStart w:id="58" w:name="_Toc242920559"/>
       <w:r>
         <w:t xml:space="preserve">Table </w:t>
       </w:r>
@@ -30204,7 +31687,7 @@
         <w:keepLines/>
         <w:pageBreakBefore/>
       </w:pPr>
-      <w:bookmarkStart w:id="59" w:name="_Toc242889152"/>
+      <w:bookmarkStart w:id="59" w:name="_Toc242920532"/>
       <w:r>
         <w:lastRenderedPageBreak/>
         <w:t>11 Usability evidence</w:t>
@@ -30216,10 +31699,7 @@
         <w:spacing w:after="120"/>
       </w:pPr>
       <w:r>
-        <w:t xml:space="preserve">The design changed after evidence from users and the product owner's review videos. The data side of each change is </w:t>
-      </w:r>
-      <w:r>
-        <w:t>recorded in the ZP-DOC-05 revision rows; the story side in ZP-DOC-02.</w:t>
+        <w:t>The design changed after evidence from users and the product owner's review videos. The data side of each change is recorded in the ZP-DOC-05 revision rows; the story side in ZP-DOC-02.</w:t>
       </w:r>
     </w:p>
     <w:p>
@@ -30227,7 +31707,7 @@
         <w:pStyle w:val="Caption"/>
         <w:keepNext/>
       </w:pPr>
-      <w:bookmarkStart w:id="60" w:name="_Toc242889180"/>
+      <w:bookmarkStart w:id="60" w:name="_Toc242920560"/>
       <w:r>
         <w:t xml:space="preserve">Table </w:t>
       </w:r>
@@ -31106,6 +32586,441 @@
           </w:p>
         </w:tc>
       </w:tr>
+      <w:tr>
+        <w:tblPrEx>
+          <w:tblCellMar>
+            <w:top w:w="0" w:type="dxa"/>
+            <w:bottom w:w="0" w:type="dxa"/>
+          </w:tblCellMar>
+        </w:tblPrEx>
+        <w:trPr>
+          <w:cantSplit/>
+        </w:trPr>
+        <w:tc>
+          <w:tcPr>
+            <w:tcW w:w="1355" w:type="dxa"/>
+            <w:tcBorders>
+              <w:top w:val="single" w:sz="4" w:space="0" w:color="C9D3D0"/>
+              <w:left w:val="single" w:sz="4" w:space="0" w:color="C9D3D0"/>
+              <w:bottom w:val="single" w:sz="4" w:space="0" w:color="C9D3D0"/>
+              <w:right w:val="single" w:sz="4" w:space="0" w:color="C9D3D0"/>
+            </w:tcBorders>
+            <w:shd w:val="clear" w:color="auto" w:fill="F3F8F6"/>
+            <w:tcMar>
+              <w:top w:w="50" w:type="dxa"/>
+              <w:left w:w="100" w:type="dxa"/>
+              <w:bottom w:w="50" w:type="dxa"/>
+              <w:right w:w="100" w:type="dxa"/>
+            </w:tcMar>
+            <w:vAlign w:val="center"/>
+          </w:tcPr>
+          <w:p>
+            <w:pPr>
+              <w:spacing w:line="252" w:lineRule="auto"/>
+            </w:pPr>
+            <w:r>
+              <w:rPr>
+                <w:sz w:val="19"/>
+                <w:szCs w:val="19"/>
+              </w:rPr>
+              <w:t>VR2</w:t>
+            </w:r>
+          </w:p>
+        </w:tc>
+        <w:tc>
+          <w:tcPr>
+            <w:tcW w:w="4141" w:type="dxa"/>
+            <w:tcBorders>
+              <w:top w:val="single" w:sz="4" w:space="0" w:color="C9D3D0"/>
+              <w:left w:val="single" w:sz="4" w:space="0" w:color="C9D3D0"/>
+              <w:bottom w:val="single" w:sz="4" w:space="0" w:color="C9D3D0"/>
+              <w:right w:val="single" w:sz="4" w:space="0" w:color="C9D3D0"/>
+            </w:tcBorders>
+            <w:shd w:val="clear" w:color="auto" w:fill="F3F8F6"/>
+            <w:tcMar>
+              <w:top w:w="50" w:type="dxa"/>
+              <w:left w:w="100" w:type="dxa"/>
+              <w:bottom w:w="50" w:type="dxa"/>
+              <w:right w:w="100" w:type="dxa"/>
+            </w:tcMar>
+            <w:vAlign w:val="center"/>
+          </w:tcPr>
+          <w:p>
+            <w:pPr>
+              <w:spacing w:line="252" w:lineRule="auto"/>
+            </w:pPr>
+            <w:r>
+              <w:rPr>
+                <w:sz w:val="19"/>
+                <w:szCs w:val="19"/>
+              </w:rPr>
+              <w:t>Product owner's review and decisions of 14 Oct</w:t>
+            </w:r>
+          </w:p>
+        </w:tc>
+        <w:tc>
+          <w:tcPr>
+            <w:tcW w:w="4142" w:type="dxa"/>
+            <w:tcBorders>
+              <w:top w:val="single" w:sz="4" w:space="0" w:color="C9D3D0"/>
+              <w:left w:val="single" w:sz="4" w:space="0" w:color="C9D3D0"/>
+              <w:bottom w:val="single" w:sz="4" w:space="0" w:color="C9D3D0"/>
+              <w:right w:val="single" w:sz="4" w:space="0" w:color="C9D3D0"/>
+            </w:tcBorders>
+            <w:shd w:val="clear" w:color="auto" w:fill="F3F8F6"/>
+            <w:tcMar>
+              <w:top w:w="50" w:type="dxa"/>
+              <w:left w:w="100" w:type="dxa"/>
+              <w:bottom w:w="50" w:type="dxa"/>
+              <w:right w:w="100" w:type="dxa"/>
+            </w:tcMar>
+            <w:vAlign w:val="center"/>
+          </w:tcPr>
+          <w:p>
+            <w:pPr>
+              <w:spacing w:line="252" w:lineRule="auto"/>
+            </w:pPr>
+            <w:r>
+              <w:rPr>
+                <w:sz w:val="19"/>
+                <w:szCs w:val="19"/>
+              </w:rPr>
+              <w:t xml:space="preserve">Bands renamed </w:t>
+            </w:r>
+            <w:r>
+              <w:rPr>
+                <w:i/>
+                <w:iCs/>
+                <w:sz w:val="19"/>
+                <w:szCs w:val="19"/>
+              </w:rPr>
+              <w:t>Very likely / Possible / Unlikely</w:t>
+            </w:r>
+            <w:r>
+              <w:rPr>
+                <w:sz w:val="19"/>
+                <w:szCs w:val="19"/>
+              </w:rPr>
+              <w:t xml:space="preserve"> (his choice of four options) with a one-line meaning under the tabs; intro guide rebuilt to seven slides with app scenes; avatars redrawn as plain silhouettes in 12 colours (same codes a01 to a12); expired session returns to Log in; intro scene styles scoped so they no longer narrowed the Courses and Groups lists; one selection across the Courses tabs</w:t>
+            </w:r>
+          </w:p>
+        </w:tc>
+      </w:tr>
+      <w:tr>
+        <w:tblPrEx>
+          <w:tblCellMar>
+            <w:top w:w="0" w:type="dxa"/>
+            <w:bottom w:w="0" w:type="dxa"/>
+          </w:tblCellMar>
+        </w:tblPrEx>
+        <w:trPr>
+          <w:cantSplit/>
+        </w:trPr>
+        <w:tc>
+          <w:tcPr>
+            <w:tcW w:w="1355" w:type="dxa"/>
+            <w:tcBorders>
+              <w:top w:val="single" w:sz="4" w:space="0" w:color="C9D3D0"/>
+              <w:left w:val="single" w:sz="4" w:space="0" w:color="C9D3D0"/>
+              <w:bottom w:val="single" w:sz="4" w:space="0" w:color="C9D3D0"/>
+              <w:right w:val="single" w:sz="4" w:space="0" w:color="C9D3D0"/>
+            </w:tcBorders>
+            <w:tcMar>
+              <w:top w:w="50" w:type="dxa"/>
+              <w:left w:w="100" w:type="dxa"/>
+              <w:bottom w:w="50" w:type="dxa"/>
+              <w:right w:w="100" w:type="dxa"/>
+            </w:tcMar>
+            <w:vAlign w:val="center"/>
+          </w:tcPr>
+          <w:p>
+            <w:pPr>
+              <w:spacing w:line="252" w:lineRule="auto"/>
+            </w:pPr>
+            <w:r>
+              <w:rPr>
+                <w:sz w:val="19"/>
+                <w:szCs w:val="19"/>
+              </w:rPr>
+              <w:t>CR-007</w:t>
+            </w:r>
+          </w:p>
+        </w:tc>
+        <w:tc>
+          <w:tcPr>
+            <w:tcW w:w="4141" w:type="dxa"/>
+            <w:tcBorders>
+              <w:top w:val="single" w:sz="4" w:space="0" w:color="C9D3D0"/>
+              <w:left w:val="single" w:sz="4" w:space="0" w:color="C9D3D0"/>
+              <w:bottom w:val="single" w:sz="4" w:space="0" w:color="C9D3D0"/>
+              <w:right w:val="single" w:sz="4" w:space="0" w:color="C9D3D0"/>
+            </w:tcBorders>
+            <w:tcMar>
+              <w:top w:w="50" w:type="dxa"/>
+              <w:left w:w="100" w:type="dxa"/>
+              <w:bottom w:w="50" w:type="dxa"/>
+              <w:right w:w="100" w:type="dxa"/>
+            </w:tcMar>
+            <w:vAlign w:val="center"/>
+          </w:tcPr>
+          <w:p>
+            <w:pPr>
+              <w:spacing w:line="252" w:lineRule="auto"/>
+            </w:pPr>
+            <w:r>
+              <w:rPr>
+                <w:sz w:val="19"/>
+                <w:szCs w:val="19"/>
+              </w:rPr>
+              <w:t>Product owner's decision (15 Oct): a demo without sign-up, a private copy per visitor</w:t>
+            </w:r>
+          </w:p>
+        </w:tc>
+        <w:tc>
+          <w:tcPr>
+            <w:tcW w:w="4142" w:type="dxa"/>
+            <w:tcBorders>
+              <w:top w:val="single" w:sz="4" w:space="0" w:color="C9D3D0"/>
+              <w:left w:val="single" w:sz="4" w:space="0" w:color="C9D3D0"/>
+              <w:bottom w:val="single" w:sz="4" w:space="0" w:color="C9D3D0"/>
+              <w:right w:val="single" w:sz="4" w:space="0" w:color="C9D3D0"/>
+            </w:tcBorders>
+            <w:tcMar>
+              <w:top w:w="50" w:type="dxa"/>
+              <w:left w:w="100" w:type="dxa"/>
+              <w:bottom w:w="50" w:type="dxa"/>
+              <w:right w:w="100" w:type="dxa"/>
+            </w:tcMar>
+            <w:vAlign w:val="center"/>
+          </w:tcPr>
+          <w:p>
+            <w:pPr>
+              <w:spacing w:line="252" w:lineRule="auto"/>
+            </w:pPr>
+            <w:r>
+              <w:rPr>
+                <w:i/>
+                <w:iCs/>
+                <w:sz w:val="19"/>
+                <w:szCs w:val="19"/>
+              </w:rPr>
+              <w:t>Try the demo, no sign-up</w:t>
+            </w:r>
+            <w:r>
+              <w:rPr>
+                <w:sz w:val="19"/>
+                <w:szCs w:val="19"/>
+              </w:rPr>
+              <w:t xml:space="preserve"> on Welcome; demo note in Me</w:t>
+            </w:r>
+          </w:p>
+        </w:tc>
+      </w:tr>
+      <w:tr>
+        <w:tblPrEx>
+          <w:tblCellMar>
+            <w:top w:w="0" w:type="dxa"/>
+            <w:bottom w:w="0" w:type="dxa"/>
+          </w:tblCellMar>
+        </w:tblPrEx>
+        <w:trPr>
+          <w:cantSplit/>
+        </w:trPr>
+        <w:tc>
+          <w:tcPr>
+            <w:tcW w:w="1355" w:type="dxa"/>
+            <w:tcBorders>
+              <w:top w:val="single" w:sz="4" w:space="0" w:color="C9D3D0"/>
+              <w:left w:val="single" w:sz="4" w:space="0" w:color="C9D3D0"/>
+              <w:bottom w:val="single" w:sz="4" w:space="0" w:color="C9D3D0"/>
+              <w:right w:val="single" w:sz="4" w:space="0" w:color="C9D3D0"/>
+            </w:tcBorders>
+            <w:shd w:val="clear" w:color="auto" w:fill="F3F8F6"/>
+            <w:tcMar>
+              <w:top w:w="50" w:type="dxa"/>
+              <w:left w:w="100" w:type="dxa"/>
+              <w:bottom w:w="50" w:type="dxa"/>
+              <w:right w:w="100" w:type="dxa"/>
+            </w:tcMar>
+            <w:vAlign w:val="center"/>
+          </w:tcPr>
+          <w:p>
+            <w:pPr>
+              <w:spacing w:line="252" w:lineRule="auto"/>
+            </w:pPr>
+            <w:r>
+              <w:rPr>
+                <w:sz w:val="19"/>
+                <w:szCs w:val="19"/>
+              </w:rPr>
+              <w:t>CR-008, CR-009</w:t>
+            </w:r>
+          </w:p>
+        </w:tc>
+        <w:tc>
+          <w:tcPr>
+            <w:tcW w:w="4141" w:type="dxa"/>
+            <w:tcBorders>
+              <w:top w:val="single" w:sz="4" w:space="0" w:color="C9D3D0"/>
+              <w:left w:val="single" w:sz="4" w:space="0" w:color="C9D3D0"/>
+              <w:bottom w:val="single" w:sz="4" w:space="0" w:color="C9D3D0"/>
+              <w:right w:val="single" w:sz="4" w:space="0" w:color="C9D3D0"/>
+            </w:tcBorders>
+            <w:shd w:val="clear" w:color="auto" w:fill="F3F8F6"/>
+            <w:tcMar>
+              <w:top w:w="50" w:type="dxa"/>
+              <w:left w:w="100" w:type="dxa"/>
+              <w:bottom w:w="50" w:type="dxa"/>
+              <w:right w:w="100" w:type="dxa"/>
+            </w:tcMar>
+            <w:vAlign w:val="center"/>
+          </w:tcPr>
+          <w:p>
+            <w:pPr>
+              <w:spacing w:line="252" w:lineRule="auto"/>
+            </w:pPr>
+            <w:r>
+              <w:rPr>
+                <w:sz w:val="19"/>
+                <w:szCs w:val="19"/>
+              </w:rPr>
+              <w:t>Product owner's decisions (15 Oct)</w:t>
+            </w:r>
+          </w:p>
+        </w:tc>
+        <w:tc>
+          <w:tcPr>
+            <w:tcW w:w="4142" w:type="dxa"/>
+            <w:tcBorders>
+              <w:top w:val="single" w:sz="4" w:space="0" w:color="C9D3D0"/>
+              <w:left w:val="single" w:sz="4" w:space="0" w:color="C9D3D0"/>
+              <w:bottom w:val="single" w:sz="4" w:space="0" w:color="C9D3D0"/>
+              <w:right w:val="single" w:sz="4" w:space="0" w:color="C9D3D0"/>
+            </w:tcBorders>
+            <w:shd w:val="clear" w:color="auto" w:fill="F3F8F6"/>
+            <w:tcMar>
+              <w:top w:w="50" w:type="dxa"/>
+              <w:left w:w="100" w:type="dxa"/>
+              <w:bottom w:w="50" w:type="dxa"/>
+              <w:right w:w="100" w:type="dxa"/>
+            </w:tcMar>
+            <w:vAlign w:val="center"/>
+          </w:tcPr>
+          <w:p>
+            <w:pPr>
+              <w:spacing w:line="252" w:lineRule="auto"/>
+            </w:pPr>
+            <w:r>
+              <w:rPr>
+                <w:sz w:val="19"/>
+                <w:szCs w:val="19"/>
+              </w:rPr>
+              <w:t>University facts card and Aptitude test card on the course page; NVQ ladder text on the University of Vocational Technology route</w:t>
+            </w:r>
+          </w:p>
+        </w:tc>
+      </w:tr>
+      <w:tr>
+        <w:tblPrEx>
+          <w:tblCellMar>
+            <w:top w:w="0" w:type="dxa"/>
+            <w:bottom w:w="0" w:type="dxa"/>
+          </w:tblCellMar>
+        </w:tblPrEx>
+        <w:trPr>
+          <w:cantSplit/>
+        </w:trPr>
+        <w:tc>
+          <w:tcPr>
+            <w:tcW w:w="1355" w:type="dxa"/>
+            <w:tcBorders>
+              <w:top w:val="single" w:sz="4" w:space="0" w:color="C9D3D0"/>
+              <w:left w:val="single" w:sz="4" w:space="0" w:color="C9D3D0"/>
+              <w:bottom w:val="single" w:sz="4" w:space="0" w:color="C9D3D0"/>
+              <w:right w:val="single" w:sz="4" w:space="0" w:color="C9D3D0"/>
+            </w:tcBorders>
+            <w:tcMar>
+              <w:top w:w="50" w:type="dxa"/>
+              <w:left w:w="100" w:type="dxa"/>
+              <w:bottom w:w="50" w:type="dxa"/>
+              <w:right w:w="100" w:type="dxa"/>
+            </w:tcMar>
+            <w:vAlign w:val="center"/>
+          </w:tcPr>
+          <w:p>
+            <w:pPr>
+              <w:spacing w:line="252" w:lineRule="auto"/>
+            </w:pPr>
+            <w:r>
+              <w:rPr>
+                <w:sz w:val="19"/>
+                <w:szCs w:val="19"/>
+              </w:rPr>
+              <w:t>CR-010</w:t>
+            </w:r>
+          </w:p>
+        </w:tc>
+        <w:tc>
+          <w:tcPr>
+            <w:tcW w:w="4141" w:type="dxa"/>
+            <w:tcBorders>
+              <w:top w:val="single" w:sz="4" w:space="0" w:color="C9D3D0"/>
+              <w:left w:val="single" w:sz="4" w:space="0" w:color="C9D3D0"/>
+              <w:bottom w:val="single" w:sz="4" w:space="0" w:color="C9D3D0"/>
+              <w:right w:val="single" w:sz="4" w:space="0" w:color="C9D3D0"/>
+            </w:tcBorders>
+            <w:tcMar>
+              <w:top w:w="50" w:type="dxa"/>
+              <w:left w:w="100" w:type="dxa"/>
+              <w:bottom w:w="50" w:type="dxa"/>
+              <w:right w:w="100" w:type="dxa"/>
+            </w:tcMar>
+            <w:vAlign w:val="center"/>
+          </w:tcPr>
+          <w:p>
+            <w:pPr>
+              <w:spacing w:line="252" w:lineRule="auto"/>
+            </w:pPr>
+            <w:r>
+              <w:rPr>
+                <w:sz w:val="19"/>
+                <w:szCs w:val="19"/>
+              </w:rPr>
+              <w:t>Security audit run-1 (15 Oct)</w:t>
+            </w:r>
+          </w:p>
+        </w:tc>
+        <w:tc>
+          <w:tcPr>
+            <w:tcW w:w="4142" w:type="dxa"/>
+            <w:tcBorders>
+              <w:top w:val="single" w:sz="4" w:space="0" w:color="C9D3D0"/>
+              <w:left w:val="single" w:sz="4" w:space="0" w:color="C9D3D0"/>
+              <w:bottom w:val="single" w:sz="4" w:space="0" w:color="C9D3D0"/>
+              <w:right w:val="single" w:sz="4" w:space="0" w:color="C9D3D0"/>
+            </w:tcBorders>
+            <w:tcMar>
+              <w:top w:w="50" w:type="dxa"/>
+              <w:left w:w="100" w:type="dxa"/>
+              <w:bottom w:w="50" w:type="dxa"/>
+              <w:right w:w="100" w:type="dxa"/>
+            </w:tcMar>
+            <w:vAlign w:val="center"/>
+          </w:tcPr>
+          <w:p>
+            <w:pPr>
+              <w:spacing w:line="252" w:lineRule="auto"/>
+            </w:pPr>
+            <w:r>
+              <w:rPr>
+                <w:sz w:val="19"/>
+                <w:szCs w:val="19"/>
+              </w:rPr>
+              <w:t>Ask links only fill the box; no prefilled demo password; failed log-out reported; the next student on a phone starts clean</w:t>
+            </w:r>
+          </w:p>
+        </w:tc>
+      </w:tr>
     </w:tbl>
     <w:p>
       <w:pPr>
@@ -31119,7 +33034,7 @@
         <w:keepLines/>
         <w:pageBreakBefore/>
       </w:pPr>
-      <w:bookmarkStart w:id="61" w:name="_Toc242889153"/>
+      <w:bookmarkStart w:id="61" w:name="_Toc242920533"/>
       <w:r>
         <w:lastRenderedPageBreak/>
         <w:t>12 Traceability</w:t>
@@ -31131,7 +33046,7 @@
         <w:pStyle w:val="Caption"/>
         <w:keepNext/>
       </w:pPr>
-      <w:bookmarkStart w:id="62" w:name="_Toc242889181"/>
+      <w:bookmarkStart w:id="62" w:name="_Toc242920561"/>
       <w:r>
         <w:t xml:space="preserve">Table </w:t>
       </w:r>
@@ -31176,8 +33091,8 @@
         <w:tblLook w:val="04A0" w:firstRow="1" w:lastRow="0" w:firstColumn="1" w:lastColumn="0" w:noHBand="0" w:noVBand="1"/>
       </w:tblPr>
       <w:tblGrid>
-        <w:gridCol w:w="3810"/>
-        <w:gridCol w:w="5828"/>
+        <w:gridCol w:w="3682"/>
+        <w:gridCol w:w="5956"/>
       </w:tblGrid>
       <w:tr>
         <w:tblPrEx>
@@ -31192,7 +33107,7 @@
         </w:trPr>
         <w:tc>
           <w:tcPr>
-            <w:tcW w:w="3810" w:type="dxa"/>
+            <w:tcW w:w="3682" w:type="dxa"/>
             <w:tcBorders>
               <w:top w:val="single" w:sz="4" w:space="0" w:color="C9D3D0"/>
               <w:left w:val="single" w:sz="4" w:space="0" w:color="C9D3D0"/>
@@ -31226,7 +33141,7 @@
         </w:tc>
         <w:tc>
           <w:tcPr>
-            <w:tcW w:w="5828" w:type="dxa"/>
+            <w:tcW w:w="5956" w:type="dxa"/>
             <w:tcBorders>
               <w:top w:val="single" w:sz="4" w:space="0" w:color="C9D3D0"/>
               <w:left w:val="single" w:sz="4" w:space="0" w:color="C9D3D0"/>
@@ -31271,7 +33186,7 @@
         </w:trPr>
         <w:tc>
           <w:tcPr>
-            <w:tcW w:w="3810" w:type="dxa"/>
+            <w:tcW w:w="3682" w:type="dxa"/>
             <w:tcBorders>
               <w:top w:val="single" w:sz="4" w:space="0" w:color="C9D3D0"/>
               <w:left w:val="single" w:sz="4" w:space="0" w:color="C9D3D0"/>
@@ -31301,7 +33216,7 @@
         </w:tc>
         <w:tc>
           <w:tcPr>
-            <w:tcW w:w="5828" w:type="dxa"/>
+            <w:tcW w:w="5956" w:type="dxa"/>
             <w:tcBorders>
               <w:top w:val="single" w:sz="4" w:space="0" w:color="C9D3D0"/>
               <w:left w:val="single" w:sz="4" w:space="0" w:color="C9D3D0"/>
@@ -31342,7 +33257,7 @@
         </w:trPr>
         <w:tc>
           <w:tcPr>
-            <w:tcW w:w="3810" w:type="dxa"/>
+            <w:tcW w:w="3682" w:type="dxa"/>
             <w:tcBorders>
               <w:top w:val="single" w:sz="4" w:space="0" w:color="C9D3D0"/>
               <w:left w:val="single" w:sz="4" w:space="0" w:color="C9D3D0"/>
@@ -31373,7 +33288,7 @@
         </w:tc>
         <w:tc>
           <w:tcPr>
-            <w:tcW w:w="5828" w:type="dxa"/>
+            <w:tcW w:w="5956" w:type="dxa"/>
             <w:tcBorders>
               <w:top w:val="single" w:sz="4" w:space="0" w:color="C9D3D0"/>
               <w:left w:val="single" w:sz="4" w:space="0" w:color="C9D3D0"/>
@@ -31415,7 +33330,7 @@
         </w:trPr>
         <w:tc>
           <w:tcPr>
-            <w:tcW w:w="3810" w:type="dxa"/>
+            <w:tcW w:w="3682" w:type="dxa"/>
             <w:tcBorders>
               <w:top w:val="single" w:sz="4" w:space="0" w:color="C9D3D0"/>
               <w:left w:val="single" w:sz="4" w:space="0" w:color="C9D3D0"/>
@@ -31445,7 +33360,7 @@
         </w:tc>
         <w:tc>
           <w:tcPr>
-            <w:tcW w:w="5828" w:type="dxa"/>
+            <w:tcW w:w="5956" w:type="dxa"/>
             <w:tcBorders>
               <w:top w:val="single" w:sz="4" w:space="0" w:color="C9D3D0"/>
               <w:left w:val="single" w:sz="4" w:space="0" w:color="C9D3D0"/>
@@ -31486,7 +33401,7 @@
         </w:trPr>
         <w:tc>
           <w:tcPr>
-            <w:tcW w:w="3810" w:type="dxa"/>
+            <w:tcW w:w="3682" w:type="dxa"/>
             <w:tcBorders>
               <w:top w:val="single" w:sz="4" w:space="0" w:color="C9D3D0"/>
               <w:left w:val="single" w:sz="4" w:space="0" w:color="C9D3D0"/>
@@ -31517,7 +33432,7 @@
         </w:tc>
         <w:tc>
           <w:tcPr>
-            <w:tcW w:w="5828" w:type="dxa"/>
+            <w:tcW w:w="5956" w:type="dxa"/>
             <w:tcBorders>
               <w:top w:val="single" w:sz="4" w:space="0" w:color="C9D3D0"/>
               <w:left w:val="single" w:sz="4" w:space="0" w:color="C9D3D0"/>
@@ -31559,7 +33474,7 @@
         </w:trPr>
         <w:tc>
           <w:tcPr>
-            <w:tcW w:w="3810" w:type="dxa"/>
+            <w:tcW w:w="3682" w:type="dxa"/>
             <w:tcBorders>
               <w:top w:val="single" w:sz="4" w:space="0" w:color="C9D3D0"/>
               <w:left w:val="single" w:sz="4" w:space="0" w:color="C9D3D0"/>
@@ -31589,7 +33504,7 @@
         </w:tc>
         <w:tc>
           <w:tcPr>
-            <w:tcW w:w="5828" w:type="dxa"/>
+            <w:tcW w:w="5956" w:type="dxa"/>
             <w:tcBorders>
               <w:top w:val="single" w:sz="4" w:space="0" w:color="C9D3D0"/>
               <w:left w:val="single" w:sz="4" w:space="0" w:color="C9D3D0"/>
@@ -31630,7 +33545,7 @@
         </w:trPr>
         <w:tc>
           <w:tcPr>
-            <w:tcW w:w="3810" w:type="dxa"/>
+            <w:tcW w:w="3682" w:type="dxa"/>
             <w:tcBorders>
               <w:top w:val="single" w:sz="4" w:space="0" w:color="C9D3D0"/>
               <w:left w:val="single" w:sz="4" w:space="0" w:color="C9D3D0"/>
@@ -31655,13 +33570,13 @@
                 <w:sz w:val="19"/>
                 <w:szCs w:val="19"/>
               </w:rPr>
-              <w:t>US-101 to US-111</w:t>
-            </w:r>
-          </w:p>
-        </w:tc>
-        <w:tc>
-          <w:tcPr>
-            <w:tcW w:w="5828" w:type="dxa"/>
+              <w:t>US-101 to US-112</w:t>
+            </w:r>
+          </w:p>
+        </w:tc>
+        <w:tc>
+          <w:tcPr>
+            <w:tcW w:w="5956" w:type="dxa"/>
             <w:tcBorders>
               <w:top w:val="single" w:sz="4" w:space="0" w:color="C9D3D0"/>
               <w:left w:val="single" w:sz="4" w:space="0" w:color="C9D3D0"/>
@@ -31686,7 +33601,7 @@
                 <w:sz w:val="19"/>
                 <w:szCs w:val="19"/>
               </w:rPr>
-              <w:t>Welcome, Intro and About you; Account; Me</w:t>
+              <w:t>Welcome, Intro and About you; Account; Me; Guards</w:t>
             </w:r>
           </w:p>
         </w:tc>
@@ -31703,37 +33618,37 @@
         </w:trPr>
         <w:tc>
           <w:tcPr>
-            <w:tcW w:w="3810" w:type="dxa"/>
-            <w:tcBorders>
-              <w:top w:val="single" w:sz="4" w:space="0" w:color="C9D3D0"/>
-              <w:left w:val="single" w:sz="4" w:space="0" w:color="C9D3D0"/>
-              <w:bottom w:val="single" w:sz="4" w:space="0" w:color="C9D3D0"/>
-              <w:right w:val="single" w:sz="4" w:space="0" w:color="C9D3D0"/>
-            </w:tcBorders>
-            <w:tcMar>
-              <w:top w:w="50" w:type="dxa"/>
-              <w:left w:w="100" w:type="dxa"/>
-              <w:bottom w:w="50" w:type="dxa"/>
-              <w:right w:w="100" w:type="dxa"/>
-            </w:tcMar>
-            <w:vAlign w:val="center"/>
-          </w:tcPr>
-          <w:p>
-            <w:pPr>
-              <w:spacing w:line="252" w:lineRule="auto"/>
-            </w:pPr>
-            <w:r>
-              <w:rPr>
-                <w:sz w:val="19"/>
-                <w:szCs w:val="19"/>
-              </w:rPr>
-              <w:t>US-201 to US-209</w:t>
-            </w:r>
-          </w:p>
-        </w:tc>
-        <w:tc>
-          <w:tcPr>
-            <w:tcW w:w="5828" w:type="dxa"/>
+            <w:tcW w:w="3682" w:type="dxa"/>
+            <w:tcBorders>
+              <w:top w:val="single" w:sz="4" w:space="0" w:color="C9D3D0"/>
+              <w:left w:val="single" w:sz="4" w:space="0" w:color="C9D3D0"/>
+              <w:bottom w:val="single" w:sz="4" w:space="0" w:color="C9D3D0"/>
+              <w:right w:val="single" w:sz="4" w:space="0" w:color="C9D3D0"/>
+            </w:tcBorders>
+            <w:tcMar>
+              <w:top w:w="50" w:type="dxa"/>
+              <w:left w:w="100" w:type="dxa"/>
+              <w:bottom w:w="50" w:type="dxa"/>
+              <w:right w:w="100" w:type="dxa"/>
+            </w:tcMar>
+            <w:vAlign w:val="center"/>
+          </w:tcPr>
+          <w:p>
+            <w:pPr>
+              <w:spacing w:line="252" w:lineRule="auto"/>
+            </w:pPr>
+            <w:r>
+              <w:rPr>
+                <w:sz w:val="19"/>
+                <w:szCs w:val="19"/>
+              </w:rPr>
+              <w:t>US-201 to US-211</w:t>
+            </w:r>
+          </w:p>
+        </w:tc>
+        <w:tc>
+          <w:tcPr>
+            <w:tcW w:w="5956" w:type="dxa"/>
             <w:tcBorders>
               <w:top w:val="single" w:sz="4" w:space="0" w:color="C9D3D0"/>
               <w:left w:val="single" w:sz="4" w:space="0" w:color="C9D3D0"/>
@@ -31774,7 +33689,7 @@
         </w:trPr>
         <w:tc>
           <w:tcPr>
-            <w:tcW w:w="3810" w:type="dxa"/>
+            <w:tcW w:w="3682" w:type="dxa"/>
             <w:tcBorders>
               <w:top w:val="single" w:sz="4" w:space="0" w:color="C9D3D0"/>
               <w:left w:val="single" w:sz="4" w:space="0" w:color="C9D3D0"/>
@@ -31799,13 +33714,13 @@
                 <w:sz w:val="19"/>
                 <w:szCs w:val="19"/>
               </w:rPr>
-              <w:t>US-301 to US-305</w:t>
-            </w:r>
-          </w:p>
-        </w:tc>
-        <w:tc>
-          <w:tcPr>
-            <w:tcW w:w="5828" w:type="dxa"/>
+              <w:t>US-508</w:t>
+            </w:r>
+          </w:p>
+        </w:tc>
+        <w:tc>
+          <w:tcPr>
+            <w:tcW w:w="5956" w:type="dxa"/>
             <w:tcBorders>
               <w:top w:val="single" w:sz="4" w:space="0" w:color="C9D3D0"/>
               <w:left w:val="single" w:sz="4" w:space="0" w:color="C9D3D0"/>
@@ -31830,7 +33745,7 @@
                 <w:sz w:val="19"/>
                 <w:szCs w:val="19"/>
               </w:rPr>
-              <w:t>My list; Interaction patterns (press and hold)</w:t>
+              <w:t>Paths (other routes)</w:t>
             </w:r>
           </w:p>
         </w:tc>
@@ -31847,61 +33762,61 @@
         </w:trPr>
         <w:tc>
           <w:tcPr>
-            <w:tcW w:w="3810" w:type="dxa"/>
-            <w:tcBorders>
-              <w:top w:val="single" w:sz="4" w:space="0" w:color="C9D3D0"/>
-              <w:left w:val="single" w:sz="4" w:space="0" w:color="C9D3D0"/>
-              <w:bottom w:val="single" w:sz="4" w:space="0" w:color="C9D3D0"/>
-              <w:right w:val="single" w:sz="4" w:space="0" w:color="C9D3D0"/>
-            </w:tcBorders>
-            <w:tcMar>
-              <w:top w:w="50" w:type="dxa"/>
-              <w:left w:w="100" w:type="dxa"/>
-              <w:bottom w:w="50" w:type="dxa"/>
-              <w:right w:w="100" w:type="dxa"/>
-            </w:tcMar>
-            <w:vAlign w:val="center"/>
-          </w:tcPr>
-          <w:p>
-            <w:pPr>
-              <w:spacing w:line="252" w:lineRule="auto"/>
-            </w:pPr>
-            <w:r>
-              <w:rPr>
-                <w:sz w:val="19"/>
-                <w:szCs w:val="19"/>
-              </w:rPr>
-              <w:t>US-401 to US-411, US-501 to US-503</w:t>
-            </w:r>
-          </w:p>
-        </w:tc>
-        <w:tc>
-          <w:tcPr>
-            <w:tcW w:w="5828" w:type="dxa"/>
-            <w:tcBorders>
-              <w:top w:val="single" w:sz="4" w:space="0" w:color="C9D3D0"/>
-              <w:left w:val="single" w:sz="4" w:space="0" w:color="C9D3D0"/>
-              <w:bottom w:val="single" w:sz="4" w:space="0" w:color="C9D3D0"/>
-              <w:right w:val="single" w:sz="4" w:space="0" w:color="C9D3D0"/>
-            </w:tcBorders>
-            <w:tcMar>
-              <w:top w:w="50" w:type="dxa"/>
-              <w:left w:w="100" w:type="dxa"/>
-              <w:bottom w:w="50" w:type="dxa"/>
-              <w:right w:w="100" w:type="dxa"/>
-            </w:tcMar>
-            <w:vAlign w:val="center"/>
-          </w:tcPr>
-          <w:p>
-            <w:pPr>
-              <w:spacing w:line="252" w:lineRule="auto"/>
-            </w:pPr>
-            <w:r>
-              <w:rPr>
-                <w:sz w:val="19"/>
-                <w:szCs w:val="19"/>
-              </w:rPr>
-              <w:t>Journey; Paths (other routes)</w:t>
+            <w:tcW w:w="3682" w:type="dxa"/>
+            <w:tcBorders>
+              <w:top w:val="single" w:sz="4" w:space="0" w:color="C9D3D0"/>
+              <w:left w:val="single" w:sz="4" w:space="0" w:color="C9D3D0"/>
+              <w:bottom w:val="single" w:sz="4" w:space="0" w:color="C9D3D0"/>
+              <w:right w:val="single" w:sz="4" w:space="0" w:color="C9D3D0"/>
+            </w:tcBorders>
+            <w:tcMar>
+              <w:top w:w="50" w:type="dxa"/>
+              <w:left w:w="100" w:type="dxa"/>
+              <w:bottom w:w="50" w:type="dxa"/>
+              <w:right w:w="100" w:type="dxa"/>
+            </w:tcMar>
+            <w:vAlign w:val="center"/>
+          </w:tcPr>
+          <w:p>
+            <w:pPr>
+              <w:spacing w:line="252" w:lineRule="auto"/>
+            </w:pPr>
+            <w:r>
+              <w:rPr>
+                <w:sz w:val="19"/>
+                <w:szCs w:val="19"/>
+              </w:rPr>
+              <w:t>US-908, AC-601.3</w:t>
+            </w:r>
+          </w:p>
+        </w:tc>
+        <w:tc>
+          <w:tcPr>
+            <w:tcW w:w="5956" w:type="dxa"/>
+            <w:tcBorders>
+              <w:top w:val="single" w:sz="4" w:space="0" w:color="C9D3D0"/>
+              <w:left w:val="single" w:sz="4" w:space="0" w:color="C9D3D0"/>
+              <w:bottom w:val="single" w:sz="4" w:space="0" w:color="C9D3D0"/>
+              <w:right w:val="single" w:sz="4" w:space="0" w:color="C9D3D0"/>
+            </w:tcBorders>
+            <w:tcMar>
+              <w:top w:w="50" w:type="dxa"/>
+              <w:left w:w="100" w:type="dxa"/>
+              <w:bottom w:w="50" w:type="dxa"/>
+              <w:right w:w="100" w:type="dxa"/>
+            </w:tcMar>
+            <w:vAlign w:val="center"/>
+          </w:tcPr>
+          <w:p>
+            <w:pPr>
+              <w:spacing w:line="252" w:lineRule="auto"/>
+            </w:pPr>
+            <w:r>
+              <w:rPr>
+                <w:sz w:val="19"/>
+                <w:szCs w:val="19"/>
+              </w:rPr>
+              <w:t>Interaction patterns (Deep links); Me</w:t>
             </w:r>
           </w:p>
         </w:tc>
@@ -31918,7 +33833,7 @@
         </w:trPr>
         <w:tc>
           <w:tcPr>
-            <w:tcW w:w="3810" w:type="dxa"/>
+            <w:tcW w:w="3682" w:type="dxa"/>
             <w:tcBorders>
               <w:top w:val="single" w:sz="4" w:space="0" w:color="C9D3D0"/>
               <w:left w:val="single" w:sz="4" w:space="0" w:color="C9D3D0"/>
@@ -31943,13 +33858,13 @@
                 <w:sz w:val="19"/>
                 <w:szCs w:val="19"/>
               </w:rPr>
-              <w:t>US-601 to US-607</w:t>
-            </w:r>
-          </w:p>
-        </w:tc>
-        <w:tc>
-          <w:tcPr>
-            <w:tcW w:w="5828" w:type="dxa"/>
+              <w:t>US-301 to US-305</w:t>
+            </w:r>
+          </w:p>
+        </w:tc>
+        <w:tc>
+          <w:tcPr>
+            <w:tcW w:w="5956" w:type="dxa"/>
             <w:tcBorders>
               <w:top w:val="single" w:sz="4" w:space="0" w:color="C9D3D0"/>
               <w:left w:val="single" w:sz="4" w:space="0" w:color="C9D3D0"/>
@@ -31974,7 +33889,7 @@
                 <w:sz w:val="19"/>
                 <w:szCs w:val="19"/>
               </w:rPr>
-              <w:t>Ask ZedPath</w:t>
+              <w:t>My list; Interaction patterns (press and hold)</w:t>
             </w:r>
           </w:p>
         </w:tc>
@@ -31991,61 +33906,61 @@
         </w:trPr>
         <w:tc>
           <w:tcPr>
-            <w:tcW w:w="3810" w:type="dxa"/>
-            <w:tcBorders>
-              <w:top w:val="single" w:sz="4" w:space="0" w:color="C9D3D0"/>
-              <w:left w:val="single" w:sz="4" w:space="0" w:color="C9D3D0"/>
-              <w:bottom w:val="single" w:sz="4" w:space="0" w:color="C9D3D0"/>
-              <w:right w:val="single" w:sz="4" w:space="0" w:color="C9D3D0"/>
-            </w:tcBorders>
-            <w:tcMar>
-              <w:top w:w="50" w:type="dxa"/>
-              <w:left w:w="100" w:type="dxa"/>
-              <w:bottom w:w="50" w:type="dxa"/>
-              <w:right w:w="100" w:type="dxa"/>
-            </w:tcMar>
-            <w:vAlign w:val="center"/>
-          </w:tcPr>
-          <w:p>
-            <w:pPr>
-              <w:spacing w:line="252" w:lineRule="auto"/>
-            </w:pPr>
-            <w:r>
-              <w:rPr>
-                <w:sz w:val="19"/>
-                <w:szCs w:val="19"/>
-              </w:rPr>
-              <w:t>US-704 to US-708</w:t>
-            </w:r>
-          </w:p>
-        </w:tc>
-        <w:tc>
-          <w:tcPr>
-            <w:tcW w:w="5828" w:type="dxa"/>
-            <w:tcBorders>
-              <w:top w:val="single" w:sz="4" w:space="0" w:color="C9D3D0"/>
-              <w:left w:val="single" w:sz="4" w:space="0" w:color="C9D3D0"/>
-              <w:bottom w:val="single" w:sz="4" w:space="0" w:color="C9D3D0"/>
-              <w:right w:val="single" w:sz="4" w:space="0" w:color="C9D3D0"/>
-            </w:tcBorders>
-            <w:tcMar>
-              <w:top w:w="50" w:type="dxa"/>
-              <w:left w:w="100" w:type="dxa"/>
-              <w:bottom w:w="50" w:type="dxa"/>
-              <w:right w:w="100" w:type="dxa"/>
-            </w:tcMar>
-            <w:vAlign w:val="center"/>
-          </w:tcPr>
-          <w:p>
-            <w:pPr>
-              <w:spacing w:line="252" w:lineRule="auto"/>
-            </w:pPr>
-            <w:r>
-              <w:rPr>
-                <w:sz w:val="19"/>
-                <w:szCs w:val="19"/>
-              </w:rPr>
-              <w:t>Groups, Group room and Group info</w:t>
+            <w:tcW w:w="3682" w:type="dxa"/>
+            <w:tcBorders>
+              <w:top w:val="single" w:sz="4" w:space="0" w:color="C9D3D0"/>
+              <w:left w:val="single" w:sz="4" w:space="0" w:color="C9D3D0"/>
+              <w:bottom w:val="single" w:sz="4" w:space="0" w:color="C9D3D0"/>
+              <w:right w:val="single" w:sz="4" w:space="0" w:color="C9D3D0"/>
+            </w:tcBorders>
+            <w:tcMar>
+              <w:top w:w="50" w:type="dxa"/>
+              <w:left w:w="100" w:type="dxa"/>
+              <w:bottom w:w="50" w:type="dxa"/>
+              <w:right w:w="100" w:type="dxa"/>
+            </w:tcMar>
+            <w:vAlign w:val="center"/>
+          </w:tcPr>
+          <w:p>
+            <w:pPr>
+              <w:spacing w:line="252" w:lineRule="auto"/>
+            </w:pPr>
+            <w:r>
+              <w:rPr>
+                <w:sz w:val="19"/>
+                <w:szCs w:val="19"/>
+              </w:rPr>
+              <w:t>US-401 to US-411, US-501 to US-503</w:t>
+            </w:r>
+          </w:p>
+        </w:tc>
+        <w:tc>
+          <w:tcPr>
+            <w:tcW w:w="5956" w:type="dxa"/>
+            <w:tcBorders>
+              <w:top w:val="single" w:sz="4" w:space="0" w:color="C9D3D0"/>
+              <w:left w:val="single" w:sz="4" w:space="0" w:color="C9D3D0"/>
+              <w:bottom w:val="single" w:sz="4" w:space="0" w:color="C9D3D0"/>
+              <w:right w:val="single" w:sz="4" w:space="0" w:color="C9D3D0"/>
+            </w:tcBorders>
+            <w:tcMar>
+              <w:top w:w="50" w:type="dxa"/>
+              <w:left w:w="100" w:type="dxa"/>
+              <w:bottom w:w="50" w:type="dxa"/>
+              <w:right w:w="100" w:type="dxa"/>
+            </w:tcMar>
+            <w:vAlign w:val="center"/>
+          </w:tcPr>
+          <w:p>
+            <w:pPr>
+              <w:spacing w:line="252" w:lineRule="auto"/>
+            </w:pPr>
+            <w:r>
+              <w:rPr>
+                <w:sz w:val="19"/>
+                <w:szCs w:val="19"/>
+              </w:rPr>
+              <w:t>Journey; Paths (other routes)</w:t>
             </w:r>
           </w:p>
         </w:tc>
@@ -32062,7 +33977,7 @@
         </w:trPr>
         <w:tc>
           <w:tcPr>
-            <w:tcW w:w="3810" w:type="dxa"/>
+            <w:tcW w:w="3682" w:type="dxa"/>
             <w:tcBorders>
               <w:top w:val="single" w:sz="4" w:space="0" w:color="C9D3D0"/>
               <w:left w:val="single" w:sz="4" w:space="0" w:color="C9D3D0"/>
@@ -32087,20 +34002,235 @@
                 <w:sz w:val="19"/>
                 <w:szCs w:val="19"/>
               </w:rPr>
+              <w:t>BR-037 (band names)</w:t>
+            </w:r>
+          </w:p>
+        </w:tc>
+        <w:tc>
+          <w:tcPr>
+            <w:tcW w:w="5956" w:type="dxa"/>
+            <w:tcBorders>
+              <w:top w:val="single" w:sz="4" w:space="0" w:color="C9D3D0"/>
+              <w:left w:val="single" w:sz="4" w:space="0" w:color="C9D3D0"/>
+              <w:bottom w:val="single" w:sz="4" w:space="0" w:color="C9D3D0"/>
+              <w:right w:val="single" w:sz="4" w:space="0" w:color="C9D3D0"/>
+            </w:tcBorders>
+            <w:shd w:val="clear" w:color="auto" w:fill="F3F8F6"/>
+            <w:tcMar>
+              <w:top w:w="50" w:type="dxa"/>
+              <w:left w:w="100" w:type="dxa"/>
+              <w:bottom w:w="50" w:type="dxa"/>
+              <w:right w:w="100" w:type="dxa"/>
+            </w:tcMar>
+            <w:vAlign w:val="center"/>
+          </w:tcPr>
+          <w:p>
+            <w:pPr>
+              <w:spacing w:line="252" w:lineRule="auto"/>
+            </w:pPr>
+            <w:r>
+              <w:rPr>
+                <w:sz w:val="19"/>
+                <w:szCs w:val="19"/>
+              </w:rPr>
+              <w:t>Components (band pill, band meaning); Courses; Content and language</w:t>
+            </w:r>
+          </w:p>
+        </w:tc>
+      </w:tr>
+      <w:tr>
+        <w:tblPrEx>
+          <w:tblCellMar>
+            <w:top w:w="0" w:type="dxa"/>
+            <w:bottom w:w="0" w:type="dxa"/>
+          </w:tblCellMar>
+        </w:tblPrEx>
+        <w:trPr>
+          <w:cantSplit/>
+        </w:trPr>
+        <w:tc>
+          <w:tcPr>
+            <w:tcW w:w="3682" w:type="dxa"/>
+            <w:tcBorders>
+              <w:top w:val="single" w:sz="4" w:space="0" w:color="C9D3D0"/>
+              <w:left w:val="single" w:sz="4" w:space="0" w:color="C9D3D0"/>
+              <w:bottom w:val="single" w:sz="4" w:space="0" w:color="C9D3D0"/>
+              <w:right w:val="single" w:sz="4" w:space="0" w:color="C9D3D0"/>
+            </w:tcBorders>
+            <w:tcMar>
+              <w:top w:w="50" w:type="dxa"/>
+              <w:left w:w="100" w:type="dxa"/>
+              <w:bottom w:w="50" w:type="dxa"/>
+              <w:right w:w="100" w:type="dxa"/>
+            </w:tcMar>
+            <w:vAlign w:val="center"/>
+          </w:tcPr>
+          <w:p>
+            <w:pPr>
+              <w:spacing w:line="252" w:lineRule="auto"/>
+            </w:pPr>
+            <w:r>
+              <w:rPr>
+                <w:sz w:val="19"/>
+                <w:szCs w:val="19"/>
+              </w:rPr>
+              <w:t>US-601 to US-607</w:t>
+            </w:r>
+          </w:p>
+        </w:tc>
+        <w:tc>
+          <w:tcPr>
+            <w:tcW w:w="5956" w:type="dxa"/>
+            <w:tcBorders>
+              <w:top w:val="single" w:sz="4" w:space="0" w:color="C9D3D0"/>
+              <w:left w:val="single" w:sz="4" w:space="0" w:color="C9D3D0"/>
+              <w:bottom w:val="single" w:sz="4" w:space="0" w:color="C9D3D0"/>
+              <w:right w:val="single" w:sz="4" w:space="0" w:color="C9D3D0"/>
+            </w:tcBorders>
+            <w:tcMar>
+              <w:top w:w="50" w:type="dxa"/>
+              <w:left w:w="100" w:type="dxa"/>
+              <w:bottom w:w="50" w:type="dxa"/>
+              <w:right w:w="100" w:type="dxa"/>
+            </w:tcMar>
+            <w:vAlign w:val="center"/>
+          </w:tcPr>
+          <w:p>
+            <w:pPr>
+              <w:spacing w:line="252" w:lineRule="auto"/>
+            </w:pPr>
+            <w:r>
+              <w:rPr>
+                <w:sz w:val="19"/>
+                <w:szCs w:val="19"/>
+              </w:rPr>
+              <w:t>Ask ZedPath</w:t>
+            </w:r>
+          </w:p>
+        </w:tc>
+      </w:tr>
+      <w:tr>
+        <w:tblPrEx>
+          <w:tblCellMar>
+            <w:top w:w="0" w:type="dxa"/>
+            <w:bottom w:w="0" w:type="dxa"/>
+          </w:tblCellMar>
+        </w:tblPrEx>
+        <w:trPr>
+          <w:cantSplit/>
+        </w:trPr>
+        <w:tc>
+          <w:tcPr>
+            <w:tcW w:w="3682" w:type="dxa"/>
+            <w:tcBorders>
+              <w:top w:val="single" w:sz="4" w:space="0" w:color="C9D3D0"/>
+              <w:left w:val="single" w:sz="4" w:space="0" w:color="C9D3D0"/>
+              <w:bottom w:val="single" w:sz="4" w:space="0" w:color="C9D3D0"/>
+              <w:right w:val="single" w:sz="4" w:space="0" w:color="C9D3D0"/>
+            </w:tcBorders>
+            <w:shd w:val="clear" w:color="auto" w:fill="F3F8F6"/>
+            <w:tcMar>
+              <w:top w:w="50" w:type="dxa"/>
+              <w:left w:w="100" w:type="dxa"/>
+              <w:bottom w:w="50" w:type="dxa"/>
+              <w:right w:w="100" w:type="dxa"/>
+            </w:tcMar>
+            <w:vAlign w:val="center"/>
+          </w:tcPr>
+          <w:p>
+            <w:pPr>
+              <w:spacing w:line="252" w:lineRule="auto"/>
+            </w:pPr>
+            <w:r>
+              <w:rPr>
+                <w:sz w:val="19"/>
+                <w:szCs w:val="19"/>
+              </w:rPr>
+              <w:t>US-704 to US-708</w:t>
+            </w:r>
+          </w:p>
+        </w:tc>
+        <w:tc>
+          <w:tcPr>
+            <w:tcW w:w="5956" w:type="dxa"/>
+            <w:tcBorders>
+              <w:top w:val="single" w:sz="4" w:space="0" w:color="C9D3D0"/>
+              <w:left w:val="single" w:sz="4" w:space="0" w:color="C9D3D0"/>
+              <w:bottom w:val="single" w:sz="4" w:space="0" w:color="C9D3D0"/>
+              <w:right w:val="single" w:sz="4" w:space="0" w:color="C9D3D0"/>
+            </w:tcBorders>
+            <w:shd w:val="clear" w:color="auto" w:fill="F3F8F6"/>
+            <w:tcMar>
+              <w:top w:w="50" w:type="dxa"/>
+              <w:left w:w="100" w:type="dxa"/>
+              <w:bottom w:w="50" w:type="dxa"/>
+              <w:right w:w="100" w:type="dxa"/>
+            </w:tcMar>
+            <w:vAlign w:val="center"/>
+          </w:tcPr>
+          <w:p>
+            <w:pPr>
+              <w:spacing w:line="252" w:lineRule="auto"/>
+            </w:pPr>
+            <w:r>
+              <w:rPr>
+                <w:sz w:val="19"/>
+                <w:szCs w:val="19"/>
+              </w:rPr>
+              <w:t>Groups, Group room and Group info</w:t>
+            </w:r>
+          </w:p>
+        </w:tc>
+      </w:tr>
+      <w:tr>
+        <w:tblPrEx>
+          <w:tblCellMar>
+            <w:top w:w="0" w:type="dxa"/>
+            <w:bottom w:w="0" w:type="dxa"/>
+          </w:tblCellMar>
+        </w:tblPrEx>
+        <w:trPr>
+          <w:cantSplit/>
+        </w:trPr>
+        <w:tc>
+          <w:tcPr>
+            <w:tcW w:w="3682" w:type="dxa"/>
+            <w:tcBorders>
+              <w:top w:val="single" w:sz="4" w:space="0" w:color="C9D3D0"/>
+              <w:left w:val="single" w:sz="4" w:space="0" w:color="C9D3D0"/>
+              <w:bottom w:val="single" w:sz="4" w:space="0" w:color="C9D3D0"/>
+              <w:right w:val="single" w:sz="4" w:space="0" w:color="C9D3D0"/>
+            </w:tcBorders>
+            <w:tcMar>
+              <w:top w:w="50" w:type="dxa"/>
+              <w:left w:w="100" w:type="dxa"/>
+              <w:bottom w:w="50" w:type="dxa"/>
+              <w:right w:w="100" w:type="dxa"/>
+            </w:tcMar>
+            <w:vAlign w:val="center"/>
+          </w:tcPr>
+          <w:p>
+            <w:pPr>
+              <w:spacing w:line="252" w:lineRule="auto"/>
+            </w:pPr>
+            <w:r>
+              <w:rPr>
+                <w:sz w:val="19"/>
+                <w:szCs w:val="19"/>
+              </w:rPr>
               <w:t>Trust rules (CLAUDE.md)</w:t>
             </w:r>
           </w:p>
         </w:tc>
         <w:tc>
           <w:tcPr>
-            <w:tcW w:w="5828" w:type="dxa"/>
-            <w:tcBorders>
-              <w:top w:val="single" w:sz="4" w:space="0" w:color="C9D3D0"/>
-              <w:left w:val="single" w:sz="4" w:space="0" w:color="C9D3D0"/>
-              <w:bottom w:val="single" w:sz="4" w:space="0" w:color="C9D3D0"/>
-              <w:right w:val="single" w:sz="4" w:space="0" w:color="C9D3D0"/>
-            </w:tcBorders>
-            <w:shd w:val="clear" w:color="auto" w:fill="F3F8F6"/>
+            <w:tcW w:w="5956" w:type="dxa"/>
+            <w:tcBorders>
+              <w:top w:val="single" w:sz="4" w:space="0" w:color="C9D3D0"/>
+              <w:left w:val="single" w:sz="4" w:space="0" w:color="C9D3D0"/>
+              <w:bottom w:val="single" w:sz="4" w:space="0" w:color="C9D3D0"/>
+              <w:right w:val="single" w:sz="4" w:space="0" w:color="C9D3D0"/>
+            </w:tcBorders>
             <w:tcMar>
               <w:top w:w="50" w:type="dxa"/>
               <w:left w:w="100" w:type="dxa"/>
@@ -32382,10 +34512,10 @@
 <file path=word/numbering.xml><?xml version="1.0" encoding="utf-8"?>
 <w:numbering xmlns:wpc="http://schemas.microsoft.com/office/word/2010/wordprocessingCanvas" xmlns:cx="http://schemas.microsoft.com/office/drawing/2014/chartex" xmlns:cx1="http://schemas.microsoft.com/office/drawing/2015/9/8/chartex" xmlns:cx2="http://schemas.microsoft.com/office/drawing/2015/10/21/chartex" xmlns:cx3="http://schemas.microsoft.com/office/drawing/2016/5/9/chartex" xmlns:cx4="http://schemas.microsoft.com/office/drawing/2016/5/10/chartex" xmlns:cx5="http://schemas.microsoft.com/office/drawing/2016/5/11/chartex" xmlns:cx6="http://schemas.microsoft.com/office/drawing/2016/5/12/chartex" xmlns:cx7="http://schemas.microsoft.com/office/drawing/2016/5/13/chartex" xmlns:cx8="http://schemas.microsoft.com/office/drawing/2016/5/14/chartex" xmlns:mc="http://schemas.openxmlformats.org/markup-compatibility/2006" xmlns:aink="http://schemas.microsoft.com/office/drawing/2016/ink" xmlns:am3d="http://schemas.microsoft.com/office/drawing/2017/model3d" xmlns:o="urn:schemas-microsoft-com:office:office" xmlns:oel="http://schemas.microsoft.com/office/2019/extlst" xmlns:r="http://schemas.openxmlformats.org/officeDocument/2006/relationships" xmlns:m="http://schemas.openxmlformats.org/officeDocument/2006/math" xmlns:v="urn:schemas-microsoft-com:vml" xmlns:wp14="http://schemas.microsoft.com/office/word/2010/wordprocessingDrawing" xmlns:wp="http://schemas.openxmlformats.org/drawingml/2006/wordprocessingDrawing" xmlns:w10="urn:schemas-microsoft-com:office:word" xmlns:w="http://schemas.openxmlformats.org/wordprocessingml/2006/main" xmlns:w14="http://schemas.microsoft.com/office/word/2010/wordml" xmlns:w15="http://schemas.microsoft.com/office/word/2012/wordml" xmlns:w16cex="http://schemas.microsoft.com/office/word/2018/wordml/cex" xmlns:w16cid="http://schemas.microsoft.com/office/word/2016/wordml/cid" xmlns:w16="http://schemas.microsoft.com/office/word/2018/wordml" xmlns:w16du="http://schemas.microsoft.com/office/word/2023/wordml/word16du" xmlns:w16sdtdh="http://schemas.microsoft.com/office/word/2020/wordml/sdtdatahash" xmlns:w16sdtfl="http://schemas.microsoft.com/office/word/2024/wordml/sdtformatlock" xmlns:w16se="http://schemas.microsoft.com/office/word/2015/wordml/symex" xmlns:wpg="http://schemas.microsoft.com/office/word/2010/wordprocessingGroup" xmlns:wpi="http://schemas.microsoft.com/office/word/2010/wordprocessingInk" xmlns:wne="http://schemas.microsoft.com/office/word/2006/wordml" xmlns:wps="http://schemas.microsoft.com/office/word/2010/wordprocessingShape" mc:Ignorable="w14 w15 w16se w16cid w16 w16cex w16sdtdh w16sdtfl w16du wp14">
   <w:abstractNum w:abstractNumId="0" w15:restartNumberingAfterBreak="0">
-    <w:nsid w:val="0C1941D9"/>
+    <w:nsid w:val="35984FCC"/>
     <w:multiLevelType w:val="hybridMultilevel"/>
-    <w:tmpl w:val="B71E6BC0"/>
-    <w:lvl w:ilvl="0" w:tplc="2ADEDB7C" w:tentative="1">
+    <w:tmpl w:val="1804C294"/>
+    <w:lvl w:ilvl="0" w:tplc="46662FA6" w:tentative="1">
       <w:start w:val="1"/>
       <w:numFmt w:val="bullet"/>
       <w:lvlText w:val="•"/>
@@ -32394,7 +34524,7 @@
         <w:ind w:left="720" w:hanging="280"/>
       </w:pPr>
     </w:lvl>
-    <w:lvl w:ilvl="1" w:tplc="9F6094BE" w:tentative="1">
+    <w:lvl w:ilvl="1" w:tplc="49FCD976" w:tentative="1">
       <w:start w:val="1"/>
       <w:numFmt w:val="bullet"/>
       <w:lvlText w:val="–"/>
@@ -32403,7 +34533,7 @@
         <w:ind w:left="1080" w:hanging="280"/>
       </w:pPr>
     </w:lvl>
-    <w:lvl w:ilvl="2" w:tplc="A63E1234" w:tentative="1">
+    <w:lvl w:ilvl="2" w:tplc="0A18B152" w:tentative="1">
       <w:start w:val="1"/>
       <w:numFmt w:val="bullet"/>
       <w:lvlText w:val="▪"/>
@@ -32412,42 +34542,104 @@
         <w:ind w:left="1440" w:hanging="280"/>
       </w:pPr>
     </w:lvl>
-    <w:lvl w:ilvl="3" w:tplc="DA06AC4A">
+    <w:lvl w:ilvl="3" w:tplc="18084F6E">
       <w:numFmt w:val="decimal"/>
       <w:lvlText w:val=""/>
       <w:lvlJc w:val="left"/>
     </w:lvl>
-    <w:lvl w:ilvl="4" w:tplc="25628742">
+    <w:lvl w:ilvl="4" w:tplc="B7303ADA">
       <w:numFmt w:val="decimal"/>
       <w:lvlText w:val=""/>
       <w:lvlJc w:val="left"/>
     </w:lvl>
-    <w:lvl w:ilvl="5" w:tplc="58C84E2E">
+    <w:lvl w:ilvl="5" w:tplc="339E91FE">
       <w:numFmt w:val="decimal"/>
       <w:lvlText w:val=""/>
       <w:lvlJc w:val="left"/>
     </w:lvl>
-    <w:lvl w:ilvl="6" w:tplc="8AD0F912">
+    <w:lvl w:ilvl="6" w:tplc="51BCE900">
       <w:numFmt w:val="decimal"/>
       <w:lvlText w:val=""/>
       <w:lvlJc w:val="left"/>
     </w:lvl>
-    <w:lvl w:ilvl="7" w:tplc="EC44AAB8">
+    <w:lvl w:ilvl="7" w:tplc="684A5632">
       <w:numFmt w:val="decimal"/>
       <w:lvlText w:val=""/>
       <w:lvlJc w:val="left"/>
     </w:lvl>
-    <w:lvl w:ilvl="8" w:tplc="00B8CE90">
+    <w:lvl w:ilvl="8" w:tplc="456E04F8">
       <w:numFmt w:val="decimal"/>
       <w:lvlText w:val=""/>
       <w:lvlJc w:val="left"/>
     </w:lvl>
   </w:abstractNum>
   <w:abstractNum w:abstractNumId="1" w15:restartNumberingAfterBreak="0">
-    <w:nsid w:val="1AF26152"/>
+    <w:nsid w:val="55DE7AF5"/>
     <w:multiLevelType w:val="hybridMultilevel"/>
-    <w:tmpl w:val="7124CEB4"/>
-    <w:lvl w:ilvl="0" w:tplc="85DCAC74" w:tentative="1">
+    <w:tmpl w:val="BB66B336"/>
+    <w:lvl w:ilvl="0" w:tplc="A5064592" w:tentative="1">
+      <w:start w:val="1"/>
+      <w:numFmt w:val="decimal"/>
+      <w:lvlText w:val="%1."/>
+      <w:lvlJc w:val="left"/>
+      <w:pPr>
+        <w:ind w:left="720" w:hanging="360"/>
+      </w:pPr>
+    </w:lvl>
+    <w:lvl w:ilvl="1" w:tplc="4BDEF444" w:tentative="1">
+      <w:start w:val="1"/>
+      <w:numFmt w:val="lowerLetter"/>
+      <w:lvlText w:val="%2."/>
+      <w:lvlJc w:val="left"/>
+      <w:pPr>
+        <w:ind w:left="1080" w:hanging="360"/>
+      </w:pPr>
+    </w:lvl>
+    <w:lvl w:ilvl="2" w:tplc="8CD2FC2A" w:tentative="1">
+      <w:start w:val="1"/>
+      <w:numFmt w:val="lowerRoman"/>
+      <w:lvlText w:val="%3."/>
+      <w:lvlJc w:val="left"/>
+      <w:pPr>
+        <w:ind w:left="1440" w:hanging="360"/>
+      </w:pPr>
+    </w:lvl>
+    <w:lvl w:ilvl="3" w:tplc="66BA6B38">
+      <w:numFmt w:val="decimal"/>
+      <w:lvlText w:val=""/>
+      <w:lvlJc w:val="left"/>
+    </w:lvl>
+    <w:lvl w:ilvl="4" w:tplc="C3BEC1AE">
+      <w:numFmt w:val="decimal"/>
+      <w:lvlText w:val=""/>
+      <w:lvlJc w:val="left"/>
+    </w:lvl>
+    <w:lvl w:ilvl="5" w:tplc="C108FDA8">
+      <w:numFmt w:val="decimal"/>
+      <w:lvlText w:val=""/>
+      <w:lvlJc w:val="left"/>
+    </w:lvl>
+    <w:lvl w:ilvl="6" w:tplc="C22A621C">
+      <w:numFmt w:val="decimal"/>
+      <w:lvlText w:val=""/>
+      <w:lvlJc w:val="left"/>
+    </w:lvl>
+    <w:lvl w:ilvl="7" w:tplc="2F844EC8">
+      <w:numFmt w:val="decimal"/>
+      <w:lvlText w:val=""/>
+      <w:lvlJc w:val="left"/>
+    </w:lvl>
+    <w:lvl w:ilvl="8" w:tplc="D9F04416">
+      <w:numFmt w:val="decimal"/>
+      <w:lvlText w:val=""/>
+      <w:lvlJc w:val="left"/>
+    </w:lvl>
+  </w:abstractNum>
+  <w:abstractNum w:abstractNumId="2" w15:restartNumberingAfterBreak="0">
+    <w:nsid w:val="58BE4564"/>
+    <w:multiLevelType w:val="hybridMultilevel"/>
+    <w:tmpl w:val="89D65ADA"/>
+    <w:lvl w:ilvl="0" w:tplc="B6021556" w:tentative="1">
       <w:start w:val="1"/>
       <w:numFmt w:val="bullet"/>
       <w:lvlText w:val="●"/>
@@ -32456,7 +34648,7 @@
         <w:ind w:left="720" w:hanging="360"/>
       </w:pPr>
     </w:lvl>
-    <w:lvl w:ilvl="1" w:tplc="6B749CB0" w:tentative="1">
+    <w:lvl w:ilvl="1" w:tplc="F5648166" w:tentative="1">
       <w:start w:val="1"/>
       <w:numFmt w:val="bullet"/>
       <w:lvlText w:val="○"/>
@@ -32465,7 +34657,7 @@
         <w:ind w:left="1440" w:hanging="360"/>
       </w:pPr>
     </w:lvl>
-    <w:lvl w:ilvl="2" w:tplc="BD865E5E" w:tentative="1">
+    <w:lvl w:ilvl="2" w:tplc="A210B7AC" w:tentative="1">
       <w:start w:val="1"/>
       <w:numFmt w:val="bullet"/>
       <w:lvlText w:val="■"/>
@@ -32474,7 +34666,7 @@
         <w:ind w:left="2160" w:hanging="360"/>
       </w:pPr>
     </w:lvl>
-    <w:lvl w:ilvl="3" w:tplc="BF966970" w:tentative="1">
+    <w:lvl w:ilvl="3" w:tplc="F844E978" w:tentative="1">
       <w:start w:val="1"/>
       <w:numFmt w:val="bullet"/>
       <w:lvlText w:val="●"/>
@@ -32483,7 +34675,7 @@
         <w:ind w:left="2880" w:hanging="360"/>
       </w:pPr>
     </w:lvl>
-    <w:lvl w:ilvl="4" w:tplc="57E2F86A" w:tentative="1">
+    <w:lvl w:ilvl="4" w:tplc="643231CA" w:tentative="1">
       <w:start w:val="1"/>
       <w:numFmt w:val="bullet"/>
       <w:lvlText w:val="○"/>
@@ -32492,7 +34684,7 @@
         <w:ind w:left="3600" w:hanging="360"/>
       </w:pPr>
     </w:lvl>
-    <w:lvl w:ilvl="5" w:tplc="9C529658" w:tentative="1">
+    <w:lvl w:ilvl="5" w:tplc="6B26FA24" w:tentative="1">
       <w:start w:val="1"/>
       <w:numFmt w:val="bullet"/>
       <w:lvlText w:val="■"/>
@@ -32501,7 +34693,7 @@
         <w:ind w:left="4320" w:hanging="360"/>
       </w:pPr>
     </w:lvl>
-    <w:lvl w:ilvl="6" w:tplc="34561BA6" w:tentative="1">
+    <w:lvl w:ilvl="6" w:tplc="D44874BC" w:tentative="1">
       <w:start w:val="1"/>
       <w:numFmt w:val="bullet"/>
       <w:lvlText w:val="●"/>
@@ -32510,7 +34702,7 @@
         <w:ind w:left="5040" w:hanging="360"/>
       </w:pPr>
     </w:lvl>
-    <w:lvl w:ilvl="7" w:tplc="19961664" w:tentative="1">
+    <w:lvl w:ilvl="7" w:tplc="D2E8C9A4" w:tentative="1">
       <w:start w:val="1"/>
       <w:numFmt w:val="bullet"/>
       <w:lvlText w:val="●"/>
@@ -32519,7 +34711,7 @@
         <w:ind w:left="5760" w:hanging="360"/>
       </w:pPr>
     </w:lvl>
-    <w:lvl w:ilvl="8" w:tplc="436CDE3E" w:tentative="1">
+    <w:lvl w:ilvl="8" w:tplc="46F8E968" w:tentative="1">
       <w:start w:val="1"/>
       <w:numFmt w:val="bullet"/>
       <w:lvlText w:val="●"/>
@@ -32529,70 +34721,8 @@
       </w:pPr>
     </w:lvl>
   </w:abstractNum>
-  <w:abstractNum w:abstractNumId="2" w15:restartNumberingAfterBreak="0">
-    <w:nsid w:val="2B14471A"/>
-    <w:multiLevelType w:val="hybridMultilevel"/>
-    <w:tmpl w:val="0E14735E"/>
-    <w:lvl w:ilvl="0" w:tplc="68E472FA" w:tentative="1">
-      <w:start w:val="1"/>
-      <w:numFmt w:val="decimal"/>
-      <w:lvlText w:val="%1."/>
-      <w:lvlJc w:val="left"/>
-      <w:pPr>
-        <w:ind w:left="720" w:hanging="360"/>
-      </w:pPr>
-    </w:lvl>
-    <w:lvl w:ilvl="1" w:tplc="6A442C44" w:tentative="1">
-      <w:start w:val="1"/>
-      <w:numFmt w:val="lowerLetter"/>
-      <w:lvlText w:val="%2."/>
-      <w:lvlJc w:val="left"/>
-      <w:pPr>
-        <w:ind w:left="1080" w:hanging="360"/>
-      </w:pPr>
-    </w:lvl>
-    <w:lvl w:ilvl="2" w:tplc="839436C8" w:tentative="1">
-      <w:start w:val="1"/>
-      <w:numFmt w:val="lowerRoman"/>
-      <w:lvlText w:val="%3."/>
-      <w:lvlJc w:val="left"/>
-      <w:pPr>
-        <w:ind w:left="1440" w:hanging="360"/>
-      </w:pPr>
-    </w:lvl>
-    <w:lvl w:ilvl="3" w:tplc="0396E228">
-      <w:numFmt w:val="decimal"/>
-      <w:lvlText w:val=""/>
-      <w:lvlJc w:val="left"/>
-    </w:lvl>
-    <w:lvl w:ilvl="4" w:tplc="D35AD5EE">
-      <w:numFmt w:val="decimal"/>
-      <w:lvlText w:val=""/>
-      <w:lvlJc w:val="left"/>
-    </w:lvl>
-    <w:lvl w:ilvl="5" w:tplc="9DC29A66">
-      <w:numFmt w:val="decimal"/>
-      <w:lvlText w:val=""/>
-      <w:lvlJc w:val="left"/>
-    </w:lvl>
-    <w:lvl w:ilvl="6" w:tplc="B4944222">
-      <w:numFmt w:val="decimal"/>
-      <w:lvlText w:val=""/>
-      <w:lvlJc w:val="left"/>
-    </w:lvl>
-    <w:lvl w:ilvl="7" w:tplc="7A268058">
-      <w:numFmt w:val="decimal"/>
-      <w:lvlText w:val=""/>
-      <w:lvlJc w:val="left"/>
-    </w:lvl>
-    <w:lvl w:ilvl="8" w:tplc="270EA676">
-      <w:numFmt w:val="decimal"/>
-      <w:lvlText w:val=""/>
-      <w:lvlJc w:val="left"/>
-    </w:lvl>
-  </w:abstractNum>
-  <w:num w:numId="1" w16cid:durableId="1711881204">
-    <w:abstractNumId w:val="1"/>
+  <w:num w:numId="1" w16cid:durableId="1780101104">
+    <w:abstractNumId w:val="2"/>
     <w:lvlOverride w:ilvl="0">
       <w:startOverride w:val="1"/>
     </w:lvlOverride>
@@ -33296,7 +35426,7 @@
     <w:autoRedefine/>
     <w:uiPriority w:val="39"/>
     <w:unhideWhenUsed/>
-    <w:rsid w:val="0078197B"/>
+    <w:rsid w:val="006033DB"/>
     <w:pPr>
       <w:spacing w:after="100"/>
     </w:pPr>
@@ -33308,7 +35438,7 @@
     <w:autoRedefine/>
     <w:uiPriority w:val="39"/>
     <w:unhideWhenUsed/>
-    <w:rsid w:val="0078197B"/>
+    <w:rsid w:val="006033DB"/>
     <w:pPr>
       <w:spacing w:after="100"/>
       <w:ind w:left="210"/>
@@ -33320,7 +35450,7 @@
     <w:next w:val="Normal"/>
     <w:uiPriority w:val="99"/>
     <w:unhideWhenUsed/>
-    <w:rsid w:val="0078197B"/>
+    <w:rsid w:val="006033DB"/>
   </w:style>
 </w:styles>
 </file>

--- a/docs/07-ui-ux/ZP-DOC-07_UI-UX-Design.docx
+++ b/docs/07-ui-ux/ZP-DOC-07_UI-UX-Design.docx
@@ -1966,7 +1966,7 @@
     <w:sdt>
       <w:sdtPr>
         <w:alias w:val="Contents"/>
-        <w:id w:val="486517835"/>
+        <w:id w:val="1730342168"/>
       </w:sdtPr>
       <w:sdtEndPr/>
       <w:sdtContent>
@@ -1995,7 +1995,7 @@
           <w:r>
             <w:fldChar w:fldCharType="separate"/>
           </w:r>
-          <w:hyperlink w:anchor="_Toc242920499" w:history="1">
+          <w:hyperlink w:anchor="_Toc242944012" w:history="1">
             <w:r>
               <w:rPr>
                 <w:rStyle w:val="Hyperlink"/>
@@ -2019,7 +2019,7 @@
               <w:rPr>
                 <w:noProof/>
               </w:rPr>
-              <w:instrText xml:space="preserve"> PAGEREF _Toc242920499 \h </w:instrText>
+              <w:instrText xml:space="preserve"> PAGEREF _Toc242944012 \h </w:instrText>
             </w:r>
             <w:r>
               <w:rPr>
@@ -2062,7 +2062,7 @@
               <w14:ligatures w14:val="standardContextual"/>
             </w:rPr>
           </w:pPr>
-          <w:hyperlink w:anchor="_Toc242920500" w:history="1">
+          <w:hyperlink w:anchor="_Toc242944013" w:history="1">
             <w:r>
               <w:rPr>
                 <w:rStyle w:val="Hyperlink"/>
@@ -2086,7 +2086,7 @@
               <w:rPr>
                 <w:noProof/>
               </w:rPr>
-              <w:instrText xml:space="preserve"> PAGEREF _Toc242920500 \h </w:instrText>
+              <w:instrText xml:space="preserve"> PAGEREF _Toc242944013 \h </w:instrText>
             </w:r>
             <w:r>
               <w:rPr>
@@ -2129,7 +2129,7 @@
               <w14:ligatures w14:val="standardContextual"/>
             </w:rPr>
           </w:pPr>
-          <w:hyperlink w:anchor="_Toc242920501" w:history="1">
+          <w:hyperlink w:anchor="_Toc242944014" w:history="1">
             <w:r>
               <w:rPr>
                 <w:rStyle w:val="Hyperlink"/>
@@ -2153,7 +2153,7 @@
               <w:rPr>
                 <w:noProof/>
               </w:rPr>
-              <w:instrText xml:space="preserve"> PAGEREF _Toc242920501 \h </w:instrText>
+              <w:instrText xml:space="preserve"> PAGEREF _Toc242944014 \h </w:instrText>
             </w:r>
             <w:r>
               <w:rPr>
@@ -2196,7 +2196,7 @@
               <w14:ligatures w14:val="standardContextual"/>
             </w:rPr>
           </w:pPr>
-          <w:hyperlink w:anchor="_Toc242920502" w:history="1">
+          <w:hyperlink w:anchor="_Toc242944015" w:history="1">
             <w:r>
               <w:rPr>
                 <w:rStyle w:val="Hyperlink"/>
@@ -2220,7 +2220,7 @@
               <w:rPr>
                 <w:noProof/>
               </w:rPr>
-              <w:instrText xml:space="preserve"> PAGEREF _Toc242920502 \h </w:instrText>
+              <w:instrText xml:space="preserve"> PAGEREF _Toc242944015 \h </w:instrText>
             </w:r>
             <w:r>
               <w:rPr>
@@ -2263,7 +2263,7 @@
               <w14:ligatures w14:val="standardContextual"/>
             </w:rPr>
           </w:pPr>
-          <w:hyperlink w:anchor="_Toc242920503" w:history="1">
+          <w:hyperlink w:anchor="_Toc242944016" w:history="1">
             <w:r>
               <w:rPr>
                 <w:rStyle w:val="Hyperlink"/>
@@ -2287,7 +2287,7 @@
               <w:rPr>
                 <w:noProof/>
               </w:rPr>
-              <w:instrText xml:space="preserve"> PAGEREF _Toc242920503 \h </w:instrText>
+              <w:instrText xml:space="preserve"> PAGEREF _Toc242944016 \h </w:instrText>
             </w:r>
             <w:r>
               <w:rPr>
@@ -2330,7 +2330,7 @@
               <w14:ligatures w14:val="standardContextual"/>
             </w:rPr>
           </w:pPr>
-          <w:hyperlink w:anchor="_Toc242920504" w:history="1">
+          <w:hyperlink w:anchor="_Toc242944017" w:history="1">
             <w:r>
               <w:rPr>
                 <w:rStyle w:val="Hyperlink"/>
@@ -2354,7 +2354,7 @@
               <w:rPr>
                 <w:noProof/>
               </w:rPr>
-              <w:instrText xml:space="preserve"> PAGEREF _Toc242920504 \h </w:instrText>
+              <w:instrText xml:space="preserve"> PAGEREF _Toc242944017 \h </w:instrText>
             </w:r>
             <w:r>
               <w:rPr>
@@ -2397,7 +2397,7 @@
               <w14:ligatures w14:val="standardContextual"/>
             </w:rPr>
           </w:pPr>
-          <w:hyperlink w:anchor="_Toc242920505" w:history="1">
+          <w:hyperlink w:anchor="_Toc242944018" w:history="1">
             <w:r>
               <w:rPr>
                 <w:rStyle w:val="Hyperlink"/>
@@ -2421,7 +2421,7 @@
               <w:rPr>
                 <w:noProof/>
               </w:rPr>
-              <w:instrText xml:space="preserve"> PAGEREF _Toc242920505 \h </w:instrText>
+              <w:instrText xml:space="preserve"> PAGEREF _Toc242944018 \h </w:instrText>
             </w:r>
             <w:r>
               <w:rPr>
@@ -2464,7 +2464,7 @@
               <w14:ligatures w14:val="standardContextual"/>
             </w:rPr>
           </w:pPr>
-          <w:hyperlink w:anchor="_Toc242920506" w:history="1">
+          <w:hyperlink w:anchor="_Toc242944019" w:history="1">
             <w:r>
               <w:rPr>
                 <w:rStyle w:val="Hyperlink"/>
@@ -2488,7 +2488,7 @@
               <w:rPr>
                 <w:noProof/>
               </w:rPr>
-              <w:instrText xml:space="preserve"> PAGEREF _Toc242920506 \h </w:instrText>
+              <w:instrText xml:space="preserve"> PAGEREF _Toc242944019 \h </w:instrText>
             </w:r>
             <w:r>
               <w:rPr>
@@ -2531,7 +2531,7 @@
               <w14:ligatures w14:val="standardContextual"/>
             </w:rPr>
           </w:pPr>
-          <w:hyperlink w:anchor="_Toc242920507" w:history="1">
+          <w:hyperlink w:anchor="_Toc242944020" w:history="1">
             <w:r>
               <w:rPr>
                 <w:rStyle w:val="Hyperlink"/>
@@ -2555,7 +2555,7 @@
               <w:rPr>
                 <w:noProof/>
               </w:rPr>
-              <w:instrText xml:space="preserve"> PAGEREF _Toc242920507 \h </w:instrText>
+              <w:instrText xml:space="preserve"> PAGEREF _Toc242944020 \h </w:instrText>
             </w:r>
             <w:r>
               <w:rPr>
@@ -2598,7 +2598,7 @@
               <w14:ligatures w14:val="standardContextual"/>
             </w:rPr>
           </w:pPr>
-          <w:hyperlink w:anchor="_Toc242920508" w:history="1">
+          <w:hyperlink w:anchor="_Toc242944021" w:history="1">
             <w:r>
               <w:rPr>
                 <w:rStyle w:val="Hyperlink"/>
@@ -2622,7 +2622,7 @@
               <w:rPr>
                 <w:noProof/>
               </w:rPr>
-              <w:instrText xml:space="preserve"> PAGEREF _Toc242920508 \h </w:instrText>
+              <w:instrText xml:space="preserve"> PAGEREF _Toc242944021 \h </w:instrText>
             </w:r>
             <w:r>
               <w:rPr>
@@ -2665,7 +2665,7 @@
               <w14:ligatures w14:val="standardContextual"/>
             </w:rPr>
           </w:pPr>
-          <w:hyperlink w:anchor="_Toc242920509" w:history="1">
+          <w:hyperlink w:anchor="_Toc242944022" w:history="1">
             <w:r>
               <w:rPr>
                 <w:rStyle w:val="Hyperlink"/>
@@ -2689,7 +2689,7 @@
               <w:rPr>
                 <w:noProof/>
               </w:rPr>
-              <w:instrText xml:space="preserve"> PAGEREF _Toc242920509 \h </w:instrText>
+              <w:instrText xml:space="preserve"> PAGEREF _Toc242944022 \h </w:instrText>
             </w:r>
             <w:r>
               <w:rPr>
@@ -2732,7 +2732,7 @@
               <w14:ligatures w14:val="standardContextual"/>
             </w:rPr>
           </w:pPr>
-          <w:hyperlink w:anchor="_Toc242920510" w:history="1">
+          <w:hyperlink w:anchor="_Toc242944023" w:history="1">
             <w:r>
               <w:rPr>
                 <w:rStyle w:val="Hyperlink"/>
@@ -2756,7 +2756,7 @@
               <w:rPr>
                 <w:noProof/>
               </w:rPr>
-              <w:instrText xml:space="preserve"> PAGEREF _Toc242920510 \h </w:instrText>
+              <w:instrText xml:space="preserve"> PAGEREF _Toc242944023 \h </w:instrText>
             </w:r>
             <w:r>
               <w:rPr>
@@ -2799,7 +2799,7 @@
               <w14:ligatures w14:val="standardContextual"/>
             </w:rPr>
           </w:pPr>
-          <w:hyperlink w:anchor="_Toc242920511" w:history="1">
+          <w:hyperlink w:anchor="_Toc242944024" w:history="1">
             <w:r>
               <w:rPr>
                 <w:rStyle w:val="Hyperlink"/>
@@ -2823,7 +2823,7 @@
               <w:rPr>
                 <w:noProof/>
               </w:rPr>
-              <w:instrText xml:space="preserve"> PAGEREF _Toc242920511 \h </w:instrText>
+              <w:instrText xml:space="preserve"> PAGEREF _Toc242944024 \h </w:instrText>
             </w:r>
             <w:r>
               <w:rPr>
@@ -2866,7 +2866,7 @@
               <w14:ligatures w14:val="standardContextual"/>
             </w:rPr>
           </w:pPr>
-          <w:hyperlink w:anchor="_Toc242920512" w:history="1">
+          <w:hyperlink w:anchor="_Toc242944025" w:history="1">
             <w:r>
               <w:rPr>
                 <w:rStyle w:val="Hyperlink"/>
@@ -2890,7 +2890,7 @@
               <w:rPr>
                 <w:noProof/>
               </w:rPr>
-              <w:instrText xml:space="preserve"> PAGEREF _Toc242920512 \h </w:instrText>
+              <w:instrText xml:space="preserve"> PAGEREF _Toc242944025 \h </w:instrText>
             </w:r>
             <w:r>
               <w:rPr>
@@ -2933,7 +2933,7 @@
               <w14:ligatures w14:val="standardContextual"/>
             </w:rPr>
           </w:pPr>
-          <w:hyperlink w:anchor="_Toc242920513" w:history="1">
+          <w:hyperlink w:anchor="_Toc242944026" w:history="1">
             <w:r>
               <w:rPr>
                 <w:rStyle w:val="Hyperlink"/>
@@ -2957,7 +2957,7 @@
               <w:rPr>
                 <w:noProof/>
               </w:rPr>
-              <w:instrText xml:space="preserve"> PAGEREF _Toc242920513 \h </w:instrText>
+              <w:instrText xml:space="preserve"> PAGEREF _Toc242944026 \h </w:instrText>
             </w:r>
             <w:r>
               <w:rPr>
@@ -3000,7 +3000,7 @@
               <w14:ligatures w14:val="standardContextual"/>
             </w:rPr>
           </w:pPr>
-          <w:hyperlink w:anchor="_Toc242920514" w:history="1">
+          <w:hyperlink w:anchor="_Toc242944027" w:history="1">
             <w:r>
               <w:rPr>
                 <w:rStyle w:val="Hyperlink"/>
@@ -3024,7 +3024,7 @@
               <w:rPr>
                 <w:noProof/>
               </w:rPr>
-              <w:instrText xml:space="preserve"> PAGEREF _Toc242920514 \h </w:instrText>
+              <w:instrText xml:space="preserve"> PAGEREF _Toc242944027 \h </w:instrText>
             </w:r>
             <w:r>
               <w:rPr>
@@ -3067,7 +3067,7 @@
               <w14:ligatures w14:val="standardContextual"/>
             </w:rPr>
           </w:pPr>
-          <w:hyperlink w:anchor="_Toc242920515" w:history="1">
+          <w:hyperlink w:anchor="_Toc242944028" w:history="1">
             <w:r>
               <w:rPr>
                 <w:rStyle w:val="Hyperlink"/>
@@ -3091,7 +3091,7 @@
               <w:rPr>
                 <w:noProof/>
               </w:rPr>
-              <w:instrText xml:space="preserve"> PAGEREF _Toc242920515 \h </w:instrText>
+              <w:instrText xml:space="preserve"> PAGEREF _Toc242944028 \h </w:instrText>
             </w:r>
             <w:r>
               <w:rPr>
@@ -3134,7 +3134,7 @@
               <w14:ligatures w14:val="standardContextual"/>
             </w:rPr>
           </w:pPr>
-          <w:hyperlink w:anchor="_Toc242920516" w:history="1">
+          <w:hyperlink w:anchor="_Toc242944029" w:history="1">
             <w:r>
               <w:rPr>
                 <w:rStyle w:val="Hyperlink"/>
@@ -3158,7 +3158,7 @@
               <w:rPr>
                 <w:noProof/>
               </w:rPr>
-              <w:instrText xml:space="preserve"> PAGEREF _Toc242920516 \h </w:instrText>
+              <w:instrText xml:space="preserve"> PAGEREF _Toc242944029 \h </w:instrText>
             </w:r>
             <w:r>
               <w:rPr>
@@ -3201,7 +3201,7 @@
               <w14:ligatures w14:val="standardContextual"/>
             </w:rPr>
           </w:pPr>
-          <w:hyperlink w:anchor="_Toc242920517" w:history="1">
+          <w:hyperlink w:anchor="_Toc242944030" w:history="1">
             <w:r>
               <w:rPr>
                 <w:rStyle w:val="Hyperlink"/>
@@ -3225,7 +3225,7 @@
               <w:rPr>
                 <w:noProof/>
               </w:rPr>
-              <w:instrText xml:space="preserve"> PAGEREF _Toc242920517 \h </w:instrText>
+              <w:instrText xml:space="preserve"> PAGEREF _Toc242944030 \h </w:instrText>
             </w:r>
             <w:r>
               <w:rPr>
@@ -3268,7 +3268,7 @@
               <w14:ligatures w14:val="standardContextual"/>
             </w:rPr>
           </w:pPr>
-          <w:hyperlink w:anchor="_Toc242920518" w:history="1">
+          <w:hyperlink w:anchor="_Toc242944031" w:history="1">
             <w:r>
               <w:rPr>
                 <w:rStyle w:val="Hyperlink"/>
@@ -3292,7 +3292,7 @@
               <w:rPr>
                 <w:noProof/>
               </w:rPr>
-              <w:instrText xml:space="preserve"> PAGEREF _Toc242920518 \h </w:instrText>
+              <w:instrText xml:space="preserve"> PAGEREF _Toc242944031 \h </w:instrText>
             </w:r>
             <w:r>
               <w:rPr>
@@ -3335,7 +3335,7 @@
               <w14:ligatures w14:val="standardContextual"/>
             </w:rPr>
           </w:pPr>
-          <w:hyperlink w:anchor="_Toc242920519" w:history="1">
+          <w:hyperlink w:anchor="_Toc242944032" w:history="1">
             <w:r>
               <w:rPr>
                 <w:rStyle w:val="Hyperlink"/>
@@ -3359,7 +3359,7 @@
               <w:rPr>
                 <w:noProof/>
               </w:rPr>
-              <w:instrText xml:space="preserve"> PAGEREF _Toc242920519 \h </w:instrText>
+              <w:instrText xml:space="preserve"> PAGEREF _Toc242944032 \h </w:instrText>
             </w:r>
             <w:r>
               <w:rPr>
@@ -3402,7 +3402,7 @@
               <w14:ligatures w14:val="standardContextual"/>
             </w:rPr>
           </w:pPr>
-          <w:hyperlink w:anchor="_Toc242920520" w:history="1">
+          <w:hyperlink w:anchor="_Toc242944033" w:history="1">
             <w:r>
               <w:rPr>
                 <w:rStyle w:val="Hyperlink"/>
@@ -3426,7 +3426,7 @@
               <w:rPr>
                 <w:noProof/>
               </w:rPr>
-              <w:instrText xml:space="preserve"> PAGEREF _Toc242920520 \h </w:instrText>
+              <w:instrText xml:space="preserve"> PAGEREF _Toc242944033 \h </w:instrText>
             </w:r>
             <w:r>
               <w:rPr>
@@ -3469,7 +3469,7 @@
               <w14:ligatures w14:val="standardContextual"/>
             </w:rPr>
           </w:pPr>
-          <w:hyperlink w:anchor="_Toc242920521" w:history="1">
+          <w:hyperlink w:anchor="_Toc242944034" w:history="1">
             <w:r>
               <w:rPr>
                 <w:rStyle w:val="Hyperlink"/>
@@ -3493,7 +3493,7 @@
               <w:rPr>
                 <w:noProof/>
               </w:rPr>
-              <w:instrText xml:space="preserve"> PAGEREF _Toc242920521 \h </w:instrText>
+              <w:instrText xml:space="preserve"> PAGEREF _Toc242944034 \h </w:instrText>
             </w:r>
             <w:r>
               <w:rPr>
@@ -3536,7 +3536,7 @@
               <w14:ligatures w14:val="standardContextual"/>
             </w:rPr>
           </w:pPr>
-          <w:hyperlink w:anchor="_Toc242920522" w:history="1">
+          <w:hyperlink w:anchor="_Toc242944035" w:history="1">
             <w:r>
               <w:rPr>
                 <w:rStyle w:val="Hyperlink"/>
@@ -3560,7 +3560,7 @@
               <w:rPr>
                 <w:noProof/>
               </w:rPr>
-              <w:instrText xml:space="preserve"> PAGEREF _Toc242920522 \h </w:instrText>
+              <w:instrText xml:space="preserve"> PAGEREF _Toc242944035 \h </w:instrText>
             </w:r>
             <w:r>
               <w:rPr>
@@ -3603,7 +3603,7 @@
               <w14:ligatures w14:val="standardContextual"/>
             </w:rPr>
           </w:pPr>
-          <w:hyperlink w:anchor="_Toc242920523" w:history="1">
+          <w:hyperlink w:anchor="_Toc242944036" w:history="1">
             <w:r>
               <w:rPr>
                 <w:rStyle w:val="Hyperlink"/>
@@ -3627,7 +3627,7 @@
               <w:rPr>
                 <w:noProof/>
               </w:rPr>
-              <w:instrText xml:space="preserve"> PAGEREF _Toc242920523 \h </w:instrText>
+              <w:instrText xml:space="preserve"> PAGEREF _Toc242944036 \h </w:instrText>
             </w:r>
             <w:r>
               <w:rPr>
@@ -3670,7 +3670,7 @@
               <w14:ligatures w14:val="standardContextual"/>
             </w:rPr>
           </w:pPr>
-          <w:hyperlink w:anchor="_Toc242920524" w:history="1">
+          <w:hyperlink w:anchor="_Toc242944037" w:history="1">
             <w:r>
               <w:rPr>
                 <w:rStyle w:val="Hyperlink"/>
@@ -3694,7 +3694,7 @@
               <w:rPr>
                 <w:noProof/>
               </w:rPr>
-              <w:instrText xml:space="preserve"> PAGEREF _Toc242920524 \h </w:instrText>
+              <w:instrText xml:space="preserve"> PAGEREF _Toc242944037 \h </w:instrText>
             </w:r>
             <w:r>
               <w:rPr>
@@ -3737,7 +3737,7 @@
               <w14:ligatures w14:val="standardContextual"/>
             </w:rPr>
           </w:pPr>
-          <w:hyperlink w:anchor="_Toc242920525" w:history="1">
+          <w:hyperlink w:anchor="_Toc242944038" w:history="1">
             <w:r>
               <w:rPr>
                 <w:rStyle w:val="Hyperlink"/>
@@ -3761,7 +3761,7 @@
               <w:rPr>
                 <w:noProof/>
               </w:rPr>
-              <w:instrText xml:space="preserve"> PAGEREF _Toc242920525 \h </w:instrText>
+              <w:instrText xml:space="preserve"> PAGEREF _Toc242944038 \h </w:instrText>
             </w:r>
             <w:r>
               <w:rPr>
@@ -3804,7 +3804,7 @@
               <w14:ligatures w14:val="standardContextual"/>
             </w:rPr>
           </w:pPr>
-          <w:hyperlink w:anchor="_Toc242920526" w:history="1">
+          <w:hyperlink w:anchor="_Toc242944039" w:history="1">
             <w:r>
               <w:rPr>
                 <w:rStyle w:val="Hyperlink"/>
@@ -3828,7 +3828,7 @@
               <w:rPr>
                 <w:noProof/>
               </w:rPr>
-              <w:instrText xml:space="preserve"> PAGEREF _Toc242920526 \h </w:instrText>
+              <w:instrText xml:space="preserve"> PAGEREF _Toc242944039 \h </w:instrText>
             </w:r>
             <w:r>
               <w:rPr>
@@ -3871,7 +3871,7 @@
               <w14:ligatures w14:val="standardContextual"/>
             </w:rPr>
           </w:pPr>
-          <w:hyperlink w:anchor="_Toc242920527" w:history="1">
+          <w:hyperlink w:anchor="_Toc242944040" w:history="1">
             <w:r>
               <w:rPr>
                 <w:rStyle w:val="Hyperlink"/>
@@ -3895,7 +3895,7 @@
               <w:rPr>
                 <w:noProof/>
               </w:rPr>
-              <w:instrText xml:space="preserve"> PAGEREF _Toc242920527 \h </w:instrText>
+              <w:instrText xml:space="preserve"> PAGEREF _Toc242944040 \h </w:instrText>
             </w:r>
             <w:r>
               <w:rPr>
@@ -3938,7 +3938,7 @@
               <w14:ligatures w14:val="standardContextual"/>
             </w:rPr>
           </w:pPr>
-          <w:hyperlink w:anchor="_Toc242920528" w:history="1">
+          <w:hyperlink w:anchor="_Toc242944041" w:history="1">
             <w:r>
               <w:rPr>
                 <w:rStyle w:val="Hyperlink"/>
@@ -3962,7 +3962,7 @@
               <w:rPr>
                 <w:noProof/>
               </w:rPr>
-              <w:instrText xml:space="preserve"> PAGEREF _Toc242920528 \h </w:instrText>
+              <w:instrText xml:space="preserve"> PAGEREF _Toc242944041 \h </w:instrText>
             </w:r>
             <w:r>
               <w:rPr>
@@ -4005,7 +4005,7 @@
               <w14:ligatures w14:val="standardContextual"/>
             </w:rPr>
           </w:pPr>
-          <w:hyperlink w:anchor="_Toc242920529" w:history="1">
+          <w:hyperlink w:anchor="_Toc242944042" w:history="1">
             <w:r>
               <w:rPr>
                 <w:rStyle w:val="Hyperlink"/>
@@ -4029,7 +4029,7 @@
               <w:rPr>
                 <w:noProof/>
               </w:rPr>
-              <w:instrText xml:space="preserve"> PAGEREF _Toc242920529 \h </w:instrText>
+              <w:instrText xml:space="preserve"> PAGEREF _Toc242944042 \h </w:instrText>
             </w:r>
             <w:r>
               <w:rPr>
@@ -4072,7 +4072,7 @@
               <w14:ligatures w14:val="standardContextual"/>
             </w:rPr>
           </w:pPr>
-          <w:hyperlink w:anchor="_Toc242920530" w:history="1">
+          <w:hyperlink w:anchor="_Toc242944043" w:history="1">
             <w:r>
               <w:rPr>
                 <w:rStyle w:val="Hyperlink"/>
@@ -4096,7 +4096,7 @@
               <w:rPr>
                 <w:noProof/>
               </w:rPr>
-              <w:instrText xml:space="preserve"> PAGEREF _Toc242920530 \h </w:instrText>
+              <w:instrText xml:space="preserve"> PAGEREF _Toc242944043 \h </w:instrText>
             </w:r>
             <w:r>
               <w:rPr>
@@ -4139,7 +4139,7 @@
               <w14:ligatures w14:val="standardContextual"/>
             </w:rPr>
           </w:pPr>
-          <w:hyperlink w:anchor="_Toc242920531" w:history="1">
+          <w:hyperlink w:anchor="_Toc242944044" w:history="1">
             <w:r>
               <w:rPr>
                 <w:rStyle w:val="Hyperlink"/>
@@ -4163,7 +4163,7 @@
               <w:rPr>
                 <w:noProof/>
               </w:rPr>
-              <w:instrText xml:space="preserve"> PAGEREF _Toc242920531 \h </w:instrText>
+              <w:instrText xml:space="preserve"> PAGEREF _Toc242944044 \h </w:instrText>
             </w:r>
             <w:r>
               <w:rPr>
@@ -4206,7 +4206,7 @@
               <w14:ligatures w14:val="standardContextual"/>
             </w:rPr>
           </w:pPr>
-          <w:hyperlink w:anchor="_Toc242920532" w:history="1">
+          <w:hyperlink w:anchor="_Toc242944045" w:history="1">
             <w:r>
               <w:rPr>
                 <w:rStyle w:val="Hyperlink"/>
@@ -4230,7 +4230,7 @@
               <w:rPr>
                 <w:noProof/>
               </w:rPr>
-              <w:instrText xml:space="preserve"> PAGEREF _Toc242920532 \h </w:instrText>
+              <w:instrText xml:space="preserve"> PAGEREF _Toc242944045 \h </w:instrText>
             </w:r>
             <w:r>
               <w:rPr>
@@ -4273,7 +4273,7 @@
               <w14:ligatures w14:val="standardContextual"/>
             </w:rPr>
           </w:pPr>
-          <w:hyperlink w:anchor="_Toc242920533" w:history="1">
+          <w:hyperlink w:anchor="_Toc242944046" w:history="1">
             <w:r>
               <w:rPr>
                 <w:rStyle w:val="Hyperlink"/>
@@ -4297,7 +4297,7 @@
               <w:rPr>
                 <w:noProof/>
               </w:rPr>
-              <w:instrText xml:space="preserve"> PAGEREF _Toc242920533 \h </w:instrText>
+              <w:instrText xml:space="preserve"> PAGEREF _Toc242944046 \h </w:instrText>
             </w:r>
             <w:r>
               <w:rPr>
@@ -4344,7 +4344,7 @@
     <w:sdt>
       <w:sdtPr>
         <w:alias w:val="Tables"/>
-        <w:id w:val="716397892"/>
+        <w:id w:val="260960725"/>
       </w:sdtPr>
       <w:sdtEndPr/>
       <w:sdtContent>
@@ -4373,7 +4373,7 @@
           <w:r>
             <w:fldChar w:fldCharType="separate"/>
           </w:r>
-          <w:hyperlink w:anchor="_Toc242920534" w:history="1">
+          <w:hyperlink w:anchor="_Toc242944047" w:history="1">
             <w:r>
               <w:rPr>
                 <w:rStyle w:val="Hyperlink"/>
@@ -4397,7 +4397,7 @@
               <w:rPr>
                 <w:noProof/>
               </w:rPr>
-              <w:instrText xml:space="preserve"> PAGEREF _Toc242920534 \h </w:instrText>
+              <w:instrText xml:space="preserve"> PAGEREF _Toc242944047 \h </w:instrText>
             </w:r>
             <w:r>
               <w:rPr>
@@ -4440,7 +4440,7 @@
               <w14:ligatures w14:val="standardContextual"/>
             </w:rPr>
           </w:pPr>
-          <w:hyperlink w:anchor="_Toc242920535" w:history="1">
+          <w:hyperlink w:anchor="_Toc242944048" w:history="1">
             <w:r>
               <w:rPr>
                 <w:rStyle w:val="Hyperlink"/>
@@ -4464,7 +4464,7 @@
               <w:rPr>
                 <w:noProof/>
               </w:rPr>
-              <w:instrText xml:space="preserve"> PAGEREF _Toc242920535 \h </w:instrText>
+              <w:instrText xml:space="preserve"> PAGEREF _Toc242944048 \h </w:instrText>
             </w:r>
             <w:r>
               <w:rPr>
@@ -4507,7 +4507,7 @@
               <w14:ligatures w14:val="standardContextual"/>
             </w:rPr>
           </w:pPr>
-          <w:hyperlink w:anchor="_Toc242920536" w:history="1">
+          <w:hyperlink w:anchor="_Toc242944049" w:history="1">
             <w:r>
               <w:rPr>
                 <w:rStyle w:val="Hyperlink"/>
@@ -4531,7 +4531,7 @@
               <w:rPr>
                 <w:noProof/>
               </w:rPr>
-              <w:instrText xml:space="preserve"> PAGEREF _Toc242920536 \h </w:instrText>
+              <w:instrText xml:space="preserve"> PAGEREF _Toc242944049 \h </w:instrText>
             </w:r>
             <w:r>
               <w:rPr>
@@ -4574,7 +4574,7 @@
               <w14:ligatures w14:val="standardContextual"/>
             </w:rPr>
           </w:pPr>
-          <w:hyperlink w:anchor="_Toc242920537" w:history="1">
+          <w:hyperlink w:anchor="_Toc242944050" w:history="1">
             <w:r>
               <w:rPr>
                 <w:rStyle w:val="Hyperlink"/>
@@ -4598,7 +4598,7 @@
               <w:rPr>
                 <w:noProof/>
               </w:rPr>
-              <w:instrText xml:space="preserve"> PAGEREF _Toc242920537 \h </w:instrText>
+              <w:instrText xml:space="preserve"> PAGEREF _Toc242944050 \h </w:instrText>
             </w:r>
             <w:r>
               <w:rPr>
@@ -4641,7 +4641,7 @@
               <w14:ligatures w14:val="standardContextual"/>
             </w:rPr>
           </w:pPr>
-          <w:hyperlink w:anchor="_Toc242920538" w:history="1">
+          <w:hyperlink w:anchor="_Toc242944051" w:history="1">
             <w:r>
               <w:rPr>
                 <w:rStyle w:val="Hyperlink"/>
@@ -4665,7 +4665,7 @@
               <w:rPr>
                 <w:noProof/>
               </w:rPr>
-              <w:instrText xml:space="preserve"> PAGEREF _Toc242920538 \h </w:instrText>
+              <w:instrText xml:space="preserve"> PAGEREF _Toc242944051 \h </w:instrText>
             </w:r>
             <w:r>
               <w:rPr>
@@ -4708,7 +4708,7 @@
               <w14:ligatures w14:val="standardContextual"/>
             </w:rPr>
           </w:pPr>
-          <w:hyperlink w:anchor="_Toc242920539" w:history="1">
+          <w:hyperlink w:anchor="_Toc242944052" w:history="1">
             <w:r>
               <w:rPr>
                 <w:rStyle w:val="Hyperlink"/>
@@ -4732,7 +4732,7 @@
               <w:rPr>
                 <w:noProof/>
               </w:rPr>
-              <w:instrText xml:space="preserve"> PAGEREF _Toc242920539 \h </w:instrText>
+              <w:instrText xml:space="preserve"> PAGEREF _Toc242944052 \h </w:instrText>
             </w:r>
             <w:r>
               <w:rPr>
@@ -4775,7 +4775,7 @@
               <w14:ligatures w14:val="standardContextual"/>
             </w:rPr>
           </w:pPr>
-          <w:hyperlink w:anchor="_Toc242920540" w:history="1">
+          <w:hyperlink w:anchor="_Toc242944053" w:history="1">
             <w:r>
               <w:rPr>
                 <w:rStyle w:val="Hyperlink"/>
@@ -4799,7 +4799,7 @@
               <w:rPr>
                 <w:noProof/>
               </w:rPr>
-              <w:instrText xml:space="preserve"> PAGEREF _Toc242920540 \h </w:instrText>
+              <w:instrText xml:space="preserve"> PAGEREF _Toc242944053 \h </w:instrText>
             </w:r>
             <w:r>
               <w:rPr>
@@ -4842,7 +4842,7 @@
               <w14:ligatures w14:val="standardContextual"/>
             </w:rPr>
           </w:pPr>
-          <w:hyperlink w:anchor="_Toc242920541" w:history="1">
+          <w:hyperlink w:anchor="_Toc242944054" w:history="1">
             <w:r>
               <w:rPr>
                 <w:rStyle w:val="Hyperlink"/>
@@ -4866,7 +4866,7 @@
               <w:rPr>
                 <w:noProof/>
               </w:rPr>
-              <w:instrText xml:space="preserve"> PAGEREF _Toc242920541 \h </w:instrText>
+              <w:instrText xml:space="preserve"> PAGEREF _Toc242944054 \h </w:instrText>
             </w:r>
             <w:r>
               <w:rPr>
@@ -4909,7 +4909,7 @@
               <w14:ligatures w14:val="standardContextual"/>
             </w:rPr>
           </w:pPr>
-          <w:hyperlink w:anchor="_Toc242920542" w:history="1">
+          <w:hyperlink w:anchor="_Toc242944055" w:history="1">
             <w:r>
               <w:rPr>
                 <w:rStyle w:val="Hyperlink"/>
@@ -4933,7 +4933,7 @@
               <w:rPr>
                 <w:noProof/>
               </w:rPr>
-              <w:instrText xml:space="preserve"> PAGEREF _Toc242920542 \h </w:instrText>
+              <w:instrText xml:space="preserve"> PAGEREF _Toc242944055 \h </w:instrText>
             </w:r>
             <w:r>
               <w:rPr>
@@ -4976,7 +4976,7 @@
               <w14:ligatures w14:val="standardContextual"/>
             </w:rPr>
           </w:pPr>
-          <w:hyperlink w:anchor="_Toc242920543" w:history="1">
+          <w:hyperlink w:anchor="_Toc242944056" w:history="1">
             <w:r>
               <w:rPr>
                 <w:rStyle w:val="Hyperlink"/>
@@ -5000,7 +5000,7 @@
               <w:rPr>
                 <w:noProof/>
               </w:rPr>
-              <w:instrText xml:space="preserve"> PAGEREF _Toc242920543 \h </w:instrText>
+              <w:instrText xml:space="preserve"> PAGEREF _Toc242944056 \h </w:instrText>
             </w:r>
             <w:r>
               <w:rPr>
@@ -5043,7 +5043,7 @@
               <w14:ligatures w14:val="standardContextual"/>
             </w:rPr>
           </w:pPr>
-          <w:hyperlink w:anchor="_Toc242920544" w:history="1">
+          <w:hyperlink w:anchor="_Toc242944057" w:history="1">
             <w:r>
               <w:rPr>
                 <w:rStyle w:val="Hyperlink"/>
@@ -5067,7 +5067,7 @@
               <w:rPr>
                 <w:noProof/>
               </w:rPr>
-              <w:instrText xml:space="preserve"> PAGEREF _Toc242920544 \h </w:instrText>
+              <w:instrText xml:space="preserve"> PAGEREF _Toc242944057 \h </w:instrText>
             </w:r>
             <w:r>
               <w:rPr>
@@ -5110,7 +5110,7 @@
               <w14:ligatures w14:val="standardContextual"/>
             </w:rPr>
           </w:pPr>
-          <w:hyperlink w:anchor="_Toc242920545" w:history="1">
+          <w:hyperlink w:anchor="_Toc242944058" w:history="1">
             <w:r>
               <w:rPr>
                 <w:rStyle w:val="Hyperlink"/>
@@ -5134,7 +5134,7 @@
               <w:rPr>
                 <w:noProof/>
               </w:rPr>
-              <w:instrText xml:space="preserve"> PAGEREF _Toc242920545 \h </w:instrText>
+              <w:instrText xml:space="preserve"> PAGEREF _Toc242944058 \h </w:instrText>
             </w:r>
             <w:r>
               <w:rPr>
@@ -5177,7 +5177,7 @@
               <w14:ligatures w14:val="standardContextual"/>
             </w:rPr>
           </w:pPr>
-          <w:hyperlink w:anchor="_Toc242920546" w:history="1">
+          <w:hyperlink w:anchor="_Toc242944059" w:history="1">
             <w:r>
               <w:rPr>
                 <w:rStyle w:val="Hyperlink"/>
@@ -5201,7 +5201,7 @@
               <w:rPr>
                 <w:noProof/>
               </w:rPr>
-              <w:instrText xml:space="preserve"> PAGEREF _Toc242920546 \h </w:instrText>
+              <w:instrText xml:space="preserve"> PAGEREF _Toc242944059 \h </w:instrText>
             </w:r>
             <w:r>
               <w:rPr>
@@ -5244,7 +5244,7 @@
               <w14:ligatures w14:val="standardContextual"/>
             </w:rPr>
           </w:pPr>
-          <w:hyperlink w:anchor="_Toc242920547" w:history="1">
+          <w:hyperlink w:anchor="_Toc242944060" w:history="1">
             <w:r>
               <w:rPr>
                 <w:rStyle w:val="Hyperlink"/>
@@ -5268,7 +5268,7 @@
               <w:rPr>
                 <w:noProof/>
               </w:rPr>
-              <w:instrText xml:space="preserve"> PAGEREF _Toc242920547 \h </w:instrText>
+              <w:instrText xml:space="preserve"> PAGEREF _Toc242944060 \h </w:instrText>
             </w:r>
             <w:r>
               <w:rPr>
@@ -5311,7 +5311,7 @@
               <w14:ligatures w14:val="standardContextual"/>
             </w:rPr>
           </w:pPr>
-          <w:hyperlink w:anchor="_Toc242920548" w:history="1">
+          <w:hyperlink w:anchor="_Toc242944061" w:history="1">
             <w:r>
               <w:rPr>
                 <w:rStyle w:val="Hyperlink"/>
@@ -5335,7 +5335,7 @@
               <w:rPr>
                 <w:noProof/>
               </w:rPr>
-              <w:instrText xml:space="preserve"> PAGEREF _Toc242920548 \h </w:instrText>
+              <w:instrText xml:space="preserve"> PAGEREF _Toc242944061 \h </w:instrText>
             </w:r>
             <w:r>
               <w:rPr>
@@ -5378,7 +5378,7 @@
               <w14:ligatures w14:val="standardContextual"/>
             </w:rPr>
           </w:pPr>
-          <w:hyperlink w:anchor="_Toc242920549" w:history="1">
+          <w:hyperlink w:anchor="_Toc242944062" w:history="1">
             <w:r>
               <w:rPr>
                 <w:rStyle w:val="Hyperlink"/>
@@ -5402,7 +5402,7 @@
               <w:rPr>
                 <w:noProof/>
               </w:rPr>
-              <w:instrText xml:space="preserve"> PAGEREF _Toc242920549 \h </w:instrText>
+              <w:instrText xml:space="preserve"> PAGEREF _Toc242944062 \h </w:instrText>
             </w:r>
             <w:r>
               <w:rPr>
@@ -5445,7 +5445,7 @@
               <w14:ligatures w14:val="standardContextual"/>
             </w:rPr>
           </w:pPr>
-          <w:hyperlink w:anchor="_Toc242920550" w:history="1">
+          <w:hyperlink w:anchor="_Toc242944063" w:history="1">
             <w:r>
               <w:rPr>
                 <w:rStyle w:val="Hyperlink"/>
@@ -5469,7 +5469,7 @@
               <w:rPr>
                 <w:noProof/>
               </w:rPr>
-              <w:instrText xml:space="preserve"> PAGEREF _Toc242920550 \h </w:instrText>
+              <w:instrText xml:space="preserve"> PAGEREF _Toc242944063 \h </w:instrText>
             </w:r>
             <w:r>
               <w:rPr>
@@ -5512,7 +5512,7 @@
               <w14:ligatures w14:val="standardContextual"/>
             </w:rPr>
           </w:pPr>
-          <w:hyperlink w:anchor="_Toc242920551" w:history="1">
+          <w:hyperlink w:anchor="_Toc242944064" w:history="1">
             <w:r>
               <w:rPr>
                 <w:rStyle w:val="Hyperlink"/>
@@ -5536,7 +5536,7 @@
               <w:rPr>
                 <w:noProof/>
               </w:rPr>
-              <w:instrText xml:space="preserve"> PAGEREF _Toc242920551 \h </w:instrText>
+              <w:instrText xml:space="preserve"> PAGEREF _Toc242944064 \h </w:instrText>
             </w:r>
             <w:r>
               <w:rPr>
@@ -5579,7 +5579,7 @@
               <w14:ligatures w14:val="standardContextual"/>
             </w:rPr>
           </w:pPr>
-          <w:hyperlink w:anchor="_Toc242920552" w:history="1">
+          <w:hyperlink w:anchor="_Toc242944065" w:history="1">
             <w:r>
               <w:rPr>
                 <w:rStyle w:val="Hyperlink"/>
@@ -5603,7 +5603,7 @@
               <w:rPr>
                 <w:noProof/>
               </w:rPr>
-              <w:instrText xml:space="preserve"> PAGEREF _Toc242920552 \h </w:instrText>
+              <w:instrText xml:space="preserve"> PAGEREF _Toc242944065 \h </w:instrText>
             </w:r>
             <w:r>
               <w:rPr>
@@ -5646,7 +5646,7 @@
               <w14:ligatures w14:val="standardContextual"/>
             </w:rPr>
           </w:pPr>
-          <w:hyperlink w:anchor="_Toc242920553" w:history="1">
+          <w:hyperlink w:anchor="_Toc242944066" w:history="1">
             <w:r>
               <w:rPr>
                 <w:rStyle w:val="Hyperlink"/>
@@ -5670,7 +5670,7 @@
               <w:rPr>
                 <w:noProof/>
               </w:rPr>
-              <w:instrText xml:space="preserve"> PAGEREF _Toc242920553 \h </w:instrText>
+              <w:instrText xml:space="preserve"> PAGEREF _Toc242944066 \h </w:instrText>
             </w:r>
             <w:r>
               <w:rPr>
@@ -5713,7 +5713,7 @@
               <w14:ligatures w14:val="standardContextual"/>
             </w:rPr>
           </w:pPr>
-          <w:hyperlink w:anchor="_Toc242920554" w:history="1">
+          <w:hyperlink w:anchor="_Toc242944067" w:history="1">
             <w:r>
               <w:rPr>
                 <w:rStyle w:val="Hyperlink"/>
@@ -5737,7 +5737,7 @@
               <w:rPr>
                 <w:noProof/>
               </w:rPr>
-              <w:instrText xml:space="preserve"> PAGEREF _Toc242920554 \h </w:instrText>
+              <w:instrText xml:space="preserve"> PAGEREF _Toc242944067 \h </w:instrText>
             </w:r>
             <w:r>
               <w:rPr>
@@ -5780,7 +5780,7 @@
               <w14:ligatures w14:val="standardContextual"/>
             </w:rPr>
           </w:pPr>
-          <w:hyperlink w:anchor="_Toc242920555" w:history="1">
+          <w:hyperlink w:anchor="_Toc242944068" w:history="1">
             <w:r>
               <w:rPr>
                 <w:rStyle w:val="Hyperlink"/>
@@ -5804,7 +5804,7 @@
               <w:rPr>
                 <w:noProof/>
               </w:rPr>
-              <w:instrText xml:space="preserve"> PAGEREF _Toc242920555 \h </w:instrText>
+              <w:instrText xml:space="preserve"> PAGEREF _Toc242944068 \h </w:instrText>
             </w:r>
             <w:r>
               <w:rPr>
@@ -5847,7 +5847,7 @@
               <w14:ligatures w14:val="standardContextual"/>
             </w:rPr>
           </w:pPr>
-          <w:hyperlink w:anchor="_Toc242920556" w:history="1">
+          <w:hyperlink w:anchor="_Toc242944069" w:history="1">
             <w:r>
               <w:rPr>
                 <w:rStyle w:val="Hyperlink"/>
@@ -5871,7 +5871,7 @@
               <w:rPr>
                 <w:noProof/>
               </w:rPr>
-              <w:instrText xml:space="preserve"> PAGEREF _Toc242920556 \h </w:instrText>
+              <w:instrText xml:space="preserve"> PAGEREF _Toc242944069 \h </w:instrText>
             </w:r>
             <w:r>
               <w:rPr>
@@ -5914,7 +5914,7 @@
               <w14:ligatures w14:val="standardContextual"/>
             </w:rPr>
           </w:pPr>
-          <w:hyperlink w:anchor="_Toc242920557" w:history="1">
+          <w:hyperlink w:anchor="_Toc242944070" w:history="1">
             <w:r>
               <w:rPr>
                 <w:rStyle w:val="Hyperlink"/>
@@ -5938,7 +5938,7 @@
               <w:rPr>
                 <w:noProof/>
               </w:rPr>
-              <w:instrText xml:space="preserve"> PAGEREF _Toc242920557 \h </w:instrText>
+              <w:instrText xml:space="preserve"> PAGEREF _Toc242944070 \h </w:instrText>
             </w:r>
             <w:r>
               <w:rPr>
@@ -5981,7 +5981,7 @@
               <w14:ligatures w14:val="standardContextual"/>
             </w:rPr>
           </w:pPr>
-          <w:hyperlink w:anchor="_Toc242920558" w:history="1">
+          <w:hyperlink w:anchor="_Toc242944071" w:history="1">
             <w:r>
               <w:rPr>
                 <w:rStyle w:val="Hyperlink"/>
@@ -6005,7 +6005,7 @@
               <w:rPr>
                 <w:noProof/>
               </w:rPr>
-              <w:instrText xml:space="preserve"> PAGEREF _Toc242920558 \h </w:instrText>
+              <w:instrText xml:space="preserve"> PAGEREF _Toc242944071 \h </w:instrText>
             </w:r>
             <w:r>
               <w:rPr>
@@ -6048,7 +6048,7 @@
               <w14:ligatures w14:val="standardContextual"/>
             </w:rPr>
           </w:pPr>
-          <w:hyperlink w:anchor="_Toc242920559" w:history="1">
+          <w:hyperlink w:anchor="_Toc242944072" w:history="1">
             <w:r>
               <w:rPr>
                 <w:rStyle w:val="Hyperlink"/>
@@ -6072,7 +6072,7 @@
               <w:rPr>
                 <w:noProof/>
               </w:rPr>
-              <w:instrText xml:space="preserve"> PAGEREF _Toc242920559 \h </w:instrText>
+              <w:instrText xml:space="preserve"> PAGEREF _Toc242944072 \h </w:instrText>
             </w:r>
             <w:r>
               <w:rPr>
@@ -6115,7 +6115,7 @@
               <w14:ligatures w14:val="standardContextual"/>
             </w:rPr>
           </w:pPr>
-          <w:hyperlink w:anchor="_Toc242920560" w:history="1">
+          <w:hyperlink w:anchor="_Toc242944073" w:history="1">
             <w:r>
               <w:rPr>
                 <w:rStyle w:val="Hyperlink"/>
@@ -6139,7 +6139,7 @@
               <w:rPr>
                 <w:noProof/>
               </w:rPr>
-              <w:instrText xml:space="preserve"> PAGEREF _Toc242920560 \h </w:instrText>
+              <w:instrText xml:space="preserve"> PAGEREF _Toc242944073 \h </w:instrText>
             </w:r>
             <w:r>
               <w:rPr>
@@ -6182,7 +6182,7 @@
               <w14:ligatures w14:val="standardContextual"/>
             </w:rPr>
           </w:pPr>
-          <w:hyperlink w:anchor="_Toc242920561" w:history="1">
+          <w:hyperlink w:anchor="_Toc242944074" w:history="1">
             <w:r>
               <w:rPr>
                 <w:rStyle w:val="Hyperlink"/>
@@ -6206,7 +6206,7 @@
               <w:rPr>
                 <w:noProof/>
               </w:rPr>
-              <w:instrText xml:space="preserve"> PAGEREF _Toc242920561 \h </w:instrText>
+              <w:instrText xml:space="preserve"> PAGEREF _Toc242944074 \h </w:instrText>
             </w:r>
             <w:r>
               <w:rPr>
@@ -6247,7 +6247,7 @@
         <w:keepLines/>
         <w:pageBreakBefore/>
       </w:pPr>
-      <w:bookmarkStart w:id="0" w:name="_Toc242920499"/>
+      <w:bookmarkStart w:id="0" w:name="_Toc242944012"/>
       <w:r>
         <w:lastRenderedPageBreak/>
         <w:t>1 Introduction</w:t>
@@ -6260,7 +6260,7 @@
         <w:keepNext/>
         <w:keepLines/>
       </w:pPr>
-      <w:bookmarkStart w:id="1" w:name="_Toc242920500"/>
+      <w:bookmarkStart w:id="1" w:name="_Toc242944013"/>
       <w:r>
         <w:t>1.1 Purpose</w:t>
       </w:r>
@@ -6293,7 +6293,7 @@
         <w:keepNext/>
         <w:keepLines/>
       </w:pPr>
-      <w:bookmarkStart w:id="2" w:name="_Toc242920501"/>
+      <w:bookmarkStart w:id="2" w:name="_Toc242944014"/>
       <w:r>
         <w:t>1.2 Scope</w:t>
       </w:r>
@@ -6316,7 +6316,7 @@
         <w:keepNext/>
         <w:keepLines/>
       </w:pPr>
-      <w:bookmarkStart w:id="3" w:name="_Toc242920502"/>
+      <w:bookmarkStart w:id="3" w:name="_Toc242944015"/>
       <w:r>
         <w:t>1.3 Intended audience</w:t>
       </w:r>
@@ -6336,7 +6336,7 @@
         <w:keepNext/>
         <w:keepLines/>
       </w:pPr>
-      <w:bookmarkStart w:id="4" w:name="_Toc242920503"/>
+      <w:bookmarkStart w:id="4" w:name="_Toc242944016"/>
       <w:r>
         <w:t>1.4 Relationship to other documents</w:t>
       </w:r>
@@ -6347,7 +6347,7 @@
         <w:pStyle w:val="Caption"/>
         <w:keepNext/>
       </w:pPr>
-      <w:bookmarkStart w:id="5" w:name="_Toc242920534"/>
+      <w:bookmarkStart w:id="5" w:name="_Toc242944047"/>
       <w:r>
         <w:t xml:space="preserve">Table </w:t>
       </w:r>
@@ -7108,7 +7108,7 @@
         <w:keepNext/>
         <w:keepLines/>
       </w:pPr>
-      <w:bookmarkStart w:id="6" w:name="_Toc242920504"/>
+      <w:bookmarkStart w:id="6" w:name="_Toc242944017"/>
       <w:r>
         <w:t>1.5 Conventions</w:t>
       </w:r>
@@ -7153,7 +7153,7 @@
         <w:keepLines/>
         <w:pageBreakBefore/>
       </w:pPr>
-      <w:bookmarkStart w:id="7" w:name="_Toc242920505"/>
+      <w:bookmarkStart w:id="7" w:name="_Toc242944018"/>
       <w:r>
         <w:lastRenderedPageBreak/>
         <w:t>2 Design principles</w:t>
@@ -7165,7 +7165,7 @@
         <w:pStyle w:val="Caption"/>
         <w:keepNext/>
       </w:pPr>
-      <w:bookmarkStart w:id="8" w:name="_Toc242920535"/>
+      <w:bookmarkStart w:id="8" w:name="_Toc242944048"/>
       <w:r>
         <w:t xml:space="preserve">Table </w:t>
       </w:r>
@@ -8653,7 +8653,7 @@
         <w:keepLines/>
         <w:pageBreakBefore/>
       </w:pPr>
-      <w:bookmarkStart w:id="9" w:name="_Toc242920506"/>
+      <w:bookmarkStart w:id="9" w:name="_Toc242944019"/>
       <w:r>
         <w:lastRenderedPageBreak/>
         <w:t>3 Personas and key journeys</w:t>
@@ -8673,7 +8673,7 @@
         <w:pStyle w:val="Caption"/>
         <w:keepNext/>
       </w:pPr>
-      <w:bookmarkStart w:id="10" w:name="_Toc242920536"/>
+      <w:bookmarkStart w:id="10" w:name="_Toc242944049"/>
       <w:r>
         <w:t xml:space="preserve">Table </w:t>
       </w:r>
@@ -9462,7 +9462,7 @@
         <w:pStyle w:val="Caption"/>
         <w:keepNext/>
       </w:pPr>
-      <w:bookmarkStart w:id="11" w:name="_Toc242920537"/>
+      <w:bookmarkStart w:id="11" w:name="_Toc242944050"/>
       <w:r>
         <w:t xml:space="preserve">Table </w:t>
       </w:r>
@@ -10474,7 +10474,7 @@
         <w:keepLines/>
         <w:pageBreakBefore/>
       </w:pPr>
-      <w:bookmarkStart w:id="12" w:name="_Toc242920507"/>
+      <w:bookmarkStart w:id="12" w:name="_Toc242944020"/>
       <w:r>
         <w:lastRenderedPageBreak/>
         <w:t>4 Information architecture and navigation</w:t>
@@ -10487,7 +10487,7 @@
         <w:keepNext/>
         <w:keepLines/>
       </w:pPr>
-      <w:bookmarkStart w:id="13" w:name="_Toc242920508"/>
+      <w:bookmarkStart w:id="13" w:name="_Toc242944021"/>
       <w:r>
         <w:t>4.1 Structure</w:t>
       </w:r>
@@ -10526,7 +10526,7 @@
         <w:pStyle w:val="Caption"/>
         <w:keepNext/>
       </w:pPr>
-      <w:bookmarkStart w:id="14" w:name="_Toc242920538"/>
+      <w:bookmarkStart w:id="14" w:name="_Toc242944051"/>
       <w:r>
         <w:t xml:space="preserve">Table </w:t>
       </w:r>
@@ -11409,7 +11409,7 @@
         <w:keepNext/>
         <w:keepLines/>
       </w:pPr>
-      <w:bookmarkStart w:id="15" w:name="_Toc242920509"/>
+      <w:bookmarkStart w:id="15" w:name="_Toc242944022"/>
       <w:r>
         <w:t>4.2 Route table</w:t>
       </w:r>
@@ -11420,7 +11420,7 @@
         <w:pStyle w:val="Caption"/>
         <w:keepNext/>
       </w:pPr>
-      <w:bookmarkStart w:id="16" w:name="_Toc242920539"/>
+      <w:bookmarkStart w:id="16" w:name="_Toc242944052"/>
       <w:r>
         <w:t xml:space="preserve">Table </w:t>
       </w:r>
@@ -14237,7 +14237,7 @@
         <w:keepNext/>
         <w:keepLines/>
       </w:pPr>
-      <w:bookmarkStart w:id="17" w:name="_Toc242920510"/>
+      <w:bookmarkStart w:id="17" w:name="_Toc242944023"/>
       <w:r>
         <w:t>4.3 Guards</w:t>
       </w:r>
@@ -14248,7 +14248,7 @@
         <w:pStyle w:val="Caption"/>
         <w:keepNext/>
       </w:pPr>
-      <w:bookmarkStart w:id="18" w:name="_Toc242920540"/>
+      <w:bookmarkStart w:id="18" w:name="_Toc242944053"/>
       <w:r>
         <w:t xml:space="preserve">Table </w:t>
       </w:r>
@@ -14892,7 +14892,7 @@
         <w:keepLines/>
         <w:pageBreakBefore/>
       </w:pPr>
-      <w:bookmarkStart w:id="19" w:name="_Toc242920511"/>
+      <w:bookmarkStart w:id="19" w:name="_Toc242944024"/>
       <w:r>
         <w:lastRenderedPageBreak/>
         <w:t>5 Design system</w:t>
@@ -14905,7 +14905,7 @@
         <w:keepNext/>
         <w:keepLines/>
       </w:pPr>
-      <w:bookmarkStart w:id="20" w:name="_Toc242920512"/>
+      <w:bookmarkStart w:id="20" w:name="_Toc242944025"/>
       <w:r>
         <w:t>5.1 Colour roles</w:t>
       </w:r>
@@ -14924,7 +14924,7 @@
         <w:pStyle w:val="Caption"/>
         <w:keepNext/>
       </w:pPr>
-      <w:bookmarkStart w:id="21" w:name="_Toc242920541"/>
+      <w:bookmarkStart w:id="21" w:name="_Toc242944054"/>
       <w:r>
         <w:t xml:space="preserve">Table </w:t>
       </w:r>
@@ -16948,7 +16948,7 @@
         <w:keepNext/>
         <w:keepLines/>
       </w:pPr>
-      <w:bookmarkStart w:id="22" w:name="_Toc242920513"/>
+      <w:bookmarkStart w:id="22" w:name="_Toc242944026"/>
       <w:r>
         <w:t>5.2 Typography</w:t>
       </w:r>
@@ -17022,7 +17022,7 @@
         <w:pStyle w:val="Caption"/>
         <w:keepNext/>
       </w:pPr>
-      <w:bookmarkStart w:id="23" w:name="_Toc242920542"/>
+      <w:bookmarkStart w:id="23" w:name="_Toc242944055"/>
       <w:r>
         <w:t xml:space="preserve">Table </w:t>
       </w:r>
@@ -18736,7 +18736,7 @@
         <w:keepNext/>
         <w:keepLines/>
       </w:pPr>
-      <w:bookmarkStart w:id="24" w:name="_Toc242920514"/>
+      <w:bookmarkStart w:id="24" w:name="_Toc242944027"/>
       <w:r>
         <w:t>5.3 Spacing, shape and elevation</w:t>
       </w:r>
@@ -18747,7 +18747,7 @@
         <w:pStyle w:val="Caption"/>
         <w:keepNext/>
       </w:pPr>
-      <w:bookmarkStart w:id="25" w:name="_Toc242920543"/>
+      <w:bookmarkStart w:id="25" w:name="_Toc242944056"/>
       <w:r>
         <w:t xml:space="preserve">Table </w:t>
       </w:r>
@@ -19435,7 +19435,7 @@
         <w:keepNext/>
         <w:keepLines/>
       </w:pPr>
-      <w:bookmarkStart w:id="26" w:name="_Toc242920515"/>
+      <w:bookmarkStart w:id="26" w:name="_Toc242944028"/>
       <w:r>
         <w:t>5.4 Components</w:t>
       </w:r>
@@ -19446,7 +19446,7 @@
         <w:pStyle w:val="Caption"/>
         <w:keepNext/>
       </w:pPr>
-      <w:bookmarkStart w:id="27" w:name="_Toc242920544"/>
+      <w:bookmarkStart w:id="27" w:name="_Toc242944057"/>
       <w:r>
         <w:t xml:space="preserve">Table </w:t>
       </w:r>
@@ -21736,7 +21736,7 @@
         <w:keepLines/>
         <w:pageBreakBefore/>
       </w:pPr>
-      <w:bookmarkStart w:id="28" w:name="_Toc242920516"/>
+      <w:bookmarkStart w:id="28" w:name="_Toc242944029"/>
       <w:r>
         <w:lastRenderedPageBreak/>
         <w:t>6 </w:t>
@@ -21800,7 +21800,7 @@
         <w:keepNext/>
         <w:keepLines/>
       </w:pPr>
-      <w:bookmarkStart w:id="29" w:name="_Toc242920517"/>
+      <w:bookmarkStart w:id="29" w:name="_Toc242944030"/>
       <w:r>
         <w:t>6.1 Welcome, Intro and About you (onboarding)</w:t>
       </w:r>
@@ -21811,7 +21811,7 @@
         <w:pStyle w:val="Caption"/>
         <w:keepNext/>
       </w:pPr>
-      <w:bookmarkStart w:id="30" w:name="_Toc242920545"/>
+      <w:bookmarkStart w:id="30" w:name="_Toc242944058"/>
       <w:r>
         <w:t xml:space="preserve">Table </w:t>
       </w:r>
@@ -22347,7 +22347,7 @@
         <w:keepNext/>
         <w:keepLines/>
       </w:pPr>
-      <w:bookmarkStart w:id="31" w:name="_Toc242920518"/>
+      <w:bookmarkStart w:id="31" w:name="_Toc242944031"/>
       <w:r>
         <w:t>6.2 Account (sign up, log in, recover, recovery code, complete your account)</w:t>
       </w:r>
@@ -22358,7 +22358,7 @@
         <w:pStyle w:val="Caption"/>
         <w:keepNext/>
       </w:pPr>
-      <w:bookmarkStart w:id="32" w:name="_Toc242920546"/>
+      <w:bookmarkStart w:id="32" w:name="_Toc242944059"/>
       <w:r>
         <w:t xml:space="preserve">Table </w:t>
       </w:r>
@@ -22818,7 +22818,7 @@
         <w:keepNext/>
         <w:keepLines/>
       </w:pPr>
-      <w:bookmarkStart w:id="33" w:name="_Toc242920519"/>
+      <w:bookmarkStart w:id="33" w:name="_Toc242944032"/>
       <w:r>
         <w:t>6.3 Paths (home)</w:t>
       </w:r>
@@ -22829,7 +22829,7 @@
         <w:pStyle w:val="Caption"/>
         <w:keepNext/>
       </w:pPr>
-      <w:bookmarkStart w:id="34" w:name="_Toc242920547"/>
+      <w:bookmarkStart w:id="34" w:name="_Toc242944060"/>
       <w:r>
         <w:t xml:space="preserve">Table </w:t>
       </w:r>
@@ -23185,7 +23185,7 @@
         <w:keepNext/>
         <w:keepLines/>
       </w:pPr>
-      <w:bookmarkStart w:id="35" w:name="_Toc242920520"/>
+      <w:bookmarkStart w:id="35" w:name="_Toc242944033"/>
       <w:r>
         <w:t>6.4 Courses</w:t>
       </w:r>
@@ -23196,7 +23196,7 @@
         <w:pStyle w:val="Caption"/>
         <w:keepNext/>
       </w:pPr>
-      <w:bookmarkStart w:id="36" w:name="_Toc242920548"/>
+      <w:bookmarkStart w:id="36" w:name="_Toc242944061"/>
       <w:r>
         <w:t xml:space="preserve">Table </w:t>
       </w:r>
@@ -23672,7 +23672,7 @@
         <w:keepNext/>
         <w:keepLines/>
       </w:pPr>
-      <w:bookmarkStart w:id="37" w:name="_Toc242920521"/>
+      <w:bookmarkStart w:id="37" w:name="_Toc242944034"/>
       <w:r>
         <w:t>6.5 Course detail</w:t>
       </w:r>
@@ -23683,7 +23683,7 @@
         <w:pStyle w:val="Caption"/>
         <w:keepNext/>
       </w:pPr>
-      <w:bookmarkStart w:id="38" w:name="_Toc242920549"/>
+      <w:bookmarkStart w:id="38" w:name="_Toc242944062"/>
       <w:r>
         <w:t xml:space="preserve">Table </w:t>
       </w:r>
@@ -24014,39 +24014,7 @@
                 <w:sz w:val="19"/>
                 <w:szCs w:val="19"/>
               </w:rPr>
-              <w:t>% of undergraduates", students receiving support ("</w:t>
-            </w:r>
-            <w:r>
-              <w:rPr>
-                <w:i/>
-                <w:iCs/>
-                <w:sz w:val="19"/>
-                <w:szCs w:val="19"/>
-              </w:rPr>
-              <w:t>m</w:t>
-            </w:r>
-            <w:r>
-              <w:rPr>
-                <w:sz w:val="19"/>
-                <w:szCs w:val="19"/>
-              </w:rPr>
-              <w:t xml:space="preserve"> Mahapola · </w:t>
-            </w:r>
-            <w:r>
-              <w:rPr>
-                <w:i/>
-                <w:iCs/>
-                <w:sz w:val="19"/>
-                <w:szCs w:val="19"/>
-              </w:rPr>
-              <w:t>b</w:t>
-            </w:r>
-            <w:r>
-              <w:rPr>
-                <w:sz w:val="19"/>
-                <w:szCs w:val="19"/>
-              </w:rPr>
-              <w:t xml:space="preserve"> Bursary"), graduates in 2024; each fact shows its caveats ("2024 figures are provisional", "Some faculties did not submit figures, so this is a lower count", "Includes the campuses of the university") and its source link to the table and page. </w:t>
+              <w:t xml:space="preserve">% of undergraduates", graduates in 2024; each fact shows its caveats ("2024 figures are provisional", "Some faculties did not submit figures, so this is a lower count") and its source link to the table and page. </w:t>
             </w:r>
             <w:r>
               <w:rPr>
@@ -24239,7 +24207,7 @@
         <w:keepNext/>
         <w:keepLines/>
       </w:pPr>
-      <w:bookmarkStart w:id="39" w:name="_Toc242920522"/>
+      <w:bookmarkStart w:id="39" w:name="_Toc242944035"/>
       <w:r>
         <w:t>6.6 Compare</w:t>
       </w:r>
@@ -24250,7 +24218,7 @@
         <w:pStyle w:val="Caption"/>
         <w:keepNext/>
       </w:pPr>
-      <w:bookmarkStart w:id="40" w:name="_Toc242920550"/>
+      <w:bookmarkStart w:id="40" w:name="_Toc242944063"/>
       <w:r>
         <w:t xml:space="preserve">Table </w:t>
       </w:r>
@@ -24679,7 +24647,7 @@
         <w:keepNext/>
         <w:keepLines/>
       </w:pPr>
-      <w:bookmarkStart w:id="41" w:name="_Toc242920523"/>
+      <w:bookmarkStart w:id="41" w:name="_Toc242944036"/>
       <w:r>
         <w:t>6.7 My list</w:t>
       </w:r>
@@ -24690,7 +24658,7 @@
         <w:pStyle w:val="Caption"/>
         <w:keepNext/>
       </w:pPr>
-      <w:bookmarkStart w:id="42" w:name="_Toc242920551"/>
+      <w:bookmarkStart w:id="42" w:name="_Toc242944064"/>
       <w:r>
         <w:t xml:space="preserve">Table </w:t>
       </w:r>
@@ -25143,7 +25111,7 @@
         <w:keepNext/>
         <w:keepLines/>
       </w:pPr>
-      <w:bookmarkStart w:id="43" w:name="_Toc242920524"/>
+      <w:bookmarkStart w:id="43" w:name="_Toc242944037"/>
       <w:r>
         <w:t>6.8 Journey</w:t>
       </w:r>
@@ -25154,7 +25122,7 @@
         <w:pStyle w:val="Caption"/>
         <w:keepNext/>
       </w:pPr>
-      <w:bookmarkStart w:id="44" w:name="_Toc242920552"/>
+      <w:bookmarkStart w:id="44" w:name="_Toc242944065"/>
       <w:r>
         <w:t xml:space="preserve">Table </w:t>
       </w:r>
@@ -25630,7 +25598,7 @@
         <w:keepNext/>
         <w:keepLines/>
       </w:pPr>
-      <w:bookmarkStart w:id="45" w:name="_Toc242920525"/>
+      <w:bookmarkStart w:id="45" w:name="_Toc242944038"/>
       <w:r>
         <w:t>6.9 Ask ZedPath</w:t>
       </w:r>
@@ -25641,7 +25609,7 @@
         <w:pStyle w:val="Caption"/>
         <w:keepNext/>
       </w:pPr>
-      <w:bookmarkStart w:id="46" w:name="_Toc242920553"/>
+      <w:bookmarkStart w:id="46" w:name="_Toc242944066"/>
       <w:r>
         <w:t xml:space="preserve">Table </w:t>
       </w:r>
@@ -26165,7 +26133,7 @@
         <w:keepNext/>
         <w:keepLines/>
       </w:pPr>
-      <w:bookmarkStart w:id="47" w:name="_Toc242920526"/>
+      <w:bookmarkStart w:id="47" w:name="_Toc242944039"/>
       <w:r>
         <w:t>6.10 Groups, Group room and Group info</w:t>
       </w:r>
@@ -26176,7 +26144,7 @@
         <w:pStyle w:val="Caption"/>
         <w:keepNext/>
       </w:pPr>
-      <w:bookmarkStart w:id="48" w:name="_Toc242920554"/>
+      <w:bookmarkStart w:id="48" w:name="_Toc242944067"/>
       <w:r>
         <w:t xml:space="preserve">Table </w:t>
       </w:r>
@@ -26645,7 +26613,7 @@
         <w:keepNext/>
         <w:keepLines/>
       </w:pPr>
-      <w:bookmarkStart w:id="49" w:name="_Toc242920527"/>
+      <w:bookmarkStart w:id="49" w:name="_Toc242944040"/>
       <w:r>
         <w:t>6.11 Me</w:t>
       </w:r>
@@ -26656,7 +26624,7 @@
         <w:pStyle w:val="Caption"/>
         <w:keepNext/>
       </w:pPr>
-      <w:bookmarkStart w:id="50" w:name="_Toc242920555"/>
+      <w:bookmarkStart w:id="50" w:name="_Toc242944068"/>
       <w:r>
         <w:t xml:space="preserve">Table </w:t>
       </w:r>
@@ -27092,7 +27060,7 @@
         <w:keepLines/>
         <w:pageBreakBefore/>
       </w:pPr>
-      <w:bookmarkStart w:id="51" w:name="_Toc242920528"/>
+      <w:bookmarkStart w:id="51" w:name="_Toc242944041"/>
       <w:r>
         <w:lastRenderedPageBreak/>
         <w:t>7 Interaction patterns</w:t>
@@ -27104,7 +27072,7 @@
         <w:pStyle w:val="Caption"/>
         <w:keepNext/>
       </w:pPr>
-      <w:bookmarkStart w:id="52" w:name="_Toc242920556"/>
+      <w:bookmarkStart w:id="52" w:name="_Toc242944069"/>
       <w:r>
         <w:t xml:space="preserve">Table </w:t>
       </w:r>
@@ -28283,7 +28251,7 @@
         <w:keepLines/>
         <w:pageBreakBefore/>
       </w:pPr>
-      <w:bookmarkStart w:id="53" w:name="_Toc242920529"/>
+      <w:bookmarkStart w:id="53" w:name="_Toc242944042"/>
       <w:r>
         <w:lastRenderedPageBreak/>
         <w:t>8 Content and language</w:t>
@@ -28295,7 +28263,7 @@
         <w:pStyle w:val="Caption"/>
         <w:keepNext/>
       </w:pPr>
-      <w:bookmarkStart w:id="54" w:name="_Toc242920557"/>
+      <w:bookmarkStart w:id="54" w:name="_Toc242944070"/>
       <w:r>
         <w:t xml:space="preserve">Table </w:t>
       </w:r>
@@ -29069,7 +29037,7 @@
         <w:keepLines/>
         <w:pageBreakBefore/>
       </w:pPr>
-      <w:bookmarkStart w:id="55" w:name="_Toc242920530"/>
+      <w:bookmarkStart w:id="55" w:name="_Toc242944043"/>
       <w:r>
         <w:lastRenderedPageBreak/>
         <w:t>9 Accessibility checklist (WCAG 2.2 AA)</w:t>
@@ -29089,7 +29057,7 @@
         <w:pStyle w:val="Caption"/>
         <w:keepNext/>
       </w:pPr>
-      <w:bookmarkStart w:id="56" w:name="_Toc242920558"/>
+      <w:bookmarkStart w:id="56" w:name="_Toc242944071"/>
       <w:r>
         <w:t xml:space="preserve">Table </w:t>
       </w:r>
@@ -30843,7 +30811,7 @@
         <w:keepLines/>
         <w:pageBreakBefore/>
       </w:pPr>
-      <w:bookmarkStart w:id="57" w:name="_Toc242920531"/>
+      <w:bookmarkStart w:id="57" w:name="_Toc242944044"/>
       <w:r>
         <w:lastRenderedPageBreak/>
         <w:t>10 Performance budget for 3G</w:t>
@@ -30855,7 +30823,7 @@
         <w:pStyle w:val="Caption"/>
         <w:keepNext/>
       </w:pPr>
-      <w:bookmarkStart w:id="58" w:name="_Toc242920559"/>
+      <w:bookmarkStart w:id="58" w:name="_Toc242944072"/>
       <w:r>
         <w:t xml:space="preserve">Table </w:t>
       </w:r>
@@ -31687,7 +31655,7 @@
         <w:keepLines/>
         <w:pageBreakBefore/>
       </w:pPr>
-      <w:bookmarkStart w:id="59" w:name="_Toc242920532"/>
+      <w:bookmarkStart w:id="59" w:name="_Toc242944045"/>
       <w:r>
         <w:lastRenderedPageBreak/>
         <w:t>11 Usability evidence</w:t>
@@ -31707,7 +31675,7 @@
         <w:pStyle w:val="Caption"/>
         <w:keepNext/>
       </w:pPr>
-      <w:bookmarkStart w:id="60" w:name="_Toc242920560"/>
+      <w:bookmarkStart w:id="60" w:name="_Toc242944073"/>
       <w:r>
         <w:t xml:space="preserve">Table </w:t>
       </w:r>
@@ -33034,7 +33002,7 @@
         <w:keepLines/>
         <w:pageBreakBefore/>
       </w:pPr>
-      <w:bookmarkStart w:id="61" w:name="_Toc242920533"/>
+      <w:bookmarkStart w:id="61" w:name="_Toc242944046"/>
       <w:r>
         <w:lastRenderedPageBreak/>
         <w:t>12 Traceability</w:t>
@@ -33046,7 +33014,7 @@
         <w:pStyle w:val="Caption"/>
         <w:keepNext/>
       </w:pPr>
-      <w:bookmarkStart w:id="62" w:name="_Toc242920561"/>
+      <w:bookmarkStart w:id="62" w:name="_Toc242944074"/>
       <w:r>
         <w:t xml:space="preserve">Table </w:t>
       </w:r>
@@ -34512,134 +34480,10 @@
 <file path=word/numbering.xml><?xml version="1.0" encoding="utf-8"?>
 <w:numbering xmlns:wpc="http://schemas.microsoft.com/office/word/2010/wordprocessingCanvas" xmlns:cx="http://schemas.microsoft.com/office/drawing/2014/chartex" xmlns:cx1="http://schemas.microsoft.com/office/drawing/2015/9/8/chartex" xmlns:cx2="http://schemas.microsoft.com/office/drawing/2015/10/21/chartex" xmlns:cx3="http://schemas.microsoft.com/office/drawing/2016/5/9/chartex" xmlns:cx4="http://schemas.microsoft.com/office/drawing/2016/5/10/chartex" xmlns:cx5="http://schemas.microsoft.com/office/drawing/2016/5/11/chartex" xmlns:cx6="http://schemas.microsoft.com/office/drawing/2016/5/12/chartex" xmlns:cx7="http://schemas.microsoft.com/office/drawing/2016/5/13/chartex" xmlns:cx8="http://schemas.microsoft.com/office/drawing/2016/5/14/chartex" xmlns:mc="http://schemas.openxmlformats.org/markup-compatibility/2006" xmlns:aink="http://schemas.microsoft.com/office/drawing/2016/ink" xmlns:am3d="http://schemas.microsoft.com/office/drawing/2017/model3d" xmlns:o="urn:schemas-microsoft-com:office:office" xmlns:oel="http://schemas.microsoft.com/office/2019/extlst" xmlns:r="http://schemas.openxmlformats.org/officeDocument/2006/relationships" xmlns:m="http://schemas.openxmlformats.org/officeDocument/2006/math" xmlns:v="urn:schemas-microsoft-com:vml" xmlns:wp14="http://schemas.microsoft.com/office/word/2010/wordprocessingDrawing" xmlns:wp="http://schemas.openxmlformats.org/drawingml/2006/wordprocessingDrawing" xmlns:w10="urn:schemas-microsoft-com:office:word" xmlns:w="http://schemas.openxmlformats.org/wordprocessingml/2006/main" xmlns:w14="http://schemas.microsoft.com/office/word/2010/wordml" xmlns:w15="http://schemas.microsoft.com/office/word/2012/wordml" xmlns:w16cex="http://schemas.microsoft.com/office/word/2018/wordml/cex" xmlns:w16cid="http://schemas.microsoft.com/office/word/2016/wordml/cid" xmlns:w16="http://schemas.microsoft.com/office/word/2018/wordml" xmlns:w16du="http://schemas.microsoft.com/office/word/2023/wordml/word16du" xmlns:w16sdtdh="http://schemas.microsoft.com/office/word/2020/wordml/sdtdatahash" xmlns:w16sdtfl="http://schemas.microsoft.com/office/word/2024/wordml/sdtformatlock" xmlns:w16se="http://schemas.microsoft.com/office/word/2015/wordml/symex" xmlns:wpg="http://schemas.microsoft.com/office/word/2010/wordprocessingGroup" xmlns:wpi="http://schemas.microsoft.com/office/word/2010/wordprocessingInk" xmlns:wne="http://schemas.microsoft.com/office/word/2006/wordml" xmlns:wps="http://schemas.microsoft.com/office/word/2010/wordprocessingShape" mc:Ignorable="w14 w15 w16se w16cid w16 w16cex w16sdtdh w16sdtfl w16du wp14">
   <w:abstractNum w:abstractNumId="0" w15:restartNumberingAfterBreak="0">
-    <w:nsid w:val="35984FCC"/>
+    <w:nsid w:val="30A019AE"/>
     <w:multiLevelType w:val="hybridMultilevel"/>
-    <w:tmpl w:val="1804C294"/>
-    <w:lvl w:ilvl="0" w:tplc="46662FA6" w:tentative="1">
-      <w:start w:val="1"/>
-      <w:numFmt w:val="bullet"/>
-      <w:lvlText w:val="•"/>
-      <w:lvlJc w:val="left"/>
-      <w:pPr>
-        <w:ind w:left="720" w:hanging="280"/>
-      </w:pPr>
-    </w:lvl>
-    <w:lvl w:ilvl="1" w:tplc="49FCD976" w:tentative="1">
-      <w:start w:val="1"/>
-      <w:numFmt w:val="bullet"/>
-      <w:lvlText w:val="–"/>
-      <w:lvlJc w:val="left"/>
-      <w:pPr>
-        <w:ind w:left="1080" w:hanging="280"/>
-      </w:pPr>
-    </w:lvl>
-    <w:lvl w:ilvl="2" w:tplc="0A18B152" w:tentative="1">
-      <w:start w:val="1"/>
-      <w:numFmt w:val="bullet"/>
-      <w:lvlText w:val="▪"/>
-      <w:lvlJc w:val="left"/>
-      <w:pPr>
-        <w:ind w:left="1440" w:hanging="280"/>
-      </w:pPr>
-    </w:lvl>
-    <w:lvl w:ilvl="3" w:tplc="18084F6E">
-      <w:numFmt w:val="decimal"/>
-      <w:lvlText w:val=""/>
-      <w:lvlJc w:val="left"/>
-    </w:lvl>
-    <w:lvl w:ilvl="4" w:tplc="B7303ADA">
-      <w:numFmt w:val="decimal"/>
-      <w:lvlText w:val=""/>
-      <w:lvlJc w:val="left"/>
-    </w:lvl>
-    <w:lvl w:ilvl="5" w:tplc="339E91FE">
-      <w:numFmt w:val="decimal"/>
-      <w:lvlText w:val=""/>
-      <w:lvlJc w:val="left"/>
-    </w:lvl>
-    <w:lvl w:ilvl="6" w:tplc="51BCE900">
-      <w:numFmt w:val="decimal"/>
-      <w:lvlText w:val=""/>
-      <w:lvlJc w:val="left"/>
-    </w:lvl>
-    <w:lvl w:ilvl="7" w:tplc="684A5632">
-      <w:numFmt w:val="decimal"/>
-      <w:lvlText w:val=""/>
-      <w:lvlJc w:val="left"/>
-    </w:lvl>
-    <w:lvl w:ilvl="8" w:tplc="456E04F8">
-      <w:numFmt w:val="decimal"/>
-      <w:lvlText w:val=""/>
-      <w:lvlJc w:val="left"/>
-    </w:lvl>
-  </w:abstractNum>
-  <w:abstractNum w:abstractNumId="1" w15:restartNumberingAfterBreak="0">
-    <w:nsid w:val="55DE7AF5"/>
-    <w:multiLevelType w:val="hybridMultilevel"/>
-    <w:tmpl w:val="BB66B336"/>
-    <w:lvl w:ilvl="0" w:tplc="A5064592" w:tentative="1">
-      <w:start w:val="1"/>
-      <w:numFmt w:val="decimal"/>
-      <w:lvlText w:val="%1."/>
-      <w:lvlJc w:val="left"/>
-      <w:pPr>
-        <w:ind w:left="720" w:hanging="360"/>
-      </w:pPr>
-    </w:lvl>
-    <w:lvl w:ilvl="1" w:tplc="4BDEF444" w:tentative="1">
-      <w:start w:val="1"/>
-      <w:numFmt w:val="lowerLetter"/>
-      <w:lvlText w:val="%2."/>
-      <w:lvlJc w:val="left"/>
-      <w:pPr>
-        <w:ind w:left="1080" w:hanging="360"/>
-      </w:pPr>
-    </w:lvl>
-    <w:lvl w:ilvl="2" w:tplc="8CD2FC2A" w:tentative="1">
-      <w:start w:val="1"/>
-      <w:numFmt w:val="lowerRoman"/>
-      <w:lvlText w:val="%3."/>
-      <w:lvlJc w:val="left"/>
-      <w:pPr>
-        <w:ind w:left="1440" w:hanging="360"/>
-      </w:pPr>
-    </w:lvl>
-    <w:lvl w:ilvl="3" w:tplc="66BA6B38">
-      <w:numFmt w:val="decimal"/>
-      <w:lvlText w:val=""/>
-      <w:lvlJc w:val="left"/>
-    </w:lvl>
-    <w:lvl w:ilvl="4" w:tplc="C3BEC1AE">
-      <w:numFmt w:val="decimal"/>
-      <w:lvlText w:val=""/>
-      <w:lvlJc w:val="left"/>
-    </w:lvl>
-    <w:lvl w:ilvl="5" w:tplc="C108FDA8">
-      <w:numFmt w:val="decimal"/>
-      <w:lvlText w:val=""/>
-      <w:lvlJc w:val="left"/>
-    </w:lvl>
-    <w:lvl w:ilvl="6" w:tplc="C22A621C">
-      <w:numFmt w:val="decimal"/>
-      <w:lvlText w:val=""/>
-      <w:lvlJc w:val="left"/>
-    </w:lvl>
-    <w:lvl w:ilvl="7" w:tplc="2F844EC8">
-      <w:numFmt w:val="decimal"/>
-      <w:lvlText w:val=""/>
-      <w:lvlJc w:val="left"/>
-    </w:lvl>
-    <w:lvl w:ilvl="8" w:tplc="D9F04416">
-      <w:numFmt w:val="decimal"/>
-      <w:lvlText w:val=""/>
-      <w:lvlJc w:val="left"/>
-    </w:lvl>
-  </w:abstractNum>
-  <w:abstractNum w:abstractNumId="2" w15:restartNumberingAfterBreak="0">
-    <w:nsid w:val="58BE4564"/>
-    <w:multiLevelType w:val="hybridMultilevel"/>
-    <w:tmpl w:val="89D65ADA"/>
-    <w:lvl w:ilvl="0" w:tplc="B6021556" w:tentative="1">
+    <w:tmpl w:val="AB289798"/>
+    <w:lvl w:ilvl="0" w:tplc="09A8F09A" w:tentative="1">
       <w:start w:val="1"/>
       <w:numFmt w:val="bullet"/>
       <w:lvlText w:val="●"/>
@@ -34648,7 +34492,7 @@
         <w:ind w:left="720" w:hanging="360"/>
       </w:pPr>
     </w:lvl>
-    <w:lvl w:ilvl="1" w:tplc="F5648166" w:tentative="1">
+    <w:lvl w:ilvl="1" w:tplc="DF78B140" w:tentative="1">
       <w:start w:val="1"/>
       <w:numFmt w:val="bullet"/>
       <w:lvlText w:val="○"/>
@@ -34657,7 +34501,7 @@
         <w:ind w:left="1440" w:hanging="360"/>
       </w:pPr>
     </w:lvl>
-    <w:lvl w:ilvl="2" w:tplc="A210B7AC" w:tentative="1">
+    <w:lvl w:ilvl="2" w:tplc="9BFE010A" w:tentative="1">
       <w:start w:val="1"/>
       <w:numFmt w:val="bullet"/>
       <w:lvlText w:val="■"/>
@@ -34666,7 +34510,7 @@
         <w:ind w:left="2160" w:hanging="360"/>
       </w:pPr>
     </w:lvl>
-    <w:lvl w:ilvl="3" w:tplc="F844E978" w:tentative="1">
+    <w:lvl w:ilvl="3" w:tplc="4E28C112" w:tentative="1">
       <w:start w:val="1"/>
       <w:numFmt w:val="bullet"/>
       <w:lvlText w:val="●"/>
@@ -34675,7 +34519,7 @@
         <w:ind w:left="2880" w:hanging="360"/>
       </w:pPr>
     </w:lvl>
-    <w:lvl w:ilvl="4" w:tplc="643231CA" w:tentative="1">
+    <w:lvl w:ilvl="4" w:tplc="4FE430DC" w:tentative="1">
       <w:start w:val="1"/>
       <w:numFmt w:val="bullet"/>
       <w:lvlText w:val="○"/>
@@ -34684,7 +34528,7 @@
         <w:ind w:left="3600" w:hanging="360"/>
       </w:pPr>
     </w:lvl>
-    <w:lvl w:ilvl="5" w:tplc="6B26FA24" w:tentative="1">
+    <w:lvl w:ilvl="5" w:tplc="D10C60F2" w:tentative="1">
       <w:start w:val="1"/>
       <w:numFmt w:val="bullet"/>
       <w:lvlText w:val="■"/>
@@ -34693,7 +34537,7 @@
         <w:ind w:left="4320" w:hanging="360"/>
       </w:pPr>
     </w:lvl>
-    <w:lvl w:ilvl="6" w:tplc="D44874BC" w:tentative="1">
+    <w:lvl w:ilvl="6" w:tplc="AD3677E8" w:tentative="1">
       <w:start w:val="1"/>
       <w:numFmt w:val="bullet"/>
       <w:lvlText w:val="●"/>
@@ -34702,7 +34546,7 @@
         <w:ind w:left="5040" w:hanging="360"/>
       </w:pPr>
     </w:lvl>
-    <w:lvl w:ilvl="7" w:tplc="D2E8C9A4" w:tentative="1">
+    <w:lvl w:ilvl="7" w:tplc="7B5E645C" w:tentative="1">
       <w:start w:val="1"/>
       <w:numFmt w:val="bullet"/>
       <w:lvlText w:val="●"/>
@@ -34711,7 +34555,7 @@
         <w:ind w:left="5760" w:hanging="360"/>
       </w:pPr>
     </w:lvl>
-    <w:lvl w:ilvl="8" w:tplc="46F8E968" w:tentative="1">
+    <w:lvl w:ilvl="8" w:tplc="8F88F1D4" w:tentative="1">
       <w:start w:val="1"/>
       <w:numFmt w:val="bullet"/>
       <w:lvlText w:val="●"/>
@@ -34721,8 +34565,132 @@
       </w:pPr>
     </w:lvl>
   </w:abstractNum>
-  <w:num w:numId="1" w16cid:durableId="1780101104">
-    <w:abstractNumId w:val="2"/>
+  <w:abstractNum w:abstractNumId="1" w15:restartNumberingAfterBreak="0">
+    <w:nsid w:val="5D4B5719"/>
+    <w:multiLevelType w:val="hybridMultilevel"/>
+    <w:tmpl w:val="35902AE8"/>
+    <w:lvl w:ilvl="0" w:tplc="63A056A2" w:tentative="1">
+      <w:start w:val="1"/>
+      <w:numFmt w:val="decimal"/>
+      <w:lvlText w:val="%1."/>
+      <w:lvlJc w:val="left"/>
+      <w:pPr>
+        <w:ind w:left="720" w:hanging="360"/>
+      </w:pPr>
+    </w:lvl>
+    <w:lvl w:ilvl="1" w:tplc="D77A202E" w:tentative="1">
+      <w:start w:val="1"/>
+      <w:numFmt w:val="lowerLetter"/>
+      <w:lvlText w:val="%2."/>
+      <w:lvlJc w:val="left"/>
+      <w:pPr>
+        <w:ind w:left="1080" w:hanging="360"/>
+      </w:pPr>
+    </w:lvl>
+    <w:lvl w:ilvl="2" w:tplc="CBE0F2B2" w:tentative="1">
+      <w:start w:val="1"/>
+      <w:numFmt w:val="lowerRoman"/>
+      <w:lvlText w:val="%3."/>
+      <w:lvlJc w:val="left"/>
+      <w:pPr>
+        <w:ind w:left="1440" w:hanging="360"/>
+      </w:pPr>
+    </w:lvl>
+    <w:lvl w:ilvl="3" w:tplc="47DC4454">
+      <w:numFmt w:val="decimal"/>
+      <w:lvlText w:val=""/>
+      <w:lvlJc w:val="left"/>
+    </w:lvl>
+    <w:lvl w:ilvl="4" w:tplc="C4A6BAAE">
+      <w:numFmt w:val="decimal"/>
+      <w:lvlText w:val=""/>
+      <w:lvlJc w:val="left"/>
+    </w:lvl>
+    <w:lvl w:ilvl="5" w:tplc="27A42406">
+      <w:numFmt w:val="decimal"/>
+      <w:lvlText w:val=""/>
+      <w:lvlJc w:val="left"/>
+    </w:lvl>
+    <w:lvl w:ilvl="6" w:tplc="3F840688">
+      <w:numFmt w:val="decimal"/>
+      <w:lvlText w:val=""/>
+      <w:lvlJc w:val="left"/>
+    </w:lvl>
+    <w:lvl w:ilvl="7" w:tplc="E8524C9E">
+      <w:numFmt w:val="decimal"/>
+      <w:lvlText w:val=""/>
+      <w:lvlJc w:val="left"/>
+    </w:lvl>
+    <w:lvl w:ilvl="8" w:tplc="B680BE84">
+      <w:numFmt w:val="decimal"/>
+      <w:lvlText w:val=""/>
+      <w:lvlJc w:val="left"/>
+    </w:lvl>
+  </w:abstractNum>
+  <w:abstractNum w:abstractNumId="2" w15:restartNumberingAfterBreak="0">
+    <w:nsid w:val="5DC343B3"/>
+    <w:multiLevelType w:val="hybridMultilevel"/>
+    <w:tmpl w:val="BB3ECF24"/>
+    <w:lvl w:ilvl="0" w:tplc="2736B940" w:tentative="1">
+      <w:start w:val="1"/>
+      <w:numFmt w:val="bullet"/>
+      <w:lvlText w:val="•"/>
+      <w:lvlJc w:val="left"/>
+      <w:pPr>
+        <w:ind w:left="720" w:hanging="280"/>
+      </w:pPr>
+    </w:lvl>
+    <w:lvl w:ilvl="1" w:tplc="7C9860E6" w:tentative="1">
+      <w:start w:val="1"/>
+      <w:numFmt w:val="bullet"/>
+      <w:lvlText w:val="–"/>
+      <w:lvlJc w:val="left"/>
+      <w:pPr>
+        <w:ind w:left="1080" w:hanging="280"/>
+      </w:pPr>
+    </w:lvl>
+    <w:lvl w:ilvl="2" w:tplc="BD24883C" w:tentative="1">
+      <w:start w:val="1"/>
+      <w:numFmt w:val="bullet"/>
+      <w:lvlText w:val="▪"/>
+      <w:lvlJc w:val="left"/>
+      <w:pPr>
+        <w:ind w:left="1440" w:hanging="280"/>
+      </w:pPr>
+    </w:lvl>
+    <w:lvl w:ilvl="3" w:tplc="DDAA6B06">
+      <w:numFmt w:val="decimal"/>
+      <w:lvlText w:val=""/>
+      <w:lvlJc w:val="left"/>
+    </w:lvl>
+    <w:lvl w:ilvl="4" w:tplc="3422619A">
+      <w:numFmt w:val="decimal"/>
+      <w:lvlText w:val=""/>
+      <w:lvlJc w:val="left"/>
+    </w:lvl>
+    <w:lvl w:ilvl="5" w:tplc="E5BAB7EA">
+      <w:numFmt w:val="decimal"/>
+      <w:lvlText w:val=""/>
+      <w:lvlJc w:val="left"/>
+    </w:lvl>
+    <w:lvl w:ilvl="6" w:tplc="205484EC">
+      <w:numFmt w:val="decimal"/>
+      <w:lvlText w:val=""/>
+      <w:lvlJc w:val="left"/>
+    </w:lvl>
+    <w:lvl w:ilvl="7" w:tplc="B2FC25BC">
+      <w:numFmt w:val="decimal"/>
+      <w:lvlText w:val=""/>
+      <w:lvlJc w:val="left"/>
+    </w:lvl>
+    <w:lvl w:ilvl="8" w:tplc="0E0AD4FC">
+      <w:numFmt w:val="decimal"/>
+      <w:lvlText w:val=""/>
+      <w:lvlJc w:val="left"/>
+    </w:lvl>
+  </w:abstractNum>
+  <w:num w:numId="1" w16cid:durableId="354581041">
+    <w:abstractNumId w:val="0"/>
     <w:lvlOverride w:ilvl="0">
       <w:startOverride w:val="1"/>
     </w:lvlOverride>
@@ -35426,7 +35394,7 @@
     <w:autoRedefine/>
     <w:uiPriority w:val="39"/>
     <w:unhideWhenUsed/>
-    <w:rsid w:val="006033DB"/>
+    <w:rsid w:val="00562741"/>
     <w:pPr>
       <w:spacing w:after="100"/>
     </w:pPr>
@@ -35438,7 +35406,7 @@
     <w:autoRedefine/>
     <w:uiPriority w:val="39"/>
     <w:unhideWhenUsed/>
-    <w:rsid w:val="006033DB"/>
+    <w:rsid w:val="00562741"/>
     <w:pPr>
       <w:spacing w:after="100"/>
       <w:ind w:left="210"/>
@@ -35450,7 +35418,7 @@
     <w:next w:val="Normal"/>
     <w:uiPriority w:val="99"/>
     <w:unhideWhenUsed/>
-    <w:rsid w:val="006033DB"/>
+    <w:rsid w:val="00562741"/>
   </w:style>
 </w:styles>
 </file>

--- a/docs/07-ui-ux/ZP-DOC-07_UI-UX-Design.docx
+++ b/docs/07-ui-ux/ZP-DOC-07_UI-UX-Design.docx
@@ -289,7 +289,7 @@
                 <w:sz w:val="19"/>
                 <w:szCs w:val="19"/>
               </w:rPr>
-              <w:t>15 October 2026</w:t>
+              <w:t>21 October 2026</w:t>
             </w:r>
           </w:p>
         </w:tc>
@@ -1567,6 +1567,122 @@
           </w:p>
         </w:tc>
       </w:tr>
+      <w:tr>
+        <w:tblPrEx>
+          <w:tblCellMar>
+            <w:top w:w="0" w:type="dxa"/>
+            <w:bottom w:w="0" w:type="dxa"/>
+          </w:tblCellMar>
+        </w:tblPrEx>
+        <w:trPr>
+          <w:cantSplit/>
+          <w:trHeight w:val="420"/>
+        </w:trPr>
+        <w:tc>
+          <w:tcPr>
+            <w:tcW w:w="964" w:type="dxa"/>
+            <w:tcBorders>
+              <w:top w:val="single" w:sz="4" w:space="0" w:color="C9D3D0"/>
+              <w:left w:val="single" w:sz="4" w:space="0" w:color="C9D3D0"/>
+              <w:bottom w:val="single" w:sz="4" w:space="0" w:color="C9D3D0"/>
+              <w:right w:val="single" w:sz="4" w:space="0" w:color="C9D3D0"/>
+            </w:tcBorders>
+            <w:tcMar>
+              <w:top w:w="50" w:type="dxa"/>
+              <w:left w:w="100" w:type="dxa"/>
+              <w:bottom w:w="50" w:type="dxa"/>
+              <w:right w:w="100" w:type="dxa"/>
+            </w:tcMar>
+          </w:tcPr>
+          <w:p>
+            <w:r>
+              <w:rPr>
+                <w:sz w:val="19"/>
+                <w:szCs w:val="19"/>
+              </w:rPr>
+              <w:t>0.9</w:t>
+            </w:r>
+          </w:p>
+        </w:tc>
+        <w:tc>
+          <w:tcPr>
+            <w:tcW w:w="1542" w:type="dxa"/>
+            <w:tcBorders>
+              <w:top w:val="single" w:sz="4" w:space="0" w:color="C9D3D0"/>
+              <w:left w:val="single" w:sz="4" w:space="0" w:color="C9D3D0"/>
+              <w:bottom w:val="single" w:sz="4" w:space="0" w:color="C9D3D0"/>
+              <w:right w:val="single" w:sz="4" w:space="0" w:color="C9D3D0"/>
+            </w:tcBorders>
+            <w:tcMar>
+              <w:top w:w="50" w:type="dxa"/>
+              <w:left w:w="100" w:type="dxa"/>
+              <w:bottom w:w="50" w:type="dxa"/>
+              <w:right w:w="100" w:type="dxa"/>
+            </w:tcMar>
+          </w:tcPr>
+          <w:p>
+            <w:r>
+              <w:rPr>
+                <w:sz w:val="19"/>
+                <w:szCs w:val="19"/>
+              </w:rPr>
+              <w:t>21 Oct 2026</w:t>
+            </w:r>
+          </w:p>
+        </w:tc>
+        <w:tc>
+          <w:tcPr>
+            <w:tcW w:w="1928" w:type="dxa"/>
+            <w:tcBorders>
+              <w:top w:val="single" w:sz="4" w:space="0" w:color="C9D3D0"/>
+              <w:left w:val="single" w:sz="4" w:space="0" w:color="C9D3D0"/>
+              <w:bottom w:val="single" w:sz="4" w:space="0" w:color="C9D3D0"/>
+              <w:right w:val="single" w:sz="4" w:space="0" w:color="C9D3D0"/>
+            </w:tcBorders>
+            <w:tcMar>
+              <w:top w:w="50" w:type="dxa"/>
+              <w:left w:w="100" w:type="dxa"/>
+              <w:bottom w:w="50" w:type="dxa"/>
+              <w:right w:w="100" w:type="dxa"/>
+            </w:tcMar>
+          </w:tcPr>
+          <w:p>
+            <w:r>
+              <w:rPr>
+                <w:sz w:val="19"/>
+                <w:szCs w:val="19"/>
+              </w:rPr>
+              <w:t>Team Kestrel</w:t>
+            </w:r>
+          </w:p>
+        </w:tc>
+        <w:tc>
+          <w:tcPr>
+            <w:tcW w:w="5204" w:type="dxa"/>
+            <w:tcBorders>
+              <w:top w:val="single" w:sz="4" w:space="0" w:color="C9D3D0"/>
+              <w:left w:val="single" w:sz="4" w:space="0" w:color="C9D3D0"/>
+              <w:bottom w:val="single" w:sz="4" w:space="0" w:color="C9D3D0"/>
+              <w:right w:val="single" w:sz="4" w:space="0" w:color="C9D3D0"/>
+            </w:tcBorders>
+            <w:tcMar>
+              <w:top w:w="50" w:type="dxa"/>
+              <w:left w:w="100" w:type="dxa"/>
+              <w:bottom w:w="50" w:type="dxa"/>
+              <w:right w:w="100" w:type="dxa"/>
+            </w:tcMar>
+          </w:tcPr>
+          <w:p>
+            <w:r>
+              <w:rPr>
+                <w:sz w:val="19"/>
+                <w:szCs w:val="19"/>
+              </w:rPr>
+              <w:t>Revised for VR3 (18 to 21 October 2026, product owner's review on a phone and a desktop): Compare "+" opens the picker above the table and new columns line up beside the row labels; multi-select tip shown as a highlighted box with steps; Compare takes up to three and says so; desktop layout from 1024 px (collapsible side menu with a glass menu button, logo in the corner, Paths dashboard, course page in two columns); install button says "this device"</w:t>
+            </w:r>
+          </w:p>
+        </w:tc>
+      </w:tr>
     </w:tbl>
     <w:p>
       <w:pPr>
@@ -1881,6 +1997,7 @@
                 <w:sz w:val="19"/>
                 <w:szCs w:val="19"/>
               </w:rPr>
+              <w:lastRenderedPageBreak/>
               <w:t>Approver</w:t>
             </w:r>
           </w:p>
@@ -1966,7 +2083,7 @@
     <w:sdt>
       <w:sdtPr>
         <w:alias w:val="Contents"/>
-        <w:id w:val="1730342168"/>
+        <w:id w:val="914058990"/>
       </w:sdtPr>
       <w:sdtEndPr/>
       <w:sdtContent>
@@ -1995,7 +2112,7 @@
           <w:r>
             <w:fldChar w:fldCharType="separate"/>
           </w:r>
-          <w:hyperlink w:anchor="_Toc242944012" w:history="1">
+          <w:hyperlink w:anchor="_Toc243516475" w:history="1">
             <w:r>
               <w:rPr>
                 <w:rStyle w:val="Hyperlink"/>
@@ -2019,7 +2136,7 @@
               <w:rPr>
                 <w:noProof/>
               </w:rPr>
-              <w:instrText xml:space="preserve"> PAGEREF _Toc242944012 \h </w:instrText>
+              <w:instrText xml:space="preserve"> PAGEREF _Toc243516475 \h </w:instrText>
             </w:r>
             <w:r>
               <w:rPr>
@@ -2036,7 +2153,7 @@
               <w:rPr>
                 <w:noProof/>
               </w:rPr>
-              <w:t>5</w:t>
+              <w:t>6</w:t>
             </w:r>
             <w:r>
               <w:rPr>
@@ -2062,7 +2179,7 @@
               <w14:ligatures w14:val="standardContextual"/>
             </w:rPr>
           </w:pPr>
-          <w:hyperlink w:anchor="_Toc242944013" w:history="1">
+          <w:hyperlink w:anchor="_Toc243516476" w:history="1">
             <w:r>
               <w:rPr>
                 <w:rStyle w:val="Hyperlink"/>
@@ -2086,7 +2203,7 @@
               <w:rPr>
                 <w:noProof/>
               </w:rPr>
-              <w:instrText xml:space="preserve"> PAGEREF _Toc242944013 \h </w:instrText>
+              <w:instrText xml:space="preserve"> PAGEREF _Toc243516476 \h </w:instrText>
             </w:r>
             <w:r>
               <w:rPr>
@@ -2103,7 +2220,7 @@
               <w:rPr>
                 <w:noProof/>
               </w:rPr>
-              <w:t>5</w:t>
+              <w:t>6</w:t>
             </w:r>
             <w:r>
               <w:rPr>
@@ -2129,7 +2246,7 @@
               <w14:ligatures w14:val="standardContextual"/>
             </w:rPr>
           </w:pPr>
-          <w:hyperlink w:anchor="_Toc242944014" w:history="1">
+          <w:hyperlink w:anchor="_Toc243516477" w:history="1">
             <w:r>
               <w:rPr>
                 <w:rStyle w:val="Hyperlink"/>
@@ -2153,7 +2270,7 @@
               <w:rPr>
                 <w:noProof/>
               </w:rPr>
-              <w:instrText xml:space="preserve"> PAGEREF _Toc242944014 \h </w:instrText>
+              <w:instrText xml:space="preserve"> PAGEREF _Toc243516477 \h </w:instrText>
             </w:r>
             <w:r>
               <w:rPr>
@@ -2170,7 +2287,7 @@
               <w:rPr>
                 <w:noProof/>
               </w:rPr>
-              <w:t>5</w:t>
+              <w:t>6</w:t>
             </w:r>
             <w:r>
               <w:rPr>
@@ -2196,7 +2313,7 @@
               <w14:ligatures w14:val="standardContextual"/>
             </w:rPr>
           </w:pPr>
-          <w:hyperlink w:anchor="_Toc242944015" w:history="1">
+          <w:hyperlink w:anchor="_Toc243516478" w:history="1">
             <w:r>
               <w:rPr>
                 <w:rStyle w:val="Hyperlink"/>
@@ -2220,7 +2337,7 @@
               <w:rPr>
                 <w:noProof/>
               </w:rPr>
-              <w:instrText xml:space="preserve"> PAGEREF _Toc242944015 \h </w:instrText>
+              <w:instrText xml:space="preserve"> PAGEREF _Toc243516478 \h </w:instrText>
             </w:r>
             <w:r>
               <w:rPr>
@@ -2237,7 +2354,7 @@
               <w:rPr>
                 <w:noProof/>
               </w:rPr>
-              <w:t>5</w:t>
+              <w:t>6</w:t>
             </w:r>
             <w:r>
               <w:rPr>
@@ -2263,7 +2380,7 @@
               <w14:ligatures w14:val="standardContextual"/>
             </w:rPr>
           </w:pPr>
-          <w:hyperlink w:anchor="_Toc242944016" w:history="1">
+          <w:hyperlink w:anchor="_Toc243516479" w:history="1">
             <w:r>
               <w:rPr>
                 <w:rStyle w:val="Hyperlink"/>
@@ -2287,7 +2404,7 @@
               <w:rPr>
                 <w:noProof/>
               </w:rPr>
-              <w:instrText xml:space="preserve"> PAGEREF _Toc242944016 \h </w:instrText>
+              <w:instrText xml:space="preserve"> PAGEREF _Toc243516479 \h </w:instrText>
             </w:r>
             <w:r>
               <w:rPr>
@@ -2304,7 +2421,7 @@
               <w:rPr>
                 <w:noProof/>
               </w:rPr>
-              <w:t>5</w:t>
+              <w:t>6</w:t>
             </w:r>
             <w:r>
               <w:rPr>
@@ -2330,7 +2447,7 @@
               <w14:ligatures w14:val="standardContextual"/>
             </w:rPr>
           </w:pPr>
-          <w:hyperlink w:anchor="_Toc242944017" w:history="1">
+          <w:hyperlink w:anchor="_Toc243516480" w:history="1">
             <w:r>
               <w:rPr>
                 <w:rStyle w:val="Hyperlink"/>
@@ -2354,7 +2471,7 @@
               <w:rPr>
                 <w:noProof/>
               </w:rPr>
-              <w:instrText xml:space="preserve"> PAGEREF _Toc242944017 \h </w:instrText>
+              <w:instrText xml:space="preserve"> PAGEREF _Toc243516480 \h </w:instrText>
             </w:r>
             <w:r>
               <w:rPr>
@@ -2371,7 +2488,7 @@
               <w:rPr>
                 <w:noProof/>
               </w:rPr>
-              <w:t>5</w:t>
+              <w:t>6</w:t>
             </w:r>
             <w:r>
               <w:rPr>
@@ -2397,7 +2514,7 @@
               <w14:ligatures w14:val="standardContextual"/>
             </w:rPr>
           </w:pPr>
-          <w:hyperlink w:anchor="_Toc242944018" w:history="1">
+          <w:hyperlink w:anchor="_Toc243516481" w:history="1">
             <w:r>
               <w:rPr>
                 <w:rStyle w:val="Hyperlink"/>
@@ -2421,7 +2538,7 @@
               <w:rPr>
                 <w:noProof/>
               </w:rPr>
-              <w:instrText xml:space="preserve"> PAGEREF _Toc242944018 \h </w:instrText>
+              <w:instrText xml:space="preserve"> PAGEREF _Toc243516481 \h </w:instrText>
             </w:r>
             <w:r>
               <w:rPr>
@@ -2438,7 +2555,7 @@
               <w:rPr>
                 <w:noProof/>
               </w:rPr>
-              <w:t>6</w:t>
+              <w:t>7</w:t>
             </w:r>
             <w:r>
               <w:rPr>
@@ -2464,7 +2581,7 @@
               <w14:ligatures w14:val="standardContextual"/>
             </w:rPr>
           </w:pPr>
-          <w:hyperlink w:anchor="_Toc242944019" w:history="1">
+          <w:hyperlink w:anchor="_Toc243516482" w:history="1">
             <w:r>
               <w:rPr>
                 <w:rStyle w:val="Hyperlink"/>
@@ -2488,7 +2605,7 @@
               <w:rPr>
                 <w:noProof/>
               </w:rPr>
-              <w:instrText xml:space="preserve"> PAGEREF _Toc242944019 \h </w:instrText>
+              <w:instrText xml:space="preserve"> PAGEREF _Toc243516482 \h </w:instrText>
             </w:r>
             <w:r>
               <w:rPr>
@@ -2505,7 +2622,7 @@
               <w:rPr>
                 <w:noProof/>
               </w:rPr>
-              <w:t>7</w:t>
+              <w:t>8</w:t>
             </w:r>
             <w:r>
               <w:rPr>
@@ -2531,7 +2648,7 @@
               <w14:ligatures w14:val="standardContextual"/>
             </w:rPr>
           </w:pPr>
-          <w:hyperlink w:anchor="_Toc242944020" w:history="1">
+          <w:hyperlink w:anchor="_Toc243516483" w:history="1">
             <w:r>
               <w:rPr>
                 <w:rStyle w:val="Hyperlink"/>
@@ -2555,7 +2672,7 @@
               <w:rPr>
                 <w:noProof/>
               </w:rPr>
-              <w:instrText xml:space="preserve"> PAGEREF _Toc242944020 \h </w:instrText>
+              <w:instrText xml:space="preserve"> PAGEREF _Toc243516483 \h </w:instrText>
             </w:r>
             <w:r>
               <w:rPr>
@@ -2572,7 +2689,7 @@
               <w:rPr>
                 <w:noProof/>
               </w:rPr>
-              <w:t>8</w:t>
+              <w:t>9</w:t>
             </w:r>
             <w:r>
               <w:rPr>
@@ -2598,7 +2715,7 @@
               <w14:ligatures w14:val="standardContextual"/>
             </w:rPr>
           </w:pPr>
-          <w:hyperlink w:anchor="_Toc242944021" w:history="1">
+          <w:hyperlink w:anchor="_Toc243516484" w:history="1">
             <w:r>
               <w:rPr>
                 <w:rStyle w:val="Hyperlink"/>
@@ -2622,7 +2739,7 @@
               <w:rPr>
                 <w:noProof/>
               </w:rPr>
-              <w:instrText xml:space="preserve"> PAGEREF _Toc242944021 \h </w:instrText>
+              <w:instrText xml:space="preserve"> PAGEREF _Toc243516484 \h </w:instrText>
             </w:r>
             <w:r>
               <w:rPr>
@@ -2639,7 +2756,7 @@
               <w:rPr>
                 <w:noProof/>
               </w:rPr>
-              <w:t>8</w:t>
+              <w:t>9</w:t>
             </w:r>
             <w:r>
               <w:rPr>
@@ -2665,13 +2782,13 @@
               <w14:ligatures w14:val="standardContextual"/>
             </w:rPr>
           </w:pPr>
-          <w:hyperlink w:anchor="_Toc242944022" w:history="1">
+          <w:hyperlink w:anchor="_Toc243516485" w:history="1">
             <w:r>
               <w:rPr>
                 <w:rStyle w:val="Hyperlink"/>
                 <w:noProof/>
               </w:rPr>
-              <w:t>4.2 Route table</w:t>
+              <w:t>4.2 Desktop layout (1024 px and wider)</w:t>
             </w:r>
             <w:r>
               <w:rPr>
@@ -2689,7 +2806,7 @@
               <w:rPr>
                 <w:noProof/>
               </w:rPr>
-              <w:instrText xml:space="preserve"> PAGEREF _Toc242944022 \h </w:instrText>
+              <w:instrText xml:space="preserve"> PAGEREF _Toc243516485 \h </w:instrText>
             </w:r>
             <w:r>
               <w:rPr>
@@ -2706,7 +2823,7 @@
               <w:rPr>
                 <w:noProof/>
               </w:rPr>
-              <w:t>8</w:t>
+              <w:t>9</w:t>
             </w:r>
             <w:r>
               <w:rPr>
@@ -2732,13 +2849,13 @@
               <w14:ligatures w14:val="standardContextual"/>
             </w:rPr>
           </w:pPr>
-          <w:hyperlink w:anchor="_Toc242944023" w:history="1">
+          <w:hyperlink w:anchor="_Toc243516486" w:history="1">
             <w:r>
               <w:rPr>
                 <w:rStyle w:val="Hyperlink"/>
                 <w:noProof/>
               </w:rPr>
-              <w:t>4.3 Guards</w:t>
+              <w:t>4.3 Route table</w:t>
             </w:r>
             <w:r>
               <w:rPr>
@@ -2756,7 +2873,7 @@
               <w:rPr>
                 <w:noProof/>
               </w:rPr>
-              <w:instrText xml:space="preserve"> PAGEREF _Toc242944023 \h </w:instrText>
+              <w:instrText xml:space="preserve"> PAGEREF _Toc243516486 \h </w:instrText>
             </w:r>
             <w:r>
               <w:rPr>
@@ -2773,7 +2890,74 @@
               <w:rPr>
                 <w:noProof/>
               </w:rPr>
-              <w:t>9</w:t>
+              <w:t>10</w:t>
+            </w:r>
+            <w:r>
+              <w:rPr>
+                <w:noProof/>
+              </w:rPr>
+              <w:fldChar w:fldCharType="end"/>
+            </w:r>
+          </w:hyperlink>
+        </w:p>
+        <w:p>
+          <w:pPr>
+            <w:pStyle w:val="TOC2"/>
+            <w:tabs>
+              <w:tab w:val="right" w:leader="dot" w:pos="9628"/>
+            </w:tabs>
+            <w:rPr>
+              <w:rFonts w:asciiTheme="minorHAnsi" w:eastAsiaTheme="minorEastAsia" w:hAnsiTheme="minorHAnsi" w:cstheme="minorBidi"/>
+              <w:noProof/>
+              <w:color w:val="auto"/>
+              <w:kern w:val="2"/>
+              <w:sz w:val="24"/>
+              <w:szCs w:val="24"/>
+              <w14:ligatures w14:val="standardContextual"/>
+            </w:rPr>
+          </w:pPr>
+          <w:hyperlink w:anchor="_Toc243516487" w:history="1">
+            <w:r>
+              <w:rPr>
+                <w:rStyle w:val="Hyperlink"/>
+                <w:noProof/>
+              </w:rPr>
+              <w:t>4.4 Guards</w:t>
+            </w:r>
+            <w:r>
+              <w:rPr>
+                <w:noProof/>
+              </w:rPr>
+              <w:tab/>
+            </w:r>
+            <w:r>
+              <w:rPr>
+                <w:noProof/>
+              </w:rPr>
+              <w:fldChar w:fldCharType="begin"/>
+            </w:r>
+            <w:r>
+              <w:rPr>
+                <w:noProof/>
+              </w:rPr>
+              <w:instrText xml:space="preserve"> PAGEREF _Toc243516487 \h </w:instrText>
+            </w:r>
+            <w:r>
+              <w:rPr>
+                <w:noProof/>
+              </w:rPr>
+            </w:r>
+            <w:r>
+              <w:rPr>
+                <w:noProof/>
+              </w:rPr>
+              <w:fldChar w:fldCharType="separate"/>
+            </w:r>
+            <w:r>
+              <w:rPr>
+                <w:noProof/>
+              </w:rPr>
+              <w:t>10</w:t>
             </w:r>
             <w:r>
               <w:rPr>
@@ -2799,7 +2983,7 @@
               <w14:ligatures w14:val="standardContextual"/>
             </w:rPr>
           </w:pPr>
-          <w:hyperlink w:anchor="_Toc242944024" w:history="1">
+          <w:hyperlink w:anchor="_Toc243516488" w:history="1">
             <w:r>
               <w:rPr>
                 <w:rStyle w:val="Hyperlink"/>
@@ -2823,7 +3007,7 @@
               <w:rPr>
                 <w:noProof/>
               </w:rPr>
-              <w:instrText xml:space="preserve"> PAGEREF _Toc242944024 \h </w:instrText>
+              <w:instrText xml:space="preserve"> PAGEREF _Toc243516488 \h </w:instrText>
             </w:r>
             <w:r>
               <w:rPr>
@@ -2840,7 +3024,7 @@
               <w:rPr>
                 <w:noProof/>
               </w:rPr>
-              <w:t>10</w:t>
+              <w:t>12</w:t>
             </w:r>
             <w:r>
               <w:rPr>
@@ -2866,7 +3050,7 @@
               <w14:ligatures w14:val="standardContextual"/>
             </w:rPr>
           </w:pPr>
-          <w:hyperlink w:anchor="_Toc242944025" w:history="1">
+          <w:hyperlink w:anchor="_Toc243516489" w:history="1">
             <w:r>
               <w:rPr>
                 <w:rStyle w:val="Hyperlink"/>
@@ -2890,7 +3074,7 @@
               <w:rPr>
                 <w:noProof/>
               </w:rPr>
-              <w:instrText xml:space="preserve"> PAGEREF _Toc242944025 \h </w:instrText>
+              <w:instrText xml:space="preserve"> PAGEREF _Toc243516489 \h </w:instrText>
             </w:r>
             <w:r>
               <w:rPr>
@@ -2907,7 +3091,7 @@
               <w:rPr>
                 <w:noProof/>
               </w:rPr>
-              <w:t>10</w:t>
+              <w:t>12</w:t>
             </w:r>
             <w:r>
               <w:rPr>
@@ -2933,7 +3117,7 @@
               <w14:ligatures w14:val="standardContextual"/>
             </w:rPr>
           </w:pPr>
-          <w:hyperlink w:anchor="_Toc242944026" w:history="1">
+          <w:hyperlink w:anchor="_Toc243516490" w:history="1">
             <w:r>
               <w:rPr>
                 <w:rStyle w:val="Hyperlink"/>
@@ -2957,7 +3141,7 @@
               <w:rPr>
                 <w:noProof/>
               </w:rPr>
-              <w:instrText xml:space="preserve"> PAGEREF _Toc242944026 \h </w:instrText>
+              <w:instrText xml:space="preserve"> PAGEREF _Toc243516490 \h </w:instrText>
             </w:r>
             <w:r>
               <w:rPr>
@@ -2974,7 +3158,7 @@
               <w:rPr>
                 <w:noProof/>
               </w:rPr>
-              <w:t>10</w:t>
+              <w:t>12</w:t>
             </w:r>
             <w:r>
               <w:rPr>
@@ -3000,7 +3184,7 @@
               <w14:ligatures w14:val="standardContextual"/>
             </w:rPr>
           </w:pPr>
-          <w:hyperlink w:anchor="_Toc242944027" w:history="1">
+          <w:hyperlink w:anchor="_Toc243516491" w:history="1">
             <w:r>
               <w:rPr>
                 <w:rStyle w:val="Hyperlink"/>
@@ -3024,7 +3208,7 @@
               <w:rPr>
                 <w:noProof/>
               </w:rPr>
-              <w:instrText xml:space="preserve"> PAGEREF _Toc242944027 \h </w:instrText>
+              <w:instrText xml:space="preserve"> PAGEREF _Toc243516491 \h </w:instrText>
             </w:r>
             <w:r>
               <w:rPr>
@@ -3041,7 +3225,7 @@
               <w:rPr>
                 <w:noProof/>
               </w:rPr>
-              <w:t>11</w:t>
+              <w:t>13</w:t>
             </w:r>
             <w:r>
               <w:rPr>
@@ -3067,7 +3251,7 @@
               <w14:ligatures w14:val="standardContextual"/>
             </w:rPr>
           </w:pPr>
-          <w:hyperlink w:anchor="_Toc242944028" w:history="1">
+          <w:hyperlink w:anchor="_Toc243516492" w:history="1">
             <w:r>
               <w:rPr>
                 <w:rStyle w:val="Hyperlink"/>
@@ -3091,7 +3275,7 @@
               <w:rPr>
                 <w:noProof/>
               </w:rPr>
-              <w:instrText xml:space="preserve"> PAGEREF _Toc242944028 \h </w:instrText>
+              <w:instrText xml:space="preserve"> PAGEREF _Toc243516492 \h </w:instrText>
             </w:r>
             <w:r>
               <w:rPr>
@@ -3108,7 +3292,7 @@
               <w:rPr>
                 <w:noProof/>
               </w:rPr>
-              <w:t>11</w:t>
+              <w:t>13</w:t>
             </w:r>
             <w:r>
               <w:rPr>
@@ -3134,7 +3318,7 @@
               <w14:ligatures w14:val="standardContextual"/>
             </w:rPr>
           </w:pPr>
-          <w:hyperlink w:anchor="_Toc242944029" w:history="1">
+          <w:hyperlink w:anchor="_Toc243516493" w:history="1">
             <w:r>
               <w:rPr>
                 <w:rStyle w:val="Hyperlink"/>
@@ -3158,7 +3342,7 @@
               <w:rPr>
                 <w:noProof/>
               </w:rPr>
-              <w:instrText xml:space="preserve"> PAGEREF _Toc242944029 \h </w:instrText>
+              <w:instrText xml:space="preserve"> PAGEREF _Toc243516493 \h </w:instrText>
             </w:r>
             <w:r>
               <w:rPr>
@@ -3175,7 +3359,7 @@
               <w:rPr>
                 <w:noProof/>
               </w:rPr>
-              <w:t>13</w:t>
+              <w:t>15</w:t>
             </w:r>
             <w:r>
               <w:rPr>
@@ -3201,7 +3385,7 @@
               <w14:ligatures w14:val="standardContextual"/>
             </w:rPr>
           </w:pPr>
-          <w:hyperlink w:anchor="_Toc242944030" w:history="1">
+          <w:hyperlink w:anchor="_Toc243516494" w:history="1">
             <w:r>
               <w:rPr>
                 <w:rStyle w:val="Hyperlink"/>
@@ -3225,7 +3409,7 @@
               <w:rPr>
                 <w:noProof/>
               </w:rPr>
-              <w:instrText xml:space="preserve"> PAGEREF _Toc242944030 \h </w:instrText>
+              <w:instrText xml:space="preserve"> PAGEREF _Toc243516494 \h </w:instrText>
             </w:r>
             <w:r>
               <w:rPr>
@@ -3242,7 +3426,7 @@
               <w:rPr>
                 <w:noProof/>
               </w:rPr>
-              <w:t>13</w:t>
+              <w:t>15</w:t>
             </w:r>
             <w:r>
               <w:rPr>
@@ -3268,7 +3452,7 @@
               <w14:ligatures w14:val="standardContextual"/>
             </w:rPr>
           </w:pPr>
-          <w:hyperlink w:anchor="_Toc242944031" w:history="1">
+          <w:hyperlink w:anchor="_Toc243516495" w:history="1">
             <w:r>
               <w:rPr>
                 <w:rStyle w:val="Hyperlink"/>
@@ -3292,7 +3476,7 @@
               <w:rPr>
                 <w:noProof/>
               </w:rPr>
-              <w:instrText xml:space="preserve"> PAGEREF _Toc242944031 \h </w:instrText>
+              <w:instrText xml:space="preserve"> PAGEREF _Toc243516495 \h </w:instrText>
             </w:r>
             <w:r>
               <w:rPr>
@@ -3309,7 +3493,7 @@
               <w:rPr>
                 <w:noProof/>
               </w:rPr>
-              <w:t>13</w:t>
+              <w:t>15</w:t>
             </w:r>
             <w:r>
               <w:rPr>
@@ -3335,7 +3519,7 @@
               <w14:ligatures w14:val="standardContextual"/>
             </w:rPr>
           </w:pPr>
-          <w:hyperlink w:anchor="_Toc242944032" w:history="1">
+          <w:hyperlink w:anchor="_Toc243516496" w:history="1">
             <w:r>
               <w:rPr>
                 <w:rStyle w:val="Hyperlink"/>
@@ -3359,7 +3543,7 @@
               <w:rPr>
                 <w:noProof/>
               </w:rPr>
-              <w:instrText xml:space="preserve"> PAGEREF _Toc242944032 \h </w:instrText>
+              <w:instrText xml:space="preserve"> PAGEREF _Toc243516496 \h </w:instrText>
             </w:r>
             <w:r>
               <w:rPr>
@@ -3376,7 +3560,7 @@
               <w:rPr>
                 <w:noProof/>
               </w:rPr>
-              <w:t>13</w:t>
+              <w:t>15</w:t>
             </w:r>
             <w:r>
               <w:rPr>
@@ -3402,7 +3586,7 @@
               <w14:ligatures w14:val="standardContextual"/>
             </w:rPr>
           </w:pPr>
-          <w:hyperlink w:anchor="_Toc242944033" w:history="1">
+          <w:hyperlink w:anchor="_Toc243516497" w:history="1">
             <w:r>
               <w:rPr>
                 <w:rStyle w:val="Hyperlink"/>
@@ -3426,7 +3610,7 @@
               <w:rPr>
                 <w:noProof/>
               </w:rPr>
-              <w:instrText xml:space="preserve"> PAGEREF _Toc242944033 \h </w:instrText>
+              <w:instrText xml:space="preserve"> PAGEREF _Toc243516497 \h </w:instrText>
             </w:r>
             <w:r>
               <w:rPr>
@@ -3443,7 +3627,7 @@
               <w:rPr>
                 <w:noProof/>
               </w:rPr>
-              <w:t>14</w:t>
+              <w:t>16</w:t>
             </w:r>
             <w:r>
               <w:rPr>
@@ -3469,7 +3653,7 @@
               <w14:ligatures w14:val="standardContextual"/>
             </w:rPr>
           </w:pPr>
-          <w:hyperlink w:anchor="_Toc242944034" w:history="1">
+          <w:hyperlink w:anchor="_Toc243516498" w:history="1">
             <w:r>
               <w:rPr>
                 <w:rStyle w:val="Hyperlink"/>
@@ -3493,7 +3677,7 @@
               <w:rPr>
                 <w:noProof/>
               </w:rPr>
-              <w:instrText xml:space="preserve"> PAGEREF _Toc242944034 \h </w:instrText>
+              <w:instrText xml:space="preserve"> PAGEREF _Toc243516498 \h </w:instrText>
             </w:r>
             <w:r>
               <w:rPr>
@@ -3510,7 +3694,7 @@
               <w:rPr>
                 <w:noProof/>
               </w:rPr>
-              <w:t>14</w:t>
+              <w:t>16</w:t>
             </w:r>
             <w:r>
               <w:rPr>
@@ -3536,7 +3720,7 @@
               <w14:ligatures w14:val="standardContextual"/>
             </w:rPr>
           </w:pPr>
-          <w:hyperlink w:anchor="_Toc242944035" w:history="1">
+          <w:hyperlink w:anchor="_Toc243516499" w:history="1">
             <w:r>
               <w:rPr>
                 <w:rStyle w:val="Hyperlink"/>
@@ -3560,7 +3744,7 @@
               <w:rPr>
                 <w:noProof/>
               </w:rPr>
-              <w:instrText xml:space="preserve"> PAGEREF _Toc242944035 \h </w:instrText>
+              <w:instrText xml:space="preserve"> PAGEREF _Toc243516499 \h </w:instrText>
             </w:r>
             <w:r>
               <w:rPr>
@@ -3577,7 +3761,7 @@
               <w:rPr>
                 <w:noProof/>
               </w:rPr>
-              <w:t>14</w:t>
+              <w:t>17</w:t>
             </w:r>
             <w:r>
               <w:rPr>
@@ -3603,7 +3787,7 @@
               <w14:ligatures w14:val="standardContextual"/>
             </w:rPr>
           </w:pPr>
-          <w:hyperlink w:anchor="_Toc242944036" w:history="1">
+          <w:hyperlink w:anchor="_Toc243516500" w:history="1">
             <w:r>
               <w:rPr>
                 <w:rStyle w:val="Hyperlink"/>
@@ -3627,7 +3811,7 @@
               <w:rPr>
                 <w:noProof/>
               </w:rPr>
-              <w:instrText xml:space="preserve"> PAGEREF _Toc242944036 \h </w:instrText>
+              <w:instrText xml:space="preserve"> PAGEREF _Toc243516500 \h </w:instrText>
             </w:r>
             <w:r>
               <w:rPr>
@@ -3644,7 +3828,7 @@
               <w:rPr>
                 <w:noProof/>
               </w:rPr>
-              <w:t>15</w:t>
+              <w:t>17</w:t>
             </w:r>
             <w:r>
               <w:rPr>
@@ -3670,7 +3854,7 @@
               <w14:ligatures w14:val="standardContextual"/>
             </w:rPr>
           </w:pPr>
-          <w:hyperlink w:anchor="_Toc242944037" w:history="1">
+          <w:hyperlink w:anchor="_Toc243516501" w:history="1">
             <w:r>
               <w:rPr>
                 <w:rStyle w:val="Hyperlink"/>
@@ -3694,7 +3878,7 @@
               <w:rPr>
                 <w:noProof/>
               </w:rPr>
-              <w:instrText xml:space="preserve"> PAGEREF _Toc242944037 \h </w:instrText>
+              <w:instrText xml:space="preserve"> PAGEREF _Toc243516501 \h </w:instrText>
             </w:r>
             <w:r>
               <w:rPr>
@@ -3711,7 +3895,7 @@
               <w:rPr>
                 <w:noProof/>
               </w:rPr>
-              <w:t>15</w:t>
+              <w:t>17</w:t>
             </w:r>
             <w:r>
               <w:rPr>
@@ -3737,7 +3921,7 @@
               <w14:ligatures w14:val="standardContextual"/>
             </w:rPr>
           </w:pPr>
-          <w:hyperlink w:anchor="_Toc242944038" w:history="1">
+          <w:hyperlink w:anchor="_Toc243516502" w:history="1">
             <w:r>
               <w:rPr>
                 <w:rStyle w:val="Hyperlink"/>
@@ -3761,7 +3945,7 @@
               <w:rPr>
                 <w:noProof/>
               </w:rPr>
-              <w:instrText xml:space="preserve"> PAGEREF _Toc242944038 \h </w:instrText>
+              <w:instrText xml:space="preserve"> PAGEREF _Toc243516502 \h </w:instrText>
             </w:r>
             <w:r>
               <w:rPr>
@@ -3778,7 +3962,7 @@
               <w:rPr>
                 <w:noProof/>
               </w:rPr>
-              <w:t>15</w:t>
+              <w:t>17</w:t>
             </w:r>
             <w:r>
               <w:rPr>
@@ -3804,7 +3988,7 @@
               <w14:ligatures w14:val="standardContextual"/>
             </w:rPr>
           </w:pPr>
-          <w:hyperlink w:anchor="_Toc242944039" w:history="1">
+          <w:hyperlink w:anchor="_Toc243516503" w:history="1">
             <w:r>
               <w:rPr>
                 <w:rStyle w:val="Hyperlink"/>
@@ -3828,7 +4012,7 @@
               <w:rPr>
                 <w:noProof/>
               </w:rPr>
-              <w:instrText xml:space="preserve"> PAGEREF _Toc242944039 \h </w:instrText>
+              <w:instrText xml:space="preserve"> PAGEREF _Toc243516503 \h </w:instrText>
             </w:r>
             <w:r>
               <w:rPr>
@@ -3845,7 +4029,7 @@
               <w:rPr>
                 <w:noProof/>
               </w:rPr>
-              <w:t>16</w:t>
+              <w:t>18</w:t>
             </w:r>
             <w:r>
               <w:rPr>
@@ -3871,7 +4055,7 @@
               <w14:ligatures w14:val="standardContextual"/>
             </w:rPr>
           </w:pPr>
-          <w:hyperlink w:anchor="_Toc242944040" w:history="1">
+          <w:hyperlink w:anchor="_Toc243516504" w:history="1">
             <w:r>
               <w:rPr>
                 <w:rStyle w:val="Hyperlink"/>
@@ -3895,7 +4079,7 @@
               <w:rPr>
                 <w:noProof/>
               </w:rPr>
-              <w:instrText xml:space="preserve"> PAGEREF _Toc242944040 \h </w:instrText>
+              <w:instrText xml:space="preserve"> PAGEREF _Toc243516504 \h </w:instrText>
             </w:r>
             <w:r>
               <w:rPr>
@@ -3912,7 +4096,7 @@
               <w:rPr>
                 <w:noProof/>
               </w:rPr>
-              <w:t>16</w:t>
+              <w:t>18</w:t>
             </w:r>
             <w:r>
               <w:rPr>
@@ -3938,7 +4122,7 @@
               <w14:ligatures w14:val="standardContextual"/>
             </w:rPr>
           </w:pPr>
-          <w:hyperlink w:anchor="_Toc242944041" w:history="1">
+          <w:hyperlink w:anchor="_Toc243516505" w:history="1">
             <w:r>
               <w:rPr>
                 <w:rStyle w:val="Hyperlink"/>
@@ -3962,7 +4146,7 @@
               <w:rPr>
                 <w:noProof/>
               </w:rPr>
-              <w:instrText xml:space="preserve"> PAGEREF _Toc242944041 \h </w:instrText>
+              <w:instrText xml:space="preserve"> PAGEREF _Toc243516505 \h </w:instrText>
             </w:r>
             <w:r>
               <w:rPr>
@@ -3979,7 +4163,7 @@
               <w:rPr>
                 <w:noProof/>
               </w:rPr>
-              <w:t>17</w:t>
+              <w:t>19</w:t>
             </w:r>
             <w:r>
               <w:rPr>
@@ -4005,7 +4189,7 @@
               <w14:ligatures w14:val="standardContextual"/>
             </w:rPr>
           </w:pPr>
-          <w:hyperlink w:anchor="_Toc242944042" w:history="1">
+          <w:hyperlink w:anchor="_Toc243516506" w:history="1">
             <w:r>
               <w:rPr>
                 <w:rStyle w:val="Hyperlink"/>
@@ -4029,7 +4213,7 @@
               <w:rPr>
                 <w:noProof/>
               </w:rPr>
-              <w:instrText xml:space="preserve"> PAGEREF _Toc242944042 \h </w:instrText>
+              <w:instrText xml:space="preserve"> PAGEREF _Toc243516506 \h </w:instrText>
             </w:r>
             <w:r>
               <w:rPr>
@@ -4046,7 +4230,7 @@
               <w:rPr>
                 <w:noProof/>
               </w:rPr>
-              <w:t>18</w:t>
+              <w:t>20</w:t>
             </w:r>
             <w:r>
               <w:rPr>
@@ -4072,7 +4256,7 @@
               <w14:ligatures w14:val="standardContextual"/>
             </w:rPr>
           </w:pPr>
-          <w:hyperlink w:anchor="_Toc242944043" w:history="1">
+          <w:hyperlink w:anchor="_Toc243516507" w:history="1">
             <w:r>
               <w:rPr>
                 <w:rStyle w:val="Hyperlink"/>
@@ -4096,7 +4280,7 @@
               <w:rPr>
                 <w:noProof/>
               </w:rPr>
-              <w:instrText xml:space="preserve"> PAGEREF _Toc242944043 \h </w:instrText>
+              <w:instrText xml:space="preserve"> PAGEREF _Toc243516507 \h </w:instrText>
             </w:r>
             <w:r>
               <w:rPr>
@@ -4113,7 +4297,7 @@
               <w:rPr>
                 <w:noProof/>
               </w:rPr>
-              <w:t>19</w:t>
+              <w:t>21</w:t>
             </w:r>
             <w:r>
               <w:rPr>
@@ -4139,7 +4323,7 @@
               <w14:ligatures w14:val="standardContextual"/>
             </w:rPr>
           </w:pPr>
-          <w:hyperlink w:anchor="_Toc242944044" w:history="1">
+          <w:hyperlink w:anchor="_Toc243516508" w:history="1">
             <w:r>
               <w:rPr>
                 <w:rStyle w:val="Hyperlink"/>
@@ -4163,7 +4347,7 @@
               <w:rPr>
                 <w:noProof/>
               </w:rPr>
-              <w:instrText xml:space="preserve"> PAGEREF _Toc242944044 \h </w:instrText>
+              <w:instrText xml:space="preserve"> PAGEREF _Toc243516508 \h </w:instrText>
             </w:r>
             <w:r>
               <w:rPr>
@@ -4180,7 +4364,7 @@
               <w:rPr>
                 <w:noProof/>
               </w:rPr>
-              <w:t>20</w:t>
+              <w:t>22</w:t>
             </w:r>
             <w:r>
               <w:rPr>
@@ -4206,7 +4390,7 @@
               <w14:ligatures w14:val="standardContextual"/>
             </w:rPr>
           </w:pPr>
-          <w:hyperlink w:anchor="_Toc242944045" w:history="1">
+          <w:hyperlink w:anchor="_Toc243516509" w:history="1">
             <w:r>
               <w:rPr>
                 <w:rStyle w:val="Hyperlink"/>
@@ -4230,7 +4414,7 @@
               <w:rPr>
                 <w:noProof/>
               </w:rPr>
-              <w:instrText xml:space="preserve"> PAGEREF _Toc242944045 \h </w:instrText>
+              <w:instrText xml:space="preserve"> PAGEREF _Toc243516509 \h </w:instrText>
             </w:r>
             <w:r>
               <w:rPr>
@@ -4247,7 +4431,7 @@
               <w:rPr>
                 <w:noProof/>
               </w:rPr>
-              <w:t>21</w:t>
+              <w:t>23</w:t>
             </w:r>
             <w:r>
               <w:rPr>
@@ -4273,7 +4457,7 @@
               <w14:ligatures w14:val="standardContextual"/>
             </w:rPr>
           </w:pPr>
-          <w:hyperlink w:anchor="_Toc242944046" w:history="1">
+          <w:hyperlink w:anchor="_Toc243516510" w:history="1">
             <w:r>
               <w:rPr>
                 <w:rStyle w:val="Hyperlink"/>
@@ -4297,7 +4481,7 @@
               <w:rPr>
                 <w:noProof/>
               </w:rPr>
-              <w:instrText xml:space="preserve"> PAGEREF _Toc242944046 \h </w:instrText>
+              <w:instrText xml:space="preserve"> PAGEREF _Toc243516510 \h </w:instrText>
             </w:r>
             <w:r>
               <w:rPr>
@@ -4314,7 +4498,7 @@
               <w:rPr>
                 <w:noProof/>
               </w:rPr>
-              <w:t>22</w:t>
+              <w:t>25</w:t>
             </w:r>
             <w:r>
               <w:rPr>
@@ -4326,7 +4510,6 @@
         </w:p>
         <w:p>
           <w:r>
-            <w:lastRenderedPageBreak/>
             <w:fldChar w:fldCharType="end"/>
           </w:r>
         </w:p>
@@ -4344,7 +4527,7 @@
     <w:sdt>
       <w:sdtPr>
         <w:alias w:val="Tables"/>
-        <w:id w:val="260960725"/>
+        <w:id w:val="-262225181"/>
       </w:sdtPr>
       <w:sdtEndPr/>
       <w:sdtContent>
@@ -4373,7 +4556,7 @@
           <w:r>
             <w:fldChar w:fldCharType="separate"/>
           </w:r>
-          <w:hyperlink w:anchor="_Toc242944047" w:history="1">
+          <w:hyperlink w:anchor="_Toc243516511" w:history="1">
             <w:r>
               <w:rPr>
                 <w:rStyle w:val="Hyperlink"/>
@@ -4397,7 +4580,7 @@
               <w:rPr>
                 <w:noProof/>
               </w:rPr>
-              <w:instrText xml:space="preserve"> PAGEREF _Toc242944047 \h </w:instrText>
+              <w:instrText xml:space="preserve"> PAGEREF _Toc243516511 \h </w:instrText>
             </w:r>
             <w:r>
               <w:rPr>
@@ -4414,7 +4597,7 @@
               <w:rPr>
                 <w:noProof/>
               </w:rPr>
-              <w:t>5</w:t>
+              <w:t>6</w:t>
             </w:r>
             <w:r>
               <w:rPr>
@@ -4440,7 +4623,7 @@
               <w14:ligatures w14:val="standardContextual"/>
             </w:rPr>
           </w:pPr>
-          <w:hyperlink w:anchor="_Toc242944048" w:history="1">
+          <w:hyperlink w:anchor="_Toc243516512" w:history="1">
             <w:r>
               <w:rPr>
                 <w:rStyle w:val="Hyperlink"/>
@@ -4464,7 +4647,7 @@
               <w:rPr>
                 <w:noProof/>
               </w:rPr>
-              <w:instrText xml:space="preserve"> PAGEREF _Toc242944048 \h </w:instrText>
+              <w:instrText xml:space="preserve"> PAGEREF _Toc243516512 \h </w:instrText>
             </w:r>
             <w:r>
               <w:rPr>
@@ -4481,7 +4664,7 @@
               <w:rPr>
                 <w:noProof/>
               </w:rPr>
-              <w:t>6</w:t>
+              <w:t>7</w:t>
             </w:r>
             <w:r>
               <w:rPr>
@@ -4507,7 +4690,7 @@
               <w14:ligatures w14:val="standardContextual"/>
             </w:rPr>
           </w:pPr>
-          <w:hyperlink w:anchor="_Toc242944049" w:history="1">
+          <w:hyperlink w:anchor="_Toc243516513" w:history="1">
             <w:r>
               <w:rPr>
                 <w:rStyle w:val="Hyperlink"/>
@@ -4531,7 +4714,7 @@
               <w:rPr>
                 <w:noProof/>
               </w:rPr>
-              <w:instrText xml:space="preserve"> PAGEREF _Toc242944049 \h </w:instrText>
+              <w:instrText xml:space="preserve"> PAGEREF _Toc243516513 \h </w:instrText>
             </w:r>
             <w:r>
               <w:rPr>
@@ -4548,7 +4731,7 @@
               <w:rPr>
                 <w:noProof/>
               </w:rPr>
-              <w:t>7</w:t>
+              <w:t>8</w:t>
             </w:r>
             <w:r>
               <w:rPr>
@@ -4574,7 +4757,7 @@
               <w14:ligatures w14:val="standardContextual"/>
             </w:rPr>
           </w:pPr>
-          <w:hyperlink w:anchor="_Toc242944050" w:history="1">
+          <w:hyperlink w:anchor="_Toc243516514" w:history="1">
             <w:r>
               <w:rPr>
                 <w:rStyle w:val="Hyperlink"/>
@@ -4598,7 +4781,7 @@
               <w:rPr>
                 <w:noProof/>
               </w:rPr>
-              <w:instrText xml:space="preserve"> PAGEREF _Toc242944050 \h </w:instrText>
+              <w:instrText xml:space="preserve"> PAGEREF _Toc243516514 \h </w:instrText>
             </w:r>
             <w:r>
               <w:rPr>
@@ -4615,7 +4798,7 @@
               <w:rPr>
                 <w:noProof/>
               </w:rPr>
-              <w:t>7</w:t>
+              <w:t>8</w:t>
             </w:r>
             <w:r>
               <w:rPr>
@@ -4641,7 +4824,7 @@
               <w14:ligatures w14:val="standardContextual"/>
             </w:rPr>
           </w:pPr>
-          <w:hyperlink w:anchor="_Toc242944051" w:history="1">
+          <w:hyperlink w:anchor="_Toc243516515" w:history="1">
             <w:r>
               <w:rPr>
                 <w:rStyle w:val="Hyperlink"/>
@@ -4665,7 +4848,7 @@
               <w:rPr>
                 <w:noProof/>
               </w:rPr>
-              <w:instrText xml:space="preserve"> PAGEREF _Toc242944051 \h </w:instrText>
+              <w:instrText xml:space="preserve"> PAGEREF _Toc243516515 \h </w:instrText>
             </w:r>
             <w:r>
               <w:rPr>
@@ -4682,7 +4865,7 @@
               <w:rPr>
                 <w:noProof/>
               </w:rPr>
-              <w:t>8</w:t>
+              <w:t>9</w:t>
             </w:r>
             <w:r>
               <w:rPr>
@@ -4708,13 +4891,13 @@
               <w14:ligatures w14:val="standardContextual"/>
             </w:rPr>
           </w:pPr>
-          <w:hyperlink w:anchor="_Toc242944052" w:history="1">
+          <w:hyperlink w:anchor="_Toc243516516" w:history="1">
             <w:r>
               <w:rPr>
                 <w:rStyle w:val="Hyperlink"/>
                 <w:noProof/>
               </w:rPr>
-              <w:t>Table 6: Hash routes, screens and purpose</w:t>
+              <w:t>Table 6: Desktop layout: specification</w:t>
             </w:r>
             <w:r>
               <w:rPr>
@@ -4732,7 +4915,7 @@
               <w:rPr>
                 <w:noProof/>
               </w:rPr>
-              <w:instrText xml:space="preserve"> PAGEREF _Toc242944052 \h </w:instrText>
+              <w:instrText xml:space="preserve"> PAGEREF _Toc243516516 \h </w:instrText>
             </w:r>
             <w:r>
               <w:rPr>
@@ -4749,7 +4932,7 @@
               <w:rPr>
                 <w:noProof/>
               </w:rPr>
-              <w:t>8</w:t>
+              <w:t>9</w:t>
             </w:r>
             <w:r>
               <w:rPr>
@@ -4775,13 +4958,13 @@
               <w14:ligatures w14:val="standardContextual"/>
             </w:rPr>
           </w:pPr>
-          <w:hyperlink w:anchor="_Toc242944053" w:history="1">
+          <w:hyperlink w:anchor="_Toc243516517" w:history="1">
             <w:r>
               <w:rPr>
                 <w:rStyle w:val="Hyperlink"/>
                 <w:noProof/>
               </w:rPr>
-              <w:t>Table 7: Navigation guards</w:t>
+              <w:t>Table 7: Hash routes, screens and purpose</w:t>
             </w:r>
             <w:r>
               <w:rPr>
@@ -4799,7 +4982,7 @@
               <w:rPr>
                 <w:noProof/>
               </w:rPr>
-              <w:instrText xml:space="preserve"> PAGEREF _Toc242944053 \h </w:instrText>
+              <w:instrText xml:space="preserve"> PAGEREF _Toc243516517 \h </w:instrText>
             </w:r>
             <w:r>
               <w:rPr>
@@ -4816,7 +4999,7 @@
               <w:rPr>
                 <w:noProof/>
               </w:rPr>
-              <w:t>9</w:t>
+              <w:t>10</w:t>
             </w:r>
             <w:r>
               <w:rPr>
@@ -4842,13 +5025,13 @@
               <w14:ligatures w14:val="standardContextual"/>
             </w:rPr>
           </w:pPr>
-          <w:hyperlink w:anchor="_Toc242944054" w:history="1">
+          <w:hyperlink w:anchor="_Toc243516518" w:history="1">
             <w:r>
               <w:rPr>
                 <w:rStyle w:val="Hyperlink"/>
                 <w:noProof/>
               </w:rPr>
-              <w:t>Table 8: Colour roles (light theme; dark theme redefines each)</w:t>
+              <w:t>Table 8: Navigation guards</w:t>
             </w:r>
             <w:r>
               <w:rPr>
@@ -4866,7 +5049,7 @@
               <w:rPr>
                 <w:noProof/>
               </w:rPr>
-              <w:instrText xml:space="preserve"> PAGEREF _Toc242944054 \h </w:instrText>
+              <w:instrText xml:space="preserve"> PAGEREF _Toc243516518 \h </w:instrText>
             </w:r>
             <w:r>
               <w:rPr>
@@ -4909,13 +5092,13 @@
               <w14:ligatures w14:val="standardContextual"/>
             </w:rPr>
           </w:pPr>
-          <w:hyperlink w:anchor="_Toc242944055" w:history="1">
+          <w:hyperlink w:anchor="_Toc243516519" w:history="1">
             <w:r>
               <w:rPr>
                 <w:rStyle w:val="Hyperlink"/>
                 <w:noProof/>
               </w:rPr>
-              <w:t>Table 9: Type scale</w:t>
+              <w:t>Table 9: Colour roles (light theme; dark theme redefines each)</w:t>
             </w:r>
             <w:r>
               <w:rPr>
@@ -4933,7 +5116,7 @@
               <w:rPr>
                 <w:noProof/>
               </w:rPr>
-              <w:instrText xml:space="preserve"> PAGEREF _Toc242944055 \h </w:instrText>
+              <w:instrText xml:space="preserve"> PAGEREF _Toc243516519 \h </w:instrText>
             </w:r>
             <w:r>
               <w:rPr>
@@ -4950,7 +5133,7 @@
               <w:rPr>
                 <w:noProof/>
               </w:rPr>
-              <w:t>10</w:t>
+              <w:t>12</w:t>
             </w:r>
             <w:r>
               <w:rPr>
@@ -4976,13 +5159,13 @@
               <w14:ligatures w14:val="standardContextual"/>
             </w:rPr>
           </w:pPr>
-          <w:hyperlink w:anchor="_Toc242944056" w:history="1">
+          <w:hyperlink w:anchor="_Toc243516520" w:history="1">
             <w:r>
               <w:rPr>
                 <w:rStyle w:val="Hyperlink"/>
                 <w:noProof/>
               </w:rPr>
-              <w:t>Table 10: Layout, shape and elevation tokens</w:t>
+              <w:t>Table 10: Type scale</w:t>
             </w:r>
             <w:r>
               <w:rPr>
@@ -5000,7 +5183,7 @@
               <w:rPr>
                 <w:noProof/>
               </w:rPr>
-              <w:instrText xml:space="preserve"> PAGEREF _Toc242944056 \h </w:instrText>
+              <w:instrText xml:space="preserve"> PAGEREF _Toc243516520 \h </w:instrText>
             </w:r>
             <w:r>
               <w:rPr>
@@ -5017,7 +5200,7 @@
               <w:rPr>
                 <w:noProof/>
               </w:rPr>
-              <w:t>11</w:t>
+              <w:t>12</w:t>
             </w:r>
             <w:r>
               <w:rPr>
@@ -5043,13 +5226,13 @@
               <w14:ligatures w14:val="standardContextual"/>
             </w:rPr>
           </w:pPr>
-          <w:hyperlink w:anchor="_Toc242944057" w:history="1">
+          <w:hyperlink w:anchor="_Toc243516521" w:history="1">
             <w:r>
               <w:rPr>
                 <w:rStyle w:val="Hyperlink"/>
                 <w:noProof/>
               </w:rPr>
-              <w:t>Table 11: Component catalogue</w:t>
+              <w:t>Table 11: Layout, shape and elevation tokens</w:t>
             </w:r>
             <w:r>
               <w:rPr>
@@ -5067,7 +5250,7 @@
               <w:rPr>
                 <w:noProof/>
               </w:rPr>
-              <w:instrText xml:space="preserve"> PAGEREF _Toc242944057 \h </w:instrText>
+              <w:instrText xml:space="preserve"> PAGEREF _Toc243516521 \h </w:instrText>
             </w:r>
             <w:r>
               <w:rPr>
@@ -5084,7 +5267,7 @@
               <w:rPr>
                 <w:noProof/>
               </w:rPr>
-              <w:t>11</w:t>
+              <w:t>13</w:t>
             </w:r>
             <w:r>
               <w:rPr>
@@ -5110,13 +5293,13 @@
               <w14:ligatures w14:val="standardContextual"/>
             </w:rPr>
           </w:pPr>
-          <w:hyperlink w:anchor="_Toc242944058" w:history="1">
+          <w:hyperlink w:anchor="_Toc243516522" w:history="1">
             <w:r>
               <w:rPr>
                 <w:rStyle w:val="Hyperlink"/>
                 <w:noProof/>
               </w:rPr>
-              <w:t>Table 12: Welcome, Intro and About you (onboarding): specification</w:t>
+              <w:t>Table 12: Component catalogue</w:t>
             </w:r>
             <w:r>
               <w:rPr>
@@ -5134,7 +5317,7 @@
               <w:rPr>
                 <w:noProof/>
               </w:rPr>
-              <w:instrText xml:space="preserve"> PAGEREF _Toc242944058 \h </w:instrText>
+              <w:instrText xml:space="preserve"> PAGEREF _Toc243516522 \h </w:instrText>
             </w:r>
             <w:r>
               <w:rPr>
@@ -5177,13 +5360,13 @@
               <w14:ligatures w14:val="standardContextual"/>
             </w:rPr>
           </w:pPr>
-          <w:hyperlink w:anchor="_Toc242944059" w:history="1">
+          <w:hyperlink w:anchor="_Toc243516523" w:history="1">
             <w:r>
               <w:rPr>
                 <w:rStyle w:val="Hyperlink"/>
                 <w:noProof/>
               </w:rPr>
-              <w:t>Table 13: Account (sign up, log in, recover, recovery code, complete your account): specification</w:t>
+              <w:t>Table 13: Welcome, Intro and About you (onboarding): specification</w:t>
             </w:r>
             <w:r>
               <w:rPr>
@@ -5201,7 +5384,7 @@
               <w:rPr>
                 <w:noProof/>
               </w:rPr>
-              <w:instrText xml:space="preserve"> PAGEREF _Toc242944059 \h </w:instrText>
+              <w:instrText xml:space="preserve"> PAGEREF _Toc243516523 \h </w:instrText>
             </w:r>
             <w:r>
               <w:rPr>
@@ -5218,7 +5401,7 @@
               <w:rPr>
                 <w:noProof/>
               </w:rPr>
-              <w:t>13</w:t>
+              <w:t>15</w:t>
             </w:r>
             <w:r>
               <w:rPr>
@@ -5244,13 +5427,13 @@
               <w14:ligatures w14:val="standardContextual"/>
             </w:rPr>
           </w:pPr>
-          <w:hyperlink w:anchor="_Toc242944060" w:history="1">
+          <w:hyperlink w:anchor="_Toc243516524" w:history="1">
             <w:r>
               <w:rPr>
                 <w:rStyle w:val="Hyperlink"/>
                 <w:noProof/>
               </w:rPr>
-              <w:t>Table 14: Paths (home): specification</w:t>
+              <w:t>Table 14: Account (sign up, log in, recover, recovery code, complete your account): specification</w:t>
             </w:r>
             <w:r>
               <w:rPr>
@@ -5268,7 +5451,7 @@
               <w:rPr>
                 <w:noProof/>
               </w:rPr>
-              <w:instrText xml:space="preserve"> PAGEREF _Toc242944060 \h </w:instrText>
+              <w:instrText xml:space="preserve"> PAGEREF _Toc243516524 \h </w:instrText>
             </w:r>
             <w:r>
               <w:rPr>
@@ -5285,7 +5468,7 @@
               <w:rPr>
                 <w:noProof/>
               </w:rPr>
-              <w:t>13</w:t>
+              <w:t>15</w:t>
             </w:r>
             <w:r>
               <w:rPr>
@@ -5311,13 +5494,13 @@
               <w14:ligatures w14:val="standardContextual"/>
             </w:rPr>
           </w:pPr>
-          <w:hyperlink w:anchor="_Toc242944061" w:history="1">
+          <w:hyperlink w:anchor="_Toc243516525" w:history="1">
             <w:r>
               <w:rPr>
                 <w:rStyle w:val="Hyperlink"/>
                 <w:noProof/>
               </w:rPr>
-              <w:t>Table 15: Courses: specification</w:t>
+              <w:t>Table 15: Paths (home): specification</w:t>
             </w:r>
             <w:r>
               <w:rPr>
@@ -5335,7 +5518,7 @@
               <w:rPr>
                 <w:noProof/>
               </w:rPr>
-              <w:instrText xml:space="preserve"> PAGEREF _Toc242944061 \h </w:instrText>
+              <w:instrText xml:space="preserve"> PAGEREF _Toc243516525 \h </w:instrText>
             </w:r>
             <w:r>
               <w:rPr>
@@ -5352,7 +5535,7 @@
               <w:rPr>
                 <w:noProof/>
               </w:rPr>
-              <w:t>14</w:t>
+              <w:t>15</w:t>
             </w:r>
             <w:r>
               <w:rPr>
@@ -5378,13 +5561,13 @@
               <w14:ligatures w14:val="standardContextual"/>
             </w:rPr>
           </w:pPr>
-          <w:hyperlink w:anchor="_Toc242944062" w:history="1">
+          <w:hyperlink w:anchor="_Toc243516526" w:history="1">
             <w:r>
               <w:rPr>
                 <w:rStyle w:val="Hyperlink"/>
                 <w:noProof/>
               </w:rPr>
-              <w:t>Table 16: Course detail: specification</w:t>
+              <w:t>Table 16: Courses: specification</w:t>
             </w:r>
             <w:r>
               <w:rPr>
@@ -5402,7 +5585,7 @@
               <w:rPr>
                 <w:noProof/>
               </w:rPr>
-              <w:instrText xml:space="preserve"> PAGEREF _Toc242944062 \h </w:instrText>
+              <w:instrText xml:space="preserve"> PAGEREF _Toc243516526 \h </w:instrText>
             </w:r>
             <w:r>
               <w:rPr>
@@ -5419,7 +5602,7 @@
               <w:rPr>
                 <w:noProof/>
               </w:rPr>
-              <w:t>14</w:t>
+              <w:t>16</w:t>
             </w:r>
             <w:r>
               <w:rPr>
@@ -5445,13 +5628,13 @@
               <w14:ligatures w14:val="standardContextual"/>
             </w:rPr>
           </w:pPr>
-          <w:hyperlink w:anchor="_Toc242944063" w:history="1">
+          <w:hyperlink w:anchor="_Toc243516527" w:history="1">
             <w:r>
               <w:rPr>
                 <w:rStyle w:val="Hyperlink"/>
                 <w:noProof/>
               </w:rPr>
-              <w:t>Table 17: Compare: specification</w:t>
+              <w:t>Table 17: Course detail: specification</w:t>
             </w:r>
             <w:r>
               <w:rPr>
@@ -5469,7 +5652,7 @@
               <w:rPr>
                 <w:noProof/>
               </w:rPr>
-              <w:instrText xml:space="preserve"> PAGEREF _Toc242944063 \h </w:instrText>
+              <w:instrText xml:space="preserve"> PAGEREF _Toc243516527 \h </w:instrText>
             </w:r>
             <w:r>
               <w:rPr>
@@ -5486,7 +5669,7 @@
               <w:rPr>
                 <w:noProof/>
               </w:rPr>
-              <w:t>14</w:t>
+              <w:t>16</w:t>
             </w:r>
             <w:r>
               <w:rPr>
@@ -5512,13 +5695,13 @@
               <w14:ligatures w14:val="standardContextual"/>
             </w:rPr>
           </w:pPr>
-          <w:hyperlink w:anchor="_Toc242944064" w:history="1">
+          <w:hyperlink w:anchor="_Toc243516528" w:history="1">
             <w:r>
               <w:rPr>
                 <w:rStyle w:val="Hyperlink"/>
                 <w:noProof/>
               </w:rPr>
-              <w:t>Table 18: My list: specification</w:t>
+              <w:t>Table 18: Compare: specification</w:t>
             </w:r>
             <w:r>
               <w:rPr>
@@ -5536,7 +5719,7 @@
               <w:rPr>
                 <w:noProof/>
               </w:rPr>
-              <w:instrText xml:space="preserve"> PAGEREF _Toc242944064 \h </w:instrText>
+              <w:instrText xml:space="preserve"> PAGEREF _Toc243516528 \h </w:instrText>
             </w:r>
             <w:r>
               <w:rPr>
@@ -5553,7 +5736,7 @@
               <w:rPr>
                 <w:noProof/>
               </w:rPr>
-              <w:t>15</w:t>
+              <w:t>17</w:t>
             </w:r>
             <w:r>
               <w:rPr>
@@ -5579,13 +5762,13 @@
               <w14:ligatures w14:val="standardContextual"/>
             </w:rPr>
           </w:pPr>
-          <w:hyperlink w:anchor="_Toc242944065" w:history="1">
+          <w:hyperlink w:anchor="_Toc243516529" w:history="1">
             <w:r>
               <w:rPr>
                 <w:rStyle w:val="Hyperlink"/>
                 <w:noProof/>
               </w:rPr>
-              <w:t>Table 19: Journey: specification</w:t>
+              <w:t>Table 19: My list: specification</w:t>
             </w:r>
             <w:r>
               <w:rPr>
@@ -5603,7 +5786,7 @@
               <w:rPr>
                 <w:noProof/>
               </w:rPr>
-              <w:instrText xml:space="preserve"> PAGEREF _Toc242944065 \h </w:instrText>
+              <w:instrText xml:space="preserve"> PAGEREF _Toc243516529 \h </w:instrText>
             </w:r>
             <w:r>
               <w:rPr>
@@ -5620,7 +5803,7 @@
               <w:rPr>
                 <w:noProof/>
               </w:rPr>
-              <w:t>15</w:t>
+              <w:t>17</w:t>
             </w:r>
             <w:r>
               <w:rPr>
@@ -5646,13 +5829,13 @@
               <w14:ligatures w14:val="standardContextual"/>
             </w:rPr>
           </w:pPr>
-          <w:hyperlink w:anchor="_Toc242944066" w:history="1">
+          <w:hyperlink w:anchor="_Toc243516530" w:history="1">
             <w:r>
               <w:rPr>
                 <w:rStyle w:val="Hyperlink"/>
                 <w:noProof/>
               </w:rPr>
-              <w:t>Table 20: Ask ZedPath: specification</w:t>
+              <w:t>Table 20: Journey: specification</w:t>
             </w:r>
             <w:r>
               <w:rPr>
@@ -5670,7 +5853,7 @@
               <w:rPr>
                 <w:noProof/>
               </w:rPr>
-              <w:instrText xml:space="preserve"> PAGEREF _Toc242944066 \h </w:instrText>
+              <w:instrText xml:space="preserve"> PAGEREF _Toc243516530 \h </w:instrText>
             </w:r>
             <w:r>
               <w:rPr>
@@ -5687,7 +5870,7 @@
               <w:rPr>
                 <w:noProof/>
               </w:rPr>
-              <w:t>15</w:t>
+              <w:t>17</w:t>
             </w:r>
             <w:r>
               <w:rPr>
@@ -5713,13 +5896,13 @@
               <w14:ligatures w14:val="standardContextual"/>
             </w:rPr>
           </w:pPr>
-          <w:hyperlink w:anchor="_Toc242944067" w:history="1">
+          <w:hyperlink w:anchor="_Toc243516531" w:history="1">
             <w:r>
               <w:rPr>
                 <w:rStyle w:val="Hyperlink"/>
                 <w:noProof/>
               </w:rPr>
-              <w:t>Table 21: Groups, Group room and Group info: specification</w:t>
+              <w:t>Table 21: Ask ZedPath: specification</w:t>
             </w:r>
             <w:r>
               <w:rPr>
@@ -5737,7 +5920,7 @@
               <w:rPr>
                 <w:noProof/>
               </w:rPr>
-              <w:instrText xml:space="preserve"> PAGEREF _Toc242944067 \h </w:instrText>
+              <w:instrText xml:space="preserve"> PAGEREF _Toc243516531 \h </w:instrText>
             </w:r>
             <w:r>
               <w:rPr>
@@ -5754,7 +5937,7 @@
               <w:rPr>
                 <w:noProof/>
               </w:rPr>
-              <w:t>16</w:t>
+              <w:t>17</w:t>
             </w:r>
             <w:r>
               <w:rPr>
@@ -5780,13 +5963,13 @@
               <w14:ligatures w14:val="standardContextual"/>
             </w:rPr>
           </w:pPr>
-          <w:hyperlink w:anchor="_Toc242944068" w:history="1">
+          <w:hyperlink w:anchor="_Toc243516532" w:history="1">
             <w:r>
               <w:rPr>
                 <w:rStyle w:val="Hyperlink"/>
                 <w:noProof/>
               </w:rPr>
-              <w:t>Table 22: Me: specification</w:t>
+              <w:t>Table 22: Groups, Group room and Group info: specification</w:t>
             </w:r>
             <w:r>
               <w:rPr>
@@ -5804,7 +5987,7 @@
               <w:rPr>
                 <w:noProof/>
               </w:rPr>
-              <w:instrText xml:space="preserve"> PAGEREF _Toc242944068 \h </w:instrText>
+              <w:instrText xml:space="preserve"> PAGEREF _Toc243516532 \h </w:instrText>
             </w:r>
             <w:r>
               <w:rPr>
@@ -5821,7 +6004,7 @@
               <w:rPr>
                 <w:noProof/>
               </w:rPr>
-              <w:t>16</w:t>
+              <w:t>18</w:t>
             </w:r>
             <w:r>
               <w:rPr>
@@ -5847,13 +6030,13 @@
               <w14:ligatures w14:val="standardContextual"/>
             </w:rPr>
           </w:pPr>
-          <w:hyperlink w:anchor="_Toc242944069" w:history="1">
+          <w:hyperlink w:anchor="_Toc243516533" w:history="1">
             <w:r>
               <w:rPr>
                 <w:rStyle w:val="Hyperlink"/>
                 <w:noProof/>
               </w:rPr>
-              <w:t>Table 23: Shared interaction patterns</w:t>
+              <w:t>Table 23: Me: specification</w:t>
             </w:r>
             <w:r>
               <w:rPr>
@@ -5871,7 +6054,7 @@
               <w:rPr>
                 <w:noProof/>
               </w:rPr>
-              <w:instrText xml:space="preserve"> PAGEREF _Toc242944069 \h </w:instrText>
+              <w:instrText xml:space="preserve"> PAGEREF _Toc243516533 \h </w:instrText>
             </w:r>
             <w:r>
               <w:rPr>
@@ -5888,7 +6071,7 @@
               <w:rPr>
                 <w:noProof/>
               </w:rPr>
-              <w:t>17</w:t>
+              <w:t>18</w:t>
             </w:r>
             <w:r>
               <w:rPr>
@@ -5914,13 +6097,13 @@
               <w14:ligatures w14:val="standardContextual"/>
             </w:rPr>
           </w:pPr>
-          <w:hyperlink w:anchor="_Toc242944070" w:history="1">
+          <w:hyperlink w:anchor="_Toc243516534" w:history="1">
             <w:r>
               <w:rPr>
                 <w:rStyle w:val="Hyperlink"/>
                 <w:noProof/>
               </w:rPr>
-              <w:t>Table 24: Content rules</w:t>
+              <w:t>Table 24: Shared interaction patterns</w:t>
             </w:r>
             <w:r>
               <w:rPr>
@@ -5938,7 +6121,7 @@
               <w:rPr>
                 <w:noProof/>
               </w:rPr>
-              <w:instrText xml:space="preserve"> PAGEREF _Toc242944070 \h </w:instrText>
+              <w:instrText xml:space="preserve"> PAGEREF _Toc243516534 \h </w:instrText>
             </w:r>
             <w:r>
               <w:rPr>
@@ -5955,7 +6138,7 @@
               <w:rPr>
                 <w:noProof/>
               </w:rPr>
-              <w:t>18</w:t>
+              <w:t>19</w:t>
             </w:r>
             <w:r>
               <w:rPr>
@@ -5981,13 +6164,13 @@
               <w14:ligatures w14:val="standardContextual"/>
             </w:rPr>
           </w:pPr>
-          <w:hyperlink w:anchor="_Toc242944071" w:history="1">
+          <w:hyperlink w:anchor="_Toc243516535" w:history="1">
             <w:r>
               <w:rPr>
                 <w:rStyle w:val="Hyperlink"/>
                 <w:noProof/>
               </w:rPr>
-              <w:t>Table 25: Accessibility checklist and status</w:t>
+              <w:t>Table 25: Content rules</w:t>
             </w:r>
             <w:r>
               <w:rPr>
@@ -6005,7 +6188,7 @@
               <w:rPr>
                 <w:noProof/>
               </w:rPr>
-              <w:instrText xml:space="preserve"> PAGEREF _Toc242944071 \h </w:instrText>
+              <w:instrText xml:space="preserve"> PAGEREF _Toc243516535 \h </w:instrText>
             </w:r>
             <w:r>
               <w:rPr>
@@ -6022,7 +6205,7 @@
               <w:rPr>
                 <w:noProof/>
               </w:rPr>
-              <w:t>19</w:t>
+              <w:t>20</w:t>
             </w:r>
             <w:r>
               <w:rPr>
@@ -6048,13 +6231,13 @@
               <w14:ligatures w14:val="standardContextual"/>
             </w:rPr>
           </w:pPr>
-          <w:hyperlink w:anchor="_Toc242944072" w:history="1">
+          <w:hyperlink w:anchor="_Toc243516536" w:history="1">
             <w:r>
               <w:rPr>
                 <w:rStyle w:val="Hyperlink"/>
                 <w:noProof/>
               </w:rPr>
-              <w:t>Table 26: Performance budget</w:t>
+              <w:t>Table 26: Accessibility checklist and status</w:t>
             </w:r>
             <w:r>
               <w:rPr>
@@ -6072,7 +6255,7 @@
               <w:rPr>
                 <w:noProof/>
               </w:rPr>
-              <w:instrText xml:space="preserve"> PAGEREF _Toc242944072 \h </w:instrText>
+              <w:instrText xml:space="preserve"> PAGEREF _Toc243516536 \h </w:instrText>
             </w:r>
             <w:r>
               <w:rPr>
@@ -6089,7 +6272,7 @@
               <w:rPr>
                 <w:noProof/>
               </w:rPr>
-              <w:t>20</w:t>
+              <w:t>21</w:t>
             </w:r>
             <w:r>
               <w:rPr>
@@ -6115,13 +6298,13 @@
               <w14:ligatures w14:val="standardContextual"/>
             </w:rPr>
           </w:pPr>
-          <w:hyperlink w:anchor="_Toc242944073" w:history="1">
+          <w:hyperlink w:anchor="_Toc243516537" w:history="1">
             <w:r>
               <w:rPr>
                 <w:rStyle w:val="Hyperlink"/>
                 <w:noProof/>
               </w:rPr>
-              <w:t>Table 27: Changes driven by usability evidence</w:t>
+              <w:t>Table 27: Performance budget</w:t>
             </w:r>
             <w:r>
               <w:rPr>
@@ -6139,7 +6322,7 @@
               <w:rPr>
                 <w:noProof/>
               </w:rPr>
-              <w:instrText xml:space="preserve"> PAGEREF _Toc242944073 \h </w:instrText>
+              <w:instrText xml:space="preserve"> PAGEREF _Toc243516537 \h </w:instrText>
             </w:r>
             <w:r>
               <w:rPr>
@@ -6156,7 +6339,7 @@
               <w:rPr>
                 <w:noProof/>
               </w:rPr>
-              <w:t>21</w:t>
+              <w:t>22</w:t>
             </w:r>
             <w:r>
               <w:rPr>
@@ -6182,13 +6365,13 @@
               <w14:ligatures w14:val="standardContextual"/>
             </w:rPr>
           </w:pPr>
-          <w:hyperlink w:anchor="_Toc242944074" w:history="1">
+          <w:hyperlink w:anchor="_Toc243516538" w:history="1">
             <w:r>
               <w:rPr>
                 <w:rStyle w:val="Hyperlink"/>
                 <w:noProof/>
               </w:rPr>
-              <w:t>Table 28: Traceability from requirements to this document</w:t>
+              <w:t>Table 28: Changes driven by usability evidence</w:t>
             </w:r>
             <w:r>
               <w:rPr>
@@ -6206,7 +6389,7 @@
               <w:rPr>
                 <w:noProof/>
               </w:rPr>
-              <w:instrText xml:space="preserve"> PAGEREF _Toc242944074 \h </w:instrText>
+              <w:instrText xml:space="preserve"> PAGEREF _Toc243516538 \h </w:instrText>
             </w:r>
             <w:r>
               <w:rPr>
@@ -6223,7 +6406,74 @@
               <w:rPr>
                 <w:noProof/>
               </w:rPr>
-              <w:t>22</w:t>
+              <w:t>23</w:t>
+            </w:r>
+            <w:r>
+              <w:rPr>
+                <w:noProof/>
+              </w:rPr>
+              <w:fldChar w:fldCharType="end"/>
+            </w:r>
+          </w:hyperlink>
+        </w:p>
+        <w:p>
+          <w:pPr>
+            <w:pStyle w:val="TableofFigures"/>
+            <w:tabs>
+              <w:tab w:val="right" w:leader="dot" w:pos="9628"/>
+            </w:tabs>
+            <w:rPr>
+              <w:rFonts w:asciiTheme="minorHAnsi" w:eastAsiaTheme="minorEastAsia" w:hAnsiTheme="minorHAnsi" w:cstheme="minorBidi"/>
+              <w:noProof/>
+              <w:color w:val="auto"/>
+              <w:kern w:val="2"/>
+              <w:sz w:val="24"/>
+              <w:szCs w:val="24"/>
+              <w14:ligatures w14:val="standardContextual"/>
+            </w:rPr>
+          </w:pPr>
+          <w:hyperlink w:anchor="_Toc243516539" w:history="1">
+            <w:r>
+              <w:rPr>
+                <w:rStyle w:val="Hyperlink"/>
+                <w:noProof/>
+              </w:rPr>
+              <w:t>Table 29: Traceability from requirements to this document</w:t>
+            </w:r>
+            <w:r>
+              <w:rPr>
+                <w:noProof/>
+              </w:rPr>
+              <w:tab/>
+            </w:r>
+            <w:r>
+              <w:rPr>
+                <w:noProof/>
+              </w:rPr>
+              <w:fldChar w:fldCharType="begin"/>
+            </w:r>
+            <w:r>
+              <w:rPr>
+                <w:noProof/>
+              </w:rPr>
+              <w:instrText xml:space="preserve"> PAGEREF _Toc243516539 \h </w:instrText>
+            </w:r>
+            <w:r>
+              <w:rPr>
+                <w:noProof/>
+              </w:rPr>
+            </w:r>
+            <w:r>
+              <w:rPr>
+                <w:noProof/>
+              </w:rPr>
+              <w:fldChar w:fldCharType="separate"/>
+            </w:r>
+            <w:r>
+              <w:rPr>
+                <w:noProof/>
+              </w:rPr>
+              <w:t>25</w:t>
             </w:r>
             <w:r>
               <w:rPr>
@@ -6247,7 +6497,7 @@
         <w:keepLines/>
         <w:pageBreakBefore/>
       </w:pPr>
-      <w:bookmarkStart w:id="0" w:name="_Toc242944012"/>
+      <w:bookmarkStart w:id="0" w:name="_Toc243516475"/>
       <w:r>
         <w:lastRenderedPageBreak/>
         <w:t>1 Introduction</w:t>
@@ -6260,7 +6510,7 @@
         <w:keepNext/>
         <w:keepLines/>
       </w:pPr>
-      <w:bookmarkStart w:id="1" w:name="_Toc242944013"/>
+      <w:bookmarkStart w:id="1" w:name="_Toc243516476"/>
       <w:r>
         <w:t>1.1 Purpose</w:t>
       </w:r>
@@ -6293,7 +6543,7 @@
         <w:keepNext/>
         <w:keepLines/>
       </w:pPr>
-      <w:bookmarkStart w:id="2" w:name="_Toc242944014"/>
+      <w:bookmarkStart w:id="2" w:name="_Toc243516477"/>
       <w:r>
         <w:t>1.2 Scope</w:t>
       </w:r>
@@ -6316,7 +6566,7 @@
         <w:keepNext/>
         <w:keepLines/>
       </w:pPr>
-      <w:bookmarkStart w:id="3" w:name="_Toc242944015"/>
+      <w:bookmarkStart w:id="3" w:name="_Toc243516478"/>
       <w:r>
         <w:t>1.3 Intended audience</w:t>
       </w:r>
@@ -6336,7 +6586,7 @@
         <w:keepNext/>
         <w:keepLines/>
       </w:pPr>
-      <w:bookmarkStart w:id="4" w:name="_Toc242944016"/>
+      <w:bookmarkStart w:id="4" w:name="_Toc243516479"/>
       <w:r>
         <w:t>1.4 Relationship to other documents</w:t>
       </w:r>
@@ -6347,7 +6597,7 @@
         <w:pStyle w:val="Caption"/>
         <w:keepNext/>
       </w:pPr>
-      <w:bookmarkStart w:id="5" w:name="_Toc242944047"/>
+      <w:bookmarkStart w:id="5" w:name="_Toc243516511"/>
       <w:r>
         <w:t xml:space="preserve">Table </w:t>
       </w:r>
@@ -7108,7 +7358,7 @@
         <w:keepNext/>
         <w:keepLines/>
       </w:pPr>
-      <w:bookmarkStart w:id="6" w:name="_Toc242944017"/>
+      <w:bookmarkStart w:id="6" w:name="_Toc243516480"/>
       <w:r>
         <w:t>1.5 Conventions</w:t>
       </w:r>
@@ -7153,7 +7403,7 @@
         <w:keepLines/>
         <w:pageBreakBefore/>
       </w:pPr>
-      <w:bookmarkStart w:id="7" w:name="_Toc242944018"/>
+      <w:bookmarkStart w:id="7" w:name="_Toc243516481"/>
       <w:r>
         <w:lastRenderedPageBreak/>
         <w:t>2 Design principles</w:t>
@@ -7165,7 +7415,7 @@
         <w:pStyle w:val="Caption"/>
         <w:keepNext/>
       </w:pPr>
-      <w:bookmarkStart w:id="8" w:name="_Toc242944048"/>
+      <w:bookmarkStart w:id="8" w:name="_Toc243516512"/>
       <w:r>
         <w:t xml:space="preserve">Table </w:t>
       </w:r>
@@ -8653,7 +8903,7 @@
         <w:keepLines/>
         <w:pageBreakBefore/>
       </w:pPr>
-      <w:bookmarkStart w:id="9" w:name="_Toc242944019"/>
+      <w:bookmarkStart w:id="9" w:name="_Toc243516482"/>
       <w:r>
         <w:lastRenderedPageBreak/>
         <w:t>3 Personas and key journeys</w:t>
@@ -8673,7 +8923,7 @@
         <w:pStyle w:val="Caption"/>
         <w:keepNext/>
       </w:pPr>
-      <w:bookmarkStart w:id="10" w:name="_Toc242944049"/>
+      <w:bookmarkStart w:id="10" w:name="_Toc243516513"/>
       <w:r>
         <w:t xml:space="preserve">Table </w:t>
       </w:r>
@@ -9462,7 +9712,7 @@
         <w:pStyle w:val="Caption"/>
         <w:keepNext/>
       </w:pPr>
-      <w:bookmarkStart w:id="11" w:name="_Toc242944050"/>
+      <w:bookmarkStart w:id="11" w:name="_Toc243516514"/>
       <w:r>
         <w:t xml:space="preserve">Table </w:t>
       </w:r>
@@ -10474,7 +10724,7 @@
         <w:keepLines/>
         <w:pageBreakBefore/>
       </w:pPr>
-      <w:bookmarkStart w:id="12" w:name="_Toc242944020"/>
+      <w:bookmarkStart w:id="12" w:name="_Toc243516483"/>
       <w:r>
         <w:lastRenderedPageBreak/>
         <w:t>4 Information architecture and navigation</w:t>
@@ -10487,7 +10737,7 @@
         <w:keepNext/>
         <w:keepLines/>
       </w:pPr>
-      <w:bookmarkStart w:id="13" w:name="_Toc242944021"/>
+      <w:bookmarkStart w:id="13" w:name="_Toc243516484"/>
       <w:r>
         <w:t>4.1 Structure</w:t>
       </w:r>
@@ -10518,7 +10768,17 @@
         <w:t>main app</w:t>
       </w:r>
       <w:r>
-        <w:t xml:space="preserve"> with a top app bar and a five-tab bottom navigation bar. Me opens from the avatar in the top app bar. Routing uses the URL hash so the phone's Back button and deep links work.</w:t>
+        <w:t xml:space="preserve"> with a top app bar and a five-tab bottom navigation bar. Me opens from the avatar in the top app bar. Routing uses the URL hash so the phone's Back button and deep links work. From 1024 px wide (laptops, desktops, projectors) the same five destinations move into a </w:t>
+      </w:r>
+      <w:r>
+        <w:rPr>
+          <w:b/>
+          <w:bCs/>
+        </w:rPr>
+        <w:t>collapsible side menu</w:t>
+      </w:r>
+      <w:r>
+        <w:t xml:space="preserve"> (see Desktop layout).</w:t>
       </w:r>
     </w:p>
     <w:p>
@@ -10526,7 +10786,7 @@
         <w:pStyle w:val="Caption"/>
         <w:keepNext/>
       </w:pPr>
-      <w:bookmarkStart w:id="14" w:name="_Toc242944051"/>
+      <w:bookmarkStart w:id="14" w:name="_Toc243516515"/>
       <w:r>
         <w:t xml:space="preserve">Table </w:t>
       </w:r>
@@ -11409,18 +11669,50 @@
         <w:keepNext/>
         <w:keepLines/>
       </w:pPr>
-      <w:bookmarkStart w:id="15" w:name="_Toc242944022"/>
+      <w:bookmarkStart w:id="15" w:name="_Toc243516485"/>
       <w:r>
-        <w:t>4.2 Route table</w:t>
+        <w:t>4.2 Desktop layout (1024 px and wider)</w:t>
       </w:r>
       <w:bookmarkEnd w:id="15"/>
+    </w:p>
+    <w:p>
+      <w:pPr>
+        <w:spacing w:after="120"/>
+      </w:pPr>
+      <w:r>
+        <w:t xml:space="preserve">Added in VR3 (21 October 2026). The layout follows the width of the browser window, never the type of device: the CSS rule </w:t>
+      </w:r>
+      <w:r>
+        <w:rPr>
+          <w:rFonts w:ascii="Consolas" w:eastAsia="Consolas" w:hAnsi="Consolas" w:cs="Consolas"/>
+          <w:sz w:val="19"/>
+          <w:szCs w:val="19"/>
+          <w:shd w:val="clear" w:color="auto" w:fill="F2F4F3"/>
+        </w:rPr>
+        <w:t>min-width: 1024px</w:t>
+      </w:r>
+      <w:r>
+        <w:t xml:space="preserve"> switches it on, and a window made narrower gets the phone layout again. Below 1024 px nothing changes: the desktop wrappers are </w:t>
+      </w:r>
+      <w:r>
+        <w:rPr>
+          <w:rFonts w:ascii="Consolas" w:eastAsia="Consolas" w:hAnsi="Consolas" w:cs="Consolas"/>
+          <w:sz w:val="19"/>
+          <w:szCs w:val="19"/>
+          <w:shd w:val="clear" w:color="auto" w:fill="F2F4F3"/>
+        </w:rPr>
+        <w:t>display: contents</w:t>
+      </w:r>
+      <w:r>
+        <w:t>, so phones keep the same order and look.</w:t>
+      </w:r>
     </w:p>
     <w:p>
       <w:pPr>
         <w:pStyle w:val="Caption"/>
         <w:keepNext/>
       </w:pPr>
-      <w:bookmarkStart w:id="16" w:name="_Toc242944052"/>
+      <w:bookmarkStart w:id="16" w:name="_Toc243516516"/>
       <w:r>
         <w:t xml:space="preserve">Table </w:t>
       </w:r>
@@ -11443,9 +11735,810 @@
         <w:fldChar w:fldCharType="end"/>
       </w:r>
       <w:r>
+        <w:t>: Desktop layout: specification</w:t>
+      </w:r>
+      <w:bookmarkEnd w:id="16"/>
+    </w:p>
+    <w:tbl>
+      <w:tblPr>
+        <w:tblW w:w="9638" w:type="dxa"/>
+        <w:tblBorders>
+          <w:top w:val="single" w:sz="4" w:space="0" w:color="auto"/>
+          <w:left w:val="single" w:sz="4" w:space="0" w:color="auto"/>
+          <w:bottom w:val="single" w:sz="4" w:space="0" w:color="auto"/>
+          <w:right w:val="single" w:sz="4" w:space="0" w:color="auto"/>
+          <w:insideH w:val="single" w:sz="4" w:space="0" w:color="auto"/>
+          <w:insideV w:val="single" w:sz="4" w:space="0" w:color="auto"/>
+        </w:tblBorders>
+        <w:tblCellMar>
+          <w:left w:w="10" w:type="dxa"/>
+          <w:right w:w="10" w:type="dxa"/>
+        </w:tblCellMar>
+        <w:tblLook w:val="04A0" w:firstRow="1" w:lastRow="0" w:firstColumn="1" w:lastColumn="0" w:noHBand="0" w:noVBand="1"/>
+      </w:tblPr>
+      <w:tblGrid>
+        <w:gridCol w:w="2172"/>
+        <w:gridCol w:w="7466"/>
+      </w:tblGrid>
+      <w:tr>
+        <w:tblPrEx>
+          <w:tblCellMar>
+            <w:top w:w="0" w:type="dxa"/>
+            <w:bottom w:w="0" w:type="dxa"/>
+          </w:tblCellMar>
+        </w:tblPrEx>
+        <w:trPr>
+          <w:cantSplit/>
+          <w:tblHeader/>
+        </w:trPr>
+        <w:tc>
+          <w:tcPr>
+            <w:tcW w:w="2172" w:type="dxa"/>
+            <w:tcBorders>
+              <w:top w:val="single" w:sz="4" w:space="0" w:color="C9D3D0"/>
+              <w:left w:val="single" w:sz="4" w:space="0" w:color="C9D3D0"/>
+              <w:bottom w:val="single" w:sz="4" w:space="0" w:color="C9D3D0"/>
+              <w:right w:val="single" w:sz="4" w:space="0" w:color="C9D3D0"/>
+            </w:tcBorders>
+            <w:shd w:val="clear" w:color="auto" w:fill="006B5F"/>
+            <w:tcMar>
+              <w:top w:w="50" w:type="dxa"/>
+              <w:left w:w="100" w:type="dxa"/>
+              <w:bottom w:w="50" w:type="dxa"/>
+              <w:right w:w="100" w:type="dxa"/>
+            </w:tcMar>
+            <w:vAlign w:val="center"/>
+          </w:tcPr>
+          <w:p>
+            <w:pPr>
+              <w:spacing w:line="252" w:lineRule="auto"/>
+            </w:pPr>
+            <w:r>
+              <w:rPr>
+                <w:b/>
+                <w:bCs/>
+                <w:color w:val="FFFFFF"/>
+                <w:sz w:val="19"/>
+                <w:szCs w:val="19"/>
+              </w:rPr>
+              <w:t>Aspect</w:t>
+            </w:r>
+          </w:p>
+        </w:tc>
+        <w:tc>
+          <w:tcPr>
+            <w:tcW w:w="7466" w:type="dxa"/>
+            <w:tcBorders>
+              <w:top w:val="single" w:sz="4" w:space="0" w:color="C9D3D0"/>
+              <w:left w:val="single" w:sz="4" w:space="0" w:color="C9D3D0"/>
+              <w:bottom w:val="single" w:sz="4" w:space="0" w:color="C9D3D0"/>
+              <w:right w:val="single" w:sz="4" w:space="0" w:color="C9D3D0"/>
+            </w:tcBorders>
+            <w:shd w:val="clear" w:color="auto" w:fill="006B5F"/>
+            <w:tcMar>
+              <w:top w:w="50" w:type="dxa"/>
+              <w:left w:w="100" w:type="dxa"/>
+              <w:bottom w:w="50" w:type="dxa"/>
+              <w:right w:w="100" w:type="dxa"/>
+            </w:tcMar>
+            <w:vAlign w:val="center"/>
+          </w:tcPr>
+          <w:p>
+            <w:pPr>
+              <w:spacing w:line="252" w:lineRule="auto"/>
+            </w:pPr>
+            <w:r>
+              <w:rPr>
+                <w:b/>
+                <w:bCs/>
+                <w:color w:val="FFFFFF"/>
+                <w:sz w:val="19"/>
+                <w:szCs w:val="19"/>
+              </w:rPr>
+              <w:t>Specification</w:t>
+            </w:r>
+          </w:p>
+        </w:tc>
+      </w:tr>
+      <w:tr>
+        <w:tblPrEx>
+          <w:tblCellMar>
+            <w:top w:w="0" w:type="dxa"/>
+            <w:bottom w:w="0" w:type="dxa"/>
+          </w:tblCellMar>
+        </w:tblPrEx>
+        <w:trPr>
+          <w:cantSplit/>
+        </w:trPr>
+        <w:tc>
+          <w:tcPr>
+            <w:tcW w:w="2172" w:type="dxa"/>
+            <w:tcBorders>
+              <w:top w:val="single" w:sz="4" w:space="0" w:color="C9D3D0"/>
+              <w:left w:val="single" w:sz="4" w:space="0" w:color="C9D3D0"/>
+              <w:bottom w:val="single" w:sz="4" w:space="0" w:color="C9D3D0"/>
+              <w:right w:val="single" w:sz="4" w:space="0" w:color="C9D3D0"/>
+            </w:tcBorders>
+            <w:tcMar>
+              <w:top w:w="50" w:type="dxa"/>
+              <w:left w:w="100" w:type="dxa"/>
+              <w:bottom w:w="50" w:type="dxa"/>
+              <w:right w:w="100" w:type="dxa"/>
+            </w:tcMar>
+            <w:vAlign w:val="center"/>
+          </w:tcPr>
+          <w:p>
+            <w:pPr>
+              <w:spacing w:line="252" w:lineRule="auto"/>
+            </w:pPr>
+            <w:r>
+              <w:rPr>
+                <w:sz w:val="19"/>
+                <w:szCs w:val="19"/>
+              </w:rPr>
+              <w:t>Top app bar</w:t>
+            </w:r>
+          </w:p>
+        </w:tc>
+        <w:tc>
+          <w:tcPr>
+            <w:tcW w:w="7466" w:type="dxa"/>
+            <w:tcBorders>
+              <w:top w:val="single" w:sz="4" w:space="0" w:color="C9D3D0"/>
+              <w:left w:val="single" w:sz="4" w:space="0" w:color="C9D3D0"/>
+              <w:bottom w:val="single" w:sz="4" w:space="0" w:color="C9D3D0"/>
+              <w:right w:val="single" w:sz="4" w:space="0" w:color="C9D3D0"/>
+            </w:tcBorders>
+            <w:tcMar>
+              <w:top w:w="50" w:type="dxa"/>
+              <w:left w:w="100" w:type="dxa"/>
+              <w:bottom w:w="50" w:type="dxa"/>
+              <w:right w:w="100" w:type="dxa"/>
+            </w:tcMar>
+            <w:vAlign w:val="center"/>
+          </w:tcPr>
+          <w:p>
+            <w:pPr>
+              <w:spacing w:line="252" w:lineRule="auto"/>
+            </w:pPr>
+            <w:r>
+              <w:rPr>
+                <w:sz w:val="19"/>
+                <w:szCs w:val="19"/>
+              </w:rPr>
+              <w:t>Full width and white, with the menu button and the ZedPath logo in the top-left corner</w:t>
+            </w:r>
+          </w:p>
+        </w:tc>
+      </w:tr>
+      <w:tr>
+        <w:tblPrEx>
+          <w:tblCellMar>
+            <w:top w:w="0" w:type="dxa"/>
+            <w:bottom w:w="0" w:type="dxa"/>
+          </w:tblCellMar>
+        </w:tblPrEx>
+        <w:trPr>
+          <w:cantSplit/>
+        </w:trPr>
+        <w:tc>
+          <w:tcPr>
+            <w:tcW w:w="2172" w:type="dxa"/>
+            <w:tcBorders>
+              <w:top w:val="single" w:sz="4" w:space="0" w:color="C9D3D0"/>
+              <w:left w:val="single" w:sz="4" w:space="0" w:color="C9D3D0"/>
+              <w:bottom w:val="single" w:sz="4" w:space="0" w:color="C9D3D0"/>
+              <w:right w:val="single" w:sz="4" w:space="0" w:color="C9D3D0"/>
+            </w:tcBorders>
+            <w:shd w:val="clear" w:color="auto" w:fill="F3F8F6"/>
+            <w:tcMar>
+              <w:top w:w="50" w:type="dxa"/>
+              <w:left w:w="100" w:type="dxa"/>
+              <w:bottom w:w="50" w:type="dxa"/>
+              <w:right w:w="100" w:type="dxa"/>
+            </w:tcMar>
+            <w:vAlign w:val="center"/>
+          </w:tcPr>
+          <w:p>
+            <w:pPr>
+              <w:spacing w:line="252" w:lineRule="auto"/>
+            </w:pPr>
+            <w:r>
+              <w:rPr>
+                <w:sz w:val="19"/>
+                <w:szCs w:val="19"/>
+              </w:rPr>
+              <w:t>Side menu</w:t>
+            </w:r>
+          </w:p>
+        </w:tc>
+        <w:tc>
+          <w:tcPr>
+            <w:tcW w:w="7466" w:type="dxa"/>
+            <w:tcBorders>
+              <w:top w:val="single" w:sz="4" w:space="0" w:color="C9D3D0"/>
+              <w:left w:val="single" w:sz="4" w:space="0" w:color="C9D3D0"/>
+              <w:bottom w:val="single" w:sz="4" w:space="0" w:color="C9D3D0"/>
+              <w:right w:val="single" w:sz="4" w:space="0" w:color="C9D3D0"/>
+            </w:tcBorders>
+            <w:shd w:val="clear" w:color="auto" w:fill="F3F8F6"/>
+            <w:tcMar>
+              <w:top w:w="50" w:type="dxa"/>
+              <w:left w:w="100" w:type="dxa"/>
+              <w:bottom w:w="50" w:type="dxa"/>
+              <w:right w:w="100" w:type="dxa"/>
+            </w:tcMar>
+            <w:vAlign w:val="center"/>
+          </w:tcPr>
+          <w:p>
+            <w:pPr>
+              <w:spacing w:line="252" w:lineRule="auto"/>
+            </w:pPr>
+            <w:r>
+              <w:rPr>
+                <w:b/>
+                <w:bCs/>
+                <w:sz w:val="19"/>
+                <w:szCs w:val="19"/>
+              </w:rPr>
+              <w:t>Open</w:t>
+            </w:r>
+            <w:r>
+              <w:rPr>
+                <w:sz w:val="19"/>
+                <w:szCs w:val="19"/>
+              </w:rPr>
+              <w:t xml:space="preserve"> (232 px): icon and name side by side, badges at the end of the row. </w:t>
+            </w:r>
+            <w:r>
+              <w:rPr>
+                <w:b/>
+                <w:bCs/>
+                <w:sz w:val="19"/>
+                <w:szCs w:val="19"/>
+              </w:rPr>
+              <w:t>Collapsed</w:t>
+            </w:r>
+            <w:r>
+              <w:rPr>
+                <w:sz w:val="19"/>
+                <w:szCs w:val="19"/>
+              </w:rPr>
+              <w:t xml:space="preserve"> (84 px): icons only; each name stays for screen readers and shows as a tooltip. Width changes animate (off under reduced motion)</w:t>
+            </w:r>
+          </w:p>
+        </w:tc>
+      </w:tr>
+      <w:tr>
+        <w:tblPrEx>
+          <w:tblCellMar>
+            <w:top w:w="0" w:type="dxa"/>
+            <w:bottom w:w="0" w:type="dxa"/>
+          </w:tblCellMar>
+        </w:tblPrEx>
+        <w:trPr>
+          <w:cantSplit/>
+        </w:trPr>
+        <w:tc>
+          <w:tcPr>
+            <w:tcW w:w="2172" w:type="dxa"/>
+            <w:tcBorders>
+              <w:top w:val="single" w:sz="4" w:space="0" w:color="C9D3D0"/>
+              <w:left w:val="single" w:sz="4" w:space="0" w:color="C9D3D0"/>
+              <w:bottom w:val="single" w:sz="4" w:space="0" w:color="C9D3D0"/>
+              <w:right w:val="single" w:sz="4" w:space="0" w:color="C9D3D0"/>
+            </w:tcBorders>
+            <w:tcMar>
+              <w:top w:w="50" w:type="dxa"/>
+              <w:left w:w="100" w:type="dxa"/>
+              <w:bottom w:w="50" w:type="dxa"/>
+              <w:right w:w="100" w:type="dxa"/>
+            </w:tcMar>
+            <w:vAlign w:val="center"/>
+          </w:tcPr>
+          <w:p>
+            <w:pPr>
+              <w:spacing w:line="252" w:lineRule="auto"/>
+            </w:pPr>
+            <w:r>
+              <w:rPr>
+                <w:sz w:val="19"/>
+                <w:szCs w:val="19"/>
+              </w:rPr>
+              <w:t>Menu button</w:t>
+            </w:r>
+          </w:p>
+        </w:tc>
+        <w:tc>
+          <w:tcPr>
+            <w:tcW w:w="7466" w:type="dxa"/>
+            <w:tcBorders>
+              <w:top w:val="single" w:sz="4" w:space="0" w:color="C9D3D0"/>
+              <w:left w:val="single" w:sz="4" w:space="0" w:color="C9D3D0"/>
+              <w:bottom w:val="single" w:sz="4" w:space="0" w:color="C9D3D0"/>
+              <w:right w:val="single" w:sz="4" w:space="0" w:color="C9D3D0"/>
+            </w:tcBorders>
+            <w:tcMar>
+              <w:top w:w="50" w:type="dxa"/>
+              <w:left w:w="100" w:type="dxa"/>
+              <w:bottom w:w="50" w:type="dxa"/>
+              <w:right w:w="100" w:type="dxa"/>
+            </w:tcMar>
+            <w:vAlign w:val="center"/>
+          </w:tcPr>
+          <w:p>
+            <w:pPr>
+              <w:spacing w:line="252" w:lineRule="auto"/>
+            </w:pPr>
+            <w:r>
+              <w:rPr>
+                <w:sz w:val="19"/>
+                <w:szCs w:val="19"/>
+              </w:rPr>
+              <w:t xml:space="preserve">Glass style: frosted white over a light brand tint, a top highlight and a soft shadow; 44 × 44 px; a dark-mode version. </w:t>
+            </w:r>
+            <w:r>
+              <w:rPr>
+                <w:rFonts w:ascii="Consolas" w:eastAsia="Consolas" w:hAnsi="Consolas" w:cs="Consolas"/>
+                <w:sz w:val="17"/>
+                <w:szCs w:val="17"/>
+                <w:shd w:val="clear" w:color="auto" w:fill="F2F4F3"/>
+              </w:rPr>
+              <w:t>aria-expanded</w:t>
+            </w:r>
+            <w:r>
+              <w:rPr>
+                <w:sz w:val="19"/>
+                <w:szCs w:val="19"/>
+              </w:rPr>
+              <w:t xml:space="preserve">, </w:t>
+            </w:r>
+            <w:r>
+              <w:rPr>
+                <w:rFonts w:ascii="Consolas" w:eastAsia="Consolas" w:hAnsi="Consolas" w:cs="Consolas"/>
+                <w:sz w:val="17"/>
+                <w:szCs w:val="17"/>
+                <w:shd w:val="clear" w:color="auto" w:fill="F2F4F3"/>
+              </w:rPr>
+              <w:t>aria-controls="main-nav"</w:t>
+            </w:r>
+            <w:r>
+              <w:rPr>
+                <w:sz w:val="19"/>
+                <w:szCs w:val="19"/>
+              </w:rPr>
+              <w:t>, label "Collapse menu" or "Expand menu" in Sinhala, Tamil and English</w:t>
+            </w:r>
+          </w:p>
+        </w:tc>
+      </w:tr>
+      <w:tr>
+        <w:tblPrEx>
+          <w:tblCellMar>
+            <w:top w:w="0" w:type="dxa"/>
+            <w:bottom w:w="0" w:type="dxa"/>
+          </w:tblCellMar>
+        </w:tblPrEx>
+        <w:trPr>
+          <w:cantSplit/>
+        </w:trPr>
+        <w:tc>
+          <w:tcPr>
+            <w:tcW w:w="2172" w:type="dxa"/>
+            <w:tcBorders>
+              <w:top w:val="single" w:sz="4" w:space="0" w:color="C9D3D0"/>
+              <w:left w:val="single" w:sz="4" w:space="0" w:color="C9D3D0"/>
+              <w:bottom w:val="single" w:sz="4" w:space="0" w:color="C9D3D0"/>
+              <w:right w:val="single" w:sz="4" w:space="0" w:color="C9D3D0"/>
+            </w:tcBorders>
+            <w:shd w:val="clear" w:color="auto" w:fill="F3F8F6"/>
+            <w:tcMar>
+              <w:top w:w="50" w:type="dxa"/>
+              <w:left w:w="100" w:type="dxa"/>
+              <w:bottom w:w="50" w:type="dxa"/>
+              <w:right w:w="100" w:type="dxa"/>
+            </w:tcMar>
+            <w:vAlign w:val="center"/>
+          </w:tcPr>
+          <w:p>
+            <w:pPr>
+              <w:spacing w:line="252" w:lineRule="auto"/>
+            </w:pPr>
+            <w:r>
+              <w:rPr>
+                <w:sz w:val="19"/>
+                <w:szCs w:val="19"/>
+              </w:rPr>
+              <w:t>Menu choice kept</w:t>
+            </w:r>
+          </w:p>
+        </w:tc>
+        <w:tc>
+          <w:tcPr>
+            <w:tcW w:w="7466" w:type="dxa"/>
+            <w:tcBorders>
+              <w:top w:val="single" w:sz="4" w:space="0" w:color="C9D3D0"/>
+              <w:left w:val="single" w:sz="4" w:space="0" w:color="C9D3D0"/>
+              <w:bottom w:val="single" w:sz="4" w:space="0" w:color="C9D3D0"/>
+              <w:right w:val="single" w:sz="4" w:space="0" w:color="C9D3D0"/>
+            </w:tcBorders>
+            <w:shd w:val="clear" w:color="auto" w:fill="F3F8F6"/>
+            <w:tcMar>
+              <w:top w:w="50" w:type="dxa"/>
+              <w:left w:w="100" w:type="dxa"/>
+              <w:bottom w:w="50" w:type="dxa"/>
+              <w:right w:w="100" w:type="dxa"/>
+            </w:tcMar>
+            <w:vAlign w:val="center"/>
+          </w:tcPr>
+          <w:p>
+            <w:pPr>
+              <w:spacing w:line="252" w:lineRule="auto"/>
+            </w:pPr>
+            <w:r>
+              <w:rPr>
+                <w:sz w:val="19"/>
+                <w:szCs w:val="19"/>
+              </w:rPr>
+              <w:t>Stored on the device (</w:t>
+            </w:r>
+            <w:r>
+              <w:rPr>
+                <w:rFonts w:ascii="Consolas" w:eastAsia="Consolas" w:hAnsi="Consolas" w:cs="Consolas"/>
+                <w:sz w:val="17"/>
+                <w:szCs w:val="17"/>
+                <w:shd w:val="clear" w:color="auto" w:fill="F2F4F3"/>
+              </w:rPr>
+              <w:t>zedpath.nav.v1</w:t>
+            </w:r>
+            <w:r>
+              <w:rPr>
+                <w:sz w:val="19"/>
+                <w:szCs w:val="19"/>
+              </w:rPr>
+              <w:t>), open by default and when storage is blocked; a layout preference like the language: kept when student data is cleared, removed by "Clear this phone" (TC-139)</w:t>
+            </w:r>
+          </w:p>
+        </w:tc>
+      </w:tr>
+      <w:tr>
+        <w:tblPrEx>
+          <w:tblCellMar>
+            <w:top w:w="0" w:type="dxa"/>
+            <w:bottom w:w="0" w:type="dxa"/>
+          </w:tblCellMar>
+        </w:tblPrEx>
+        <w:trPr>
+          <w:cantSplit/>
+        </w:trPr>
+        <w:tc>
+          <w:tcPr>
+            <w:tcW w:w="2172" w:type="dxa"/>
+            <w:tcBorders>
+              <w:top w:val="single" w:sz="4" w:space="0" w:color="C9D3D0"/>
+              <w:left w:val="single" w:sz="4" w:space="0" w:color="C9D3D0"/>
+              <w:bottom w:val="single" w:sz="4" w:space="0" w:color="C9D3D0"/>
+              <w:right w:val="single" w:sz="4" w:space="0" w:color="C9D3D0"/>
+            </w:tcBorders>
+            <w:tcMar>
+              <w:top w:w="50" w:type="dxa"/>
+              <w:left w:w="100" w:type="dxa"/>
+              <w:bottom w:w="50" w:type="dxa"/>
+              <w:right w:w="100" w:type="dxa"/>
+            </w:tcMar>
+            <w:vAlign w:val="center"/>
+          </w:tcPr>
+          <w:p>
+            <w:pPr>
+              <w:spacing w:line="252" w:lineRule="auto"/>
+            </w:pPr>
+            <w:r>
+              <w:rPr>
+                <w:sz w:val="19"/>
+                <w:szCs w:val="19"/>
+              </w:rPr>
+              <w:t>Content width</w:t>
+            </w:r>
+          </w:p>
+        </w:tc>
+        <w:tc>
+          <w:tcPr>
+            <w:tcW w:w="7466" w:type="dxa"/>
+            <w:tcBorders>
+              <w:top w:val="single" w:sz="4" w:space="0" w:color="C9D3D0"/>
+              <w:left w:val="single" w:sz="4" w:space="0" w:color="C9D3D0"/>
+              <w:bottom w:val="single" w:sz="4" w:space="0" w:color="C9D3D0"/>
+              <w:right w:val="single" w:sz="4" w:space="0" w:color="C9D3D0"/>
+            </w:tcBorders>
+            <w:tcMar>
+              <w:top w:w="50" w:type="dxa"/>
+              <w:left w:w="100" w:type="dxa"/>
+              <w:bottom w:w="50" w:type="dxa"/>
+              <w:right w:w="100" w:type="dxa"/>
+            </w:tcMar>
+            <w:vAlign w:val="center"/>
+          </w:tcPr>
+          <w:p>
+            <w:pPr>
+              <w:spacing w:line="252" w:lineRule="auto"/>
+            </w:pPr>
+            <w:r>
+              <w:rPr>
+                <w:sz w:val="19"/>
+                <w:szCs w:val="19"/>
+              </w:rPr>
+              <w:t>1040 px; Paths 1240 px; course page and Compare 1440 px</w:t>
+            </w:r>
+          </w:p>
+        </w:tc>
+      </w:tr>
+      <w:tr>
+        <w:tblPrEx>
+          <w:tblCellMar>
+            <w:top w:w="0" w:type="dxa"/>
+            <w:bottom w:w="0" w:type="dxa"/>
+          </w:tblCellMar>
+        </w:tblPrEx>
+        <w:trPr>
+          <w:cantSplit/>
+        </w:trPr>
+        <w:tc>
+          <w:tcPr>
+            <w:tcW w:w="2172" w:type="dxa"/>
+            <w:tcBorders>
+              <w:top w:val="single" w:sz="4" w:space="0" w:color="C9D3D0"/>
+              <w:left w:val="single" w:sz="4" w:space="0" w:color="C9D3D0"/>
+              <w:bottom w:val="single" w:sz="4" w:space="0" w:color="C9D3D0"/>
+              <w:right w:val="single" w:sz="4" w:space="0" w:color="C9D3D0"/>
+            </w:tcBorders>
+            <w:shd w:val="clear" w:color="auto" w:fill="F3F8F6"/>
+            <w:tcMar>
+              <w:top w:w="50" w:type="dxa"/>
+              <w:left w:w="100" w:type="dxa"/>
+              <w:bottom w:w="50" w:type="dxa"/>
+              <w:right w:w="100" w:type="dxa"/>
+            </w:tcMar>
+            <w:vAlign w:val="center"/>
+          </w:tcPr>
+          <w:p>
+            <w:pPr>
+              <w:spacing w:line="252" w:lineRule="auto"/>
+            </w:pPr>
+            <w:r>
+              <w:rPr>
+                <w:sz w:val="19"/>
+                <w:szCs w:val="19"/>
+              </w:rPr>
+              <w:t>Paths</w:t>
+            </w:r>
+          </w:p>
+        </w:tc>
+        <w:tc>
+          <w:tcPr>
+            <w:tcW w:w="7466" w:type="dxa"/>
+            <w:tcBorders>
+              <w:top w:val="single" w:sz="4" w:space="0" w:color="C9D3D0"/>
+              <w:left w:val="single" w:sz="4" w:space="0" w:color="C9D3D0"/>
+              <w:bottom w:val="single" w:sz="4" w:space="0" w:color="C9D3D0"/>
+              <w:right w:val="single" w:sz="4" w:space="0" w:color="C9D3D0"/>
+            </w:tcBorders>
+            <w:shd w:val="clear" w:color="auto" w:fill="F3F8F6"/>
+            <w:tcMar>
+              <w:top w:w="50" w:type="dxa"/>
+              <w:left w:w="100" w:type="dxa"/>
+              <w:bottom w:w="50" w:type="dxa"/>
+              <w:right w:w="100" w:type="dxa"/>
+            </w:tcMar>
+            <w:vAlign w:val="center"/>
+          </w:tcPr>
+          <w:p>
+            <w:pPr>
+              <w:spacing w:line="252" w:lineRule="auto"/>
+            </w:pPr>
+            <w:r>
+              <w:rPr>
+                <w:sz w:val="19"/>
+                <w:szCs w:val="19"/>
+              </w:rPr>
+              <w:t>Dashboard (the product owner's choice of three options): results banner across the top with the band ring on the right, a row of cards (special intake, hidden courses, My list), other paths three across</w:t>
+            </w:r>
+          </w:p>
+        </w:tc>
+      </w:tr>
+      <w:tr>
+        <w:tblPrEx>
+          <w:tblCellMar>
+            <w:top w:w="0" w:type="dxa"/>
+            <w:bottom w:w="0" w:type="dxa"/>
+          </w:tblCellMar>
+        </w:tblPrEx>
+        <w:trPr>
+          <w:cantSplit/>
+        </w:trPr>
+        <w:tc>
+          <w:tcPr>
+            <w:tcW w:w="2172" w:type="dxa"/>
+            <w:tcBorders>
+              <w:top w:val="single" w:sz="4" w:space="0" w:color="C9D3D0"/>
+              <w:left w:val="single" w:sz="4" w:space="0" w:color="C9D3D0"/>
+              <w:bottom w:val="single" w:sz="4" w:space="0" w:color="C9D3D0"/>
+              <w:right w:val="single" w:sz="4" w:space="0" w:color="C9D3D0"/>
+            </w:tcBorders>
+            <w:tcMar>
+              <w:top w:w="50" w:type="dxa"/>
+              <w:left w:w="100" w:type="dxa"/>
+              <w:bottom w:w="50" w:type="dxa"/>
+              <w:right w:w="100" w:type="dxa"/>
+            </w:tcMar>
+            <w:vAlign w:val="center"/>
+          </w:tcPr>
+          <w:p>
+            <w:pPr>
+              <w:spacing w:line="252" w:lineRule="auto"/>
+            </w:pPr>
+            <w:r>
+              <w:rPr>
+                <w:sz w:val="19"/>
+                <w:szCs w:val="19"/>
+              </w:rPr>
+              <w:t>Course detail</w:t>
+            </w:r>
+          </w:p>
+        </w:tc>
+        <w:tc>
+          <w:tcPr>
+            <w:tcW w:w="7466" w:type="dxa"/>
+            <w:tcBorders>
+              <w:top w:val="single" w:sz="4" w:space="0" w:color="C9D3D0"/>
+              <w:left w:val="single" w:sz="4" w:space="0" w:color="C9D3D0"/>
+              <w:bottom w:val="single" w:sz="4" w:space="0" w:color="C9D3D0"/>
+              <w:right w:val="single" w:sz="4" w:space="0" w:color="C9D3D0"/>
+            </w:tcBorders>
+            <w:tcMar>
+              <w:top w:w="50" w:type="dxa"/>
+              <w:left w:w="100" w:type="dxa"/>
+              <w:bottom w:w="50" w:type="dxa"/>
+              <w:right w:w="100" w:type="dxa"/>
+            </w:tcMar>
+            <w:vAlign w:val="center"/>
+          </w:tcPr>
+          <w:p>
+            <w:pPr>
+              <w:spacing w:line="252" w:lineRule="auto"/>
+            </w:pPr>
+            <w:r>
+              <w:rPr>
+                <w:sz w:val="19"/>
+                <w:szCs w:val="19"/>
+              </w:rPr>
+              <w:t>Two columns: the band card and the actions stay on the left under the app bar while the details scroll on the right</w:t>
+            </w:r>
+          </w:p>
+        </w:tc>
+      </w:tr>
+      <w:tr>
+        <w:tblPrEx>
+          <w:tblCellMar>
+            <w:top w:w="0" w:type="dxa"/>
+            <w:bottom w:w="0" w:type="dxa"/>
+          </w:tblCellMar>
+        </w:tblPrEx>
+        <w:trPr>
+          <w:cantSplit/>
+        </w:trPr>
+        <w:tc>
+          <w:tcPr>
+            <w:tcW w:w="2172" w:type="dxa"/>
+            <w:tcBorders>
+              <w:top w:val="single" w:sz="4" w:space="0" w:color="C9D3D0"/>
+              <w:left w:val="single" w:sz="4" w:space="0" w:color="C9D3D0"/>
+              <w:bottom w:val="single" w:sz="4" w:space="0" w:color="C9D3D0"/>
+              <w:right w:val="single" w:sz="4" w:space="0" w:color="C9D3D0"/>
+            </w:tcBorders>
+            <w:shd w:val="clear" w:color="auto" w:fill="F3F8F6"/>
+            <w:tcMar>
+              <w:top w:w="50" w:type="dxa"/>
+              <w:left w:w="100" w:type="dxa"/>
+              <w:bottom w:w="50" w:type="dxa"/>
+              <w:right w:w="100" w:type="dxa"/>
+            </w:tcMar>
+            <w:vAlign w:val="center"/>
+          </w:tcPr>
+          <w:p>
+            <w:pPr>
+              <w:spacing w:line="252" w:lineRule="auto"/>
+            </w:pPr>
+            <w:r>
+              <w:rPr>
+                <w:sz w:val="19"/>
+                <w:szCs w:val="19"/>
+              </w:rPr>
+              <w:t>Sticky bars</w:t>
+            </w:r>
+          </w:p>
+        </w:tc>
+        <w:tc>
+          <w:tcPr>
+            <w:tcW w:w="7466" w:type="dxa"/>
+            <w:tcBorders>
+              <w:top w:val="single" w:sz="4" w:space="0" w:color="C9D3D0"/>
+              <w:left w:val="single" w:sz="4" w:space="0" w:color="C9D3D0"/>
+              <w:bottom w:val="single" w:sz="4" w:space="0" w:color="C9D3D0"/>
+              <w:right w:val="single" w:sz="4" w:space="0" w:color="C9D3D0"/>
+            </w:tcBorders>
+            <w:shd w:val="clear" w:color="auto" w:fill="F3F8F6"/>
+            <w:tcMar>
+              <w:top w:w="50" w:type="dxa"/>
+              <w:left w:w="100" w:type="dxa"/>
+              <w:bottom w:w="50" w:type="dxa"/>
+              <w:right w:w="100" w:type="dxa"/>
+            </w:tcMar>
+            <w:vAlign w:val="center"/>
+          </w:tcPr>
+          <w:p>
+            <w:pPr>
+              <w:spacing w:line="252" w:lineRule="auto"/>
+            </w:pPr>
+            <w:r>
+              <w:rPr>
+                <w:sz w:val="19"/>
+                <w:szCs w:val="19"/>
+              </w:rPr>
+              <w:t>Selection bar, composer and Ask box sit 16 px from the bottom (there is no bottom bar)</w:t>
+            </w:r>
+          </w:p>
+        </w:tc>
+      </w:tr>
+    </w:tbl>
+    <w:p>
+      <w:pPr>
+        <w:spacing w:after="100"/>
+      </w:pPr>
+    </w:p>
+    <w:p>
+      <w:pPr>
+        <w:pStyle w:val="Heading2"/>
+        <w:keepNext/>
+        <w:keepLines/>
+      </w:pPr>
+      <w:bookmarkStart w:id="17" w:name="_Toc243516486"/>
+      <w:r>
+        <w:lastRenderedPageBreak/>
+        <w:t>4.3 Route table</w:t>
+      </w:r>
+      <w:bookmarkEnd w:id="17"/>
+    </w:p>
+    <w:p>
+      <w:pPr>
+        <w:pStyle w:val="Caption"/>
+        <w:keepNext/>
+      </w:pPr>
+      <w:bookmarkStart w:id="18" w:name="_Toc243516517"/>
+      <w:r>
+        <w:t xml:space="preserve">Table </w:t>
+      </w:r>
+      <w:r>
+        <w:fldChar w:fldCharType="begin"/>
+      </w:r>
+      <w:r>
+        <w:instrText>SEQ Table</w:instrText>
+      </w:r>
+      <w:r>
+        <w:fldChar w:fldCharType="separate"/>
+      </w:r>
+      <w:r>
+        <w:rPr>
+          <w:noProof/>
+        </w:rPr>
+        <w:t>7</w:t>
+      </w:r>
+      <w:r>
+        <w:fldChar w:fldCharType="end"/>
+      </w:r>
+      <w:r>
         <w:t>: Hash routes, screens and purpose</w:t>
       </w:r>
-      <w:bookmarkEnd w:id="16"/>
+      <w:bookmarkEnd w:id="18"/>
     </w:p>
     <w:tbl>
       <w:tblPr>
@@ -13690,7 +14783,6 @@
                 <w:szCs w:val="17"/>
                 <w:shd w:val="clear" w:color="auto" w:fill="F2F4F3"/>
               </w:rPr>
-              <w:lastRenderedPageBreak/>
               <w:t>#/groups</w:t>
             </w:r>
           </w:p>
@@ -14237,18 +15329,18 @@
         <w:keepNext/>
         <w:keepLines/>
       </w:pPr>
-      <w:bookmarkStart w:id="17" w:name="_Toc242944023"/>
+      <w:bookmarkStart w:id="19" w:name="_Toc243516487"/>
       <w:r>
-        <w:t>4.3 Guards</w:t>
+        <w:t>4.4 Guards</w:t>
       </w:r>
-      <w:bookmarkEnd w:id="17"/>
+      <w:bookmarkEnd w:id="19"/>
     </w:p>
     <w:p>
       <w:pPr>
         <w:pStyle w:val="Caption"/>
         <w:keepNext/>
       </w:pPr>
-      <w:bookmarkStart w:id="18" w:name="_Toc242944053"/>
+      <w:bookmarkStart w:id="20" w:name="_Toc243516518"/>
       <w:r>
         <w:t xml:space="preserve">Table </w:t>
       </w:r>
@@ -14265,7 +15357,7 @@
         <w:rPr>
           <w:noProof/>
         </w:rPr>
-        <w:t>7</w:t>
+        <w:t>8</w:t>
       </w:r>
       <w:r>
         <w:fldChar w:fldCharType="end"/>
@@ -14273,7 +15365,7 @@
       <w:r>
         <w:t>: Navigation guards</w:t>
       </w:r>
-      <w:bookmarkEnd w:id="18"/>
+      <w:bookmarkEnd w:id="20"/>
     </w:p>
     <w:tbl>
       <w:tblPr>
@@ -14772,6 +15864,7 @@
                 <w:sz w:val="19"/>
                 <w:szCs w:val="19"/>
               </w:rPr>
+              <w:lastRenderedPageBreak/>
               <w:t>Session expired or ended elsewhere (any 401 outside the sign-in routes)</w:t>
             </w:r>
           </w:p>
@@ -14892,12 +15985,12 @@
         <w:keepLines/>
         <w:pageBreakBefore/>
       </w:pPr>
-      <w:bookmarkStart w:id="19" w:name="_Toc242944024"/>
+      <w:bookmarkStart w:id="21" w:name="_Toc243516488"/>
       <w:r>
         <w:lastRenderedPageBreak/>
         <w:t>5 Design system</w:t>
       </w:r>
-      <w:bookmarkEnd w:id="19"/>
+      <w:bookmarkEnd w:id="21"/>
     </w:p>
     <w:p>
       <w:pPr>
@@ -14905,11 +15998,11 @@
         <w:keepNext/>
         <w:keepLines/>
       </w:pPr>
-      <w:bookmarkStart w:id="20" w:name="_Toc242944025"/>
+      <w:bookmarkStart w:id="22" w:name="_Toc243516489"/>
       <w:r>
         <w:t>5.1 Colour roles</w:t>
       </w:r>
-      <w:bookmarkEnd w:id="20"/>
+      <w:bookmarkEnd w:id="22"/>
     </w:p>
     <w:p>
       <w:pPr>
@@ -14924,7 +16017,7 @@
         <w:pStyle w:val="Caption"/>
         <w:keepNext/>
       </w:pPr>
-      <w:bookmarkStart w:id="21" w:name="_Toc242944054"/>
+      <w:bookmarkStart w:id="23" w:name="_Toc243516519"/>
       <w:r>
         <w:t xml:space="preserve">Table </w:t>
       </w:r>
@@ -14941,7 +16034,7 @@
         <w:rPr>
           <w:noProof/>
         </w:rPr>
-        <w:t>8</w:t>
+        <w:t>9</w:t>
       </w:r>
       <w:r>
         <w:fldChar w:fldCharType="end"/>
@@ -14949,7 +16042,7 @@
       <w:r>
         <w:t>: Colour roles (light theme; dark theme redefines each)</w:t>
       </w:r>
-      <w:bookmarkEnd w:id="21"/>
+      <w:bookmarkEnd w:id="23"/>
     </w:p>
     <w:tbl>
       <w:tblPr>
@@ -16948,11 +18041,11 @@
         <w:keepNext/>
         <w:keepLines/>
       </w:pPr>
-      <w:bookmarkStart w:id="22" w:name="_Toc242944026"/>
+      <w:bookmarkStart w:id="24" w:name="_Toc243516490"/>
       <w:r>
         <w:t>5.2 Typography</w:t>
       </w:r>
-      <w:bookmarkEnd w:id="22"/>
+      <w:bookmarkEnd w:id="24"/>
     </w:p>
     <w:p>
       <w:pPr>
@@ -16999,10 +18092,7 @@
         <w:t>Noto Sans Tamil</w:t>
       </w:r>
       <w:r>
-        <w:t xml:space="preserve"> are in both font </w:t>
-      </w:r>
-      <w:r>
-        <w:t xml:space="preserve">stacks, so Sinhala and Tamil render with matching weight (NFR-024). Fonts load from Google Fonts with </w:t>
+        <w:t xml:space="preserve"> are in both font stacks, so Sinhala and Tamil render with matching weight (NFR-024). Fonts load from Google Fonts with </w:t>
       </w:r>
       <w:r>
         <w:rPr>
@@ -17022,7 +18112,7 @@
         <w:pStyle w:val="Caption"/>
         <w:keepNext/>
       </w:pPr>
-      <w:bookmarkStart w:id="23" w:name="_Toc242944055"/>
+      <w:bookmarkStart w:id="25" w:name="_Toc243516520"/>
       <w:r>
         <w:t xml:space="preserve">Table </w:t>
       </w:r>
@@ -17039,7 +18129,7 @@
         <w:rPr>
           <w:noProof/>
         </w:rPr>
-        <w:t>9</w:t>
+        <w:t>10</w:t>
       </w:r>
       <w:r>
         <w:fldChar w:fldCharType="end"/>
@@ -17047,7 +18137,7 @@
       <w:r>
         <w:t>: Type scale</w:t>
       </w:r>
-      <w:bookmarkEnd w:id="23"/>
+      <w:bookmarkEnd w:id="25"/>
     </w:p>
     <w:tbl>
       <w:tblPr>
@@ -18736,18 +19826,18 @@
         <w:keepNext/>
         <w:keepLines/>
       </w:pPr>
-      <w:bookmarkStart w:id="24" w:name="_Toc242944027"/>
+      <w:bookmarkStart w:id="26" w:name="_Toc243516491"/>
       <w:r>
         <w:t>5.3 Spacing, shape and elevation</w:t>
       </w:r>
-      <w:bookmarkEnd w:id="24"/>
+      <w:bookmarkEnd w:id="26"/>
     </w:p>
     <w:p>
       <w:pPr>
         <w:pStyle w:val="Caption"/>
         <w:keepNext/>
       </w:pPr>
-      <w:bookmarkStart w:id="25" w:name="_Toc242944056"/>
+      <w:bookmarkStart w:id="27" w:name="_Toc243516521"/>
       <w:r>
         <w:t xml:space="preserve">Table </w:t>
       </w:r>
@@ -18764,7 +19854,7 @@
         <w:rPr>
           <w:noProof/>
         </w:rPr>
-        <w:t>10</w:t>
+        <w:t>11</w:t>
       </w:r>
       <w:r>
         <w:fldChar w:fldCharType="end"/>
@@ -18772,7 +19862,7 @@
       <w:r>
         <w:t>: Layout, shape and elevation tokens</w:t>
       </w:r>
-      <w:bookmarkEnd w:id="25"/>
+      <w:bookmarkEnd w:id="27"/>
     </w:p>
     <w:tbl>
       <w:tblPr>
@@ -19435,18 +20525,18 @@
         <w:keepNext/>
         <w:keepLines/>
       </w:pPr>
-      <w:bookmarkStart w:id="26" w:name="_Toc242944028"/>
+      <w:bookmarkStart w:id="28" w:name="_Toc243516492"/>
       <w:r>
         <w:t>5.4 Components</w:t>
       </w:r>
-      <w:bookmarkEnd w:id="26"/>
+      <w:bookmarkEnd w:id="28"/>
     </w:p>
     <w:p>
       <w:pPr>
         <w:pStyle w:val="Caption"/>
         <w:keepNext/>
       </w:pPr>
-      <w:bookmarkStart w:id="27" w:name="_Toc242944057"/>
+      <w:bookmarkStart w:id="29" w:name="_Toc243516522"/>
       <w:r>
         <w:t xml:space="preserve">Table </w:t>
       </w:r>
@@ -19463,7 +20553,7 @@
         <w:rPr>
           <w:noProof/>
         </w:rPr>
-        <w:t>11</w:t>
+        <w:t>12</w:t>
       </w:r>
       <w:r>
         <w:fldChar w:fldCharType="end"/>
@@ -19471,7 +20561,7 @@
       <w:r>
         <w:t>: Component catalogue</w:t>
       </w:r>
-      <w:bookmarkEnd w:id="27"/>
+      <w:bookmarkEnd w:id="29"/>
     </w:p>
     <w:tbl>
       <w:tblPr>
@@ -21078,7 +22168,7 @@
                 <w:sz w:val="19"/>
                 <w:szCs w:val="19"/>
               </w:rPr>
-              <w:t>Sticky above the navigation bar: count, Add to my list / Compare / Remove, Cancel</w:t>
+              <w:t>Sticky above the navigation bar: count, Add to my list / Compare / Remove, Cancel; with more than 3 ticked, Compare is off and a note floats above the bar</w:t>
             </w:r>
           </w:p>
         </w:tc>
@@ -21110,6 +22200,211 @@
                 <w:szCs w:val="19"/>
               </w:rPr>
               <w:t>Courses, My list</w:t>
+            </w:r>
+          </w:p>
+        </w:tc>
+      </w:tr>
+      <w:tr>
+        <w:tblPrEx>
+          <w:tblCellMar>
+            <w:top w:w="0" w:type="dxa"/>
+            <w:bottom w:w="0" w:type="dxa"/>
+          </w:tblCellMar>
+        </w:tblPrEx>
+        <w:trPr>
+          <w:cantSplit/>
+        </w:trPr>
+        <w:tc>
+          <w:tcPr>
+            <w:tcW w:w="1286" w:type="dxa"/>
+            <w:tcBorders>
+              <w:top w:val="single" w:sz="4" w:space="0" w:color="C9D3D0"/>
+              <w:left w:val="single" w:sz="4" w:space="0" w:color="C9D3D0"/>
+              <w:bottom w:val="single" w:sz="4" w:space="0" w:color="C9D3D0"/>
+              <w:right w:val="single" w:sz="4" w:space="0" w:color="C9D3D0"/>
+            </w:tcBorders>
+            <w:tcMar>
+              <w:top w:w="50" w:type="dxa"/>
+              <w:left w:w="100" w:type="dxa"/>
+              <w:bottom w:w="50" w:type="dxa"/>
+              <w:right w:w="100" w:type="dxa"/>
+            </w:tcMar>
+            <w:vAlign w:val="center"/>
+          </w:tcPr>
+          <w:p>
+            <w:pPr>
+              <w:spacing w:line="252" w:lineRule="auto"/>
+            </w:pPr>
+            <w:r>
+              <w:rPr>
+                <w:sz w:val="19"/>
+                <w:szCs w:val="19"/>
+              </w:rPr>
+              <w:t>Tip box</w:t>
+            </w:r>
+          </w:p>
+        </w:tc>
+        <w:tc>
+          <w:tcPr>
+            <w:tcW w:w="4375" w:type="dxa"/>
+            <w:tcBorders>
+              <w:top w:val="single" w:sz="4" w:space="0" w:color="C9D3D0"/>
+              <w:left w:val="single" w:sz="4" w:space="0" w:color="C9D3D0"/>
+              <w:bottom w:val="single" w:sz="4" w:space="0" w:color="C9D3D0"/>
+              <w:right w:val="single" w:sz="4" w:space="0" w:color="C9D3D0"/>
+            </w:tcBorders>
+            <w:tcMar>
+              <w:top w:w="50" w:type="dxa"/>
+              <w:left w:w="100" w:type="dxa"/>
+              <w:bottom w:w="50" w:type="dxa"/>
+              <w:right w:w="100" w:type="dxa"/>
+            </w:tcMar>
+            <w:vAlign w:val="center"/>
+          </w:tcPr>
+          <w:p>
+            <w:pPr>
+              <w:spacing w:line="252" w:lineRule="auto"/>
+            </w:pPr>
+            <w:r>
+              <w:rPr>
+                <w:sz w:val="19"/>
+                <w:szCs w:val="19"/>
+              </w:rPr>
+              <w:t>Tinted box with a lightbulb icon, a bold lead and the steps</w:t>
+            </w:r>
+          </w:p>
+        </w:tc>
+        <w:tc>
+          <w:tcPr>
+            <w:tcW w:w="3977" w:type="dxa"/>
+            <w:tcBorders>
+              <w:top w:val="single" w:sz="4" w:space="0" w:color="C9D3D0"/>
+              <w:left w:val="single" w:sz="4" w:space="0" w:color="C9D3D0"/>
+              <w:bottom w:val="single" w:sz="4" w:space="0" w:color="C9D3D0"/>
+              <w:right w:val="single" w:sz="4" w:space="0" w:color="C9D3D0"/>
+            </w:tcBorders>
+            <w:tcMar>
+              <w:top w:w="50" w:type="dxa"/>
+              <w:left w:w="100" w:type="dxa"/>
+              <w:bottom w:w="50" w:type="dxa"/>
+              <w:right w:w="100" w:type="dxa"/>
+            </w:tcMar>
+            <w:vAlign w:val="center"/>
+          </w:tcPr>
+          <w:p>
+            <w:pPr>
+              <w:spacing w:line="252" w:lineRule="auto"/>
+            </w:pPr>
+            <w:r>
+              <w:rPr>
+                <w:sz w:val="19"/>
+                <w:szCs w:val="19"/>
+              </w:rPr>
+              <w:t>Courses, My list</w:t>
+            </w:r>
+          </w:p>
+        </w:tc>
+      </w:tr>
+      <w:tr>
+        <w:tblPrEx>
+          <w:tblCellMar>
+            <w:top w:w="0" w:type="dxa"/>
+            <w:bottom w:w="0" w:type="dxa"/>
+          </w:tblCellMar>
+        </w:tblPrEx>
+        <w:trPr>
+          <w:cantSplit/>
+        </w:trPr>
+        <w:tc>
+          <w:tcPr>
+            <w:tcW w:w="1286" w:type="dxa"/>
+            <w:tcBorders>
+              <w:top w:val="single" w:sz="4" w:space="0" w:color="C9D3D0"/>
+              <w:left w:val="single" w:sz="4" w:space="0" w:color="C9D3D0"/>
+              <w:bottom w:val="single" w:sz="4" w:space="0" w:color="C9D3D0"/>
+              <w:right w:val="single" w:sz="4" w:space="0" w:color="C9D3D0"/>
+            </w:tcBorders>
+            <w:shd w:val="clear" w:color="auto" w:fill="F3F8F6"/>
+            <w:tcMar>
+              <w:top w:w="50" w:type="dxa"/>
+              <w:left w:w="100" w:type="dxa"/>
+              <w:bottom w:w="50" w:type="dxa"/>
+              <w:right w:w="100" w:type="dxa"/>
+            </w:tcMar>
+            <w:vAlign w:val="center"/>
+          </w:tcPr>
+          <w:p>
+            <w:pPr>
+              <w:spacing w:line="252" w:lineRule="auto"/>
+            </w:pPr>
+            <w:r>
+              <w:rPr>
+                <w:sz w:val="19"/>
+                <w:szCs w:val="19"/>
+              </w:rPr>
+              <w:t>Menu button</w:t>
+            </w:r>
+          </w:p>
+        </w:tc>
+        <w:tc>
+          <w:tcPr>
+            <w:tcW w:w="4375" w:type="dxa"/>
+            <w:tcBorders>
+              <w:top w:val="single" w:sz="4" w:space="0" w:color="C9D3D0"/>
+              <w:left w:val="single" w:sz="4" w:space="0" w:color="C9D3D0"/>
+              <w:bottom w:val="single" w:sz="4" w:space="0" w:color="C9D3D0"/>
+              <w:right w:val="single" w:sz="4" w:space="0" w:color="C9D3D0"/>
+            </w:tcBorders>
+            <w:shd w:val="clear" w:color="auto" w:fill="F3F8F6"/>
+            <w:tcMar>
+              <w:top w:w="50" w:type="dxa"/>
+              <w:left w:w="100" w:type="dxa"/>
+              <w:bottom w:w="50" w:type="dxa"/>
+              <w:right w:w="100" w:type="dxa"/>
+            </w:tcMar>
+            <w:vAlign w:val="center"/>
+          </w:tcPr>
+          <w:p>
+            <w:pPr>
+              <w:spacing w:line="252" w:lineRule="auto"/>
+            </w:pPr>
+            <w:r>
+              <w:rPr>
+                <w:sz w:val="19"/>
+                <w:szCs w:val="19"/>
+              </w:rPr>
+              <w:t>Glass 44 px button with the menu icon: opens and collapses the side menu</w:t>
+            </w:r>
+          </w:p>
+        </w:tc>
+        <w:tc>
+          <w:tcPr>
+            <w:tcW w:w="3977" w:type="dxa"/>
+            <w:tcBorders>
+              <w:top w:val="single" w:sz="4" w:space="0" w:color="C9D3D0"/>
+              <w:left w:val="single" w:sz="4" w:space="0" w:color="C9D3D0"/>
+              <w:bottom w:val="single" w:sz="4" w:space="0" w:color="C9D3D0"/>
+              <w:right w:val="single" w:sz="4" w:space="0" w:color="C9D3D0"/>
+            </w:tcBorders>
+            <w:shd w:val="clear" w:color="auto" w:fill="F3F8F6"/>
+            <w:tcMar>
+              <w:top w:w="50" w:type="dxa"/>
+              <w:left w:w="100" w:type="dxa"/>
+              <w:bottom w:w="50" w:type="dxa"/>
+              <w:right w:w="100" w:type="dxa"/>
+            </w:tcMar>
+            <w:vAlign w:val="center"/>
+          </w:tcPr>
+          <w:p>
+            <w:pPr>
+              <w:spacing w:line="252" w:lineRule="auto"/>
+            </w:pPr>
+            <w:r>
+              <w:rPr>
+                <w:sz w:val="19"/>
+                <w:szCs w:val="19"/>
+              </w:rPr>
+              <w:t>Top app bar, 1024 px and wider</w:t>
             </w:r>
           </w:p>
         </w:tc>
@@ -21736,15 +23031,12 @@
         <w:keepLines/>
         <w:pageBreakBefore/>
       </w:pPr>
-      <w:bookmarkStart w:id="28" w:name="_Toc242944029"/>
+      <w:bookmarkStart w:id="30" w:name="_Toc243516493"/>
       <w:r>
         <w:lastRenderedPageBreak/>
-        <w:t>6 </w:t>
+        <w:t>6 Screen specifications</w:t>
       </w:r>
-      <w:r>
-        <w:t>Screen specifications</w:t>
-      </w:r>
-      <w:bookmarkEnd w:id="28"/>
+      <w:bookmarkEnd w:id="30"/>
     </w:p>
     <w:p>
       <w:pPr>
@@ -21781,7 +23073,10 @@
         <w:t>Error</w:t>
       </w:r>
       <w:r>
-        <w:t xml:space="preserve">: a request failed. </w:t>
+        <w:t xml:space="preserve">: a </w:t>
+      </w:r>
+      <w:r>
+        <w:t xml:space="preserve">request failed. </w:t>
       </w:r>
       <w:r>
         <w:rPr>
@@ -21800,556 +23095,9 @@
         <w:keepNext/>
         <w:keepLines/>
       </w:pPr>
-      <w:bookmarkStart w:id="29" w:name="_Toc242944030"/>
+      <w:bookmarkStart w:id="31" w:name="_Toc243516494"/>
       <w:r>
         <w:t>6.1 Welcome, Intro and About you (onboarding)</w:t>
-      </w:r>
-      <w:bookmarkEnd w:id="29"/>
-    </w:p>
-    <w:p>
-      <w:pPr>
-        <w:pStyle w:val="Caption"/>
-        <w:keepNext/>
-      </w:pPr>
-      <w:bookmarkStart w:id="30" w:name="_Toc242944058"/>
-      <w:r>
-        <w:t xml:space="preserve">Table </w:t>
-      </w:r>
-      <w:r>
-        <w:fldChar w:fldCharType="begin"/>
-      </w:r>
-      <w:r>
-        <w:instrText>SEQ Table</w:instrText>
-      </w:r>
-      <w:r>
-        <w:fldChar w:fldCharType="separate"/>
-      </w:r>
-      <w:r>
-        <w:rPr>
-          <w:noProof/>
-        </w:rPr>
-        <w:t>12</w:t>
-      </w:r>
-      <w:r>
-        <w:fldChar w:fldCharType="end"/>
-      </w:r>
-      <w:r>
-        <w:t>: Welcome, Intro and About you (onboarding): specification</w:t>
-      </w:r>
-      <w:bookmarkEnd w:id="30"/>
-    </w:p>
-    <w:tbl>
-      <w:tblPr>
-        <w:tblW w:w="9638" w:type="dxa"/>
-        <w:tblBorders>
-          <w:top w:val="single" w:sz="4" w:space="0" w:color="auto"/>
-          <w:left w:val="single" w:sz="4" w:space="0" w:color="auto"/>
-          <w:bottom w:val="single" w:sz="4" w:space="0" w:color="auto"/>
-          <w:right w:val="single" w:sz="4" w:space="0" w:color="auto"/>
-          <w:insideH w:val="single" w:sz="4" w:space="0" w:color="auto"/>
-          <w:insideV w:val="single" w:sz="4" w:space="0" w:color="auto"/>
-        </w:tblBorders>
-        <w:tblCellMar>
-          <w:left w:w="10" w:type="dxa"/>
-          <w:right w:w="10" w:type="dxa"/>
-        </w:tblCellMar>
-        <w:tblLook w:val="04A0" w:firstRow="1" w:lastRow="0" w:firstColumn="1" w:lastColumn="0" w:noHBand="0" w:noVBand="1"/>
-      </w:tblPr>
-      <w:tblGrid>
-        <w:gridCol w:w="1726"/>
-        <w:gridCol w:w="7912"/>
-      </w:tblGrid>
-      <w:tr>
-        <w:tblPrEx>
-          <w:tblCellMar>
-            <w:top w:w="0" w:type="dxa"/>
-            <w:bottom w:w="0" w:type="dxa"/>
-          </w:tblCellMar>
-        </w:tblPrEx>
-        <w:trPr>
-          <w:cantSplit/>
-          <w:tblHeader/>
-        </w:trPr>
-        <w:tc>
-          <w:tcPr>
-            <w:tcW w:w="1726" w:type="dxa"/>
-            <w:tcBorders>
-              <w:top w:val="single" w:sz="4" w:space="0" w:color="C9D3D0"/>
-              <w:left w:val="single" w:sz="4" w:space="0" w:color="C9D3D0"/>
-              <w:bottom w:val="single" w:sz="4" w:space="0" w:color="C9D3D0"/>
-              <w:right w:val="single" w:sz="4" w:space="0" w:color="C9D3D0"/>
-            </w:tcBorders>
-            <w:shd w:val="clear" w:color="auto" w:fill="006B5F"/>
-            <w:tcMar>
-              <w:top w:w="50" w:type="dxa"/>
-              <w:left w:w="100" w:type="dxa"/>
-              <w:bottom w:w="50" w:type="dxa"/>
-              <w:right w:w="100" w:type="dxa"/>
-            </w:tcMar>
-            <w:vAlign w:val="center"/>
-          </w:tcPr>
-          <w:p>
-            <w:pPr>
-              <w:spacing w:line="252" w:lineRule="auto"/>
-            </w:pPr>
-            <w:r>
-              <w:rPr>
-                <w:b/>
-                <w:bCs/>
-                <w:color w:val="FFFFFF"/>
-                <w:sz w:val="19"/>
-                <w:szCs w:val="19"/>
-              </w:rPr>
-              <w:t>Aspect</w:t>
-            </w:r>
-          </w:p>
-        </w:tc>
-        <w:tc>
-          <w:tcPr>
-            <w:tcW w:w="7912" w:type="dxa"/>
-            <w:tcBorders>
-              <w:top w:val="single" w:sz="4" w:space="0" w:color="C9D3D0"/>
-              <w:left w:val="single" w:sz="4" w:space="0" w:color="C9D3D0"/>
-              <w:bottom w:val="single" w:sz="4" w:space="0" w:color="C9D3D0"/>
-              <w:right w:val="single" w:sz="4" w:space="0" w:color="C9D3D0"/>
-            </w:tcBorders>
-            <w:shd w:val="clear" w:color="auto" w:fill="006B5F"/>
-            <w:tcMar>
-              <w:top w:w="50" w:type="dxa"/>
-              <w:left w:w="100" w:type="dxa"/>
-              <w:bottom w:w="50" w:type="dxa"/>
-              <w:right w:w="100" w:type="dxa"/>
-            </w:tcMar>
-            <w:vAlign w:val="center"/>
-          </w:tcPr>
-          <w:p>
-            <w:pPr>
-              <w:spacing w:line="252" w:lineRule="auto"/>
-            </w:pPr>
-            <w:r>
-              <w:rPr>
-                <w:b/>
-                <w:bCs/>
-                <w:color w:val="FFFFFF"/>
-                <w:sz w:val="19"/>
-                <w:szCs w:val="19"/>
-              </w:rPr>
-              <w:t>Specification</w:t>
-            </w:r>
-          </w:p>
-        </w:tc>
-      </w:tr>
-      <w:tr>
-        <w:tblPrEx>
-          <w:tblCellMar>
-            <w:top w:w="0" w:type="dxa"/>
-            <w:bottom w:w="0" w:type="dxa"/>
-          </w:tblCellMar>
-        </w:tblPrEx>
-        <w:trPr>
-          <w:cantSplit/>
-        </w:trPr>
-        <w:tc>
-          <w:tcPr>
-            <w:tcW w:w="1726" w:type="dxa"/>
-            <w:tcBorders>
-              <w:top w:val="single" w:sz="4" w:space="0" w:color="C9D3D0"/>
-              <w:left w:val="single" w:sz="4" w:space="0" w:color="C9D3D0"/>
-              <w:bottom w:val="single" w:sz="4" w:space="0" w:color="C9D3D0"/>
-              <w:right w:val="single" w:sz="4" w:space="0" w:color="C9D3D0"/>
-            </w:tcBorders>
-            <w:tcMar>
-              <w:top w:w="50" w:type="dxa"/>
-              <w:left w:w="100" w:type="dxa"/>
-              <w:bottom w:w="50" w:type="dxa"/>
-              <w:right w:w="100" w:type="dxa"/>
-            </w:tcMar>
-            <w:vAlign w:val="center"/>
-          </w:tcPr>
-          <w:p>
-            <w:pPr>
-              <w:spacing w:line="252" w:lineRule="auto"/>
-            </w:pPr>
-            <w:r>
-              <w:rPr>
-                <w:sz w:val="19"/>
-                <w:szCs w:val="19"/>
-              </w:rPr>
-              <w:t>Purpose</w:t>
-            </w:r>
-          </w:p>
-        </w:tc>
-        <w:tc>
-          <w:tcPr>
-            <w:tcW w:w="7912" w:type="dxa"/>
-            <w:tcBorders>
-              <w:top w:val="single" w:sz="4" w:space="0" w:color="C9D3D0"/>
-              <w:left w:val="single" w:sz="4" w:space="0" w:color="C9D3D0"/>
-              <w:bottom w:val="single" w:sz="4" w:space="0" w:color="C9D3D0"/>
-              <w:right w:val="single" w:sz="4" w:space="0" w:color="C9D3D0"/>
-            </w:tcBorders>
-            <w:tcMar>
-              <w:top w:w="50" w:type="dxa"/>
-              <w:left w:w="100" w:type="dxa"/>
-              <w:bottom w:w="50" w:type="dxa"/>
-              <w:right w:w="100" w:type="dxa"/>
-            </w:tcMar>
-            <w:vAlign w:val="center"/>
-          </w:tcPr>
-          <w:p>
-            <w:pPr>
-              <w:spacing w:line="252" w:lineRule="auto"/>
-            </w:pPr>
-            <w:r>
-              <w:rPr>
-                <w:sz w:val="19"/>
-                <w:szCs w:val="19"/>
-              </w:rPr>
-              <w:t>Choose a language, understand what ZedPath does, give results once (US-101, US-105)</w:t>
-            </w:r>
-          </w:p>
-        </w:tc>
-      </w:tr>
-      <w:tr>
-        <w:tblPrEx>
-          <w:tblCellMar>
-            <w:top w:w="0" w:type="dxa"/>
-            <w:bottom w:w="0" w:type="dxa"/>
-          </w:tblCellMar>
-        </w:tblPrEx>
-        <w:trPr>
-          <w:cantSplit/>
-        </w:trPr>
-        <w:tc>
-          <w:tcPr>
-            <w:tcW w:w="1726" w:type="dxa"/>
-            <w:tcBorders>
-              <w:top w:val="single" w:sz="4" w:space="0" w:color="C9D3D0"/>
-              <w:left w:val="single" w:sz="4" w:space="0" w:color="C9D3D0"/>
-              <w:bottom w:val="single" w:sz="4" w:space="0" w:color="C9D3D0"/>
-              <w:right w:val="single" w:sz="4" w:space="0" w:color="C9D3D0"/>
-            </w:tcBorders>
-            <w:shd w:val="clear" w:color="auto" w:fill="F3F8F6"/>
-            <w:tcMar>
-              <w:top w:w="50" w:type="dxa"/>
-              <w:left w:w="100" w:type="dxa"/>
-              <w:bottom w:w="50" w:type="dxa"/>
-              <w:right w:w="100" w:type="dxa"/>
-            </w:tcMar>
-            <w:vAlign w:val="center"/>
-          </w:tcPr>
-          <w:p>
-            <w:pPr>
-              <w:spacing w:line="252" w:lineRule="auto"/>
-            </w:pPr>
-            <w:r>
-              <w:rPr>
-                <w:sz w:val="19"/>
-                <w:szCs w:val="19"/>
-              </w:rPr>
-              <w:t>Content</w:t>
-            </w:r>
-          </w:p>
-        </w:tc>
-        <w:tc>
-          <w:tcPr>
-            <w:tcW w:w="7912" w:type="dxa"/>
-            <w:tcBorders>
-              <w:top w:val="single" w:sz="4" w:space="0" w:color="C9D3D0"/>
-              <w:left w:val="single" w:sz="4" w:space="0" w:color="C9D3D0"/>
-              <w:bottom w:val="single" w:sz="4" w:space="0" w:color="C9D3D0"/>
-              <w:right w:val="single" w:sz="4" w:space="0" w:color="C9D3D0"/>
-            </w:tcBorders>
-            <w:shd w:val="clear" w:color="auto" w:fill="F3F8F6"/>
-            <w:tcMar>
-              <w:top w:w="50" w:type="dxa"/>
-              <w:left w:w="100" w:type="dxa"/>
-              <w:bottom w:w="50" w:type="dxa"/>
-              <w:right w:w="100" w:type="dxa"/>
-            </w:tcMar>
-            <w:vAlign w:val="center"/>
-          </w:tcPr>
-          <w:p>
-            <w:pPr>
-              <w:spacing w:line="252" w:lineRule="auto"/>
-            </w:pPr>
-            <w:r>
-              <w:rPr>
-                <w:sz w:val="19"/>
-                <w:szCs w:val="19"/>
-              </w:rPr>
-              <w:t>Welcome: aurora background, logo, lead line, three language tiles (</w:t>
-            </w:r>
-            <w:r>
-              <w:rPr>
-                <w:sz w:val="19"/>
-                <w:szCs w:val="19"/>
-              </w:rPr>
-              <w:t>සිංහල</w:t>
-            </w:r>
-            <w:r>
-              <w:rPr>
-                <w:sz w:val="19"/>
-                <w:szCs w:val="19"/>
-              </w:rPr>
-              <w:t xml:space="preserve">, </w:t>
-            </w:r>
-            <w:r>
-              <w:rPr>
-                <w:sz w:val="19"/>
-                <w:szCs w:val="19"/>
-              </w:rPr>
-              <w:t>தமிழ்</w:t>
-            </w:r>
-            <w:r>
-              <w:rPr>
-                <w:sz w:val="19"/>
-                <w:szCs w:val="19"/>
-              </w:rPr>
-              <w:t xml:space="preserve">, English), Start and Log in, and a tonal </w:t>
-            </w:r>
-            <w:r>
-              <w:rPr>
-                <w:b/>
-                <w:bCs/>
-                <w:sz w:val="19"/>
-                <w:szCs w:val="19"/>
-              </w:rPr>
-              <w:t>Try the demo, no sign-up</w:t>
-            </w:r>
-            <w:r>
-              <w:rPr>
-                <w:sz w:val="19"/>
-                <w:szCs w:val="19"/>
-              </w:rPr>
-              <w:t xml:space="preserve"> button (CR-007), team line. Intro (VR2): seven slides, each an animated scene of the real app marked </w:t>
-            </w:r>
-            <w:r>
-              <w:rPr>
-                <w:i/>
-                <w:iCs/>
-                <w:sz w:val="19"/>
-                <w:szCs w:val="19"/>
-              </w:rPr>
-              <w:t>Example</w:t>
-            </w:r>
-            <w:r>
-              <w:rPr>
-                <w:sz w:val="19"/>
-                <w:szCs w:val="19"/>
-              </w:rPr>
-              <w:t xml:space="preserve">: (1) every path you can reach, as a hub; (2) your real chances, a ring of Very likely / Possible / Unlikely; (3) every fact has a source, a cut-off with its handbook page; (4) order your list, the warning when a Very likely course sits above one wanted more; (5) Ask in your language, a sports-medal question answered "It depends" with handbook p.166; (6) never miss a date, Journey steps and </w:t>
-            </w:r>
-            <w:r>
-              <w:rPr>
-                <w:i/>
-                <w:iCs/>
-                <w:sz w:val="19"/>
-                <w:szCs w:val="19"/>
-              </w:rPr>
-              <w:t>Open now</w:t>
-            </w:r>
-            <w:r>
-              <w:rPr>
-                <w:sz w:val="19"/>
-                <w:szCs w:val="19"/>
-              </w:rPr>
-              <w:t>; (7) ask students who have been there, a group with a senior. Swipe, Back, Skip and 24 px dots; fits 320 px in all three languages. About you: five steps, one per screen: stream, district, Z-score, subjects and grades (searchable), beyond grades (achievements and interests)</w:t>
-            </w:r>
-          </w:p>
-        </w:tc>
-      </w:tr>
-      <w:tr>
-        <w:tblPrEx>
-          <w:tblCellMar>
-            <w:top w:w="0" w:type="dxa"/>
-            <w:bottom w:w="0" w:type="dxa"/>
-          </w:tblCellMar>
-        </w:tblPrEx>
-        <w:trPr>
-          <w:cantSplit/>
-        </w:trPr>
-        <w:tc>
-          <w:tcPr>
-            <w:tcW w:w="1726" w:type="dxa"/>
-            <w:tcBorders>
-              <w:top w:val="single" w:sz="4" w:space="0" w:color="C9D3D0"/>
-              <w:left w:val="single" w:sz="4" w:space="0" w:color="C9D3D0"/>
-              <w:bottom w:val="single" w:sz="4" w:space="0" w:color="C9D3D0"/>
-              <w:right w:val="single" w:sz="4" w:space="0" w:color="C9D3D0"/>
-            </w:tcBorders>
-            <w:tcMar>
-              <w:top w:w="50" w:type="dxa"/>
-              <w:left w:w="100" w:type="dxa"/>
-              <w:bottom w:w="50" w:type="dxa"/>
-              <w:right w:w="100" w:type="dxa"/>
-            </w:tcMar>
-            <w:vAlign w:val="center"/>
-          </w:tcPr>
-          <w:p>
-            <w:pPr>
-              <w:spacing w:line="252" w:lineRule="auto"/>
-            </w:pPr>
-            <w:r>
-              <w:rPr>
-                <w:sz w:val="19"/>
-                <w:szCs w:val="19"/>
-              </w:rPr>
-              <w:t>States</w:t>
-            </w:r>
-          </w:p>
-        </w:tc>
-        <w:tc>
-          <w:tcPr>
-            <w:tcW w:w="7912" w:type="dxa"/>
-            <w:tcBorders>
-              <w:top w:val="single" w:sz="4" w:space="0" w:color="C9D3D0"/>
-              <w:left w:val="single" w:sz="4" w:space="0" w:color="C9D3D0"/>
-              <w:bottom w:val="single" w:sz="4" w:space="0" w:color="C9D3D0"/>
-              <w:right w:val="single" w:sz="4" w:space="0" w:color="C9D3D0"/>
-            </w:tcBorders>
-            <w:tcMar>
-              <w:top w:w="50" w:type="dxa"/>
-              <w:left w:w="100" w:type="dxa"/>
-              <w:bottom w:w="50" w:type="dxa"/>
-              <w:right w:w="100" w:type="dxa"/>
-            </w:tcMar>
-            <w:vAlign w:val="center"/>
-          </w:tcPr>
-          <w:p>
-            <w:pPr>
-              <w:spacing w:line="252" w:lineRule="auto"/>
-            </w:pPr>
-            <w:r>
-              <w:rPr>
-                <w:sz w:val="19"/>
-                <w:szCs w:val="19"/>
-              </w:rPr>
-              <w:t>Error: shown under the field only after Next (</w:t>
-            </w:r>
-            <w:r>
-              <w:rPr>
-                <w:rFonts w:ascii="Consolas" w:eastAsia="Consolas" w:hAnsi="Consolas" w:cs="Consolas"/>
-                <w:sz w:val="17"/>
-                <w:szCs w:val="17"/>
-                <w:shd w:val="clear" w:color="auto" w:fill="F2F4F3"/>
-              </w:rPr>
-              <w:t>role="alert"</w:t>
-            </w:r>
-            <w:r>
-              <w:rPr>
-                <w:sz w:val="19"/>
-                <w:szCs w:val="19"/>
-              </w:rPr>
-              <w:t>). Demo mode: a label above the form says the data is a sample. Try the demo: the button reads "Opening the demo…" while busy; an error (for example "The demo is busy") appears under it (</w:t>
-            </w:r>
-            <w:r>
-              <w:rPr>
-                <w:rFonts w:ascii="Consolas" w:eastAsia="Consolas" w:hAnsi="Consolas" w:cs="Consolas"/>
-                <w:sz w:val="17"/>
-                <w:szCs w:val="17"/>
-                <w:shd w:val="clear" w:color="auto" w:fill="F2F4F3"/>
-              </w:rPr>
-              <w:t>role="alert"</w:t>
-            </w:r>
-            <w:r>
-              <w:rPr>
-                <w:sz w:val="19"/>
-                <w:szCs w:val="19"/>
-              </w:rPr>
-              <w:t>)</w:t>
-            </w:r>
-          </w:p>
-        </w:tc>
-      </w:tr>
-      <w:tr>
-        <w:tblPrEx>
-          <w:tblCellMar>
-            <w:top w:w="0" w:type="dxa"/>
-            <w:bottom w:w="0" w:type="dxa"/>
-          </w:tblCellMar>
-        </w:tblPrEx>
-        <w:trPr>
-          <w:cantSplit/>
-        </w:trPr>
-        <w:tc>
-          <w:tcPr>
-            <w:tcW w:w="1726" w:type="dxa"/>
-            <w:tcBorders>
-              <w:top w:val="single" w:sz="4" w:space="0" w:color="C9D3D0"/>
-              <w:left w:val="single" w:sz="4" w:space="0" w:color="C9D3D0"/>
-              <w:bottom w:val="single" w:sz="4" w:space="0" w:color="C9D3D0"/>
-              <w:right w:val="single" w:sz="4" w:space="0" w:color="C9D3D0"/>
-            </w:tcBorders>
-            <w:shd w:val="clear" w:color="auto" w:fill="F3F8F6"/>
-            <w:tcMar>
-              <w:top w:w="50" w:type="dxa"/>
-              <w:left w:w="100" w:type="dxa"/>
-              <w:bottom w:w="50" w:type="dxa"/>
-              <w:right w:w="100" w:type="dxa"/>
-            </w:tcMar>
-            <w:vAlign w:val="center"/>
-          </w:tcPr>
-          <w:p>
-            <w:pPr>
-              <w:spacing w:line="252" w:lineRule="auto"/>
-            </w:pPr>
-            <w:r>
-              <w:rPr>
-                <w:sz w:val="19"/>
-                <w:szCs w:val="19"/>
-              </w:rPr>
-              <w:t>Interactions</w:t>
-            </w:r>
-          </w:p>
-        </w:tc>
-        <w:tc>
-          <w:tcPr>
-            <w:tcW w:w="7912" w:type="dxa"/>
-            <w:tcBorders>
-              <w:top w:val="single" w:sz="4" w:space="0" w:color="C9D3D0"/>
-              <w:left w:val="single" w:sz="4" w:space="0" w:color="C9D3D0"/>
-              <w:bottom w:val="single" w:sz="4" w:space="0" w:color="C9D3D0"/>
-              <w:right w:val="single" w:sz="4" w:space="0" w:color="C9D3D0"/>
-            </w:tcBorders>
-            <w:shd w:val="clear" w:color="auto" w:fill="F3F8F6"/>
-            <w:tcMar>
-              <w:top w:w="50" w:type="dxa"/>
-              <w:left w:w="100" w:type="dxa"/>
-              <w:bottom w:w="50" w:type="dxa"/>
-              <w:right w:w="100" w:type="dxa"/>
-            </w:tcMar>
-            <w:vAlign w:val="center"/>
-          </w:tcPr>
-          <w:p>
-            <w:pPr>
-              <w:spacing w:line="252" w:lineRule="auto"/>
-            </w:pPr>
-            <w:r>
-              <w:rPr>
-                <w:sz w:val="19"/>
-                <w:szCs w:val="19"/>
-              </w:rPr>
-              <w:t>Language applies at once to the whole app; steps slide left or right; Back keeps answers</w:t>
-            </w:r>
-          </w:p>
-        </w:tc>
-      </w:tr>
-    </w:tbl>
-    <w:p>
-      <w:pPr>
-        <w:spacing w:after="100"/>
-      </w:pPr>
-    </w:p>
-    <w:p>
-      <w:pPr>
-        <w:pStyle w:val="Heading2"/>
-        <w:keepNext/>
-        <w:keepLines/>
-      </w:pPr>
-      <w:bookmarkStart w:id="31" w:name="_Toc242944031"/>
-      <w:r>
-        <w:t>6.2 Account (sign up, log in, recover, recovery code, complete your account)</w:t>
       </w:r>
       <w:bookmarkEnd w:id="31"/>
     </w:p>
@@ -22358,7 +23106,7 @@
         <w:pStyle w:val="Caption"/>
         <w:keepNext/>
       </w:pPr>
-      <w:bookmarkStart w:id="32" w:name="_Toc242944059"/>
+      <w:bookmarkStart w:id="32" w:name="_Toc243516523"/>
       <w:r>
         <w:t xml:space="preserve">Table </w:t>
       </w:r>
@@ -22381,7 +23129,7 @@
         <w:fldChar w:fldCharType="end"/>
       </w:r>
       <w:r>
-        <w:t>: Account (sign up, log in, recover, recovery code, complete your account): specification</w:t>
+        <w:t>: Welcome, Intro and About you (onboarding): specification</w:t>
       </w:r>
       <w:bookmarkEnd w:id="32"/>
     </w:p>
@@ -22552,7 +23300,7 @@
                 <w:sz w:val="19"/>
                 <w:szCs w:val="19"/>
               </w:rPr>
-              <w:t>A compulsory account with contact details and consent (US-106, US-107, US-109; CR-003)</w:t>
+              <w:t>Choose a language, understand what ZedPath does, give results once (US-101, US-105)</w:t>
             </w:r>
           </w:p>
         </w:tc>
@@ -22625,7 +23373,83 @@
                 <w:sz w:val="19"/>
                 <w:szCs w:val="19"/>
               </w:rPr>
-              <w:t>Username, password; full name, email, Sri Lankan mobile, date of birth, each with its purpose; consent box. Recovery code shown once with copy and "I saved it"</w:t>
+              <w:t>Welcome: aurora background, logo, lead line, three language tiles (</w:t>
+            </w:r>
+            <w:r>
+              <w:rPr>
+                <w:sz w:val="19"/>
+                <w:szCs w:val="19"/>
+              </w:rPr>
+              <w:t>සිංහල</w:t>
+            </w:r>
+            <w:r>
+              <w:rPr>
+                <w:sz w:val="19"/>
+                <w:szCs w:val="19"/>
+              </w:rPr>
+              <w:t xml:space="preserve">, </w:t>
+            </w:r>
+            <w:r>
+              <w:rPr>
+                <w:sz w:val="19"/>
+                <w:szCs w:val="19"/>
+              </w:rPr>
+              <w:t>தமிழ்</w:t>
+            </w:r>
+            <w:r>
+              <w:rPr>
+                <w:sz w:val="19"/>
+                <w:szCs w:val="19"/>
+              </w:rPr>
+              <w:t xml:space="preserve">, English), Start and Log in, and a tonal </w:t>
+            </w:r>
+            <w:r>
+              <w:rPr>
+                <w:b/>
+                <w:bCs/>
+                <w:sz w:val="19"/>
+                <w:szCs w:val="19"/>
+              </w:rPr>
+              <w:t>Try the demo, no sign-up</w:t>
+            </w:r>
+            <w:r>
+              <w:rPr>
+                <w:sz w:val="19"/>
+                <w:szCs w:val="19"/>
+              </w:rPr>
+              <w:t xml:space="preserve"> button (CR-007), team line. Intro (VR2): seven slides, each an animated scene of the real app marked </w:t>
+            </w:r>
+            <w:r>
+              <w:rPr>
+                <w:i/>
+                <w:iCs/>
+                <w:sz w:val="19"/>
+                <w:szCs w:val="19"/>
+              </w:rPr>
+              <w:t>Example</w:t>
+            </w:r>
+            <w:r>
+              <w:rPr>
+                <w:sz w:val="19"/>
+                <w:szCs w:val="19"/>
+              </w:rPr>
+              <w:t xml:space="preserve">: (1) every path you can reach, as a hub; (2) your real chances, a ring of Very likely / Possible / Unlikely; (3) every fact has a source, a cut-off with its handbook page; (4) order your list, the warning when a Very likely course sits above one wanted more; (5) Ask in your language, a sports-medal question answered "It depends" with handbook p.166; (6) never miss a date, Journey steps and </w:t>
+            </w:r>
+            <w:r>
+              <w:rPr>
+                <w:i/>
+                <w:iCs/>
+                <w:sz w:val="19"/>
+                <w:szCs w:val="19"/>
+              </w:rPr>
+              <w:t>Open now</w:t>
+            </w:r>
+            <w:r>
+              <w:rPr>
+                <w:sz w:val="19"/>
+                <w:szCs w:val="19"/>
+              </w:rPr>
+              <w:t>; (7) ask students who have been there, a group with a senior. Swipe, Back, Skip and 24 px dots; fits 320 px in all three languages. About you: five steps, one per screen: stream, district, Z-score, subjects and grades (searchable), beyond grades (achievements and interests)</w:t>
             </w:r>
           </w:p>
         </w:tc>
@@ -22696,7 +23520,7 @@
                 <w:sz w:val="19"/>
                 <w:szCs w:val="19"/>
               </w:rPr>
-              <w:t>Error messages from the server (</w:t>
+              <w:t>Error: shown under the field only after Next (</w:t>
             </w:r>
             <w:r>
               <w:rPr>
@@ -22712,7 +23536,23 @@
                 <w:sz w:val="19"/>
                 <w:szCs w:val="19"/>
               </w:rPr>
-              <w:t>); offline is never treated as "no account"; an expired session opens Log in (VR2)</w:t>
+              <w:t>). Demo mode: a label above the form says the data is a sample. Try the demo: the button reads "Opening the demo…" while busy; an error (for example "The demo is busy") appears under it (</w:t>
+            </w:r>
+            <w:r>
+              <w:rPr>
+                <w:rFonts w:ascii="Consolas" w:eastAsia="Consolas" w:hAnsi="Consolas" w:cs="Consolas"/>
+                <w:sz w:val="17"/>
+                <w:szCs w:val="17"/>
+                <w:shd w:val="clear" w:color="auto" w:fill="F2F4F3"/>
+              </w:rPr>
+              <w:t>role="alert"</w:t>
+            </w:r>
+            <w:r>
+              <w:rPr>
+                <w:sz w:val="19"/>
+                <w:szCs w:val="19"/>
+              </w:rPr>
+              <w:t>)</w:t>
             </w:r>
           </w:p>
         </w:tc>
@@ -22785,23 +23625,7 @@
                 <w:sz w:val="19"/>
                 <w:szCs w:val="19"/>
               </w:rPr>
-              <w:t xml:space="preserve">After sign-up the student goes straight to About you; a senior goes to Groups; after </w:t>
-            </w:r>
-            <w:r>
-              <w:rPr>
-                <w:i/>
-                <w:iCs/>
-                <w:sz w:val="19"/>
-                <w:szCs w:val="19"/>
-              </w:rPr>
-              <w:t>Try the demo</w:t>
-            </w:r>
-            <w:r>
-              <w:rPr>
-                <w:sz w:val="19"/>
-                <w:szCs w:val="19"/>
-              </w:rPr>
-              <w:t xml:space="preserve"> the visitor goes straight to Paths. Demo mode never prefills a password (CR-010)</w:t>
+              <w:t>Language applies at once to the whole app; steps slide left or right; Back keeps answers</w:t>
             </w:r>
           </w:p>
         </w:tc>
@@ -22818,9 +23642,9 @@
         <w:keepNext/>
         <w:keepLines/>
       </w:pPr>
-      <w:bookmarkStart w:id="33" w:name="_Toc242944032"/>
+      <w:bookmarkStart w:id="33" w:name="_Toc243516495"/>
       <w:r>
-        <w:t>6.3 Paths (home)</w:t>
+        <w:t>6.2 Account (sign up, log in, recover, recovery code, complete your account)</w:t>
       </w:r>
       <w:bookmarkEnd w:id="33"/>
     </w:p>
@@ -22829,7 +23653,7 @@
         <w:pStyle w:val="Caption"/>
         <w:keepNext/>
       </w:pPr>
-      <w:bookmarkStart w:id="34" w:name="_Toc242944060"/>
+      <w:bookmarkStart w:id="34" w:name="_Toc243516524"/>
       <w:r>
         <w:t xml:space="preserve">Table </w:t>
       </w:r>
@@ -22852,9 +23676,480 @@
         <w:fldChar w:fldCharType="end"/>
       </w:r>
       <w:r>
+        <w:t>: Account (sign up, log in, recover, recovery code, complete your account): specification</w:t>
+      </w:r>
+      <w:bookmarkEnd w:id="34"/>
+    </w:p>
+    <w:tbl>
+      <w:tblPr>
+        <w:tblW w:w="9638" w:type="dxa"/>
+        <w:tblBorders>
+          <w:top w:val="single" w:sz="4" w:space="0" w:color="auto"/>
+          <w:left w:val="single" w:sz="4" w:space="0" w:color="auto"/>
+          <w:bottom w:val="single" w:sz="4" w:space="0" w:color="auto"/>
+          <w:right w:val="single" w:sz="4" w:space="0" w:color="auto"/>
+          <w:insideH w:val="single" w:sz="4" w:space="0" w:color="auto"/>
+          <w:insideV w:val="single" w:sz="4" w:space="0" w:color="auto"/>
+        </w:tblBorders>
+        <w:tblCellMar>
+          <w:left w:w="10" w:type="dxa"/>
+          <w:right w:w="10" w:type="dxa"/>
+        </w:tblCellMar>
+        <w:tblLook w:val="04A0" w:firstRow="1" w:lastRow="0" w:firstColumn="1" w:lastColumn="0" w:noHBand="0" w:noVBand="1"/>
+      </w:tblPr>
+      <w:tblGrid>
+        <w:gridCol w:w="1726"/>
+        <w:gridCol w:w="7912"/>
+      </w:tblGrid>
+      <w:tr>
+        <w:tblPrEx>
+          <w:tblCellMar>
+            <w:top w:w="0" w:type="dxa"/>
+            <w:bottom w:w="0" w:type="dxa"/>
+          </w:tblCellMar>
+        </w:tblPrEx>
+        <w:trPr>
+          <w:cantSplit/>
+          <w:tblHeader/>
+        </w:trPr>
+        <w:tc>
+          <w:tcPr>
+            <w:tcW w:w="1726" w:type="dxa"/>
+            <w:tcBorders>
+              <w:top w:val="single" w:sz="4" w:space="0" w:color="C9D3D0"/>
+              <w:left w:val="single" w:sz="4" w:space="0" w:color="C9D3D0"/>
+              <w:bottom w:val="single" w:sz="4" w:space="0" w:color="C9D3D0"/>
+              <w:right w:val="single" w:sz="4" w:space="0" w:color="C9D3D0"/>
+            </w:tcBorders>
+            <w:shd w:val="clear" w:color="auto" w:fill="006B5F"/>
+            <w:tcMar>
+              <w:top w:w="50" w:type="dxa"/>
+              <w:left w:w="100" w:type="dxa"/>
+              <w:bottom w:w="50" w:type="dxa"/>
+              <w:right w:w="100" w:type="dxa"/>
+            </w:tcMar>
+            <w:vAlign w:val="center"/>
+          </w:tcPr>
+          <w:p>
+            <w:pPr>
+              <w:spacing w:line="252" w:lineRule="auto"/>
+            </w:pPr>
+            <w:r>
+              <w:rPr>
+                <w:b/>
+                <w:bCs/>
+                <w:color w:val="FFFFFF"/>
+                <w:sz w:val="19"/>
+                <w:szCs w:val="19"/>
+              </w:rPr>
+              <w:t>Aspect</w:t>
+            </w:r>
+          </w:p>
+        </w:tc>
+        <w:tc>
+          <w:tcPr>
+            <w:tcW w:w="7912" w:type="dxa"/>
+            <w:tcBorders>
+              <w:top w:val="single" w:sz="4" w:space="0" w:color="C9D3D0"/>
+              <w:left w:val="single" w:sz="4" w:space="0" w:color="C9D3D0"/>
+              <w:bottom w:val="single" w:sz="4" w:space="0" w:color="C9D3D0"/>
+              <w:right w:val="single" w:sz="4" w:space="0" w:color="C9D3D0"/>
+            </w:tcBorders>
+            <w:shd w:val="clear" w:color="auto" w:fill="006B5F"/>
+            <w:tcMar>
+              <w:top w:w="50" w:type="dxa"/>
+              <w:left w:w="100" w:type="dxa"/>
+              <w:bottom w:w="50" w:type="dxa"/>
+              <w:right w:w="100" w:type="dxa"/>
+            </w:tcMar>
+            <w:vAlign w:val="center"/>
+          </w:tcPr>
+          <w:p>
+            <w:pPr>
+              <w:spacing w:line="252" w:lineRule="auto"/>
+            </w:pPr>
+            <w:r>
+              <w:rPr>
+                <w:b/>
+                <w:bCs/>
+                <w:color w:val="FFFFFF"/>
+                <w:sz w:val="19"/>
+                <w:szCs w:val="19"/>
+              </w:rPr>
+              <w:t>Specification</w:t>
+            </w:r>
+          </w:p>
+        </w:tc>
+      </w:tr>
+      <w:tr>
+        <w:tblPrEx>
+          <w:tblCellMar>
+            <w:top w:w="0" w:type="dxa"/>
+            <w:bottom w:w="0" w:type="dxa"/>
+          </w:tblCellMar>
+        </w:tblPrEx>
+        <w:trPr>
+          <w:cantSplit/>
+        </w:trPr>
+        <w:tc>
+          <w:tcPr>
+            <w:tcW w:w="1726" w:type="dxa"/>
+            <w:tcBorders>
+              <w:top w:val="single" w:sz="4" w:space="0" w:color="C9D3D0"/>
+              <w:left w:val="single" w:sz="4" w:space="0" w:color="C9D3D0"/>
+              <w:bottom w:val="single" w:sz="4" w:space="0" w:color="C9D3D0"/>
+              <w:right w:val="single" w:sz="4" w:space="0" w:color="C9D3D0"/>
+            </w:tcBorders>
+            <w:tcMar>
+              <w:top w:w="50" w:type="dxa"/>
+              <w:left w:w="100" w:type="dxa"/>
+              <w:bottom w:w="50" w:type="dxa"/>
+              <w:right w:w="100" w:type="dxa"/>
+            </w:tcMar>
+            <w:vAlign w:val="center"/>
+          </w:tcPr>
+          <w:p>
+            <w:pPr>
+              <w:spacing w:line="252" w:lineRule="auto"/>
+            </w:pPr>
+            <w:r>
+              <w:rPr>
+                <w:sz w:val="19"/>
+                <w:szCs w:val="19"/>
+              </w:rPr>
+              <w:t>Purpose</w:t>
+            </w:r>
+          </w:p>
+        </w:tc>
+        <w:tc>
+          <w:tcPr>
+            <w:tcW w:w="7912" w:type="dxa"/>
+            <w:tcBorders>
+              <w:top w:val="single" w:sz="4" w:space="0" w:color="C9D3D0"/>
+              <w:left w:val="single" w:sz="4" w:space="0" w:color="C9D3D0"/>
+              <w:bottom w:val="single" w:sz="4" w:space="0" w:color="C9D3D0"/>
+              <w:right w:val="single" w:sz="4" w:space="0" w:color="C9D3D0"/>
+            </w:tcBorders>
+            <w:tcMar>
+              <w:top w:w="50" w:type="dxa"/>
+              <w:left w:w="100" w:type="dxa"/>
+              <w:bottom w:w="50" w:type="dxa"/>
+              <w:right w:w="100" w:type="dxa"/>
+            </w:tcMar>
+            <w:vAlign w:val="center"/>
+          </w:tcPr>
+          <w:p>
+            <w:pPr>
+              <w:spacing w:line="252" w:lineRule="auto"/>
+            </w:pPr>
+            <w:r>
+              <w:rPr>
+                <w:sz w:val="19"/>
+                <w:szCs w:val="19"/>
+              </w:rPr>
+              <w:t>A compulsory account with contact details and consent (US-106, US-107, US-109; CR-003)</w:t>
+            </w:r>
+          </w:p>
+        </w:tc>
+      </w:tr>
+      <w:tr>
+        <w:tblPrEx>
+          <w:tblCellMar>
+            <w:top w:w="0" w:type="dxa"/>
+            <w:bottom w:w="0" w:type="dxa"/>
+          </w:tblCellMar>
+        </w:tblPrEx>
+        <w:trPr>
+          <w:cantSplit/>
+        </w:trPr>
+        <w:tc>
+          <w:tcPr>
+            <w:tcW w:w="1726" w:type="dxa"/>
+            <w:tcBorders>
+              <w:top w:val="single" w:sz="4" w:space="0" w:color="C9D3D0"/>
+              <w:left w:val="single" w:sz="4" w:space="0" w:color="C9D3D0"/>
+              <w:bottom w:val="single" w:sz="4" w:space="0" w:color="C9D3D0"/>
+              <w:right w:val="single" w:sz="4" w:space="0" w:color="C9D3D0"/>
+            </w:tcBorders>
+            <w:shd w:val="clear" w:color="auto" w:fill="F3F8F6"/>
+            <w:tcMar>
+              <w:top w:w="50" w:type="dxa"/>
+              <w:left w:w="100" w:type="dxa"/>
+              <w:bottom w:w="50" w:type="dxa"/>
+              <w:right w:w="100" w:type="dxa"/>
+            </w:tcMar>
+            <w:vAlign w:val="center"/>
+          </w:tcPr>
+          <w:p>
+            <w:pPr>
+              <w:spacing w:line="252" w:lineRule="auto"/>
+            </w:pPr>
+            <w:r>
+              <w:rPr>
+                <w:sz w:val="19"/>
+                <w:szCs w:val="19"/>
+              </w:rPr>
+              <w:t>Content</w:t>
+            </w:r>
+          </w:p>
+        </w:tc>
+        <w:tc>
+          <w:tcPr>
+            <w:tcW w:w="7912" w:type="dxa"/>
+            <w:tcBorders>
+              <w:top w:val="single" w:sz="4" w:space="0" w:color="C9D3D0"/>
+              <w:left w:val="single" w:sz="4" w:space="0" w:color="C9D3D0"/>
+              <w:bottom w:val="single" w:sz="4" w:space="0" w:color="C9D3D0"/>
+              <w:right w:val="single" w:sz="4" w:space="0" w:color="C9D3D0"/>
+            </w:tcBorders>
+            <w:shd w:val="clear" w:color="auto" w:fill="F3F8F6"/>
+            <w:tcMar>
+              <w:top w:w="50" w:type="dxa"/>
+              <w:left w:w="100" w:type="dxa"/>
+              <w:bottom w:w="50" w:type="dxa"/>
+              <w:right w:w="100" w:type="dxa"/>
+            </w:tcMar>
+            <w:vAlign w:val="center"/>
+          </w:tcPr>
+          <w:p>
+            <w:pPr>
+              <w:spacing w:line="252" w:lineRule="auto"/>
+            </w:pPr>
+            <w:r>
+              <w:rPr>
+                <w:sz w:val="19"/>
+                <w:szCs w:val="19"/>
+              </w:rPr>
+              <w:t>Username, password; full name, email, Sri Lankan mobile, date of birth, each with its purpose; consent box. Recovery code shown once with copy and "I saved it"</w:t>
+            </w:r>
+          </w:p>
+        </w:tc>
+      </w:tr>
+      <w:tr>
+        <w:tblPrEx>
+          <w:tblCellMar>
+            <w:top w:w="0" w:type="dxa"/>
+            <w:bottom w:w="0" w:type="dxa"/>
+          </w:tblCellMar>
+        </w:tblPrEx>
+        <w:trPr>
+          <w:cantSplit/>
+        </w:trPr>
+        <w:tc>
+          <w:tcPr>
+            <w:tcW w:w="1726" w:type="dxa"/>
+            <w:tcBorders>
+              <w:top w:val="single" w:sz="4" w:space="0" w:color="C9D3D0"/>
+              <w:left w:val="single" w:sz="4" w:space="0" w:color="C9D3D0"/>
+              <w:bottom w:val="single" w:sz="4" w:space="0" w:color="C9D3D0"/>
+              <w:right w:val="single" w:sz="4" w:space="0" w:color="C9D3D0"/>
+            </w:tcBorders>
+            <w:tcMar>
+              <w:top w:w="50" w:type="dxa"/>
+              <w:left w:w="100" w:type="dxa"/>
+              <w:bottom w:w="50" w:type="dxa"/>
+              <w:right w:w="100" w:type="dxa"/>
+            </w:tcMar>
+            <w:vAlign w:val="center"/>
+          </w:tcPr>
+          <w:p>
+            <w:pPr>
+              <w:spacing w:line="252" w:lineRule="auto"/>
+            </w:pPr>
+            <w:r>
+              <w:rPr>
+                <w:sz w:val="19"/>
+                <w:szCs w:val="19"/>
+              </w:rPr>
+              <w:t>States</w:t>
+            </w:r>
+          </w:p>
+        </w:tc>
+        <w:tc>
+          <w:tcPr>
+            <w:tcW w:w="7912" w:type="dxa"/>
+            <w:tcBorders>
+              <w:top w:val="single" w:sz="4" w:space="0" w:color="C9D3D0"/>
+              <w:left w:val="single" w:sz="4" w:space="0" w:color="C9D3D0"/>
+              <w:bottom w:val="single" w:sz="4" w:space="0" w:color="C9D3D0"/>
+              <w:right w:val="single" w:sz="4" w:space="0" w:color="C9D3D0"/>
+            </w:tcBorders>
+            <w:tcMar>
+              <w:top w:w="50" w:type="dxa"/>
+              <w:left w:w="100" w:type="dxa"/>
+              <w:bottom w:w="50" w:type="dxa"/>
+              <w:right w:w="100" w:type="dxa"/>
+            </w:tcMar>
+            <w:vAlign w:val="center"/>
+          </w:tcPr>
+          <w:p>
+            <w:pPr>
+              <w:spacing w:line="252" w:lineRule="auto"/>
+            </w:pPr>
+            <w:r>
+              <w:rPr>
+                <w:sz w:val="19"/>
+                <w:szCs w:val="19"/>
+              </w:rPr>
+              <w:t>Error messages from the server (</w:t>
+            </w:r>
+            <w:r>
+              <w:rPr>
+                <w:rFonts w:ascii="Consolas" w:eastAsia="Consolas" w:hAnsi="Consolas" w:cs="Consolas"/>
+                <w:sz w:val="17"/>
+                <w:szCs w:val="17"/>
+                <w:shd w:val="clear" w:color="auto" w:fill="F2F4F3"/>
+              </w:rPr>
+              <w:t>role="alert"</w:t>
+            </w:r>
+            <w:r>
+              <w:rPr>
+                <w:sz w:val="19"/>
+                <w:szCs w:val="19"/>
+              </w:rPr>
+              <w:t>); offline is never treated as "no account"; an expired session opens Log in (VR2)</w:t>
+            </w:r>
+          </w:p>
+        </w:tc>
+      </w:tr>
+      <w:tr>
+        <w:tblPrEx>
+          <w:tblCellMar>
+            <w:top w:w="0" w:type="dxa"/>
+            <w:bottom w:w="0" w:type="dxa"/>
+          </w:tblCellMar>
+        </w:tblPrEx>
+        <w:trPr>
+          <w:cantSplit/>
+        </w:trPr>
+        <w:tc>
+          <w:tcPr>
+            <w:tcW w:w="1726" w:type="dxa"/>
+            <w:tcBorders>
+              <w:top w:val="single" w:sz="4" w:space="0" w:color="C9D3D0"/>
+              <w:left w:val="single" w:sz="4" w:space="0" w:color="C9D3D0"/>
+              <w:bottom w:val="single" w:sz="4" w:space="0" w:color="C9D3D0"/>
+              <w:right w:val="single" w:sz="4" w:space="0" w:color="C9D3D0"/>
+            </w:tcBorders>
+            <w:shd w:val="clear" w:color="auto" w:fill="F3F8F6"/>
+            <w:tcMar>
+              <w:top w:w="50" w:type="dxa"/>
+              <w:left w:w="100" w:type="dxa"/>
+              <w:bottom w:w="50" w:type="dxa"/>
+              <w:right w:w="100" w:type="dxa"/>
+            </w:tcMar>
+            <w:vAlign w:val="center"/>
+          </w:tcPr>
+          <w:p>
+            <w:pPr>
+              <w:spacing w:line="252" w:lineRule="auto"/>
+            </w:pPr>
+            <w:r>
+              <w:rPr>
+                <w:sz w:val="19"/>
+                <w:szCs w:val="19"/>
+              </w:rPr>
+              <w:t>Interactions</w:t>
+            </w:r>
+          </w:p>
+        </w:tc>
+        <w:tc>
+          <w:tcPr>
+            <w:tcW w:w="7912" w:type="dxa"/>
+            <w:tcBorders>
+              <w:top w:val="single" w:sz="4" w:space="0" w:color="C9D3D0"/>
+              <w:left w:val="single" w:sz="4" w:space="0" w:color="C9D3D0"/>
+              <w:bottom w:val="single" w:sz="4" w:space="0" w:color="C9D3D0"/>
+              <w:right w:val="single" w:sz="4" w:space="0" w:color="C9D3D0"/>
+            </w:tcBorders>
+            <w:shd w:val="clear" w:color="auto" w:fill="F3F8F6"/>
+            <w:tcMar>
+              <w:top w:w="50" w:type="dxa"/>
+              <w:left w:w="100" w:type="dxa"/>
+              <w:bottom w:w="50" w:type="dxa"/>
+              <w:right w:w="100" w:type="dxa"/>
+            </w:tcMar>
+            <w:vAlign w:val="center"/>
+          </w:tcPr>
+          <w:p>
+            <w:pPr>
+              <w:spacing w:line="252" w:lineRule="auto"/>
+            </w:pPr>
+            <w:r>
+              <w:rPr>
+                <w:sz w:val="19"/>
+                <w:szCs w:val="19"/>
+              </w:rPr>
+              <w:t xml:space="preserve">After sign-up the student goes straight to About you; a senior goes to Groups; after </w:t>
+            </w:r>
+            <w:r>
+              <w:rPr>
+                <w:i/>
+                <w:iCs/>
+                <w:sz w:val="19"/>
+                <w:szCs w:val="19"/>
+              </w:rPr>
+              <w:t>Try the demo</w:t>
+            </w:r>
+            <w:r>
+              <w:rPr>
+                <w:sz w:val="19"/>
+                <w:szCs w:val="19"/>
+              </w:rPr>
+              <w:t xml:space="preserve"> the visitor goes straight to Paths. Demo mode never prefills a password (CR-010)</w:t>
+            </w:r>
+          </w:p>
+        </w:tc>
+      </w:tr>
+    </w:tbl>
+    <w:p>
+      <w:pPr>
+        <w:spacing w:after="100"/>
+      </w:pPr>
+    </w:p>
+    <w:p>
+      <w:pPr>
+        <w:pStyle w:val="Heading2"/>
+        <w:keepNext/>
+        <w:keepLines/>
+      </w:pPr>
+      <w:bookmarkStart w:id="35" w:name="_Toc243516496"/>
+      <w:r>
+        <w:t>6.3 Paths (home)</w:t>
+      </w:r>
+      <w:bookmarkEnd w:id="35"/>
+    </w:p>
+    <w:p>
+      <w:pPr>
+        <w:pStyle w:val="Caption"/>
+        <w:keepNext/>
+      </w:pPr>
+      <w:bookmarkStart w:id="36" w:name="_Toc243516525"/>
+      <w:r>
+        <w:t xml:space="preserve">Table </w:t>
+      </w:r>
+      <w:r>
+        <w:fldChar w:fldCharType="begin"/>
+      </w:r>
+      <w:r>
+        <w:instrText>SEQ Table</w:instrText>
+      </w:r>
+      <w:r>
+        <w:fldChar w:fldCharType="separate"/>
+      </w:r>
+      <w:r>
+        <w:rPr>
+          <w:noProof/>
+        </w:rPr>
+        <w:t>15</w:t>
+      </w:r>
+      <w:r>
+        <w:fldChar w:fldCharType="end"/>
+      </w:r>
+      <w:r>
         <w:t>: Paths (home): specification</w:t>
       </w:r>
-      <w:bookmarkEnd w:id="34"/>
+      <w:bookmarkEnd w:id="36"/>
     </w:p>
     <w:tbl>
       <w:tblPr>
@@ -23173,157 +24468,6 @@
           </w:p>
         </w:tc>
       </w:tr>
-    </w:tbl>
-    <w:p>
-      <w:pPr>
-        <w:spacing w:after="100"/>
-      </w:pPr>
-    </w:p>
-    <w:p>
-      <w:pPr>
-        <w:pStyle w:val="Heading2"/>
-        <w:keepNext/>
-        <w:keepLines/>
-      </w:pPr>
-      <w:bookmarkStart w:id="35" w:name="_Toc242944033"/>
-      <w:r>
-        <w:t>6.4 Courses</w:t>
-      </w:r>
-      <w:bookmarkEnd w:id="35"/>
-    </w:p>
-    <w:p>
-      <w:pPr>
-        <w:pStyle w:val="Caption"/>
-        <w:keepNext/>
-      </w:pPr>
-      <w:bookmarkStart w:id="36" w:name="_Toc242944061"/>
-      <w:r>
-        <w:t xml:space="preserve">Table </w:t>
-      </w:r>
-      <w:r>
-        <w:fldChar w:fldCharType="begin"/>
-      </w:r>
-      <w:r>
-        <w:instrText>SEQ Table</w:instrText>
-      </w:r>
-      <w:r>
-        <w:fldChar w:fldCharType="separate"/>
-      </w:r>
-      <w:r>
-        <w:rPr>
-          <w:noProof/>
-        </w:rPr>
-        <w:t>15</w:t>
-      </w:r>
-      <w:r>
-        <w:fldChar w:fldCharType="end"/>
-      </w:r>
-      <w:r>
-        <w:t>: Courses: specification</w:t>
-      </w:r>
-      <w:bookmarkEnd w:id="36"/>
-    </w:p>
-    <w:tbl>
-      <w:tblPr>
-        <w:tblW w:w="9638" w:type="dxa"/>
-        <w:tblBorders>
-          <w:top w:val="single" w:sz="4" w:space="0" w:color="auto"/>
-          <w:left w:val="single" w:sz="4" w:space="0" w:color="auto"/>
-          <w:bottom w:val="single" w:sz="4" w:space="0" w:color="auto"/>
-          <w:right w:val="single" w:sz="4" w:space="0" w:color="auto"/>
-          <w:insideH w:val="single" w:sz="4" w:space="0" w:color="auto"/>
-          <w:insideV w:val="single" w:sz="4" w:space="0" w:color="auto"/>
-        </w:tblBorders>
-        <w:tblCellMar>
-          <w:left w:w="10" w:type="dxa"/>
-          <w:right w:w="10" w:type="dxa"/>
-        </w:tblCellMar>
-        <w:tblLook w:val="04A0" w:firstRow="1" w:lastRow="0" w:firstColumn="1" w:lastColumn="0" w:noHBand="0" w:noVBand="1"/>
-      </w:tblPr>
-      <w:tblGrid>
-        <w:gridCol w:w="1726"/>
-        <w:gridCol w:w="7912"/>
-      </w:tblGrid>
-      <w:tr>
-        <w:tblPrEx>
-          <w:tblCellMar>
-            <w:top w:w="0" w:type="dxa"/>
-            <w:bottom w:w="0" w:type="dxa"/>
-          </w:tblCellMar>
-        </w:tblPrEx>
-        <w:trPr>
-          <w:cantSplit/>
-          <w:tblHeader/>
-        </w:trPr>
-        <w:tc>
-          <w:tcPr>
-            <w:tcW w:w="1726" w:type="dxa"/>
-            <w:tcBorders>
-              <w:top w:val="single" w:sz="4" w:space="0" w:color="C9D3D0"/>
-              <w:left w:val="single" w:sz="4" w:space="0" w:color="C9D3D0"/>
-              <w:bottom w:val="single" w:sz="4" w:space="0" w:color="C9D3D0"/>
-              <w:right w:val="single" w:sz="4" w:space="0" w:color="C9D3D0"/>
-            </w:tcBorders>
-            <w:shd w:val="clear" w:color="auto" w:fill="006B5F"/>
-            <w:tcMar>
-              <w:top w:w="50" w:type="dxa"/>
-              <w:left w:w="100" w:type="dxa"/>
-              <w:bottom w:w="50" w:type="dxa"/>
-              <w:right w:w="100" w:type="dxa"/>
-            </w:tcMar>
-            <w:vAlign w:val="center"/>
-          </w:tcPr>
-          <w:p>
-            <w:pPr>
-              <w:spacing w:line="252" w:lineRule="auto"/>
-            </w:pPr>
-            <w:r>
-              <w:rPr>
-                <w:b/>
-                <w:bCs/>
-                <w:color w:val="FFFFFF"/>
-                <w:sz w:val="19"/>
-                <w:szCs w:val="19"/>
-              </w:rPr>
-              <w:t>Aspect</w:t>
-            </w:r>
-          </w:p>
-        </w:tc>
-        <w:tc>
-          <w:tcPr>
-            <w:tcW w:w="7912" w:type="dxa"/>
-            <w:tcBorders>
-              <w:top w:val="single" w:sz="4" w:space="0" w:color="C9D3D0"/>
-              <w:left w:val="single" w:sz="4" w:space="0" w:color="C9D3D0"/>
-              <w:bottom w:val="single" w:sz="4" w:space="0" w:color="C9D3D0"/>
-              <w:right w:val="single" w:sz="4" w:space="0" w:color="C9D3D0"/>
-            </w:tcBorders>
-            <w:shd w:val="clear" w:color="auto" w:fill="006B5F"/>
-            <w:tcMar>
-              <w:top w:w="50" w:type="dxa"/>
-              <w:left w:w="100" w:type="dxa"/>
-              <w:bottom w:w="50" w:type="dxa"/>
-              <w:right w:w="100" w:type="dxa"/>
-            </w:tcMar>
-            <w:vAlign w:val="center"/>
-          </w:tcPr>
-          <w:p>
-            <w:pPr>
-              <w:spacing w:line="252" w:lineRule="auto"/>
-            </w:pPr>
-            <w:r>
-              <w:rPr>
-                <w:b/>
-                <w:bCs/>
-                <w:color w:val="FFFFFF"/>
-                <w:sz w:val="19"/>
-                <w:szCs w:val="19"/>
-              </w:rPr>
-              <w:t>Specification</w:t>
-            </w:r>
-          </w:p>
-        </w:tc>
-      </w:tr>
       <w:tr>
         <w:tblPrEx>
           <w:tblCellMar>
@@ -23336,78 +24480,7 @@
         </w:trPr>
         <w:tc>
           <w:tcPr>
-            <w:tcW w:w="1726" w:type="dxa"/>
-            <w:tcBorders>
-              <w:top w:val="single" w:sz="4" w:space="0" w:color="C9D3D0"/>
-              <w:left w:val="single" w:sz="4" w:space="0" w:color="C9D3D0"/>
-              <w:bottom w:val="single" w:sz="4" w:space="0" w:color="C9D3D0"/>
-              <w:right w:val="single" w:sz="4" w:space="0" w:color="C9D3D0"/>
-            </w:tcBorders>
-            <w:tcMar>
-              <w:top w:w="50" w:type="dxa"/>
-              <w:left w:w="100" w:type="dxa"/>
-              <w:bottom w:w="50" w:type="dxa"/>
-              <w:right w:w="100" w:type="dxa"/>
-            </w:tcMar>
-            <w:vAlign w:val="center"/>
-          </w:tcPr>
-          <w:p>
-            <w:pPr>
-              <w:spacing w:line="252" w:lineRule="auto"/>
-            </w:pPr>
-            <w:r>
-              <w:rPr>
-                <w:sz w:val="19"/>
-                <w:szCs w:val="19"/>
-              </w:rPr>
-              <w:t>Purpose</w:t>
-            </w:r>
-          </w:p>
-        </w:tc>
-        <w:tc>
-          <w:tcPr>
-            <w:tcW w:w="7912" w:type="dxa"/>
-            <w:tcBorders>
-              <w:top w:val="single" w:sz="4" w:space="0" w:color="C9D3D0"/>
-              <w:left w:val="single" w:sz="4" w:space="0" w:color="C9D3D0"/>
-              <w:bottom w:val="single" w:sz="4" w:space="0" w:color="C9D3D0"/>
-              <w:right w:val="single" w:sz="4" w:space="0" w:color="C9D3D0"/>
-            </w:tcBorders>
-            <w:tcMar>
-              <w:top w:w="50" w:type="dxa"/>
-              <w:left w:w="100" w:type="dxa"/>
-              <w:bottom w:w="50" w:type="dxa"/>
-              <w:right w:w="100" w:type="dxa"/>
-            </w:tcMar>
-            <w:vAlign w:val="center"/>
-          </w:tcPr>
-          <w:p>
-            <w:pPr>
-              <w:spacing w:line="252" w:lineRule="auto"/>
-            </w:pPr>
-            <w:r>
-              <w:rPr>
-                <w:sz w:val="19"/>
-                <w:szCs w:val="19"/>
-              </w:rPr>
-              <w:t>Browse courses by band (US-203, US-209, US-305)</w:t>
-            </w:r>
-          </w:p>
-        </w:tc>
-      </w:tr>
-      <w:tr>
-        <w:tblPrEx>
-          <w:tblCellMar>
-            <w:top w:w="0" w:type="dxa"/>
-            <w:bottom w:w="0" w:type="dxa"/>
-          </w:tblCellMar>
-        </w:tblPrEx>
-        <w:trPr>
-          <w:cantSplit/>
-        </w:trPr>
-        <w:tc>
-          <w:tcPr>
-            <w:tcW w:w="1726" w:type="dxa"/>
+            <w:tcW w:w="1088" w:type="dxa"/>
             <w:tcBorders>
               <w:top w:val="single" w:sz="4" w:space="0" w:color="C9D3D0"/>
               <w:left w:val="single" w:sz="4" w:space="0" w:color="C9D3D0"/>
@@ -23432,13 +24505,13 @@
                 <w:sz w:val="19"/>
                 <w:szCs w:val="19"/>
               </w:rPr>
-              <w:t>Content</w:t>
-            </w:r>
-          </w:p>
-        </w:tc>
-        <w:tc>
-          <w:tcPr>
-            <w:tcW w:w="7912" w:type="dxa"/>
+              <w:t>Desktop</w:t>
+            </w:r>
+          </w:p>
+        </w:tc>
+        <w:tc>
+          <w:tcPr>
+            <w:tcW w:w="8550" w:type="dxa"/>
             <w:tcBorders>
               <w:top w:val="single" w:sz="4" w:space="0" w:color="C9D3D0"/>
               <w:left w:val="single" w:sz="4" w:space="0" w:color="C9D3D0"/>
@@ -23463,199 +24536,7 @@
                 <w:sz w:val="19"/>
                 <w:szCs w:val="19"/>
               </w:rPr>
-              <w:t xml:space="preserve">Tabs </w:t>
-            </w:r>
-            <w:r>
-              <w:rPr>
-                <w:b/>
-                <w:bCs/>
-                <w:sz w:val="19"/>
-                <w:szCs w:val="19"/>
-              </w:rPr>
-              <w:t>Very likely / Possible / Unlikely</w:t>
-            </w:r>
-            <w:r>
-              <w:rPr>
-                <w:sz w:val="19"/>
-                <w:szCs w:val="19"/>
-              </w:rPr>
-              <w:t xml:space="preserve"> (</w:t>
-            </w:r>
-            <w:r>
-              <w:rPr>
-                <w:rFonts w:ascii="Consolas" w:eastAsia="Consolas" w:hAnsi="Consolas" w:cs="Consolas"/>
-                <w:sz w:val="17"/>
-                <w:szCs w:val="17"/>
-                <w:shd w:val="clear" w:color="auto" w:fill="F2F4F3"/>
-              </w:rPr>
-              <w:t>role="tab"</w:t>
-            </w:r>
-            <w:r>
-              <w:rPr>
-                <w:sz w:val="19"/>
-                <w:szCs w:val="19"/>
-              </w:rPr>
-              <w:t>; codes SAFE / LIKELY / REACH) with the selected band's one-line meaning under them (VR2); the tabs wrap instead of widening the page in Sinhala and Tamil; search across all bands (names, short forms, Uni-Codes); rows with course, institution and band pill; Compare link</w:t>
-            </w:r>
-          </w:p>
-        </w:tc>
-      </w:tr>
-      <w:tr>
-        <w:tblPrEx>
-          <w:tblCellMar>
-            <w:top w:w="0" w:type="dxa"/>
-            <w:bottom w:w="0" w:type="dxa"/>
-          </w:tblCellMar>
-        </w:tblPrEx>
-        <w:trPr>
-          <w:cantSplit/>
-        </w:trPr>
-        <w:tc>
-          <w:tcPr>
-            <w:tcW w:w="1726" w:type="dxa"/>
-            <w:tcBorders>
-              <w:top w:val="single" w:sz="4" w:space="0" w:color="C9D3D0"/>
-              <w:left w:val="single" w:sz="4" w:space="0" w:color="C9D3D0"/>
-              <w:bottom w:val="single" w:sz="4" w:space="0" w:color="C9D3D0"/>
-              <w:right w:val="single" w:sz="4" w:space="0" w:color="C9D3D0"/>
-            </w:tcBorders>
-            <w:tcMar>
-              <w:top w:w="50" w:type="dxa"/>
-              <w:left w:w="100" w:type="dxa"/>
-              <w:bottom w:w="50" w:type="dxa"/>
-              <w:right w:w="100" w:type="dxa"/>
-            </w:tcMar>
-            <w:vAlign w:val="center"/>
-          </w:tcPr>
-          <w:p>
-            <w:pPr>
-              <w:spacing w:line="252" w:lineRule="auto"/>
-            </w:pPr>
-            <w:r>
-              <w:rPr>
-                <w:sz w:val="19"/>
-                <w:szCs w:val="19"/>
-              </w:rPr>
-              <w:t>States</w:t>
-            </w:r>
-          </w:p>
-        </w:tc>
-        <w:tc>
-          <w:tcPr>
-            <w:tcW w:w="7912" w:type="dxa"/>
-            <w:tcBorders>
-              <w:top w:val="single" w:sz="4" w:space="0" w:color="C9D3D0"/>
-              <w:left w:val="single" w:sz="4" w:space="0" w:color="C9D3D0"/>
-              <w:bottom w:val="single" w:sz="4" w:space="0" w:color="C9D3D0"/>
-              <w:right w:val="single" w:sz="4" w:space="0" w:color="C9D3D0"/>
-            </w:tcBorders>
-            <w:tcMar>
-              <w:top w:w="50" w:type="dxa"/>
-              <w:left w:w="100" w:type="dxa"/>
-              <w:bottom w:w="50" w:type="dxa"/>
-              <w:right w:w="100" w:type="dxa"/>
-            </w:tcMar>
-            <w:vAlign w:val="center"/>
-          </w:tcPr>
-          <w:p>
-            <w:pPr>
-              <w:spacing w:line="252" w:lineRule="auto"/>
-            </w:pPr>
-            <w:r>
-              <w:rPr>
-                <w:sz w:val="19"/>
-                <w:szCs w:val="19"/>
-              </w:rPr>
-              <w:t>Loading skeleton; empty search result message</w:t>
-            </w:r>
-          </w:p>
-        </w:tc>
-      </w:tr>
-      <w:tr>
-        <w:tblPrEx>
-          <w:tblCellMar>
-            <w:top w:w="0" w:type="dxa"/>
-            <w:bottom w:w="0" w:type="dxa"/>
-          </w:tblCellMar>
-        </w:tblPrEx>
-        <w:trPr>
-          <w:cantSplit/>
-        </w:trPr>
-        <w:tc>
-          <w:tcPr>
-            <w:tcW w:w="1726" w:type="dxa"/>
-            <w:tcBorders>
-              <w:top w:val="single" w:sz="4" w:space="0" w:color="C9D3D0"/>
-              <w:left w:val="single" w:sz="4" w:space="0" w:color="C9D3D0"/>
-              <w:bottom w:val="single" w:sz="4" w:space="0" w:color="C9D3D0"/>
-              <w:right w:val="single" w:sz="4" w:space="0" w:color="C9D3D0"/>
-            </w:tcBorders>
-            <w:shd w:val="clear" w:color="auto" w:fill="F3F8F6"/>
-            <w:tcMar>
-              <w:top w:w="50" w:type="dxa"/>
-              <w:left w:w="100" w:type="dxa"/>
-              <w:bottom w:w="50" w:type="dxa"/>
-              <w:right w:w="100" w:type="dxa"/>
-            </w:tcMar>
-            <w:vAlign w:val="center"/>
-          </w:tcPr>
-          <w:p>
-            <w:pPr>
-              <w:spacing w:line="252" w:lineRule="auto"/>
-            </w:pPr>
-            <w:r>
-              <w:rPr>
-                <w:sz w:val="19"/>
-                <w:szCs w:val="19"/>
-              </w:rPr>
-              <w:t>Interactions</w:t>
-            </w:r>
-          </w:p>
-        </w:tc>
-        <w:tc>
-          <w:tcPr>
-            <w:tcW w:w="7912" w:type="dxa"/>
-            <w:tcBorders>
-              <w:top w:val="single" w:sz="4" w:space="0" w:color="C9D3D0"/>
-              <w:left w:val="single" w:sz="4" w:space="0" w:color="C9D3D0"/>
-              <w:bottom w:val="single" w:sz="4" w:space="0" w:color="C9D3D0"/>
-              <w:right w:val="single" w:sz="4" w:space="0" w:color="C9D3D0"/>
-            </w:tcBorders>
-            <w:shd w:val="clear" w:color="auto" w:fill="F3F8F6"/>
-            <w:tcMar>
-              <w:top w:w="50" w:type="dxa"/>
-              <w:left w:w="100" w:type="dxa"/>
-              <w:bottom w:w="50" w:type="dxa"/>
-              <w:right w:w="100" w:type="dxa"/>
-            </w:tcMar>
-            <w:vAlign w:val="center"/>
-          </w:tcPr>
-          <w:p>
-            <w:pPr>
-              <w:spacing w:line="252" w:lineRule="auto"/>
-            </w:pPr>
-            <w:r>
-              <w:rPr>
-                <w:sz w:val="19"/>
-                <w:szCs w:val="19"/>
-              </w:rPr>
-              <w:t xml:space="preserve">Tap opens the course; </w:t>
-            </w:r>
-            <w:r>
-              <w:rPr>
-                <w:b/>
-                <w:bCs/>
-                <w:sz w:val="19"/>
-                <w:szCs w:val="19"/>
-              </w:rPr>
-              <w:t>press and hold</w:t>
-            </w:r>
-            <w:r>
-              <w:rPr>
-                <w:sz w:val="19"/>
-                <w:szCs w:val="19"/>
-              </w:rPr>
-              <w:t xml:space="preserve"> starts selection; one selection spans all three tabs; selection bar with the count as a badge: Add to my list, Compare (first 3)</w:t>
+              <w:t>Dashboard (see Desktop layout); the install button reads "Install ZedPath on this device"</w:t>
             </w:r>
           </w:p>
         </w:tc>
@@ -23672,9 +24553,9 @@
         <w:keepNext/>
         <w:keepLines/>
       </w:pPr>
-      <w:bookmarkStart w:id="37" w:name="_Toc242944034"/>
+      <w:bookmarkStart w:id="37" w:name="_Toc243516497"/>
       <w:r>
-        <w:t>6.5 Course detail</w:t>
+        <w:t>6.4 Courses</w:t>
       </w:r>
       <w:bookmarkEnd w:id="37"/>
     </w:p>
@@ -23683,7 +24564,7 @@
         <w:pStyle w:val="Caption"/>
         <w:keepNext/>
       </w:pPr>
-      <w:bookmarkStart w:id="38" w:name="_Toc242944062"/>
+      <w:bookmarkStart w:id="38" w:name="_Toc243516526"/>
       <w:r>
         <w:t xml:space="preserve">Table </w:t>
       </w:r>
@@ -23706,7 +24587,7 @@
         <w:fldChar w:fldCharType="end"/>
       </w:r>
       <w:r>
-        <w:t>: Course detail: specification</w:t>
+        <w:t>: Courses: specification</w:t>
       </w:r>
       <w:bookmarkEnd w:id="38"/>
     </w:p>
@@ -23877,7 +24758,7 @@
                 <w:sz w:val="19"/>
                 <w:szCs w:val="19"/>
               </w:rPr>
-              <w:t>Everything about one course, sourced (US-204, US-206, US-208, US-210, US-211)</w:t>
+              <w:t>Browse courses by band (US-203, US-209, US-305)</w:t>
             </w:r>
           </w:p>
         </w:tc>
@@ -23950,7 +24831,7 @@
                 <w:sz w:val="19"/>
                 <w:szCs w:val="19"/>
               </w:rPr>
-              <w:t xml:space="preserve">Band pill and explanation; </w:t>
+              <w:t xml:space="preserve">Tabs </w:t>
             </w:r>
             <w:r>
               <w:rPr>
@@ -23959,94 +24840,30 @@
                 <w:sz w:val="19"/>
                 <w:szCs w:val="19"/>
               </w:rPr>
-              <w:t>needs vs you have</w:t>
-            </w:r>
-            <w:r>
-              <w:rPr>
-                <w:sz w:val="19"/>
-                <w:szCs w:val="19"/>
-              </w:rPr>
-              <w:t xml:space="preserve"> (each entry rule against the student's subjects); cut-off chart for the student's district with the value on every point; intake, duration, aptitude test; "What you'll study" syllabus by year with its source page; source lines. </w:t>
-            </w:r>
-            <w:r>
-              <w:rPr>
-                <w:b/>
-                <w:bCs/>
-                <w:sz w:val="19"/>
-                <w:szCs w:val="19"/>
-              </w:rPr>
-              <w:t>University facts</w:t>
-            </w:r>
-            <w:r>
-              <w:rPr>
-                <w:sz w:val="19"/>
-                <w:szCs w:val="19"/>
-              </w:rPr>
-              <w:t xml:space="preserve"> card (CR-008): heading, the line "From the UGC report </w:t>
-            </w:r>
-            <w:r>
-              <w:rPr>
-                <w:i/>
-                <w:iCs/>
-                <w:sz w:val="19"/>
-                <w:szCs w:val="19"/>
-              </w:rPr>
-              <w:t>Sri Lanka University Statistics 2024</w:t>
-            </w:r>
-            <w:r>
-              <w:rPr>
-                <w:sz w:val="19"/>
-                <w:szCs w:val="19"/>
-              </w:rPr>
-              <w:t xml:space="preserve">", then up to five facts for the course's institution: students admitted (2023/24, whole university), undergraduates studying here (2024), permanent hostel places (end of 2024) with "Enough for </w:t>
-            </w:r>
-            <w:r>
-              <w:rPr>
-                <w:i/>
-                <w:iCs/>
-                <w:sz w:val="19"/>
-                <w:szCs w:val="19"/>
-              </w:rPr>
-              <w:t>p</w:t>
-            </w:r>
-            <w:r>
-              <w:rPr>
-                <w:sz w:val="19"/>
-                <w:szCs w:val="19"/>
-              </w:rPr>
-              <w:t xml:space="preserve">% of undergraduates", graduates in 2024; each fact shows its caveats ("2024 figures are provisional", "Some faculties did not submit figures, so this is a lower count") and its source link to the table and page. </w:t>
-            </w:r>
-            <w:r>
-              <w:rPr>
-                <w:b/>
-                <w:bCs/>
-                <w:sz w:val="19"/>
-                <w:szCs w:val="19"/>
-              </w:rPr>
-              <w:t>Aptitude test</w:t>
-            </w:r>
-            <w:r>
-              <w:rPr>
-                <w:sz w:val="19"/>
-                <w:szCs w:val="19"/>
-              </w:rPr>
-              <w:t xml:space="preserve"> card (CR-009), only for the 24 offerings with a test: what the test is; "Last intake (2025/2026)" or "This intake" with applications opened or closed, and the test held or due, each with its date; for a past intake, "Dates for the next intake are announced by the university"; a link "Official notice: </w:t>
-            </w:r>
-            <w:r>
-              <w:rPr>
-                <w:i/>
-                <w:iCs/>
-                <w:sz w:val="19"/>
-                <w:szCs w:val="19"/>
-              </w:rPr>
-              <w:t>university</w:t>
-            </w:r>
-            <w:r>
-              <w:rPr>
-                <w:sz w:val="19"/>
-                <w:szCs w:val="19"/>
-              </w:rPr>
-              <w:t>"; for a joint practical test, the line that it can be sat at any one of the listed universities, with each notice</w:t>
+              <w:t>Very likely / Possible / Unlikely</w:t>
+            </w:r>
+            <w:r>
+              <w:rPr>
+                <w:sz w:val="19"/>
+                <w:szCs w:val="19"/>
+              </w:rPr>
+              <w:t xml:space="preserve"> (</w:t>
+            </w:r>
+            <w:r>
+              <w:rPr>
+                <w:rFonts w:ascii="Consolas" w:eastAsia="Consolas" w:hAnsi="Consolas" w:cs="Consolas"/>
+                <w:sz w:val="17"/>
+                <w:szCs w:val="17"/>
+                <w:shd w:val="clear" w:color="auto" w:fill="F2F4F3"/>
+              </w:rPr>
+              <w:t>role="tab"</w:t>
+            </w:r>
+            <w:r>
+              <w:rPr>
+                <w:sz w:val="19"/>
+                <w:szCs w:val="19"/>
+              </w:rPr>
+              <w:t>; codes SAFE / LIKELY / REACH) with the selected band's one-line meaning under them (VR2); the tabs wrap instead of widening the page in Sinhala and Tamil; search across all bands (names, short forms, Uni-Codes); rows with course, institution and band pill; Compare link</w:t>
             </w:r>
           </w:p>
         </w:tc>
@@ -24117,7 +24934,7 @@
                 <w:sz w:val="19"/>
                 <w:szCs w:val="19"/>
               </w:rPr>
-              <w:t>Facts card hidden when the report has no figure for the institution; a value the report did not receive is never shown as zero; aptitude card hidden for a course without a test</w:t>
+              <w:t>Loading skeleton; empty search result message</w:t>
             </w:r>
           </w:p>
         </w:tc>
@@ -24190,7 +25007,23 @@
                 <w:sz w:val="19"/>
                 <w:szCs w:val="19"/>
               </w:rPr>
-              <w:t>Add to My list or "On your list (#n)"; Compare; Follow (adds the course to the Journey)</w:t>
+              <w:t xml:space="preserve">Tap opens the course; </w:t>
+            </w:r>
+            <w:r>
+              <w:rPr>
+                <w:b/>
+                <w:bCs/>
+                <w:sz w:val="19"/>
+                <w:szCs w:val="19"/>
+              </w:rPr>
+              <w:t>press and hold</w:t>
+            </w:r>
+            <w:r>
+              <w:rPr>
+                <w:sz w:val="19"/>
+                <w:szCs w:val="19"/>
+              </w:rPr>
+              <w:t xml:space="preserve"> starts selection; one selection spans all three tabs; selection bar with the count as a badge: Add to my list, Compare (up to 3: with more ticked, Compare is off and a line above the bar says why, VR3); a highlighted tip box (lightbulb icon, bold lead, steps) explains selecting several</w:t>
             </w:r>
           </w:p>
         </w:tc>
@@ -24207,9 +25040,9 @@
         <w:keepNext/>
         <w:keepLines/>
       </w:pPr>
-      <w:bookmarkStart w:id="39" w:name="_Toc242944035"/>
+      <w:bookmarkStart w:id="39" w:name="_Toc243516498"/>
       <w:r>
-        <w:t>6.6 Compare</w:t>
+        <w:t>6.5 Course detail</w:t>
       </w:r>
       <w:bookmarkEnd w:id="39"/>
     </w:p>
@@ -24218,7 +25051,7 @@
         <w:pStyle w:val="Caption"/>
         <w:keepNext/>
       </w:pPr>
-      <w:bookmarkStart w:id="40" w:name="_Toc242944063"/>
+      <w:bookmarkStart w:id="40" w:name="_Toc243516527"/>
       <w:r>
         <w:t xml:space="preserve">Table </w:t>
       </w:r>
@@ -24241,7 +25074,7 @@
         <w:fldChar w:fldCharType="end"/>
       </w:r>
       <w:r>
-        <w:t>: Compare: specification</w:t>
+        <w:t>: Course detail: specification</w:t>
       </w:r>
       <w:bookmarkEnd w:id="40"/>
     </w:p>
@@ -24412,7 +25245,7 @@
                 <w:sz w:val="19"/>
                 <w:szCs w:val="19"/>
               </w:rPr>
-              <w:t>Up to three courses side by side (US-207)</w:t>
+              <w:t>Everything about one course, sourced (US-204, US-206, US-208, US-210, US-211)</w:t>
             </w:r>
           </w:p>
         </w:tc>
@@ -24485,7 +25318,103 @@
                 <w:sz w:val="19"/>
                 <w:szCs w:val="19"/>
               </w:rPr>
-              <w:t>Columns per course: chance, cut-off history, entry rules, duration, places, selection basis, aptitude test; "+" column to add another</w:t>
+              <w:t xml:space="preserve">Band pill and explanation; </w:t>
+            </w:r>
+            <w:r>
+              <w:rPr>
+                <w:b/>
+                <w:bCs/>
+                <w:sz w:val="19"/>
+                <w:szCs w:val="19"/>
+              </w:rPr>
+              <w:t>needs vs you have</w:t>
+            </w:r>
+            <w:r>
+              <w:rPr>
+                <w:sz w:val="19"/>
+                <w:szCs w:val="19"/>
+              </w:rPr>
+              <w:t xml:space="preserve"> (each entry rule against the student's subjects); cut-off chart for the student's district with the value on every point; intake, duration, aptitude test; "What you'll study" syllabus by year with its source page; source lines. </w:t>
+            </w:r>
+            <w:r>
+              <w:rPr>
+                <w:b/>
+                <w:bCs/>
+                <w:sz w:val="19"/>
+                <w:szCs w:val="19"/>
+              </w:rPr>
+              <w:t>University facts</w:t>
+            </w:r>
+            <w:r>
+              <w:rPr>
+                <w:sz w:val="19"/>
+                <w:szCs w:val="19"/>
+              </w:rPr>
+              <w:t xml:space="preserve"> card (CR-008): heading, the line "From the UGC report </w:t>
+            </w:r>
+            <w:r>
+              <w:rPr>
+                <w:i/>
+                <w:iCs/>
+                <w:sz w:val="19"/>
+                <w:szCs w:val="19"/>
+              </w:rPr>
+              <w:t>Sri Lanka University Statistics 2024</w:t>
+            </w:r>
+            <w:r>
+              <w:rPr>
+                <w:sz w:val="19"/>
+                <w:szCs w:val="19"/>
+              </w:rPr>
+              <w:t xml:space="preserve">", then up to five facts for the course's institution: students admitted (2023/24, whole university), undergraduates studying here (2024), permanent hostel places (end of 2024) with "Enough for </w:t>
+            </w:r>
+            <w:r>
+              <w:rPr>
+                <w:i/>
+                <w:iCs/>
+                <w:sz w:val="19"/>
+                <w:szCs w:val="19"/>
+              </w:rPr>
+              <w:t>p</w:t>
+            </w:r>
+            <w:r>
+              <w:rPr>
+                <w:sz w:val="19"/>
+                <w:szCs w:val="19"/>
+              </w:rPr>
+              <w:t xml:space="preserve">% of undergraduates", graduates in 2024; each fact shows its caveats ("2024 figures are provisional", "Some faculties did not submit figures, so this is a lower count") and its source link to the table and page. </w:t>
+            </w:r>
+            <w:r>
+              <w:rPr>
+                <w:b/>
+                <w:bCs/>
+                <w:sz w:val="19"/>
+                <w:szCs w:val="19"/>
+              </w:rPr>
+              <w:t>Aptitude test</w:t>
+            </w:r>
+            <w:r>
+              <w:rPr>
+                <w:sz w:val="19"/>
+                <w:szCs w:val="19"/>
+              </w:rPr>
+              <w:t xml:space="preserve"> card (CR-009), only for the 24 offerings with a test: what the test is; "Last intake (2025/2026)" or "This intake" with applications opened or closed, and the test held or due, each with its date; for a past intake, "Dates for the next intake are announced by the university"; a link "Official notice: </w:t>
+            </w:r>
+            <w:r>
+              <w:rPr>
+                <w:i/>
+                <w:iCs/>
+                <w:sz w:val="19"/>
+                <w:szCs w:val="19"/>
+              </w:rPr>
+              <w:t>university</w:t>
+            </w:r>
+            <w:r>
+              <w:rPr>
+                <w:sz w:val="19"/>
+                <w:szCs w:val="19"/>
+              </w:rPr>
+              <w:t>"; for a joint practical test, the line that it can be sat at any one of the listed universities, with each notice</w:t>
             </w:r>
           </w:p>
         </w:tc>
@@ -24526,7 +25455,6 @@
                 <w:sz w:val="19"/>
                 <w:szCs w:val="19"/>
               </w:rPr>
-              <w:lastRenderedPageBreak/>
               <w:t>States</w:t>
             </w:r>
           </w:p>
@@ -24557,7 +25485,7 @@
                 <w:sz w:val="19"/>
                 <w:szCs w:val="19"/>
               </w:rPr>
-              <w:t>Loading skeleton per column; nothing estimated here, every value comes from the course API</w:t>
+              <w:t>Facts card hidden when the report has no figure for the institution; a value the report did not receive is never shown as zero; aptitude card hidden for a course without a test</w:t>
             </w:r>
           </w:p>
         </w:tc>
@@ -24630,7 +25558,78 @@
                 <w:sz w:val="19"/>
                 <w:szCs w:val="19"/>
               </w:rPr>
-              <w:t>Columns swipe sideways (scroll snap per course); "+" opens a picker (search your courses or pick from My list)</w:t>
+              <w:t>Add to My list or "On your list (#n)"; Compare; Follow (adds the course to the Journey)</w:t>
+            </w:r>
+          </w:p>
+        </w:tc>
+      </w:tr>
+      <w:tr>
+        <w:tblPrEx>
+          <w:tblCellMar>
+            <w:top w:w="0" w:type="dxa"/>
+            <w:bottom w:w="0" w:type="dxa"/>
+          </w:tblCellMar>
+        </w:tblPrEx>
+        <w:trPr>
+          <w:cantSplit/>
+        </w:trPr>
+        <w:tc>
+          <w:tcPr>
+            <w:tcW w:w="1726" w:type="dxa"/>
+            <w:tcBorders>
+              <w:top w:val="single" w:sz="4" w:space="0" w:color="C9D3D0"/>
+              <w:left w:val="single" w:sz="4" w:space="0" w:color="C9D3D0"/>
+              <w:bottom w:val="single" w:sz="4" w:space="0" w:color="C9D3D0"/>
+              <w:right w:val="single" w:sz="4" w:space="0" w:color="C9D3D0"/>
+            </w:tcBorders>
+            <w:tcMar>
+              <w:top w:w="50" w:type="dxa"/>
+              <w:left w:w="100" w:type="dxa"/>
+              <w:bottom w:w="50" w:type="dxa"/>
+              <w:right w:w="100" w:type="dxa"/>
+            </w:tcMar>
+            <w:vAlign w:val="center"/>
+          </w:tcPr>
+          <w:p>
+            <w:pPr>
+              <w:spacing w:line="252" w:lineRule="auto"/>
+            </w:pPr>
+            <w:r>
+              <w:rPr>
+                <w:sz w:val="19"/>
+                <w:szCs w:val="19"/>
+              </w:rPr>
+              <w:t>Desktop</w:t>
+            </w:r>
+          </w:p>
+        </w:tc>
+        <w:tc>
+          <w:tcPr>
+            <w:tcW w:w="7912" w:type="dxa"/>
+            <w:tcBorders>
+              <w:top w:val="single" w:sz="4" w:space="0" w:color="C9D3D0"/>
+              <w:left w:val="single" w:sz="4" w:space="0" w:color="C9D3D0"/>
+              <w:bottom w:val="single" w:sz="4" w:space="0" w:color="C9D3D0"/>
+              <w:right w:val="single" w:sz="4" w:space="0" w:color="C9D3D0"/>
+            </w:tcBorders>
+            <w:tcMar>
+              <w:top w:w="50" w:type="dxa"/>
+              <w:left w:w="100" w:type="dxa"/>
+              <w:bottom w:w="50" w:type="dxa"/>
+              <w:right w:w="100" w:type="dxa"/>
+            </w:tcMar>
+            <w:vAlign w:val="center"/>
+          </w:tcPr>
+          <w:p>
+            <w:pPr>
+              <w:spacing w:line="252" w:lineRule="auto"/>
+            </w:pPr>
+            <w:r>
+              <w:rPr>
+                <w:sz w:val="19"/>
+                <w:szCs w:val="19"/>
+              </w:rPr>
+              <w:t>Two columns (see Desktop layout)</w:t>
             </w:r>
           </w:p>
         </w:tc>
@@ -24647,9 +25646,10 @@
         <w:keepNext/>
         <w:keepLines/>
       </w:pPr>
-      <w:bookmarkStart w:id="41" w:name="_Toc242944036"/>
+      <w:bookmarkStart w:id="41" w:name="_Toc243516499"/>
       <w:r>
-        <w:t>6.7 My list</w:t>
+        <w:lastRenderedPageBreak/>
+        <w:t>6.6 Compare</w:t>
       </w:r>
       <w:bookmarkEnd w:id="41"/>
     </w:p>
@@ -24658,7 +25658,7 @@
         <w:pStyle w:val="Caption"/>
         <w:keepNext/>
       </w:pPr>
-      <w:bookmarkStart w:id="42" w:name="_Toc242944064"/>
+      <w:bookmarkStart w:id="42" w:name="_Toc243516528"/>
       <w:r>
         <w:t xml:space="preserve">Table </w:t>
       </w:r>
@@ -24681,7 +25681,7 @@
         <w:fldChar w:fldCharType="end"/>
       </w:r>
       <w:r>
-        <w:t>: My list: specification</w:t>
+        <w:t>: Compare: specification</w:t>
       </w:r>
       <w:bookmarkEnd w:id="42"/>
     </w:p>
@@ -24852,7 +25852,7 @@
                 <w:sz w:val="19"/>
                 <w:szCs w:val="19"/>
               </w:rPr>
-              <w:t>The ordered preference list for the UGC form (US-301 to US-303, US-305)</w:t>
+              <w:t>Up to three courses side by side (US-207)</w:t>
             </w:r>
           </w:p>
         </w:tc>
@@ -24925,7 +25925,7 @@
                 <w:sz w:val="19"/>
                 <w:szCs w:val="19"/>
               </w:rPr>
-              <w:t>Numbered rows with band pills; how many eligible courses are still left out; order warnings (BR-041, BR-042); Fix the order; Copy Uni-Codes</w:t>
+              <w:t>Columns per course: chance, cut-off history, entry rules, duration, places, selection basis, aptitude test; "+" column to add another: it opens the course picker above the table and scrolls to it, and the new column lines up beside the row labels; the table leaves room at its end so no column is half-hidden under the labels (VR3)</w:t>
             </w:r>
           </w:p>
         </w:tc>
@@ -24996,16 +25996,7 @@
                 <w:sz w:val="19"/>
                 <w:szCs w:val="19"/>
               </w:rPr>
-              <w:t xml:space="preserve">Empty: invitation to add courses from Paths; warnings use </w:t>
-            </w:r>
-            <w:r>
-              <w:rPr>
-                <w:rFonts w:ascii="Consolas" w:eastAsia="Consolas" w:hAnsi="Consolas" w:cs="Consolas"/>
-                <w:sz w:val="17"/>
-                <w:szCs w:val="17"/>
-                <w:shd w:val="clear" w:color="auto" w:fill="F2F4F3"/>
-              </w:rPr>
-              <w:t>role="status"</w:t>
+              <w:t>Loading skeleton per column; nothing estimated here, every value comes from the course API</w:t>
             </w:r>
           </w:p>
         </w:tc>
@@ -25078,23 +26069,7 @@
                 <w:sz w:val="19"/>
                 <w:szCs w:val="19"/>
               </w:rPr>
-              <w:t xml:space="preserve">Drag by the grip, or focus the grip and use Arrow Up / Down; Fix the order previews and applies only after confirmation; press and hold or "Select" for selection, then </w:t>
-            </w:r>
-            <w:r>
-              <w:rPr>
-                <w:b/>
-                <w:bCs/>
-                <w:sz w:val="19"/>
-                <w:szCs w:val="19"/>
-              </w:rPr>
-              <w:t>Compare in the order chosen</w:t>
-            </w:r>
-            <w:r>
-              <w:rPr>
-                <w:sz w:val="19"/>
-                <w:szCs w:val="19"/>
-              </w:rPr>
-              <w:t xml:space="preserve"> (max 3) or Remove</w:t>
+              <w:t>Columns swipe sideways (scroll snap per course); "+" opens a picker (search your courses or pick from My list)</w:t>
             </w:r>
           </w:p>
         </w:tc>
@@ -25111,9 +26086,9 @@
         <w:keepNext/>
         <w:keepLines/>
       </w:pPr>
-      <w:bookmarkStart w:id="43" w:name="_Toc242944037"/>
+      <w:bookmarkStart w:id="43" w:name="_Toc243516500"/>
       <w:r>
-        <w:t>6.8 Journey</w:t>
+        <w:t>6.7 My list</w:t>
       </w:r>
       <w:bookmarkEnd w:id="43"/>
     </w:p>
@@ -25122,7 +26097,7 @@
         <w:pStyle w:val="Caption"/>
         <w:keepNext/>
       </w:pPr>
-      <w:bookmarkStart w:id="44" w:name="_Toc242944065"/>
+      <w:bookmarkStart w:id="44" w:name="_Toc243516529"/>
       <w:r>
         <w:t xml:space="preserve">Table </w:t>
       </w:r>
@@ -25145,7 +26120,7 @@
         <w:fldChar w:fldCharType="end"/>
       </w:r>
       <w:r>
-        <w:t>: Journey: specification</w:t>
+        <w:t>: My list: specification</w:t>
       </w:r>
       <w:bookmarkEnd w:id="44"/>
     </w:p>
@@ -25316,7 +26291,7 @@
                 <w:sz w:val="19"/>
                 <w:szCs w:val="19"/>
               </w:rPr>
-              <w:t>The student's own checklist and dated deadlines (US-401 to US-411, US-503)</w:t>
+              <w:t>The ordered preference list for the UGC form (US-301 to US-303, US-305)</w:t>
             </w:r>
           </w:p>
         </w:tc>
@@ -25389,39 +26364,7 @@
                 <w:sz w:val="19"/>
                 <w:szCs w:val="19"/>
               </w:rPr>
-              <w:t xml:space="preserve">Tabs </w:t>
-            </w:r>
-            <w:r>
-              <w:rPr>
-                <w:b/>
-                <w:bCs/>
-                <w:sz w:val="19"/>
-                <w:szCs w:val="19"/>
-              </w:rPr>
-              <w:t>My steps</w:t>
-            </w:r>
-            <w:r>
-              <w:rPr>
-                <w:sz w:val="19"/>
-                <w:szCs w:val="19"/>
-              </w:rPr>
-              <w:t xml:space="preserve"> and </w:t>
-            </w:r>
-            <w:r>
-              <w:rPr>
-                <w:b/>
-                <w:bCs/>
-                <w:sz w:val="19"/>
-                <w:szCs w:val="19"/>
-              </w:rPr>
-              <w:t>Open now</w:t>
-            </w:r>
-            <w:r>
-              <w:rPr>
-                <w:sz w:val="19"/>
-                <w:szCs w:val="19"/>
-              </w:rPr>
-              <w:t>. My steps: progress bar, steps (results, list, compare, aptitude tests, deadlines, apply to the UGC with its handbook quote), followed courses and notices. Open now: official notices with closing dates, each showing whether the student meets the A/L and age rules (checked on the phone)</w:t>
+              <w:t>Numbered rows with band pills; how many eligible courses are still left out; order warnings (BR-041, BR-042); Fix the order; Copy Uni-Codes</w:t>
             </w:r>
           </w:p>
         </w:tc>
@@ -25492,23 +26435,16 @@
                 <w:sz w:val="19"/>
                 <w:szCs w:val="19"/>
               </w:rPr>
-              <w:t xml:space="preserve">Loading skeleton; </w:t>
-            </w:r>
-            <w:r>
-              <w:rPr>
-                <w:b/>
-                <w:bCs/>
-                <w:sz w:val="19"/>
-                <w:szCs w:val="19"/>
-              </w:rPr>
-              <w:t>locked step</w:t>
-            </w:r>
-            <w:r>
-              <w:rPr>
-                <w:sz w:val="19"/>
-                <w:szCs w:val="19"/>
-              </w:rPr>
-              <w:t>: shows the official rule instead of a date while the UGC has not announced it; Empty: how to follow courses and notices</w:t>
+              <w:t xml:space="preserve">Empty: invitation to add courses from Paths; warnings use </w:t>
+            </w:r>
+            <w:r>
+              <w:rPr>
+                <w:rFonts w:ascii="Consolas" w:eastAsia="Consolas" w:hAnsi="Consolas" w:cs="Consolas"/>
+                <w:sz w:val="17"/>
+                <w:szCs w:val="17"/>
+                <w:shd w:val="clear" w:color="auto" w:fill="F2F4F3"/>
+              </w:rPr>
+              <w:t>role="status"</w:t>
             </w:r>
           </w:p>
         </w:tc>
@@ -25581,7 +26517,23 @@
                 <w:sz w:val="19"/>
                 <w:szCs w:val="19"/>
               </w:rPr>
-              <w:t>Tick a step only inside its window (server-checked); "I applied" after a notice opens; reminders as phone notifications (Android app) or a calendar file</w:t>
+              <w:t xml:space="preserve">Drag by the grip, or focus the grip and use Arrow Up / Down; Fix the order previews and applies only after confirmation; press and hold or "Select" for selection, then </w:t>
+            </w:r>
+            <w:r>
+              <w:rPr>
+                <w:b/>
+                <w:bCs/>
+                <w:sz w:val="19"/>
+                <w:szCs w:val="19"/>
+              </w:rPr>
+              <w:t>Compare in the order chosen</w:t>
+            </w:r>
+            <w:r>
+              <w:rPr>
+                <w:sz w:val="19"/>
+                <w:szCs w:val="19"/>
+              </w:rPr>
+              <w:t xml:space="preserve"> (max 3) or Remove</w:t>
             </w:r>
           </w:p>
         </w:tc>
@@ -25598,9 +26550,9 @@
         <w:keepNext/>
         <w:keepLines/>
       </w:pPr>
-      <w:bookmarkStart w:id="45" w:name="_Toc242944038"/>
+      <w:bookmarkStart w:id="45" w:name="_Toc243516501"/>
       <w:r>
-        <w:t>6.9 Ask ZedPath</w:t>
+        <w:t>6.8 Journey</w:t>
       </w:r>
       <w:bookmarkEnd w:id="45"/>
     </w:p>
@@ -25609,7 +26561,7 @@
         <w:pStyle w:val="Caption"/>
         <w:keepNext/>
       </w:pPr>
-      <w:bookmarkStart w:id="46" w:name="_Toc242944066"/>
+      <w:bookmarkStart w:id="46" w:name="_Toc243516530"/>
       <w:r>
         <w:t xml:space="preserve">Table </w:t>
       </w:r>
@@ -25632,7 +26584,7 @@
         <w:fldChar w:fldCharType="end"/>
       </w:r>
       <w:r>
-        <w:t>: Ask ZedPath: specification</w:t>
+        <w:t>: Journey: specification</w:t>
       </w:r>
       <w:bookmarkEnd w:id="46"/>
     </w:p>
@@ -25803,7 +26755,7 @@
                 <w:sz w:val="19"/>
                 <w:szCs w:val="19"/>
               </w:rPr>
-              <w:t>Cited answers in the student's language (US-601 to US-607)</w:t>
+              <w:t>The student's own checklist and dated deadlines (US-401 to US-411, US-503)</w:t>
             </w:r>
           </w:p>
         </w:tc>
@@ -25876,7 +26828,7 @@
                 <w:sz w:val="19"/>
                 <w:szCs w:val="19"/>
               </w:rPr>
-              <w:t xml:space="preserve">Five </w:t>
+              <w:t xml:space="preserve">Tabs </w:t>
             </w:r>
             <w:r>
               <w:rPr>
@@ -25885,30 +26837,14 @@
                 <w:sz w:val="19"/>
                 <w:szCs w:val="19"/>
               </w:rPr>
-              <w:t>personalised suggestion chips</w:t>
-            </w:r>
-            <w:r>
-              <w:rPr>
-                <w:sz w:val="19"/>
-                <w:szCs w:val="19"/>
-              </w:rPr>
-              <w:t xml:space="preserve"> (chances, best achievement against the reach course, interests, common questions; </w:t>
-            </w:r>
-            <w:r>
-              <w:rPr>
-                <w:rFonts w:ascii="Consolas" w:eastAsia="Consolas" w:hAnsi="Consolas" w:cs="Consolas"/>
-                <w:sz w:val="17"/>
-                <w:szCs w:val="17"/>
-                <w:shd w:val="clear" w:color="auto" w:fill="F2F4F3"/>
-              </w:rPr>
-              <w:t>src/ask-suggest.ts</w:t>
-            </w:r>
-            <w:r>
-              <w:rPr>
-                <w:sz w:val="19"/>
-                <w:szCs w:val="19"/>
-              </w:rPr>
-              <w:t xml:space="preserve">); answer card: </w:t>
+              <w:t>My steps</w:t>
+            </w:r>
+            <w:r>
+              <w:rPr>
+                <w:sz w:val="19"/>
+                <w:szCs w:val="19"/>
+              </w:rPr>
+              <w:t xml:space="preserve"> and </w:t>
             </w:r>
             <w:r>
               <w:rPr>
@@ -25917,30 +26853,14 @@
                 <w:sz w:val="19"/>
                 <w:szCs w:val="19"/>
               </w:rPr>
-              <w:t>verdict chip</w:t>
-            </w:r>
-            <w:r>
-              <w:rPr>
-                <w:sz w:val="19"/>
-                <w:szCs w:val="19"/>
-              </w:rPr>
-              <w:t xml:space="preserve"> (Yes / No / It depends / Not in official sources), lead and bullets with "Show more", band pills checked against the student's results, next-step actions, </w:t>
-            </w:r>
-            <w:r>
-              <w:rPr>
-                <w:b/>
-                <w:bCs/>
-                <w:sz w:val="19"/>
-                <w:szCs w:val="19"/>
-              </w:rPr>
-              <w:t>source chips</w:t>
-            </w:r>
-            <w:r>
-              <w:rPr>
-                <w:sz w:val="19"/>
-                <w:szCs w:val="19"/>
-              </w:rPr>
-              <w:t xml:space="preserve"> with page numbers, two follow-ups, Helpful / Report a wrong answer</w:t>
+              <w:t>Open now</w:t>
+            </w:r>
+            <w:r>
+              <w:rPr>
+                <w:sz w:val="19"/>
+                <w:szCs w:val="19"/>
+              </w:rPr>
+              <w:t>. My steps: progress bar, steps (results, list, compare, aptitude tests, deadlines, apply to the UGC with its handbook quote), followed courses and notices. Open now: official notices with closing dates, each showing whether the student meets the A/L and age rules (checked on the phone)</w:t>
             </w:r>
           </w:p>
         </w:tc>
@@ -26011,39 +26931,23 @@
                 <w:sz w:val="19"/>
                 <w:szCs w:val="19"/>
               </w:rPr>
-              <w:t xml:space="preserve">Thinking: </w:t>
-            </w:r>
-            <w:r>
-              <w:rPr>
-                <w:rFonts w:ascii="Consolas" w:eastAsia="Consolas" w:hAnsi="Consolas" w:cs="Consolas"/>
-                <w:sz w:val="17"/>
-                <w:szCs w:val="17"/>
-                <w:shd w:val="clear" w:color="auto" w:fill="F2F4F3"/>
-              </w:rPr>
-              <w:t>role="status"</w:t>
-            </w:r>
-            <w:r>
-              <w:rPr>
-                <w:sz w:val="19"/>
-                <w:szCs w:val="19"/>
-              </w:rPr>
-              <w:t xml:space="preserve">; Error: </w:t>
-            </w:r>
-            <w:r>
-              <w:rPr>
-                <w:rFonts w:ascii="Consolas" w:eastAsia="Consolas" w:hAnsi="Consolas" w:cs="Consolas"/>
-                <w:sz w:val="17"/>
-                <w:szCs w:val="17"/>
-                <w:shd w:val="clear" w:color="auto" w:fill="F2F4F3"/>
-              </w:rPr>
-              <w:t>role="alert"</w:t>
-            </w:r>
-            <w:r>
-              <w:rPr>
-                <w:sz w:val="19"/>
-                <w:szCs w:val="19"/>
-              </w:rPr>
-              <w:t xml:space="preserve"> with retry; AI unavailable: core browsing still works (NFR-040)</w:t>
+              <w:t xml:space="preserve">Loading skeleton; </w:t>
+            </w:r>
+            <w:r>
+              <w:rPr>
+                <w:b/>
+                <w:bCs/>
+                <w:sz w:val="19"/>
+                <w:szCs w:val="19"/>
+              </w:rPr>
+              <w:t>locked step</w:t>
+            </w:r>
+            <w:r>
+              <w:rPr>
+                <w:sz w:val="19"/>
+                <w:szCs w:val="19"/>
+              </w:rPr>
+              <w:t>: shows the official rule instead of a date while the UGC has not announced it; Empty: how to follow courses and notices</w:t>
             </w:r>
           </w:p>
         </w:tc>
@@ -26116,7 +27020,7 @@
                 <w:sz w:val="19"/>
                 <w:szCs w:val="19"/>
               </w:rPr>
-              <w:t>Composer pinned above the navigation bar; question sent with the interface language</w:t>
+              <w:t>Tick a step only inside its window (server-checked); "I applied" after a notice opens; reminders as phone notifications (Android app) or a calendar file</w:t>
             </w:r>
           </w:p>
         </w:tc>
@@ -26133,9 +27037,9 @@
         <w:keepNext/>
         <w:keepLines/>
       </w:pPr>
-      <w:bookmarkStart w:id="47" w:name="_Toc242944039"/>
+      <w:bookmarkStart w:id="47" w:name="_Toc243516502"/>
       <w:r>
-        <w:t>6.10 Groups, Group room and Group info</w:t>
+        <w:t>6.9 Ask ZedPath</w:t>
       </w:r>
       <w:bookmarkEnd w:id="47"/>
     </w:p>
@@ -26144,7 +27048,7 @@
         <w:pStyle w:val="Caption"/>
         <w:keepNext/>
       </w:pPr>
-      <w:bookmarkStart w:id="48" w:name="_Toc242944067"/>
+      <w:bookmarkStart w:id="48" w:name="_Toc243516531"/>
       <w:r>
         <w:t xml:space="preserve">Table </w:t>
       </w:r>
@@ -26167,7 +27071,7 @@
         <w:fldChar w:fldCharType="end"/>
       </w:r>
       <w:r>
-        <w:t>: Groups, Group room and Group info: specification</w:t>
+        <w:t>: Ask ZedPath: specification</w:t>
       </w:r>
       <w:bookmarkEnd w:id="48"/>
     </w:p>
@@ -26338,7 +27242,7 @@
                 <w:sz w:val="19"/>
                 <w:szCs w:val="19"/>
               </w:rPr>
-              <w:t>"Don't decide alone": a group per target course and per A/L batch (US-704 to US-708)</w:t>
+              <w:t>Cited answers in the student's language (US-601 to US-607)</w:t>
             </w:r>
           </w:p>
         </w:tc>
@@ -26380,6 +27284,7 @@
                 <w:sz w:val="19"/>
                 <w:szCs w:val="19"/>
               </w:rPr>
+              <w:lastRenderedPageBreak/>
               <w:t>Content</w:t>
             </w:r>
           </w:p>
@@ -26411,7 +27316,71 @@
                 <w:sz w:val="19"/>
                 <w:szCs w:val="19"/>
               </w:rPr>
-              <w:t>WhatsApp-style chat list (my groups, groups for courses on My list, popular groups); room with bubbles, avatars, names, senior badge; labelled sample conversations; group info: description, rules, members, Exit group</w:t>
+              <w:t xml:space="preserve">Five </w:t>
+            </w:r>
+            <w:r>
+              <w:rPr>
+                <w:b/>
+                <w:bCs/>
+                <w:sz w:val="19"/>
+                <w:szCs w:val="19"/>
+              </w:rPr>
+              <w:t>personalised suggestion chips</w:t>
+            </w:r>
+            <w:r>
+              <w:rPr>
+                <w:sz w:val="19"/>
+                <w:szCs w:val="19"/>
+              </w:rPr>
+              <w:t xml:space="preserve"> (chances, best achievement against the reach course, interests, common questions; </w:t>
+            </w:r>
+            <w:r>
+              <w:rPr>
+                <w:rFonts w:ascii="Consolas" w:eastAsia="Consolas" w:hAnsi="Consolas" w:cs="Consolas"/>
+                <w:sz w:val="17"/>
+                <w:szCs w:val="17"/>
+                <w:shd w:val="clear" w:color="auto" w:fill="F2F4F3"/>
+              </w:rPr>
+              <w:t>src/ask-suggest.ts</w:t>
+            </w:r>
+            <w:r>
+              <w:rPr>
+                <w:sz w:val="19"/>
+                <w:szCs w:val="19"/>
+              </w:rPr>
+              <w:t xml:space="preserve">); answer card: </w:t>
+            </w:r>
+            <w:r>
+              <w:rPr>
+                <w:b/>
+                <w:bCs/>
+                <w:sz w:val="19"/>
+                <w:szCs w:val="19"/>
+              </w:rPr>
+              <w:t>verdict chip</w:t>
+            </w:r>
+            <w:r>
+              <w:rPr>
+                <w:sz w:val="19"/>
+                <w:szCs w:val="19"/>
+              </w:rPr>
+              <w:t xml:space="preserve"> (Yes / No / It depends / Not in official sources), lead and bullets with "Show more", band pills checked against the student's results, next-step actions, </w:t>
+            </w:r>
+            <w:r>
+              <w:rPr>
+                <w:b/>
+                <w:bCs/>
+                <w:sz w:val="19"/>
+                <w:szCs w:val="19"/>
+              </w:rPr>
+              <w:t>source chips</w:t>
+            </w:r>
+            <w:r>
+              <w:rPr>
+                <w:sz w:val="19"/>
+                <w:szCs w:val="19"/>
+              </w:rPr>
+              <w:t xml:space="preserve"> with page numbers, two follow-ups, Helpful / Report a wrong answer</w:t>
             </w:r>
           </w:p>
         </w:tc>
@@ -26482,7 +27451,7 @@
                 <w:sz w:val="19"/>
                 <w:szCs w:val="19"/>
               </w:rPr>
-              <w:t xml:space="preserve">Loading skeleton; errors </w:t>
+              <w:t xml:space="preserve">Thinking: </w:t>
             </w:r>
             <w:r>
               <w:rPr>
@@ -26491,14 +27460,14 @@
                 <w:szCs w:val="17"/>
                 <w:shd w:val="clear" w:color="auto" w:fill="F2F4F3"/>
               </w:rPr>
-              <w:t>role="alert"</w:t>
-            </w:r>
-            <w:r>
-              <w:rPr>
-                <w:sz w:val="19"/>
-                <w:szCs w:val="19"/>
-              </w:rPr>
-              <w:t xml:space="preserve">; reconnecting </w:t>
+              <w:t>role="status"</w:t>
+            </w:r>
+            <w:r>
+              <w:rPr>
+                <w:sz w:val="19"/>
+                <w:szCs w:val="19"/>
+              </w:rPr>
+              <w:t xml:space="preserve">; Error: </w:t>
             </w:r>
             <w:r>
               <w:rPr>
@@ -26507,14 +27476,14 @@
                 <w:szCs w:val="17"/>
                 <w:shd w:val="clear" w:color="auto" w:fill="F2F4F3"/>
               </w:rPr>
-              <w:t>role="status"</w:t>
-            </w:r>
-            <w:r>
-              <w:rPr>
-                <w:sz w:val="19"/>
-                <w:szCs w:val="19"/>
-              </w:rPr>
-              <w:t xml:space="preserve"> (only after three failed tries is the connection reported lost)</w:t>
+              <w:t>role="alert"</w:t>
+            </w:r>
+            <w:r>
+              <w:rPr>
+                <w:sz w:val="19"/>
+                <w:szCs w:val="19"/>
+              </w:rPr>
+              <w:t xml:space="preserve"> with retry; AI unavailable: core browsing still works (NFR-040)</w:t>
             </w:r>
           </w:p>
         </w:tc>
@@ -26584,19 +27553,10 @@
             </w:pPr>
             <w:r>
               <w:rPr>
-                <w:b/>
-                <w:bCs/>
-                <w:sz w:val="19"/>
-                <w:szCs w:val="19"/>
-              </w:rPr>
-              <w:t>Rules accepted once per account</w:t>
-            </w:r>
-            <w:r>
-              <w:rPr>
-                <w:sz w:val="19"/>
-                <w:szCs w:val="19"/>
-              </w:rPr>
-              <w:t xml:space="preserve"> at the first join (server-enforced); tap the group name for info; report and block; phone numbers and emails refused</w:t>
+                <w:sz w:val="19"/>
+                <w:szCs w:val="19"/>
+              </w:rPr>
+              <w:t>Composer pinned above the navigation bar; question sent with the interface language</w:t>
             </w:r>
           </w:p>
         </w:tc>
@@ -26613,9 +27573,9 @@
         <w:keepNext/>
         <w:keepLines/>
       </w:pPr>
-      <w:bookmarkStart w:id="49" w:name="_Toc242944040"/>
+      <w:bookmarkStart w:id="49" w:name="_Toc243516503"/>
       <w:r>
-        <w:t>6.11 Me</w:t>
+        <w:t>6.10 Groups, Group room and Group info</w:t>
       </w:r>
       <w:bookmarkEnd w:id="49"/>
     </w:p>
@@ -26624,7 +27584,7 @@
         <w:pStyle w:val="Caption"/>
         <w:keepNext/>
       </w:pPr>
-      <w:bookmarkStart w:id="50" w:name="_Toc242944068"/>
+      <w:bookmarkStart w:id="50" w:name="_Toc243516532"/>
       <w:r>
         <w:t xml:space="preserve">Table </w:t>
       </w:r>
@@ -26647,7 +27607,7 @@
         <w:fldChar w:fldCharType="end"/>
       </w:r>
       <w:r>
-        <w:t>: Me: specification</w:t>
+        <w:t>: Groups, Group room and Group info: specification</w:t>
       </w:r>
       <w:bookmarkEnd w:id="50"/>
     </w:p>
@@ -26818,7 +27778,7 @@
                 <w:sz w:val="19"/>
                 <w:szCs w:val="19"/>
               </w:rPr>
-              <w:t>The student's own settings (US-102, US-108, US-110)</w:t>
+              <w:t>"Don't decide alone": a group per target course and per A/L batch (US-704 to US-708)</w:t>
             </w:r>
           </w:p>
         </w:tc>
@@ -26891,39 +27851,7 @@
                 <w:sz w:val="19"/>
                 <w:szCs w:val="19"/>
               </w:rPr>
-              <w:t xml:space="preserve">Avatar picker (12 silhouettes, </w:t>
-            </w:r>
-            <w:r>
-              <w:rPr>
-                <w:rFonts w:ascii="Consolas" w:eastAsia="Consolas" w:hAnsi="Consolas" w:cs="Consolas"/>
-                <w:sz w:val="17"/>
-                <w:szCs w:val="17"/>
-                <w:shd w:val="clear" w:color="auto" w:fill="F2F4F3"/>
-              </w:rPr>
-              <w:t>radiogroup</w:t>
-            </w:r>
-            <w:r>
-              <w:rPr>
-                <w:sz w:val="19"/>
-                <w:szCs w:val="19"/>
-              </w:rPr>
-              <w:t xml:space="preserve">-style selection), profile summary and edit, language, </w:t>
-            </w:r>
-            <w:r>
-              <w:rPr>
-                <w:b/>
-                <w:bCs/>
-                <w:sz w:val="19"/>
-                <w:szCs w:val="19"/>
-              </w:rPr>
-              <w:t>notification settings</w:t>
-            </w:r>
-            <w:r>
-              <w:rPr>
-                <w:sz w:val="19"/>
-                <w:szCs w:val="19"/>
-              </w:rPr>
-              <w:t xml:space="preserve"> (7-day / 1-day reminders, 8 am / 6 pm, badge count; defaults = previous behaviour), contact details, log out, delete account. A demo account shows the note "Demo account with a sample student. Groups are read-only, and it is deleted 24 hours after you opened it" (CR-007)</w:t>
+              <w:t>WhatsApp-style chat list (my groups, groups for courses on My list, popular groups); room with bubbles, avatars, names, senior badge; labelled sample conversations; group info: description, rules, members, Exit group</w:t>
             </w:r>
           </w:p>
         </w:tc>
@@ -26964,7 +27892,7 @@
                 <w:sz w:val="19"/>
                 <w:szCs w:val="19"/>
               </w:rPr>
-              <w:t>Interactions</w:t>
+              <w:t>States</w:t>
             </w:r>
           </w:p>
         </w:tc>
@@ -26994,7 +27922,7 @@
                 <w:sz w:val="19"/>
                 <w:szCs w:val="19"/>
               </w:rPr>
-              <w:t>Delete asks for confirmation and removes every server row (cascade). A failed log-out shows "Could not log out: check your connection and try again. You are still logged in." (</w:t>
+              <w:t xml:space="preserve">Loading skeleton; errors </w:t>
             </w:r>
             <w:r>
               <w:rPr>
@@ -27010,39 +27938,105 @@
                 <w:sz w:val="19"/>
                 <w:szCs w:val="19"/>
               </w:rPr>
-              <w:t xml:space="preserve">, CR-010). </w:t>
-            </w:r>
-            <w:r>
-              <w:rPr>
-                <w:i/>
-                <w:iCs/>
-                <w:sz w:val="19"/>
-                <w:szCs w:val="19"/>
-              </w:rPr>
-              <w:t>Log out and clear this phone</w:t>
-            </w:r>
-            <w:r>
-              <w:rPr>
-                <w:sz w:val="19"/>
-                <w:szCs w:val="19"/>
-              </w:rPr>
-              <w:t xml:space="preserve"> and </w:t>
-            </w:r>
-            <w:r>
-              <w:rPr>
-                <w:i/>
-                <w:iCs/>
-                <w:sz w:val="19"/>
-                <w:szCs w:val="19"/>
-              </w:rPr>
-              <w:t>Delete everything on this phone</w:t>
-            </w:r>
-            <w:r>
-              <w:rPr>
-                <w:sz w:val="19"/>
-                <w:szCs w:val="19"/>
-              </w:rPr>
-              <w:t xml:space="preserve"> also switch demo mode off</w:t>
+              <w:t xml:space="preserve">; reconnecting </w:t>
+            </w:r>
+            <w:r>
+              <w:rPr>
+                <w:rFonts w:ascii="Consolas" w:eastAsia="Consolas" w:hAnsi="Consolas" w:cs="Consolas"/>
+                <w:sz w:val="17"/>
+                <w:szCs w:val="17"/>
+                <w:shd w:val="clear" w:color="auto" w:fill="F2F4F3"/>
+              </w:rPr>
+              <w:t>role="status"</w:t>
+            </w:r>
+            <w:r>
+              <w:rPr>
+                <w:sz w:val="19"/>
+                <w:szCs w:val="19"/>
+              </w:rPr>
+              <w:t xml:space="preserve"> (only after three failed tries is the connection reported lost)</w:t>
+            </w:r>
+          </w:p>
+        </w:tc>
+      </w:tr>
+      <w:tr>
+        <w:tblPrEx>
+          <w:tblCellMar>
+            <w:top w:w="0" w:type="dxa"/>
+            <w:bottom w:w="0" w:type="dxa"/>
+          </w:tblCellMar>
+        </w:tblPrEx>
+        <w:trPr>
+          <w:cantSplit/>
+        </w:trPr>
+        <w:tc>
+          <w:tcPr>
+            <w:tcW w:w="1726" w:type="dxa"/>
+            <w:tcBorders>
+              <w:top w:val="single" w:sz="4" w:space="0" w:color="C9D3D0"/>
+              <w:left w:val="single" w:sz="4" w:space="0" w:color="C9D3D0"/>
+              <w:bottom w:val="single" w:sz="4" w:space="0" w:color="C9D3D0"/>
+              <w:right w:val="single" w:sz="4" w:space="0" w:color="C9D3D0"/>
+            </w:tcBorders>
+            <w:shd w:val="clear" w:color="auto" w:fill="F3F8F6"/>
+            <w:tcMar>
+              <w:top w:w="50" w:type="dxa"/>
+              <w:left w:w="100" w:type="dxa"/>
+              <w:bottom w:w="50" w:type="dxa"/>
+              <w:right w:w="100" w:type="dxa"/>
+            </w:tcMar>
+            <w:vAlign w:val="center"/>
+          </w:tcPr>
+          <w:p>
+            <w:pPr>
+              <w:spacing w:line="252" w:lineRule="auto"/>
+            </w:pPr>
+            <w:r>
+              <w:rPr>
+                <w:sz w:val="19"/>
+                <w:szCs w:val="19"/>
+              </w:rPr>
+              <w:t>Interactions</w:t>
+            </w:r>
+          </w:p>
+        </w:tc>
+        <w:tc>
+          <w:tcPr>
+            <w:tcW w:w="7912" w:type="dxa"/>
+            <w:tcBorders>
+              <w:top w:val="single" w:sz="4" w:space="0" w:color="C9D3D0"/>
+              <w:left w:val="single" w:sz="4" w:space="0" w:color="C9D3D0"/>
+              <w:bottom w:val="single" w:sz="4" w:space="0" w:color="C9D3D0"/>
+              <w:right w:val="single" w:sz="4" w:space="0" w:color="C9D3D0"/>
+            </w:tcBorders>
+            <w:shd w:val="clear" w:color="auto" w:fill="F3F8F6"/>
+            <w:tcMar>
+              <w:top w:w="50" w:type="dxa"/>
+              <w:left w:w="100" w:type="dxa"/>
+              <w:bottom w:w="50" w:type="dxa"/>
+              <w:right w:w="100" w:type="dxa"/>
+            </w:tcMar>
+            <w:vAlign w:val="center"/>
+          </w:tcPr>
+          <w:p>
+            <w:pPr>
+              <w:spacing w:line="252" w:lineRule="auto"/>
+            </w:pPr>
+            <w:r>
+              <w:rPr>
+                <w:b/>
+                <w:bCs/>
+                <w:sz w:val="19"/>
+                <w:szCs w:val="19"/>
+              </w:rPr>
+              <w:t>Rules accepted once per account</w:t>
+            </w:r>
+            <w:r>
+              <w:rPr>
+                <w:sz w:val="19"/>
+                <w:szCs w:val="19"/>
+              </w:rPr>
+              <w:t xml:space="preserve"> at the first join (server-enforced); tap the group name for info; report and block; phone numbers and emails refused</w:t>
             </w:r>
           </w:p>
         </w:tc>
@@ -27055,15 +28049,13 @@
     </w:p>
     <w:p>
       <w:pPr>
-        <w:pStyle w:val="Heading1"/>
+        <w:pStyle w:val="Heading2"/>
         <w:keepNext/>
         <w:keepLines/>
-        <w:pageBreakBefore/>
       </w:pPr>
-      <w:bookmarkStart w:id="51" w:name="_Toc242944041"/>
+      <w:bookmarkStart w:id="51" w:name="_Toc243516504"/>
       <w:r>
-        <w:lastRenderedPageBreak/>
-        <w:t>7 Interaction patterns</w:t>
+        <w:t>6.11 Me</w:t>
       </w:r>
       <w:bookmarkEnd w:id="51"/>
     </w:p>
@@ -27072,7 +28064,7 @@
         <w:pStyle w:val="Caption"/>
         <w:keepNext/>
       </w:pPr>
-      <w:bookmarkStart w:id="52" w:name="_Toc242944069"/>
+      <w:bookmarkStart w:id="52" w:name="_Toc243516533"/>
       <w:r>
         <w:t xml:space="preserve">Table </w:t>
       </w:r>
@@ -27095,9 +28087,457 @@
         <w:fldChar w:fldCharType="end"/>
       </w:r>
       <w:r>
+        <w:t>: Me: specification</w:t>
+      </w:r>
+      <w:bookmarkEnd w:id="52"/>
+    </w:p>
+    <w:tbl>
+      <w:tblPr>
+        <w:tblW w:w="9638" w:type="dxa"/>
+        <w:tblBorders>
+          <w:top w:val="single" w:sz="4" w:space="0" w:color="auto"/>
+          <w:left w:val="single" w:sz="4" w:space="0" w:color="auto"/>
+          <w:bottom w:val="single" w:sz="4" w:space="0" w:color="auto"/>
+          <w:right w:val="single" w:sz="4" w:space="0" w:color="auto"/>
+          <w:insideH w:val="single" w:sz="4" w:space="0" w:color="auto"/>
+          <w:insideV w:val="single" w:sz="4" w:space="0" w:color="auto"/>
+        </w:tblBorders>
+        <w:tblCellMar>
+          <w:left w:w="10" w:type="dxa"/>
+          <w:right w:w="10" w:type="dxa"/>
+        </w:tblCellMar>
+        <w:tblLook w:val="04A0" w:firstRow="1" w:lastRow="0" w:firstColumn="1" w:lastColumn="0" w:noHBand="0" w:noVBand="1"/>
+      </w:tblPr>
+      <w:tblGrid>
+        <w:gridCol w:w="1726"/>
+        <w:gridCol w:w="7912"/>
+      </w:tblGrid>
+      <w:tr>
+        <w:tblPrEx>
+          <w:tblCellMar>
+            <w:top w:w="0" w:type="dxa"/>
+            <w:bottom w:w="0" w:type="dxa"/>
+          </w:tblCellMar>
+        </w:tblPrEx>
+        <w:trPr>
+          <w:cantSplit/>
+          <w:tblHeader/>
+        </w:trPr>
+        <w:tc>
+          <w:tcPr>
+            <w:tcW w:w="1726" w:type="dxa"/>
+            <w:tcBorders>
+              <w:top w:val="single" w:sz="4" w:space="0" w:color="C9D3D0"/>
+              <w:left w:val="single" w:sz="4" w:space="0" w:color="C9D3D0"/>
+              <w:bottom w:val="single" w:sz="4" w:space="0" w:color="C9D3D0"/>
+              <w:right w:val="single" w:sz="4" w:space="0" w:color="C9D3D0"/>
+            </w:tcBorders>
+            <w:shd w:val="clear" w:color="auto" w:fill="006B5F"/>
+            <w:tcMar>
+              <w:top w:w="50" w:type="dxa"/>
+              <w:left w:w="100" w:type="dxa"/>
+              <w:bottom w:w="50" w:type="dxa"/>
+              <w:right w:w="100" w:type="dxa"/>
+            </w:tcMar>
+            <w:vAlign w:val="center"/>
+          </w:tcPr>
+          <w:p>
+            <w:pPr>
+              <w:spacing w:line="252" w:lineRule="auto"/>
+            </w:pPr>
+            <w:r>
+              <w:rPr>
+                <w:b/>
+                <w:bCs/>
+                <w:color w:val="FFFFFF"/>
+                <w:sz w:val="19"/>
+                <w:szCs w:val="19"/>
+              </w:rPr>
+              <w:t>Aspect</w:t>
+            </w:r>
+          </w:p>
+        </w:tc>
+        <w:tc>
+          <w:tcPr>
+            <w:tcW w:w="7912" w:type="dxa"/>
+            <w:tcBorders>
+              <w:top w:val="single" w:sz="4" w:space="0" w:color="C9D3D0"/>
+              <w:left w:val="single" w:sz="4" w:space="0" w:color="C9D3D0"/>
+              <w:bottom w:val="single" w:sz="4" w:space="0" w:color="C9D3D0"/>
+              <w:right w:val="single" w:sz="4" w:space="0" w:color="C9D3D0"/>
+            </w:tcBorders>
+            <w:shd w:val="clear" w:color="auto" w:fill="006B5F"/>
+            <w:tcMar>
+              <w:top w:w="50" w:type="dxa"/>
+              <w:left w:w="100" w:type="dxa"/>
+              <w:bottom w:w="50" w:type="dxa"/>
+              <w:right w:w="100" w:type="dxa"/>
+            </w:tcMar>
+            <w:vAlign w:val="center"/>
+          </w:tcPr>
+          <w:p>
+            <w:pPr>
+              <w:spacing w:line="252" w:lineRule="auto"/>
+            </w:pPr>
+            <w:r>
+              <w:rPr>
+                <w:b/>
+                <w:bCs/>
+                <w:color w:val="FFFFFF"/>
+                <w:sz w:val="19"/>
+                <w:szCs w:val="19"/>
+              </w:rPr>
+              <w:t>Specification</w:t>
+            </w:r>
+          </w:p>
+        </w:tc>
+      </w:tr>
+      <w:tr>
+        <w:tblPrEx>
+          <w:tblCellMar>
+            <w:top w:w="0" w:type="dxa"/>
+            <w:bottom w:w="0" w:type="dxa"/>
+          </w:tblCellMar>
+        </w:tblPrEx>
+        <w:trPr>
+          <w:cantSplit/>
+        </w:trPr>
+        <w:tc>
+          <w:tcPr>
+            <w:tcW w:w="1726" w:type="dxa"/>
+            <w:tcBorders>
+              <w:top w:val="single" w:sz="4" w:space="0" w:color="C9D3D0"/>
+              <w:left w:val="single" w:sz="4" w:space="0" w:color="C9D3D0"/>
+              <w:bottom w:val="single" w:sz="4" w:space="0" w:color="C9D3D0"/>
+              <w:right w:val="single" w:sz="4" w:space="0" w:color="C9D3D0"/>
+            </w:tcBorders>
+            <w:tcMar>
+              <w:top w:w="50" w:type="dxa"/>
+              <w:left w:w="100" w:type="dxa"/>
+              <w:bottom w:w="50" w:type="dxa"/>
+              <w:right w:w="100" w:type="dxa"/>
+            </w:tcMar>
+            <w:vAlign w:val="center"/>
+          </w:tcPr>
+          <w:p>
+            <w:pPr>
+              <w:spacing w:line="252" w:lineRule="auto"/>
+            </w:pPr>
+            <w:r>
+              <w:rPr>
+                <w:sz w:val="19"/>
+                <w:szCs w:val="19"/>
+              </w:rPr>
+              <w:t>Purpose</w:t>
+            </w:r>
+          </w:p>
+        </w:tc>
+        <w:tc>
+          <w:tcPr>
+            <w:tcW w:w="7912" w:type="dxa"/>
+            <w:tcBorders>
+              <w:top w:val="single" w:sz="4" w:space="0" w:color="C9D3D0"/>
+              <w:left w:val="single" w:sz="4" w:space="0" w:color="C9D3D0"/>
+              <w:bottom w:val="single" w:sz="4" w:space="0" w:color="C9D3D0"/>
+              <w:right w:val="single" w:sz="4" w:space="0" w:color="C9D3D0"/>
+            </w:tcBorders>
+            <w:tcMar>
+              <w:top w:w="50" w:type="dxa"/>
+              <w:left w:w="100" w:type="dxa"/>
+              <w:bottom w:w="50" w:type="dxa"/>
+              <w:right w:w="100" w:type="dxa"/>
+            </w:tcMar>
+            <w:vAlign w:val="center"/>
+          </w:tcPr>
+          <w:p>
+            <w:pPr>
+              <w:spacing w:line="252" w:lineRule="auto"/>
+            </w:pPr>
+            <w:r>
+              <w:rPr>
+                <w:sz w:val="19"/>
+                <w:szCs w:val="19"/>
+              </w:rPr>
+              <w:t>The student's own settings (US-102, US-108, US-110)</w:t>
+            </w:r>
+          </w:p>
+        </w:tc>
+      </w:tr>
+      <w:tr>
+        <w:tblPrEx>
+          <w:tblCellMar>
+            <w:top w:w="0" w:type="dxa"/>
+            <w:bottom w:w="0" w:type="dxa"/>
+          </w:tblCellMar>
+        </w:tblPrEx>
+        <w:trPr>
+          <w:cantSplit/>
+        </w:trPr>
+        <w:tc>
+          <w:tcPr>
+            <w:tcW w:w="1726" w:type="dxa"/>
+            <w:tcBorders>
+              <w:top w:val="single" w:sz="4" w:space="0" w:color="C9D3D0"/>
+              <w:left w:val="single" w:sz="4" w:space="0" w:color="C9D3D0"/>
+              <w:bottom w:val="single" w:sz="4" w:space="0" w:color="C9D3D0"/>
+              <w:right w:val="single" w:sz="4" w:space="0" w:color="C9D3D0"/>
+            </w:tcBorders>
+            <w:shd w:val="clear" w:color="auto" w:fill="F3F8F6"/>
+            <w:tcMar>
+              <w:top w:w="50" w:type="dxa"/>
+              <w:left w:w="100" w:type="dxa"/>
+              <w:bottom w:w="50" w:type="dxa"/>
+              <w:right w:w="100" w:type="dxa"/>
+            </w:tcMar>
+            <w:vAlign w:val="center"/>
+          </w:tcPr>
+          <w:p>
+            <w:pPr>
+              <w:spacing w:line="252" w:lineRule="auto"/>
+            </w:pPr>
+            <w:r>
+              <w:rPr>
+                <w:sz w:val="19"/>
+                <w:szCs w:val="19"/>
+              </w:rPr>
+              <w:t>Content</w:t>
+            </w:r>
+          </w:p>
+        </w:tc>
+        <w:tc>
+          <w:tcPr>
+            <w:tcW w:w="7912" w:type="dxa"/>
+            <w:tcBorders>
+              <w:top w:val="single" w:sz="4" w:space="0" w:color="C9D3D0"/>
+              <w:left w:val="single" w:sz="4" w:space="0" w:color="C9D3D0"/>
+              <w:bottom w:val="single" w:sz="4" w:space="0" w:color="C9D3D0"/>
+              <w:right w:val="single" w:sz="4" w:space="0" w:color="C9D3D0"/>
+            </w:tcBorders>
+            <w:shd w:val="clear" w:color="auto" w:fill="F3F8F6"/>
+            <w:tcMar>
+              <w:top w:w="50" w:type="dxa"/>
+              <w:left w:w="100" w:type="dxa"/>
+              <w:bottom w:w="50" w:type="dxa"/>
+              <w:right w:w="100" w:type="dxa"/>
+            </w:tcMar>
+            <w:vAlign w:val="center"/>
+          </w:tcPr>
+          <w:p>
+            <w:pPr>
+              <w:spacing w:line="252" w:lineRule="auto"/>
+            </w:pPr>
+            <w:r>
+              <w:rPr>
+                <w:sz w:val="19"/>
+                <w:szCs w:val="19"/>
+              </w:rPr>
+              <w:t xml:space="preserve">Avatar picker (12 silhouettes, </w:t>
+            </w:r>
+            <w:r>
+              <w:rPr>
+                <w:rFonts w:ascii="Consolas" w:eastAsia="Consolas" w:hAnsi="Consolas" w:cs="Consolas"/>
+                <w:sz w:val="17"/>
+                <w:szCs w:val="17"/>
+                <w:shd w:val="clear" w:color="auto" w:fill="F2F4F3"/>
+              </w:rPr>
+              <w:t>radiogroup</w:t>
+            </w:r>
+            <w:r>
+              <w:rPr>
+                <w:sz w:val="19"/>
+                <w:szCs w:val="19"/>
+              </w:rPr>
+              <w:t xml:space="preserve">-style selection), profile summary and edit, language, </w:t>
+            </w:r>
+            <w:r>
+              <w:rPr>
+                <w:b/>
+                <w:bCs/>
+                <w:sz w:val="19"/>
+                <w:szCs w:val="19"/>
+              </w:rPr>
+              <w:t>notification settings</w:t>
+            </w:r>
+            <w:r>
+              <w:rPr>
+                <w:sz w:val="19"/>
+                <w:szCs w:val="19"/>
+              </w:rPr>
+              <w:t xml:space="preserve"> (7-day / 1-day reminders, 8 am / 6 pm, badge count; defaults = previous behaviour), contact details, log out, delete account. A demo account shows the note "Demo account with a sample student. Groups are read-only, and it is deleted 24 hours after you opened it" (CR-007)</w:t>
+            </w:r>
+          </w:p>
+        </w:tc>
+      </w:tr>
+      <w:tr>
+        <w:tblPrEx>
+          <w:tblCellMar>
+            <w:top w:w="0" w:type="dxa"/>
+            <w:bottom w:w="0" w:type="dxa"/>
+          </w:tblCellMar>
+        </w:tblPrEx>
+        <w:trPr>
+          <w:cantSplit/>
+        </w:trPr>
+        <w:tc>
+          <w:tcPr>
+            <w:tcW w:w="1726" w:type="dxa"/>
+            <w:tcBorders>
+              <w:top w:val="single" w:sz="4" w:space="0" w:color="C9D3D0"/>
+              <w:left w:val="single" w:sz="4" w:space="0" w:color="C9D3D0"/>
+              <w:bottom w:val="single" w:sz="4" w:space="0" w:color="C9D3D0"/>
+              <w:right w:val="single" w:sz="4" w:space="0" w:color="C9D3D0"/>
+            </w:tcBorders>
+            <w:tcMar>
+              <w:top w:w="50" w:type="dxa"/>
+              <w:left w:w="100" w:type="dxa"/>
+              <w:bottom w:w="50" w:type="dxa"/>
+              <w:right w:w="100" w:type="dxa"/>
+            </w:tcMar>
+            <w:vAlign w:val="center"/>
+          </w:tcPr>
+          <w:p>
+            <w:pPr>
+              <w:spacing w:line="252" w:lineRule="auto"/>
+            </w:pPr>
+            <w:r>
+              <w:rPr>
+                <w:sz w:val="19"/>
+                <w:szCs w:val="19"/>
+              </w:rPr>
+              <w:t>Interactions</w:t>
+            </w:r>
+          </w:p>
+        </w:tc>
+        <w:tc>
+          <w:tcPr>
+            <w:tcW w:w="7912" w:type="dxa"/>
+            <w:tcBorders>
+              <w:top w:val="single" w:sz="4" w:space="0" w:color="C9D3D0"/>
+              <w:left w:val="single" w:sz="4" w:space="0" w:color="C9D3D0"/>
+              <w:bottom w:val="single" w:sz="4" w:space="0" w:color="C9D3D0"/>
+              <w:right w:val="single" w:sz="4" w:space="0" w:color="C9D3D0"/>
+            </w:tcBorders>
+            <w:tcMar>
+              <w:top w:w="50" w:type="dxa"/>
+              <w:left w:w="100" w:type="dxa"/>
+              <w:bottom w:w="50" w:type="dxa"/>
+              <w:right w:w="100" w:type="dxa"/>
+            </w:tcMar>
+            <w:vAlign w:val="center"/>
+          </w:tcPr>
+          <w:p>
+            <w:pPr>
+              <w:spacing w:line="252" w:lineRule="auto"/>
+            </w:pPr>
+            <w:r>
+              <w:rPr>
+                <w:sz w:val="19"/>
+                <w:szCs w:val="19"/>
+              </w:rPr>
+              <w:t>Delete asks for confirmation and removes every server row (cascade). A failed log-out shows "Could not log out: check your connection and try again. You are still logged in." (</w:t>
+            </w:r>
+            <w:r>
+              <w:rPr>
+                <w:rFonts w:ascii="Consolas" w:eastAsia="Consolas" w:hAnsi="Consolas" w:cs="Consolas"/>
+                <w:sz w:val="17"/>
+                <w:szCs w:val="17"/>
+                <w:shd w:val="clear" w:color="auto" w:fill="F2F4F3"/>
+              </w:rPr>
+              <w:t>role="alert"</w:t>
+            </w:r>
+            <w:r>
+              <w:rPr>
+                <w:sz w:val="19"/>
+                <w:szCs w:val="19"/>
+              </w:rPr>
+              <w:t xml:space="preserve">, CR-010). </w:t>
+            </w:r>
+            <w:r>
+              <w:rPr>
+                <w:i/>
+                <w:iCs/>
+                <w:sz w:val="19"/>
+                <w:szCs w:val="19"/>
+              </w:rPr>
+              <w:t>Log out and clear this phone</w:t>
+            </w:r>
+            <w:r>
+              <w:rPr>
+                <w:sz w:val="19"/>
+                <w:szCs w:val="19"/>
+              </w:rPr>
+              <w:t xml:space="preserve"> and </w:t>
+            </w:r>
+            <w:r>
+              <w:rPr>
+                <w:i/>
+                <w:iCs/>
+                <w:sz w:val="19"/>
+                <w:szCs w:val="19"/>
+              </w:rPr>
+              <w:t>Delete everything on this phone</w:t>
+            </w:r>
+            <w:r>
+              <w:rPr>
+                <w:sz w:val="19"/>
+                <w:szCs w:val="19"/>
+              </w:rPr>
+              <w:t xml:space="preserve"> also switch demo mode off</w:t>
+            </w:r>
+          </w:p>
+        </w:tc>
+      </w:tr>
+    </w:tbl>
+    <w:p>
+      <w:pPr>
+        <w:spacing w:after="100"/>
+      </w:pPr>
+    </w:p>
+    <w:p>
+      <w:pPr>
+        <w:pStyle w:val="Heading1"/>
+        <w:keepNext/>
+        <w:keepLines/>
+        <w:pageBreakBefore/>
+      </w:pPr>
+      <w:bookmarkStart w:id="53" w:name="_Toc243516505"/>
+      <w:r>
+        <w:lastRenderedPageBreak/>
+        <w:t>7 Interaction patterns</w:t>
+      </w:r>
+      <w:bookmarkEnd w:id="53"/>
+    </w:p>
+    <w:p>
+      <w:pPr>
+        <w:pStyle w:val="Caption"/>
+        <w:keepNext/>
+      </w:pPr>
+      <w:bookmarkStart w:id="54" w:name="_Toc243516534"/>
+      <w:r>
+        <w:t xml:space="preserve">Table </w:t>
+      </w:r>
+      <w:r>
+        <w:fldChar w:fldCharType="begin"/>
+      </w:r>
+      <w:r>
+        <w:instrText>SEQ Table</w:instrText>
+      </w:r>
+      <w:r>
+        <w:fldChar w:fldCharType="separate"/>
+      </w:r>
+      <w:r>
+        <w:rPr>
+          <w:noProof/>
+        </w:rPr>
+        <w:t>24</w:t>
+      </w:r>
+      <w:r>
+        <w:fldChar w:fldCharType="end"/>
+      </w:r>
+      <w:r>
         <w:t>: Shared interaction patterns</w:t>
       </w:r>
-      <w:bookmarkEnd w:id="52"/>
+      <w:bookmarkEnd w:id="54"/>
     </w:p>
     <w:tbl>
       <w:tblPr>
@@ -28251,19 +29691,19 @@
         <w:keepLines/>
         <w:pageBreakBefore/>
       </w:pPr>
-      <w:bookmarkStart w:id="53" w:name="_Toc242944042"/>
+      <w:bookmarkStart w:id="55" w:name="_Toc243516506"/>
       <w:r>
         <w:lastRenderedPageBreak/>
         <w:t>8 Content and language</w:t>
       </w:r>
-      <w:bookmarkEnd w:id="53"/>
+      <w:bookmarkEnd w:id="55"/>
     </w:p>
     <w:p>
       <w:pPr>
         <w:pStyle w:val="Caption"/>
         <w:keepNext/>
       </w:pPr>
-      <w:bookmarkStart w:id="54" w:name="_Toc242944070"/>
+      <w:bookmarkStart w:id="56" w:name="_Toc243516535"/>
       <w:r>
         <w:t xml:space="preserve">Table </w:t>
       </w:r>
@@ -28280,7 +29720,7 @@
         <w:rPr>
           <w:noProof/>
         </w:rPr>
-        <w:t>24</w:t>
+        <w:t>25</w:t>
       </w:r>
       <w:r>
         <w:fldChar w:fldCharType="end"/>
@@ -28288,7 +29728,7 @@
       <w:r>
         <w:t>: Content rules</w:t>
       </w:r>
-      <w:bookmarkEnd w:id="54"/>
+      <w:bookmarkEnd w:id="56"/>
     </w:p>
     <w:tbl>
       <w:tblPr>
@@ -29037,12 +30477,12 @@
         <w:keepLines/>
         <w:pageBreakBefore/>
       </w:pPr>
-      <w:bookmarkStart w:id="55" w:name="_Toc242944043"/>
+      <w:bookmarkStart w:id="57" w:name="_Toc243516507"/>
       <w:r>
         <w:lastRenderedPageBreak/>
         <w:t>9 Accessibility checklist (WCAG 2.2 AA)</w:t>
       </w:r>
-      <w:bookmarkEnd w:id="55"/>
+      <w:bookmarkEnd w:id="57"/>
     </w:p>
     <w:p>
       <w:pPr>
@@ -29057,7 +30497,7 @@
         <w:pStyle w:val="Caption"/>
         <w:keepNext/>
       </w:pPr>
-      <w:bookmarkStart w:id="56" w:name="_Toc242944071"/>
+      <w:bookmarkStart w:id="58" w:name="_Toc243516536"/>
       <w:r>
         <w:t xml:space="preserve">Table </w:t>
       </w:r>
@@ -29074,7 +30514,7 @@
         <w:rPr>
           <w:noProof/>
         </w:rPr>
-        <w:t>25</w:t>
+        <w:t>26</w:t>
       </w:r>
       <w:r>
         <w:fldChar w:fldCharType="end"/>
@@ -29082,7 +30522,7 @@
       <w:r>
         <w:t>: Accessibility checklist and status</w:t>
       </w:r>
-      <w:bookmarkEnd w:id="56"/>
+      <w:bookmarkEnd w:id="58"/>
     </w:p>
     <w:tbl>
       <w:tblPr>
@@ -30811,19 +32251,19 @@
         <w:keepLines/>
         <w:pageBreakBefore/>
       </w:pPr>
-      <w:bookmarkStart w:id="57" w:name="_Toc242944044"/>
+      <w:bookmarkStart w:id="59" w:name="_Toc243516508"/>
       <w:r>
         <w:lastRenderedPageBreak/>
         <w:t>10 Performance budget for 3G</w:t>
       </w:r>
-      <w:bookmarkEnd w:id="57"/>
+      <w:bookmarkEnd w:id="59"/>
     </w:p>
     <w:p>
       <w:pPr>
         <w:pStyle w:val="Caption"/>
         <w:keepNext/>
       </w:pPr>
-      <w:bookmarkStart w:id="58" w:name="_Toc242944072"/>
+      <w:bookmarkStart w:id="60" w:name="_Toc243516537"/>
       <w:r>
         <w:t xml:space="preserve">Table </w:t>
       </w:r>
@@ -30840,7 +32280,7 @@
         <w:rPr>
           <w:noProof/>
         </w:rPr>
-        <w:t>26</w:t>
+        <w:t>27</w:t>
       </w:r>
       <w:r>
         <w:fldChar w:fldCharType="end"/>
@@ -30848,7 +32288,7 @@
       <w:r>
         <w:t>: Performance budget</w:t>
       </w:r>
-      <w:bookmarkEnd w:id="58"/>
+      <w:bookmarkEnd w:id="60"/>
     </w:p>
     <w:tbl>
       <w:tblPr>
@@ -31655,12 +33095,12 @@
         <w:keepLines/>
         <w:pageBreakBefore/>
       </w:pPr>
-      <w:bookmarkStart w:id="59" w:name="_Toc242944045"/>
+      <w:bookmarkStart w:id="61" w:name="_Toc243516509"/>
       <w:r>
         <w:lastRenderedPageBreak/>
         <w:t>11 Usability evidence</w:t>
       </w:r>
-      <w:bookmarkEnd w:id="59"/>
+      <w:bookmarkEnd w:id="61"/>
     </w:p>
     <w:p>
       <w:pPr>
@@ -31675,7 +33115,7 @@
         <w:pStyle w:val="Caption"/>
         <w:keepNext/>
       </w:pPr>
-      <w:bookmarkStart w:id="60" w:name="_Toc242944073"/>
+      <w:bookmarkStart w:id="62" w:name="_Toc243516538"/>
       <w:r>
         <w:t xml:space="preserve">Table </w:t>
       </w:r>
@@ -31692,7 +33132,7 @@
         <w:rPr>
           <w:noProof/>
         </w:rPr>
-        <w:t>27</w:t>
+        <w:t>28</w:t>
       </w:r>
       <w:r>
         <w:fldChar w:fldCharType="end"/>
@@ -31700,7 +33140,7 @@
       <w:r>
         <w:t>: Changes driven by usability evidence</w:t>
       </w:r>
-      <w:bookmarkEnd w:id="60"/>
+      <w:bookmarkEnd w:id="62"/>
     </w:p>
     <w:tbl>
       <w:tblPr>
@@ -32989,6 +34429,111 @@
           </w:p>
         </w:tc>
       </w:tr>
+      <w:tr>
+        <w:tblPrEx>
+          <w:tblCellMar>
+            <w:top w:w="0" w:type="dxa"/>
+            <w:bottom w:w="0" w:type="dxa"/>
+          </w:tblCellMar>
+        </w:tblPrEx>
+        <w:trPr>
+          <w:cantSplit/>
+        </w:trPr>
+        <w:tc>
+          <w:tcPr>
+            <w:tcW w:w="1355" w:type="dxa"/>
+            <w:tcBorders>
+              <w:top w:val="single" w:sz="4" w:space="0" w:color="C9D3D0"/>
+              <w:left w:val="single" w:sz="4" w:space="0" w:color="C9D3D0"/>
+              <w:bottom w:val="single" w:sz="4" w:space="0" w:color="C9D3D0"/>
+              <w:right w:val="single" w:sz="4" w:space="0" w:color="C9D3D0"/>
+            </w:tcBorders>
+            <w:shd w:val="clear" w:color="auto" w:fill="F3F8F6"/>
+            <w:tcMar>
+              <w:top w:w="50" w:type="dxa"/>
+              <w:left w:w="100" w:type="dxa"/>
+              <w:bottom w:w="50" w:type="dxa"/>
+              <w:right w:w="100" w:type="dxa"/>
+            </w:tcMar>
+            <w:vAlign w:val="center"/>
+          </w:tcPr>
+          <w:p>
+            <w:pPr>
+              <w:spacing w:line="252" w:lineRule="auto"/>
+            </w:pPr>
+            <w:r>
+              <w:rPr>
+                <w:sz w:val="19"/>
+                <w:szCs w:val="19"/>
+              </w:rPr>
+              <w:lastRenderedPageBreak/>
+              <w:t>VR3</w:t>
+            </w:r>
+          </w:p>
+        </w:tc>
+        <w:tc>
+          <w:tcPr>
+            <w:tcW w:w="4141" w:type="dxa"/>
+            <w:tcBorders>
+              <w:top w:val="single" w:sz="4" w:space="0" w:color="C9D3D0"/>
+              <w:left w:val="single" w:sz="4" w:space="0" w:color="C9D3D0"/>
+              <w:bottom w:val="single" w:sz="4" w:space="0" w:color="C9D3D0"/>
+              <w:right w:val="single" w:sz="4" w:space="0" w:color="C9D3D0"/>
+            </w:tcBorders>
+            <w:shd w:val="clear" w:color="auto" w:fill="F3F8F6"/>
+            <w:tcMar>
+              <w:top w:w="50" w:type="dxa"/>
+              <w:left w:w="100" w:type="dxa"/>
+              <w:bottom w:w="50" w:type="dxa"/>
+              <w:right w:w="100" w:type="dxa"/>
+            </w:tcMar>
+            <w:vAlign w:val="center"/>
+          </w:tcPr>
+          <w:p>
+            <w:pPr>
+              <w:spacing w:line="252" w:lineRule="auto"/>
+            </w:pPr>
+            <w:r>
+              <w:rPr>
+                <w:sz w:val="19"/>
+                <w:szCs w:val="19"/>
+              </w:rPr>
+              <w:t>Product owner's review, 18 to 21 Oct, on a phone and a 1870 px desktop: "the plus button not working", "the note should be more obvious", "can we only select up to 3?", "ZedPath should be on the corner", "looks emptier than it should be", "the left menu should be collapsible with a glassmorphic hamburger", "on your phone is not relevant on desktop"</w:t>
+            </w:r>
+          </w:p>
+        </w:tc>
+        <w:tc>
+          <w:tcPr>
+            <w:tcW w:w="4142" w:type="dxa"/>
+            <w:tcBorders>
+              <w:top w:val="single" w:sz="4" w:space="0" w:color="C9D3D0"/>
+              <w:left w:val="single" w:sz="4" w:space="0" w:color="C9D3D0"/>
+              <w:bottom w:val="single" w:sz="4" w:space="0" w:color="C9D3D0"/>
+              <w:right w:val="single" w:sz="4" w:space="0" w:color="C9D3D0"/>
+            </w:tcBorders>
+            <w:shd w:val="clear" w:color="auto" w:fill="F3F8F6"/>
+            <w:tcMar>
+              <w:top w:w="50" w:type="dxa"/>
+              <w:left w:w="100" w:type="dxa"/>
+              <w:bottom w:w="50" w:type="dxa"/>
+              <w:right w:w="100" w:type="dxa"/>
+            </w:tcMar>
+            <w:vAlign w:val="center"/>
+          </w:tcPr>
+          <w:p>
+            <w:pPr>
+              <w:spacing w:line="252" w:lineRule="auto"/>
+            </w:pPr>
+            <w:r>
+              <w:rPr>
+                <w:sz w:val="19"/>
+                <w:szCs w:val="19"/>
+              </w:rPr>
+              <w:t>Compare picker and columns fixed; tip box; Compare limit message; desktop layout with the logo in the corner, Paths dashboard, two-column course page and a collapsible side menu; install button says "this device"</w:t>
+            </w:r>
+          </w:p>
+        </w:tc>
+      </w:tr>
     </w:tbl>
     <w:p>
       <w:pPr>
@@ -33002,19 +34547,19 @@
         <w:keepLines/>
         <w:pageBreakBefore/>
       </w:pPr>
-      <w:bookmarkStart w:id="61" w:name="_Toc242944046"/>
+      <w:bookmarkStart w:id="63" w:name="_Toc243516510"/>
       <w:r>
         <w:lastRenderedPageBreak/>
         <w:t>12 Traceability</w:t>
       </w:r>
-      <w:bookmarkEnd w:id="61"/>
+      <w:bookmarkEnd w:id="63"/>
     </w:p>
     <w:p>
       <w:pPr>
         <w:pStyle w:val="Caption"/>
         <w:keepNext/>
       </w:pPr>
-      <w:bookmarkStart w:id="62" w:name="_Toc242944074"/>
+      <w:bookmarkStart w:id="64" w:name="_Toc243516539"/>
       <w:r>
         <w:t xml:space="preserve">Table </w:t>
       </w:r>
@@ -33031,7 +34576,7 @@
         <w:rPr>
           <w:noProof/>
         </w:rPr>
-        <w:t>28</w:t>
+        <w:t>29</w:t>
       </w:r>
       <w:r>
         <w:fldChar w:fldCharType="end"/>
@@ -33039,7 +34584,7 @@
       <w:r>
         <w:t>: Traceability from requirements to this document</w:t>
       </w:r>
-      <w:bookmarkEnd w:id="62"/>
+      <w:bookmarkEnd w:id="64"/>
     </w:p>
     <w:tbl>
       <w:tblPr>
@@ -34480,10 +36025,10 @@
 <file path=word/numbering.xml><?xml version="1.0" encoding="utf-8"?>
 <w:numbering xmlns:wpc="http://schemas.microsoft.com/office/word/2010/wordprocessingCanvas" xmlns:cx="http://schemas.microsoft.com/office/drawing/2014/chartex" xmlns:cx1="http://schemas.microsoft.com/office/drawing/2015/9/8/chartex" xmlns:cx2="http://schemas.microsoft.com/office/drawing/2015/10/21/chartex" xmlns:cx3="http://schemas.microsoft.com/office/drawing/2016/5/9/chartex" xmlns:cx4="http://schemas.microsoft.com/office/drawing/2016/5/10/chartex" xmlns:cx5="http://schemas.microsoft.com/office/drawing/2016/5/11/chartex" xmlns:cx6="http://schemas.microsoft.com/office/drawing/2016/5/12/chartex" xmlns:cx7="http://schemas.microsoft.com/office/drawing/2016/5/13/chartex" xmlns:cx8="http://schemas.microsoft.com/office/drawing/2016/5/14/chartex" xmlns:mc="http://schemas.openxmlformats.org/markup-compatibility/2006" xmlns:aink="http://schemas.microsoft.com/office/drawing/2016/ink" xmlns:am3d="http://schemas.microsoft.com/office/drawing/2017/model3d" xmlns:o="urn:schemas-microsoft-com:office:office" xmlns:oel="http://schemas.microsoft.com/office/2019/extlst" xmlns:r="http://schemas.openxmlformats.org/officeDocument/2006/relationships" xmlns:m="http://schemas.openxmlformats.org/officeDocument/2006/math" xmlns:v="urn:schemas-microsoft-com:vml" xmlns:wp14="http://schemas.microsoft.com/office/word/2010/wordprocessingDrawing" xmlns:wp="http://schemas.openxmlformats.org/drawingml/2006/wordprocessingDrawing" xmlns:w10="urn:schemas-microsoft-com:office:word" xmlns:w="http://schemas.openxmlformats.org/wordprocessingml/2006/main" xmlns:w14="http://schemas.microsoft.com/office/word/2010/wordml" xmlns:w15="http://schemas.microsoft.com/office/word/2012/wordml" xmlns:w16cex="http://schemas.microsoft.com/office/word/2018/wordml/cex" xmlns:w16cid="http://schemas.microsoft.com/office/word/2016/wordml/cid" xmlns:w16="http://schemas.microsoft.com/office/word/2018/wordml" xmlns:w16du="http://schemas.microsoft.com/office/word/2023/wordml/word16du" xmlns:w16sdtdh="http://schemas.microsoft.com/office/word/2020/wordml/sdtdatahash" xmlns:w16sdtfl="http://schemas.microsoft.com/office/word/2024/wordml/sdtformatlock" xmlns:w16se="http://schemas.microsoft.com/office/word/2015/wordml/symex" xmlns:wpg="http://schemas.microsoft.com/office/word/2010/wordprocessingGroup" xmlns:wpi="http://schemas.microsoft.com/office/word/2010/wordprocessingInk" xmlns:wne="http://schemas.microsoft.com/office/word/2006/wordml" xmlns:wps="http://schemas.microsoft.com/office/word/2010/wordprocessingShape" mc:Ignorable="w14 w15 w16se w16cid w16 w16cex w16sdtdh w16sdtfl w16du wp14">
   <w:abstractNum w:abstractNumId="0" w15:restartNumberingAfterBreak="0">
-    <w:nsid w:val="30A019AE"/>
+    <w:nsid w:val="50686404"/>
     <w:multiLevelType w:val="hybridMultilevel"/>
-    <w:tmpl w:val="AB289798"/>
-    <w:lvl w:ilvl="0" w:tplc="09A8F09A" w:tentative="1">
+    <w:tmpl w:val="98C4FFC2"/>
+    <w:lvl w:ilvl="0" w:tplc="3C0C20EC" w:tentative="1">
       <w:start w:val="1"/>
       <w:numFmt w:val="bullet"/>
       <w:lvlText w:val="●"/>
@@ -34492,7 +36037,7 @@
         <w:ind w:left="720" w:hanging="360"/>
       </w:pPr>
     </w:lvl>
-    <w:lvl w:ilvl="1" w:tplc="DF78B140" w:tentative="1">
+    <w:lvl w:ilvl="1" w:tplc="511281B8" w:tentative="1">
       <w:start w:val="1"/>
       <w:numFmt w:val="bullet"/>
       <w:lvlText w:val="○"/>
@@ -34501,7 +36046,7 @@
         <w:ind w:left="1440" w:hanging="360"/>
       </w:pPr>
     </w:lvl>
-    <w:lvl w:ilvl="2" w:tplc="9BFE010A" w:tentative="1">
+    <w:lvl w:ilvl="2" w:tplc="F828E20E" w:tentative="1">
       <w:start w:val="1"/>
       <w:numFmt w:val="bullet"/>
       <w:lvlText w:val="■"/>
@@ -34510,7 +36055,7 @@
         <w:ind w:left="2160" w:hanging="360"/>
       </w:pPr>
     </w:lvl>
-    <w:lvl w:ilvl="3" w:tplc="4E28C112" w:tentative="1">
+    <w:lvl w:ilvl="3" w:tplc="DA8CE394" w:tentative="1">
       <w:start w:val="1"/>
       <w:numFmt w:val="bullet"/>
       <w:lvlText w:val="●"/>
@@ -34519,7 +36064,7 @@
         <w:ind w:left="2880" w:hanging="360"/>
       </w:pPr>
     </w:lvl>
-    <w:lvl w:ilvl="4" w:tplc="4FE430DC" w:tentative="1">
+    <w:lvl w:ilvl="4" w:tplc="29B69CF2" w:tentative="1">
       <w:start w:val="1"/>
       <w:numFmt w:val="bullet"/>
       <w:lvlText w:val="○"/>
@@ -34528,7 +36073,7 @@
         <w:ind w:left="3600" w:hanging="360"/>
       </w:pPr>
     </w:lvl>
-    <w:lvl w:ilvl="5" w:tplc="D10C60F2" w:tentative="1">
+    <w:lvl w:ilvl="5" w:tplc="74A2CFC0" w:tentative="1">
       <w:start w:val="1"/>
       <w:numFmt w:val="bullet"/>
       <w:lvlText w:val="■"/>
@@ -34537,7 +36082,7 @@
         <w:ind w:left="4320" w:hanging="360"/>
       </w:pPr>
     </w:lvl>
-    <w:lvl w:ilvl="6" w:tplc="AD3677E8" w:tentative="1">
+    <w:lvl w:ilvl="6" w:tplc="A17A4DB0" w:tentative="1">
       <w:start w:val="1"/>
       <w:numFmt w:val="bullet"/>
       <w:lvlText w:val="●"/>
@@ -34546,7 +36091,7 @@
         <w:ind w:left="5040" w:hanging="360"/>
       </w:pPr>
     </w:lvl>
-    <w:lvl w:ilvl="7" w:tplc="7B5E645C" w:tentative="1">
+    <w:lvl w:ilvl="7" w:tplc="A8A8A8F4" w:tentative="1">
       <w:start w:val="1"/>
       <w:numFmt w:val="bullet"/>
       <w:lvlText w:val="●"/>
@@ -34555,7 +36100,7 @@
         <w:ind w:left="5760" w:hanging="360"/>
       </w:pPr>
     </w:lvl>
-    <w:lvl w:ilvl="8" w:tplc="8F88F1D4" w:tentative="1">
+    <w:lvl w:ilvl="8" w:tplc="0CC42472" w:tentative="1">
       <w:start w:val="1"/>
       <w:numFmt w:val="bullet"/>
       <w:lvlText w:val="●"/>
@@ -34566,10 +36111,72 @@
     </w:lvl>
   </w:abstractNum>
   <w:abstractNum w:abstractNumId="1" w15:restartNumberingAfterBreak="0">
-    <w:nsid w:val="5D4B5719"/>
+    <w:nsid w:val="63A33A4D"/>
     <w:multiLevelType w:val="hybridMultilevel"/>
-    <w:tmpl w:val="35902AE8"/>
-    <w:lvl w:ilvl="0" w:tplc="63A056A2" w:tentative="1">
+    <w:tmpl w:val="D3223852"/>
+    <w:lvl w:ilvl="0" w:tplc="04684510" w:tentative="1">
+      <w:start w:val="1"/>
+      <w:numFmt w:val="bullet"/>
+      <w:lvlText w:val="•"/>
+      <w:lvlJc w:val="left"/>
+      <w:pPr>
+        <w:ind w:left="720" w:hanging="280"/>
+      </w:pPr>
+    </w:lvl>
+    <w:lvl w:ilvl="1" w:tplc="DEC6E0BC" w:tentative="1">
+      <w:start w:val="1"/>
+      <w:numFmt w:val="bullet"/>
+      <w:lvlText w:val="–"/>
+      <w:lvlJc w:val="left"/>
+      <w:pPr>
+        <w:ind w:left="1080" w:hanging="280"/>
+      </w:pPr>
+    </w:lvl>
+    <w:lvl w:ilvl="2" w:tplc="116EF2F0" w:tentative="1">
+      <w:start w:val="1"/>
+      <w:numFmt w:val="bullet"/>
+      <w:lvlText w:val="▪"/>
+      <w:lvlJc w:val="left"/>
+      <w:pPr>
+        <w:ind w:left="1440" w:hanging="280"/>
+      </w:pPr>
+    </w:lvl>
+    <w:lvl w:ilvl="3" w:tplc="8A28AAC4">
+      <w:numFmt w:val="decimal"/>
+      <w:lvlText w:val=""/>
+      <w:lvlJc w:val="left"/>
+    </w:lvl>
+    <w:lvl w:ilvl="4" w:tplc="A6D49BFE">
+      <w:numFmt w:val="decimal"/>
+      <w:lvlText w:val=""/>
+      <w:lvlJc w:val="left"/>
+    </w:lvl>
+    <w:lvl w:ilvl="5" w:tplc="DF905A3A">
+      <w:numFmt w:val="decimal"/>
+      <w:lvlText w:val=""/>
+      <w:lvlJc w:val="left"/>
+    </w:lvl>
+    <w:lvl w:ilvl="6" w:tplc="FA7E3D0E">
+      <w:numFmt w:val="decimal"/>
+      <w:lvlText w:val=""/>
+      <w:lvlJc w:val="left"/>
+    </w:lvl>
+    <w:lvl w:ilvl="7" w:tplc="9FECB0C6">
+      <w:numFmt w:val="decimal"/>
+      <w:lvlText w:val=""/>
+      <w:lvlJc w:val="left"/>
+    </w:lvl>
+    <w:lvl w:ilvl="8" w:tplc="2C5C258C">
+      <w:numFmt w:val="decimal"/>
+      <w:lvlText w:val=""/>
+      <w:lvlJc w:val="left"/>
+    </w:lvl>
+  </w:abstractNum>
+  <w:abstractNum w:abstractNumId="2" w15:restartNumberingAfterBreak="0">
+    <w:nsid w:val="7C370B1B"/>
+    <w:multiLevelType w:val="hybridMultilevel"/>
+    <w:tmpl w:val="89561DAA"/>
+    <w:lvl w:ilvl="0" w:tplc="4D10C246" w:tentative="1">
       <w:start w:val="1"/>
       <w:numFmt w:val="decimal"/>
       <w:lvlText w:val="%1."/>
@@ -34578,7 +36185,7 @@
         <w:ind w:left="720" w:hanging="360"/>
       </w:pPr>
     </w:lvl>
-    <w:lvl w:ilvl="1" w:tplc="D77A202E" w:tentative="1">
+    <w:lvl w:ilvl="1" w:tplc="73FE6F1A" w:tentative="1">
       <w:start w:val="1"/>
       <w:numFmt w:val="lowerLetter"/>
       <w:lvlText w:val="%2."/>
@@ -34587,7 +36194,7 @@
         <w:ind w:left="1080" w:hanging="360"/>
       </w:pPr>
     </w:lvl>
-    <w:lvl w:ilvl="2" w:tplc="CBE0F2B2" w:tentative="1">
+    <w:lvl w:ilvl="2" w:tplc="C7BC0DC2" w:tentative="1">
       <w:start w:val="1"/>
       <w:numFmt w:val="lowerRoman"/>
       <w:lvlText w:val="%3."/>
@@ -34596,100 +36203,38 @@
         <w:ind w:left="1440" w:hanging="360"/>
       </w:pPr>
     </w:lvl>
-    <w:lvl w:ilvl="3" w:tplc="47DC4454">
+    <w:lvl w:ilvl="3" w:tplc="39C820EC">
       <w:numFmt w:val="decimal"/>
       <w:lvlText w:val=""/>
       <w:lvlJc w:val="left"/>
     </w:lvl>
-    <w:lvl w:ilvl="4" w:tplc="C4A6BAAE">
+    <w:lvl w:ilvl="4" w:tplc="549082E8">
       <w:numFmt w:val="decimal"/>
       <w:lvlText w:val=""/>
       <w:lvlJc w:val="left"/>
     </w:lvl>
-    <w:lvl w:ilvl="5" w:tplc="27A42406">
+    <w:lvl w:ilvl="5" w:tplc="80248086">
       <w:numFmt w:val="decimal"/>
       <w:lvlText w:val=""/>
       <w:lvlJc w:val="left"/>
     </w:lvl>
-    <w:lvl w:ilvl="6" w:tplc="3F840688">
+    <w:lvl w:ilvl="6" w:tplc="0C7C58E6">
       <w:numFmt w:val="decimal"/>
       <w:lvlText w:val=""/>
       <w:lvlJc w:val="left"/>
     </w:lvl>
-    <w:lvl w:ilvl="7" w:tplc="E8524C9E">
+    <w:lvl w:ilvl="7" w:tplc="FBCEB03A">
       <w:numFmt w:val="decimal"/>
       <w:lvlText w:val=""/>
       <w:lvlJc w:val="left"/>
     </w:lvl>
-    <w:lvl w:ilvl="8" w:tplc="B680BE84">
+    <w:lvl w:ilvl="8" w:tplc="53F2C080">
       <w:numFmt w:val="decimal"/>
       <w:lvlText w:val=""/>
       <w:lvlJc w:val="left"/>
     </w:lvl>
   </w:abstractNum>
-  <w:abstractNum w:abstractNumId="2" w15:restartNumberingAfterBreak="0">
-    <w:nsid w:val="5DC343B3"/>
-    <w:multiLevelType w:val="hybridMultilevel"/>
-    <w:tmpl w:val="BB3ECF24"/>
-    <w:lvl w:ilvl="0" w:tplc="2736B940" w:tentative="1">
-      <w:start w:val="1"/>
-      <w:numFmt w:val="bullet"/>
-      <w:lvlText w:val="•"/>
-      <w:lvlJc w:val="left"/>
-      <w:pPr>
-        <w:ind w:left="720" w:hanging="280"/>
-      </w:pPr>
-    </w:lvl>
-    <w:lvl w:ilvl="1" w:tplc="7C9860E6" w:tentative="1">
-      <w:start w:val="1"/>
-      <w:numFmt w:val="bullet"/>
-      <w:lvlText w:val="–"/>
-      <w:lvlJc w:val="left"/>
-      <w:pPr>
-        <w:ind w:left="1080" w:hanging="280"/>
-      </w:pPr>
-    </w:lvl>
-    <w:lvl w:ilvl="2" w:tplc="BD24883C" w:tentative="1">
-      <w:start w:val="1"/>
-      <w:numFmt w:val="bullet"/>
-      <w:lvlText w:val="▪"/>
-      <w:lvlJc w:val="left"/>
-      <w:pPr>
-        <w:ind w:left="1440" w:hanging="280"/>
-      </w:pPr>
-    </w:lvl>
-    <w:lvl w:ilvl="3" w:tplc="DDAA6B06">
-      <w:numFmt w:val="decimal"/>
-      <w:lvlText w:val=""/>
-      <w:lvlJc w:val="left"/>
-    </w:lvl>
-    <w:lvl w:ilvl="4" w:tplc="3422619A">
-      <w:numFmt w:val="decimal"/>
-      <w:lvlText w:val=""/>
-      <w:lvlJc w:val="left"/>
-    </w:lvl>
-    <w:lvl w:ilvl="5" w:tplc="E5BAB7EA">
-      <w:numFmt w:val="decimal"/>
-      <w:lvlText w:val=""/>
-      <w:lvlJc w:val="left"/>
-    </w:lvl>
-    <w:lvl w:ilvl="6" w:tplc="205484EC">
-      <w:numFmt w:val="decimal"/>
-      <w:lvlText w:val=""/>
-      <w:lvlJc w:val="left"/>
-    </w:lvl>
-    <w:lvl w:ilvl="7" w:tplc="B2FC25BC">
-      <w:numFmt w:val="decimal"/>
-      <w:lvlText w:val=""/>
-      <w:lvlJc w:val="left"/>
-    </w:lvl>
-    <w:lvl w:ilvl="8" w:tplc="0E0AD4FC">
-      <w:numFmt w:val="decimal"/>
-      <w:lvlText w:val=""/>
-      <w:lvlJc w:val="left"/>
-    </w:lvl>
-  </w:abstractNum>
-  <w:num w:numId="1" w16cid:durableId="354581041">
+  <w:num w:numId="1" w16cid:durableId="2110588658">
     <w:abstractNumId w:val="0"/>
     <w:lvlOverride w:ilvl="0">
       <w:startOverride w:val="1"/>
@@ -35394,7 +36939,7 @@
     <w:autoRedefine/>
     <w:uiPriority w:val="39"/>
     <w:unhideWhenUsed/>
-    <w:rsid w:val="00562741"/>
+    <w:rsid w:val="00120D28"/>
     <w:pPr>
       <w:spacing w:after="100"/>
     </w:pPr>
@@ -35406,7 +36951,7 @@
     <w:autoRedefine/>
     <w:uiPriority w:val="39"/>
     <w:unhideWhenUsed/>
-    <w:rsid w:val="00562741"/>
+    <w:rsid w:val="00120D28"/>
     <w:pPr>
       <w:spacing w:after="100"/>
       <w:ind w:left="210"/>
@@ -35418,7 +36963,7 @@
     <w:next w:val="Normal"/>
     <w:uiPriority w:val="99"/>
     <w:unhideWhenUsed/>
-    <w:rsid w:val="00562741"/>
+    <w:rsid w:val="00120D28"/>
   </w:style>
 </w:styles>
 </file>

--- a/docs/07-ui-ux/ZP-DOC-07_UI-UX-Design.docx
+++ b/docs/07-ui-ux/ZP-DOC-07_UI-UX-Design.docx
@@ -289,7 +289,7 @@
                 <w:sz w:val="19"/>
                 <w:szCs w:val="19"/>
               </w:rPr>
-              <w:t>21 October 2026</w:t>
+              <w:t>23 October 2026</w:t>
             </w:r>
           </w:p>
         </w:tc>
@@ -1683,6 +1683,122 @@
           </w:p>
         </w:tc>
       </w:tr>
+      <w:tr>
+        <w:tblPrEx>
+          <w:tblCellMar>
+            <w:top w:w="0" w:type="dxa"/>
+            <w:bottom w:w="0" w:type="dxa"/>
+          </w:tblCellMar>
+        </w:tblPrEx>
+        <w:trPr>
+          <w:cantSplit/>
+          <w:trHeight w:val="420"/>
+        </w:trPr>
+        <w:tc>
+          <w:tcPr>
+            <w:tcW w:w="964" w:type="dxa"/>
+            <w:tcBorders>
+              <w:top w:val="single" w:sz="4" w:space="0" w:color="C9D3D0"/>
+              <w:left w:val="single" w:sz="4" w:space="0" w:color="C9D3D0"/>
+              <w:bottom w:val="single" w:sz="4" w:space="0" w:color="C9D3D0"/>
+              <w:right w:val="single" w:sz="4" w:space="0" w:color="C9D3D0"/>
+            </w:tcBorders>
+            <w:tcMar>
+              <w:top w:w="50" w:type="dxa"/>
+              <w:left w:w="100" w:type="dxa"/>
+              <w:bottom w:w="50" w:type="dxa"/>
+              <w:right w:w="100" w:type="dxa"/>
+            </w:tcMar>
+          </w:tcPr>
+          <w:p>
+            <w:r>
+              <w:rPr>
+                <w:sz w:val="19"/>
+                <w:szCs w:val="19"/>
+              </w:rPr>
+              <w:t>0.9</w:t>
+            </w:r>
+          </w:p>
+        </w:tc>
+        <w:tc>
+          <w:tcPr>
+            <w:tcW w:w="1542" w:type="dxa"/>
+            <w:tcBorders>
+              <w:top w:val="single" w:sz="4" w:space="0" w:color="C9D3D0"/>
+              <w:left w:val="single" w:sz="4" w:space="0" w:color="C9D3D0"/>
+              <w:bottom w:val="single" w:sz="4" w:space="0" w:color="C9D3D0"/>
+              <w:right w:val="single" w:sz="4" w:space="0" w:color="C9D3D0"/>
+            </w:tcBorders>
+            <w:tcMar>
+              <w:top w:w="50" w:type="dxa"/>
+              <w:left w:w="100" w:type="dxa"/>
+              <w:bottom w:w="50" w:type="dxa"/>
+              <w:right w:w="100" w:type="dxa"/>
+            </w:tcMar>
+          </w:tcPr>
+          <w:p>
+            <w:r>
+              <w:rPr>
+                <w:sz w:val="19"/>
+                <w:szCs w:val="19"/>
+              </w:rPr>
+              <w:t>23 Oct 2026</w:t>
+            </w:r>
+          </w:p>
+        </w:tc>
+        <w:tc>
+          <w:tcPr>
+            <w:tcW w:w="1928" w:type="dxa"/>
+            <w:tcBorders>
+              <w:top w:val="single" w:sz="4" w:space="0" w:color="C9D3D0"/>
+              <w:left w:val="single" w:sz="4" w:space="0" w:color="C9D3D0"/>
+              <w:bottom w:val="single" w:sz="4" w:space="0" w:color="C9D3D0"/>
+              <w:right w:val="single" w:sz="4" w:space="0" w:color="C9D3D0"/>
+            </w:tcBorders>
+            <w:tcMar>
+              <w:top w:w="50" w:type="dxa"/>
+              <w:left w:w="100" w:type="dxa"/>
+              <w:bottom w:w="50" w:type="dxa"/>
+              <w:right w:w="100" w:type="dxa"/>
+            </w:tcMar>
+          </w:tcPr>
+          <w:p>
+            <w:r>
+              <w:rPr>
+                <w:sz w:val="19"/>
+                <w:szCs w:val="19"/>
+              </w:rPr>
+              <w:t>Team Kestrel</w:t>
+            </w:r>
+          </w:p>
+        </w:tc>
+        <w:tc>
+          <w:tcPr>
+            <w:tcW w:w="5204" w:type="dxa"/>
+            <w:tcBorders>
+              <w:top w:val="single" w:sz="4" w:space="0" w:color="C9D3D0"/>
+              <w:left w:val="single" w:sz="4" w:space="0" w:color="C9D3D0"/>
+              <w:bottom w:val="single" w:sz="4" w:space="0" w:color="C9D3D0"/>
+              <w:right w:val="single" w:sz="4" w:space="0" w:color="C9D3D0"/>
+            </w:tcBorders>
+            <w:tcMar>
+              <w:top w:w="50" w:type="dxa"/>
+              <w:left w:w="100" w:type="dxa"/>
+              <w:bottom w:w="50" w:type="dxa"/>
+              <w:right w:w="100" w:type="dxa"/>
+            </w:tcMar>
+          </w:tcPr>
+          <w:p>
+            <w:r>
+              <w:rPr>
+                <w:sz w:val="19"/>
+                <w:szCs w:val="19"/>
+              </w:rPr>
+              <w:t>My list: "+ Add a course" box below the last course opens the course picker; a green confirmation with a tick whenever courses are added (Courses, course page, My list)</w:t>
+            </w:r>
+          </w:p>
+        </w:tc>
+      </w:tr>
     </w:tbl>
     <w:p>
       <w:pPr>
@@ -1769,6 +1885,7 @@
                 <w:sz w:val="19"/>
                 <w:szCs w:val="19"/>
               </w:rPr>
+              <w:lastRenderedPageBreak/>
               <w:t>Role</w:t>
             </w:r>
           </w:p>
@@ -1997,7 +2114,6 @@
                 <w:sz w:val="19"/>
                 <w:szCs w:val="19"/>
               </w:rPr>
-              <w:lastRenderedPageBreak/>
               <w:t>Approver</w:t>
             </w:r>
           </w:p>
@@ -2083,7 +2199,7 @@
     <w:sdt>
       <w:sdtPr>
         <w:alias w:val="Contents"/>
-        <w:id w:val="914058990"/>
+        <w:id w:val="-685979827"/>
       </w:sdtPr>
       <w:sdtEndPr/>
       <w:sdtContent>
@@ -2112,7 +2228,7 @@
           <w:r>
             <w:fldChar w:fldCharType="separate"/>
           </w:r>
-          <w:hyperlink w:anchor="_Toc243516475" w:history="1">
+          <w:hyperlink w:anchor="_Toc243644691" w:history="1">
             <w:r>
               <w:rPr>
                 <w:rStyle w:val="Hyperlink"/>
@@ -2136,7 +2252,7 @@
               <w:rPr>
                 <w:noProof/>
               </w:rPr>
-              <w:instrText xml:space="preserve"> PAGEREF _Toc243516475 \h </w:instrText>
+              <w:instrText xml:space="preserve"> PAGEREF _Toc243644691 \h </w:instrText>
             </w:r>
             <w:r>
               <w:rPr>
@@ -2179,7 +2295,7 @@
               <w14:ligatures w14:val="standardContextual"/>
             </w:rPr>
           </w:pPr>
-          <w:hyperlink w:anchor="_Toc243516476" w:history="1">
+          <w:hyperlink w:anchor="_Toc243644692" w:history="1">
             <w:r>
               <w:rPr>
                 <w:rStyle w:val="Hyperlink"/>
@@ -2203,7 +2319,7 @@
               <w:rPr>
                 <w:noProof/>
               </w:rPr>
-              <w:instrText xml:space="preserve"> PAGEREF _Toc243516476 \h </w:instrText>
+              <w:instrText xml:space="preserve"> PAGEREF _Toc243644692 \h </w:instrText>
             </w:r>
             <w:r>
               <w:rPr>
@@ -2246,7 +2362,7 @@
               <w14:ligatures w14:val="standardContextual"/>
             </w:rPr>
           </w:pPr>
-          <w:hyperlink w:anchor="_Toc243516477" w:history="1">
+          <w:hyperlink w:anchor="_Toc243644693" w:history="1">
             <w:r>
               <w:rPr>
                 <w:rStyle w:val="Hyperlink"/>
@@ -2270,7 +2386,7 @@
               <w:rPr>
                 <w:noProof/>
               </w:rPr>
-              <w:instrText xml:space="preserve"> PAGEREF _Toc243516477 \h </w:instrText>
+              <w:instrText xml:space="preserve"> PAGEREF _Toc243644693 \h </w:instrText>
             </w:r>
             <w:r>
               <w:rPr>
@@ -2313,7 +2429,7 @@
               <w14:ligatures w14:val="standardContextual"/>
             </w:rPr>
           </w:pPr>
-          <w:hyperlink w:anchor="_Toc243516478" w:history="1">
+          <w:hyperlink w:anchor="_Toc243644694" w:history="1">
             <w:r>
               <w:rPr>
                 <w:rStyle w:val="Hyperlink"/>
@@ -2337,7 +2453,7 @@
               <w:rPr>
                 <w:noProof/>
               </w:rPr>
-              <w:instrText xml:space="preserve"> PAGEREF _Toc243516478 \h </w:instrText>
+              <w:instrText xml:space="preserve"> PAGEREF _Toc243644694 \h </w:instrText>
             </w:r>
             <w:r>
               <w:rPr>
@@ -2380,7 +2496,7 @@
               <w14:ligatures w14:val="standardContextual"/>
             </w:rPr>
           </w:pPr>
-          <w:hyperlink w:anchor="_Toc243516479" w:history="1">
+          <w:hyperlink w:anchor="_Toc243644695" w:history="1">
             <w:r>
               <w:rPr>
                 <w:rStyle w:val="Hyperlink"/>
@@ -2404,7 +2520,7 @@
               <w:rPr>
                 <w:noProof/>
               </w:rPr>
-              <w:instrText xml:space="preserve"> PAGEREF _Toc243516479 \h </w:instrText>
+              <w:instrText xml:space="preserve"> PAGEREF _Toc243644695 \h </w:instrText>
             </w:r>
             <w:r>
               <w:rPr>
@@ -2447,7 +2563,7 @@
               <w14:ligatures w14:val="standardContextual"/>
             </w:rPr>
           </w:pPr>
-          <w:hyperlink w:anchor="_Toc243516480" w:history="1">
+          <w:hyperlink w:anchor="_Toc243644696" w:history="1">
             <w:r>
               <w:rPr>
                 <w:rStyle w:val="Hyperlink"/>
@@ -2471,7 +2587,7 @@
               <w:rPr>
                 <w:noProof/>
               </w:rPr>
-              <w:instrText xml:space="preserve"> PAGEREF _Toc243516480 \h </w:instrText>
+              <w:instrText xml:space="preserve"> PAGEREF _Toc243644696 \h </w:instrText>
             </w:r>
             <w:r>
               <w:rPr>
@@ -2514,7 +2630,7 @@
               <w14:ligatures w14:val="standardContextual"/>
             </w:rPr>
           </w:pPr>
-          <w:hyperlink w:anchor="_Toc243516481" w:history="1">
+          <w:hyperlink w:anchor="_Toc243644697" w:history="1">
             <w:r>
               <w:rPr>
                 <w:rStyle w:val="Hyperlink"/>
@@ -2538,7 +2654,7 @@
               <w:rPr>
                 <w:noProof/>
               </w:rPr>
-              <w:instrText xml:space="preserve"> PAGEREF _Toc243516481 \h </w:instrText>
+              <w:instrText xml:space="preserve"> PAGEREF _Toc243644697 \h </w:instrText>
             </w:r>
             <w:r>
               <w:rPr>
@@ -2581,7 +2697,7 @@
               <w14:ligatures w14:val="standardContextual"/>
             </w:rPr>
           </w:pPr>
-          <w:hyperlink w:anchor="_Toc243516482" w:history="1">
+          <w:hyperlink w:anchor="_Toc243644698" w:history="1">
             <w:r>
               <w:rPr>
                 <w:rStyle w:val="Hyperlink"/>
@@ -2605,7 +2721,7 @@
               <w:rPr>
                 <w:noProof/>
               </w:rPr>
-              <w:instrText xml:space="preserve"> PAGEREF _Toc243516482 \h </w:instrText>
+              <w:instrText xml:space="preserve"> PAGEREF _Toc243644698 \h </w:instrText>
             </w:r>
             <w:r>
               <w:rPr>
@@ -2648,7 +2764,7 @@
               <w14:ligatures w14:val="standardContextual"/>
             </w:rPr>
           </w:pPr>
-          <w:hyperlink w:anchor="_Toc243516483" w:history="1">
+          <w:hyperlink w:anchor="_Toc243644699" w:history="1">
             <w:r>
               <w:rPr>
                 <w:rStyle w:val="Hyperlink"/>
@@ -2672,7 +2788,7 @@
               <w:rPr>
                 <w:noProof/>
               </w:rPr>
-              <w:instrText xml:space="preserve"> PAGEREF _Toc243516483 \h </w:instrText>
+              <w:instrText xml:space="preserve"> PAGEREF _Toc243644699 \h </w:instrText>
             </w:r>
             <w:r>
               <w:rPr>
@@ -2715,7 +2831,7 @@
               <w14:ligatures w14:val="standardContextual"/>
             </w:rPr>
           </w:pPr>
-          <w:hyperlink w:anchor="_Toc243516484" w:history="1">
+          <w:hyperlink w:anchor="_Toc243644700" w:history="1">
             <w:r>
               <w:rPr>
                 <w:rStyle w:val="Hyperlink"/>
@@ -2739,7 +2855,7 @@
               <w:rPr>
                 <w:noProof/>
               </w:rPr>
-              <w:instrText xml:space="preserve"> PAGEREF _Toc243516484 \h </w:instrText>
+              <w:instrText xml:space="preserve"> PAGEREF _Toc243644700 \h </w:instrText>
             </w:r>
             <w:r>
               <w:rPr>
@@ -2782,7 +2898,7 @@
               <w14:ligatures w14:val="standardContextual"/>
             </w:rPr>
           </w:pPr>
-          <w:hyperlink w:anchor="_Toc243516485" w:history="1">
+          <w:hyperlink w:anchor="_Toc243644701" w:history="1">
             <w:r>
               <w:rPr>
                 <w:rStyle w:val="Hyperlink"/>
@@ -2806,7 +2922,7 @@
               <w:rPr>
                 <w:noProof/>
               </w:rPr>
-              <w:instrText xml:space="preserve"> PAGEREF _Toc243516485 \h </w:instrText>
+              <w:instrText xml:space="preserve"> PAGEREF _Toc243644701 \h </w:instrText>
             </w:r>
             <w:r>
               <w:rPr>
@@ -2849,7 +2965,7 @@
               <w14:ligatures w14:val="standardContextual"/>
             </w:rPr>
           </w:pPr>
-          <w:hyperlink w:anchor="_Toc243516486" w:history="1">
+          <w:hyperlink w:anchor="_Toc243644702" w:history="1">
             <w:r>
               <w:rPr>
                 <w:rStyle w:val="Hyperlink"/>
@@ -2873,7 +2989,7 @@
               <w:rPr>
                 <w:noProof/>
               </w:rPr>
-              <w:instrText xml:space="preserve"> PAGEREF _Toc243516486 \h </w:instrText>
+              <w:instrText xml:space="preserve"> PAGEREF _Toc243644702 \h </w:instrText>
             </w:r>
             <w:r>
               <w:rPr>
@@ -2916,7 +3032,7 @@
               <w14:ligatures w14:val="standardContextual"/>
             </w:rPr>
           </w:pPr>
-          <w:hyperlink w:anchor="_Toc243516487" w:history="1">
+          <w:hyperlink w:anchor="_Toc243644703" w:history="1">
             <w:r>
               <w:rPr>
                 <w:rStyle w:val="Hyperlink"/>
@@ -2940,7 +3056,7 @@
               <w:rPr>
                 <w:noProof/>
               </w:rPr>
-              <w:instrText xml:space="preserve"> PAGEREF _Toc243516487 \h </w:instrText>
+              <w:instrText xml:space="preserve"> PAGEREF _Toc243644703 \h </w:instrText>
             </w:r>
             <w:r>
               <w:rPr>
@@ -2983,7 +3099,7 @@
               <w14:ligatures w14:val="standardContextual"/>
             </w:rPr>
           </w:pPr>
-          <w:hyperlink w:anchor="_Toc243516488" w:history="1">
+          <w:hyperlink w:anchor="_Toc243644704" w:history="1">
             <w:r>
               <w:rPr>
                 <w:rStyle w:val="Hyperlink"/>
@@ -3007,7 +3123,7 @@
               <w:rPr>
                 <w:noProof/>
               </w:rPr>
-              <w:instrText xml:space="preserve"> PAGEREF _Toc243516488 \h </w:instrText>
+              <w:instrText xml:space="preserve"> PAGEREF _Toc243644704 \h </w:instrText>
             </w:r>
             <w:r>
               <w:rPr>
@@ -3050,7 +3166,7 @@
               <w14:ligatures w14:val="standardContextual"/>
             </w:rPr>
           </w:pPr>
-          <w:hyperlink w:anchor="_Toc243516489" w:history="1">
+          <w:hyperlink w:anchor="_Toc243644705" w:history="1">
             <w:r>
               <w:rPr>
                 <w:rStyle w:val="Hyperlink"/>
@@ -3074,7 +3190,7 @@
               <w:rPr>
                 <w:noProof/>
               </w:rPr>
-              <w:instrText xml:space="preserve"> PAGEREF _Toc243516489 \h </w:instrText>
+              <w:instrText xml:space="preserve"> PAGEREF _Toc243644705 \h </w:instrText>
             </w:r>
             <w:r>
               <w:rPr>
@@ -3117,7 +3233,7 @@
               <w14:ligatures w14:val="standardContextual"/>
             </w:rPr>
           </w:pPr>
-          <w:hyperlink w:anchor="_Toc243516490" w:history="1">
+          <w:hyperlink w:anchor="_Toc243644706" w:history="1">
             <w:r>
               <w:rPr>
                 <w:rStyle w:val="Hyperlink"/>
@@ -3141,7 +3257,7 @@
               <w:rPr>
                 <w:noProof/>
               </w:rPr>
-              <w:instrText xml:space="preserve"> PAGEREF _Toc243516490 \h </w:instrText>
+              <w:instrText xml:space="preserve"> PAGEREF _Toc243644706 \h </w:instrText>
             </w:r>
             <w:r>
               <w:rPr>
@@ -3184,7 +3300,7 @@
               <w14:ligatures w14:val="standardContextual"/>
             </w:rPr>
           </w:pPr>
-          <w:hyperlink w:anchor="_Toc243516491" w:history="1">
+          <w:hyperlink w:anchor="_Toc243644707" w:history="1">
             <w:r>
               <w:rPr>
                 <w:rStyle w:val="Hyperlink"/>
@@ -3208,7 +3324,7 @@
               <w:rPr>
                 <w:noProof/>
               </w:rPr>
-              <w:instrText xml:space="preserve"> PAGEREF _Toc243516491 \h </w:instrText>
+              <w:instrText xml:space="preserve"> PAGEREF _Toc243644707 \h </w:instrText>
             </w:r>
             <w:r>
               <w:rPr>
@@ -3251,7 +3367,7 @@
               <w14:ligatures w14:val="standardContextual"/>
             </w:rPr>
           </w:pPr>
-          <w:hyperlink w:anchor="_Toc243516492" w:history="1">
+          <w:hyperlink w:anchor="_Toc243644708" w:history="1">
             <w:r>
               <w:rPr>
                 <w:rStyle w:val="Hyperlink"/>
@@ -3275,7 +3391,7 @@
               <w:rPr>
                 <w:noProof/>
               </w:rPr>
-              <w:instrText xml:space="preserve"> PAGEREF _Toc243516492 \h </w:instrText>
+              <w:instrText xml:space="preserve"> PAGEREF _Toc243644708 \h </w:instrText>
             </w:r>
             <w:r>
               <w:rPr>
@@ -3318,7 +3434,7 @@
               <w14:ligatures w14:val="standardContextual"/>
             </w:rPr>
           </w:pPr>
-          <w:hyperlink w:anchor="_Toc243516493" w:history="1">
+          <w:hyperlink w:anchor="_Toc243644709" w:history="1">
             <w:r>
               <w:rPr>
                 <w:rStyle w:val="Hyperlink"/>
@@ -3342,7 +3458,7 @@
               <w:rPr>
                 <w:noProof/>
               </w:rPr>
-              <w:instrText xml:space="preserve"> PAGEREF _Toc243516493 \h </w:instrText>
+              <w:instrText xml:space="preserve"> PAGEREF _Toc243644709 \h </w:instrText>
             </w:r>
             <w:r>
               <w:rPr>
@@ -3385,7 +3501,7 @@
               <w14:ligatures w14:val="standardContextual"/>
             </w:rPr>
           </w:pPr>
-          <w:hyperlink w:anchor="_Toc243516494" w:history="1">
+          <w:hyperlink w:anchor="_Toc243644710" w:history="1">
             <w:r>
               <w:rPr>
                 <w:rStyle w:val="Hyperlink"/>
@@ -3409,7 +3525,7 @@
               <w:rPr>
                 <w:noProof/>
               </w:rPr>
-              <w:instrText xml:space="preserve"> PAGEREF _Toc243516494 \h </w:instrText>
+              <w:instrText xml:space="preserve"> PAGEREF _Toc243644710 \h </w:instrText>
             </w:r>
             <w:r>
               <w:rPr>
@@ -3452,7 +3568,7 @@
               <w14:ligatures w14:val="standardContextual"/>
             </w:rPr>
           </w:pPr>
-          <w:hyperlink w:anchor="_Toc243516495" w:history="1">
+          <w:hyperlink w:anchor="_Toc243644711" w:history="1">
             <w:r>
               <w:rPr>
                 <w:rStyle w:val="Hyperlink"/>
@@ -3476,7 +3592,7 @@
               <w:rPr>
                 <w:noProof/>
               </w:rPr>
-              <w:instrText xml:space="preserve"> PAGEREF _Toc243516495 \h </w:instrText>
+              <w:instrText xml:space="preserve"> PAGEREF _Toc243644711 \h </w:instrText>
             </w:r>
             <w:r>
               <w:rPr>
@@ -3519,7 +3635,7 @@
               <w14:ligatures w14:val="standardContextual"/>
             </w:rPr>
           </w:pPr>
-          <w:hyperlink w:anchor="_Toc243516496" w:history="1">
+          <w:hyperlink w:anchor="_Toc243644712" w:history="1">
             <w:r>
               <w:rPr>
                 <w:rStyle w:val="Hyperlink"/>
@@ -3543,7 +3659,7 @@
               <w:rPr>
                 <w:noProof/>
               </w:rPr>
-              <w:instrText xml:space="preserve"> PAGEREF _Toc243516496 \h </w:instrText>
+              <w:instrText xml:space="preserve"> PAGEREF _Toc243644712 \h </w:instrText>
             </w:r>
             <w:r>
               <w:rPr>
@@ -3586,7 +3702,7 @@
               <w14:ligatures w14:val="standardContextual"/>
             </w:rPr>
           </w:pPr>
-          <w:hyperlink w:anchor="_Toc243516497" w:history="1">
+          <w:hyperlink w:anchor="_Toc243644713" w:history="1">
             <w:r>
               <w:rPr>
                 <w:rStyle w:val="Hyperlink"/>
@@ -3610,7 +3726,7 @@
               <w:rPr>
                 <w:noProof/>
               </w:rPr>
-              <w:instrText xml:space="preserve"> PAGEREF _Toc243516497 \h </w:instrText>
+              <w:instrText xml:space="preserve"> PAGEREF _Toc243644713 \h </w:instrText>
             </w:r>
             <w:r>
               <w:rPr>
@@ -3653,7 +3769,7 @@
               <w14:ligatures w14:val="standardContextual"/>
             </w:rPr>
           </w:pPr>
-          <w:hyperlink w:anchor="_Toc243516498" w:history="1">
+          <w:hyperlink w:anchor="_Toc243644714" w:history="1">
             <w:r>
               <w:rPr>
                 <w:rStyle w:val="Hyperlink"/>
@@ -3677,7 +3793,7 @@
               <w:rPr>
                 <w:noProof/>
               </w:rPr>
-              <w:instrText xml:space="preserve"> PAGEREF _Toc243516498 \h </w:instrText>
+              <w:instrText xml:space="preserve"> PAGEREF _Toc243644714 \h </w:instrText>
             </w:r>
             <w:r>
               <w:rPr>
@@ -3720,7 +3836,7 @@
               <w14:ligatures w14:val="standardContextual"/>
             </w:rPr>
           </w:pPr>
-          <w:hyperlink w:anchor="_Toc243516499" w:history="1">
+          <w:hyperlink w:anchor="_Toc243644715" w:history="1">
             <w:r>
               <w:rPr>
                 <w:rStyle w:val="Hyperlink"/>
@@ -3744,7 +3860,7 @@
               <w:rPr>
                 <w:noProof/>
               </w:rPr>
-              <w:instrText xml:space="preserve"> PAGEREF _Toc243516499 \h </w:instrText>
+              <w:instrText xml:space="preserve"> PAGEREF _Toc243644715 \h </w:instrText>
             </w:r>
             <w:r>
               <w:rPr>
@@ -3787,7 +3903,7 @@
               <w14:ligatures w14:val="standardContextual"/>
             </w:rPr>
           </w:pPr>
-          <w:hyperlink w:anchor="_Toc243516500" w:history="1">
+          <w:hyperlink w:anchor="_Toc243644716" w:history="1">
             <w:r>
               <w:rPr>
                 <w:rStyle w:val="Hyperlink"/>
@@ -3811,7 +3927,7 @@
               <w:rPr>
                 <w:noProof/>
               </w:rPr>
-              <w:instrText xml:space="preserve"> PAGEREF _Toc243516500 \h </w:instrText>
+              <w:instrText xml:space="preserve"> PAGEREF _Toc243644716 \h </w:instrText>
             </w:r>
             <w:r>
               <w:rPr>
@@ -3854,7 +3970,7 @@
               <w14:ligatures w14:val="standardContextual"/>
             </w:rPr>
           </w:pPr>
-          <w:hyperlink w:anchor="_Toc243516501" w:history="1">
+          <w:hyperlink w:anchor="_Toc243644717" w:history="1">
             <w:r>
               <w:rPr>
                 <w:rStyle w:val="Hyperlink"/>
@@ -3878,7 +3994,7 @@
               <w:rPr>
                 <w:noProof/>
               </w:rPr>
-              <w:instrText xml:space="preserve"> PAGEREF _Toc243516501 \h </w:instrText>
+              <w:instrText xml:space="preserve"> PAGEREF _Toc243644717 \h </w:instrText>
             </w:r>
             <w:r>
               <w:rPr>
@@ -3921,7 +4037,7 @@
               <w14:ligatures w14:val="standardContextual"/>
             </w:rPr>
           </w:pPr>
-          <w:hyperlink w:anchor="_Toc243516502" w:history="1">
+          <w:hyperlink w:anchor="_Toc243644718" w:history="1">
             <w:r>
               <w:rPr>
                 <w:rStyle w:val="Hyperlink"/>
@@ -3945,7 +4061,7 @@
               <w:rPr>
                 <w:noProof/>
               </w:rPr>
-              <w:instrText xml:space="preserve"> PAGEREF _Toc243516502 \h </w:instrText>
+              <w:instrText xml:space="preserve"> PAGEREF _Toc243644718 \h </w:instrText>
             </w:r>
             <w:r>
               <w:rPr>
@@ -3962,7 +4078,7 @@
               <w:rPr>
                 <w:noProof/>
               </w:rPr>
-              <w:t>17</w:t>
+              <w:t>18</w:t>
             </w:r>
             <w:r>
               <w:rPr>
@@ -3988,7 +4104,7 @@
               <w14:ligatures w14:val="standardContextual"/>
             </w:rPr>
           </w:pPr>
-          <w:hyperlink w:anchor="_Toc243516503" w:history="1">
+          <w:hyperlink w:anchor="_Toc243644719" w:history="1">
             <w:r>
               <w:rPr>
                 <w:rStyle w:val="Hyperlink"/>
@@ -4012,7 +4128,7 @@
               <w:rPr>
                 <w:noProof/>
               </w:rPr>
-              <w:instrText xml:space="preserve"> PAGEREF _Toc243516503 \h </w:instrText>
+              <w:instrText xml:space="preserve"> PAGEREF _Toc243644719 \h </w:instrText>
             </w:r>
             <w:r>
               <w:rPr>
@@ -4055,7 +4171,7 @@
               <w14:ligatures w14:val="standardContextual"/>
             </w:rPr>
           </w:pPr>
-          <w:hyperlink w:anchor="_Toc243516504" w:history="1">
+          <w:hyperlink w:anchor="_Toc243644720" w:history="1">
             <w:r>
               <w:rPr>
                 <w:rStyle w:val="Hyperlink"/>
@@ -4079,7 +4195,7 @@
               <w:rPr>
                 <w:noProof/>
               </w:rPr>
-              <w:instrText xml:space="preserve"> PAGEREF _Toc243516504 \h </w:instrText>
+              <w:instrText xml:space="preserve"> PAGEREF _Toc243644720 \h </w:instrText>
             </w:r>
             <w:r>
               <w:rPr>
@@ -4122,7 +4238,7 @@
               <w14:ligatures w14:val="standardContextual"/>
             </w:rPr>
           </w:pPr>
-          <w:hyperlink w:anchor="_Toc243516505" w:history="1">
+          <w:hyperlink w:anchor="_Toc243644721" w:history="1">
             <w:r>
               <w:rPr>
                 <w:rStyle w:val="Hyperlink"/>
@@ -4146,7 +4262,7 @@
               <w:rPr>
                 <w:noProof/>
               </w:rPr>
-              <w:instrText xml:space="preserve"> PAGEREF _Toc243516505 \h </w:instrText>
+              <w:instrText xml:space="preserve"> PAGEREF _Toc243644721 \h </w:instrText>
             </w:r>
             <w:r>
               <w:rPr>
@@ -4189,7 +4305,7 @@
               <w14:ligatures w14:val="standardContextual"/>
             </w:rPr>
           </w:pPr>
-          <w:hyperlink w:anchor="_Toc243516506" w:history="1">
+          <w:hyperlink w:anchor="_Toc243644722" w:history="1">
             <w:r>
               <w:rPr>
                 <w:rStyle w:val="Hyperlink"/>
@@ -4213,7 +4329,7 @@
               <w:rPr>
                 <w:noProof/>
               </w:rPr>
-              <w:instrText xml:space="preserve"> PAGEREF _Toc243516506 \h </w:instrText>
+              <w:instrText xml:space="preserve"> PAGEREF _Toc243644722 \h </w:instrText>
             </w:r>
             <w:r>
               <w:rPr>
@@ -4256,7 +4372,7 @@
               <w14:ligatures w14:val="standardContextual"/>
             </w:rPr>
           </w:pPr>
-          <w:hyperlink w:anchor="_Toc243516507" w:history="1">
+          <w:hyperlink w:anchor="_Toc243644723" w:history="1">
             <w:r>
               <w:rPr>
                 <w:rStyle w:val="Hyperlink"/>
@@ -4280,7 +4396,7 @@
               <w:rPr>
                 <w:noProof/>
               </w:rPr>
-              <w:instrText xml:space="preserve"> PAGEREF _Toc243516507 \h </w:instrText>
+              <w:instrText xml:space="preserve"> PAGEREF _Toc243644723 \h </w:instrText>
             </w:r>
             <w:r>
               <w:rPr>
@@ -4323,7 +4439,7 @@
               <w14:ligatures w14:val="standardContextual"/>
             </w:rPr>
           </w:pPr>
-          <w:hyperlink w:anchor="_Toc243516508" w:history="1">
+          <w:hyperlink w:anchor="_Toc243644724" w:history="1">
             <w:r>
               <w:rPr>
                 <w:rStyle w:val="Hyperlink"/>
@@ -4347,7 +4463,7 @@
               <w:rPr>
                 <w:noProof/>
               </w:rPr>
-              <w:instrText xml:space="preserve"> PAGEREF _Toc243516508 \h </w:instrText>
+              <w:instrText xml:space="preserve"> PAGEREF _Toc243644724 \h </w:instrText>
             </w:r>
             <w:r>
               <w:rPr>
@@ -4390,7 +4506,7 @@
               <w14:ligatures w14:val="standardContextual"/>
             </w:rPr>
           </w:pPr>
-          <w:hyperlink w:anchor="_Toc243516509" w:history="1">
+          <w:hyperlink w:anchor="_Toc243644725" w:history="1">
             <w:r>
               <w:rPr>
                 <w:rStyle w:val="Hyperlink"/>
@@ -4414,7 +4530,7 @@
               <w:rPr>
                 <w:noProof/>
               </w:rPr>
-              <w:instrText xml:space="preserve"> PAGEREF _Toc243516509 \h </w:instrText>
+              <w:instrText xml:space="preserve"> PAGEREF _Toc243644725 \h </w:instrText>
             </w:r>
             <w:r>
               <w:rPr>
@@ -4457,7 +4573,7 @@
               <w14:ligatures w14:val="standardContextual"/>
             </w:rPr>
           </w:pPr>
-          <w:hyperlink w:anchor="_Toc243516510" w:history="1">
+          <w:hyperlink w:anchor="_Toc243644726" w:history="1">
             <w:r>
               <w:rPr>
                 <w:rStyle w:val="Hyperlink"/>
@@ -4481,7 +4597,7 @@
               <w:rPr>
                 <w:noProof/>
               </w:rPr>
-              <w:instrText xml:space="preserve"> PAGEREF _Toc243516510 \h </w:instrText>
+              <w:instrText xml:space="preserve"> PAGEREF _Toc243644726 \h </w:instrText>
             </w:r>
             <w:r>
               <w:rPr>
@@ -4527,7 +4643,7 @@
     <w:sdt>
       <w:sdtPr>
         <w:alias w:val="Tables"/>
-        <w:id w:val="-262225181"/>
+        <w:id w:val="1196345053"/>
       </w:sdtPr>
       <w:sdtEndPr/>
       <w:sdtContent>
@@ -4556,7 +4672,7 @@
           <w:r>
             <w:fldChar w:fldCharType="separate"/>
           </w:r>
-          <w:hyperlink w:anchor="_Toc243516511" w:history="1">
+          <w:hyperlink w:anchor="_Toc243644727" w:history="1">
             <w:r>
               <w:rPr>
                 <w:rStyle w:val="Hyperlink"/>
@@ -4580,7 +4696,7 @@
               <w:rPr>
                 <w:noProof/>
               </w:rPr>
-              <w:instrText xml:space="preserve"> PAGEREF _Toc243516511 \h </w:instrText>
+              <w:instrText xml:space="preserve"> PAGEREF _Toc243644727 \h </w:instrText>
             </w:r>
             <w:r>
               <w:rPr>
@@ -4623,7 +4739,7 @@
               <w14:ligatures w14:val="standardContextual"/>
             </w:rPr>
           </w:pPr>
-          <w:hyperlink w:anchor="_Toc243516512" w:history="1">
+          <w:hyperlink w:anchor="_Toc243644728" w:history="1">
             <w:r>
               <w:rPr>
                 <w:rStyle w:val="Hyperlink"/>
@@ -4647,7 +4763,7 @@
               <w:rPr>
                 <w:noProof/>
               </w:rPr>
-              <w:instrText xml:space="preserve"> PAGEREF _Toc243516512 \h </w:instrText>
+              <w:instrText xml:space="preserve"> PAGEREF _Toc243644728 \h </w:instrText>
             </w:r>
             <w:r>
               <w:rPr>
@@ -4690,7 +4806,7 @@
               <w14:ligatures w14:val="standardContextual"/>
             </w:rPr>
           </w:pPr>
-          <w:hyperlink w:anchor="_Toc243516513" w:history="1">
+          <w:hyperlink w:anchor="_Toc243644729" w:history="1">
             <w:r>
               <w:rPr>
                 <w:rStyle w:val="Hyperlink"/>
@@ -4714,7 +4830,7 @@
               <w:rPr>
                 <w:noProof/>
               </w:rPr>
-              <w:instrText xml:space="preserve"> PAGEREF _Toc243516513 \h </w:instrText>
+              <w:instrText xml:space="preserve"> PAGEREF _Toc243644729 \h </w:instrText>
             </w:r>
             <w:r>
               <w:rPr>
@@ -4757,7 +4873,7 @@
               <w14:ligatures w14:val="standardContextual"/>
             </w:rPr>
           </w:pPr>
-          <w:hyperlink w:anchor="_Toc243516514" w:history="1">
+          <w:hyperlink w:anchor="_Toc243644730" w:history="1">
             <w:r>
               <w:rPr>
                 <w:rStyle w:val="Hyperlink"/>
@@ -4781,7 +4897,7 @@
               <w:rPr>
                 <w:noProof/>
               </w:rPr>
-              <w:instrText xml:space="preserve"> PAGEREF _Toc243516514 \h </w:instrText>
+              <w:instrText xml:space="preserve"> PAGEREF _Toc243644730 \h </w:instrText>
             </w:r>
             <w:r>
               <w:rPr>
@@ -4824,7 +4940,7 @@
               <w14:ligatures w14:val="standardContextual"/>
             </w:rPr>
           </w:pPr>
-          <w:hyperlink w:anchor="_Toc243516515" w:history="1">
+          <w:hyperlink w:anchor="_Toc243644731" w:history="1">
             <w:r>
               <w:rPr>
                 <w:rStyle w:val="Hyperlink"/>
@@ -4848,7 +4964,7 @@
               <w:rPr>
                 <w:noProof/>
               </w:rPr>
-              <w:instrText xml:space="preserve"> PAGEREF _Toc243516515 \h </w:instrText>
+              <w:instrText xml:space="preserve"> PAGEREF _Toc243644731 \h </w:instrText>
             </w:r>
             <w:r>
               <w:rPr>
@@ -4891,7 +5007,7 @@
               <w14:ligatures w14:val="standardContextual"/>
             </w:rPr>
           </w:pPr>
-          <w:hyperlink w:anchor="_Toc243516516" w:history="1">
+          <w:hyperlink w:anchor="_Toc243644732" w:history="1">
             <w:r>
               <w:rPr>
                 <w:rStyle w:val="Hyperlink"/>
@@ -4915,7 +5031,7 @@
               <w:rPr>
                 <w:noProof/>
               </w:rPr>
-              <w:instrText xml:space="preserve"> PAGEREF _Toc243516516 \h </w:instrText>
+              <w:instrText xml:space="preserve"> PAGEREF _Toc243644732 \h </w:instrText>
             </w:r>
             <w:r>
               <w:rPr>
@@ -4958,7 +5074,7 @@
               <w14:ligatures w14:val="standardContextual"/>
             </w:rPr>
           </w:pPr>
-          <w:hyperlink w:anchor="_Toc243516517" w:history="1">
+          <w:hyperlink w:anchor="_Toc243644733" w:history="1">
             <w:r>
               <w:rPr>
                 <w:rStyle w:val="Hyperlink"/>
@@ -4982,7 +5098,7 @@
               <w:rPr>
                 <w:noProof/>
               </w:rPr>
-              <w:instrText xml:space="preserve"> PAGEREF _Toc243516517 \h </w:instrText>
+              <w:instrText xml:space="preserve"> PAGEREF _Toc243644733 \h </w:instrText>
             </w:r>
             <w:r>
               <w:rPr>
@@ -5025,7 +5141,7 @@
               <w14:ligatures w14:val="standardContextual"/>
             </w:rPr>
           </w:pPr>
-          <w:hyperlink w:anchor="_Toc243516518" w:history="1">
+          <w:hyperlink w:anchor="_Toc243644734" w:history="1">
             <w:r>
               <w:rPr>
                 <w:rStyle w:val="Hyperlink"/>
@@ -5049,7 +5165,7 @@
               <w:rPr>
                 <w:noProof/>
               </w:rPr>
-              <w:instrText xml:space="preserve"> PAGEREF _Toc243516518 \h </w:instrText>
+              <w:instrText xml:space="preserve"> PAGEREF _Toc243644734 \h </w:instrText>
             </w:r>
             <w:r>
               <w:rPr>
@@ -5092,7 +5208,7 @@
               <w14:ligatures w14:val="standardContextual"/>
             </w:rPr>
           </w:pPr>
-          <w:hyperlink w:anchor="_Toc243516519" w:history="1">
+          <w:hyperlink w:anchor="_Toc243644735" w:history="1">
             <w:r>
               <w:rPr>
                 <w:rStyle w:val="Hyperlink"/>
@@ -5116,7 +5232,7 @@
               <w:rPr>
                 <w:noProof/>
               </w:rPr>
-              <w:instrText xml:space="preserve"> PAGEREF _Toc243516519 \h </w:instrText>
+              <w:instrText xml:space="preserve"> PAGEREF _Toc243644735 \h </w:instrText>
             </w:r>
             <w:r>
               <w:rPr>
@@ -5159,7 +5275,7 @@
               <w14:ligatures w14:val="standardContextual"/>
             </w:rPr>
           </w:pPr>
-          <w:hyperlink w:anchor="_Toc243516520" w:history="1">
+          <w:hyperlink w:anchor="_Toc243644736" w:history="1">
             <w:r>
               <w:rPr>
                 <w:rStyle w:val="Hyperlink"/>
@@ -5183,7 +5299,7 @@
               <w:rPr>
                 <w:noProof/>
               </w:rPr>
-              <w:instrText xml:space="preserve"> PAGEREF _Toc243516520 \h </w:instrText>
+              <w:instrText xml:space="preserve"> PAGEREF _Toc243644736 \h </w:instrText>
             </w:r>
             <w:r>
               <w:rPr>
@@ -5226,7 +5342,7 @@
               <w14:ligatures w14:val="standardContextual"/>
             </w:rPr>
           </w:pPr>
-          <w:hyperlink w:anchor="_Toc243516521" w:history="1">
+          <w:hyperlink w:anchor="_Toc243644737" w:history="1">
             <w:r>
               <w:rPr>
                 <w:rStyle w:val="Hyperlink"/>
@@ -5250,7 +5366,7 @@
               <w:rPr>
                 <w:noProof/>
               </w:rPr>
-              <w:instrText xml:space="preserve"> PAGEREF _Toc243516521 \h </w:instrText>
+              <w:instrText xml:space="preserve"> PAGEREF _Toc243644737 \h </w:instrText>
             </w:r>
             <w:r>
               <w:rPr>
@@ -5293,7 +5409,7 @@
               <w14:ligatures w14:val="standardContextual"/>
             </w:rPr>
           </w:pPr>
-          <w:hyperlink w:anchor="_Toc243516522" w:history="1">
+          <w:hyperlink w:anchor="_Toc243644738" w:history="1">
             <w:r>
               <w:rPr>
                 <w:rStyle w:val="Hyperlink"/>
@@ -5317,7 +5433,7 @@
               <w:rPr>
                 <w:noProof/>
               </w:rPr>
-              <w:instrText xml:space="preserve"> PAGEREF _Toc243516522 \h </w:instrText>
+              <w:instrText xml:space="preserve"> PAGEREF _Toc243644738 \h </w:instrText>
             </w:r>
             <w:r>
               <w:rPr>
@@ -5360,7 +5476,7 @@
               <w14:ligatures w14:val="standardContextual"/>
             </w:rPr>
           </w:pPr>
-          <w:hyperlink w:anchor="_Toc243516523" w:history="1">
+          <w:hyperlink w:anchor="_Toc243644739" w:history="1">
             <w:r>
               <w:rPr>
                 <w:rStyle w:val="Hyperlink"/>
@@ -5384,7 +5500,7 @@
               <w:rPr>
                 <w:noProof/>
               </w:rPr>
-              <w:instrText xml:space="preserve"> PAGEREF _Toc243516523 \h </w:instrText>
+              <w:instrText xml:space="preserve"> PAGEREF _Toc243644739 \h </w:instrText>
             </w:r>
             <w:r>
               <w:rPr>
@@ -5427,7 +5543,7 @@
               <w14:ligatures w14:val="standardContextual"/>
             </w:rPr>
           </w:pPr>
-          <w:hyperlink w:anchor="_Toc243516524" w:history="1">
+          <w:hyperlink w:anchor="_Toc243644740" w:history="1">
             <w:r>
               <w:rPr>
                 <w:rStyle w:val="Hyperlink"/>
@@ -5451,7 +5567,7 @@
               <w:rPr>
                 <w:noProof/>
               </w:rPr>
-              <w:instrText xml:space="preserve"> PAGEREF _Toc243516524 \h </w:instrText>
+              <w:instrText xml:space="preserve"> PAGEREF _Toc243644740 \h </w:instrText>
             </w:r>
             <w:r>
               <w:rPr>
@@ -5494,7 +5610,7 @@
               <w14:ligatures w14:val="standardContextual"/>
             </w:rPr>
           </w:pPr>
-          <w:hyperlink w:anchor="_Toc243516525" w:history="1">
+          <w:hyperlink w:anchor="_Toc243644741" w:history="1">
             <w:r>
               <w:rPr>
                 <w:rStyle w:val="Hyperlink"/>
@@ -5518,7 +5634,7 @@
               <w:rPr>
                 <w:noProof/>
               </w:rPr>
-              <w:instrText xml:space="preserve"> PAGEREF _Toc243516525 \h </w:instrText>
+              <w:instrText xml:space="preserve"> PAGEREF _Toc243644741 \h </w:instrText>
             </w:r>
             <w:r>
               <w:rPr>
@@ -5561,7 +5677,7 @@
               <w14:ligatures w14:val="standardContextual"/>
             </w:rPr>
           </w:pPr>
-          <w:hyperlink w:anchor="_Toc243516526" w:history="1">
+          <w:hyperlink w:anchor="_Toc243644742" w:history="1">
             <w:r>
               <w:rPr>
                 <w:rStyle w:val="Hyperlink"/>
@@ -5585,7 +5701,7 @@
               <w:rPr>
                 <w:noProof/>
               </w:rPr>
-              <w:instrText xml:space="preserve"> PAGEREF _Toc243516526 \h </w:instrText>
+              <w:instrText xml:space="preserve"> PAGEREF _Toc243644742 \h </w:instrText>
             </w:r>
             <w:r>
               <w:rPr>
@@ -5628,7 +5744,7 @@
               <w14:ligatures w14:val="standardContextual"/>
             </w:rPr>
           </w:pPr>
-          <w:hyperlink w:anchor="_Toc243516527" w:history="1">
+          <w:hyperlink w:anchor="_Toc243644743" w:history="1">
             <w:r>
               <w:rPr>
                 <w:rStyle w:val="Hyperlink"/>
@@ -5652,7 +5768,7 @@
               <w:rPr>
                 <w:noProof/>
               </w:rPr>
-              <w:instrText xml:space="preserve"> PAGEREF _Toc243516527 \h </w:instrText>
+              <w:instrText xml:space="preserve"> PAGEREF _Toc243644743 \h </w:instrText>
             </w:r>
             <w:r>
               <w:rPr>
@@ -5695,7 +5811,7 @@
               <w14:ligatures w14:val="standardContextual"/>
             </w:rPr>
           </w:pPr>
-          <w:hyperlink w:anchor="_Toc243516528" w:history="1">
+          <w:hyperlink w:anchor="_Toc243644744" w:history="1">
             <w:r>
               <w:rPr>
                 <w:rStyle w:val="Hyperlink"/>
@@ -5719,7 +5835,7 @@
               <w:rPr>
                 <w:noProof/>
               </w:rPr>
-              <w:instrText xml:space="preserve"> PAGEREF _Toc243516528 \h </w:instrText>
+              <w:instrText xml:space="preserve"> PAGEREF _Toc243644744 \h </w:instrText>
             </w:r>
             <w:r>
               <w:rPr>
@@ -5762,7 +5878,7 @@
               <w14:ligatures w14:val="standardContextual"/>
             </w:rPr>
           </w:pPr>
-          <w:hyperlink w:anchor="_Toc243516529" w:history="1">
+          <w:hyperlink w:anchor="_Toc243644745" w:history="1">
             <w:r>
               <w:rPr>
                 <w:rStyle w:val="Hyperlink"/>
@@ -5786,7 +5902,7 @@
               <w:rPr>
                 <w:noProof/>
               </w:rPr>
-              <w:instrText xml:space="preserve"> PAGEREF _Toc243516529 \h </w:instrText>
+              <w:instrText xml:space="preserve"> PAGEREF _Toc243644745 \h </w:instrText>
             </w:r>
             <w:r>
               <w:rPr>
@@ -5829,7 +5945,7 @@
               <w14:ligatures w14:val="standardContextual"/>
             </w:rPr>
           </w:pPr>
-          <w:hyperlink w:anchor="_Toc243516530" w:history="1">
+          <w:hyperlink w:anchor="_Toc243644746" w:history="1">
             <w:r>
               <w:rPr>
                 <w:rStyle w:val="Hyperlink"/>
@@ -5853,7 +5969,7 @@
               <w:rPr>
                 <w:noProof/>
               </w:rPr>
-              <w:instrText xml:space="preserve"> PAGEREF _Toc243516530 \h </w:instrText>
+              <w:instrText xml:space="preserve"> PAGEREF _Toc243644746 \h </w:instrText>
             </w:r>
             <w:r>
               <w:rPr>
@@ -5896,7 +6012,7 @@
               <w14:ligatures w14:val="standardContextual"/>
             </w:rPr>
           </w:pPr>
-          <w:hyperlink w:anchor="_Toc243516531" w:history="1">
+          <w:hyperlink w:anchor="_Toc243644747" w:history="1">
             <w:r>
               <w:rPr>
                 <w:rStyle w:val="Hyperlink"/>
@@ -5920,7 +6036,7 @@
               <w:rPr>
                 <w:noProof/>
               </w:rPr>
-              <w:instrText xml:space="preserve"> PAGEREF _Toc243516531 \h </w:instrText>
+              <w:instrText xml:space="preserve"> PAGEREF _Toc243644747 \h </w:instrText>
             </w:r>
             <w:r>
               <w:rPr>
@@ -5937,7 +6053,7 @@
               <w:rPr>
                 <w:noProof/>
               </w:rPr>
-              <w:t>17</w:t>
+              <w:t>18</w:t>
             </w:r>
             <w:r>
               <w:rPr>
@@ -5963,7 +6079,7 @@
               <w14:ligatures w14:val="standardContextual"/>
             </w:rPr>
           </w:pPr>
-          <w:hyperlink w:anchor="_Toc243516532" w:history="1">
+          <w:hyperlink w:anchor="_Toc243644748" w:history="1">
             <w:r>
               <w:rPr>
                 <w:rStyle w:val="Hyperlink"/>
@@ -5987,7 +6103,7 @@
               <w:rPr>
                 <w:noProof/>
               </w:rPr>
-              <w:instrText xml:space="preserve"> PAGEREF _Toc243516532 \h </w:instrText>
+              <w:instrText xml:space="preserve"> PAGEREF _Toc243644748 \h </w:instrText>
             </w:r>
             <w:r>
               <w:rPr>
@@ -6030,7 +6146,7 @@
               <w14:ligatures w14:val="standardContextual"/>
             </w:rPr>
           </w:pPr>
-          <w:hyperlink w:anchor="_Toc243516533" w:history="1">
+          <w:hyperlink w:anchor="_Toc243644749" w:history="1">
             <w:r>
               <w:rPr>
                 <w:rStyle w:val="Hyperlink"/>
@@ -6054,7 +6170,7 @@
               <w:rPr>
                 <w:noProof/>
               </w:rPr>
-              <w:instrText xml:space="preserve"> PAGEREF _Toc243516533 \h </w:instrText>
+              <w:instrText xml:space="preserve"> PAGEREF _Toc243644749 \h </w:instrText>
             </w:r>
             <w:r>
               <w:rPr>
@@ -6097,7 +6213,7 @@
               <w14:ligatures w14:val="standardContextual"/>
             </w:rPr>
           </w:pPr>
-          <w:hyperlink w:anchor="_Toc243516534" w:history="1">
+          <w:hyperlink w:anchor="_Toc243644750" w:history="1">
             <w:r>
               <w:rPr>
                 <w:rStyle w:val="Hyperlink"/>
@@ -6121,7 +6237,7 @@
               <w:rPr>
                 <w:noProof/>
               </w:rPr>
-              <w:instrText xml:space="preserve"> PAGEREF _Toc243516534 \h </w:instrText>
+              <w:instrText xml:space="preserve"> PAGEREF _Toc243644750 \h </w:instrText>
             </w:r>
             <w:r>
               <w:rPr>
@@ -6164,7 +6280,7 @@
               <w14:ligatures w14:val="standardContextual"/>
             </w:rPr>
           </w:pPr>
-          <w:hyperlink w:anchor="_Toc243516535" w:history="1">
+          <w:hyperlink w:anchor="_Toc243644751" w:history="1">
             <w:r>
               <w:rPr>
                 <w:rStyle w:val="Hyperlink"/>
@@ -6188,7 +6304,7 @@
               <w:rPr>
                 <w:noProof/>
               </w:rPr>
-              <w:instrText xml:space="preserve"> PAGEREF _Toc243516535 \h </w:instrText>
+              <w:instrText xml:space="preserve"> PAGEREF _Toc243644751 \h </w:instrText>
             </w:r>
             <w:r>
               <w:rPr>
@@ -6231,7 +6347,7 @@
               <w14:ligatures w14:val="standardContextual"/>
             </w:rPr>
           </w:pPr>
-          <w:hyperlink w:anchor="_Toc243516536" w:history="1">
+          <w:hyperlink w:anchor="_Toc243644752" w:history="1">
             <w:r>
               <w:rPr>
                 <w:rStyle w:val="Hyperlink"/>
@@ -6255,7 +6371,7 @@
               <w:rPr>
                 <w:noProof/>
               </w:rPr>
-              <w:instrText xml:space="preserve"> PAGEREF _Toc243516536 \h </w:instrText>
+              <w:instrText xml:space="preserve"> PAGEREF _Toc243644752 \h </w:instrText>
             </w:r>
             <w:r>
               <w:rPr>
@@ -6298,7 +6414,7 @@
               <w14:ligatures w14:val="standardContextual"/>
             </w:rPr>
           </w:pPr>
-          <w:hyperlink w:anchor="_Toc243516537" w:history="1">
+          <w:hyperlink w:anchor="_Toc243644753" w:history="1">
             <w:r>
               <w:rPr>
                 <w:rStyle w:val="Hyperlink"/>
@@ -6322,7 +6438,7 @@
               <w:rPr>
                 <w:noProof/>
               </w:rPr>
-              <w:instrText xml:space="preserve"> PAGEREF _Toc243516537 \h </w:instrText>
+              <w:instrText xml:space="preserve"> PAGEREF _Toc243644753 \h </w:instrText>
             </w:r>
             <w:r>
               <w:rPr>
@@ -6365,7 +6481,7 @@
               <w14:ligatures w14:val="standardContextual"/>
             </w:rPr>
           </w:pPr>
-          <w:hyperlink w:anchor="_Toc243516538" w:history="1">
+          <w:hyperlink w:anchor="_Toc243644754" w:history="1">
             <w:r>
               <w:rPr>
                 <w:rStyle w:val="Hyperlink"/>
@@ -6389,7 +6505,7 @@
               <w:rPr>
                 <w:noProof/>
               </w:rPr>
-              <w:instrText xml:space="preserve"> PAGEREF _Toc243516538 \h </w:instrText>
+              <w:instrText xml:space="preserve"> PAGEREF _Toc243644754 \h </w:instrText>
             </w:r>
             <w:r>
               <w:rPr>
@@ -6432,7 +6548,7 @@
               <w14:ligatures w14:val="standardContextual"/>
             </w:rPr>
           </w:pPr>
-          <w:hyperlink w:anchor="_Toc243516539" w:history="1">
+          <w:hyperlink w:anchor="_Toc243644755" w:history="1">
             <w:r>
               <w:rPr>
                 <w:rStyle w:val="Hyperlink"/>
@@ -6456,7 +6572,7 @@
               <w:rPr>
                 <w:noProof/>
               </w:rPr>
-              <w:instrText xml:space="preserve"> PAGEREF _Toc243516539 \h </w:instrText>
+              <w:instrText xml:space="preserve"> PAGEREF _Toc243644755 \h </w:instrText>
             </w:r>
             <w:r>
               <w:rPr>
@@ -6497,7 +6613,7 @@
         <w:keepLines/>
         <w:pageBreakBefore/>
       </w:pPr>
-      <w:bookmarkStart w:id="0" w:name="_Toc243516475"/>
+      <w:bookmarkStart w:id="0" w:name="_Toc243644691"/>
       <w:r>
         <w:lastRenderedPageBreak/>
         <w:t>1 Introduction</w:t>
@@ -6510,7 +6626,7 @@
         <w:keepNext/>
         <w:keepLines/>
       </w:pPr>
-      <w:bookmarkStart w:id="1" w:name="_Toc243516476"/>
+      <w:bookmarkStart w:id="1" w:name="_Toc243644692"/>
       <w:r>
         <w:t>1.1 Purpose</w:t>
       </w:r>
@@ -6521,10 +6637,7 @@
         <w:spacing w:after="120"/>
       </w:pPr>
       <w:r>
-        <w:t xml:space="preserve">This document specifies what a ZedPath user sees and how they move through the app: the principles behind the </w:t>
-      </w:r>
-      <w:r>
-        <w:t xml:space="preserve">design, the navigation structure, the design system (colour, type, shape, components), each main screen with its states, the shared interaction patterns, the language and content rules, accessibility, and the performance budget for low-end Android phones on 3G. It records the design </w:t>
+        <w:t xml:space="preserve">This document specifies what a ZedPath user sees and how they move through the app: the principles behind the design, the navigation structure, the design system (colour, type, shape, components), each main screen with its states, the shared interaction patterns, the language and content rules, accessibility, and the performance budget for low-end Android phones on 3G. It records the design </w:t>
       </w:r>
       <w:r>
         <w:rPr>
@@ -6534,7 +6647,10 @@
         <w:t>as built</w:t>
       </w:r>
       <w:r>
-        <w:t xml:space="preserve"> on 11 October 2026, so a reviewer can check every statement against the code.</w:t>
+        <w:t xml:space="preserve"> on 11 October 2026, so a reviewer can check</w:t>
+      </w:r>
+      <w:r>
+        <w:t xml:space="preserve"> every statement against the code.</w:t>
       </w:r>
     </w:p>
     <w:p>
@@ -6543,7 +6659,7 @@
         <w:keepNext/>
         <w:keepLines/>
       </w:pPr>
-      <w:bookmarkStart w:id="2" w:name="_Toc243516477"/>
+      <w:bookmarkStart w:id="2" w:name="_Toc243644693"/>
       <w:r>
         <w:t>1.2 Scope</w:t>
       </w:r>
@@ -6554,10 +6670,7 @@
         <w:spacing w:after="120"/>
       </w:pPr>
       <w:r>
-        <w:t xml:space="preserve">The student-facing web app (a Vite + React single-page app installed as a Progressive Web App, also wrapped as an </w:t>
-      </w:r>
-      <w:r>
-        <w:t>Android app) for Releases R1 and R2. The curator tools and the API are out of scope; they are covered by ZP-DOC-05 and ZP-DOC-06.</w:t>
+        <w:t>The student-facing web app (a Vite + React single-page app installed as a Progressive Web App, also wrapped as an Android app) for Releases R1 and R2. The curator tools and the API are out of scope; they are covered by ZP-DOC-05 and ZP-DOC-06.</w:t>
       </w:r>
     </w:p>
     <w:p>
@@ -6566,7 +6679,7 @@
         <w:keepNext/>
         <w:keepLines/>
       </w:pPr>
-      <w:bookmarkStart w:id="3" w:name="_Toc243516478"/>
+      <w:bookmarkStart w:id="3" w:name="_Toc243644694"/>
       <w:r>
         <w:t>1.3 Intended audience</w:t>
       </w:r>
@@ -6586,7 +6699,7 @@
         <w:keepNext/>
         <w:keepLines/>
       </w:pPr>
-      <w:bookmarkStart w:id="4" w:name="_Toc243516479"/>
+      <w:bookmarkStart w:id="4" w:name="_Toc243644695"/>
       <w:r>
         <w:t>1.4 Relationship to other documents</w:t>
       </w:r>
@@ -6597,7 +6710,7 @@
         <w:pStyle w:val="Caption"/>
         <w:keepNext/>
       </w:pPr>
-      <w:bookmarkStart w:id="5" w:name="_Toc243516511"/>
+      <w:bookmarkStart w:id="5" w:name="_Toc243644727"/>
       <w:r>
         <w:t xml:space="preserve">Table </w:t>
       </w:r>
@@ -7358,7 +7471,7 @@
         <w:keepNext/>
         <w:keepLines/>
       </w:pPr>
-      <w:bookmarkStart w:id="6" w:name="_Toc243516480"/>
+      <w:bookmarkStart w:id="6" w:name="_Toc243644696"/>
       <w:r>
         <w:t>1.5 Conventions</w:t>
       </w:r>
@@ -7403,7 +7516,7 @@
         <w:keepLines/>
         <w:pageBreakBefore/>
       </w:pPr>
-      <w:bookmarkStart w:id="7" w:name="_Toc243516481"/>
+      <w:bookmarkStart w:id="7" w:name="_Toc243644697"/>
       <w:r>
         <w:lastRenderedPageBreak/>
         <w:t>2 Design principles</w:t>
@@ -7415,7 +7528,7 @@
         <w:pStyle w:val="Caption"/>
         <w:keepNext/>
       </w:pPr>
-      <w:bookmarkStart w:id="8" w:name="_Toc243516512"/>
+      <w:bookmarkStart w:id="8" w:name="_Toc243644728"/>
       <w:r>
         <w:t xml:space="preserve">Table </w:t>
       </w:r>
@@ -8903,7 +9016,7 @@
         <w:keepLines/>
         <w:pageBreakBefore/>
       </w:pPr>
-      <w:bookmarkStart w:id="9" w:name="_Toc243516482"/>
+      <w:bookmarkStart w:id="9" w:name="_Toc243644698"/>
       <w:r>
         <w:lastRenderedPageBreak/>
         <w:t>3 Personas and key journeys</w:t>
@@ -8923,7 +9036,7 @@
         <w:pStyle w:val="Caption"/>
         <w:keepNext/>
       </w:pPr>
-      <w:bookmarkStart w:id="10" w:name="_Toc243516513"/>
+      <w:bookmarkStart w:id="10" w:name="_Toc243644729"/>
       <w:r>
         <w:t xml:space="preserve">Table </w:t>
       </w:r>
@@ -9712,7 +9825,7 @@
         <w:pStyle w:val="Caption"/>
         <w:keepNext/>
       </w:pPr>
-      <w:bookmarkStart w:id="11" w:name="_Toc243516514"/>
+      <w:bookmarkStart w:id="11" w:name="_Toc243644730"/>
       <w:r>
         <w:t xml:space="preserve">Table </w:t>
       </w:r>
@@ -10724,7 +10837,7 @@
         <w:keepLines/>
         <w:pageBreakBefore/>
       </w:pPr>
-      <w:bookmarkStart w:id="12" w:name="_Toc243516483"/>
+      <w:bookmarkStart w:id="12" w:name="_Toc243644699"/>
       <w:r>
         <w:lastRenderedPageBreak/>
         <w:t>4 Information architecture and navigation</w:t>
@@ -10737,7 +10850,7 @@
         <w:keepNext/>
         <w:keepLines/>
       </w:pPr>
-      <w:bookmarkStart w:id="13" w:name="_Toc243516484"/>
+      <w:bookmarkStart w:id="13" w:name="_Toc243644700"/>
       <w:r>
         <w:t>4.1 Structure</w:t>
       </w:r>
@@ -10786,7 +10899,7 @@
         <w:pStyle w:val="Caption"/>
         <w:keepNext/>
       </w:pPr>
-      <w:bookmarkStart w:id="14" w:name="_Toc243516515"/>
+      <w:bookmarkStart w:id="14" w:name="_Toc243644731"/>
       <w:r>
         <w:t xml:space="preserve">Table </w:t>
       </w:r>
@@ -11669,7 +11782,7 @@
         <w:keepNext/>
         <w:keepLines/>
       </w:pPr>
-      <w:bookmarkStart w:id="15" w:name="_Toc243516485"/>
+      <w:bookmarkStart w:id="15" w:name="_Toc243644701"/>
       <w:r>
         <w:t>4.2 Desktop layout (1024 px and wider)</w:t>
       </w:r>
@@ -11712,7 +11825,7 @@
         <w:pStyle w:val="Caption"/>
         <w:keepNext/>
       </w:pPr>
-      <w:bookmarkStart w:id="16" w:name="_Toc243516516"/>
+      <w:bookmarkStart w:id="16" w:name="_Toc243644732"/>
       <w:r>
         <w:t xml:space="preserve">Table </w:t>
       </w:r>
@@ -12501,7 +12614,7 @@
         <w:keepNext/>
         <w:keepLines/>
       </w:pPr>
-      <w:bookmarkStart w:id="17" w:name="_Toc243516486"/>
+      <w:bookmarkStart w:id="17" w:name="_Toc243644702"/>
       <w:r>
         <w:lastRenderedPageBreak/>
         <w:t>4.3 Route table</w:t>
@@ -12513,7 +12626,7 @@
         <w:pStyle w:val="Caption"/>
         <w:keepNext/>
       </w:pPr>
-      <w:bookmarkStart w:id="18" w:name="_Toc243516517"/>
+      <w:bookmarkStart w:id="18" w:name="_Toc243644733"/>
       <w:r>
         <w:t xml:space="preserve">Table </w:t>
       </w:r>
@@ -15329,7 +15442,7 @@
         <w:keepNext/>
         <w:keepLines/>
       </w:pPr>
-      <w:bookmarkStart w:id="19" w:name="_Toc243516487"/>
+      <w:bookmarkStart w:id="19" w:name="_Toc243644703"/>
       <w:r>
         <w:t>4.4 Guards</w:t>
       </w:r>
@@ -15340,7 +15453,7 @@
         <w:pStyle w:val="Caption"/>
         <w:keepNext/>
       </w:pPr>
-      <w:bookmarkStart w:id="20" w:name="_Toc243516518"/>
+      <w:bookmarkStart w:id="20" w:name="_Toc243644734"/>
       <w:r>
         <w:t xml:space="preserve">Table </w:t>
       </w:r>
@@ -15985,7 +16098,7 @@
         <w:keepLines/>
         <w:pageBreakBefore/>
       </w:pPr>
-      <w:bookmarkStart w:id="21" w:name="_Toc243516488"/>
+      <w:bookmarkStart w:id="21" w:name="_Toc243644704"/>
       <w:r>
         <w:lastRenderedPageBreak/>
         <w:t>5 Design system</w:t>
@@ -15998,7 +16111,7 @@
         <w:keepNext/>
         <w:keepLines/>
       </w:pPr>
-      <w:bookmarkStart w:id="22" w:name="_Toc243516489"/>
+      <w:bookmarkStart w:id="22" w:name="_Toc243644705"/>
       <w:r>
         <w:t>5.1 Colour roles</w:t>
       </w:r>
@@ -16017,7 +16130,7 @@
         <w:pStyle w:val="Caption"/>
         <w:keepNext/>
       </w:pPr>
-      <w:bookmarkStart w:id="23" w:name="_Toc243516519"/>
+      <w:bookmarkStart w:id="23" w:name="_Toc243644735"/>
       <w:r>
         <w:t xml:space="preserve">Table </w:t>
       </w:r>
@@ -18041,7 +18154,7 @@
         <w:keepNext/>
         <w:keepLines/>
       </w:pPr>
-      <w:bookmarkStart w:id="24" w:name="_Toc243516490"/>
+      <w:bookmarkStart w:id="24" w:name="_Toc243644706"/>
       <w:r>
         <w:t>5.2 Typography</w:t>
       </w:r>
@@ -18112,7 +18225,7 @@
         <w:pStyle w:val="Caption"/>
         <w:keepNext/>
       </w:pPr>
-      <w:bookmarkStart w:id="25" w:name="_Toc243516520"/>
+      <w:bookmarkStart w:id="25" w:name="_Toc243644736"/>
       <w:r>
         <w:t xml:space="preserve">Table </w:t>
       </w:r>
@@ -19826,7 +19939,7 @@
         <w:keepNext/>
         <w:keepLines/>
       </w:pPr>
-      <w:bookmarkStart w:id="26" w:name="_Toc243516491"/>
+      <w:bookmarkStart w:id="26" w:name="_Toc243644707"/>
       <w:r>
         <w:t>5.3 Spacing, shape and elevation</w:t>
       </w:r>
@@ -19837,7 +19950,7 @@
         <w:pStyle w:val="Caption"/>
         <w:keepNext/>
       </w:pPr>
-      <w:bookmarkStart w:id="27" w:name="_Toc243516521"/>
+      <w:bookmarkStart w:id="27" w:name="_Toc243644737"/>
       <w:r>
         <w:t xml:space="preserve">Table </w:t>
       </w:r>
@@ -20525,7 +20638,7 @@
         <w:keepNext/>
         <w:keepLines/>
       </w:pPr>
-      <w:bookmarkStart w:id="28" w:name="_Toc243516492"/>
+      <w:bookmarkStart w:id="28" w:name="_Toc243644708"/>
       <w:r>
         <w:t>5.4 Components</w:t>
       </w:r>
@@ -20536,7 +20649,7 @@
         <w:pStyle w:val="Caption"/>
         <w:keepNext/>
       </w:pPr>
-      <w:bookmarkStart w:id="29" w:name="_Toc243516522"/>
+      <w:bookmarkStart w:id="29" w:name="_Toc243644738"/>
       <w:r>
         <w:t xml:space="preserve">Table </w:t>
       </w:r>
@@ -20581,9 +20694,9 @@
         <w:tblLook w:val="04A0" w:firstRow="1" w:lastRow="0" w:firstColumn="1" w:lastColumn="0" w:noHBand="0" w:noVBand="1"/>
       </w:tblPr>
       <w:tblGrid>
-        <w:gridCol w:w="1286"/>
-        <w:gridCol w:w="4375"/>
-        <w:gridCol w:w="3977"/>
+        <w:gridCol w:w="1503"/>
+        <w:gridCol w:w="4261"/>
+        <w:gridCol w:w="3874"/>
       </w:tblGrid>
       <w:tr>
         <w:tblPrEx>
@@ -20598,7 +20711,7 @@
         </w:trPr>
         <w:tc>
           <w:tcPr>
-            <w:tcW w:w="1286" w:type="dxa"/>
+            <w:tcW w:w="1503" w:type="dxa"/>
             <w:tcBorders>
               <w:top w:val="single" w:sz="4" w:space="0" w:color="C9D3D0"/>
               <w:left w:val="single" w:sz="4" w:space="0" w:color="C9D3D0"/>
@@ -20632,7 +20745,7 @@
         </w:tc>
         <w:tc>
           <w:tcPr>
-            <w:tcW w:w="4375" w:type="dxa"/>
+            <w:tcW w:w="4261" w:type="dxa"/>
             <w:tcBorders>
               <w:top w:val="single" w:sz="4" w:space="0" w:color="C9D3D0"/>
               <w:left w:val="single" w:sz="4" w:space="0" w:color="C9D3D0"/>
@@ -20666,7 +20779,7 @@
         </w:tc>
         <w:tc>
           <w:tcPr>
-            <w:tcW w:w="3977" w:type="dxa"/>
+            <w:tcW w:w="3874" w:type="dxa"/>
             <w:tcBorders>
               <w:top w:val="single" w:sz="4" w:space="0" w:color="C9D3D0"/>
               <w:left w:val="single" w:sz="4" w:space="0" w:color="C9D3D0"/>
@@ -20711,7 +20824,7 @@
         </w:trPr>
         <w:tc>
           <w:tcPr>
-            <w:tcW w:w="1286" w:type="dxa"/>
+            <w:tcW w:w="1503" w:type="dxa"/>
             <w:tcBorders>
               <w:top w:val="single" w:sz="4" w:space="0" w:color="C9D3D0"/>
               <w:left w:val="single" w:sz="4" w:space="0" w:color="C9D3D0"/>
@@ -20741,7 +20854,7 @@
         </w:tc>
         <w:tc>
           <w:tcPr>
-            <w:tcW w:w="4375" w:type="dxa"/>
+            <w:tcW w:w="4261" w:type="dxa"/>
             <w:tcBorders>
               <w:top w:val="single" w:sz="4" w:space="0" w:color="C9D3D0"/>
               <w:left w:val="single" w:sz="4" w:space="0" w:color="C9D3D0"/>
@@ -20803,7 +20916,7 @@
         </w:tc>
         <w:tc>
           <w:tcPr>
-            <w:tcW w:w="3977" w:type="dxa"/>
+            <w:tcW w:w="3874" w:type="dxa"/>
             <w:tcBorders>
               <w:top w:val="single" w:sz="4" w:space="0" w:color="C9D3D0"/>
               <w:left w:val="single" w:sz="4" w:space="0" w:color="C9D3D0"/>
@@ -20844,7 +20957,7 @@
         </w:trPr>
         <w:tc>
           <w:tcPr>
-            <w:tcW w:w="1286" w:type="dxa"/>
+            <w:tcW w:w="1503" w:type="dxa"/>
             <w:tcBorders>
               <w:top w:val="single" w:sz="4" w:space="0" w:color="C9D3D0"/>
               <w:left w:val="single" w:sz="4" w:space="0" w:color="C9D3D0"/>
@@ -20875,7 +20988,7 @@
         </w:tc>
         <w:tc>
           <w:tcPr>
-            <w:tcW w:w="4375" w:type="dxa"/>
+            <w:tcW w:w="4261" w:type="dxa"/>
             <w:tcBorders>
               <w:top w:val="single" w:sz="4" w:space="0" w:color="C9D3D0"/>
               <w:left w:val="single" w:sz="4" w:space="0" w:color="C9D3D0"/>
@@ -20922,7 +21035,7 @@
         </w:tc>
         <w:tc>
           <w:tcPr>
-            <w:tcW w:w="3977" w:type="dxa"/>
+            <w:tcW w:w="3874" w:type="dxa"/>
             <w:tcBorders>
               <w:top w:val="single" w:sz="4" w:space="0" w:color="C9D3D0"/>
               <w:left w:val="single" w:sz="4" w:space="0" w:color="C9D3D0"/>
@@ -20964,7 +21077,7 @@
         </w:trPr>
         <w:tc>
           <w:tcPr>
-            <w:tcW w:w="1286" w:type="dxa"/>
+            <w:tcW w:w="1503" w:type="dxa"/>
             <w:tcBorders>
               <w:top w:val="single" w:sz="4" w:space="0" w:color="C9D3D0"/>
               <w:left w:val="single" w:sz="4" w:space="0" w:color="C9D3D0"/>
@@ -20994,7 +21107,7 @@
         </w:tc>
         <w:tc>
           <w:tcPr>
-            <w:tcW w:w="4375" w:type="dxa"/>
+            <w:tcW w:w="4261" w:type="dxa"/>
             <w:tcBorders>
               <w:top w:val="single" w:sz="4" w:space="0" w:color="C9D3D0"/>
               <w:left w:val="single" w:sz="4" w:space="0" w:color="C9D3D0"/>
@@ -21065,7 +21178,7 @@
         </w:tc>
         <w:tc>
           <w:tcPr>
-            <w:tcW w:w="3977" w:type="dxa"/>
+            <w:tcW w:w="3874" w:type="dxa"/>
             <w:tcBorders>
               <w:top w:val="single" w:sz="4" w:space="0" w:color="C9D3D0"/>
               <w:left w:val="single" w:sz="4" w:space="0" w:color="C9D3D0"/>
@@ -21106,7 +21219,7 @@
         </w:trPr>
         <w:tc>
           <w:tcPr>
-            <w:tcW w:w="1286" w:type="dxa"/>
+            <w:tcW w:w="1503" w:type="dxa"/>
             <w:tcBorders>
               <w:top w:val="single" w:sz="4" w:space="0" w:color="C9D3D0"/>
               <w:left w:val="single" w:sz="4" w:space="0" w:color="C9D3D0"/>
@@ -21137,7 +21250,7 @@
         </w:tc>
         <w:tc>
           <w:tcPr>
-            <w:tcW w:w="4375" w:type="dxa"/>
+            <w:tcW w:w="4261" w:type="dxa"/>
             <w:tcBorders>
               <w:top w:val="single" w:sz="4" w:space="0" w:color="C9D3D0"/>
               <w:left w:val="single" w:sz="4" w:space="0" w:color="C9D3D0"/>
@@ -21248,7 +21361,7 @@
         </w:tc>
         <w:tc>
           <w:tcPr>
-            <w:tcW w:w="3977" w:type="dxa"/>
+            <w:tcW w:w="3874" w:type="dxa"/>
             <w:tcBorders>
               <w:top w:val="single" w:sz="4" w:space="0" w:color="C9D3D0"/>
               <w:left w:val="single" w:sz="4" w:space="0" w:color="C9D3D0"/>
@@ -21290,7 +21403,7 @@
         </w:trPr>
         <w:tc>
           <w:tcPr>
-            <w:tcW w:w="1286" w:type="dxa"/>
+            <w:tcW w:w="1503" w:type="dxa"/>
             <w:tcBorders>
               <w:top w:val="single" w:sz="4" w:space="0" w:color="C9D3D0"/>
               <w:left w:val="single" w:sz="4" w:space="0" w:color="C9D3D0"/>
@@ -21320,7 +21433,7 @@
         </w:tc>
         <w:tc>
           <w:tcPr>
-            <w:tcW w:w="4375" w:type="dxa"/>
+            <w:tcW w:w="4261" w:type="dxa"/>
             <w:tcBorders>
               <w:top w:val="single" w:sz="4" w:space="0" w:color="C9D3D0"/>
               <w:left w:val="single" w:sz="4" w:space="0" w:color="C9D3D0"/>
@@ -21350,7 +21463,7 @@
         </w:tc>
         <w:tc>
           <w:tcPr>
-            <w:tcW w:w="3977" w:type="dxa"/>
+            <w:tcW w:w="3874" w:type="dxa"/>
             <w:tcBorders>
               <w:top w:val="single" w:sz="4" w:space="0" w:color="C9D3D0"/>
               <w:left w:val="single" w:sz="4" w:space="0" w:color="C9D3D0"/>
@@ -21391,7 +21504,7 @@
         </w:trPr>
         <w:tc>
           <w:tcPr>
-            <w:tcW w:w="1286" w:type="dxa"/>
+            <w:tcW w:w="1503" w:type="dxa"/>
             <w:tcBorders>
               <w:top w:val="single" w:sz="4" w:space="0" w:color="C9D3D0"/>
               <w:left w:val="single" w:sz="4" w:space="0" w:color="C9D3D0"/>
@@ -21422,7 +21535,7 @@
         </w:tc>
         <w:tc>
           <w:tcPr>
-            <w:tcW w:w="4375" w:type="dxa"/>
+            <w:tcW w:w="4261" w:type="dxa"/>
             <w:tcBorders>
               <w:top w:val="single" w:sz="4" w:space="0" w:color="C9D3D0"/>
               <w:left w:val="single" w:sz="4" w:space="0" w:color="C9D3D0"/>
@@ -21469,7 +21582,7 @@
         </w:tc>
         <w:tc>
           <w:tcPr>
-            <w:tcW w:w="3977" w:type="dxa"/>
+            <w:tcW w:w="3874" w:type="dxa"/>
             <w:tcBorders>
               <w:top w:val="single" w:sz="4" w:space="0" w:color="C9D3D0"/>
               <w:left w:val="single" w:sz="4" w:space="0" w:color="C9D3D0"/>
@@ -21511,7 +21624,7 @@
         </w:trPr>
         <w:tc>
           <w:tcPr>
-            <w:tcW w:w="1286" w:type="dxa"/>
+            <w:tcW w:w="1503" w:type="dxa"/>
             <w:tcBorders>
               <w:top w:val="single" w:sz="4" w:space="0" w:color="C9D3D0"/>
               <w:left w:val="single" w:sz="4" w:space="0" w:color="C9D3D0"/>
@@ -21541,7 +21654,7 @@
         </w:tc>
         <w:tc>
           <w:tcPr>
-            <w:tcW w:w="4375" w:type="dxa"/>
+            <w:tcW w:w="4261" w:type="dxa"/>
             <w:tcBorders>
               <w:top w:val="single" w:sz="4" w:space="0" w:color="C9D3D0"/>
               <w:left w:val="single" w:sz="4" w:space="0" w:color="C9D3D0"/>
@@ -21603,7 +21716,7 @@
         </w:tc>
         <w:tc>
           <w:tcPr>
-            <w:tcW w:w="3977" w:type="dxa"/>
+            <w:tcW w:w="3874" w:type="dxa"/>
             <w:tcBorders>
               <w:top w:val="single" w:sz="4" w:space="0" w:color="C9D3D0"/>
               <w:left w:val="single" w:sz="4" w:space="0" w:color="C9D3D0"/>
@@ -21644,7 +21757,7 @@
         </w:trPr>
         <w:tc>
           <w:tcPr>
-            <w:tcW w:w="1286" w:type="dxa"/>
+            <w:tcW w:w="1503" w:type="dxa"/>
             <w:tcBorders>
               <w:top w:val="single" w:sz="4" w:space="0" w:color="C9D3D0"/>
               <w:left w:val="single" w:sz="4" w:space="0" w:color="C9D3D0"/>
@@ -21675,7 +21788,7 @@
         </w:tc>
         <w:tc>
           <w:tcPr>
-            <w:tcW w:w="4375" w:type="dxa"/>
+            <w:tcW w:w="4261" w:type="dxa"/>
             <w:tcBorders>
               <w:top w:val="single" w:sz="4" w:space="0" w:color="C9D3D0"/>
               <w:left w:val="single" w:sz="4" w:space="0" w:color="C9D3D0"/>
@@ -21706,7 +21819,7 @@
         </w:tc>
         <w:tc>
           <w:tcPr>
-            <w:tcW w:w="3977" w:type="dxa"/>
+            <w:tcW w:w="3874" w:type="dxa"/>
             <w:tcBorders>
               <w:top w:val="single" w:sz="4" w:space="0" w:color="C9D3D0"/>
               <w:left w:val="single" w:sz="4" w:space="0" w:color="C9D3D0"/>
@@ -21748,7 +21861,7 @@
         </w:trPr>
         <w:tc>
           <w:tcPr>
-            <w:tcW w:w="1286" w:type="dxa"/>
+            <w:tcW w:w="1503" w:type="dxa"/>
             <w:tcBorders>
               <w:top w:val="single" w:sz="4" w:space="0" w:color="C9D3D0"/>
               <w:left w:val="single" w:sz="4" w:space="0" w:color="C9D3D0"/>
@@ -21778,7 +21891,7 @@
         </w:tc>
         <w:tc>
           <w:tcPr>
-            <w:tcW w:w="4375" w:type="dxa"/>
+            <w:tcW w:w="4261" w:type="dxa"/>
             <w:tcBorders>
               <w:top w:val="single" w:sz="4" w:space="0" w:color="C9D3D0"/>
               <w:left w:val="single" w:sz="4" w:space="0" w:color="C9D3D0"/>
@@ -21840,7 +21953,7 @@
         </w:tc>
         <w:tc>
           <w:tcPr>
-            <w:tcW w:w="3977" w:type="dxa"/>
+            <w:tcW w:w="3874" w:type="dxa"/>
             <w:tcBorders>
               <w:top w:val="single" w:sz="4" w:space="0" w:color="C9D3D0"/>
               <w:left w:val="single" w:sz="4" w:space="0" w:color="C9D3D0"/>
@@ -21881,7 +21994,7 @@
         </w:trPr>
         <w:tc>
           <w:tcPr>
-            <w:tcW w:w="1286" w:type="dxa"/>
+            <w:tcW w:w="1503" w:type="dxa"/>
             <w:tcBorders>
               <w:top w:val="single" w:sz="4" w:space="0" w:color="C9D3D0"/>
               <w:left w:val="single" w:sz="4" w:space="0" w:color="C9D3D0"/>
@@ -21912,7 +22025,7 @@
         </w:tc>
         <w:tc>
           <w:tcPr>
-            <w:tcW w:w="4375" w:type="dxa"/>
+            <w:tcW w:w="4261" w:type="dxa"/>
             <w:tcBorders>
               <w:top w:val="single" w:sz="4" w:space="0" w:color="C9D3D0"/>
               <w:left w:val="single" w:sz="4" w:space="0" w:color="C9D3D0"/>
@@ -21959,7 +22072,7 @@
         </w:tc>
         <w:tc>
           <w:tcPr>
-            <w:tcW w:w="3977" w:type="dxa"/>
+            <w:tcW w:w="3874" w:type="dxa"/>
             <w:tcBorders>
               <w:top w:val="single" w:sz="4" w:space="0" w:color="C9D3D0"/>
               <w:left w:val="single" w:sz="4" w:space="0" w:color="C9D3D0"/>
@@ -22001,37 +22114,38 @@
         </w:trPr>
         <w:tc>
           <w:tcPr>
-            <w:tcW w:w="1286" w:type="dxa"/>
-            <w:tcBorders>
-              <w:top w:val="single" w:sz="4" w:space="0" w:color="C9D3D0"/>
-              <w:left w:val="single" w:sz="4" w:space="0" w:color="C9D3D0"/>
-              <w:bottom w:val="single" w:sz="4" w:space="0" w:color="C9D3D0"/>
-              <w:right w:val="single" w:sz="4" w:space="0" w:color="C9D3D0"/>
-            </w:tcBorders>
-            <w:tcMar>
-              <w:top w:w="50" w:type="dxa"/>
-              <w:left w:w="100" w:type="dxa"/>
-              <w:bottom w:w="50" w:type="dxa"/>
-              <w:right w:w="100" w:type="dxa"/>
-            </w:tcMar>
-            <w:vAlign w:val="center"/>
-          </w:tcPr>
-          <w:p>
-            <w:pPr>
-              <w:spacing w:line="252" w:lineRule="auto"/>
-            </w:pPr>
-            <w:r>
-              <w:rPr>
-                <w:sz w:val="19"/>
-                <w:szCs w:val="19"/>
-              </w:rPr>
+            <w:tcW w:w="1503" w:type="dxa"/>
+            <w:tcBorders>
+              <w:top w:val="single" w:sz="4" w:space="0" w:color="C9D3D0"/>
+              <w:left w:val="single" w:sz="4" w:space="0" w:color="C9D3D0"/>
+              <w:bottom w:val="single" w:sz="4" w:space="0" w:color="C9D3D0"/>
+              <w:right w:val="single" w:sz="4" w:space="0" w:color="C9D3D0"/>
+            </w:tcBorders>
+            <w:tcMar>
+              <w:top w:w="50" w:type="dxa"/>
+              <w:left w:w="100" w:type="dxa"/>
+              <w:bottom w:w="50" w:type="dxa"/>
+              <w:right w:w="100" w:type="dxa"/>
+            </w:tcMar>
+            <w:vAlign w:val="center"/>
+          </w:tcPr>
+          <w:p>
+            <w:pPr>
+              <w:spacing w:line="252" w:lineRule="auto"/>
+            </w:pPr>
+            <w:r>
+              <w:rPr>
+                <w:sz w:val="19"/>
+                <w:szCs w:val="19"/>
+              </w:rPr>
+              <w:lastRenderedPageBreak/>
               <w:t>Lists</w:t>
             </w:r>
           </w:p>
         </w:tc>
         <w:tc>
           <w:tcPr>
-            <w:tcW w:w="4375" w:type="dxa"/>
+            <w:tcW w:w="4261" w:type="dxa"/>
             <w:tcBorders>
               <w:top w:val="single" w:sz="4" w:space="0" w:color="C9D3D0"/>
               <w:left w:val="single" w:sz="4" w:space="0" w:color="C9D3D0"/>
@@ -22070,7 +22184,7 @@
         </w:tc>
         <w:tc>
           <w:tcPr>
-            <w:tcW w:w="3977" w:type="dxa"/>
+            <w:tcW w:w="3874" w:type="dxa"/>
             <w:tcBorders>
               <w:top w:val="single" w:sz="4" w:space="0" w:color="C9D3D0"/>
               <w:left w:val="single" w:sz="4" w:space="0" w:color="C9D3D0"/>
@@ -22111,7 +22225,7 @@
         </w:trPr>
         <w:tc>
           <w:tcPr>
-            <w:tcW w:w="1286" w:type="dxa"/>
+            <w:tcW w:w="1503" w:type="dxa"/>
             <w:tcBorders>
               <w:top w:val="single" w:sz="4" w:space="0" w:color="C9D3D0"/>
               <w:left w:val="single" w:sz="4" w:space="0" w:color="C9D3D0"/>
@@ -22136,14 +22250,13 @@
                 <w:sz w:val="19"/>
                 <w:szCs w:val="19"/>
               </w:rPr>
-              <w:lastRenderedPageBreak/>
               <w:t>Selection bar</w:t>
             </w:r>
           </w:p>
         </w:tc>
         <w:tc>
           <w:tcPr>
-            <w:tcW w:w="4375" w:type="dxa"/>
+            <w:tcW w:w="4261" w:type="dxa"/>
             <w:tcBorders>
               <w:top w:val="single" w:sz="4" w:space="0" w:color="C9D3D0"/>
               <w:left w:val="single" w:sz="4" w:space="0" w:color="C9D3D0"/>
@@ -22174,7 +22287,7 @@
         </w:tc>
         <w:tc>
           <w:tcPr>
-            <w:tcW w:w="3977" w:type="dxa"/>
+            <w:tcW w:w="3874" w:type="dxa"/>
             <w:tcBorders>
               <w:top w:val="single" w:sz="4" w:space="0" w:color="C9D3D0"/>
               <w:left w:val="single" w:sz="4" w:space="0" w:color="C9D3D0"/>
@@ -22216,7 +22329,7 @@
         </w:trPr>
         <w:tc>
           <w:tcPr>
-            <w:tcW w:w="1286" w:type="dxa"/>
+            <w:tcW w:w="1503" w:type="dxa"/>
             <w:tcBorders>
               <w:top w:val="single" w:sz="4" w:space="0" w:color="C9D3D0"/>
               <w:left w:val="single" w:sz="4" w:space="0" w:color="C9D3D0"/>
@@ -22246,7 +22359,7 @@
         </w:tc>
         <w:tc>
           <w:tcPr>
-            <w:tcW w:w="4375" w:type="dxa"/>
+            <w:tcW w:w="4261" w:type="dxa"/>
             <w:tcBorders>
               <w:top w:val="single" w:sz="4" w:space="0" w:color="C9D3D0"/>
               <w:left w:val="single" w:sz="4" w:space="0" w:color="C9D3D0"/>
@@ -22276,7 +22389,7 @@
         </w:tc>
         <w:tc>
           <w:tcPr>
-            <w:tcW w:w="3977" w:type="dxa"/>
+            <w:tcW w:w="3874" w:type="dxa"/>
             <w:tcBorders>
               <w:top w:val="single" w:sz="4" w:space="0" w:color="C9D3D0"/>
               <w:left w:val="single" w:sz="4" w:space="0" w:color="C9D3D0"/>
@@ -22317,7 +22430,7 @@
         </w:trPr>
         <w:tc>
           <w:tcPr>
-            <w:tcW w:w="1286" w:type="dxa"/>
+            <w:tcW w:w="1503" w:type="dxa"/>
             <w:tcBorders>
               <w:top w:val="single" w:sz="4" w:space="0" w:color="C9D3D0"/>
               <w:left w:val="single" w:sz="4" w:space="0" w:color="C9D3D0"/>
@@ -22342,13 +22455,13 @@
                 <w:sz w:val="19"/>
                 <w:szCs w:val="19"/>
               </w:rPr>
-              <w:t>Menu button</w:t>
-            </w:r>
-          </w:p>
-        </w:tc>
-        <w:tc>
-          <w:tcPr>
-            <w:tcW w:w="4375" w:type="dxa"/>
+              <w:t>Added confirmation</w:t>
+            </w:r>
+          </w:p>
+        </w:tc>
+        <w:tc>
+          <w:tcPr>
+            <w:tcW w:w="4261" w:type="dxa"/>
             <w:tcBorders>
               <w:top w:val="single" w:sz="4" w:space="0" w:color="C9D3D0"/>
               <w:left w:val="single" w:sz="4" w:space="0" w:color="C9D3D0"/>
@@ -22373,13 +22486,13 @@
                 <w:sz w:val="19"/>
                 <w:szCs w:val="19"/>
               </w:rPr>
-              <w:t>Glass 44 px button with the menu icon: opens and collapses the side menu</w:t>
-            </w:r>
-          </w:p>
-        </w:tc>
-        <w:tc>
-          <w:tcPr>
-            <w:tcW w:w="3977" w:type="dxa"/>
+              <w:t>Green pop-up with a tick near the bottom of the screen (white on #0B7A4B, about 5.2:1), announced by a live region, gone after about 2.5 s: "Added 3 courses to My list.", plus how many were already there or a full list</w:t>
+            </w:r>
+          </w:p>
+        </w:tc>
+        <w:tc>
+          <w:tcPr>
+            <w:tcW w:w="3874" w:type="dxa"/>
             <w:tcBorders>
               <w:top w:val="single" w:sz="4" w:space="0" w:color="C9D3D0"/>
               <w:left w:val="single" w:sz="4" w:space="0" w:color="C9D3D0"/>
@@ -22404,7 +22517,7 @@
                 <w:sz w:val="19"/>
                 <w:szCs w:val="19"/>
               </w:rPr>
-              <w:t>Top app bar, 1024 px and wider</w:t>
+              <w:t>Courses, course page, My list</w:t>
             </w:r>
           </w:p>
         </w:tc>
@@ -22421,91 +22534,91 @@
         </w:trPr>
         <w:tc>
           <w:tcPr>
-            <w:tcW w:w="1286" w:type="dxa"/>
-            <w:tcBorders>
-              <w:top w:val="single" w:sz="4" w:space="0" w:color="C9D3D0"/>
-              <w:left w:val="single" w:sz="4" w:space="0" w:color="C9D3D0"/>
-              <w:bottom w:val="single" w:sz="4" w:space="0" w:color="C9D3D0"/>
-              <w:right w:val="single" w:sz="4" w:space="0" w:color="C9D3D0"/>
-            </w:tcBorders>
-            <w:tcMar>
-              <w:top w:w="50" w:type="dxa"/>
-              <w:left w:w="100" w:type="dxa"/>
-              <w:bottom w:w="50" w:type="dxa"/>
-              <w:right w:w="100" w:type="dxa"/>
-            </w:tcMar>
-            <w:vAlign w:val="center"/>
-          </w:tcPr>
-          <w:p>
-            <w:pPr>
-              <w:spacing w:line="252" w:lineRule="auto"/>
-            </w:pPr>
-            <w:r>
-              <w:rPr>
-                <w:sz w:val="19"/>
-                <w:szCs w:val="19"/>
-              </w:rPr>
-              <w:t>Composer</w:t>
-            </w:r>
-          </w:p>
-        </w:tc>
-        <w:tc>
-          <w:tcPr>
-            <w:tcW w:w="4375" w:type="dxa"/>
-            <w:tcBorders>
-              <w:top w:val="single" w:sz="4" w:space="0" w:color="C9D3D0"/>
-              <w:left w:val="single" w:sz="4" w:space="0" w:color="C9D3D0"/>
-              <w:bottom w:val="single" w:sz="4" w:space="0" w:color="C9D3D0"/>
-              <w:right w:val="single" w:sz="4" w:space="0" w:color="C9D3D0"/>
-            </w:tcBorders>
-            <w:tcMar>
-              <w:top w:w="50" w:type="dxa"/>
-              <w:left w:w="100" w:type="dxa"/>
-              <w:bottom w:w="50" w:type="dxa"/>
-              <w:right w:w="100" w:type="dxa"/>
-            </w:tcMar>
-            <w:vAlign w:val="center"/>
-          </w:tcPr>
-          <w:p>
-            <w:pPr>
-              <w:spacing w:line="252" w:lineRule="auto"/>
-            </w:pPr>
-            <w:r>
-              <w:rPr>
-                <w:sz w:val="19"/>
-                <w:szCs w:val="19"/>
-              </w:rPr>
-              <w:t>Sticky above the navigation bar: rounded input (48 px) and round 48 px send button</w:t>
-            </w:r>
-          </w:p>
-        </w:tc>
-        <w:tc>
-          <w:tcPr>
-            <w:tcW w:w="3977" w:type="dxa"/>
-            <w:tcBorders>
-              <w:top w:val="single" w:sz="4" w:space="0" w:color="C9D3D0"/>
-              <w:left w:val="single" w:sz="4" w:space="0" w:color="C9D3D0"/>
-              <w:bottom w:val="single" w:sz="4" w:space="0" w:color="C9D3D0"/>
-              <w:right w:val="single" w:sz="4" w:space="0" w:color="C9D3D0"/>
-            </w:tcBorders>
-            <w:tcMar>
-              <w:top w:w="50" w:type="dxa"/>
-              <w:left w:w="100" w:type="dxa"/>
-              <w:bottom w:w="50" w:type="dxa"/>
-              <w:right w:w="100" w:type="dxa"/>
-            </w:tcMar>
-            <w:vAlign w:val="center"/>
-          </w:tcPr>
-          <w:p>
-            <w:pPr>
-              <w:spacing w:line="252" w:lineRule="auto"/>
-            </w:pPr>
-            <w:r>
-              <w:rPr>
-                <w:sz w:val="19"/>
-                <w:szCs w:val="19"/>
-              </w:rPr>
-              <w:t>Ask, Group room</w:t>
+            <w:tcW w:w="1503" w:type="dxa"/>
+            <w:tcBorders>
+              <w:top w:val="single" w:sz="4" w:space="0" w:color="C9D3D0"/>
+              <w:left w:val="single" w:sz="4" w:space="0" w:color="C9D3D0"/>
+              <w:bottom w:val="single" w:sz="4" w:space="0" w:color="C9D3D0"/>
+              <w:right w:val="single" w:sz="4" w:space="0" w:color="C9D3D0"/>
+            </w:tcBorders>
+            <w:tcMar>
+              <w:top w:w="50" w:type="dxa"/>
+              <w:left w:w="100" w:type="dxa"/>
+              <w:bottom w:w="50" w:type="dxa"/>
+              <w:right w:w="100" w:type="dxa"/>
+            </w:tcMar>
+            <w:vAlign w:val="center"/>
+          </w:tcPr>
+          <w:p>
+            <w:pPr>
+              <w:spacing w:line="252" w:lineRule="auto"/>
+            </w:pPr>
+            <w:r>
+              <w:rPr>
+                <w:sz w:val="19"/>
+                <w:szCs w:val="19"/>
+              </w:rPr>
+              <w:t>Menu button</w:t>
+            </w:r>
+          </w:p>
+        </w:tc>
+        <w:tc>
+          <w:tcPr>
+            <w:tcW w:w="4261" w:type="dxa"/>
+            <w:tcBorders>
+              <w:top w:val="single" w:sz="4" w:space="0" w:color="C9D3D0"/>
+              <w:left w:val="single" w:sz="4" w:space="0" w:color="C9D3D0"/>
+              <w:bottom w:val="single" w:sz="4" w:space="0" w:color="C9D3D0"/>
+              <w:right w:val="single" w:sz="4" w:space="0" w:color="C9D3D0"/>
+            </w:tcBorders>
+            <w:tcMar>
+              <w:top w:w="50" w:type="dxa"/>
+              <w:left w:w="100" w:type="dxa"/>
+              <w:bottom w:w="50" w:type="dxa"/>
+              <w:right w:w="100" w:type="dxa"/>
+            </w:tcMar>
+            <w:vAlign w:val="center"/>
+          </w:tcPr>
+          <w:p>
+            <w:pPr>
+              <w:spacing w:line="252" w:lineRule="auto"/>
+            </w:pPr>
+            <w:r>
+              <w:rPr>
+                <w:sz w:val="19"/>
+                <w:szCs w:val="19"/>
+              </w:rPr>
+              <w:t>Glass 44 px button with the menu icon: opens and collapses the side menu</w:t>
+            </w:r>
+          </w:p>
+        </w:tc>
+        <w:tc>
+          <w:tcPr>
+            <w:tcW w:w="3874" w:type="dxa"/>
+            <w:tcBorders>
+              <w:top w:val="single" w:sz="4" w:space="0" w:color="C9D3D0"/>
+              <w:left w:val="single" w:sz="4" w:space="0" w:color="C9D3D0"/>
+              <w:bottom w:val="single" w:sz="4" w:space="0" w:color="C9D3D0"/>
+              <w:right w:val="single" w:sz="4" w:space="0" w:color="C9D3D0"/>
+            </w:tcBorders>
+            <w:tcMar>
+              <w:top w:w="50" w:type="dxa"/>
+              <w:left w:w="100" w:type="dxa"/>
+              <w:bottom w:w="50" w:type="dxa"/>
+              <w:right w:w="100" w:type="dxa"/>
+            </w:tcMar>
+            <w:vAlign w:val="center"/>
+          </w:tcPr>
+          <w:p>
+            <w:pPr>
+              <w:spacing w:line="252" w:lineRule="auto"/>
+            </w:pPr>
+            <w:r>
+              <w:rPr>
+                <w:sz w:val="19"/>
+                <w:szCs w:val="19"/>
+              </w:rPr>
+              <w:t>Top app bar, 1024 px and wider</w:t>
             </w:r>
           </w:p>
         </w:tc>
@@ -22522,7 +22635,7 @@
         </w:trPr>
         <w:tc>
           <w:tcPr>
-            <w:tcW w:w="1286" w:type="dxa"/>
+            <w:tcW w:w="1503" w:type="dxa"/>
             <w:tcBorders>
               <w:top w:val="single" w:sz="4" w:space="0" w:color="C9D3D0"/>
               <w:left w:val="single" w:sz="4" w:space="0" w:color="C9D3D0"/>
@@ -22547,13 +22660,13 @@
                 <w:sz w:val="19"/>
                 <w:szCs w:val="19"/>
               </w:rPr>
-              <w:t>Chat bubbles</w:t>
-            </w:r>
-          </w:p>
-        </w:tc>
-        <w:tc>
-          <w:tcPr>
-            <w:tcW w:w="4375" w:type="dxa"/>
+              <w:t>Composer</w:t>
+            </w:r>
+          </w:p>
+        </w:tc>
+        <w:tc>
+          <w:tcPr>
+            <w:tcW w:w="4261" w:type="dxa"/>
             <w:tcBorders>
               <w:top w:val="single" w:sz="4" w:space="0" w:color="C9D3D0"/>
               <w:left w:val="single" w:sz="4" w:space="0" w:color="C9D3D0"/>
@@ -22578,13 +22691,13 @@
                 <w:sz w:val="19"/>
                 <w:szCs w:val="19"/>
               </w:rPr>
-              <w:t>Question right (brand gradient), answer left; group messages with avatar, name, senior badge</w:t>
-            </w:r>
-          </w:p>
-        </w:tc>
-        <w:tc>
-          <w:tcPr>
-            <w:tcW w:w="3977" w:type="dxa"/>
+              <w:t>Sticky above the navigation bar: rounded input (48 px) and round 48 px send button</w:t>
+            </w:r>
+          </w:p>
+        </w:tc>
+        <w:tc>
+          <w:tcPr>
+            <w:tcW w:w="3874" w:type="dxa"/>
             <w:tcBorders>
               <w:top w:val="single" w:sz="4" w:space="0" w:color="C9D3D0"/>
               <w:left w:val="single" w:sz="4" w:space="0" w:color="C9D3D0"/>
@@ -22609,7 +22722,7 @@
                 <w:sz w:val="19"/>
                 <w:szCs w:val="19"/>
               </w:rPr>
-              <w:t>Ask, Groups</w:t>
+              <w:t>Ask, Group room</w:t>
             </w:r>
           </w:p>
         </w:tc>
@@ -22626,107 +22739,91 @@
         </w:trPr>
         <w:tc>
           <w:tcPr>
-            <w:tcW w:w="1286" w:type="dxa"/>
-            <w:tcBorders>
-              <w:top w:val="single" w:sz="4" w:space="0" w:color="C9D3D0"/>
-              <w:left w:val="single" w:sz="4" w:space="0" w:color="C9D3D0"/>
-              <w:bottom w:val="single" w:sz="4" w:space="0" w:color="C9D3D0"/>
-              <w:right w:val="single" w:sz="4" w:space="0" w:color="C9D3D0"/>
-            </w:tcBorders>
-            <w:tcMar>
-              <w:top w:w="50" w:type="dxa"/>
-              <w:left w:w="100" w:type="dxa"/>
-              <w:bottom w:w="50" w:type="dxa"/>
-              <w:right w:w="100" w:type="dxa"/>
-            </w:tcMar>
-            <w:vAlign w:val="center"/>
-          </w:tcPr>
-          <w:p>
-            <w:pPr>
-              <w:spacing w:line="252" w:lineRule="auto"/>
-            </w:pPr>
-            <w:r>
-              <w:rPr>
-                <w:sz w:val="19"/>
-                <w:szCs w:val="19"/>
-              </w:rPr>
-              <w:t>Avatars</w:t>
-            </w:r>
-          </w:p>
-        </w:tc>
-        <w:tc>
-          <w:tcPr>
-            <w:tcW w:w="4375" w:type="dxa"/>
-            <w:tcBorders>
-              <w:top w:val="single" w:sz="4" w:space="0" w:color="C9D3D0"/>
-              <w:left w:val="single" w:sz="4" w:space="0" w:color="C9D3D0"/>
-              <w:bottom w:val="single" w:sz="4" w:space="0" w:color="C9D3D0"/>
-              <w:right w:val="single" w:sz="4" w:space="0" w:color="C9D3D0"/>
-            </w:tcBorders>
-            <w:tcMar>
-              <w:top w:w="50" w:type="dxa"/>
-              <w:left w:w="100" w:type="dxa"/>
-              <w:bottom w:w="50" w:type="dxa"/>
-              <w:right w:w="100" w:type="dxa"/>
-            </w:tcMar>
-            <w:vAlign w:val="center"/>
-          </w:tcPr>
-          <w:p>
-            <w:pPr>
-              <w:spacing w:line="252" w:lineRule="auto"/>
-            </w:pPr>
-            <w:r>
-              <w:rPr>
-                <w:sz w:val="19"/>
-                <w:szCs w:val="19"/>
-              </w:rPr>
-              <w:t>12 preset plain head-and-shoulders silhouettes, each in its own colour family (own artwork, no licence or credit; VR2), or initials on a steady colour; decorative (</w:t>
-            </w:r>
-            <w:r>
-              <w:rPr>
-                <w:rFonts w:ascii="Consolas" w:eastAsia="Consolas" w:hAnsi="Consolas" w:cs="Consolas"/>
-                <w:sz w:val="17"/>
-                <w:szCs w:val="17"/>
-                <w:shd w:val="clear" w:color="auto" w:fill="F2F4F3"/>
-              </w:rPr>
-              <w:t>aria-hidden</w:t>
-            </w:r>
-            <w:r>
-              <w:rPr>
-                <w:sz w:val="19"/>
-                <w:szCs w:val="19"/>
-              </w:rPr>
-              <w:t>)</w:t>
-            </w:r>
-          </w:p>
-        </w:tc>
-        <w:tc>
-          <w:tcPr>
-            <w:tcW w:w="3977" w:type="dxa"/>
-            <w:tcBorders>
-              <w:top w:val="single" w:sz="4" w:space="0" w:color="C9D3D0"/>
-              <w:left w:val="single" w:sz="4" w:space="0" w:color="C9D3D0"/>
-              <w:bottom w:val="single" w:sz="4" w:space="0" w:color="C9D3D0"/>
-              <w:right w:val="single" w:sz="4" w:space="0" w:color="C9D3D0"/>
-            </w:tcBorders>
-            <w:tcMar>
-              <w:top w:w="50" w:type="dxa"/>
-              <w:left w:w="100" w:type="dxa"/>
-              <w:bottom w:w="50" w:type="dxa"/>
-              <w:right w:w="100" w:type="dxa"/>
-            </w:tcMar>
-            <w:vAlign w:val="center"/>
-          </w:tcPr>
-          <w:p>
-            <w:pPr>
-              <w:spacing w:line="252" w:lineRule="auto"/>
-            </w:pPr>
-            <w:r>
-              <w:rPr>
-                <w:sz w:val="19"/>
-                <w:szCs w:val="19"/>
-              </w:rPr>
-              <w:t>Top bar, Me, Groups</w:t>
+            <w:tcW w:w="1503" w:type="dxa"/>
+            <w:tcBorders>
+              <w:top w:val="single" w:sz="4" w:space="0" w:color="C9D3D0"/>
+              <w:left w:val="single" w:sz="4" w:space="0" w:color="C9D3D0"/>
+              <w:bottom w:val="single" w:sz="4" w:space="0" w:color="C9D3D0"/>
+              <w:right w:val="single" w:sz="4" w:space="0" w:color="C9D3D0"/>
+            </w:tcBorders>
+            <w:tcMar>
+              <w:top w:w="50" w:type="dxa"/>
+              <w:left w:w="100" w:type="dxa"/>
+              <w:bottom w:w="50" w:type="dxa"/>
+              <w:right w:w="100" w:type="dxa"/>
+            </w:tcMar>
+            <w:vAlign w:val="center"/>
+          </w:tcPr>
+          <w:p>
+            <w:pPr>
+              <w:spacing w:line="252" w:lineRule="auto"/>
+            </w:pPr>
+            <w:r>
+              <w:rPr>
+                <w:sz w:val="19"/>
+                <w:szCs w:val="19"/>
+              </w:rPr>
+              <w:t>Chat bubbles</w:t>
+            </w:r>
+          </w:p>
+        </w:tc>
+        <w:tc>
+          <w:tcPr>
+            <w:tcW w:w="4261" w:type="dxa"/>
+            <w:tcBorders>
+              <w:top w:val="single" w:sz="4" w:space="0" w:color="C9D3D0"/>
+              <w:left w:val="single" w:sz="4" w:space="0" w:color="C9D3D0"/>
+              <w:bottom w:val="single" w:sz="4" w:space="0" w:color="C9D3D0"/>
+              <w:right w:val="single" w:sz="4" w:space="0" w:color="C9D3D0"/>
+            </w:tcBorders>
+            <w:tcMar>
+              <w:top w:w="50" w:type="dxa"/>
+              <w:left w:w="100" w:type="dxa"/>
+              <w:bottom w:w="50" w:type="dxa"/>
+              <w:right w:w="100" w:type="dxa"/>
+            </w:tcMar>
+            <w:vAlign w:val="center"/>
+          </w:tcPr>
+          <w:p>
+            <w:pPr>
+              <w:spacing w:line="252" w:lineRule="auto"/>
+            </w:pPr>
+            <w:r>
+              <w:rPr>
+                <w:sz w:val="19"/>
+                <w:szCs w:val="19"/>
+              </w:rPr>
+              <w:t>Question right (brand gradient), answer left; group messages with avatar, name, senior badge</w:t>
+            </w:r>
+          </w:p>
+        </w:tc>
+        <w:tc>
+          <w:tcPr>
+            <w:tcW w:w="3874" w:type="dxa"/>
+            <w:tcBorders>
+              <w:top w:val="single" w:sz="4" w:space="0" w:color="C9D3D0"/>
+              <w:left w:val="single" w:sz="4" w:space="0" w:color="C9D3D0"/>
+              <w:bottom w:val="single" w:sz="4" w:space="0" w:color="C9D3D0"/>
+              <w:right w:val="single" w:sz="4" w:space="0" w:color="C9D3D0"/>
+            </w:tcBorders>
+            <w:tcMar>
+              <w:top w:w="50" w:type="dxa"/>
+              <w:left w:w="100" w:type="dxa"/>
+              <w:bottom w:w="50" w:type="dxa"/>
+              <w:right w:w="100" w:type="dxa"/>
+            </w:tcMar>
+            <w:vAlign w:val="center"/>
+          </w:tcPr>
+          <w:p>
+            <w:pPr>
+              <w:spacing w:line="252" w:lineRule="auto"/>
+            </w:pPr>
+            <w:r>
+              <w:rPr>
+                <w:sz w:val="19"/>
+                <w:szCs w:val="19"/>
+              </w:rPr>
+              <w:t>Ask, Groups</w:t>
             </w:r>
           </w:p>
         </w:tc>
@@ -22743,7 +22840,7 @@
         </w:trPr>
         <w:tc>
           <w:tcPr>
-            <w:tcW w:w="1286" w:type="dxa"/>
+            <w:tcW w:w="1503" w:type="dxa"/>
             <w:tcBorders>
               <w:top w:val="single" w:sz="4" w:space="0" w:color="C9D3D0"/>
               <w:left w:val="single" w:sz="4" w:space="0" w:color="C9D3D0"/>
@@ -22768,13 +22865,13 @@
                 <w:sz w:val="19"/>
                 <w:szCs w:val="19"/>
               </w:rPr>
-              <w:t>Skeleton</w:t>
-            </w:r>
-          </w:p>
-        </w:tc>
-        <w:tc>
-          <w:tcPr>
-            <w:tcW w:w="4375" w:type="dxa"/>
+              <w:t>Avatars</w:t>
+            </w:r>
+          </w:p>
+        </w:tc>
+        <w:tc>
+          <w:tcPr>
+            <w:tcW w:w="4261" w:type="dxa"/>
             <w:tcBorders>
               <w:top w:val="single" w:sz="4" w:space="0" w:color="C9D3D0"/>
               <w:left w:val="single" w:sz="4" w:space="0" w:color="C9D3D0"/>
@@ -22799,13 +22896,29 @@
                 <w:sz w:val="19"/>
                 <w:szCs w:val="19"/>
               </w:rPr>
-              <w:t>Grey placeholder blocks while loading</w:t>
-            </w:r>
-          </w:p>
-        </w:tc>
-        <w:tc>
-          <w:tcPr>
-            <w:tcW w:w="3977" w:type="dxa"/>
+              <w:t>12 preset plain head-and-shoulders silhouettes, each in its own colour family (own artwork, no licence or credit; VR2), or initials on a steady colour; decorative (</w:t>
+            </w:r>
+            <w:r>
+              <w:rPr>
+                <w:rFonts w:ascii="Consolas" w:eastAsia="Consolas" w:hAnsi="Consolas" w:cs="Consolas"/>
+                <w:sz w:val="17"/>
+                <w:szCs w:val="17"/>
+                <w:shd w:val="clear" w:color="auto" w:fill="F2F4F3"/>
+              </w:rPr>
+              <w:t>aria-hidden</w:t>
+            </w:r>
+            <w:r>
+              <w:rPr>
+                <w:sz w:val="19"/>
+                <w:szCs w:val="19"/>
+              </w:rPr>
+              <w:t>)</w:t>
+            </w:r>
+          </w:p>
+        </w:tc>
+        <w:tc>
+          <w:tcPr>
+            <w:tcW w:w="3874" w:type="dxa"/>
             <w:tcBorders>
               <w:top w:val="single" w:sz="4" w:space="0" w:color="C9D3D0"/>
               <w:left w:val="single" w:sz="4" w:space="0" w:color="C9D3D0"/>
@@ -22830,7 +22943,7 @@
                 <w:sz w:val="19"/>
                 <w:szCs w:val="19"/>
               </w:rPr>
-              <w:t>Lists, Compare, Groups, Journey</w:t>
+              <w:t>Top bar, Me, Groups</w:t>
             </w:r>
           </w:p>
         </w:tc>
@@ -22847,13 +22960,115 @@
         </w:trPr>
         <w:tc>
           <w:tcPr>
-            <w:tcW w:w="1286" w:type="dxa"/>
-            <w:tcBorders>
-              <w:top w:val="single" w:sz="4" w:space="0" w:color="C9D3D0"/>
-              <w:left w:val="single" w:sz="4" w:space="0" w:color="C9D3D0"/>
-              <w:bottom w:val="single" w:sz="4" w:space="0" w:color="C9D3D0"/>
-              <w:right w:val="single" w:sz="4" w:space="0" w:color="C9D3D0"/>
-            </w:tcBorders>
+            <w:tcW w:w="1503" w:type="dxa"/>
+            <w:tcBorders>
+              <w:top w:val="single" w:sz="4" w:space="0" w:color="C9D3D0"/>
+              <w:left w:val="single" w:sz="4" w:space="0" w:color="C9D3D0"/>
+              <w:bottom w:val="single" w:sz="4" w:space="0" w:color="C9D3D0"/>
+              <w:right w:val="single" w:sz="4" w:space="0" w:color="C9D3D0"/>
+            </w:tcBorders>
+            <w:tcMar>
+              <w:top w:w="50" w:type="dxa"/>
+              <w:left w:w="100" w:type="dxa"/>
+              <w:bottom w:w="50" w:type="dxa"/>
+              <w:right w:w="100" w:type="dxa"/>
+            </w:tcMar>
+            <w:vAlign w:val="center"/>
+          </w:tcPr>
+          <w:p>
+            <w:pPr>
+              <w:spacing w:line="252" w:lineRule="auto"/>
+            </w:pPr>
+            <w:r>
+              <w:rPr>
+                <w:sz w:val="19"/>
+                <w:szCs w:val="19"/>
+              </w:rPr>
+              <w:t>Skeleton</w:t>
+            </w:r>
+          </w:p>
+        </w:tc>
+        <w:tc>
+          <w:tcPr>
+            <w:tcW w:w="4261" w:type="dxa"/>
+            <w:tcBorders>
+              <w:top w:val="single" w:sz="4" w:space="0" w:color="C9D3D0"/>
+              <w:left w:val="single" w:sz="4" w:space="0" w:color="C9D3D0"/>
+              <w:bottom w:val="single" w:sz="4" w:space="0" w:color="C9D3D0"/>
+              <w:right w:val="single" w:sz="4" w:space="0" w:color="C9D3D0"/>
+            </w:tcBorders>
+            <w:tcMar>
+              <w:top w:w="50" w:type="dxa"/>
+              <w:left w:w="100" w:type="dxa"/>
+              <w:bottom w:w="50" w:type="dxa"/>
+              <w:right w:w="100" w:type="dxa"/>
+            </w:tcMar>
+            <w:vAlign w:val="center"/>
+          </w:tcPr>
+          <w:p>
+            <w:pPr>
+              <w:spacing w:line="252" w:lineRule="auto"/>
+            </w:pPr>
+            <w:r>
+              <w:rPr>
+                <w:sz w:val="19"/>
+                <w:szCs w:val="19"/>
+              </w:rPr>
+              <w:t>Grey placeholder blocks while loading</w:t>
+            </w:r>
+          </w:p>
+        </w:tc>
+        <w:tc>
+          <w:tcPr>
+            <w:tcW w:w="3874" w:type="dxa"/>
+            <w:tcBorders>
+              <w:top w:val="single" w:sz="4" w:space="0" w:color="C9D3D0"/>
+              <w:left w:val="single" w:sz="4" w:space="0" w:color="C9D3D0"/>
+              <w:bottom w:val="single" w:sz="4" w:space="0" w:color="C9D3D0"/>
+              <w:right w:val="single" w:sz="4" w:space="0" w:color="C9D3D0"/>
+            </w:tcBorders>
+            <w:tcMar>
+              <w:top w:w="50" w:type="dxa"/>
+              <w:left w:w="100" w:type="dxa"/>
+              <w:bottom w:w="50" w:type="dxa"/>
+              <w:right w:w="100" w:type="dxa"/>
+            </w:tcMar>
+            <w:vAlign w:val="center"/>
+          </w:tcPr>
+          <w:p>
+            <w:pPr>
+              <w:spacing w:line="252" w:lineRule="auto"/>
+            </w:pPr>
+            <w:r>
+              <w:rPr>
+                <w:sz w:val="19"/>
+                <w:szCs w:val="19"/>
+              </w:rPr>
+              <w:t>Lists, Compare, Groups, Journey</w:t>
+            </w:r>
+          </w:p>
+        </w:tc>
+      </w:tr>
+      <w:tr>
+        <w:tblPrEx>
+          <w:tblCellMar>
+            <w:top w:w="0" w:type="dxa"/>
+            <w:bottom w:w="0" w:type="dxa"/>
+          </w:tblCellMar>
+        </w:tblPrEx>
+        <w:trPr>
+          <w:cantSplit/>
+        </w:trPr>
+        <w:tc>
+          <w:tcPr>
+            <w:tcW w:w="1503" w:type="dxa"/>
+            <w:tcBorders>
+              <w:top w:val="single" w:sz="4" w:space="0" w:color="C9D3D0"/>
+              <w:left w:val="single" w:sz="4" w:space="0" w:color="C9D3D0"/>
+              <w:bottom w:val="single" w:sz="4" w:space="0" w:color="C9D3D0"/>
+              <w:right w:val="single" w:sz="4" w:space="0" w:color="C9D3D0"/>
+            </w:tcBorders>
+            <w:shd w:val="clear" w:color="auto" w:fill="F3F8F6"/>
             <w:tcMar>
               <w:top w:w="50" w:type="dxa"/>
               <w:left w:w="100" w:type="dxa"/>
@@ -22877,13 +23092,14 @@
         </w:tc>
         <w:tc>
           <w:tcPr>
-            <w:tcW w:w="4375" w:type="dxa"/>
-            <w:tcBorders>
-              <w:top w:val="single" w:sz="4" w:space="0" w:color="C9D3D0"/>
-              <w:left w:val="single" w:sz="4" w:space="0" w:color="C9D3D0"/>
-              <w:bottom w:val="single" w:sz="4" w:space="0" w:color="C9D3D0"/>
-              <w:right w:val="single" w:sz="4" w:space="0" w:color="C9D3D0"/>
-            </w:tcBorders>
+            <w:tcW w:w="4261" w:type="dxa"/>
+            <w:tcBorders>
+              <w:top w:val="single" w:sz="4" w:space="0" w:color="C9D3D0"/>
+              <w:left w:val="single" w:sz="4" w:space="0" w:color="C9D3D0"/>
+              <w:bottom w:val="single" w:sz="4" w:space="0" w:color="C9D3D0"/>
+              <w:right w:val="single" w:sz="4" w:space="0" w:color="C9D3D0"/>
+            </w:tcBorders>
+            <w:shd w:val="clear" w:color="auto" w:fill="F3F8F6"/>
             <w:tcMar>
               <w:top w:w="50" w:type="dxa"/>
               <w:left w:w="100" w:type="dxa"/>
@@ -22989,13 +23205,14 @@
         </w:tc>
         <w:tc>
           <w:tcPr>
-            <w:tcW w:w="3977" w:type="dxa"/>
-            <w:tcBorders>
-              <w:top w:val="single" w:sz="4" w:space="0" w:color="C9D3D0"/>
-              <w:left w:val="single" w:sz="4" w:space="0" w:color="C9D3D0"/>
-              <w:bottom w:val="single" w:sz="4" w:space="0" w:color="C9D3D0"/>
-              <w:right w:val="single" w:sz="4" w:space="0" w:color="C9D3D0"/>
-            </w:tcBorders>
+            <w:tcW w:w="3874" w:type="dxa"/>
+            <w:tcBorders>
+              <w:top w:val="single" w:sz="4" w:space="0" w:color="C9D3D0"/>
+              <w:left w:val="single" w:sz="4" w:space="0" w:color="C9D3D0"/>
+              <w:bottom w:val="single" w:sz="4" w:space="0" w:color="C9D3D0"/>
+              <w:right w:val="single" w:sz="4" w:space="0" w:color="C9D3D0"/>
+            </w:tcBorders>
+            <w:shd w:val="clear" w:color="auto" w:fill="F3F8F6"/>
             <w:tcMar>
               <w:top w:w="50" w:type="dxa"/>
               <w:left w:w="100" w:type="dxa"/>
@@ -23031,10 +23248,13 @@
         <w:keepLines/>
         <w:pageBreakBefore/>
       </w:pPr>
-      <w:bookmarkStart w:id="30" w:name="_Toc243516493"/>
+      <w:bookmarkStart w:id="30" w:name="_Toc243644709"/>
       <w:r>
         <w:lastRenderedPageBreak/>
-        <w:t>6 Screen specifications</w:t>
+        <w:t>6 </w:t>
+      </w:r>
+      <w:r>
+        <w:t>Screen specifications</w:t>
       </w:r>
       <w:bookmarkEnd w:id="30"/>
     </w:p>
@@ -23073,10 +23293,7 @@
         <w:t>Error</w:t>
       </w:r>
       <w:r>
-        <w:t xml:space="preserve">: a </w:t>
-      </w:r>
-      <w:r>
-        <w:t xml:space="preserve">request failed. </w:t>
+        <w:t xml:space="preserve">: a request failed. </w:t>
       </w:r>
       <w:r>
         <w:rPr>
@@ -23095,7 +23312,7 @@
         <w:keepNext/>
         <w:keepLines/>
       </w:pPr>
-      <w:bookmarkStart w:id="31" w:name="_Toc243516494"/>
+      <w:bookmarkStart w:id="31" w:name="_Toc243644710"/>
       <w:r>
         <w:t>6.1 Welcome, Intro and About you (onboarding)</w:t>
       </w:r>
@@ -23106,7 +23323,7 @@
         <w:pStyle w:val="Caption"/>
         <w:keepNext/>
       </w:pPr>
-      <w:bookmarkStart w:id="32" w:name="_Toc243516523"/>
+      <w:bookmarkStart w:id="32" w:name="_Toc243644739"/>
       <w:r>
         <w:t xml:space="preserve">Table </w:t>
       </w:r>
@@ -23642,7 +23859,7 @@
         <w:keepNext/>
         <w:keepLines/>
       </w:pPr>
-      <w:bookmarkStart w:id="33" w:name="_Toc243516495"/>
+      <w:bookmarkStart w:id="33" w:name="_Toc243644711"/>
       <w:r>
         <w:t>6.2 Account (sign up, log in, recover, recovery code, complete your account)</w:t>
       </w:r>
@@ -23653,7 +23870,7 @@
         <w:pStyle w:val="Caption"/>
         <w:keepNext/>
       </w:pPr>
-      <w:bookmarkStart w:id="34" w:name="_Toc243516524"/>
+      <w:bookmarkStart w:id="34" w:name="_Toc243644740"/>
       <w:r>
         <w:t xml:space="preserve">Table </w:t>
       </w:r>
@@ -24113,7 +24330,7 @@
         <w:keepNext/>
         <w:keepLines/>
       </w:pPr>
-      <w:bookmarkStart w:id="35" w:name="_Toc243516496"/>
+      <w:bookmarkStart w:id="35" w:name="_Toc243644712"/>
       <w:r>
         <w:t>6.3 Paths (home)</w:t>
       </w:r>
@@ -24124,7 +24341,7 @@
         <w:pStyle w:val="Caption"/>
         <w:keepNext/>
       </w:pPr>
-      <w:bookmarkStart w:id="36" w:name="_Toc243516525"/>
+      <w:bookmarkStart w:id="36" w:name="_Toc243644741"/>
       <w:r>
         <w:t xml:space="preserve">Table </w:t>
       </w:r>
@@ -24553,7 +24770,7 @@
         <w:keepNext/>
         <w:keepLines/>
       </w:pPr>
-      <w:bookmarkStart w:id="37" w:name="_Toc243516497"/>
+      <w:bookmarkStart w:id="37" w:name="_Toc243644713"/>
       <w:r>
         <w:t>6.4 Courses</w:t>
       </w:r>
@@ -24564,7 +24781,7 @@
         <w:pStyle w:val="Caption"/>
         <w:keepNext/>
       </w:pPr>
-      <w:bookmarkStart w:id="38" w:name="_Toc243516526"/>
+      <w:bookmarkStart w:id="38" w:name="_Toc243644742"/>
       <w:r>
         <w:t xml:space="preserve">Table </w:t>
       </w:r>
@@ -25040,7 +25257,7 @@
         <w:keepNext/>
         <w:keepLines/>
       </w:pPr>
-      <w:bookmarkStart w:id="39" w:name="_Toc243516498"/>
+      <w:bookmarkStart w:id="39" w:name="_Toc243644714"/>
       <w:r>
         <w:t>6.5 Course detail</w:t>
       </w:r>
@@ -25051,7 +25268,7 @@
         <w:pStyle w:val="Caption"/>
         <w:keepNext/>
       </w:pPr>
-      <w:bookmarkStart w:id="40" w:name="_Toc243516527"/>
+      <w:bookmarkStart w:id="40" w:name="_Toc243644743"/>
       <w:r>
         <w:t xml:space="preserve">Table </w:t>
       </w:r>
@@ -25646,7 +25863,7 @@
         <w:keepNext/>
         <w:keepLines/>
       </w:pPr>
-      <w:bookmarkStart w:id="41" w:name="_Toc243516499"/>
+      <w:bookmarkStart w:id="41" w:name="_Toc243644715"/>
       <w:r>
         <w:lastRenderedPageBreak/>
         <w:t>6.6 Compare</w:t>
@@ -25658,7 +25875,7 @@
         <w:pStyle w:val="Caption"/>
         <w:keepNext/>
       </w:pPr>
-      <w:bookmarkStart w:id="42" w:name="_Toc243516528"/>
+      <w:bookmarkStart w:id="42" w:name="_Toc243644744"/>
       <w:r>
         <w:t xml:space="preserve">Table </w:t>
       </w:r>
@@ -26086,7 +26303,7 @@
         <w:keepNext/>
         <w:keepLines/>
       </w:pPr>
-      <w:bookmarkStart w:id="43" w:name="_Toc243516500"/>
+      <w:bookmarkStart w:id="43" w:name="_Toc243644716"/>
       <w:r>
         <w:t>6.7 My list</w:t>
       </w:r>
@@ -26097,7 +26314,7 @@
         <w:pStyle w:val="Caption"/>
         <w:keepNext/>
       </w:pPr>
-      <w:bookmarkStart w:id="44" w:name="_Toc243516529"/>
+      <w:bookmarkStart w:id="44" w:name="_Toc243644745"/>
       <w:r>
         <w:t xml:space="preserve">Table </w:t>
       </w:r>
@@ -26364,7 +26581,23 @@
                 <w:sz w:val="19"/>
                 <w:szCs w:val="19"/>
               </w:rPr>
-              <w:t>Numbered rows with band pills; how many eligible courses are still left out; order warnings (BR-041, BR-042); Fix the order; Copy Uni-Codes</w:t>
+              <w:t xml:space="preserve">Numbered rows with band pills; how many eligible courses are still left out; order warnings (BR-041, BR-042); Fix the order; Copy Uni-Codes; a dashed </w:t>
+            </w:r>
+            <w:r>
+              <w:rPr>
+                <w:b/>
+                <w:bCs/>
+                <w:sz w:val="19"/>
+                <w:szCs w:val="19"/>
+              </w:rPr>
+              <w:t>+ Add a course</w:t>
+            </w:r>
+            <w:r>
+              <w:rPr>
+                <w:sz w:val="19"/>
+                <w:szCs w:val="19"/>
+              </w:rPr>
+              <w:t xml:space="preserve"> box below the last course opens the same course picker as Compare (your own courses, searchable), so courses can be added without leaving My list (23 October)</w:t>
             </w:r>
           </w:p>
         </w:tc>
@@ -26550,7 +26783,7 @@
         <w:keepNext/>
         <w:keepLines/>
       </w:pPr>
-      <w:bookmarkStart w:id="45" w:name="_Toc243516501"/>
+      <w:bookmarkStart w:id="45" w:name="_Toc243644717"/>
       <w:r>
         <w:t>6.8 Journey</w:t>
       </w:r>
@@ -26561,7 +26794,7 @@
         <w:pStyle w:val="Caption"/>
         <w:keepNext/>
       </w:pPr>
-      <w:bookmarkStart w:id="46" w:name="_Toc243516530"/>
+      <w:bookmarkStart w:id="46" w:name="_Toc243644746"/>
       <w:r>
         <w:t xml:space="preserve">Table </w:t>
       </w:r>
@@ -27037,8 +27270,9 @@
         <w:keepNext/>
         <w:keepLines/>
       </w:pPr>
-      <w:bookmarkStart w:id="47" w:name="_Toc243516502"/>
+      <w:bookmarkStart w:id="47" w:name="_Toc243644718"/>
       <w:r>
+        <w:lastRenderedPageBreak/>
         <w:t>6.9 Ask ZedPath</w:t>
       </w:r>
       <w:bookmarkEnd w:id="47"/>
@@ -27048,7 +27282,7 @@
         <w:pStyle w:val="Caption"/>
         <w:keepNext/>
       </w:pPr>
-      <w:bookmarkStart w:id="48" w:name="_Toc243516531"/>
+      <w:bookmarkStart w:id="48" w:name="_Toc243644747"/>
       <w:r>
         <w:t xml:space="preserve">Table </w:t>
       </w:r>
@@ -27284,7 +27518,6 @@
                 <w:sz w:val="19"/>
                 <w:szCs w:val="19"/>
               </w:rPr>
-              <w:lastRenderedPageBreak/>
               <w:t>Content</w:t>
             </w:r>
           </w:p>
@@ -27573,7 +27806,7 @@
         <w:keepNext/>
         <w:keepLines/>
       </w:pPr>
-      <w:bookmarkStart w:id="49" w:name="_Toc243516503"/>
+      <w:bookmarkStart w:id="49" w:name="_Toc243644719"/>
       <w:r>
         <w:t>6.10 Groups, Group room and Group info</w:t>
       </w:r>
@@ -27584,7 +27817,7 @@
         <w:pStyle w:val="Caption"/>
         <w:keepNext/>
       </w:pPr>
-      <w:bookmarkStart w:id="50" w:name="_Toc243516532"/>
+      <w:bookmarkStart w:id="50" w:name="_Toc243644748"/>
       <w:r>
         <w:t xml:space="preserve">Table </w:t>
       </w:r>
@@ -28053,7 +28286,7 @@
         <w:keepNext/>
         <w:keepLines/>
       </w:pPr>
-      <w:bookmarkStart w:id="51" w:name="_Toc243516504"/>
+      <w:bookmarkStart w:id="51" w:name="_Toc243644720"/>
       <w:r>
         <w:t>6.11 Me</w:t>
       </w:r>
@@ -28064,7 +28297,7 @@
         <w:pStyle w:val="Caption"/>
         <w:keepNext/>
       </w:pPr>
-      <w:bookmarkStart w:id="52" w:name="_Toc243516533"/>
+      <w:bookmarkStart w:id="52" w:name="_Toc243644749"/>
       <w:r>
         <w:t xml:space="preserve">Table </w:t>
       </w:r>
@@ -28500,7 +28733,7 @@
         <w:keepLines/>
         <w:pageBreakBefore/>
       </w:pPr>
-      <w:bookmarkStart w:id="53" w:name="_Toc243516505"/>
+      <w:bookmarkStart w:id="53" w:name="_Toc243644721"/>
       <w:r>
         <w:lastRenderedPageBreak/>
         <w:t>7 Interaction patterns</w:t>
@@ -28512,7 +28745,7 @@
         <w:pStyle w:val="Caption"/>
         <w:keepNext/>
       </w:pPr>
-      <w:bookmarkStart w:id="54" w:name="_Toc243516534"/>
+      <w:bookmarkStart w:id="54" w:name="_Toc243644750"/>
       <w:r>
         <w:t xml:space="preserve">Table </w:t>
       </w:r>
@@ -29691,7 +29924,7 @@
         <w:keepLines/>
         <w:pageBreakBefore/>
       </w:pPr>
-      <w:bookmarkStart w:id="55" w:name="_Toc243516506"/>
+      <w:bookmarkStart w:id="55" w:name="_Toc243644722"/>
       <w:r>
         <w:lastRenderedPageBreak/>
         <w:t>8 Content and language</w:t>
@@ -29703,7 +29936,7 @@
         <w:pStyle w:val="Caption"/>
         <w:keepNext/>
       </w:pPr>
-      <w:bookmarkStart w:id="56" w:name="_Toc243516535"/>
+      <w:bookmarkStart w:id="56" w:name="_Toc243644751"/>
       <w:r>
         <w:t xml:space="preserve">Table </w:t>
       </w:r>
@@ -30477,7 +30710,7 @@
         <w:keepLines/>
         <w:pageBreakBefore/>
       </w:pPr>
-      <w:bookmarkStart w:id="57" w:name="_Toc243516507"/>
+      <w:bookmarkStart w:id="57" w:name="_Toc243644723"/>
       <w:r>
         <w:lastRenderedPageBreak/>
         <w:t>9 Accessibility checklist (WCAG 2.2 AA)</w:t>
@@ -30497,7 +30730,7 @@
         <w:pStyle w:val="Caption"/>
         <w:keepNext/>
       </w:pPr>
-      <w:bookmarkStart w:id="58" w:name="_Toc243516536"/>
+      <w:bookmarkStart w:id="58" w:name="_Toc243644752"/>
       <w:r>
         <w:t xml:space="preserve">Table </w:t>
       </w:r>
@@ -32251,7 +32484,7 @@
         <w:keepLines/>
         <w:pageBreakBefore/>
       </w:pPr>
-      <w:bookmarkStart w:id="59" w:name="_Toc243516508"/>
+      <w:bookmarkStart w:id="59" w:name="_Toc243644724"/>
       <w:r>
         <w:lastRenderedPageBreak/>
         <w:t>10 Performance budget for 3G</w:t>
@@ -32263,7 +32496,7 @@
         <w:pStyle w:val="Caption"/>
         <w:keepNext/>
       </w:pPr>
-      <w:bookmarkStart w:id="60" w:name="_Toc243516537"/>
+      <w:bookmarkStart w:id="60" w:name="_Toc243644753"/>
       <w:r>
         <w:t xml:space="preserve">Table </w:t>
       </w:r>
@@ -33095,7 +33328,7 @@
         <w:keepLines/>
         <w:pageBreakBefore/>
       </w:pPr>
-      <w:bookmarkStart w:id="61" w:name="_Toc243516509"/>
+      <w:bookmarkStart w:id="61" w:name="_Toc243644725"/>
       <w:r>
         <w:lastRenderedPageBreak/>
         <w:t>11 Usability evidence</w:t>
@@ -33115,7 +33348,7 @@
         <w:pStyle w:val="Caption"/>
         <w:keepNext/>
       </w:pPr>
-      <w:bookmarkStart w:id="62" w:name="_Toc243516538"/>
+      <w:bookmarkStart w:id="62" w:name="_Toc243644754"/>
       <w:r>
         <w:t xml:space="preserve">Table </w:t>
       </w:r>
@@ -34466,6 +34699,109 @@
                 <w:sz w:val="19"/>
                 <w:szCs w:val="19"/>
               </w:rPr>
+              <w:t>VR4</w:t>
+            </w:r>
+          </w:p>
+        </w:tc>
+        <w:tc>
+          <w:tcPr>
+            <w:tcW w:w="4141" w:type="dxa"/>
+            <w:tcBorders>
+              <w:top w:val="single" w:sz="4" w:space="0" w:color="C9D3D0"/>
+              <w:left w:val="single" w:sz="4" w:space="0" w:color="C9D3D0"/>
+              <w:bottom w:val="single" w:sz="4" w:space="0" w:color="C9D3D0"/>
+              <w:right w:val="single" w:sz="4" w:space="0" w:color="C9D3D0"/>
+            </w:tcBorders>
+            <w:shd w:val="clear" w:color="auto" w:fill="F3F8F6"/>
+            <w:tcMar>
+              <w:top w:w="50" w:type="dxa"/>
+              <w:left w:w="100" w:type="dxa"/>
+              <w:bottom w:w="50" w:type="dxa"/>
+              <w:right w:w="100" w:type="dxa"/>
+            </w:tcMar>
+            <w:vAlign w:val="center"/>
+          </w:tcPr>
+          <w:p>
+            <w:pPr>
+              <w:spacing w:line="252" w:lineRule="auto"/>
+            </w:pPr>
+            <w:r>
+              <w:rPr>
+                <w:sz w:val="19"/>
+                <w:szCs w:val="19"/>
+              </w:rPr>
+              <w:t>Product owner's screen recording, 23 Oct: "we need a rectangle with a plus below the last one", "a green thing with a tick mark that they have been added"</w:t>
+            </w:r>
+          </w:p>
+        </w:tc>
+        <w:tc>
+          <w:tcPr>
+            <w:tcW w:w="4142" w:type="dxa"/>
+            <w:tcBorders>
+              <w:top w:val="single" w:sz="4" w:space="0" w:color="C9D3D0"/>
+              <w:left w:val="single" w:sz="4" w:space="0" w:color="C9D3D0"/>
+              <w:bottom w:val="single" w:sz="4" w:space="0" w:color="C9D3D0"/>
+              <w:right w:val="single" w:sz="4" w:space="0" w:color="C9D3D0"/>
+            </w:tcBorders>
+            <w:shd w:val="clear" w:color="auto" w:fill="F3F8F6"/>
+            <w:tcMar>
+              <w:top w:w="50" w:type="dxa"/>
+              <w:left w:w="100" w:type="dxa"/>
+              <w:bottom w:w="50" w:type="dxa"/>
+              <w:right w:w="100" w:type="dxa"/>
+            </w:tcMar>
+            <w:vAlign w:val="center"/>
+          </w:tcPr>
+          <w:p>
+            <w:pPr>
+              <w:spacing w:line="252" w:lineRule="auto"/>
+            </w:pPr>
+            <w:r>
+              <w:rPr>
+                <w:sz w:val="19"/>
+                <w:szCs w:val="19"/>
+              </w:rPr>
+              <w:t>+ Add a course box on My list; added confirmation</w:t>
+            </w:r>
+          </w:p>
+        </w:tc>
+      </w:tr>
+      <w:tr>
+        <w:tblPrEx>
+          <w:tblCellMar>
+            <w:top w:w="0" w:type="dxa"/>
+            <w:bottom w:w="0" w:type="dxa"/>
+          </w:tblCellMar>
+        </w:tblPrEx>
+        <w:trPr>
+          <w:cantSplit/>
+        </w:trPr>
+        <w:tc>
+          <w:tcPr>
+            <w:tcW w:w="1355" w:type="dxa"/>
+            <w:tcBorders>
+              <w:top w:val="single" w:sz="4" w:space="0" w:color="C9D3D0"/>
+              <w:left w:val="single" w:sz="4" w:space="0" w:color="C9D3D0"/>
+              <w:bottom w:val="single" w:sz="4" w:space="0" w:color="C9D3D0"/>
+              <w:right w:val="single" w:sz="4" w:space="0" w:color="C9D3D0"/>
+            </w:tcBorders>
+            <w:tcMar>
+              <w:top w:w="50" w:type="dxa"/>
+              <w:left w:w="100" w:type="dxa"/>
+              <w:bottom w:w="50" w:type="dxa"/>
+              <w:right w:w="100" w:type="dxa"/>
+            </w:tcMar>
+            <w:vAlign w:val="center"/>
+          </w:tcPr>
+          <w:p>
+            <w:pPr>
+              <w:spacing w:line="252" w:lineRule="auto"/>
+            </w:pPr>
+            <w:r>
+              <w:rPr>
+                <w:sz w:val="19"/>
+                <w:szCs w:val="19"/>
+              </w:rPr>
               <w:lastRenderedPageBreak/>
               <w:t>VR3</w:t>
             </w:r>
@@ -34480,7 +34816,6 @@
               <w:bottom w:val="single" w:sz="4" w:space="0" w:color="C9D3D0"/>
               <w:right w:val="single" w:sz="4" w:space="0" w:color="C9D3D0"/>
             </w:tcBorders>
-            <w:shd w:val="clear" w:color="auto" w:fill="F3F8F6"/>
             <w:tcMar>
               <w:top w:w="50" w:type="dxa"/>
               <w:left w:w="100" w:type="dxa"/>
@@ -34511,7 +34846,6 @@
               <w:bottom w:val="single" w:sz="4" w:space="0" w:color="C9D3D0"/>
               <w:right w:val="single" w:sz="4" w:space="0" w:color="C9D3D0"/>
             </w:tcBorders>
-            <w:shd w:val="clear" w:color="auto" w:fill="F3F8F6"/>
             <w:tcMar>
               <w:top w:w="50" w:type="dxa"/>
               <w:left w:w="100" w:type="dxa"/>
@@ -34547,7 +34881,7 @@
         <w:keepLines/>
         <w:pageBreakBefore/>
       </w:pPr>
-      <w:bookmarkStart w:id="63" w:name="_Toc243516510"/>
+      <w:bookmarkStart w:id="63" w:name="_Toc243644726"/>
       <w:r>
         <w:lastRenderedPageBreak/>
         <w:t>12 Traceability</w:t>
@@ -34559,7 +34893,7 @@
         <w:pStyle w:val="Caption"/>
         <w:keepNext/>
       </w:pPr>
-      <w:bookmarkStart w:id="64" w:name="_Toc243516539"/>
+      <w:bookmarkStart w:id="64" w:name="_Toc243644755"/>
       <w:r>
         <w:t xml:space="preserve">Table </w:t>
       </w:r>
@@ -36025,10 +36359,10 @@
 <file path=word/numbering.xml><?xml version="1.0" encoding="utf-8"?>
 <w:numbering xmlns:wpc="http://schemas.microsoft.com/office/word/2010/wordprocessingCanvas" xmlns:cx="http://schemas.microsoft.com/office/drawing/2014/chartex" xmlns:cx1="http://schemas.microsoft.com/office/drawing/2015/9/8/chartex" xmlns:cx2="http://schemas.microsoft.com/office/drawing/2015/10/21/chartex" xmlns:cx3="http://schemas.microsoft.com/office/drawing/2016/5/9/chartex" xmlns:cx4="http://schemas.microsoft.com/office/drawing/2016/5/10/chartex" xmlns:cx5="http://schemas.microsoft.com/office/drawing/2016/5/11/chartex" xmlns:cx6="http://schemas.microsoft.com/office/drawing/2016/5/12/chartex" xmlns:cx7="http://schemas.microsoft.com/office/drawing/2016/5/13/chartex" xmlns:cx8="http://schemas.microsoft.com/office/drawing/2016/5/14/chartex" xmlns:mc="http://schemas.openxmlformats.org/markup-compatibility/2006" xmlns:aink="http://schemas.microsoft.com/office/drawing/2016/ink" xmlns:am3d="http://schemas.microsoft.com/office/drawing/2017/model3d" xmlns:o="urn:schemas-microsoft-com:office:office" xmlns:oel="http://schemas.microsoft.com/office/2019/extlst" xmlns:r="http://schemas.openxmlformats.org/officeDocument/2006/relationships" xmlns:m="http://schemas.openxmlformats.org/officeDocument/2006/math" xmlns:v="urn:schemas-microsoft-com:vml" xmlns:wp14="http://schemas.microsoft.com/office/word/2010/wordprocessingDrawing" xmlns:wp="http://schemas.openxmlformats.org/drawingml/2006/wordprocessingDrawing" xmlns:w10="urn:schemas-microsoft-com:office:word" xmlns:w="http://schemas.openxmlformats.org/wordprocessingml/2006/main" xmlns:w14="http://schemas.microsoft.com/office/word/2010/wordml" xmlns:w15="http://schemas.microsoft.com/office/word/2012/wordml" xmlns:w16cex="http://schemas.microsoft.com/office/word/2018/wordml/cex" xmlns:w16cid="http://schemas.microsoft.com/office/word/2016/wordml/cid" xmlns:w16="http://schemas.microsoft.com/office/word/2018/wordml" xmlns:w16du="http://schemas.microsoft.com/office/word/2023/wordml/word16du" xmlns:w16sdtdh="http://schemas.microsoft.com/office/word/2020/wordml/sdtdatahash" xmlns:w16sdtfl="http://schemas.microsoft.com/office/word/2024/wordml/sdtformatlock" xmlns:w16se="http://schemas.microsoft.com/office/word/2015/wordml/symex" xmlns:wpg="http://schemas.microsoft.com/office/word/2010/wordprocessingGroup" xmlns:wpi="http://schemas.microsoft.com/office/word/2010/wordprocessingInk" xmlns:wne="http://schemas.microsoft.com/office/word/2006/wordml" xmlns:wps="http://schemas.microsoft.com/office/word/2010/wordprocessingShape" mc:Ignorable="w14 w15 w16se w16cid w16 w16cex w16sdtdh w16sdtfl w16du wp14">
   <w:abstractNum w:abstractNumId="0" w15:restartNumberingAfterBreak="0">
-    <w:nsid w:val="50686404"/>
+    <w:nsid w:val="08A0007F"/>
     <w:multiLevelType w:val="hybridMultilevel"/>
-    <w:tmpl w:val="98C4FFC2"/>
-    <w:lvl w:ilvl="0" w:tplc="3C0C20EC" w:tentative="1">
+    <w:tmpl w:val="CC5A38AA"/>
+    <w:lvl w:ilvl="0" w:tplc="4C32A5A6" w:tentative="1">
       <w:start w:val="1"/>
       <w:numFmt w:val="bullet"/>
       <w:lvlText w:val="●"/>
@@ -36037,7 +36371,7 @@
         <w:ind w:left="720" w:hanging="360"/>
       </w:pPr>
     </w:lvl>
-    <w:lvl w:ilvl="1" w:tplc="511281B8" w:tentative="1">
+    <w:lvl w:ilvl="1" w:tplc="56E2AC1E" w:tentative="1">
       <w:start w:val="1"/>
       <w:numFmt w:val="bullet"/>
       <w:lvlText w:val="○"/>
@@ -36046,7 +36380,7 @@
         <w:ind w:left="1440" w:hanging="360"/>
       </w:pPr>
     </w:lvl>
-    <w:lvl w:ilvl="2" w:tplc="F828E20E" w:tentative="1">
+    <w:lvl w:ilvl="2" w:tplc="9D88FBE4" w:tentative="1">
       <w:start w:val="1"/>
       <w:numFmt w:val="bullet"/>
       <w:lvlText w:val="■"/>
@@ -36055,7 +36389,7 @@
         <w:ind w:left="2160" w:hanging="360"/>
       </w:pPr>
     </w:lvl>
-    <w:lvl w:ilvl="3" w:tplc="DA8CE394" w:tentative="1">
+    <w:lvl w:ilvl="3" w:tplc="E88ABE2A" w:tentative="1">
       <w:start w:val="1"/>
       <w:numFmt w:val="bullet"/>
       <w:lvlText w:val="●"/>
@@ -36064,7 +36398,7 @@
         <w:ind w:left="2880" w:hanging="360"/>
       </w:pPr>
     </w:lvl>
-    <w:lvl w:ilvl="4" w:tplc="29B69CF2" w:tentative="1">
+    <w:lvl w:ilvl="4" w:tplc="D17ABE36" w:tentative="1">
       <w:start w:val="1"/>
       <w:numFmt w:val="bullet"/>
       <w:lvlText w:val="○"/>
@@ -36073,7 +36407,7 @@
         <w:ind w:left="3600" w:hanging="360"/>
       </w:pPr>
     </w:lvl>
-    <w:lvl w:ilvl="5" w:tplc="74A2CFC0" w:tentative="1">
+    <w:lvl w:ilvl="5" w:tplc="D8A6F7E4" w:tentative="1">
       <w:start w:val="1"/>
       <w:numFmt w:val="bullet"/>
       <w:lvlText w:val="■"/>
@@ -36082,7 +36416,7 @@
         <w:ind w:left="4320" w:hanging="360"/>
       </w:pPr>
     </w:lvl>
-    <w:lvl w:ilvl="6" w:tplc="A17A4DB0" w:tentative="1">
+    <w:lvl w:ilvl="6" w:tplc="9CC6EA22" w:tentative="1">
       <w:start w:val="1"/>
       <w:numFmt w:val="bullet"/>
       <w:lvlText w:val="●"/>
@@ -36091,7 +36425,7 @@
         <w:ind w:left="5040" w:hanging="360"/>
       </w:pPr>
     </w:lvl>
-    <w:lvl w:ilvl="7" w:tplc="A8A8A8F4" w:tentative="1">
+    <w:lvl w:ilvl="7" w:tplc="BDE201AA" w:tentative="1">
       <w:start w:val="1"/>
       <w:numFmt w:val="bullet"/>
       <w:lvlText w:val="●"/>
@@ -36100,7 +36434,7 @@
         <w:ind w:left="5760" w:hanging="360"/>
       </w:pPr>
     </w:lvl>
-    <w:lvl w:ilvl="8" w:tplc="0CC42472" w:tentative="1">
+    <w:lvl w:ilvl="8" w:tplc="1AD23F36" w:tentative="1">
       <w:start w:val="1"/>
       <w:numFmt w:val="bullet"/>
       <w:lvlText w:val="●"/>
@@ -36111,10 +36445,72 @@
     </w:lvl>
   </w:abstractNum>
   <w:abstractNum w:abstractNumId="1" w15:restartNumberingAfterBreak="0">
-    <w:nsid w:val="63A33A4D"/>
+    <w:nsid w:val="28214473"/>
     <w:multiLevelType w:val="hybridMultilevel"/>
-    <w:tmpl w:val="D3223852"/>
-    <w:lvl w:ilvl="0" w:tplc="04684510" w:tentative="1">
+    <w:tmpl w:val="52282C68"/>
+    <w:lvl w:ilvl="0" w:tplc="092049B0" w:tentative="1">
+      <w:start w:val="1"/>
+      <w:numFmt w:val="decimal"/>
+      <w:lvlText w:val="%1."/>
+      <w:lvlJc w:val="left"/>
+      <w:pPr>
+        <w:ind w:left="720" w:hanging="360"/>
+      </w:pPr>
+    </w:lvl>
+    <w:lvl w:ilvl="1" w:tplc="5EE0485A" w:tentative="1">
+      <w:start w:val="1"/>
+      <w:numFmt w:val="lowerLetter"/>
+      <w:lvlText w:val="%2."/>
+      <w:lvlJc w:val="left"/>
+      <w:pPr>
+        <w:ind w:left="1080" w:hanging="360"/>
+      </w:pPr>
+    </w:lvl>
+    <w:lvl w:ilvl="2" w:tplc="0AD623BC" w:tentative="1">
+      <w:start w:val="1"/>
+      <w:numFmt w:val="lowerRoman"/>
+      <w:lvlText w:val="%3."/>
+      <w:lvlJc w:val="left"/>
+      <w:pPr>
+        <w:ind w:left="1440" w:hanging="360"/>
+      </w:pPr>
+    </w:lvl>
+    <w:lvl w:ilvl="3" w:tplc="5608C3AA">
+      <w:numFmt w:val="decimal"/>
+      <w:lvlText w:val=""/>
+      <w:lvlJc w:val="left"/>
+    </w:lvl>
+    <w:lvl w:ilvl="4" w:tplc="CB66BA72">
+      <w:numFmt w:val="decimal"/>
+      <w:lvlText w:val=""/>
+      <w:lvlJc w:val="left"/>
+    </w:lvl>
+    <w:lvl w:ilvl="5" w:tplc="19BCA928">
+      <w:numFmt w:val="decimal"/>
+      <w:lvlText w:val=""/>
+      <w:lvlJc w:val="left"/>
+    </w:lvl>
+    <w:lvl w:ilvl="6" w:tplc="04C66FFE">
+      <w:numFmt w:val="decimal"/>
+      <w:lvlText w:val=""/>
+      <w:lvlJc w:val="left"/>
+    </w:lvl>
+    <w:lvl w:ilvl="7" w:tplc="0140540E">
+      <w:numFmt w:val="decimal"/>
+      <w:lvlText w:val=""/>
+      <w:lvlJc w:val="left"/>
+    </w:lvl>
+    <w:lvl w:ilvl="8" w:tplc="375C508C">
+      <w:numFmt w:val="decimal"/>
+      <w:lvlText w:val=""/>
+      <w:lvlJc w:val="left"/>
+    </w:lvl>
+  </w:abstractNum>
+  <w:abstractNum w:abstractNumId="2" w15:restartNumberingAfterBreak="0">
+    <w:nsid w:val="5C84058F"/>
+    <w:multiLevelType w:val="hybridMultilevel"/>
+    <w:tmpl w:val="C6A2D9A6"/>
+    <w:lvl w:ilvl="0" w:tplc="719034CC" w:tentative="1">
       <w:start w:val="1"/>
       <w:numFmt w:val="bullet"/>
       <w:lvlText w:val="•"/>
@@ -36123,7 +36519,7 @@
         <w:ind w:left="720" w:hanging="280"/>
       </w:pPr>
     </w:lvl>
-    <w:lvl w:ilvl="1" w:tplc="DEC6E0BC" w:tentative="1">
+    <w:lvl w:ilvl="1" w:tplc="D9E4BD30" w:tentative="1">
       <w:start w:val="1"/>
       <w:numFmt w:val="bullet"/>
       <w:lvlText w:val="–"/>
@@ -36132,7 +36528,7 @@
         <w:ind w:left="1080" w:hanging="280"/>
       </w:pPr>
     </w:lvl>
-    <w:lvl w:ilvl="2" w:tplc="116EF2F0" w:tentative="1">
+    <w:lvl w:ilvl="2" w:tplc="744E543A" w:tentative="1">
       <w:start w:val="1"/>
       <w:numFmt w:val="bullet"/>
       <w:lvlText w:val="▪"/>
@@ -36141,100 +36537,38 @@
         <w:ind w:left="1440" w:hanging="280"/>
       </w:pPr>
     </w:lvl>
-    <w:lvl w:ilvl="3" w:tplc="8A28AAC4">
+    <w:lvl w:ilvl="3" w:tplc="CA802BAE">
       <w:numFmt w:val="decimal"/>
       <w:lvlText w:val=""/>
       <w:lvlJc w:val="left"/>
     </w:lvl>
-    <w:lvl w:ilvl="4" w:tplc="A6D49BFE">
+    <w:lvl w:ilvl="4" w:tplc="2166CAE0">
       <w:numFmt w:val="decimal"/>
       <w:lvlText w:val=""/>
       <w:lvlJc w:val="left"/>
     </w:lvl>
-    <w:lvl w:ilvl="5" w:tplc="DF905A3A">
+    <w:lvl w:ilvl="5" w:tplc="AF48D462">
       <w:numFmt w:val="decimal"/>
       <w:lvlText w:val=""/>
       <w:lvlJc w:val="left"/>
     </w:lvl>
-    <w:lvl w:ilvl="6" w:tplc="FA7E3D0E">
+    <w:lvl w:ilvl="6" w:tplc="5EC417F0">
       <w:numFmt w:val="decimal"/>
       <w:lvlText w:val=""/>
       <w:lvlJc w:val="left"/>
     </w:lvl>
-    <w:lvl w:ilvl="7" w:tplc="9FECB0C6">
+    <w:lvl w:ilvl="7" w:tplc="ABF8F6C4">
       <w:numFmt w:val="decimal"/>
       <w:lvlText w:val=""/>
       <w:lvlJc w:val="left"/>
     </w:lvl>
-    <w:lvl w:ilvl="8" w:tplc="2C5C258C">
+    <w:lvl w:ilvl="8" w:tplc="573865EC">
       <w:numFmt w:val="decimal"/>
       <w:lvlText w:val=""/>
       <w:lvlJc w:val="left"/>
     </w:lvl>
   </w:abstractNum>
-  <w:abstractNum w:abstractNumId="2" w15:restartNumberingAfterBreak="0">
-    <w:nsid w:val="7C370B1B"/>
-    <w:multiLevelType w:val="hybridMultilevel"/>
-    <w:tmpl w:val="89561DAA"/>
-    <w:lvl w:ilvl="0" w:tplc="4D10C246" w:tentative="1">
-      <w:start w:val="1"/>
-      <w:numFmt w:val="decimal"/>
-      <w:lvlText w:val="%1."/>
-      <w:lvlJc w:val="left"/>
-      <w:pPr>
-        <w:ind w:left="720" w:hanging="360"/>
-      </w:pPr>
-    </w:lvl>
-    <w:lvl w:ilvl="1" w:tplc="73FE6F1A" w:tentative="1">
-      <w:start w:val="1"/>
-      <w:numFmt w:val="lowerLetter"/>
-      <w:lvlText w:val="%2."/>
-      <w:lvlJc w:val="left"/>
-      <w:pPr>
-        <w:ind w:left="1080" w:hanging="360"/>
-      </w:pPr>
-    </w:lvl>
-    <w:lvl w:ilvl="2" w:tplc="C7BC0DC2" w:tentative="1">
-      <w:start w:val="1"/>
-      <w:numFmt w:val="lowerRoman"/>
-      <w:lvlText w:val="%3."/>
-      <w:lvlJc w:val="left"/>
-      <w:pPr>
-        <w:ind w:left="1440" w:hanging="360"/>
-      </w:pPr>
-    </w:lvl>
-    <w:lvl w:ilvl="3" w:tplc="39C820EC">
-      <w:numFmt w:val="decimal"/>
-      <w:lvlText w:val=""/>
-      <w:lvlJc w:val="left"/>
-    </w:lvl>
-    <w:lvl w:ilvl="4" w:tplc="549082E8">
-      <w:numFmt w:val="decimal"/>
-      <w:lvlText w:val=""/>
-      <w:lvlJc w:val="left"/>
-    </w:lvl>
-    <w:lvl w:ilvl="5" w:tplc="80248086">
-      <w:numFmt w:val="decimal"/>
-      <w:lvlText w:val=""/>
-      <w:lvlJc w:val="left"/>
-    </w:lvl>
-    <w:lvl w:ilvl="6" w:tplc="0C7C58E6">
-      <w:numFmt w:val="decimal"/>
-      <w:lvlText w:val=""/>
-      <w:lvlJc w:val="left"/>
-    </w:lvl>
-    <w:lvl w:ilvl="7" w:tplc="FBCEB03A">
-      <w:numFmt w:val="decimal"/>
-      <w:lvlText w:val=""/>
-      <w:lvlJc w:val="left"/>
-    </w:lvl>
-    <w:lvl w:ilvl="8" w:tplc="53F2C080">
-      <w:numFmt w:val="decimal"/>
-      <w:lvlText w:val=""/>
-      <w:lvlJc w:val="left"/>
-    </w:lvl>
-  </w:abstractNum>
-  <w:num w:numId="1" w16cid:durableId="2110588658">
+  <w:num w:numId="1" w16cid:durableId="1113358182">
     <w:abstractNumId w:val="0"/>
     <w:lvlOverride w:ilvl="0">
       <w:startOverride w:val="1"/>
@@ -36939,7 +37273,7 @@
     <w:autoRedefine/>
     <w:uiPriority w:val="39"/>
     <w:unhideWhenUsed/>
-    <w:rsid w:val="00120D28"/>
+    <w:rsid w:val="00D47E55"/>
     <w:pPr>
       <w:spacing w:after="100"/>
     </w:pPr>
@@ -36951,7 +37285,7 @@
     <w:autoRedefine/>
     <w:uiPriority w:val="39"/>
     <w:unhideWhenUsed/>
-    <w:rsid w:val="00120D28"/>
+    <w:rsid w:val="00D47E55"/>
     <w:pPr>
       <w:spacing w:after="100"/>
       <w:ind w:left="210"/>
@@ -36963,7 +37297,7 @@
     <w:next w:val="Normal"/>
     <w:uiPriority w:val="99"/>
     <w:unhideWhenUsed/>
-    <w:rsid w:val="00120D28"/>
+    <w:rsid w:val="00D47E55"/>
   </w:style>
 </w:styles>
 </file>

--- a/docs/07-ui-ux/ZP-DOC-07_UI-UX-Design.docx
+++ b/docs/07-ui-ux/ZP-DOC-07_UI-UX-Design.docx
@@ -1799,6 +1799,122 @@
           </w:p>
         </w:tc>
       </w:tr>
+      <w:tr>
+        <w:tblPrEx>
+          <w:tblCellMar>
+            <w:top w:w="0" w:type="dxa"/>
+            <w:bottom w:w="0" w:type="dxa"/>
+          </w:tblCellMar>
+        </w:tblPrEx>
+        <w:trPr>
+          <w:cantSplit/>
+          <w:trHeight w:val="420"/>
+        </w:trPr>
+        <w:tc>
+          <w:tcPr>
+            <w:tcW w:w="964" w:type="dxa"/>
+            <w:tcBorders>
+              <w:top w:val="single" w:sz="4" w:space="0" w:color="C9D3D0"/>
+              <w:left w:val="single" w:sz="4" w:space="0" w:color="C9D3D0"/>
+              <w:bottom w:val="single" w:sz="4" w:space="0" w:color="C9D3D0"/>
+              <w:right w:val="single" w:sz="4" w:space="0" w:color="C9D3D0"/>
+            </w:tcBorders>
+            <w:tcMar>
+              <w:top w:w="50" w:type="dxa"/>
+              <w:left w:w="100" w:type="dxa"/>
+              <w:bottom w:w="50" w:type="dxa"/>
+              <w:right w:w="100" w:type="dxa"/>
+            </w:tcMar>
+          </w:tcPr>
+          <w:p>
+            <w:r>
+              <w:rPr>
+                <w:sz w:val="19"/>
+                <w:szCs w:val="19"/>
+              </w:rPr>
+              <w:t>0.9</w:t>
+            </w:r>
+          </w:p>
+        </w:tc>
+        <w:tc>
+          <w:tcPr>
+            <w:tcW w:w="1542" w:type="dxa"/>
+            <w:tcBorders>
+              <w:top w:val="single" w:sz="4" w:space="0" w:color="C9D3D0"/>
+              <w:left w:val="single" w:sz="4" w:space="0" w:color="C9D3D0"/>
+              <w:bottom w:val="single" w:sz="4" w:space="0" w:color="C9D3D0"/>
+              <w:right w:val="single" w:sz="4" w:space="0" w:color="C9D3D0"/>
+            </w:tcBorders>
+            <w:tcMar>
+              <w:top w:w="50" w:type="dxa"/>
+              <w:left w:w="100" w:type="dxa"/>
+              <w:bottom w:w="50" w:type="dxa"/>
+              <w:right w:w="100" w:type="dxa"/>
+            </w:tcMar>
+          </w:tcPr>
+          <w:p>
+            <w:r>
+              <w:rPr>
+                <w:sz w:val="19"/>
+                <w:szCs w:val="19"/>
+              </w:rPr>
+              <w:t>23 Oct 2026</w:t>
+            </w:r>
+          </w:p>
+        </w:tc>
+        <w:tc>
+          <w:tcPr>
+            <w:tcW w:w="1928" w:type="dxa"/>
+            <w:tcBorders>
+              <w:top w:val="single" w:sz="4" w:space="0" w:color="C9D3D0"/>
+              <w:left w:val="single" w:sz="4" w:space="0" w:color="C9D3D0"/>
+              <w:bottom w:val="single" w:sz="4" w:space="0" w:color="C9D3D0"/>
+              <w:right w:val="single" w:sz="4" w:space="0" w:color="C9D3D0"/>
+            </w:tcBorders>
+            <w:tcMar>
+              <w:top w:w="50" w:type="dxa"/>
+              <w:left w:w="100" w:type="dxa"/>
+              <w:bottom w:w="50" w:type="dxa"/>
+              <w:right w:w="100" w:type="dxa"/>
+            </w:tcMar>
+          </w:tcPr>
+          <w:p>
+            <w:r>
+              <w:rPr>
+                <w:sz w:val="19"/>
+                <w:szCs w:val="19"/>
+              </w:rPr>
+              <w:t>Team Kestrel</w:t>
+            </w:r>
+          </w:p>
+        </w:tc>
+        <w:tc>
+          <w:tcPr>
+            <w:tcW w:w="5204" w:type="dxa"/>
+            <w:tcBorders>
+              <w:top w:val="single" w:sz="4" w:space="0" w:color="C9D3D0"/>
+              <w:left w:val="single" w:sz="4" w:space="0" w:color="C9D3D0"/>
+              <w:bottom w:val="single" w:sz="4" w:space="0" w:color="C9D3D0"/>
+              <w:right w:val="single" w:sz="4" w:space="0" w:color="C9D3D0"/>
+            </w:tcBorders>
+            <w:tcMar>
+              <w:top w:w="50" w:type="dxa"/>
+              <w:left w:w="100" w:type="dxa"/>
+              <w:bottom w:w="50" w:type="dxa"/>
+              <w:right w:w="100" w:type="dxa"/>
+            </w:tcMar>
+          </w:tcPr>
+          <w:p>
+            <w:r>
+              <w:rPr>
+                <w:sz w:val="19"/>
+                <w:szCs w:val="19"/>
+              </w:rPr>
+              <w:t>CR-011: My list order notes become information (no "Fix the order"); "What you need to know" section with the UGC rules and handbook pages</w:t>
+            </w:r>
+          </w:p>
+        </w:tc>
+      </w:tr>
     </w:tbl>
     <w:p>
       <w:pPr>
@@ -1810,6 +1926,7 @@
         <w:pStyle w:val="FrontSubheading"/>
       </w:pPr>
       <w:r>
+        <w:lastRenderedPageBreak/>
         <w:t>Review and approval</w:t>
       </w:r>
     </w:p>
@@ -1885,7 +2002,6 @@
                 <w:sz w:val="19"/>
                 <w:szCs w:val="19"/>
               </w:rPr>
-              <w:lastRenderedPageBreak/>
               <w:t>Role</w:t>
             </w:r>
           </w:p>
@@ -2199,7 +2315,7 @@
     <w:sdt>
       <w:sdtPr>
         <w:alias w:val="Contents"/>
-        <w:id w:val="-685979827"/>
+        <w:id w:val="1691722123"/>
       </w:sdtPr>
       <w:sdtEndPr/>
       <w:sdtContent>
@@ -2228,7 +2344,7 @@
           <w:r>
             <w:fldChar w:fldCharType="separate"/>
           </w:r>
-          <w:hyperlink w:anchor="_Toc243644691" w:history="1">
+          <w:hyperlink w:anchor="_Toc243647996" w:history="1">
             <w:r>
               <w:rPr>
                 <w:rStyle w:val="Hyperlink"/>
@@ -2252,7 +2368,7 @@
               <w:rPr>
                 <w:noProof/>
               </w:rPr>
-              <w:instrText xml:space="preserve"> PAGEREF _Toc243644691 \h </w:instrText>
+              <w:instrText xml:space="preserve"> PAGEREF _Toc243647996 \h </w:instrText>
             </w:r>
             <w:r>
               <w:rPr>
@@ -2295,7 +2411,7 @@
               <w14:ligatures w14:val="standardContextual"/>
             </w:rPr>
           </w:pPr>
-          <w:hyperlink w:anchor="_Toc243644692" w:history="1">
+          <w:hyperlink w:anchor="_Toc243647997" w:history="1">
             <w:r>
               <w:rPr>
                 <w:rStyle w:val="Hyperlink"/>
@@ -2319,7 +2435,7 @@
               <w:rPr>
                 <w:noProof/>
               </w:rPr>
-              <w:instrText xml:space="preserve"> PAGEREF _Toc243644692 \h </w:instrText>
+              <w:instrText xml:space="preserve"> PAGEREF _Toc243647997 \h </w:instrText>
             </w:r>
             <w:r>
               <w:rPr>
@@ -2362,7 +2478,7 @@
               <w14:ligatures w14:val="standardContextual"/>
             </w:rPr>
           </w:pPr>
-          <w:hyperlink w:anchor="_Toc243644693" w:history="1">
+          <w:hyperlink w:anchor="_Toc243647998" w:history="1">
             <w:r>
               <w:rPr>
                 <w:rStyle w:val="Hyperlink"/>
@@ -2386,7 +2502,7 @@
               <w:rPr>
                 <w:noProof/>
               </w:rPr>
-              <w:instrText xml:space="preserve"> PAGEREF _Toc243644693 \h </w:instrText>
+              <w:instrText xml:space="preserve"> PAGEREF _Toc243647998 \h </w:instrText>
             </w:r>
             <w:r>
               <w:rPr>
@@ -2429,7 +2545,7 @@
               <w14:ligatures w14:val="standardContextual"/>
             </w:rPr>
           </w:pPr>
-          <w:hyperlink w:anchor="_Toc243644694" w:history="1">
+          <w:hyperlink w:anchor="_Toc243647999" w:history="1">
             <w:r>
               <w:rPr>
                 <w:rStyle w:val="Hyperlink"/>
@@ -2453,7 +2569,7 @@
               <w:rPr>
                 <w:noProof/>
               </w:rPr>
-              <w:instrText xml:space="preserve"> PAGEREF _Toc243644694 \h </w:instrText>
+              <w:instrText xml:space="preserve"> PAGEREF _Toc243647999 \h </w:instrText>
             </w:r>
             <w:r>
               <w:rPr>
@@ -2496,7 +2612,7 @@
               <w14:ligatures w14:val="standardContextual"/>
             </w:rPr>
           </w:pPr>
-          <w:hyperlink w:anchor="_Toc243644695" w:history="1">
+          <w:hyperlink w:anchor="_Toc243648000" w:history="1">
             <w:r>
               <w:rPr>
                 <w:rStyle w:val="Hyperlink"/>
@@ -2520,7 +2636,7 @@
               <w:rPr>
                 <w:noProof/>
               </w:rPr>
-              <w:instrText xml:space="preserve"> PAGEREF _Toc243644695 \h </w:instrText>
+              <w:instrText xml:space="preserve"> PAGEREF _Toc243648000 \h </w:instrText>
             </w:r>
             <w:r>
               <w:rPr>
@@ -2563,7 +2679,7 @@
               <w14:ligatures w14:val="standardContextual"/>
             </w:rPr>
           </w:pPr>
-          <w:hyperlink w:anchor="_Toc243644696" w:history="1">
+          <w:hyperlink w:anchor="_Toc243648001" w:history="1">
             <w:r>
               <w:rPr>
                 <w:rStyle w:val="Hyperlink"/>
@@ -2587,7 +2703,7 @@
               <w:rPr>
                 <w:noProof/>
               </w:rPr>
-              <w:instrText xml:space="preserve"> PAGEREF _Toc243644696 \h </w:instrText>
+              <w:instrText xml:space="preserve"> PAGEREF _Toc243648001 \h </w:instrText>
             </w:r>
             <w:r>
               <w:rPr>
@@ -2630,7 +2746,7 @@
               <w14:ligatures w14:val="standardContextual"/>
             </w:rPr>
           </w:pPr>
-          <w:hyperlink w:anchor="_Toc243644697" w:history="1">
+          <w:hyperlink w:anchor="_Toc243648002" w:history="1">
             <w:r>
               <w:rPr>
                 <w:rStyle w:val="Hyperlink"/>
@@ -2654,7 +2770,7 @@
               <w:rPr>
                 <w:noProof/>
               </w:rPr>
-              <w:instrText xml:space="preserve"> PAGEREF _Toc243644697 \h </w:instrText>
+              <w:instrText xml:space="preserve"> PAGEREF _Toc243648002 \h </w:instrText>
             </w:r>
             <w:r>
               <w:rPr>
@@ -2697,7 +2813,7 @@
               <w14:ligatures w14:val="standardContextual"/>
             </w:rPr>
           </w:pPr>
-          <w:hyperlink w:anchor="_Toc243644698" w:history="1">
+          <w:hyperlink w:anchor="_Toc243648003" w:history="1">
             <w:r>
               <w:rPr>
                 <w:rStyle w:val="Hyperlink"/>
@@ -2721,7 +2837,7 @@
               <w:rPr>
                 <w:noProof/>
               </w:rPr>
-              <w:instrText xml:space="preserve"> PAGEREF _Toc243644698 \h </w:instrText>
+              <w:instrText xml:space="preserve"> PAGEREF _Toc243648003 \h </w:instrText>
             </w:r>
             <w:r>
               <w:rPr>
@@ -2764,7 +2880,7 @@
               <w14:ligatures w14:val="standardContextual"/>
             </w:rPr>
           </w:pPr>
-          <w:hyperlink w:anchor="_Toc243644699" w:history="1">
+          <w:hyperlink w:anchor="_Toc243648004" w:history="1">
             <w:r>
               <w:rPr>
                 <w:rStyle w:val="Hyperlink"/>
@@ -2788,7 +2904,7 @@
               <w:rPr>
                 <w:noProof/>
               </w:rPr>
-              <w:instrText xml:space="preserve"> PAGEREF _Toc243644699 \h </w:instrText>
+              <w:instrText xml:space="preserve"> PAGEREF _Toc243648004 \h </w:instrText>
             </w:r>
             <w:r>
               <w:rPr>
@@ -2831,7 +2947,7 @@
               <w14:ligatures w14:val="standardContextual"/>
             </w:rPr>
           </w:pPr>
-          <w:hyperlink w:anchor="_Toc243644700" w:history="1">
+          <w:hyperlink w:anchor="_Toc243648005" w:history="1">
             <w:r>
               <w:rPr>
                 <w:rStyle w:val="Hyperlink"/>
@@ -2855,7 +2971,7 @@
               <w:rPr>
                 <w:noProof/>
               </w:rPr>
-              <w:instrText xml:space="preserve"> PAGEREF _Toc243644700 \h </w:instrText>
+              <w:instrText xml:space="preserve"> PAGEREF _Toc243648005 \h </w:instrText>
             </w:r>
             <w:r>
               <w:rPr>
@@ -2898,7 +3014,7 @@
               <w14:ligatures w14:val="standardContextual"/>
             </w:rPr>
           </w:pPr>
-          <w:hyperlink w:anchor="_Toc243644701" w:history="1">
+          <w:hyperlink w:anchor="_Toc243648006" w:history="1">
             <w:r>
               <w:rPr>
                 <w:rStyle w:val="Hyperlink"/>
@@ -2922,7 +3038,7 @@
               <w:rPr>
                 <w:noProof/>
               </w:rPr>
-              <w:instrText xml:space="preserve"> PAGEREF _Toc243644701 \h </w:instrText>
+              <w:instrText xml:space="preserve"> PAGEREF _Toc243648006 \h </w:instrText>
             </w:r>
             <w:r>
               <w:rPr>
@@ -2965,7 +3081,7 @@
               <w14:ligatures w14:val="standardContextual"/>
             </w:rPr>
           </w:pPr>
-          <w:hyperlink w:anchor="_Toc243644702" w:history="1">
+          <w:hyperlink w:anchor="_Toc243648007" w:history="1">
             <w:r>
               <w:rPr>
                 <w:rStyle w:val="Hyperlink"/>
@@ -2989,7 +3105,7 @@
               <w:rPr>
                 <w:noProof/>
               </w:rPr>
-              <w:instrText xml:space="preserve"> PAGEREF _Toc243644702 \h </w:instrText>
+              <w:instrText xml:space="preserve"> PAGEREF _Toc243648007 \h </w:instrText>
             </w:r>
             <w:r>
               <w:rPr>
@@ -3032,7 +3148,7 @@
               <w14:ligatures w14:val="standardContextual"/>
             </w:rPr>
           </w:pPr>
-          <w:hyperlink w:anchor="_Toc243644703" w:history="1">
+          <w:hyperlink w:anchor="_Toc243648008" w:history="1">
             <w:r>
               <w:rPr>
                 <w:rStyle w:val="Hyperlink"/>
@@ -3056,7 +3172,7 @@
               <w:rPr>
                 <w:noProof/>
               </w:rPr>
-              <w:instrText xml:space="preserve"> PAGEREF _Toc243644703 \h </w:instrText>
+              <w:instrText xml:space="preserve"> PAGEREF _Toc243648008 \h </w:instrText>
             </w:r>
             <w:r>
               <w:rPr>
@@ -3099,7 +3215,7 @@
               <w14:ligatures w14:val="standardContextual"/>
             </w:rPr>
           </w:pPr>
-          <w:hyperlink w:anchor="_Toc243644704" w:history="1">
+          <w:hyperlink w:anchor="_Toc243648009" w:history="1">
             <w:r>
               <w:rPr>
                 <w:rStyle w:val="Hyperlink"/>
@@ -3123,7 +3239,7 @@
               <w:rPr>
                 <w:noProof/>
               </w:rPr>
-              <w:instrText xml:space="preserve"> PAGEREF _Toc243644704 \h </w:instrText>
+              <w:instrText xml:space="preserve"> PAGEREF _Toc243648009 \h </w:instrText>
             </w:r>
             <w:r>
               <w:rPr>
@@ -3166,7 +3282,7 @@
               <w14:ligatures w14:val="standardContextual"/>
             </w:rPr>
           </w:pPr>
-          <w:hyperlink w:anchor="_Toc243644705" w:history="1">
+          <w:hyperlink w:anchor="_Toc243648010" w:history="1">
             <w:r>
               <w:rPr>
                 <w:rStyle w:val="Hyperlink"/>
@@ -3190,7 +3306,7 @@
               <w:rPr>
                 <w:noProof/>
               </w:rPr>
-              <w:instrText xml:space="preserve"> PAGEREF _Toc243644705 \h </w:instrText>
+              <w:instrText xml:space="preserve"> PAGEREF _Toc243648010 \h </w:instrText>
             </w:r>
             <w:r>
               <w:rPr>
@@ -3233,7 +3349,7 @@
               <w14:ligatures w14:val="standardContextual"/>
             </w:rPr>
           </w:pPr>
-          <w:hyperlink w:anchor="_Toc243644706" w:history="1">
+          <w:hyperlink w:anchor="_Toc243648011" w:history="1">
             <w:r>
               <w:rPr>
                 <w:rStyle w:val="Hyperlink"/>
@@ -3257,7 +3373,7 @@
               <w:rPr>
                 <w:noProof/>
               </w:rPr>
-              <w:instrText xml:space="preserve"> PAGEREF _Toc243644706 \h </w:instrText>
+              <w:instrText xml:space="preserve"> PAGEREF _Toc243648011 \h </w:instrText>
             </w:r>
             <w:r>
               <w:rPr>
@@ -3300,7 +3416,7 @@
               <w14:ligatures w14:val="standardContextual"/>
             </w:rPr>
           </w:pPr>
-          <w:hyperlink w:anchor="_Toc243644707" w:history="1">
+          <w:hyperlink w:anchor="_Toc243648012" w:history="1">
             <w:r>
               <w:rPr>
                 <w:rStyle w:val="Hyperlink"/>
@@ -3324,7 +3440,7 @@
               <w:rPr>
                 <w:noProof/>
               </w:rPr>
-              <w:instrText xml:space="preserve"> PAGEREF _Toc243644707 \h </w:instrText>
+              <w:instrText xml:space="preserve"> PAGEREF _Toc243648012 \h </w:instrText>
             </w:r>
             <w:r>
               <w:rPr>
@@ -3367,7 +3483,7 @@
               <w14:ligatures w14:val="standardContextual"/>
             </w:rPr>
           </w:pPr>
-          <w:hyperlink w:anchor="_Toc243644708" w:history="1">
+          <w:hyperlink w:anchor="_Toc243648013" w:history="1">
             <w:r>
               <w:rPr>
                 <w:rStyle w:val="Hyperlink"/>
@@ -3391,7 +3507,7 @@
               <w:rPr>
                 <w:noProof/>
               </w:rPr>
-              <w:instrText xml:space="preserve"> PAGEREF _Toc243644708 \h </w:instrText>
+              <w:instrText xml:space="preserve"> PAGEREF _Toc243648013 \h </w:instrText>
             </w:r>
             <w:r>
               <w:rPr>
@@ -3434,7 +3550,7 @@
               <w14:ligatures w14:val="standardContextual"/>
             </w:rPr>
           </w:pPr>
-          <w:hyperlink w:anchor="_Toc243644709" w:history="1">
+          <w:hyperlink w:anchor="_Toc243648014" w:history="1">
             <w:r>
               <w:rPr>
                 <w:rStyle w:val="Hyperlink"/>
@@ -3458,7 +3574,7 @@
               <w:rPr>
                 <w:noProof/>
               </w:rPr>
-              <w:instrText xml:space="preserve"> PAGEREF _Toc243644709 \h </w:instrText>
+              <w:instrText xml:space="preserve"> PAGEREF _Toc243648014 \h </w:instrText>
             </w:r>
             <w:r>
               <w:rPr>
@@ -3501,7 +3617,7 @@
               <w14:ligatures w14:val="standardContextual"/>
             </w:rPr>
           </w:pPr>
-          <w:hyperlink w:anchor="_Toc243644710" w:history="1">
+          <w:hyperlink w:anchor="_Toc243648015" w:history="1">
             <w:r>
               <w:rPr>
                 <w:rStyle w:val="Hyperlink"/>
@@ -3525,7 +3641,7 @@
               <w:rPr>
                 <w:noProof/>
               </w:rPr>
-              <w:instrText xml:space="preserve"> PAGEREF _Toc243644710 \h </w:instrText>
+              <w:instrText xml:space="preserve"> PAGEREF _Toc243648015 \h </w:instrText>
             </w:r>
             <w:r>
               <w:rPr>
@@ -3568,7 +3684,7 @@
               <w14:ligatures w14:val="standardContextual"/>
             </w:rPr>
           </w:pPr>
-          <w:hyperlink w:anchor="_Toc243644711" w:history="1">
+          <w:hyperlink w:anchor="_Toc243648016" w:history="1">
             <w:r>
               <w:rPr>
                 <w:rStyle w:val="Hyperlink"/>
@@ -3592,7 +3708,7 @@
               <w:rPr>
                 <w:noProof/>
               </w:rPr>
-              <w:instrText xml:space="preserve"> PAGEREF _Toc243644711 \h </w:instrText>
+              <w:instrText xml:space="preserve"> PAGEREF _Toc243648016 \h </w:instrText>
             </w:r>
             <w:r>
               <w:rPr>
@@ -3635,7 +3751,7 @@
               <w14:ligatures w14:val="standardContextual"/>
             </w:rPr>
           </w:pPr>
-          <w:hyperlink w:anchor="_Toc243644712" w:history="1">
+          <w:hyperlink w:anchor="_Toc243648017" w:history="1">
             <w:r>
               <w:rPr>
                 <w:rStyle w:val="Hyperlink"/>
@@ -3659,7 +3775,7 @@
               <w:rPr>
                 <w:noProof/>
               </w:rPr>
-              <w:instrText xml:space="preserve"> PAGEREF _Toc243644712 \h </w:instrText>
+              <w:instrText xml:space="preserve"> PAGEREF _Toc243648017 \h </w:instrText>
             </w:r>
             <w:r>
               <w:rPr>
@@ -3702,7 +3818,7 @@
               <w14:ligatures w14:val="standardContextual"/>
             </w:rPr>
           </w:pPr>
-          <w:hyperlink w:anchor="_Toc243644713" w:history="1">
+          <w:hyperlink w:anchor="_Toc243648018" w:history="1">
             <w:r>
               <w:rPr>
                 <w:rStyle w:val="Hyperlink"/>
@@ -3726,7 +3842,7 @@
               <w:rPr>
                 <w:noProof/>
               </w:rPr>
-              <w:instrText xml:space="preserve"> PAGEREF _Toc243644713 \h </w:instrText>
+              <w:instrText xml:space="preserve"> PAGEREF _Toc243648018 \h </w:instrText>
             </w:r>
             <w:r>
               <w:rPr>
@@ -3769,7 +3885,7 @@
               <w14:ligatures w14:val="standardContextual"/>
             </w:rPr>
           </w:pPr>
-          <w:hyperlink w:anchor="_Toc243644714" w:history="1">
+          <w:hyperlink w:anchor="_Toc243648019" w:history="1">
             <w:r>
               <w:rPr>
                 <w:rStyle w:val="Hyperlink"/>
@@ -3793,7 +3909,7 @@
               <w:rPr>
                 <w:noProof/>
               </w:rPr>
-              <w:instrText xml:space="preserve"> PAGEREF _Toc243644714 \h </w:instrText>
+              <w:instrText xml:space="preserve"> PAGEREF _Toc243648019 \h </w:instrText>
             </w:r>
             <w:r>
               <w:rPr>
@@ -3836,7 +3952,7 @@
               <w14:ligatures w14:val="standardContextual"/>
             </w:rPr>
           </w:pPr>
-          <w:hyperlink w:anchor="_Toc243644715" w:history="1">
+          <w:hyperlink w:anchor="_Toc243648020" w:history="1">
             <w:r>
               <w:rPr>
                 <w:rStyle w:val="Hyperlink"/>
@@ -3860,7 +3976,7 @@
               <w:rPr>
                 <w:noProof/>
               </w:rPr>
-              <w:instrText xml:space="preserve"> PAGEREF _Toc243644715 \h </w:instrText>
+              <w:instrText xml:space="preserve"> PAGEREF _Toc243648020 \h </w:instrText>
             </w:r>
             <w:r>
               <w:rPr>
@@ -3903,7 +4019,7 @@
               <w14:ligatures w14:val="standardContextual"/>
             </w:rPr>
           </w:pPr>
-          <w:hyperlink w:anchor="_Toc243644716" w:history="1">
+          <w:hyperlink w:anchor="_Toc243648021" w:history="1">
             <w:r>
               <w:rPr>
                 <w:rStyle w:val="Hyperlink"/>
@@ -3927,7 +4043,7 @@
               <w:rPr>
                 <w:noProof/>
               </w:rPr>
-              <w:instrText xml:space="preserve"> PAGEREF _Toc243644716 \h </w:instrText>
+              <w:instrText xml:space="preserve"> PAGEREF _Toc243648021 \h </w:instrText>
             </w:r>
             <w:r>
               <w:rPr>
@@ -3970,7 +4086,7 @@
               <w14:ligatures w14:val="standardContextual"/>
             </w:rPr>
           </w:pPr>
-          <w:hyperlink w:anchor="_Toc243644717" w:history="1">
+          <w:hyperlink w:anchor="_Toc243648022" w:history="1">
             <w:r>
               <w:rPr>
                 <w:rStyle w:val="Hyperlink"/>
@@ -3994,7 +4110,7 @@
               <w:rPr>
                 <w:noProof/>
               </w:rPr>
-              <w:instrText xml:space="preserve"> PAGEREF _Toc243644717 \h </w:instrText>
+              <w:instrText xml:space="preserve"> PAGEREF _Toc243648022 \h </w:instrText>
             </w:r>
             <w:r>
               <w:rPr>
@@ -4037,7 +4153,7 @@
               <w14:ligatures w14:val="standardContextual"/>
             </w:rPr>
           </w:pPr>
-          <w:hyperlink w:anchor="_Toc243644718" w:history="1">
+          <w:hyperlink w:anchor="_Toc243648023" w:history="1">
             <w:r>
               <w:rPr>
                 <w:rStyle w:val="Hyperlink"/>
@@ -4061,7 +4177,7 @@
               <w:rPr>
                 <w:noProof/>
               </w:rPr>
-              <w:instrText xml:space="preserve"> PAGEREF _Toc243644718 \h </w:instrText>
+              <w:instrText xml:space="preserve"> PAGEREF _Toc243648023 \h </w:instrText>
             </w:r>
             <w:r>
               <w:rPr>
@@ -4104,7 +4220,7 @@
               <w14:ligatures w14:val="standardContextual"/>
             </w:rPr>
           </w:pPr>
-          <w:hyperlink w:anchor="_Toc243644719" w:history="1">
+          <w:hyperlink w:anchor="_Toc243648024" w:history="1">
             <w:r>
               <w:rPr>
                 <w:rStyle w:val="Hyperlink"/>
@@ -4128,7 +4244,7 @@
               <w:rPr>
                 <w:noProof/>
               </w:rPr>
-              <w:instrText xml:space="preserve"> PAGEREF _Toc243644719 \h </w:instrText>
+              <w:instrText xml:space="preserve"> PAGEREF _Toc243648024 \h </w:instrText>
             </w:r>
             <w:r>
               <w:rPr>
@@ -4171,7 +4287,7 @@
               <w14:ligatures w14:val="standardContextual"/>
             </w:rPr>
           </w:pPr>
-          <w:hyperlink w:anchor="_Toc243644720" w:history="1">
+          <w:hyperlink w:anchor="_Toc243648025" w:history="1">
             <w:r>
               <w:rPr>
                 <w:rStyle w:val="Hyperlink"/>
@@ -4195,7 +4311,7 @@
               <w:rPr>
                 <w:noProof/>
               </w:rPr>
-              <w:instrText xml:space="preserve"> PAGEREF _Toc243644720 \h </w:instrText>
+              <w:instrText xml:space="preserve"> PAGEREF _Toc243648025 \h </w:instrText>
             </w:r>
             <w:r>
               <w:rPr>
@@ -4238,7 +4354,7 @@
               <w14:ligatures w14:val="standardContextual"/>
             </w:rPr>
           </w:pPr>
-          <w:hyperlink w:anchor="_Toc243644721" w:history="1">
+          <w:hyperlink w:anchor="_Toc243648026" w:history="1">
             <w:r>
               <w:rPr>
                 <w:rStyle w:val="Hyperlink"/>
@@ -4262,7 +4378,7 @@
               <w:rPr>
                 <w:noProof/>
               </w:rPr>
-              <w:instrText xml:space="preserve"> PAGEREF _Toc243644721 \h </w:instrText>
+              <w:instrText xml:space="preserve"> PAGEREF _Toc243648026 \h </w:instrText>
             </w:r>
             <w:r>
               <w:rPr>
@@ -4305,7 +4421,7 @@
               <w14:ligatures w14:val="standardContextual"/>
             </w:rPr>
           </w:pPr>
-          <w:hyperlink w:anchor="_Toc243644722" w:history="1">
+          <w:hyperlink w:anchor="_Toc243648027" w:history="1">
             <w:r>
               <w:rPr>
                 <w:rStyle w:val="Hyperlink"/>
@@ -4329,7 +4445,7 @@
               <w:rPr>
                 <w:noProof/>
               </w:rPr>
-              <w:instrText xml:space="preserve"> PAGEREF _Toc243644722 \h </w:instrText>
+              <w:instrText xml:space="preserve"> PAGEREF _Toc243648027 \h </w:instrText>
             </w:r>
             <w:r>
               <w:rPr>
@@ -4372,7 +4488,7 @@
               <w14:ligatures w14:val="standardContextual"/>
             </w:rPr>
           </w:pPr>
-          <w:hyperlink w:anchor="_Toc243644723" w:history="1">
+          <w:hyperlink w:anchor="_Toc243648028" w:history="1">
             <w:r>
               <w:rPr>
                 <w:rStyle w:val="Hyperlink"/>
@@ -4396,7 +4512,7 @@
               <w:rPr>
                 <w:noProof/>
               </w:rPr>
-              <w:instrText xml:space="preserve"> PAGEREF _Toc243644723 \h </w:instrText>
+              <w:instrText xml:space="preserve"> PAGEREF _Toc243648028 \h </w:instrText>
             </w:r>
             <w:r>
               <w:rPr>
@@ -4439,7 +4555,7 @@
               <w14:ligatures w14:val="standardContextual"/>
             </w:rPr>
           </w:pPr>
-          <w:hyperlink w:anchor="_Toc243644724" w:history="1">
+          <w:hyperlink w:anchor="_Toc243648029" w:history="1">
             <w:r>
               <w:rPr>
                 <w:rStyle w:val="Hyperlink"/>
@@ -4463,7 +4579,7 @@
               <w:rPr>
                 <w:noProof/>
               </w:rPr>
-              <w:instrText xml:space="preserve"> PAGEREF _Toc243644724 \h </w:instrText>
+              <w:instrText xml:space="preserve"> PAGEREF _Toc243648029 \h </w:instrText>
             </w:r>
             <w:r>
               <w:rPr>
@@ -4506,7 +4622,7 @@
               <w14:ligatures w14:val="standardContextual"/>
             </w:rPr>
           </w:pPr>
-          <w:hyperlink w:anchor="_Toc243644725" w:history="1">
+          <w:hyperlink w:anchor="_Toc243648030" w:history="1">
             <w:r>
               <w:rPr>
                 <w:rStyle w:val="Hyperlink"/>
@@ -4530,7 +4646,7 @@
               <w:rPr>
                 <w:noProof/>
               </w:rPr>
-              <w:instrText xml:space="preserve"> PAGEREF _Toc243644725 \h </w:instrText>
+              <w:instrText xml:space="preserve"> PAGEREF _Toc243648030 \h </w:instrText>
             </w:r>
             <w:r>
               <w:rPr>
@@ -4573,7 +4689,7 @@
               <w14:ligatures w14:val="standardContextual"/>
             </w:rPr>
           </w:pPr>
-          <w:hyperlink w:anchor="_Toc243644726" w:history="1">
+          <w:hyperlink w:anchor="_Toc243648031" w:history="1">
             <w:r>
               <w:rPr>
                 <w:rStyle w:val="Hyperlink"/>
@@ -4597,7 +4713,7 @@
               <w:rPr>
                 <w:noProof/>
               </w:rPr>
-              <w:instrText xml:space="preserve"> PAGEREF _Toc243644726 \h </w:instrText>
+              <w:instrText xml:space="preserve"> PAGEREF _Toc243648031 \h </w:instrText>
             </w:r>
             <w:r>
               <w:rPr>
@@ -4643,7 +4759,7 @@
     <w:sdt>
       <w:sdtPr>
         <w:alias w:val="Tables"/>
-        <w:id w:val="1196345053"/>
+        <w:id w:val="-1381232516"/>
       </w:sdtPr>
       <w:sdtEndPr/>
       <w:sdtContent>
@@ -4672,7 +4788,7 @@
           <w:r>
             <w:fldChar w:fldCharType="separate"/>
           </w:r>
-          <w:hyperlink w:anchor="_Toc243644727" w:history="1">
+          <w:hyperlink w:anchor="_Toc243648032" w:history="1">
             <w:r>
               <w:rPr>
                 <w:rStyle w:val="Hyperlink"/>
@@ -4696,7 +4812,7 @@
               <w:rPr>
                 <w:noProof/>
               </w:rPr>
-              <w:instrText xml:space="preserve"> PAGEREF _Toc243644727 \h </w:instrText>
+              <w:instrText xml:space="preserve"> PAGEREF _Toc243648032 \h </w:instrText>
             </w:r>
             <w:r>
               <w:rPr>
@@ -4739,7 +4855,7 @@
               <w14:ligatures w14:val="standardContextual"/>
             </w:rPr>
           </w:pPr>
-          <w:hyperlink w:anchor="_Toc243644728" w:history="1">
+          <w:hyperlink w:anchor="_Toc243648033" w:history="1">
             <w:r>
               <w:rPr>
                 <w:rStyle w:val="Hyperlink"/>
@@ -4763,7 +4879,7 @@
               <w:rPr>
                 <w:noProof/>
               </w:rPr>
-              <w:instrText xml:space="preserve"> PAGEREF _Toc243644728 \h </w:instrText>
+              <w:instrText xml:space="preserve"> PAGEREF _Toc243648033 \h </w:instrText>
             </w:r>
             <w:r>
               <w:rPr>
@@ -4806,7 +4922,7 @@
               <w14:ligatures w14:val="standardContextual"/>
             </w:rPr>
           </w:pPr>
-          <w:hyperlink w:anchor="_Toc243644729" w:history="1">
+          <w:hyperlink w:anchor="_Toc243648034" w:history="1">
             <w:r>
               <w:rPr>
                 <w:rStyle w:val="Hyperlink"/>
@@ -4830,7 +4946,7 @@
               <w:rPr>
                 <w:noProof/>
               </w:rPr>
-              <w:instrText xml:space="preserve"> PAGEREF _Toc243644729 \h </w:instrText>
+              <w:instrText xml:space="preserve"> PAGEREF _Toc243648034 \h </w:instrText>
             </w:r>
             <w:r>
               <w:rPr>
@@ -4873,7 +4989,7 @@
               <w14:ligatures w14:val="standardContextual"/>
             </w:rPr>
           </w:pPr>
-          <w:hyperlink w:anchor="_Toc243644730" w:history="1">
+          <w:hyperlink w:anchor="_Toc243648035" w:history="1">
             <w:r>
               <w:rPr>
                 <w:rStyle w:val="Hyperlink"/>
@@ -4897,7 +5013,7 @@
               <w:rPr>
                 <w:noProof/>
               </w:rPr>
-              <w:instrText xml:space="preserve"> PAGEREF _Toc243644730 \h </w:instrText>
+              <w:instrText xml:space="preserve"> PAGEREF _Toc243648035 \h </w:instrText>
             </w:r>
             <w:r>
               <w:rPr>
@@ -4940,7 +5056,7 @@
               <w14:ligatures w14:val="standardContextual"/>
             </w:rPr>
           </w:pPr>
-          <w:hyperlink w:anchor="_Toc243644731" w:history="1">
+          <w:hyperlink w:anchor="_Toc243648036" w:history="1">
             <w:r>
               <w:rPr>
                 <w:rStyle w:val="Hyperlink"/>
@@ -4964,7 +5080,7 @@
               <w:rPr>
                 <w:noProof/>
               </w:rPr>
-              <w:instrText xml:space="preserve"> PAGEREF _Toc243644731 \h </w:instrText>
+              <w:instrText xml:space="preserve"> PAGEREF _Toc243648036 \h </w:instrText>
             </w:r>
             <w:r>
               <w:rPr>
@@ -5007,7 +5123,7 @@
               <w14:ligatures w14:val="standardContextual"/>
             </w:rPr>
           </w:pPr>
-          <w:hyperlink w:anchor="_Toc243644732" w:history="1">
+          <w:hyperlink w:anchor="_Toc243648037" w:history="1">
             <w:r>
               <w:rPr>
                 <w:rStyle w:val="Hyperlink"/>
@@ -5031,7 +5147,7 @@
               <w:rPr>
                 <w:noProof/>
               </w:rPr>
-              <w:instrText xml:space="preserve"> PAGEREF _Toc243644732 \h </w:instrText>
+              <w:instrText xml:space="preserve"> PAGEREF _Toc243648037 \h </w:instrText>
             </w:r>
             <w:r>
               <w:rPr>
@@ -5074,7 +5190,7 @@
               <w14:ligatures w14:val="standardContextual"/>
             </w:rPr>
           </w:pPr>
-          <w:hyperlink w:anchor="_Toc243644733" w:history="1">
+          <w:hyperlink w:anchor="_Toc243648038" w:history="1">
             <w:r>
               <w:rPr>
                 <w:rStyle w:val="Hyperlink"/>
@@ -5098,7 +5214,7 @@
               <w:rPr>
                 <w:noProof/>
               </w:rPr>
-              <w:instrText xml:space="preserve"> PAGEREF _Toc243644733 \h </w:instrText>
+              <w:instrText xml:space="preserve"> PAGEREF _Toc243648038 \h </w:instrText>
             </w:r>
             <w:r>
               <w:rPr>
@@ -5141,7 +5257,7 @@
               <w14:ligatures w14:val="standardContextual"/>
             </w:rPr>
           </w:pPr>
-          <w:hyperlink w:anchor="_Toc243644734" w:history="1">
+          <w:hyperlink w:anchor="_Toc243648039" w:history="1">
             <w:r>
               <w:rPr>
                 <w:rStyle w:val="Hyperlink"/>
@@ -5165,7 +5281,7 @@
               <w:rPr>
                 <w:noProof/>
               </w:rPr>
-              <w:instrText xml:space="preserve"> PAGEREF _Toc243644734 \h </w:instrText>
+              <w:instrText xml:space="preserve"> PAGEREF _Toc243648039 \h </w:instrText>
             </w:r>
             <w:r>
               <w:rPr>
@@ -5208,7 +5324,7 @@
               <w14:ligatures w14:val="standardContextual"/>
             </w:rPr>
           </w:pPr>
-          <w:hyperlink w:anchor="_Toc243644735" w:history="1">
+          <w:hyperlink w:anchor="_Toc243648040" w:history="1">
             <w:r>
               <w:rPr>
                 <w:rStyle w:val="Hyperlink"/>
@@ -5232,7 +5348,7 @@
               <w:rPr>
                 <w:noProof/>
               </w:rPr>
-              <w:instrText xml:space="preserve"> PAGEREF _Toc243644735 \h </w:instrText>
+              <w:instrText xml:space="preserve"> PAGEREF _Toc243648040 \h </w:instrText>
             </w:r>
             <w:r>
               <w:rPr>
@@ -5275,7 +5391,7 @@
               <w14:ligatures w14:val="standardContextual"/>
             </w:rPr>
           </w:pPr>
-          <w:hyperlink w:anchor="_Toc243644736" w:history="1">
+          <w:hyperlink w:anchor="_Toc243648041" w:history="1">
             <w:r>
               <w:rPr>
                 <w:rStyle w:val="Hyperlink"/>
@@ -5299,7 +5415,7 @@
               <w:rPr>
                 <w:noProof/>
               </w:rPr>
-              <w:instrText xml:space="preserve"> PAGEREF _Toc243644736 \h </w:instrText>
+              <w:instrText xml:space="preserve"> PAGEREF _Toc243648041 \h </w:instrText>
             </w:r>
             <w:r>
               <w:rPr>
@@ -5342,7 +5458,7 @@
               <w14:ligatures w14:val="standardContextual"/>
             </w:rPr>
           </w:pPr>
-          <w:hyperlink w:anchor="_Toc243644737" w:history="1">
+          <w:hyperlink w:anchor="_Toc243648042" w:history="1">
             <w:r>
               <w:rPr>
                 <w:rStyle w:val="Hyperlink"/>
@@ -5366,7 +5482,7 @@
               <w:rPr>
                 <w:noProof/>
               </w:rPr>
-              <w:instrText xml:space="preserve"> PAGEREF _Toc243644737 \h </w:instrText>
+              <w:instrText xml:space="preserve"> PAGEREF _Toc243648042 \h </w:instrText>
             </w:r>
             <w:r>
               <w:rPr>
@@ -5409,7 +5525,7 @@
               <w14:ligatures w14:val="standardContextual"/>
             </w:rPr>
           </w:pPr>
-          <w:hyperlink w:anchor="_Toc243644738" w:history="1">
+          <w:hyperlink w:anchor="_Toc243648043" w:history="1">
             <w:r>
               <w:rPr>
                 <w:rStyle w:val="Hyperlink"/>
@@ -5433,7 +5549,7 @@
               <w:rPr>
                 <w:noProof/>
               </w:rPr>
-              <w:instrText xml:space="preserve"> PAGEREF _Toc243644738 \h </w:instrText>
+              <w:instrText xml:space="preserve"> PAGEREF _Toc243648043 \h </w:instrText>
             </w:r>
             <w:r>
               <w:rPr>
@@ -5476,7 +5592,7 @@
               <w14:ligatures w14:val="standardContextual"/>
             </w:rPr>
           </w:pPr>
-          <w:hyperlink w:anchor="_Toc243644739" w:history="1">
+          <w:hyperlink w:anchor="_Toc243648044" w:history="1">
             <w:r>
               <w:rPr>
                 <w:rStyle w:val="Hyperlink"/>
@@ -5500,7 +5616,7 @@
               <w:rPr>
                 <w:noProof/>
               </w:rPr>
-              <w:instrText xml:space="preserve"> PAGEREF _Toc243644739 \h </w:instrText>
+              <w:instrText xml:space="preserve"> PAGEREF _Toc243648044 \h </w:instrText>
             </w:r>
             <w:r>
               <w:rPr>
@@ -5543,7 +5659,7 @@
               <w14:ligatures w14:val="standardContextual"/>
             </w:rPr>
           </w:pPr>
-          <w:hyperlink w:anchor="_Toc243644740" w:history="1">
+          <w:hyperlink w:anchor="_Toc243648045" w:history="1">
             <w:r>
               <w:rPr>
                 <w:rStyle w:val="Hyperlink"/>
@@ -5567,7 +5683,7 @@
               <w:rPr>
                 <w:noProof/>
               </w:rPr>
-              <w:instrText xml:space="preserve"> PAGEREF _Toc243644740 \h </w:instrText>
+              <w:instrText xml:space="preserve"> PAGEREF _Toc243648045 \h </w:instrText>
             </w:r>
             <w:r>
               <w:rPr>
@@ -5610,7 +5726,7 @@
               <w14:ligatures w14:val="standardContextual"/>
             </w:rPr>
           </w:pPr>
-          <w:hyperlink w:anchor="_Toc243644741" w:history="1">
+          <w:hyperlink w:anchor="_Toc243648046" w:history="1">
             <w:r>
               <w:rPr>
                 <w:rStyle w:val="Hyperlink"/>
@@ -5634,7 +5750,7 @@
               <w:rPr>
                 <w:noProof/>
               </w:rPr>
-              <w:instrText xml:space="preserve"> PAGEREF _Toc243644741 \h </w:instrText>
+              <w:instrText xml:space="preserve"> PAGEREF _Toc243648046 \h </w:instrText>
             </w:r>
             <w:r>
               <w:rPr>
@@ -5677,7 +5793,7 @@
               <w14:ligatures w14:val="standardContextual"/>
             </w:rPr>
           </w:pPr>
-          <w:hyperlink w:anchor="_Toc243644742" w:history="1">
+          <w:hyperlink w:anchor="_Toc243648047" w:history="1">
             <w:r>
               <w:rPr>
                 <w:rStyle w:val="Hyperlink"/>
@@ -5701,7 +5817,7 @@
               <w:rPr>
                 <w:noProof/>
               </w:rPr>
-              <w:instrText xml:space="preserve"> PAGEREF _Toc243644742 \h </w:instrText>
+              <w:instrText xml:space="preserve"> PAGEREF _Toc243648047 \h </w:instrText>
             </w:r>
             <w:r>
               <w:rPr>
@@ -5744,7 +5860,7 @@
               <w14:ligatures w14:val="standardContextual"/>
             </w:rPr>
           </w:pPr>
-          <w:hyperlink w:anchor="_Toc243644743" w:history="1">
+          <w:hyperlink w:anchor="_Toc243648048" w:history="1">
             <w:r>
               <w:rPr>
                 <w:rStyle w:val="Hyperlink"/>
@@ -5768,7 +5884,7 @@
               <w:rPr>
                 <w:noProof/>
               </w:rPr>
-              <w:instrText xml:space="preserve"> PAGEREF _Toc243644743 \h </w:instrText>
+              <w:instrText xml:space="preserve"> PAGEREF _Toc243648048 \h </w:instrText>
             </w:r>
             <w:r>
               <w:rPr>
@@ -5811,7 +5927,7 @@
               <w14:ligatures w14:val="standardContextual"/>
             </w:rPr>
           </w:pPr>
-          <w:hyperlink w:anchor="_Toc243644744" w:history="1">
+          <w:hyperlink w:anchor="_Toc243648049" w:history="1">
             <w:r>
               <w:rPr>
                 <w:rStyle w:val="Hyperlink"/>
@@ -5835,7 +5951,7 @@
               <w:rPr>
                 <w:noProof/>
               </w:rPr>
-              <w:instrText xml:space="preserve"> PAGEREF _Toc243644744 \h </w:instrText>
+              <w:instrText xml:space="preserve"> PAGEREF _Toc243648049 \h </w:instrText>
             </w:r>
             <w:r>
               <w:rPr>
@@ -5878,7 +5994,7 @@
               <w14:ligatures w14:val="standardContextual"/>
             </w:rPr>
           </w:pPr>
-          <w:hyperlink w:anchor="_Toc243644745" w:history="1">
+          <w:hyperlink w:anchor="_Toc243648050" w:history="1">
             <w:r>
               <w:rPr>
                 <w:rStyle w:val="Hyperlink"/>
@@ -5902,7 +6018,7 @@
               <w:rPr>
                 <w:noProof/>
               </w:rPr>
-              <w:instrText xml:space="preserve"> PAGEREF _Toc243644745 \h </w:instrText>
+              <w:instrText xml:space="preserve"> PAGEREF _Toc243648050 \h </w:instrText>
             </w:r>
             <w:r>
               <w:rPr>
@@ -5945,7 +6061,7 @@
               <w14:ligatures w14:val="standardContextual"/>
             </w:rPr>
           </w:pPr>
-          <w:hyperlink w:anchor="_Toc243644746" w:history="1">
+          <w:hyperlink w:anchor="_Toc243648051" w:history="1">
             <w:r>
               <w:rPr>
                 <w:rStyle w:val="Hyperlink"/>
@@ -5969,7 +6085,7 @@
               <w:rPr>
                 <w:noProof/>
               </w:rPr>
-              <w:instrText xml:space="preserve"> PAGEREF _Toc243644746 \h </w:instrText>
+              <w:instrText xml:space="preserve"> PAGEREF _Toc243648051 \h </w:instrText>
             </w:r>
             <w:r>
               <w:rPr>
@@ -6012,7 +6128,7 @@
               <w14:ligatures w14:val="standardContextual"/>
             </w:rPr>
           </w:pPr>
-          <w:hyperlink w:anchor="_Toc243644747" w:history="1">
+          <w:hyperlink w:anchor="_Toc243648052" w:history="1">
             <w:r>
               <w:rPr>
                 <w:rStyle w:val="Hyperlink"/>
@@ -6036,7 +6152,7 @@
               <w:rPr>
                 <w:noProof/>
               </w:rPr>
-              <w:instrText xml:space="preserve"> PAGEREF _Toc243644747 \h </w:instrText>
+              <w:instrText xml:space="preserve"> PAGEREF _Toc243648052 \h </w:instrText>
             </w:r>
             <w:r>
               <w:rPr>
@@ -6079,7 +6195,7 @@
               <w14:ligatures w14:val="standardContextual"/>
             </w:rPr>
           </w:pPr>
-          <w:hyperlink w:anchor="_Toc243644748" w:history="1">
+          <w:hyperlink w:anchor="_Toc243648053" w:history="1">
             <w:r>
               <w:rPr>
                 <w:rStyle w:val="Hyperlink"/>
@@ -6103,7 +6219,7 @@
               <w:rPr>
                 <w:noProof/>
               </w:rPr>
-              <w:instrText xml:space="preserve"> PAGEREF _Toc243644748 \h </w:instrText>
+              <w:instrText xml:space="preserve"> PAGEREF _Toc243648053 \h </w:instrText>
             </w:r>
             <w:r>
               <w:rPr>
@@ -6146,7 +6262,7 @@
               <w14:ligatures w14:val="standardContextual"/>
             </w:rPr>
           </w:pPr>
-          <w:hyperlink w:anchor="_Toc243644749" w:history="1">
+          <w:hyperlink w:anchor="_Toc243648054" w:history="1">
             <w:r>
               <w:rPr>
                 <w:rStyle w:val="Hyperlink"/>
@@ -6170,7 +6286,7 @@
               <w:rPr>
                 <w:noProof/>
               </w:rPr>
-              <w:instrText xml:space="preserve"> PAGEREF _Toc243644749 \h </w:instrText>
+              <w:instrText xml:space="preserve"> PAGEREF _Toc243648054 \h </w:instrText>
             </w:r>
             <w:r>
               <w:rPr>
@@ -6213,7 +6329,7 @@
               <w14:ligatures w14:val="standardContextual"/>
             </w:rPr>
           </w:pPr>
-          <w:hyperlink w:anchor="_Toc243644750" w:history="1">
+          <w:hyperlink w:anchor="_Toc243648055" w:history="1">
             <w:r>
               <w:rPr>
                 <w:rStyle w:val="Hyperlink"/>
@@ -6237,7 +6353,7 @@
               <w:rPr>
                 <w:noProof/>
               </w:rPr>
-              <w:instrText xml:space="preserve"> PAGEREF _Toc243644750 \h </w:instrText>
+              <w:instrText xml:space="preserve"> PAGEREF _Toc243648055 \h </w:instrText>
             </w:r>
             <w:r>
               <w:rPr>
@@ -6280,7 +6396,7 @@
               <w14:ligatures w14:val="standardContextual"/>
             </w:rPr>
           </w:pPr>
-          <w:hyperlink w:anchor="_Toc243644751" w:history="1">
+          <w:hyperlink w:anchor="_Toc243648056" w:history="1">
             <w:r>
               <w:rPr>
                 <w:rStyle w:val="Hyperlink"/>
@@ -6304,7 +6420,7 @@
               <w:rPr>
                 <w:noProof/>
               </w:rPr>
-              <w:instrText xml:space="preserve"> PAGEREF _Toc243644751 \h </w:instrText>
+              <w:instrText xml:space="preserve"> PAGEREF _Toc243648056 \h </w:instrText>
             </w:r>
             <w:r>
               <w:rPr>
@@ -6347,7 +6463,7 @@
               <w14:ligatures w14:val="standardContextual"/>
             </w:rPr>
           </w:pPr>
-          <w:hyperlink w:anchor="_Toc243644752" w:history="1">
+          <w:hyperlink w:anchor="_Toc243648057" w:history="1">
             <w:r>
               <w:rPr>
                 <w:rStyle w:val="Hyperlink"/>
@@ -6371,7 +6487,7 @@
               <w:rPr>
                 <w:noProof/>
               </w:rPr>
-              <w:instrText xml:space="preserve"> PAGEREF _Toc243644752 \h </w:instrText>
+              <w:instrText xml:space="preserve"> PAGEREF _Toc243648057 \h </w:instrText>
             </w:r>
             <w:r>
               <w:rPr>
@@ -6414,7 +6530,7 @@
               <w14:ligatures w14:val="standardContextual"/>
             </w:rPr>
           </w:pPr>
-          <w:hyperlink w:anchor="_Toc243644753" w:history="1">
+          <w:hyperlink w:anchor="_Toc243648058" w:history="1">
             <w:r>
               <w:rPr>
                 <w:rStyle w:val="Hyperlink"/>
@@ -6438,7 +6554,7 @@
               <w:rPr>
                 <w:noProof/>
               </w:rPr>
-              <w:instrText xml:space="preserve"> PAGEREF _Toc243644753 \h </w:instrText>
+              <w:instrText xml:space="preserve"> PAGEREF _Toc243648058 \h </w:instrText>
             </w:r>
             <w:r>
               <w:rPr>
@@ -6481,7 +6597,7 @@
               <w14:ligatures w14:val="standardContextual"/>
             </w:rPr>
           </w:pPr>
-          <w:hyperlink w:anchor="_Toc243644754" w:history="1">
+          <w:hyperlink w:anchor="_Toc243648059" w:history="1">
             <w:r>
               <w:rPr>
                 <w:rStyle w:val="Hyperlink"/>
@@ -6505,7 +6621,7 @@
               <w:rPr>
                 <w:noProof/>
               </w:rPr>
-              <w:instrText xml:space="preserve"> PAGEREF _Toc243644754 \h </w:instrText>
+              <w:instrText xml:space="preserve"> PAGEREF _Toc243648059 \h </w:instrText>
             </w:r>
             <w:r>
               <w:rPr>
@@ -6548,7 +6664,7 @@
               <w14:ligatures w14:val="standardContextual"/>
             </w:rPr>
           </w:pPr>
-          <w:hyperlink w:anchor="_Toc243644755" w:history="1">
+          <w:hyperlink w:anchor="_Toc243648060" w:history="1">
             <w:r>
               <w:rPr>
                 <w:rStyle w:val="Hyperlink"/>
@@ -6572,7 +6688,7 @@
               <w:rPr>
                 <w:noProof/>
               </w:rPr>
-              <w:instrText xml:space="preserve"> PAGEREF _Toc243644755 \h </w:instrText>
+              <w:instrText xml:space="preserve"> PAGEREF _Toc243648060 \h </w:instrText>
             </w:r>
             <w:r>
               <w:rPr>
@@ -6613,7 +6729,7 @@
         <w:keepLines/>
         <w:pageBreakBefore/>
       </w:pPr>
-      <w:bookmarkStart w:id="0" w:name="_Toc243644691"/>
+      <w:bookmarkStart w:id="0" w:name="_Toc243647996"/>
       <w:r>
         <w:lastRenderedPageBreak/>
         <w:t>1 Introduction</w:t>
@@ -6626,7 +6742,7 @@
         <w:keepNext/>
         <w:keepLines/>
       </w:pPr>
-      <w:bookmarkStart w:id="1" w:name="_Toc243644692"/>
+      <w:bookmarkStart w:id="1" w:name="_Toc243647997"/>
       <w:r>
         <w:t>1.1 Purpose</w:t>
       </w:r>
@@ -6637,7 +6753,10 @@
         <w:spacing w:after="120"/>
       </w:pPr>
       <w:r>
-        <w:t xml:space="preserve">This document specifies what a ZedPath user sees and how they move through the app: the principles behind the design, the navigation structure, the design system (colour, type, shape, components), each main screen with its states, the shared interaction patterns, the language and content rules, accessibility, and the performance budget for low-end Android phones on 3G. It records the design </w:t>
+        <w:t xml:space="preserve">This document specifies what a ZedPath user sees and how they move through the app: the principles behind the design, the navigation structure, the design system (colour, type, shape, components), each main screen with its </w:t>
+      </w:r>
+      <w:r>
+        <w:t xml:space="preserve">states, the shared interaction patterns, the language and content rules, accessibility, and the performance budget for low-end Android phones on 3G. It records the design </w:t>
       </w:r>
       <w:r>
         <w:rPr>
@@ -6647,10 +6766,7 @@
         <w:t>as built</w:t>
       </w:r>
       <w:r>
-        <w:t xml:space="preserve"> on 11 October 2026, so a reviewer can check</w:t>
-      </w:r>
-      <w:r>
-        <w:t xml:space="preserve"> every statement against the code.</w:t>
+        <w:t xml:space="preserve"> on 11 October 2026, so a reviewer can check every statement against the code.</w:t>
       </w:r>
     </w:p>
     <w:p>
@@ -6659,7 +6775,7 @@
         <w:keepNext/>
         <w:keepLines/>
       </w:pPr>
-      <w:bookmarkStart w:id="2" w:name="_Toc243644693"/>
+      <w:bookmarkStart w:id="2" w:name="_Toc243647998"/>
       <w:r>
         <w:t>1.2 Scope</w:t>
       </w:r>
@@ -6679,7 +6795,7 @@
         <w:keepNext/>
         <w:keepLines/>
       </w:pPr>
-      <w:bookmarkStart w:id="3" w:name="_Toc243644694"/>
+      <w:bookmarkStart w:id="3" w:name="_Toc243647999"/>
       <w:r>
         <w:t>1.3 Intended audience</w:t>
       </w:r>
@@ -6699,7 +6815,7 @@
         <w:keepNext/>
         <w:keepLines/>
       </w:pPr>
-      <w:bookmarkStart w:id="4" w:name="_Toc243644695"/>
+      <w:bookmarkStart w:id="4" w:name="_Toc243648000"/>
       <w:r>
         <w:t>1.4 Relationship to other documents</w:t>
       </w:r>
@@ -6710,7 +6826,7 @@
         <w:pStyle w:val="Caption"/>
         <w:keepNext/>
       </w:pPr>
-      <w:bookmarkStart w:id="5" w:name="_Toc243644727"/>
+      <w:bookmarkStart w:id="5" w:name="_Toc243648032"/>
       <w:r>
         <w:t xml:space="preserve">Table </w:t>
       </w:r>
@@ -7471,7 +7587,7 @@
         <w:keepNext/>
         <w:keepLines/>
       </w:pPr>
-      <w:bookmarkStart w:id="6" w:name="_Toc243644696"/>
+      <w:bookmarkStart w:id="6" w:name="_Toc243648001"/>
       <w:r>
         <w:t>1.5 Conventions</w:t>
       </w:r>
@@ -7494,7 +7610,10 @@
         <w:t>src/styles.css</w:t>
       </w:r>
       <w:r>
-        <w:t>; components use tokens only, never raw colours. Routes are written as hash routes (</w:t>
+        <w:t xml:space="preserve">; components use tokens only, </w:t>
+      </w:r>
+      <w:r>
+        <w:t>never raw colours. Routes are written as hash routes (</w:t>
       </w:r>
       <w:r>
         <w:rPr>
@@ -7516,7 +7635,7 @@
         <w:keepLines/>
         <w:pageBreakBefore/>
       </w:pPr>
-      <w:bookmarkStart w:id="7" w:name="_Toc243644697"/>
+      <w:bookmarkStart w:id="7" w:name="_Toc243648002"/>
       <w:r>
         <w:lastRenderedPageBreak/>
         <w:t>2 Design principles</w:t>
@@ -7528,7 +7647,7 @@
         <w:pStyle w:val="Caption"/>
         <w:keepNext/>
       </w:pPr>
-      <w:bookmarkStart w:id="8" w:name="_Toc243644728"/>
+      <w:bookmarkStart w:id="8" w:name="_Toc243648033"/>
       <w:r>
         <w:t xml:space="preserve">Table </w:t>
       </w:r>
@@ -9016,7 +9135,7 @@
         <w:keepLines/>
         <w:pageBreakBefore/>
       </w:pPr>
-      <w:bookmarkStart w:id="9" w:name="_Toc243644698"/>
+      <w:bookmarkStart w:id="9" w:name="_Toc243648003"/>
       <w:r>
         <w:lastRenderedPageBreak/>
         <w:t>3 Personas and key journeys</w:t>
@@ -9036,7 +9155,7 @@
         <w:pStyle w:val="Caption"/>
         <w:keepNext/>
       </w:pPr>
-      <w:bookmarkStart w:id="10" w:name="_Toc243644729"/>
+      <w:bookmarkStart w:id="10" w:name="_Toc243648034"/>
       <w:r>
         <w:t xml:space="preserve">Table </w:t>
       </w:r>
@@ -9825,7 +9944,7 @@
         <w:pStyle w:val="Caption"/>
         <w:keepNext/>
       </w:pPr>
-      <w:bookmarkStart w:id="11" w:name="_Toc243644730"/>
+      <w:bookmarkStart w:id="11" w:name="_Toc243648035"/>
       <w:r>
         <w:t xml:space="preserve">Table </w:t>
       </w:r>
@@ -10837,7 +10956,7 @@
         <w:keepLines/>
         <w:pageBreakBefore/>
       </w:pPr>
-      <w:bookmarkStart w:id="12" w:name="_Toc243644699"/>
+      <w:bookmarkStart w:id="12" w:name="_Toc243648004"/>
       <w:r>
         <w:lastRenderedPageBreak/>
         <w:t>4 Information architecture and navigation</w:t>
@@ -10850,7 +10969,7 @@
         <w:keepNext/>
         <w:keepLines/>
       </w:pPr>
-      <w:bookmarkStart w:id="13" w:name="_Toc243644700"/>
+      <w:bookmarkStart w:id="13" w:name="_Toc243648005"/>
       <w:r>
         <w:t>4.1 Structure</w:t>
       </w:r>
@@ -10881,7 +11000,10 @@
         <w:t>main app</w:t>
       </w:r>
       <w:r>
-        <w:t xml:space="preserve"> with a top app bar and a five-tab bottom navigation bar. Me opens from the avatar in the top app bar. Routing uses the URL hash so the phone's Back button and deep links work. From 1024 px wide (laptops, desktops, projectors) the same five destinations move into a </w:t>
+        <w:t xml:space="preserve"> with a top app bar and a five-tab bottom navigation bar. Me opens from the avatar in the top app bar. Routing uses the URL hash so the phone's Back button </w:t>
+      </w:r>
+      <w:r>
+        <w:t xml:space="preserve">and deep links work. From 1024 px wide (laptops, desktops, projectors) the same five destinations move into a </w:t>
       </w:r>
       <w:r>
         <w:rPr>
@@ -10899,7 +11021,7 @@
         <w:pStyle w:val="Caption"/>
         <w:keepNext/>
       </w:pPr>
-      <w:bookmarkStart w:id="14" w:name="_Toc243644731"/>
+      <w:bookmarkStart w:id="14" w:name="_Toc243648036"/>
       <w:r>
         <w:t xml:space="preserve">Table </w:t>
       </w:r>
@@ -11782,9 +11904,12 @@
         <w:keepNext/>
         <w:keepLines/>
       </w:pPr>
-      <w:bookmarkStart w:id="15" w:name="_Toc243644701"/>
+      <w:bookmarkStart w:id="15" w:name="_Toc243648006"/>
       <w:r>
-        <w:t>4.2 Desktop layout (1024 px and wider)</w:t>
+        <w:t>4.2 </w:t>
+      </w:r>
+      <w:r>
+        <w:t>Desktop layout (1024 px and wider)</w:t>
       </w:r>
       <w:bookmarkEnd w:id="15"/>
     </w:p>
@@ -11825,7 +11950,7 @@
         <w:pStyle w:val="Caption"/>
         <w:keepNext/>
       </w:pPr>
-      <w:bookmarkStart w:id="16" w:name="_Toc243644732"/>
+      <w:bookmarkStart w:id="16" w:name="_Toc243648037"/>
       <w:r>
         <w:t xml:space="preserve">Table </w:t>
       </w:r>
@@ -12614,7 +12739,7 @@
         <w:keepNext/>
         <w:keepLines/>
       </w:pPr>
-      <w:bookmarkStart w:id="17" w:name="_Toc243644702"/>
+      <w:bookmarkStart w:id="17" w:name="_Toc243648007"/>
       <w:r>
         <w:lastRenderedPageBreak/>
         <w:t>4.3 Route table</w:t>
@@ -12626,7 +12751,7 @@
         <w:pStyle w:val="Caption"/>
         <w:keepNext/>
       </w:pPr>
-      <w:bookmarkStart w:id="18" w:name="_Toc243644733"/>
+      <w:bookmarkStart w:id="18" w:name="_Toc243648038"/>
       <w:r>
         <w:t xml:space="preserve">Table </w:t>
       </w:r>
@@ -15442,7 +15567,7 @@
         <w:keepNext/>
         <w:keepLines/>
       </w:pPr>
-      <w:bookmarkStart w:id="19" w:name="_Toc243644703"/>
+      <w:bookmarkStart w:id="19" w:name="_Toc243648008"/>
       <w:r>
         <w:t>4.4 Guards</w:t>
       </w:r>
@@ -15453,7 +15578,7 @@
         <w:pStyle w:val="Caption"/>
         <w:keepNext/>
       </w:pPr>
-      <w:bookmarkStart w:id="20" w:name="_Toc243644734"/>
+      <w:bookmarkStart w:id="20" w:name="_Toc243648039"/>
       <w:r>
         <w:t xml:space="preserve">Table </w:t>
       </w:r>
@@ -16098,7 +16223,7 @@
         <w:keepLines/>
         <w:pageBreakBefore/>
       </w:pPr>
-      <w:bookmarkStart w:id="21" w:name="_Toc243644704"/>
+      <w:bookmarkStart w:id="21" w:name="_Toc243648009"/>
       <w:r>
         <w:lastRenderedPageBreak/>
         <w:t>5 Design system</w:t>
@@ -16111,7 +16236,7 @@
         <w:keepNext/>
         <w:keepLines/>
       </w:pPr>
-      <w:bookmarkStart w:id="22" w:name="_Toc243644705"/>
+      <w:bookmarkStart w:id="22" w:name="_Toc243648010"/>
       <w:r>
         <w:t>5.1 Colour roles</w:t>
       </w:r>
@@ -16130,7 +16255,7 @@
         <w:pStyle w:val="Caption"/>
         <w:keepNext/>
       </w:pPr>
-      <w:bookmarkStart w:id="23" w:name="_Toc243644735"/>
+      <w:bookmarkStart w:id="23" w:name="_Toc243648040"/>
       <w:r>
         <w:t xml:space="preserve">Table </w:t>
       </w:r>
@@ -18154,7 +18279,7 @@
         <w:keepNext/>
         <w:keepLines/>
       </w:pPr>
-      <w:bookmarkStart w:id="24" w:name="_Toc243644706"/>
+      <w:bookmarkStart w:id="24" w:name="_Toc243648011"/>
       <w:r>
         <w:t>5.2 Typography</w:t>
       </w:r>
@@ -18225,7 +18350,7 @@
         <w:pStyle w:val="Caption"/>
         <w:keepNext/>
       </w:pPr>
-      <w:bookmarkStart w:id="25" w:name="_Toc243644736"/>
+      <w:bookmarkStart w:id="25" w:name="_Toc243648041"/>
       <w:r>
         <w:t xml:space="preserve">Table </w:t>
       </w:r>
@@ -19939,7 +20064,7 @@
         <w:keepNext/>
         <w:keepLines/>
       </w:pPr>
-      <w:bookmarkStart w:id="26" w:name="_Toc243644707"/>
+      <w:bookmarkStart w:id="26" w:name="_Toc243648012"/>
       <w:r>
         <w:t>5.3 Spacing, shape and elevation</w:t>
       </w:r>
@@ -19950,7 +20075,7 @@
         <w:pStyle w:val="Caption"/>
         <w:keepNext/>
       </w:pPr>
-      <w:bookmarkStart w:id="27" w:name="_Toc243644737"/>
+      <w:bookmarkStart w:id="27" w:name="_Toc243648042"/>
       <w:r>
         <w:t xml:space="preserve">Table </w:t>
       </w:r>
@@ -20638,7 +20763,7 @@
         <w:keepNext/>
         <w:keepLines/>
       </w:pPr>
-      <w:bookmarkStart w:id="28" w:name="_Toc243644708"/>
+      <w:bookmarkStart w:id="28" w:name="_Toc243648013"/>
       <w:r>
         <w:t>5.4 Components</w:t>
       </w:r>
@@ -20649,7 +20774,7 @@
         <w:pStyle w:val="Caption"/>
         <w:keepNext/>
       </w:pPr>
-      <w:bookmarkStart w:id="29" w:name="_Toc243644738"/>
+      <w:bookmarkStart w:id="29" w:name="_Toc243648043"/>
       <w:r>
         <w:t xml:space="preserve">Table </w:t>
       </w:r>
@@ -23248,7 +23373,7 @@
         <w:keepLines/>
         <w:pageBreakBefore/>
       </w:pPr>
-      <w:bookmarkStart w:id="30" w:name="_Toc243644709"/>
+      <w:bookmarkStart w:id="30" w:name="_Toc243648014"/>
       <w:r>
         <w:lastRenderedPageBreak/>
         <w:t>6 </w:t>
@@ -23312,7 +23437,7 @@
         <w:keepNext/>
         <w:keepLines/>
       </w:pPr>
-      <w:bookmarkStart w:id="31" w:name="_Toc243644710"/>
+      <w:bookmarkStart w:id="31" w:name="_Toc243648015"/>
       <w:r>
         <w:t>6.1 Welcome, Intro and About you (onboarding)</w:t>
       </w:r>
@@ -23323,7 +23448,7 @@
         <w:pStyle w:val="Caption"/>
         <w:keepNext/>
       </w:pPr>
-      <w:bookmarkStart w:id="32" w:name="_Toc243644739"/>
+      <w:bookmarkStart w:id="32" w:name="_Toc243648044"/>
       <w:r>
         <w:t xml:space="preserve">Table </w:t>
       </w:r>
@@ -23859,7 +23984,7 @@
         <w:keepNext/>
         <w:keepLines/>
       </w:pPr>
-      <w:bookmarkStart w:id="33" w:name="_Toc243644711"/>
+      <w:bookmarkStart w:id="33" w:name="_Toc243648016"/>
       <w:r>
         <w:t>6.2 Account (sign up, log in, recover, recovery code, complete your account)</w:t>
       </w:r>
@@ -23870,7 +23995,7 @@
         <w:pStyle w:val="Caption"/>
         <w:keepNext/>
       </w:pPr>
-      <w:bookmarkStart w:id="34" w:name="_Toc243644740"/>
+      <w:bookmarkStart w:id="34" w:name="_Toc243648045"/>
       <w:r>
         <w:t xml:space="preserve">Table </w:t>
       </w:r>
@@ -24330,7 +24455,7 @@
         <w:keepNext/>
         <w:keepLines/>
       </w:pPr>
-      <w:bookmarkStart w:id="35" w:name="_Toc243644712"/>
+      <w:bookmarkStart w:id="35" w:name="_Toc243648017"/>
       <w:r>
         <w:t>6.3 Paths (home)</w:t>
       </w:r>
@@ -24341,7 +24466,7 @@
         <w:pStyle w:val="Caption"/>
         <w:keepNext/>
       </w:pPr>
-      <w:bookmarkStart w:id="36" w:name="_Toc243644741"/>
+      <w:bookmarkStart w:id="36" w:name="_Toc243648046"/>
       <w:r>
         <w:t xml:space="preserve">Table </w:t>
       </w:r>
@@ -24770,7 +24895,7 @@
         <w:keepNext/>
         <w:keepLines/>
       </w:pPr>
-      <w:bookmarkStart w:id="37" w:name="_Toc243644713"/>
+      <w:bookmarkStart w:id="37" w:name="_Toc243648018"/>
       <w:r>
         <w:t>6.4 Courses</w:t>
       </w:r>
@@ -24781,7 +24906,7 @@
         <w:pStyle w:val="Caption"/>
         <w:keepNext/>
       </w:pPr>
-      <w:bookmarkStart w:id="38" w:name="_Toc243644742"/>
+      <w:bookmarkStart w:id="38" w:name="_Toc243648047"/>
       <w:r>
         <w:t xml:space="preserve">Table </w:t>
       </w:r>
@@ -25257,7 +25382,7 @@
         <w:keepNext/>
         <w:keepLines/>
       </w:pPr>
-      <w:bookmarkStart w:id="39" w:name="_Toc243644714"/>
+      <w:bookmarkStart w:id="39" w:name="_Toc243648019"/>
       <w:r>
         <w:t>6.5 Course detail</w:t>
       </w:r>
@@ -25268,7 +25393,7 @@
         <w:pStyle w:val="Caption"/>
         <w:keepNext/>
       </w:pPr>
-      <w:bookmarkStart w:id="40" w:name="_Toc243644743"/>
+      <w:bookmarkStart w:id="40" w:name="_Toc243648048"/>
       <w:r>
         <w:t xml:space="preserve">Table </w:t>
       </w:r>
@@ -25863,7 +25988,7 @@
         <w:keepNext/>
         <w:keepLines/>
       </w:pPr>
-      <w:bookmarkStart w:id="41" w:name="_Toc243644715"/>
+      <w:bookmarkStart w:id="41" w:name="_Toc243648020"/>
       <w:r>
         <w:lastRenderedPageBreak/>
         <w:t>6.6 Compare</w:t>
@@ -25875,7 +26000,7 @@
         <w:pStyle w:val="Caption"/>
         <w:keepNext/>
       </w:pPr>
-      <w:bookmarkStart w:id="42" w:name="_Toc243644744"/>
+      <w:bookmarkStart w:id="42" w:name="_Toc243648049"/>
       <w:r>
         <w:t xml:space="preserve">Table </w:t>
       </w:r>
@@ -26303,7 +26428,7 @@
         <w:keepNext/>
         <w:keepLines/>
       </w:pPr>
-      <w:bookmarkStart w:id="43" w:name="_Toc243644716"/>
+      <w:bookmarkStart w:id="43" w:name="_Toc243648021"/>
       <w:r>
         <w:t>6.7 My list</w:t>
       </w:r>
@@ -26314,7 +26439,7 @@
         <w:pStyle w:val="Caption"/>
         <w:keepNext/>
       </w:pPr>
-      <w:bookmarkStart w:id="44" w:name="_Toc243644745"/>
+      <w:bookmarkStart w:id="44" w:name="_Toc243648050"/>
       <w:r>
         <w:t xml:space="preserve">Table </w:t>
       </w:r>
@@ -26581,7 +26706,23 @@
                 <w:sz w:val="19"/>
                 <w:szCs w:val="19"/>
               </w:rPr>
-              <w:t xml:space="preserve">Numbered rows with band pills; how many eligible courses are still left out; order warnings (BR-041, BR-042); Fix the order; Copy Uni-Codes; a dashed </w:t>
+              <w:t xml:space="preserve">Numbered rows with band pills; how many eligible courses are still left out; order notes as information, never a re-order (BR-041, BR-042; CR-011 removed "Fix the order"); a </w:t>
+            </w:r>
+            <w:r>
+              <w:rPr>
+                <w:b/>
+                <w:bCs/>
+                <w:sz w:val="19"/>
+                <w:szCs w:val="19"/>
+              </w:rPr>
+              <w:t>What you need to know</w:t>
+            </w:r>
+            <w:r>
+              <w:rPr>
+                <w:sz w:val="19"/>
+                <w:szCs w:val="19"/>
+              </w:rPr>
+              <w:t xml:space="preserve"> card at the bottom with six UGC rules, each citing its handbook page; Copy Uni-Codes; a dashed </w:t>
             </w:r>
             <w:r>
               <w:rPr>
@@ -26783,7 +26924,7 @@
         <w:keepNext/>
         <w:keepLines/>
       </w:pPr>
-      <w:bookmarkStart w:id="45" w:name="_Toc243644717"/>
+      <w:bookmarkStart w:id="45" w:name="_Toc243648022"/>
       <w:r>
         <w:t>6.8 Journey</w:t>
       </w:r>
@@ -26794,7 +26935,7 @@
         <w:pStyle w:val="Caption"/>
         <w:keepNext/>
       </w:pPr>
-      <w:bookmarkStart w:id="46" w:name="_Toc243644746"/>
+      <w:bookmarkStart w:id="46" w:name="_Toc243648051"/>
       <w:r>
         <w:t xml:space="preserve">Table </w:t>
       </w:r>
@@ -27270,7 +27411,7 @@
         <w:keepNext/>
         <w:keepLines/>
       </w:pPr>
-      <w:bookmarkStart w:id="47" w:name="_Toc243644718"/>
+      <w:bookmarkStart w:id="47" w:name="_Toc243648023"/>
       <w:r>
         <w:lastRenderedPageBreak/>
         <w:t>6.9 Ask ZedPath</w:t>
@@ -27282,7 +27423,7 @@
         <w:pStyle w:val="Caption"/>
         <w:keepNext/>
       </w:pPr>
-      <w:bookmarkStart w:id="48" w:name="_Toc243644747"/>
+      <w:bookmarkStart w:id="48" w:name="_Toc243648052"/>
       <w:r>
         <w:t xml:space="preserve">Table </w:t>
       </w:r>
@@ -27806,7 +27947,7 @@
         <w:keepNext/>
         <w:keepLines/>
       </w:pPr>
-      <w:bookmarkStart w:id="49" w:name="_Toc243644719"/>
+      <w:bookmarkStart w:id="49" w:name="_Toc243648024"/>
       <w:r>
         <w:t>6.10 Groups, Group room and Group info</w:t>
       </w:r>
@@ -27817,7 +27958,7 @@
         <w:pStyle w:val="Caption"/>
         <w:keepNext/>
       </w:pPr>
-      <w:bookmarkStart w:id="50" w:name="_Toc243644748"/>
+      <w:bookmarkStart w:id="50" w:name="_Toc243648053"/>
       <w:r>
         <w:t xml:space="preserve">Table </w:t>
       </w:r>
@@ -28286,7 +28427,7 @@
         <w:keepNext/>
         <w:keepLines/>
       </w:pPr>
-      <w:bookmarkStart w:id="51" w:name="_Toc243644720"/>
+      <w:bookmarkStart w:id="51" w:name="_Toc243648025"/>
       <w:r>
         <w:t>6.11 Me</w:t>
       </w:r>
@@ -28297,7 +28438,7 @@
         <w:pStyle w:val="Caption"/>
         <w:keepNext/>
       </w:pPr>
-      <w:bookmarkStart w:id="52" w:name="_Toc243644749"/>
+      <w:bookmarkStart w:id="52" w:name="_Toc243648054"/>
       <w:r>
         <w:t xml:space="preserve">Table </w:t>
       </w:r>
@@ -28733,7 +28874,7 @@
         <w:keepLines/>
         <w:pageBreakBefore/>
       </w:pPr>
-      <w:bookmarkStart w:id="53" w:name="_Toc243644721"/>
+      <w:bookmarkStart w:id="53" w:name="_Toc243648026"/>
       <w:r>
         <w:lastRenderedPageBreak/>
         <w:t>7 Interaction patterns</w:t>
@@ -28745,7 +28886,7 @@
         <w:pStyle w:val="Caption"/>
         <w:keepNext/>
       </w:pPr>
-      <w:bookmarkStart w:id="54" w:name="_Toc243644750"/>
+      <w:bookmarkStart w:id="54" w:name="_Toc243648055"/>
       <w:r>
         <w:t xml:space="preserve">Table </w:t>
       </w:r>
@@ -29924,7 +30065,7 @@
         <w:keepLines/>
         <w:pageBreakBefore/>
       </w:pPr>
-      <w:bookmarkStart w:id="55" w:name="_Toc243644722"/>
+      <w:bookmarkStart w:id="55" w:name="_Toc243648027"/>
       <w:r>
         <w:lastRenderedPageBreak/>
         <w:t>8 Content and language</w:t>
@@ -29936,7 +30077,7 @@
         <w:pStyle w:val="Caption"/>
         <w:keepNext/>
       </w:pPr>
-      <w:bookmarkStart w:id="56" w:name="_Toc243644751"/>
+      <w:bookmarkStart w:id="56" w:name="_Toc243648056"/>
       <w:r>
         <w:t xml:space="preserve">Table </w:t>
       </w:r>
@@ -30710,7 +30851,7 @@
         <w:keepLines/>
         <w:pageBreakBefore/>
       </w:pPr>
-      <w:bookmarkStart w:id="57" w:name="_Toc243644723"/>
+      <w:bookmarkStart w:id="57" w:name="_Toc243648028"/>
       <w:r>
         <w:lastRenderedPageBreak/>
         <w:t>9 Accessibility checklist (WCAG 2.2 AA)</w:t>
@@ -30730,7 +30871,7 @@
         <w:pStyle w:val="Caption"/>
         <w:keepNext/>
       </w:pPr>
-      <w:bookmarkStart w:id="58" w:name="_Toc243644752"/>
+      <w:bookmarkStart w:id="58" w:name="_Toc243648057"/>
       <w:r>
         <w:t xml:space="preserve">Table </w:t>
       </w:r>
@@ -32484,7 +32625,7 @@
         <w:keepLines/>
         <w:pageBreakBefore/>
       </w:pPr>
-      <w:bookmarkStart w:id="59" w:name="_Toc243644724"/>
+      <w:bookmarkStart w:id="59" w:name="_Toc243648029"/>
       <w:r>
         <w:lastRenderedPageBreak/>
         <w:t>10 Performance budget for 3G</w:t>
@@ -32496,7 +32637,7 @@
         <w:pStyle w:val="Caption"/>
         <w:keepNext/>
       </w:pPr>
-      <w:bookmarkStart w:id="60" w:name="_Toc243644753"/>
+      <w:bookmarkStart w:id="60" w:name="_Toc243648058"/>
       <w:r>
         <w:t xml:space="preserve">Table </w:t>
       </w:r>
@@ -33328,7 +33469,7 @@
         <w:keepLines/>
         <w:pageBreakBefore/>
       </w:pPr>
-      <w:bookmarkStart w:id="61" w:name="_Toc243644725"/>
+      <w:bookmarkStart w:id="61" w:name="_Toc243648030"/>
       <w:r>
         <w:lastRenderedPageBreak/>
         <w:t>11 Usability evidence</w:t>
@@ -33348,7 +33489,7 @@
         <w:pStyle w:val="Caption"/>
         <w:keepNext/>
       </w:pPr>
-      <w:bookmarkStart w:id="62" w:name="_Toc243644754"/>
+      <w:bookmarkStart w:id="62" w:name="_Toc243648059"/>
       <w:r>
         <w:t xml:space="preserve">Table </w:t>
       </w:r>
@@ -34699,7 +34840,7 @@
                 <w:sz w:val="19"/>
                 <w:szCs w:val="19"/>
               </w:rPr>
-              <w:t>VR4</w:t>
+              <w:t>CR-011</w:t>
             </w:r>
           </w:p>
         </w:tc>
@@ -34730,7 +34871,7 @@
                 <w:sz w:val="19"/>
                 <w:szCs w:val="19"/>
               </w:rPr>
-              <w:t>Product owner's screen recording, 23 Oct: "we need a rectangle with a plus below the last one", "a green thing with a tick mark that they have been added"</w:t>
+              <w:t>Product owner's check of how selection works (23 Oct): "students fill it using their preference only … we can't tell that it's wrong order"</w:t>
             </w:r>
           </w:p>
         </w:tc>
@@ -34761,7 +34902,7 @@
                 <w:sz w:val="19"/>
                 <w:szCs w:val="19"/>
               </w:rPr>
-              <w:t>+ Add a course box on My list; added confirmation</w:t>
+              <w:t>Order notes reworded as information; "Fix the order" removed; What you need to know</w:t>
             </w:r>
           </w:p>
         </w:tc>
@@ -34802,6 +34943,108 @@
                 <w:sz w:val="19"/>
                 <w:szCs w:val="19"/>
               </w:rPr>
+              <w:t>VR4</w:t>
+            </w:r>
+          </w:p>
+        </w:tc>
+        <w:tc>
+          <w:tcPr>
+            <w:tcW w:w="4141" w:type="dxa"/>
+            <w:tcBorders>
+              <w:top w:val="single" w:sz="4" w:space="0" w:color="C9D3D0"/>
+              <w:left w:val="single" w:sz="4" w:space="0" w:color="C9D3D0"/>
+              <w:bottom w:val="single" w:sz="4" w:space="0" w:color="C9D3D0"/>
+              <w:right w:val="single" w:sz="4" w:space="0" w:color="C9D3D0"/>
+            </w:tcBorders>
+            <w:tcMar>
+              <w:top w:w="50" w:type="dxa"/>
+              <w:left w:w="100" w:type="dxa"/>
+              <w:bottom w:w="50" w:type="dxa"/>
+              <w:right w:w="100" w:type="dxa"/>
+            </w:tcMar>
+            <w:vAlign w:val="center"/>
+          </w:tcPr>
+          <w:p>
+            <w:pPr>
+              <w:spacing w:line="252" w:lineRule="auto"/>
+            </w:pPr>
+            <w:r>
+              <w:rPr>
+                <w:sz w:val="19"/>
+                <w:szCs w:val="19"/>
+              </w:rPr>
+              <w:t>Product owner's screen recording, 23 Oct: "we need a rectangle with a plus below the last one", "a green thing with a tick mark that they have been added"</w:t>
+            </w:r>
+          </w:p>
+        </w:tc>
+        <w:tc>
+          <w:tcPr>
+            <w:tcW w:w="4142" w:type="dxa"/>
+            <w:tcBorders>
+              <w:top w:val="single" w:sz="4" w:space="0" w:color="C9D3D0"/>
+              <w:left w:val="single" w:sz="4" w:space="0" w:color="C9D3D0"/>
+              <w:bottom w:val="single" w:sz="4" w:space="0" w:color="C9D3D0"/>
+              <w:right w:val="single" w:sz="4" w:space="0" w:color="C9D3D0"/>
+            </w:tcBorders>
+            <w:tcMar>
+              <w:top w:w="50" w:type="dxa"/>
+              <w:left w:w="100" w:type="dxa"/>
+              <w:bottom w:w="50" w:type="dxa"/>
+              <w:right w:w="100" w:type="dxa"/>
+            </w:tcMar>
+            <w:vAlign w:val="center"/>
+          </w:tcPr>
+          <w:p>
+            <w:pPr>
+              <w:spacing w:line="252" w:lineRule="auto"/>
+            </w:pPr>
+            <w:r>
+              <w:rPr>
+                <w:sz w:val="19"/>
+                <w:szCs w:val="19"/>
+              </w:rPr>
+              <w:t>+ Add a course box on My list; added confirmation</w:t>
+            </w:r>
+          </w:p>
+        </w:tc>
+      </w:tr>
+      <w:tr>
+        <w:tblPrEx>
+          <w:tblCellMar>
+            <w:top w:w="0" w:type="dxa"/>
+            <w:bottom w:w="0" w:type="dxa"/>
+          </w:tblCellMar>
+        </w:tblPrEx>
+        <w:trPr>
+          <w:cantSplit/>
+        </w:trPr>
+        <w:tc>
+          <w:tcPr>
+            <w:tcW w:w="1355" w:type="dxa"/>
+            <w:tcBorders>
+              <w:top w:val="single" w:sz="4" w:space="0" w:color="C9D3D0"/>
+              <w:left w:val="single" w:sz="4" w:space="0" w:color="C9D3D0"/>
+              <w:bottom w:val="single" w:sz="4" w:space="0" w:color="C9D3D0"/>
+              <w:right w:val="single" w:sz="4" w:space="0" w:color="C9D3D0"/>
+            </w:tcBorders>
+            <w:shd w:val="clear" w:color="auto" w:fill="F3F8F6"/>
+            <w:tcMar>
+              <w:top w:w="50" w:type="dxa"/>
+              <w:left w:w="100" w:type="dxa"/>
+              <w:bottom w:w="50" w:type="dxa"/>
+              <w:right w:w="100" w:type="dxa"/>
+            </w:tcMar>
+            <w:vAlign w:val="center"/>
+          </w:tcPr>
+          <w:p>
+            <w:pPr>
+              <w:spacing w:line="252" w:lineRule="auto"/>
+            </w:pPr>
+            <w:r>
+              <w:rPr>
+                <w:sz w:val="19"/>
+                <w:szCs w:val="19"/>
+              </w:rPr>
               <w:lastRenderedPageBreak/>
               <w:t>VR3</w:t>
             </w:r>
@@ -34816,6 +35059,7 @@
               <w:bottom w:val="single" w:sz="4" w:space="0" w:color="C9D3D0"/>
               <w:right w:val="single" w:sz="4" w:space="0" w:color="C9D3D0"/>
             </w:tcBorders>
+            <w:shd w:val="clear" w:color="auto" w:fill="F3F8F6"/>
             <w:tcMar>
               <w:top w:w="50" w:type="dxa"/>
               <w:left w:w="100" w:type="dxa"/>
@@ -34846,6 +35090,7 @@
               <w:bottom w:val="single" w:sz="4" w:space="0" w:color="C9D3D0"/>
               <w:right w:val="single" w:sz="4" w:space="0" w:color="C9D3D0"/>
             </w:tcBorders>
+            <w:shd w:val="clear" w:color="auto" w:fill="F3F8F6"/>
             <w:tcMar>
               <w:top w:w="50" w:type="dxa"/>
               <w:left w:w="100" w:type="dxa"/>
@@ -34881,7 +35126,7 @@
         <w:keepLines/>
         <w:pageBreakBefore/>
       </w:pPr>
-      <w:bookmarkStart w:id="63" w:name="_Toc243644726"/>
+      <w:bookmarkStart w:id="63" w:name="_Toc243648031"/>
       <w:r>
         <w:lastRenderedPageBreak/>
         <w:t>12 Traceability</w:t>
@@ -34893,7 +35138,7 @@
         <w:pStyle w:val="Caption"/>
         <w:keepNext/>
       </w:pPr>
-      <w:bookmarkStart w:id="64" w:name="_Toc243644755"/>
+      <w:bookmarkStart w:id="64" w:name="_Toc243648060"/>
       <w:r>
         <w:t xml:space="preserve">Table </w:t>
       </w:r>
@@ -36359,10 +36604,10 @@
 <file path=word/numbering.xml><?xml version="1.0" encoding="utf-8"?>
 <w:numbering xmlns:wpc="http://schemas.microsoft.com/office/word/2010/wordprocessingCanvas" xmlns:cx="http://schemas.microsoft.com/office/drawing/2014/chartex" xmlns:cx1="http://schemas.microsoft.com/office/drawing/2015/9/8/chartex" xmlns:cx2="http://schemas.microsoft.com/office/drawing/2015/10/21/chartex" xmlns:cx3="http://schemas.microsoft.com/office/drawing/2016/5/9/chartex" xmlns:cx4="http://schemas.microsoft.com/office/drawing/2016/5/10/chartex" xmlns:cx5="http://schemas.microsoft.com/office/drawing/2016/5/11/chartex" xmlns:cx6="http://schemas.microsoft.com/office/drawing/2016/5/12/chartex" xmlns:cx7="http://schemas.microsoft.com/office/drawing/2016/5/13/chartex" xmlns:cx8="http://schemas.microsoft.com/office/drawing/2016/5/14/chartex" xmlns:mc="http://schemas.openxmlformats.org/markup-compatibility/2006" xmlns:aink="http://schemas.microsoft.com/office/drawing/2016/ink" xmlns:am3d="http://schemas.microsoft.com/office/drawing/2017/model3d" xmlns:o="urn:schemas-microsoft-com:office:office" xmlns:oel="http://schemas.microsoft.com/office/2019/extlst" xmlns:r="http://schemas.openxmlformats.org/officeDocument/2006/relationships" xmlns:m="http://schemas.openxmlformats.org/officeDocument/2006/math" xmlns:v="urn:schemas-microsoft-com:vml" xmlns:wp14="http://schemas.microsoft.com/office/word/2010/wordprocessingDrawing" xmlns:wp="http://schemas.openxmlformats.org/drawingml/2006/wordprocessingDrawing" xmlns:w10="urn:schemas-microsoft-com:office:word" xmlns:w="http://schemas.openxmlformats.org/wordprocessingml/2006/main" xmlns:w14="http://schemas.microsoft.com/office/word/2010/wordml" xmlns:w15="http://schemas.microsoft.com/office/word/2012/wordml" xmlns:w16cex="http://schemas.microsoft.com/office/word/2018/wordml/cex" xmlns:w16cid="http://schemas.microsoft.com/office/word/2016/wordml/cid" xmlns:w16="http://schemas.microsoft.com/office/word/2018/wordml" xmlns:w16du="http://schemas.microsoft.com/office/word/2023/wordml/word16du" xmlns:w16sdtdh="http://schemas.microsoft.com/office/word/2020/wordml/sdtdatahash" xmlns:w16sdtfl="http://schemas.microsoft.com/office/word/2024/wordml/sdtformatlock" xmlns:w16se="http://schemas.microsoft.com/office/word/2015/wordml/symex" xmlns:wpg="http://schemas.microsoft.com/office/word/2010/wordprocessingGroup" xmlns:wpi="http://schemas.microsoft.com/office/word/2010/wordprocessingInk" xmlns:wne="http://schemas.microsoft.com/office/word/2006/wordml" xmlns:wps="http://schemas.microsoft.com/office/word/2010/wordprocessingShape" mc:Ignorable="w14 w15 w16se w16cid w16 w16cex w16sdtdh w16sdtfl w16du wp14">
   <w:abstractNum w:abstractNumId="0" w15:restartNumberingAfterBreak="0">
-    <w:nsid w:val="08A0007F"/>
+    <w:nsid w:val="2CE2216C"/>
     <w:multiLevelType w:val="hybridMultilevel"/>
-    <w:tmpl w:val="CC5A38AA"/>
-    <w:lvl w:ilvl="0" w:tplc="4C32A5A6" w:tentative="1">
+    <w:tmpl w:val="38765570"/>
+    <w:lvl w:ilvl="0" w:tplc="406038B2" w:tentative="1">
       <w:start w:val="1"/>
       <w:numFmt w:val="bullet"/>
       <w:lvlText w:val="●"/>
@@ -36371,7 +36616,7 @@
         <w:ind w:left="720" w:hanging="360"/>
       </w:pPr>
     </w:lvl>
-    <w:lvl w:ilvl="1" w:tplc="56E2AC1E" w:tentative="1">
+    <w:lvl w:ilvl="1" w:tplc="72BABFAC" w:tentative="1">
       <w:start w:val="1"/>
       <w:numFmt w:val="bullet"/>
       <w:lvlText w:val="○"/>
@@ -36380,7 +36625,7 @@
         <w:ind w:left="1440" w:hanging="360"/>
       </w:pPr>
     </w:lvl>
-    <w:lvl w:ilvl="2" w:tplc="9D88FBE4" w:tentative="1">
+    <w:lvl w:ilvl="2" w:tplc="C8945A4C" w:tentative="1">
       <w:start w:val="1"/>
       <w:numFmt w:val="bullet"/>
       <w:lvlText w:val="■"/>
@@ -36389,7 +36634,7 @@
         <w:ind w:left="2160" w:hanging="360"/>
       </w:pPr>
     </w:lvl>
-    <w:lvl w:ilvl="3" w:tplc="E88ABE2A" w:tentative="1">
+    <w:lvl w:ilvl="3" w:tplc="6E0ACE26" w:tentative="1">
       <w:start w:val="1"/>
       <w:numFmt w:val="bullet"/>
       <w:lvlText w:val="●"/>
@@ -36398,7 +36643,7 @@
         <w:ind w:left="2880" w:hanging="360"/>
       </w:pPr>
     </w:lvl>
-    <w:lvl w:ilvl="4" w:tplc="D17ABE36" w:tentative="1">
+    <w:lvl w:ilvl="4" w:tplc="FC70168C" w:tentative="1">
       <w:start w:val="1"/>
       <w:numFmt w:val="bullet"/>
       <w:lvlText w:val="○"/>
@@ -36407,7 +36652,7 @@
         <w:ind w:left="3600" w:hanging="360"/>
       </w:pPr>
     </w:lvl>
-    <w:lvl w:ilvl="5" w:tplc="D8A6F7E4" w:tentative="1">
+    <w:lvl w:ilvl="5" w:tplc="49FE1BE4" w:tentative="1">
       <w:start w:val="1"/>
       <w:numFmt w:val="bullet"/>
       <w:lvlText w:val="■"/>
@@ -36416,7 +36661,7 @@
         <w:ind w:left="4320" w:hanging="360"/>
       </w:pPr>
     </w:lvl>
-    <w:lvl w:ilvl="6" w:tplc="9CC6EA22" w:tentative="1">
+    <w:lvl w:ilvl="6" w:tplc="4B6025AA" w:tentative="1">
       <w:start w:val="1"/>
       <w:numFmt w:val="bullet"/>
       <w:lvlText w:val="●"/>
@@ -36425,7 +36670,7 @@
         <w:ind w:left="5040" w:hanging="360"/>
       </w:pPr>
     </w:lvl>
-    <w:lvl w:ilvl="7" w:tplc="BDE201AA" w:tentative="1">
+    <w:lvl w:ilvl="7" w:tplc="561272D8" w:tentative="1">
       <w:start w:val="1"/>
       <w:numFmt w:val="bullet"/>
       <w:lvlText w:val="●"/>
@@ -36434,7 +36679,7 @@
         <w:ind w:left="5760" w:hanging="360"/>
       </w:pPr>
     </w:lvl>
-    <w:lvl w:ilvl="8" w:tplc="1AD23F36" w:tentative="1">
+    <w:lvl w:ilvl="8" w:tplc="565ECFA2" w:tentative="1">
       <w:start w:val="1"/>
       <w:numFmt w:val="bullet"/>
       <w:lvlText w:val="●"/>
@@ -36445,10 +36690,72 @@
     </w:lvl>
   </w:abstractNum>
   <w:abstractNum w:abstractNumId="1" w15:restartNumberingAfterBreak="0">
-    <w:nsid w:val="28214473"/>
+    <w:nsid w:val="5FB86BD9"/>
     <w:multiLevelType w:val="hybridMultilevel"/>
-    <w:tmpl w:val="52282C68"/>
-    <w:lvl w:ilvl="0" w:tplc="092049B0" w:tentative="1">
+    <w:tmpl w:val="8AF8F294"/>
+    <w:lvl w:ilvl="0" w:tplc="D982FB9C" w:tentative="1">
+      <w:start w:val="1"/>
+      <w:numFmt w:val="bullet"/>
+      <w:lvlText w:val="•"/>
+      <w:lvlJc w:val="left"/>
+      <w:pPr>
+        <w:ind w:left="720" w:hanging="280"/>
+      </w:pPr>
+    </w:lvl>
+    <w:lvl w:ilvl="1" w:tplc="451A817A" w:tentative="1">
+      <w:start w:val="1"/>
+      <w:numFmt w:val="bullet"/>
+      <w:lvlText w:val="–"/>
+      <w:lvlJc w:val="left"/>
+      <w:pPr>
+        <w:ind w:left="1080" w:hanging="280"/>
+      </w:pPr>
+    </w:lvl>
+    <w:lvl w:ilvl="2" w:tplc="A2D65868" w:tentative="1">
+      <w:start w:val="1"/>
+      <w:numFmt w:val="bullet"/>
+      <w:lvlText w:val="▪"/>
+      <w:lvlJc w:val="left"/>
+      <w:pPr>
+        <w:ind w:left="1440" w:hanging="280"/>
+      </w:pPr>
+    </w:lvl>
+    <w:lvl w:ilvl="3" w:tplc="F898A160">
+      <w:numFmt w:val="decimal"/>
+      <w:lvlText w:val=""/>
+      <w:lvlJc w:val="left"/>
+    </w:lvl>
+    <w:lvl w:ilvl="4" w:tplc="8CA2CE00">
+      <w:numFmt w:val="decimal"/>
+      <w:lvlText w:val=""/>
+      <w:lvlJc w:val="left"/>
+    </w:lvl>
+    <w:lvl w:ilvl="5" w:tplc="84005E2C">
+      <w:numFmt w:val="decimal"/>
+      <w:lvlText w:val=""/>
+      <w:lvlJc w:val="left"/>
+    </w:lvl>
+    <w:lvl w:ilvl="6" w:tplc="5AFCF1C8">
+      <w:numFmt w:val="decimal"/>
+      <w:lvlText w:val=""/>
+      <w:lvlJc w:val="left"/>
+    </w:lvl>
+    <w:lvl w:ilvl="7" w:tplc="2B0E38EC">
+      <w:numFmt w:val="decimal"/>
+      <w:lvlText w:val=""/>
+      <w:lvlJc w:val="left"/>
+    </w:lvl>
+    <w:lvl w:ilvl="8" w:tplc="1DE89F66">
+      <w:numFmt w:val="decimal"/>
+      <w:lvlText w:val=""/>
+      <w:lvlJc w:val="left"/>
+    </w:lvl>
+  </w:abstractNum>
+  <w:abstractNum w:abstractNumId="2" w15:restartNumberingAfterBreak="0">
+    <w:nsid w:val="7A68465E"/>
+    <w:multiLevelType w:val="hybridMultilevel"/>
+    <w:tmpl w:val="B0A2D178"/>
+    <w:lvl w:ilvl="0" w:tplc="861E9CF6" w:tentative="1">
       <w:start w:val="1"/>
       <w:numFmt w:val="decimal"/>
       <w:lvlText w:val="%1."/>
@@ -36457,7 +36764,7 @@
         <w:ind w:left="720" w:hanging="360"/>
       </w:pPr>
     </w:lvl>
-    <w:lvl w:ilvl="1" w:tplc="5EE0485A" w:tentative="1">
+    <w:lvl w:ilvl="1" w:tplc="FF5C339C" w:tentative="1">
       <w:start w:val="1"/>
       <w:numFmt w:val="lowerLetter"/>
       <w:lvlText w:val="%2."/>
@@ -36466,7 +36773,7 @@
         <w:ind w:left="1080" w:hanging="360"/>
       </w:pPr>
     </w:lvl>
-    <w:lvl w:ilvl="2" w:tplc="0AD623BC" w:tentative="1">
+    <w:lvl w:ilvl="2" w:tplc="76B695F4" w:tentative="1">
       <w:start w:val="1"/>
       <w:numFmt w:val="lowerRoman"/>
       <w:lvlText w:val="%3."/>
@@ -36475,100 +36782,38 @@
         <w:ind w:left="1440" w:hanging="360"/>
       </w:pPr>
     </w:lvl>
-    <w:lvl w:ilvl="3" w:tplc="5608C3AA">
+    <w:lvl w:ilvl="3" w:tplc="3766C5C6">
       <w:numFmt w:val="decimal"/>
       <w:lvlText w:val=""/>
       <w:lvlJc w:val="left"/>
     </w:lvl>
-    <w:lvl w:ilvl="4" w:tplc="CB66BA72">
+    <w:lvl w:ilvl="4" w:tplc="B91CEA30">
       <w:numFmt w:val="decimal"/>
       <w:lvlText w:val=""/>
       <w:lvlJc w:val="left"/>
     </w:lvl>
-    <w:lvl w:ilvl="5" w:tplc="19BCA928">
+    <w:lvl w:ilvl="5" w:tplc="EC4CE55A">
       <w:numFmt w:val="decimal"/>
       <w:lvlText w:val=""/>
       <w:lvlJc w:val="left"/>
     </w:lvl>
-    <w:lvl w:ilvl="6" w:tplc="04C66FFE">
+    <w:lvl w:ilvl="6" w:tplc="3BE2BB54">
       <w:numFmt w:val="decimal"/>
       <w:lvlText w:val=""/>
       <w:lvlJc w:val="left"/>
     </w:lvl>
-    <w:lvl w:ilvl="7" w:tplc="0140540E">
+    <w:lvl w:ilvl="7" w:tplc="2EF2671A">
       <w:numFmt w:val="decimal"/>
       <w:lvlText w:val=""/>
       <w:lvlJc w:val="left"/>
     </w:lvl>
-    <w:lvl w:ilvl="8" w:tplc="375C508C">
+    <w:lvl w:ilvl="8" w:tplc="DB5E5E90">
       <w:numFmt w:val="decimal"/>
       <w:lvlText w:val=""/>
       <w:lvlJc w:val="left"/>
     </w:lvl>
   </w:abstractNum>
-  <w:abstractNum w:abstractNumId="2" w15:restartNumberingAfterBreak="0">
-    <w:nsid w:val="5C84058F"/>
-    <w:multiLevelType w:val="hybridMultilevel"/>
-    <w:tmpl w:val="C6A2D9A6"/>
-    <w:lvl w:ilvl="0" w:tplc="719034CC" w:tentative="1">
-      <w:start w:val="1"/>
-      <w:numFmt w:val="bullet"/>
-      <w:lvlText w:val="•"/>
-      <w:lvlJc w:val="left"/>
-      <w:pPr>
-        <w:ind w:left="720" w:hanging="280"/>
-      </w:pPr>
-    </w:lvl>
-    <w:lvl w:ilvl="1" w:tplc="D9E4BD30" w:tentative="1">
-      <w:start w:val="1"/>
-      <w:numFmt w:val="bullet"/>
-      <w:lvlText w:val="–"/>
-      <w:lvlJc w:val="left"/>
-      <w:pPr>
-        <w:ind w:left="1080" w:hanging="280"/>
-      </w:pPr>
-    </w:lvl>
-    <w:lvl w:ilvl="2" w:tplc="744E543A" w:tentative="1">
-      <w:start w:val="1"/>
-      <w:numFmt w:val="bullet"/>
-      <w:lvlText w:val="▪"/>
-      <w:lvlJc w:val="left"/>
-      <w:pPr>
-        <w:ind w:left="1440" w:hanging="280"/>
-      </w:pPr>
-    </w:lvl>
-    <w:lvl w:ilvl="3" w:tplc="CA802BAE">
-      <w:numFmt w:val="decimal"/>
-      <w:lvlText w:val=""/>
-      <w:lvlJc w:val="left"/>
-    </w:lvl>
-    <w:lvl w:ilvl="4" w:tplc="2166CAE0">
-      <w:numFmt w:val="decimal"/>
-      <w:lvlText w:val=""/>
-      <w:lvlJc w:val="left"/>
-    </w:lvl>
-    <w:lvl w:ilvl="5" w:tplc="AF48D462">
-      <w:numFmt w:val="decimal"/>
-      <w:lvlText w:val=""/>
-      <w:lvlJc w:val="left"/>
-    </w:lvl>
-    <w:lvl w:ilvl="6" w:tplc="5EC417F0">
-      <w:numFmt w:val="decimal"/>
-      <w:lvlText w:val=""/>
-      <w:lvlJc w:val="left"/>
-    </w:lvl>
-    <w:lvl w:ilvl="7" w:tplc="ABF8F6C4">
-      <w:numFmt w:val="decimal"/>
-      <w:lvlText w:val=""/>
-      <w:lvlJc w:val="left"/>
-    </w:lvl>
-    <w:lvl w:ilvl="8" w:tplc="573865EC">
-      <w:numFmt w:val="decimal"/>
-      <w:lvlText w:val=""/>
-      <w:lvlJc w:val="left"/>
-    </w:lvl>
-  </w:abstractNum>
-  <w:num w:numId="1" w16cid:durableId="1113358182">
+  <w:num w:numId="1" w16cid:durableId="359354644">
     <w:abstractNumId w:val="0"/>
     <w:lvlOverride w:ilvl="0">
       <w:startOverride w:val="1"/>
@@ -37273,7 +37518,7 @@
     <w:autoRedefine/>
     <w:uiPriority w:val="39"/>
     <w:unhideWhenUsed/>
-    <w:rsid w:val="00D47E55"/>
+    <w:rsid w:val="00521543"/>
     <w:pPr>
       <w:spacing w:after="100"/>
     </w:pPr>
@@ -37285,7 +37530,7 @@
     <w:autoRedefine/>
     <w:uiPriority w:val="39"/>
     <w:unhideWhenUsed/>
-    <w:rsid w:val="00D47E55"/>
+    <w:rsid w:val="00521543"/>
     <w:pPr>
       <w:spacing w:after="100"/>
       <w:ind w:left="210"/>
@@ -37297,7 +37542,7 @@
     <w:next w:val="Normal"/>
     <w:uiPriority w:val="99"/>
     <w:unhideWhenUsed/>
-    <w:rsid w:val="00D47E55"/>
+    <w:rsid w:val="00521543"/>
   </w:style>
 </w:styles>
 </file>

--- a/docs/07-ui-ux/ZP-DOC-07_UI-UX-Design.docx
+++ b/docs/07-ui-ux/ZP-DOC-07_UI-UX-Design.docx
@@ -1915,6 +1915,122 @@
           </w:p>
         </w:tc>
       </w:tr>
+      <w:tr>
+        <w:tblPrEx>
+          <w:tblCellMar>
+            <w:top w:w="0" w:type="dxa"/>
+            <w:bottom w:w="0" w:type="dxa"/>
+          </w:tblCellMar>
+        </w:tblPrEx>
+        <w:trPr>
+          <w:cantSplit/>
+          <w:trHeight w:val="420"/>
+        </w:trPr>
+        <w:tc>
+          <w:tcPr>
+            <w:tcW w:w="964" w:type="dxa"/>
+            <w:tcBorders>
+              <w:top w:val="single" w:sz="4" w:space="0" w:color="C9D3D0"/>
+              <w:left w:val="single" w:sz="4" w:space="0" w:color="C9D3D0"/>
+              <w:bottom w:val="single" w:sz="4" w:space="0" w:color="C9D3D0"/>
+              <w:right w:val="single" w:sz="4" w:space="0" w:color="C9D3D0"/>
+            </w:tcBorders>
+            <w:tcMar>
+              <w:top w:w="50" w:type="dxa"/>
+              <w:left w:w="100" w:type="dxa"/>
+              <w:bottom w:w="50" w:type="dxa"/>
+              <w:right w:w="100" w:type="dxa"/>
+            </w:tcMar>
+          </w:tcPr>
+          <w:p>
+            <w:r>
+              <w:rPr>
+                <w:sz w:val="19"/>
+                <w:szCs w:val="19"/>
+              </w:rPr>
+              <w:t>0.9</w:t>
+            </w:r>
+          </w:p>
+        </w:tc>
+        <w:tc>
+          <w:tcPr>
+            <w:tcW w:w="1542" w:type="dxa"/>
+            <w:tcBorders>
+              <w:top w:val="single" w:sz="4" w:space="0" w:color="C9D3D0"/>
+              <w:left w:val="single" w:sz="4" w:space="0" w:color="C9D3D0"/>
+              <w:bottom w:val="single" w:sz="4" w:space="0" w:color="C9D3D0"/>
+              <w:right w:val="single" w:sz="4" w:space="0" w:color="C9D3D0"/>
+            </w:tcBorders>
+            <w:tcMar>
+              <w:top w:w="50" w:type="dxa"/>
+              <w:left w:w="100" w:type="dxa"/>
+              <w:bottom w:w="50" w:type="dxa"/>
+              <w:right w:w="100" w:type="dxa"/>
+            </w:tcMar>
+          </w:tcPr>
+          <w:p>
+            <w:r>
+              <w:rPr>
+                <w:sz w:val="19"/>
+                <w:szCs w:val="19"/>
+              </w:rPr>
+              <w:t>23 Oct 2026</w:t>
+            </w:r>
+          </w:p>
+        </w:tc>
+        <w:tc>
+          <w:tcPr>
+            <w:tcW w:w="1928" w:type="dxa"/>
+            <w:tcBorders>
+              <w:top w:val="single" w:sz="4" w:space="0" w:color="C9D3D0"/>
+              <w:left w:val="single" w:sz="4" w:space="0" w:color="C9D3D0"/>
+              <w:bottom w:val="single" w:sz="4" w:space="0" w:color="C9D3D0"/>
+              <w:right w:val="single" w:sz="4" w:space="0" w:color="C9D3D0"/>
+            </w:tcBorders>
+            <w:tcMar>
+              <w:top w:w="50" w:type="dxa"/>
+              <w:left w:w="100" w:type="dxa"/>
+              <w:bottom w:w="50" w:type="dxa"/>
+              <w:right w:w="100" w:type="dxa"/>
+            </w:tcMar>
+          </w:tcPr>
+          <w:p>
+            <w:r>
+              <w:rPr>
+                <w:sz w:val="19"/>
+                <w:szCs w:val="19"/>
+              </w:rPr>
+              <w:t>Team Kestrel</w:t>
+            </w:r>
+          </w:p>
+        </w:tc>
+        <w:tc>
+          <w:tcPr>
+            <w:tcW w:w="5204" w:type="dxa"/>
+            <w:tcBorders>
+              <w:top w:val="single" w:sz="4" w:space="0" w:color="C9D3D0"/>
+              <w:left w:val="single" w:sz="4" w:space="0" w:color="C9D3D0"/>
+              <w:bottom w:val="single" w:sz="4" w:space="0" w:color="C9D3D0"/>
+              <w:right w:val="single" w:sz="4" w:space="0" w:color="C9D3D0"/>
+            </w:tcBorders>
+            <w:tcMar>
+              <w:top w:w="50" w:type="dxa"/>
+              <w:left w:w="100" w:type="dxa"/>
+              <w:bottom w:w="50" w:type="dxa"/>
+              <w:right w:w="100" w:type="dxa"/>
+            </w:tcMar>
+          </w:tcPr>
+          <w:p>
+            <w:r>
+              <w:rPr>
+                <w:sz w:val="19"/>
+                <w:szCs w:val="19"/>
+              </w:rPr>
+              <w:t>CR-012: Apply to the UGC screen (route #/apply, from My list)</w:t>
+            </w:r>
+          </w:p>
+        </w:tc>
+      </w:tr>
     </w:tbl>
     <w:p>
       <w:pPr>
@@ -2315,7 +2431,7 @@
     <w:sdt>
       <w:sdtPr>
         <w:alias w:val="Contents"/>
-        <w:id w:val="1691722123"/>
+        <w:id w:val="1097061374"/>
       </w:sdtPr>
       <w:sdtEndPr/>
       <w:sdtContent>
@@ -2344,7 +2460,7 @@
           <w:r>
             <w:fldChar w:fldCharType="separate"/>
           </w:r>
-          <w:hyperlink w:anchor="_Toc243647996" w:history="1">
+          <w:hyperlink w:anchor="_Toc243650949" w:history="1">
             <w:r>
               <w:rPr>
                 <w:rStyle w:val="Hyperlink"/>
@@ -2368,7 +2484,7 @@
               <w:rPr>
                 <w:noProof/>
               </w:rPr>
-              <w:instrText xml:space="preserve"> PAGEREF _Toc243647996 \h </w:instrText>
+              <w:instrText xml:space="preserve"> PAGEREF _Toc243650949 \h </w:instrText>
             </w:r>
             <w:r>
               <w:rPr>
@@ -2411,7 +2527,7 @@
               <w14:ligatures w14:val="standardContextual"/>
             </w:rPr>
           </w:pPr>
-          <w:hyperlink w:anchor="_Toc243647997" w:history="1">
+          <w:hyperlink w:anchor="_Toc243650950" w:history="1">
             <w:r>
               <w:rPr>
                 <w:rStyle w:val="Hyperlink"/>
@@ -2435,7 +2551,7 @@
               <w:rPr>
                 <w:noProof/>
               </w:rPr>
-              <w:instrText xml:space="preserve"> PAGEREF _Toc243647997 \h </w:instrText>
+              <w:instrText xml:space="preserve"> PAGEREF _Toc243650950 \h </w:instrText>
             </w:r>
             <w:r>
               <w:rPr>
@@ -2478,7 +2594,7 @@
               <w14:ligatures w14:val="standardContextual"/>
             </w:rPr>
           </w:pPr>
-          <w:hyperlink w:anchor="_Toc243647998" w:history="1">
+          <w:hyperlink w:anchor="_Toc243650951" w:history="1">
             <w:r>
               <w:rPr>
                 <w:rStyle w:val="Hyperlink"/>
@@ -2502,7 +2618,7 @@
               <w:rPr>
                 <w:noProof/>
               </w:rPr>
-              <w:instrText xml:space="preserve"> PAGEREF _Toc243647998 \h </w:instrText>
+              <w:instrText xml:space="preserve"> PAGEREF _Toc243650951 \h </w:instrText>
             </w:r>
             <w:r>
               <w:rPr>
@@ -2545,7 +2661,7 @@
               <w14:ligatures w14:val="standardContextual"/>
             </w:rPr>
           </w:pPr>
-          <w:hyperlink w:anchor="_Toc243647999" w:history="1">
+          <w:hyperlink w:anchor="_Toc243650952" w:history="1">
             <w:r>
               <w:rPr>
                 <w:rStyle w:val="Hyperlink"/>
@@ -2569,7 +2685,7 @@
               <w:rPr>
                 <w:noProof/>
               </w:rPr>
-              <w:instrText xml:space="preserve"> PAGEREF _Toc243647999 \h </w:instrText>
+              <w:instrText xml:space="preserve"> PAGEREF _Toc243650952 \h </w:instrText>
             </w:r>
             <w:r>
               <w:rPr>
@@ -2612,7 +2728,7 @@
               <w14:ligatures w14:val="standardContextual"/>
             </w:rPr>
           </w:pPr>
-          <w:hyperlink w:anchor="_Toc243648000" w:history="1">
+          <w:hyperlink w:anchor="_Toc243650953" w:history="1">
             <w:r>
               <w:rPr>
                 <w:rStyle w:val="Hyperlink"/>
@@ -2636,7 +2752,7 @@
               <w:rPr>
                 <w:noProof/>
               </w:rPr>
-              <w:instrText xml:space="preserve"> PAGEREF _Toc243648000 \h </w:instrText>
+              <w:instrText xml:space="preserve"> PAGEREF _Toc243650953 \h </w:instrText>
             </w:r>
             <w:r>
               <w:rPr>
@@ -2679,7 +2795,7 @@
               <w14:ligatures w14:val="standardContextual"/>
             </w:rPr>
           </w:pPr>
-          <w:hyperlink w:anchor="_Toc243648001" w:history="1">
+          <w:hyperlink w:anchor="_Toc243650954" w:history="1">
             <w:r>
               <w:rPr>
                 <w:rStyle w:val="Hyperlink"/>
@@ -2703,7 +2819,7 @@
               <w:rPr>
                 <w:noProof/>
               </w:rPr>
-              <w:instrText xml:space="preserve"> PAGEREF _Toc243648001 \h </w:instrText>
+              <w:instrText xml:space="preserve"> PAGEREF _Toc243650954 \h </w:instrText>
             </w:r>
             <w:r>
               <w:rPr>
@@ -2746,7 +2862,7 @@
               <w14:ligatures w14:val="standardContextual"/>
             </w:rPr>
           </w:pPr>
-          <w:hyperlink w:anchor="_Toc243648002" w:history="1">
+          <w:hyperlink w:anchor="_Toc243650955" w:history="1">
             <w:r>
               <w:rPr>
                 <w:rStyle w:val="Hyperlink"/>
@@ -2770,7 +2886,7 @@
               <w:rPr>
                 <w:noProof/>
               </w:rPr>
-              <w:instrText xml:space="preserve"> PAGEREF _Toc243648002 \h </w:instrText>
+              <w:instrText xml:space="preserve"> PAGEREF _Toc243650955 \h </w:instrText>
             </w:r>
             <w:r>
               <w:rPr>
@@ -2813,7 +2929,7 @@
               <w14:ligatures w14:val="standardContextual"/>
             </w:rPr>
           </w:pPr>
-          <w:hyperlink w:anchor="_Toc243648003" w:history="1">
+          <w:hyperlink w:anchor="_Toc243650956" w:history="1">
             <w:r>
               <w:rPr>
                 <w:rStyle w:val="Hyperlink"/>
@@ -2837,7 +2953,7 @@
               <w:rPr>
                 <w:noProof/>
               </w:rPr>
-              <w:instrText xml:space="preserve"> PAGEREF _Toc243648003 \h </w:instrText>
+              <w:instrText xml:space="preserve"> PAGEREF _Toc243650956 \h </w:instrText>
             </w:r>
             <w:r>
               <w:rPr>
@@ -2880,7 +2996,7 @@
               <w14:ligatures w14:val="standardContextual"/>
             </w:rPr>
           </w:pPr>
-          <w:hyperlink w:anchor="_Toc243648004" w:history="1">
+          <w:hyperlink w:anchor="_Toc243650957" w:history="1">
             <w:r>
               <w:rPr>
                 <w:rStyle w:val="Hyperlink"/>
@@ -2904,7 +3020,7 @@
               <w:rPr>
                 <w:noProof/>
               </w:rPr>
-              <w:instrText xml:space="preserve"> PAGEREF _Toc243648004 \h </w:instrText>
+              <w:instrText xml:space="preserve"> PAGEREF _Toc243650957 \h </w:instrText>
             </w:r>
             <w:r>
               <w:rPr>
@@ -2947,7 +3063,7 @@
               <w14:ligatures w14:val="standardContextual"/>
             </w:rPr>
           </w:pPr>
-          <w:hyperlink w:anchor="_Toc243648005" w:history="1">
+          <w:hyperlink w:anchor="_Toc243650958" w:history="1">
             <w:r>
               <w:rPr>
                 <w:rStyle w:val="Hyperlink"/>
@@ -2971,7 +3087,7 @@
               <w:rPr>
                 <w:noProof/>
               </w:rPr>
-              <w:instrText xml:space="preserve"> PAGEREF _Toc243648005 \h </w:instrText>
+              <w:instrText xml:space="preserve"> PAGEREF _Toc243650958 \h </w:instrText>
             </w:r>
             <w:r>
               <w:rPr>
@@ -3014,7 +3130,7 @@
               <w14:ligatures w14:val="standardContextual"/>
             </w:rPr>
           </w:pPr>
-          <w:hyperlink w:anchor="_Toc243648006" w:history="1">
+          <w:hyperlink w:anchor="_Toc243650959" w:history="1">
             <w:r>
               <w:rPr>
                 <w:rStyle w:val="Hyperlink"/>
@@ -3038,7 +3154,7 @@
               <w:rPr>
                 <w:noProof/>
               </w:rPr>
-              <w:instrText xml:space="preserve"> PAGEREF _Toc243648006 \h </w:instrText>
+              <w:instrText xml:space="preserve"> PAGEREF _Toc243650959 \h </w:instrText>
             </w:r>
             <w:r>
               <w:rPr>
@@ -3081,7 +3197,7 @@
               <w14:ligatures w14:val="standardContextual"/>
             </w:rPr>
           </w:pPr>
-          <w:hyperlink w:anchor="_Toc243648007" w:history="1">
+          <w:hyperlink w:anchor="_Toc243650960" w:history="1">
             <w:r>
               <w:rPr>
                 <w:rStyle w:val="Hyperlink"/>
@@ -3105,7 +3221,7 @@
               <w:rPr>
                 <w:noProof/>
               </w:rPr>
-              <w:instrText xml:space="preserve"> PAGEREF _Toc243648007 \h </w:instrText>
+              <w:instrText xml:space="preserve"> PAGEREF _Toc243650960 \h </w:instrText>
             </w:r>
             <w:r>
               <w:rPr>
@@ -3148,7 +3264,7 @@
               <w14:ligatures w14:val="standardContextual"/>
             </w:rPr>
           </w:pPr>
-          <w:hyperlink w:anchor="_Toc243648008" w:history="1">
+          <w:hyperlink w:anchor="_Toc243650961" w:history="1">
             <w:r>
               <w:rPr>
                 <w:rStyle w:val="Hyperlink"/>
@@ -3172,7 +3288,7 @@
               <w:rPr>
                 <w:noProof/>
               </w:rPr>
-              <w:instrText xml:space="preserve"> PAGEREF _Toc243648008 \h </w:instrText>
+              <w:instrText xml:space="preserve"> PAGEREF _Toc243650961 \h </w:instrText>
             </w:r>
             <w:r>
               <w:rPr>
@@ -3215,7 +3331,7 @@
               <w14:ligatures w14:val="standardContextual"/>
             </w:rPr>
           </w:pPr>
-          <w:hyperlink w:anchor="_Toc243648009" w:history="1">
+          <w:hyperlink w:anchor="_Toc243650962" w:history="1">
             <w:r>
               <w:rPr>
                 <w:rStyle w:val="Hyperlink"/>
@@ -3239,7 +3355,7 @@
               <w:rPr>
                 <w:noProof/>
               </w:rPr>
-              <w:instrText xml:space="preserve"> PAGEREF _Toc243648009 \h </w:instrText>
+              <w:instrText xml:space="preserve"> PAGEREF _Toc243650962 \h </w:instrText>
             </w:r>
             <w:r>
               <w:rPr>
@@ -3282,7 +3398,7 @@
               <w14:ligatures w14:val="standardContextual"/>
             </w:rPr>
           </w:pPr>
-          <w:hyperlink w:anchor="_Toc243648010" w:history="1">
+          <w:hyperlink w:anchor="_Toc243650963" w:history="1">
             <w:r>
               <w:rPr>
                 <w:rStyle w:val="Hyperlink"/>
@@ -3306,7 +3422,7 @@
               <w:rPr>
                 <w:noProof/>
               </w:rPr>
-              <w:instrText xml:space="preserve"> PAGEREF _Toc243648010 \h </w:instrText>
+              <w:instrText xml:space="preserve"> PAGEREF _Toc243650963 \h </w:instrText>
             </w:r>
             <w:r>
               <w:rPr>
@@ -3349,7 +3465,7 @@
               <w14:ligatures w14:val="standardContextual"/>
             </w:rPr>
           </w:pPr>
-          <w:hyperlink w:anchor="_Toc243648011" w:history="1">
+          <w:hyperlink w:anchor="_Toc243650964" w:history="1">
             <w:r>
               <w:rPr>
                 <w:rStyle w:val="Hyperlink"/>
@@ -3373,7 +3489,7 @@
               <w:rPr>
                 <w:noProof/>
               </w:rPr>
-              <w:instrText xml:space="preserve"> PAGEREF _Toc243648011 \h </w:instrText>
+              <w:instrText xml:space="preserve"> PAGEREF _Toc243650964 \h </w:instrText>
             </w:r>
             <w:r>
               <w:rPr>
@@ -3416,7 +3532,7 @@
               <w14:ligatures w14:val="standardContextual"/>
             </w:rPr>
           </w:pPr>
-          <w:hyperlink w:anchor="_Toc243648012" w:history="1">
+          <w:hyperlink w:anchor="_Toc243650965" w:history="1">
             <w:r>
               <w:rPr>
                 <w:rStyle w:val="Hyperlink"/>
@@ -3440,7 +3556,7 @@
               <w:rPr>
                 <w:noProof/>
               </w:rPr>
-              <w:instrText xml:space="preserve"> PAGEREF _Toc243648012 \h </w:instrText>
+              <w:instrText xml:space="preserve"> PAGEREF _Toc243650965 \h </w:instrText>
             </w:r>
             <w:r>
               <w:rPr>
@@ -3483,7 +3599,7 @@
               <w14:ligatures w14:val="standardContextual"/>
             </w:rPr>
           </w:pPr>
-          <w:hyperlink w:anchor="_Toc243648013" w:history="1">
+          <w:hyperlink w:anchor="_Toc243650966" w:history="1">
             <w:r>
               <w:rPr>
                 <w:rStyle w:val="Hyperlink"/>
@@ -3507,7 +3623,7 @@
               <w:rPr>
                 <w:noProof/>
               </w:rPr>
-              <w:instrText xml:space="preserve"> PAGEREF _Toc243648013 \h </w:instrText>
+              <w:instrText xml:space="preserve"> PAGEREF _Toc243650966 \h </w:instrText>
             </w:r>
             <w:r>
               <w:rPr>
@@ -3550,7 +3666,7 @@
               <w14:ligatures w14:val="standardContextual"/>
             </w:rPr>
           </w:pPr>
-          <w:hyperlink w:anchor="_Toc243648014" w:history="1">
+          <w:hyperlink w:anchor="_Toc243650967" w:history="1">
             <w:r>
               <w:rPr>
                 <w:rStyle w:val="Hyperlink"/>
@@ -3574,7 +3690,7 @@
               <w:rPr>
                 <w:noProof/>
               </w:rPr>
-              <w:instrText xml:space="preserve"> PAGEREF _Toc243648014 \h </w:instrText>
+              <w:instrText xml:space="preserve"> PAGEREF _Toc243650967 \h </w:instrText>
             </w:r>
             <w:r>
               <w:rPr>
@@ -3617,7 +3733,7 @@
               <w14:ligatures w14:val="standardContextual"/>
             </w:rPr>
           </w:pPr>
-          <w:hyperlink w:anchor="_Toc243648015" w:history="1">
+          <w:hyperlink w:anchor="_Toc243650968" w:history="1">
             <w:r>
               <w:rPr>
                 <w:rStyle w:val="Hyperlink"/>
@@ -3641,7 +3757,7 @@
               <w:rPr>
                 <w:noProof/>
               </w:rPr>
-              <w:instrText xml:space="preserve"> PAGEREF _Toc243648015 \h </w:instrText>
+              <w:instrText xml:space="preserve"> PAGEREF _Toc243650968 \h </w:instrText>
             </w:r>
             <w:r>
               <w:rPr>
@@ -3684,7 +3800,7 @@
               <w14:ligatures w14:val="standardContextual"/>
             </w:rPr>
           </w:pPr>
-          <w:hyperlink w:anchor="_Toc243648016" w:history="1">
+          <w:hyperlink w:anchor="_Toc243650969" w:history="1">
             <w:r>
               <w:rPr>
                 <w:rStyle w:val="Hyperlink"/>
@@ -3708,7 +3824,7 @@
               <w:rPr>
                 <w:noProof/>
               </w:rPr>
-              <w:instrText xml:space="preserve"> PAGEREF _Toc243648016 \h </w:instrText>
+              <w:instrText xml:space="preserve"> PAGEREF _Toc243650969 \h </w:instrText>
             </w:r>
             <w:r>
               <w:rPr>
@@ -3751,7 +3867,7 @@
               <w14:ligatures w14:val="standardContextual"/>
             </w:rPr>
           </w:pPr>
-          <w:hyperlink w:anchor="_Toc243648017" w:history="1">
+          <w:hyperlink w:anchor="_Toc243650970" w:history="1">
             <w:r>
               <w:rPr>
                 <w:rStyle w:val="Hyperlink"/>
@@ -3775,7 +3891,7 @@
               <w:rPr>
                 <w:noProof/>
               </w:rPr>
-              <w:instrText xml:space="preserve"> PAGEREF _Toc243648017 \h </w:instrText>
+              <w:instrText xml:space="preserve"> PAGEREF _Toc243650970 \h </w:instrText>
             </w:r>
             <w:r>
               <w:rPr>
@@ -3818,7 +3934,7 @@
               <w14:ligatures w14:val="standardContextual"/>
             </w:rPr>
           </w:pPr>
-          <w:hyperlink w:anchor="_Toc243648018" w:history="1">
+          <w:hyperlink w:anchor="_Toc243650971" w:history="1">
             <w:r>
               <w:rPr>
                 <w:rStyle w:val="Hyperlink"/>
@@ -3842,7 +3958,7 @@
               <w:rPr>
                 <w:noProof/>
               </w:rPr>
-              <w:instrText xml:space="preserve"> PAGEREF _Toc243648018 \h </w:instrText>
+              <w:instrText xml:space="preserve"> PAGEREF _Toc243650971 \h </w:instrText>
             </w:r>
             <w:r>
               <w:rPr>
@@ -3885,7 +4001,7 @@
               <w14:ligatures w14:val="standardContextual"/>
             </w:rPr>
           </w:pPr>
-          <w:hyperlink w:anchor="_Toc243648019" w:history="1">
+          <w:hyperlink w:anchor="_Toc243650972" w:history="1">
             <w:r>
               <w:rPr>
                 <w:rStyle w:val="Hyperlink"/>
@@ -3909,7 +4025,7 @@
               <w:rPr>
                 <w:noProof/>
               </w:rPr>
-              <w:instrText xml:space="preserve"> PAGEREF _Toc243648019 \h </w:instrText>
+              <w:instrText xml:space="preserve"> PAGEREF _Toc243650972 \h </w:instrText>
             </w:r>
             <w:r>
               <w:rPr>
@@ -3952,7 +4068,7 @@
               <w14:ligatures w14:val="standardContextual"/>
             </w:rPr>
           </w:pPr>
-          <w:hyperlink w:anchor="_Toc243648020" w:history="1">
+          <w:hyperlink w:anchor="_Toc243650973" w:history="1">
             <w:r>
               <w:rPr>
                 <w:rStyle w:val="Hyperlink"/>
@@ -3976,7 +4092,7 @@
               <w:rPr>
                 <w:noProof/>
               </w:rPr>
-              <w:instrText xml:space="preserve"> PAGEREF _Toc243648020 \h </w:instrText>
+              <w:instrText xml:space="preserve"> PAGEREF _Toc243650973 \h </w:instrText>
             </w:r>
             <w:r>
               <w:rPr>
@@ -4019,7 +4135,7 @@
               <w14:ligatures w14:val="standardContextual"/>
             </w:rPr>
           </w:pPr>
-          <w:hyperlink w:anchor="_Toc243648021" w:history="1">
+          <w:hyperlink w:anchor="_Toc243650974" w:history="1">
             <w:r>
               <w:rPr>
                 <w:rStyle w:val="Hyperlink"/>
@@ -4043,7 +4159,7 @@
               <w:rPr>
                 <w:noProof/>
               </w:rPr>
-              <w:instrText xml:space="preserve"> PAGEREF _Toc243648021 \h </w:instrText>
+              <w:instrText xml:space="preserve"> PAGEREF _Toc243650974 \h </w:instrText>
             </w:r>
             <w:r>
               <w:rPr>
@@ -4086,13 +4202,13 @@
               <w14:ligatures w14:val="standardContextual"/>
             </w:rPr>
           </w:pPr>
-          <w:hyperlink w:anchor="_Toc243648022" w:history="1">
+          <w:hyperlink w:anchor="_Toc243650975" w:history="1">
             <w:r>
               <w:rPr>
                 <w:rStyle w:val="Hyperlink"/>
                 <w:noProof/>
               </w:rPr>
-              <w:t>6.8 Journey</w:t>
+              <w:t>6.8 Apply to the UGC (CR-012)</w:t>
             </w:r>
             <w:r>
               <w:rPr>
@@ -4110,7 +4226,7 @@
               <w:rPr>
                 <w:noProof/>
               </w:rPr>
-              <w:instrText xml:space="preserve"> PAGEREF _Toc243648022 \h </w:instrText>
+              <w:instrText xml:space="preserve"> PAGEREF _Toc243650975 \h </w:instrText>
             </w:r>
             <w:r>
               <w:rPr>
@@ -4153,13 +4269,13 @@
               <w14:ligatures w14:val="standardContextual"/>
             </w:rPr>
           </w:pPr>
-          <w:hyperlink w:anchor="_Toc243648023" w:history="1">
+          <w:hyperlink w:anchor="_Toc243650976" w:history="1">
             <w:r>
               <w:rPr>
                 <w:rStyle w:val="Hyperlink"/>
                 <w:noProof/>
               </w:rPr>
-              <w:t>6.9 Ask ZedPath</w:t>
+              <w:t>6.9 Journey</w:t>
             </w:r>
             <w:r>
               <w:rPr>
@@ -4177,7 +4293,7 @@
               <w:rPr>
                 <w:noProof/>
               </w:rPr>
-              <w:instrText xml:space="preserve"> PAGEREF _Toc243648023 \h </w:instrText>
+              <w:instrText xml:space="preserve"> PAGEREF _Toc243650976 \h </w:instrText>
             </w:r>
             <w:r>
               <w:rPr>
@@ -4220,13 +4336,13 @@
               <w14:ligatures w14:val="standardContextual"/>
             </w:rPr>
           </w:pPr>
-          <w:hyperlink w:anchor="_Toc243648024" w:history="1">
+          <w:hyperlink w:anchor="_Toc243650977" w:history="1">
             <w:r>
               <w:rPr>
                 <w:rStyle w:val="Hyperlink"/>
                 <w:noProof/>
               </w:rPr>
-              <w:t>6.10 Groups, Group room and Group info</w:t>
+              <w:t>6.10 Ask ZedPath</w:t>
             </w:r>
             <w:r>
               <w:rPr>
@@ -4244,7 +4360,7 @@
               <w:rPr>
                 <w:noProof/>
               </w:rPr>
-              <w:instrText xml:space="preserve"> PAGEREF _Toc243648024 \h </w:instrText>
+              <w:instrText xml:space="preserve"> PAGEREF _Toc243650977 \h </w:instrText>
             </w:r>
             <w:r>
               <w:rPr>
@@ -4287,13 +4403,13 @@
               <w14:ligatures w14:val="standardContextual"/>
             </w:rPr>
           </w:pPr>
-          <w:hyperlink w:anchor="_Toc243648025" w:history="1">
+          <w:hyperlink w:anchor="_Toc243650978" w:history="1">
             <w:r>
               <w:rPr>
                 <w:rStyle w:val="Hyperlink"/>
                 <w:noProof/>
               </w:rPr>
-              <w:t>6.11 Me</w:t>
+              <w:t>6.11 Groups, Group room and Group info</w:t>
             </w:r>
             <w:r>
               <w:rPr>
@@ -4311,7 +4427,7 @@
               <w:rPr>
                 <w:noProof/>
               </w:rPr>
-              <w:instrText xml:space="preserve"> PAGEREF _Toc243648025 \h </w:instrText>
+              <w:instrText xml:space="preserve"> PAGEREF _Toc243650978 \h </w:instrText>
             </w:r>
             <w:r>
               <w:rPr>
@@ -4329,6 +4445,73 @@
                 <w:noProof/>
               </w:rPr>
               <w:t>18</w:t>
+            </w:r>
+            <w:r>
+              <w:rPr>
+                <w:noProof/>
+              </w:rPr>
+              <w:fldChar w:fldCharType="end"/>
+            </w:r>
+          </w:hyperlink>
+        </w:p>
+        <w:p>
+          <w:pPr>
+            <w:pStyle w:val="TOC2"/>
+            <w:tabs>
+              <w:tab w:val="right" w:leader="dot" w:pos="9628"/>
+            </w:tabs>
+            <w:rPr>
+              <w:rFonts w:asciiTheme="minorHAnsi" w:eastAsiaTheme="minorEastAsia" w:hAnsiTheme="minorHAnsi" w:cstheme="minorBidi"/>
+              <w:noProof/>
+              <w:color w:val="auto"/>
+              <w:kern w:val="2"/>
+              <w:sz w:val="24"/>
+              <w:szCs w:val="24"/>
+              <w14:ligatures w14:val="standardContextual"/>
+            </w:rPr>
+          </w:pPr>
+          <w:hyperlink w:anchor="_Toc243650979" w:history="1">
+            <w:r>
+              <w:rPr>
+                <w:rStyle w:val="Hyperlink"/>
+                <w:noProof/>
+              </w:rPr>
+              <w:t>6.12 Me</w:t>
+            </w:r>
+            <w:r>
+              <w:rPr>
+                <w:noProof/>
+              </w:rPr>
+              <w:tab/>
+            </w:r>
+            <w:r>
+              <w:rPr>
+                <w:noProof/>
+              </w:rPr>
+              <w:fldChar w:fldCharType="begin"/>
+            </w:r>
+            <w:r>
+              <w:rPr>
+                <w:noProof/>
+              </w:rPr>
+              <w:instrText xml:space="preserve"> PAGEREF _Toc243650979 \h </w:instrText>
+            </w:r>
+            <w:r>
+              <w:rPr>
+                <w:noProof/>
+              </w:rPr>
+            </w:r>
+            <w:r>
+              <w:rPr>
+                <w:noProof/>
+              </w:rPr>
+              <w:fldChar w:fldCharType="separate"/>
+            </w:r>
+            <w:r>
+              <w:rPr>
+                <w:noProof/>
+              </w:rPr>
+              <w:t>19</w:t>
             </w:r>
             <w:r>
               <w:rPr>
@@ -4354,7 +4537,7 @@
               <w14:ligatures w14:val="standardContextual"/>
             </w:rPr>
           </w:pPr>
-          <w:hyperlink w:anchor="_Toc243648026" w:history="1">
+          <w:hyperlink w:anchor="_Toc243650980" w:history="1">
             <w:r>
               <w:rPr>
                 <w:rStyle w:val="Hyperlink"/>
@@ -4378,7 +4561,7 @@
               <w:rPr>
                 <w:noProof/>
               </w:rPr>
-              <w:instrText xml:space="preserve"> PAGEREF _Toc243648026 \h </w:instrText>
+              <w:instrText xml:space="preserve"> PAGEREF _Toc243650980 \h </w:instrText>
             </w:r>
             <w:r>
               <w:rPr>
@@ -4395,7 +4578,7 @@
               <w:rPr>
                 <w:noProof/>
               </w:rPr>
-              <w:t>19</w:t>
+              <w:t>20</w:t>
             </w:r>
             <w:r>
               <w:rPr>
@@ -4421,7 +4604,7 @@
               <w14:ligatures w14:val="standardContextual"/>
             </w:rPr>
           </w:pPr>
-          <w:hyperlink w:anchor="_Toc243648027" w:history="1">
+          <w:hyperlink w:anchor="_Toc243650981" w:history="1">
             <w:r>
               <w:rPr>
                 <w:rStyle w:val="Hyperlink"/>
@@ -4445,7 +4628,7 @@
               <w:rPr>
                 <w:noProof/>
               </w:rPr>
-              <w:instrText xml:space="preserve"> PAGEREF _Toc243648027 \h </w:instrText>
+              <w:instrText xml:space="preserve"> PAGEREF _Toc243650981 \h </w:instrText>
             </w:r>
             <w:r>
               <w:rPr>
@@ -4462,7 +4645,7 @@
               <w:rPr>
                 <w:noProof/>
               </w:rPr>
-              <w:t>20</w:t>
+              <w:t>21</w:t>
             </w:r>
             <w:r>
               <w:rPr>
@@ -4488,7 +4671,7 @@
               <w14:ligatures w14:val="standardContextual"/>
             </w:rPr>
           </w:pPr>
-          <w:hyperlink w:anchor="_Toc243648028" w:history="1">
+          <w:hyperlink w:anchor="_Toc243650982" w:history="1">
             <w:r>
               <w:rPr>
                 <w:rStyle w:val="Hyperlink"/>
@@ -4512,7 +4695,7 @@
               <w:rPr>
                 <w:noProof/>
               </w:rPr>
-              <w:instrText xml:space="preserve"> PAGEREF _Toc243648028 \h </w:instrText>
+              <w:instrText xml:space="preserve"> PAGEREF _Toc243650982 \h </w:instrText>
             </w:r>
             <w:r>
               <w:rPr>
@@ -4529,7 +4712,7 @@
               <w:rPr>
                 <w:noProof/>
               </w:rPr>
-              <w:t>21</w:t>
+              <w:t>22</w:t>
             </w:r>
             <w:r>
               <w:rPr>
@@ -4555,7 +4738,7 @@
               <w14:ligatures w14:val="standardContextual"/>
             </w:rPr>
           </w:pPr>
-          <w:hyperlink w:anchor="_Toc243648029" w:history="1">
+          <w:hyperlink w:anchor="_Toc243650983" w:history="1">
             <w:r>
               <w:rPr>
                 <w:rStyle w:val="Hyperlink"/>
@@ -4579,7 +4762,7 @@
               <w:rPr>
                 <w:noProof/>
               </w:rPr>
-              <w:instrText xml:space="preserve"> PAGEREF _Toc243648029 \h </w:instrText>
+              <w:instrText xml:space="preserve"> PAGEREF _Toc243650983 \h </w:instrText>
             </w:r>
             <w:r>
               <w:rPr>
@@ -4596,7 +4779,7 @@
               <w:rPr>
                 <w:noProof/>
               </w:rPr>
-              <w:t>22</w:t>
+              <w:t>23</w:t>
             </w:r>
             <w:r>
               <w:rPr>
@@ -4622,7 +4805,7 @@
               <w14:ligatures w14:val="standardContextual"/>
             </w:rPr>
           </w:pPr>
-          <w:hyperlink w:anchor="_Toc243648030" w:history="1">
+          <w:hyperlink w:anchor="_Toc243650984" w:history="1">
             <w:r>
               <w:rPr>
                 <w:rStyle w:val="Hyperlink"/>
@@ -4646,7 +4829,7 @@
               <w:rPr>
                 <w:noProof/>
               </w:rPr>
-              <w:instrText xml:space="preserve"> PAGEREF _Toc243648030 \h </w:instrText>
+              <w:instrText xml:space="preserve"> PAGEREF _Toc243650984 \h </w:instrText>
             </w:r>
             <w:r>
               <w:rPr>
@@ -4663,7 +4846,7 @@
               <w:rPr>
                 <w:noProof/>
               </w:rPr>
-              <w:t>23</w:t>
+              <w:t>24</w:t>
             </w:r>
             <w:r>
               <w:rPr>
@@ -4689,7 +4872,7 @@
               <w14:ligatures w14:val="standardContextual"/>
             </w:rPr>
           </w:pPr>
-          <w:hyperlink w:anchor="_Toc243648031" w:history="1">
+          <w:hyperlink w:anchor="_Toc243650985" w:history="1">
             <w:r>
               <w:rPr>
                 <w:rStyle w:val="Hyperlink"/>
@@ -4713,7 +4896,7 @@
               <w:rPr>
                 <w:noProof/>
               </w:rPr>
-              <w:instrText xml:space="preserve"> PAGEREF _Toc243648031 \h </w:instrText>
+              <w:instrText xml:space="preserve"> PAGEREF _Toc243650985 \h </w:instrText>
             </w:r>
             <w:r>
               <w:rPr>
@@ -4730,7 +4913,7 @@
               <w:rPr>
                 <w:noProof/>
               </w:rPr>
-              <w:t>25</w:t>
+              <w:t>26</w:t>
             </w:r>
             <w:r>
               <w:rPr>
@@ -4759,7 +4942,7 @@
     <w:sdt>
       <w:sdtPr>
         <w:alias w:val="Tables"/>
-        <w:id w:val="-1381232516"/>
+        <w:id w:val="312541363"/>
       </w:sdtPr>
       <w:sdtEndPr/>
       <w:sdtContent>
@@ -4788,7 +4971,7 @@
           <w:r>
             <w:fldChar w:fldCharType="separate"/>
           </w:r>
-          <w:hyperlink w:anchor="_Toc243648032" w:history="1">
+          <w:hyperlink w:anchor="_Toc243650986" w:history="1">
             <w:r>
               <w:rPr>
                 <w:rStyle w:val="Hyperlink"/>
@@ -4812,7 +4995,7 @@
               <w:rPr>
                 <w:noProof/>
               </w:rPr>
-              <w:instrText xml:space="preserve"> PAGEREF _Toc243648032 \h </w:instrText>
+              <w:instrText xml:space="preserve"> PAGEREF _Toc243650986 \h </w:instrText>
             </w:r>
             <w:r>
               <w:rPr>
@@ -4855,7 +5038,7 @@
               <w14:ligatures w14:val="standardContextual"/>
             </w:rPr>
           </w:pPr>
-          <w:hyperlink w:anchor="_Toc243648033" w:history="1">
+          <w:hyperlink w:anchor="_Toc243650987" w:history="1">
             <w:r>
               <w:rPr>
                 <w:rStyle w:val="Hyperlink"/>
@@ -4879,7 +5062,7 @@
               <w:rPr>
                 <w:noProof/>
               </w:rPr>
-              <w:instrText xml:space="preserve"> PAGEREF _Toc243648033 \h </w:instrText>
+              <w:instrText xml:space="preserve"> PAGEREF _Toc243650987 \h </w:instrText>
             </w:r>
             <w:r>
               <w:rPr>
@@ -4922,7 +5105,7 @@
               <w14:ligatures w14:val="standardContextual"/>
             </w:rPr>
           </w:pPr>
-          <w:hyperlink w:anchor="_Toc243648034" w:history="1">
+          <w:hyperlink w:anchor="_Toc243650988" w:history="1">
             <w:r>
               <w:rPr>
                 <w:rStyle w:val="Hyperlink"/>
@@ -4946,7 +5129,7 @@
               <w:rPr>
                 <w:noProof/>
               </w:rPr>
-              <w:instrText xml:space="preserve"> PAGEREF _Toc243648034 \h </w:instrText>
+              <w:instrText xml:space="preserve"> PAGEREF _Toc243650988 \h </w:instrText>
             </w:r>
             <w:r>
               <w:rPr>
@@ -4989,7 +5172,7 @@
               <w14:ligatures w14:val="standardContextual"/>
             </w:rPr>
           </w:pPr>
-          <w:hyperlink w:anchor="_Toc243648035" w:history="1">
+          <w:hyperlink w:anchor="_Toc243650989" w:history="1">
             <w:r>
               <w:rPr>
                 <w:rStyle w:val="Hyperlink"/>
@@ -5013,7 +5196,7 @@
               <w:rPr>
                 <w:noProof/>
               </w:rPr>
-              <w:instrText xml:space="preserve"> PAGEREF _Toc243648035 \h </w:instrText>
+              <w:instrText xml:space="preserve"> PAGEREF _Toc243650989 \h </w:instrText>
             </w:r>
             <w:r>
               <w:rPr>
@@ -5056,7 +5239,7 @@
               <w14:ligatures w14:val="standardContextual"/>
             </w:rPr>
           </w:pPr>
-          <w:hyperlink w:anchor="_Toc243648036" w:history="1">
+          <w:hyperlink w:anchor="_Toc243650990" w:history="1">
             <w:r>
               <w:rPr>
                 <w:rStyle w:val="Hyperlink"/>
@@ -5080,7 +5263,7 @@
               <w:rPr>
                 <w:noProof/>
               </w:rPr>
-              <w:instrText xml:space="preserve"> PAGEREF _Toc243648036 \h </w:instrText>
+              <w:instrText xml:space="preserve"> PAGEREF _Toc243650990 \h </w:instrText>
             </w:r>
             <w:r>
               <w:rPr>
@@ -5123,7 +5306,7 @@
               <w14:ligatures w14:val="standardContextual"/>
             </w:rPr>
           </w:pPr>
-          <w:hyperlink w:anchor="_Toc243648037" w:history="1">
+          <w:hyperlink w:anchor="_Toc243650991" w:history="1">
             <w:r>
               <w:rPr>
                 <w:rStyle w:val="Hyperlink"/>
@@ -5147,7 +5330,7 @@
               <w:rPr>
                 <w:noProof/>
               </w:rPr>
-              <w:instrText xml:space="preserve"> PAGEREF _Toc243648037 \h </w:instrText>
+              <w:instrText xml:space="preserve"> PAGEREF _Toc243650991 \h </w:instrText>
             </w:r>
             <w:r>
               <w:rPr>
@@ -5190,7 +5373,7 @@
               <w14:ligatures w14:val="standardContextual"/>
             </w:rPr>
           </w:pPr>
-          <w:hyperlink w:anchor="_Toc243648038" w:history="1">
+          <w:hyperlink w:anchor="_Toc243650992" w:history="1">
             <w:r>
               <w:rPr>
                 <w:rStyle w:val="Hyperlink"/>
@@ -5214,7 +5397,7 @@
               <w:rPr>
                 <w:noProof/>
               </w:rPr>
-              <w:instrText xml:space="preserve"> PAGEREF _Toc243648038 \h </w:instrText>
+              <w:instrText xml:space="preserve"> PAGEREF _Toc243650992 \h </w:instrText>
             </w:r>
             <w:r>
               <w:rPr>
@@ -5257,7 +5440,7 @@
               <w14:ligatures w14:val="standardContextual"/>
             </w:rPr>
           </w:pPr>
-          <w:hyperlink w:anchor="_Toc243648039" w:history="1">
+          <w:hyperlink w:anchor="_Toc243650993" w:history="1">
             <w:r>
               <w:rPr>
                 <w:rStyle w:val="Hyperlink"/>
@@ -5281,7 +5464,7 @@
               <w:rPr>
                 <w:noProof/>
               </w:rPr>
-              <w:instrText xml:space="preserve"> PAGEREF _Toc243648039 \h </w:instrText>
+              <w:instrText xml:space="preserve"> PAGEREF _Toc243650993 \h </w:instrText>
             </w:r>
             <w:r>
               <w:rPr>
@@ -5324,7 +5507,7 @@
               <w14:ligatures w14:val="standardContextual"/>
             </w:rPr>
           </w:pPr>
-          <w:hyperlink w:anchor="_Toc243648040" w:history="1">
+          <w:hyperlink w:anchor="_Toc243650994" w:history="1">
             <w:r>
               <w:rPr>
                 <w:rStyle w:val="Hyperlink"/>
@@ -5348,7 +5531,7 @@
               <w:rPr>
                 <w:noProof/>
               </w:rPr>
-              <w:instrText xml:space="preserve"> PAGEREF _Toc243648040 \h </w:instrText>
+              <w:instrText xml:space="preserve"> PAGEREF _Toc243650994 \h </w:instrText>
             </w:r>
             <w:r>
               <w:rPr>
@@ -5391,7 +5574,7 @@
               <w14:ligatures w14:val="standardContextual"/>
             </w:rPr>
           </w:pPr>
-          <w:hyperlink w:anchor="_Toc243648041" w:history="1">
+          <w:hyperlink w:anchor="_Toc243650995" w:history="1">
             <w:r>
               <w:rPr>
                 <w:rStyle w:val="Hyperlink"/>
@@ -5415,7 +5598,7 @@
               <w:rPr>
                 <w:noProof/>
               </w:rPr>
-              <w:instrText xml:space="preserve"> PAGEREF _Toc243648041 \h </w:instrText>
+              <w:instrText xml:space="preserve"> PAGEREF _Toc243650995 \h </w:instrText>
             </w:r>
             <w:r>
               <w:rPr>
@@ -5458,7 +5641,7 @@
               <w14:ligatures w14:val="standardContextual"/>
             </w:rPr>
           </w:pPr>
-          <w:hyperlink w:anchor="_Toc243648042" w:history="1">
+          <w:hyperlink w:anchor="_Toc243650996" w:history="1">
             <w:r>
               <w:rPr>
                 <w:rStyle w:val="Hyperlink"/>
@@ -5482,7 +5665,7 @@
               <w:rPr>
                 <w:noProof/>
               </w:rPr>
-              <w:instrText xml:space="preserve"> PAGEREF _Toc243648042 \h </w:instrText>
+              <w:instrText xml:space="preserve"> PAGEREF _Toc243650996 \h </w:instrText>
             </w:r>
             <w:r>
               <w:rPr>
@@ -5525,7 +5708,7 @@
               <w14:ligatures w14:val="standardContextual"/>
             </w:rPr>
           </w:pPr>
-          <w:hyperlink w:anchor="_Toc243648043" w:history="1">
+          <w:hyperlink w:anchor="_Toc243650997" w:history="1">
             <w:r>
               <w:rPr>
                 <w:rStyle w:val="Hyperlink"/>
@@ -5549,7 +5732,7 @@
               <w:rPr>
                 <w:noProof/>
               </w:rPr>
-              <w:instrText xml:space="preserve"> PAGEREF _Toc243648043 \h </w:instrText>
+              <w:instrText xml:space="preserve"> PAGEREF _Toc243650997 \h </w:instrText>
             </w:r>
             <w:r>
               <w:rPr>
@@ -5592,7 +5775,7 @@
               <w14:ligatures w14:val="standardContextual"/>
             </w:rPr>
           </w:pPr>
-          <w:hyperlink w:anchor="_Toc243648044" w:history="1">
+          <w:hyperlink w:anchor="_Toc243650998" w:history="1">
             <w:r>
               <w:rPr>
                 <w:rStyle w:val="Hyperlink"/>
@@ -5616,7 +5799,7 @@
               <w:rPr>
                 <w:noProof/>
               </w:rPr>
-              <w:instrText xml:space="preserve"> PAGEREF _Toc243648044 \h </w:instrText>
+              <w:instrText xml:space="preserve"> PAGEREF _Toc243650998 \h </w:instrText>
             </w:r>
             <w:r>
               <w:rPr>
@@ -5659,7 +5842,7 @@
               <w14:ligatures w14:val="standardContextual"/>
             </w:rPr>
           </w:pPr>
-          <w:hyperlink w:anchor="_Toc243648045" w:history="1">
+          <w:hyperlink w:anchor="_Toc243650999" w:history="1">
             <w:r>
               <w:rPr>
                 <w:rStyle w:val="Hyperlink"/>
@@ -5683,7 +5866,7 @@
               <w:rPr>
                 <w:noProof/>
               </w:rPr>
-              <w:instrText xml:space="preserve"> PAGEREF _Toc243648045 \h </w:instrText>
+              <w:instrText xml:space="preserve"> PAGEREF _Toc243650999 \h </w:instrText>
             </w:r>
             <w:r>
               <w:rPr>
@@ -5726,7 +5909,7 @@
               <w14:ligatures w14:val="standardContextual"/>
             </w:rPr>
           </w:pPr>
-          <w:hyperlink w:anchor="_Toc243648046" w:history="1">
+          <w:hyperlink w:anchor="_Toc243651000" w:history="1">
             <w:r>
               <w:rPr>
                 <w:rStyle w:val="Hyperlink"/>
@@ -5750,7 +5933,7 @@
               <w:rPr>
                 <w:noProof/>
               </w:rPr>
-              <w:instrText xml:space="preserve"> PAGEREF _Toc243648046 \h </w:instrText>
+              <w:instrText xml:space="preserve"> PAGEREF _Toc243651000 \h </w:instrText>
             </w:r>
             <w:r>
               <w:rPr>
@@ -5793,7 +5976,7 @@
               <w14:ligatures w14:val="standardContextual"/>
             </w:rPr>
           </w:pPr>
-          <w:hyperlink w:anchor="_Toc243648047" w:history="1">
+          <w:hyperlink w:anchor="_Toc243651001" w:history="1">
             <w:r>
               <w:rPr>
                 <w:rStyle w:val="Hyperlink"/>
@@ -5817,7 +6000,7 @@
               <w:rPr>
                 <w:noProof/>
               </w:rPr>
-              <w:instrText xml:space="preserve"> PAGEREF _Toc243648047 \h </w:instrText>
+              <w:instrText xml:space="preserve"> PAGEREF _Toc243651001 \h </w:instrText>
             </w:r>
             <w:r>
               <w:rPr>
@@ -5860,7 +6043,7 @@
               <w14:ligatures w14:val="standardContextual"/>
             </w:rPr>
           </w:pPr>
-          <w:hyperlink w:anchor="_Toc243648048" w:history="1">
+          <w:hyperlink w:anchor="_Toc243651002" w:history="1">
             <w:r>
               <w:rPr>
                 <w:rStyle w:val="Hyperlink"/>
@@ -5884,7 +6067,7 @@
               <w:rPr>
                 <w:noProof/>
               </w:rPr>
-              <w:instrText xml:space="preserve"> PAGEREF _Toc243648048 \h </w:instrText>
+              <w:instrText xml:space="preserve"> PAGEREF _Toc243651002 \h </w:instrText>
             </w:r>
             <w:r>
               <w:rPr>
@@ -5927,7 +6110,7 @@
               <w14:ligatures w14:val="standardContextual"/>
             </w:rPr>
           </w:pPr>
-          <w:hyperlink w:anchor="_Toc243648049" w:history="1">
+          <w:hyperlink w:anchor="_Toc243651003" w:history="1">
             <w:r>
               <w:rPr>
                 <w:rStyle w:val="Hyperlink"/>
@@ -5951,7 +6134,7 @@
               <w:rPr>
                 <w:noProof/>
               </w:rPr>
-              <w:instrText xml:space="preserve"> PAGEREF _Toc243648049 \h </w:instrText>
+              <w:instrText xml:space="preserve"> PAGEREF _Toc243651003 \h </w:instrText>
             </w:r>
             <w:r>
               <w:rPr>
@@ -5994,7 +6177,7 @@
               <w14:ligatures w14:val="standardContextual"/>
             </w:rPr>
           </w:pPr>
-          <w:hyperlink w:anchor="_Toc243648050" w:history="1">
+          <w:hyperlink w:anchor="_Toc243651004" w:history="1">
             <w:r>
               <w:rPr>
                 <w:rStyle w:val="Hyperlink"/>
@@ -6018,7 +6201,7 @@
               <w:rPr>
                 <w:noProof/>
               </w:rPr>
-              <w:instrText xml:space="preserve"> PAGEREF _Toc243648050 \h </w:instrText>
+              <w:instrText xml:space="preserve"> PAGEREF _Toc243651004 \h </w:instrText>
             </w:r>
             <w:r>
               <w:rPr>
@@ -6061,13 +6244,13 @@
               <w14:ligatures w14:val="standardContextual"/>
             </w:rPr>
           </w:pPr>
-          <w:hyperlink w:anchor="_Toc243648051" w:history="1">
+          <w:hyperlink w:anchor="_Toc243651005" w:history="1">
             <w:r>
               <w:rPr>
                 <w:rStyle w:val="Hyperlink"/>
                 <w:noProof/>
               </w:rPr>
-              <w:t>Table 20: Journey: specification</w:t>
+              <w:t>Table 20: Apply to the UGC: specification</w:t>
             </w:r>
             <w:r>
               <w:rPr>
@@ -6085,7 +6268,7 @@
               <w:rPr>
                 <w:noProof/>
               </w:rPr>
-              <w:instrText xml:space="preserve"> PAGEREF _Toc243648051 \h </w:instrText>
+              <w:instrText xml:space="preserve"> PAGEREF _Toc243651005 \h </w:instrText>
             </w:r>
             <w:r>
               <w:rPr>
@@ -6128,13 +6311,13 @@
               <w14:ligatures w14:val="standardContextual"/>
             </w:rPr>
           </w:pPr>
-          <w:hyperlink w:anchor="_Toc243648052" w:history="1">
+          <w:hyperlink w:anchor="_Toc243651006" w:history="1">
             <w:r>
               <w:rPr>
                 <w:rStyle w:val="Hyperlink"/>
                 <w:noProof/>
               </w:rPr>
-              <w:t>Table 21: Ask ZedPath: specification</w:t>
+              <w:t>Table 21: Journey: specification</w:t>
             </w:r>
             <w:r>
               <w:rPr>
@@ -6152,7 +6335,7 @@
               <w:rPr>
                 <w:noProof/>
               </w:rPr>
-              <w:instrText xml:space="preserve"> PAGEREF _Toc243648052 \h </w:instrText>
+              <w:instrText xml:space="preserve"> PAGEREF _Toc243651006 \h </w:instrText>
             </w:r>
             <w:r>
               <w:rPr>
@@ -6195,13 +6378,13 @@
               <w14:ligatures w14:val="standardContextual"/>
             </w:rPr>
           </w:pPr>
-          <w:hyperlink w:anchor="_Toc243648053" w:history="1">
+          <w:hyperlink w:anchor="_Toc243651007" w:history="1">
             <w:r>
               <w:rPr>
                 <w:rStyle w:val="Hyperlink"/>
                 <w:noProof/>
               </w:rPr>
-              <w:t>Table 22: Groups, Group room and Group info: specification</w:t>
+              <w:t>Table 22: Ask ZedPath: specification</w:t>
             </w:r>
             <w:r>
               <w:rPr>
@@ -6219,7 +6402,7 @@
               <w:rPr>
                 <w:noProof/>
               </w:rPr>
-              <w:instrText xml:space="preserve"> PAGEREF _Toc243648053 \h </w:instrText>
+              <w:instrText xml:space="preserve"> PAGEREF _Toc243651007 \h </w:instrText>
             </w:r>
             <w:r>
               <w:rPr>
@@ -6262,13 +6445,13 @@
               <w14:ligatures w14:val="standardContextual"/>
             </w:rPr>
           </w:pPr>
-          <w:hyperlink w:anchor="_Toc243648054" w:history="1">
+          <w:hyperlink w:anchor="_Toc243651008" w:history="1">
             <w:r>
               <w:rPr>
                 <w:rStyle w:val="Hyperlink"/>
                 <w:noProof/>
               </w:rPr>
-              <w:t>Table 23: Me: specification</w:t>
+              <w:t>Table 23: Groups, Group room and Group info: specification</w:t>
             </w:r>
             <w:r>
               <w:rPr>
@@ -6286,7 +6469,7 @@
               <w:rPr>
                 <w:noProof/>
               </w:rPr>
-              <w:instrText xml:space="preserve"> PAGEREF _Toc243648054 \h </w:instrText>
+              <w:instrText xml:space="preserve"> PAGEREF _Toc243651008 \h </w:instrText>
             </w:r>
             <w:r>
               <w:rPr>
@@ -6329,13 +6512,13 @@
               <w14:ligatures w14:val="standardContextual"/>
             </w:rPr>
           </w:pPr>
-          <w:hyperlink w:anchor="_Toc243648055" w:history="1">
+          <w:hyperlink w:anchor="_Toc243651009" w:history="1">
             <w:r>
               <w:rPr>
                 <w:rStyle w:val="Hyperlink"/>
                 <w:noProof/>
               </w:rPr>
-              <w:t>Table 24: Shared interaction patterns</w:t>
+              <w:t>Table 24: Me: specification</w:t>
             </w:r>
             <w:r>
               <w:rPr>
@@ -6353,7 +6536,7 @@
               <w:rPr>
                 <w:noProof/>
               </w:rPr>
-              <w:instrText xml:space="preserve"> PAGEREF _Toc243648055 \h </w:instrText>
+              <w:instrText xml:space="preserve"> PAGEREF _Toc243651009 \h </w:instrText>
             </w:r>
             <w:r>
               <w:rPr>
@@ -6396,13 +6579,13 @@
               <w14:ligatures w14:val="standardContextual"/>
             </w:rPr>
           </w:pPr>
-          <w:hyperlink w:anchor="_Toc243648056" w:history="1">
+          <w:hyperlink w:anchor="_Toc243651010" w:history="1">
             <w:r>
               <w:rPr>
                 <w:rStyle w:val="Hyperlink"/>
                 <w:noProof/>
               </w:rPr>
-              <w:t>Table 25: Content rules</w:t>
+              <w:t>Table 25: Shared interaction patterns</w:t>
             </w:r>
             <w:r>
               <w:rPr>
@@ -6420,7 +6603,7 @@
               <w:rPr>
                 <w:noProof/>
               </w:rPr>
-              <w:instrText xml:space="preserve"> PAGEREF _Toc243648056 \h </w:instrText>
+              <w:instrText xml:space="preserve"> PAGEREF _Toc243651010 \h </w:instrText>
             </w:r>
             <w:r>
               <w:rPr>
@@ -6463,13 +6646,13 @@
               <w14:ligatures w14:val="standardContextual"/>
             </w:rPr>
           </w:pPr>
-          <w:hyperlink w:anchor="_Toc243648057" w:history="1">
+          <w:hyperlink w:anchor="_Toc243651011" w:history="1">
             <w:r>
               <w:rPr>
                 <w:rStyle w:val="Hyperlink"/>
                 <w:noProof/>
               </w:rPr>
-              <w:t>Table 26: Accessibility checklist and status</w:t>
+              <w:t>Table 26: Content rules</w:t>
             </w:r>
             <w:r>
               <w:rPr>
@@ -6487,7 +6670,7 @@
               <w:rPr>
                 <w:noProof/>
               </w:rPr>
-              <w:instrText xml:space="preserve"> PAGEREF _Toc243648057 \h </w:instrText>
+              <w:instrText xml:space="preserve"> PAGEREF _Toc243651011 \h </w:instrText>
             </w:r>
             <w:r>
               <w:rPr>
@@ -6530,13 +6713,13 @@
               <w14:ligatures w14:val="standardContextual"/>
             </w:rPr>
           </w:pPr>
-          <w:hyperlink w:anchor="_Toc243648058" w:history="1">
+          <w:hyperlink w:anchor="_Toc243651012" w:history="1">
             <w:r>
               <w:rPr>
                 <w:rStyle w:val="Hyperlink"/>
                 <w:noProof/>
               </w:rPr>
-              <w:t>Table 27: Performance budget</w:t>
+              <w:t>Table 27: Accessibility checklist and status</w:t>
             </w:r>
             <w:r>
               <w:rPr>
@@ -6554,7 +6737,7 @@
               <w:rPr>
                 <w:noProof/>
               </w:rPr>
-              <w:instrText xml:space="preserve"> PAGEREF _Toc243648058 \h </w:instrText>
+              <w:instrText xml:space="preserve"> PAGEREF _Toc243651012 \h </w:instrText>
             </w:r>
             <w:r>
               <w:rPr>
@@ -6597,13 +6780,13 @@
               <w14:ligatures w14:val="standardContextual"/>
             </w:rPr>
           </w:pPr>
-          <w:hyperlink w:anchor="_Toc243648059" w:history="1">
+          <w:hyperlink w:anchor="_Toc243651013" w:history="1">
             <w:r>
               <w:rPr>
                 <w:rStyle w:val="Hyperlink"/>
                 <w:noProof/>
               </w:rPr>
-              <w:t>Table 28: Changes driven by usability evidence</w:t>
+              <w:t>Table 28: Performance budget</w:t>
             </w:r>
             <w:r>
               <w:rPr>
@@ -6621,7 +6804,7 @@
               <w:rPr>
                 <w:noProof/>
               </w:rPr>
-              <w:instrText xml:space="preserve"> PAGEREF _Toc243648059 \h </w:instrText>
+              <w:instrText xml:space="preserve"> PAGEREF _Toc243651013 \h </w:instrText>
             </w:r>
             <w:r>
               <w:rPr>
@@ -6664,13 +6847,13 @@
               <w14:ligatures w14:val="standardContextual"/>
             </w:rPr>
           </w:pPr>
-          <w:hyperlink w:anchor="_Toc243648060" w:history="1">
+          <w:hyperlink w:anchor="_Toc243651014" w:history="1">
             <w:r>
               <w:rPr>
                 <w:rStyle w:val="Hyperlink"/>
                 <w:noProof/>
               </w:rPr>
-              <w:t>Table 29: Traceability from requirements to this document</w:t>
+              <w:t>Table 29: Changes driven by usability evidence</w:t>
             </w:r>
             <w:r>
               <w:rPr>
@@ -6688,7 +6871,7 @@
               <w:rPr>
                 <w:noProof/>
               </w:rPr>
-              <w:instrText xml:space="preserve"> PAGEREF _Toc243648060 \h </w:instrText>
+              <w:instrText xml:space="preserve"> PAGEREF _Toc243651014 \h </w:instrText>
             </w:r>
             <w:r>
               <w:rPr>
@@ -6705,7 +6888,74 @@
               <w:rPr>
                 <w:noProof/>
               </w:rPr>
-              <w:t>25</w:t>
+              <w:t>24</w:t>
+            </w:r>
+            <w:r>
+              <w:rPr>
+                <w:noProof/>
+              </w:rPr>
+              <w:fldChar w:fldCharType="end"/>
+            </w:r>
+          </w:hyperlink>
+        </w:p>
+        <w:p>
+          <w:pPr>
+            <w:pStyle w:val="TableofFigures"/>
+            <w:tabs>
+              <w:tab w:val="right" w:leader="dot" w:pos="9628"/>
+            </w:tabs>
+            <w:rPr>
+              <w:rFonts w:asciiTheme="minorHAnsi" w:eastAsiaTheme="minorEastAsia" w:hAnsiTheme="minorHAnsi" w:cstheme="minorBidi"/>
+              <w:noProof/>
+              <w:color w:val="auto"/>
+              <w:kern w:val="2"/>
+              <w:sz w:val="24"/>
+              <w:szCs w:val="24"/>
+              <w14:ligatures w14:val="standardContextual"/>
+            </w:rPr>
+          </w:pPr>
+          <w:hyperlink w:anchor="_Toc243651015" w:history="1">
+            <w:r>
+              <w:rPr>
+                <w:rStyle w:val="Hyperlink"/>
+                <w:noProof/>
+              </w:rPr>
+              <w:t>Table 30: Traceability from requirements to this document</w:t>
+            </w:r>
+            <w:r>
+              <w:rPr>
+                <w:noProof/>
+              </w:rPr>
+              <w:tab/>
+            </w:r>
+            <w:r>
+              <w:rPr>
+                <w:noProof/>
+              </w:rPr>
+              <w:fldChar w:fldCharType="begin"/>
+            </w:r>
+            <w:r>
+              <w:rPr>
+                <w:noProof/>
+              </w:rPr>
+              <w:instrText xml:space="preserve"> PAGEREF _Toc243651015 \h </w:instrText>
+            </w:r>
+            <w:r>
+              <w:rPr>
+                <w:noProof/>
+              </w:rPr>
+            </w:r>
+            <w:r>
+              <w:rPr>
+                <w:noProof/>
+              </w:rPr>
+              <w:fldChar w:fldCharType="separate"/>
+            </w:r>
+            <w:r>
+              <w:rPr>
+                <w:noProof/>
+              </w:rPr>
+              <w:t>26</w:t>
             </w:r>
             <w:r>
               <w:rPr>
@@ -6729,7 +6979,7 @@
         <w:keepLines/>
         <w:pageBreakBefore/>
       </w:pPr>
-      <w:bookmarkStart w:id="0" w:name="_Toc243647996"/>
+      <w:bookmarkStart w:id="0" w:name="_Toc243650949"/>
       <w:r>
         <w:lastRenderedPageBreak/>
         <w:t>1 Introduction</w:t>
@@ -6742,7 +6992,7 @@
         <w:keepNext/>
         <w:keepLines/>
       </w:pPr>
-      <w:bookmarkStart w:id="1" w:name="_Toc243647997"/>
+      <w:bookmarkStart w:id="1" w:name="_Toc243650950"/>
       <w:r>
         <w:t>1.1 Purpose</w:t>
       </w:r>
@@ -6753,10 +7003,10 @@
         <w:spacing w:after="120"/>
       </w:pPr>
       <w:r>
-        <w:t xml:space="preserve">This document specifies what a ZedPath user sees and how they move through the app: the principles behind the design, the navigation structure, the design system (colour, type, shape, components), each main screen with its </w:t>
+        <w:t xml:space="preserve">This document specifies what a ZedPath user sees and how they move through the app: the principles behind the </w:t>
       </w:r>
       <w:r>
-        <w:t xml:space="preserve">states, the shared interaction patterns, the language and content rules, accessibility, and the performance budget for low-end Android phones on 3G. It records the design </w:t>
+        <w:t xml:space="preserve">design, the navigation structure, the design system (colour, type, shape, components), each main screen with its states, the shared interaction patterns, the language and content rules, accessibility, and the performance budget for low-end Android phones on 3G. It records the design </w:t>
       </w:r>
       <w:r>
         <w:rPr>
@@ -6775,7 +7025,7 @@
         <w:keepNext/>
         <w:keepLines/>
       </w:pPr>
-      <w:bookmarkStart w:id="2" w:name="_Toc243647998"/>
+      <w:bookmarkStart w:id="2" w:name="_Toc243650951"/>
       <w:r>
         <w:t>1.2 Scope</w:t>
       </w:r>
@@ -6786,7 +7036,10 @@
         <w:spacing w:after="120"/>
       </w:pPr>
       <w:r>
-        <w:t>The student-facing web app (a Vite + React single-page app installed as a Progressive Web App, also wrapped as an Android app) for Releases R1 and R2. The curator tools and the API are out of scope; they are covered by ZP-DOC-05 and ZP-DOC-06.</w:t>
+        <w:t xml:space="preserve">The student-facing web app (a Vite + React single-page app installed as a Progressive Web App, also wrapped as an </w:t>
+      </w:r>
+      <w:r>
+        <w:t>Android app) for Releases R1 and R2. The curator tools and the API are out of scope; they are covered by ZP-DOC-05 and ZP-DOC-06.</w:t>
       </w:r>
     </w:p>
     <w:p>
@@ -6795,7 +7048,7 @@
         <w:keepNext/>
         <w:keepLines/>
       </w:pPr>
-      <w:bookmarkStart w:id="3" w:name="_Toc243647999"/>
+      <w:bookmarkStart w:id="3" w:name="_Toc243650952"/>
       <w:r>
         <w:t>1.3 Intended audience</w:t>
       </w:r>
@@ -6815,7 +7068,7 @@
         <w:keepNext/>
         <w:keepLines/>
       </w:pPr>
-      <w:bookmarkStart w:id="4" w:name="_Toc243648000"/>
+      <w:bookmarkStart w:id="4" w:name="_Toc243650953"/>
       <w:r>
         <w:t>1.4 Relationship to other documents</w:t>
       </w:r>
@@ -6826,7 +7079,7 @@
         <w:pStyle w:val="Caption"/>
         <w:keepNext/>
       </w:pPr>
-      <w:bookmarkStart w:id="5" w:name="_Toc243648032"/>
+      <w:bookmarkStart w:id="5" w:name="_Toc243650986"/>
       <w:r>
         <w:t xml:space="preserve">Table </w:t>
       </w:r>
@@ -7587,7 +7840,7 @@
         <w:keepNext/>
         <w:keepLines/>
       </w:pPr>
-      <w:bookmarkStart w:id="6" w:name="_Toc243648001"/>
+      <w:bookmarkStart w:id="6" w:name="_Toc243650954"/>
       <w:r>
         <w:t>1.5 Conventions</w:t>
       </w:r>
@@ -7610,10 +7863,7 @@
         <w:t>src/styles.css</w:t>
       </w:r>
       <w:r>
-        <w:t xml:space="preserve">; components use tokens only, </w:t>
-      </w:r>
-      <w:r>
-        <w:t>never raw colours. Routes are written as hash routes (</w:t>
+        <w:t>; components use tokens only, never raw colours. Routes are written as hash routes (</w:t>
       </w:r>
       <w:r>
         <w:rPr>
@@ -7635,7 +7885,7 @@
         <w:keepLines/>
         <w:pageBreakBefore/>
       </w:pPr>
-      <w:bookmarkStart w:id="7" w:name="_Toc243648002"/>
+      <w:bookmarkStart w:id="7" w:name="_Toc243650955"/>
       <w:r>
         <w:lastRenderedPageBreak/>
         <w:t>2 Design principles</w:t>
@@ -7647,7 +7897,7 @@
         <w:pStyle w:val="Caption"/>
         <w:keepNext/>
       </w:pPr>
-      <w:bookmarkStart w:id="8" w:name="_Toc243648033"/>
+      <w:bookmarkStart w:id="8" w:name="_Toc243650987"/>
       <w:r>
         <w:t xml:space="preserve">Table </w:t>
       </w:r>
@@ -9135,7 +9385,7 @@
         <w:keepLines/>
         <w:pageBreakBefore/>
       </w:pPr>
-      <w:bookmarkStart w:id="9" w:name="_Toc243648003"/>
+      <w:bookmarkStart w:id="9" w:name="_Toc243650956"/>
       <w:r>
         <w:lastRenderedPageBreak/>
         <w:t>3 Personas and key journeys</w:t>
@@ -9155,7 +9405,7 @@
         <w:pStyle w:val="Caption"/>
         <w:keepNext/>
       </w:pPr>
-      <w:bookmarkStart w:id="10" w:name="_Toc243648034"/>
+      <w:bookmarkStart w:id="10" w:name="_Toc243650988"/>
       <w:r>
         <w:t xml:space="preserve">Table </w:t>
       </w:r>
@@ -9944,7 +10194,7 @@
         <w:pStyle w:val="Caption"/>
         <w:keepNext/>
       </w:pPr>
-      <w:bookmarkStart w:id="11" w:name="_Toc243648035"/>
+      <w:bookmarkStart w:id="11" w:name="_Toc243650989"/>
       <w:r>
         <w:t xml:space="preserve">Table </w:t>
       </w:r>
@@ -10956,7 +11206,7 @@
         <w:keepLines/>
         <w:pageBreakBefore/>
       </w:pPr>
-      <w:bookmarkStart w:id="12" w:name="_Toc243648004"/>
+      <w:bookmarkStart w:id="12" w:name="_Toc243650957"/>
       <w:r>
         <w:lastRenderedPageBreak/>
         <w:t>4 Information architecture and navigation</w:t>
@@ -10969,7 +11219,7 @@
         <w:keepNext/>
         <w:keepLines/>
       </w:pPr>
-      <w:bookmarkStart w:id="13" w:name="_Toc243648005"/>
+      <w:bookmarkStart w:id="13" w:name="_Toc243650958"/>
       <w:r>
         <w:t>4.1 Structure</w:t>
       </w:r>
@@ -11000,10 +11250,7 @@
         <w:t>main app</w:t>
       </w:r>
       <w:r>
-        <w:t xml:space="preserve"> with a top app bar and a five-tab bottom navigation bar. Me opens from the avatar in the top app bar. Routing uses the URL hash so the phone's Back button </w:t>
-      </w:r>
-      <w:r>
-        <w:t xml:space="preserve">and deep links work. From 1024 px wide (laptops, desktops, projectors) the same five destinations move into a </w:t>
+        <w:t xml:space="preserve"> with a top app bar and a five-tab bottom navigation bar. Me opens from the avatar in the top app bar. Routing uses the URL hash so the phone's Back button and deep links work. From 1024 px wide (laptops, desktops, projectors) the same five destinations move into a </w:t>
       </w:r>
       <w:r>
         <w:rPr>
@@ -11021,7 +11268,7 @@
         <w:pStyle w:val="Caption"/>
         <w:keepNext/>
       </w:pPr>
-      <w:bookmarkStart w:id="14" w:name="_Toc243648036"/>
+      <w:bookmarkStart w:id="14" w:name="_Toc243650990"/>
       <w:r>
         <w:t xml:space="preserve">Table </w:t>
       </w:r>
@@ -11904,12 +12151,9 @@
         <w:keepNext/>
         <w:keepLines/>
       </w:pPr>
-      <w:bookmarkStart w:id="15" w:name="_Toc243648006"/>
+      <w:bookmarkStart w:id="15" w:name="_Toc243650959"/>
       <w:r>
-        <w:t>4.2 </w:t>
-      </w:r>
-      <w:r>
-        <w:t>Desktop layout (1024 px and wider)</w:t>
+        <w:t>4.2 Desktop layout (1024 px and wider)</w:t>
       </w:r>
       <w:bookmarkEnd w:id="15"/>
     </w:p>
@@ -11950,7 +12194,7 @@
         <w:pStyle w:val="Caption"/>
         <w:keepNext/>
       </w:pPr>
-      <w:bookmarkStart w:id="16" w:name="_Toc243648037"/>
+      <w:bookmarkStart w:id="16" w:name="_Toc243650991"/>
       <w:r>
         <w:t xml:space="preserve">Table </w:t>
       </w:r>
@@ -12739,7 +12983,7 @@
         <w:keepNext/>
         <w:keepLines/>
       </w:pPr>
-      <w:bookmarkStart w:id="17" w:name="_Toc243648007"/>
+      <w:bookmarkStart w:id="17" w:name="_Toc243650960"/>
       <w:r>
         <w:lastRenderedPageBreak/>
         <w:t>4.3 Route table</w:t>
@@ -12751,7 +12995,7 @@
         <w:pStyle w:val="Caption"/>
         <w:keepNext/>
       </w:pPr>
-      <w:bookmarkStart w:id="18" w:name="_Toc243648038"/>
+      <w:bookmarkStart w:id="18" w:name="_Toc243650992"/>
       <w:r>
         <w:t xml:space="preserve">Table </w:t>
       </w:r>
@@ -14703,39 +14947,7 @@
                 <w:szCs w:val="17"/>
                 <w:shd w:val="clear" w:color="auto" w:fill="F2F4F3"/>
               </w:rPr>
-              <w:t>#/journey</w:t>
-            </w:r>
-            <w:r>
-              <w:rPr>
-                <w:sz w:val="19"/>
-                <w:szCs w:val="19"/>
-              </w:rPr>
-              <w:t xml:space="preserve">, </w:t>
-            </w:r>
-            <w:r>
-              <w:rPr>
-                <w:rFonts w:ascii="Consolas" w:eastAsia="Consolas" w:hAnsi="Consolas" w:cs="Consolas"/>
-                <w:sz w:val="17"/>
-                <w:szCs w:val="17"/>
-                <w:shd w:val="clear" w:color="auto" w:fill="F2F4F3"/>
-              </w:rPr>
-              <w:t>#/journey/open</w:t>
-            </w:r>
-            <w:r>
-              <w:rPr>
-                <w:sz w:val="19"/>
-                <w:szCs w:val="19"/>
-              </w:rPr>
-              <w:t xml:space="preserve">, </w:t>
-            </w:r>
-            <w:r>
-              <w:rPr>
-                <w:rFonts w:ascii="Consolas" w:eastAsia="Consolas" w:hAnsi="Consolas" w:cs="Consolas"/>
-                <w:sz w:val="17"/>
-                <w:szCs w:val="17"/>
-                <w:shd w:val="clear" w:color="auto" w:fill="F2F4F3"/>
-              </w:rPr>
-              <w:t>#/alerts</w:t>
+              <w:t>#/apply</w:t>
             </w:r>
           </w:p>
         </w:tc>
@@ -14765,7 +14977,7 @@
                 <w:sz w:val="19"/>
                 <w:szCs w:val="19"/>
               </w:rPr>
-              <w:t>Journey</w:t>
+              <w:t>Apply to the UGC</w:t>
             </w:r>
           </w:p>
         </w:tc>
@@ -14795,7 +15007,7 @@
                 <w:sz w:val="19"/>
                 <w:szCs w:val="19"/>
               </w:rPr>
-              <w:t>Journey</w:t>
+              <w:t>My list</w:t>
             </w:r>
           </w:p>
         </w:tc>
@@ -14825,7 +15037,7 @@
                 <w:sz w:val="19"/>
                 <w:szCs w:val="19"/>
               </w:rPr>
-              <w:t>My steps / Open now tabs</w:t>
+              <w:t>CR-012: checklist, every UGC form field ready to copy, print-and-post tracker</w:t>
             </w:r>
           </w:p>
         </w:tc>
@@ -14869,7 +15081,7 @@
                 <w:szCs w:val="17"/>
                 <w:shd w:val="clear" w:color="auto" w:fill="F2F4F3"/>
               </w:rPr>
-              <w:t>#/routes/&lt;group&gt;</w:t>
+              <w:t>#/journey</w:t>
             </w:r>
             <w:r>
               <w:rPr>
@@ -14885,7 +15097,23 @@
                 <w:szCs w:val="17"/>
                 <w:shd w:val="clear" w:color="auto" w:fill="F2F4F3"/>
               </w:rPr>
-              <w:t>#/route/&lt;id&gt;</w:t>
+              <w:t>#/journey/open</w:t>
+            </w:r>
+            <w:r>
+              <w:rPr>
+                <w:sz w:val="19"/>
+                <w:szCs w:val="19"/>
+              </w:rPr>
+              <w:t xml:space="preserve">, </w:t>
+            </w:r>
+            <w:r>
+              <w:rPr>
+                <w:rFonts w:ascii="Consolas" w:eastAsia="Consolas" w:hAnsi="Consolas" w:cs="Consolas"/>
+                <w:sz w:val="17"/>
+                <w:szCs w:val="17"/>
+                <w:shd w:val="clear" w:color="auto" w:fill="F2F4F3"/>
+              </w:rPr>
+              <w:t>#/alerts</w:t>
             </w:r>
           </w:p>
         </w:tc>
@@ -14916,7 +15144,7 @@
                 <w:sz w:val="19"/>
                 <w:szCs w:val="19"/>
               </w:rPr>
-              <w:t>Other routes</w:t>
+              <w:t>Journey</w:t>
             </w:r>
           </w:p>
         </w:tc>
@@ -14947,7 +15175,7 @@
                 <w:sz w:val="19"/>
                 <w:szCs w:val="19"/>
               </w:rPr>
-              <w:t>Paths</w:t>
+              <w:t>Journey</w:t>
             </w:r>
           </w:p>
         </w:tc>
@@ -14978,7 +15206,7 @@
                 <w:sz w:val="19"/>
                 <w:szCs w:val="19"/>
               </w:rPr>
-              <w:t>Private degrees, job exams, vocational, abroad</w:t>
+              <w:t>My steps / Open now tabs</w:t>
             </w:r>
           </w:p>
         </w:tc>
@@ -15021,7 +15249,23 @@
                 <w:szCs w:val="17"/>
                 <w:shd w:val="clear" w:color="auto" w:fill="F2F4F3"/>
               </w:rPr>
-              <w:t>#/groups</w:t>
+              <w:t>#/routes/&lt;group&gt;</w:t>
+            </w:r>
+            <w:r>
+              <w:rPr>
+                <w:sz w:val="19"/>
+                <w:szCs w:val="19"/>
+              </w:rPr>
+              <w:t xml:space="preserve">, </w:t>
+            </w:r>
+            <w:r>
+              <w:rPr>
+                <w:rFonts w:ascii="Consolas" w:eastAsia="Consolas" w:hAnsi="Consolas" w:cs="Consolas"/>
+                <w:sz w:val="17"/>
+                <w:szCs w:val="17"/>
+                <w:shd w:val="clear" w:color="auto" w:fill="F2F4F3"/>
+              </w:rPr>
+              <w:t>#/route/&lt;id&gt;</w:t>
             </w:r>
           </w:p>
         </w:tc>
@@ -15051,7 +15295,7 @@
                 <w:sz w:val="19"/>
                 <w:szCs w:val="19"/>
               </w:rPr>
-              <w:t>Groups</w:t>
+              <w:t>Other routes</w:t>
             </w:r>
           </w:p>
         </w:tc>
@@ -15081,7 +15325,7 @@
                 <w:sz w:val="19"/>
                 <w:szCs w:val="19"/>
               </w:rPr>
-              <w:t>Groups</w:t>
+              <w:t>Paths</w:t>
             </w:r>
           </w:p>
         </w:tc>
@@ -15111,7 +15355,7 @@
                 <w:sz w:val="19"/>
                 <w:szCs w:val="19"/>
               </w:rPr>
-              <w:t>Chat list: my groups, popular groups</w:t>
+              <w:t>Private degrees, job exams, vocational, abroad</w:t>
             </w:r>
           </w:p>
         </w:tc>
@@ -15155,23 +15399,7 @@
                 <w:szCs w:val="17"/>
                 <w:shd w:val="clear" w:color="auto" w:fill="F2F4F3"/>
               </w:rPr>
-              <w:t>#/group/&lt;id&gt;</w:t>
-            </w:r>
-            <w:r>
-              <w:rPr>
-                <w:sz w:val="19"/>
-                <w:szCs w:val="19"/>
-              </w:rPr>
-              <w:t xml:space="preserve">, </w:t>
-            </w:r>
-            <w:r>
-              <w:rPr>
-                <w:rFonts w:ascii="Consolas" w:eastAsia="Consolas" w:hAnsi="Consolas" w:cs="Consolas"/>
-                <w:sz w:val="17"/>
-                <w:szCs w:val="17"/>
-                <w:shd w:val="clear" w:color="auto" w:fill="F2F4F3"/>
-              </w:rPr>
-              <w:t>#/group/&lt;id&gt;/info</w:t>
+              <w:t>#/groups</w:t>
             </w:r>
           </w:p>
         </w:tc>
@@ -15202,7 +15430,7 @@
                 <w:sz w:val="19"/>
                 <w:szCs w:val="19"/>
               </w:rPr>
-              <w:t>Group room, Group info</w:t>
+              <w:t>Groups</w:t>
             </w:r>
           </w:p>
         </w:tc>
@@ -15264,7 +15492,7 @@
                 <w:sz w:val="19"/>
                 <w:szCs w:val="19"/>
               </w:rPr>
-              <w:t>WhatsApp-style room; description, rules, members, exit</w:t>
+              <w:t>Chat list: my groups, popular groups</w:t>
             </w:r>
           </w:p>
         </w:tc>
@@ -15307,7 +15535,7 @@
                 <w:szCs w:val="17"/>
                 <w:shd w:val="clear" w:color="auto" w:fill="F2F4F3"/>
               </w:rPr>
-              <w:t>#/ask</w:t>
+              <w:t>#/group/&lt;id&gt;</w:t>
             </w:r>
             <w:r>
               <w:rPr>
@@ -15323,7 +15551,7 @@
                 <w:szCs w:val="17"/>
                 <w:shd w:val="clear" w:color="auto" w:fill="F2F4F3"/>
               </w:rPr>
-              <w:t>#/ask/&lt;question&gt;</w:t>
+              <w:t>#/group/&lt;id&gt;/info</w:t>
             </w:r>
           </w:p>
         </w:tc>
@@ -15353,7 +15581,7 @@
                 <w:sz w:val="19"/>
                 <w:szCs w:val="19"/>
               </w:rPr>
-              <w:t>Ask ZedPath</w:t>
+              <w:t>Group room, Group info</w:t>
             </w:r>
           </w:p>
         </w:tc>
@@ -15383,7 +15611,7 @@
                 <w:sz w:val="19"/>
                 <w:szCs w:val="19"/>
               </w:rPr>
-              <w:t>Ask</w:t>
+              <w:t>Groups</w:t>
             </w:r>
           </w:p>
         </w:tc>
@@ -15413,7 +15641,7 @@
                 <w:sz w:val="19"/>
                 <w:szCs w:val="19"/>
               </w:rPr>
-              <w:t>Cited answers; a deep link only fills the question box, never sends it (CR-010)</w:t>
+              <w:t>WhatsApp-style room; description, rules, members, exit</w:t>
             </w:r>
           </w:p>
         </w:tc>
@@ -15457,6 +15685,158 @@
                 <w:szCs w:val="17"/>
                 <w:shd w:val="clear" w:color="auto" w:fill="F2F4F3"/>
               </w:rPr>
+              <w:t>#/ask</w:t>
+            </w:r>
+            <w:r>
+              <w:rPr>
+                <w:sz w:val="19"/>
+                <w:szCs w:val="19"/>
+              </w:rPr>
+              <w:t xml:space="preserve">, </w:t>
+            </w:r>
+            <w:r>
+              <w:rPr>
+                <w:rFonts w:ascii="Consolas" w:eastAsia="Consolas" w:hAnsi="Consolas" w:cs="Consolas"/>
+                <w:sz w:val="17"/>
+                <w:szCs w:val="17"/>
+                <w:shd w:val="clear" w:color="auto" w:fill="F2F4F3"/>
+              </w:rPr>
+              <w:t>#/ask/&lt;question&gt;</w:t>
+            </w:r>
+          </w:p>
+        </w:tc>
+        <w:tc>
+          <w:tcPr>
+            <w:tcW w:w="1620" w:type="dxa"/>
+            <w:tcBorders>
+              <w:top w:val="single" w:sz="4" w:space="0" w:color="C9D3D0"/>
+              <w:left w:val="single" w:sz="4" w:space="0" w:color="C9D3D0"/>
+              <w:bottom w:val="single" w:sz="4" w:space="0" w:color="C9D3D0"/>
+              <w:right w:val="single" w:sz="4" w:space="0" w:color="C9D3D0"/>
+            </w:tcBorders>
+            <w:shd w:val="clear" w:color="auto" w:fill="F3F8F6"/>
+            <w:tcMar>
+              <w:top w:w="50" w:type="dxa"/>
+              <w:left w:w="100" w:type="dxa"/>
+              <w:bottom w:w="50" w:type="dxa"/>
+              <w:right w:w="100" w:type="dxa"/>
+            </w:tcMar>
+            <w:vAlign w:val="center"/>
+          </w:tcPr>
+          <w:p>
+            <w:pPr>
+              <w:spacing w:line="252" w:lineRule="auto"/>
+            </w:pPr>
+            <w:r>
+              <w:rPr>
+                <w:sz w:val="19"/>
+                <w:szCs w:val="19"/>
+              </w:rPr>
+              <w:t>Ask ZedPath</w:t>
+            </w:r>
+          </w:p>
+        </w:tc>
+        <w:tc>
+          <w:tcPr>
+            <w:tcW w:w="950" w:type="dxa"/>
+            <w:tcBorders>
+              <w:top w:val="single" w:sz="4" w:space="0" w:color="C9D3D0"/>
+              <w:left w:val="single" w:sz="4" w:space="0" w:color="C9D3D0"/>
+              <w:bottom w:val="single" w:sz="4" w:space="0" w:color="C9D3D0"/>
+              <w:right w:val="single" w:sz="4" w:space="0" w:color="C9D3D0"/>
+            </w:tcBorders>
+            <w:shd w:val="clear" w:color="auto" w:fill="F3F8F6"/>
+            <w:tcMar>
+              <w:top w:w="50" w:type="dxa"/>
+              <w:left w:w="100" w:type="dxa"/>
+              <w:bottom w:w="50" w:type="dxa"/>
+              <w:right w:w="100" w:type="dxa"/>
+            </w:tcMar>
+            <w:vAlign w:val="center"/>
+          </w:tcPr>
+          <w:p>
+            <w:pPr>
+              <w:spacing w:line="252" w:lineRule="auto"/>
+            </w:pPr>
+            <w:r>
+              <w:rPr>
+                <w:sz w:val="19"/>
+                <w:szCs w:val="19"/>
+              </w:rPr>
+              <w:t>Ask</w:t>
+            </w:r>
+          </w:p>
+        </w:tc>
+        <w:tc>
+          <w:tcPr>
+            <w:tcW w:w="4050" w:type="dxa"/>
+            <w:tcBorders>
+              <w:top w:val="single" w:sz="4" w:space="0" w:color="C9D3D0"/>
+              <w:left w:val="single" w:sz="4" w:space="0" w:color="C9D3D0"/>
+              <w:bottom w:val="single" w:sz="4" w:space="0" w:color="C9D3D0"/>
+              <w:right w:val="single" w:sz="4" w:space="0" w:color="C9D3D0"/>
+            </w:tcBorders>
+            <w:shd w:val="clear" w:color="auto" w:fill="F3F8F6"/>
+            <w:tcMar>
+              <w:top w:w="50" w:type="dxa"/>
+              <w:left w:w="100" w:type="dxa"/>
+              <w:bottom w:w="50" w:type="dxa"/>
+              <w:right w:w="100" w:type="dxa"/>
+            </w:tcMar>
+            <w:vAlign w:val="center"/>
+          </w:tcPr>
+          <w:p>
+            <w:pPr>
+              <w:spacing w:line="252" w:lineRule="auto"/>
+            </w:pPr>
+            <w:r>
+              <w:rPr>
+                <w:sz w:val="19"/>
+                <w:szCs w:val="19"/>
+              </w:rPr>
+              <w:t>Cited answers; a deep link only fills the question box, never sends it (CR-010)</w:t>
+            </w:r>
+          </w:p>
+        </w:tc>
+      </w:tr>
+      <w:tr>
+        <w:tblPrEx>
+          <w:tblCellMar>
+            <w:top w:w="0" w:type="dxa"/>
+            <w:bottom w:w="0" w:type="dxa"/>
+          </w:tblCellMar>
+        </w:tblPrEx>
+        <w:trPr>
+          <w:cantSplit/>
+        </w:trPr>
+        <w:tc>
+          <w:tcPr>
+            <w:tcW w:w="3018" w:type="dxa"/>
+            <w:tcBorders>
+              <w:top w:val="single" w:sz="4" w:space="0" w:color="C9D3D0"/>
+              <w:left w:val="single" w:sz="4" w:space="0" w:color="C9D3D0"/>
+              <w:bottom w:val="single" w:sz="4" w:space="0" w:color="C9D3D0"/>
+              <w:right w:val="single" w:sz="4" w:space="0" w:color="C9D3D0"/>
+            </w:tcBorders>
+            <w:tcMar>
+              <w:top w:w="50" w:type="dxa"/>
+              <w:left w:w="100" w:type="dxa"/>
+              <w:bottom w:w="50" w:type="dxa"/>
+              <w:right w:w="100" w:type="dxa"/>
+            </w:tcMar>
+            <w:vAlign w:val="center"/>
+          </w:tcPr>
+          <w:p>
+            <w:pPr>
+              <w:spacing w:line="252" w:lineRule="auto"/>
+            </w:pPr>
+            <w:r>
+              <w:rPr>
+                <w:rFonts w:ascii="Consolas" w:eastAsia="Consolas" w:hAnsi="Consolas" w:cs="Consolas"/>
+                <w:sz w:val="17"/>
+                <w:szCs w:val="17"/>
+                <w:shd w:val="clear" w:color="auto" w:fill="F2F4F3"/>
+              </w:rPr>
               <w:t>#/me</w:t>
             </w:r>
           </w:p>
@@ -15470,7 +15850,6 @@
               <w:bottom w:val="single" w:sz="4" w:space="0" w:color="C9D3D0"/>
               <w:right w:val="single" w:sz="4" w:space="0" w:color="C9D3D0"/>
             </w:tcBorders>
-            <w:shd w:val="clear" w:color="auto" w:fill="F3F8F6"/>
             <w:tcMar>
               <w:top w:w="50" w:type="dxa"/>
               <w:left w:w="100" w:type="dxa"/>
@@ -15501,7 +15880,6 @@
               <w:bottom w:val="single" w:sz="4" w:space="0" w:color="C9D3D0"/>
               <w:right w:val="single" w:sz="4" w:space="0" w:color="C9D3D0"/>
             </w:tcBorders>
-            <w:shd w:val="clear" w:color="auto" w:fill="F3F8F6"/>
             <w:tcMar>
               <w:top w:w="50" w:type="dxa"/>
               <w:left w:w="100" w:type="dxa"/>
@@ -15532,7 +15910,6 @@
               <w:bottom w:val="single" w:sz="4" w:space="0" w:color="C9D3D0"/>
               <w:right w:val="single" w:sz="4" w:space="0" w:color="C9D3D0"/>
             </w:tcBorders>
-            <w:shd w:val="clear" w:color="auto" w:fill="F3F8F6"/>
             <w:tcMar>
               <w:top w:w="50" w:type="dxa"/>
               <w:left w:w="100" w:type="dxa"/>
@@ -15567,7 +15944,7 @@
         <w:keepNext/>
         <w:keepLines/>
       </w:pPr>
-      <w:bookmarkStart w:id="19" w:name="_Toc243648008"/>
+      <w:bookmarkStart w:id="19" w:name="_Toc243650961"/>
       <w:r>
         <w:t>4.4 Guards</w:t>
       </w:r>
@@ -15578,7 +15955,7 @@
         <w:pStyle w:val="Caption"/>
         <w:keepNext/>
       </w:pPr>
-      <w:bookmarkStart w:id="20" w:name="_Toc243648039"/>
+      <w:bookmarkStart w:id="20" w:name="_Toc243650993"/>
       <w:r>
         <w:t xml:space="preserve">Table </w:t>
       </w:r>
@@ -16030,6 +16407,7 @@
                 <w:sz w:val="19"/>
                 <w:szCs w:val="19"/>
               </w:rPr>
+              <w:lastRenderedPageBreak/>
               <w:t>Senior without a student profile</w:t>
             </w:r>
           </w:p>
@@ -16102,7 +16480,6 @@
                 <w:sz w:val="19"/>
                 <w:szCs w:val="19"/>
               </w:rPr>
-              <w:lastRenderedPageBreak/>
               <w:t>Session expired or ended elsewhere (any 401 outside the sign-in routes)</w:t>
             </w:r>
           </w:p>
@@ -16223,7 +16600,7 @@
         <w:keepLines/>
         <w:pageBreakBefore/>
       </w:pPr>
-      <w:bookmarkStart w:id="21" w:name="_Toc243648009"/>
+      <w:bookmarkStart w:id="21" w:name="_Toc243650962"/>
       <w:r>
         <w:lastRenderedPageBreak/>
         <w:t>5 Design system</w:t>
@@ -16236,7 +16613,7 @@
         <w:keepNext/>
         <w:keepLines/>
       </w:pPr>
-      <w:bookmarkStart w:id="22" w:name="_Toc243648010"/>
+      <w:bookmarkStart w:id="22" w:name="_Toc243650963"/>
       <w:r>
         <w:t>5.1 Colour roles</w:t>
       </w:r>
@@ -16247,7 +16624,10 @@
         <w:spacing w:after="120"/>
       </w:pPr>
       <w:r>
-        <w:t>The palette pairs the Gate 1 deck navy with the logo's amber. Dark mode follows the system setting and redefines every token. Gradients ("aurora") are used for hero moments only: the Welcome screen and the Paths summary card.</w:t>
+        <w:t xml:space="preserve">The palette pairs the Gate 1 deck navy with the logo's amber. Dark mode follows the system setting and redefines </w:t>
+      </w:r>
+      <w:r>
+        <w:t>every token. Gradients ("aurora") are used for hero moments only: the Welcome screen and the Paths summary card.</w:t>
       </w:r>
     </w:p>
     <w:p>
@@ -16255,7 +16635,7 @@
         <w:pStyle w:val="Caption"/>
         <w:keepNext/>
       </w:pPr>
-      <w:bookmarkStart w:id="23" w:name="_Toc243648040"/>
+      <w:bookmarkStart w:id="23" w:name="_Toc243650994"/>
       <w:r>
         <w:t xml:space="preserve">Table </w:t>
       </w:r>
@@ -18279,7 +18659,7 @@
         <w:keepNext/>
         <w:keepLines/>
       </w:pPr>
-      <w:bookmarkStart w:id="24" w:name="_Toc243648011"/>
+      <w:bookmarkStart w:id="24" w:name="_Toc243650964"/>
       <w:r>
         <w:t>5.2 Typography</w:t>
       </w:r>
@@ -18350,7 +18730,7 @@
         <w:pStyle w:val="Caption"/>
         <w:keepNext/>
       </w:pPr>
-      <w:bookmarkStart w:id="25" w:name="_Toc243648041"/>
+      <w:bookmarkStart w:id="25" w:name="_Toc243650995"/>
       <w:r>
         <w:t xml:space="preserve">Table </w:t>
       </w:r>
@@ -20064,7 +20444,7 @@
         <w:keepNext/>
         <w:keepLines/>
       </w:pPr>
-      <w:bookmarkStart w:id="26" w:name="_Toc243648012"/>
+      <w:bookmarkStart w:id="26" w:name="_Toc243650965"/>
       <w:r>
         <w:t>5.3 Spacing, shape and elevation</w:t>
       </w:r>
@@ -20075,7 +20455,7 @@
         <w:pStyle w:val="Caption"/>
         <w:keepNext/>
       </w:pPr>
-      <w:bookmarkStart w:id="27" w:name="_Toc243648042"/>
+      <w:bookmarkStart w:id="27" w:name="_Toc243650996"/>
       <w:r>
         <w:t xml:space="preserve">Table </w:t>
       </w:r>
@@ -20763,7 +21143,7 @@
         <w:keepNext/>
         <w:keepLines/>
       </w:pPr>
-      <w:bookmarkStart w:id="28" w:name="_Toc243648013"/>
+      <w:bookmarkStart w:id="28" w:name="_Toc243650966"/>
       <w:r>
         <w:t>5.4 Components</w:t>
       </w:r>
@@ -20774,7 +21154,7 @@
         <w:pStyle w:val="Caption"/>
         <w:keepNext/>
       </w:pPr>
-      <w:bookmarkStart w:id="29" w:name="_Toc243648043"/>
+      <w:bookmarkStart w:id="29" w:name="_Toc243650997"/>
       <w:r>
         <w:t xml:space="preserve">Table </w:t>
       </w:r>
@@ -23373,7 +23753,7 @@
         <w:keepLines/>
         <w:pageBreakBefore/>
       </w:pPr>
-      <w:bookmarkStart w:id="30" w:name="_Toc243648014"/>
+      <w:bookmarkStart w:id="30" w:name="_Toc243650967"/>
       <w:r>
         <w:lastRenderedPageBreak/>
         <w:t>6 </w:t>
@@ -23437,7 +23817,7 @@
         <w:keepNext/>
         <w:keepLines/>
       </w:pPr>
-      <w:bookmarkStart w:id="31" w:name="_Toc243648015"/>
+      <w:bookmarkStart w:id="31" w:name="_Toc243650968"/>
       <w:r>
         <w:t>6.1 Welcome, Intro and About you (onboarding)</w:t>
       </w:r>
@@ -23448,7 +23828,7 @@
         <w:pStyle w:val="Caption"/>
         <w:keepNext/>
       </w:pPr>
-      <w:bookmarkStart w:id="32" w:name="_Toc243648044"/>
+      <w:bookmarkStart w:id="32" w:name="_Toc243650998"/>
       <w:r>
         <w:t xml:space="preserve">Table </w:t>
       </w:r>
@@ -23984,7 +24364,7 @@
         <w:keepNext/>
         <w:keepLines/>
       </w:pPr>
-      <w:bookmarkStart w:id="33" w:name="_Toc243648016"/>
+      <w:bookmarkStart w:id="33" w:name="_Toc243650969"/>
       <w:r>
         <w:t>6.2 Account (sign up, log in, recover, recovery code, complete your account)</w:t>
       </w:r>
@@ -23995,7 +24375,7 @@
         <w:pStyle w:val="Caption"/>
         <w:keepNext/>
       </w:pPr>
-      <w:bookmarkStart w:id="34" w:name="_Toc243648045"/>
+      <w:bookmarkStart w:id="34" w:name="_Toc243650999"/>
       <w:r>
         <w:t xml:space="preserve">Table </w:t>
       </w:r>
@@ -24455,7 +24835,7 @@
         <w:keepNext/>
         <w:keepLines/>
       </w:pPr>
-      <w:bookmarkStart w:id="35" w:name="_Toc243648017"/>
+      <w:bookmarkStart w:id="35" w:name="_Toc243650970"/>
       <w:r>
         <w:t>6.3 Paths (home)</w:t>
       </w:r>
@@ -24466,7 +24846,7 @@
         <w:pStyle w:val="Caption"/>
         <w:keepNext/>
       </w:pPr>
-      <w:bookmarkStart w:id="36" w:name="_Toc243648046"/>
+      <w:bookmarkStart w:id="36" w:name="_Toc243651000"/>
       <w:r>
         <w:t xml:space="preserve">Table </w:t>
       </w:r>
@@ -24895,7 +25275,7 @@
         <w:keepNext/>
         <w:keepLines/>
       </w:pPr>
-      <w:bookmarkStart w:id="37" w:name="_Toc243648018"/>
+      <w:bookmarkStart w:id="37" w:name="_Toc243650971"/>
       <w:r>
         <w:t>6.4 Courses</w:t>
       </w:r>
@@ -24906,7 +25286,7 @@
         <w:pStyle w:val="Caption"/>
         <w:keepNext/>
       </w:pPr>
-      <w:bookmarkStart w:id="38" w:name="_Toc243648047"/>
+      <w:bookmarkStart w:id="38" w:name="_Toc243651001"/>
       <w:r>
         <w:t xml:space="preserve">Table </w:t>
       </w:r>
@@ -25382,7 +25762,7 @@
         <w:keepNext/>
         <w:keepLines/>
       </w:pPr>
-      <w:bookmarkStart w:id="39" w:name="_Toc243648019"/>
+      <w:bookmarkStart w:id="39" w:name="_Toc243650972"/>
       <w:r>
         <w:t>6.5 Course detail</w:t>
       </w:r>
@@ -25393,7 +25773,7 @@
         <w:pStyle w:val="Caption"/>
         <w:keepNext/>
       </w:pPr>
-      <w:bookmarkStart w:id="40" w:name="_Toc243648048"/>
+      <w:bookmarkStart w:id="40" w:name="_Toc243651002"/>
       <w:r>
         <w:t xml:space="preserve">Table </w:t>
       </w:r>
@@ -25988,7 +26368,7 @@
         <w:keepNext/>
         <w:keepLines/>
       </w:pPr>
-      <w:bookmarkStart w:id="41" w:name="_Toc243648020"/>
+      <w:bookmarkStart w:id="41" w:name="_Toc243650973"/>
       <w:r>
         <w:lastRenderedPageBreak/>
         <w:t>6.6 Compare</w:t>
@@ -26000,7 +26380,7 @@
         <w:pStyle w:val="Caption"/>
         <w:keepNext/>
       </w:pPr>
-      <w:bookmarkStart w:id="42" w:name="_Toc243648049"/>
+      <w:bookmarkStart w:id="42" w:name="_Toc243651003"/>
       <w:r>
         <w:t xml:space="preserve">Table </w:t>
       </w:r>
@@ -26428,7 +26808,7 @@
         <w:keepNext/>
         <w:keepLines/>
       </w:pPr>
-      <w:bookmarkStart w:id="43" w:name="_Toc243648021"/>
+      <w:bookmarkStart w:id="43" w:name="_Toc243650974"/>
       <w:r>
         <w:t>6.7 My list</w:t>
       </w:r>
@@ -26439,7 +26819,7 @@
         <w:pStyle w:val="Caption"/>
         <w:keepNext/>
       </w:pPr>
-      <w:bookmarkStart w:id="44" w:name="_Toc243648050"/>
+      <w:bookmarkStart w:id="44" w:name="_Toc243651004"/>
       <w:r>
         <w:t xml:space="preserve">Table </w:t>
       </w:r>
@@ -26924,9 +27304,9 @@
         <w:keepNext/>
         <w:keepLines/>
       </w:pPr>
-      <w:bookmarkStart w:id="45" w:name="_Toc243648022"/>
+      <w:bookmarkStart w:id="45" w:name="_Toc243650975"/>
       <w:r>
-        <w:t>6.8 Journey</w:t>
+        <w:t>6.8 Apply to the UGC (CR-012)</w:t>
       </w:r>
       <w:bookmarkEnd w:id="45"/>
     </w:p>
@@ -26935,7 +27315,7 @@
         <w:pStyle w:val="Caption"/>
         <w:keepNext/>
       </w:pPr>
-      <w:bookmarkStart w:id="46" w:name="_Toc243648051"/>
+      <w:bookmarkStart w:id="46" w:name="_Toc243651005"/>
       <w:r>
         <w:t xml:space="preserve">Table </w:t>
       </w:r>
@@ -26958,7 +27338,7 @@
         <w:fldChar w:fldCharType="end"/>
       </w:r>
       <w:r>
-        <w:t>: Journey: specification</w:t>
+        <w:t>: Apply to the UGC: specification</w:t>
       </w:r>
       <w:bookmarkEnd w:id="46"/>
     </w:p>
@@ -27129,7 +27509,7 @@
                 <w:sz w:val="19"/>
                 <w:szCs w:val="19"/>
               </w:rPr>
-              <w:t>The student's own checklist and dated deadlines (US-401 to US-411, US-503)</w:t>
+              <w:t>Help a first-generation applicant fill the UGC online application and post the printout without mistakes (US-304)</w:t>
             </w:r>
           </w:p>
         </w:tc>
@@ -27171,7 +27551,7 @@
                 <w:sz w:val="19"/>
                 <w:szCs w:val="19"/>
               </w:rPr>
-              <w:t>Content</w:t>
+              <w:t>Entry</w:t>
             </w:r>
           </w:p>
         </w:tc>
@@ -27199,42 +27579,19 @@
             </w:pPr>
             <w:r>
               <w:rPr>
-                <w:sz w:val="19"/>
-                <w:szCs w:val="19"/>
-              </w:rPr>
-              <w:t xml:space="preserve">Tabs </w:t>
-            </w:r>
-            <w:r>
-              <w:rPr>
-                <w:b/>
-                <w:bCs/>
-                <w:sz w:val="19"/>
-                <w:szCs w:val="19"/>
-              </w:rPr>
-              <w:t>My steps</w:t>
-            </w:r>
-            <w:r>
-              <w:rPr>
-                <w:sz w:val="19"/>
-                <w:szCs w:val="19"/>
-              </w:rPr>
-              <w:t xml:space="preserve"> and </w:t>
-            </w:r>
-            <w:r>
-              <w:rPr>
-                <w:b/>
-                <w:bCs/>
-                <w:sz w:val="19"/>
-                <w:szCs w:val="19"/>
-              </w:rPr>
-              <w:t>Open now</w:t>
-            </w:r>
-            <w:r>
-              <w:rPr>
-                <w:sz w:val="19"/>
-                <w:szCs w:val="19"/>
-              </w:rPr>
-              <w:t>. My steps: progress bar, steps (results, list, compare, aptitude tests, deadlines, apply to the UGC with its handbook quote), followed courses and notices. Open now: official notices with closing dates, each showing whether the student meets the A/L and age rules (checked on the phone)</w:t>
+                <w:i/>
+                <w:iCs/>
+                <w:sz w:val="19"/>
+                <w:szCs w:val="19"/>
+              </w:rPr>
+              <w:t>Apply to the UGC, step by step</w:t>
+            </w:r>
+            <w:r>
+              <w:rPr>
+                <w:sz w:val="19"/>
+                <w:szCs w:val="19"/>
+              </w:rPr>
+              <w:t xml:space="preserve"> button on My list</w:t>
             </w:r>
           </w:p>
         </w:tc>
@@ -27275,7 +27632,7 @@
                 <w:sz w:val="19"/>
                 <w:szCs w:val="19"/>
               </w:rPr>
-              <w:t>States</w:t>
+              <w:t>Content</w:t>
             </w:r>
           </w:p>
         </w:tc>
@@ -27305,7 +27662,7 @@
                 <w:sz w:val="19"/>
                 <w:szCs w:val="19"/>
               </w:rPr>
-              <w:t xml:space="preserve">Loading skeleton; </w:t>
+              <w:t xml:space="preserve">Privacy note (stays on this phone; ZedPath never logs in to the UGC). </w:t>
             </w:r>
             <w:r>
               <w:rPr>
@@ -27314,14 +27671,62 @@
                 <w:sz w:val="19"/>
                 <w:szCs w:val="19"/>
               </w:rPr>
-              <w:t>locked step</w:t>
-            </w:r>
-            <w:r>
-              <w:rPr>
-                <w:sz w:val="19"/>
-                <w:szCs w:val="19"/>
-              </w:rPr>
-              <w:t>: shows the official rule instead of a date while the UGC has not announced it; Empty: how to follow courses and notices</w:t>
+              <w:t>1. Get these ready</w:t>
+            </w:r>
+            <w:r>
+              <w:rPr>
+                <w:sz w:val="19"/>
+                <w:szCs w:val="19"/>
+              </w:rPr>
+              <w:t xml:space="preserve">: two questions (school or private candidate; name different from the A/L name) and a personal checklist (NIC both sides; own email and mobile; laser printer, A4 envelope, registered post; certified O/L copy when the list needs it; principal or JP certification; affidavit on a Rs. 50 stamp; separate aptitude applications). </w:t>
+            </w:r>
+            <w:r>
+              <w:rPr>
+                <w:b/>
+                <w:bCs/>
+                <w:sz w:val="19"/>
+                <w:szCs w:val="19"/>
+              </w:rPr>
+              <w:t>2. Fill the form</w:t>
+            </w:r>
+            <w:r>
+              <w:rPr>
+                <w:sz w:val="19"/>
+                <w:szCs w:val="19"/>
+              </w:rPr>
+              <w:t xml:space="preserve">: the autofill warning, then Register, Step 1 to Step 4, each field with a Copy button, pre-filled from the account and results (name in BLOCK CAPITALS, name with initials, date of birth, email, mobile as 07…, district, A/L results), and the Uni-Codes in the student's order with </w:t>
+            </w:r>
+            <w:r>
+              <w:rPr>
+                <w:i/>
+                <w:iCs/>
+                <w:sz w:val="19"/>
+                <w:szCs w:val="19"/>
+              </w:rPr>
+              <w:t>Copy all</w:t>
+            </w:r>
+            <w:r>
+              <w:rPr>
+                <w:sz w:val="19"/>
+                <w:szCs w:val="19"/>
+              </w:rPr>
+              <w:t xml:space="preserve">. </w:t>
+            </w:r>
+            <w:r>
+              <w:rPr>
+                <w:b/>
+                <w:bCs/>
+                <w:sz w:val="19"/>
+                <w:szCs w:val="19"/>
+              </w:rPr>
+              <w:t>3. Print and post</w:t>
+            </w:r>
+            <w:r>
+              <w:rPr>
+                <w:sz w:val="19"/>
+                <w:szCs w:val="19"/>
+              </w:rPr>
+              <w:t>: seven ticks ending with the UGC address and the one-time order change. Every item cites its page of the UGC handbook 2025/26 Section 5</w:t>
             </w:r>
           </w:p>
         </w:tc>
@@ -27363,6 +27768,87 @@
                 <w:sz w:val="19"/>
                 <w:szCs w:val="19"/>
               </w:rPr>
+              <w:t>States</w:t>
+            </w:r>
+          </w:p>
+        </w:tc>
+        <w:tc>
+          <w:tcPr>
+            <w:tcW w:w="7912" w:type="dxa"/>
+            <w:tcBorders>
+              <w:top w:val="single" w:sz="4" w:space="0" w:color="C9D3D0"/>
+              <w:left w:val="single" w:sz="4" w:space="0" w:color="C9D3D0"/>
+              <w:bottom w:val="single" w:sz="4" w:space="0" w:color="C9D3D0"/>
+              <w:right w:val="single" w:sz="4" w:space="0" w:color="C9D3D0"/>
+            </w:tcBorders>
+            <w:shd w:val="clear" w:color="auto" w:fill="F3F8F6"/>
+            <w:tcMar>
+              <w:top w:w="50" w:type="dxa"/>
+              <w:left w:w="100" w:type="dxa"/>
+              <w:bottom w:w="50" w:type="dxa"/>
+              <w:right w:w="100" w:type="dxa"/>
+            </w:tcMar>
+            <w:vAlign w:val="center"/>
+          </w:tcPr>
+          <w:p>
+            <w:pPr>
+              <w:spacing w:line="252" w:lineRule="auto"/>
+            </w:pPr>
+            <w:r>
+              <w:rPr>
+                <w:sz w:val="19"/>
+                <w:szCs w:val="19"/>
+              </w:rPr>
+              <w:t xml:space="preserve">Progress "n of m steps done"; Step 4 without a list shows </w:t>
+            </w:r>
+            <w:r>
+              <w:rPr>
+                <w:i/>
+                <w:iCs/>
+                <w:sz w:val="19"/>
+                <w:szCs w:val="19"/>
+              </w:rPr>
+              <w:t>Build your list first</w:t>
+            </w:r>
+          </w:p>
+        </w:tc>
+      </w:tr>
+      <w:tr>
+        <w:tblPrEx>
+          <w:tblCellMar>
+            <w:top w:w="0" w:type="dxa"/>
+            <w:bottom w:w="0" w:type="dxa"/>
+          </w:tblCellMar>
+        </w:tblPrEx>
+        <w:trPr>
+          <w:cantSplit/>
+        </w:trPr>
+        <w:tc>
+          <w:tcPr>
+            <w:tcW w:w="1726" w:type="dxa"/>
+            <w:tcBorders>
+              <w:top w:val="single" w:sz="4" w:space="0" w:color="C9D3D0"/>
+              <w:left w:val="single" w:sz="4" w:space="0" w:color="C9D3D0"/>
+              <w:bottom w:val="single" w:sz="4" w:space="0" w:color="C9D3D0"/>
+              <w:right w:val="single" w:sz="4" w:space="0" w:color="C9D3D0"/>
+            </w:tcBorders>
+            <w:tcMar>
+              <w:top w:w="50" w:type="dxa"/>
+              <w:left w:w="100" w:type="dxa"/>
+              <w:bottom w:w="50" w:type="dxa"/>
+              <w:right w:w="100" w:type="dxa"/>
+            </w:tcMar>
+            <w:vAlign w:val="center"/>
+          </w:tcPr>
+          <w:p>
+            <w:pPr>
+              <w:spacing w:line="252" w:lineRule="auto"/>
+            </w:pPr>
+            <w:r>
+              <w:rPr>
+                <w:sz w:val="19"/>
+                <w:szCs w:val="19"/>
+              </w:rPr>
               <w:t>Interactions</w:t>
             </w:r>
           </w:p>
@@ -27376,25 +27862,24 @@
               <w:bottom w:val="single" w:sz="4" w:space="0" w:color="C9D3D0"/>
               <w:right w:val="single" w:sz="4" w:space="0" w:color="C9D3D0"/>
             </w:tcBorders>
-            <w:shd w:val="clear" w:color="auto" w:fill="F3F8F6"/>
-            <w:tcMar>
-              <w:top w:w="50" w:type="dxa"/>
-              <w:left w:w="100" w:type="dxa"/>
-              <w:bottom w:w="50" w:type="dxa"/>
-              <w:right w:w="100" w:type="dxa"/>
-            </w:tcMar>
-            <w:vAlign w:val="center"/>
-          </w:tcPr>
-          <w:p>
-            <w:pPr>
-              <w:spacing w:line="252" w:lineRule="auto"/>
-            </w:pPr>
-            <w:r>
-              <w:rPr>
-                <w:sz w:val="19"/>
-                <w:szCs w:val="19"/>
-              </w:rPr>
-              <w:t>Tick a step only inside its window (server-checked); "I applied" after a notice opens; reminders as phone notifications (Android app) or a calendar file</w:t>
+            <w:tcMar>
+              <w:top w:w="50" w:type="dxa"/>
+              <w:left w:w="100" w:type="dxa"/>
+              <w:bottom w:w="50" w:type="dxa"/>
+              <w:right w:w="100" w:type="dxa"/>
+            </w:tcMar>
+            <w:vAlign w:val="center"/>
+          </w:tcPr>
+          <w:p>
+            <w:pPr>
+              <w:spacing w:line="252" w:lineRule="auto"/>
+            </w:pPr>
+            <w:r>
+              <w:rPr>
+                <w:sz w:val="19"/>
+                <w:szCs w:val="19"/>
+              </w:rPr>
+              <w:t>Copy shows the green confirmation; ticks and answers saved on the phone at once</w:t>
             </w:r>
           </w:p>
         </w:tc>
@@ -27411,10 +27896,9 @@
         <w:keepNext/>
         <w:keepLines/>
       </w:pPr>
-      <w:bookmarkStart w:id="47" w:name="_Toc243648023"/>
+      <w:bookmarkStart w:id="47" w:name="_Toc243650976"/>
       <w:r>
-        <w:lastRenderedPageBreak/>
-        <w:t>6.9 Ask ZedPath</w:t>
+        <w:t>6.9 Journey</w:t>
       </w:r>
       <w:bookmarkEnd w:id="47"/>
     </w:p>
@@ -27423,7 +27907,7 @@
         <w:pStyle w:val="Caption"/>
         <w:keepNext/>
       </w:pPr>
-      <w:bookmarkStart w:id="48" w:name="_Toc243648052"/>
+      <w:bookmarkStart w:id="48" w:name="_Toc243651006"/>
       <w:r>
         <w:t xml:space="preserve">Table </w:t>
       </w:r>
@@ -27446,7 +27930,7 @@
         <w:fldChar w:fldCharType="end"/>
       </w:r>
       <w:r>
-        <w:t>: Ask ZedPath: specification</w:t>
+        <w:t>: Journey: specification</w:t>
       </w:r>
       <w:bookmarkEnd w:id="48"/>
     </w:p>
@@ -27617,7 +28101,7 @@
                 <w:sz w:val="19"/>
                 <w:szCs w:val="19"/>
               </w:rPr>
-              <w:t>Cited answers in the student's language (US-601 to US-607)</w:t>
+              <w:t>The student's own checklist and dated deadlines (US-401 to US-411, US-503)</w:t>
             </w:r>
           </w:p>
         </w:tc>
@@ -27690,7 +28174,7 @@
                 <w:sz w:val="19"/>
                 <w:szCs w:val="19"/>
               </w:rPr>
-              <w:t xml:space="preserve">Five </w:t>
+              <w:t xml:space="preserve">Tabs </w:t>
             </w:r>
             <w:r>
               <w:rPr>
@@ -27699,30 +28183,14 @@
                 <w:sz w:val="19"/>
                 <w:szCs w:val="19"/>
               </w:rPr>
-              <w:t>personalised suggestion chips</w:t>
-            </w:r>
-            <w:r>
-              <w:rPr>
-                <w:sz w:val="19"/>
-                <w:szCs w:val="19"/>
-              </w:rPr>
-              <w:t xml:space="preserve"> (chances, best achievement against the reach course, interests, common questions; </w:t>
-            </w:r>
-            <w:r>
-              <w:rPr>
-                <w:rFonts w:ascii="Consolas" w:eastAsia="Consolas" w:hAnsi="Consolas" w:cs="Consolas"/>
-                <w:sz w:val="17"/>
-                <w:szCs w:val="17"/>
-                <w:shd w:val="clear" w:color="auto" w:fill="F2F4F3"/>
-              </w:rPr>
-              <w:t>src/ask-suggest.ts</w:t>
-            </w:r>
-            <w:r>
-              <w:rPr>
-                <w:sz w:val="19"/>
-                <w:szCs w:val="19"/>
-              </w:rPr>
-              <w:t xml:space="preserve">); answer card: </w:t>
+              <w:t>My steps</w:t>
+            </w:r>
+            <w:r>
+              <w:rPr>
+                <w:sz w:val="19"/>
+                <w:szCs w:val="19"/>
+              </w:rPr>
+              <w:t xml:space="preserve"> and </w:t>
             </w:r>
             <w:r>
               <w:rPr>
@@ -27731,30 +28199,14 @@
                 <w:sz w:val="19"/>
                 <w:szCs w:val="19"/>
               </w:rPr>
-              <w:t>verdict chip</w:t>
-            </w:r>
-            <w:r>
-              <w:rPr>
-                <w:sz w:val="19"/>
-                <w:szCs w:val="19"/>
-              </w:rPr>
-              <w:t xml:space="preserve"> (Yes / No / It depends / Not in official sources), lead and bullets with "Show more", band pills checked against the student's results, next-step actions, </w:t>
-            </w:r>
-            <w:r>
-              <w:rPr>
-                <w:b/>
-                <w:bCs/>
-                <w:sz w:val="19"/>
-                <w:szCs w:val="19"/>
-              </w:rPr>
-              <w:t>source chips</w:t>
-            </w:r>
-            <w:r>
-              <w:rPr>
-                <w:sz w:val="19"/>
-                <w:szCs w:val="19"/>
-              </w:rPr>
-              <w:t xml:space="preserve"> with page numbers, two follow-ups, Helpful / Report a wrong answer</w:t>
+              <w:t>Open now</w:t>
+            </w:r>
+            <w:r>
+              <w:rPr>
+                <w:sz w:val="19"/>
+                <w:szCs w:val="19"/>
+              </w:rPr>
+              <w:t>. My steps: progress bar, steps (results, list, compare, aptitude tests, deadlines, apply to the UGC with its handbook quote), followed courses and notices. Open now: official notices with closing dates, each showing whether the student meets the A/L and age rules (checked on the phone)</w:t>
             </w:r>
           </w:p>
         </w:tc>
@@ -27825,39 +28277,23 @@
                 <w:sz w:val="19"/>
                 <w:szCs w:val="19"/>
               </w:rPr>
-              <w:t xml:space="preserve">Thinking: </w:t>
-            </w:r>
-            <w:r>
-              <w:rPr>
-                <w:rFonts w:ascii="Consolas" w:eastAsia="Consolas" w:hAnsi="Consolas" w:cs="Consolas"/>
-                <w:sz w:val="17"/>
-                <w:szCs w:val="17"/>
-                <w:shd w:val="clear" w:color="auto" w:fill="F2F4F3"/>
-              </w:rPr>
-              <w:t>role="status"</w:t>
-            </w:r>
-            <w:r>
-              <w:rPr>
-                <w:sz w:val="19"/>
-                <w:szCs w:val="19"/>
-              </w:rPr>
-              <w:t xml:space="preserve">; Error: </w:t>
-            </w:r>
-            <w:r>
-              <w:rPr>
-                <w:rFonts w:ascii="Consolas" w:eastAsia="Consolas" w:hAnsi="Consolas" w:cs="Consolas"/>
-                <w:sz w:val="17"/>
-                <w:szCs w:val="17"/>
-                <w:shd w:val="clear" w:color="auto" w:fill="F2F4F3"/>
-              </w:rPr>
-              <w:t>role="alert"</w:t>
-            </w:r>
-            <w:r>
-              <w:rPr>
-                <w:sz w:val="19"/>
-                <w:szCs w:val="19"/>
-              </w:rPr>
-              <w:t xml:space="preserve"> with retry; AI unavailable: core browsing still works (NFR-040)</w:t>
+              <w:t xml:space="preserve">Loading skeleton; </w:t>
+            </w:r>
+            <w:r>
+              <w:rPr>
+                <w:b/>
+                <w:bCs/>
+                <w:sz w:val="19"/>
+                <w:szCs w:val="19"/>
+              </w:rPr>
+              <w:t>locked step</w:t>
+            </w:r>
+            <w:r>
+              <w:rPr>
+                <w:sz w:val="19"/>
+                <w:szCs w:val="19"/>
+              </w:rPr>
+              <w:t>: shows the official rule instead of a date while the UGC has not announced it; Empty: how to follow courses and notices</w:t>
             </w:r>
           </w:p>
         </w:tc>
@@ -27930,7 +28366,7 @@
                 <w:sz w:val="19"/>
                 <w:szCs w:val="19"/>
               </w:rPr>
-              <w:t>Composer pinned above the navigation bar; question sent with the interface language</w:t>
+              <w:t>Tick a step only inside its window (server-checked); "I applied" after a notice opens; reminders as phone notifications (Android app) or a calendar file</w:t>
             </w:r>
           </w:p>
         </w:tc>
@@ -27947,9 +28383,9 @@
         <w:keepNext/>
         <w:keepLines/>
       </w:pPr>
-      <w:bookmarkStart w:id="49" w:name="_Toc243648024"/>
+      <w:bookmarkStart w:id="49" w:name="_Toc243650977"/>
       <w:r>
-        <w:t>6.10 Groups, Group room and Group info</w:t>
+        <w:t>6.10 Ask ZedPath</w:t>
       </w:r>
       <w:bookmarkEnd w:id="49"/>
     </w:p>
@@ -27958,7 +28394,7 @@
         <w:pStyle w:val="Caption"/>
         <w:keepNext/>
       </w:pPr>
-      <w:bookmarkStart w:id="50" w:name="_Toc243648053"/>
+      <w:bookmarkStart w:id="50" w:name="_Toc243651007"/>
       <w:r>
         <w:t xml:space="preserve">Table </w:t>
       </w:r>
@@ -27981,7 +28417,7 @@
         <w:fldChar w:fldCharType="end"/>
       </w:r>
       <w:r>
-        <w:t>: Groups, Group room and Group info: specification</w:t>
+        <w:t>: Ask ZedPath: specification</w:t>
       </w:r>
       <w:bookmarkEnd w:id="50"/>
     </w:p>
@@ -28152,7 +28588,7 @@
                 <w:sz w:val="19"/>
                 <w:szCs w:val="19"/>
               </w:rPr>
-              <w:t>"Don't decide alone": a group per target course and per A/L batch (US-704 to US-708)</w:t>
+              <w:t>Cited answers in the student's language (US-601 to US-607)</w:t>
             </w:r>
           </w:p>
         </w:tc>
@@ -28225,7 +28661,71 @@
                 <w:sz w:val="19"/>
                 <w:szCs w:val="19"/>
               </w:rPr>
-              <w:t>WhatsApp-style chat list (my groups, groups for courses on My list, popular groups); room with bubbles, avatars, names, senior badge; labelled sample conversations; group info: description, rules, members, Exit group</w:t>
+              <w:t xml:space="preserve">Five </w:t>
+            </w:r>
+            <w:r>
+              <w:rPr>
+                <w:b/>
+                <w:bCs/>
+                <w:sz w:val="19"/>
+                <w:szCs w:val="19"/>
+              </w:rPr>
+              <w:t>personalised suggestion chips</w:t>
+            </w:r>
+            <w:r>
+              <w:rPr>
+                <w:sz w:val="19"/>
+                <w:szCs w:val="19"/>
+              </w:rPr>
+              <w:t xml:space="preserve"> (chances, best achievement against the reach course, interests, common questions; </w:t>
+            </w:r>
+            <w:r>
+              <w:rPr>
+                <w:rFonts w:ascii="Consolas" w:eastAsia="Consolas" w:hAnsi="Consolas" w:cs="Consolas"/>
+                <w:sz w:val="17"/>
+                <w:szCs w:val="17"/>
+                <w:shd w:val="clear" w:color="auto" w:fill="F2F4F3"/>
+              </w:rPr>
+              <w:t>src/ask-suggest.ts</w:t>
+            </w:r>
+            <w:r>
+              <w:rPr>
+                <w:sz w:val="19"/>
+                <w:szCs w:val="19"/>
+              </w:rPr>
+              <w:t xml:space="preserve">); answer card: </w:t>
+            </w:r>
+            <w:r>
+              <w:rPr>
+                <w:b/>
+                <w:bCs/>
+                <w:sz w:val="19"/>
+                <w:szCs w:val="19"/>
+              </w:rPr>
+              <w:t>verdict chip</w:t>
+            </w:r>
+            <w:r>
+              <w:rPr>
+                <w:sz w:val="19"/>
+                <w:szCs w:val="19"/>
+              </w:rPr>
+              <w:t xml:space="preserve"> (Yes / No / It depends / Not in official sources), lead and bullets with "Show more", band pills checked against the student's results, next-step actions, </w:t>
+            </w:r>
+            <w:r>
+              <w:rPr>
+                <w:b/>
+                <w:bCs/>
+                <w:sz w:val="19"/>
+                <w:szCs w:val="19"/>
+              </w:rPr>
+              <w:t>source chips</w:t>
+            </w:r>
+            <w:r>
+              <w:rPr>
+                <w:sz w:val="19"/>
+                <w:szCs w:val="19"/>
+              </w:rPr>
+              <w:t xml:space="preserve"> with page numbers, two follow-ups, Helpful / Report a wrong answer</w:t>
             </w:r>
           </w:p>
         </w:tc>
@@ -28296,7 +28796,7 @@
                 <w:sz w:val="19"/>
                 <w:szCs w:val="19"/>
               </w:rPr>
-              <w:t xml:space="preserve">Loading skeleton; errors </w:t>
+              <w:t xml:space="preserve">Thinking: </w:t>
             </w:r>
             <w:r>
               <w:rPr>
@@ -28305,14 +28805,14 @@
                 <w:szCs w:val="17"/>
                 <w:shd w:val="clear" w:color="auto" w:fill="F2F4F3"/>
               </w:rPr>
-              <w:t>role="alert"</w:t>
-            </w:r>
-            <w:r>
-              <w:rPr>
-                <w:sz w:val="19"/>
-                <w:szCs w:val="19"/>
-              </w:rPr>
-              <w:t xml:space="preserve">; reconnecting </w:t>
+              <w:t>role="status"</w:t>
+            </w:r>
+            <w:r>
+              <w:rPr>
+                <w:sz w:val="19"/>
+                <w:szCs w:val="19"/>
+              </w:rPr>
+              <w:t xml:space="preserve">; Error: </w:t>
             </w:r>
             <w:r>
               <w:rPr>
@@ -28321,14 +28821,14 @@
                 <w:szCs w:val="17"/>
                 <w:shd w:val="clear" w:color="auto" w:fill="F2F4F3"/>
               </w:rPr>
-              <w:t>role="status"</w:t>
-            </w:r>
-            <w:r>
-              <w:rPr>
-                <w:sz w:val="19"/>
-                <w:szCs w:val="19"/>
-              </w:rPr>
-              <w:t xml:space="preserve"> (only after three failed tries is the connection reported lost)</w:t>
+              <w:t>role="alert"</w:t>
+            </w:r>
+            <w:r>
+              <w:rPr>
+                <w:sz w:val="19"/>
+                <w:szCs w:val="19"/>
+              </w:rPr>
+              <w:t xml:space="preserve"> with retry; AI unavailable: core browsing still works (NFR-040)</w:t>
             </w:r>
           </w:p>
         </w:tc>
@@ -28398,19 +28898,10 @@
             </w:pPr>
             <w:r>
               <w:rPr>
-                <w:b/>
-                <w:bCs/>
-                <w:sz w:val="19"/>
-                <w:szCs w:val="19"/>
-              </w:rPr>
-              <w:t>Rules accepted once per account</w:t>
-            </w:r>
-            <w:r>
-              <w:rPr>
-                <w:sz w:val="19"/>
-                <w:szCs w:val="19"/>
-              </w:rPr>
-              <w:t xml:space="preserve"> at the first join (server-enforced); tap the group name for info; report and block; phone numbers and emails refused</w:t>
+                <w:sz w:val="19"/>
+                <w:szCs w:val="19"/>
+              </w:rPr>
+              <w:t>Composer pinned above the navigation bar; question sent with the interface language</w:t>
             </w:r>
           </w:p>
         </w:tc>
@@ -28427,9 +28918,9 @@
         <w:keepNext/>
         <w:keepLines/>
       </w:pPr>
-      <w:bookmarkStart w:id="51" w:name="_Toc243648025"/>
+      <w:bookmarkStart w:id="51" w:name="_Toc243650978"/>
       <w:r>
-        <w:t>6.11 Me</w:t>
+        <w:t>6.11 Groups, Group room and Group info</w:t>
       </w:r>
       <w:bookmarkEnd w:id="51"/>
     </w:p>
@@ -28438,7 +28929,7 @@
         <w:pStyle w:val="Caption"/>
         <w:keepNext/>
       </w:pPr>
-      <w:bookmarkStart w:id="52" w:name="_Toc243648054"/>
+      <w:bookmarkStart w:id="52" w:name="_Toc243651008"/>
       <w:r>
         <w:t xml:space="preserve">Table </w:t>
       </w:r>
@@ -28461,7 +28952,7 @@
         <w:fldChar w:fldCharType="end"/>
       </w:r>
       <w:r>
-        <w:t>: Me: specification</w:t>
+        <w:t>: Groups, Group room and Group info: specification</w:t>
       </w:r>
       <w:bookmarkEnd w:id="52"/>
     </w:p>
@@ -28632,7 +29123,7 @@
                 <w:sz w:val="19"/>
                 <w:szCs w:val="19"/>
               </w:rPr>
-              <w:t>The student's own settings (US-102, US-108, US-110)</w:t>
+              <w:t>"Don't decide alone": a group per target course and per A/L batch (US-704 to US-708)</w:t>
             </w:r>
           </w:p>
         </w:tc>
@@ -28705,39 +29196,7 @@
                 <w:sz w:val="19"/>
                 <w:szCs w:val="19"/>
               </w:rPr>
-              <w:t xml:space="preserve">Avatar picker (12 silhouettes, </w:t>
-            </w:r>
-            <w:r>
-              <w:rPr>
-                <w:rFonts w:ascii="Consolas" w:eastAsia="Consolas" w:hAnsi="Consolas" w:cs="Consolas"/>
-                <w:sz w:val="17"/>
-                <w:szCs w:val="17"/>
-                <w:shd w:val="clear" w:color="auto" w:fill="F2F4F3"/>
-              </w:rPr>
-              <w:t>radiogroup</w:t>
-            </w:r>
-            <w:r>
-              <w:rPr>
-                <w:sz w:val="19"/>
-                <w:szCs w:val="19"/>
-              </w:rPr>
-              <w:t xml:space="preserve">-style selection), profile summary and edit, language, </w:t>
-            </w:r>
-            <w:r>
-              <w:rPr>
-                <w:b/>
-                <w:bCs/>
-                <w:sz w:val="19"/>
-                <w:szCs w:val="19"/>
-              </w:rPr>
-              <w:t>notification settings</w:t>
-            </w:r>
-            <w:r>
-              <w:rPr>
-                <w:sz w:val="19"/>
-                <w:szCs w:val="19"/>
-              </w:rPr>
-              <w:t xml:space="preserve"> (7-day / 1-day reminders, 8 am / 6 pm, badge count; defaults = previous behaviour), contact details, log out, delete account. A demo account shows the note "Demo account with a sample student. Groups are read-only, and it is deleted 24 hours after you opened it" (CR-007)</w:t>
+              <w:t>WhatsApp-style chat list (my groups, groups for courses on My list, popular groups); room with bubbles, avatars, names, senior badge; labelled sample conversations; group info: description, rules, members, Exit group</w:t>
             </w:r>
           </w:p>
         </w:tc>
@@ -28778,7 +29237,7 @@
                 <w:sz w:val="19"/>
                 <w:szCs w:val="19"/>
               </w:rPr>
-              <w:t>Interactions</w:t>
+              <w:t>States</w:t>
             </w:r>
           </w:p>
         </w:tc>
@@ -28808,7 +29267,7 @@
                 <w:sz w:val="19"/>
                 <w:szCs w:val="19"/>
               </w:rPr>
-              <w:t>Delete asks for confirmation and removes every server row (cascade). A failed log-out shows "Could not log out: check your connection and try again. You are still logged in." (</w:t>
+              <w:t xml:space="preserve">Loading skeleton; errors </w:t>
             </w:r>
             <w:r>
               <w:rPr>
@@ -28824,39 +29283,105 @@
                 <w:sz w:val="19"/>
                 <w:szCs w:val="19"/>
               </w:rPr>
-              <w:t xml:space="preserve">, CR-010). </w:t>
-            </w:r>
-            <w:r>
-              <w:rPr>
-                <w:i/>
-                <w:iCs/>
-                <w:sz w:val="19"/>
-                <w:szCs w:val="19"/>
-              </w:rPr>
-              <w:t>Log out and clear this phone</w:t>
-            </w:r>
-            <w:r>
-              <w:rPr>
-                <w:sz w:val="19"/>
-                <w:szCs w:val="19"/>
-              </w:rPr>
-              <w:t xml:space="preserve"> and </w:t>
-            </w:r>
-            <w:r>
-              <w:rPr>
-                <w:i/>
-                <w:iCs/>
-                <w:sz w:val="19"/>
-                <w:szCs w:val="19"/>
-              </w:rPr>
-              <w:t>Delete everything on this phone</w:t>
-            </w:r>
-            <w:r>
-              <w:rPr>
-                <w:sz w:val="19"/>
-                <w:szCs w:val="19"/>
-              </w:rPr>
-              <w:t xml:space="preserve"> also switch demo mode off</w:t>
+              <w:t xml:space="preserve">; reconnecting </w:t>
+            </w:r>
+            <w:r>
+              <w:rPr>
+                <w:rFonts w:ascii="Consolas" w:eastAsia="Consolas" w:hAnsi="Consolas" w:cs="Consolas"/>
+                <w:sz w:val="17"/>
+                <w:szCs w:val="17"/>
+                <w:shd w:val="clear" w:color="auto" w:fill="F2F4F3"/>
+              </w:rPr>
+              <w:t>role="status"</w:t>
+            </w:r>
+            <w:r>
+              <w:rPr>
+                <w:sz w:val="19"/>
+                <w:szCs w:val="19"/>
+              </w:rPr>
+              <w:t xml:space="preserve"> (only after three failed tries is the connection reported lost)</w:t>
+            </w:r>
+          </w:p>
+        </w:tc>
+      </w:tr>
+      <w:tr>
+        <w:tblPrEx>
+          <w:tblCellMar>
+            <w:top w:w="0" w:type="dxa"/>
+            <w:bottom w:w="0" w:type="dxa"/>
+          </w:tblCellMar>
+        </w:tblPrEx>
+        <w:trPr>
+          <w:cantSplit/>
+        </w:trPr>
+        <w:tc>
+          <w:tcPr>
+            <w:tcW w:w="1726" w:type="dxa"/>
+            <w:tcBorders>
+              <w:top w:val="single" w:sz="4" w:space="0" w:color="C9D3D0"/>
+              <w:left w:val="single" w:sz="4" w:space="0" w:color="C9D3D0"/>
+              <w:bottom w:val="single" w:sz="4" w:space="0" w:color="C9D3D0"/>
+              <w:right w:val="single" w:sz="4" w:space="0" w:color="C9D3D0"/>
+            </w:tcBorders>
+            <w:shd w:val="clear" w:color="auto" w:fill="F3F8F6"/>
+            <w:tcMar>
+              <w:top w:w="50" w:type="dxa"/>
+              <w:left w:w="100" w:type="dxa"/>
+              <w:bottom w:w="50" w:type="dxa"/>
+              <w:right w:w="100" w:type="dxa"/>
+            </w:tcMar>
+            <w:vAlign w:val="center"/>
+          </w:tcPr>
+          <w:p>
+            <w:pPr>
+              <w:spacing w:line="252" w:lineRule="auto"/>
+            </w:pPr>
+            <w:r>
+              <w:rPr>
+                <w:sz w:val="19"/>
+                <w:szCs w:val="19"/>
+              </w:rPr>
+              <w:t>Interactions</w:t>
+            </w:r>
+          </w:p>
+        </w:tc>
+        <w:tc>
+          <w:tcPr>
+            <w:tcW w:w="7912" w:type="dxa"/>
+            <w:tcBorders>
+              <w:top w:val="single" w:sz="4" w:space="0" w:color="C9D3D0"/>
+              <w:left w:val="single" w:sz="4" w:space="0" w:color="C9D3D0"/>
+              <w:bottom w:val="single" w:sz="4" w:space="0" w:color="C9D3D0"/>
+              <w:right w:val="single" w:sz="4" w:space="0" w:color="C9D3D0"/>
+            </w:tcBorders>
+            <w:shd w:val="clear" w:color="auto" w:fill="F3F8F6"/>
+            <w:tcMar>
+              <w:top w:w="50" w:type="dxa"/>
+              <w:left w:w="100" w:type="dxa"/>
+              <w:bottom w:w="50" w:type="dxa"/>
+              <w:right w:w="100" w:type="dxa"/>
+            </w:tcMar>
+            <w:vAlign w:val="center"/>
+          </w:tcPr>
+          <w:p>
+            <w:pPr>
+              <w:spacing w:line="252" w:lineRule="auto"/>
+            </w:pPr>
+            <w:r>
+              <w:rPr>
+                <w:b/>
+                <w:bCs/>
+                <w:sz w:val="19"/>
+                <w:szCs w:val="19"/>
+              </w:rPr>
+              <w:t>Rules accepted once per account</w:t>
+            </w:r>
+            <w:r>
+              <w:rPr>
+                <w:sz w:val="19"/>
+                <w:szCs w:val="19"/>
+              </w:rPr>
+              <w:t xml:space="preserve"> at the first join (server-enforced); tap the group name for info; report and block; phone numbers and emails refused</w:t>
             </w:r>
           </w:p>
         </w:tc>
@@ -28869,15 +29394,14 @@
     </w:p>
     <w:p>
       <w:pPr>
-        <w:pStyle w:val="Heading1"/>
+        <w:pStyle w:val="Heading2"/>
         <w:keepNext/>
         <w:keepLines/>
-        <w:pageBreakBefore/>
       </w:pPr>
-      <w:bookmarkStart w:id="53" w:name="_Toc243648026"/>
+      <w:bookmarkStart w:id="53" w:name="_Toc243650979"/>
       <w:r>
         <w:lastRenderedPageBreak/>
-        <w:t>7 Interaction patterns</w:t>
+        <w:t>6.12 Me</w:t>
       </w:r>
       <w:bookmarkEnd w:id="53"/>
     </w:p>
@@ -28886,7 +29410,7 @@
         <w:pStyle w:val="Caption"/>
         <w:keepNext/>
       </w:pPr>
-      <w:bookmarkStart w:id="54" w:name="_Toc243648055"/>
+      <w:bookmarkStart w:id="54" w:name="_Toc243651009"/>
       <w:r>
         <w:t xml:space="preserve">Table </w:t>
       </w:r>
@@ -28909,9 +29433,457 @@
         <w:fldChar w:fldCharType="end"/>
       </w:r>
       <w:r>
+        <w:t>: Me: specification</w:t>
+      </w:r>
+      <w:bookmarkEnd w:id="54"/>
+    </w:p>
+    <w:tbl>
+      <w:tblPr>
+        <w:tblW w:w="9638" w:type="dxa"/>
+        <w:tblBorders>
+          <w:top w:val="single" w:sz="4" w:space="0" w:color="auto"/>
+          <w:left w:val="single" w:sz="4" w:space="0" w:color="auto"/>
+          <w:bottom w:val="single" w:sz="4" w:space="0" w:color="auto"/>
+          <w:right w:val="single" w:sz="4" w:space="0" w:color="auto"/>
+          <w:insideH w:val="single" w:sz="4" w:space="0" w:color="auto"/>
+          <w:insideV w:val="single" w:sz="4" w:space="0" w:color="auto"/>
+        </w:tblBorders>
+        <w:tblCellMar>
+          <w:left w:w="10" w:type="dxa"/>
+          <w:right w:w="10" w:type="dxa"/>
+        </w:tblCellMar>
+        <w:tblLook w:val="04A0" w:firstRow="1" w:lastRow="0" w:firstColumn="1" w:lastColumn="0" w:noHBand="0" w:noVBand="1"/>
+      </w:tblPr>
+      <w:tblGrid>
+        <w:gridCol w:w="1726"/>
+        <w:gridCol w:w="7912"/>
+      </w:tblGrid>
+      <w:tr>
+        <w:tblPrEx>
+          <w:tblCellMar>
+            <w:top w:w="0" w:type="dxa"/>
+            <w:bottom w:w="0" w:type="dxa"/>
+          </w:tblCellMar>
+        </w:tblPrEx>
+        <w:trPr>
+          <w:cantSplit/>
+          <w:tblHeader/>
+        </w:trPr>
+        <w:tc>
+          <w:tcPr>
+            <w:tcW w:w="1726" w:type="dxa"/>
+            <w:tcBorders>
+              <w:top w:val="single" w:sz="4" w:space="0" w:color="C9D3D0"/>
+              <w:left w:val="single" w:sz="4" w:space="0" w:color="C9D3D0"/>
+              <w:bottom w:val="single" w:sz="4" w:space="0" w:color="C9D3D0"/>
+              <w:right w:val="single" w:sz="4" w:space="0" w:color="C9D3D0"/>
+            </w:tcBorders>
+            <w:shd w:val="clear" w:color="auto" w:fill="006B5F"/>
+            <w:tcMar>
+              <w:top w:w="50" w:type="dxa"/>
+              <w:left w:w="100" w:type="dxa"/>
+              <w:bottom w:w="50" w:type="dxa"/>
+              <w:right w:w="100" w:type="dxa"/>
+            </w:tcMar>
+            <w:vAlign w:val="center"/>
+          </w:tcPr>
+          <w:p>
+            <w:pPr>
+              <w:spacing w:line="252" w:lineRule="auto"/>
+            </w:pPr>
+            <w:r>
+              <w:rPr>
+                <w:b/>
+                <w:bCs/>
+                <w:color w:val="FFFFFF"/>
+                <w:sz w:val="19"/>
+                <w:szCs w:val="19"/>
+              </w:rPr>
+              <w:t>Aspect</w:t>
+            </w:r>
+          </w:p>
+        </w:tc>
+        <w:tc>
+          <w:tcPr>
+            <w:tcW w:w="7912" w:type="dxa"/>
+            <w:tcBorders>
+              <w:top w:val="single" w:sz="4" w:space="0" w:color="C9D3D0"/>
+              <w:left w:val="single" w:sz="4" w:space="0" w:color="C9D3D0"/>
+              <w:bottom w:val="single" w:sz="4" w:space="0" w:color="C9D3D0"/>
+              <w:right w:val="single" w:sz="4" w:space="0" w:color="C9D3D0"/>
+            </w:tcBorders>
+            <w:shd w:val="clear" w:color="auto" w:fill="006B5F"/>
+            <w:tcMar>
+              <w:top w:w="50" w:type="dxa"/>
+              <w:left w:w="100" w:type="dxa"/>
+              <w:bottom w:w="50" w:type="dxa"/>
+              <w:right w:w="100" w:type="dxa"/>
+            </w:tcMar>
+            <w:vAlign w:val="center"/>
+          </w:tcPr>
+          <w:p>
+            <w:pPr>
+              <w:spacing w:line="252" w:lineRule="auto"/>
+            </w:pPr>
+            <w:r>
+              <w:rPr>
+                <w:b/>
+                <w:bCs/>
+                <w:color w:val="FFFFFF"/>
+                <w:sz w:val="19"/>
+                <w:szCs w:val="19"/>
+              </w:rPr>
+              <w:t>Specification</w:t>
+            </w:r>
+          </w:p>
+        </w:tc>
+      </w:tr>
+      <w:tr>
+        <w:tblPrEx>
+          <w:tblCellMar>
+            <w:top w:w="0" w:type="dxa"/>
+            <w:bottom w:w="0" w:type="dxa"/>
+          </w:tblCellMar>
+        </w:tblPrEx>
+        <w:trPr>
+          <w:cantSplit/>
+        </w:trPr>
+        <w:tc>
+          <w:tcPr>
+            <w:tcW w:w="1726" w:type="dxa"/>
+            <w:tcBorders>
+              <w:top w:val="single" w:sz="4" w:space="0" w:color="C9D3D0"/>
+              <w:left w:val="single" w:sz="4" w:space="0" w:color="C9D3D0"/>
+              <w:bottom w:val="single" w:sz="4" w:space="0" w:color="C9D3D0"/>
+              <w:right w:val="single" w:sz="4" w:space="0" w:color="C9D3D0"/>
+            </w:tcBorders>
+            <w:tcMar>
+              <w:top w:w="50" w:type="dxa"/>
+              <w:left w:w="100" w:type="dxa"/>
+              <w:bottom w:w="50" w:type="dxa"/>
+              <w:right w:w="100" w:type="dxa"/>
+            </w:tcMar>
+            <w:vAlign w:val="center"/>
+          </w:tcPr>
+          <w:p>
+            <w:pPr>
+              <w:spacing w:line="252" w:lineRule="auto"/>
+            </w:pPr>
+            <w:r>
+              <w:rPr>
+                <w:sz w:val="19"/>
+                <w:szCs w:val="19"/>
+              </w:rPr>
+              <w:t>Purpose</w:t>
+            </w:r>
+          </w:p>
+        </w:tc>
+        <w:tc>
+          <w:tcPr>
+            <w:tcW w:w="7912" w:type="dxa"/>
+            <w:tcBorders>
+              <w:top w:val="single" w:sz="4" w:space="0" w:color="C9D3D0"/>
+              <w:left w:val="single" w:sz="4" w:space="0" w:color="C9D3D0"/>
+              <w:bottom w:val="single" w:sz="4" w:space="0" w:color="C9D3D0"/>
+              <w:right w:val="single" w:sz="4" w:space="0" w:color="C9D3D0"/>
+            </w:tcBorders>
+            <w:tcMar>
+              <w:top w:w="50" w:type="dxa"/>
+              <w:left w:w="100" w:type="dxa"/>
+              <w:bottom w:w="50" w:type="dxa"/>
+              <w:right w:w="100" w:type="dxa"/>
+            </w:tcMar>
+            <w:vAlign w:val="center"/>
+          </w:tcPr>
+          <w:p>
+            <w:pPr>
+              <w:spacing w:line="252" w:lineRule="auto"/>
+            </w:pPr>
+            <w:r>
+              <w:rPr>
+                <w:sz w:val="19"/>
+                <w:szCs w:val="19"/>
+              </w:rPr>
+              <w:t>The student's own settings (US-102, US-108, US-110)</w:t>
+            </w:r>
+          </w:p>
+        </w:tc>
+      </w:tr>
+      <w:tr>
+        <w:tblPrEx>
+          <w:tblCellMar>
+            <w:top w:w="0" w:type="dxa"/>
+            <w:bottom w:w="0" w:type="dxa"/>
+          </w:tblCellMar>
+        </w:tblPrEx>
+        <w:trPr>
+          <w:cantSplit/>
+        </w:trPr>
+        <w:tc>
+          <w:tcPr>
+            <w:tcW w:w="1726" w:type="dxa"/>
+            <w:tcBorders>
+              <w:top w:val="single" w:sz="4" w:space="0" w:color="C9D3D0"/>
+              <w:left w:val="single" w:sz="4" w:space="0" w:color="C9D3D0"/>
+              <w:bottom w:val="single" w:sz="4" w:space="0" w:color="C9D3D0"/>
+              <w:right w:val="single" w:sz="4" w:space="0" w:color="C9D3D0"/>
+            </w:tcBorders>
+            <w:shd w:val="clear" w:color="auto" w:fill="F3F8F6"/>
+            <w:tcMar>
+              <w:top w:w="50" w:type="dxa"/>
+              <w:left w:w="100" w:type="dxa"/>
+              <w:bottom w:w="50" w:type="dxa"/>
+              <w:right w:w="100" w:type="dxa"/>
+            </w:tcMar>
+            <w:vAlign w:val="center"/>
+          </w:tcPr>
+          <w:p>
+            <w:pPr>
+              <w:spacing w:line="252" w:lineRule="auto"/>
+            </w:pPr>
+            <w:r>
+              <w:rPr>
+                <w:sz w:val="19"/>
+                <w:szCs w:val="19"/>
+              </w:rPr>
+              <w:t>Content</w:t>
+            </w:r>
+          </w:p>
+        </w:tc>
+        <w:tc>
+          <w:tcPr>
+            <w:tcW w:w="7912" w:type="dxa"/>
+            <w:tcBorders>
+              <w:top w:val="single" w:sz="4" w:space="0" w:color="C9D3D0"/>
+              <w:left w:val="single" w:sz="4" w:space="0" w:color="C9D3D0"/>
+              <w:bottom w:val="single" w:sz="4" w:space="0" w:color="C9D3D0"/>
+              <w:right w:val="single" w:sz="4" w:space="0" w:color="C9D3D0"/>
+            </w:tcBorders>
+            <w:shd w:val="clear" w:color="auto" w:fill="F3F8F6"/>
+            <w:tcMar>
+              <w:top w:w="50" w:type="dxa"/>
+              <w:left w:w="100" w:type="dxa"/>
+              <w:bottom w:w="50" w:type="dxa"/>
+              <w:right w:w="100" w:type="dxa"/>
+            </w:tcMar>
+            <w:vAlign w:val="center"/>
+          </w:tcPr>
+          <w:p>
+            <w:pPr>
+              <w:spacing w:line="252" w:lineRule="auto"/>
+            </w:pPr>
+            <w:r>
+              <w:rPr>
+                <w:sz w:val="19"/>
+                <w:szCs w:val="19"/>
+              </w:rPr>
+              <w:t xml:space="preserve">Avatar picker (12 silhouettes, </w:t>
+            </w:r>
+            <w:r>
+              <w:rPr>
+                <w:rFonts w:ascii="Consolas" w:eastAsia="Consolas" w:hAnsi="Consolas" w:cs="Consolas"/>
+                <w:sz w:val="17"/>
+                <w:szCs w:val="17"/>
+                <w:shd w:val="clear" w:color="auto" w:fill="F2F4F3"/>
+              </w:rPr>
+              <w:t>radiogroup</w:t>
+            </w:r>
+            <w:r>
+              <w:rPr>
+                <w:sz w:val="19"/>
+                <w:szCs w:val="19"/>
+              </w:rPr>
+              <w:t xml:space="preserve">-style selection), profile summary and edit, language, </w:t>
+            </w:r>
+            <w:r>
+              <w:rPr>
+                <w:b/>
+                <w:bCs/>
+                <w:sz w:val="19"/>
+                <w:szCs w:val="19"/>
+              </w:rPr>
+              <w:t>notification settings</w:t>
+            </w:r>
+            <w:r>
+              <w:rPr>
+                <w:sz w:val="19"/>
+                <w:szCs w:val="19"/>
+              </w:rPr>
+              <w:t xml:space="preserve"> (7-day / 1-day reminders, 8 am / 6 pm, badge count; defaults = previous behaviour), contact details, log out, delete account. A demo account shows the note "Demo account with a sample student. Groups are read-only, and it is deleted 24 hours after you opened it" (CR-007)</w:t>
+            </w:r>
+          </w:p>
+        </w:tc>
+      </w:tr>
+      <w:tr>
+        <w:tblPrEx>
+          <w:tblCellMar>
+            <w:top w:w="0" w:type="dxa"/>
+            <w:bottom w:w="0" w:type="dxa"/>
+          </w:tblCellMar>
+        </w:tblPrEx>
+        <w:trPr>
+          <w:cantSplit/>
+        </w:trPr>
+        <w:tc>
+          <w:tcPr>
+            <w:tcW w:w="1726" w:type="dxa"/>
+            <w:tcBorders>
+              <w:top w:val="single" w:sz="4" w:space="0" w:color="C9D3D0"/>
+              <w:left w:val="single" w:sz="4" w:space="0" w:color="C9D3D0"/>
+              <w:bottom w:val="single" w:sz="4" w:space="0" w:color="C9D3D0"/>
+              <w:right w:val="single" w:sz="4" w:space="0" w:color="C9D3D0"/>
+            </w:tcBorders>
+            <w:tcMar>
+              <w:top w:w="50" w:type="dxa"/>
+              <w:left w:w="100" w:type="dxa"/>
+              <w:bottom w:w="50" w:type="dxa"/>
+              <w:right w:w="100" w:type="dxa"/>
+            </w:tcMar>
+            <w:vAlign w:val="center"/>
+          </w:tcPr>
+          <w:p>
+            <w:pPr>
+              <w:spacing w:line="252" w:lineRule="auto"/>
+            </w:pPr>
+            <w:r>
+              <w:rPr>
+                <w:sz w:val="19"/>
+                <w:szCs w:val="19"/>
+              </w:rPr>
+              <w:t>Interactions</w:t>
+            </w:r>
+          </w:p>
+        </w:tc>
+        <w:tc>
+          <w:tcPr>
+            <w:tcW w:w="7912" w:type="dxa"/>
+            <w:tcBorders>
+              <w:top w:val="single" w:sz="4" w:space="0" w:color="C9D3D0"/>
+              <w:left w:val="single" w:sz="4" w:space="0" w:color="C9D3D0"/>
+              <w:bottom w:val="single" w:sz="4" w:space="0" w:color="C9D3D0"/>
+              <w:right w:val="single" w:sz="4" w:space="0" w:color="C9D3D0"/>
+            </w:tcBorders>
+            <w:tcMar>
+              <w:top w:w="50" w:type="dxa"/>
+              <w:left w:w="100" w:type="dxa"/>
+              <w:bottom w:w="50" w:type="dxa"/>
+              <w:right w:w="100" w:type="dxa"/>
+            </w:tcMar>
+            <w:vAlign w:val="center"/>
+          </w:tcPr>
+          <w:p>
+            <w:pPr>
+              <w:spacing w:line="252" w:lineRule="auto"/>
+            </w:pPr>
+            <w:r>
+              <w:rPr>
+                <w:sz w:val="19"/>
+                <w:szCs w:val="19"/>
+              </w:rPr>
+              <w:t>Delete asks for confirmation and removes every server row (cascade). A failed log-out shows "Could not log out: check your connection and try again. You are still logged in." (</w:t>
+            </w:r>
+            <w:r>
+              <w:rPr>
+                <w:rFonts w:ascii="Consolas" w:eastAsia="Consolas" w:hAnsi="Consolas" w:cs="Consolas"/>
+                <w:sz w:val="17"/>
+                <w:szCs w:val="17"/>
+                <w:shd w:val="clear" w:color="auto" w:fill="F2F4F3"/>
+              </w:rPr>
+              <w:t>role="alert"</w:t>
+            </w:r>
+            <w:r>
+              <w:rPr>
+                <w:sz w:val="19"/>
+                <w:szCs w:val="19"/>
+              </w:rPr>
+              <w:t xml:space="preserve">, CR-010). </w:t>
+            </w:r>
+            <w:r>
+              <w:rPr>
+                <w:i/>
+                <w:iCs/>
+                <w:sz w:val="19"/>
+                <w:szCs w:val="19"/>
+              </w:rPr>
+              <w:t>Log out and clear this phone</w:t>
+            </w:r>
+            <w:r>
+              <w:rPr>
+                <w:sz w:val="19"/>
+                <w:szCs w:val="19"/>
+              </w:rPr>
+              <w:t xml:space="preserve"> and </w:t>
+            </w:r>
+            <w:r>
+              <w:rPr>
+                <w:i/>
+                <w:iCs/>
+                <w:sz w:val="19"/>
+                <w:szCs w:val="19"/>
+              </w:rPr>
+              <w:t>Delete everything on this phone</w:t>
+            </w:r>
+            <w:r>
+              <w:rPr>
+                <w:sz w:val="19"/>
+                <w:szCs w:val="19"/>
+              </w:rPr>
+              <w:t xml:space="preserve"> also switch demo mode off</w:t>
+            </w:r>
+          </w:p>
+        </w:tc>
+      </w:tr>
+    </w:tbl>
+    <w:p>
+      <w:pPr>
+        <w:spacing w:after="100"/>
+      </w:pPr>
+    </w:p>
+    <w:p>
+      <w:pPr>
+        <w:pStyle w:val="Heading1"/>
+        <w:keepNext/>
+        <w:keepLines/>
+        <w:pageBreakBefore/>
+      </w:pPr>
+      <w:bookmarkStart w:id="55" w:name="_Toc243650980"/>
+      <w:r>
+        <w:lastRenderedPageBreak/>
+        <w:t>7 Interaction patterns</w:t>
+      </w:r>
+      <w:bookmarkEnd w:id="55"/>
+    </w:p>
+    <w:p>
+      <w:pPr>
+        <w:pStyle w:val="Caption"/>
+        <w:keepNext/>
+      </w:pPr>
+      <w:bookmarkStart w:id="56" w:name="_Toc243651010"/>
+      <w:r>
+        <w:t xml:space="preserve">Table </w:t>
+      </w:r>
+      <w:r>
+        <w:fldChar w:fldCharType="begin"/>
+      </w:r>
+      <w:r>
+        <w:instrText>SEQ Table</w:instrText>
+      </w:r>
+      <w:r>
+        <w:fldChar w:fldCharType="separate"/>
+      </w:r>
+      <w:r>
+        <w:rPr>
+          <w:noProof/>
+        </w:rPr>
+        <w:t>25</w:t>
+      </w:r>
+      <w:r>
+        <w:fldChar w:fldCharType="end"/>
+      </w:r>
+      <w:r>
         <w:t>: Shared interaction patterns</w:t>
       </w:r>
-      <w:bookmarkEnd w:id="54"/>
+      <w:bookmarkEnd w:id="56"/>
     </w:p>
     <w:tbl>
       <w:tblPr>
@@ -30065,19 +31037,19 @@
         <w:keepLines/>
         <w:pageBreakBefore/>
       </w:pPr>
-      <w:bookmarkStart w:id="55" w:name="_Toc243648027"/>
+      <w:bookmarkStart w:id="57" w:name="_Toc243650981"/>
       <w:r>
         <w:lastRenderedPageBreak/>
         <w:t>8 Content and language</w:t>
       </w:r>
-      <w:bookmarkEnd w:id="55"/>
+      <w:bookmarkEnd w:id="57"/>
     </w:p>
     <w:p>
       <w:pPr>
         <w:pStyle w:val="Caption"/>
         <w:keepNext/>
       </w:pPr>
-      <w:bookmarkStart w:id="56" w:name="_Toc243648056"/>
+      <w:bookmarkStart w:id="58" w:name="_Toc243651011"/>
       <w:r>
         <w:t xml:space="preserve">Table </w:t>
       </w:r>
@@ -30094,7 +31066,7 @@
         <w:rPr>
           <w:noProof/>
         </w:rPr>
-        <w:t>25</w:t>
+        <w:t>26</w:t>
       </w:r>
       <w:r>
         <w:fldChar w:fldCharType="end"/>
@@ -30102,7 +31074,7 @@
       <w:r>
         <w:t>: Content rules</w:t>
       </w:r>
-      <w:bookmarkEnd w:id="56"/>
+      <w:bookmarkEnd w:id="58"/>
     </w:p>
     <w:tbl>
       <w:tblPr>
@@ -30851,12 +31823,12 @@
         <w:keepLines/>
         <w:pageBreakBefore/>
       </w:pPr>
-      <w:bookmarkStart w:id="57" w:name="_Toc243648028"/>
+      <w:bookmarkStart w:id="59" w:name="_Toc243650982"/>
       <w:r>
         <w:lastRenderedPageBreak/>
         <w:t>9 Accessibility checklist (WCAG 2.2 AA)</w:t>
       </w:r>
-      <w:bookmarkEnd w:id="57"/>
+      <w:bookmarkEnd w:id="59"/>
     </w:p>
     <w:p>
       <w:pPr>
@@ -30871,7 +31843,7 @@
         <w:pStyle w:val="Caption"/>
         <w:keepNext/>
       </w:pPr>
-      <w:bookmarkStart w:id="58" w:name="_Toc243648057"/>
+      <w:bookmarkStart w:id="60" w:name="_Toc243651012"/>
       <w:r>
         <w:t xml:space="preserve">Table </w:t>
       </w:r>
@@ -30888,7 +31860,7 @@
         <w:rPr>
           <w:noProof/>
         </w:rPr>
-        <w:t>26</w:t>
+        <w:t>27</w:t>
       </w:r>
       <w:r>
         <w:fldChar w:fldCharType="end"/>
@@ -30896,7 +31868,7 @@
       <w:r>
         <w:t>: Accessibility checklist and status</w:t>
       </w:r>
-      <w:bookmarkEnd w:id="58"/>
+      <w:bookmarkEnd w:id="60"/>
     </w:p>
     <w:tbl>
       <w:tblPr>
@@ -32625,19 +33597,19 @@
         <w:keepLines/>
         <w:pageBreakBefore/>
       </w:pPr>
-      <w:bookmarkStart w:id="59" w:name="_Toc243648029"/>
+      <w:bookmarkStart w:id="61" w:name="_Toc243650983"/>
       <w:r>
         <w:lastRenderedPageBreak/>
         <w:t>10 Performance budget for 3G</w:t>
       </w:r>
-      <w:bookmarkEnd w:id="59"/>
+      <w:bookmarkEnd w:id="61"/>
     </w:p>
     <w:p>
       <w:pPr>
         <w:pStyle w:val="Caption"/>
         <w:keepNext/>
       </w:pPr>
-      <w:bookmarkStart w:id="60" w:name="_Toc243648058"/>
+      <w:bookmarkStart w:id="62" w:name="_Toc243651013"/>
       <w:r>
         <w:t xml:space="preserve">Table </w:t>
       </w:r>
@@ -32654,7 +33626,7 @@
         <w:rPr>
           <w:noProof/>
         </w:rPr>
-        <w:t>27</w:t>
+        <w:t>28</w:t>
       </w:r>
       <w:r>
         <w:fldChar w:fldCharType="end"/>
@@ -32662,7 +33634,7 @@
       <w:r>
         <w:t>: Performance budget</w:t>
       </w:r>
-      <w:bookmarkEnd w:id="60"/>
+      <w:bookmarkEnd w:id="62"/>
     </w:p>
     <w:tbl>
       <w:tblPr>
@@ -33469,12 +34441,12 @@
         <w:keepLines/>
         <w:pageBreakBefore/>
       </w:pPr>
-      <w:bookmarkStart w:id="61" w:name="_Toc243648030"/>
+      <w:bookmarkStart w:id="63" w:name="_Toc243650984"/>
       <w:r>
         <w:lastRenderedPageBreak/>
         <w:t>11 Usability evidence</w:t>
       </w:r>
-      <w:bookmarkEnd w:id="61"/>
+      <w:bookmarkEnd w:id="63"/>
     </w:p>
     <w:p>
       <w:pPr>
@@ -33489,7 +34461,7 @@
         <w:pStyle w:val="Caption"/>
         <w:keepNext/>
       </w:pPr>
-      <w:bookmarkStart w:id="62" w:name="_Toc243648059"/>
+      <w:bookmarkStart w:id="64" w:name="_Toc243651014"/>
       <w:r>
         <w:t xml:space="preserve">Table </w:t>
       </w:r>
@@ -33506,7 +34478,7 @@
         <w:rPr>
           <w:noProof/>
         </w:rPr>
-        <w:t>28</w:t>
+        <w:t>29</w:t>
       </w:r>
       <w:r>
         <w:fldChar w:fldCharType="end"/>
@@ -33514,7 +34486,7 @@
       <w:r>
         <w:t>: Changes driven by usability evidence</w:t>
       </w:r>
-      <w:bookmarkEnd w:id="62"/>
+      <w:bookmarkEnd w:id="64"/>
     </w:p>
     <w:tbl>
       <w:tblPr>
@@ -34840,7 +35812,7 @@
                 <w:sz w:val="19"/>
                 <w:szCs w:val="19"/>
               </w:rPr>
-              <w:t>CR-011</w:t>
+              <w:t>CR-012</w:t>
             </w:r>
           </w:p>
         </w:tc>
@@ -34871,7 +35843,7 @@
                 <w:sz w:val="19"/>
                 <w:szCs w:val="19"/>
               </w:rPr>
-              <w:t>Product owner's check of how selection works (23 Oct): "students fill it using their preference only … we can't tell that it's wrong order"</w:t>
+              <w:t>Product owner's request after reviewing the UGC form (23 Oct): "in the Plus version we can aid students fill this"</w:t>
             </w:r>
           </w:p>
         </w:tc>
@@ -34902,7 +35874,7 @@
                 <w:sz w:val="19"/>
                 <w:szCs w:val="19"/>
               </w:rPr>
-              <w:t>Order notes reworded as information; "Fix the order" removed; What you need to know</w:t>
+              <w:t>Apply to the UGC co-pilot; no browser extension (the UGC asks applicants to turn autofill off)</w:t>
             </w:r>
           </w:p>
         </w:tc>
@@ -34943,7 +35915,7 @@
                 <w:sz w:val="19"/>
                 <w:szCs w:val="19"/>
               </w:rPr>
-              <w:t>VR4</w:t>
+              <w:t>CR-011</w:t>
             </w:r>
           </w:p>
         </w:tc>
@@ -34973,7 +35945,7 @@
                 <w:sz w:val="19"/>
                 <w:szCs w:val="19"/>
               </w:rPr>
-              <w:t>Product owner's screen recording, 23 Oct: "we need a rectangle with a plus below the last one", "a green thing with a tick mark that they have been added"</w:t>
+              <w:t>Product owner's check of how selection works (23 Oct): "students fill it using their preference only … we can't tell that it's wrong order"</w:t>
             </w:r>
           </w:p>
         </w:tc>
@@ -35003,7 +35975,7 @@
                 <w:sz w:val="19"/>
                 <w:szCs w:val="19"/>
               </w:rPr>
-              <w:t>+ Add a course box on My list; added confirmation</w:t>
+              <w:t>Order notes reworded as information; "Fix the order" removed; What you need to know</w:t>
             </w:r>
           </w:p>
         </w:tc>
@@ -35046,6 +36018,109 @@
                 <w:szCs w:val="19"/>
               </w:rPr>
               <w:lastRenderedPageBreak/>
+              <w:t>VR4</w:t>
+            </w:r>
+          </w:p>
+        </w:tc>
+        <w:tc>
+          <w:tcPr>
+            <w:tcW w:w="4141" w:type="dxa"/>
+            <w:tcBorders>
+              <w:top w:val="single" w:sz="4" w:space="0" w:color="C9D3D0"/>
+              <w:left w:val="single" w:sz="4" w:space="0" w:color="C9D3D0"/>
+              <w:bottom w:val="single" w:sz="4" w:space="0" w:color="C9D3D0"/>
+              <w:right w:val="single" w:sz="4" w:space="0" w:color="C9D3D0"/>
+            </w:tcBorders>
+            <w:shd w:val="clear" w:color="auto" w:fill="F3F8F6"/>
+            <w:tcMar>
+              <w:top w:w="50" w:type="dxa"/>
+              <w:left w:w="100" w:type="dxa"/>
+              <w:bottom w:w="50" w:type="dxa"/>
+              <w:right w:w="100" w:type="dxa"/>
+            </w:tcMar>
+            <w:vAlign w:val="center"/>
+          </w:tcPr>
+          <w:p>
+            <w:pPr>
+              <w:spacing w:line="252" w:lineRule="auto"/>
+            </w:pPr>
+            <w:r>
+              <w:rPr>
+                <w:sz w:val="19"/>
+                <w:szCs w:val="19"/>
+              </w:rPr>
+              <w:t>Product owner's screen recording, 23 Oct: "we need a rectangle with a plus below the last one", "a green thing with a tick mark that they have been added"</w:t>
+            </w:r>
+          </w:p>
+        </w:tc>
+        <w:tc>
+          <w:tcPr>
+            <w:tcW w:w="4142" w:type="dxa"/>
+            <w:tcBorders>
+              <w:top w:val="single" w:sz="4" w:space="0" w:color="C9D3D0"/>
+              <w:left w:val="single" w:sz="4" w:space="0" w:color="C9D3D0"/>
+              <w:bottom w:val="single" w:sz="4" w:space="0" w:color="C9D3D0"/>
+              <w:right w:val="single" w:sz="4" w:space="0" w:color="C9D3D0"/>
+            </w:tcBorders>
+            <w:shd w:val="clear" w:color="auto" w:fill="F3F8F6"/>
+            <w:tcMar>
+              <w:top w:w="50" w:type="dxa"/>
+              <w:left w:w="100" w:type="dxa"/>
+              <w:bottom w:w="50" w:type="dxa"/>
+              <w:right w:w="100" w:type="dxa"/>
+            </w:tcMar>
+            <w:vAlign w:val="center"/>
+          </w:tcPr>
+          <w:p>
+            <w:pPr>
+              <w:spacing w:line="252" w:lineRule="auto"/>
+            </w:pPr>
+            <w:r>
+              <w:rPr>
+                <w:sz w:val="19"/>
+                <w:szCs w:val="19"/>
+              </w:rPr>
+              <w:t>+ Add a course box on My list; added confirmation</w:t>
+            </w:r>
+          </w:p>
+        </w:tc>
+      </w:tr>
+      <w:tr>
+        <w:tblPrEx>
+          <w:tblCellMar>
+            <w:top w:w="0" w:type="dxa"/>
+            <w:bottom w:w="0" w:type="dxa"/>
+          </w:tblCellMar>
+        </w:tblPrEx>
+        <w:trPr>
+          <w:cantSplit/>
+        </w:trPr>
+        <w:tc>
+          <w:tcPr>
+            <w:tcW w:w="1355" w:type="dxa"/>
+            <w:tcBorders>
+              <w:top w:val="single" w:sz="4" w:space="0" w:color="C9D3D0"/>
+              <w:left w:val="single" w:sz="4" w:space="0" w:color="C9D3D0"/>
+              <w:bottom w:val="single" w:sz="4" w:space="0" w:color="C9D3D0"/>
+              <w:right w:val="single" w:sz="4" w:space="0" w:color="C9D3D0"/>
+            </w:tcBorders>
+            <w:tcMar>
+              <w:top w:w="50" w:type="dxa"/>
+              <w:left w:w="100" w:type="dxa"/>
+              <w:bottom w:w="50" w:type="dxa"/>
+              <w:right w:w="100" w:type="dxa"/>
+            </w:tcMar>
+            <w:vAlign w:val="center"/>
+          </w:tcPr>
+          <w:p>
+            <w:pPr>
+              <w:spacing w:line="252" w:lineRule="auto"/>
+            </w:pPr>
+            <w:r>
+              <w:rPr>
+                <w:sz w:val="19"/>
+                <w:szCs w:val="19"/>
+              </w:rPr>
               <w:t>VR3</w:t>
             </w:r>
           </w:p>
@@ -35059,7 +36134,6 @@
               <w:bottom w:val="single" w:sz="4" w:space="0" w:color="C9D3D0"/>
               <w:right w:val="single" w:sz="4" w:space="0" w:color="C9D3D0"/>
             </w:tcBorders>
-            <w:shd w:val="clear" w:color="auto" w:fill="F3F8F6"/>
             <w:tcMar>
               <w:top w:w="50" w:type="dxa"/>
               <w:left w:w="100" w:type="dxa"/>
@@ -35090,7 +36164,6 @@
               <w:bottom w:val="single" w:sz="4" w:space="0" w:color="C9D3D0"/>
               <w:right w:val="single" w:sz="4" w:space="0" w:color="C9D3D0"/>
             </w:tcBorders>
-            <w:shd w:val="clear" w:color="auto" w:fill="F3F8F6"/>
             <w:tcMar>
               <w:top w:w="50" w:type="dxa"/>
               <w:left w:w="100" w:type="dxa"/>
@@ -35126,19 +36199,19 @@
         <w:keepLines/>
         <w:pageBreakBefore/>
       </w:pPr>
-      <w:bookmarkStart w:id="63" w:name="_Toc243648031"/>
+      <w:bookmarkStart w:id="65" w:name="_Toc243650985"/>
       <w:r>
         <w:lastRenderedPageBreak/>
         <w:t>12 Traceability</w:t>
       </w:r>
-      <w:bookmarkEnd w:id="63"/>
+      <w:bookmarkEnd w:id="65"/>
     </w:p>
     <w:p>
       <w:pPr>
         <w:pStyle w:val="Caption"/>
         <w:keepNext/>
       </w:pPr>
-      <w:bookmarkStart w:id="64" w:name="_Toc243648060"/>
+      <w:bookmarkStart w:id="66" w:name="_Toc243651015"/>
       <w:r>
         <w:t xml:space="preserve">Table </w:t>
       </w:r>
@@ -35155,7 +36228,7 @@
         <w:rPr>
           <w:noProof/>
         </w:rPr>
-        <w:t>29</w:t>
+        <w:t>30</w:t>
       </w:r>
       <w:r>
         <w:fldChar w:fldCharType="end"/>
@@ -35163,7 +36236,7 @@
       <w:r>
         <w:t>: Traceability from requirements to this document</w:t>
       </w:r>
-      <w:bookmarkEnd w:id="64"/>
+      <w:bookmarkEnd w:id="66"/>
     </w:p>
     <w:tbl>
       <w:tblPr>
@@ -36604,10 +37677,72 @@
 <file path=word/numbering.xml><?xml version="1.0" encoding="utf-8"?>
 <w:numbering xmlns:wpc="http://schemas.microsoft.com/office/word/2010/wordprocessingCanvas" xmlns:cx="http://schemas.microsoft.com/office/drawing/2014/chartex" xmlns:cx1="http://schemas.microsoft.com/office/drawing/2015/9/8/chartex" xmlns:cx2="http://schemas.microsoft.com/office/drawing/2015/10/21/chartex" xmlns:cx3="http://schemas.microsoft.com/office/drawing/2016/5/9/chartex" xmlns:cx4="http://schemas.microsoft.com/office/drawing/2016/5/10/chartex" xmlns:cx5="http://schemas.microsoft.com/office/drawing/2016/5/11/chartex" xmlns:cx6="http://schemas.microsoft.com/office/drawing/2016/5/12/chartex" xmlns:cx7="http://schemas.microsoft.com/office/drawing/2016/5/13/chartex" xmlns:cx8="http://schemas.microsoft.com/office/drawing/2016/5/14/chartex" xmlns:mc="http://schemas.openxmlformats.org/markup-compatibility/2006" xmlns:aink="http://schemas.microsoft.com/office/drawing/2016/ink" xmlns:am3d="http://schemas.microsoft.com/office/drawing/2017/model3d" xmlns:o="urn:schemas-microsoft-com:office:office" xmlns:oel="http://schemas.microsoft.com/office/2019/extlst" xmlns:r="http://schemas.openxmlformats.org/officeDocument/2006/relationships" xmlns:m="http://schemas.openxmlformats.org/officeDocument/2006/math" xmlns:v="urn:schemas-microsoft-com:vml" xmlns:wp14="http://schemas.microsoft.com/office/word/2010/wordprocessingDrawing" xmlns:wp="http://schemas.openxmlformats.org/drawingml/2006/wordprocessingDrawing" xmlns:w10="urn:schemas-microsoft-com:office:word" xmlns:w="http://schemas.openxmlformats.org/wordprocessingml/2006/main" xmlns:w14="http://schemas.microsoft.com/office/word/2010/wordml" xmlns:w15="http://schemas.microsoft.com/office/word/2012/wordml" xmlns:w16cex="http://schemas.microsoft.com/office/word/2018/wordml/cex" xmlns:w16cid="http://schemas.microsoft.com/office/word/2016/wordml/cid" xmlns:w16="http://schemas.microsoft.com/office/word/2018/wordml" xmlns:w16du="http://schemas.microsoft.com/office/word/2023/wordml/word16du" xmlns:w16sdtdh="http://schemas.microsoft.com/office/word/2020/wordml/sdtdatahash" xmlns:w16sdtfl="http://schemas.microsoft.com/office/word/2024/wordml/sdtformatlock" xmlns:w16se="http://schemas.microsoft.com/office/word/2015/wordml/symex" xmlns:wpg="http://schemas.microsoft.com/office/word/2010/wordprocessingGroup" xmlns:wpi="http://schemas.microsoft.com/office/word/2010/wordprocessingInk" xmlns:wne="http://schemas.microsoft.com/office/word/2006/wordml" xmlns:wps="http://schemas.microsoft.com/office/word/2010/wordprocessingShape" mc:Ignorable="w14 w15 w16se w16cid w16 w16cex w16sdtdh w16sdtfl w16du wp14">
   <w:abstractNum w:abstractNumId="0" w15:restartNumberingAfterBreak="0">
-    <w:nsid w:val="2CE2216C"/>
+    <w:nsid w:val="045F5C23"/>
     <w:multiLevelType w:val="hybridMultilevel"/>
-    <w:tmpl w:val="38765570"/>
-    <w:lvl w:ilvl="0" w:tplc="406038B2" w:tentative="1">
+    <w:tmpl w:val="FF6EBD32"/>
+    <w:lvl w:ilvl="0" w:tplc="D0B2F716" w:tentative="1">
+      <w:start w:val="1"/>
+      <w:numFmt w:val="bullet"/>
+      <w:lvlText w:val="•"/>
+      <w:lvlJc w:val="left"/>
+      <w:pPr>
+        <w:ind w:left="720" w:hanging="280"/>
+      </w:pPr>
+    </w:lvl>
+    <w:lvl w:ilvl="1" w:tplc="8E0E43D8" w:tentative="1">
+      <w:start w:val="1"/>
+      <w:numFmt w:val="bullet"/>
+      <w:lvlText w:val="–"/>
+      <w:lvlJc w:val="left"/>
+      <w:pPr>
+        <w:ind w:left="1080" w:hanging="280"/>
+      </w:pPr>
+    </w:lvl>
+    <w:lvl w:ilvl="2" w:tplc="24AC30BC" w:tentative="1">
+      <w:start w:val="1"/>
+      <w:numFmt w:val="bullet"/>
+      <w:lvlText w:val="▪"/>
+      <w:lvlJc w:val="left"/>
+      <w:pPr>
+        <w:ind w:left="1440" w:hanging="280"/>
+      </w:pPr>
+    </w:lvl>
+    <w:lvl w:ilvl="3" w:tplc="F60E13FC">
+      <w:numFmt w:val="decimal"/>
+      <w:lvlText w:val=""/>
+      <w:lvlJc w:val="left"/>
+    </w:lvl>
+    <w:lvl w:ilvl="4" w:tplc="05AE5E1A">
+      <w:numFmt w:val="decimal"/>
+      <w:lvlText w:val=""/>
+      <w:lvlJc w:val="left"/>
+    </w:lvl>
+    <w:lvl w:ilvl="5" w:tplc="97786096">
+      <w:numFmt w:val="decimal"/>
+      <w:lvlText w:val=""/>
+      <w:lvlJc w:val="left"/>
+    </w:lvl>
+    <w:lvl w:ilvl="6" w:tplc="F5C670E0">
+      <w:numFmt w:val="decimal"/>
+      <w:lvlText w:val=""/>
+      <w:lvlJc w:val="left"/>
+    </w:lvl>
+    <w:lvl w:ilvl="7" w:tplc="BEF2C006">
+      <w:numFmt w:val="decimal"/>
+      <w:lvlText w:val=""/>
+      <w:lvlJc w:val="left"/>
+    </w:lvl>
+    <w:lvl w:ilvl="8" w:tplc="3D8A3150">
+      <w:numFmt w:val="decimal"/>
+      <w:lvlText w:val=""/>
+      <w:lvlJc w:val="left"/>
+    </w:lvl>
+  </w:abstractNum>
+  <w:abstractNum w:abstractNumId="1" w15:restartNumberingAfterBreak="0">
+    <w:nsid w:val="06ED7332"/>
+    <w:multiLevelType w:val="hybridMultilevel"/>
+    <w:tmpl w:val="82C4F762"/>
+    <w:lvl w:ilvl="0" w:tplc="0450EB84" w:tentative="1">
       <w:start w:val="1"/>
       <w:numFmt w:val="bullet"/>
       <w:lvlText w:val="●"/>
@@ -36616,7 +37751,7 @@
         <w:ind w:left="720" w:hanging="360"/>
       </w:pPr>
     </w:lvl>
-    <w:lvl w:ilvl="1" w:tplc="72BABFAC" w:tentative="1">
+    <w:lvl w:ilvl="1" w:tplc="DA7EC164" w:tentative="1">
       <w:start w:val="1"/>
       <w:numFmt w:val="bullet"/>
       <w:lvlText w:val="○"/>
@@ -36625,7 +37760,7 @@
         <w:ind w:left="1440" w:hanging="360"/>
       </w:pPr>
     </w:lvl>
-    <w:lvl w:ilvl="2" w:tplc="C8945A4C" w:tentative="1">
+    <w:lvl w:ilvl="2" w:tplc="C6FE9F8E" w:tentative="1">
       <w:start w:val="1"/>
       <w:numFmt w:val="bullet"/>
       <w:lvlText w:val="■"/>
@@ -36634,7 +37769,7 @@
         <w:ind w:left="2160" w:hanging="360"/>
       </w:pPr>
     </w:lvl>
-    <w:lvl w:ilvl="3" w:tplc="6E0ACE26" w:tentative="1">
+    <w:lvl w:ilvl="3" w:tplc="7F8CABB8" w:tentative="1">
       <w:start w:val="1"/>
       <w:numFmt w:val="bullet"/>
       <w:lvlText w:val="●"/>
@@ -36643,7 +37778,7 @@
         <w:ind w:left="2880" w:hanging="360"/>
       </w:pPr>
     </w:lvl>
-    <w:lvl w:ilvl="4" w:tplc="FC70168C" w:tentative="1">
+    <w:lvl w:ilvl="4" w:tplc="4A2AAA28" w:tentative="1">
       <w:start w:val="1"/>
       <w:numFmt w:val="bullet"/>
       <w:lvlText w:val="○"/>
@@ -36652,7 +37787,7 @@
         <w:ind w:left="3600" w:hanging="360"/>
       </w:pPr>
     </w:lvl>
-    <w:lvl w:ilvl="5" w:tplc="49FE1BE4" w:tentative="1">
+    <w:lvl w:ilvl="5" w:tplc="6E14917E" w:tentative="1">
       <w:start w:val="1"/>
       <w:numFmt w:val="bullet"/>
       <w:lvlText w:val="■"/>
@@ -36661,7 +37796,7 @@
         <w:ind w:left="4320" w:hanging="360"/>
       </w:pPr>
     </w:lvl>
-    <w:lvl w:ilvl="6" w:tplc="4B6025AA" w:tentative="1">
+    <w:lvl w:ilvl="6" w:tplc="17324310" w:tentative="1">
       <w:start w:val="1"/>
       <w:numFmt w:val="bullet"/>
       <w:lvlText w:val="●"/>
@@ -36670,7 +37805,7 @@
         <w:ind w:left="5040" w:hanging="360"/>
       </w:pPr>
     </w:lvl>
-    <w:lvl w:ilvl="7" w:tplc="561272D8" w:tentative="1">
+    <w:lvl w:ilvl="7" w:tplc="36CEE1DA" w:tentative="1">
       <w:start w:val="1"/>
       <w:numFmt w:val="bullet"/>
       <w:lvlText w:val="●"/>
@@ -36679,7 +37814,7 @@
         <w:ind w:left="5760" w:hanging="360"/>
       </w:pPr>
     </w:lvl>
-    <w:lvl w:ilvl="8" w:tplc="565ECFA2" w:tentative="1">
+    <w:lvl w:ilvl="8" w:tplc="1D802904" w:tentative="1">
       <w:start w:val="1"/>
       <w:numFmt w:val="bullet"/>
       <w:lvlText w:val="●"/>
@@ -36689,73 +37824,11 @@
       </w:pPr>
     </w:lvl>
   </w:abstractNum>
-  <w:abstractNum w:abstractNumId="1" w15:restartNumberingAfterBreak="0">
-    <w:nsid w:val="5FB86BD9"/>
+  <w:abstractNum w:abstractNumId="2" w15:restartNumberingAfterBreak="0">
+    <w:nsid w:val="42184893"/>
     <w:multiLevelType w:val="hybridMultilevel"/>
-    <w:tmpl w:val="8AF8F294"/>
-    <w:lvl w:ilvl="0" w:tplc="D982FB9C" w:tentative="1">
-      <w:start w:val="1"/>
-      <w:numFmt w:val="bullet"/>
-      <w:lvlText w:val="•"/>
-      <w:lvlJc w:val="left"/>
-      <w:pPr>
-        <w:ind w:left="720" w:hanging="280"/>
-      </w:pPr>
-    </w:lvl>
-    <w:lvl w:ilvl="1" w:tplc="451A817A" w:tentative="1">
-      <w:start w:val="1"/>
-      <w:numFmt w:val="bullet"/>
-      <w:lvlText w:val="–"/>
-      <w:lvlJc w:val="left"/>
-      <w:pPr>
-        <w:ind w:left="1080" w:hanging="280"/>
-      </w:pPr>
-    </w:lvl>
-    <w:lvl w:ilvl="2" w:tplc="A2D65868" w:tentative="1">
-      <w:start w:val="1"/>
-      <w:numFmt w:val="bullet"/>
-      <w:lvlText w:val="▪"/>
-      <w:lvlJc w:val="left"/>
-      <w:pPr>
-        <w:ind w:left="1440" w:hanging="280"/>
-      </w:pPr>
-    </w:lvl>
-    <w:lvl w:ilvl="3" w:tplc="F898A160">
-      <w:numFmt w:val="decimal"/>
-      <w:lvlText w:val=""/>
-      <w:lvlJc w:val="left"/>
-    </w:lvl>
-    <w:lvl w:ilvl="4" w:tplc="8CA2CE00">
-      <w:numFmt w:val="decimal"/>
-      <w:lvlText w:val=""/>
-      <w:lvlJc w:val="left"/>
-    </w:lvl>
-    <w:lvl w:ilvl="5" w:tplc="84005E2C">
-      <w:numFmt w:val="decimal"/>
-      <w:lvlText w:val=""/>
-      <w:lvlJc w:val="left"/>
-    </w:lvl>
-    <w:lvl w:ilvl="6" w:tplc="5AFCF1C8">
-      <w:numFmt w:val="decimal"/>
-      <w:lvlText w:val=""/>
-      <w:lvlJc w:val="left"/>
-    </w:lvl>
-    <w:lvl w:ilvl="7" w:tplc="2B0E38EC">
-      <w:numFmt w:val="decimal"/>
-      <w:lvlText w:val=""/>
-      <w:lvlJc w:val="left"/>
-    </w:lvl>
-    <w:lvl w:ilvl="8" w:tplc="1DE89F66">
-      <w:numFmt w:val="decimal"/>
-      <w:lvlText w:val=""/>
-      <w:lvlJc w:val="left"/>
-    </w:lvl>
-  </w:abstractNum>
-  <w:abstractNum w:abstractNumId="2" w15:restartNumberingAfterBreak="0">
-    <w:nsid w:val="7A68465E"/>
-    <w:multiLevelType w:val="hybridMultilevel"/>
-    <w:tmpl w:val="B0A2D178"/>
-    <w:lvl w:ilvl="0" w:tplc="861E9CF6" w:tentative="1">
+    <w:tmpl w:val="F16C48C6"/>
+    <w:lvl w:ilvl="0" w:tplc="5184A224" w:tentative="1">
       <w:start w:val="1"/>
       <w:numFmt w:val="decimal"/>
       <w:lvlText w:val="%1."/>
@@ -36764,7 +37837,7 @@
         <w:ind w:left="720" w:hanging="360"/>
       </w:pPr>
     </w:lvl>
-    <w:lvl w:ilvl="1" w:tplc="FF5C339C" w:tentative="1">
+    <w:lvl w:ilvl="1" w:tplc="E982D336" w:tentative="1">
       <w:start w:val="1"/>
       <w:numFmt w:val="lowerLetter"/>
       <w:lvlText w:val="%2."/>
@@ -36773,7 +37846,7 @@
         <w:ind w:left="1080" w:hanging="360"/>
       </w:pPr>
     </w:lvl>
-    <w:lvl w:ilvl="2" w:tplc="76B695F4" w:tentative="1">
+    <w:lvl w:ilvl="2" w:tplc="6680DD78" w:tentative="1">
       <w:start w:val="1"/>
       <w:numFmt w:val="lowerRoman"/>
       <w:lvlText w:val="%3."/>
@@ -36782,39 +37855,39 @@
         <w:ind w:left="1440" w:hanging="360"/>
       </w:pPr>
     </w:lvl>
-    <w:lvl w:ilvl="3" w:tplc="3766C5C6">
+    <w:lvl w:ilvl="3" w:tplc="DF6A94FC">
       <w:numFmt w:val="decimal"/>
       <w:lvlText w:val=""/>
       <w:lvlJc w:val="left"/>
     </w:lvl>
-    <w:lvl w:ilvl="4" w:tplc="B91CEA30">
+    <w:lvl w:ilvl="4" w:tplc="EBC20870">
       <w:numFmt w:val="decimal"/>
       <w:lvlText w:val=""/>
       <w:lvlJc w:val="left"/>
     </w:lvl>
-    <w:lvl w:ilvl="5" w:tplc="EC4CE55A">
+    <w:lvl w:ilvl="5" w:tplc="28BAF32C">
       <w:numFmt w:val="decimal"/>
       <w:lvlText w:val=""/>
       <w:lvlJc w:val="left"/>
     </w:lvl>
-    <w:lvl w:ilvl="6" w:tplc="3BE2BB54">
+    <w:lvl w:ilvl="6" w:tplc="77F8D27A">
       <w:numFmt w:val="decimal"/>
       <w:lvlText w:val=""/>
       <w:lvlJc w:val="left"/>
     </w:lvl>
-    <w:lvl w:ilvl="7" w:tplc="2EF2671A">
+    <w:lvl w:ilvl="7" w:tplc="243C7A1C">
       <w:numFmt w:val="decimal"/>
       <w:lvlText w:val=""/>
       <w:lvlJc w:val="left"/>
     </w:lvl>
-    <w:lvl w:ilvl="8" w:tplc="DB5E5E90">
+    <w:lvl w:ilvl="8" w:tplc="2A6030D4">
       <w:numFmt w:val="decimal"/>
       <w:lvlText w:val=""/>
       <w:lvlJc w:val="left"/>
     </w:lvl>
   </w:abstractNum>
-  <w:num w:numId="1" w16cid:durableId="359354644">
-    <w:abstractNumId w:val="0"/>
+  <w:num w:numId="1" w16cid:durableId="698628225">
+    <w:abstractNumId w:val="1"/>
     <w:lvlOverride w:ilvl="0">
       <w:startOverride w:val="1"/>
     </w:lvlOverride>
@@ -37518,7 +38591,7 @@
     <w:autoRedefine/>
     <w:uiPriority w:val="39"/>
     <w:unhideWhenUsed/>
-    <w:rsid w:val="00521543"/>
+    <w:rsid w:val="00A118F8"/>
     <w:pPr>
       <w:spacing w:after="100"/>
     </w:pPr>
@@ -37530,7 +38603,7 @@
     <w:autoRedefine/>
     <w:uiPriority w:val="39"/>
     <w:unhideWhenUsed/>
-    <w:rsid w:val="00521543"/>
+    <w:rsid w:val="00A118F8"/>
     <w:pPr>
       <w:spacing w:after="100"/>
       <w:ind w:left="210"/>
@@ -37542,7 +38615,7 @@
     <w:next w:val="Normal"/>
     <w:uiPriority w:val="99"/>
     <w:unhideWhenUsed/>
-    <w:rsid w:val="00521543"/>
+    <w:rsid w:val="00A118F8"/>
   </w:style>
 </w:styles>
 </file>

--- a/docs/07-ui-ux/ZP-DOC-07_UI-UX-Design.docx
+++ b/docs/07-ui-ux/ZP-DOC-07_UI-UX-Design.docx
@@ -90,7 +90,7 @@
           <w:left w:w="10" w:type="dxa"/>
           <w:right w:w="10" w:type="dxa"/>
         </w:tblCellMar>
-        <w:tblLook w:val="04A0" w:firstRow="1" w:lastRow="0" w:firstColumn="1" w:lastColumn="0" w:noHBand="0" w:noVBand="1"/>
+        <w:tblLook w:val="0000" w:firstRow="0" w:lastRow="0" w:firstColumn="0" w:lastColumn="0" w:noHBand="0" w:noVBand="0"/>
       </w:tblPr>
       <w:tblGrid>
         <w:gridCol w:w="2600"/>
@@ -494,7 +494,7 @@
           <w:left w:w="10" w:type="dxa"/>
           <w:right w:w="10" w:type="dxa"/>
         </w:tblCellMar>
-        <w:tblLook w:val="04A0" w:firstRow="1" w:lastRow="0" w:firstColumn="1" w:lastColumn="0" w:noHBand="0" w:noVBand="1"/>
+        <w:tblLook w:val="0000" w:firstRow="0" w:lastRow="0" w:firstColumn="0" w:lastColumn="0" w:noHBand="0" w:noVBand="0"/>
       </w:tblPr>
       <w:tblGrid>
         <w:gridCol w:w="2600"/>
@@ -1189,7 +1189,7 @@
           <w:left w:w="10" w:type="dxa"/>
           <w:right w:w="10" w:type="dxa"/>
         </w:tblCellMar>
-        <w:tblLook w:val="04A0" w:firstRow="1" w:lastRow="0" w:firstColumn="1" w:lastColumn="0" w:noHBand="0" w:noVBand="1"/>
+        <w:tblLook w:val="0000" w:firstRow="0" w:lastRow="0" w:firstColumn="0" w:lastColumn="0" w:noHBand="0" w:noVBand="0"/>
       </w:tblPr>
       <w:tblGrid>
         <w:gridCol w:w="964"/>
@@ -2074,7 +2074,7 @@
           <w:left w:w="10" w:type="dxa"/>
           <w:right w:w="10" w:type="dxa"/>
         </w:tblCellMar>
-        <w:tblLook w:val="04A0" w:firstRow="1" w:lastRow="0" w:firstColumn="1" w:lastColumn="0" w:noHBand="0" w:noVBand="1"/>
+        <w:tblLook w:val="0000" w:firstRow="0" w:lastRow="0" w:firstColumn="0" w:lastColumn="0" w:noHBand="0" w:noVBand="0"/>
       </w:tblPr>
       <w:tblGrid>
         <w:gridCol w:w="2120"/>
@@ -2431,7 +2431,7 @@
     <w:sdt>
       <w:sdtPr>
         <w:alias w:val="Contents"/>
-        <w:id w:val="1097061374"/>
+        <w:id w:val="446515686"/>
       </w:sdtPr>
       <w:sdtEndPr/>
       <w:sdtContent>
@@ -2460,7 +2460,7 @@
           <w:r>
             <w:fldChar w:fldCharType="separate"/>
           </w:r>
-          <w:hyperlink w:anchor="_Toc243650949" w:history="1">
+          <w:hyperlink w:anchor="_Toc243654253" w:history="1">
             <w:r>
               <w:rPr>
                 <w:rStyle w:val="Hyperlink"/>
@@ -2484,7 +2484,7 @@
               <w:rPr>
                 <w:noProof/>
               </w:rPr>
-              <w:instrText xml:space="preserve"> PAGEREF _Toc243650949 \h </w:instrText>
+              <w:instrText xml:space="preserve"> PAGEREF _Toc243654253 \h </w:instrText>
             </w:r>
             <w:r>
               <w:rPr>
@@ -2527,7 +2527,7 @@
               <w14:ligatures w14:val="standardContextual"/>
             </w:rPr>
           </w:pPr>
-          <w:hyperlink w:anchor="_Toc243650950" w:history="1">
+          <w:hyperlink w:anchor="_Toc243654254" w:history="1">
             <w:r>
               <w:rPr>
                 <w:rStyle w:val="Hyperlink"/>
@@ -2551,7 +2551,7 @@
               <w:rPr>
                 <w:noProof/>
               </w:rPr>
-              <w:instrText xml:space="preserve"> PAGEREF _Toc243650950 \h </w:instrText>
+              <w:instrText xml:space="preserve"> PAGEREF _Toc243654254 \h </w:instrText>
             </w:r>
             <w:r>
               <w:rPr>
@@ -2594,7 +2594,7 @@
               <w14:ligatures w14:val="standardContextual"/>
             </w:rPr>
           </w:pPr>
-          <w:hyperlink w:anchor="_Toc243650951" w:history="1">
+          <w:hyperlink w:anchor="_Toc243654255" w:history="1">
             <w:r>
               <w:rPr>
                 <w:rStyle w:val="Hyperlink"/>
@@ -2618,7 +2618,7 @@
               <w:rPr>
                 <w:noProof/>
               </w:rPr>
-              <w:instrText xml:space="preserve"> PAGEREF _Toc243650951 \h </w:instrText>
+              <w:instrText xml:space="preserve"> PAGEREF _Toc243654255 \h </w:instrText>
             </w:r>
             <w:r>
               <w:rPr>
@@ -2661,7 +2661,7 @@
               <w14:ligatures w14:val="standardContextual"/>
             </w:rPr>
           </w:pPr>
-          <w:hyperlink w:anchor="_Toc243650952" w:history="1">
+          <w:hyperlink w:anchor="_Toc243654256" w:history="1">
             <w:r>
               <w:rPr>
                 <w:rStyle w:val="Hyperlink"/>
@@ -2685,7 +2685,7 @@
               <w:rPr>
                 <w:noProof/>
               </w:rPr>
-              <w:instrText xml:space="preserve"> PAGEREF _Toc243650952 \h </w:instrText>
+              <w:instrText xml:space="preserve"> PAGEREF _Toc243654256 \h </w:instrText>
             </w:r>
             <w:r>
               <w:rPr>
@@ -2728,7 +2728,7 @@
               <w14:ligatures w14:val="standardContextual"/>
             </w:rPr>
           </w:pPr>
-          <w:hyperlink w:anchor="_Toc243650953" w:history="1">
+          <w:hyperlink w:anchor="_Toc243654257" w:history="1">
             <w:r>
               <w:rPr>
                 <w:rStyle w:val="Hyperlink"/>
@@ -2752,7 +2752,7 @@
               <w:rPr>
                 <w:noProof/>
               </w:rPr>
-              <w:instrText xml:space="preserve"> PAGEREF _Toc243650953 \h </w:instrText>
+              <w:instrText xml:space="preserve"> PAGEREF _Toc243654257 \h </w:instrText>
             </w:r>
             <w:r>
               <w:rPr>
@@ -2795,7 +2795,7 @@
               <w14:ligatures w14:val="standardContextual"/>
             </w:rPr>
           </w:pPr>
-          <w:hyperlink w:anchor="_Toc243650954" w:history="1">
+          <w:hyperlink w:anchor="_Toc243654258" w:history="1">
             <w:r>
               <w:rPr>
                 <w:rStyle w:val="Hyperlink"/>
@@ -2819,7 +2819,7 @@
               <w:rPr>
                 <w:noProof/>
               </w:rPr>
-              <w:instrText xml:space="preserve"> PAGEREF _Toc243650954 \h </w:instrText>
+              <w:instrText xml:space="preserve"> PAGEREF _Toc243654258 \h </w:instrText>
             </w:r>
             <w:r>
               <w:rPr>
@@ -2862,7 +2862,7 @@
               <w14:ligatures w14:val="standardContextual"/>
             </w:rPr>
           </w:pPr>
-          <w:hyperlink w:anchor="_Toc243650955" w:history="1">
+          <w:hyperlink w:anchor="_Toc243654259" w:history="1">
             <w:r>
               <w:rPr>
                 <w:rStyle w:val="Hyperlink"/>
@@ -2886,7 +2886,7 @@
               <w:rPr>
                 <w:noProof/>
               </w:rPr>
-              <w:instrText xml:space="preserve"> PAGEREF _Toc243650955 \h </w:instrText>
+              <w:instrText xml:space="preserve"> PAGEREF _Toc243654259 \h </w:instrText>
             </w:r>
             <w:r>
               <w:rPr>
@@ -2929,7 +2929,7 @@
               <w14:ligatures w14:val="standardContextual"/>
             </w:rPr>
           </w:pPr>
-          <w:hyperlink w:anchor="_Toc243650956" w:history="1">
+          <w:hyperlink w:anchor="_Toc243654260" w:history="1">
             <w:r>
               <w:rPr>
                 <w:rStyle w:val="Hyperlink"/>
@@ -2953,7 +2953,7 @@
               <w:rPr>
                 <w:noProof/>
               </w:rPr>
-              <w:instrText xml:space="preserve"> PAGEREF _Toc243650956 \h </w:instrText>
+              <w:instrText xml:space="preserve"> PAGEREF _Toc243654260 \h </w:instrText>
             </w:r>
             <w:r>
               <w:rPr>
@@ -2996,7 +2996,7 @@
               <w14:ligatures w14:val="standardContextual"/>
             </w:rPr>
           </w:pPr>
-          <w:hyperlink w:anchor="_Toc243650957" w:history="1">
+          <w:hyperlink w:anchor="_Toc243654261" w:history="1">
             <w:r>
               <w:rPr>
                 <w:rStyle w:val="Hyperlink"/>
@@ -3020,7 +3020,7 @@
               <w:rPr>
                 <w:noProof/>
               </w:rPr>
-              <w:instrText xml:space="preserve"> PAGEREF _Toc243650957 \h </w:instrText>
+              <w:instrText xml:space="preserve"> PAGEREF _Toc243654261 \h </w:instrText>
             </w:r>
             <w:r>
               <w:rPr>
@@ -3063,7 +3063,7 @@
               <w14:ligatures w14:val="standardContextual"/>
             </w:rPr>
           </w:pPr>
-          <w:hyperlink w:anchor="_Toc243650958" w:history="1">
+          <w:hyperlink w:anchor="_Toc243654262" w:history="1">
             <w:r>
               <w:rPr>
                 <w:rStyle w:val="Hyperlink"/>
@@ -3087,7 +3087,7 @@
               <w:rPr>
                 <w:noProof/>
               </w:rPr>
-              <w:instrText xml:space="preserve"> PAGEREF _Toc243650958 \h </w:instrText>
+              <w:instrText xml:space="preserve"> PAGEREF _Toc243654262 \h </w:instrText>
             </w:r>
             <w:r>
               <w:rPr>
@@ -3130,7 +3130,7 @@
               <w14:ligatures w14:val="standardContextual"/>
             </w:rPr>
           </w:pPr>
-          <w:hyperlink w:anchor="_Toc243650959" w:history="1">
+          <w:hyperlink w:anchor="_Toc243654263" w:history="1">
             <w:r>
               <w:rPr>
                 <w:rStyle w:val="Hyperlink"/>
@@ -3154,7 +3154,7 @@
               <w:rPr>
                 <w:noProof/>
               </w:rPr>
-              <w:instrText xml:space="preserve"> PAGEREF _Toc243650959 \h </w:instrText>
+              <w:instrText xml:space="preserve"> PAGEREF _Toc243654263 \h </w:instrText>
             </w:r>
             <w:r>
               <w:rPr>
@@ -3197,7 +3197,7 @@
               <w14:ligatures w14:val="standardContextual"/>
             </w:rPr>
           </w:pPr>
-          <w:hyperlink w:anchor="_Toc243650960" w:history="1">
+          <w:hyperlink w:anchor="_Toc243654264" w:history="1">
             <w:r>
               <w:rPr>
                 <w:rStyle w:val="Hyperlink"/>
@@ -3221,7 +3221,7 @@
               <w:rPr>
                 <w:noProof/>
               </w:rPr>
-              <w:instrText xml:space="preserve"> PAGEREF _Toc243650960 \h </w:instrText>
+              <w:instrText xml:space="preserve"> PAGEREF _Toc243654264 \h </w:instrText>
             </w:r>
             <w:r>
               <w:rPr>
@@ -3264,7 +3264,7 @@
               <w14:ligatures w14:val="standardContextual"/>
             </w:rPr>
           </w:pPr>
-          <w:hyperlink w:anchor="_Toc243650961" w:history="1">
+          <w:hyperlink w:anchor="_Toc243654265" w:history="1">
             <w:r>
               <w:rPr>
                 <w:rStyle w:val="Hyperlink"/>
@@ -3288,7 +3288,7 @@
               <w:rPr>
                 <w:noProof/>
               </w:rPr>
-              <w:instrText xml:space="preserve"> PAGEREF _Toc243650961 \h </w:instrText>
+              <w:instrText xml:space="preserve"> PAGEREF _Toc243654265 \h </w:instrText>
             </w:r>
             <w:r>
               <w:rPr>
@@ -3331,7 +3331,7 @@
               <w14:ligatures w14:val="standardContextual"/>
             </w:rPr>
           </w:pPr>
-          <w:hyperlink w:anchor="_Toc243650962" w:history="1">
+          <w:hyperlink w:anchor="_Toc243654266" w:history="1">
             <w:r>
               <w:rPr>
                 <w:rStyle w:val="Hyperlink"/>
@@ -3355,7 +3355,7 @@
               <w:rPr>
                 <w:noProof/>
               </w:rPr>
-              <w:instrText xml:space="preserve"> PAGEREF _Toc243650962 \h </w:instrText>
+              <w:instrText xml:space="preserve"> PAGEREF _Toc243654266 \h </w:instrText>
             </w:r>
             <w:r>
               <w:rPr>
@@ -3398,7 +3398,7 @@
               <w14:ligatures w14:val="standardContextual"/>
             </w:rPr>
           </w:pPr>
-          <w:hyperlink w:anchor="_Toc243650963" w:history="1">
+          <w:hyperlink w:anchor="_Toc243654267" w:history="1">
             <w:r>
               <w:rPr>
                 <w:rStyle w:val="Hyperlink"/>
@@ -3422,7 +3422,7 @@
               <w:rPr>
                 <w:noProof/>
               </w:rPr>
-              <w:instrText xml:space="preserve"> PAGEREF _Toc243650963 \h </w:instrText>
+              <w:instrText xml:space="preserve"> PAGEREF _Toc243654267 \h </w:instrText>
             </w:r>
             <w:r>
               <w:rPr>
@@ -3465,7 +3465,7 @@
               <w14:ligatures w14:val="standardContextual"/>
             </w:rPr>
           </w:pPr>
-          <w:hyperlink w:anchor="_Toc243650964" w:history="1">
+          <w:hyperlink w:anchor="_Toc243654268" w:history="1">
             <w:r>
               <w:rPr>
                 <w:rStyle w:val="Hyperlink"/>
@@ -3489,7 +3489,7 @@
               <w:rPr>
                 <w:noProof/>
               </w:rPr>
-              <w:instrText xml:space="preserve"> PAGEREF _Toc243650964 \h </w:instrText>
+              <w:instrText xml:space="preserve"> PAGEREF _Toc243654268 \h </w:instrText>
             </w:r>
             <w:r>
               <w:rPr>
@@ -3532,7 +3532,7 @@
               <w14:ligatures w14:val="standardContextual"/>
             </w:rPr>
           </w:pPr>
-          <w:hyperlink w:anchor="_Toc243650965" w:history="1">
+          <w:hyperlink w:anchor="_Toc243654269" w:history="1">
             <w:r>
               <w:rPr>
                 <w:rStyle w:val="Hyperlink"/>
@@ -3556,7 +3556,7 @@
               <w:rPr>
                 <w:noProof/>
               </w:rPr>
-              <w:instrText xml:space="preserve"> PAGEREF _Toc243650965 \h </w:instrText>
+              <w:instrText xml:space="preserve"> PAGEREF _Toc243654269 \h </w:instrText>
             </w:r>
             <w:r>
               <w:rPr>
@@ -3599,7 +3599,7 @@
               <w14:ligatures w14:val="standardContextual"/>
             </w:rPr>
           </w:pPr>
-          <w:hyperlink w:anchor="_Toc243650966" w:history="1">
+          <w:hyperlink w:anchor="_Toc243654270" w:history="1">
             <w:r>
               <w:rPr>
                 <w:rStyle w:val="Hyperlink"/>
@@ -3623,7 +3623,7 @@
               <w:rPr>
                 <w:noProof/>
               </w:rPr>
-              <w:instrText xml:space="preserve"> PAGEREF _Toc243650966 \h </w:instrText>
+              <w:instrText xml:space="preserve"> PAGEREF _Toc243654270 \h </w:instrText>
             </w:r>
             <w:r>
               <w:rPr>
@@ -3666,7 +3666,7 @@
               <w14:ligatures w14:val="standardContextual"/>
             </w:rPr>
           </w:pPr>
-          <w:hyperlink w:anchor="_Toc243650967" w:history="1">
+          <w:hyperlink w:anchor="_Toc243654271" w:history="1">
             <w:r>
               <w:rPr>
                 <w:rStyle w:val="Hyperlink"/>
@@ -3690,7 +3690,7 @@
               <w:rPr>
                 <w:noProof/>
               </w:rPr>
-              <w:instrText xml:space="preserve"> PAGEREF _Toc243650967 \h </w:instrText>
+              <w:instrText xml:space="preserve"> PAGEREF _Toc243654271 \h </w:instrText>
             </w:r>
             <w:r>
               <w:rPr>
@@ -3733,7 +3733,7 @@
               <w14:ligatures w14:val="standardContextual"/>
             </w:rPr>
           </w:pPr>
-          <w:hyperlink w:anchor="_Toc243650968" w:history="1">
+          <w:hyperlink w:anchor="_Toc243654272" w:history="1">
             <w:r>
               <w:rPr>
                 <w:rStyle w:val="Hyperlink"/>
@@ -3757,7 +3757,7 @@
               <w:rPr>
                 <w:noProof/>
               </w:rPr>
-              <w:instrText xml:space="preserve"> PAGEREF _Toc243650968 \h </w:instrText>
+              <w:instrText xml:space="preserve"> PAGEREF _Toc243654272 \h </w:instrText>
             </w:r>
             <w:r>
               <w:rPr>
@@ -3800,7 +3800,7 @@
               <w14:ligatures w14:val="standardContextual"/>
             </w:rPr>
           </w:pPr>
-          <w:hyperlink w:anchor="_Toc243650969" w:history="1">
+          <w:hyperlink w:anchor="_Toc243654273" w:history="1">
             <w:r>
               <w:rPr>
                 <w:rStyle w:val="Hyperlink"/>
@@ -3824,7 +3824,7 @@
               <w:rPr>
                 <w:noProof/>
               </w:rPr>
-              <w:instrText xml:space="preserve"> PAGEREF _Toc243650969 \h </w:instrText>
+              <w:instrText xml:space="preserve"> PAGEREF _Toc243654273 \h </w:instrText>
             </w:r>
             <w:r>
               <w:rPr>
@@ -3867,7 +3867,7 @@
               <w14:ligatures w14:val="standardContextual"/>
             </w:rPr>
           </w:pPr>
-          <w:hyperlink w:anchor="_Toc243650970" w:history="1">
+          <w:hyperlink w:anchor="_Toc243654274" w:history="1">
             <w:r>
               <w:rPr>
                 <w:rStyle w:val="Hyperlink"/>
@@ -3891,7 +3891,7 @@
               <w:rPr>
                 <w:noProof/>
               </w:rPr>
-              <w:instrText xml:space="preserve"> PAGEREF _Toc243650970 \h </w:instrText>
+              <w:instrText xml:space="preserve"> PAGEREF _Toc243654274 \h </w:instrText>
             </w:r>
             <w:r>
               <w:rPr>
@@ -3934,7 +3934,7 @@
               <w14:ligatures w14:val="standardContextual"/>
             </w:rPr>
           </w:pPr>
-          <w:hyperlink w:anchor="_Toc243650971" w:history="1">
+          <w:hyperlink w:anchor="_Toc243654275" w:history="1">
             <w:r>
               <w:rPr>
                 <w:rStyle w:val="Hyperlink"/>
@@ -3958,7 +3958,7 @@
               <w:rPr>
                 <w:noProof/>
               </w:rPr>
-              <w:instrText xml:space="preserve"> PAGEREF _Toc243650971 \h </w:instrText>
+              <w:instrText xml:space="preserve"> PAGEREF _Toc243654275 \h </w:instrText>
             </w:r>
             <w:r>
               <w:rPr>
@@ -4001,7 +4001,7 @@
               <w14:ligatures w14:val="standardContextual"/>
             </w:rPr>
           </w:pPr>
-          <w:hyperlink w:anchor="_Toc243650972" w:history="1">
+          <w:hyperlink w:anchor="_Toc243654276" w:history="1">
             <w:r>
               <w:rPr>
                 <w:rStyle w:val="Hyperlink"/>
@@ -4025,7 +4025,7 @@
               <w:rPr>
                 <w:noProof/>
               </w:rPr>
-              <w:instrText xml:space="preserve"> PAGEREF _Toc243650972 \h </w:instrText>
+              <w:instrText xml:space="preserve"> PAGEREF _Toc243654276 \h </w:instrText>
             </w:r>
             <w:r>
               <w:rPr>
@@ -4068,7 +4068,7 @@
               <w14:ligatures w14:val="standardContextual"/>
             </w:rPr>
           </w:pPr>
-          <w:hyperlink w:anchor="_Toc243650973" w:history="1">
+          <w:hyperlink w:anchor="_Toc243654277" w:history="1">
             <w:r>
               <w:rPr>
                 <w:rStyle w:val="Hyperlink"/>
@@ -4092,7 +4092,7 @@
               <w:rPr>
                 <w:noProof/>
               </w:rPr>
-              <w:instrText xml:space="preserve"> PAGEREF _Toc243650973 \h </w:instrText>
+              <w:instrText xml:space="preserve"> PAGEREF _Toc243654277 \h </w:instrText>
             </w:r>
             <w:r>
               <w:rPr>
@@ -4135,7 +4135,7 @@
               <w14:ligatures w14:val="standardContextual"/>
             </w:rPr>
           </w:pPr>
-          <w:hyperlink w:anchor="_Toc243650974" w:history="1">
+          <w:hyperlink w:anchor="_Toc243654278" w:history="1">
             <w:r>
               <w:rPr>
                 <w:rStyle w:val="Hyperlink"/>
@@ -4159,7 +4159,7 @@
               <w:rPr>
                 <w:noProof/>
               </w:rPr>
-              <w:instrText xml:space="preserve"> PAGEREF _Toc243650974 \h </w:instrText>
+              <w:instrText xml:space="preserve"> PAGEREF _Toc243654278 \h </w:instrText>
             </w:r>
             <w:r>
               <w:rPr>
@@ -4202,13 +4202,13 @@
               <w14:ligatures w14:val="standardContextual"/>
             </w:rPr>
           </w:pPr>
-          <w:hyperlink w:anchor="_Toc243650975" w:history="1">
+          <w:hyperlink w:anchor="_Toc243654279" w:history="1">
             <w:r>
               <w:rPr>
                 <w:rStyle w:val="Hyperlink"/>
                 <w:noProof/>
               </w:rPr>
-              <w:t>6.8 Apply to the UGC (CR-012)</w:t>
+              <w:t>6.8 Guide to applying to the UGC (CR-012)</w:t>
             </w:r>
             <w:r>
               <w:rPr>
@@ -4226,7 +4226,7 @@
               <w:rPr>
                 <w:noProof/>
               </w:rPr>
-              <w:instrText xml:space="preserve"> PAGEREF _Toc243650975 \h </w:instrText>
+              <w:instrText xml:space="preserve"> PAGEREF _Toc243654279 \h </w:instrText>
             </w:r>
             <w:r>
               <w:rPr>
@@ -4269,7 +4269,7 @@
               <w14:ligatures w14:val="standardContextual"/>
             </w:rPr>
           </w:pPr>
-          <w:hyperlink w:anchor="_Toc243650976" w:history="1">
+          <w:hyperlink w:anchor="_Toc243654280" w:history="1">
             <w:r>
               <w:rPr>
                 <w:rStyle w:val="Hyperlink"/>
@@ -4293,7 +4293,7 @@
               <w:rPr>
                 <w:noProof/>
               </w:rPr>
-              <w:instrText xml:space="preserve"> PAGEREF _Toc243650976 \h </w:instrText>
+              <w:instrText xml:space="preserve"> PAGEREF _Toc243654280 \h </w:instrText>
             </w:r>
             <w:r>
               <w:rPr>
@@ -4336,7 +4336,7 @@
               <w14:ligatures w14:val="standardContextual"/>
             </w:rPr>
           </w:pPr>
-          <w:hyperlink w:anchor="_Toc243650977" w:history="1">
+          <w:hyperlink w:anchor="_Toc243654281" w:history="1">
             <w:r>
               <w:rPr>
                 <w:rStyle w:val="Hyperlink"/>
@@ -4360,7 +4360,7 @@
               <w:rPr>
                 <w:noProof/>
               </w:rPr>
-              <w:instrText xml:space="preserve"> PAGEREF _Toc243650977 \h </w:instrText>
+              <w:instrText xml:space="preserve"> PAGEREF _Toc243654281 \h </w:instrText>
             </w:r>
             <w:r>
               <w:rPr>
@@ -4403,7 +4403,7 @@
               <w14:ligatures w14:val="standardContextual"/>
             </w:rPr>
           </w:pPr>
-          <w:hyperlink w:anchor="_Toc243650978" w:history="1">
+          <w:hyperlink w:anchor="_Toc243654282" w:history="1">
             <w:r>
               <w:rPr>
                 <w:rStyle w:val="Hyperlink"/>
@@ -4427,7 +4427,7 @@
               <w:rPr>
                 <w:noProof/>
               </w:rPr>
-              <w:instrText xml:space="preserve"> PAGEREF _Toc243650978 \h </w:instrText>
+              <w:instrText xml:space="preserve"> PAGEREF _Toc243654282 \h </w:instrText>
             </w:r>
             <w:r>
               <w:rPr>
@@ -4470,7 +4470,7 @@
               <w14:ligatures w14:val="standardContextual"/>
             </w:rPr>
           </w:pPr>
-          <w:hyperlink w:anchor="_Toc243650979" w:history="1">
+          <w:hyperlink w:anchor="_Toc243654283" w:history="1">
             <w:r>
               <w:rPr>
                 <w:rStyle w:val="Hyperlink"/>
@@ -4494,7 +4494,7 @@
               <w:rPr>
                 <w:noProof/>
               </w:rPr>
-              <w:instrText xml:space="preserve"> PAGEREF _Toc243650979 \h </w:instrText>
+              <w:instrText xml:space="preserve"> PAGEREF _Toc243654283 \h </w:instrText>
             </w:r>
             <w:r>
               <w:rPr>
@@ -4537,7 +4537,7 @@
               <w14:ligatures w14:val="standardContextual"/>
             </w:rPr>
           </w:pPr>
-          <w:hyperlink w:anchor="_Toc243650980" w:history="1">
+          <w:hyperlink w:anchor="_Toc243654284" w:history="1">
             <w:r>
               <w:rPr>
                 <w:rStyle w:val="Hyperlink"/>
@@ -4561,7 +4561,7 @@
               <w:rPr>
                 <w:noProof/>
               </w:rPr>
-              <w:instrText xml:space="preserve"> PAGEREF _Toc243650980 \h </w:instrText>
+              <w:instrText xml:space="preserve"> PAGEREF _Toc243654284 \h </w:instrText>
             </w:r>
             <w:r>
               <w:rPr>
@@ -4604,7 +4604,7 @@
               <w14:ligatures w14:val="standardContextual"/>
             </w:rPr>
           </w:pPr>
-          <w:hyperlink w:anchor="_Toc243650981" w:history="1">
+          <w:hyperlink w:anchor="_Toc243654285" w:history="1">
             <w:r>
               <w:rPr>
                 <w:rStyle w:val="Hyperlink"/>
@@ -4628,7 +4628,7 @@
               <w:rPr>
                 <w:noProof/>
               </w:rPr>
-              <w:instrText xml:space="preserve"> PAGEREF _Toc243650981 \h </w:instrText>
+              <w:instrText xml:space="preserve"> PAGEREF _Toc243654285 \h </w:instrText>
             </w:r>
             <w:r>
               <w:rPr>
@@ -4671,7 +4671,7 @@
               <w14:ligatures w14:val="standardContextual"/>
             </w:rPr>
           </w:pPr>
-          <w:hyperlink w:anchor="_Toc243650982" w:history="1">
+          <w:hyperlink w:anchor="_Toc243654286" w:history="1">
             <w:r>
               <w:rPr>
                 <w:rStyle w:val="Hyperlink"/>
@@ -4695,7 +4695,7 @@
               <w:rPr>
                 <w:noProof/>
               </w:rPr>
-              <w:instrText xml:space="preserve"> PAGEREF _Toc243650982 \h </w:instrText>
+              <w:instrText xml:space="preserve"> PAGEREF _Toc243654286 \h </w:instrText>
             </w:r>
             <w:r>
               <w:rPr>
@@ -4738,7 +4738,7 @@
               <w14:ligatures w14:val="standardContextual"/>
             </w:rPr>
           </w:pPr>
-          <w:hyperlink w:anchor="_Toc243650983" w:history="1">
+          <w:hyperlink w:anchor="_Toc243654287" w:history="1">
             <w:r>
               <w:rPr>
                 <w:rStyle w:val="Hyperlink"/>
@@ -4762,7 +4762,7 @@
               <w:rPr>
                 <w:noProof/>
               </w:rPr>
-              <w:instrText xml:space="preserve"> PAGEREF _Toc243650983 \h </w:instrText>
+              <w:instrText xml:space="preserve"> PAGEREF _Toc243654287 \h </w:instrText>
             </w:r>
             <w:r>
               <w:rPr>
@@ -4805,7 +4805,7 @@
               <w14:ligatures w14:val="standardContextual"/>
             </w:rPr>
           </w:pPr>
-          <w:hyperlink w:anchor="_Toc243650984" w:history="1">
+          <w:hyperlink w:anchor="_Toc243654288" w:history="1">
             <w:r>
               <w:rPr>
                 <w:rStyle w:val="Hyperlink"/>
@@ -4829,7 +4829,7 @@
               <w:rPr>
                 <w:noProof/>
               </w:rPr>
-              <w:instrText xml:space="preserve"> PAGEREF _Toc243650984 \h </w:instrText>
+              <w:instrText xml:space="preserve"> PAGEREF _Toc243654288 \h </w:instrText>
             </w:r>
             <w:r>
               <w:rPr>
@@ -4872,7 +4872,7 @@
               <w14:ligatures w14:val="standardContextual"/>
             </w:rPr>
           </w:pPr>
-          <w:hyperlink w:anchor="_Toc243650985" w:history="1">
+          <w:hyperlink w:anchor="_Toc243654289" w:history="1">
             <w:r>
               <w:rPr>
                 <w:rStyle w:val="Hyperlink"/>
@@ -4896,7 +4896,7 @@
               <w:rPr>
                 <w:noProof/>
               </w:rPr>
-              <w:instrText xml:space="preserve"> PAGEREF _Toc243650985 \h </w:instrText>
+              <w:instrText xml:space="preserve"> PAGEREF _Toc243654289 \h </w:instrText>
             </w:r>
             <w:r>
               <w:rPr>
@@ -4942,7 +4942,7 @@
     <w:sdt>
       <w:sdtPr>
         <w:alias w:val="Tables"/>
-        <w:id w:val="312541363"/>
+        <w:id w:val="1192415467"/>
       </w:sdtPr>
       <w:sdtEndPr/>
       <w:sdtContent>
@@ -4971,7 +4971,7 @@
           <w:r>
             <w:fldChar w:fldCharType="separate"/>
           </w:r>
-          <w:hyperlink w:anchor="_Toc243650986" w:history="1">
+          <w:hyperlink w:anchor="_Toc243654290" w:history="1">
             <w:r>
               <w:rPr>
                 <w:rStyle w:val="Hyperlink"/>
@@ -4995,7 +4995,7 @@
               <w:rPr>
                 <w:noProof/>
               </w:rPr>
-              <w:instrText xml:space="preserve"> PAGEREF _Toc243650986 \h </w:instrText>
+              <w:instrText xml:space="preserve"> PAGEREF _Toc243654290 \h </w:instrText>
             </w:r>
             <w:r>
               <w:rPr>
@@ -5038,7 +5038,7 @@
               <w14:ligatures w14:val="standardContextual"/>
             </w:rPr>
           </w:pPr>
-          <w:hyperlink w:anchor="_Toc243650987" w:history="1">
+          <w:hyperlink w:anchor="_Toc243654291" w:history="1">
             <w:r>
               <w:rPr>
                 <w:rStyle w:val="Hyperlink"/>
@@ -5062,7 +5062,7 @@
               <w:rPr>
                 <w:noProof/>
               </w:rPr>
-              <w:instrText xml:space="preserve"> PAGEREF _Toc243650987 \h </w:instrText>
+              <w:instrText xml:space="preserve"> PAGEREF _Toc243654291 \h </w:instrText>
             </w:r>
             <w:r>
               <w:rPr>
@@ -5105,7 +5105,7 @@
               <w14:ligatures w14:val="standardContextual"/>
             </w:rPr>
           </w:pPr>
-          <w:hyperlink w:anchor="_Toc243650988" w:history="1">
+          <w:hyperlink w:anchor="_Toc243654292" w:history="1">
             <w:r>
               <w:rPr>
                 <w:rStyle w:val="Hyperlink"/>
@@ -5129,7 +5129,7 @@
               <w:rPr>
                 <w:noProof/>
               </w:rPr>
-              <w:instrText xml:space="preserve"> PAGEREF _Toc243650988 \h </w:instrText>
+              <w:instrText xml:space="preserve"> PAGEREF _Toc243654292 \h </w:instrText>
             </w:r>
             <w:r>
               <w:rPr>
@@ -5172,7 +5172,7 @@
               <w14:ligatures w14:val="standardContextual"/>
             </w:rPr>
           </w:pPr>
-          <w:hyperlink w:anchor="_Toc243650989" w:history="1">
+          <w:hyperlink w:anchor="_Toc243654293" w:history="1">
             <w:r>
               <w:rPr>
                 <w:rStyle w:val="Hyperlink"/>
@@ -5196,7 +5196,7 @@
               <w:rPr>
                 <w:noProof/>
               </w:rPr>
-              <w:instrText xml:space="preserve"> PAGEREF _Toc243650989 \h </w:instrText>
+              <w:instrText xml:space="preserve"> PAGEREF _Toc243654293 \h </w:instrText>
             </w:r>
             <w:r>
               <w:rPr>
@@ -5239,7 +5239,7 @@
               <w14:ligatures w14:val="standardContextual"/>
             </w:rPr>
           </w:pPr>
-          <w:hyperlink w:anchor="_Toc243650990" w:history="1">
+          <w:hyperlink w:anchor="_Toc243654294" w:history="1">
             <w:r>
               <w:rPr>
                 <w:rStyle w:val="Hyperlink"/>
@@ -5263,7 +5263,7 @@
               <w:rPr>
                 <w:noProof/>
               </w:rPr>
-              <w:instrText xml:space="preserve"> PAGEREF _Toc243650990 \h </w:instrText>
+              <w:instrText xml:space="preserve"> PAGEREF _Toc243654294 \h </w:instrText>
             </w:r>
             <w:r>
               <w:rPr>
@@ -5306,7 +5306,7 @@
               <w14:ligatures w14:val="standardContextual"/>
             </w:rPr>
           </w:pPr>
-          <w:hyperlink w:anchor="_Toc243650991" w:history="1">
+          <w:hyperlink w:anchor="_Toc243654295" w:history="1">
             <w:r>
               <w:rPr>
                 <w:rStyle w:val="Hyperlink"/>
@@ -5330,7 +5330,7 @@
               <w:rPr>
                 <w:noProof/>
               </w:rPr>
-              <w:instrText xml:space="preserve"> PAGEREF _Toc243650991 \h </w:instrText>
+              <w:instrText xml:space="preserve"> PAGEREF _Toc243654295 \h </w:instrText>
             </w:r>
             <w:r>
               <w:rPr>
@@ -5373,7 +5373,7 @@
               <w14:ligatures w14:val="standardContextual"/>
             </w:rPr>
           </w:pPr>
-          <w:hyperlink w:anchor="_Toc243650992" w:history="1">
+          <w:hyperlink w:anchor="_Toc243654296" w:history="1">
             <w:r>
               <w:rPr>
                 <w:rStyle w:val="Hyperlink"/>
@@ -5397,7 +5397,7 @@
               <w:rPr>
                 <w:noProof/>
               </w:rPr>
-              <w:instrText xml:space="preserve"> PAGEREF _Toc243650992 \h </w:instrText>
+              <w:instrText xml:space="preserve"> PAGEREF _Toc243654296 \h </w:instrText>
             </w:r>
             <w:r>
               <w:rPr>
@@ -5440,7 +5440,7 @@
               <w14:ligatures w14:val="standardContextual"/>
             </w:rPr>
           </w:pPr>
-          <w:hyperlink w:anchor="_Toc243650993" w:history="1">
+          <w:hyperlink w:anchor="_Toc243654297" w:history="1">
             <w:r>
               <w:rPr>
                 <w:rStyle w:val="Hyperlink"/>
@@ -5464,7 +5464,7 @@
               <w:rPr>
                 <w:noProof/>
               </w:rPr>
-              <w:instrText xml:space="preserve"> PAGEREF _Toc243650993 \h </w:instrText>
+              <w:instrText xml:space="preserve"> PAGEREF _Toc243654297 \h </w:instrText>
             </w:r>
             <w:r>
               <w:rPr>
@@ -5507,7 +5507,7 @@
               <w14:ligatures w14:val="standardContextual"/>
             </w:rPr>
           </w:pPr>
-          <w:hyperlink w:anchor="_Toc243650994" w:history="1">
+          <w:hyperlink w:anchor="_Toc243654298" w:history="1">
             <w:r>
               <w:rPr>
                 <w:rStyle w:val="Hyperlink"/>
@@ -5531,7 +5531,7 @@
               <w:rPr>
                 <w:noProof/>
               </w:rPr>
-              <w:instrText xml:space="preserve"> PAGEREF _Toc243650994 \h </w:instrText>
+              <w:instrText xml:space="preserve"> PAGEREF _Toc243654298 \h </w:instrText>
             </w:r>
             <w:r>
               <w:rPr>
@@ -5574,7 +5574,7 @@
               <w14:ligatures w14:val="standardContextual"/>
             </w:rPr>
           </w:pPr>
-          <w:hyperlink w:anchor="_Toc243650995" w:history="1">
+          <w:hyperlink w:anchor="_Toc243654299" w:history="1">
             <w:r>
               <w:rPr>
                 <w:rStyle w:val="Hyperlink"/>
@@ -5598,7 +5598,7 @@
               <w:rPr>
                 <w:noProof/>
               </w:rPr>
-              <w:instrText xml:space="preserve"> PAGEREF _Toc243650995 \h </w:instrText>
+              <w:instrText xml:space="preserve"> PAGEREF _Toc243654299 \h </w:instrText>
             </w:r>
             <w:r>
               <w:rPr>
@@ -5641,7 +5641,7 @@
               <w14:ligatures w14:val="standardContextual"/>
             </w:rPr>
           </w:pPr>
-          <w:hyperlink w:anchor="_Toc243650996" w:history="1">
+          <w:hyperlink w:anchor="_Toc243654300" w:history="1">
             <w:r>
               <w:rPr>
                 <w:rStyle w:val="Hyperlink"/>
@@ -5665,7 +5665,7 @@
               <w:rPr>
                 <w:noProof/>
               </w:rPr>
-              <w:instrText xml:space="preserve"> PAGEREF _Toc243650996 \h </w:instrText>
+              <w:instrText xml:space="preserve"> PAGEREF _Toc243654300 \h </w:instrText>
             </w:r>
             <w:r>
               <w:rPr>
@@ -5708,7 +5708,7 @@
               <w14:ligatures w14:val="standardContextual"/>
             </w:rPr>
           </w:pPr>
-          <w:hyperlink w:anchor="_Toc243650997" w:history="1">
+          <w:hyperlink w:anchor="_Toc243654301" w:history="1">
             <w:r>
               <w:rPr>
                 <w:rStyle w:val="Hyperlink"/>
@@ -5732,7 +5732,7 @@
               <w:rPr>
                 <w:noProof/>
               </w:rPr>
-              <w:instrText xml:space="preserve"> PAGEREF _Toc243650997 \h </w:instrText>
+              <w:instrText xml:space="preserve"> PAGEREF _Toc243654301 \h </w:instrText>
             </w:r>
             <w:r>
               <w:rPr>
@@ -5775,7 +5775,7 @@
               <w14:ligatures w14:val="standardContextual"/>
             </w:rPr>
           </w:pPr>
-          <w:hyperlink w:anchor="_Toc243650998" w:history="1">
+          <w:hyperlink w:anchor="_Toc243654302" w:history="1">
             <w:r>
               <w:rPr>
                 <w:rStyle w:val="Hyperlink"/>
@@ -5799,7 +5799,7 @@
               <w:rPr>
                 <w:noProof/>
               </w:rPr>
-              <w:instrText xml:space="preserve"> PAGEREF _Toc243650998 \h </w:instrText>
+              <w:instrText xml:space="preserve"> PAGEREF _Toc243654302 \h </w:instrText>
             </w:r>
             <w:r>
               <w:rPr>
@@ -5842,7 +5842,7 @@
               <w14:ligatures w14:val="standardContextual"/>
             </w:rPr>
           </w:pPr>
-          <w:hyperlink w:anchor="_Toc243650999" w:history="1">
+          <w:hyperlink w:anchor="_Toc243654303" w:history="1">
             <w:r>
               <w:rPr>
                 <w:rStyle w:val="Hyperlink"/>
@@ -5866,7 +5866,7 @@
               <w:rPr>
                 <w:noProof/>
               </w:rPr>
-              <w:instrText xml:space="preserve"> PAGEREF _Toc243650999 \h </w:instrText>
+              <w:instrText xml:space="preserve"> PAGEREF _Toc243654303 \h </w:instrText>
             </w:r>
             <w:r>
               <w:rPr>
@@ -5909,7 +5909,7 @@
               <w14:ligatures w14:val="standardContextual"/>
             </w:rPr>
           </w:pPr>
-          <w:hyperlink w:anchor="_Toc243651000" w:history="1">
+          <w:hyperlink w:anchor="_Toc243654304" w:history="1">
             <w:r>
               <w:rPr>
                 <w:rStyle w:val="Hyperlink"/>
@@ -5933,7 +5933,7 @@
               <w:rPr>
                 <w:noProof/>
               </w:rPr>
-              <w:instrText xml:space="preserve"> PAGEREF _Toc243651000 \h </w:instrText>
+              <w:instrText xml:space="preserve"> PAGEREF _Toc243654304 \h </w:instrText>
             </w:r>
             <w:r>
               <w:rPr>
@@ -5976,7 +5976,7 @@
               <w14:ligatures w14:val="standardContextual"/>
             </w:rPr>
           </w:pPr>
-          <w:hyperlink w:anchor="_Toc243651001" w:history="1">
+          <w:hyperlink w:anchor="_Toc243654305" w:history="1">
             <w:r>
               <w:rPr>
                 <w:rStyle w:val="Hyperlink"/>
@@ -6000,7 +6000,7 @@
               <w:rPr>
                 <w:noProof/>
               </w:rPr>
-              <w:instrText xml:space="preserve"> PAGEREF _Toc243651001 \h </w:instrText>
+              <w:instrText xml:space="preserve"> PAGEREF _Toc243654305 \h </w:instrText>
             </w:r>
             <w:r>
               <w:rPr>
@@ -6043,7 +6043,7 @@
               <w14:ligatures w14:val="standardContextual"/>
             </w:rPr>
           </w:pPr>
-          <w:hyperlink w:anchor="_Toc243651002" w:history="1">
+          <w:hyperlink w:anchor="_Toc243654306" w:history="1">
             <w:r>
               <w:rPr>
                 <w:rStyle w:val="Hyperlink"/>
@@ -6067,7 +6067,7 @@
               <w:rPr>
                 <w:noProof/>
               </w:rPr>
-              <w:instrText xml:space="preserve"> PAGEREF _Toc243651002 \h </w:instrText>
+              <w:instrText xml:space="preserve"> PAGEREF _Toc243654306 \h </w:instrText>
             </w:r>
             <w:r>
               <w:rPr>
@@ -6110,7 +6110,7 @@
               <w14:ligatures w14:val="standardContextual"/>
             </w:rPr>
           </w:pPr>
-          <w:hyperlink w:anchor="_Toc243651003" w:history="1">
+          <w:hyperlink w:anchor="_Toc243654307" w:history="1">
             <w:r>
               <w:rPr>
                 <w:rStyle w:val="Hyperlink"/>
@@ -6134,7 +6134,7 @@
               <w:rPr>
                 <w:noProof/>
               </w:rPr>
-              <w:instrText xml:space="preserve"> PAGEREF _Toc243651003 \h </w:instrText>
+              <w:instrText xml:space="preserve"> PAGEREF _Toc243654307 \h </w:instrText>
             </w:r>
             <w:r>
               <w:rPr>
@@ -6177,7 +6177,7 @@
               <w14:ligatures w14:val="standardContextual"/>
             </w:rPr>
           </w:pPr>
-          <w:hyperlink w:anchor="_Toc243651004" w:history="1">
+          <w:hyperlink w:anchor="_Toc243654308" w:history="1">
             <w:r>
               <w:rPr>
                 <w:rStyle w:val="Hyperlink"/>
@@ -6201,7 +6201,7 @@
               <w:rPr>
                 <w:noProof/>
               </w:rPr>
-              <w:instrText xml:space="preserve"> PAGEREF _Toc243651004 \h </w:instrText>
+              <w:instrText xml:space="preserve"> PAGEREF _Toc243654308 \h </w:instrText>
             </w:r>
             <w:r>
               <w:rPr>
@@ -6244,7 +6244,7 @@
               <w14:ligatures w14:val="standardContextual"/>
             </w:rPr>
           </w:pPr>
-          <w:hyperlink w:anchor="_Toc243651005" w:history="1">
+          <w:hyperlink w:anchor="_Toc243654309" w:history="1">
             <w:r>
               <w:rPr>
                 <w:rStyle w:val="Hyperlink"/>
@@ -6268,7 +6268,7 @@
               <w:rPr>
                 <w:noProof/>
               </w:rPr>
-              <w:instrText xml:space="preserve"> PAGEREF _Toc243651005 \h </w:instrText>
+              <w:instrText xml:space="preserve"> PAGEREF _Toc243654309 \h </w:instrText>
             </w:r>
             <w:r>
               <w:rPr>
@@ -6311,7 +6311,7 @@
               <w14:ligatures w14:val="standardContextual"/>
             </w:rPr>
           </w:pPr>
-          <w:hyperlink w:anchor="_Toc243651006" w:history="1">
+          <w:hyperlink w:anchor="_Toc243654310" w:history="1">
             <w:r>
               <w:rPr>
                 <w:rStyle w:val="Hyperlink"/>
@@ -6335,7 +6335,7 @@
               <w:rPr>
                 <w:noProof/>
               </w:rPr>
-              <w:instrText xml:space="preserve"> PAGEREF _Toc243651006 \h </w:instrText>
+              <w:instrText xml:space="preserve"> PAGEREF _Toc243654310 \h </w:instrText>
             </w:r>
             <w:r>
               <w:rPr>
@@ -6378,7 +6378,7 @@
               <w14:ligatures w14:val="standardContextual"/>
             </w:rPr>
           </w:pPr>
-          <w:hyperlink w:anchor="_Toc243651007" w:history="1">
+          <w:hyperlink w:anchor="_Toc243654311" w:history="1">
             <w:r>
               <w:rPr>
                 <w:rStyle w:val="Hyperlink"/>
@@ -6402,7 +6402,7 @@
               <w:rPr>
                 <w:noProof/>
               </w:rPr>
-              <w:instrText xml:space="preserve"> PAGEREF _Toc243651007 \h </w:instrText>
+              <w:instrText xml:space="preserve"> PAGEREF _Toc243654311 \h </w:instrText>
             </w:r>
             <w:r>
               <w:rPr>
@@ -6445,7 +6445,7 @@
               <w14:ligatures w14:val="standardContextual"/>
             </w:rPr>
           </w:pPr>
-          <w:hyperlink w:anchor="_Toc243651008" w:history="1">
+          <w:hyperlink w:anchor="_Toc243654312" w:history="1">
             <w:r>
               <w:rPr>
                 <w:rStyle w:val="Hyperlink"/>
@@ -6469,7 +6469,7 @@
               <w:rPr>
                 <w:noProof/>
               </w:rPr>
-              <w:instrText xml:space="preserve"> PAGEREF _Toc243651008 \h </w:instrText>
+              <w:instrText xml:space="preserve"> PAGEREF _Toc243654312 \h </w:instrText>
             </w:r>
             <w:r>
               <w:rPr>
@@ -6512,7 +6512,7 @@
               <w14:ligatures w14:val="standardContextual"/>
             </w:rPr>
           </w:pPr>
-          <w:hyperlink w:anchor="_Toc243651009" w:history="1">
+          <w:hyperlink w:anchor="_Toc243654313" w:history="1">
             <w:r>
               <w:rPr>
                 <w:rStyle w:val="Hyperlink"/>
@@ -6536,7 +6536,7 @@
               <w:rPr>
                 <w:noProof/>
               </w:rPr>
-              <w:instrText xml:space="preserve"> PAGEREF _Toc243651009 \h </w:instrText>
+              <w:instrText xml:space="preserve"> PAGEREF _Toc243654313 \h </w:instrText>
             </w:r>
             <w:r>
               <w:rPr>
@@ -6579,7 +6579,7 @@
               <w14:ligatures w14:val="standardContextual"/>
             </w:rPr>
           </w:pPr>
-          <w:hyperlink w:anchor="_Toc243651010" w:history="1">
+          <w:hyperlink w:anchor="_Toc243654314" w:history="1">
             <w:r>
               <w:rPr>
                 <w:rStyle w:val="Hyperlink"/>
@@ -6603,7 +6603,7 @@
               <w:rPr>
                 <w:noProof/>
               </w:rPr>
-              <w:instrText xml:space="preserve"> PAGEREF _Toc243651010 \h </w:instrText>
+              <w:instrText xml:space="preserve"> PAGEREF _Toc243654314 \h </w:instrText>
             </w:r>
             <w:r>
               <w:rPr>
@@ -6646,7 +6646,7 @@
               <w14:ligatures w14:val="standardContextual"/>
             </w:rPr>
           </w:pPr>
-          <w:hyperlink w:anchor="_Toc243651011" w:history="1">
+          <w:hyperlink w:anchor="_Toc243654315" w:history="1">
             <w:r>
               <w:rPr>
                 <w:rStyle w:val="Hyperlink"/>
@@ -6670,7 +6670,7 @@
               <w:rPr>
                 <w:noProof/>
               </w:rPr>
-              <w:instrText xml:space="preserve"> PAGEREF _Toc243651011 \h </w:instrText>
+              <w:instrText xml:space="preserve"> PAGEREF _Toc243654315 \h </w:instrText>
             </w:r>
             <w:r>
               <w:rPr>
@@ -6713,7 +6713,7 @@
               <w14:ligatures w14:val="standardContextual"/>
             </w:rPr>
           </w:pPr>
-          <w:hyperlink w:anchor="_Toc243651012" w:history="1">
+          <w:hyperlink w:anchor="_Toc243654316" w:history="1">
             <w:r>
               <w:rPr>
                 <w:rStyle w:val="Hyperlink"/>
@@ -6737,7 +6737,7 @@
               <w:rPr>
                 <w:noProof/>
               </w:rPr>
-              <w:instrText xml:space="preserve"> PAGEREF _Toc243651012 \h </w:instrText>
+              <w:instrText xml:space="preserve"> PAGEREF _Toc243654316 \h </w:instrText>
             </w:r>
             <w:r>
               <w:rPr>
@@ -6780,7 +6780,7 @@
               <w14:ligatures w14:val="standardContextual"/>
             </w:rPr>
           </w:pPr>
-          <w:hyperlink w:anchor="_Toc243651013" w:history="1">
+          <w:hyperlink w:anchor="_Toc243654317" w:history="1">
             <w:r>
               <w:rPr>
                 <w:rStyle w:val="Hyperlink"/>
@@ -6804,7 +6804,7 @@
               <w:rPr>
                 <w:noProof/>
               </w:rPr>
-              <w:instrText xml:space="preserve"> PAGEREF _Toc243651013 \h </w:instrText>
+              <w:instrText xml:space="preserve"> PAGEREF _Toc243654317 \h </w:instrText>
             </w:r>
             <w:r>
               <w:rPr>
@@ -6847,7 +6847,7 @@
               <w14:ligatures w14:val="standardContextual"/>
             </w:rPr>
           </w:pPr>
-          <w:hyperlink w:anchor="_Toc243651014" w:history="1">
+          <w:hyperlink w:anchor="_Toc243654318" w:history="1">
             <w:r>
               <w:rPr>
                 <w:rStyle w:val="Hyperlink"/>
@@ -6871,7 +6871,7 @@
               <w:rPr>
                 <w:noProof/>
               </w:rPr>
-              <w:instrText xml:space="preserve"> PAGEREF _Toc243651014 \h </w:instrText>
+              <w:instrText xml:space="preserve"> PAGEREF _Toc243654318 \h </w:instrText>
             </w:r>
             <w:r>
               <w:rPr>
@@ -6914,7 +6914,7 @@
               <w14:ligatures w14:val="standardContextual"/>
             </w:rPr>
           </w:pPr>
-          <w:hyperlink w:anchor="_Toc243651015" w:history="1">
+          <w:hyperlink w:anchor="_Toc243654319" w:history="1">
             <w:r>
               <w:rPr>
                 <w:rStyle w:val="Hyperlink"/>
@@ -6938,7 +6938,7 @@
               <w:rPr>
                 <w:noProof/>
               </w:rPr>
-              <w:instrText xml:space="preserve"> PAGEREF _Toc243651015 \h </w:instrText>
+              <w:instrText xml:space="preserve"> PAGEREF _Toc243654319 \h </w:instrText>
             </w:r>
             <w:r>
               <w:rPr>
@@ -6979,7 +6979,7 @@
         <w:keepLines/>
         <w:pageBreakBefore/>
       </w:pPr>
-      <w:bookmarkStart w:id="0" w:name="_Toc243650949"/>
+      <w:bookmarkStart w:id="0" w:name="_Toc243654253"/>
       <w:r>
         <w:lastRenderedPageBreak/>
         <w:t>1 Introduction</w:t>
@@ -6992,7 +6992,7 @@
         <w:keepNext/>
         <w:keepLines/>
       </w:pPr>
-      <w:bookmarkStart w:id="1" w:name="_Toc243650950"/>
+      <w:bookmarkStart w:id="1" w:name="_Toc243654254"/>
       <w:r>
         <w:t>1.1 Purpose</w:t>
       </w:r>
@@ -7025,7 +7025,7 @@
         <w:keepNext/>
         <w:keepLines/>
       </w:pPr>
-      <w:bookmarkStart w:id="2" w:name="_Toc243650951"/>
+      <w:bookmarkStart w:id="2" w:name="_Toc243654255"/>
       <w:r>
         <w:t>1.2 Scope</w:t>
       </w:r>
@@ -7048,7 +7048,7 @@
         <w:keepNext/>
         <w:keepLines/>
       </w:pPr>
-      <w:bookmarkStart w:id="3" w:name="_Toc243650952"/>
+      <w:bookmarkStart w:id="3" w:name="_Toc243654256"/>
       <w:r>
         <w:t>1.3 Intended audience</w:t>
       </w:r>
@@ -7068,7 +7068,7 @@
         <w:keepNext/>
         <w:keepLines/>
       </w:pPr>
-      <w:bookmarkStart w:id="4" w:name="_Toc243650953"/>
+      <w:bookmarkStart w:id="4" w:name="_Toc243654257"/>
       <w:r>
         <w:t>1.4 Relationship to other documents</w:t>
       </w:r>
@@ -7079,7 +7079,7 @@
         <w:pStyle w:val="Caption"/>
         <w:keepNext/>
       </w:pPr>
-      <w:bookmarkStart w:id="5" w:name="_Toc243650986"/>
+      <w:bookmarkStart w:id="5" w:name="_Toc243654290"/>
       <w:r>
         <w:t xml:space="preserve">Table </w:t>
       </w:r>
@@ -7121,7 +7121,7 @@
           <w:left w:w="10" w:type="dxa"/>
           <w:right w:w="10" w:type="dxa"/>
         </w:tblCellMar>
-        <w:tblLook w:val="04A0" w:firstRow="1" w:lastRow="0" w:firstColumn="1" w:lastColumn="0" w:noHBand="0" w:noVBand="1"/>
+        <w:tblLook w:val="0000" w:firstRow="0" w:lastRow="0" w:firstColumn="0" w:lastColumn="0" w:noHBand="0" w:noVBand="0"/>
       </w:tblPr>
       <w:tblGrid>
         <w:gridCol w:w="4684"/>
@@ -7840,7 +7840,7 @@
         <w:keepNext/>
         <w:keepLines/>
       </w:pPr>
-      <w:bookmarkStart w:id="6" w:name="_Toc243650954"/>
+      <w:bookmarkStart w:id="6" w:name="_Toc243654258"/>
       <w:r>
         <w:t>1.5 Conventions</w:t>
       </w:r>
@@ -7885,7 +7885,7 @@
         <w:keepLines/>
         <w:pageBreakBefore/>
       </w:pPr>
-      <w:bookmarkStart w:id="7" w:name="_Toc243650955"/>
+      <w:bookmarkStart w:id="7" w:name="_Toc243654259"/>
       <w:r>
         <w:lastRenderedPageBreak/>
         <w:t>2 Design principles</w:t>
@@ -7897,7 +7897,7 @@
         <w:pStyle w:val="Caption"/>
         <w:keepNext/>
       </w:pPr>
-      <w:bookmarkStart w:id="8" w:name="_Toc243650987"/>
+      <w:bookmarkStart w:id="8" w:name="_Toc243654291"/>
       <w:r>
         <w:t xml:space="preserve">Table </w:t>
       </w:r>
@@ -7939,7 +7939,7 @@
           <w:left w:w="10" w:type="dxa"/>
           <w:right w:w="10" w:type="dxa"/>
         </w:tblCellMar>
-        <w:tblLook w:val="04A0" w:firstRow="1" w:lastRow="0" w:firstColumn="1" w:lastColumn="0" w:noHBand="0" w:noVBand="1"/>
+        <w:tblLook w:val="0000" w:firstRow="0" w:lastRow="0" w:firstColumn="0" w:lastColumn="0" w:noHBand="0" w:noVBand="0"/>
       </w:tblPr>
       <w:tblGrid>
         <w:gridCol w:w="655"/>
@@ -9385,7 +9385,7 @@
         <w:keepLines/>
         <w:pageBreakBefore/>
       </w:pPr>
-      <w:bookmarkStart w:id="9" w:name="_Toc243650956"/>
+      <w:bookmarkStart w:id="9" w:name="_Toc243654260"/>
       <w:r>
         <w:lastRenderedPageBreak/>
         <w:t>3 Personas and key journeys</w:t>
@@ -9405,7 +9405,7 @@
         <w:pStyle w:val="Caption"/>
         <w:keepNext/>
       </w:pPr>
-      <w:bookmarkStart w:id="10" w:name="_Toc243650988"/>
+      <w:bookmarkStart w:id="10" w:name="_Toc243654292"/>
       <w:r>
         <w:t xml:space="preserve">Table </w:t>
       </w:r>
@@ -9447,7 +9447,7 @@
           <w:left w:w="10" w:type="dxa"/>
           <w:right w:w="10" w:type="dxa"/>
         </w:tblCellMar>
-        <w:tblLook w:val="04A0" w:firstRow="1" w:lastRow="0" w:firstColumn="1" w:lastColumn="0" w:noHBand="0" w:noVBand="1"/>
+        <w:tblLook w:val="0000" w:firstRow="0" w:lastRow="0" w:firstColumn="0" w:lastColumn="0" w:noHBand="0" w:noVBand="0"/>
       </w:tblPr>
       <w:tblGrid>
         <w:gridCol w:w="2551"/>
@@ -10194,7 +10194,7 @@
         <w:pStyle w:val="Caption"/>
         <w:keepNext/>
       </w:pPr>
-      <w:bookmarkStart w:id="11" w:name="_Toc243650989"/>
+      <w:bookmarkStart w:id="11" w:name="_Toc243654293"/>
       <w:r>
         <w:t xml:space="preserve">Table </w:t>
       </w:r>
@@ -10236,7 +10236,7 @@
           <w:left w:w="10" w:type="dxa"/>
           <w:right w:w="10" w:type="dxa"/>
         </w:tblCellMar>
-        <w:tblLook w:val="04A0" w:firstRow="1" w:lastRow="0" w:firstColumn="1" w:lastColumn="0" w:noHBand="0" w:noVBand="1"/>
+        <w:tblLook w:val="0000" w:firstRow="0" w:lastRow="0" w:firstColumn="0" w:lastColumn="0" w:noHBand="0" w:noVBand="0"/>
       </w:tblPr>
       <w:tblGrid>
         <w:gridCol w:w="2011"/>
@@ -11206,7 +11206,7 @@
         <w:keepLines/>
         <w:pageBreakBefore/>
       </w:pPr>
-      <w:bookmarkStart w:id="12" w:name="_Toc243650957"/>
+      <w:bookmarkStart w:id="12" w:name="_Toc243654261"/>
       <w:r>
         <w:lastRenderedPageBreak/>
         <w:t>4 Information architecture and navigation</w:t>
@@ -11219,7 +11219,7 @@
         <w:keepNext/>
         <w:keepLines/>
       </w:pPr>
-      <w:bookmarkStart w:id="13" w:name="_Toc243650958"/>
+      <w:bookmarkStart w:id="13" w:name="_Toc243654262"/>
       <w:r>
         <w:t>4.1 Structure</w:t>
       </w:r>
@@ -11268,7 +11268,7 @@
         <w:pStyle w:val="Caption"/>
         <w:keepNext/>
       </w:pPr>
-      <w:bookmarkStart w:id="14" w:name="_Toc243650990"/>
+      <w:bookmarkStart w:id="14" w:name="_Toc243654294"/>
       <w:r>
         <w:t xml:space="preserve">Table </w:t>
       </w:r>
@@ -11310,7 +11310,7 @@
           <w:left w:w="10" w:type="dxa"/>
           <w:right w:w="10" w:type="dxa"/>
         </w:tblCellMar>
-        <w:tblLook w:val="04A0" w:firstRow="1" w:lastRow="0" w:firstColumn="1" w:lastColumn="0" w:noHBand="0" w:noVBand="1"/>
+        <w:tblLook w:val="0000" w:firstRow="0" w:lastRow="0" w:firstColumn="0" w:lastColumn="0" w:noHBand="0" w:noVBand="0"/>
       </w:tblPr>
       <w:tblGrid>
         <w:gridCol w:w="975"/>
@@ -12151,7 +12151,7 @@
         <w:keepNext/>
         <w:keepLines/>
       </w:pPr>
-      <w:bookmarkStart w:id="15" w:name="_Toc243650959"/>
+      <w:bookmarkStart w:id="15" w:name="_Toc243654263"/>
       <w:r>
         <w:t>4.2 Desktop layout (1024 px and wider)</w:t>
       </w:r>
@@ -12194,7 +12194,7 @@
         <w:pStyle w:val="Caption"/>
         <w:keepNext/>
       </w:pPr>
-      <w:bookmarkStart w:id="16" w:name="_Toc243650991"/>
+      <w:bookmarkStart w:id="16" w:name="_Toc243654295"/>
       <w:r>
         <w:t xml:space="preserve">Table </w:t>
       </w:r>
@@ -12236,7 +12236,7 @@
           <w:left w:w="10" w:type="dxa"/>
           <w:right w:w="10" w:type="dxa"/>
         </w:tblCellMar>
-        <w:tblLook w:val="04A0" w:firstRow="1" w:lastRow="0" w:firstColumn="1" w:lastColumn="0" w:noHBand="0" w:noVBand="1"/>
+        <w:tblLook w:val="0000" w:firstRow="0" w:lastRow="0" w:firstColumn="0" w:lastColumn="0" w:noHBand="0" w:noVBand="0"/>
       </w:tblPr>
       <w:tblGrid>
         <w:gridCol w:w="2172"/>
@@ -12983,7 +12983,7 @@
         <w:keepNext/>
         <w:keepLines/>
       </w:pPr>
-      <w:bookmarkStart w:id="17" w:name="_Toc243650960"/>
+      <w:bookmarkStart w:id="17" w:name="_Toc243654264"/>
       <w:r>
         <w:lastRenderedPageBreak/>
         <w:t>4.3 Route table</w:t>
@@ -12995,7 +12995,7 @@
         <w:pStyle w:val="Caption"/>
         <w:keepNext/>
       </w:pPr>
-      <w:bookmarkStart w:id="18" w:name="_Toc243650992"/>
+      <w:bookmarkStart w:id="18" w:name="_Toc243654296"/>
       <w:r>
         <w:t xml:space="preserve">Table </w:t>
       </w:r>
@@ -13037,13 +13037,13 @@
           <w:left w:w="10" w:type="dxa"/>
           <w:right w:w="10" w:type="dxa"/>
         </w:tblCellMar>
-        <w:tblLook w:val="04A0" w:firstRow="1" w:lastRow="0" w:firstColumn="1" w:lastColumn="0" w:noHBand="0" w:noVBand="1"/>
+        <w:tblLook w:val="0000" w:firstRow="0" w:lastRow="0" w:firstColumn="0" w:lastColumn="0" w:noHBand="0" w:noVBand="0"/>
       </w:tblPr>
       <w:tblGrid>
-        <w:gridCol w:w="3018"/>
-        <w:gridCol w:w="1620"/>
-        <w:gridCol w:w="950"/>
-        <w:gridCol w:w="4050"/>
+        <w:gridCol w:w="2873"/>
+        <w:gridCol w:w="1962"/>
+        <w:gridCol w:w="948"/>
+        <w:gridCol w:w="3855"/>
       </w:tblGrid>
       <w:tr>
         <w:tblPrEx>
@@ -13058,7 +13058,7 @@
         </w:trPr>
         <w:tc>
           <w:tcPr>
-            <w:tcW w:w="3018" w:type="dxa"/>
+            <w:tcW w:w="2873" w:type="dxa"/>
             <w:tcBorders>
               <w:top w:val="single" w:sz="4" w:space="0" w:color="C9D3D0"/>
               <w:left w:val="single" w:sz="4" w:space="0" w:color="C9D3D0"/>
@@ -13092,7 +13092,7 @@
         </w:tc>
         <w:tc>
           <w:tcPr>
-            <w:tcW w:w="1620" w:type="dxa"/>
+            <w:tcW w:w="1962" w:type="dxa"/>
             <w:tcBorders>
               <w:top w:val="single" w:sz="4" w:space="0" w:color="C9D3D0"/>
               <w:left w:val="single" w:sz="4" w:space="0" w:color="C9D3D0"/>
@@ -13126,7 +13126,7 @@
         </w:tc>
         <w:tc>
           <w:tcPr>
-            <w:tcW w:w="950" w:type="dxa"/>
+            <w:tcW w:w="948" w:type="dxa"/>
             <w:tcBorders>
               <w:top w:val="single" w:sz="4" w:space="0" w:color="C9D3D0"/>
               <w:left w:val="single" w:sz="4" w:space="0" w:color="C9D3D0"/>
@@ -13160,7 +13160,7 @@
         </w:tc>
         <w:tc>
           <w:tcPr>
-            <w:tcW w:w="4050" w:type="dxa"/>
+            <w:tcW w:w="3855" w:type="dxa"/>
             <w:tcBorders>
               <w:top w:val="single" w:sz="4" w:space="0" w:color="C9D3D0"/>
               <w:left w:val="single" w:sz="4" w:space="0" w:color="C9D3D0"/>
@@ -13205,7 +13205,7 @@
         </w:trPr>
         <w:tc>
           <w:tcPr>
-            <w:tcW w:w="3018" w:type="dxa"/>
+            <w:tcW w:w="2873" w:type="dxa"/>
             <w:tcBorders>
               <w:top w:val="single" w:sz="4" w:space="0" w:color="C9D3D0"/>
               <w:left w:val="single" w:sz="4" w:space="0" w:color="C9D3D0"/>
@@ -13237,7 +13237,7 @@
         </w:tc>
         <w:tc>
           <w:tcPr>
-            <w:tcW w:w="1620" w:type="dxa"/>
+            <w:tcW w:w="1962" w:type="dxa"/>
             <w:tcBorders>
               <w:top w:val="single" w:sz="4" w:space="0" w:color="C9D3D0"/>
               <w:left w:val="single" w:sz="4" w:space="0" w:color="C9D3D0"/>
@@ -13267,7 +13267,7 @@
         </w:tc>
         <w:tc>
           <w:tcPr>
-            <w:tcW w:w="950" w:type="dxa"/>
+            <w:tcW w:w="948" w:type="dxa"/>
             <w:tcBorders>
               <w:top w:val="single" w:sz="4" w:space="0" w:color="C9D3D0"/>
               <w:left w:val="single" w:sz="4" w:space="0" w:color="C9D3D0"/>
@@ -13297,7 +13297,7 @@
         </w:tc>
         <w:tc>
           <w:tcPr>
-            <w:tcW w:w="4050" w:type="dxa"/>
+            <w:tcW w:w="3855" w:type="dxa"/>
             <w:tcBorders>
               <w:top w:val="single" w:sz="4" w:space="0" w:color="C9D3D0"/>
               <w:left w:val="single" w:sz="4" w:space="0" w:color="C9D3D0"/>
@@ -13338,7 +13338,7 @@
         </w:trPr>
         <w:tc>
           <w:tcPr>
-            <w:tcW w:w="3018" w:type="dxa"/>
+            <w:tcW w:w="2873" w:type="dxa"/>
             <w:tcBorders>
               <w:top w:val="single" w:sz="4" w:space="0" w:color="C9D3D0"/>
               <w:left w:val="single" w:sz="4" w:space="0" w:color="C9D3D0"/>
@@ -13371,7 +13371,7 @@
         </w:tc>
         <w:tc>
           <w:tcPr>
-            <w:tcW w:w="1620" w:type="dxa"/>
+            <w:tcW w:w="1962" w:type="dxa"/>
             <w:tcBorders>
               <w:top w:val="single" w:sz="4" w:space="0" w:color="C9D3D0"/>
               <w:left w:val="single" w:sz="4" w:space="0" w:color="C9D3D0"/>
@@ -13402,7 +13402,7 @@
         </w:tc>
         <w:tc>
           <w:tcPr>
-            <w:tcW w:w="950" w:type="dxa"/>
+            <w:tcW w:w="948" w:type="dxa"/>
             <w:tcBorders>
               <w:top w:val="single" w:sz="4" w:space="0" w:color="C9D3D0"/>
               <w:left w:val="single" w:sz="4" w:space="0" w:color="C9D3D0"/>
@@ -13433,7 +13433,7 @@
         </w:tc>
         <w:tc>
           <w:tcPr>
-            <w:tcW w:w="4050" w:type="dxa"/>
+            <w:tcW w:w="3855" w:type="dxa"/>
             <w:tcBorders>
               <w:top w:val="single" w:sz="4" w:space="0" w:color="C9D3D0"/>
               <w:left w:val="single" w:sz="4" w:space="0" w:color="C9D3D0"/>
@@ -13491,7 +13491,7 @@
         </w:trPr>
         <w:tc>
           <w:tcPr>
-            <w:tcW w:w="3018" w:type="dxa"/>
+            <w:tcW w:w="2873" w:type="dxa"/>
             <w:tcBorders>
               <w:top w:val="single" w:sz="4" w:space="0" w:color="C9D3D0"/>
               <w:left w:val="single" w:sz="4" w:space="0" w:color="C9D3D0"/>
@@ -13555,7 +13555,7 @@
         </w:tc>
         <w:tc>
           <w:tcPr>
-            <w:tcW w:w="1620" w:type="dxa"/>
+            <w:tcW w:w="1962" w:type="dxa"/>
             <w:tcBorders>
               <w:top w:val="single" w:sz="4" w:space="0" w:color="C9D3D0"/>
               <w:left w:val="single" w:sz="4" w:space="0" w:color="C9D3D0"/>
@@ -13585,7 +13585,7 @@
         </w:tc>
         <w:tc>
           <w:tcPr>
-            <w:tcW w:w="950" w:type="dxa"/>
+            <w:tcW w:w="948" w:type="dxa"/>
             <w:tcBorders>
               <w:top w:val="single" w:sz="4" w:space="0" w:color="C9D3D0"/>
               <w:left w:val="single" w:sz="4" w:space="0" w:color="C9D3D0"/>
@@ -13615,7 +13615,7 @@
         </w:tc>
         <w:tc>
           <w:tcPr>
-            <w:tcW w:w="4050" w:type="dxa"/>
+            <w:tcW w:w="3855" w:type="dxa"/>
             <w:tcBorders>
               <w:top w:val="single" w:sz="4" w:space="0" w:color="C9D3D0"/>
               <w:left w:val="single" w:sz="4" w:space="0" w:color="C9D3D0"/>
@@ -13656,7 +13656,7 @@
         </w:trPr>
         <w:tc>
           <w:tcPr>
-            <w:tcW w:w="3018" w:type="dxa"/>
+            <w:tcW w:w="2873" w:type="dxa"/>
             <w:tcBorders>
               <w:top w:val="single" w:sz="4" w:space="0" w:color="C9D3D0"/>
               <w:left w:val="single" w:sz="4" w:space="0" w:color="C9D3D0"/>
@@ -13705,7 +13705,7 @@
         </w:tc>
         <w:tc>
           <w:tcPr>
-            <w:tcW w:w="1620" w:type="dxa"/>
+            <w:tcW w:w="1962" w:type="dxa"/>
             <w:tcBorders>
               <w:top w:val="single" w:sz="4" w:space="0" w:color="C9D3D0"/>
               <w:left w:val="single" w:sz="4" w:space="0" w:color="C9D3D0"/>
@@ -13736,7 +13736,7 @@
         </w:tc>
         <w:tc>
           <w:tcPr>
-            <w:tcW w:w="950" w:type="dxa"/>
+            <w:tcW w:w="948" w:type="dxa"/>
             <w:tcBorders>
               <w:top w:val="single" w:sz="4" w:space="0" w:color="C9D3D0"/>
               <w:left w:val="single" w:sz="4" w:space="0" w:color="C9D3D0"/>
@@ -13767,7 +13767,7 @@
         </w:tc>
         <w:tc>
           <w:tcPr>
-            <w:tcW w:w="4050" w:type="dxa"/>
+            <w:tcW w:w="3855" w:type="dxa"/>
             <w:tcBorders>
               <w:top w:val="single" w:sz="4" w:space="0" w:color="C9D3D0"/>
               <w:left w:val="single" w:sz="4" w:space="0" w:color="C9D3D0"/>
@@ -13809,7 +13809,7 @@
         </w:trPr>
         <w:tc>
           <w:tcPr>
-            <w:tcW w:w="3018" w:type="dxa"/>
+            <w:tcW w:w="2873" w:type="dxa"/>
             <w:tcBorders>
               <w:top w:val="single" w:sz="4" w:space="0" w:color="C9D3D0"/>
               <w:left w:val="single" w:sz="4" w:space="0" w:color="C9D3D0"/>
@@ -13841,7 +13841,7 @@
         </w:tc>
         <w:tc>
           <w:tcPr>
-            <w:tcW w:w="1620" w:type="dxa"/>
+            <w:tcW w:w="1962" w:type="dxa"/>
             <w:tcBorders>
               <w:top w:val="single" w:sz="4" w:space="0" w:color="C9D3D0"/>
               <w:left w:val="single" w:sz="4" w:space="0" w:color="C9D3D0"/>
@@ -13871,7 +13871,7 @@
         </w:tc>
         <w:tc>
           <w:tcPr>
-            <w:tcW w:w="950" w:type="dxa"/>
+            <w:tcW w:w="948" w:type="dxa"/>
             <w:tcBorders>
               <w:top w:val="single" w:sz="4" w:space="0" w:color="C9D3D0"/>
               <w:left w:val="single" w:sz="4" w:space="0" w:color="C9D3D0"/>
@@ -13901,7 +13901,7 @@
         </w:tc>
         <w:tc>
           <w:tcPr>
-            <w:tcW w:w="4050" w:type="dxa"/>
+            <w:tcW w:w="3855" w:type="dxa"/>
             <w:tcBorders>
               <w:top w:val="single" w:sz="4" w:space="0" w:color="C9D3D0"/>
               <w:left w:val="single" w:sz="4" w:space="0" w:color="C9D3D0"/>
@@ -13942,7 +13942,7 @@
         </w:trPr>
         <w:tc>
           <w:tcPr>
-            <w:tcW w:w="3018" w:type="dxa"/>
+            <w:tcW w:w="2873" w:type="dxa"/>
             <w:tcBorders>
               <w:top w:val="single" w:sz="4" w:space="0" w:color="C9D3D0"/>
               <w:left w:val="single" w:sz="4" w:space="0" w:color="C9D3D0"/>
@@ -13975,7 +13975,7 @@
         </w:tc>
         <w:tc>
           <w:tcPr>
-            <w:tcW w:w="1620" w:type="dxa"/>
+            <w:tcW w:w="1962" w:type="dxa"/>
             <w:tcBorders>
               <w:top w:val="single" w:sz="4" w:space="0" w:color="C9D3D0"/>
               <w:left w:val="single" w:sz="4" w:space="0" w:color="C9D3D0"/>
@@ -14006,7 +14006,7 @@
         </w:tc>
         <w:tc>
           <w:tcPr>
-            <w:tcW w:w="950" w:type="dxa"/>
+            <w:tcW w:w="948" w:type="dxa"/>
             <w:tcBorders>
               <w:top w:val="single" w:sz="4" w:space="0" w:color="C9D3D0"/>
               <w:left w:val="single" w:sz="4" w:space="0" w:color="C9D3D0"/>
@@ -14037,7 +14037,7 @@
         </w:tc>
         <w:tc>
           <w:tcPr>
-            <w:tcW w:w="4050" w:type="dxa"/>
+            <w:tcW w:w="3855" w:type="dxa"/>
             <w:tcBorders>
               <w:top w:val="single" w:sz="4" w:space="0" w:color="C9D3D0"/>
               <w:left w:val="single" w:sz="4" w:space="0" w:color="C9D3D0"/>
@@ -14079,7 +14079,7 @@
         </w:trPr>
         <w:tc>
           <w:tcPr>
-            <w:tcW w:w="3018" w:type="dxa"/>
+            <w:tcW w:w="2873" w:type="dxa"/>
             <w:tcBorders>
               <w:top w:val="single" w:sz="4" w:space="0" w:color="C9D3D0"/>
               <w:left w:val="single" w:sz="4" w:space="0" w:color="C9D3D0"/>
@@ -14111,7 +14111,7 @@
         </w:tc>
         <w:tc>
           <w:tcPr>
-            <w:tcW w:w="1620" w:type="dxa"/>
+            <w:tcW w:w="1962" w:type="dxa"/>
             <w:tcBorders>
               <w:top w:val="single" w:sz="4" w:space="0" w:color="C9D3D0"/>
               <w:left w:val="single" w:sz="4" w:space="0" w:color="C9D3D0"/>
@@ -14141,7 +14141,7 @@
         </w:tc>
         <w:tc>
           <w:tcPr>
-            <w:tcW w:w="950" w:type="dxa"/>
+            <w:tcW w:w="948" w:type="dxa"/>
             <w:tcBorders>
               <w:top w:val="single" w:sz="4" w:space="0" w:color="C9D3D0"/>
               <w:left w:val="single" w:sz="4" w:space="0" w:color="C9D3D0"/>
@@ -14171,7 +14171,7 @@
         </w:tc>
         <w:tc>
           <w:tcPr>
-            <w:tcW w:w="4050" w:type="dxa"/>
+            <w:tcW w:w="3855" w:type="dxa"/>
             <w:tcBorders>
               <w:top w:val="single" w:sz="4" w:space="0" w:color="C9D3D0"/>
               <w:left w:val="single" w:sz="4" w:space="0" w:color="C9D3D0"/>
@@ -14212,7 +14212,7 @@
         </w:trPr>
         <w:tc>
           <w:tcPr>
-            <w:tcW w:w="3018" w:type="dxa"/>
+            <w:tcW w:w="2873" w:type="dxa"/>
             <w:tcBorders>
               <w:top w:val="single" w:sz="4" w:space="0" w:color="C9D3D0"/>
               <w:left w:val="single" w:sz="4" w:space="0" w:color="C9D3D0"/>
@@ -14277,7 +14277,7 @@
         </w:tc>
         <w:tc>
           <w:tcPr>
-            <w:tcW w:w="1620" w:type="dxa"/>
+            <w:tcW w:w="1962" w:type="dxa"/>
             <w:tcBorders>
               <w:top w:val="single" w:sz="4" w:space="0" w:color="C9D3D0"/>
               <w:left w:val="single" w:sz="4" w:space="0" w:color="C9D3D0"/>
@@ -14308,7 +14308,7 @@
         </w:tc>
         <w:tc>
           <w:tcPr>
-            <w:tcW w:w="950" w:type="dxa"/>
+            <w:tcW w:w="948" w:type="dxa"/>
             <w:tcBorders>
               <w:top w:val="single" w:sz="4" w:space="0" w:color="C9D3D0"/>
               <w:left w:val="single" w:sz="4" w:space="0" w:color="C9D3D0"/>
@@ -14339,7 +14339,7 @@
         </w:tc>
         <w:tc>
           <w:tcPr>
-            <w:tcW w:w="4050" w:type="dxa"/>
+            <w:tcW w:w="3855" w:type="dxa"/>
             <w:tcBorders>
               <w:top w:val="single" w:sz="4" w:space="0" w:color="C9D3D0"/>
               <w:left w:val="single" w:sz="4" w:space="0" w:color="C9D3D0"/>
@@ -14381,7 +14381,7 @@
         </w:trPr>
         <w:tc>
           <w:tcPr>
-            <w:tcW w:w="3018" w:type="dxa"/>
+            <w:tcW w:w="2873" w:type="dxa"/>
             <w:tcBorders>
               <w:top w:val="single" w:sz="4" w:space="0" w:color="C9D3D0"/>
               <w:left w:val="single" w:sz="4" w:space="0" w:color="C9D3D0"/>
@@ -14413,7 +14413,7 @@
         </w:tc>
         <w:tc>
           <w:tcPr>
-            <w:tcW w:w="1620" w:type="dxa"/>
+            <w:tcW w:w="1962" w:type="dxa"/>
             <w:tcBorders>
               <w:top w:val="single" w:sz="4" w:space="0" w:color="C9D3D0"/>
               <w:left w:val="single" w:sz="4" w:space="0" w:color="C9D3D0"/>
@@ -14443,7 +14443,7 @@
         </w:tc>
         <w:tc>
           <w:tcPr>
-            <w:tcW w:w="950" w:type="dxa"/>
+            <w:tcW w:w="948" w:type="dxa"/>
             <w:tcBorders>
               <w:top w:val="single" w:sz="4" w:space="0" w:color="C9D3D0"/>
               <w:left w:val="single" w:sz="4" w:space="0" w:color="C9D3D0"/>
@@ -14473,7 +14473,7 @@
         </w:tc>
         <w:tc>
           <w:tcPr>
-            <w:tcW w:w="4050" w:type="dxa"/>
+            <w:tcW w:w="3855" w:type="dxa"/>
             <w:tcBorders>
               <w:top w:val="single" w:sz="4" w:space="0" w:color="C9D3D0"/>
               <w:left w:val="single" w:sz="4" w:space="0" w:color="C9D3D0"/>
@@ -14514,7 +14514,7 @@
         </w:trPr>
         <w:tc>
           <w:tcPr>
-            <w:tcW w:w="3018" w:type="dxa"/>
+            <w:tcW w:w="2873" w:type="dxa"/>
             <w:tcBorders>
               <w:top w:val="single" w:sz="4" w:space="0" w:color="C9D3D0"/>
               <w:left w:val="single" w:sz="4" w:space="0" w:color="C9D3D0"/>
@@ -14547,7 +14547,7 @@
         </w:tc>
         <w:tc>
           <w:tcPr>
-            <w:tcW w:w="1620" w:type="dxa"/>
+            <w:tcW w:w="1962" w:type="dxa"/>
             <w:tcBorders>
               <w:top w:val="single" w:sz="4" w:space="0" w:color="C9D3D0"/>
               <w:left w:val="single" w:sz="4" w:space="0" w:color="C9D3D0"/>
@@ -14578,7 +14578,7 @@
         </w:tc>
         <w:tc>
           <w:tcPr>
-            <w:tcW w:w="950" w:type="dxa"/>
+            <w:tcW w:w="948" w:type="dxa"/>
             <w:tcBorders>
               <w:top w:val="single" w:sz="4" w:space="0" w:color="C9D3D0"/>
               <w:left w:val="single" w:sz="4" w:space="0" w:color="C9D3D0"/>
@@ -14609,7 +14609,7 @@
         </w:tc>
         <w:tc>
           <w:tcPr>
-            <w:tcW w:w="4050" w:type="dxa"/>
+            <w:tcW w:w="3855" w:type="dxa"/>
             <w:tcBorders>
               <w:top w:val="single" w:sz="4" w:space="0" w:color="C9D3D0"/>
               <w:left w:val="single" w:sz="4" w:space="0" w:color="C9D3D0"/>
@@ -14651,7 +14651,7 @@
         </w:trPr>
         <w:tc>
           <w:tcPr>
-            <w:tcW w:w="3018" w:type="dxa"/>
+            <w:tcW w:w="2873" w:type="dxa"/>
             <w:tcBorders>
               <w:top w:val="single" w:sz="4" w:space="0" w:color="C9D3D0"/>
               <w:left w:val="single" w:sz="4" w:space="0" w:color="C9D3D0"/>
@@ -14683,7 +14683,7 @@
         </w:tc>
         <w:tc>
           <w:tcPr>
-            <w:tcW w:w="1620" w:type="dxa"/>
+            <w:tcW w:w="1962" w:type="dxa"/>
             <w:tcBorders>
               <w:top w:val="single" w:sz="4" w:space="0" w:color="C9D3D0"/>
               <w:left w:val="single" w:sz="4" w:space="0" w:color="C9D3D0"/>
@@ -14713,7 +14713,7 @@
         </w:tc>
         <w:tc>
           <w:tcPr>
-            <w:tcW w:w="950" w:type="dxa"/>
+            <w:tcW w:w="948" w:type="dxa"/>
             <w:tcBorders>
               <w:top w:val="single" w:sz="4" w:space="0" w:color="C9D3D0"/>
               <w:left w:val="single" w:sz="4" w:space="0" w:color="C9D3D0"/>
@@ -14743,7 +14743,7 @@
         </w:tc>
         <w:tc>
           <w:tcPr>
-            <w:tcW w:w="4050" w:type="dxa"/>
+            <w:tcW w:w="3855" w:type="dxa"/>
             <w:tcBorders>
               <w:top w:val="single" w:sz="4" w:space="0" w:color="C9D3D0"/>
               <w:left w:val="single" w:sz="4" w:space="0" w:color="C9D3D0"/>
@@ -14784,7 +14784,7 @@
         </w:trPr>
         <w:tc>
           <w:tcPr>
-            <w:tcW w:w="3018" w:type="dxa"/>
+            <w:tcW w:w="2873" w:type="dxa"/>
             <w:tcBorders>
               <w:top w:val="single" w:sz="4" w:space="0" w:color="C9D3D0"/>
               <w:left w:val="single" w:sz="4" w:space="0" w:color="C9D3D0"/>
@@ -14817,7 +14817,7 @@
         </w:tc>
         <w:tc>
           <w:tcPr>
-            <w:tcW w:w="1620" w:type="dxa"/>
+            <w:tcW w:w="1962" w:type="dxa"/>
             <w:tcBorders>
               <w:top w:val="single" w:sz="4" w:space="0" w:color="C9D3D0"/>
               <w:left w:val="single" w:sz="4" w:space="0" w:color="C9D3D0"/>
@@ -14848,7 +14848,7 @@
         </w:tc>
         <w:tc>
           <w:tcPr>
-            <w:tcW w:w="950" w:type="dxa"/>
+            <w:tcW w:w="948" w:type="dxa"/>
             <w:tcBorders>
               <w:top w:val="single" w:sz="4" w:space="0" w:color="C9D3D0"/>
               <w:left w:val="single" w:sz="4" w:space="0" w:color="C9D3D0"/>
@@ -14879,7 +14879,7 @@
         </w:tc>
         <w:tc>
           <w:tcPr>
-            <w:tcW w:w="4050" w:type="dxa"/>
+            <w:tcW w:w="3855" w:type="dxa"/>
             <w:tcBorders>
               <w:top w:val="single" w:sz="4" w:space="0" w:color="C9D3D0"/>
               <w:left w:val="single" w:sz="4" w:space="0" w:color="C9D3D0"/>
@@ -14921,7 +14921,7 @@
         </w:trPr>
         <w:tc>
           <w:tcPr>
-            <w:tcW w:w="3018" w:type="dxa"/>
+            <w:tcW w:w="2873" w:type="dxa"/>
             <w:tcBorders>
               <w:top w:val="single" w:sz="4" w:space="0" w:color="C9D3D0"/>
               <w:left w:val="single" w:sz="4" w:space="0" w:color="C9D3D0"/>
@@ -14953,37 +14953,37 @@
         </w:tc>
         <w:tc>
           <w:tcPr>
-            <w:tcW w:w="1620" w:type="dxa"/>
-            <w:tcBorders>
-              <w:top w:val="single" w:sz="4" w:space="0" w:color="C9D3D0"/>
-              <w:left w:val="single" w:sz="4" w:space="0" w:color="C9D3D0"/>
-              <w:bottom w:val="single" w:sz="4" w:space="0" w:color="C9D3D0"/>
-              <w:right w:val="single" w:sz="4" w:space="0" w:color="C9D3D0"/>
-            </w:tcBorders>
-            <w:tcMar>
-              <w:top w:w="50" w:type="dxa"/>
-              <w:left w:w="100" w:type="dxa"/>
-              <w:bottom w:w="50" w:type="dxa"/>
-              <w:right w:w="100" w:type="dxa"/>
-            </w:tcMar>
-            <w:vAlign w:val="center"/>
-          </w:tcPr>
-          <w:p>
-            <w:pPr>
-              <w:spacing w:line="252" w:lineRule="auto"/>
-            </w:pPr>
-            <w:r>
-              <w:rPr>
-                <w:sz w:val="19"/>
-                <w:szCs w:val="19"/>
-              </w:rPr>
-              <w:t>Apply to the UGC</w:t>
-            </w:r>
-          </w:p>
-        </w:tc>
-        <w:tc>
-          <w:tcPr>
-            <w:tcW w:w="950" w:type="dxa"/>
+            <w:tcW w:w="1962" w:type="dxa"/>
+            <w:tcBorders>
+              <w:top w:val="single" w:sz="4" w:space="0" w:color="C9D3D0"/>
+              <w:left w:val="single" w:sz="4" w:space="0" w:color="C9D3D0"/>
+              <w:bottom w:val="single" w:sz="4" w:space="0" w:color="C9D3D0"/>
+              <w:right w:val="single" w:sz="4" w:space="0" w:color="C9D3D0"/>
+            </w:tcBorders>
+            <w:tcMar>
+              <w:top w:w="50" w:type="dxa"/>
+              <w:left w:w="100" w:type="dxa"/>
+              <w:bottom w:w="50" w:type="dxa"/>
+              <w:right w:w="100" w:type="dxa"/>
+            </w:tcMar>
+            <w:vAlign w:val="center"/>
+          </w:tcPr>
+          <w:p>
+            <w:pPr>
+              <w:spacing w:line="252" w:lineRule="auto"/>
+            </w:pPr>
+            <w:r>
+              <w:rPr>
+                <w:sz w:val="19"/>
+                <w:szCs w:val="19"/>
+              </w:rPr>
+              <w:t>Guide to applying to the UGC</w:t>
+            </w:r>
+          </w:p>
+        </w:tc>
+        <w:tc>
+          <w:tcPr>
+            <w:tcW w:w="948" w:type="dxa"/>
             <w:tcBorders>
               <w:top w:val="single" w:sz="4" w:space="0" w:color="C9D3D0"/>
               <w:left w:val="single" w:sz="4" w:space="0" w:color="C9D3D0"/>
@@ -15013,7 +15013,7 @@
         </w:tc>
         <w:tc>
           <w:tcPr>
-            <w:tcW w:w="4050" w:type="dxa"/>
+            <w:tcW w:w="3855" w:type="dxa"/>
             <w:tcBorders>
               <w:top w:val="single" w:sz="4" w:space="0" w:color="C9D3D0"/>
               <w:left w:val="single" w:sz="4" w:space="0" w:color="C9D3D0"/>
@@ -15054,7 +15054,7 @@
         </w:trPr>
         <w:tc>
           <w:tcPr>
-            <w:tcW w:w="3018" w:type="dxa"/>
+            <w:tcW w:w="2873" w:type="dxa"/>
             <w:tcBorders>
               <w:top w:val="single" w:sz="4" w:space="0" w:color="C9D3D0"/>
               <w:left w:val="single" w:sz="4" w:space="0" w:color="C9D3D0"/>
@@ -15119,7 +15119,7 @@
         </w:tc>
         <w:tc>
           <w:tcPr>
-            <w:tcW w:w="1620" w:type="dxa"/>
+            <w:tcW w:w="1962" w:type="dxa"/>
             <w:tcBorders>
               <w:top w:val="single" w:sz="4" w:space="0" w:color="C9D3D0"/>
               <w:left w:val="single" w:sz="4" w:space="0" w:color="C9D3D0"/>
@@ -15150,7 +15150,7 @@
         </w:tc>
         <w:tc>
           <w:tcPr>
-            <w:tcW w:w="950" w:type="dxa"/>
+            <w:tcW w:w="948" w:type="dxa"/>
             <w:tcBorders>
               <w:top w:val="single" w:sz="4" w:space="0" w:color="C9D3D0"/>
               <w:left w:val="single" w:sz="4" w:space="0" w:color="C9D3D0"/>
@@ -15181,7 +15181,7 @@
         </w:tc>
         <w:tc>
           <w:tcPr>
-            <w:tcW w:w="4050" w:type="dxa"/>
+            <w:tcW w:w="3855" w:type="dxa"/>
             <w:tcBorders>
               <w:top w:val="single" w:sz="4" w:space="0" w:color="C9D3D0"/>
               <w:left w:val="single" w:sz="4" w:space="0" w:color="C9D3D0"/>
@@ -15223,7 +15223,7 @@
         </w:trPr>
         <w:tc>
           <w:tcPr>
-            <w:tcW w:w="3018" w:type="dxa"/>
+            <w:tcW w:w="2873" w:type="dxa"/>
             <w:tcBorders>
               <w:top w:val="single" w:sz="4" w:space="0" w:color="C9D3D0"/>
               <w:left w:val="single" w:sz="4" w:space="0" w:color="C9D3D0"/>
@@ -15271,7 +15271,7 @@
         </w:tc>
         <w:tc>
           <w:tcPr>
-            <w:tcW w:w="1620" w:type="dxa"/>
+            <w:tcW w:w="1962" w:type="dxa"/>
             <w:tcBorders>
               <w:top w:val="single" w:sz="4" w:space="0" w:color="C9D3D0"/>
               <w:left w:val="single" w:sz="4" w:space="0" w:color="C9D3D0"/>
@@ -15301,7 +15301,7 @@
         </w:tc>
         <w:tc>
           <w:tcPr>
-            <w:tcW w:w="950" w:type="dxa"/>
+            <w:tcW w:w="948" w:type="dxa"/>
             <w:tcBorders>
               <w:top w:val="single" w:sz="4" w:space="0" w:color="C9D3D0"/>
               <w:left w:val="single" w:sz="4" w:space="0" w:color="C9D3D0"/>
@@ -15331,7 +15331,7 @@
         </w:tc>
         <w:tc>
           <w:tcPr>
-            <w:tcW w:w="4050" w:type="dxa"/>
+            <w:tcW w:w="3855" w:type="dxa"/>
             <w:tcBorders>
               <w:top w:val="single" w:sz="4" w:space="0" w:color="C9D3D0"/>
               <w:left w:val="single" w:sz="4" w:space="0" w:color="C9D3D0"/>
@@ -15372,7 +15372,7 @@
         </w:trPr>
         <w:tc>
           <w:tcPr>
-            <w:tcW w:w="3018" w:type="dxa"/>
+            <w:tcW w:w="2873" w:type="dxa"/>
             <w:tcBorders>
               <w:top w:val="single" w:sz="4" w:space="0" w:color="C9D3D0"/>
               <w:left w:val="single" w:sz="4" w:space="0" w:color="C9D3D0"/>
@@ -15405,7 +15405,7 @@
         </w:tc>
         <w:tc>
           <w:tcPr>
-            <w:tcW w:w="1620" w:type="dxa"/>
+            <w:tcW w:w="1962" w:type="dxa"/>
             <w:tcBorders>
               <w:top w:val="single" w:sz="4" w:space="0" w:color="C9D3D0"/>
               <w:left w:val="single" w:sz="4" w:space="0" w:color="C9D3D0"/>
@@ -15436,7 +15436,7 @@
         </w:tc>
         <w:tc>
           <w:tcPr>
-            <w:tcW w:w="950" w:type="dxa"/>
+            <w:tcW w:w="948" w:type="dxa"/>
             <w:tcBorders>
               <w:top w:val="single" w:sz="4" w:space="0" w:color="C9D3D0"/>
               <w:left w:val="single" w:sz="4" w:space="0" w:color="C9D3D0"/>
@@ -15467,7 +15467,7 @@
         </w:tc>
         <w:tc>
           <w:tcPr>
-            <w:tcW w:w="4050" w:type="dxa"/>
+            <w:tcW w:w="3855" w:type="dxa"/>
             <w:tcBorders>
               <w:top w:val="single" w:sz="4" w:space="0" w:color="C9D3D0"/>
               <w:left w:val="single" w:sz="4" w:space="0" w:color="C9D3D0"/>
@@ -15509,7 +15509,7 @@
         </w:trPr>
         <w:tc>
           <w:tcPr>
-            <w:tcW w:w="3018" w:type="dxa"/>
+            <w:tcW w:w="2873" w:type="dxa"/>
             <w:tcBorders>
               <w:top w:val="single" w:sz="4" w:space="0" w:color="C9D3D0"/>
               <w:left w:val="single" w:sz="4" w:space="0" w:color="C9D3D0"/>
@@ -15557,7 +15557,7 @@
         </w:tc>
         <w:tc>
           <w:tcPr>
-            <w:tcW w:w="1620" w:type="dxa"/>
+            <w:tcW w:w="1962" w:type="dxa"/>
             <w:tcBorders>
               <w:top w:val="single" w:sz="4" w:space="0" w:color="C9D3D0"/>
               <w:left w:val="single" w:sz="4" w:space="0" w:color="C9D3D0"/>
@@ -15587,7 +15587,7 @@
         </w:tc>
         <w:tc>
           <w:tcPr>
-            <w:tcW w:w="950" w:type="dxa"/>
+            <w:tcW w:w="948" w:type="dxa"/>
             <w:tcBorders>
               <w:top w:val="single" w:sz="4" w:space="0" w:color="C9D3D0"/>
               <w:left w:val="single" w:sz="4" w:space="0" w:color="C9D3D0"/>
@@ -15617,7 +15617,7 @@
         </w:tc>
         <w:tc>
           <w:tcPr>
-            <w:tcW w:w="4050" w:type="dxa"/>
+            <w:tcW w:w="3855" w:type="dxa"/>
             <w:tcBorders>
               <w:top w:val="single" w:sz="4" w:space="0" w:color="C9D3D0"/>
               <w:left w:val="single" w:sz="4" w:space="0" w:color="C9D3D0"/>
@@ -15658,7 +15658,7 @@
         </w:trPr>
         <w:tc>
           <w:tcPr>
-            <w:tcW w:w="3018" w:type="dxa"/>
+            <w:tcW w:w="2873" w:type="dxa"/>
             <w:tcBorders>
               <w:top w:val="single" w:sz="4" w:space="0" w:color="C9D3D0"/>
               <w:left w:val="single" w:sz="4" w:space="0" w:color="C9D3D0"/>
@@ -15707,7 +15707,7 @@
         </w:tc>
         <w:tc>
           <w:tcPr>
-            <w:tcW w:w="1620" w:type="dxa"/>
+            <w:tcW w:w="1962" w:type="dxa"/>
             <w:tcBorders>
               <w:top w:val="single" w:sz="4" w:space="0" w:color="C9D3D0"/>
               <w:left w:val="single" w:sz="4" w:space="0" w:color="C9D3D0"/>
@@ -15738,7 +15738,7 @@
         </w:tc>
         <w:tc>
           <w:tcPr>
-            <w:tcW w:w="950" w:type="dxa"/>
+            <w:tcW w:w="948" w:type="dxa"/>
             <w:tcBorders>
               <w:top w:val="single" w:sz="4" w:space="0" w:color="C9D3D0"/>
               <w:left w:val="single" w:sz="4" w:space="0" w:color="C9D3D0"/>
@@ -15769,7 +15769,7 @@
         </w:tc>
         <w:tc>
           <w:tcPr>
-            <w:tcW w:w="4050" w:type="dxa"/>
+            <w:tcW w:w="3855" w:type="dxa"/>
             <w:tcBorders>
               <w:top w:val="single" w:sz="4" w:space="0" w:color="C9D3D0"/>
               <w:left w:val="single" w:sz="4" w:space="0" w:color="C9D3D0"/>
@@ -15811,7 +15811,7 @@
         </w:trPr>
         <w:tc>
           <w:tcPr>
-            <w:tcW w:w="3018" w:type="dxa"/>
+            <w:tcW w:w="2873" w:type="dxa"/>
             <w:tcBorders>
               <w:top w:val="single" w:sz="4" w:space="0" w:color="C9D3D0"/>
               <w:left w:val="single" w:sz="4" w:space="0" w:color="C9D3D0"/>
@@ -15843,7 +15843,7 @@
         </w:tc>
         <w:tc>
           <w:tcPr>
-            <w:tcW w:w="1620" w:type="dxa"/>
+            <w:tcW w:w="1962" w:type="dxa"/>
             <w:tcBorders>
               <w:top w:val="single" w:sz="4" w:space="0" w:color="C9D3D0"/>
               <w:left w:val="single" w:sz="4" w:space="0" w:color="C9D3D0"/>
@@ -15873,7 +15873,7 @@
         </w:tc>
         <w:tc>
           <w:tcPr>
-            <w:tcW w:w="950" w:type="dxa"/>
+            <w:tcW w:w="948" w:type="dxa"/>
             <w:tcBorders>
               <w:top w:val="single" w:sz="4" w:space="0" w:color="C9D3D0"/>
               <w:left w:val="single" w:sz="4" w:space="0" w:color="C9D3D0"/>
@@ -15903,7 +15903,7 @@
         </w:tc>
         <w:tc>
           <w:tcPr>
-            <w:tcW w:w="4050" w:type="dxa"/>
+            <w:tcW w:w="3855" w:type="dxa"/>
             <w:tcBorders>
               <w:top w:val="single" w:sz="4" w:space="0" w:color="C9D3D0"/>
               <w:left w:val="single" w:sz="4" w:space="0" w:color="C9D3D0"/>
@@ -15944,7 +15944,7 @@
         <w:keepNext/>
         <w:keepLines/>
       </w:pPr>
-      <w:bookmarkStart w:id="19" w:name="_Toc243650961"/>
+      <w:bookmarkStart w:id="19" w:name="_Toc243654265"/>
       <w:r>
         <w:t>4.4 Guards</w:t>
       </w:r>
@@ -15955,7 +15955,7 @@
         <w:pStyle w:val="Caption"/>
         <w:keepNext/>
       </w:pPr>
-      <w:bookmarkStart w:id="20" w:name="_Toc243650993"/>
+      <w:bookmarkStart w:id="20" w:name="_Toc243654297"/>
       <w:r>
         <w:t xml:space="preserve">Table </w:t>
       </w:r>
@@ -15997,7 +15997,7 @@
           <w:left w:w="10" w:type="dxa"/>
           <w:right w:w="10" w:type="dxa"/>
         </w:tblCellMar>
-        <w:tblLook w:val="04A0" w:firstRow="1" w:lastRow="0" w:firstColumn="1" w:lastColumn="0" w:noHBand="0" w:noVBand="1"/>
+        <w:tblLook w:val="0000" w:firstRow="0" w:lastRow="0" w:firstColumn="0" w:lastColumn="0" w:noHBand="0" w:noVBand="0"/>
       </w:tblPr>
       <w:tblGrid>
         <w:gridCol w:w="4819"/>
@@ -16263,6 +16263,7 @@
                 <w:sz w:val="19"/>
                 <w:szCs w:val="19"/>
               </w:rPr>
+              <w:lastRenderedPageBreak/>
               <w:t>Account without contact details (pre CR-003)</w:t>
             </w:r>
           </w:p>
@@ -16407,7 +16408,6 @@
                 <w:sz w:val="19"/>
                 <w:szCs w:val="19"/>
               </w:rPr>
-              <w:lastRenderedPageBreak/>
               <w:t>Senior without a student profile</w:t>
             </w:r>
           </w:p>
@@ -16600,7 +16600,7 @@
         <w:keepLines/>
         <w:pageBreakBefore/>
       </w:pPr>
-      <w:bookmarkStart w:id="21" w:name="_Toc243650962"/>
+      <w:bookmarkStart w:id="21" w:name="_Toc243654266"/>
       <w:r>
         <w:lastRenderedPageBreak/>
         <w:t>5 Design system</w:t>
@@ -16613,7 +16613,7 @@
         <w:keepNext/>
         <w:keepLines/>
       </w:pPr>
-      <w:bookmarkStart w:id="22" w:name="_Toc243650963"/>
+      <w:bookmarkStart w:id="22" w:name="_Toc243654267"/>
       <w:r>
         <w:t>5.1 Colour roles</w:t>
       </w:r>
@@ -16635,7 +16635,7 @@
         <w:pStyle w:val="Caption"/>
         <w:keepNext/>
       </w:pPr>
-      <w:bookmarkStart w:id="23" w:name="_Toc243650994"/>
+      <w:bookmarkStart w:id="23" w:name="_Toc243654298"/>
       <w:r>
         <w:t xml:space="preserve">Table </w:t>
       </w:r>
@@ -16677,7 +16677,7 @@
           <w:left w:w="10" w:type="dxa"/>
           <w:right w:w="10" w:type="dxa"/>
         </w:tblCellMar>
-        <w:tblLook w:val="04A0" w:firstRow="1" w:lastRow="0" w:firstColumn="1" w:lastColumn="0" w:noHBand="0" w:noVBand="1"/>
+        <w:tblLook w:val="0000" w:firstRow="0" w:lastRow="0" w:firstColumn="0" w:lastColumn="0" w:noHBand="0" w:noVBand="0"/>
       </w:tblPr>
       <w:tblGrid>
         <w:gridCol w:w="1301"/>
@@ -18659,7 +18659,7 @@
         <w:keepNext/>
         <w:keepLines/>
       </w:pPr>
-      <w:bookmarkStart w:id="24" w:name="_Toc243650964"/>
+      <w:bookmarkStart w:id="24" w:name="_Toc243654268"/>
       <w:r>
         <w:t>5.2 Typography</w:t>
       </w:r>
@@ -18730,7 +18730,7 @@
         <w:pStyle w:val="Caption"/>
         <w:keepNext/>
       </w:pPr>
-      <w:bookmarkStart w:id="25" w:name="_Toc243650995"/>
+      <w:bookmarkStart w:id="25" w:name="_Toc243654299"/>
       <w:r>
         <w:t xml:space="preserve">Table </w:t>
       </w:r>
@@ -18772,7 +18772,7 @@
           <w:left w:w="10" w:type="dxa"/>
           <w:right w:w="10" w:type="dxa"/>
         </w:tblCellMar>
-        <w:tblLook w:val="04A0" w:firstRow="1" w:lastRow="0" w:firstColumn="1" w:lastColumn="0" w:noHBand="0" w:noVBand="1"/>
+        <w:tblLook w:val="0000" w:firstRow="0" w:lastRow="0" w:firstColumn="0" w:lastColumn="0" w:noHBand="0" w:noVBand="0"/>
       </w:tblPr>
       <w:tblGrid>
         <w:gridCol w:w="1941"/>
@@ -20444,7 +20444,7 @@
         <w:keepNext/>
         <w:keepLines/>
       </w:pPr>
-      <w:bookmarkStart w:id="26" w:name="_Toc243650965"/>
+      <w:bookmarkStart w:id="26" w:name="_Toc243654269"/>
       <w:r>
         <w:t>5.3 Spacing, shape and elevation</w:t>
       </w:r>
@@ -20455,7 +20455,7 @@
         <w:pStyle w:val="Caption"/>
         <w:keepNext/>
       </w:pPr>
-      <w:bookmarkStart w:id="27" w:name="_Toc243650996"/>
+      <w:bookmarkStart w:id="27" w:name="_Toc243654300"/>
       <w:r>
         <w:t xml:space="preserve">Table </w:t>
       </w:r>
@@ -20497,7 +20497,7 @@
           <w:left w:w="10" w:type="dxa"/>
           <w:right w:w="10" w:type="dxa"/>
         </w:tblCellMar>
-        <w:tblLook w:val="04A0" w:firstRow="1" w:lastRow="0" w:firstColumn="1" w:lastColumn="0" w:noHBand="0" w:noVBand="1"/>
+        <w:tblLook w:val="0000" w:firstRow="0" w:lastRow="0" w:firstColumn="0" w:lastColumn="0" w:noHBand="0" w:noVBand="0"/>
       </w:tblPr>
       <w:tblGrid>
         <w:gridCol w:w="1843"/>
@@ -21143,7 +21143,7 @@
         <w:keepNext/>
         <w:keepLines/>
       </w:pPr>
-      <w:bookmarkStart w:id="28" w:name="_Toc243650966"/>
+      <w:bookmarkStart w:id="28" w:name="_Toc243654270"/>
       <w:r>
         <w:t>5.4 Components</w:t>
       </w:r>
@@ -21154,7 +21154,7 @@
         <w:pStyle w:val="Caption"/>
         <w:keepNext/>
       </w:pPr>
-      <w:bookmarkStart w:id="29" w:name="_Toc243650997"/>
+      <w:bookmarkStart w:id="29" w:name="_Toc243654301"/>
       <w:r>
         <w:t xml:space="preserve">Table </w:t>
       </w:r>
@@ -21196,7 +21196,7 @@
           <w:left w:w="10" w:type="dxa"/>
           <w:right w:w="10" w:type="dxa"/>
         </w:tblCellMar>
-        <w:tblLook w:val="04A0" w:firstRow="1" w:lastRow="0" w:firstColumn="1" w:lastColumn="0" w:noHBand="0" w:noVBand="1"/>
+        <w:tblLook w:val="0000" w:firstRow="0" w:lastRow="0" w:firstColumn="0" w:lastColumn="0" w:noHBand="0" w:noVBand="0"/>
       </w:tblPr>
       <w:tblGrid>
         <w:gridCol w:w="1503"/>
@@ -23753,7 +23753,7 @@
         <w:keepLines/>
         <w:pageBreakBefore/>
       </w:pPr>
-      <w:bookmarkStart w:id="30" w:name="_Toc243650967"/>
+      <w:bookmarkStart w:id="30" w:name="_Toc243654271"/>
       <w:r>
         <w:lastRenderedPageBreak/>
         <w:t>6 </w:t>
@@ -23817,7 +23817,7 @@
         <w:keepNext/>
         <w:keepLines/>
       </w:pPr>
-      <w:bookmarkStart w:id="31" w:name="_Toc243650968"/>
+      <w:bookmarkStart w:id="31" w:name="_Toc243654272"/>
       <w:r>
         <w:t>6.1 Welcome, Intro and About you (onboarding)</w:t>
       </w:r>
@@ -23828,7 +23828,7 @@
         <w:pStyle w:val="Caption"/>
         <w:keepNext/>
       </w:pPr>
-      <w:bookmarkStart w:id="32" w:name="_Toc243650998"/>
+      <w:bookmarkStart w:id="32" w:name="_Toc243654302"/>
       <w:r>
         <w:t xml:space="preserve">Table </w:t>
       </w:r>
@@ -23870,7 +23870,7 @@
           <w:left w:w="10" w:type="dxa"/>
           <w:right w:w="10" w:type="dxa"/>
         </w:tblCellMar>
-        <w:tblLook w:val="04A0" w:firstRow="1" w:lastRow="0" w:firstColumn="1" w:lastColumn="0" w:noHBand="0" w:noVBand="1"/>
+        <w:tblLook w:val="0000" w:firstRow="0" w:lastRow="0" w:firstColumn="0" w:lastColumn="0" w:noHBand="0" w:noVBand="0"/>
       </w:tblPr>
       <w:tblGrid>
         <w:gridCol w:w="1726"/>
@@ -24364,7 +24364,7 @@
         <w:keepNext/>
         <w:keepLines/>
       </w:pPr>
-      <w:bookmarkStart w:id="33" w:name="_Toc243650969"/>
+      <w:bookmarkStart w:id="33" w:name="_Toc243654273"/>
       <w:r>
         <w:t>6.2 Account (sign up, log in, recover, recovery code, complete your account)</w:t>
       </w:r>
@@ -24375,7 +24375,7 @@
         <w:pStyle w:val="Caption"/>
         <w:keepNext/>
       </w:pPr>
-      <w:bookmarkStart w:id="34" w:name="_Toc243650999"/>
+      <w:bookmarkStart w:id="34" w:name="_Toc243654303"/>
       <w:r>
         <w:t xml:space="preserve">Table </w:t>
       </w:r>
@@ -24417,7 +24417,7 @@
           <w:left w:w="10" w:type="dxa"/>
           <w:right w:w="10" w:type="dxa"/>
         </w:tblCellMar>
-        <w:tblLook w:val="04A0" w:firstRow="1" w:lastRow="0" w:firstColumn="1" w:lastColumn="0" w:noHBand="0" w:noVBand="1"/>
+        <w:tblLook w:val="0000" w:firstRow="0" w:lastRow="0" w:firstColumn="0" w:lastColumn="0" w:noHBand="0" w:noVBand="0"/>
       </w:tblPr>
       <w:tblGrid>
         <w:gridCol w:w="1726"/>
@@ -24835,7 +24835,7 @@
         <w:keepNext/>
         <w:keepLines/>
       </w:pPr>
-      <w:bookmarkStart w:id="35" w:name="_Toc243650970"/>
+      <w:bookmarkStart w:id="35" w:name="_Toc243654274"/>
       <w:r>
         <w:t>6.3 Paths (home)</w:t>
       </w:r>
@@ -24846,7 +24846,7 @@
         <w:pStyle w:val="Caption"/>
         <w:keepNext/>
       </w:pPr>
-      <w:bookmarkStart w:id="36" w:name="_Toc243651000"/>
+      <w:bookmarkStart w:id="36" w:name="_Toc243654304"/>
       <w:r>
         <w:t xml:space="preserve">Table </w:t>
       </w:r>
@@ -24888,7 +24888,7 @@
           <w:left w:w="10" w:type="dxa"/>
           <w:right w:w="10" w:type="dxa"/>
         </w:tblCellMar>
-        <w:tblLook w:val="04A0" w:firstRow="1" w:lastRow="0" w:firstColumn="1" w:lastColumn="0" w:noHBand="0" w:noVBand="1"/>
+        <w:tblLook w:val="0000" w:firstRow="0" w:lastRow="0" w:firstColumn="0" w:lastColumn="0" w:noHBand="0" w:noVBand="0"/>
       </w:tblPr>
       <w:tblGrid>
         <w:gridCol w:w="1088"/>
@@ -25275,7 +25275,7 @@
         <w:keepNext/>
         <w:keepLines/>
       </w:pPr>
-      <w:bookmarkStart w:id="37" w:name="_Toc243650971"/>
+      <w:bookmarkStart w:id="37" w:name="_Toc243654275"/>
       <w:r>
         <w:t>6.4 Courses</w:t>
       </w:r>
@@ -25286,7 +25286,7 @@
         <w:pStyle w:val="Caption"/>
         <w:keepNext/>
       </w:pPr>
-      <w:bookmarkStart w:id="38" w:name="_Toc243651001"/>
+      <w:bookmarkStart w:id="38" w:name="_Toc243654305"/>
       <w:r>
         <w:t xml:space="preserve">Table </w:t>
       </w:r>
@@ -25328,7 +25328,7 @@
           <w:left w:w="10" w:type="dxa"/>
           <w:right w:w="10" w:type="dxa"/>
         </w:tblCellMar>
-        <w:tblLook w:val="04A0" w:firstRow="1" w:lastRow="0" w:firstColumn="1" w:lastColumn="0" w:noHBand="0" w:noVBand="1"/>
+        <w:tblLook w:val="0000" w:firstRow="0" w:lastRow="0" w:firstColumn="0" w:lastColumn="0" w:noHBand="0" w:noVBand="0"/>
       </w:tblPr>
       <w:tblGrid>
         <w:gridCol w:w="1726"/>
@@ -25762,7 +25762,7 @@
         <w:keepNext/>
         <w:keepLines/>
       </w:pPr>
-      <w:bookmarkStart w:id="39" w:name="_Toc243650972"/>
+      <w:bookmarkStart w:id="39" w:name="_Toc243654276"/>
       <w:r>
         <w:t>6.5 Course detail</w:t>
       </w:r>
@@ -25773,7 +25773,7 @@
         <w:pStyle w:val="Caption"/>
         <w:keepNext/>
       </w:pPr>
-      <w:bookmarkStart w:id="40" w:name="_Toc243651002"/>
+      <w:bookmarkStart w:id="40" w:name="_Toc243654306"/>
       <w:r>
         <w:t xml:space="preserve">Table </w:t>
       </w:r>
@@ -25815,7 +25815,7 @@
           <w:left w:w="10" w:type="dxa"/>
           <w:right w:w="10" w:type="dxa"/>
         </w:tblCellMar>
-        <w:tblLook w:val="04A0" w:firstRow="1" w:lastRow="0" w:firstColumn="1" w:lastColumn="0" w:noHBand="0" w:noVBand="1"/>
+        <w:tblLook w:val="0000" w:firstRow="0" w:lastRow="0" w:firstColumn="0" w:lastColumn="0" w:noHBand="0" w:noVBand="0"/>
       </w:tblPr>
       <w:tblGrid>
         <w:gridCol w:w="1726"/>
@@ -26368,7 +26368,7 @@
         <w:keepNext/>
         <w:keepLines/>
       </w:pPr>
-      <w:bookmarkStart w:id="41" w:name="_Toc243650973"/>
+      <w:bookmarkStart w:id="41" w:name="_Toc243654277"/>
       <w:r>
         <w:lastRenderedPageBreak/>
         <w:t>6.6 Compare</w:t>
@@ -26380,7 +26380,7 @@
         <w:pStyle w:val="Caption"/>
         <w:keepNext/>
       </w:pPr>
-      <w:bookmarkStart w:id="42" w:name="_Toc243651003"/>
+      <w:bookmarkStart w:id="42" w:name="_Toc243654307"/>
       <w:r>
         <w:t xml:space="preserve">Table </w:t>
       </w:r>
@@ -26422,7 +26422,7 @@
           <w:left w:w="10" w:type="dxa"/>
           <w:right w:w="10" w:type="dxa"/>
         </w:tblCellMar>
-        <w:tblLook w:val="04A0" w:firstRow="1" w:lastRow="0" w:firstColumn="1" w:lastColumn="0" w:noHBand="0" w:noVBand="1"/>
+        <w:tblLook w:val="0000" w:firstRow="0" w:lastRow="0" w:firstColumn="0" w:lastColumn="0" w:noHBand="0" w:noVBand="0"/>
       </w:tblPr>
       <w:tblGrid>
         <w:gridCol w:w="1726"/>
@@ -26808,7 +26808,7 @@
         <w:keepNext/>
         <w:keepLines/>
       </w:pPr>
-      <w:bookmarkStart w:id="43" w:name="_Toc243650974"/>
+      <w:bookmarkStart w:id="43" w:name="_Toc243654278"/>
       <w:r>
         <w:t>6.7 My list</w:t>
       </w:r>
@@ -26819,7 +26819,7 @@
         <w:pStyle w:val="Caption"/>
         <w:keepNext/>
       </w:pPr>
-      <w:bookmarkStart w:id="44" w:name="_Toc243651004"/>
+      <w:bookmarkStart w:id="44" w:name="_Toc243654308"/>
       <w:r>
         <w:t xml:space="preserve">Table </w:t>
       </w:r>
@@ -26861,7 +26861,7 @@
           <w:left w:w="10" w:type="dxa"/>
           <w:right w:w="10" w:type="dxa"/>
         </w:tblCellMar>
-        <w:tblLook w:val="04A0" w:firstRow="1" w:lastRow="0" w:firstColumn="1" w:lastColumn="0" w:noHBand="0" w:noVBand="1"/>
+        <w:tblLook w:val="0000" w:firstRow="0" w:lastRow="0" w:firstColumn="0" w:lastColumn="0" w:noHBand="0" w:noVBand="0"/>
       </w:tblPr>
       <w:tblGrid>
         <w:gridCol w:w="1726"/>
@@ -27304,9 +27304,9 @@
         <w:keepNext/>
         <w:keepLines/>
       </w:pPr>
-      <w:bookmarkStart w:id="45" w:name="_Toc243650975"/>
+      <w:bookmarkStart w:id="45" w:name="_Toc243654279"/>
       <w:r>
-        <w:t>6.8 Apply to the UGC (CR-012)</w:t>
+        <w:t>6.8 Guide to applying to the UGC (CR-012)</w:t>
       </w:r>
       <w:bookmarkEnd w:id="45"/>
     </w:p>
@@ -27315,7 +27315,7 @@
         <w:pStyle w:val="Caption"/>
         <w:keepNext/>
       </w:pPr>
-      <w:bookmarkStart w:id="46" w:name="_Toc243651005"/>
+      <w:bookmarkStart w:id="46" w:name="_Toc243654309"/>
       <w:r>
         <w:t xml:space="preserve">Table </w:t>
       </w:r>
@@ -27357,7 +27357,7 @@
           <w:left w:w="10" w:type="dxa"/>
           <w:right w:w="10" w:type="dxa"/>
         </w:tblCellMar>
-        <w:tblLook w:val="04A0" w:firstRow="1" w:lastRow="0" w:firstColumn="1" w:lastColumn="0" w:noHBand="0" w:noVBand="1"/>
+        <w:tblLook w:val="0000" w:firstRow="0" w:lastRow="0" w:firstColumn="0" w:lastColumn="0" w:noHBand="0" w:noVBand="0"/>
       </w:tblPr>
       <w:tblGrid>
         <w:gridCol w:w="1726"/>
@@ -27579,19 +27579,26 @@
             </w:pPr>
             <w:r>
               <w:rPr>
+                <w:sz w:val="19"/>
+                <w:szCs w:val="19"/>
+              </w:rPr>
+              <w:t xml:space="preserve">The blue </w:t>
+            </w:r>
+            <w:r>
+              <w:rPr>
                 <w:i/>
                 <w:iCs/>
                 <w:sz w:val="19"/>
                 <w:szCs w:val="19"/>
               </w:rPr>
-              <w:t>Apply to the UGC, step by step</w:t>
-            </w:r>
-            <w:r>
-              <w:rPr>
-                <w:sz w:val="19"/>
-                <w:szCs w:val="19"/>
-              </w:rPr>
-              <w:t xml:space="preserve"> button on My list</w:t>
+              <w:t>Guide to applying to the UGC</w:t>
+            </w:r>
+            <w:r>
+              <w:rPr>
+                <w:sz w:val="19"/>
+                <w:szCs w:val="19"/>
+              </w:rPr>
+              <w:t xml:space="preserve"> button on My list (named by the product owner)</w:t>
             </w:r>
           </w:p>
         </w:tc>
@@ -27694,7 +27701,7 @@
                 <w:sz w:val="19"/>
                 <w:szCs w:val="19"/>
               </w:rPr>
-              <w:t xml:space="preserve">: the autofill warning, then Register, Step 1 to Step 4, each field with a Copy button, pre-filled from the account and results (name in BLOCK CAPITALS, name with initials, date of birth, email, mobile as 07…, district, A/L results), and the Uni-Codes in the student's order with </w:t>
+              <w:t xml:space="preserve">: the autofill warning, then Register, Step 1 to Step 4, the fields ZedPath knows with a Copy button (name in BLOCK CAPITALS, name with initials, date of birth, email, mobile as 07…, district, A/L results) and, for the rest, a guide each (NIC, index numbers, address, parents, earlier attempts, school: what to write, format, common mistake; no input boxes, so nothing is typed twice), and the Uni-Codes in the student's order with </w:t>
             </w:r>
             <w:r>
               <w:rPr>
@@ -27849,6 +27856,7 @@
                 <w:sz w:val="19"/>
                 <w:szCs w:val="19"/>
               </w:rPr>
+              <w:lastRenderedPageBreak/>
               <w:t>Interactions</w:t>
             </w:r>
           </w:p>
@@ -27879,7 +27887,7 @@
                 <w:sz w:val="19"/>
                 <w:szCs w:val="19"/>
               </w:rPr>
-              <w:t>Copy shows the green confirmation; ticks and answers saved on the phone at once</w:t>
+              <w:t>Copy shows the green confirmation; the two answers and the ticks are saved on the phone at once</w:t>
             </w:r>
           </w:p>
         </w:tc>
@@ -27896,7 +27904,7 @@
         <w:keepNext/>
         <w:keepLines/>
       </w:pPr>
-      <w:bookmarkStart w:id="47" w:name="_Toc243650976"/>
+      <w:bookmarkStart w:id="47" w:name="_Toc243654280"/>
       <w:r>
         <w:t>6.9 Journey</w:t>
       </w:r>
@@ -27907,7 +27915,7 @@
         <w:pStyle w:val="Caption"/>
         <w:keepNext/>
       </w:pPr>
-      <w:bookmarkStart w:id="48" w:name="_Toc243651006"/>
+      <w:bookmarkStart w:id="48" w:name="_Toc243654310"/>
       <w:r>
         <w:t xml:space="preserve">Table </w:t>
       </w:r>
@@ -27949,7 +27957,7 @@
           <w:left w:w="10" w:type="dxa"/>
           <w:right w:w="10" w:type="dxa"/>
         </w:tblCellMar>
-        <w:tblLook w:val="04A0" w:firstRow="1" w:lastRow="0" w:firstColumn="1" w:lastColumn="0" w:noHBand="0" w:noVBand="1"/>
+        <w:tblLook w:val="0000" w:firstRow="0" w:lastRow="0" w:firstColumn="0" w:lastColumn="0" w:noHBand="0" w:noVBand="0"/>
       </w:tblPr>
       <w:tblGrid>
         <w:gridCol w:w="1726"/>
@@ -28383,7 +28391,7 @@
         <w:keepNext/>
         <w:keepLines/>
       </w:pPr>
-      <w:bookmarkStart w:id="49" w:name="_Toc243650977"/>
+      <w:bookmarkStart w:id="49" w:name="_Toc243654281"/>
       <w:r>
         <w:t>6.10 Ask ZedPath</w:t>
       </w:r>
@@ -28394,7 +28402,7 @@
         <w:pStyle w:val="Caption"/>
         <w:keepNext/>
       </w:pPr>
-      <w:bookmarkStart w:id="50" w:name="_Toc243651007"/>
+      <w:bookmarkStart w:id="50" w:name="_Toc243654311"/>
       <w:r>
         <w:t xml:space="preserve">Table </w:t>
       </w:r>
@@ -28436,7 +28444,7 @@
           <w:left w:w="10" w:type="dxa"/>
           <w:right w:w="10" w:type="dxa"/>
         </w:tblCellMar>
-        <w:tblLook w:val="04A0" w:firstRow="1" w:lastRow="0" w:firstColumn="1" w:lastColumn="0" w:noHBand="0" w:noVBand="1"/>
+        <w:tblLook w:val="0000" w:firstRow="0" w:lastRow="0" w:firstColumn="0" w:lastColumn="0" w:noHBand="0" w:noVBand="0"/>
       </w:tblPr>
       <w:tblGrid>
         <w:gridCol w:w="1726"/>
@@ -28918,7 +28926,7 @@
         <w:keepNext/>
         <w:keepLines/>
       </w:pPr>
-      <w:bookmarkStart w:id="51" w:name="_Toc243650978"/>
+      <w:bookmarkStart w:id="51" w:name="_Toc243654282"/>
       <w:r>
         <w:t>6.11 Groups, Group room and Group info</w:t>
       </w:r>
@@ -28929,7 +28937,7 @@
         <w:pStyle w:val="Caption"/>
         <w:keepNext/>
       </w:pPr>
-      <w:bookmarkStart w:id="52" w:name="_Toc243651008"/>
+      <w:bookmarkStart w:id="52" w:name="_Toc243654312"/>
       <w:r>
         <w:t xml:space="preserve">Table </w:t>
       </w:r>
@@ -28971,7 +28979,7 @@
           <w:left w:w="10" w:type="dxa"/>
           <w:right w:w="10" w:type="dxa"/>
         </w:tblCellMar>
-        <w:tblLook w:val="04A0" w:firstRow="1" w:lastRow="0" w:firstColumn="1" w:lastColumn="0" w:noHBand="0" w:noVBand="1"/>
+        <w:tblLook w:val="0000" w:firstRow="0" w:lastRow="0" w:firstColumn="0" w:lastColumn="0" w:noHBand="0" w:noVBand="0"/>
       </w:tblPr>
       <w:tblGrid>
         <w:gridCol w:w="1726"/>
@@ -29398,7 +29406,7 @@
         <w:keepNext/>
         <w:keepLines/>
       </w:pPr>
-      <w:bookmarkStart w:id="53" w:name="_Toc243650979"/>
+      <w:bookmarkStart w:id="53" w:name="_Toc243654283"/>
       <w:r>
         <w:lastRenderedPageBreak/>
         <w:t>6.12 Me</w:t>
@@ -29410,7 +29418,7 @@
         <w:pStyle w:val="Caption"/>
         <w:keepNext/>
       </w:pPr>
-      <w:bookmarkStart w:id="54" w:name="_Toc243651009"/>
+      <w:bookmarkStart w:id="54" w:name="_Toc243654313"/>
       <w:r>
         <w:t xml:space="preserve">Table </w:t>
       </w:r>
@@ -29452,7 +29460,7 @@
           <w:left w:w="10" w:type="dxa"/>
           <w:right w:w="10" w:type="dxa"/>
         </w:tblCellMar>
-        <w:tblLook w:val="04A0" w:firstRow="1" w:lastRow="0" w:firstColumn="1" w:lastColumn="0" w:noHBand="0" w:noVBand="1"/>
+        <w:tblLook w:val="0000" w:firstRow="0" w:lastRow="0" w:firstColumn="0" w:lastColumn="0" w:noHBand="0" w:noVBand="0"/>
       </w:tblPr>
       <w:tblGrid>
         <w:gridCol w:w="1726"/>
@@ -29846,7 +29854,7 @@
         <w:keepLines/>
         <w:pageBreakBefore/>
       </w:pPr>
-      <w:bookmarkStart w:id="55" w:name="_Toc243650980"/>
+      <w:bookmarkStart w:id="55" w:name="_Toc243654284"/>
       <w:r>
         <w:lastRenderedPageBreak/>
         <w:t>7 Interaction patterns</w:t>
@@ -29858,7 +29866,7 @@
         <w:pStyle w:val="Caption"/>
         <w:keepNext/>
       </w:pPr>
-      <w:bookmarkStart w:id="56" w:name="_Toc243651010"/>
+      <w:bookmarkStart w:id="56" w:name="_Toc243654314"/>
       <w:r>
         <w:t xml:space="preserve">Table </w:t>
       </w:r>
@@ -29900,7 +29908,7 @@
           <w:left w:w="10" w:type="dxa"/>
           <w:right w:w="10" w:type="dxa"/>
         </w:tblCellMar>
-        <w:tblLook w:val="04A0" w:firstRow="1" w:lastRow="0" w:firstColumn="1" w:lastColumn="0" w:noHBand="0" w:noVBand="1"/>
+        <w:tblLook w:val="0000" w:firstRow="0" w:lastRow="0" w:firstColumn="0" w:lastColumn="0" w:noHBand="0" w:noVBand="0"/>
       </w:tblPr>
       <w:tblGrid>
         <w:gridCol w:w="1843"/>
@@ -31037,7 +31045,7 @@
         <w:keepLines/>
         <w:pageBreakBefore/>
       </w:pPr>
-      <w:bookmarkStart w:id="57" w:name="_Toc243650981"/>
+      <w:bookmarkStart w:id="57" w:name="_Toc243654285"/>
       <w:r>
         <w:lastRenderedPageBreak/>
         <w:t>8 Content and language</w:t>
@@ -31049,7 +31057,7 @@
         <w:pStyle w:val="Caption"/>
         <w:keepNext/>
       </w:pPr>
-      <w:bookmarkStart w:id="58" w:name="_Toc243651011"/>
+      <w:bookmarkStart w:id="58" w:name="_Toc243654315"/>
       <w:r>
         <w:t xml:space="preserve">Table </w:t>
       </w:r>
@@ -31091,7 +31099,7 @@
           <w:left w:w="10" w:type="dxa"/>
           <w:right w:w="10" w:type="dxa"/>
         </w:tblCellMar>
-        <w:tblLook w:val="04A0" w:firstRow="1" w:lastRow="0" w:firstColumn="1" w:lastColumn="0" w:noHBand="0" w:noVBand="1"/>
+        <w:tblLook w:val="0000" w:firstRow="0" w:lastRow="0" w:firstColumn="0" w:lastColumn="0" w:noHBand="0" w:noVBand="0"/>
       </w:tblPr>
       <w:tblGrid>
         <w:gridCol w:w="1843"/>
@@ -31823,7 +31831,7 @@
         <w:keepLines/>
         <w:pageBreakBefore/>
       </w:pPr>
-      <w:bookmarkStart w:id="59" w:name="_Toc243650982"/>
+      <w:bookmarkStart w:id="59" w:name="_Toc243654286"/>
       <w:r>
         <w:lastRenderedPageBreak/>
         <w:t>9 Accessibility checklist (WCAG 2.2 AA)</w:t>
@@ -31843,7 +31851,7 @@
         <w:pStyle w:val="Caption"/>
         <w:keepNext/>
       </w:pPr>
-      <w:bookmarkStart w:id="60" w:name="_Toc243651012"/>
+      <w:bookmarkStart w:id="60" w:name="_Toc243654316"/>
       <w:r>
         <w:t xml:space="preserve">Table </w:t>
       </w:r>
@@ -31885,7 +31893,7 @@
           <w:left w:w="10" w:type="dxa"/>
           <w:right w:w="10" w:type="dxa"/>
         </w:tblCellMar>
-        <w:tblLook w:val="04A0" w:firstRow="1" w:lastRow="0" w:firstColumn="1" w:lastColumn="0" w:noHBand="0" w:noVBand="1"/>
+        <w:tblLook w:val="0000" w:firstRow="0" w:lastRow="0" w:firstColumn="0" w:lastColumn="0" w:noHBand="0" w:noVBand="0"/>
       </w:tblPr>
       <w:tblGrid>
         <w:gridCol w:w="2989"/>
@@ -33597,7 +33605,7 @@
         <w:keepLines/>
         <w:pageBreakBefore/>
       </w:pPr>
-      <w:bookmarkStart w:id="61" w:name="_Toc243650983"/>
+      <w:bookmarkStart w:id="61" w:name="_Toc243654287"/>
       <w:r>
         <w:lastRenderedPageBreak/>
         <w:t>10 Performance budget for 3G</w:t>
@@ -33609,7 +33617,7 @@
         <w:pStyle w:val="Caption"/>
         <w:keepNext/>
       </w:pPr>
-      <w:bookmarkStart w:id="62" w:name="_Toc243651013"/>
+      <w:bookmarkStart w:id="62" w:name="_Toc243654317"/>
       <w:r>
         <w:t xml:space="preserve">Table </w:t>
       </w:r>
@@ -33651,7 +33659,7 @@
           <w:left w:w="10" w:type="dxa"/>
           <w:right w:w="10" w:type="dxa"/>
         </w:tblCellMar>
-        <w:tblLook w:val="04A0" w:firstRow="1" w:lastRow="0" w:firstColumn="1" w:lastColumn="0" w:noHBand="0" w:noVBand="1"/>
+        <w:tblLook w:val="0000" w:firstRow="0" w:lastRow="0" w:firstColumn="0" w:lastColumn="0" w:noHBand="0" w:noVBand="0"/>
       </w:tblPr>
       <w:tblGrid>
         <w:gridCol w:w="3523"/>
@@ -34441,7 +34449,7 @@
         <w:keepLines/>
         <w:pageBreakBefore/>
       </w:pPr>
-      <w:bookmarkStart w:id="63" w:name="_Toc243650984"/>
+      <w:bookmarkStart w:id="63" w:name="_Toc243654288"/>
       <w:r>
         <w:lastRenderedPageBreak/>
         <w:t>11 Usability evidence</w:t>
@@ -34461,7 +34469,7 @@
         <w:pStyle w:val="Caption"/>
         <w:keepNext/>
       </w:pPr>
-      <w:bookmarkStart w:id="64" w:name="_Toc243651014"/>
+      <w:bookmarkStart w:id="64" w:name="_Toc243654318"/>
       <w:r>
         <w:t xml:space="preserve">Table </w:t>
       </w:r>
@@ -34503,7 +34511,7 @@
           <w:left w:w="10" w:type="dxa"/>
           <w:right w:w="10" w:type="dxa"/>
         </w:tblCellMar>
-        <w:tblLook w:val="04A0" w:firstRow="1" w:lastRow="0" w:firstColumn="1" w:lastColumn="0" w:noHBand="0" w:noVBand="1"/>
+        <w:tblLook w:val="0000" w:firstRow="0" w:lastRow="0" w:firstColumn="0" w:lastColumn="0" w:noHBand="0" w:noVBand="0"/>
       </w:tblPr>
       <w:tblGrid>
         <w:gridCol w:w="1355"/>
@@ -35843,7 +35851,7 @@
                 <w:sz w:val="19"/>
                 <w:szCs w:val="19"/>
               </w:rPr>
-              <w:t>Product owner's request after reviewing the UGC form (23 Oct): "in the Plus version we can aid students fill this"</w:t>
+              <w:t>Product owner's request after reviewing the UGC form (23 Oct): "in the Plus version we can aid students fill this"; then "why do we let them fill it there, what's the use" and "change the name to guide to apply to UGC"</w:t>
             </w:r>
           </w:p>
         </w:tc>
@@ -35874,7 +35882,7 @@
                 <w:sz w:val="19"/>
                 <w:szCs w:val="19"/>
               </w:rPr>
-              <w:t>Apply to the UGC co-pilot; no browser extension (the UGC asks applicants to turn autofill off)</w:t>
+              <w:t>Guide to applying to the UGC; input boxes replaced by guides; no browser extension (the UGC asks applicants to turn autofill off)</w:t>
             </w:r>
           </w:p>
         </w:tc>
@@ -35915,6 +35923,7 @@
                 <w:sz w:val="19"/>
                 <w:szCs w:val="19"/>
               </w:rPr>
+              <w:lastRenderedPageBreak/>
               <w:t>CR-011</w:t>
             </w:r>
           </w:p>
@@ -36017,7 +36026,6 @@
                 <w:sz w:val="19"/>
                 <w:szCs w:val="19"/>
               </w:rPr>
-              <w:lastRenderedPageBreak/>
               <w:t>VR4</w:t>
             </w:r>
           </w:p>
@@ -36199,7 +36207,7 @@
         <w:keepLines/>
         <w:pageBreakBefore/>
       </w:pPr>
-      <w:bookmarkStart w:id="65" w:name="_Toc243650985"/>
+      <w:bookmarkStart w:id="65" w:name="_Toc243654289"/>
       <w:r>
         <w:lastRenderedPageBreak/>
         <w:t>12 Traceability</w:t>
@@ -36211,7 +36219,7 @@
         <w:pStyle w:val="Caption"/>
         <w:keepNext/>
       </w:pPr>
-      <w:bookmarkStart w:id="66" w:name="_Toc243651015"/>
+      <w:bookmarkStart w:id="66" w:name="_Toc243654319"/>
       <w:r>
         <w:t xml:space="preserve">Table </w:t>
       </w:r>
@@ -36253,7 +36261,7 @@
           <w:left w:w="10" w:type="dxa"/>
           <w:right w:w="10" w:type="dxa"/>
         </w:tblCellMar>
-        <w:tblLook w:val="04A0" w:firstRow="1" w:lastRow="0" w:firstColumn="1" w:lastColumn="0" w:noHBand="0" w:noVBand="1"/>
+        <w:tblLook w:val="0000" w:firstRow="0" w:lastRow="0" w:firstColumn="0" w:lastColumn="0" w:noHBand="0" w:noVBand="0"/>
       </w:tblPr>
       <w:tblGrid>
         <w:gridCol w:w="3682"/>
@@ -37677,72 +37685,72 @@
 <file path=word/numbering.xml><?xml version="1.0" encoding="utf-8"?>
 <w:numbering xmlns:wpc="http://schemas.microsoft.com/office/word/2010/wordprocessingCanvas" xmlns:cx="http://schemas.microsoft.com/office/drawing/2014/chartex" xmlns:cx1="http://schemas.microsoft.com/office/drawing/2015/9/8/chartex" xmlns:cx2="http://schemas.microsoft.com/office/drawing/2015/10/21/chartex" xmlns:cx3="http://schemas.microsoft.com/office/drawing/2016/5/9/chartex" xmlns:cx4="http://schemas.microsoft.com/office/drawing/2016/5/10/chartex" xmlns:cx5="http://schemas.microsoft.com/office/drawing/2016/5/11/chartex" xmlns:cx6="http://schemas.microsoft.com/office/drawing/2016/5/12/chartex" xmlns:cx7="http://schemas.microsoft.com/office/drawing/2016/5/13/chartex" xmlns:cx8="http://schemas.microsoft.com/office/drawing/2016/5/14/chartex" xmlns:mc="http://schemas.openxmlformats.org/markup-compatibility/2006" xmlns:aink="http://schemas.microsoft.com/office/drawing/2016/ink" xmlns:am3d="http://schemas.microsoft.com/office/drawing/2017/model3d" xmlns:o="urn:schemas-microsoft-com:office:office" xmlns:oel="http://schemas.microsoft.com/office/2019/extlst" xmlns:r="http://schemas.openxmlformats.org/officeDocument/2006/relationships" xmlns:m="http://schemas.openxmlformats.org/officeDocument/2006/math" xmlns:v="urn:schemas-microsoft-com:vml" xmlns:wp14="http://schemas.microsoft.com/office/word/2010/wordprocessingDrawing" xmlns:wp="http://schemas.openxmlformats.org/drawingml/2006/wordprocessingDrawing" xmlns:w10="urn:schemas-microsoft-com:office:word" xmlns:w="http://schemas.openxmlformats.org/wordprocessingml/2006/main" xmlns:w14="http://schemas.microsoft.com/office/word/2010/wordml" xmlns:w15="http://schemas.microsoft.com/office/word/2012/wordml" xmlns:w16cex="http://schemas.microsoft.com/office/word/2018/wordml/cex" xmlns:w16cid="http://schemas.microsoft.com/office/word/2016/wordml/cid" xmlns:w16="http://schemas.microsoft.com/office/word/2018/wordml" xmlns:w16du="http://schemas.microsoft.com/office/word/2023/wordml/word16du" xmlns:w16sdtdh="http://schemas.microsoft.com/office/word/2020/wordml/sdtdatahash" xmlns:w16sdtfl="http://schemas.microsoft.com/office/word/2024/wordml/sdtformatlock" xmlns:w16se="http://schemas.microsoft.com/office/word/2015/wordml/symex" xmlns:wpg="http://schemas.microsoft.com/office/word/2010/wordprocessingGroup" xmlns:wpi="http://schemas.microsoft.com/office/word/2010/wordprocessingInk" xmlns:wne="http://schemas.microsoft.com/office/word/2006/wordml" xmlns:wps="http://schemas.microsoft.com/office/word/2010/wordprocessingShape" mc:Ignorable="w14 w15 w16se w16cid w16 w16cex w16sdtdh w16sdtfl w16du wp14">
   <w:abstractNum w:abstractNumId="0" w15:restartNumberingAfterBreak="0">
-    <w:nsid w:val="045F5C23"/>
+    <w:nsid w:val="01C22EC1"/>
     <w:multiLevelType w:val="hybridMultilevel"/>
-    <w:tmpl w:val="FF6EBD32"/>
-    <w:lvl w:ilvl="0" w:tplc="D0B2F716" w:tentative="1">
+    <w:tmpl w:val="B23C589C"/>
+    <w:lvl w:ilvl="0" w:tplc="D92AB4C8" w:tentative="1">
       <w:start w:val="1"/>
-      <w:numFmt w:val="bullet"/>
-      <w:lvlText w:val="•"/>
+      <w:numFmt w:val="decimal"/>
+      <w:lvlText w:val="%1."/>
       <w:lvlJc w:val="left"/>
       <w:pPr>
-        <w:ind w:left="720" w:hanging="280"/>
+        <w:ind w:left="720" w:hanging="360"/>
       </w:pPr>
     </w:lvl>
-    <w:lvl w:ilvl="1" w:tplc="8E0E43D8" w:tentative="1">
+    <w:lvl w:ilvl="1" w:tplc="142071BA" w:tentative="1">
       <w:start w:val="1"/>
-      <w:numFmt w:val="bullet"/>
-      <w:lvlText w:val="–"/>
+      <w:numFmt w:val="lowerLetter"/>
+      <w:lvlText w:val="%2."/>
       <w:lvlJc w:val="left"/>
       <w:pPr>
-        <w:ind w:left="1080" w:hanging="280"/>
+        <w:ind w:left="1080" w:hanging="360"/>
       </w:pPr>
     </w:lvl>
-    <w:lvl w:ilvl="2" w:tplc="24AC30BC" w:tentative="1">
+    <w:lvl w:ilvl="2" w:tplc="51F822FA" w:tentative="1">
       <w:start w:val="1"/>
-      <w:numFmt w:val="bullet"/>
-      <w:lvlText w:val="▪"/>
+      <w:numFmt w:val="lowerRoman"/>
+      <w:lvlText w:val="%3."/>
       <w:lvlJc w:val="left"/>
       <w:pPr>
-        <w:ind w:left="1440" w:hanging="280"/>
+        <w:ind w:left="1440" w:hanging="360"/>
       </w:pPr>
     </w:lvl>
-    <w:lvl w:ilvl="3" w:tplc="F60E13FC">
+    <w:lvl w:ilvl="3" w:tplc="5436FD7C">
       <w:numFmt w:val="decimal"/>
       <w:lvlText w:val=""/>
       <w:lvlJc w:val="left"/>
     </w:lvl>
-    <w:lvl w:ilvl="4" w:tplc="05AE5E1A">
+    <w:lvl w:ilvl="4" w:tplc="2F66C70C">
       <w:numFmt w:val="decimal"/>
       <w:lvlText w:val=""/>
       <w:lvlJc w:val="left"/>
     </w:lvl>
-    <w:lvl w:ilvl="5" w:tplc="97786096">
+    <w:lvl w:ilvl="5" w:tplc="A378C3F6">
       <w:numFmt w:val="decimal"/>
       <w:lvlText w:val=""/>
       <w:lvlJc w:val="left"/>
     </w:lvl>
-    <w:lvl w:ilvl="6" w:tplc="F5C670E0">
+    <w:lvl w:ilvl="6" w:tplc="46B4D402">
       <w:numFmt w:val="decimal"/>
       <w:lvlText w:val=""/>
       <w:lvlJc w:val="left"/>
     </w:lvl>
-    <w:lvl w:ilvl="7" w:tplc="BEF2C006">
+    <w:lvl w:ilvl="7" w:tplc="DFDEF99A">
       <w:numFmt w:val="decimal"/>
       <w:lvlText w:val=""/>
       <w:lvlJc w:val="left"/>
     </w:lvl>
-    <w:lvl w:ilvl="8" w:tplc="3D8A3150">
+    <w:lvl w:ilvl="8" w:tplc="217AC3EC">
       <w:numFmt w:val="decimal"/>
       <w:lvlText w:val=""/>
       <w:lvlJc w:val="left"/>
     </w:lvl>
   </w:abstractNum>
   <w:abstractNum w:abstractNumId="1" w15:restartNumberingAfterBreak="0">
-    <w:nsid w:val="06ED7332"/>
+    <w:nsid w:val="079C2345"/>
     <w:multiLevelType w:val="hybridMultilevel"/>
-    <w:tmpl w:val="82C4F762"/>
-    <w:lvl w:ilvl="0" w:tplc="0450EB84" w:tentative="1">
+    <w:tmpl w:val="0F488746"/>
+    <w:lvl w:ilvl="0" w:tplc="FA2871C4" w:tentative="1">
       <w:start w:val="1"/>
       <w:numFmt w:val="bullet"/>
       <w:lvlText w:val="●"/>
@@ -37751,7 +37759,7 @@
         <w:ind w:left="720" w:hanging="360"/>
       </w:pPr>
     </w:lvl>
-    <w:lvl w:ilvl="1" w:tplc="DA7EC164" w:tentative="1">
+    <w:lvl w:ilvl="1" w:tplc="D4AA3C80" w:tentative="1">
       <w:start w:val="1"/>
       <w:numFmt w:val="bullet"/>
       <w:lvlText w:val="○"/>
@@ -37760,7 +37768,7 @@
         <w:ind w:left="1440" w:hanging="360"/>
       </w:pPr>
     </w:lvl>
-    <w:lvl w:ilvl="2" w:tplc="C6FE9F8E" w:tentative="1">
+    <w:lvl w:ilvl="2" w:tplc="6BEA85A6" w:tentative="1">
       <w:start w:val="1"/>
       <w:numFmt w:val="bullet"/>
       <w:lvlText w:val="■"/>
@@ -37769,7 +37777,7 @@
         <w:ind w:left="2160" w:hanging="360"/>
       </w:pPr>
     </w:lvl>
-    <w:lvl w:ilvl="3" w:tplc="7F8CABB8" w:tentative="1">
+    <w:lvl w:ilvl="3" w:tplc="D730E476" w:tentative="1">
       <w:start w:val="1"/>
       <w:numFmt w:val="bullet"/>
       <w:lvlText w:val="●"/>
@@ -37778,7 +37786,7 @@
         <w:ind w:left="2880" w:hanging="360"/>
       </w:pPr>
     </w:lvl>
-    <w:lvl w:ilvl="4" w:tplc="4A2AAA28" w:tentative="1">
+    <w:lvl w:ilvl="4" w:tplc="21FE7CF4" w:tentative="1">
       <w:start w:val="1"/>
       <w:numFmt w:val="bullet"/>
       <w:lvlText w:val="○"/>
@@ -37787,7 +37795,7 @@
         <w:ind w:left="3600" w:hanging="360"/>
       </w:pPr>
     </w:lvl>
-    <w:lvl w:ilvl="5" w:tplc="6E14917E" w:tentative="1">
+    <w:lvl w:ilvl="5" w:tplc="0D442FFA" w:tentative="1">
       <w:start w:val="1"/>
       <w:numFmt w:val="bullet"/>
       <w:lvlText w:val="■"/>
@@ -37796,7 +37804,7 @@
         <w:ind w:left="4320" w:hanging="360"/>
       </w:pPr>
     </w:lvl>
-    <w:lvl w:ilvl="6" w:tplc="17324310" w:tentative="1">
+    <w:lvl w:ilvl="6" w:tplc="0846BC20" w:tentative="1">
       <w:start w:val="1"/>
       <w:numFmt w:val="bullet"/>
       <w:lvlText w:val="●"/>
@@ -37805,7 +37813,7 @@
         <w:ind w:left="5040" w:hanging="360"/>
       </w:pPr>
     </w:lvl>
-    <w:lvl w:ilvl="7" w:tplc="36CEE1DA" w:tentative="1">
+    <w:lvl w:ilvl="7" w:tplc="B25E690A" w:tentative="1">
       <w:start w:val="1"/>
       <w:numFmt w:val="bullet"/>
       <w:lvlText w:val="●"/>
@@ -37814,7 +37822,7 @@
         <w:ind w:left="5760" w:hanging="360"/>
       </w:pPr>
     </w:lvl>
-    <w:lvl w:ilvl="8" w:tplc="1D802904" w:tentative="1">
+    <w:lvl w:ilvl="8" w:tplc="44E6A8A6" w:tentative="1">
       <w:start w:val="1"/>
       <w:numFmt w:val="bullet"/>
       <w:lvlText w:val="●"/>
@@ -37825,68 +37833,68 @@
     </w:lvl>
   </w:abstractNum>
   <w:abstractNum w:abstractNumId="2" w15:restartNumberingAfterBreak="0">
-    <w:nsid w:val="42184893"/>
+    <w:nsid w:val="18B46295"/>
     <w:multiLevelType w:val="hybridMultilevel"/>
-    <w:tmpl w:val="F16C48C6"/>
-    <w:lvl w:ilvl="0" w:tplc="5184A224" w:tentative="1">
+    <w:tmpl w:val="4EE61B66"/>
+    <w:lvl w:ilvl="0" w:tplc="9842BD2C" w:tentative="1">
       <w:start w:val="1"/>
-      <w:numFmt w:val="decimal"/>
-      <w:lvlText w:val="%1."/>
+      <w:numFmt w:val="bullet"/>
+      <w:lvlText w:val="•"/>
       <w:lvlJc w:val="left"/>
       <w:pPr>
-        <w:ind w:left="720" w:hanging="360"/>
+        <w:ind w:left="720" w:hanging="280"/>
       </w:pPr>
     </w:lvl>
-    <w:lvl w:ilvl="1" w:tplc="E982D336" w:tentative="1">
+    <w:lvl w:ilvl="1" w:tplc="EB280B26" w:tentative="1">
       <w:start w:val="1"/>
-      <w:numFmt w:val="lowerLetter"/>
-      <w:lvlText w:val="%2."/>
+      <w:numFmt w:val="bullet"/>
+      <w:lvlText w:val="–"/>
       <w:lvlJc w:val="left"/>
       <w:pPr>
-        <w:ind w:left="1080" w:hanging="360"/>
+        <w:ind w:left="1080" w:hanging="280"/>
       </w:pPr>
     </w:lvl>
-    <w:lvl w:ilvl="2" w:tplc="6680DD78" w:tentative="1">
+    <w:lvl w:ilvl="2" w:tplc="2EC6E272" w:tentative="1">
       <w:start w:val="1"/>
-      <w:numFmt w:val="lowerRoman"/>
-      <w:lvlText w:val="%3."/>
+      <w:numFmt w:val="bullet"/>
+      <w:lvlText w:val="▪"/>
       <w:lvlJc w:val="left"/>
       <w:pPr>
-        <w:ind w:left="1440" w:hanging="360"/>
+        <w:ind w:left="1440" w:hanging="280"/>
       </w:pPr>
     </w:lvl>
-    <w:lvl w:ilvl="3" w:tplc="DF6A94FC">
+    <w:lvl w:ilvl="3" w:tplc="C602F424">
       <w:numFmt w:val="decimal"/>
       <w:lvlText w:val=""/>
       <w:lvlJc w:val="left"/>
     </w:lvl>
-    <w:lvl w:ilvl="4" w:tplc="EBC20870">
+    <w:lvl w:ilvl="4" w:tplc="A9E4FA52">
       <w:numFmt w:val="decimal"/>
       <w:lvlText w:val=""/>
       <w:lvlJc w:val="left"/>
     </w:lvl>
-    <w:lvl w:ilvl="5" w:tplc="28BAF32C">
+    <w:lvl w:ilvl="5" w:tplc="D3842556">
       <w:numFmt w:val="decimal"/>
       <w:lvlText w:val=""/>
       <w:lvlJc w:val="left"/>
     </w:lvl>
-    <w:lvl w:ilvl="6" w:tplc="77F8D27A">
+    <w:lvl w:ilvl="6" w:tplc="E1AAF75A">
       <w:numFmt w:val="decimal"/>
       <w:lvlText w:val=""/>
       <w:lvlJc w:val="left"/>
     </w:lvl>
-    <w:lvl w:ilvl="7" w:tplc="243C7A1C">
+    <w:lvl w:ilvl="7" w:tplc="EE1C651C">
       <w:numFmt w:val="decimal"/>
       <w:lvlText w:val=""/>
       <w:lvlJc w:val="left"/>
     </w:lvl>
-    <w:lvl w:ilvl="8" w:tplc="2A6030D4">
+    <w:lvl w:ilvl="8" w:tplc="6C58CB96">
       <w:numFmt w:val="decimal"/>
       <w:lvlText w:val=""/>
       <w:lvlJc w:val="left"/>
     </w:lvl>
   </w:abstractNum>
-  <w:num w:numId="1" w16cid:durableId="698628225">
+  <w:num w:numId="1" w16cid:durableId="99185997">
     <w:abstractNumId w:val="1"/>
     <w:lvlOverride w:ilvl="0">
       <w:startOverride w:val="1"/>
@@ -38591,7 +38599,7 @@
     <w:autoRedefine/>
     <w:uiPriority w:val="39"/>
     <w:unhideWhenUsed/>
-    <w:rsid w:val="00A118F8"/>
+    <w:rsid w:val="0014136F"/>
     <w:pPr>
       <w:spacing w:after="100"/>
     </w:pPr>
@@ -38603,7 +38611,7 @@
     <w:autoRedefine/>
     <w:uiPriority w:val="39"/>
     <w:unhideWhenUsed/>
-    <w:rsid w:val="00A118F8"/>
+    <w:rsid w:val="0014136F"/>
     <w:pPr>
       <w:spacing w:after="100"/>
       <w:ind w:left="210"/>
@@ -38615,7 +38623,7 @@
     <w:next w:val="Normal"/>
     <w:uiPriority w:val="99"/>
     <w:unhideWhenUsed/>
-    <w:rsid w:val="00A118F8"/>
+    <w:rsid w:val="0014136F"/>
   </w:style>
 </w:styles>
 </file>

--- a/docs/07-ui-ux/ZP-DOC-07_UI-UX-Design.docx
+++ b/docs/07-ui-ux/ZP-DOC-07_UI-UX-Design.docx
@@ -90,7 +90,7 @@
           <w:left w:w="10" w:type="dxa"/>
           <w:right w:w="10" w:type="dxa"/>
         </w:tblCellMar>
-        <w:tblLook w:val="0000" w:firstRow="0" w:lastRow="0" w:firstColumn="0" w:lastColumn="0" w:noHBand="0" w:noVBand="0"/>
+        <w:tblLook w:val="04A0" w:firstRow="1" w:lastRow="0" w:firstColumn="1" w:lastColumn="0" w:noHBand="0" w:noVBand="1"/>
       </w:tblPr>
       <w:tblGrid>
         <w:gridCol w:w="2600"/>
@@ -494,7 +494,7 @@
           <w:left w:w="10" w:type="dxa"/>
           <w:right w:w="10" w:type="dxa"/>
         </w:tblCellMar>
-        <w:tblLook w:val="0000" w:firstRow="0" w:lastRow="0" w:firstColumn="0" w:lastColumn="0" w:noHBand="0" w:noVBand="0"/>
+        <w:tblLook w:val="04A0" w:firstRow="1" w:lastRow="0" w:firstColumn="1" w:lastColumn="0" w:noHBand="0" w:noVBand="1"/>
       </w:tblPr>
       <w:tblGrid>
         <w:gridCol w:w="2600"/>
@@ -1189,7 +1189,7 @@
           <w:left w:w="10" w:type="dxa"/>
           <w:right w:w="10" w:type="dxa"/>
         </w:tblCellMar>
-        <w:tblLook w:val="0000" w:firstRow="0" w:lastRow="0" w:firstColumn="0" w:lastColumn="0" w:noHBand="0" w:noVBand="0"/>
+        <w:tblLook w:val="04A0" w:firstRow="1" w:lastRow="0" w:firstColumn="1" w:lastColumn="0" w:noHBand="0" w:noVBand="1"/>
       </w:tblPr>
       <w:tblGrid>
         <w:gridCol w:w="964"/>
@@ -2031,6 +2031,123 @@
           </w:p>
         </w:tc>
       </w:tr>
+      <w:tr>
+        <w:tblPrEx>
+          <w:tblCellMar>
+            <w:top w:w="0" w:type="dxa"/>
+            <w:bottom w:w="0" w:type="dxa"/>
+          </w:tblCellMar>
+        </w:tblPrEx>
+        <w:trPr>
+          <w:cantSplit/>
+          <w:trHeight w:val="420"/>
+        </w:trPr>
+        <w:tc>
+          <w:tcPr>
+            <w:tcW w:w="964" w:type="dxa"/>
+            <w:tcBorders>
+              <w:top w:val="single" w:sz="4" w:space="0" w:color="C9D3D0"/>
+              <w:left w:val="single" w:sz="4" w:space="0" w:color="C9D3D0"/>
+              <w:bottom w:val="single" w:sz="4" w:space="0" w:color="C9D3D0"/>
+              <w:right w:val="single" w:sz="4" w:space="0" w:color="C9D3D0"/>
+            </w:tcBorders>
+            <w:tcMar>
+              <w:top w:w="50" w:type="dxa"/>
+              <w:left w:w="100" w:type="dxa"/>
+              <w:bottom w:w="50" w:type="dxa"/>
+              <w:right w:w="100" w:type="dxa"/>
+            </w:tcMar>
+          </w:tcPr>
+          <w:p>
+            <w:r>
+              <w:rPr>
+                <w:sz w:val="19"/>
+                <w:szCs w:val="19"/>
+              </w:rPr>
+              <w:lastRenderedPageBreak/>
+              <w:t>0.9</w:t>
+            </w:r>
+          </w:p>
+        </w:tc>
+        <w:tc>
+          <w:tcPr>
+            <w:tcW w:w="1542" w:type="dxa"/>
+            <w:tcBorders>
+              <w:top w:val="single" w:sz="4" w:space="0" w:color="C9D3D0"/>
+              <w:left w:val="single" w:sz="4" w:space="0" w:color="C9D3D0"/>
+              <w:bottom w:val="single" w:sz="4" w:space="0" w:color="C9D3D0"/>
+              <w:right w:val="single" w:sz="4" w:space="0" w:color="C9D3D0"/>
+            </w:tcBorders>
+            <w:tcMar>
+              <w:top w:w="50" w:type="dxa"/>
+              <w:left w:w="100" w:type="dxa"/>
+              <w:bottom w:w="50" w:type="dxa"/>
+              <w:right w:w="100" w:type="dxa"/>
+            </w:tcMar>
+          </w:tcPr>
+          <w:p>
+            <w:r>
+              <w:rPr>
+                <w:sz w:val="19"/>
+                <w:szCs w:val="19"/>
+              </w:rPr>
+              <w:t>23 Oct 2026</w:t>
+            </w:r>
+          </w:p>
+        </w:tc>
+        <w:tc>
+          <w:tcPr>
+            <w:tcW w:w="1928" w:type="dxa"/>
+            <w:tcBorders>
+              <w:top w:val="single" w:sz="4" w:space="0" w:color="C9D3D0"/>
+              <w:left w:val="single" w:sz="4" w:space="0" w:color="C9D3D0"/>
+              <w:bottom w:val="single" w:sz="4" w:space="0" w:color="C9D3D0"/>
+              <w:right w:val="single" w:sz="4" w:space="0" w:color="C9D3D0"/>
+            </w:tcBorders>
+            <w:tcMar>
+              <w:top w:w="50" w:type="dxa"/>
+              <w:left w:w="100" w:type="dxa"/>
+              <w:bottom w:w="50" w:type="dxa"/>
+              <w:right w:w="100" w:type="dxa"/>
+            </w:tcMar>
+          </w:tcPr>
+          <w:p>
+            <w:r>
+              <w:rPr>
+                <w:sz w:val="19"/>
+                <w:szCs w:val="19"/>
+              </w:rPr>
+              <w:t>Team Kestrel</w:t>
+            </w:r>
+          </w:p>
+        </w:tc>
+        <w:tc>
+          <w:tcPr>
+            <w:tcW w:w="5204" w:type="dxa"/>
+            <w:tcBorders>
+              <w:top w:val="single" w:sz="4" w:space="0" w:color="C9D3D0"/>
+              <w:left w:val="single" w:sz="4" w:space="0" w:color="C9D3D0"/>
+              <w:bottom w:val="single" w:sz="4" w:space="0" w:color="C9D3D0"/>
+              <w:right w:val="single" w:sz="4" w:space="0" w:color="C9D3D0"/>
+            </w:tcBorders>
+            <w:tcMar>
+              <w:top w:w="50" w:type="dxa"/>
+              <w:left w:w="100" w:type="dxa"/>
+              <w:bottom w:w="50" w:type="dxa"/>
+              <w:right w:w="100" w:type="dxa"/>
+            </w:tcMar>
+          </w:tcPr>
+          <w:p>
+            <w:r>
+              <w:rPr>
+                <w:sz w:val="19"/>
+                <w:szCs w:val="19"/>
+              </w:rPr>
+              <w:t>Other paths: route page lists its programmes (collapsible, open when six or fewer); unpublished entry rules say so; "Up to Rs ..." costs; group subtitles updated</w:t>
+            </w:r>
+          </w:p>
+        </w:tc>
+      </w:tr>
     </w:tbl>
     <w:p>
       <w:pPr>
@@ -2042,7 +2159,6 @@
         <w:pStyle w:val="FrontSubheading"/>
       </w:pPr>
       <w:r>
-        <w:lastRenderedPageBreak/>
         <w:t>Review and approval</w:t>
       </w:r>
     </w:p>
@@ -2074,7 +2190,7 @@
           <w:left w:w="10" w:type="dxa"/>
           <w:right w:w="10" w:type="dxa"/>
         </w:tblCellMar>
-        <w:tblLook w:val="0000" w:firstRow="0" w:lastRow="0" w:firstColumn="0" w:lastColumn="0" w:noHBand="0" w:noVBand="0"/>
+        <w:tblLook w:val="04A0" w:firstRow="1" w:lastRow="0" w:firstColumn="1" w:lastColumn="0" w:noHBand="0" w:noVBand="1"/>
       </w:tblPr>
       <w:tblGrid>
         <w:gridCol w:w="2120"/>
@@ -2431,7 +2547,7 @@
     <w:sdt>
       <w:sdtPr>
         <w:alias w:val="Contents"/>
-        <w:id w:val="446515686"/>
+        <w:id w:val="1682086539"/>
       </w:sdtPr>
       <w:sdtEndPr/>
       <w:sdtContent>
@@ -2460,7 +2576,7 @@
           <w:r>
             <w:fldChar w:fldCharType="separate"/>
           </w:r>
-          <w:hyperlink w:anchor="_Toc243654253" w:history="1">
+          <w:hyperlink w:anchor="_Toc243660117" w:history="1">
             <w:r>
               <w:rPr>
                 <w:rStyle w:val="Hyperlink"/>
@@ -2484,7 +2600,7 @@
               <w:rPr>
                 <w:noProof/>
               </w:rPr>
-              <w:instrText xml:space="preserve"> PAGEREF _Toc243654253 \h </w:instrText>
+              <w:instrText xml:space="preserve"> PAGEREF _Toc243660117 \h </w:instrText>
             </w:r>
             <w:r>
               <w:rPr>
@@ -2527,7 +2643,7 @@
               <w14:ligatures w14:val="standardContextual"/>
             </w:rPr>
           </w:pPr>
-          <w:hyperlink w:anchor="_Toc243654254" w:history="1">
+          <w:hyperlink w:anchor="_Toc243660118" w:history="1">
             <w:r>
               <w:rPr>
                 <w:rStyle w:val="Hyperlink"/>
@@ -2551,7 +2667,7 @@
               <w:rPr>
                 <w:noProof/>
               </w:rPr>
-              <w:instrText xml:space="preserve"> PAGEREF _Toc243654254 \h </w:instrText>
+              <w:instrText xml:space="preserve"> PAGEREF _Toc243660118 \h </w:instrText>
             </w:r>
             <w:r>
               <w:rPr>
@@ -2594,7 +2710,7 @@
               <w14:ligatures w14:val="standardContextual"/>
             </w:rPr>
           </w:pPr>
-          <w:hyperlink w:anchor="_Toc243654255" w:history="1">
+          <w:hyperlink w:anchor="_Toc243660119" w:history="1">
             <w:r>
               <w:rPr>
                 <w:rStyle w:val="Hyperlink"/>
@@ -2618,7 +2734,7 @@
               <w:rPr>
                 <w:noProof/>
               </w:rPr>
-              <w:instrText xml:space="preserve"> PAGEREF _Toc243654255 \h </w:instrText>
+              <w:instrText xml:space="preserve"> PAGEREF _Toc243660119 \h </w:instrText>
             </w:r>
             <w:r>
               <w:rPr>
@@ -2661,7 +2777,7 @@
               <w14:ligatures w14:val="standardContextual"/>
             </w:rPr>
           </w:pPr>
-          <w:hyperlink w:anchor="_Toc243654256" w:history="1">
+          <w:hyperlink w:anchor="_Toc243660120" w:history="1">
             <w:r>
               <w:rPr>
                 <w:rStyle w:val="Hyperlink"/>
@@ -2685,7 +2801,7 @@
               <w:rPr>
                 <w:noProof/>
               </w:rPr>
-              <w:instrText xml:space="preserve"> PAGEREF _Toc243654256 \h </w:instrText>
+              <w:instrText xml:space="preserve"> PAGEREF _Toc243660120 \h </w:instrText>
             </w:r>
             <w:r>
               <w:rPr>
@@ -2728,7 +2844,7 @@
               <w14:ligatures w14:val="standardContextual"/>
             </w:rPr>
           </w:pPr>
-          <w:hyperlink w:anchor="_Toc243654257" w:history="1">
+          <w:hyperlink w:anchor="_Toc243660121" w:history="1">
             <w:r>
               <w:rPr>
                 <w:rStyle w:val="Hyperlink"/>
@@ -2752,7 +2868,7 @@
               <w:rPr>
                 <w:noProof/>
               </w:rPr>
-              <w:instrText xml:space="preserve"> PAGEREF _Toc243654257 \h </w:instrText>
+              <w:instrText xml:space="preserve"> PAGEREF _Toc243660121 \h </w:instrText>
             </w:r>
             <w:r>
               <w:rPr>
@@ -2795,7 +2911,7 @@
               <w14:ligatures w14:val="standardContextual"/>
             </w:rPr>
           </w:pPr>
-          <w:hyperlink w:anchor="_Toc243654258" w:history="1">
+          <w:hyperlink w:anchor="_Toc243660122" w:history="1">
             <w:r>
               <w:rPr>
                 <w:rStyle w:val="Hyperlink"/>
@@ -2819,7 +2935,7 @@
               <w:rPr>
                 <w:noProof/>
               </w:rPr>
-              <w:instrText xml:space="preserve"> PAGEREF _Toc243654258 \h </w:instrText>
+              <w:instrText xml:space="preserve"> PAGEREF _Toc243660122 \h </w:instrText>
             </w:r>
             <w:r>
               <w:rPr>
@@ -2862,7 +2978,7 @@
               <w14:ligatures w14:val="standardContextual"/>
             </w:rPr>
           </w:pPr>
-          <w:hyperlink w:anchor="_Toc243654259" w:history="1">
+          <w:hyperlink w:anchor="_Toc243660123" w:history="1">
             <w:r>
               <w:rPr>
                 <w:rStyle w:val="Hyperlink"/>
@@ -2886,7 +3002,7 @@
               <w:rPr>
                 <w:noProof/>
               </w:rPr>
-              <w:instrText xml:space="preserve"> PAGEREF _Toc243654259 \h </w:instrText>
+              <w:instrText xml:space="preserve"> PAGEREF _Toc243660123 \h </w:instrText>
             </w:r>
             <w:r>
               <w:rPr>
@@ -2929,7 +3045,7 @@
               <w14:ligatures w14:val="standardContextual"/>
             </w:rPr>
           </w:pPr>
-          <w:hyperlink w:anchor="_Toc243654260" w:history="1">
+          <w:hyperlink w:anchor="_Toc243660124" w:history="1">
             <w:r>
               <w:rPr>
                 <w:rStyle w:val="Hyperlink"/>
@@ -2953,7 +3069,7 @@
               <w:rPr>
                 <w:noProof/>
               </w:rPr>
-              <w:instrText xml:space="preserve"> PAGEREF _Toc243654260 \h </w:instrText>
+              <w:instrText xml:space="preserve"> PAGEREF _Toc243660124 \h </w:instrText>
             </w:r>
             <w:r>
               <w:rPr>
@@ -2996,7 +3112,7 @@
               <w14:ligatures w14:val="standardContextual"/>
             </w:rPr>
           </w:pPr>
-          <w:hyperlink w:anchor="_Toc243654261" w:history="1">
+          <w:hyperlink w:anchor="_Toc243660125" w:history="1">
             <w:r>
               <w:rPr>
                 <w:rStyle w:val="Hyperlink"/>
@@ -3020,7 +3136,7 @@
               <w:rPr>
                 <w:noProof/>
               </w:rPr>
-              <w:instrText xml:space="preserve"> PAGEREF _Toc243654261 \h </w:instrText>
+              <w:instrText xml:space="preserve"> PAGEREF _Toc243660125 \h </w:instrText>
             </w:r>
             <w:r>
               <w:rPr>
@@ -3063,7 +3179,7 @@
               <w14:ligatures w14:val="standardContextual"/>
             </w:rPr>
           </w:pPr>
-          <w:hyperlink w:anchor="_Toc243654262" w:history="1">
+          <w:hyperlink w:anchor="_Toc243660126" w:history="1">
             <w:r>
               <w:rPr>
                 <w:rStyle w:val="Hyperlink"/>
@@ -3087,7 +3203,7 @@
               <w:rPr>
                 <w:noProof/>
               </w:rPr>
-              <w:instrText xml:space="preserve"> PAGEREF _Toc243654262 \h </w:instrText>
+              <w:instrText xml:space="preserve"> PAGEREF _Toc243660126 \h </w:instrText>
             </w:r>
             <w:r>
               <w:rPr>
@@ -3130,7 +3246,7 @@
               <w14:ligatures w14:val="standardContextual"/>
             </w:rPr>
           </w:pPr>
-          <w:hyperlink w:anchor="_Toc243654263" w:history="1">
+          <w:hyperlink w:anchor="_Toc243660127" w:history="1">
             <w:r>
               <w:rPr>
                 <w:rStyle w:val="Hyperlink"/>
@@ -3154,7 +3270,7 @@
               <w:rPr>
                 <w:noProof/>
               </w:rPr>
-              <w:instrText xml:space="preserve"> PAGEREF _Toc243654263 \h </w:instrText>
+              <w:instrText xml:space="preserve"> PAGEREF _Toc243660127 \h </w:instrText>
             </w:r>
             <w:r>
               <w:rPr>
@@ -3197,7 +3313,7 @@
               <w14:ligatures w14:val="standardContextual"/>
             </w:rPr>
           </w:pPr>
-          <w:hyperlink w:anchor="_Toc243654264" w:history="1">
+          <w:hyperlink w:anchor="_Toc243660128" w:history="1">
             <w:r>
               <w:rPr>
                 <w:rStyle w:val="Hyperlink"/>
@@ -3221,7 +3337,7 @@
               <w:rPr>
                 <w:noProof/>
               </w:rPr>
-              <w:instrText xml:space="preserve"> PAGEREF _Toc243654264 \h </w:instrText>
+              <w:instrText xml:space="preserve"> PAGEREF _Toc243660128 \h </w:instrText>
             </w:r>
             <w:r>
               <w:rPr>
@@ -3264,7 +3380,7 @@
               <w14:ligatures w14:val="standardContextual"/>
             </w:rPr>
           </w:pPr>
-          <w:hyperlink w:anchor="_Toc243654265" w:history="1">
+          <w:hyperlink w:anchor="_Toc243660129" w:history="1">
             <w:r>
               <w:rPr>
                 <w:rStyle w:val="Hyperlink"/>
@@ -3288,7 +3404,7 @@
               <w:rPr>
                 <w:noProof/>
               </w:rPr>
-              <w:instrText xml:space="preserve"> PAGEREF _Toc243654265 \h </w:instrText>
+              <w:instrText xml:space="preserve"> PAGEREF _Toc243660129 \h </w:instrText>
             </w:r>
             <w:r>
               <w:rPr>
@@ -3305,7 +3421,7 @@
               <w:rPr>
                 <w:noProof/>
               </w:rPr>
-              <w:t>10</w:t>
+              <w:t>11</w:t>
             </w:r>
             <w:r>
               <w:rPr>
@@ -3331,7 +3447,7 @@
               <w14:ligatures w14:val="standardContextual"/>
             </w:rPr>
           </w:pPr>
-          <w:hyperlink w:anchor="_Toc243654266" w:history="1">
+          <w:hyperlink w:anchor="_Toc243660130" w:history="1">
             <w:r>
               <w:rPr>
                 <w:rStyle w:val="Hyperlink"/>
@@ -3355,7 +3471,7 @@
               <w:rPr>
                 <w:noProof/>
               </w:rPr>
-              <w:instrText xml:space="preserve"> PAGEREF _Toc243654266 \h </w:instrText>
+              <w:instrText xml:space="preserve"> PAGEREF _Toc243660130 \h </w:instrText>
             </w:r>
             <w:r>
               <w:rPr>
@@ -3398,7 +3514,7 @@
               <w14:ligatures w14:val="standardContextual"/>
             </w:rPr>
           </w:pPr>
-          <w:hyperlink w:anchor="_Toc243654267" w:history="1">
+          <w:hyperlink w:anchor="_Toc243660131" w:history="1">
             <w:r>
               <w:rPr>
                 <w:rStyle w:val="Hyperlink"/>
@@ -3422,7 +3538,7 @@
               <w:rPr>
                 <w:noProof/>
               </w:rPr>
-              <w:instrText xml:space="preserve"> PAGEREF _Toc243654267 \h </w:instrText>
+              <w:instrText xml:space="preserve"> PAGEREF _Toc243660131 \h </w:instrText>
             </w:r>
             <w:r>
               <w:rPr>
@@ -3465,7 +3581,7 @@
               <w14:ligatures w14:val="standardContextual"/>
             </w:rPr>
           </w:pPr>
-          <w:hyperlink w:anchor="_Toc243654268" w:history="1">
+          <w:hyperlink w:anchor="_Toc243660132" w:history="1">
             <w:r>
               <w:rPr>
                 <w:rStyle w:val="Hyperlink"/>
@@ -3489,7 +3605,7 @@
               <w:rPr>
                 <w:noProof/>
               </w:rPr>
-              <w:instrText xml:space="preserve"> PAGEREF _Toc243654268 \h </w:instrText>
+              <w:instrText xml:space="preserve"> PAGEREF _Toc243660132 \h </w:instrText>
             </w:r>
             <w:r>
               <w:rPr>
@@ -3532,7 +3648,7 @@
               <w14:ligatures w14:val="standardContextual"/>
             </w:rPr>
           </w:pPr>
-          <w:hyperlink w:anchor="_Toc243654269" w:history="1">
+          <w:hyperlink w:anchor="_Toc243660133" w:history="1">
             <w:r>
               <w:rPr>
                 <w:rStyle w:val="Hyperlink"/>
@@ -3556,7 +3672,7 @@
               <w:rPr>
                 <w:noProof/>
               </w:rPr>
-              <w:instrText xml:space="preserve"> PAGEREF _Toc243654269 \h </w:instrText>
+              <w:instrText xml:space="preserve"> PAGEREF _Toc243660133 \h </w:instrText>
             </w:r>
             <w:r>
               <w:rPr>
@@ -3599,7 +3715,7 @@
               <w14:ligatures w14:val="standardContextual"/>
             </w:rPr>
           </w:pPr>
-          <w:hyperlink w:anchor="_Toc243654270" w:history="1">
+          <w:hyperlink w:anchor="_Toc243660134" w:history="1">
             <w:r>
               <w:rPr>
                 <w:rStyle w:val="Hyperlink"/>
@@ -3623,7 +3739,7 @@
               <w:rPr>
                 <w:noProof/>
               </w:rPr>
-              <w:instrText xml:space="preserve"> PAGEREF _Toc243654270 \h </w:instrText>
+              <w:instrText xml:space="preserve"> PAGEREF _Toc243660134 \h </w:instrText>
             </w:r>
             <w:r>
               <w:rPr>
@@ -3666,7 +3782,7 @@
               <w14:ligatures w14:val="standardContextual"/>
             </w:rPr>
           </w:pPr>
-          <w:hyperlink w:anchor="_Toc243654271" w:history="1">
+          <w:hyperlink w:anchor="_Toc243660135" w:history="1">
             <w:r>
               <w:rPr>
                 <w:rStyle w:val="Hyperlink"/>
@@ -3690,7 +3806,7 @@
               <w:rPr>
                 <w:noProof/>
               </w:rPr>
-              <w:instrText xml:space="preserve"> PAGEREF _Toc243654271 \h </w:instrText>
+              <w:instrText xml:space="preserve"> PAGEREF _Toc243660135 \h </w:instrText>
             </w:r>
             <w:r>
               <w:rPr>
@@ -3733,7 +3849,7 @@
               <w14:ligatures w14:val="standardContextual"/>
             </w:rPr>
           </w:pPr>
-          <w:hyperlink w:anchor="_Toc243654272" w:history="1">
+          <w:hyperlink w:anchor="_Toc243660136" w:history="1">
             <w:r>
               <w:rPr>
                 <w:rStyle w:val="Hyperlink"/>
@@ -3757,7 +3873,7 @@
               <w:rPr>
                 <w:noProof/>
               </w:rPr>
-              <w:instrText xml:space="preserve"> PAGEREF _Toc243654272 \h </w:instrText>
+              <w:instrText xml:space="preserve"> PAGEREF _Toc243660136 \h </w:instrText>
             </w:r>
             <w:r>
               <w:rPr>
@@ -3800,7 +3916,7 @@
               <w14:ligatures w14:val="standardContextual"/>
             </w:rPr>
           </w:pPr>
-          <w:hyperlink w:anchor="_Toc243654273" w:history="1">
+          <w:hyperlink w:anchor="_Toc243660137" w:history="1">
             <w:r>
               <w:rPr>
                 <w:rStyle w:val="Hyperlink"/>
@@ -3824,7 +3940,7 @@
               <w:rPr>
                 <w:noProof/>
               </w:rPr>
-              <w:instrText xml:space="preserve"> PAGEREF _Toc243654273 \h </w:instrText>
+              <w:instrText xml:space="preserve"> PAGEREF _Toc243660137 \h </w:instrText>
             </w:r>
             <w:r>
               <w:rPr>
@@ -3867,7 +3983,7 @@
               <w14:ligatures w14:val="standardContextual"/>
             </w:rPr>
           </w:pPr>
-          <w:hyperlink w:anchor="_Toc243654274" w:history="1">
+          <w:hyperlink w:anchor="_Toc243660138" w:history="1">
             <w:r>
               <w:rPr>
                 <w:rStyle w:val="Hyperlink"/>
@@ -3891,7 +4007,7 @@
               <w:rPr>
                 <w:noProof/>
               </w:rPr>
-              <w:instrText xml:space="preserve"> PAGEREF _Toc243654274 \h </w:instrText>
+              <w:instrText xml:space="preserve"> PAGEREF _Toc243660138 \h </w:instrText>
             </w:r>
             <w:r>
               <w:rPr>
@@ -3934,7 +4050,7 @@
               <w14:ligatures w14:val="standardContextual"/>
             </w:rPr>
           </w:pPr>
-          <w:hyperlink w:anchor="_Toc243654275" w:history="1">
+          <w:hyperlink w:anchor="_Toc243660139" w:history="1">
             <w:r>
               <w:rPr>
                 <w:rStyle w:val="Hyperlink"/>
@@ -3958,7 +4074,7 @@
               <w:rPr>
                 <w:noProof/>
               </w:rPr>
-              <w:instrText xml:space="preserve"> PAGEREF _Toc243654275 \h </w:instrText>
+              <w:instrText xml:space="preserve"> PAGEREF _Toc243660139 \h </w:instrText>
             </w:r>
             <w:r>
               <w:rPr>
@@ -4001,7 +4117,7 @@
               <w14:ligatures w14:val="standardContextual"/>
             </w:rPr>
           </w:pPr>
-          <w:hyperlink w:anchor="_Toc243654276" w:history="1">
+          <w:hyperlink w:anchor="_Toc243660140" w:history="1">
             <w:r>
               <w:rPr>
                 <w:rStyle w:val="Hyperlink"/>
@@ -4025,7 +4141,7 @@
               <w:rPr>
                 <w:noProof/>
               </w:rPr>
-              <w:instrText xml:space="preserve"> PAGEREF _Toc243654276 \h </w:instrText>
+              <w:instrText xml:space="preserve"> PAGEREF _Toc243660140 \h </w:instrText>
             </w:r>
             <w:r>
               <w:rPr>
@@ -4068,7 +4184,7 @@
               <w14:ligatures w14:val="standardContextual"/>
             </w:rPr>
           </w:pPr>
-          <w:hyperlink w:anchor="_Toc243654277" w:history="1">
+          <w:hyperlink w:anchor="_Toc243660141" w:history="1">
             <w:r>
               <w:rPr>
                 <w:rStyle w:val="Hyperlink"/>
@@ -4092,7 +4208,7 @@
               <w:rPr>
                 <w:noProof/>
               </w:rPr>
-              <w:instrText xml:space="preserve"> PAGEREF _Toc243654277 \h </w:instrText>
+              <w:instrText xml:space="preserve"> PAGEREF _Toc243660141 \h </w:instrText>
             </w:r>
             <w:r>
               <w:rPr>
@@ -4135,7 +4251,7 @@
               <w14:ligatures w14:val="standardContextual"/>
             </w:rPr>
           </w:pPr>
-          <w:hyperlink w:anchor="_Toc243654278" w:history="1">
+          <w:hyperlink w:anchor="_Toc243660142" w:history="1">
             <w:r>
               <w:rPr>
                 <w:rStyle w:val="Hyperlink"/>
@@ -4159,7 +4275,7 @@
               <w:rPr>
                 <w:noProof/>
               </w:rPr>
-              <w:instrText xml:space="preserve"> PAGEREF _Toc243654278 \h </w:instrText>
+              <w:instrText xml:space="preserve"> PAGEREF _Toc243660142 \h </w:instrText>
             </w:r>
             <w:r>
               <w:rPr>
@@ -4202,7 +4318,7 @@
               <w14:ligatures w14:val="standardContextual"/>
             </w:rPr>
           </w:pPr>
-          <w:hyperlink w:anchor="_Toc243654279" w:history="1">
+          <w:hyperlink w:anchor="_Toc243660143" w:history="1">
             <w:r>
               <w:rPr>
                 <w:rStyle w:val="Hyperlink"/>
@@ -4226,7 +4342,7 @@
               <w:rPr>
                 <w:noProof/>
               </w:rPr>
-              <w:instrText xml:space="preserve"> PAGEREF _Toc243654279 \h </w:instrText>
+              <w:instrText xml:space="preserve"> PAGEREF _Toc243660143 \h </w:instrText>
             </w:r>
             <w:r>
               <w:rPr>
@@ -4269,7 +4385,7 @@
               <w14:ligatures w14:val="standardContextual"/>
             </w:rPr>
           </w:pPr>
-          <w:hyperlink w:anchor="_Toc243654280" w:history="1">
+          <w:hyperlink w:anchor="_Toc243660144" w:history="1">
             <w:r>
               <w:rPr>
                 <w:rStyle w:val="Hyperlink"/>
@@ -4293,7 +4409,7 @@
               <w:rPr>
                 <w:noProof/>
               </w:rPr>
-              <w:instrText xml:space="preserve"> PAGEREF _Toc243654280 \h </w:instrText>
+              <w:instrText xml:space="preserve"> PAGEREF _Toc243660144 \h </w:instrText>
             </w:r>
             <w:r>
               <w:rPr>
@@ -4336,7 +4452,7 @@
               <w14:ligatures w14:val="standardContextual"/>
             </w:rPr>
           </w:pPr>
-          <w:hyperlink w:anchor="_Toc243654281" w:history="1">
+          <w:hyperlink w:anchor="_Toc243660145" w:history="1">
             <w:r>
               <w:rPr>
                 <w:rStyle w:val="Hyperlink"/>
@@ -4360,7 +4476,7 @@
               <w:rPr>
                 <w:noProof/>
               </w:rPr>
-              <w:instrText xml:space="preserve"> PAGEREF _Toc243654281 \h </w:instrText>
+              <w:instrText xml:space="preserve"> PAGEREF _Toc243660145 \h </w:instrText>
             </w:r>
             <w:r>
               <w:rPr>
@@ -4403,7 +4519,7 @@
               <w14:ligatures w14:val="standardContextual"/>
             </w:rPr>
           </w:pPr>
-          <w:hyperlink w:anchor="_Toc243654282" w:history="1">
+          <w:hyperlink w:anchor="_Toc243660146" w:history="1">
             <w:r>
               <w:rPr>
                 <w:rStyle w:val="Hyperlink"/>
@@ -4427,7 +4543,7 @@
               <w:rPr>
                 <w:noProof/>
               </w:rPr>
-              <w:instrText xml:space="preserve"> PAGEREF _Toc243654282 \h </w:instrText>
+              <w:instrText xml:space="preserve"> PAGEREF _Toc243660146 \h </w:instrText>
             </w:r>
             <w:r>
               <w:rPr>
@@ -4470,7 +4586,7 @@
               <w14:ligatures w14:val="standardContextual"/>
             </w:rPr>
           </w:pPr>
-          <w:hyperlink w:anchor="_Toc243654283" w:history="1">
+          <w:hyperlink w:anchor="_Toc243660147" w:history="1">
             <w:r>
               <w:rPr>
                 <w:rStyle w:val="Hyperlink"/>
@@ -4494,7 +4610,7 @@
               <w:rPr>
                 <w:noProof/>
               </w:rPr>
-              <w:instrText xml:space="preserve"> PAGEREF _Toc243654283 \h </w:instrText>
+              <w:instrText xml:space="preserve"> PAGEREF _Toc243660147 \h </w:instrText>
             </w:r>
             <w:r>
               <w:rPr>
@@ -4537,7 +4653,7 @@
               <w14:ligatures w14:val="standardContextual"/>
             </w:rPr>
           </w:pPr>
-          <w:hyperlink w:anchor="_Toc243654284" w:history="1">
+          <w:hyperlink w:anchor="_Toc243660148" w:history="1">
             <w:r>
               <w:rPr>
                 <w:rStyle w:val="Hyperlink"/>
@@ -4561,7 +4677,7 @@
               <w:rPr>
                 <w:noProof/>
               </w:rPr>
-              <w:instrText xml:space="preserve"> PAGEREF _Toc243654284 \h </w:instrText>
+              <w:instrText xml:space="preserve"> PAGEREF _Toc243660148 \h </w:instrText>
             </w:r>
             <w:r>
               <w:rPr>
@@ -4604,7 +4720,7 @@
               <w14:ligatures w14:val="standardContextual"/>
             </w:rPr>
           </w:pPr>
-          <w:hyperlink w:anchor="_Toc243654285" w:history="1">
+          <w:hyperlink w:anchor="_Toc243660149" w:history="1">
             <w:r>
               <w:rPr>
                 <w:rStyle w:val="Hyperlink"/>
@@ -4628,7 +4744,7 @@
               <w:rPr>
                 <w:noProof/>
               </w:rPr>
-              <w:instrText xml:space="preserve"> PAGEREF _Toc243654285 \h </w:instrText>
+              <w:instrText xml:space="preserve"> PAGEREF _Toc243660149 \h </w:instrText>
             </w:r>
             <w:r>
               <w:rPr>
@@ -4671,7 +4787,7 @@
               <w14:ligatures w14:val="standardContextual"/>
             </w:rPr>
           </w:pPr>
-          <w:hyperlink w:anchor="_Toc243654286" w:history="1">
+          <w:hyperlink w:anchor="_Toc243660150" w:history="1">
             <w:r>
               <w:rPr>
                 <w:rStyle w:val="Hyperlink"/>
@@ -4695,7 +4811,7 @@
               <w:rPr>
                 <w:noProof/>
               </w:rPr>
-              <w:instrText xml:space="preserve"> PAGEREF _Toc243654286 \h </w:instrText>
+              <w:instrText xml:space="preserve"> PAGEREF _Toc243660150 \h </w:instrText>
             </w:r>
             <w:r>
               <w:rPr>
@@ -4738,7 +4854,7 @@
               <w14:ligatures w14:val="standardContextual"/>
             </w:rPr>
           </w:pPr>
-          <w:hyperlink w:anchor="_Toc243654287" w:history="1">
+          <w:hyperlink w:anchor="_Toc243660151" w:history="1">
             <w:r>
               <w:rPr>
                 <w:rStyle w:val="Hyperlink"/>
@@ -4762,7 +4878,7 @@
               <w:rPr>
                 <w:noProof/>
               </w:rPr>
-              <w:instrText xml:space="preserve"> PAGEREF _Toc243654287 \h </w:instrText>
+              <w:instrText xml:space="preserve"> PAGEREF _Toc243660151 \h </w:instrText>
             </w:r>
             <w:r>
               <w:rPr>
@@ -4805,7 +4921,7 @@
               <w14:ligatures w14:val="standardContextual"/>
             </w:rPr>
           </w:pPr>
-          <w:hyperlink w:anchor="_Toc243654288" w:history="1">
+          <w:hyperlink w:anchor="_Toc243660152" w:history="1">
             <w:r>
               <w:rPr>
                 <w:rStyle w:val="Hyperlink"/>
@@ -4829,7 +4945,7 @@
               <w:rPr>
                 <w:noProof/>
               </w:rPr>
-              <w:instrText xml:space="preserve"> PAGEREF _Toc243654288 \h </w:instrText>
+              <w:instrText xml:space="preserve"> PAGEREF _Toc243660152 \h </w:instrText>
             </w:r>
             <w:r>
               <w:rPr>
@@ -4872,7 +4988,7 @@
               <w14:ligatures w14:val="standardContextual"/>
             </w:rPr>
           </w:pPr>
-          <w:hyperlink w:anchor="_Toc243654289" w:history="1">
+          <w:hyperlink w:anchor="_Toc243660153" w:history="1">
             <w:r>
               <w:rPr>
                 <w:rStyle w:val="Hyperlink"/>
@@ -4896,7 +5012,7 @@
               <w:rPr>
                 <w:noProof/>
               </w:rPr>
-              <w:instrText xml:space="preserve"> PAGEREF _Toc243654289 \h </w:instrText>
+              <w:instrText xml:space="preserve"> PAGEREF _Toc243660153 \h </w:instrText>
             </w:r>
             <w:r>
               <w:rPr>
@@ -4942,7 +5058,7 @@
     <w:sdt>
       <w:sdtPr>
         <w:alias w:val="Tables"/>
-        <w:id w:val="1192415467"/>
+        <w:id w:val="647016134"/>
       </w:sdtPr>
       <w:sdtEndPr/>
       <w:sdtContent>
@@ -4971,7 +5087,7 @@
           <w:r>
             <w:fldChar w:fldCharType="separate"/>
           </w:r>
-          <w:hyperlink w:anchor="_Toc243654290" w:history="1">
+          <w:hyperlink w:anchor="_Toc243660154" w:history="1">
             <w:r>
               <w:rPr>
                 <w:rStyle w:val="Hyperlink"/>
@@ -4995,7 +5111,7 @@
               <w:rPr>
                 <w:noProof/>
               </w:rPr>
-              <w:instrText xml:space="preserve"> PAGEREF _Toc243654290 \h </w:instrText>
+              <w:instrText xml:space="preserve"> PAGEREF _Toc243660154 \h </w:instrText>
             </w:r>
             <w:r>
               <w:rPr>
@@ -5038,7 +5154,7 @@
               <w14:ligatures w14:val="standardContextual"/>
             </w:rPr>
           </w:pPr>
-          <w:hyperlink w:anchor="_Toc243654291" w:history="1">
+          <w:hyperlink w:anchor="_Toc243660155" w:history="1">
             <w:r>
               <w:rPr>
                 <w:rStyle w:val="Hyperlink"/>
@@ -5062,7 +5178,7 @@
               <w:rPr>
                 <w:noProof/>
               </w:rPr>
-              <w:instrText xml:space="preserve"> PAGEREF _Toc243654291 \h </w:instrText>
+              <w:instrText xml:space="preserve"> PAGEREF _Toc243660155 \h </w:instrText>
             </w:r>
             <w:r>
               <w:rPr>
@@ -5105,7 +5221,7 @@
               <w14:ligatures w14:val="standardContextual"/>
             </w:rPr>
           </w:pPr>
-          <w:hyperlink w:anchor="_Toc243654292" w:history="1">
+          <w:hyperlink w:anchor="_Toc243660156" w:history="1">
             <w:r>
               <w:rPr>
                 <w:rStyle w:val="Hyperlink"/>
@@ -5129,7 +5245,7 @@
               <w:rPr>
                 <w:noProof/>
               </w:rPr>
-              <w:instrText xml:space="preserve"> PAGEREF _Toc243654292 \h </w:instrText>
+              <w:instrText xml:space="preserve"> PAGEREF _Toc243660156 \h </w:instrText>
             </w:r>
             <w:r>
               <w:rPr>
@@ -5172,7 +5288,7 @@
               <w14:ligatures w14:val="standardContextual"/>
             </w:rPr>
           </w:pPr>
-          <w:hyperlink w:anchor="_Toc243654293" w:history="1">
+          <w:hyperlink w:anchor="_Toc243660157" w:history="1">
             <w:r>
               <w:rPr>
                 <w:rStyle w:val="Hyperlink"/>
@@ -5196,7 +5312,7 @@
               <w:rPr>
                 <w:noProof/>
               </w:rPr>
-              <w:instrText xml:space="preserve"> PAGEREF _Toc243654293 \h </w:instrText>
+              <w:instrText xml:space="preserve"> PAGEREF _Toc243660157 \h </w:instrText>
             </w:r>
             <w:r>
               <w:rPr>
@@ -5239,7 +5355,7 @@
               <w14:ligatures w14:val="standardContextual"/>
             </w:rPr>
           </w:pPr>
-          <w:hyperlink w:anchor="_Toc243654294" w:history="1">
+          <w:hyperlink w:anchor="_Toc243660158" w:history="1">
             <w:r>
               <w:rPr>
                 <w:rStyle w:val="Hyperlink"/>
@@ -5263,7 +5379,7 @@
               <w:rPr>
                 <w:noProof/>
               </w:rPr>
-              <w:instrText xml:space="preserve"> PAGEREF _Toc243654294 \h </w:instrText>
+              <w:instrText xml:space="preserve"> PAGEREF _Toc243660158 \h </w:instrText>
             </w:r>
             <w:r>
               <w:rPr>
@@ -5306,7 +5422,7 @@
               <w14:ligatures w14:val="standardContextual"/>
             </w:rPr>
           </w:pPr>
-          <w:hyperlink w:anchor="_Toc243654295" w:history="1">
+          <w:hyperlink w:anchor="_Toc243660159" w:history="1">
             <w:r>
               <w:rPr>
                 <w:rStyle w:val="Hyperlink"/>
@@ -5330,7 +5446,7 @@
               <w:rPr>
                 <w:noProof/>
               </w:rPr>
-              <w:instrText xml:space="preserve"> PAGEREF _Toc243654295 \h </w:instrText>
+              <w:instrText xml:space="preserve"> PAGEREF _Toc243660159 \h </w:instrText>
             </w:r>
             <w:r>
               <w:rPr>
@@ -5373,7 +5489,7 @@
               <w14:ligatures w14:val="standardContextual"/>
             </w:rPr>
           </w:pPr>
-          <w:hyperlink w:anchor="_Toc243654296" w:history="1">
+          <w:hyperlink w:anchor="_Toc243660160" w:history="1">
             <w:r>
               <w:rPr>
                 <w:rStyle w:val="Hyperlink"/>
@@ -5397,7 +5513,7 @@
               <w:rPr>
                 <w:noProof/>
               </w:rPr>
-              <w:instrText xml:space="preserve"> PAGEREF _Toc243654296 \h </w:instrText>
+              <w:instrText xml:space="preserve"> PAGEREF _Toc243660160 \h </w:instrText>
             </w:r>
             <w:r>
               <w:rPr>
@@ -5440,7 +5556,7 @@
               <w14:ligatures w14:val="standardContextual"/>
             </w:rPr>
           </w:pPr>
-          <w:hyperlink w:anchor="_Toc243654297" w:history="1">
+          <w:hyperlink w:anchor="_Toc243660161" w:history="1">
             <w:r>
               <w:rPr>
                 <w:rStyle w:val="Hyperlink"/>
@@ -5464,7 +5580,7 @@
               <w:rPr>
                 <w:noProof/>
               </w:rPr>
-              <w:instrText xml:space="preserve"> PAGEREF _Toc243654297 \h </w:instrText>
+              <w:instrText xml:space="preserve"> PAGEREF _Toc243660161 \h </w:instrText>
             </w:r>
             <w:r>
               <w:rPr>
@@ -5481,7 +5597,7 @@
               <w:rPr>
                 <w:noProof/>
               </w:rPr>
-              <w:t>10</w:t>
+              <w:t>11</w:t>
             </w:r>
             <w:r>
               <w:rPr>
@@ -5507,7 +5623,7 @@
               <w14:ligatures w14:val="standardContextual"/>
             </w:rPr>
           </w:pPr>
-          <w:hyperlink w:anchor="_Toc243654298" w:history="1">
+          <w:hyperlink w:anchor="_Toc243660162" w:history="1">
             <w:r>
               <w:rPr>
                 <w:rStyle w:val="Hyperlink"/>
@@ -5531,7 +5647,7 @@
               <w:rPr>
                 <w:noProof/>
               </w:rPr>
-              <w:instrText xml:space="preserve"> PAGEREF _Toc243654298 \h </w:instrText>
+              <w:instrText xml:space="preserve"> PAGEREF _Toc243660162 \h </w:instrText>
             </w:r>
             <w:r>
               <w:rPr>
@@ -5574,7 +5690,7 @@
               <w14:ligatures w14:val="standardContextual"/>
             </w:rPr>
           </w:pPr>
-          <w:hyperlink w:anchor="_Toc243654299" w:history="1">
+          <w:hyperlink w:anchor="_Toc243660163" w:history="1">
             <w:r>
               <w:rPr>
                 <w:rStyle w:val="Hyperlink"/>
@@ -5598,7 +5714,7 @@
               <w:rPr>
                 <w:noProof/>
               </w:rPr>
-              <w:instrText xml:space="preserve"> PAGEREF _Toc243654299 \h </w:instrText>
+              <w:instrText xml:space="preserve"> PAGEREF _Toc243660163 \h </w:instrText>
             </w:r>
             <w:r>
               <w:rPr>
@@ -5641,7 +5757,7 @@
               <w14:ligatures w14:val="standardContextual"/>
             </w:rPr>
           </w:pPr>
-          <w:hyperlink w:anchor="_Toc243654300" w:history="1">
+          <w:hyperlink w:anchor="_Toc243660164" w:history="1">
             <w:r>
               <w:rPr>
                 <w:rStyle w:val="Hyperlink"/>
@@ -5665,7 +5781,7 @@
               <w:rPr>
                 <w:noProof/>
               </w:rPr>
-              <w:instrText xml:space="preserve"> PAGEREF _Toc243654300 \h </w:instrText>
+              <w:instrText xml:space="preserve"> PAGEREF _Toc243660164 \h </w:instrText>
             </w:r>
             <w:r>
               <w:rPr>
@@ -5708,7 +5824,7 @@
               <w14:ligatures w14:val="standardContextual"/>
             </w:rPr>
           </w:pPr>
-          <w:hyperlink w:anchor="_Toc243654301" w:history="1">
+          <w:hyperlink w:anchor="_Toc243660165" w:history="1">
             <w:r>
               <w:rPr>
                 <w:rStyle w:val="Hyperlink"/>
@@ -5732,7 +5848,7 @@
               <w:rPr>
                 <w:noProof/>
               </w:rPr>
-              <w:instrText xml:space="preserve"> PAGEREF _Toc243654301 \h </w:instrText>
+              <w:instrText xml:space="preserve"> PAGEREF _Toc243660165 \h </w:instrText>
             </w:r>
             <w:r>
               <w:rPr>
@@ -5775,7 +5891,7 @@
               <w14:ligatures w14:val="standardContextual"/>
             </w:rPr>
           </w:pPr>
-          <w:hyperlink w:anchor="_Toc243654302" w:history="1">
+          <w:hyperlink w:anchor="_Toc243660166" w:history="1">
             <w:r>
               <w:rPr>
                 <w:rStyle w:val="Hyperlink"/>
@@ -5799,7 +5915,7 @@
               <w:rPr>
                 <w:noProof/>
               </w:rPr>
-              <w:instrText xml:space="preserve"> PAGEREF _Toc243654302 \h </w:instrText>
+              <w:instrText xml:space="preserve"> PAGEREF _Toc243660166 \h </w:instrText>
             </w:r>
             <w:r>
               <w:rPr>
@@ -5842,7 +5958,7 @@
               <w14:ligatures w14:val="standardContextual"/>
             </w:rPr>
           </w:pPr>
-          <w:hyperlink w:anchor="_Toc243654303" w:history="1">
+          <w:hyperlink w:anchor="_Toc243660167" w:history="1">
             <w:r>
               <w:rPr>
                 <w:rStyle w:val="Hyperlink"/>
@@ -5866,7 +5982,7 @@
               <w:rPr>
                 <w:noProof/>
               </w:rPr>
-              <w:instrText xml:space="preserve"> PAGEREF _Toc243654303 \h </w:instrText>
+              <w:instrText xml:space="preserve"> PAGEREF _Toc243660167 \h </w:instrText>
             </w:r>
             <w:r>
               <w:rPr>
@@ -5909,7 +6025,7 @@
               <w14:ligatures w14:val="standardContextual"/>
             </w:rPr>
           </w:pPr>
-          <w:hyperlink w:anchor="_Toc243654304" w:history="1">
+          <w:hyperlink w:anchor="_Toc243660168" w:history="1">
             <w:r>
               <w:rPr>
                 <w:rStyle w:val="Hyperlink"/>
@@ -5933,7 +6049,7 @@
               <w:rPr>
                 <w:noProof/>
               </w:rPr>
-              <w:instrText xml:space="preserve"> PAGEREF _Toc243654304 \h </w:instrText>
+              <w:instrText xml:space="preserve"> PAGEREF _Toc243660168 \h </w:instrText>
             </w:r>
             <w:r>
               <w:rPr>
@@ -5976,7 +6092,7 @@
               <w14:ligatures w14:val="standardContextual"/>
             </w:rPr>
           </w:pPr>
-          <w:hyperlink w:anchor="_Toc243654305" w:history="1">
+          <w:hyperlink w:anchor="_Toc243660169" w:history="1">
             <w:r>
               <w:rPr>
                 <w:rStyle w:val="Hyperlink"/>
@@ -6000,7 +6116,7 @@
               <w:rPr>
                 <w:noProof/>
               </w:rPr>
-              <w:instrText xml:space="preserve"> PAGEREF _Toc243654305 \h </w:instrText>
+              <w:instrText xml:space="preserve"> PAGEREF _Toc243660169 \h </w:instrText>
             </w:r>
             <w:r>
               <w:rPr>
@@ -6043,7 +6159,7 @@
               <w14:ligatures w14:val="standardContextual"/>
             </w:rPr>
           </w:pPr>
-          <w:hyperlink w:anchor="_Toc243654306" w:history="1">
+          <w:hyperlink w:anchor="_Toc243660170" w:history="1">
             <w:r>
               <w:rPr>
                 <w:rStyle w:val="Hyperlink"/>
@@ -6067,7 +6183,7 @@
               <w:rPr>
                 <w:noProof/>
               </w:rPr>
-              <w:instrText xml:space="preserve"> PAGEREF _Toc243654306 \h </w:instrText>
+              <w:instrText xml:space="preserve"> PAGEREF _Toc243660170 \h </w:instrText>
             </w:r>
             <w:r>
               <w:rPr>
@@ -6110,7 +6226,7 @@
               <w14:ligatures w14:val="standardContextual"/>
             </w:rPr>
           </w:pPr>
-          <w:hyperlink w:anchor="_Toc243654307" w:history="1">
+          <w:hyperlink w:anchor="_Toc243660171" w:history="1">
             <w:r>
               <w:rPr>
                 <w:rStyle w:val="Hyperlink"/>
@@ -6134,7 +6250,7 @@
               <w:rPr>
                 <w:noProof/>
               </w:rPr>
-              <w:instrText xml:space="preserve"> PAGEREF _Toc243654307 \h </w:instrText>
+              <w:instrText xml:space="preserve"> PAGEREF _Toc243660171 \h </w:instrText>
             </w:r>
             <w:r>
               <w:rPr>
@@ -6177,7 +6293,7 @@
               <w14:ligatures w14:val="standardContextual"/>
             </w:rPr>
           </w:pPr>
-          <w:hyperlink w:anchor="_Toc243654308" w:history="1">
+          <w:hyperlink w:anchor="_Toc243660172" w:history="1">
             <w:r>
               <w:rPr>
                 <w:rStyle w:val="Hyperlink"/>
@@ -6201,7 +6317,7 @@
               <w:rPr>
                 <w:noProof/>
               </w:rPr>
-              <w:instrText xml:space="preserve"> PAGEREF _Toc243654308 \h </w:instrText>
+              <w:instrText xml:space="preserve"> PAGEREF _Toc243660172 \h </w:instrText>
             </w:r>
             <w:r>
               <w:rPr>
@@ -6244,7 +6360,7 @@
               <w14:ligatures w14:val="standardContextual"/>
             </w:rPr>
           </w:pPr>
-          <w:hyperlink w:anchor="_Toc243654309" w:history="1">
+          <w:hyperlink w:anchor="_Toc243660173" w:history="1">
             <w:r>
               <w:rPr>
                 <w:rStyle w:val="Hyperlink"/>
@@ -6268,7 +6384,7 @@
               <w:rPr>
                 <w:noProof/>
               </w:rPr>
-              <w:instrText xml:space="preserve"> PAGEREF _Toc243654309 \h </w:instrText>
+              <w:instrText xml:space="preserve"> PAGEREF _Toc243660173 \h </w:instrText>
             </w:r>
             <w:r>
               <w:rPr>
@@ -6311,7 +6427,7 @@
               <w14:ligatures w14:val="standardContextual"/>
             </w:rPr>
           </w:pPr>
-          <w:hyperlink w:anchor="_Toc243654310" w:history="1">
+          <w:hyperlink w:anchor="_Toc243660174" w:history="1">
             <w:r>
               <w:rPr>
                 <w:rStyle w:val="Hyperlink"/>
@@ -6335,7 +6451,7 @@
               <w:rPr>
                 <w:noProof/>
               </w:rPr>
-              <w:instrText xml:space="preserve"> PAGEREF _Toc243654310 \h </w:instrText>
+              <w:instrText xml:space="preserve"> PAGEREF _Toc243660174 \h </w:instrText>
             </w:r>
             <w:r>
               <w:rPr>
@@ -6378,7 +6494,7 @@
               <w14:ligatures w14:val="standardContextual"/>
             </w:rPr>
           </w:pPr>
-          <w:hyperlink w:anchor="_Toc243654311" w:history="1">
+          <w:hyperlink w:anchor="_Toc243660175" w:history="1">
             <w:r>
               <w:rPr>
                 <w:rStyle w:val="Hyperlink"/>
@@ -6402,7 +6518,7 @@
               <w:rPr>
                 <w:noProof/>
               </w:rPr>
-              <w:instrText xml:space="preserve"> PAGEREF _Toc243654311 \h </w:instrText>
+              <w:instrText xml:space="preserve"> PAGEREF _Toc243660175 \h </w:instrText>
             </w:r>
             <w:r>
               <w:rPr>
@@ -6445,7 +6561,7 @@
               <w14:ligatures w14:val="standardContextual"/>
             </w:rPr>
           </w:pPr>
-          <w:hyperlink w:anchor="_Toc243654312" w:history="1">
+          <w:hyperlink w:anchor="_Toc243660176" w:history="1">
             <w:r>
               <w:rPr>
                 <w:rStyle w:val="Hyperlink"/>
@@ -6469,7 +6585,7 @@
               <w:rPr>
                 <w:noProof/>
               </w:rPr>
-              <w:instrText xml:space="preserve"> PAGEREF _Toc243654312 \h </w:instrText>
+              <w:instrText xml:space="preserve"> PAGEREF _Toc243660176 \h </w:instrText>
             </w:r>
             <w:r>
               <w:rPr>
@@ -6512,7 +6628,7 @@
               <w14:ligatures w14:val="standardContextual"/>
             </w:rPr>
           </w:pPr>
-          <w:hyperlink w:anchor="_Toc243654313" w:history="1">
+          <w:hyperlink w:anchor="_Toc243660177" w:history="1">
             <w:r>
               <w:rPr>
                 <w:rStyle w:val="Hyperlink"/>
@@ -6536,7 +6652,7 @@
               <w:rPr>
                 <w:noProof/>
               </w:rPr>
-              <w:instrText xml:space="preserve"> PAGEREF _Toc243654313 \h </w:instrText>
+              <w:instrText xml:space="preserve"> PAGEREF _Toc243660177 \h </w:instrText>
             </w:r>
             <w:r>
               <w:rPr>
@@ -6579,7 +6695,7 @@
               <w14:ligatures w14:val="standardContextual"/>
             </w:rPr>
           </w:pPr>
-          <w:hyperlink w:anchor="_Toc243654314" w:history="1">
+          <w:hyperlink w:anchor="_Toc243660178" w:history="1">
             <w:r>
               <w:rPr>
                 <w:rStyle w:val="Hyperlink"/>
@@ -6603,7 +6719,7 @@
               <w:rPr>
                 <w:noProof/>
               </w:rPr>
-              <w:instrText xml:space="preserve"> PAGEREF _Toc243654314 \h </w:instrText>
+              <w:instrText xml:space="preserve"> PAGEREF _Toc243660178 \h </w:instrText>
             </w:r>
             <w:r>
               <w:rPr>
@@ -6646,7 +6762,7 @@
               <w14:ligatures w14:val="standardContextual"/>
             </w:rPr>
           </w:pPr>
-          <w:hyperlink w:anchor="_Toc243654315" w:history="1">
+          <w:hyperlink w:anchor="_Toc243660179" w:history="1">
             <w:r>
               <w:rPr>
                 <w:rStyle w:val="Hyperlink"/>
@@ -6670,7 +6786,7 @@
               <w:rPr>
                 <w:noProof/>
               </w:rPr>
-              <w:instrText xml:space="preserve"> PAGEREF _Toc243654315 \h </w:instrText>
+              <w:instrText xml:space="preserve"> PAGEREF _Toc243660179 \h </w:instrText>
             </w:r>
             <w:r>
               <w:rPr>
@@ -6713,7 +6829,7 @@
               <w14:ligatures w14:val="standardContextual"/>
             </w:rPr>
           </w:pPr>
-          <w:hyperlink w:anchor="_Toc243654316" w:history="1">
+          <w:hyperlink w:anchor="_Toc243660180" w:history="1">
             <w:r>
               <w:rPr>
                 <w:rStyle w:val="Hyperlink"/>
@@ -6737,7 +6853,7 @@
               <w:rPr>
                 <w:noProof/>
               </w:rPr>
-              <w:instrText xml:space="preserve"> PAGEREF _Toc243654316 \h </w:instrText>
+              <w:instrText xml:space="preserve"> PAGEREF _Toc243660180 \h </w:instrText>
             </w:r>
             <w:r>
               <w:rPr>
@@ -6780,7 +6896,7 @@
               <w14:ligatures w14:val="standardContextual"/>
             </w:rPr>
           </w:pPr>
-          <w:hyperlink w:anchor="_Toc243654317" w:history="1">
+          <w:hyperlink w:anchor="_Toc243660181" w:history="1">
             <w:r>
               <w:rPr>
                 <w:rStyle w:val="Hyperlink"/>
@@ -6804,7 +6920,7 @@
               <w:rPr>
                 <w:noProof/>
               </w:rPr>
-              <w:instrText xml:space="preserve"> PAGEREF _Toc243654317 \h </w:instrText>
+              <w:instrText xml:space="preserve"> PAGEREF _Toc243660181 \h </w:instrText>
             </w:r>
             <w:r>
               <w:rPr>
@@ -6847,7 +6963,7 @@
               <w14:ligatures w14:val="standardContextual"/>
             </w:rPr>
           </w:pPr>
-          <w:hyperlink w:anchor="_Toc243654318" w:history="1">
+          <w:hyperlink w:anchor="_Toc243660182" w:history="1">
             <w:r>
               <w:rPr>
                 <w:rStyle w:val="Hyperlink"/>
@@ -6871,7 +6987,7 @@
               <w:rPr>
                 <w:noProof/>
               </w:rPr>
-              <w:instrText xml:space="preserve"> PAGEREF _Toc243654318 \h </w:instrText>
+              <w:instrText xml:space="preserve"> PAGEREF _Toc243660182 \h </w:instrText>
             </w:r>
             <w:r>
               <w:rPr>
@@ -6914,7 +7030,7 @@
               <w14:ligatures w14:val="standardContextual"/>
             </w:rPr>
           </w:pPr>
-          <w:hyperlink w:anchor="_Toc243654319" w:history="1">
+          <w:hyperlink w:anchor="_Toc243660183" w:history="1">
             <w:r>
               <w:rPr>
                 <w:rStyle w:val="Hyperlink"/>
@@ -6938,7 +7054,7 @@
               <w:rPr>
                 <w:noProof/>
               </w:rPr>
-              <w:instrText xml:space="preserve"> PAGEREF _Toc243654319 \h </w:instrText>
+              <w:instrText xml:space="preserve"> PAGEREF _Toc243660183 \h </w:instrText>
             </w:r>
             <w:r>
               <w:rPr>
@@ -6979,7 +7095,7 @@
         <w:keepLines/>
         <w:pageBreakBefore/>
       </w:pPr>
-      <w:bookmarkStart w:id="0" w:name="_Toc243654253"/>
+      <w:bookmarkStart w:id="0" w:name="_Toc243660117"/>
       <w:r>
         <w:lastRenderedPageBreak/>
         <w:t>1 Introduction</w:t>
@@ -6992,7 +7108,7 @@
         <w:keepNext/>
         <w:keepLines/>
       </w:pPr>
-      <w:bookmarkStart w:id="1" w:name="_Toc243654254"/>
+      <w:bookmarkStart w:id="1" w:name="_Toc243660118"/>
       <w:r>
         <w:t>1.1 Purpose</w:t>
       </w:r>
@@ -7003,10 +7119,7 @@
         <w:spacing w:after="120"/>
       </w:pPr>
       <w:r>
-        <w:t xml:space="preserve">This document specifies what a ZedPath user sees and how they move through the app: the principles behind the </w:t>
-      </w:r>
-      <w:r>
-        <w:t xml:space="preserve">design, the navigation structure, the design system (colour, type, shape, components), each main screen with its states, the shared interaction patterns, the language and content rules, accessibility, and the performance budget for low-end Android phones on 3G. It records the design </w:t>
+        <w:t xml:space="preserve">This document specifies what a ZedPath user sees and how they move through the app: the principles behind the design, the navigation structure, the design system (colour, type, shape, components), each main screen with its states, the shared interaction patterns, the language and content rules, accessibility, and the performance budget for low-end Android phones on 3G. It records the design </w:t>
       </w:r>
       <w:r>
         <w:rPr>
@@ -7016,7 +7129,10 @@
         <w:t>as built</w:t>
       </w:r>
       <w:r>
-        <w:t xml:space="preserve"> on 11 October 2026, so a reviewer can check every statement against the code.</w:t>
+        <w:t xml:space="preserve"> on 11 October 2026, so a reviewer can check </w:t>
+      </w:r>
+      <w:r>
+        <w:t>every statement against the code.</w:t>
       </w:r>
     </w:p>
     <w:p>
@@ -7025,7 +7141,7 @@
         <w:keepNext/>
         <w:keepLines/>
       </w:pPr>
-      <w:bookmarkStart w:id="2" w:name="_Toc243654255"/>
+      <w:bookmarkStart w:id="2" w:name="_Toc243660119"/>
       <w:r>
         <w:t>1.2 Scope</w:t>
       </w:r>
@@ -7036,10 +7152,7 @@
         <w:spacing w:after="120"/>
       </w:pPr>
       <w:r>
-        <w:t xml:space="preserve">The student-facing web app (a Vite + React single-page app installed as a Progressive Web App, also wrapped as an </w:t>
-      </w:r>
-      <w:r>
-        <w:t>Android app) for Releases R1 and R2. The curator tools and the API are out of scope; they are covered by ZP-DOC-05 and ZP-DOC-06.</w:t>
+        <w:t>The student-facing web app (a Vite + React single-page app installed as a Progressive Web App, also wrapped as an Android app) for Releases R1 and R2. The curator tools and the API are out of scope; they are covered by ZP-DOC-05 and ZP-DOC-06.</w:t>
       </w:r>
     </w:p>
     <w:p>
@@ -7048,7 +7161,7 @@
         <w:keepNext/>
         <w:keepLines/>
       </w:pPr>
-      <w:bookmarkStart w:id="3" w:name="_Toc243654256"/>
+      <w:bookmarkStart w:id="3" w:name="_Toc243660120"/>
       <w:r>
         <w:t>1.3 Intended audience</w:t>
       </w:r>
@@ -7068,7 +7181,7 @@
         <w:keepNext/>
         <w:keepLines/>
       </w:pPr>
-      <w:bookmarkStart w:id="4" w:name="_Toc243654257"/>
+      <w:bookmarkStart w:id="4" w:name="_Toc243660121"/>
       <w:r>
         <w:t>1.4 Relationship to other documents</w:t>
       </w:r>
@@ -7079,7 +7192,7 @@
         <w:pStyle w:val="Caption"/>
         <w:keepNext/>
       </w:pPr>
-      <w:bookmarkStart w:id="5" w:name="_Toc243654290"/>
+      <w:bookmarkStart w:id="5" w:name="_Toc243660154"/>
       <w:r>
         <w:t xml:space="preserve">Table </w:t>
       </w:r>
@@ -7121,7 +7234,7 @@
           <w:left w:w="10" w:type="dxa"/>
           <w:right w:w="10" w:type="dxa"/>
         </w:tblCellMar>
-        <w:tblLook w:val="0000" w:firstRow="0" w:lastRow="0" w:firstColumn="0" w:lastColumn="0" w:noHBand="0" w:noVBand="0"/>
+        <w:tblLook w:val="04A0" w:firstRow="1" w:lastRow="0" w:firstColumn="1" w:lastColumn="0" w:noHBand="0" w:noVBand="1"/>
       </w:tblPr>
       <w:tblGrid>
         <w:gridCol w:w="4684"/>
@@ -7840,7 +7953,7 @@
         <w:keepNext/>
         <w:keepLines/>
       </w:pPr>
-      <w:bookmarkStart w:id="6" w:name="_Toc243654258"/>
+      <w:bookmarkStart w:id="6" w:name="_Toc243660122"/>
       <w:r>
         <w:t>1.5 Conventions</w:t>
       </w:r>
@@ -7885,7 +7998,7 @@
         <w:keepLines/>
         <w:pageBreakBefore/>
       </w:pPr>
-      <w:bookmarkStart w:id="7" w:name="_Toc243654259"/>
+      <w:bookmarkStart w:id="7" w:name="_Toc243660123"/>
       <w:r>
         <w:lastRenderedPageBreak/>
         <w:t>2 Design principles</w:t>
@@ -7897,7 +8010,7 @@
         <w:pStyle w:val="Caption"/>
         <w:keepNext/>
       </w:pPr>
-      <w:bookmarkStart w:id="8" w:name="_Toc243654291"/>
+      <w:bookmarkStart w:id="8" w:name="_Toc243660155"/>
       <w:r>
         <w:t xml:space="preserve">Table </w:t>
       </w:r>
@@ -7939,7 +8052,7 @@
           <w:left w:w="10" w:type="dxa"/>
           <w:right w:w="10" w:type="dxa"/>
         </w:tblCellMar>
-        <w:tblLook w:val="0000" w:firstRow="0" w:lastRow="0" w:firstColumn="0" w:lastColumn="0" w:noHBand="0" w:noVBand="0"/>
+        <w:tblLook w:val="04A0" w:firstRow="1" w:lastRow="0" w:firstColumn="1" w:lastColumn="0" w:noHBand="0" w:noVBand="1"/>
       </w:tblPr>
       <w:tblGrid>
         <w:gridCol w:w="655"/>
@@ -9385,7 +9498,7 @@
         <w:keepLines/>
         <w:pageBreakBefore/>
       </w:pPr>
-      <w:bookmarkStart w:id="9" w:name="_Toc243654260"/>
+      <w:bookmarkStart w:id="9" w:name="_Toc243660124"/>
       <w:r>
         <w:lastRenderedPageBreak/>
         <w:t>3 Personas and key journeys</w:t>
@@ -9405,7 +9518,7 @@
         <w:pStyle w:val="Caption"/>
         <w:keepNext/>
       </w:pPr>
-      <w:bookmarkStart w:id="10" w:name="_Toc243654292"/>
+      <w:bookmarkStart w:id="10" w:name="_Toc243660156"/>
       <w:r>
         <w:t xml:space="preserve">Table </w:t>
       </w:r>
@@ -9447,7 +9560,7 @@
           <w:left w:w="10" w:type="dxa"/>
           <w:right w:w="10" w:type="dxa"/>
         </w:tblCellMar>
-        <w:tblLook w:val="0000" w:firstRow="0" w:lastRow="0" w:firstColumn="0" w:lastColumn="0" w:noHBand="0" w:noVBand="0"/>
+        <w:tblLook w:val="04A0" w:firstRow="1" w:lastRow="0" w:firstColumn="1" w:lastColumn="0" w:noHBand="0" w:noVBand="1"/>
       </w:tblPr>
       <w:tblGrid>
         <w:gridCol w:w="2551"/>
@@ -10194,7 +10307,7 @@
         <w:pStyle w:val="Caption"/>
         <w:keepNext/>
       </w:pPr>
-      <w:bookmarkStart w:id="11" w:name="_Toc243654293"/>
+      <w:bookmarkStart w:id="11" w:name="_Toc243660157"/>
       <w:r>
         <w:t xml:space="preserve">Table </w:t>
       </w:r>
@@ -10236,7 +10349,7 @@
           <w:left w:w="10" w:type="dxa"/>
           <w:right w:w="10" w:type="dxa"/>
         </w:tblCellMar>
-        <w:tblLook w:val="0000" w:firstRow="0" w:lastRow="0" w:firstColumn="0" w:lastColumn="0" w:noHBand="0" w:noVBand="0"/>
+        <w:tblLook w:val="04A0" w:firstRow="1" w:lastRow="0" w:firstColumn="1" w:lastColumn="0" w:noHBand="0" w:noVBand="1"/>
       </w:tblPr>
       <w:tblGrid>
         <w:gridCol w:w="2011"/>
@@ -11206,7 +11319,7 @@
         <w:keepLines/>
         <w:pageBreakBefore/>
       </w:pPr>
-      <w:bookmarkStart w:id="12" w:name="_Toc243654261"/>
+      <w:bookmarkStart w:id="12" w:name="_Toc243660125"/>
       <w:r>
         <w:lastRenderedPageBreak/>
         <w:t>4 Information architecture and navigation</w:t>
@@ -11219,7 +11332,7 @@
         <w:keepNext/>
         <w:keepLines/>
       </w:pPr>
-      <w:bookmarkStart w:id="13" w:name="_Toc243654262"/>
+      <w:bookmarkStart w:id="13" w:name="_Toc243660126"/>
       <w:r>
         <w:t>4.1 Structure</w:t>
       </w:r>
@@ -11268,7 +11381,7 @@
         <w:pStyle w:val="Caption"/>
         <w:keepNext/>
       </w:pPr>
-      <w:bookmarkStart w:id="14" w:name="_Toc243654294"/>
+      <w:bookmarkStart w:id="14" w:name="_Toc243660158"/>
       <w:r>
         <w:t xml:space="preserve">Table </w:t>
       </w:r>
@@ -11310,7 +11423,7 @@
           <w:left w:w="10" w:type="dxa"/>
           <w:right w:w="10" w:type="dxa"/>
         </w:tblCellMar>
-        <w:tblLook w:val="0000" w:firstRow="0" w:lastRow="0" w:firstColumn="0" w:lastColumn="0" w:noHBand="0" w:noVBand="0"/>
+        <w:tblLook w:val="04A0" w:firstRow="1" w:lastRow="0" w:firstColumn="1" w:lastColumn="0" w:noHBand="0" w:noVBand="1"/>
       </w:tblPr>
       <w:tblGrid>
         <w:gridCol w:w="975"/>
@@ -12151,7 +12264,7 @@
         <w:keepNext/>
         <w:keepLines/>
       </w:pPr>
-      <w:bookmarkStart w:id="15" w:name="_Toc243654263"/>
+      <w:bookmarkStart w:id="15" w:name="_Toc243660127"/>
       <w:r>
         <w:t>4.2 Desktop layout (1024 px and wider)</w:t>
       </w:r>
@@ -12194,7 +12307,7 @@
         <w:pStyle w:val="Caption"/>
         <w:keepNext/>
       </w:pPr>
-      <w:bookmarkStart w:id="16" w:name="_Toc243654295"/>
+      <w:bookmarkStart w:id="16" w:name="_Toc243660159"/>
       <w:r>
         <w:t xml:space="preserve">Table </w:t>
       </w:r>
@@ -12236,7 +12349,7 @@
           <w:left w:w="10" w:type="dxa"/>
           <w:right w:w="10" w:type="dxa"/>
         </w:tblCellMar>
-        <w:tblLook w:val="0000" w:firstRow="0" w:lastRow="0" w:firstColumn="0" w:lastColumn="0" w:noHBand="0" w:noVBand="0"/>
+        <w:tblLook w:val="04A0" w:firstRow="1" w:lastRow="0" w:firstColumn="1" w:lastColumn="0" w:noHBand="0" w:noVBand="1"/>
       </w:tblPr>
       <w:tblGrid>
         <w:gridCol w:w="2172"/>
@@ -12983,7 +13096,7 @@
         <w:keepNext/>
         <w:keepLines/>
       </w:pPr>
-      <w:bookmarkStart w:id="17" w:name="_Toc243654264"/>
+      <w:bookmarkStart w:id="17" w:name="_Toc243660128"/>
       <w:r>
         <w:lastRenderedPageBreak/>
         <w:t>4.3 Route table</w:t>
@@ -12995,7 +13108,7 @@
         <w:pStyle w:val="Caption"/>
         <w:keepNext/>
       </w:pPr>
-      <w:bookmarkStart w:id="18" w:name="_Toc243654296"/>
+      <w:bookmarkStart w:id="18" w:name="_Toc243660160"/>
       <w:r>
         <w:t xml:space="preserve">Table </w:t>
       </w:r>
@@ -13037,7 +13150,7 @@
           <w:left w:w="10" w:type="dxa"/>
           <w:right w:w="10" w:type="dxa"/>
         </w:tblCellMar>
-        <w:tblLook w:val="0000" w:firstRow="0" w:lastRow="0" w:firstColumn="0" w:lastColumn="0" w:noHBand="0" w:noVBand="0"/>
+        <w:tblLook w:val="04A0" w:firstRow="1" w:lastRow="0" w:firstColumn="1" w:lastColumn="0" w:noHBand="0" w:noVBand="1"/>
       </w:tblPr>
       <w:tblGrid>
         <w:gridCol w:w="2873"/>
@@ -15355,7 +15468,7 @@
                 <w:sz w:val="19"/>
                 <w:szCs w:val="19"/>
               </w:rPr>
-              <w:t>Private degrees, job exams, vocational, abroad</w:t>
+              <w:t>Private degrees (Ministry-recognised institutes, foreign degrees, KDU, loan courses), professional bodies, job exams, vocational, abroad. The route page shows cost ("Free" only for a published 0; "Up to Rs ..." when only a maximum is published), intake, entry rules (or "Not published on a page ZedPath could check"), a collapsible "Programmes (n)" list and the source</w:t>
             </w:r>
           </w:p>
         </w:tc>
@@ -15944,8 +16057,9 @@
         <w:keepNext/>
         <w:keepLines/>
       </w:pPr>
-      <w:bookmarkStart w:id="19" w:name="_Toc243654265"/>
+      <w:bookmarkStart w:id="19" w:name="_Toc243660129"/>
       <w:r>
+        <w:lastRenderedPageBreak/>
         <w:t>4.4 Guards</w:t>
       </w:r>
       <w:bookmarkEnd w:id="19"/>
@@ -15955,7 +16069,7 @@
         <w:pStyle w:val="Caption"/>
         <w:keepNext/>
       </w:pPr>
-      <w:bookmarkStart w:id="20" w:name="_Toc243654297"/>
+      <w:bookmarkStart w:id="20" w:name="_Toc243660161"/>
       <w:r>
         <w:t xml:space="preserve">Table </w:t>
       </w:r>
@@ -15997,7 +16111,7 @@
           <w:left w:w="10" w:type="dxa"/>
           <w:right w:w="10" w:type="dxa"/>
         </w:tblCellMar>
-        <w:tblLook w:val="0000" w:firstRow="0" w:lastRow="0" w:firstColumn="0" w:lastColumn="0" w:noHBand="0" w:noVBand="0"/>
+        <w:tblLook w:val="04A0" w:firstRow="1" w:lastRow="0" w:firstColumn="1" w:lastColumn="0" w:noHBand="0" w:noVBand="1"/>
       </w:tblPr>
       <w:tblGrid>
         <w:gridCol w:w="4819"/>
@@ -16263,7 +16377,6 @@
                 <w:sz w:val="19"/>
                 <w:szCs w:val="19"/>
               </w:rPr>
-              <w:lastRenderedPageBreak/>
               <w:t>Account without contact details (pre CR-003)</w:t>
             </w:r>
           </w:p>
@@ -16600,7 +16713,7 @@
         <w:keepLines/>
         <w:pageBreakBefore/>
       </w:pPr>
-      <w:bookmarkStart w:id="21" w:name="_Toc243654266"/>
+      <w:bookmarkStart w:id="21" w:name="_Toc243660130"/>
       <w:r>
         <w:lastRenderedPageBreak/>
         <w:t>5 Design system</w:t>
@@ -16613,7 +16726,7 @@
         <w:keepNext/>
         <w:keepLines/>
       </w:pPr>
-      <w:bookmarkStart w:id="22" w:name="_Toc243654267"/>
+      <w:bookmarkStart w:id="22" w:name="_Toc243660131"/>
       <w:r>
         <w:t>5.1 Colour roles</w:t>
       </w:r>
@@ -16624,10 +16737,7 @@
         <w:spacing w:after="120"/>
       </w:pPr>
       <w:r>
-        <w:t xml:space="preserve">The palette pairs the Gate 1 deck navy with the logo's amber. Dark mode follows the system setting and redefines </w:t>
-      </w:r>
-      <w:r>
-        <w:t>every token. Gradients ("aurora") are used for hero moments only: the Welcome screen and the Paths summary card.</w:t>
+        <w:t>The palette pairs the Gate 1 deck navy with the logo's amber. Dark mode follows the system setting and redefines every token. Gradients ("aurora") are used for hero moments only: the Welcome screen and the Paths summary card.</w:t>
       </w:r>
     </w:p>
     <w:p>
@@ -16635,7 +16745,7 @@
         <w:pStyle w:val="Caption"/>
         <w:keepNext/>
       </w:pPr>
-      <w:bookmarkStart w:id="23" w:name="_Toc243654298"/>
+      <w:bookmarkStart w:id="23" w:name="_Toc243660162"/>
       <w:r>
         <w:t xml:space="preserve">Table </w:t>
       </w:r>
@@ -16677,7 +16787,7 @@
           <w:left w:w="10" w:type="dxa"/>
           <w:right w:w="10" w:type="dxa"/>
         </w:tblCellMar>
-        <w:tblLook w:val="0000" w:firstRow="0" w:lastRow="0" w:firstColumn="0" w:lastColumn="0" w:noHBand="0" w:noVBand="0"/>
+        <w:tblLook w:val="04A0" w:firstRow="1" w:lastRow="0" w:firstColumn="1" w:lastColumn="0" w:noHBand="0" w:noVBand="1"/>
       </w:tblPr>
       <w:tblGrid>
         <w:gridCol w:w="1301"/>
@@ -18659,7 +18769,7 @@
         <w:keepNext/>
         <w:keepLines/>
       </w:pPr>
-      <w:bookmarkStart w:id="24" w:name="_Toc243654268"/>
+      <w:bookmarkStart w:id="24" w:name="_Toc243660132"/>
       <w:r>
         <w:t>5.2 Typography</w:t>
       </w:r>
@@ -18730,7 +18840,7 @@
         <w:pStyle w:val="Caption"/>
         <w:keepNext/>
       </w:pPr>
-      <w:bookmarkStart w:id="25" w:name="_Toc243654299"/>
+      <w:bookmarkStart w:id="25" w:name="_Toc243660163"/>
       <w:r>
         <w:t xml:space="preserve">Table </w:t>
       </w:r>
@@ -18772,7 +18882,7 @@
           <w:left w:w="10" w:type="dxa"/>
           <w:right w:w="10" w:type="dxa"/>
         </w:tblCellMar>
-        <w:tblLook w:val="0000" w:firstRow="0" w:lastRow="0" w:firstColumn="0" w:lastColumn="0" w:noHBand="0" w:noVBand="0"/>
+        <w:tblLook w:val="04A0" w:firstRow="1" w:lastRow="0" w:firstColumn="1" w:lastColumn="0" w:noHBand="0" w:noVBand="1"/>
       </w:tblPr>
       <w:tblGrid>
         <w:gridCol w:w="1941"/>
@@ -20444,7 +20554,7 @@
         <w:keepNext/>
         <w:keepLines/>
       </w:pPr>
-      <w:bookmarkStart w:id="26" w:name="_Toc243654269"/>
+      <w:bookmarkStart w:id="26" w:name="_Toc243660133"/>
       <w:r>
         <w:t>5.3 Spacing, shape and elevation</w:t>
       </w:r>
@@ -20455,7 +20565,7 @@
         <w:pStyle w:val="Caption"/>
         <w:keepNext/>
       </w:pPr>
-      <w:bookmarkStart w:id="27" w:name="_Toc243654300"/>
+      <w:bookmarkStart w:id="27" w:name="_Toc243660164"/>
       <w:r>
         <w:t xml:space="preserve">Table </w:t>
       </w:r>
@@ -20497,7 +20607,7 @@
           <w:left w:w="10" w:type="dxa"/>
           <w:right w:w="10" w:type="dxa"/>
         </w:tblCellMar>
-        <w:tblLook w:val="0000" w:firstRow="0" w:lastRow="0" w:firstColumn="0" w:lastColumn="0" w:noHBand="0" w:noVBand="0"/>
+        <w:tblLook w:val="04A0" w:firstRow="1" w:lastRow="0" w:firstColumn="1" w:lastColumn="0" w:noHBand="0" w:noVBand="1"/>
       </w:tblPr>
       <w:tblGrid>
         <w:gridCol w:w="1843"/>
@@ -21143,7 +21253,7 @@
         <w:keepNext/>
         <w:keepLines/>
       </w:pPr>
-      <w:bookmarkStart w:id="28" w:name="_Toc243654270"/>
+      <w:bookmarkStart w:id="28" w:name="_Toc243660134"/>
       <w:r>
         <w:t>5.4 Components</w:t>
       </w:r>
@@ -21154,7 +21264,7 @@
         <w:pStyle w:val="Caption"/>
         <w:keepNext/>
       </w:pPr>
-      <w:bookmarkStart w:id="29" w:name="_Toc243654301"/>
+      <w:bookmarkStart w:id="29" w:name="_Toc243660165"/>
       <w:r>
         <w:t xml:space="preserve">Table </w:t>
       </w:r>
@@ -21196,7 +21306,7 @@
           <w:left w:w="10" w:type="dxa"/>
           <w:right w:w="10" w:type="dxa"/>
         </w:tblCellMar>
-        <w:tblLook w:val="0000" w:firstRow="0" w:lastRow="0" w:firstColumn="0" w:lastColumn="0" w:noHBand="0" w:noVBand="0"/>
+        <w:tblLook w:val="04A0" w:firstRow="1" w:lastRow="0" w:firstColumn="1" w:lastColumn="0" w:noHBand="0" w:noVBand="1"/>
       </w:tblPr>
       <w:tblGrid>
         <w:gridCol w:w="1503"/>
@@ -23753,7 +23863,7 @@
         <w:keepLines/>
         <w:pageBreakBefore/>
       </w:pPr>
-      <w:bookmarkStart w:id="30" w:name="_Toc243654271"/>
+      <w:bookmarkStart w:id="30" w:name="_Toc243660135"/>
       <w:r>
         <w:lastRenderedPageBreak/>
         <w:t>6 </w:t>
@@ -23817,7 +23927,7 @@
         <w:keepNext/>
         <w:keepLines/>
       </w:pPr>
-      <w:bookmarkStart w:id="31" w:name="_Toc243654272"/>
+      <w:bookmarkStart w:id="31" w:name="_Toc243660136"/>
       <w:r>
         <w:t>6.1 Welcome, Intro and About you (onboarding)</w:t>
       </w:r>
@@ -23828,7 +23938,7 @@
         <w:pStyle w:val="Caption"/>
         <w:keepNext/>
       </w:pPr>
-      <w:bookmarkStart w:id="32" w:name="_Toc243654302"/>
+      <w:bookmarkStart w:id="32" w:name="_Toc243660166"/>
       <w:r>
         <w:t xml:space="preserve">Table </w:t>
       </w:r>
@@ -23870,7 +23980,7 @@
           <w:left w:w="10" w:type="dxa"/>
           <w:right w:w="10" w:type="dxa"/>
         </w:tblCellMar>
-        <w:tblLook w:val="0000" w:firstRow="0" w:lastRow="0" w:firstColumn="0" w:lastColumn="0" w:noHBand="0" w:noVBand="0"/>
+        <w:tblLook w:val="04A0" w:firstRow="1" w:lastRow="0" w:firstColumn="1" w:lastColumn="0" w:noHBand="0" w:noVBand="1"/>
       </w:tblPr>
       <w:tblGrid>
         <w:gridCol w:w="1726"/>
@@ -24364,7 +24474,7 @@
         <w:keepNext/>
         <w:keepLines/>
       </w:pPr>
-      <w:bookmarkStart w:id="33" w:name="_Toc243654273"/>
+      <w:bookmarkStart w:id="33" w:name="_Toc243660137"/>
       <w:r>
         <w:t>6.2 Account (sign up, log in, recover, recovery code, complete your account)</w:t>
       </w:r>
@@ -24375,7 +24485,7 @@
         <w:pStyle w:val="Caption"/>
         <w:keepNext/>
       </w:pPr>
-      <w:bookmarkStart w:id="34" w:name="_Toc243654303"/>
+      <w:bookmarkStart w:id="34" w:name="_Toc243660167"/>
       <w:r>
         <w:t xml:space="preserve">Table </w:t>
       </w:r>
@@ -24417,7 +24527,7 @@
           <w:left w:w="10" w:type="dxa"/>
           <w:right w:w="10" w:type="dxa"/>
         </w:tblCellMar>
-        <w:tblLook w:val="0000" w:firstRow="0" w:lastRow="0" w:firstColumn="0" w:lastColumn="0" w:noHBand="0" w:noVBand="0"/>
+        <w:tblLook w:val="04A0" w:firstRow="1" w:lastRow="0" w:firstColumn="1" w:lastColumn="0" w:noHBand="0" w:noVBand="1"/>
       </w:tblPr>
       <w:tblGrid>
         <w:gridCol w:w="1726"/>
@@ -24835,7 +24945,7 @@
         <w:keepNext/>
         <w:keepLines/>
       </w:pPr>
-      <w:bookmarkStart w:id="35" w:name="_Toc243654274"/>
+      <w:bookmarkStart w:id="35" w:name="_Toc243660138"/>
       <w:r>
         <w:t>6.3 Paths (home)</w:t>
       </w:r>
@@ -24846,7 +24956,7 @@
         <w:pStyle w:val="Caption"/>
         <w:keepNext/>
       </w:pPr>
-      <w:bookmarkStart w:id="36" w:name="_Toc243654304"/>
+      <w:bookmarkStart w:id="36" w:name="_Toc243660168"/>
       <w:r>
         <w:t xml:space="preserve">Table </w:t>
       </w:r>
@@ -24888,7 +24998,7 @@
           <w:left w:w="10" w:type="dxa"/>
           <w:right w:w="10" w:type="dxa"/>
         </w:tblCellMar>
-        <w:tblLook w:val="0000" w:firstRow="0" w:lastRow="0" w:firstColumn="0" w:lastColumn="0" w:noHBand="0" w:noVBand="0"/>
+        <w:tblLook w:val="04A0" w:firstRow="1" w:lastRow="0" w:firstColumn="1" w:lastColumn="0" w:noHBand="0" w:noVBand="1"/>
       </w:tblPr>
       <w:tblGrid>
         <w:gridCol w:w="1088"/>
@@ -25275,7 +25385,7 @@
         <w:keepNext/>
         <w:keepLines/>
       </w:pPr>
-      <w:bookmarkStart w:id="37" w:name="_Toc243654275"/>
+      <w:bookmarkStart w:id="37" w:name="_Toc243660139"/>
       <w:r>
         <w:t>6.4 Courses</w:t>
       </w:r>
@@ -25286,7 +25396,7 @@
         <w:pStyle w:val="Caption"/>
         <w:keepNext/>
       </w:pPr>
-      <w:bookmarkStart w:id="38" w:name="_Toc243654305"/>
+      <w:bookmarkStart w:id="38" w:name="_Toc243660169"/>
       <w:r>
         <w:t xml:space="preserve">Table </w:t>
       </w:r>
@@ -25328,7 +25438,7 @@
           <w:left w:w="10" w:type="dxa"/>
           <w:right w:w="10" w:type="dxa"/>
         </w:tblCellMar>
-        <w:tblLook w:val="0000" w:firstRow="0" w:lastRow="0" w:firstColumn="0" w:lastColumn="0" w:noHBand="0" w:noVBand="0"/>
+        <w:tblLook w:val="04A0" w:firstRow="1" w:lastRow="0" w:firstColumn="1" w:lastColumn="0" w:noHBand="0" w:noVBand="1"/>
       </w:tblPr>
       <w:tblGrid>
         <w:gridCol w:w="1726"/>
@@ -25762,7 +25872,7 @@
         <w:keepNext/>
         <w:keepLines/>
       </w:pPr>
-      <w:bookmarkStart w:id="39" w:name="_Toc243654276"/>
+      <w:bookmarkStart w:id="39" w:name="_Toc243660140"/>
       <w:r>
         <w:t>6.5 Course detail</w:t>
       </w:r>
@@ -25773,7 +25883,7 @@
         <w:pStyle w:val="Caption"/>
         <w:keepNext/>
       </w:pPr>
-      <w:bookmarkStart w:id="40" w:name="_Toc243654306"/>
+      <w:bookmarkStart w:id="40" w:name="_Toc243660170"/>
       <w:r>
         <w:t xml:space="preserve">Table </w:t>
       </w:r>
@@ -25815,7 +25925,7 @@
           <w:left w:w="10" w:type="dxa"/>
           <w:right w:w="10" w:type="dxa"/>
         </w:tblCellMar>
-        <w:tblLook w:val="0000" w:firstRow="0" w:lastRow="0" w:firstColumn="0" w:lastColumn="0" w:noHBand="0" w:noVBand="0"/>
+        <w:tblLook w:val="04A0" w:firstRow="1" w:lastRow="0" w:firstColumn="1" w:lastColumn="0" w:noHBand="0" w:noVBand="1"/>
       </w:tblPr>
       <w:tblGrid>
         <w:gridCol w:w="1726"/>
@@ -26368,7 +26478,7 @@
         <w:keepNext/>
         <w:keepLines/>
       </w:pPr>
-      <w:bookmarkStart w:id="41" w:name="_Toc243654277"/>
+      <w:bookmarkStart w:id="41" w:name="_Toc243660141"/>
       <w:r>
         <w:lastRenderedPageBreak/>
         <w:t>6.6 Compare</w:t>
@@ -26380,7 +26490,7 @@
         <w:pStyle w:val="Caption"/>
         <w:keepNext/>
       </w:pPr>
-      <w:bookmarkStart w:id="42" w:name="_Toc243654307"/>
+      <w:bookmarkStart w:id="42" w:name="_Toc243660171"/>
       <w:r>
         <w:t xml:space="preserve">Table </w:t>
       </w:r>
@@ -26422,7 +26532,7 @@
           <w:left w:w="10" w:type="dxa"/>
           <w:right w:w="10" w:type="dxa"/>
         </w:tblCellMar>
-        <w:tblLook w:val="0000" w:firstRow="0" w:lastRow="0" w:firstColumn="0" w:lastColumn="0" w:noHBand="0" w:noVBand="0"/>
+        <w:tblLook w:val="04A0" w:firstRow="1" w:lastRow="0" w:firstColumn="1" w:lastColumn="0" w:noHBand="0" w:noVBand="1"/>
       </w:tblPr>
       <w:tblGrid>
         <w:gridCol w:w="1726"/>
@@ -26808,7 +26918,7 @@
         <w:keepNext/>
         <w:keepLines/>
       </w:pPr>
-      <w:bookmarkStart w:id="43" w:name="_Toc243654278"/>
+      <w:bookmarkStart w:id="43" w:name="_Toc243660142"/>
       <w:r>
         <w:t>6.7 My list</w:t>
       </w:r>
@@ -26819,7 +26929,7 @@
         <w:pStyle w:val="Caption"/>
         <w:keepNext/>
       </w:pPr>
-      <w:bookmarkStart w:id="44" w:name="_Toc243654308"/>
+      <w:bookmarkStart w:id="44" w:name="_Toc243660172"/>
       <w:r>
         <w:t xml:space="preserve">Table </w:t>
       </w:r>
@@ -26861,7 +26971,7 @@
           <w:left w:w="10" w:type="dxa"/>
           <w:right w:w="10" w:type="dxa"/>
         </w:tblCellMar>
-        <w:tblLook w:val="0000" w:firstRow="0" w:lastRow="0" w:firstColumn="0" w:lastColumn="0" w:noHBand="0" w:noVBand="0"/>
+        <w:tblLook w:val="04A0" w:firstRow="1" w:lastRow="0" w:firstColumn="1" w:lastColumn="0" w:noHBand="0" w:noVBand="1"/>
       </w:tblPr>
       <w:tblGrid>
         <w:gridCol w:w="1726"/>
@@ -27304,7 +27414,7 @@
         <w:keepNext/>
         <w:keepLines/>
       </w:pPr>
-      <w:bookmarkStart w:id="45" w:name="_Toc243654279"/>
+      <w:bookmarkStart w:id="45" w:name="_Toc243660143"/>
       <w:r>
         <w:t>6.8 Guide to applying to the UGC (CR-012)</w:t>
       </w:r>
@@ -27315,7 +27425,7 @@
         <w:pStyle w:val="Caption"/>
         <w:keepNext/>
       </w:pPr>
-      <w:bookmarkStart w:id="46" w:name="_Toc243654309"/>
+      <w:bookmarkStart w:id="46" w:name="_Toc243660173"/>
       <w:r>
         <w:t xml:space="preserve">Table </w:t>
       </w:r>
@@ -27357,7 +27467,7 @@
           <w:left w:w="10" w:type="dxa"/>
           <w:right w:w="10" w:type="dxa"/>
         </w:tblCellMar>
-        <w:tblLook w:val="0000" w:firstRow="0" w:lastRow="0" w:firstColumn="0" w:lastColumn="0" w:noHBand="0" w:noVBand="0"/>
+        <w:tblLook w:val="04A0" w:firstRow="1" w:lastRow="0" w:firstColumn="1" w:lastColumn="0" w:noHBand="0" w:noVBand="1"/>
       </w:tblPr>
       <w:tblGrid>
         <w:gridCol w:w="1726"/>
@@ -27904,7 +28014,7 @@
         <w:keepNext/>
         <w:keepLines/>
       </w:pPr>
-      <w:bookmarkStart w:id="47" w:name="_Toc243654280"/>
+      <w:bookmarkStart w:id="47" w:name="_Toc243660144"/>
       <w:r>
         <w:t>6.9 Journey</w:t>
       </w:r>
@@ -27915,7 +28025,7 @@
         <w:pStyle w:val="Caption"/>
         <w:keepNext/>
       </w:pPr>
-      <w:bookmarkStart w:id="48" w:name="_Toc243654310"/>
+      <w:bookmarkStart w:id="48" w:name="_Toc243660174"/>
       <w:r>
         <w:t xml:space="preserve">Table </w:t>
       </w:r>
@@ -27957,7 +28067,7 @@
           <w:left w:w="10" w:type="dxa"/>
           <w:right w:w="10" w:type="dxa"/>
         </w:tblCellMar>
-        <w:tblLook w:val="0000" w:firstRow="0" w:lastRow="0" w:firstColumn="0" w:lastColumn="0" w:noHBand="0" w:noVBand="0"/>
+        <w:tblLook w:val="04A0" w:firstRow="1" w:lastRow="0" w:firstColumn="1" w:lastColumn="0" w:noHBand="0" w:noVBand="1"/>
       </w:tblPr>
       <w:tblGrid>
         <w:gridCol w:w="1726"/>
@@ -28391,7 +28501,7 @@
         <w:keepNext/>
         <w:keepLines/>
       </w:pPr>
-      <w:bookmarkStart w:id="49" w:name="_Toc243654281"/>
+      <w:bookmarkStart w:id="49" w:name="_Toc243660145"/>
       <w:r>
         <w:t>6.10 Ask ZedPath</w:t>
       </w:r>
@@ -28402,7 +28512,7 @@
         <w:pStyle w:val="Caption"/>
         <w:keepNext/>
       </w:pPr>
-      <w:bookmarkStart w:id="50" w:name="_Toc243654311"/>
+      <w:bookmarkStart w:id="50" w:name="_Toc243660175"/>
       <w:r>
         <w:t xml:space="preserve">Table </w:t>
       </w:r>
@@ -28444,7 +28554,7 @@
           <w:left w:w="10" w:type="dxa"/>
           <w:right w:w="10" w:type="dxa"/>
         </w:tblCellMar>
-        <w:tblLook w:val="0000" w:firstRow="0" w:lastRow="0" w:firstColumn="0" w:lastColumn="0" w:noHBand="0" w:noVBand="0"/>
+        <w:tblLook w:val="04A0" w:firstRow="1" w:lastRow="0" w:firstColumn="1" w:lastColumn="0" w:noHBand="0" w:noVBand="1"/>
       </w:tblPr>
       <w:tblGrid>
         <w:gridCol w:w="1726"/>
@@ -28926,7 +29036,7 @@
         <w:keepNext/>
         <w:keepLines/>
       </w:pPr>
-      <w:bookmarkStart w:id="51" w:name="_Toc243654282"/>
+      <w:bookmarkStart w:id="51" w:name="_Toc243660146"/>
       <w:r>
         <w:t>6.11 Groups, Group room and Group info</w:t>
       </w:r>
@@ -28937,7 +29047,7 @@
         <w:pStyle w:val="Caption"/>
         <w:keepNext/>
       </w:pPr>
-      <w:bookmarkStart w:id="52" w:name="_Toc243654312"/>
+      <w:bookmarkStart w:id="52" w:name="_Toc243660176"/>
       <w:r>
         <w:t xml:space="preserve">Table </w:t>
       </w:r>
@@ -28979,7 +29089,7 @@
           <w:left w:w="10" w:type="dxa"/>
           <w:right w:w="10" w:type="dxa"/>
         </w:tblCellMar>
-        <w:tblLook w:val="0000" w:firstRow="0" w:lastRow="0" w:firstColumn="0" w:lastColumn="0" w:noHBand="0" w:noVBand="0"/>
+        <w:tblLook w:val="04A0" w:firstRow="1" w:lastRow="0" w:firstColumn="1" w:lastColumn="0" w:noHBand="0" w:noVBand="1"/>
       </w:tblPr>
       <w:tblGrid>
         <w:gridCol w:w="1726"/>
@@ -29406,7 +29516,7 @@
         <w:keepNext/>
         <w:keepLines/>
       </w:pPr>
-      <w:bookmarkStart w:id="53" w:name="_Toc243654283"/>
+      <w:bookmarkStart w:id="53" w:name="_Toc243660147"/>
       <w:r>
         <w:lastRenderedPageBreak/>
         <w:t>6.12 Me</w:t>
@@ -29418,7 +29528,7 @@
         <w:pStyle w:val="Caption"/>
         <w:keepNext/>
       </w:pPr>
-      <w:bookmarkStart w:id="54" w:name="_Toc243654313"/>
+      <w:bookmarkStart w:id="54" w:name="_Toc243660177"/>
       <w:r>
         <w:t xml:space="preserve">Table </w:t>
       </w:r>
@@ -29460,7 +29570,7 @@
           <w:left w:w="10" w:type="dxa"/>
           <w:right w:w="10" w:type="dxa"/>
         </w:tblCellMar>
-        <w:tblLook w:val="0000" w:firstRow="0" w:lastRow="0" w:firstColumn="0" w:lastColumn="0" w:noHBand="0" w:noVBand="0"/>
+        <w:tblLook w:val="04A0" w:firstRow="1" w:lastRow="0" w:firstColumn="1" w:lastColumn="0" w:noHBand="0" w:noVBand="1"/>
       </w:tblPr>
       <w:tblGrid>
         <w:gridCol w:w="1726"/>
@@ -29854,7 +29964,7 @@
         <w:keepLines/>
         <w:pageBreakBefore/>
       </w:pPr>
-      <w:bookmarkStart w:id="55" w:name="_Toc243654284"/>
+      <w:bookmarkStart w:id="55" w:name="_Toc243660148"/>
       <w:r>
         <w:lastRenderedPageBreak/>
         <w:t>7 Interaction patterns</w:t>
@@ -29866,7 +29976,7 @@
         <w:pStyle w:val="Caption"/>
         <w:keepNext/>
       </w:pPr>
-      <w:bookmarkStart w:id="56" w:name="_Toc243654314"/>
+      <w:bookmarkStart w:id="56" w:name="_Toc243660178"/>
       <w:r>
         <w:t xml:space="preserve">Table </w:t>
       </w:r>
@@ -29908,7 +30018,7 @@
           <w:left w:w="10" w:type="dxa"/>
           <w:right w:w="10" w:type="dxa"/>
         </w:tblCellMar>
-        <w:tblLook w:val="0000" w:firstRow="0" w:lastRow="0" w:firstColumn="0" w:lastColumn="0" w:noHBand="0" w:noVBand="0"/>
+        <w:tblLook w:val="04A0" w:firstRow="1" w:lastRow="0" w:firstColumn="1" w:lastColumn="0" w:noHBand="0" w:noVBand="1"/>
       </w:tblPr>
       <w:tblGrid>
         <w:gridCol w:w="1843"/>
@@ -31045,7 +31155,7 @@
         <w:keepLines/>
         <w:pageBreakBefore/>
       </w:pPr>
-      <w:bookmarkStart w:id="57" w:name="_Toc243654285"/>
+      <w:bookmarkStart w:id="57" w:name="_Toc243660149"/>
       <w:r>
         <w:lastRenderedPageBreak/>
         <w:t>8 Content and language</w:t>
@@ -31057,7 +31167,7 @@
         <w:pStyle w:val="Caption"/>
         <w:keepNext/>
       </w:pPr>
-      <w:bookmarkStart w:id="58" w:name="_Toc243654315"/>
+      <w:bookmarkStart w:id="58" w:name="_Toc243660179"/>
       <w:r>
         <w:t xml:space="preserve">Table </w:t>
       </w:r>
@@ -31099,7 +31209,7 @@
           <w:left w:w="10" w:type="dxa"/>
           <w:right w:w="10" w:type="dxa"/>
         </w:tblCellMar>
-        <w:tblLook w:val="0000" w:firstRow="0" w:lastRow="0" w:firstColumn="0" w:lastColumn="0" w:noHBand="0" w:noVBand="0"/>
+        <w:tblLook w:val="04A0" w:firstRow="1" w:lastRow="0" w:firstColumn="1" w:lastColumn="0" w:noHBand="0" w:noVBand="1"/>
       </w:tblPr>
       <w:tblGrid>
         <w:gridCol w:w="1843"/>
@@ -31831,7 +31941,7 @@
         <w:keepLines/>
         <w:pageBreakBefore/>
       </w:pPr>
-      <w:bookmarkStart w:id="59" w:name="_Toc243654286"/>
+      <w:bookmarkStart w:id="59" w:name="_Toc243660150"/>
       <w:r>
         <w:lastRenderedPageBreak/>
         <w:t>9 Accessibility checklist (WCAG 2.2 AA)</w:t>
@@ -31851,7 +31961,7 @@
         <w:pStyle w:val="Caption"/>
         <w:keepNext/>
       </w:pPr>
-      <w:bookmarkStart w:id="60" w:name="_Toc243654316"/>
+      <w:bookmarkStart w:id="60" w:name="_Toc243660180"/>
       <w:r>
         <w:t xml:space="preserve">Table </w:t>
       </w:r>
@@ -31893,7 +32003,7 @@
           <w:left w:w="10" w:type="dxa"/>
           <w:right w:w="10" w:type="dxa"/>
         </w:tblCellMar>
-        <w:tblLook w:val="0000" w:firstRow="0" w:lastRow="0" w:firstColumn="0" w:lastColumn="0" w:noHBand="0" w:noVBand="0"/>
+        <w:tblLook w:val="04A0" w:firstRow="1" w:lastRow="0" w:firstColumn="1" w:lastColumn="0" w:noHBand="0" w:noVBand="1"/>
       </w:tblPr>
       <w:tblGrid>
         <w:gridCol w:w="2989"/>
@@ -33605,7 +33715,7 @@
         <w:keepLines/>
         <w:pageBreakBefore/>
       </w:pPr>
-      <w:bookmarkStart w:id="61" w:name="_Toc243654287"/>
+      <w:bookmarkStart w:id="61" w:name="_Toc243660151"/>
       <w:r>
         <w:lastRenderedPageBreak/>
         <w:t>10 Performance budget for 3G</w:t>
@@ -33617,7 +33727,7 @@
         <w:pStyle w:val="Caption"/>
         <w:keepNext/>
       </w:pPr>
-      <w:bookmarkStart w:id="62" w:name="_Toc243654317"/>
+      <w:bookmarkStart w:id="62" w:name="_Toc243660181"/>
       <w:r>
         <w:t xml:space="preserve">Table </w:t>
       </w:r>
@@ -33659,7 +33769,7 @@
           <w:left w:w="10" w:type="dxa"/>
           <w:right w:w="10" w:type="dxa"/>
         </w:tblCellMar>
-        <w:tblLook w:val="0000" w:firstRow="0" w:lastRow="0" w:firstColumn="0" w:lastColumn="0" w:noHBand="0" w:noVBand="0"/>
+        <w:tblLook w:val="04A0" w:firstRow="1" w:lastRow="0" w:firstColumn="1" w:lastColumn="0" w:noHBand="0" w:noVBand="1"/>
       </w:tblPr>
       <w:tblGrid>
         <w:gridCol w:w="3523"/>
@@ -34449,7 +34559,7 @@
         <w:keepLines/>
         <w:pageBreakBefore/>
       </w:pPr>
-      <w:bookmarkStart w:id="63" w:name="_Toc243654288"/>
+      <w:bookmarkStart w:id="63" w:name="_Toc243660152"/>
       <w:r>
         <w:lastRenderedPageBreak/>
         <w:t>11 Usability evidence</w:t>
@@ -34469,7 +34579,7 @@
         <w:pStyle w:val="Caption"/>
         <w:keepNext/>
       </w:pPr>
-      <w:bookmarkStart w:id="64" w:name="_Toc243654318"/>
+      <w:bookmarkStart w:id="64" w:name="_Toc243660182"/>
       <w:r>
         <w:t xml:space="preserve">Table </w:t>
       </w:r>
@@ -34511,7 +34621,7 @@
           <w:left w:w="10" w:type="dxa"/>
           <w:right w:w="10" w:type="dxa"/>
         </w:tblCellMar>
-        <w:tblLook w:val="0000" w:firstRow="0" w:lastRow="0" w:firstColumn="0" w:lastColumn="0" w:noHBand="0" w:noVBand="0"/>
+        <w:tblLook w:val="04A0" w:firstRow="1" w:lastRow="0" w:firstColumn="1" w:lastColumn="0" w:noHBand="0" w:noVBand="1"/>
       </w:tblPr>
       <w:tblGrid>
         <w:gridCol w:w="1355"/>
@@ -36207,7 +36317,7 @@
         <w:keepLines/>
         <w:pageBreakBefore/>
       </w:pPr>
-      <w:bookmarkStart w:id="65" w:name="_Toc243654289"/>
+      <w:bookmarkStart w:id="65" w:name="_Toc243660153"/>
       <w:r>
         <w:lastRenderedPageBreak/>
         <w:t>12 Traceability</w:t>
@@ -36219,7 +36329,7 @@
         <w:pStyle w:val="Caption"/>
         <w:keepNext/>
       </w:pPr>
-      <w:bookmarkStart w:id="66" w:name="_Toc243654319"/>
+      <w:bookmarkStart w:id="66" w:name="_Toc243660183"/>
       <w:r>
         <w:t xml:space="preserve">Table </w:t>
       </w:r>
@@ -36261,7 +36371,7 @@
           <w:left w:w="10" w:type="dxa"/>
           <w:right w:w="10" w:type="dxa"/>
         </w:tblCellMar>
-        <w:tblLook w:val="0000" w:firstRow="0" w:lastRow="0" w:firstColumn="0" w:lastColumn="0" w:noHBand="0" w:noVBand="0"/>
+        <w:tblLook w:val="04A0" w:firstRow="1" w:lastRow="0" w:firstColumn="1" w:lastColumn="0" w:noHBand="0" w:noVBand="1"/>
       </w:tblPr>
       <w:tblGrid>
         <w:gridCol w:w="3682"/>
@@ -37685,10 +37795,72 @@
 <file path=word/numbering.xml><?xml version="1.0" encoding="utf-8"?>
 <w:numbering xmlns:wpc="http://schemas.microsoft.com/office/word/2010/wordprocessingCanvas" xmlns:cx="http://schemas.microsoft.com/office/drawing/2014/chartex" xmlns:cx1="http://schemas.microsoft.com/office/drawing/2015/9/8/chartex" xmlns:cx2="http://schemas.microsoft.com/office/drawing/2015/10/21/chartex" xmlns:cx3="http://schemas.microsoft.com/office/drawing/2016/5/9/chartex" xmlns:cx4="http://schemas.microsoft.com/office/drawing/2016/5/10/chartex" xmlns:cx5="http://schemas.microsoft.com/office/drawing/2016/5/11/chartex" xmlns:cx6="http://schemas.microsoft.com/office/drawing/2016/5/12/chartex" xmlns:cx7="http://schemas.microsoft.com/office/drawing/2016/5/13/chartex" xmlns:cx8="http://schemas.microsoft.com/office/drawing/2016/5/14/chartex" xmlns:mc="http://schemas.openxmlformats.org/markup-compatibility/2006" xmlns:aink="http://schemas.microsoft.com/office/drawing/2016/ink" xmlns:am3d="http://schemas.microsoft.com/office/drawing/2017/model3d" xmlns:o="urn:schemas-microsoft-com:office:office" xmlns:oel="http://schemas.microsoft.com/office/2019/extlst" xmlns:r="http://schemas.openxmlformats.org/officeDocument/2006/relationships" xmlns:m="http://schemas.openxmlformats.org/officeDocument/2006/math" xmlns:v="urn:schemas-microsoft-com:vml" xmlns:wp14="http://schemas.microsoft.com/office/word/2010/wordprocessingDrawing" xmlns:wp="http://schemas.openxmlformats.org/drawingml/2006/wordprocessingDrawing" xmlns:w10="urn:schemas-microsoft-com:office:word" xmlns:w="http://schemas.openxmlformats.org/wordprocessingml/2006/main" xmlns:w14="http://schemas.microsoft.com/office/word/2010/wordml" xmlns:w15="http://schemas.microsoft.com/office/word/2012/wordml" xmlns:w16cex="http://schemas.microsoft.com/office/word/2018/wordml/cex" xmlns:w16cid="http://schemas.microsoft.com/office/word/2016/wordml/cid" xmlns:w16="http://schemas.microsoft.com/office/word/2018/wordml" xmlns:w16du="http://schemas.microsoft.com/office/word/2023/wordml/word16du" xmlns:w16sdtdh="http://schemas.microsoft.com/office/word/2020/wordml/sdtdatahash" xmlns:w16sdtfl="http://schemas.microsoft.com/office/word/2024/wordml/sdtformatlock" xmlns:w16se="http://schemas.microsoft.com/office/word/2015/wordml/symex" xmlns:wpg="http://schemas.microsoft.com/office/word/2010/wordprocessingGroup" xmlns:wpi="http://schemas.microsoft.com/office/word/2010/wordprocessingInk" xmlns:wne="http://schemas.microsoft.com/office/word/2006/wordml" xmlns:wps="http://schemas.microsoft.com/office/word/2010/wordprocessingShape" mc:Ignorable="w14 w15 w16se w16cid w16 w16cex w16sdtdh w16sdtfl w16du wp14">
   <w:abstractNum w:abstractNumId="0" w15:restartNumberingAfterBreak="0">
-    <w:nsid w:val="01C22EC1"/>
+    <w:nsid w:val="198C5375"/>
     <w:multiLevelType w:val="hybridMultilevel"/>
-    <w:tmpl w:val="B23C589C"/>
-    <w:lvl w:ilvl="0" w:tplc="D92AB4C8" w:tentative="1">
+    <w:tmpl w:val="E04ED394"/>
+    <w:lvl w:ilvl="0" w:tplc="5FDACD64" w:tentative="1">
+      <w:start w:val="1"/>
+      <w:numFmt w:val="bullet"/>
+      <w:lvlText w:val="•"/>
+      <w:lvlJc w:val="left"/>
+      <w:pPr>
+        <w:ind w:left="720" w:hanging="280"/>
+      </w:pPr>
+    </w:lvl>
+    <w:lvl w:ilvl="1" w:tplc="EE4A412A" w:tentative="1">
+      <w:start w:val="1"/>
+      <w:numFmt w:val="bullet"/>
+      <w:lvlText w:val="–"/>
+      <w:lvlJc w:val="left"/>
+      <w:pPr>
+        <w:ind w:left="1080" w:hanging="280"/>
+      </w:pPr>
+    </w:lvl>
+    <w:lvl w:ilvl="2" w:tplc="416067D2" w:tentative="1">
+      <w:start w:val="1"/>
+      <w:numFmt w:val="bullet"/>
+      <w:lvlText w:val="▪"/>
+      <w:lvlJc w:val="left"/>
+      <w:pPr>
+        <w:ind w:left="1440" w:hanging="280"/>
+      </w:pPr>
+    </w:lvl>
+    <w:lvl w:ilvl="3" w:tplc="6C488ABC">
+      <w:numFmt w:val="decimal"/>
+      <w:lvlText w:val=""/>
+      <w:lvlJc w:val="left"/>
+    </w:lvl>
+    <w:lvl w:ilvl="4" w:tplc="E722B78C">
+      <w:numFmt w:val="decimal"/>
+      <w:lvlText w:val=""/>
+      <w:lvlJc w:val="left"/>
+    </w:lvl>
+    <w:lvl w:ilvl="5" w:tplc="2A58E7D0">
+      <w:numFmt w:val="decimal"/>
+      <w:lvlText w:val=""/>
+      <w:lvlJc w:val="left"/>
+    </w:lvl>
+    <w:lvl w:ilvl="6" w:tplc="ACC21F20">
+      <w:numFmt w:val="decimal"/>
+      <w:lvlText w:val=""/>
+      <w:lvlJc w:val="left"/>
+    </w:lvl>
+    <w:lvl w:ilvl="7" w:tplc="97DEB254">
+      <w:numFmt w:val="decimal"/>
+      <w:lvlText w:val=""/>
+      <w:lvlJc w:val="left"/>
+    </w:lvl>
+    <w:lvl w:ilvl="8" w:tplc="B8D2FF84">
+      <w:numFmt w:val="decimal"/>
+      <w:lvlText w:val=""/>
+      <w:lvlJc w:val="left"/>
+    </w:lvl>
+  </w:abstractNum>
+  <w:abstractNum w:abstractNumId="1" w15:restartNumberingAfterBreak="0">
+    <w:nsid w:val="357B6F0A"/>
+    <w:multiLevelType w:val="hybridMultilevel"/>
+    <w:tmpl w:val="5A946A4E"/>
+    <w:lvl w:ilvl="0" w:tplc="9EA4962C" w:tentative="1">
       <w:start w:val="1"/>
       <w:numFmt w:val="decimal"/>
       <w:lvlText w:val="%1."/>
@@ -37697,7 +37869,7 @@
         <w:ind w:left="720" w:hanging="360"/>
       </w:pPr>
     </w:lvl>
-    <w:lvl w:ilvl="1" w:tplc="142071BA" w:tentative="1">
+    <w:lvl w:ilvl="1" w:tplc="BD5E4094" w:tentative="1">
       <w:start w:val="1"/>
       <w:numFmt w:val="lowerLetter"/>
       <w:lvlText w:val="%2."/>
@@ -37706,7 +37878,7 @@
         <w:ind w:left="1080" w:hanging="360"/>
       </w:pPr>
     </w:lvl>
-    <w:lvl w:ilvl="2" w:tplc="51F822FA" w:tentative="1">
+    <w:lvl w:ilvl="2" w:tplc="E5EE6466" w:tentative="1">
       <w:start w:val="1"/>
       <w:numFmt w:val="lowerRoman"/>
       <w:lvlText w:val="%3."/>
@@ -37715,42 +37887,42 @@
         <w:ind w:left="1440" w:hanging="360"/>
       </w:pPr>
     </w:lvl>
-    <w:lvl w:ilvl="3" w:tplc="5436FD7C">
+    <w:lvl w:ilvl="3" w:tplc="3B569EAE">
       <w:numFmt w:val="decimal"/>
       <w:lvlText w:val=""/>
       <w:lvlJc w:val="left"/>
     </w:lvl>
-    <w:lvl w:ilvl="4" w:tplc="2F66C70C">
+    <w:lvl w:ilvl="4" w:tplc="0C5A4A32">
       <w:numFmt w:val="decimal"/>
       <w:lvlText w:val=""/>
       <w:lvlJc w:val="left"/>
     </w:lvl>
-    <w:lvl w:ilvl="5" w:tplc="A378C3F6">
+    <w:lvl w:ilvl="5" w:tplc="B4D49D18">
       <w:numFmt w:val="decimal"/>
       <w:lvlText w:val=""/>
       <w:lvlJc w:val="left"/>
     </w:lvl>
-    <w:lvl w:ilvl="6" w:tplc="46B4D402">
+    <w:lvl w:ilvl="6" w:tplc="1AF2F80E">
       <w:numFmt w:val="decimal"/>
       <w:lvlText w:val=""/>
       <w:lvlJc w:val="left"/>
     </w:lvl>
-    <w:lvl w:ilvl="7" w:tplc="DFDEF99A">
+    <w:lvl w:ilvl="7" w:tplc="BAD29498">
       <w:numFmt w:val="decimal"/>
       <w:lvlText w:val=""/>
       <w:lvlJc w:val="left"/>
     </w:lvl>
-    <w:lvl w:ilvl="8" w:tplc="217AC3EC">
+    <w:lvl w:ilvl="8" w:tplc="1C8A3926">
       <w:numFmt w:val="decimal"/>
       <w:lvlText w:val=""/>
       <w:lvlJc w:val="left"/>
     </w:lvl>
   </w:abstractNum>
-  <w:abstractNum w:abstractNumId="1" w15:restartNumberingAfterBreak="0">
-    <w:nsid w:val="079C2345"/>
+  <w:abstractNum w:abstractNumId="2" w15:restartNumberingAfterBreak="0">
+    <w:nsid w:val="50865F57"/>
     <w:multiLevelType w:val="hybridMultilevel"/>
-    <w:tmpl w:val="0F488746"/>
-    <w:lvl w:ilvl="0" w:tplc="FA2871C4" w:tentative="1">
+    <w:tmpl w:val="6A1AE3BE"/>
+    <w:lvl w:ilvl="0" w:tplc="9794B160" w:tentative="1">
       <w:start w:val="1"/>
       <w:numFmt w:val="bullet"/>
       <w:lvlText w:val="●"/>
@@ -37759,7 +37931,7 @@
         <w:ind w:left="720" w:hanging="360"/>
       </w:pPr>
     </w:lvl>
-    <w:lvl w:ilvl="1" w:tplc="D4AA3C80" w:tentative="1">
+    <w:lvl w:ilvl="1" w:tplc="4686E140" w:tentative="1">
       <w:start w:val="1"/>
       <w:numFmt w:val="bullet"/>
       <w:lvlText w:val="○"/>
@@ -37768,7 +37940,7 @@
         <w:ind w:left="1440" w:hanging="360"/>
       </w:pPr>
     </w:lvl>
-    <w:lvl w:ilvl="2" w:tplc="6BEA85A6" w:tentative="1">
+    <w:lvl w:ilvl="2" w:tplc="FBAED11E" w:tentative="1">
       <w:start w:val="1"/>
       <w:numFmt w:val="bullet"/>
       <w:lvlText w:val="■"/>
@@ -37777,7 +37949,7 @@
         <w:ind w:left="2160" w:hanging="360"/>
       </w:pPr>
     </w:lvl>
-    <w:lvl w:ilvl="3" w:tplc="D730E476" w:tentative="1">
+    <w:lvl w:ilvl="3" w:tplc="24926786" w:tentative="1">
       <w:start w:val="1"/>
       <w:numFmt w:val="bullet"/>
       <w:lvlText w:val="●"/>
@@ -37786,7 +37958,7 @@
         <w:ind w:left="2880" w:hanging="360"/>
       </w:pPr>
     </w:lvl>
-    <w:lvl w:ilvl="4" w:tplc="21FE7CF4" w:tentative="1">
+    <w:lvl w:ilvl="4" w:tplc="EB12D35A" w:tentative="1">
       <w:start w:val="1"/>
       <w:numFmt w:val="bullet"/>
       <w:lvlText w:val="○"/>
@@ -37795,7 +37967,7 @@
         <w:ind w:left="3600" w:hanging="360"/>
       </w:pPr>
     </w:lvl>
-    <w:lvl w:ilvl="5" w:tplc="0D442FFA" w:tentative="1">
+    <w:lvl w:ilvl="5" w:tplc="B64E4BFA" w:tentative="1">
       <w:start w:val="1"/>
       <w:numFmt w:val="bullet"/>
       <w:lvlText w:val="■"/>
@@ -37804,7 +37976,7 @@
         <w:ind w:left="4320" w:hanging="360"/>
       </w:pPr>
     </w:lvl>
-    <w:lvl w:ilvl="6" w:tplc="0846BC20" w:tentative="1">
+    <w:lvl w:ilvl="6" w:tplc="38187A12" w:tentative="1">
       <w:start w:val="1"/>
       <w:numFmt w:val="bullet"/>
       <w:lvlText w:val="●"/>
@@ -37813,7 +37985,7 @@
         <w:ind w:left="5040" w:hanging="360"/>
       </w:pPr>
     </w:lvl>
-    <w:lvl w:ilvl="7" w:tplc="B25E690A" w:tentative="1">
+    <w:lvl w:ilvl="7" w:tplc="63BCC184" w:tentative="1">
       <w:start w:val="1"/>
       <w:numFmt w:val="bullet"/>
       <w:lvlText w:val="●"/>
@@ -37822,7 +37994,7 @@
         <w:ind w:left="5760" w:hanging="360"/>
       </w:pPr>
     </w:lvl>
-    <w:lvl w:ilvl="8" w:tplc="44E6A8A6" w:tentative="1">
+    <w:lvl w:ilvl="8" w:tplc="90D4AAEC" w:tentative="1">
       <w:start w:val="1"/>
       <w:numFmt w:val="bullet"/>
       <w:lvlText w:val="●"/>
@@ -37832,70 +38004,8 @@
       </w:pPr>
     </w:lvl>
   </w:abstractNum>
-  <w:abstractNum w:abstractNumId="2" w15:restartNumberingAfterBreak="0">
-    <w:nsid w:val="18B46295"/>
-    <w:multiLevelType w:val="hybridMultilevel"/>
-    <w:tmpl w:val="4EE61B66"/>
-    <w:lvl w:ilvl="0" w:tplc="9842BD2C" w:tentative="1">
-      <w:start w:val="1"/>
-      <w:numFmt w:val="bullet"/>
-      <w:lvlText w:val="•"/>
-      <w:lvlJc w:val="left"/>
-      <w:pPr>
-        <w:ind w:left="720" w:hanging="280"/>
-      </w:pPr>
-    </w:lvl>
-    <w:lvl w:ilvl="1" w:tplc="EB280B26" w:tentative="1">
-      <w:start w:val="1"/>
-      <w:numFmt w:val="bullet"/>
-      <w:lvlText w:val="–"/>
-      <w:lvlJc w:val="left"/>
-      <w:pPr>
-        <w:ind w:left="1080" w:hanging="280"/>
-      </w:pPr>
-    </w:lvl>
-    <w:lvl w:ilvl="2" w:tplc="2EC6E272" w:tentative="1">
-      <w:start w:val="1"/>
-      <w:numFmt w:val="bullet"/>
-      <w:lvlText w:val="▪"/>
-      <w:lvlJc w:val="left"/>
-      <w:pPr>
-        <w:ind w:left="1440" w:hanging="280"/>
-      </w:pPr>
-    </w:lvl>
-    <w:lvl w:ilvl="3" w:tplc="C602F424">
-      <w:numFmt w:val="decimal"/>
-      <w:lvlText w:val=""/>
-      <w:lvlJc w:val="left"/>
-    </w:lvl>
-    <w:lvl w:ilvl="4" w:tplc="A9E4FA52">
-      <w:numFmt w:val="decimal"/>
-      <w:lvlText w:val=""/>
-      <w:lvlJc w:val="left"/>
-    </w:lvl>
-    <w:lvl w:ilvl="5" w:tplc="D3842556">
-      <w:numFmt w:val="decimal"/>
-      <w:lvlText w:val=""/>
-      <w:lvlJc w:val="left"/>
-    </w:lvl>
-    <w:lvl w:ilvl="6" w:tplc="E1AAF75A">
-      <w:numFmt w:val="decimal"/>
-      <w:lvlText w:val=""/>
-      <w:lvlJc w:val="left"/>
-    </w:lvl>
-    <w:lvl w:ilvl="7" w:tplc="EE1C651C">
-      <w:numFmt w:val="decimal"/>
-      <w:lvlText w:val=""/>
-      <w:lvlJc w:val="left"/>
-    </w:lvl>
-    <w:lvl w:ilvl="8" w:tplc="6C58CB96">
-      <w:numFmt w:val="decimal"/>
-      <w:lvlText w:val=""/>
-      <w:lvlJc w:val="left"/>
-    </w:lvl>
-  </w:abstractNum>
-  <w:num w:numId="1" w16cid:durableId="99185997">
-    <w:abstractNumId w:val="1"/>
+  <w:num w:numId="1" w16cid:durableId="1755054373">
+    <w:abstractNumId w:val="2"/>
     <w:lvlOverride w:ilvl="0">
       <w:startOverride w:val="1"/>
     </w:lvlOverride>
@@ -38599,7 +38709,7 @@
     <w:autoRedefine/>
     <w:uiPriority w:val="39"/>
     <w:unhideWhenUsed/>
-    <w:rsid w:val="0014136F"/>
+    <w:rsid w:val="001F558C"/>
     <w:pPr>
       <w:spacing w:after="100"/>
     </w:pPr>
@@ -38611,7 +38721,7 @@
     <w:autoRedefine/>
     <w:uiPriority w:val="39"/>
     <w:unhideWhenUsed/>
-    <w:rsid w:val="0014136F"/>
+    <w:rsid w:val="001F558C"/>
     <w:pPr>
       <w:spacing w:after="100"/>
       <w:ind w:left="210"/>
@@ -38623,7 +38733,7 @@
     <w:next w:val="Normal"/>
     <w:uiPriority w:val="99"/>
     <w:unhideWhenUsed/>
-    <w:rsid w:val="0014136F"/>
+    <w:rsid w:val="001F558C"/>
   </w:style>
 </w:styles>
 </file>

--- a/docs/07-ui-ux/ZP-DOC-07_UI-UX-Design.docx
+++ b/docs/07-ui-ux/ZP-DOC-07_UI-UX-Design.docx
@@ -2148,6 +2148,122 @@
           </w:p>
         </w:tc>
       </w:tr>
+      <w:tr>
+        <w:tblPrEx>
+          <w:tblCellMar>
+            <w:top w:w="0" w:type="dxa"/>
+            <w:bottom w:w="0" w:type="dxa"/>
+          </w:tblCellMar>
+        </w:tblPrEx>
+        <w:trPr>
+          <w:cantSplit/>
+          <w:trHeight w:val="420"/>
+        </w:trPr>
+        <w:tc>
+          <w:tcPr>
+            <w:tcW w:w="964" w:type="dxa"/>
+            <w:tcBorders>
+              <w:top w:val="single" w:sz="4" w:space="0" w:color="C9D3D0"/>
+              <w:left w:val="single" w:sz="4" w:space="0" w:color="C9D3D0"/>
+              <w:bottom w:val="single" w:sz="4" w:space="0" w:color="C9D3D0"/>
+              <w:right w:val="single" w:sz="4" w:space="0" w:color="C9D3D0"/>
+            </w:tcBorders>
+            <w:tcMar>
+              <w:top w:w="50" w:type="dxa"/>
+              <w:left w:w="100" w:type="dxa"/>
+              <w:bottom w:w="50" w:type="dxa"/>
+              <w:right w:w="100" w:type="dxa"/>
+            </w:tcMar>
+          </w:tcPr>
+          <w:p>
+            <w:r>
+              <w:rPr>
+                <w:sz w:val="19"/>
+                <w:szCs w:val="19"/>
+              </w:rPr>
+              <w:t>0.9</w:t>
+            </w:r>
+          </w:p>
+        </w:tc>
+        <w:tc>
+          <w:tcPr>
+            <w:tcW w:w="1542" w:type="dxa"/>
+            <w:tcBorders>
+              <w:top w:val="single" w:sz="4" w:space="0" w:color="C9D3D0"/>
+              <w:left w:val="single" w:sz="4" w:space="0" w:color="C9D3D0"/>
+              <w:bottom w:val="single" w:sz="4" w:space="0" w:color="C9D3D0"/>
+              <w:right w:val="single" w:sz="4" w:space="0" w:color="C9D3D0"/>
+            </w:tcBorders>
+            <w:tcMar>
+              <w:top w:w="50" w:type="dxa"/>
+              <w:left w:w="100" w:type="dxa"/>
+              <w:bottom w:w="50" w:type="dxa"/>
+              <w:right w:w="100" w:type="dxa"/>
+            </w:tcMar>
+          </w:tcPr>
+          <w:p>
+            <w:r>
+              <w:rPr>
+                <w:sz w:val="19"/>
+                <w:szCs w:val="19"/>
+              </w:rPr>
+              <w:t>23 Oct 2026</w:t>
+            </w:r>
+          </w:p>
+        </w:tc>
+        <w:tc>
+          <w:tcPr>
+            <w:tcW w:w="1928" w:type="dxa"/>
+            <w:tcBorders>
+              <w:top w:val="single" w:sz="4" w:space="0" w:color="C9D3D0"/>
+              <w:left w:val="single" w:sz="4" w:space="0" w:color="C9D3D0"/>
+              <w:bottom w:val="single" w:sz="4" w:space="0" w:color="C9D3D0"/>
+              <w:right w:val="single" w:sz="4" w:space="0" w:color="C9D3D0"/>
+            </w:tcBorders>
+            <w:tcMar>
+              <w:top w:w="50" w:type="dxa"/>
+              <w:left w:w="100" w:type="dxa"/>
+              <w:bottom w:w="50" w:type="dxa"/>
+              <w:right w:w="100" w:type="dxa"/>
+            </w:tcMar>
+          </w:tcPr>
+          <w:p>
+            <w:r>
+              <w:rPr>
+                <w:sz w:val="19"/>
+                <w:szCs w:val="19"/>
+              </w:rPr>
+              <w:t>Team Kestrel</w:t>
+            </w:r>
+          </w:p>
+        </w:tc>
+        <w:tc>
+          <w:tcPr>
+            <w:tcW w:w="5204" w:type="dxa"/>
+            <w:tcBorders>
+              <w:top w:val="single" w:sz="4" w:space="0" w:color="C9D3D0"/>
+              <w:left w:val="single" w:sz="4" w:space="0" w:color="C9D3D0"/>
+              <w:bottom w:val="single" w:sz="4" w:space="0" w:color="C9D3D0"/>
+              <w:right w:val="single" w:sz="4" w:space="0" w:color="C9D3D0"/>
+            </w:tcBorders>
+            <w:tcMar>
+              <w:top w:w="50" w:type="dxa"/>
+              <w:left w:w="100" w:type="dxa"/>
+              <w:bottom w:w="50" w:type="dxa"/>
+              <w:right w:w="100" w:type="dxa"/>
+            </w:tcMar>
+          </w:tcPr>
+          <w:p>
+            <w:r>
+              <w:rPr>
+                <w:sz w:val="19"/>
+                <w:szCs w:val="19"/>
+              </w:rPr>
+              <w:t>Other paths: every cost shown with what it covers ("Cost per semester", "Rs 6,100 to register"), en/si/ta</w:t>
+            </w:r>
+          </w:p>
+        </w:tc>
+      </w:tr>
     </w:tbl>
     <w:p>
       <w:pPr>
@@ -2547,7 +2663,7 @@
     <w:sdt>
       <w:sdtPr>
         <w:alias w:val="Contents"/>
-        <w:id w:val="1682086539"/>
+        <w:id w:val="498009707"/>
       </w:sdtPr>
       <w:sdtEndPr/>
       <w:sdtContent>
@@ -2576,7 +2692,7 @@
           <w:r>
             <w:fldChar w:fldCharType="separate"/>
           </w:r>
-          <w:hyperlink w:anchor="_Toc243660117" w:history="1">
+          <w:hyperlink w:anchor="_Toc243662383" w:history="1">
             <w:r>
               <w:rPr>
                 <w:rStyle w:val="Hyperlink"/>
@@ -2600,7 +2716,7 @@
               <w:rPr>
                 <w:noProof/>
               </w:rPr>
-              <w:instrText xml:space="preserve"> PAGEREF _Toc243660117 \h </w:instrText>
+              <w:instrText xml:space="preserve"> PAGEREF _Toc243662383 \h </w:instrText>
             </w:r>
             <w:r>
               <w:rPr>
@@ -2643,7 +2759,7 @@
               <w14:ligatures w14:val="standardContextual"/>
             </w:rPr>
           </w:pPr>
-          <w:hyperlink w:anchor="_Toc243660118" w:history="1">
+          <w:hyperlink w:anchor="_Toc243662384" w:history="1">
             <w:r>
               <w:rPr>
                 <w:rStyle w:val="Hyperlink"/>
@@ -2667,7 +2783,7 @@
               <w:rPr>
                 <w:noProof/>
               </w:rPr>
-              <w:instrText xml:space="preserve"> PAGEREF _Toc243660118 \h </w:instrText>
+              <w:instrText xml:space="preserve"> PAGEREF _Toc243662384 \h </w:instrText>
             </w:r>
             <w:r>
               <w:rPr>
@@ -2710,7 +2826,7 @@
               <w14:ligatures w14:val="standardContextual"/>
             </w:rPr>
           </w:pPr>
-          <w:hyperlink w:anchor="_Toc243660119" w:history="1">
+          <w:hyperlink w:anchor="_Toc243662385" w:history="1">
             <w:r>
               <w:rPr>
                 <w:rStyle w:val="Hyperlink"/>
@@ -2734,7 +2850,7 @@
               <w:rPr>
                 <w:noProof/>
               </w:rPr>
-              <w:instrText xml:space="preserve"> PAGEREF _Toc243660119 \h </w:instrText>
+              <w:instrText xml:space="preserve"> PAGEREF _Toc243662385 \h </w:instrText>
             </w:r>
             <w:r>
               <w:rPr>
@@ -2777,7 +2893,7 @@
               <w14:ligatures w14:val="standardContextual"/>
             </w:rPr>
           </w:pPr>
-          <w:hyperlink w:anchor="_Toc243660120" w:history="1">
+          <w:hyperlink w:anchor="_Toc243662386" w:history="1">
             <w:r>
               <w:rPr>
                 <w:rStyle w:val="Hyperlink"/>
@@ -2801,7 +2917,7 @@
               <w:rPr>
                 <w:noProof/>
               </w:rPr>
-              <w:instrText xml:space="preserve"> PAGEREF _Toc243660120 \h </w:instrText>
+              <w:instrText xml:space="preserve"> PAGEREF _Toc243662386 \h </w:instrText>
             </w:r>
             <w:r>
               <w:rPr>
@@ -2844,7 +2960,7 @@
               <w14:ligatures w14:val="standardContextual"/>
             </w:rPr>
           </w:pPr>
-          <w:hyperlink w:anchor="_Toc243660121" w:history="1">
+          <w:hyperlink w:anchor="_Toc243662387" w:history="1">
             <w:r>
               <w:rPr>
                 <w:rStyle w:val="Hyperlink"/>
@@ -2868,7 +2984,7 @@
               <w:rPr>
                 <w:noProof/>
               </w:rPr>
-              <w:instrText xml:space="preserve"> PAGEREF _Toc243660121 \h </w:instrText>
+              <w:instrText xml:space="preserve"> PAGEREF _Toc243662387 \h </w:instrText>
             </w:r>
             <w:r>
               <w:rPr>
@@ -2911,7 +3027,7 @@
               <w14:ligatures w14:val="standardContextual"/>
             </w:rPr>
           </w:pPr>
-          <w:hyperlink w:anchor="_Toc243660122" w:history="1">
+          <w:hyperlink w:anchor="_Toc243662388" w:history="1">
             <w:r>
               <w:rPr>
                 <w:rStyle w:val="Hyperlink"/>
@@ -2935,7 +3051,7 @@
               <w:rPr>
                 <w:noProof/>
               </w:rPr>
-              <w:instrText xml:space="preserve"> PAGEREF _Toc243660122 \h </w:instrText>
+              <w:instrText xml:space="preserve"> PAGEREF _Toc243662388 \h </w:instrText>
             </w:r>
             <w:r>
               <w:rPr>
@@ -2978,7 +3094,7 @@
               <w14:ligatures w14:val="standardContextual"/>
             </w:rPr>
           </w:pPr>
-          <w:hyperlink w:anchor="_Toc243660123" w:history="1">
+          <w:hyperlink w:anchor="_Toc243662389" w:history="1">
             <w:r>
               <w:rPr>
                 <w:rStyle w:val="Hyperlink"/>
@@ -3002,7 +3118,7 @@
               <w:rPr>
                 <w:noProof/>
               </w:rPr>
-              <w:instrText xml:space="preserve"> PAGEREF _Toc243660123 \h </w:instrText>
+              <w:instrText xml:space="preserve"> PAGEREF _Toc243662389 \h </w:instrText>
             </w:r>
             <w:r>
               <w:rPr>
@@ -3045,7 +3161,7 @@
               <w14:ligatures w14:val="standardContextual"/>
             </w:rPr>
           </w:pPr>
-          <w:hyperlink w:anchor="_Toc243660124" w:history="1">
+          <w:hyperlink w:anchor="_Toc243662390" w:history="1">
             <w:r>
               <w:rPr>
                 <w:rStyle w:val="Hyperlink"/>
@@ -3069,7 +3185,7 @@
               <w:rPr>
                 <w:noProof/>
               </w:rPr>
-              <w:instrText xml:space="preserve"> PAGEREF _Toc243660124 \h </w:instrText>
+              <w:instrText xml:space="preserve"> PAGEREF _Toc243662390 \h </w:instrText>
             </w:r>
             <w:r>
               <w:rPr>
@@ -3112,7 +3228,7 @@
               <w14:ligatures w14:val="standardContextual"/>
             </w:rPr>
           </w:pPr>
-          <w:hyperlink w:anchor="_Toc243660125" w:history="1">
+          <w:hyperlink w:anchor="_Toc243662391" w:history="1">
             <w:r>
               <w:rPr>
                 <w:rStyle w:val="Hyperlink"/>
@@ -3136,7 +3252,7 @@
               <w:rPr>
                 <w:noProof/>
               </w:rPr>
-              <w:instrText xml:space="preserve"> PAGEREF _Toc243660125 \h </w:instrText>
+              <w:instrText xml:space="preserve"> PAGEREF _Toc243662391 \h </w:instrText>
             </w:r>
             <w:r>
               <w:rPr>
@@ -3179,7 +3295,7 @@
               <w14:ligatures w14:val="standardContextual"/>
             </w:rPr>
           </w:pPr>
-          <w:hyperlink w:anchor="_Toc243660126" w:history="1">
+          <w:hyperlink w:anchor="_Toc243662392" w:history="1">
             <w:r>
               <w:rPr>
                 <w:rStyle w:val="Hyperlink"/>
@@ -3203,7 +3319,7 @@
               <w:rPr>
                 <w:noProof/>
               </w:rPr>
-              <w:instrText xml:space="preserve"> PAGEREF _Toc243660126 \h </w:instrText>
+              <w:instrText xml:space="preserve"> PAGEREF _Toc243662392 \h </w:instrText>
             </w:r>
             <w:r>
               <w:rPr>
@@ -3246,7 +3362,7 @@
               <w14:ligatures w14:val="standardContextual"/>
             </w:rPr>
           </w:pPr>
-          <w:hyperlink w:anchor="_Toc243660127" w:history="1">
+          <w:hyperlink w:anchor="_Toc243662393" w:history="1">
             <w:r>
               <w:rPr>
                 <w:rStyle w:val="Hyperlink"/>
@@ -3270,7 +3386,7 @@
               <w:rPr>
                 <w:noProof/>
               </w:rPr>
-              <w:instrText xml:space="preserve"> PAGEREF _Toc243660127 \h </w:instrText>
+              <w:instrText xml:space="preserve"> PAGEREF _Toc243662393 \h </w:instrText>
             </w:r>
             <w:r>
               <w:rPr>
@@ -3313,7 +3429,7 @@
               <w14:ligatures w14:val="standardContextual"/>
             </w:rPr>
           </w:pPr>
-          <w:hyperlink w:anchor="_Toc243660128" w:history="1">
+          <w:hyperlink w:anchor="_Toc243662394" w:history="1">
             <w:r>
               <w:rPr>
                 <w:rStyle w:val="Hyperlink"/>
@@ -3337,7 +3453,7 @@
               <w:rPr>
                 <w:noProof/>
               </w:rPr>
-              <w:instrText xml:space="preserve"> PAGEREF _Toc243660128 \h </w:instrText>
+              <w:instrText xml:space="preserve"> PAGEREF _Toc243662394 \h </w:instrText>
             </w:r>
             <w:r>
               <w:rPr>
@@ -3380,7 +3496,7 @@
               <w14:ligatures w14:val="standardContextual"/>
             </w:rPr>
           </w:pPr>
-          <w:hyperlink w:anchor="_Toc243660129" w:history="1">
+          <w:hyperlink w:anchor="_Toc243662395" w:history="1">
             <w:r>
               <w:rPr>
                 <w:rStyle w:val="Hyperlink"/>
@@ -3404,7 +3520,7 @@
               <w:rPr>
                 <w:noProof/>
               </w:rPr>
-              <w:instrText xml:space="preserve"> PAGEREF _Toc243660129 \h </w:instrText>
+              <w:instrText xml:space="preserve"> PAGEREF _Toc243662395 \h </w:instrText>
             </w:r>
             <w:r>
               <w:rPr>
@@ -3447,7 +3563,7 @@
               <w14:ligatures w14:val="standardContextual"/>
             </w:rPr>
           </w:pPr>
-          <w:hyperlink w:anchor="_Toc243660130" w:history="1">
+          <w:hyperlink w:anchor="_Toc243662396" w:history="1">
             <w:r>
               <w:rPr>
                 <w:rStyle w:val="Hyperlink"/>
@@ -3471,7 +3587,7 @@
               <w:rPr>
                 <w:noProof/>
               </w:rPr>
-              <w:instrText xml:space="preserve"> PAGEREF _Toc243660130 \h </w:instrText>
+              <w:instrText xml:space="preserve"> PAGEREF _Toc243662396 \h </w:instrText>
             </w:r>
             <w:r>
               <w:rPr>
@@ -3514,7 +3630,7 @@
               <w14:ligatures w14:val="standardContextual"/>
             </w:rPr>
           </w:pPr>
-          <w:hyperlink w:anchor="_Toc243660131" w:history="1">
+          <w:hyperlink w:anchor="_Toc243662397" w:history="1">
             <w:r>
               <w:rPr>
                 <w:rStyle w:val="Hyperlink"/>
@@ -3538,7 +3654,7 @@
               <w:rPr>
                 <w:noProof/>
               </w:rPr>
-              <w:instrText xml:space="preserve"> PAGEREF _Toc243660131 \h </w:instrText>
+              <w:instrText xml:space="preserve"> PAGEREF _Toc243662397 \h </w:instrText>
             </w:r>
             <w:r>
               <w:rPr>
@@ -3581,7 +3697,7 @@
               <w14:ligatures w14:val="standardContextual"/>
             </w:rPr>
           </w:pPr>
-          <w:hyperlink w:anchor="_Toc243660132" w:history="1">
+          <w:hyperlink w:anchor="_Toc243662398" w:history="1">
             <w:r>
               <w:rPr>
                 <w:rStyle w:val="Hyperlink"/>
@@ -3605,7 +3721,7 @@
               <w:rPr>
                 <w:noProof/>
               </w:rPr>
-              <w:instrText xml:space="preserve"> PAGEREF _Toc243660132 \h </w:instrText>
+              <w:instrText xml:space="preserve"> PAGEREF _Toc243662398 \h </w:instrText>
             </w:r>
             <w:r>
               <w:rPr>
@@ -3648,7 +3764,7 @@
               <w14:ligatures w14:val="standardContextual"/>
             </w:rPr>
           </w:pPr>
-          <w:hyperlink w:anchor="_Toc243660133" w:history="1">
+          <w:hyperlink w:anchor="_Toc243662399" w:history="1">
             <w:r>
               <w:rPr>
                 <w:rStyle w:val="Hyperlink"/>
@@ -3672,7 +3788,7 @@
               <w:rPr>
                 <w:noProof/>
               </w:rPr>
-              <w:instrText xml:space="preserve"> PAGEREF _Toc243660133 \h </w:instrText>
+              <w:instrText xml:space="preserve"> PAGEREF _Toc243662399 \h </w:instrText>
             </w:r>
             <w:r>
               <w:rPr>
@@ -3715,7 +3831,7 @@
               <w14:ligatures w14:val="standardContextual"/>
             </w:rPr>
           </w:pPr>
-          <w:hyperlink w:anchor="_Toc243660134" w:history="1">
+          <w:hyperlink w:anchor="_Toc243662400" w:history="1">
             <w:r>
               <w:rPr>
                 <w:rStyle w:val="Hyperlink"/>
@@ -3739,7 +3855,7 @@
               <w:rPr>
                 <w:noProof/>
               </w:rPr>
-              <w:instrText xml:space="preserve"> PAGEREF _Toc243660134 \h </w:instrText>
+              <w:instrText xml:space="preserve"> PAGEREF _Toc243662400 \h </w:instrText>
             </w:r>
             <w:r>
               <w:rPr>
@@ -3782,7 +3898,7 @@
               <w14:ligatures w14:val="standardContextual"/>
             </w:rPr>
           </w:pPr>
-          <w:hyperlink w:anchor="_Toc243660135" w:history="1">
+          <w:hyperlink w:anchor="_Toc243662401" w:history="1">
             <w:r>
               <w:rPr>
                 <w:rStyle w:val="Hyperlink"/>
@@ -3806,7 +3922,7 @@
               <w:rPr>
                 <w:noProof/>
               </w:rPr>
-              <w:instrText xml:space="preserve"> PAGEREF _Toc243660135 \h </w:instrText>
+              <w:instrText xml:space="preserve"> PAGEREF _Toc243662401 \h </w:instrText>
             </w:r>
             <w:r>
               <w:rPr>
@@ -3849,7 +3965,7 @@
               <w14:ligatures w14:val="standardContextual"/>
             </w:rPr>
           </w:pPr>
-          <w:hyperlink w:anchor="_Toc243660136" w:history="1">
+          <w:hyperlink w:anchor="_Toc243662402" w:history="1">
             <w:r>
               <w:rPr>
                 <w:rStyle w:val="Hyperlink"/>
@@ -3873,7 +3989,7 @@
               <w:rPr>
                 <w:noProof/>
               </w:rPr>
-              <w:instrText xml:space="preserve"> PAGEREF _Toc243660136 \h </w:instrText>
+              <w:instrText xml:space="preserve"> PAGEREF _Toc243662402 \h </w:instrText>
             </w:r>
             <w:r>
               <w:rPr>
@@ -3916,7 +4032,7 @@
               <w14:ligatures w14:val="standardContextual"/>
             </w:rPr>
           </w:pPr>
-          <w:hyperlink w:anchor="_Toc243660137" w:history="1">
+          <w:hyperlink w:anchor="_Toc243662403" w:history="1">
             <w:r>
               <w:rPr>
                 <w:rStyle w:val="Hyperlink"/>
@@ -3940,7 +4056,7 @@
               <w:rPr>
                 <w:noProof/>
               </w:rPr>
-              <w:instrText xml:space="preserve"> PAGEREF _Toc243660137 \h </w:instrText>
+              <w:instrText xml:space="preserve"> PAGEREF _Toc243662403 \h </w:instrText>
             </w:r>
             <w:r>
               <w:rPr>
@@ -3983,7 +4099,7 @@
               <w14:ligatures w14:val="standardContextual"/>
             </w:rPr>
           </w:pPr>
-          <w:hyperlink w:anchor="_Toc243660138" w:history="1">
+          <w:hyperlink w:anchor="_Toc243662404" w:history="1">
             <w:r>
               <w:rPr>
                 <w:rStyle w:val="Hyperlink"/>
@@ -4007,7 +4123,7 @@
               <w:rPr>
                 <w:noProof/>
               </w:rPr>
-              <w:instrText xml:space="preserve"> PAGEREF _Toc243660138 \h </w:instrText>
+              <w:instrText xml:space="preserve"> PAGEREF _Toc243662404 \h </w:instrText>
             </w:r>
             <w:r>
               <w:rPr>
@@ -4050,7 +4166,7 @@
               <w14:ligatures w14:val="standardContextual"/>
             </w:rPr>
           </w:pPr>
-          <w:hyperlink w:anchor="_Toc243660139" w:history="1">
+          <w:hyperlink w:anchor="_Toc243662405" w:history="1">
             <w:r>
               <w:rPr>
                 <w:rStyle w:val="Hyperlink"/>
@@ -4074,7 +4190,7 @@
               <w:rPr>
                 <w:noProof/>
               </w:rPr>
-              <w:instrText xml:space="preserve"> PAGEREF _Toc243660139 \h </w:instrText>
+              <w:instrText xml:space="preserve"> PAGEREF _Toc243662405 \h </w:instrText>
             </w:r>
             <w:r>
               <w:rPr>
@@ -4117,7 +4233,7 @@
               <w14:ligatures w14:val="standardContextual"/>
             </w:rPr>
           </w:pPr>
-          <w:hyperlink w:anchor="_Toc243660140" w:history="1">
+          <w:hyperlink w:anchor="_Toc243662406" w:history="1">
             <w:r>
               <w:rPr>
                 <w:rStyle w:val="Hyperlink"/>
@@ -4141,7 +4257,7 @@
               <w:rPr>
                 <w:noProof/>
               </w:rPr>
-              <w:instrText xml:space="preserve"> PAGEREF _Toc243660140 \h </w:instrText>
+              <w:instrText xml:space="preserve"> PAGEREF _Toc243662406 \h </w:instrText>
             </w:r>
             <w:r>
               <w:rPr>
@@ -4184,7 +4300,7 @@
               <w14:ligatures w14:val="standardContextual"/>
             </w:rPr>
           </w:pPr>
-          <w:hyperlink w:anchor="_Toc243660141" w:history="1">
+          <w:hyperlink w:anchor="_Toc243662407" w:history="1">
             <w:r>
               <w:rPr>
                 <w:rStyle w:val="Hyperlink"/>
@@ -4208,7 +4324,7 @@
               <w:rPr>
                 <w:noProof/>
               </w:rPr>
-              <w:instrText xml:space="preserve"> PAGEREF _Toc243660141 \h </w:instrText>
+              <w:instrText xml:space="preserve"> PAGEREF _Toc243662407 \h </w:instrText>
             </w:r>
             <w:r>
               <w:rPr>
@@ -4251,7 +4367,7 @@
               <w14:ligatures w14:val="standardContextual"/>
             </w:rPr>
           </w:pPr>
-          <w:hyperlink w:anchor="_Toc243660142" w:history="1">
+          <w:hyperlink w:anchor="_Toc243662408" w:history="1">
             <w:r>
               <w:rPr>
                 <w:rStyle w:val="Hyperlink"/>
@@ -4275,7 +4391,7 @@
               <w:rPr>
                 <w:noProof/>
               </w:rPr>
-              <w:instrText xml:space="preserve"> PAGEREF _Toc243660142 \h </w:instrText>
+              <w:instrText xml:space="preserve"> PAGEREF _Toc243662408 \h </w:instrText>
             </w:r>
             <w:r>
               <w:rPr>
@@ -4318,7 +4434,7 @@
               <w14:ligatures w14:val="standardContextual"/>
             </w:rPr>
           </w:pPr>
-          <w:hyperlink w:anchor="_Toc243660143" w:history="1">
+          <w:hyperlink w:anchor="_Toc243662409" w:history="1">
             <w:r>
               <w:rPr>
                 <w:rStyle w:val="Hyperlink"/>
@@ -4342,7 +4458,7 @@
               <w:rPr>
                 <w:noProof/>
               </w:rPr>
-              <w:instrText xml:space="preserve"> PAGEREF _Toc243660143 \h </w:instrText>
+              <w:instrText xml:space="preserve"> PAGEREF _Toc243662409 \h </w:instrText>
             </w:r>
             <w:r>
               <w:rPr>
@@ -4385,7 +4501,7 @@
               <w14:ligatures w14:val="standardContextual"/>
             </w:rPr>
           </w:pPr>
-          <w:hyperlink w:anchor="_Toc243660144" w:history="1">
+          <w:hyperlink w:anchor="_Toc243662410" w:history="1">
             <w:r>
               <w:rPr>
                 <w:rStyle w:val="Hyperlink"/>
@@ -4409,7 +4525,7 @@
               <w:rPr>
                 <w:noProof/>
               </w:rPr>
-              <w:instrText xml:space="preserve"> PAGEREF _Toc243660144 \h </w:instrText>
+              <w:instrText xml:space="preserve"> PAGEREF _Toc243662410 \h </w:instrText>
             </w:r>
             <w:r>
               <w:rPr>
@@ -4452,7 +4568,7 @@
               <w14:ligatures w14:val="standardContextual"/>
             </w:rPr>
           </w:pPr>
-          <w:hyperlink w:anchor="_Toc243660145" w:history="1">
+          <w:hyperlink w:anchor="_Toc243662411" w:history="1">
             <w:r>
               <w:rPr>
                 <w:rStyle w:val="Hyperlink"/>
@@ -4476,7 +4592,7 @@
               <w:rPr>
                 <w:noProof/>
               </w:rPr>
-              <w:instrText xml:space="preserve"> PAGEREF _Toc243660145 \h </w:instrText>
+              <w:instrText xml:space="preserve"> PAGEREF _Toc243662411 \h </w:instrText>
             </w:r>
             <w:r>
               <w:rPr>
@@ -4519,7 +4635,7 @@
               <w14:ligatures w14:val="standardContextual"/>
             </w:rPr>
           </w:pPr>
-          <w:hyperlink w:anchor="_Toc243660146" w:history="1">
+          <w:hyperlink w:anchor="_Toc243662412" w:history="1">
             <w:r>
               <w:rPr>
                 <w:rStyle w:val="Hyperlink"/>
@@ -4543,7 +4659,7 @@
               <w:rPr>
                 <w:noProof/>
               </w:rPr>
-              <w:instrText xml:space="preserve"> PAGEREF _Toc243660146 \h </w:instrText>
+              <w:instrText xml:space="preserve"> PAGEREF _Toc243662412 \h </w:instrText>
             </w:r>
             <w:r>
               <w:rPr>
@@ -4586,7 +4702,7 @@
               <w14:ligatures w14:val="standardContextual"/>
             </w:rPr>
           </w:pPr>
-          <w:hyperlink w:anchor="_Toc243660147" w:history="1">
+          <w:hyperlink w:anchor="_Toc243662413" w:history="1">
             <w:r>
               <w:rPr>
                 <w:rStyle w:val="Hyperlink"/>
@@ -4610,7 +4726,7 @@
               <w:rPr>
                 <w:noProof/>
               </w:rPr>
-              <w:instrText xml:space="preserve"> PAGEREF _Toc243660147 \h </w:instrText>
+              <w:instrText xml:space="preserve"> PAGEREF _Toc243662413 \h </w:instrText>
             </w:r>
             <w:r>
               <w:rPr>
@@ -4653,7 +4769,7 @@
               <w14:ligatures w14:val="standardContextual"/>
             </w:rPr>
           </w:pPr>
-          <w:hyperlink w:anchor="_Toc243660148" w:history="1">
+          <w:hyperlink w:anchor="_Toc243662414" w:history="1">
             <w:r>
               <w:rPr>
                 <w:rStyle w:val="Hyperlink"/>
@@ -4677,7 +4793,7 @@
               <w:rPr>
                 <w:noProof/>
               </w:rPr>
-              <w:instrText xml:space="preserve"> PAGEREF _Toc243660148 \h </w:instrText>
+              <w:instrText xml:space="preserve"> PAGEREF _Toc243662414 \h </w:instrText>
             </w:r>
             <w:r>
               <w:rPr>
@@ -4720,7 +4836,7 @@
               <w14:ligatures w14:val="standardContextual"/>
             </w:rPr>
           </w:pPr>
-          <w:hyperlink w:anchor="_Toc243660149" w:history="1">
+          <w:hyperlink w:anchor="_Toc243662415" w:history="1">
             <w:r>
               <w:rPr>
                 <w:rStyle w:val="Hyperlink"/>
@@ -4744,7 +4860,7 @@
               <w:rPr>
                 <w:noProof/>
               </w:rPr>
-              <w:instrText xml:space="preserve"> PAGEREF _Toc243660149 \h </w:instrText>
+              <w:instrText xml:space="preserve"> PAGEREF _Toc243662415 \h </w:instrText>
             </w:r>
             <w:r>
               <w:rPr>
@@ -4787,7 +4903,7 @@
               <w14:ligatures w14:val="standardContextual"/>
             </w:rPr>
           </w:pPr>
-          <w:hyperlink w:anchor="_Toc243660150" w:history="1">
+          <w:hyperlink w:anchor="_Toc243662416" w:history="1">
             <w:r>
               <w:rPr>
                 <w:rStyle w:val="Hyperlink"/>
@@ -4811,7 +4927,7 @@
               <w:rPr>
                 <w:noProof/>
               </w:rPr>
-              <w:instrText xml:space="preserve"> PAGEREF _Toc243660150 \h </w:instrText>
+              <w:instrText xml:space="preserve"> PAGEREF _Toc243662416 \h </w:instrText>
             </w:r>
             <w:r>
               <w:rPr>
@@ -4854,7 +4970,7 @@
               <w14:ligatures w14:val="standardContextual"/>
             </w:rPr>
           </w:pPr>
-          <w:hyperlink w:anchor="_Toc243660151" w:history="1">
+          <w:hyperlink w:anchor="_Toc243662417" w:history="1">
             <w:r>
               <w:rPr>
                 <w:rStyle w:val="Hyperlink"/>
@@ -4878,7 +4994,7 @@
               <w:rPr>
                 <w:noProof/>
               </w:rPr>
-              <w:instrText xml:space="preserve"> PAGEREF _Toc243660151 \h </w:instrText>
+              <w:instrText xml:space="preserve"> PAGEREF _Toc243662417 \h </w:instrText>
             </w:r>
             <w:r>
               <w:rPr>
@@ -4921,7 +5037,7 @@
               <w14:ligatures w14:val="standardContextual"/>
             </w:rPr>
           </w:pPr>
-          <w:hyperlink w:anchor="_Toc243660152" w:history="1">
+          <w:hyperlink w:anchor="_Toc243662418" w:history="1">
             <w:r>
               <w:rPr>
                 <w:rStyle w:val="Hyperlink"/>
@@ -4945,7 +5061,7 @@
               <w:rPr>
                 <w:noProof/>
               </w:rPr>
-              <w:instrText xml:space="preserve"> PAGEREF _Toc243660152 \h </w:instrText>
+              <w:instrText xml:space="preserve"> PAGEREF _Toc243662418 \h </w:instrText>
             </w:r>
             <w:r>
               <w:rPr>
@@ -4988,7 +5104,7 @@
               <w14:ligatures w14:val="standardContextual"/>
             </w:rPr>
           </w:pPr>
-          <w:hyperlink w:anchor="_Toc243660153" w:history="1">
+          <w:hyperlink w:anchor="_Toc243662419" w:history="1">
             <w:r>
               <w:rPr>
                 <w:rStyle w:val="Hyperlink"/>
@@ -5012,7 +5128,7 @@
               <w:rPr>
                 <w:noProof/>
               </w:rPr>
-              <w:instrText xml:space="preserve"> PAGEREF _Toc243660153 \h </w:instrText>
+              <w:instrText xml:space="preserve"> PAGEREF _Toc243662419 \h </w:instrText>
             </w:r>
             <w:r>
               <w:rPr>
@@ -5058,7 +5174,7 @@
     <w:sdt>
       <w:sdtPr>
         <w:alias w:val="Tables"/>
-        <w:id w:val="647016134"/>
+        <w:id w:val="-2001572270"/>
       </w:sdtPr>
       <w:sdtEndPr/>
       <w:sdtContent>
@@ -5087,7 +5203,7 @@
           <w:r>
             <w:fldChar w:fldCharType="separate"/>
           </w:r>
-          <w:hyperlink w:anchor="_Toc243660154" w:history="1">
+          <w:hyperlink w:anchor="_Toc243662420" w:history="1">
             <w:r>
               <w:rPr>
                 <w:rStyle w:val="Hyperlink"/>
@@ -5111,7 +5227,7 @@
               <w:rPr>
                 <w:noProof/>
               </w:rPr>
-              <w:instrText xml:space="preserve"> PAGEREF _Toc243660154 \h </w:instrText>
+              <w:instrText xml:space="preserve"> PAGEREF _Toc243662420 \h </w:instrText>
             </w:r>
             <w:r>
               <w:rPr>
@@ -5154,7 +5270,7 @@
               <w14:ligatures w14:val="standardContextual"/>
             </w:rPr>
           </w:pPr>
-          <w:hyperlink w:anchor="_Toc243660155" w:history="1">
+          <w:hyperlink w:anchor="_Toc243662421" w:history="1">
             <w:r>
               <w:rPr>
                 <w:rStyle w:val="Hyperlink"/>
@@ -5178,7 +5294,7 @@
               <w:rPr>
                 <w:noProof/>
               </w:rPr>
-              <w:instrText xml:space="preserve"> PAGEREF _Toc243660155 \h </w:instrText>
+              <w:instrText xml:space="preserve"> PAGEREF _Toc243662421 \h </w:instrText>
             </w:r>
             <w:r>
               <w:rPr>
@@ -5221,7 +5337,7 @@
               <w14:ligatures w14:val="standardContextual"/>
             </w:rPr>
           </w:pPr>
-          <w:hyperlink w:anchor="_Toc243660156" w:history="1">
+          <w:hyperlink w:anchor="_Toc243662422" w:history="1">
             <w:r>
               <w:rPr>
                 <w:rStyle w:val="Hyperlink"/>
@@ -5245,7 +5361,7 @@
               <w:rPr>
                 <w:noProof/>
               </w:rPr>
-              <w:instrText xml:space="preserve"> PAGEREF _Toc243660156 \h </w:instrText>
+              <w:instrText xml:space="preserve"> PAGEREF _Toc243662422 \h </w:instrText>
             </w:r>
             <w:r>
               <w:rPr>
@@ -5288,7 +5404,7 @@
               <w14:ligatures w14:val="standardContextual"/>
             </w:rPr>
           </w:pPr>
-          <w:hyperlink w:anchor="_Toc243660157" w:history="1">
+          <w:hyperlink w:anchor="_Toc243662423" w:history="1">
             <w:r>
               <w:rPr>
                 <w:rStyle w:val="Hyperlink"/>
@@ -5312,7 +5428,7 @@
               <w:rPr>
                 <w:noProof/>
               </w:rPr>
-              <w:instrText xml:space="preserve"> PAGEREF _Toc243660157 \h </w:instrText>
+              <w:instrText xml:space="preserve"> PAGEREF _Toc243662423 \h </w:instrText>
             </w:r>
             <w:r>
               <w:rPr>
@@ -5355,7 +5471,7 @@
               <w14:ligatures w14:val="standardContextual"/>
             </w:rPr>
           </w:pPr>
-          <w:hyperlink w:anchor="_Toc243660158" w:history="1">
+          <w:hyperlink w:anchor="_Toc243662424" w:history="1">
             <w:r>
               <w:rPr>
                 <w:rStyle w:val="Hyperlink"/>
@@ -5379,7 +5495,7 @@
               <w:rPr>
                 <w:noProof/>
               </w:rPr>
-              <w:instrText xml:space="preserve"> PAGEREF _Toc243660158 \h </w:instrText>
+              <w:instrText xml:space="preserve"> PAGEREF _Toc243662424 \h </w:instrText>
             </w:r>
             <w:r>
               <w:rPr>
@@ -5422,7 +5538,7 @@
               <w14:ligatures w14:val="standardContextual"/>
             </w:rPr>
           </w:pPr>
-          <w:hyperlink w:anchor="_Toc243660159" w:history="1">
+          <w:hyperlink w:anchor="_Toc243662425" w:history="1">
             <w:r>
               <w:rPr>
                 <w:rStyle w:val="Hyperlink"/>
@@ -5446,7 +5562,7 @@
               <w:rPr>
                 <w:noProof/>
               </w:rPr>
-              <w:instrText xml:space="preserve"> PAGEREF _Toc243660159 \h </w:instrText>
+              <w:instrText xml:space="preserve"> PAGEREF _Toc243662425 \h </w:instrText>
             </w:r>
             <w:r>
               <w:rPr>
@@ -5489,7 +5605,7 @@
               <w14:ligatures w14:val="standardContextual"/>
             </w:rPr>
           </w:pPr>
-          <w:hyperlink w:anchor="_Toc243660160" w:history="1">
+          <w:hyperlink w:anchor="_Toc243662426" w:history="1">
             <w:r>
               <w:rPr>
                 <w:rStyle w:val="Hyperlink"/>
@@ -5513,7 +5629,7 @@
               <w:rPr>
                 <w:noProof/>
               </w:rPr>
-              <w:instrText xml:space="preserve"> PAGEREF _Toc243660160 \h </w:instrText>
+              <w:instrText xml:space="preserve"> PAGEREF _Toc243662426 \h </w:instrText>
             </w:r>
             <w:r>
               <w:rPr>
@@ -5556,7 +5672,7 @@
               <w14:ligatures w14:val="standardContextual"/>
             </w:rPr>
           </w:pPr>
-          <w:hyperlink w:anchor="_Toc243660161" w:history="1">
+          <w:hyperlink w:anchor="_Toc243662427" w:history="1">
             <w:r>
               <w:rPr>
                 <w:rStyle w:val="Hyperlink"/>
@@ -5580,7 +5696,7 @@
               <w:rPr>
                 <w:noProof/>
               </w:rPr>
-              <w:instrText xml:space="preserve"> PAGEREF _Toc243660161 \h </w:instrText>
+              <w:instrText xml:space="preserve"> PAGEREF _Toc243662427 \h </w:instrText>
             </w:r>
             <w:r>
               <w:rPr>
@@ -5623,7 +5739,7 @@
               <w14:ligatures w14:val="standardContextual"/>
             </w:rPr>
           </w:pPr>
-          <w:hyperlink w:anchor="_Toc243660162" w:history="1">
+          <w:hyperlink w:anchor="_Toc243662428" w:history="1">
             <w:r>
               <w:rPr>
                 <w:rStyle w:val="Hyperlink"/>
@@ -5647,7 +5763,7 @@
               <w:rPr>
                 <w:noProof/>
               </w:rPr>
-              <w:instrText xml:space="preserve"> PAGEREF _Toc243660162 \h </w:instrText>
+              <w:instrText xml:space="preserve"> PAGEREF _Toc243662428 \h </w:instrText>
             </w:r>
             <w:r>
               <w:rPr>
@@ -5690,7 +5806,7 @@
               <w14:ligatures w14:val="standardContextual"/>
             </w:rPr>
           </w:pPr>
-          <w:hyperlink w:anchor="_Toc243660163" w:history="1">
+          <w:hyperlink w:anchor="_Toc243662429" w:history="1">
             <w:r>
               <w:rPr>
                 <w:rStyle w:val="Hyperlink"/>
@@ -5714,7 +5830,7 @@
               <w:rPr>
                 <w:noProof/>
               </w:rPr>
-              <w:instrText xml:space="preserve"> PAGEREF _Toc243660163 \h </w:instrText>
+              <w:instrText xml:space="preserve"> PAGEREF _Toc243662429 \h </w:instrText>
             </w:r>
             <w:r>
               <w:rPr>
@@ -5757,7 +5873,7 @@
               <w14:ligatures w14:val="standardContextual"/>
             </w:rPr>
           </w:pPr>
-          <w:hyperlink w:anchor="_Toc243660164" w:history="1">
+          <w:hyperlink w:anchor="_Toc243662430" w:history="1">
             <w:r>
               <w:rPr>
                 <w:rStyle w:val="Hyperlink"/>
@@ -5781,7 +5897,7 @@
               <w:rPr>
                 <w:noProof/>
               </w:rPr>
-              <w:instrText xml:space="preserve"> PAGEREF _Toc243660164 \h </w:instrText>
+              <w:instrText xml:space="preserve"> PAGEREF _Toc243662430 \h </w:instrText>
             </w:r>
             <w:r>
               <w:rPr>
@@ -5824,7 +5940,7 @@
               <w14:ligatures w14:val="standardContextual"/>
             </w:rPr>
           </w:pPr>
-          <w:hyperlink w:anchor="_Toc243660165" w:history="1">
+          <w:hyperlink w:anchor="_Toc243662431" w:history="1">
             <w:r>
               <w:rPr>
                 <w:rStyle w:val="Hyperlink"/>
@@ -5848,7 +5964,7 @@
               <w:rPr>
                 <w:noProof/>
               </w:rPr>
-              <w:instrText xml:space="preserve"> PAGEREF _Toc243660165 \h </w:instrText>
+              <w:instrText xml:space="preserve"> PAGEREF _Toc243662431 \h </w:instrText>
             </w:r>
             <w:r>
               <w:rPr>
@@ -5891,7 +6007,7 @@
               <w14:ligatures w14:val="standardContextual"/>
             </w:rPr>
           </w:pPr>
-          <w:hyperlink w:anchor="_Toc243660166" w:history="1">
+          <w:hyperlink w:anchor="_Toc243662432" w:history="1">
             <w:r>
               <w:rPr>
                 <w:rStyle w:val="Hyperlink"/>
@@ -5915,7 +6031,7 @@
               <w:rPr>
                 <w:noProof/>
               </w:rPr>
-              <w:instrText xml:space="preserve"> PAGEREF _Toc243660166 \h </w:instrText>
+              <w:instrText xml:space="preserve"> PAGEREF _Toc243662432 \h </w:instrText>
             </w:r>
             <w:r>
               <w:rPr>
@@ -5958,7 +6074,7 @@
               <w14:ligatures w14:val="standardContextual"/>
             </w:rPr>
           </w:pPr>
-          <w:hyperlink w:anchor="_Toc243660167" w:history="1">
+          <w:hyperlink w:anchor="_Toc243662433" w:history="1">
             <w:r>
               <w:rPr>
                 <w:rStyle w:val="Hyperlink"/>
@@ -5982,7 +6098,7 @@
               <w:rPr>
                 <w:noProof/>
               </w:rPr>
-              <w:instrText xml:space="preserve"> PAGEREF _Toc243660167 \h </w:instrText>
+              <w:instrText xml:space="preserve"> PAGEREF _Toc243662433 \h </w:instrText>
             </w:r>
             <w:r>
               <w:rPr>
@@ -6025,7 +6141,7 @@
               <w14:ligatures w14:val="standardContextual"/>
             </w:rPr>
           </w:pPr>
-          <w:hyperlink w:anchor="_Toc243660168" w:history="1">
+          <w:hyperlink w:anchor="_Toc243662434" w:history="1">
             <w:r>
               <w:rPr>
                 <w:rStyle w:val="Hyperlink"/>
@@ -6049,7 +6165,7 @@
               <w:rPr>
                 <w:noProof/>
               </w:rPr>
-              <w:instrText xml:space="preserve"> PAGEREF _Toc243660168 \h </w:instrText>
+              <w:instrText xml:space="preserve"> PAGEREF _Toc243662434 \h </w:instrText>
             </w:r>
             <w:r>
               <w:rPr>
@@ -6092,7 +6208,7 @@
               <w14:ligatures w14:val="standardContextual"/>
             </w:rPr>
           </w:pPr>
-          <w:hyperlink w:anchor="_Toc243660169" w:history="1">
+          <w:hyperlink w:anchor="_Toc243662435" w:history="1">
             <w:r>
               <w:rPr>
                 <w:rStyle w:val="Hyperlink"/>
@@ -6116,7 +6232,7 @@
               <w:rPr>
                 <w:noProof/>
               </w:rPr>
-              <w:instrText xml:space="preserve"> PAGEREF _Toc243660169 \h </w:instrText>
+              <w:instrText xml:space="preserve"> PAGEREF _Toc243662435 \h </w:instrText>
             </w:r>
             <w:r>
               <w:rPr>
@@ -6159,7 +6275,7 @@
               <w14:ligatures w14:val="standardContextual"/>
             </w:rPr>
           </w:pPr>
-          <w:hyperlink w:anchor="_Toc243660170" w:history="1">
+          <w:hyperlink w:anchor="_Toc243662436" w:history="1">
             <w:r>
               <w:rPr>
                 <w:rStyle w:val="Hyperlink"/>
@@ -6183,7 +6299,7 @@
               <w:rPr>
                 <w:noProof/>
               </w:rPr>
-              <w:instrText xml:space="preserve"> PAGEREF _Toc243660170 \h </w:instrText>
+              <w:instrText xml:space="preserve"> PAGEREF _Toc243662436 \h </w:instrText>
             </w:r>
             <w:r>
               <w:rPr>
@@ -6226,7 +6342,7 @@
               <w14:ligatures w14:val="standardContextual"/>
             </w:rPr>
           </w:pPr>
-          <w:hyperlink w:anchor="_Toc243660171" w:history="1">
+          <w:hyperlink w:anchor="_Toc243662437" w:history="1">
             <w:r>
               <w:rPr>
                 <w:rStyle w:val="Hyperlink"/>
@@ -6250,7 +6366,7 @@
               <w:rPr>
                 <w:noProof/>
               </w:rPr>
-              <w:instrText xml:space="preserve"> PAGEREF _Toc243660171 \h </w:instrText>
+              <w:instrText xml:space="preserve"> PAGEREF _Toc243662437 \h </w:instrText>
             </w:r>
             <w:r>
               <w:rPr>
@@ -6293,7 +6409,7 @@
               <w14:ligatures w14:val="standardContextual"/>
             </w:rPr>
           </w:pPr>
-          <w:hyperlink w:anchor="_Toc243660172" w:history="1">
+          <w:hyperlink w:anchor="_Toc243662438" w:history="1">
             <w:r>
               <w:rPr>
                 <w:rStyle w:val="Hyperlink"/>
@@ -6317,7 +6433,7 @@
               <w:rPr>
                 <w:noProof/>
               </w:rPr>
-              <w:instrText xml:space="preserve"> PAGEREF _Toc243660172 \h </w:instrText>
+              <w:instrText xml:space="preserve"> PAGEREF _Toc243662438 \h </w:instrText>
             </w:r>
             <w:r>
               <w:rPr>
@@ -6360,7 +6476,7 @@
               <w14:ligatures w14:val="standardContextual"/>
             </w:rPr>
           </w:pPr>
-          <w:hyperlink w:anchor="_Toc243660173" w:history="1">
+          <w:hyperlink w:anchor="_Toc243662439" w:history="1">
             <w:r>
               <w:rPr>
                 <w:rStyle w:val="Hyperlink"/>
@@ -6384,7 +6500,7 @@
               <w:rPr>
                 <w:noProof/>
               </w:rPr>
-              <w:instrText xml:space="preserve"> PAGEREF _Toc243660173 \h </w:instrText>
+              <w:instrText xml:space="preserve"> PAGEREF _Toc243662439 \h </w:instrText>
             </w:r>
             <w:r>
               <w:rPr>
@@ -6427,7 +6543,7 @@
               <w14:ligatures w14:val="standardContextual"/>
             </w:rPr>
           </w:pPr>
-          <w:hyperlink w:anchor="_Toc243660174" w:history="1">
+          <w:hyperlink w:anchor="_Toc243662440" w:history="1">
             <w:r>
               <w:rPr>
                 <w:rStyle w:val="Hyperlink"/>
@@ -6451,7 +6567,7 @@
               <w:rPr>
                 <w:noProof/>
               </w:rPr>
-              <w:instrText xml:space="preserve"> PAGEREF _Toc243660174 \h </w:instrText>
+              <w:instrText xml:space="preserve"> PAGEREF _Toc243662440 \h </w:instrText>
             </w:r>
             <w:r>
               <w:rPr>
@@ -6494,7 +6610,7 @@
               <w14:ligatures w14:val="standardContextual"/>
             </w:rPr>
           </w:pPr>
-          <w:hyperlink w:anchor="_Toc243660175" w:history="1">
+          <w:hyperlink w:anchor="_Toc243662441" w:history="1">
             <w:r>
               <w:rPr>
                 <w:rStyle w:val="Hyperlink"/>
@@ -6518,7 +6634,7 @@
               <w:rPr>
                 <w:noProof/>
               </w:rPr>
-              <w:instrText xml:space="preserve"> PAGEREF _Toc243660175 \h </w:instrText>
+              <w:instrText xml:space="preserve"> PAGEREF _Toc243662441 \h </w:instrText>
             </w:r>
             <w:r>
               <w:rPr>
@@ -6561,7 +6677,7 @@
               <w14:ligatures w14:val="standardContextual"/>
             </w:rPr>
           </w:pPr>
-          <w:hyperlink w:anchor="_Toc243660176" w:history="1">
+          <w:hyperlink w:anchor="_Toc243662442" w:history="1">
             <w:r>
               <w:rPr>
                 <w:rStyle w:val="Hyperlink"/>
@@ -6585,7 +6701,7 @@
               <w:rPr>
                 <w:noProof/>
               </w:rPr>
-              <w:instrText xml:space="preserve"> PAGEREF _Toc243660176 \h </w:instrText>
+              <w:instrText xml:space="preserve"> PAGEREF _Toc243662442 \h </w:instrText>
             </w:r>
             <w:r>
               <w:rPr>
@@ -6628,7 +6744,7 @@
               <w14:ligatures w14:val="standardContextual"/>
             </w:rPr>
           </w:pPr>
-          <w:hyperlink w:anchor="_Toc243660177" w:history="1">
+          <w:hyperlink w:anchor="_Toc243662443" w:history="1">
             <w:r>
               <w:rPr>
                 <w:rStyle w:val="Hyperlink"/>
@@ -6652,7 +6768,7 @@
               <w:rPr>
                 <w:noProof/>
               </w:rPr>
-              <w:instrText xml:space="preserve"> PAGEREF _Toc243660177 \h </w:instrText>
+              <w:instrText xml:space="preserve"> PAGEREF _Toc243662443 \h </w:instrText>
             </w:r>
             <w:r>
               <w:rPr>
@@ -6695,7 +6811,7 @@
               <w14:ligatures w14:val="standardContextual"/>
             </w:rPr>
           </w:pPr>
-          <w:hyperlink w:anchor="_Toc243660178" w:history="1">
+          <w:hyperlink w:anchor="_Toc243662444" w:history="1">
             <w:r>
               <w:rPr>
                 <w:rStyle w:val="Hyperlink"/>
@@ -6719,7 +6835,7 @@
               <w:rPr>
                 <w:noProof/>
               </w:rPr>
-              <w:instrText xml:space="preserve"> PAGEREF _Toc243660178 \h </w:instrText>
+              <w:instrText xml:space="preserve"> PAGEREF _Toc243662444 \h </w:instrText>
             </w:r>
             <w:r>
               <w:rPr>
@@ -6762,7 +6878,7 @@
               <w14:ligatures w14:val="standardContextual"/>
             </w:rPr>
           </w:pPr>
-          <w:hyperlink w:anchor="_Toc243660179" w:history="1">
+          <w:hyperlink w:anchor="_Toc243662445" w:history="1">
             <w:r>
               <w:rPr>
                 <w:rStyle w:val="Hyperlink"/>
@@ -6786,7 +6902,7 @@
               <w:rPr>
                 <w:noProof/>
               </w:rPr>
-              <w:instrText xml:space="preserve"> PAGEREF _Toc243660179 \h </w:instrText>
+              <w:instrText xml:space="preserve"> PAGEREF _Toc243662445 \h </w:instrText>
             </w:r>
             <w:r>
               <w:rPr>
@@ -6829,7 +6945,7 @@
               <w14:ligatures w14:val="standardContextual"/>
             </w:rPr>
           </w:pPr>
-          <w:hyperlink w:anchor="_Toc243660180" w:history="1">
+          <w:hyperlink w:anchor="_Toc243662446" w:history="1">
             <w:r>
               <w:rPr>
                 <w:rStyle w:val="Hyperlink"/>
@@ -6853,7 +6969,7 @@
               <w:rPr>
                 <w:noProof/>
               </w:rPr>
-              <w:instrText xml:space="preserve"> PAGEREF _Toc243660180 \h </w:instrText>
+              <w:instrText xml:space="preserve"> PAGEREF _Toc243662446 \h </w:instrText>
             </w:r>
             <w:r>
               <w:rPr>
@@ -6896,7 +7012,7 @@
               <w14:ligatures w14:val="standardContextual"/>
             </w:rPr>
           </w:pPr>
-          <w:hyperlink w:anchor="_Toc243660181" w:history="1">
+          <w:hyperlink w:anchor="_Toc243662447" w:history="1">
             <w:r>
               <w:rPr>
                 <w:rStyle w:val="Hyperlink"/>
@@ -6920,7 +7036,7 @@
               <w:rPr>
                 <w:noProof/>
               </w:rPr>
-              <w:instrText xml:space="preserve"> PAGEREF _Toc243660181 \h </w:instrText>
+              <w:instrText xml:space="preserve"> PAGEREF _Toc243662447 \h </w:instrText>
             </w:r>
             <w:r>
               <w:rPr>
@@ -6963,7 +7079,7 @@
               <w14:ligatures w14:val="standardContextual"/>
             </w:rPr>
           </w:pPr>
-          <w:hyperlink w:anchor="_Toc243660182" w:history="1">
+          <w:hyperlink w:anchor="_Toc243662448" w:history="1">
             <w:r>
               <w:rPr>
                 <w:rStyle w:val="Hyperlink"/>
@@ -6987,7 +7103,7 @@
               <w:rPr>
                 <w:noProof/>
               </w:rPr>
-              <w:instrText xml:space="preserve"> PAGEREF _Toc243660182 \h </w:instrText>
+              <w:instrText xml:space="preserve"> PAGEREF _Toc243662448 \h </w:instrText>
             </w:r>
             <w:r>
               <w:rPr>
@@ -7030,7 +7146,7 @@
               <w14:ligatures w14:val="standardContextual"/>
             </w:rPr>
           </w:pPr>
-          <w:hyperlink w:anchor="_Toc243660183" w:history="1">
+          <w:hyperlink w:anchor="_Toc243662449" w:history="1">
             <w:r>
               <w:rPr>
                 <w:rStyle w:val="Hyperlink"/>
@@ -7054,7 +7170,7 @@
               <w:rPr>
                 <w:noProof/>
               </w:rPr>
-              <w:instrText xml:space="preserve"> PAGEREF _Toc243660183 \h </w:instrText>
+              <w:instrText xml:space="preserve"> PAGEREF _Toc243662449 \h </w:instrText>
             </w:r>
             <w:r>
               <w:rPr>
@@ -7095,7 +7211,7 @@
         <w:keepLines/>
         <w:pageBreakBefore/>
       </w:pPr>
-      <w:bookmarkStart w:id="0" w:name="_Toc243660117"/>
+      <w:bookmarkStart w:id="0" w:name="_Toc243662383"/>
       <w:r>
         <w:lastRenderedPageBreak/>
         <w:t>1 Introduction</w:t>
@@ -7108,7 +7224,7 @@
         <w:keepNext/>
         <w:keepLines/>
       </w:pPr>
-      <w:bookmarkStart w:id="1" w:name="_Toc243660118"/>
+      <w:bookmarkStart w:id="1" w:name="_Toc243662384"/>
       <w:r>
         <w:t>1.1 Purpose</w:t>
       </w:r>
@@ -7119,7 +7235,10 @@
         <w:spacing w:after="120"/>
       </w:pPr>
       <w:r>
-        <w:t xml:space="preserve">This document specifies what a ZedPath user sees and how they move through the app: the principles behind the design, the navigation structure, the design system (colour, type, shape, components), each main screen with its states, the shared interaction patterns, the language and content rules, accessibility, and the performance budget for low-end Android phones on 3G. It records the design </w:t>
+        <w:t xml:space="preserve">This document specifies what a ZedPath user sees and how they move through the app: the principles behind the design, the navigation structure, the design system (colour, type, shape, components), each main screen with its </w:t>
+      </w:r>
+      <w:r>
+        <w:t xml:space="preserve">states, the shared interaction patterns, the language and content rules, accessibility, and the performance budget for low-end Android phones on 3G. It records the design </w:t>
       </w:r>
       <w:r>
         <w:rPr>
@@ -7129,10 +7248,7 @@
         <w:t>as built</w:t>
       </w:r>
       <w:r>
-        <w:t xml:space="preserve"> on 11 October 2026, so a reviewer can check </w:t>
-      </w:r>
-      <w:r>
-        <w:t>every statement against the code.</w:t>
+        <w:t xml:space="preserve"> on 11 October 2026, so a reviewer can check every statement against the code.</w:t>
       </w:r>
     </w:p>
     <w:p>
@@ -7141,7 +7257,7 @@
         <w:keepNext/>
         <w:keepLines/>
       </w:pPr>
-      <w:bookmarkStart w:id="2" w:name="_Toc243660119"/>
+      <w:bookmarkStart w:id="2" w:name="_Toc243662385"/>
       <w:r>
         <w:t>1.2 Scope</w:t>
       </w:r>
@@ -7161,7 +7277,7 @@
         <w:keepNext/>
         <w:keepLines/>
       </w:pPr>
-      <w:bookmarkStart w:id="3" w:name="_Toc243660120"/>
+      <w:bookmarkStart w:id="3" w:name="_Toc243662386"/>
       <w:r>
         <w:t>1.3 Intended audience</w:t>
       </w:r>
@@ -7181,7 +7297,7 @@
         <w:keepNext/>
         <w:keepLines/>
       </w:pPr>
-      <w:bookmarkStart w:id="4" w:name="_Toc243660121"/>
+      <w:bookmarkStart w:id="4" w:name="_Toc243662387"/>
       <w:r>
         <w:t>1.4 Relationship to other documents</w:t>
       </w:r>
@@ -7192,7 +7308,7 @@
         <w:pStyle w:val="Caption"/>
         <w:keepNext/>
       </w:pPr>
-      <w:bookmarkStart w:id="5" w:name="_Toc243660154"/>
+      <w:bookmarkStart w:id="5" w:name="_Toc243662420"/>
       <w:r>
         <w:t xml:space="preserve">Table </w:t>
       </w:r>
@@ -7953,7 +8069,7 @@
         <w:keepNext/>
         <w:keepLines/>
       </w:pPr>
-      <w:bookmarkStart w:id="6" w:name="_Toc243660122"/>
+      <w:bookmarkStart w:id="6" w:name="_Toc243662388"/>
       <w:r>
         <w:t>1.5 Conventions</w:t>
       </w:r>
@@ -7976,7 +8092,10 @@
         <w:t>src/styles.css</w:t>
       </w:r>
       <w:r>
-        <w:t>; components use tokens only, never raw colours. Routes are written as hash routes (</w:t>
+        <w:t xml:space="preserve">; components use tokens only, </w:t>
+      </w:r>
+      <w:r>
+        <w:t>never raw colours. Routes are written as hash routes (</w:t>
       </w:r>
       <w:r>
         <w:rPr>
@@ -7998,7 +8117,7 @@
         <w:keepLines/>
         <w:pageBreakBefore/>
       </w:pPr>
-      <w:bookmarkStart w:id="7" w:name="_Toc243660123"/>
+      <w:bookmarkStart w:id="7" w:name="_Toc243662389"/>
       <w:r>
         <w:lastRenderedPageBreak/>
         <w:t>2 Design principles</w:t>
@@ -8010,7 +8129,7 @@
         <w:pStyle w:val="Caption"/>
         <w:keepNext/>
       </w:pPr>
-      <w:bookmarkStart w:id="8" w:name="_Toc243660155"/>
+      <w:bookmarkStart w:id="8" w:name="_Toc243662421"/>
       <w:r>
         <w:t xml:space="preserve">Table </w:t>
       </w:r>
@@ -9498,7 +9617,7 @@
         <w:keepLines/>
         <w:pageBreakBefore/>
       </w:pPr>
-      <w:bookmarkStart w:id="9" w:name="_Toc243660124"/>
+      <w:bookmarkStart w:id="9" w:name="_Toc243662390"/>
       <w:r>
         <w:lastRenderedPageBreak/>
         <w:t>3 Personas and key journeys</w:t>
@@ -9518,7 +9637,7 @@
         <w:pStyle w:val="Caption"/>
         <w:keepNext/>
       </w:pPr>
-      <w:bookmarkStart w:id="10" w:name="_Toc243660156"/>
+      <w:bookmarkStart w:id="10" w:name="_Toc243662422"/>
       <w:r>
         <w:t xml:space="preserve">Table </w:t>
       </w:r>
@@ -10307,7 +10426,7 @@
         <w:pStyle w:val="Caption"/>
         <w:keepNext/>
       </w:pPr>
-      <w:bookmarkStart w:id="11" w:name="_Toc243660157"/>
+      <w:bookmarkStart w:id="11" w:name="_Toc243662423"/>
       <w:r>
         <w:t xml:space="preserve">Table </w:t>
       </w:r>
@@ -11319,7 +11438,7 @@
         <w:keepLines/>
         <w:pageBreakBefore/>
       </w:pPr>
-      <w:bookmarkStart w:id="12" w:name="_Toc243660125"/>
+      <w:bookmarkStart w:id="12" w:name="_Toc243662391"/>
       <w:r>
         <w:lastRenderedPageBreak/>
         <w:t>4 Information architecture and navigation</w:t>
@@ -11332,7 +11451,7 @@
         <w:keepNext/>
         <w:keepLines/>
       </w:pPr>
-      <w:bookmarkStart w:id="13" w:name="_Toc243660126"/>
+      <w:bookmarkStart w:id="13" w:name="_Toc243662392"/>
       <w:r>
         <w:t>4.1 Structure</w:t>
       </w:r>
@@ -11363,7 +11482,10 @@
         <w:t>main app</w:t>
       </w:r>
       <w:r>
-        <w:t xml:space="preserve"> with a top app bar and a five-tab bottom navigation bar. Me opens from the avatar in the top app bar. Routing uses the URL hash so the phone's Back button and deep links work. From 1024 px wide (laptops, desktops, projectors) the same five destinations move into a </w:t>
+        <w:t xml:space="preserve"> with a top app bar and a five-tab bottom navigation bar. Me opens from the avatar in the top app bar. Routing uses the URL hash so the phone's Back button </w:t>
+      </w:r>
+      <w:r>
+        <w:t xml:space="preserve">and deep links work. From 1024 px wide (laptops, desktops, projectors) the same five destinations move into a </w:t>
       </w:r>
       <w:r>
         <w:rPr>
@@ -11381,7 +11503,7 @@
         <w:pStyle w:val="Caption"/>
         <w:keepNext/>
       </w:pPr>
-      <w:bookmarkStart w:id="14" w:name="_Toc243660158"/>
+      <w:bookmarkStart w:id="14" w:name="_Toc243662424"/>
       <w:r>
         <w:t xml:space="preserve">Table </w:t>
       </w:r>
@@ -12264,9 +12386,12 @@
         <w:keepNext/>
         <w:keepLines/>
       </w:pPr>
-      <w:bookmarkStart w:id="15" w:name="_Toc243660127"/>
+      <w:bookmarkStart w:id="15" w:name="_Toc243662393"/>
       <w:r>
-        <w:t>4.2 Desktop layout (1024 px and wider)</w:t>
+        <w:t>4.2 </w:t>
+      </w:r>
+      <w:r>
+        <w:t>Desktop layout (1024 px and wider)</w:t>
       </w:r>
       <w:bookmarkEnd w:id="15"/>
     </w:p>
@@ -12307,7 +12432,7 @@
         <w:pStyle w:val="Caption"/>
         <w:keepNext/>
       </w:pPr>
-      <w:bookmarkStart w:id="16" w:name="_Toc243660159"/>
+      <w:bookmarkStart w:id="16" w:name="_Toc243662425"/>
       <w:r>
         <w:t xml:space="preserve">Table </w:t>
       </w:r>
@@ -13096,7 +13221,7 @@
         <w:keepNext/>
         <w:keepLines/>
       </w:pPr>
-      <w:bookmarkStart w:id="17" w:name="_Toc243660128"/>
+      <w:bookmarkStart w:id="17" w:name="_Toc243662394"/>
       <w:r>
         <w:lastRenderedPageBreak/>
         <w:t>4.3 Route table</w:t>
@@ -13108,7 +13233,7 @@
         <w:pStyle w:val="Caption"/>
         <w:keepNext/>
       </w:pPr>
-      <w:bookmarkStart w:id="18" w:name="_Toc243660160"/>
+      <w:bookmarkStart w:id="18" w:name="_Toc243662426"/>
       <w:r>
         <w:t xml:space="preserve">Table </w:t>
       </w:r>
@@ -15468,7 +15593,14 @@
                 <w:sz w:val="19"/>
                 <w:szCs w:val="19"/>
               </w:rPr>
-              <w:t>Private degrees (Ministry-recognised institutes, foreign degrees, KDU, loan courses), professional bodies, job exams, vocational, abroad. The route page shows cost ("Free" only for a published 0; "Up to Rs ..." when only a maximum is published), intake, entry rules (or "Not published on a page ZedPath could check"), a collapsible "Programmes (n)" list and the source</w:t>
+              <w:t>Private degrees (Ministry-recognised institutes, foreign degrees, KDU, loan courses), professional bodies, job exams, vocational, abroad. The route page shows cost with what it covers ("Free" only for a published 0; "Up to Rs ..." when only a maximum is published; "Cost per semester", "Cost per year", "Fee per subject", "Cost to register"; in the list "Rs 345,000 to Rs 460,000 a semester"), intake, entry rules (or "Not published on a page ZedPath could check"), a collapsible "Programmes (n)" list and the so</w:t>
+            </w:r>
+            <w:r>
+              <w:rPr>
+                <w:sz w:val="19"/>
+                <w:szCs w:val="19"/>
+              </w:rPr>
+              <w:t>urce</w:t>
             </w:r>
           </w:p>
         </w:tc>
@@ -16057,9 +16189,8 @@
         <w:keepNext/>
         <w:keepLines/>
       </w:pPr>
-      <w:bookmarkStart w:id="19" w:name="_Toc243660129"/>
+      <w:bookmarkStart w:id="19" w:name="_Toc243662395"/>
       <w:r>
-        <w:lastRenderedPageBreak/>
         <w:t>4.4 Guards</w:t>
       </w:r>
       <w:bookmarkEnd w:id="19"/>
@@ -16069,7 +16200,7 @@
         <w:pStyle w:val="Caption"/>
         <w:keepNext/>
       </w:pPr>
-      <w:bookmarkStart w:id="20" w:name="_Toc243660161"/>
+      <w:bookmarkStart w:id="20" w:name="_Toc243662427"/>
       <w:r>
         <w:t xml:space="preserve">Table </w:t>
       </w:r>
@@ -16713,7 +16844,7 @@
         <w:keepLines/>
         <w:pageBreakBefore/>
       </w:pPr>
-      <w:bookmarkStart w:id="21" w:name="_Toc243660130"/>
+      <w:bookmarkStart w:id="21" w:name="_Toc243662396"/>
       <w:r>
         <w:lastRenderedPageBreak/>
         <w:t>5 Design system</w:t>
@@ -16726,7 +16857,7 @@
         <w:keepNext/>
         <w:keepLines/>
       </w:pPr>
-      <w:bookmarkStart w:id="22" w:name="_Toc243660131"/>
+      <w:bookmarkStart w:id="22" w:name="_Toc243662397"/>
       <w:r>
         <w:t>5.1 Colour roles</w:t>
       </w:r>
@@ -16745,7 +16876,7 @@
         <w:pStyle w:val="Caption"/>
         <w:keepNext/>
       </w:pPr>
-      <w:bookmarkStart w:id="23" w:name="_Toc243660162"/>
+      <w:bookmarkStart w:id="23" w:name="_Toc243662428"/>
       <w:r>
         <w:t xml:space="preserve">Table </w:t>
       </w:r>
@@ -18769,7 +18900,7 @@
         <w:keepNext/>
         <w:keepLines/>
       </w:pPr>
-      <w:bookmarkStart w:id="24" w:name="_Toc243660132"/>
+      <w:bookmarkStart w:id="24" w:name="_Toc243662398"/>
       <w:r>
         <w:t>5.2 Typography</w:t>
       </w:r>
@@ -18840,7 +18971,7 @@
         <w:pStyle w:val="Caption"/>
         <w:keepNext/>
       </w:pPr>
-      <w:bookmarkStart w:id="25" w:name="_Toc243660163"/>
+      <w:bookmarkStart w:id="25" w:name="_Toc243662429"/>
       <w:r>
         <w:t xml:space="preserve">Table </w:t>
       </w:r>
@@ -20554,7 +20685,7 @@
         <w:keepNext/>
         <w:keepLines/>
       </w:pPr>
-      <w:bookmarkStart w:id="26" w:name="_Toc243660133"/>
+      <w:bookmarkStart w:id="26" w:name="_Toc243662399"/>
       <w:r>
         <w:t>5.3 Spacing, shape and elevation</w:t>
       </w:r>
@@ -20565,7 +20696,7 @@
         <w:pStyle w:val="Caption"/>
         <w:keepNext/>
       </w:pPr>
-      <w:bookmarkStart w:id="27" w:name="_Toc243660164"/>
+      <w:bookmarkStart w:id="27" w:name="_Toc243662430"/>
       <w:r>
         <w:t xml:space="preserve">Table </w:t>
       </w:r>
@@ -21253,7 +21384,7 @@
         <w:keepNext/>
         <w:keepLines/>
       </w:pPr>
-      <w:bookmarkStart w:id="28" w:name="_Toc243660134"/>
+      <w:bookmarkStart w:id="28" w:name="_Toc243662400"/>
       <w:r>
         <w:t>5.4 Components</w:t>
       </w:r>
@@ -21264,7 +21395,7 @@
         <w:pStyle w:val="Caption"/>
         <w:keepNext/>
       </w:pPr>
-      <w:bookmarkStart w:id="29" w:name="_Toc243660165"/>
+      <w:bookmarkStart w:id="29" w:name="_Toc243662431"/>
       <w:r>
         <w:t xml:space="preserve">Table </w:t>
       </w:r>
@@ -23863,7 +23994,7 @@
         <w:keepLines/>
         <w:pageBreakBefore/>
       </w:pPr>
-      <w:bookmarkStart w:id="30" w:name="_Toc243660135"/>
+      <w:bookmarkStart w:id="30" w:name="_Toc243662401"/>
       <w:r>
         <w:lastRenderedPageBreak/>
         <w:t>6 </w:t>
@@ -23927,7 +24058,7 @@
         <w:keepNext/>
         <w:keepLines/>
       </w:pPr>
-      <w:bookmarkStart w:id="31" w:name="_Toc243660136"/>
+      <w:bookmarkStart w:id="31" w:name="_Toc243662402"/>
       <w:r>
         <w:t>6.1 Welcome, Intro and About you (onboarding)</w:t>
       </w:r>
@@ -23938,7 +24069,7 @@
         <w:pStyle w:val="Caption"/>
         <w:keepNext/>
       </w:pPr>
-      <w:bookmarkStart w:id="32" w:name="_Toc243660166"/>
+      <w:bookmarkStart w:id="32" w:name="_Toc243662432"/>
       <w:r>
         <w:t xml:space="preserve">Table </w:t>
       </w:r>
@@ -24474,7 +24605,7 @@
         <w:keepNext/>
         <w:keepLines/>
       </w:pPr>
-      <w:bookmarkStart w:id="33" w:name="_Toc243660137"/>
+      <w:bookmarkStart w:id="33" w:name="_Toc243662403"/>
       <w:r>
         <w:t>6.2 Account (sign up, log in, recover, recovery code, complete your account)</w:t>
       </w:r>
@@ -24485,7 +24616,7 @@
         <w:pStyle w:val="Caption"/>
         <w:keepNext/>
       </w:pPr>
-      <w:bookmarkStart w:id="34" w:name="_Toc243660167"/>
+      <w:bookmarkStart w:id="34" w:name="_Toc243662433"/>
       <w:r>
         <w:t xml:space="preserve">Table </w:t>
       </w:r>
@@ -24945,7 +25076,7 @@
         <w:keepNext/>
         <w:keepLines/>
       </w:pPr>
-      <w:bookmarkStart w:id="35" w:name="_Toc243660138"/>
+      <w:bookmarkStart w:id="35" w:name="_Toc243662404"/>
       <w:r>
         <w:t>6.3 Paths (home)</w:t>
       </w:r>
@@ -24956,7 +25087,7 @@
         <w:pStyle w:val="Caption"/>
         <w:keepNext/>
       </w:pPr>
-      <w:bookmarkStart w:id="36" w:name="_Toc243660168"/>
+      <w:bookmarkStart w:id="36" w:name="_Toc243662434"/>
       <w:r>
         <w:t xml:space="preserve">Table </w:t>
       </w:r>
@@ -25385,7 +25516,7 @@
         <w:keepNext/>
         <w:keepLines/>
       </w:pPr>
-      <w:bookmarkStart w:id="37" w:name="_Toc243660139"/>
+      <w:bookmarkStart w:id="37" w:name="_Toc243662405"/>
       <w:r>
         <w:t>6.4 Courses</w:t>
       </w:r>
@@ -25396,7 +25527,7 @@
         <w:pStyle w:val="Caption"/>
         <w:keepNext/>
       </w:pPr>
-      <w:bookmarkStart w:id="38" w:name="_Toc243660169"/>
+      <w:bookmarkStart w:id="38" w:name="_Toc243662435"/>
       <w:r>
         <w:t xml:space="preserve">Table </w:t>
       </w:r>
@@ -25872,7 +26003,7 @@
         <w:keepNext/>
         <w:keepLines/>
       </w:pPr>
-      <w:bookmarkStart w:id="39" w:name="_Toc243660140"/>
+      <w:bookmarkStart w:id="39" w:name="_Toc243662406"/>
       <w:r>
         <w:t>6.5 Course detail</w:t>
       </w:r>
@@ -25883,7 +26014,7 @@
         <w:pStyle w:val="Caption"/>
         <w:keepNext/>
       </w:pPr>
-      <w:bookmarkStart w:id="40" w:name="_Toc243660170"/>
+      <w:bookmarkStart w:id="40" w:name="_Toc243662436"/>
       <w:r>
         <w:t xml:space="preserve">Table </w:t>
       </w:r>
@@ -26478,7 +26609,7 @@
         <w:keepNext/>
         <w:keepLines/>
       </w:pPr>
-      <w:bookmarkStart w:id="41" w:name="_Toc243660141"/>
+      <w:bookmarkStart w:id="41" w:name="_Toc243662407"/>
       <w:r>
         <w:lastRenderedPageBreak/>
         <w:t>6.6 Compare</w:t>
@@ -26490,7 +26621,7 @@
         <w:pStyle w:val="Caption"/>
         <w:keepNext/>
       </w:pPr>
-      <w:bookmarkStart w:id="42" w:name="_Toc243660171"/>
+      <w:bookmarkStart w:id="42" w:name="_Toc243662437"/>
       <w:r>
         <w:t xml:space="preserve">Table </w:t>
       </w:r>
@@ -26918,7 +27049,7 @@
         <w:keepNext/>
         <w:keepLines/>
       </w:pPr>
-      <w:bookmarkStart w:id="43" w:name="_Toc243660142"/>
+      <w:bookmarkStart w:id="43" w:name="_Toc243662408"/>
       <w:r>
         <w:t>6.7 My list</w:t>
       </w:r>
@@ -26929,7 +27060,7 @@
         <w:pStyle w:val="Caption"/>
         <w:keepNext/>
       </w:pPr>
-      <w:bookmarkStart w:id="44" w:name="_Toc243660172"/>
+      <w:bookmarkStart w:id="44" w:name="_Toc243662438"/>
       <w:r>
         <w:t xml:space="preserve">Table </w:t>
       </w:r>
@@ -27414,7 +27545,7 @@
         <w:keepNext/>
         <w:keepLines/>
       </w:pPr>
-      <w:bookmarkStart w:id="45" w:name="_Toc243660143"/>
+      <w:bookmarkStart w:id="45" w:name="_Toc243662409"/>
       <w:r>
         <w:t>6.8 Guide to applying to the UGC (CR-012)</w:t>
       </w:r>
@@ -27425,7 +27556,7 @@
         <w:pStyle w:val="Caption"/>
         <w:keepNext/>
       </w:pPr>
-      <w:bookmarkStart w:id="46" w:name="_Toc243660173"/>
+      <w:bookmarkStart w:id="46" w:name="_Toc243662439"/>
       <w:r>
         <w:t xml:space="preserve">Table </w:t>
       </w:r>
@@ -28014,7 +28145,7 @@
         <w:keepNext/>
         <w:keepLines/>
       </w:pPr>
-      <w:bookmarkStart w:id="47" w:name="_Toc243660144"/>
+      <w:bookmarkStart w:id="47" w:name="_Toc243662410"/>
       <w:r>
         <w:t>6.9 Journey</w:t>
       </w:r>
@@ -28025,7 +28156,7 @@
         <w:pStyle w:val="Caption"/>
         <w:keepNext/>
       </w:pPr>
-      <w:bookmarkStart w:id="48" w:name="_Toc243660174"/>
+      <w:bookmarkStart w:id="48" w:name="_Toc243662440"/>
       <w:r>
         <w:t xml:space="preserve">Table </w:t>
       </w:r>
@@ -28501,7 +28632,7 @@
         <w:keepNext/>
         <w:keepLines/>
       </w:pPr>
-      <w:bookmarkStart w:id="49" w:name="_Toc243660145"/>
+      <w:bookmarkStart w:id="49" w:name="_Toc243662411"/>
       <w:r>
         <w:t>6.10 Ask ZedPath</w:t>
       </w:r>
@@ -28512,7 +28643,7 @@
         <w:pStyle w:val="Caption"/>
         <w:keepNext/>
       </w:pPr>
-      <w:bookmarkStart w:id="50" w:name="_Toc243660175"/>
+      <w:bookmarkStart w:id="50" w:name="_Toc243662441"/>
       <w:r>
         <w:t xml:space="preserve">Table </w:t>
       </w:r>
@@ -29036,7 +29167,7 @@
         <w:keepNext/>
         <w:keepLines/>
       </w:pPr>
-      <w:bookmarkStart w:id="51" w:name="_Toc243660146"/>
+      <w:bookmarkStart w:id="51" w:name="_Toc243662412"/>
       <w:r>
         <w:t>6.11 Groups, Group room and Group info</w:t>
       </w:r>
@@ -29047,7 +29178,7 @@
         <w:pStyle w:val="Caption"/>
         <w:keepNext/>
       </w:pPr>
-      <w:bookmarkStart w:id="52" w:name="_Toc243660176"/>
+      <w:bookmarkStart w:id="52" w:name="_Toc243662442"/>
       <w:r>
         <w:t xml:space="preserve">Table </w:t>
       </w:r>
@@ -29516,7 +29647,7 @@
         <w:keepNext/>
         <w:keepLines/>
       </w:pPr>
-      <w:bookmarkStart w:id="53" w:name="_Toc243660147"/>
+      <w:bookmarkStart w:id="53" w:name="_Toc243662413"/>
       <w:r>
         <w:lastRenderedPageBreak/>
         <w:t>6.12 Me</w:t>
@@ -29528,7 +29659,7 @@
         <w:pStyle w:val="Caption"/>
         <w:keepNext/>
       </w:pPr>
-      <w:bookmarkStart w:id="54" w:name="_Toc243660177"/>
+      <w:bookmarkStart w:id="54" w:name="_Toc243662443"/>
       <w:r>
         <w:t xml:space="preserve">Table </w:t>
       </w:r>
@@ -29964,7 +30095,7 @@
         <w:keepLines/>
         <w:pageBreakBefore/>
       </w:pPr>
-      <w:bookmarkStart w:id="55" w:name="_Toc243660148"/>
+      <w:bookmarkStart w:id="55" w:name="_Toc243662414"/>
       <w:r>
         <w:lastRenderedPageBreak/>
         <w:t>7 Interaction patterns</w:t>
@@ -29976,7 +30107,7 @@
         <w:pStyle w:val="Caption"/>
         <w:keepNext/>
       </w:pPr>
-      <w:bookmarkStart w:id="56" w:name="_Toc243660178"/>
+      <w:bookmarkStart w:id="56" w:name="_Toc243662444"/>
       <w:r>
         <w:t xml:space="preserve">Table </w:t>
       </w:r>
@@ -31155,7 +31286,7 @@
         <w:keepLines/>
         <w:pageBreakBefore/>
       </w:pPr>
-      <w:bookmarkStart w:id="57" w:name="_Toc243660149"/>
+      <w:bookmarkStart w:id="57" w:name="_Toc243662415"/>
       <w:r>
         <w:lastRenderedPageBreak/>
         <w:t>8 Content and language</w:t>
@@ -31167,7 +31298,7 @@
         <w:pStyle w:val="Caption"/>
         <w:keepNext/>
       </w:pPr>
-      <w:bookmarkStart w:id="58" w:name="_Toc243660179"/>
+      <w:bookmarkStart w:id="58" w:name="_Toc243662445"/>
       <w:r>
         <w:t xml:space="preserve">Table </w:t>
       </w:r>
@@ -31941,7 +32072,7 @@
         <w:keepLines/>
         <w:pageBreakBefore/>
       </w:pPr>
-      <w:bookmarkStart w:id="59" w:name="_Toc243660150"/>
+      <w:bookmarkStart w:id="59" w:name="_Toc243662416"/>
       <w:r>
         <w:lastRenderedPageBreak/>
         <w:t>9 Accessibility checklist (WCAG 2.2 AA)</w:t>
@@ -31961,7 +32092,7 @@
         <w:pStyle w:val="Caption"/>
         <w:keepNext/>
       </w:pPr>
-      <w:bookmarkStart w:id="60" w:name="_Toc243660180"/>
+      <w:bookmarkStart w:id="60" w:name="_Toc243662446"/>
       <w:r>
         <w:t xml:space="preserve">Table </w:t>
       </w:r>
@@ -33715,7 +33846,7 @@
         <w:keepLines/>
         <w:pageBreakBefore/>
       </w:pPr>
-      <w:bookmarkStart w:id="61" w:name="_Toc243660151"/>
+      <w:bookmarkStart w:id="61" w:name="_Toc243662417"/>
       <w:r>
         <w:lastRenderedPageBreak/>
         <w:t>10 Performance budget for 3G</w:t>
@@ -33727,7 +33858,7 @@
         <w:pStyle w:val="Caption"/>
         <w:keepNext/>
       </w:pPr>
-      <w:bookmarkStart w:id="62" w:name="_Toc243660181"/>
+      <w:bookmarkStart w:id="62" w:name="_Toc243662447"/>
       <w:r>
         <w:t xml:space="preserve">Table </w:t>
       </w:r>
@@ -34559,7 +34690,7 @@
         <w:keepLines/>
         <w:pageBreakBefore/>
       </w:pPr>
-      <w:bookmarkStart w:id="63" w:name="_Toc243660152"/>
+      <w:bookmarkStart w:id="63" w:name="_Toc243662418"/>
       <w:r>
         <w:lastRenderedPageBreak/>
         <w:t>11 Usability evidence</w:t>
@@ -34579,7 +34710,7 @@
         <w:pStyle w:val="Caption"/>
         <w:keepNext/>
       </w:pPr>
-      <w:bookmarkStart w:id="64" w:name="_Toc243660182"/>
+      <w:bookmarkStart w:id="64" w:name="_Toc243662448"/>
       <w:r>
         <w:t xml:space="preserve">Table </w:t>
       </w:r>
@@ -36317,7 +36448,7 @@
         <w:keepLines/>
         <w:pageBreakBefore/>
       </w:pPr>
-      <w:bookmarkStart w:id="65" w:name="_Toc243660153"/>
+      <w:bookmarkStart w:id="65" w:name="_Toc243662419"/>
       <w:r>
         <w:lastRenderedPageBreak/>
         <w:t>12 Traceability</w:t>
@@ -36329,7 +36460,7 @@
         <w:pStyle w:val="Caption"/>
         <w:keepNext/>
       </w:pPr>
-      <w:bookmarkStart w:id="66" w:name="_Toc243660183"/>
+      <w:bookmarkStart w:id="66" w:name="_Toc243662449"/>
       <w:r>
         <w:t xml:space="preserve">Table </w:t>
       </w:r>
@@ -37795,10 +37926,10 @@
 <file path=word/numbering.xml><?xml version="1.0" encoding="utf-8"?>
 <w:numbering xmlns:wpc="http://schemas.microsoft.com/office/word/2010/wordprocessingCanvas" xmlns:cx="http://schemas.microsoft.com/office/drawing/2014/chartex" xmlns:cx1="http://schemas.microsoft.com/office/drawing/2015/9/8/chartex" xmlns:cx2="http://schemas.microsoft.com/office/drawing/2015/10/21/chartex" xmlns:cx3="http://schemas.microsoft.com/office/drawing/2016/5/9/chartex" xmlns:cx4="http://schemas.microsoft.com/office/drawing/2016/5/10/chartex" xmlns:cx5="http://schemas.microsoft.com/office/drawing/2016/5/11/chartex" xmlns:cx6="http://schemas.microsoft.com/office/drawing/2016/5/12/chartex" xmlns:cx7="http://schemas.microsoft.com/office/drawing/2016/5/13/chartex" xmlns:cx8="http://schemas.microsoft.com/office/drawing/2016/5/14/chartex" xmlns:mc="http://schemas.openxmlformats.org/markup-compatibility/2006" xmlns:aink="http://schemas.microsoft.com/office/drawing/2016/ink" xmlns:am3d="http://schemas.microsoft.com/office/drawing/2017/model3d" xmlns:o="urn:schemas-microsoft-com:office:office" xmlns:oel="http://schemas.microsoft.com/office/2019/extlst" xmlns:r="http://schemas.openxmlformats.org/officeDocument/2006/relationships" xmlns:m="http://schemas.openxmlformats.org/officeDocument/2006/math" xmlns:v="urn:schemas-microsoft-com:vml" xmlns:wp14="http://schemas.microsoft.com/office/word/2010/wordprocessingDrawing" xmlns:wp="http://schemas.openxmlformats.org/drawingml/2006/wordprocessingDrawing" xmlns:w10="urn:schemas-microsoft-com:office:word" xmlns:w="http://schemas.openxmlformats.org/wordprocessingml/2006/main" xmlns:w14="http://schemas.microsoft.com/office/word/2010/wordml" xmlns:w15="http://schemas.microsoft.com/office/word/2012/wordml" xmlns:w16cex="http://schemas.microsoft.com/office/word/2018/wordml/cex" xmlns:w16cid="http://schemas.microsoft.com/office/word/2016/wordml/cid" xmlns:w16="http://schemas.microsoft.com/office/word/2018/wordml" xmlns:w16du="http://schemas.microsoft.com/office/word/2023/wordml/word16du" xmlns:w16sdtdh="http://schemas.microsoft.com/office/word/2020/wordml/sdtdatahash" xmlns:w16sdtfl="http://schemas.microsoft.com/office/word/2024/wordml/sdtformatlock" xmlns:w16se="http://schemas.microsoft.com/office/word/2015/wordml/symex" xmlns:wpg="http://schemas.microsoft.com/office/word/2010/wordprocessingGroup" xmlns:wpi="http://schemas.microsoft.com/office/word/2010/wordprocessingInk" xmlns:wne="http://schemas.microsoft.com/office/word/2006/wordml" xmlns:wps="http://schemas.microsoft.com/office/word/2010/wordprocessingShape" mc:Ignorable="w14 w15 w16se w16cid w16 w16cex w16sdtdh w16sdtfl w16du wp14">
   <w:abstractNum w:abstractNumId="0" w15:restartNumberingAfterBreak="0">
-    <w:nsid w:val="198C5375"/>
+    <w:nsid w:val="2A874A03"/>
     <w:multiLevelType w:val="hybridMultilevel"/>
-    <w:tmpl w:val="E04ED394"/>
-    <w:lvl w:ilvl="0" w:tplc="5FDACD64" w:tentative="1">
+    <w:tmpl w:val="1FD45638"/>
+    <w:lvl w:ilvl="0" w:tplc="048A6F46" w:tentative="1">
       <w:start w:val="1"/>
       <w:numFmt w:val="bullet"/>
       <w:lvlText w:val="•"/>
@@ -37807,7 +37938,7 @@
         <w:ind w:left="720" w:hanging="280"/>
       </w:pPr>
     </w:lvl>
-    <w:lvl w:ilvl="1" w:tplc="EE4A412A" w:tentative="1">
+    <w:lvl w:ilvl="1" w:tplc="5926836A" w:tentative="1">
       <w:start w:val="1"/>
       <w:numFmt w:val="bullet"/>
       <w:lvlText w:val="–"/>
@@ -37816,7 +37947,7 @@
         <w:ind w:left="1080" w:hanging="280"/>
       </w:pPr>
     </w:lvl>
-    <w:lvl w:ilvl="2" w:tplc="416067D2" w:tentative="1">
+    <w:lvl w:ilvl="2" w:tplc="F9B8A494" w:tentative="1">
       <w:start w:val="1"/>
       <w:numFmt w:val="bullet"/>
       <w:lvlText w:val="▪"/>
@@ -37825,42 +37956,42 @@
         <w:ind w:left="1440" w:hanging="280"/>
       </w:pPr>
     </w:lvl>
-    <w:lvl w:ilvl="3" w:tplc="6C488ABC">
+    <w:lvl w:ilvl="3" w:tplc="757C7D00">
       <w:numFmt w:val="decimal"/>
       <w:lvlText w:val=""/>
       <w:lvlJc w:val="left"/>
     </w:lvl>
-    <w:lvl w:ilvl="4" w:tplc="E722B78C">
+    <w:lvl w:ilvl="4" w:tplc="EAAC7C54">
       <w:numFmt w:val="decimal"/>
       <w:lvlText w:val=""/>
       <w:lvlJc w:val="left"/>
     </w:lvl>
-    <w:lvl w:ilvl="5" w:tplc="2A58E7D0">
+    <w:lvl w:ilvl="5" w:tplc="10BC5F00">
       <w:numFmt w:val="decimal"/>
       <w:lvlText w:val=""/>
       <w:lvlJc w:val="left"/>
     </w:lvl>
-    <w:lvl w:ilvl="6" w:tplc="ACC21F20">
+    <w:lvl w:ilvl="6" w:tplc="F55427D0">
       <w:numFmt w:val="decimal"/>
       <w:lvlText w:val=""/>
       <w:lvlJc w:val="left"/>
     </w:lvl>
-    <w:lvl w:ilvl="7" w:tplc="97DEB254">
+    <w:lvl w:ilvl="7" w:tplc="BD72564A">
       <w:numFmt w:val="decimal"/>
       <w:lvlText w:val=""/>
       <w:lvlJc w:val="left"/>
     </w:lvl>
-    <w:lvl w:ilvl="8" w:tplc="B8D2FF84">
+    <w:lvl w:ilvl="8" w:tplc="C83E9DE0">
       <w:numFmt w:val="decimal"/>
       <w:lvlText w:val=""/>
       <w:lvlJc w:val="left"/>
     </w:lvl>
   </w:abstractNum>
   <w:abstractNum w:abstractNumId="1" w15:restartNumberingAfterBreak="0">
-    <w:nsid w:val="357B6F0A"/>
+    <w:nsid w:val="2C6A2B8C"/>
     <w:multiLevelType w:val="hybridMultilevel"/>
-    <w:tmpl w:val="5A946A4E"/>
-    <w:lvl w:ilvl="0" w:tplc="9EA4962C" w:tentative="1">
+    <w:tmpl w:val="9F2CD256"/>
+    <w:lvl w:ilvl="0" w:tplc="AC10750C" w:tentative="1">
       <w:start w:val="1"/>
       <w:numFmt w:val="decimal"/>
       <w:lvlText w:val="%1."/>
@@ -37869,7 +38000,7 @@
         <w:ind w:left="720" w:hanging="360"/>
       </w:pPr>
     </w:lvl>
-    <w:lvl w:ilvl="1" w:tplc="BD5E4094" w:tentative="1">
+    <w:lvl w:ilvl="1" w:tplc="E95C02EA" w:tentative="1">
       <w:start w:val="1"/>
       <w:numFmt w:val="lowerLetter"/>
       <w:lvlText w:val="%2."/>
@@ -37878,7 +38009,7 @@
         <w:ind w:left="1080" w:hanging="360"/>
       </w:pPr>
     </w:lvl>
-    <w:lvl w:ilvl="2" w:tplc="E5EE6466" w:tentative="1">
+    <w:lvl w:ilvl="2" w:tplc="24368F98" w:tentative="1">
       <w:start w:val="1"/>
       <w:numFmt w:val="lowerRoman"/>
       <w:lvlText w:val="%3."/>
@@ -37887,42 +38018,42 @@
         <w:ind w:left="1440" w:hanging="360"/>
       </w:pPr>
     </w:lvl>
-    <w:lvl w:ilvl="3" w:tplc="3B569EAE">
+    <w:lvl w:ilvl="3" w:tplc="5E52CD4C">
       <w:numFmt w:val="decimal"/>
       <w:lvlText w:val=""/>
       <w:lvlJc w:val="left"/>
     </w:lvl>
-    <w:lvl w:ilvl="4" w:tplc="0C5A4A32">
+    <w:lvl w:ilvl="4" w:tplc="87B22260">
       <w:numFmt w:val="decimal"/>
       <w:lvlText w:val=""/>
       <w:lvlJc w:val="left"/>
     </w:lvl>
-    <w:lvl w:ilvl="5" w:tplc="B4D49D18">
+    <w:lvl w:ilvl="5" w:tplc="495013B4">
       <w:numFmt w:val="decimal"/>
       <w:lvlText w:val=""/>
       <w:lvlJc w:val="left"/>
     </w:lvl>
-    <w:lvl w:ilvl="6" w:tplc="1AF2F80E">
+    <w:lvl w:ilvl="6" w:tplc="1C96E54E">
       <w:numFmt w:val="decimal"/>
       <w:lvlText w:val=""/>
       <w:lvlJc w:val="left"/>
     </w:lvl>
-    <w:lvl w:ilvl="7" w:tplc="BAD29498">
+    <w:lvl w:ilvl="7" w:tplc="821CD090">
       <w:numFmt w:val="decimal"/>
       <w:lvlText w:val=""/>
       <w:lvlJc w:val="left"/>
     </w:lvl>
-    <w:lvl w:ilvl="8" w:tplc="1C8A3926">
+    <w:lvl w:ilvl="8" w:tplc="9A38E510">
       <w:numFmt w:val="decimal"/>
       <w:lvlText w:val=""/>
       <w:lvlJc w:val="left"/>
     </w:lvl>
   </w:abstractNum>
   <w:abstractNum w:abstractNumId="2" w15:restartNumberingAfterBreak="0">
-    <w:nsid w:val="50865F57"/>
+    <w:nsid w:val="74AB069E"/>
     <w:multiLevelType w:val="hybridMultilevel"/>
-    <w:tmpl w:val="6A1AE3BE"/>
-    <w:lvl w:ilvl="0" w:tplc="9794B160" w:tentative="1">
+    <w:tmpl w:val="ED660938"/>
+    <w:lvl w:ilvl="0" w:tplc="17580454" w:tentative="1">
       <w:start w:val="1"/>
       <w:numFmt w:val="bullet"/>
       <w:lvlText w:val="●"/>
@@ -37931,7 +38062,7 @@
         <w:ind w:left="720" w:hanging="360"/>
       </w:pPr>
     </w:lvl>
-    <w:lvl w:ilvl="1" w:tplc="4686E140" w:tentative="1">
+    <w:lvl w:ilvl="1" w:tplc="6EE6F844" w:tentative="1">
       <w:start w:val="1"/>
       <w:numFmt w:val="bullet"/>
       <w:lvlText w:val="○"/>
@@ -37940,7 +38071,7 @@
         <w:ind w:left="1440" w:hanging="360"/>
       </w:pPr>
     </w:lvl>
-    <w:lvl w:ilvl="2" w:tplc="FBAED11E" w:tentative="1">
+    <w:lvl w:ilvl="2" w:tplc="FE64F92C" w:tentative="1">
       <w:start w:val="1"/>
       <w:numFmt w:val="bullet"/>
       <w:lvlText w:val="■"/>
@@ -37949,7 +38080,7 @@
         <w:ind w:left="2160" w:hanging="360"/>
       </w:pPr>
     </w:lvl>
-    <w:lvl w:ilvl="3" w:tplc="24926786" w:tentative="1">
+    <w:lvl w:ilvl="3" w:tplc="BECE7366" w:tentative="1">
       <w:start w:val="1"/>
       <w:numFmt w:val="bullet"/>
       <w:lvlText w:val="●"/>
@@ -37958,7 +38089,7 @@
         <w:ind w:left="2880" w:hanging="360"/>
       </w:pPr>
     </w:lvl>
-    <w:lvl w:ilvl="4" w:tplc="EB12D35A" w:tentative="1">
+    <w:lvl w:ilvl="4" w:tplc="A6EAE126" w:tentative="1">
       <w:start w:val="1"/>
       <w:numFmt w:val="bullet"/>
       <w:lvlText w:val="○"/>
@@ -37967,7 +38098,7 @@
         <w:ind w:left="3600" w:hanging="360"/>
       </w:pPr>
     </w:lvl>
-    <w:lvl w:ilvl="5" w:tplc="B64E4BFA" w:tentative="1">
+    <w:lvl w:ilvl="5" w:tplc="F7645870" w:tentative="1">
       <w:start w:val="1"/>
       <w:numFmt w:val="bullet"/>
       <w:lvlText w:val="■"/>
@@ -37976,7 +38107,7 @@
         <w:ind w:left="4320" w:hanging="360"/>
       </w:pPr>
     </w:lvl>
-    <w:lvl w:ilvl="6" w:tplc="38187A12" w:tentative="1">
+    <w:lvl w:ilvl="6" w:tplc="1ED88E12" w:tentative="1">
       <w:start w:val="1"/>
       <w:numFmt w:val="bullet"/>
       <w:lvlText w:val="●"/>
@@ -37985,7 +38116,7 @@
         <w:ind w:left="5040" w:hanging="360"/>
       </w:pPr>
     </w:lvl>
-    <w:lvl w:ilvl="7" w:tplc="63BCC184" w:tentative="1">
+    <w:lvl w:ilvl="7" w:tplc="CB0E7C3C" w:tentative="1">
       <w:start w:val="1"/>
       <w:numFmt w:val="bullet"/>
       <w:lvlText w:val="●"/>
@@ -37994,7 +38125,7 @@
         <w:ind w:left="5760" w:hanging="360"/>
       </w:pPr>
     </w:lvl>
-    <w:lvl w:ilvl="8" w:tplc="90D4AAEC" w:tentative="1">
+    <w:lvl w:ilvl="8" w:tplc="870428A6" w:tentative="1">
       <w:start w:val="1"/>
       <w:numFmt w:val="bullet"/>
       <w:lvlText w:val="●"/>
@@ -38004,7 +38135,7 @@
       </w:pPr>
     </w:lvl>
   </w:abstractNum>
-  <w:num w:numId="1" w16cid:durableId="1755054373">
+  <w:num w:numId="1" w16cid:durableId="2139756602">
     <w:abstractNumId w:val="2"/>
     <w:lvlOverride w:ilvl="0">
       <w:startOverride w:val="1"/>
@@ -38709,7 +38840,7 @@
     <w:autoRedefine/>
     <w:uiPriority w:val="39"/>
     <w:unhideWhenUsed/>
-    <w:rsid w:val="001F558C"/>
+    <w:rsid w:val="00A57FAC"/>
     <w:pPr>
       <w:spacing w:after="100"/>
     </w:pPr>
@@ -38721,7 +38852,7 @@
     <w:autoRedefine/>
     <w:uiPriority w:val="39"/>
     <w:unhideWhenUsed/>
-    <w:rsid w:val="001F558C"/>
+    <w:rsid w:val="00A57FAC"/>
     <w:pPr>
       <w:spacing w:after="100"/>
       <w:ind w:left="210"/>
@@ -38733,7 +38864,7 @@
     <w:next w:val="Normal"/>
     <w:uiPriority w:val="99"/>
     <w:unhideWhenUsed/>
-    <w:rsid w:val="001F558C"/>
+    <w:rsid w:val="00A57FAC"/>
   </w:style>
 </w:styles>
 </file>

--- a/docs/07-ui-ux/ZP-DOC-07_UI-UX-Design.docx
+++ b/docs/07-ui-ux/ZP-DOC-07_UI-UX-Design.docx
@@ -2663,7 +2663,7 @@
     <w:sdt>
       <w:sdtPr>
         <w:alias w:val="Contents"/>
-        <w:id w:val="498009707"/>
+        <w:id w:val="-1347016004"/>
       </w:sdtPr>
       <w:sdtEndPr/>
       <w:sdtContent>
@@ -2692,7 +2692,7 @@
           <w:r>
             <w:fldChar w:fldCharType="separate"/>
           </w:r>
-          <w:hyperlink w:anchor="_Toc243662383" w:history="1">
+          <w:hyperlink w:anchor="_Toc243666842" w:history="1">
             <w:r>
               <w:rPr>
                 <w:rStyle w:val="Hyperlink"/>
@@ -2716,7 +2716,7 @@
               <w:rPr>
                 <w:noProof/>
               </w:rPr>
-              <w:instrText xml:space="preserve"> PAGEREF _Toc243662383 \h </w:instrText>
+              <w:instrText xml:space="preserve"> PAGEREF _Toc243666842 \h </w:instrText>
             </w:r>
             <w:r>
               <w:rPr>
@@ -2759,7 +2759,7 @@
               <w14:ligatures w14:val="standardContextual"/>
             </w:rPr>
           </w:pPr>
-          <w:hyperlink w:anchor="_Toc243662384" w:history="1">
+          <w:hyperlink w:anchor="_Toc243666843" w:history="1">
             <w:r>
               <w:rPr>
                 <w:rStyle w:val="Hyperlink"/>
@@ -2783,7 +2783,7 @@
               <w:rPr>
                 <w:noProof/>
               </w:rPr>
-              <w:instrText xml:space="preserve"> PAGEREF _Toc243662384 \h </w:instrText>
+              <w:instrText xml:space="preserve"> PAGEREF _Toc243666843 \h </w:instrText>
             </w:r>
             <w:r>
               <w:rPr>
@@ -2826,7 +2826,7 @@
               <w14:ligatures w14:val="standardContextual"/>
             </w:rPr>
           </w:pPr>
-          <w:hyperlink w:anchor="_Toc243662385" w:history="1">
+          <w:hyperlink w:anchor="_Toc243666844" w:history="1">
             <w:r>
               <w:rPr>
                 <w:rStyle w:val="Hyperlink"/>
@@ -2850,7 +2850,7 @@
               <w:rPr>
                 <w:noProof/>
               </w:rPr>
-              <w:instrText xml:space="preserve"> PAGEREF _Toc243662385 \h </w:instrText>
+              <w:instrText xml:space="preserve"> PAGEREF _Toc243666844 \h </w:instrText>
             </w:r>
             <w:r>
               <w:rPr>
@@ -2893,7 +2893,7 @@
               <w14:ligatures w14:val="standardContextual"/>
             </w:rPr>
           </w:pPr>
-          <w:hyperlink w:anchor="_Toc243662386" w:history="1">
+          <w:hyperlink w:anchor="_Toc243666845" w:history="1">
             <w:r>
               <w:rPr>
                 <w:rStyle w:val="Hyperlink"/>
@@ -2917,7 +2917,7 @@
               <w:rPr>
                 <w:noProof/>
               </w:rPr>
-              <w:instrText xml:space="preserve"> PAGEREF _Toc243662386 \h </w:instrText>
+              <w:instrText xml:space="preserve"> PAGEREF _Toc243666845 \h </w:instrText>
             </w:r>
             <w:r>
               <w:rPr>
@@ -2960,7 +2960,7 @@
               <w14:ligatures w14:val="standardContextual"/>
             </w:rPr>
           </w:pPr>
-          <w:hyperlink w:anchor="_Toc243662387" w:history="1">
+          <w:hyperlink w:anchor="_Toc243666846" w:history="1">
             <w:r>
               <w:rPr>
                 <w:rStyle w:val="Hyperlink"/>
@@ -2984,7 +2984,7 @@
               <w:rPr>
                 <w:noProof/>
               </w:rPr>
-              <w:instrText xml:space="preserve"> PAGEREF _Toc243662387 \h </w:instrText>
+              <w:instrText xml:space="preserve"> PAGEREF _Toc243666846 \h </w:instrText>
             </w:r>
             <w:r>
               <w:rPr>
@@ -3027,7 +3027,7 @@
               <w14:ligatures w14:val="standardContextual"/>
             </w:rPr>
           </w:pPr>
-          <w:hyperlink w:anchor="_Toc243662388" w:history="1">
+          <w:hyperlink w:anchor="_Toc243666847" w:history="1">
             <w:r>
               <w:rPr>
                 <w:rStyle w:val="Hyperlink"/>
@@ -3051,7 +3051,7 @@
               <w:rPr>
                 <w:noProof/>
               </w:rPr>
-              <w:instrText xml:space="preserve"> PAGEREF _Toc243662388 \h </w:instrText>
+              <w:instrText xml:space="preserve"> PAGEREF _Toc243666847 \h </w:instrText>
             </w:r>
             <w:r>
               <w:rPr>
@@ -3094,7 +3094,7 @@
               <w14:ligatures w14:val="standardContextual"/>
             </w:rPr>
           </w:pPr>
-          <w:hyperlink w:anchor="_Toc243662389" w:history="1">
+          <w:hyperlink w:anchor="_Toc243666848" w:history="1">
             <w:r>
               <w:rPr>
                 <w:rStyle w:val="Hyperlink"/>
@@ -3118,7 +3118,7 @@
               <w:rPr>
                 <w:noProof/>
               </w:rPr>
-              <w:instrText xml:space="preserve"> PAGEREF _Toc243662389 \h </w:instrText>
+              <w:instrText xml:space="preserve"> PAGEREF _Toc243666848 \h </w:instrText>
             </w:r>
             <w:r>
               <w:rPr>
@@ -3161,7 +3161,7 @@
               <w14:ligatures w14:val="standardContextual"/>
             </w:rPr>
           </w:pPr>
-          <w:hyperlink w:anchor="_Toc243662390" w:history="1">
+          <w:hyperlink w:anchor="_Toc243666849" w:history="1">
             <w:r>
               <w:rPr>
                 <w:rStyle w:val="Hyperlink"/>
@@ -3185,7 +3185,7 @@
               <w:rPr>
                 <w:noProof/>
               </w:rPr>
-              <w:instrText xml:space="preserve"> PAGEREF _Toc243662390 \h </w:instrText>
+              <w:instrText xml:space="preserve"> PAGEREF _Toc243666849 \h </w:instrText>
             </w:r>
             <w:r>
               <w:rPr>
@@ -3228,7 +3228,7 @@
               <w14:ligatures w14:val="standardContextual"/>
             </w:rPr>
           </w:pPr>
-          <w:hyperlink w:anchor="_Toc243662391" w:history="1">
+          <w:hyperlink w:anchor="_Toc243666850" w:history="1">
             <w:r>
               <w:rPr>
                 <w:rStyle w:val="Hyperlink"/>
@@ -3252,7 +3252,7 @@
               <w:rPr>
                 <w:noProof/>
               </w:rPr>
-              <w:instrText xml:space="preserve"> PAGEREF _Toc243662391 \h </w:instrText>
+              <w:instrText xml:space="preserve"> PAGEREF _Toc243666850 \h </w:instrText>
             </w:r>
             <w:r>
               <w:rPr>
@@ -3295,7 +3295,7 @@
               <w14:ligatures w14:val="standardContextual"/>
             </w:rPr>
           </w:pPr>
-          <w:hyperlink w:anchor="_Toc243662392" w:history="1">
+          <w:hyperlink w:anchor="_Toc243666851" w:history="1">
             <w:r>
               <w:rPr>
                 <w:rStyle w:val="Hyperlink"/>
@@ -3319,7 +3319,7 @@
               <w:rPr>
                 <w:noProof/>
               </w:rPr>
-              <w:instrText xml:space="preserve"> PAGEREF _Toc243662392 \h </w:instrText>
+              <w:instrText xml:space="preserve"> PAGEREF _Toc243666851 \h </w:instrText>
             </w:r>
             <w:r>
               <w:rPr>
@@ -3362,7 +3362,7 @@
               <w14:ligatures w14:val="standardContextual"/>
             </w:rPr>
           </w:pPr>
-          <w:hyperlink w:anchor="_Toc243662393" w:history="1">
+          <w:hyperlink w:anchor="_Toc243666852" w:history="1">
             <w:r>
               <w:rPr>
                 <w:rStyle w:val="Hyperlink"/>
@@ -3386,7 +3386,7 @@
               <w:rPr>
                 <w:noProof/>
               </w:rPr>
-              <w:instrText xml:space="preserve"> PAGEREF _Toc243662393 \h </w:instrText>
+              <w:instrText xml:space="preserve"> PAGEREF _Toc243666852 \h </w:instrText>
             </w:r>
             <w:r>
               <w:rPr>
@@ -3429,7 +3429,7 @@
               <w14:ligatures w14:val="standardContextual"/>
             </w:rPr>
           </w:pPr>
-          <w:hyperlink w:anchor="_Toc243662394" w:history="1">
+          <w:hyperlink w:anchor="_Toc243666853" w:history="1">
             <w:r>
               <w:rPr>
                 <w:rStyle w:val="Hyperlink"/>
@@ -3453,7 +3453,7 @@
               <w:rPr>
                 <w:noProof/>
               </w:rPr>
-              <w:instrText xml:space="preserve"> PAGEREF _Toc243662394 \h </w:instrText>
+              <w:instrText xml:space="preserve"> PAGEREF _Toc243666853 \h </w:instrText>
             </w:r>
             <w:r>
               <w:rPr>
@@ -3496,7 +3496,7 @@
               <w14:ligatures w14:val="standardContextual"/>
             </w:rPr>
           </w:pPr>
-          <w:hyperlink w:anchor="_Toc243662395" w:history="1">
+          <w:hyperlink w:anchor="_Toc243666854" w:history="1">
             <w:r>
               <w:rPr>
                 <w:rStyle w:val="Hyperlink"/>
@@ -3520,7 +3520,7 @@
               <w:rPr>
                 <w:noProof/>
               </w:rPr>
-              <w:instrText xml:space="preserve"> PAGEREF _Toc243662395 \h </w:instrText>
+              <w:instrText xml:space="preserve"> PAGEREF _Toc243666854 \h </w:instrText>
             </w:r>
             <w:r>
               <w:rPr>
@@ -3563,7 +3563,7 @@
               <w14:ligatures w14:val="standardContextual"/>
             </w:rPr>
           </w:pPr>
-          <w:hyperlink w:anchor="_Toc243662396" w:history="1">
+          <w:hyperlink w:anchor="_Toc243666855" w:history="1">
             <w:r>
               <w:rPr>
                 <w:rStyle w:val="Hyperlink"/>
@@ -3587,7 +3587,7 @@
               <w:rPr>
                 <w:noProof/>
               </w:rPr>
-              <w:instrText xml:space="preserve"> PAGEREF _Toc243662396 \h </w:instrText>
+              <w:instrText xml:space="preserve"> PAGEREF _Toc243666855 \h </w:instrText>
             </w:r>
             <w:r>
               <w:rPr>
@@ -3630,7 +3630,7 @@
               <w14:ligatures w14:val="standardContextual"/>
             </w:rPr>
           </w:pPr>
-          <w:hyperlink w:anchor="_Toc243662397" w:history="1">
+          <w:hyperlink w:anchor="_Toc243666856" w:history="1">
             <w:r>
               <w:rPr>
                 <w:rStyle w:val="Hyperlink"/>
@@ -3654,7 +3654,7 @@
               <w:rPr>
                 <w:noProof/>
               </w:rPr>
-              <w:instrText xml:space="preserve"> PAGEREF _Toc243662397 \h </w:instrText>
+              <w:instrText xml:space="preserve"> PAGEREF _Toc243666856 \h </w:instrText>
             </w:r>
             <w:r>
               <w:rPr>
@@ -3697,7 +3697,7 @@
               <w14:ligatures w14:val="standardContextual"/>
             </w:rPr>
           </w:pPr>
-          <w:hyperlink w:anchor="_Toc243662398" w:history="1">
+          <w:hyperlink w:anchor="_Toc243666857" w:history="1">
             <w:r>
               <w:rPr>
                 <w:rStyle w:val="Hyperlink"/>
@@ -3721,7 +3721,7 @@
               <w:rPr>
                 <w:noProof/>
               </w:rPr>
-              <w:instrText xml:space="preserve"> PAGEREF _Toc243662398 \h </w:instrText>
+              <w:instrText xml:space="preserve"> PAGEREF _Toc243666857 \h </w:instrText>
             </w:r>
             <w:r>
               <w:rPr>
@@ -3764,7 +3764,7 @@
               <w14:ligatures w14:val="standardContextual"/>
             </w:rPr>
           </w:pPr>
-          <w:hyperlink w:anchor="_Toc243662399" w:history="1">
+          <w:hyperlink w:anchor="_Toc243666858" w:history="1">
             <w:r>
               <w:rPr>
                 <w:rStyle w:val="Hyperlink"/>
@@ -3788,7 +3788,7 @@
               <w:rPr>
                 <w:noProof/>
               </w:rPr>
-              <w:instrText xml:space="preserve"> PAGEREF _Toc243662399 \h </w:instrText>
+              <w:instrText xml:space="preserve"> PAGEREF _Toc243666858 \h </w:instrText>
             </w:r>
             <w:r>
               <w:rPr>
@@ -3831,7 +3831,7 @@
               <w14:ligatures w14:val="standardContextual"/>
             </w:rPr>
           </w:pPr>
-          <w:hyperlink w:anchor="_Toc243662400" w:history="1">
+          <w:hyperlink w:anchor="_Toc243666859" w:history="1">
             <w:r>
               <w:rPr>
                 <w:rStyle w:val="Hyperlink"/>
@@ -3855,7 +3855,7 @@
               <w:rPr>
                 <w:noProof/>
               </w:rPr>
-              <w:instrText xml:space="preserve"> PAGEREF _Toc243662400 \h </w:instrText>
+              <w:instrText xml:space="preserve"> PAGEREF _Toc243666859 \h </w:instrText>
             </w:r>
             <w:r>
               <w:rPr>
@@ -3898,7 +3898,7 @@
               <w14:ligatures w14:val="standardContextual"/>
             </w:rPr>
           </w:pPr>
-          <w:hyperlink w:anchor="_Toc243662401" w:history="1">
+          <w:hyperlink w:anchor="_Toc243666860" w:history="1">
             <w:r>
               <w:rPr>
                 <w:rStyle w:val="Hyperlink"/>
@@ -3922,7 +3922,7 @@
               <w:rPr>
                 <w:noProof/>
               </w:rPr>
-              <w:instrText xml:space="preserve"> PAGEREF _Toc243662401 \h </w:instrText>
+              <w:instrText xml:space="preserve"> PAGEREF _Toc243666860 \h </w:instrText>
             </w:r>
             <w:r>
               <w:rPr>
@@ -3965,7 +3965,7 @@
               <w14:ligatures w14:val="standardContextual"/>
             </w:rPr>
           </w:pPr>
-          <w:hyperlink w:anchor="_Toc243662402" w:history="1">
+          <w:hyperlink w:anchor="_Toc243666861" w:history="1">
             <w:r>
               <w:rPr>
                 <w:rStyle w:val="Hyperlink"/>
@@ -3989,7 +3989,7 @@
               <w:rPr>
                 <w:noProof/>
               </w:rPr>
-              <w:instrText xml:space="preserve"> PAGEREF _Toc243662402 \h </w:instrText>
+              <w:instrText xml:space="preserve"> PAGEREF _Toc243666861 \h </w:instrText>
             </w:r>
             <w:r>
               <w:rPr>
@@ -4032,7 +4032,7 @@
               <w14:ligatures w14:val="standardContextual"/>
             </w:rPr>
           </w:pPr>
-          <w:hyperlink w:anchor="_Toc243662403" w:history="1">
+          <w:hyperlink w:anchor="_Toc243666862" w:history="1">
             <w:r>
               <w:rPr>
                 <w:rStyle w:val="Hyperlink"/>
@@ -4056,7 +4056,7 @@
               <w:rPr>
                 <w:noProof/>
               </w:rPr>
-              <w:instrText xml:space="preserve"> PAGEREF _Toc243662403 \h </w:instrText>
+              <w:instrText xml:space="preserve"> PAGEREF _Toc243666862 \h </w:instrText>
             </w:r>
             <w:r>
               <w:rPr>
@@ -4099,7 +4099,7 @@
               <w14:ligatures w14:val="standardContextual"/>
             </w:rPr>
           </w:pPr>
-          <w:hyperlink w:anchor="_Toc243662404" w:history="1">
+          <w:hyperlink w:anchor="_Toc243666863" w:history="1">
             <w:r>
               <w:rPr>
                 <w:rStyle w:val="Hyperlink"/>
@@ -4123,7 +4123,7 @@
               <w:rPr>
                 <w:noProof/>
               </w:rPr>
-              <w:instrText xml:space="preserve"> PAGEREF _Toc243662404 \h </w:instrText>
+              <w:instrText xml:space="preserve"> PAGEREF _Toc243666863 \h </w:instrText>
             </w:r>
             <w:r>
               <w:rPr>
@@ -4166,7 +4166,7 @@
               <w14:ligatures w14:val="standardContextual"/>
             </w:rPr>
           </w:pPr>
-          <w:hyperlink w:anchor="_Toc243662405" w:history="1">
+          <w:hyperlink w:anchor="_Toc243666864" w:history="1">
             <w:r>
               <w:rPr>
                 <w:rStyle w:val="Hyperlink"/>
@@ -4190,7 +4190,7 @@
               <w:rPr>
                 <w:noProof/>
               </w:rPr>
-              <w:instrText xml:space="preserve"> PAGEREF _Toc243662405 \h </w:instrText>
+              <w:instrText xml:space="preserve"> PAGEREF _Toc243666864 \h </w:instrText>
             </w:r>
             <w:r>
               <w:rPr>
@@ -4233,7 +4233,7 @@
               <w14:ligatures w14:val="standardContextual"/>
             </w:rPr>
           </w:pPr>
-          <w:hyperlink w:anchor="_Toc243662406" w:history="1">
+          <w:hyperlink w:anchor="_Toc243666865" w:history="1">
             <w:r>
               <w:rPr>
                 <w:rStyle w:val="Hyperlink"/>
@@ -4257,7 +4257,7 @@
               <w:rPr>
                 <w:noProof/>
               </w:rPr>
-              <w:instrText xml:space="preserve"> PAGEREF _Toc243662406 \h </w:instrText>
+              <w:instrText xml:space="preserve"> PAGEREF _Toc243666865 \h </w:instrText>
             </w:r>
             <w:r>
               <w:rPr>
@@ -4300,7 +4300,7 @@
               <w14:ligatures w14:val="standardContextual"/>
             </w:rPr>
           </w:pPr>
-          <w:hyperlink w:anchor="_Toc243662407" w:history="1">
+          <w:hyperlink w:anchor="_Toc243666866" w:history="1">
             <w:r>
               <w:rPr>
                 <w:rStyle w:val="Hyperlink"/>
@@ -4324,7 +4324,7 @@
               <w:rPr>
                 <w:noProof/>
               </w:rPr>
-              <w:instrText xml:space="preserve"> PAGEREF _Toc243662407 \h </w:instrText>
+              <w:instrText xml:space="preserve"> PAGEREF _Toc243666866 \h </w:instrText>
             </w:r>
             <w:r>
               <w:rPr>
@@ -4367,7 +4367,7 @@
               <w14:ligatures w14:val="standardContextual"/>
             </w:rPr>
           </w:pPr>
-          <w:hyperlink w:anchor="_Toc243662408" w:history="1">
+          <w:hyperlink w:anchor="_Toc243666867" w:history="1">
             <w:r>
               <w:rPr>
                 <w:rStyle w:val="Hyperlink"/>
@@ -4391,7 +4391,7 @@
               <w:rPr>
                 <w:noProof/>
               </w:rPr>
-              <w:instrText xml:space="preserve"> PAGEREF _Toc243662408 \h </w:instrText>
+              <w:instrText xml:space="preserve"> PAGEREF _Toc243666867 \h </w:instrText>
             </w:r>
             <w:r>
               <w:rPr>
@@ -4434,7 +4434,7 @@
               <w14:ligatures w14:val="standardContextual"/>
             </w:rPr>
           </w:pPr>
-          <w:hyperlink w:anchor="_Toc243662409" w:history="1">
+          <w:hyperlink w:anchor="_Toc243666868" w:history="1">
             <w:r>
               <w:rPr>
                 <w:rStyle w:val="Hyperlink"/>
@@ -4458,7 +4458,7 @@
               <w:rPr>
                 <w:noProof/>
               </w:rPr>
-              <w:instrText xml:space="preserve"> PAGEREF _Toc243662409 \h </w:instrText>
+              <w:instrText xml:space="preserve"> PAGEREF _Toc243666868 \h </w:instrText>
             </w:r>
             <w:r>
               <w:rPr>
@@ -4501,7 +4501,7 @@
               <w14:ligatures w14:val="standardContextual"/>
             </w:rPr>
           </w:pPr>
-          <w:hyperlink w:anchor="_Toc243662410" w:history="1">
+          <w:hyperlink w:anchor="_Toc243666869" w:history="1">
             <w:r>
               <w:rPr>
                 <w:rStyle w:val="Hyperlink"/>
@@ -4525,7 +4525,7 @@
               <w:rPr>
                 <w:noProof/>
               </w:rPr>
-              <w:instrText xml:space="preserve"> PAGEREF _Toc243662410 \h </w:instrText>
+              <w:instrText xml:space="preserve"> PAGEREF _Toc243666869 \h </w:instrText>
             </w:r>
             <w:r>
               <w:rPr>
@@ -4568,7 +4568,7 @@
               <w14:ligatures w14:val="standardContextual"/>
             </w:rPr>
           </w:pPr>
-          <w:hyperlink w:anchor="_Toc243662411" w:history="1">
+          <w:hyperlink w:anchor="_Toc243666870" w:history="1">
             <w:r>
               <w:rPr>
                 <w:rStyle w:val="Hyperlink"/>
@@ -4592,7 +4592,7 @@
               <w:rPr>
                 <w:noProof/>
               </w:rPr>
-              <w:instrText xml:space="preserve"> PAGEREF _Toc243662411 \h </w:instrText>
+              <w:instrText xml:space="preserve"> PAGEREF _Toc243666870 \h </w:instrText>
             </w:r>
             <w:r>
               <w:rPr>
@@ -4635,7 +4635,7 @@
               <w14:ligatures w14:val="standardContextual"/>
             </w:rPr>
           </w:pPr>
-          <w:hyperlink w:anchor="_Toc243662412" w:history="1">
+          <w:hyperlink w:anchor="_Toc243666871" w:history="1">
             <w:r>
               <w:rPr>
                 <w:rStyle w:val="Hyperlink"/>
@@ -4659,7 +4659,7 @@
               <w:rPr>
                 <w:noProof/>
               </w:rPr>
-              <w:instrText xml:space="preserve"> PAGEREF _Toc243662412 \h </w:instrText>
+              <w:instrText xml:space="preserve"> PAGEREF _Toc243666871 \h </w:instrText>
             </w:r>
             <w:r>
               <w:rPr>
@@ -4702,7 +4702,7 @@
               <w14:ligatures w14:val="standardContextual"/>
             </w:rPr>
           </w:pPr>
-          <w:hyperlink w:anchor="_Toc243662413" w:history="1">
+          <w:hyperlink w:anchor="_Toc243666872" w:history="1">
             <w:r>
               <w:rPr>
                 <w:rStyle w:val="Hyperlink"/>
@@ -4726,7 +4726,7 @@
               <w:rPr>
                 <w:noProof/>
               </w:rPr>
-              <w:instrText xml:space="preserve"> PAGEREF _Toc243662413 \h </w:instrText>
+              <w:instrText xml:space="preserve"> PAGEREF _Toc243666872 \h </w:instrText>
             </w:r>
             <w:r>
               <w:rPr>
@@ -4769,7 +4769,7 @@
               <w14:ligatures w14:val="standardContextual"/>
             </w:rPr>
           </w:pPr>
-          <w:hyperlink w:anchor="_Toc243662414" w:history="1">
+          <w:hyperlink w:anchor="_Toc243666873" w:history="1">
             <w:r>
               <w:rPr>
                 <w:rStyle w:val="Hyperlink"/>
@@ -4793,7 +4793,7 @@
               <w:rPr>
                 <w:noProof/>
               </w:rPr>
-              <w:instrText xml:space="preserve"> PAGEREF _Toc243662414 \h </w:instrText>
+              <w:instrText xml:space="preserve"> PAGEREF _Toc243666873 \h </w:instrText>
             </w:r>
             <w:r>
               <w:rPr>
@@ -4836,7 +4836,7 @@
               <w14:ligatures w14:val="standardContextual"/>
             </w:rPr>
           </w:pPr>
-          <w:hyperlink w:anchor="_Toc243662415" w:history="1">
+          <w:hyperlink w:anchor="_Toc243666874" w:history="1">
             <w:r>
               <w:rPr>
                 <w:rStyle w:val="Hyperlink"/>
@@ -4860,7 +4860,7 @@
               <w:rPr>
                 <w:noProof/>
               </w:rPr>
-              <w:instrText xml:space="preserve"> PAGEREF _Toc243662415 \h </w:instrText>
+              <w:instrText xml:space="preserve"> PAGEREF _Toc243666874 \h </w:instrText>
             </w:r>
             <w:r>
               <w:rPr>
@@ -4903,7 +4903,7 @@
               <w14:ligatures w14:val="standardContextual"/>
             </w:rPr>
           </w:pPr>
-          <w:hyperlink w:anchor="_Toc243662416" w:history="1">
+          <w:hyperlink w:anchor="_Toc243666875" w:history="1">
             <w:r>
               <w:rPr>
                 <w:rStyle w:val="Hyperlink"/>
@@ -4927,7 +4927,7 @@
               <w:rPr>
                 <w:noProof/>
               </w:rPr>
-              <w:instrText xml:space="preserve"> PAGEREF _Toc243662416 \h </w:instrText>
+              <w:instrText xml:space="preserve"> PAGEREF _Toc243666875 \h </w:instrText>
             </w:r>
             <w:r>
               <w:rPr>
@@ -4970,7 +4970,7 @@
               <w14:ligatures w14:val="standardContextual"/>
             </w:rPr>
           </w:pPr>
-          <w:hyperlink w:anchor="_Toc243662417" w:history="1">
+          <w:hyperlink w:anchor="_Toc243666876" w:history="1">
             <w:r>
               <w:rPr>
                 <w:rStyle w:val="Hyperlink"/>
@@ -4994,7 +4994,7 @@
               <w:rPr>
                 <w:noProof/>
               </w:rPr>
-              <w:instrText xml:space="preserve"> PAGEREF _Toc243662417 \h </w:instrText>
+              <w:instrText xml:space="preserve"> PAGEREF _Toc243666876 \h </w:instrText>
             </w:r>
             <w:r>
               <w:rPr>
@@ -5037,7 +5037,7 @@
               <w14:ligatures w14:val="standardContextual"/>
             </w:rPr>
           </w:pPr>
-          <w:hyperlink w:anchor="_Toc243662418" w:history="1">
+          <w:hyperlink w:anchor="_Toc243666877" w:history="1">
             <w:r>
               <w:rPr>
                 <w:rStyle w:val="Hyperlink"/>
@@ -5061,7 +5061,7 @@
               <w:rPr>
                 <w:noProof/>
               </w:rPr>
-              <w:instrText xml:space="preserve"> PAGEREF _Toc243662418 \h </w:instrText>
+              <w:instrText xml:space="preserve"> PAGEREF _Toc243666877 \h </w:instrText>
             </w:r>
             <w:r>
               <w:rPr>
@@ -5104,7 +5104,7 @@
               <w14:ligatures w14:val="standardContextual"/>
             </w:rPr>
           </w:pPr>
-          <w:hyperlink w:anchor="_Toc243662419" w:history="1">
+          <w:hyperlink w:anchor="_Toc243666878" w:history="1">
             <w:r>
               <w:rPr>
                 <w:rStyle w:val="Hyperlink"/>
@@ -5128,7 +5128,7 @@
               <w:rPr>
                 <w:noProof/>
               </w:rPr>
-              <w:instrText xml:space="preserve"> PAGEREF _Toc243662419 \h </w:instrText>
+              <w:instrText xml:space="preserve"> PAGEREF _Toc243666878 \h </w:instrText>
             </w:r>
             <w:r>
               <w:rPr>
@@ -5174,7 +5174,7 @@
     <w:sdt>
       <w:sdtPr>
         <w:alias w:val="Tables"/>
-        <w:id w:val="-2001572270"/>
+        <w:id w:val="-991566442"/>
       </w:sdtPr>
       <w:sdtEndPr/>
       <w:sdtContent>
@@ -5203,7 +5203,7 @@
           <w:r>
             <w:fldChar w:fldCharType="separate"/>
           </w:r>
-          <w:hyperlink w:anchor="_Toc243662420" w:history="1">
+          <w:hyperlink w:anchor="_Toc243666879" w:history="1">
             <w:r>
               <w:rPr>
                 <w:rStyle w:val="Hyperlink"/>
@@ -5227,7 +5227,7 @@
               <w:rPr>
                 <w:noProof/>
               </w:rPr>
-              <w:instrText xml:space="preserve"> PAGEREF _Toc243662420 \h </w:instrText>
+              <w:instrText xml:space="preserve"> PAGEREF _Toc243666879 \h </w:instrText>
             </w:r>
             <w:r>
               <w:rPr>
@@ -5270,7 +5270,7 @@
               <w14:ligatures w14:val="standardContextual"/>
             </w:rPr>
           </w:pPr>
-          <w:hyperlink w:anchor="_Toc243662421" w:history="1">
+          <w:hyperlink w:anchor="_Toc243666880" w:history="1">
             <w:r>
               <w:rPr>
                 <w:rStyle w:val="Hyperlink"/>
@@ -5294,7 +5294,7 @@
               <w:rPr>
                 <w:noProof/>
               </w:rPr>
-              <w:instrText xml:space="preserve"> PAGEREF _Toc243662421 \h </w:instrText>
+              <w:instrText xml:space="preserve"> PAGEREF _Toc243666880 \h </w:instrText>
             </w:r>
             <w:r>
               <w:rPr>
@@ -5337,7 +5337,7 @@
               <w14:ligatures w14:val="standardContextual"/>
             </w:rPr>
           </w:pPr>
-          <w:hyperlink w:anchor="_Toc243662422" w:history="1">
+          <w:hyperlink w:anchor="_Toc243666881" w:history="1">
             <w:r>
               <w:rPr>
                 <w:rStyle w:val="Hyperlink"/>
@@ -5361,7 +5361,7 @@
               <w:rPr>
                 <w:noProof/>
               </w:rPr>
-              <w:instrText xml:space="preserve"> PAGEREF _Toc243662422 \h </w:instrText>
+              <w:instrText xml:space="preserve"> PAGEREF _Toc243666881 \h </w:instrText>
             </w:r>
             <w:r>
               <w:rPr>
@@ -5404,7 +5404,7 @@
               <w14:ligatures w14:val="standardContextual"/>
             </w:rPr>
           </w:pPr>
-          <w:hyperlink w:anchor="_Toc243662423" w:history="1">
+          <w:hyperlink w:anchor="_Toc243666882" w:history="1">
             <w:r>
               <w:rPr>
                 <w:rStyle w:val="Hyperlink"/>
@@ -5428,7 +5428,7 @@
               <w:rPr>
                 <w:noProof/>
               </w:rPr>
-              <w:instrText xml:space="preserve"> PAGEREF _Toc243662423 \h </w:instrText>
+              <w:instrText xml:space="preserve"> PAGEREF _Toc243666882 \h </w:instrText>
             </w:r>
             <w:r>
               <w:rPr>
@@ -5471,7 +5471,7 @@
               <w14:ligatures w14:val="standardContextual"/>
             </w:rPr>
           </w:pPr>
-          <w:hyperlink w:anchor="_Toc243662424" w:history="1">
+          <w:hyperlink w:anchor="_Toc243666883" w:history="1">
             <w:r>
               <w:rPr>
                 <w:rStyle w:val="Hyperlink"/>
@@ -5495,7 +5495,7 @@
               <w:rPr>
                 <w:noProof/>
               </w:rPr>
-              <w:instrText xml:space="preserve"> PAGEREF _Toc243662424 \h </w:instrText>
+              <w:instrText xml:space="preserve"> PAGEREF _Toc243666883 \h </w:instrText>
             </w:r>
             <w:r>
               <w:rPr>
@@ -5538,7 +5538,7 @@
               <w14:ligatures w14:val="standardContextual"/>
             </w:rPr>
           </w:pPr>
-          <w:hyperlink w:anchor="_Toc243662425" w:history="1">
+          <w:hyperlink w:anchor="_Toc243666884" w:history="1">
             <w:r>
               <w:rPr>
                 <w:rStyle w:val="Hyperlink"/>
@@ -5562,7 +5562,7 @@
               <w:rPr>
                 <w:noProof/>
               </w:rPr>
-              <w:instrText xml:space="preserve"> PAGEREF _Toc243662425 \h </w:instrText>
+              <w:instrText xml:space="preserve"> PAGEREF _Toc243666884 \h </w:instrText>
             </w:r>
             <w:r>
               <w:rPr>
@@ -5605,7 +5605,7 @@
               <w14:ligatures w14:val="standardContextual"/>
             </w:rPr>
           </w:pPr>
-          <w:hyperlink w:anchor="_Toc243662426" w:history="1">
+          <w:hyperlink w:anchor="_Toc243666885" w:history="1">
             <w:r>
               <w:rPr>
                 <w:rStyle w:val="Hyperlink"/>
@@ -5629,7 +5629,7 @@
               <w:rPr>
                 <w:noProof/>
               </w:rPr>
-              <w:instrText xml:space="preserve"> PAGEREF _Toc243662426 \h </w:instrText>
+              <w:instrText xml:space="preserve"> PAGEREF _Toc243666885 \h </w:instrText>
             </w:r>
             <w:r>
               <w:rPr>
@@ -5672,7 +5672,7 @@
               <w14:ligatures w14:val="standardContextual"/>
             </w:rPr>
           </w:pPr>
-          <w:hyperlink w:anchor="_Toc243662427" w:history="1">
+          <w:hyperlink w:anchor="_Toc243666886" w:history="1">
             <w:r>
               <w:rPr>
                 <w:rStyle w:val="Hyperlink"/>
@@ -5696,7 +5696,7 @@
               <w:rPr>
                 <w:noProof/>
               </w:rPr>
-              <w:instrText xml:space="preserve"> PAGEREF _Toc243662427 \h </w:instrText>
+              <w:instrText xml:space="preserve"> PAGEREF _Toc243666886 \h </w:instrText>
             </w:r>
             <w:r>
               <w:rPr>
@@ -5739,7 +5739,7 @@
               <w14:ligatures w14:val="standardContextual"/>
             </w:rPr>
           </w:pPr>
-          <w:hyperlink w:anchor="_Toc243662428" w:history="1">
+          <w:hyperlink w:anchor="_Toc243666887" w:history="1">
             <w:r>
               <w:rPr>
                 <w:rStyle w:val="Hyperlink"/>
@@ -5763,7 +5763,7 @@
               <w:rPr>
                 <w:noProof/>
               </w:rPr>
-              <w:instrText xml:space="preserve"> PAGEREF _Toc243662428 \h </w:instrText>
+              <w:instrText xml:space="preserve"> PAGEREF _Toc243666887 \h </w:instrText>
             </w:r>
             <w:r>
               <w:rPr>
@@ -5806,7 +5806,7 @@
               <w14:ligatures w14:val="standardContextual"/>
             </w:rPr>
           </w:pPr>
-          <w:hyperlink w:anchor="_Toc243662429" w:history="1">
+          <w:hyperlink w:anchor="_Toc243666888" w:history="1">
             <w:r>
               <w:rPr>
                 <w:rStyle w:val="Hyperlink"/>
@@ -5830,7 +5830,7 @@
               <w:rPr>
                 <w:noProof/>
               </w:rPr>
-              <w:instrText xml:space="preserve"> PAGEREF _Toc243662429 \h </w:instrText>
+              <w:instrText xml:space="preserve"> PAGEREF _Toc243666888 \h </w:instrText>
             </w:r>
             <w:r>
               <w:rPr>
@@ -5873,7 +5873,7 @@
               <w14:ligatures w14:val="standardContextual"/>
             </w:rPr>
           </w:pPr>
-          <w:hyperlink w:anchor="_Toc243662430" w:history="1">
+          <w:hyperlink w:anchor="_Toc243666889" w:history="1">
             <w:r>
               <w:rPr>
                 <w:rStyle w:val="Hyperlink"/>
@@ -5897,7 +5897,7 @@
               <w:rPr>
                 <w:noProof/>
               </w:rPr>
-              <w:instrText xml:space="preserve"> PAGEREF _Toc243662430 \h </w:instrText>
+              <w:instrText xml:space="preserve"> PAGEREF _Toc243666889 \h </w:instrText>
             </w:r>
             <w:r>
               <w:rPr>
@@ -5940,7 +5940,7 @@
               <w14:ligatures w14:val="standardContextual"/>
             </w:rPr>
           </w:pPr>
-          <w:hyperlink w:anchor="_Toc243662431" w:history="1">
+          <w:hyperlink w:anchor="_Toc243666890" w:history="1">
             <w:r>
               <w:rPr>
                 <w:rStyle w:val="Hyperlink"/>
@@ -5964,7 +5964,7 @@
               <w:rPr>
                 <w:noProof/>
               </w:rPr>
-              <w:instrText xml:space="preserve"> PAGEREF _Toc243662431 \h </w:instrText>
+              <w:instrText xml:space="preserve"> PAGEREF _Toc243666890 \h </w:instrText>
             </w:r>
             <w:r>
               <w:rPr>
@@ -6007,7 +6007,7 @@
               <w14:ligatures w14:val="standardContextual"/>
             </w:rPr>
           </w:pPr>
-          <w:hyperlink w:anchor="_Toc243662432" w:history="1">
+          <w:hyperlink w:anchor="_Toc243666891" w:history="1">
             <w:r>
               <w:rPr>
                 <w:rStyle w:val="Hyperlink"/>
@@ -6031,7 +6031,7 @@
               <w:rPr>
                 <w:noProof/>
               </w:rPr>
-              <w:instrText xml:space="preserve"> PAGEREF _Toc243662432 \h </w:instrText>
+              <w:instrText xml:space="preserve"> PAGEREF _Toc243666891 \h </w:instrText>
             </w:r>
             <w:r>
               <w:rPr>
@@ -6074,7 +6074,7 @@
               <w14:ligatures w14:val="standardContextual"/>
             </w:rPr>
           </w:pPr>
-          <w:hyperlink w:anchor="_Toc243662433" w:history="1">
+          <w:hyperlink w:anchor="_Toc243666892" w:history="1">
             <w:r>
               <w:rPr>
                 <w:rStyle w:val="Hyperlink"/>
@@ -6098,7 +6098,7 @@
               <w:rPr>
                 <w:noProof/>
               </w:rPr>
-              <w:instrText xml:space="preserve"> PAGEREF _Toc243662433 \h </w:instrText>
+              <w:instrText xml:space="preserve"> PAGEREF _Toc243666892 \h </w:instrText>
             </w:r>
             <w:r>
               <w:rPr>
@@ -6141,7 +6141,7 @@
               <w14:ligatures w14:val="standardContextual"/>
             </w:rPr>
           </w:pPr>
-          <w:hyperlink w:anchor="_Toc243662434" w:history="1">
+          <w:hyperlink w:anchor="_Toc243666893" w:history="1">
             <w:r>
               <w:rPr>
                 <w:rStyle w:val="Hyperlink"/>
@@ -6165,7 +6165,7 @@
               <w:rPr>
                 <w:noProof/>
               </w:rPr>
-              <w:instrText xml:space="preserve"> PAGEREF _Toc243662434 \h </w:instrText>
+              <w:instrText xml:space="preserve"> PAGEREF _Toc243666893 \h </w:instrText>
             </w:r>
             <w:r>
               <w:rPr>
@@ -6208,7 +6208,7 @@
               <w14:ligatures w14:val="standardContextual"/>
             </w:rPr>
           </w:pPr>
-          <w:hyperlink w:anchor="_Toc243662435" w:history="1">
+          <w:hyperlink w:anchor="_Toc243666894" w:history="1">
             <w:r>
               <w:rPr>
                 <w:rStyle w:val="Hyperlink"/>
@@ -6232,7 +6232,7 @@
               <w:rPr>
                 <w:noProof/>
               </w:rPr>
-              <w:instrText xml:space="preserve"> PAGEREF _Toc243662435 \h </w:instrText>
+              <w:instrText xml:space="preserve"> PAGEREF _Toc243666894 \h </w:instrText>
             </w:r>
             <w:r>
               <w:rPr>
@@ -6275,7 +6275,7 @@
               <w14:ligatures w14:val="standardContextual"/>
             </w:rPr>
           </w:pPr>
-          <w:hyperlink w:anchor="_Toc243662436" w:history="1">
+          <w:hyperlink w:anchor="_Toc243666895" w:history="1">
             <w:r>
               <w:rPr>
                 <w:rStyle w:val="Hyperlink"/>
@@ -6299,7 +6299,7 @@
               <w:rPr>
                 <w:noProof/>
               </w:rPr>
-              <w:instrText xml:space="preserve"> PAGEREF _Toc243662436 \h </w:instrText>
+              <w:instrText xml:space="preserve"> PAGEREF _Toc243666895 \h </w:instrText>
             </w:r>
             <w:r>
               <w:rPr>
@@ -6342,7 +6342,7 @@
               <w14:ligatures w14:val="standardContextual"/>
             </w:rPr>
           </w:pPr>
-          <w:hyperlink w:anchor="_Toc243662437" w:history="1">
+          <w:hyperlink w:anchor="_Toc243666896" w:history="1">
             <w:r>
               <w:rPr>
                 <w:rStyle w:val="Hyperlink"/>
@@ -6366,7 +6366,7 @@
               <w:rPr>
                 <w:noProof/>
               </w:rPr>
-              <w:instrText xml:space="preserve"> PAGEREF _Toc243662437 \h </w:instrText>
+              <w:instrText xml:space="preserve"> PAGEREF _Toc243666896 \h </w:instrText>
             </w:r>
             <w:r>
               <w:rPr>
@@ -6409,7 +6409,7 @@
               <w14:ligatures w14:val="standardContextual"/>
             </w:rPr>
           </w:pPr>
-          <w:hyperlink w:anchor="_Toc243662438" w:history="1">
+          <w:hyperlink w:anchor="_Toc243666897" w:history="1">
             <w:r>
               <w:rPr>
                 <w:rStyle w:val="Hyperlink"/>
@@ -6433,7 +6433,7 @@
               <w:rPr>
                 <w:noProof/>
               </w:rPr>
-              <w:instrText xml:space="preserve"> PAGEREF _Toc243662438 \h </w:instrText>
+              <w:instrText xml:space="preserve"> PAGEREF _Toc243666897 \h </w:instrText>
             </w:r>
             <w:r>
               <w:rPr>
@@ -6476,7 +6476,7 @@
               <w14:ligatures w14:val="standardContextual"/>
             </w:rPr>
           </w:pPr>
-          <w:hyperlink w:anchor="_Toc243662439" w:history="1">
+          <w:hyperlink w:anchor="_Toc243666898" w:history="1">
             <w:r>
               <w:rPr>
                 <w:rStyle w:val="Hyperlink"/>
@@ -6500,7 +6500,7 @@
               <w:rPr>
                 <w:noProof/>
               </w:rPr>
-              <w:instrText xml:space="preserve"> PAGEREF _Toc243662439 \h </w:instrText>
+              <w:instrText xml:space="preserve"> PAGEREF _Toc243666898 \h </w:instrText>
             </w:r>
             <w:r>
               <w:rPr>
@@ -6543,7 +6543,7 @@
               <w14:ligatures w14:val="standardContextual"/>
             </w:rPr>
           </w:pPr>
-          <w:hyperlink w:anchor="_Toc243662440" w:history="1">
+          <w:hyperlink w:anchor="_Toc243666899" w:history="1">
             <w:r>
               <w:rPr>
                 <w:rStyle w:val="Hyperlink"/>
@@ -6567,7 +6567,7 @@
               <w:rPr>
                 <w:noProof/>
               </w:rPr>
-              <w:instrText xml:space="preserve"> PAGEREF _Toc243662440 \h </w:instrText>
+              <w:instrText xml:space="preserve"> PAGEREF _Toc243666899 \h </w:instrText>
             </w:r>
             <w:r>
               <w:rPr>
@@ -6610,7 +6610,7 @@
               <w14:ligatures w14:val="standardContextual"/>
             </w:rPr>
           </w:pPr>
-          <w:hyperlink w:anchor="_Toc243662441" w:history="1">
+          <w:hyperlink w:anchor="_Toc243666900" w:history="1">
             <w:r>
               <w:rPr>
                 <w:rStyle w:val="Hyperlink"/>
@@ -6634,7 +6634,7 @@
               <w:rPr>
                 <w:noProof/>
               </w:rPr>
-              <w:instrText xml:space="preserve"> PAGEREF _Toc243662441 \h </w:instrText>
+              <w:instrText xml:space="preserve"> PAGEREF _Toc243666900 \h </w:instrText>
             </w:r>
             <w:r>
               <w:rPr>
@@ -6677,7 +6677,7 @@
               <w14:ligatures w14:val="standardContextual"/>
             </w:rPr>
           </w:pPr>
-          <w:hyperlink w:anchor="_Toc243662442" w:history="1">
+          <w:hyperlink w:anchor="_Toc243666901" w:history="1">
             <w:r>
               <w:rPr>
                 <w:rStyle w:val="Hyperlink"/>
@@ -6701,7 +6701,7 @@
               <w:rPr>
                 <w:noProof/>
               </w:rPr>
-              <w:instrText xml:space="preserve"> PAGEREF _Toc243662442 \h </w:instrText>
+              <w:instrText xml:space="preserve"> PAGEREF _Toc243666901 \h </w:instrText>
             </w:r>
             <w:r>
               <w:rPr>
@@ -6744,7 +6744,7 @@
               <w14:ligatures w14:val="standardContextual"/>
             </w:rPr>
           </w:pPr>
-          <w:hyperlink w:anchor="_Toc243662443" w:history="1">
+          <w:hyperlink w:anchor="_Toc243666902" w:history="1">
             <w:r>
               <w:rPr>
                 <w:rStyle w:val="Hyperlink"/>
@@ -6768,7 +6768,7 @@
               <w:rPr>
                 <w:noProof/>
               </w:rPr>
-              <w:instrText xml:space="preserve"> PAGEREF _Toc243662443 \h </w:instrText>
+              <w:instrText xml:space="preserve"> PAGEREF _Toc243666902 \h </w:instrText>
             </w:r>
             <w:r>
               <w:rPr>
@@ -6811,7 +6811,7 @@
               <w14:ligatures w14:val="standardContextual"/>
             </w:rPr>
           </w:pPr>
-          <w:hyperlink w:anchor="_Toc243662444" w:history="1">
+          <w:hyperlink w:anchor="_Toc243666903" w:history="1">
             <w:r>
               <w:rPr>
                 <w:rStyle w:val="Hyperlink"/>
@@ -6835,7 +6835,7 @@
               <w:rPr>
                 <w:noProof/>
               </w:rPr>
-              <w:instrText xml:space="preserve"> PAGEREF _Toc243662444 \h </w:instrText>
+              <w:instrText xml:space="preserve"> PAGEREF _Toc243666903 \h </w:instrText>
             </w:r>
             <w:r>
               <w:rPr>
@@ -6878,7 +6878,7 @@
               <w14:ligatures w14:val="standardContextual"/>
             </w:rPr>
           </w:pPr>
-          <w:hyperlink w:anchor="_Toc243662445" w:history="1">
+          <w:hyperlink w:anchor="_Toc243666904" w:history="1">
             <w:r>
               <w:rPr>
                 <w:rStyle w:val="Hyperlink"/>
@@ -6902,7 +6902,7 @@
               <w:rPr>
                 <w:noProof/>
               </w:rPr>
-              <w:instrText xml:space="preserve"> PAGEREF _Toc243662445 \h </w:instrText>
+              <w:instrText xml:space="preserve"> PAGEREF _Toc243666904 \h </w:instrText>
             </w:r>
             <w:r>
               <w:rPr>
@@ -6945,7 +6945,7 @@
               <w14:ligatures w14:val="standardContextual"/>
             </w:rPr>
           </w:pPr>
-          <w:hyperlink w:anchor="_Toc243662446" w:history="1">
+          <w:hyperlink w:anchor="_Toc243666905" w:history="1">
             <w:r>
               <w:rPr>
                 <w:rStyle w:val="Hyperlink"/>
@@ -6969,7 +6969,7 @@
               <w:rPr>
                 <w:noProof/>
               </w:rPr>
-              <w:instrText xml:space="preserve"> PAGEREF _Toc243662446 \h </w:instrText>
+              <w:instrText xml:space="preserve"> PAGEREF _Toc243666905 \h </w:instrText>
             </w:r>
             <w:r>
               <w:rPr>
@@ -7012,7 +7012,7 @@
               <w14:ligatures w14:val="standardContextual"/>
             </w:rPr>
           </w:pPr>
-          <w:hyperlink w:anchor="_Toc243662447" w:history="1">
+          <w:hyperlink w:anchor="_Toc243666906" w:history="1">
             <w:r>
               <w:rPr>
                 <w:rStyle w:val="Hyperlink"/>
@@ -7036,7 +7036,7 @@
               <w:rPr>
                 <w:noProof/>
               </w:rPr>
-              <w:instrText xml:space="preserve"> PAGEREF _Toc243662447 \h </w:instrText>
+              <w:instrText xml:space="preserve"> PAGEREF _Toc243666906 \h </w:instrText>
             </w:r>
             <w:r>
               <w:rPr>
@@ -7079,7 +7079,7 @@
               <w14:ligatures w14:val="standardContextual"/>
             </w:rPr>
           </w:pPr>
-          <w:hyperlink w:anchor="_Toc243662448" w:history="1">
+          <w:hyperlink w:anchor="_Toc243666907" w:history="1">
             <w:r>
               <w:rPr>
                 <w:rStyle w:val="Hyperlink"/>
@@ -7103,7 +7103,7 @@
               <w:rPr>
                 <w:noProof/>
               </w:rPr>
-              <w:instrText xml:space="preserve"> PAGEREF _Toc243662448 \h </w:instrText>
+              <w:instrText xml:space="preserve"> PAGEREF _Toc243666907 \h </w:instrText>
             </w:r>
             <w:r>
               <w:rPr>
@@ -7146,7 +7146,7 @@
               <w14:ligatures w14:val="standardContextual"/>
             </w:rPr>
           </w:pPr>
-          <w:hyperlink w:anchor="_Toc243662449" w:history="1">
+          <w:hyperlink w:anchor="_Toc243666908" w:history="1">
             <w:r>
               <w:rPr>
                 <w:rStyle w:val="Hyperlink"/>
@@ -7170,7 +7170,7 @@
               <w:rPr>
                 <w:noProof/>
               </w:rPr>
-              <w:instrText xml:space="preserve"> PAGEREF _Toc243662449 \h </w:instrText>
+              <w:instrText xml:space="preserve"> PAGEREF _Toc243666908 \h </w:instrText>
             </w:r>
             <w:r>
               <w:rPr>
@@ -7211,7 +7211,7 @@
         <w:keepLines/>
         <w:pageBreakBefore/>
       </w:pPr>
-      <w:bookmarkStart w:id="0" w:name="_Toc243662383"/>
+      <w:bookmarkStart w:id="0" w:name="_Toc243666842"/>
       <w:r>
         <w:lastRenderedPageBreak/>
         <w:t>1 Introduction</w:t>
@@ -7224,7 +7224,7 @@
         <w:keepNext/>
         <w:keepLines/>
       </w:pPr>
-      <w:bookmarkStart w:id="1" w:name="_Toc243662384"/>
+      <w:bookmarkStart w:id="1" w:name="_Toc243666843"/>
       <w:r>
         <w:t>1.1 Purpose</w:t>
       </w:r>
@@ -7257,7 +7257,7 @@
         <w:keepNext/>
         <w:keepLines/>
       </w:pPr>
-      <w:bookmarkStart w:id="2" w:name="_Toc243662385"/>
+      <w:bookmarkStart w:id="2" w:name="_Toc243666844"/>
       <w:r>
         <w:t>1.2 Scope</w:t>
       </w:r>
@@ -7277,7 +7277,7 @@
         <w:keepNext/>
         <w:keepLines/>
       </w:pPr>
-      <w:bookmarkStart w:id="3" w:name="_Toc243662386"/>
+      <w:bookmarkStart w:id="3" w:name="_Toc243666845"/>
       <w:r>
         <w:t>1.3 Intended audience</w:t>
       </w:r>
@@ -7297,7 +7297,7 @@
         <w:keepNext/>
         <w:keepLines/>
       </w:pPr>
-      <w:bookmarkStart w:id="4" w:name="_Toc243662387"/>
+      <w:bookmarkStart w:id="4" w:name="_Toc243666846"/>
       <w:r>
         <w:t>1.4 Relationship to other documents</w:t>
       </w:r>
@@ -7308,7 +7308,7 @@
         <w:pStyle w:val="Caption"/>
         <w:keepNext/>
       </w:pPr>
-      <w:bookmarkStart w:id="5" w:name="_Toc243662420"/>
+      <w:bookmarkStart w:id="5" w:name="_Toc243666879"/>
       <w:r>
         <w:t xml:space="preserve">Table </w:t>
       </w:r>
@@ -8069,7 +8069,7 @@
         <w:keepNext/>
         <w:keepLines/>
       </w:pPr>
-      <w:bookmarkStart w:id="6" w:name="_Toc243662388"/>
+      <w:bookmarkStart w:id="6" w:name="_Toc243666847"/>
       <w:r>
         <w:t>1.5 Conventions</w:t>
       </w:r>
@@ -8117,7 +8117,7 @@
         <w:keepLines/>
         <w:pageBreakBefore/>
       </w:pPr>
-      <w:bookmarkStart w:id="7" w:name="_Toc243662389"/>
+      <w:bookmarkStart w:id="7" w:name="_Toc243666848"/>
       <w:r>
         <w:lastRenderedPageBreak/>
         <w:t>2 Design principles</w:t>
@@ -8129,7 +8129,7 @@
         <w:pStyle w:val="Caption"/>
         <w:keepNext/>
       </w:pPr>
-      <w:bookmarkStart w:id="8" w:name="_Toc243662421"/>
+      <w:bookmarkStart w:id="8" w:name="_Toc243666880"/>
       <w:r>
         <w:t xml:space="preserve">Table </w:t>
       </w:r>
@@ -9617,7 +9617,7 @@
         <w:keepLines/>
         <w:pageBreakBefore/>
       </w:pPr>
-      <w:bookmarkStart w:id="9" w:name="_Toc243662390"/>
+      <w:bookmarkStart w:id="9" w:name="_Toc243666849"/>
       <w:r>
         <w:lastRenderedPageBreak/>
         <w:t>3 Personas and key journeys</w:t>
@@ -9637,7 +9637,7 @@
         <w:pStyle w:val="Caption"/>
         <w:keepNext/>
       </w:pPr>
-      <w:bookmarkStart w:id="10" w:name="_Toc243662422"/>
+      <w:bookmarkStart w:id="10" w:name="_Toc243666881"/>
       <w:r>
         <w:t xml:space="preserve">Table </w:t>
       </w:r>
@@ -10426,7 +10426,7 @@
         <w:pStyle w:val="Caption"/>
         <w:keepNext/>
       </w:pPr>
-      <w:bookmarkStart w:id="11" w:name="_Toc243662423"/>
+      <w:bookmarkStart w:id="11" w:name="_Toc243666882"/>
       <w:r>
         <w:t xml:space="preserve">Table </w:t>
       </w:r>
@@ -11438,7 +11438,7 @@
         <w:keepLines/>
         <w:pageBreakBefore/>
       </w:pPr>
-      <w:bookmarkStart w:id="12" w:name="_Toc243662391"/>
+      <w:bookmarkStart w:id="12" w:name="_Toc243666850"/>
       <w:r>
         <w:lastRenderedPageBreak/>
         <w:t>4 Information architecture and navigation</w:t>
@@ -11451,7 +11451,7 @@
         <w:keepNext/>
         <w:keepLines/>
       </w:pPr>
-      <w:bookmarkStart w:id="13" w:name="_Toc243662392"/>
+      <w:bookmarkStart w:id="13" w:name="_Toc243666851"/>
       <w:r>
         <w:t>4.1 Structure</w:t>
       </w:r>
@@ -11503,7 +11503,7 @@
         <w:pStyle w:val="Caption"/>
         <w:keepNext/>
       </w:pPr>
-      <w:bookmarkStart w:id="14" w:name="_Toc243662424"/>
+      <w:bookmarkStart w:id="14" w:name="_Toc243666883"/>
       <w:r>
         <w:t xml:space="preserve">Table </w:t>
       </w:r>
@@ -12386,7 +12386,7 @@
         <w:keepNext/>
         <w:keepLines/>
       </w:pPr>
-      <w:bookmarkStart w:id="15" w:name="_Toc243662393"/>
+      <w:bookmarkStart w:id="15" w:name="_Toc243666852"/>
       <w:r>
         <w:t>4.2 </w:t>
       </w:r>
@@ -12432,7 +12432,7 @@
         <w:pStyle w:val="Caption"/>
         <w:keepNext/>
       </w:pPr>
-      <w:bookmarkStart w:id="16" w:name="_Toc243662425"/>
+      <w:bookmarkStart w:id="16" w:name="_Toc243666884"/>
       <w:r>
         <w:t xml:space="preserve">Table </w:t>
       </w:r>
@@ -13221,7 +13221,7 @@
         <w:keepNext/>
         <w:keepLines/>
       </w:pPr>
-      <w:bookmarkStart w:id="17" w:name="_Toc243662394"/>
+      <w:bookmarkStart w:id="17" w:name="_Toc243666853"/>
       <w:r>
         <w:lastRenderedPageBreak/>
         <w:t>4.3 Route table</w:t>
@@ -13233,7 +13233,7 @@
         <w:pStyle w:val="Caption"/>
         <w:keepNext/>
       </w:pPr>
-      <w:bookmarkStart w:id="18" w:name="_Toc243662426"/>
+      <w:bookmarkStart w:id="18" w:name="_Toc243666885"/>
       <w:r>
         <w:t xml:space="preserve">Table </w:t>
       </w:r>
@@ -16189,7 +16189,7 @@
         <w:keepNext/>
         <w:keepLines/>
       </w:pPr>
-      <w:bookmarkStart w:id="19" w:name="_Toc243662395"/>
+      <w:bookmarkStart w:id="19" w:name="_Toc243666854"/>
       <w:r>
         <w:t>4.4 Guards</w:t>
       </w:r>
@@ -16200,7 +16200,7 @@
         <w:pStyle w:val="Caption"/>
         <w:keepNext/>
       </w:pPr>
-      <w:bookmarkStart w:id="20" w:name="_Toc243662427"/>
+      <w:bookmarkStart w:id="20" w:name="_Toc243666886"/>
       <w:r>
         <w:t xml:space="preserve">Table </w:t>
       </w:r>
@@ -16844,7 +16844,7 @@
         <w:keepLines/>
         <w:pageBreakBefore/>
       </w:pPr>
-      <w:bookmarkStart w:id="21" w:name="_Toc243662396"/>
+      <w:bookmarkStart w:id="21" w:name="_Toc243666855"/>
       <w:r>
         <w:lastRenderedPageBreak/>
         <w:t>5 Design system</w:t>
@@ -16857,7 +16857,7 @@
         <w:keepNext/>
         <w:keepLines/>
       </w:pPr>
-      <w:bookmarkStart w:id="22" w:name="_Toc243662397"/>
+      <w:bookmarkStart w:id="22" w:name="_Toc243666856"/>
       <w:r>
         <w:t>5.1 Colour roles</w:t>
       </w:r>
@@ -16876,7 +16876,7 @@
         <w:pStyle w:val="Caption"/>
         <w:keepNext/>
       </w:pPr>
-      <w:bookmarkStart w:id="23" w:name="_Toc243662428"/>
+      <w:bookmarkStart w:id="23" w:name="_Toc243666887"/>
       <w:r>
         <w:t xml:space="preserve">Table </w:t>
       </w:r>
@@ -18900,7 +18900,7 @@
         <w:keepNext/>
         <w:keepLines/>
       </w:pPr>
-      <w:bookmarkStart w:id="24" w:name="_Toc243662398"/>
+      <w:bookmarkStart w:id="24" w:name="_Toc243666857"/>
       <w:r>
         <w:t>5.2 Typography</w:t>
       </w:r>
@@ -18971,7 +18971,7 @@
         <w:pStyle w:val="Caption"/>
         <w:keepNext/>
       </w:pPr>
-      <w:bookmarkStart w:id="25" w:name="_Toc243662429"/>
+      <w:bookmarkStart w:id="25" w:name="_Toc243666888"/>
       <w:r>
         <w:t xml:space="preserve">Table </w:t>
       </w:r>
@@ -20685,7 +20685,7 @@
         <w:keepNext/>
         <w:keepLines/>
       </w:pPr>
-      <w:bookmarkStart w:id="26" w:name="_Toc243662399"/>
+      <w:bookmarkStart w:id="26" w:name="_Toc243666858"/>
       <w:r>
         <w:t>5.3 Spacing, shape and elevation</w:t>
       </w:r>
@@ -20696,7 +20696,7 @@
         <w:pStyle w:val="Caption"/>
         <w:keepNext/>
       </w:pPr>
-      <w:bookmarkStart w:id="27" w:name="_Toc243662430"/>
+      <w:bookmarkStart w:id="27" w:name="_Toc243666889"/>
       <w:r>
         <w:t xml:space="preserve">Table </w:t>
       </w:r>
@@ -21384,7 +21384,7 @@
         <w:keepNext/>
         <w:keepLines/>
       </w:pPr>
-      <w:bookmarkStart w:id="28" w:name="_Toc243662400"/>
+      <w:bookmarkStart w:id="28" w:name="_Toc243666859"/>
       <w:r>
         <w:t>5.4 Components</w:t>
       </w:r>
@@ -21395,7 +21395,7 @@
         <w:pStyle w:val="Caption"/>
         <w:keepNext/>
       </w:pPr>
-      <w:bookmarkStart w:id="29" w:name="_Toc243662431"/>
+      <w:bookmarkStart w:id="29" w:name="_Toc243666890"/>
       <w:r>
         <w:t xml:space="preserve">Table </w:t>
       </w:r>
@@ -23994,7 +23994,7 @@
         <w:keepLines/>
         <w:pageBreakBefore/>
       </w:pPr>
-      <w:bookmarkStart w:id="30" w:name="_Toc243662401"/>
+      <w:bookmarkStart w:id="30" w:name="_Toc243666860"/>
       <w:r>
         <w:lastRenderedPageBreak/>
         <w:t>6 </w:t>
@@ -24058,7 +24058,7 @@
         <w:keepNext/>
         <w:keepLines/>
       </w:pPr>
-      <w:bookmarkStart w:id="31" w:name="_Toc243662402"/>
+      <w:bookmarkStart w:id="31" w:name="_Toc243666861"/>
       <w:r>
         <w:t>6.1 Welcome, Intro and About you (onboarding)</w:t>
       </w:r>
@@ -24069,7 +24069,7 @@
         <w:pStyle w:val="Caption"/>
         <w:keepNext/>
       </w:pPr>
-      <w:bookmarkStart w:id="32" w:name="_Toc243662432"/>
+      <w:bookmarkStart w:id="32" w:name="_Toc243666891"/>
       <w:r>
         <w:t xml:space="preserve">Table </w:t>
       </w:r>
@@ -24605,7 +24605,7 @@
         <w:keepNext/>
         <w:keepLines/>
       </w:pPr>
-      <w:bookmarkStart w:id="33" w:name="_Toc243662403"/>
+      <w:bookmarkStart w:id="33" w:name="_Toc243666862"/>
       <w:r>
         <w:t>6.2 Account (sign up, log in, recover, recovery code, complete your account)</w:t>
       </w:r>
@@ -24616,7 +24616,7 @@
         <w:pStyle w:val="Caption"/>
         <w:keepNext/>
       </w:pPr>
-      <w:bookmarkStart w:id="34" w:name="_Toc243662433"/>
+      <w:bookmarkStart w:id="34" w:name="_Toc243666892"/>
       <w:r>
         <w:t xml:space="preserve">Table </w:t>
       </w:r>
@@ -25076,7 +25076,7 @@
         <w:keepNext/>
         <w:keepLines/>
       </w:pPr>
-      <w:bookmarkStart w:id="35" w:name="_Toc243662404"/>
+      <w:bookmarkStart w:id="35" w:name="_Toc243666863"/>
       <w:r>
         <w:t>6.3 Paths (home)</w:t>
       </w:r>
@@ -25087,7 +25087,7 @@
         <w:pStyle w:val="Caption"/>
         <w:keepNext/>
       </w:pPr>
-      <w:bookmarkStart w:id="36" w:name="_Toc243662434"/>
+      <w:bookmarkStart w:id="36" w:name="_Toc243666893"/>
       <w:r>
         <w:t xml:space="preserve">Table </w:t>
       </w:r>
@@ -25516,7 +25516,7 @@
         <w:keepNext/>
         <w:keepLines/>
       </w:pPr>
-      <w:bookmarkStart w:id="37" w:name="_Toc243662405"/>
+      <w:bookmarkStart w:id="37" w:name="_Toc243666864"/>
       <w:r>
         <w:t>6.4 Courses</w:t>
       </w:r>
@@ -25527,7 +25527,7 @@
         <w:pStyle w:val="Caption"/>
         <w:keepNext/>
       </w:pPr>
-      <w:bookmarkStart w:id="38" w:name="_Toc243662435"/>
+      <w:bookmarkStart w:id="38" w:name="_Toc243666894"/>
       <w:r>
         <w:t xml:space="preserve">Table </w:t>
       </w:r>
@@ -26003,7 +26003,7 @@
         <w:keepNext/>
         <w:keepLines/>
       </w:pPr>
-      <w:bookmarkStart w:id="39" w:name="_Toc243662406"/>
+      <w:bookmarkStart w:id="39" w:name="_Toc243666865"/>
       <w:r>
         <w:t>6.5 Course detail</w:t>
       </w:r>
@@ -26014,7 +26014,7 @@
         <w:pStyle w:val="Caption"/>
         <w:keepNext/>
       </w:pPr>
-      <w:bookmarkStart w:id="40" w:name="_Toc243662436"/>
+      <w:bookmarkStart w:id="40" w:name="_Toc243666895"/>
       <w:r>
         <w:t xml:space="preserve">Table </w:t>
       </w:r>
@@ -26609,7 +26609,7 @@
         <w:keepNext/>
         <w:keepLines/>
       </w:pPr>
-      <w:bookmarkStart w:id="41" w:name="_Toc243662407"/>
+      <w:bookmarkStart w:id="41" w:name="_Toc243666866"/>
       <w:r>
         <w:lastRenderedPageBreak/>
         <w:t>6.6 Compare</w:t>
@@ -26621,7 +26621,7 @@
         <w:pStyle w:val="Caption"/>
         <w:keepNext/>
       </w:pPr>
-      <w:bookmarkStart w:id="42" w:name="_Toc243662437"/>
+      <w:bookmarkStart w:id="42" w:name="_Toc243666896"/>
       <w:r>
         <w:t xml:space="preserve">Table </w:t>
       </w:r>
@@ -27049,7 +27049,7 @@
         <w:keepNext/>
         <w:keepLines/>
       </w:pPr>
-      <w:bookmarkStart w:id="43" w:name="_Toc243662408"/>
+      <w:bookmarkStart w:id="43" w:name="_Toc243666867"/>
       <w:r>
         <w:t>6.7 My list</w:t>
       </w:r>
@@ -27060,7 +27060,7 @@
         <w:pStyle w:val="Caption"/>
         <w:keepNext/>
       </w:pPr>
-      <w:bookmarkStart w:id="44" w:name="_Toc243662438"/>
+      <w:bookmarkStart w:id="44" w:name="_Toc243666897"/>
       <w:r>
         <w:t xml:space="preserve">Table </w:t>
       </w:r>
@@ -27545,7 +27545,7 @@
         <w:keepNext/>
         <w:keepLines/>
       </w:pPr>
-      <w:bookmarkStart w:id="45" w:name="_Toc243662409"/>
+      <w:bookmarkStart w:id="45" w:name="_Toc243666868"/>
       <w:r>
         <w:t>6.8 Guide to applying to the UGC (CR-012)</w:t>
       </w:r>
@@ -27556,7 +27556,7 @@
         <w:pStyle w:val="Caption"/>
         <w:keepNext/>
       </w:pPr>
-      <w:bookmarkStart w:id="46" w:name="_Toc243662439"/>
+      <w:bookmarkStart w:id="46" w:name="_Toc243666898"/>
       <w:r>
         <w:t xml:space="preserve">Table </w:t>
       </w:r>
@@ -28145,7 +28145,7 @@
         <w:keepNext/>
         <w:keepLines/>
       </w:pPr>
-      <w:bookmarkStart w:id="47" w:name="_Toc243662410"/>
+      <w:bookmarkStart w:id="47" w:name="_Toc243666869"/>
       <w:r>
         <w:t>6.9 Journey</w:t>
       </w:r>
@@ -28156,7 +28156,7 @@
         <w:pStyle w:val="Caption"/>
         <w:keepNext/>
       </w:pPr>
-      <w:bookmarkStart w:id="48" w:name="_Toc243662440"/>
+      <w:bookmarkStart w:id="48" w:name="_Toc243666899"/>
       <w:r>
         <w:t xml:space="preserve">Table </w:t>
       </w:r>
@@ -28632,7 +28632,7 @@
         <w:keepNext/>
         <w:keepLines/>
       </w:pPr>
-      <w:bookmarkStart w:id="49" w:name="_Toc243662411"/>
+      <w:bookmarkStart w:id="49" w:name="_Toc243666870"/>
       <w:r>
         <w:t>6.10 Ask ZedPath</w:t>
       </w:r>
@@ -28643,7 +28643,7 @@
         <w:pStyle w:val="Caption"/>
         <w:keepNext/>
       </w:pPr>
-      <w:bookmarkStart w:id="50" w:name="_Toc243662441"/>
+      <w:bookmarkStart w:id="50" w:name="_Toc243666900"/>
       <w:r>
         <w:t xml:space="preserve">Table </w:t>
       </w:r>
@@ -29167,7 +29167,7 @@
         <w:keepNext/>
         <w:keepLines/>
       </w:pPr>
-      <w:bookmarkStart w:id="51" w:name="_Toc243662412"/>
+      <w:bookmarkStart w:id="51" w:name="_Toc243666871"/>
       <w:r>
         <w:t>6.11 Groups, Group room and Group info</w:t>
       </w:r>
@@ -29178,7 +29178,7 @@
         <w:pStyle w:val="Caption"/>
         <w:keepNext/>
       </w:pPr>
-      <w:bookmarkStart w:id="52" w:name="_Toc243662442"/>
+      <w:bookmarkStart w:id="52" w:name="_Toc243666901"/>
       <w:r>
         <w:t xml:space="preserve">Table </w:t>
       </w:r>
@@ -29647,7 +29647,7 @@
         <w:keepNext/>
         <w:keepLines/>
       </w:pPr>
-      <w:bookmarkStart w:id="53" w:name="_Toc243662413"/>
+      <w:bookmarkStart w:id="53" w:name="_Toc243666872"/>
       <w:r>
         <w:lastRenderedPageBreak/>
         <w:t>6.12 Me</w:t>
@@ -29659,7 +29659,7 @@
         <w:pStyle w:val="Caption"/>
         <w:keepNext/>
       </w:pPr>
-      <w:bookmarkStart w:id="54" w:name="_Toc243662443"/>
+      <w:bookmarkStart w:id="54" w:name="_Toc243666902"/>
       <w:r>
         <w:t xml:space="preserve">Table </w:t>
       </w:r>
@@ -30095,7 +30095,7 @@
         <w:keepLines/>
         <w:pageBreakBefore/>
       </w:pPr>
-      <w:bookmarkStart w:id="55" w:name="_Toc243662414"/>
+      <w:bookmarkStart w:id="55" w:name="_Toc243666873"/>
       <w:r>
         <w:lastRenderedPageBreak/>
         <w:t>7 Interaction patterns</w:t>
@@ -30107,7 +30107,7 @@
         <w:pStyle w:val="Caption"/>
         <w:keepNext/>
       </w:pPr>
-      <w:bookmarkStart w:id="56" w:name="_Toc243662444"/>
+      <w:bookmarkStart w:id="56" w:name="_Toc243666903"/>
       <w:r>
         <w:t xml:space="preserve">Table </w:t>
       </w:r>
@@ -31286,7 +31286,7 @@
         <w:keepLines/>
         <w:pageBreakBefore/>
       </w:pPr>
-      <w:bookmarkStart w:id="57" w:name="_Toc243662415"/>
+      <w:bookmarkStart w:id="57" w:name="_Toc243666874"/>
       <w:r>
         <w:lastRenderedPageBreak/>
         <w:t>8 Content and language</w:t>
@@ -31298,7 +31298,7 @@
         <w:pStyle w:val="Caption"/>
         <w:keepNext/>
       </w:pPr>
-      <w:bookmarkStart w:id="58" w:name="_Toc243662445"/>
+      <w:bookmarkStart w:id="58" w:name="_Toc243666904"/>
       <w:r>
         <w:t xml:space="preserve">Table </w:t>
       </w:r>
@@ -32072,7 +32072,7 @@
         <w:keepLines/>
         <w:pageBreakBefore/>
       </w:pPr>
-      <w:bookmarkStart w:id="59" w:name="_Toc243662416"/>
+      <w:bookmarkStart w:id="59" w:name="_Toc243666875"/>
       <w:r>
         <w:lastRenderedPageBreak/>
         <w:t>9 Accessibility checklist (WCAG 2.2 AA)</w:t>
@@ -32092,7 +32092,7 @@
         <w:pStyle w:val="Caption"/>
         <w:keepNext/>
       </w:pPr>
-      <w:bookmarkStart w:id="60" w:name="_Toc243662446"/>
+      <w:bookmarkStart w:id="60" w:name="_Toc243666905"/>
       <w:r>
         <w:t xml:space="preserve">Table </w:t>
       </w:r>
@@ -33846,7 +33846,7 @@
         <w:keepLines/>
         <w:pageBreakBefore/>
       </w:pPr>
-      <w:bookmarkStart w:id="61" w:name="_Toc243662417"/>
+      <w:bookmarkStart w:id="61" w:name="_Toc243666876"/>
       <w:r>
         <w:lastRenderedPageBreak/>
         <w:t>10 Performance budget for 3G</w:t>
@@ -33858,7 +33858,7 @@
         <w:pStyle w:val="Caption"/>
         <w:keepNext/>
       </w:pPr>
-      <w:bookmarkStart w:id="62" w:name="_Toc243662447"/>
+      <w:bookmarkStart w:id="62" w:name="_Toc243666906"/>
       <w:r>
         <w:t xml:space="preserve">Table </w:t>
       </w:r>
@@ -34690,7 +34690,7 @@
         <w:keepLines/>
         <w:pageBreakBefore/>
       </w:pPr>
-      <w:bookmarkStart w:id="63" w:name="_Toc243662418"/>
+      <w:bookmarkStart w:id="63" w:name="_Toc243666877"/>
       <w:r>
         <w:lastRenderedPageBreak/>
         <w:t>11 Usability evidence</w:t>
@@ -34710,7 +34710,7 @@
         <w:pStyle w:val="Caption"/>
         <w:keepNext/>
       </w:pPr>
-      <w:bookmarkStart w:id="64" w:name="_Toc243662448"/>
+      <w:bookmarkStart w:id="64" w:name="_Toc243666907"/>
       <w:r>
         <w:t xml:space="preserve">Table </w:t>
       </w:r>
@@ -36448,7 +36448,7 @@
         <w:keepLines/>
         <w:pageBreakBefore/>
       </w:pPr>
-      <w:bookmarkStart w:id="65" w:name="_Toc243662419"/>
+      <w:bookmarkStart w:id="65" w:name="_Toc243666878"/>
       <w:r>
         <w:lastRenderedPageBreak/>
         <w:t>12 Traceability</w:t>
@@ -36460,7 +36460,7 @@
         <w:pStyle w:val="Caption"/>
         <w:keepNext/>
       </w:pPr>
-      <w:bookmarkStart w:id="66" w:name="_Toc243662449"/>
+      <w:bookmarkStart w:id="66" w:name="_Toc243666908"/>
       <w:r>
         <w:t xml:space="preserve">Table </w:t>
       </w:r>
@@ -37926,134 +37926,10 @@
 <file path=word/numbering.xml><?xml version="1.0" encoding="utf-8"?>
 <w:numbering xmlns:wpc="http://schemas.microsoft.com/office/word/2010/wordprocessingCanvas" xmlns:cx="http://schemas.microsoft.com/office/drawing/2014/chartex" xmlns:cx1="http://schemas.microsoft.com/office/drawing/2015/9/8/chartex" xmlns:cx2="http://schemas.microsoft.com/office/drawing/2015/10/21/chartex" xmlns:cx3="http://schemas.microsoft.com/office/drawing/2016/5/9/chartex" xmlns:cx4="http://schemas.microsoft.com/office/drawing/2016/5/10/chartex" xmlns:cx5="http://schemas.microsoft.com/office/drawing/2016/5/11/chartex" xmlns:cx6="http://schemas.microsoft.com/office/drawing/2016/5/12/chartex" xmlns:cx7="http://schemas.microsoft.com/office/drawing/2016/5/13/chartex" xmlns:cx8="http://schemas.microsoft.com/office/drawing/2016/5/14/chartex" xmlns:mc="http://schemas.openxmlformats.org/markup-compatibility/2006" xmlns:aink="http://schemas.microsoft.com/office/drawing/2016/ink" xmlns:am3d="http://schemas.microsoft.com/office/drawing/2017/model3d" xmlns:o="urn:schemas-microsoft-com:office:office" xmlns:oel="http://schemas.microsoft.com/office/2019/extlst" xmlns:r="http://schemas.openxmlformats.org/officeDocument/2006/relationships" xmlns:m="http://schemas.openxmlformats.org/officeDocument/2006/math" xmlns:v="urn:schemas-microsoft-com:vml" xmlns:wp14="http://schemas.microsoft.com/office/word/2010/wordprocessingDrawing" xmlns:wp="http://schemas.openxmlformats.org/drawingml/2006/wordprocessingDrawing" xmlns:w10="urn:schemas-microsoft-com:office:word" xmlns:w="http://schemas.openxmlformats.org/wordprocessingml/2006/main" xmlns:w14="http://schemas.microsoft.com/office/word/2010/wordml" xmlns:w15="http://schemas.microsoft.com/office/word/2012/wordml" xmlns:w16cex="http://schemas.microsoft.com/office/word/2018/wordml/cex" xmlns:w16cid="http://schemas.microsoft.com/office/word/2016/wordml/cid" xmlns:w16="http://schemas.microsoft.com/office/word/2018/wordml" xmlns:w16du="http://schemas.microsoft.com/office/word/2023/wordml/word16du" xmlns:w16sdtdh="http://schemas.microsoft.com/office/word/2020/wordml/sdtdatahash" xmlns:w16sdtfl="http://schemas.microsoft.com/office/word/2024/wordml/sdtformatlock" xmlns:w16se="http://schemas.microsoft.com/office/word/2015/wordml/symex" xmlns:wpg="http://schemas.microsoft.com/office/word/2010/wordprocessingGroup" xmlns:wpi="http://schemas.microsoft.com/office/word/2010/wordprocessingInk" xmlns:wne="http://schemas.microsoft.com/office/word/2006/wordml" xmlns:wps="http://schemas.microsoft.com/office/word/2010/wordprocessingShape" mc:Ignorable="w14 w15 w16se w16cid w16 w16cex w16sdtdh w16sdtfl w16du wp14">
   <w:abstractNum w:abstractNumId="0" w15:restartNumberingAfterBreak="0">
-    <w:nsid w:val="2A874A03"/>
+    <w:nsid w:val="0A43559D"/>
     <w:multiLevelType w:val="hybridMultilevel"/>
-    <w:tmpl w:val="1FD45638"/>
-    <w:lvl w:ilvl="0" w:tplc="048A6F46" w:tentative="1">
-      <w:start w:val="1"/>
-      <w:numFmt w:val="bullet"/>
-      <w:lvlText w:val="•"/>
-      <w:lvlJc w:val="left"/>
-      <w:pPr>
-        <w:ind w:left="720" w:hanging="280"/>
-      </w:pPr>
-    </w:lvl>
-    <w:lvl w:ilvl="1" w:tplc="5926836A" w:tentative="1">
-      <w:start w:val="1"/>
-      <w:numFmt w:val="bullet"/>
-      <w:lvlText w:val="–"/>
-      <w:lvlJc w:val="left"/>
-      <w:pPr>
-        <w:ind w:left="1080" w:hanging="280"/>
-      </w:pPr>
-    </w:lvl>
-    <w:lvl w:ilvl="2" w:tplc="F9B8A494" w:tentative="1">
-      <w:start w:val="1"/>
-      <w:numFmt w:val="bullet"/>
-      <w:lvlText w:val="▪"/>
-      <w:lvlJc w:val="left"/>
-      <w:pPr>
-        <w:ind w:left="1440" w:hanging="280"/>
-      </w:pPr>
-    </w:lvl>
-    <w:lvl w:ilvl="3" w:tplc="757C7D00">
-      <w:numFmt w:val="decimal"/>
-      <w:lvlText w:val=""/>
-      <w:lvlJc w:val="left"/>
-    </w:lvl>
-    <w:lvl w:ilvl="4" w:tplc="EAAC7C54">
-      <w:numFmt w:val="decimal"/>
-      <w:lvlText w:val=""/>
-      <w:lvlJc w:val="left"/>
-    </w:lvl>
-    <w:lvl w:ilvl="5" w:tplc="10BC5F00">
-      <w:numFmt w:val="decimal"/>
-      <w:lvlText w:val=""/>
-      <w:lvlJc w:val="left"/>
-    </w:lvl>
-    <w:lvl w:ilvl="6" w:tplc="F55427D0">
-      <w:numFmt w:val="decimal"/>
-      <w:lvlText w:val=""/>
-      <w:lvlJc w:val="left"/>
-    </w:lvl>
-    <w:lvl w:ilvl="7" w:tplc="BD72564A">
-      <w:numFmt w:val="decimal"/>
-      <w:lvlText w:val=""/>
-      <w:lvlJc w:val="left"/>
-    </w:lvl>
-    <w:lvl w:ilvl="8" w:tplc="C83E9DE0">
-      <w:numFmt w:val="decimal"/>
-      <w:lvlText w:val=""/>
-      <w:lvlJc w:val="left"/>
-    </w:lvl>
-  </w:abstractNum>
-  <w:abstractNum w:abstractNumId="1" w15:restartNumberingAfterBreak="0">
-    <w:nsid w:val="2C6A2B8C"/>
-    <w:multiLevelType w:val="hybridMultilevel"/>
-    <w:tmpl w:val="9F2CD256"/>
-    <w:lvl w:ilvl="0" w:tplc="AC10750C" w:tentative="1">
-      <w:start w:val="1"/>
-      <w:numFmt w:val="decimal"/>
-      <w:lvlText w:val="%1."/>
-      <w:lvlJc w:val="left"/>
-      <w:pPr>
-        <w:ind w:left="720" w:hanging="360"/>
-      </w:pPr>
-    </w:lvl>
-    <w:lvl w:ilvl="1" w:tplc="E95C02EA" w:tentative="1">
-      <w:start w:val="1"/>
-      <w:numFmt w:val="lowerLetter"/>
-      <w:lvlText w:val="%2."/>
-      <w:lvlJc w:val="left"/>
-      <w:pPr>
-        <w:ind w:left="1080" w:hanging="360"/>
-      </w:pPr>
-    </w:lvl>
-    <w:lvl w:ilvl="2" w:tplc="24368F98" w:tentative="1">
-      <w:start w:val="1"/>
-      <w:numFmt w:val="lowerRoman"/>
-      <w:lvlText w:val="%3."/>
-      <w:lvlJc w:val="left"/>
-      <w:pPr>
-        <w:ind w:left="1440" w:hanging="360"/>
-      </w:pPr>
-    </w:lvl>
-    <w:lvl w:ilvl="3" w:tplc="5E52CD4C">
-      <w:numFmt w:val="decimal"/>
-      <w:lvlText w:val=""/>
-      <w:lvlJc w:val="left"/>
-    </w:lvl>
-    <w:lvl w:ilvl="4" w:tplc="87B22260">
-      <w:numFmt w:val="decimal"/>
-      <w:lvlText w:val=""/>
-      <w:lvlJc w:val="left"/>
-    </w:lvl>
-    <w:lvl w:ilvl="5" w:tplc="495013B4">
-      <w:numFmt w:val="decimal"/>
-      <w:lvlText w:val=""/>
-      <w:lvlJc w:val="left"/>
-    </w:lvl>
-    <w:lvl w:ilvl="6" w:tplc="1C96E54E">
-      <w:numFmt w:val="decimal"/>
-      <w:lvlText w:val=""/>
-      <w:lvlJc w:val="left"/>
-    </w:lvl>
-    <w:lvl w:ilvl="7" w:tplc="821CD090">
-      <w:numFmt w:val="decimal"/>
-      <w:lvlText w:val=""/>
-      <w:lvlJc w:val="left"/>
-    </w:lvl>
-    <w:lvl w:ilvl="8" w:tplc="9A38E510">
-      <w:numFmt w:val="decimal"/>
-      <w:lvlText w:val=""/>
-      <w:lvlJc w:val="left"/>
-    </w:lvl>
-  </w:abstractNum>
-  <w:abstractNum w:abstractNumId="2" w15:restartNumberingAfterBreak="0">
-    <w:nsid w:val="74AB069E"/>
-    <w:multiLevelType w:val="hybridMultilevel"/>
-    <w:tmpl w:val="ED660938"/>
-    <w:lvl w:ilvl="0" w:tplc="17580454" w:tentative="1">
+    <w:tmpl w:val="AC0CCCF0"/>
+    <w:lvl w:ilvl="0" w:tplc="B4165FDE" w:tentative="1">
       <w:start w:val="1"/>
       <w:numFmt w:val="bullet"/>
       <w:lvlText w:val="●"/>
@@ -38062,7 +37938,7 @@
         <w:ind w:left="720" w:hanging="360"/>
       </w:pPr>
     </w:lvl>
-    <w:lvl w:ilvl="1" w:tplc="6EE6F844" w:tentative="1">
+    <w:lvl w:ilvl="1" w:tplc="55647756" w:tentative="1">
       <w:start w:val="1"/>
       <w:numFmt w:val="bullet"/>
       <w:lvlText w:val="○"/>
@@ -38071,7 +37947,7 @@
         <w:ind w:left="1440" w:hanging="360"/>
       </w:pPr>
     </w:lvl>
-    <w:lvl w:ilvl="2" w:tplc="FE64F92C" w:tentative="1">
+    <w:lvl w:ilvl="2" w:tplc="7C9CFD34" w:tentative="1">
       <w:start w:val="1"/>
       <w:numFmt w:val="bullet"/>
       <w:lvlText w:val="■"/>
@@ -38080,7 +37956,7 @@
         <w:ind w:left="2160" w:hanging="360"/>
       </w:pPr>
     </w:lvl>
-    <w:lvl w:ilvl="3" w:tplc="BECE7366" w:tentative="1">
+    <w:lvl w:ilvl="3" w:tplc="7D908B6E" w:tentative="1">
       <w:start w:val="1"/>
       <w:numFmt w:val="bullet"/>
       <w:lvlText w:val="●"/>
@@ -38089,7 +37965,7 @@
         <w:ind w:left="2880" w:hanging="360"/>
       </w:pPr>
     </w:lvl>
-    <w:lvl w:ilvl="4" w:tplc="A6EAE126" w:tentative="1">
+    <w:lvl w:ilvl="4" w:tplc="8BC23B5E" w:tentative="1">
       <w:start w:val="1"/>
       <w:numFmt w:val="bullet"/>
       <w:lvlText w:val="○"/>
@@ -38098,7 +37974,7 @@
         <w:ind w:left="3600" w:hanging="360"/>
       </w:pPr>
     </w:lvl>
-    <w:lvl w:ilvl="5" w:tplc="F7645870" w:tentative="1">
+    <w:lvl w:ilvl="5" w:tplc="E5B4CE48" w:tentative="1">
       <w:start w:val="1"/>
       <w:numFmt w:val="bullet"/>
       <w:lvlText w:val="■"/>
@@ -38107,7 +37983,7 @@
         <w:ind w:left="4320" w:hanging="360"/>
       </w:pPr>
     </w:lvl>
-    <w:lvl w:ilvl="6" w:tplc="1ED88E12" w:tentative="1">
+    <w:lvl w:ilvl="6" w:tplc="46386324" w:tentative="1">
       <w:start w:val="1"/>
       <w:numFmt w:val="bullet"/>
       <w:lvlText w:val="●"/>
@@ -38116,7 +37992,7 @@
         <w:ind w:left="5040" w:hanging="360"/>
       </w:pPr>
     </w:lvl>
-    <w:lvl w:ilvl="7" w:tplc="CB0E7C3C" w:tentative="1">
+    <w:lvl w:ilvl="7" w:tplc="F87C7196" w:tentative="1">
       <w:start w:val="1"/>
       <w:numFmt w:val="bullet"/>
       <w:lvlText w:val="●"/>
@@ -38125,7 +38001,7 @@
         <w:ind w:left="5760" w:hanging="360"/>
       </w:pPr>
     </w:lvl>
-    <w:lvl w:ilvl="8" w:tplc="870428A6" w:tentative="1">
+    <w:lvl w:ilvl="8" w:tplc="1D7C7948" w:tentative="1">
       <w:start w:val="1"/>
       <w:numFmt w:val="bullet"/>
       <w:lvlText w:val="●"/>
@@ -38135,8 +38011,132 @@
       </w:pPr>
     </w:lvl>
   </w:abstractNum>
-  <w:num w:numId="1" w16cid:durableId="2139756602">
-    <w:abstractNumId w:val="2"/>
+  <w:abstractNum w:abstractNumId="1" w15:restartNumberingAfterBreak="0">
+    <w:nsid w:val="21225D6C"/>
+    <w:multiLevelType w:val="hybridMultilevel"/>
+    <w:tmpl w:val="88DA7D88"/>
+    <w:lvl w:ilvl="0" w:tplc="46D4C16E" w:tentative="1">
+      <w:start w:val="1"/>
+      <w:numFmt w:val="decimal"/>
+      <w:lvlText w:val="%1."/>
+      <w:lvlJc w:val="left"/>
+      <w:pPr>
+        <w:ind w:left="720" w:hanging="360"/>
+      </w:pPr>
+    </w:lvl>
+    <w:lvl w:ilvl="1" w:tplc="2A881548" w:tentative="1">
+      <w:start w:val="1"/>
+      <w:numFmt w:val="lowerLetter"/>
+      <w:lvlText w:val="%2."/>
+      <w:lvlJc w:val="left"/>
+      <w:pPr>
+        <w:ind w:left="1080" w:hanging="360"/>
+      </w:pPr>
+    </w:lvl>
+    <w:lvl w:ilvl="2" w:tplc="B96CEF08" w:tentative="1">
+      <w:start w:val="1"/>
+      <w:numFmt w:val="lowerRoman"/>
+      <w:lvlText w:val="%3."/>
+      <w:lvlJc w:val="left"/>
+      <w:pPr>
+        <w:ind w:left="1440" w:hanging="360"/>
+      </w:pPr>
+    </w:lvl>
+    <w:lvl w:ilvl="3" w:tplc="853244A6">
+      <w:numFmt w:val="decimal"/>
+      <w:lvlText w:val=""/>
+      <w:lvlJc w:val="left"/>
+    </w:lvl>
+    <w:lvl w:ilvl="4" w:tplc="F59AC8F0">
+      <w:numFmt w:val="decimal"/>
+      <w:lvlText w:val=""/>
+      <w:lvlJc w:val="left"/>
+    </w:lvl>
+    <w:lvl w:ilvl="5" w:tplc="3EFC966C">
+      <w:numFmt w:val="decimal"/>
+      <w:lvlText w:val=""/>
+      <w:lvlJc w:val="left"/>
+    </w:lvl>
+    <w:lvl w:ilvl="6" w:tplc="4BA8E478">
+      <w:numFmt w:val="decimal"/>
+      <w:lvlText w:val=""/>
+      <w:lvlJc w:val="left"/>
+    </w:lvl>
+    <w:lvl w:ilvl="7" w:tplc="4B20A098">
+      <w:numFmt w:val="decimal"/>
+      <w:lvlText w:val=""/>
+      <w:lvlJc w:val="left"/>
+    </w:lvl>
+    <w:lvl w:ilvl="8" w:tplc="7FFC65E4">
+      <w:numFmt w:val="decimal"/>
+      <w:lvlText w:val=""/>
+      <w:lvlJc w:val="left"/>
+    </w:lvl>
+  </w:abstractNum>
+  <w:abstractNum w:abstractNumId="2" w15:restartNumberingAfterBreak="0">
+    <w:nsid w:val="3D4700B4"/>
+    <w:multiLevelType w:val="hybridMultilevel"/>
+    <w:tmpl w:val="2D0807D8"/>
+    <w:lvl w:ilvl="0" w:tplc="35B01940" w:tentative="1">
+      <w:start w:val="1"/>
+      <w:numFmt w:val="bullet"/>
+      <w:lvlText w:val="•"/>
+      <w:lvlJc w:val="left"/>
+      <w:pPr>
+        <w:ind w:left="720" w:hanging="280"/>
+      </w:pPr>
+    </w:lvl>
+    <w:lvl w:ilvl="1" w:tplc="13B0C08E" w:tentative="1">
+      <w:start w:val="1"/>
+      <w:numFmt w:val="bullet"/>
+      <w:lvlText w:val="–"/>
+      <w:lvlJc w:val="left"/>
+      <w:pPr>
+        <w:ind w:left="1080" w:hanging="280"/>
+      </w:pPr>
+    </w:lvl>
+    <w:lvl w:ilvl="2" w:tplc="B074F4F2" w:tentative="1">
+      <w:start w:val="1"/>
+      <w:numFmt w:val="bullet"/>
+      <w:lvlText w:val="▪"/>
+      <w:lvlJc w:val="left"/>
+      <w:pPr>
+        <w:ind w:left="1440" w:hanging="280"/>
+      </w:pPr>
+    </w:lvl>
+    <w:lvl w:ilvl="3" w:tplc="997003FE">
+      <w:numFmt w:val="decimal"/>
+      <w:lvlText w:val=""/>
+      <w:lvlJc w:val="left"/>
+    </w:lvl>
+    <w:lvl w:ilvl="4" w:tplc="625E0D0E">
+      <w:numFmt w:val="decimal"/>
+      <w:lvlText w:val=""/>
+      <w:lvlJc w:val="left"/>
+    </w:lvl>
+    <w:lvl w:ilvl="5" w:tplc="17D495F2">
+      <w:numFmt w:val="decimal"/>
+      <w:lvlText w:val=""/>
+      <w:lvlJc w:val="left"/>
+    </w:lvl>
+    <w:lvl w:ilvl="6" w:tplc="0CE2C056">
+      <w:numFmt w:val="decimal"/>
+      <w:lvlText w:val=""/>
+      <w:lvlJc w:val="left"/>
+    </w:lvl>
+    <w:lvl w:ilvl="7" w:tplc="2092E54A">
+      <w:numFmt w:val="decimal"/>
+      <w:lvlText w:val=""/>
+      <w:lvlJc w:val="left"/>
+    </w:lvl>
+    <w:lvl w:ilvl="8" w:tplc="C4F80268">
+      <w:numFmt w:val="decimal"/>
+      <w:lvlText w:val=""/>
+      <w:lvlJc w:val="left"/>
+    </w:lvl>
+  </w:abstractNum>
+  <w:num w:numId="1" w16cid:durableId="1208031984">
+    <w:abstractNumId w:val="0"/>
     <w:lvlOverride w:ilvl="0">
       <w:startOverride w:val="1"/>
     </w:lvlOverride>
@@ -38840,7 +38840,7 @@
     <w:autoRedefine/>
     <w:uiPriority w:val="39"/>
     <w:unhideWhenUsed/>
-    <w:rsid w:val="00A57FAC"/>
+    <w:rsid w:val="008D7DD1"/>
     <w:pPr>
       <w:spacing w:after="100"/>
     </w:pPr>
@@ -38852,7 +38852,7 @@
     <w:autoRedefine/>
     <w:uiPriority w:val="39"/>
     <w:unhideWhenUsed/>
-    <w:rsid w:val="00A57FAC"/>
+    <w:rsid w:val="008D7DD1"/>
     <w:pPr>
       <w:spacing w:after="100"/>
       <w:ind w:left="210"/>
@@ -38864,7 +38864,7 @@
     <w:next w:val="Normal"/>
     <w:uiPriority w:val="99"/>
     <w:unhideWhenUsed/>
-    <w:rsid w:val="00A57FAC"/>
+    <w:rsid w:val="008D7DD1"/>
   </w:style>
 </w:styles>
 </file>

--- a/docs/07-ui-ux/ZP-DOC-07_UI-UX-Design.docx
+++ b/docs/07-ui-ux/ZP-DOC-07_UI-UX-Design.docx
@@ -2264,6 +2264,122 @@
           </w:p>
         </w:tc>
       </w:tr>
+      <w:tr>
+        <w:tblPrEx>
+          <w:tblCellMar>
+            <w:top w:w="0" w:type="dxa"/>
+            <w:bottom w:w="0" w:type="dxa"/>
+          </w:tblCellMar>
+        </w:tblPrEx>
+        <w:trPr>
+          <w:cantSplit/>
+          <w:trHeight w:val="420"/>
+        </w:trPr>
+        <w:tc>
+          <w:tcPr>
+            <w:tcW w:w="964" w:type="dxa"/>
+            <w:tcBorders>
+              <w:top w:val="single" w:sz="4" w:space="0" w:color="C9D3D0"/>
+              <w:left w:val="single" w:sz="4" w:space="0" w:color="C9D3D0"/>
+              <w:bottom w:val="single" w:sz="4" w:space="0" w:color="C9D3D0"/>
+              <w:right w:val="single" w:sz="4" w:space="0" w:color="C9D3D0"/>
+            </w:tcBorders>
+            <w:tcMar>
+              <w:top w:w="50" w:type="dxa"/>
+              <w:left w:w="100" w:type="dxa"/>
+              <w:bottom w:w="50" w:type="dxa"/>
+              <w:right w:w="100" w:type="dxa"/>
+            </w:tcMar>
+          </w:tcPr>
+          <w:p>
+            <w:r>
+              <w:rPr>
+                <w:sz w:val="19"/>
+                <w:szCs w:val="19"/>
+              </w:rPr>
+              <w:t>0.9</w:t>
+            </w:r>
+          </w:p>
+        </w:tc>
+        <w:tc>
+          <w:tcPr>
+            <w:tcW w:w="1542" w:type="dxa"/>
+            <w:tcBorders>
+              <w:top w:val="single" w:sz="4" w:space="0" w:color="C9D3D0"/>
+              <w:left w:val="single" w:sz="4" w:space="0" w:color="C9D3D0"/>
+              <w:bottom w:val="single" w:sz="4" w:space="0" w:color="C9D3D0"/>
+              <w:right w:val="single" w:sz="4" w:space="0" w:color="C9D3D0"/>
+            </w:tcBorders>
+            <w:tcMar>
+              <w:top w:w="50" w:type="dxa"/>
+              <w:left w:w="100" w:type="dxa"/>
+              <w:bottom w:w="50" w:type="dxa"/>
+              <w:right w:w="100" w:type="dxa"/>
+            </w:tcMar>
+          </w:tcPr>
+          <w:p>
+            <w:r>
+              <w:rPr>
+                <w:sz w:val="19"/>
+                <w:szCs w:val="19"/>
+              </w:rPr>
+              <w:t>23 Oct 2026</w:t>
+            </w:r>
+          </w:p>
+        </w:tc>
+        <w:tc>
+          <w:tcPr>
+            <w:tcW w:w="1928" w:type="dxa"/>
+            <w:tcBorders>
+              <w:top w:val="single" w:sz="4" w:space="0" w:color="C9D3D0"/>
+              <w:left w:val="single" w:sz="4" w:space="0" w:color="C9D3D0"/>
+              <w:bottom w:val="single" w:sz="4" w:space="0" w:color="C9D3D0"/>
+              <w:right w:val="single" w:sz="4" w:space="0" w:color="C9D3D0"/>
+            </w:tcBorders>
+            <w:tcMar>
+              <w:top w:w="50" w:type="dxa"/>
+              <w:left w:w="100" w:type="dxa"/>
+              <w:bottom w:w="50" w:type="dxa"/>
+              <w:right w:w="100" w:type="dxa"/>
+            </w:tcMar>
+          </w:tcPr>
+          <w:p>
+            <w:r>
+              <w:rPr>
+                <w:sz w:val="19"/>
+                <w:szCs w:val="19"/>
+              </w:rPr>
+              <w:t>Team Kestrel</w:t>
+            </w:r>
+          </w:p>
+        </w:tc>
+        <w:tc>
+          <w:tcPr>
+            <w:tcW w:w="5204" w:type="dxa"/>
+            <w:tcBorders>
+              <w:top w:val="single" w:sz="4" w:space="0" w:color="C9D3D0"/>
+              <w:left w:val="single" w:sz="4" w:space="0" w:color="C9D3D0"/>
+              <w:bottom w:val="single" w:sz="4" w:space="0" w:color="C9D3D0"/>
+              <w:right w:val="single" w:sz="4" w:space="0" w:color="C9D3D0"/>
+            </w:tcBorders>
+            <w:tcMar>
+              <w:top w:w="50" w:type="dxa"/>
+              <w:left w:w="100" w:type="dxa"/>
+              <w:bottom w:w="50" w:type="dxa"/>
+              <w:right w:w="100" w:type="dxa"/>
+            </w:tcMar>
+          </w:tcPr>
+          <w:p>
+            <w:r>
+              <w:rPr>
+                <w:sz w:val="19"/>
+                <w:szCs w:val="19"/>
+              </w:rPr>
+              <w:t>Other paths: search inside each group from a search icon in the top bar, left of the profile picture (name, institute and its short name, group, programmes)</w:t>
+            </w:r>
+          </w:p>
+        </w:tc>
+      </w:tr>
     </w:tbl>
     <w:p>
       <w:pPr>
@@ -2663,7 +2779,7 @@
     <w:sdt>
       <w:sdtPr>
         <w:alias w:val="Contents"/>
-        <w:id w:val="-1347016004"/>
+        <w:id w:val="1178696805"/>
       </w:sdtPr>
       <w:sdtEndPr/>
       <w:sdtContent>
@@ -2692,7 +2808,7 @@
           <w:r>
             <w:fldChar w:fldCharType="separate"/>
           </w:r>
-          <w:hyperlink w:anchor="_Toc243666842" w:history="1">
+          <w:hyperlink w:anchor="_Toc243666962" w:history="1">
             <w:r>
               <w:rPr>
                 <w:rStyle w:val="Hyperlink"/>
@@ -2716,7 +2832,7 @@
               <w:rPr>
                 <w:noProof/>
               </w:rPr>
-              <w:instrText xml:space="preserve"> PAGEREF _Toc243666842 \h </w:instrText>
+              <w:instrText xml:space="preserve"> PAGEREF _Toc243666962 \h </w:instrText>
             </w:r>
             <w:r>
               <w:rPr>
@@ -2759,7 +2875,7 @@
               <w14:ligatures w14:val="standardContextual"/>
             </w:rPr>
           </w:pPr>
-          <w:hyperlink w:anchor="_Toc243666843" w:history="1">
+          <w:hyperlink w:anchor="_Toc243666963" w:history="1">
             <w:r>
               <w:rPr>
                 <w:rStyle w:val="Hyperlink"/>
@@ -2783,7 +2899,7 @@
               <w:rPr>
                 <w:noProof/>
               </w:rPr>
-              <w:instrText xml:space="preserve"> PAGEREF _Toc243666843 \h </w:instrText>
+              <w:instrText xml:space="preserve"> PAGEREF _Toc243666963 \h </w:instrText>
             </w:r>
             <w:r>
               <w:rPr>
@@ -2826,7 +2942,7 @@
               <w14:ligatures w14:val="standardContextual"/>
             </w:rPr>
           </w:pPr>
-          <w:hyperlink w:anchor="_Toc243666844" w:history="1">
+          <w:hyperlink w:anchor="_Toc243666964" w:history="1">
             <w:r>
               <w:rPr>
                 <w:rStyle w:val="Hyperlink"/>
@@ -2850,7 +2966,7 @@
               <w:rPr>
                 <w:noProof/>
               </w:rPr>
-              <w:instrText xml:space="preserve"> PAGEREF _Toc243666844 \h </w:instrText>
+              <w:instrText xml:space="preserve"> PAGEREF _Toc243666964 \h </w:instrText>
             </w:r>
             <w:r>
               <w:rPr>
@@ -2893,7 +3009,7 @@
               <w14:ligatures w14:val="standardContextual"/>
             </w:rPr>
           </w:pPr>
-          <w:hyperlink w:anchor="_Toc243666845" w:history="1">
+          <w:hyperlink w:anchor="_Toc243666965" w:history="1">
             <w:r>
               <w:rPr>
                 <w:rStyle w:val="Hyperlink"/>
@@ -2917,7 +3033,7 @@
               <w:rPr>
                 <w:noProof/>
               </w:rPr>
-              <w:instrText xml:space="preserve"> PAGEREF _Toc243666845 \h </w:instrText>
+              <w:instrText xml:space="preserve"> PAGEREF _Toc243666965 \h </w:instrText>
             </w:r>
             <w:r>
               <w:rPr>
@@ -2960,7 +3076,7 @@
               <w14:ligatures w14:val="standardContextual"/>
             </w:rPr>
           </w:pPr>
-          <w:hyperlink w:anchor="_Toc243666846" w:history="1">
+          <w:hyperlink w:anchor="_Toc243666966" w:history="1">
             <w:r>
               <w:rPr>
                 <w:rStyle w:val="Hyperlink"/>
@@ -2984,7 +3100,7 @@
               <w:rPr>
                 <w:noProof/>
               </w:rPr>
-              <w:instrText xml:space="preserve"> PAGEREF _Toc243666846 \h </w:instrText>
+              <w:instrText xml:space="preserve"> PAGEREF _Toc243666966 \h </w:instrText>
             </w:r>
             <w:r>
               <w:rPr>
@@ -3027,7 +3143,7 @@
               <w14:ligatures w14:val="standardContextual"/>
             </w:rPr>
           </w:pPr>
-          <w:hyperlink w:anchor="_Toc243666847" w:history="1">
+          <w:hyperlink w:anchor="_Toc243666967" w:history="1">
             <w:r>
               <w:rPr>
                 <w:rStyle w:val="Hyperlink"/>
@@ -3051,7 +3167,7 @@
               <w:rPr>
                 <w:noProof/>
               </w:rPr>
-              <w:instrText xml:space="preserve"> PAGEREF _Toc243666847 \h </w:instrText>
+              <w:instrText xml:space="preserve"> PAGEREF _Toc243666967 \h </w:instrText>
             </w:r>
             <w:r>
               <w:rPr>
@@ -3094,7 +3210,7 @@
               <w14:ligatures w14:val="standardContextual"/>
             </w:rPr>
           </w:pPr>
-          <w:hyperlink w:anchor="_Toc243666848" w:history="1">
+          <w:hyperlink w:anchor="_Toc243666968" w:history="1">
             <w:r>
               <w:rPr>
                 <w:rStyle w:val="Hyperlink"/>
@@ -3118,7 +3234,7 @@
               <w:rPr>
                 <w:noProof/>
               </w:rPr>
-              <w:instrText xml:space="preserve"> PAGEREF _Toc243666848 \h </w:instrText>
+              <w:instrText xml:space="preserve"> PAGEREF _Toc243666968 \h </w:instrText>
             </w:r>
             <w:r>
               <w:rPr>
@@ -3161,7 +3277,7 @@
               <w14:ligatures w14:val="standardContextual"/>
             </w:rPr>
           </w:pPr>
-          <w:hyperlink w:anchor="_Toc243666849" w:history="1">
+          <w:hyperlink w:anchor="_Toc243666969" w:history="1">
             <w:r>
               <w:rPr>
                 <w:rStyle w:val="Hyperlink"/>
@@ -3185,7 +3301,7 @@
               <w:rPr>
                 <w:noProof/>
               </w:rPr>
-              <w:instrText xml:space="preserve"> PAGEREF _Toc243666849 \h </w:instrText>
+              <w:instrText xml:space="preserve"> PAGEREF _Toc243666969 \h </w:instrText>
             </w:r>
             <w:r>
               <w:rPr>
@@ -3228,7 +3344,7 @@
               <w14:ligatures w14:val="standardContextual"/>
             </w:rPr>
           </w:pPr>
-          <w:hyperlink w:anchor="_Toc243666850" w:history="1">
+          <w:hyperlink w:anchor="_Toc243666970" w:history="1">
             <w:r>
               <w:rPr>
                 <w:rStyle w:val="Hyperlink"/>
@@ -3252,7 +3368,7 @@
               <w:rPr>
                 <w:noProof/>
               </w:rPr>
-              <w:instrText xml:space="preserve"> PAGEREF _Toc243666850 \h </w:instrText>
+              <w:instrText xml:space="preserve"> PAGEREF _Toc243666970 \h </w:instrText>
             </w:r>
             <w:r>
               <w:rPr>
@@ -3295,7 +3411,7 @@
               <w14:ligatures w14:val="standardContextual"/>
             </w:rPr>
           </w:pPr>
-          <w:hyperlink w:anchor="_Toc243666851" w:history="1">
+          <w:hyperlink w:anchor="_Toc243666971" w:history="1">
             <w:r>
               <w:rPr>
                 <w:rStyle w:val="Hyperlink"/>
@@ -3319,7 +3435,7 @@
               <w:rPr>
                 <w:noProof/>
               </w:rPr>
-              <w:instrText xml:space="preserve"> PAGEREF _Toc243666851 \h </w:instrText>
+              <w:instrText xml:space="preserve"> PAGEREF _Toc243666971 \h </w:instrText>
             </w:r>
             <w:r>
               <w:rPr>
@@ -3362,7 +3478,7 @@
               <w14:ligatures w14:val="standardContextual"/>
             </w:rPr>
           </w:pPr>
-          <w:hyperlink w:anchor="_Toc243666852" w:history="1">
+          <w:hyperlink w:anchor="_Toc243666972" w:history="1">
             <w:r>
               <w:rPr>
                 <w:rStyle w:val="Hyperlink"/>
@@ -3386,7 +3502,7 @@
               <w:rPr>
                 <w:noProof/>
               </w:rPr>
-              <w:instrText xml:space="preserve"> PAGEREF _Toc243666852 \h </w:instrText>
+              <w:instrText xml:space="preserve"> PAGEREF _Toc243666972 \h </w:instrText>
             </w:r>
             <w:r>
               <w:rPr>
@@ -3429,7 +3545,7 @@
               <w14:ligatures w14:val="standardContextual"/>
             </w:rPr>
           </w:pPr>
-          <w:hyperlink w:anchor="_Toc243666853" w:history="1">
+          <w:hyperlink w:anchor="_Toc243666973" w:history="1">
             <w:r>
               <w:rPr>
                 <w:rStyle w:val="Hyperlink"/>
@@ -3453,7 +3569,7 @@
               <w:rPr>
                 <w:noProof/>
               </w:rPr>
-              <w:instrText xml:space="preserve"> PAGEREF _Toc243666853 \h </w:instrText>
+              <w:instrText xml:space="preserve"> PAGEREF _Toc243666973 \h </w:instrText>
             </w:r>
             <w:r>
               <w:rPr>
@@ -3496,7 +3612,7 @@
               <w14:ligatures w14:val="standardContextual"/>
             </w:rPr>
           </w:pPr>
-          <w:hyperlink w:anchor="_Toc243666854" w:history="1">
+          <w:hyperlink w:anchor="_Toc243666974" w:history="1">
             <w:r>
               <w:rPr>
                 <w:rStyle w:val="Hyperlink"/>
@@ -3520,7 +3636,7 @@
               <w:rPr>
                 <w:noProof/>
               </w:rPr>
-              <w:instrText xml:space="preserve"> PAGEREF _Toc243666854 \h </w:instrText>
+              <w:instrText xml:space="preserve"> PAGEREF _Toc243666974 \h </w:instrText>
             </w:r>
             <w:r>
               <w:rPr>
@@ -3563,7 +3679,7 @@
               <w14:ligatures w14:val="standardContextual"/>
             </w:rPr>
           </w:pPr>
-          <w:hyperlink w:anchor="_Toc243666855" w:history="1">
+          <w:hyperlink w:anchor="_Toc243666975" w:history="1">
             <w:r>
               <w:rPr>
                 <w:rStyle w:val="Hyperlink"/>
@@ -3587,7 +3703,7 @@
               <w:rPr>
                 <w:noProof/>
               </w:rPr>
-              <w:instrText xml:space="preserve"> PAGEREF _Toc243666855 \h </w:instrText>
+              <w:instrText xml:space="preserve"> PAGEREF _Toc243666975 \h </w:instrText>
             </w:r>
             <w:r>
               <w:rPr>
@@ -3630,7 +3746,7 @@
               <w14:ligatures w14:val="standardContextual"/>
             </w:rPr>
           </w:pPr>
-          <w:hyperlink w:anchor="_Toc243666856" w:history="1">
+          <w:hyperlink w:anchor="_Toc243666976" w:history="1">
             <w:r>
               <w:rPr>
                 <w:rStyle w:val="Hyperlink"/>
@@ -3654,7 +3770,7 @@
               <w:rPr>
                 <w:noProof/>
               </w:rPr>
-              <w:instrText xml:space="preserve"> PAGEREF _Toc243666856 \h </w:instrText>
+              <w:instrText xml:space="preserve"> PAGEREF _Toc243666976 \h </w:instrText>
             </w:r>
             <w:r>
               <w:rPr>
@@ -3697,7 +3813,7 @@
               <w14:ligatures w14:val="standardContextual"/>
             </w:rPr>
           </w:pPr>
-          <w:hyperlink w:anchor="_Toc243666857" w:history="1">
+          <w:hyperlink w:anchor="_Toc243666977" w:history="1">
             <w:r>
               <w:rPr>
                 <w:rStyle w:val="Hyperlink"/>
@@ -3721,7 +3837,7 @@
               <w:rPr>
                 <w:noProof/>
               </w:rPr>
-              <w:instrText xml:space="preserve"> PAGEREF _Toc243666857 \h </w:instrText>
+              <w:instrText xml:space="preserve"> PAGEREF _Toc243666977 \h </w:instrText>
             </w:r>
             <w:r>
               <w:rPr>
@@ -3764,7 +3880,7 @@
               <w14:ligatures w14:val="standardContextual"/>
             </w:rPr>
           </w:pPr>
-          <w:hyperlink w:anchor="_Toc243666858" w:history="1">
+          <w:hyperlink w:anchor="_Toc243666978" w:history="1">
             <w:r>
               <w:rPr>
                 <w:rStyle w:val="Hyperlink"/>
@@ -3788,7 +3904,7 @@
               <w:rPr>
                 <w:noProof/>
               </w:rPr>
-              <w:instrText xml:space="preserve"> PAGEREF _Toc243666858 \h </w:instrText>
+              <w:instrText xml:space="preserve"> PAGEREF _Toc243666978 \h </w:instrText>
             </w:r>
             <w:r>
               <w:rPr>
@@ -3831,7 +3947,7 @@
               <w14:ligatures w14:val="standardContextual"/>
             </w:rPr>
           </w:pPr>
-          <w:hyperlink w:anchor="_Toc243666859" w:history="1">
+          <w:hyperlink w:anchor="_Toc243666979" w:history="1">
             <w:r>
               <w:rPr>
                 <w:rStyle w:val="Hyperlink"/>
@@ -3855,7 +3971,7 @@
               <w:rPr>
                 <w:noProof/>
               </w:rPr>
-              <w:instrText xml:space="preserve"> PAGEREF _Toc243666859 \h </w:instrText>
+              <w:instrText xml:space="preserve"> PAGEREF _Toc243666979 \h </w:instrText>
             </w:r>
             <w:r>
               <w:rPr>
@@ -3898,7 +4014,7 @@
               <w14:ligatures w14:val="standardContextual"/>
             </w:rPr>
           </w:pPr>
-          <w:hyperlink w:anchor="_Toc243666860" w:history="1">
+          <w:hyperlink w:anchor="_Toc243666980" w:history="1">
             <w:r>
               <w:rPr>
                 <w:rStyle w:val="Hyperlink"/>
@@ -3922,7 +4038,7 @@
               <w:rPr>
                 <w:noProof/>
               </w:rPr>
-              <w:instrText xml:space="preserve"> PAGEREF _Toc243666860 \h </w:instrText>
+              <w:instrText xml:space="preserve"> PAGEREF _Toc243666980 \h </w:instrText>
             </w:r>
             <w:r>
               <w:rPr>
@@ -3965,7 +4081,7 @@
               <w14:ligatures w14:val="standardContextual"/>
             </w:rPr>
           </w:pPr>
-          <w:hyperlink w:anchor="_Toc243666861" w:history="1">
+          <w:hyperlink w:anchor="_Toc243666981" w:history="1">
             <w:r>
               <w:rPr>
                 <w:rStyle w:val="Hyperlink"/>
@@ -3989,7 +4105,7 @@
               <w:rPr>
                 <w:noProof/>
               </w:rPr>
-              <w:instrText xml:space="preserve"> PAGEREF _Toc243666861 \h </w:instrText>
+              <w:instrText xml:space="preserve"> PAGEREF _Toc243666981 \h </w:instrText>
             </w:r>
             <w:r>
               <w:rPr>
@@ -4032,7 +4148,7 @@
               <w14:ligatures w14:val="standardContextual"/>
             </w:rPr>
           </w:pPr>
-          <w:hyperlink w:anchor="_Toc243666862" w:history="1">
+          <w:hyperlink w:anchor="_Toc243666982" w:history="1">
             <w:r>
               <w:rPr>
                 <w:rStyle w:val="Hyperlink"/>
@@ -4056,7 +4172,7 @@
               <w:rPr>
                 <w:noProof/>
               </w:rPr>
-              <w:instrText xml:space="preserve"> PAGEREF _Toc243666862 \h </w:instrText>
+              <w:instrText xml:space="preserve"> PAGEREF _Toc243666982 \h </w:instrText>
             </w:r>
             <w:r>
               <w:rPr>
@@ -4099,7 +4215,7 @@
               <w14:ligatures w14:val="standardContextual"/>
             </w:rPr>
           </w:pPr>
-          <w:hyperlink w:anchor="_Toc243666863" w:history="1">
+          <w:hyperlink w:anchor="_Toc243666983" w:history="1">
             <w:r>
               <w:rPr>
                 <w:rStyle w:val="Hyperlink"/>
@@ -4123,7 +4239,7 @@
               <w:rPr>
                 <w:noProof/>
               </w:rPr>
-              <w:instrText xml:space="preserve"> PAGEREF _Toc243666863 \h </w:instrText>
+              <w:instrText xml:space="preserve"> PAGEREF _Toc243666983 \h </w:instrText>
             </w:r>
             <w:r>
               <w:rPr>
@@ -4166,7 +4282,7 @@
               <w14:ligatures w14:val="standardContextual"/>
             </w:rPr>
           </w:pPr>
-          <w:hyperlink w:anchor="_Toc243666864" w:history="1">
+          <w:hyperlink w:anchor="_Toc243666984" w:history="1">
             <w:r>
               <w:rPr>
                 <w:rStyle w:val="Hyperlink"/>
@@ -4190,7 +4306,7 @@
               <w:rPr>
                 <w:noProof/>
               </w:rPr>
-              <w:instrText xml:space="preserve"> PAGEREF _Toc243666864 \h </w:instrText>
+              <w:instrText xml:space="preserve"> PAGEREF _Toc243666984 \h </w:instrText>
             </w:r>
             <w:r>
               <w:rPr>
@@ -4233,7 +4349,7 @@
               <w14:ligatures w14:val="standardContextual"/>
             </w:rPr>
           </w:pPr>
-          <w:hyperlink w:anchor="_Toc243666865" w:history="1">
+          <w:hyperlink w:anchor="_Toc243666985" w:history="1">
             <w:r>
               <w:rPr>
                 <w:rStyle w:val="Hyperlink"/>
@@ -4257,7 +4373,7 @@
               <w:rPr>
                 <w:noProof/>
               </w:rPr>
-              <w:instrText xml:space="preserve"> PAGEREF _Toc243666865 \h </w:instrText>
+              <w:instrText xml:space="preserve"> PAGEREF _Toc243666985 \h </w:instrText>
             </w:r>
             <w:r>
               <w:rPr>
@@ -4300,7 +4416,7 @@
               <w14:ligatures w14:val="standardContextual"/>
             </w:rPr>
           </w:pPr>
-          <w:hyperlink w:anchor="_Toc243666866" w:history="1">
+          <w:hyperlink w:anchor="_Toc243666986" w:history="1">
             <w:r>
               <w:rPr>
                 <w:rStyle w:val="Hyperlink"/>
@@ -4324,7 +4440,7 @@
               <w:rPr>
                 <w:noProof/>
               </w:rPr>
-              <w:instrText xml:space="preserve"> PAGEREF _Toc243666866 \h </w:instrText>
+              <w:instrText xml:space="preserve"> PAGEREF _Toc243666986 \h </w:instrText>
             </w:r>
             <w:r>
               <w:rPr>
@@ -4367,7 +4483,7 @@
               <w14:ligatures w14:val="standardContextual"/>
             </w:rPr>
           </w:pPr>
-          <w:hyperlink w:anchor="_Toc243666867" w:history="1">
+          <w:hyperlink w:anchor="_Toc243666987" w:history="1">
             <w:r>
               <w:rPr>
                 <w:rStyle w:val="Hyperlink"/>
@@ -4391,7 +4507,7 @@
               <w:rPr>
                 <w:noProof/>
               </w:rPr>
-              <w:instrText xml:space="preserve"> PAGEREF _Toc243666867 \h </w:instrText>
+              <w:instrText xml:space="preserve"> PAGEREF _Toc243666987 \h </w:instrText>
             </w:r>
             <w:r>
               <w:rPr>
@@ -4434,7 +4550,7 @@
               <w14:ligatures w14:val="standardContextual"/>
             </w:rPr>
           </w:pPr>
-          <w:hyperlink w:anchor="_Toc243666868" w:history="1">
+          <w:hyperlink w:anchor="_Toc243666988" w:history="1">
             <w:r>
               <w:rPr>
                 <w:rStyle w:val="Hyperlink"/>
@@ -4458,7 +4574,7 @@
               <w:rPr>
                 <w:noProof/>
               </w:rPr>
-              <w:instrText xml:space="preserve"> PAGEREF _Toc243666868 \h </w:instrText>
+              <w:instrText xml:space="preserve"> PAGEREF _Toc243666988 \h </w:instrText>
             </w:r>
             <w:r>
               <w:rPr>
@@ -4501,7 +4617,7 @@
               <w14:ligatures w14:val="standardContextual"/>
             </w:rPr>
           </w:pPr>
-          <w:hyperlink w:anchor="_Toc243666869" w:history="1">
+          <w:hyperlink w:anchor="_Toc243666989" w:history="1">
             <w:r>
               <w:rPr>
                 <w:rStyle w:val="Hyperlink"/>
@@ -4525,7 +4641,7 @@
               <w:rPr>
                 <w:noProof/>
               </w:rPr>
-              <w:instrText xml:space="preserve"> PAGEREF _Toc243666869 \h </w:instrText>
+              <w:instrText xml:space="preserve"> PAGEREF _Toc243666989 \h </w:instrText>
             </w:r>
             <w:r>
               <w:rPr>
@@ -4568,7 +4684,7 @@
               <w14:ligatures w14:val="standardContextual"/>
             </w:rPr>
           </w:pPr>
-          <w:hyperlink w:anchor="_Toc243666870" w:history="1">
+          <w:hyperlink w:anchor="_Toc243666990" w:history="1">
             <w:r>
               <w:rPr>
                 <w:rStyle w:val="Hyperlink"/>
@@ -4592,7 +4708,7 @@
               <w:rPr>
                 <w:noProof/>
               </w:rPr>
-              <w:instrText xml:space="preserve"> PAGEREF _Toc243666870 \h </w:instrText>
+              <w:instrText xml:space="preserve"> PAGEREF _Toc243666990 \h </w:instrText>
             </w:r>
             <w:r>
               <w:rPr>
@@ -4635,7 +4751,7 @@
               <w14:ligatures w14:val="standardContextual"/>
             </w:rPr>
           </w:pPr>
-          <w:hyperlink w:anchor="_Toc243666871" w:history="1">
+          <w:hyperlink w:anchor="_Toc243666991" w:history="1">
             <w:r>
               <w:rPr>
                 <w:rStyle w:val="Hyperlink"/>
@@ -4659,7 +4775,7 @@
               <w:rPr>
                 <w:noProof/>
               </w:rPr>
-              <w:instrText xml:space="preserve"> PAGEREF _Toc243666871 \h </w:instrText>
+              <w:instrText xml:space="preserve"> PAGEREF _Toc243666991 \h </w:instrText>
             </w:r>
             <w:r>
               <w:rPr>
@@ -4702,7 +4818,7 @@
               <w14:ligatures w14:val="standardContextual"/>
             </w:rPr>
           </w:pPr>
-          <w:hyperlink w:anchor="_Toc243666872" w:history="1">
+          <w:hyperlink w:anchor="_Toc243666992" w:history="1">
             <w:r>
               <w:rPr>
                 <w:rStyle w:val="Hyperlink"/>
@@ -4726,7 +4842,7 @@
               <w:rPr>
                 <w:noProof/>
               </w:rPr>
-              <w:instrText xml:space="preserve"> PAGEREF _Toc243666872 \h </w:instrText>
+              <w:instrText xml:space="preserve"> PAGEREF _Toc243666992 \h </w:instrText>
             </w:r>
             <w:r>
               <w:rPr>
@@ -4769,7 +4885,7 @@
               <w14:ligatures w14:val="standardContextual"/>
             </w:rPr>
           </w:pPr>
-          <w:hyperlink w:anchor="_Toc243666873" w:history="1">
+          <w:hyperlink w:anchor="_Toc243666993" w:history="1">
             <w:r>
               <w:rPr>
                 <w:rStyle w:val="Hyperlink"/>
@@ -4793,7 +4909,7 @@
               <w:rPr>
                 <w:noProof/>
               </w:rPr>
-              <w:instrText xml:space="preserve"> PAGEREF _Toc243666873 \h </w:instrText>
+              <w:instrText xml:space="preserve"> PAGEREF _Toc243666993 \h </w:instrText>
             </w:r>
             <w:r>
               <w:rPr>
@@ -4836,7 +4952,7 @@
               <w14:ligatures w14:val="standardContextual"/>
             </w:rPr>
           </w:pPr>
-          <w:hyperlink w:anchor="_Toc243666874" w:history="1">
+          <w:hyperlink w:anchor="_Toc243666994" w:history="1">
             <w:r>
               <w:rPr>
                 <w:rStyle w:val="Hyperlink"/>
@@ -4860,7 +4976,7 @@
               <w:rPr>
                 <w:noProof/>
               </w:rPr>
-              <w:instrText xml:space="preserve"> PAGEREF _Toc243666874 \h </w:instrText>
+              <w:instrText xml:space="preserve"> PAGEREF _Toc243666994 \h </w:instrText>
             </w:r>
             <w:r>
               <w:rPr>
@@ -4903,7 +5019,7 @@
               <w14:ligatures w14:val="standardContextual"/>
             </w:rPr>
           </w:pPr>
-          <w:hyperlink w:anchor="_Toc243666875" w:history="1">
+          <w:hyperlink w:anchor="_Toc243666995" w:history="1">
             <w:r>
               <w:rPr>
                 <w:rStyle w:val="Hyperlink"/>
@@ -4927,7 +5043,7 @@
               <w:rPr>
                 <w:noProof/>
               </w:rPr>
-              <w:instrText xml:space="preserve"> PAGEREF _Toc243666875 \h </w:instrText>
+              <w:instrText xml:space="preserve"> PAGEREF _Toc243666995 \h </w:instrText>
             </w:r>
             <w:r>
               <w:rPr>
@@ -4970,7 +5086,7 @@
               <w14:ligatures w14:val="standardContextual"/>
             </w:rPr>
           </w:pPr>
-          <w:hyperlink w:anchor="_Toc243666876" w:history="1">
+          <w:hyperlink w:anchor="_Toc243666996" w:history="1">
             <w:r>
               <w:rPr>
                 <w:rStyle w:val="Hyperlink"/>
@@ -4994,7 +5110,7 @@
               <w:rPr>
                 <w:noProof/>
               </w:rPr>
-              <w:instrText xml:space="preserve"> PAGEREF _Toc243666876 \h </w:instrText>
+              <w:instrText xml:space="preserve"> PAGEREF _Toc243666996 \h </w:instrText>
             </w:r>
             <w:r>
               <w:rPr>
@@ -5037,7 +5153,7 @@
               <w14:ligatures w14:val="standardContextual"/>
             </w:rPr>
           </w:pPr>
-          <w:hyperlink w:anchor="_Toc243666877" w:history="1">
+          <w:hyperlink w:anchor="_Toc243666997" w:history="1">
             <w:r>
               <w:rPr>
                 <w:rStyle w:val="Hyperlink"/>
@@ -5061,7 +5177,7 @@
               <w:rPr>
                 <w:noProof/>
               </w:rPr>
-              <w:instrText xml:space="preserve"> PAGEREF _Toc243666877 \h </w:instrText>
+              <w:instrText xml:space="preserve"> PAGEREF _Toc243666997 \h </w:instrText>
             </w:r>
             <w:r>
               <w:rPr>
@@ -5104,7 +5220,7 @@
               <w14:ligatures w14:val="standardContextual"/>
             </w:rPr>
           </w:pPr>
-          <w:hyperlink w:anchor="_Toc243666878" w:history="1">
+          <w:hyperlink w:anchor="_Toc243666998" w:history="1">
             <w:r>
               <w:rPr>
                 <w:rStyle w:val="Hyperlink"/>
@@ -5128,7 +5244,7 @@
               <w:rPr>
                 <w:noProof/>
               </w:rPr>
-              <w:instrText xml:space="preserve"> PAGEREF _Toc243666878 \h </w:instrText>
+              <w:instrText xml:space="preserve"> PAGEREF _Toc243666998 \h </w:instrText>
             </w:r>
             <w:r>
               <w:rPr>
@@ -5174,7 +5290,7 @@
     <w:sdt>
       <w:sdtPr>
         <w:alias w:val="Tables"/>
-        <w:id w:val="-991566442"/>
+        <w:id w:val="-1862665571"/>
       </w:sdtPr>
       <w:sdtEndPr/>
       <w:sdtContent>
@@ -5203,7 +5319,7 @@
           <w:r>
             <w:fldChar w:fldCharType="separate"/>
           </w:r>
-          <w:hyperlink w:anchor="_Toc243666879" w:history="1">
+          <w:hyperlink w:anchor="_Toc243666999" w:history="1">
             <w:r>
               <w:rPr>
                 <w:rStyle w:val="Hyperlink"/>
@@ -5227,7 +5343,7 @@
               <w:rPr>
                 <w:noProof/>
               </w:rPr>
-              <w:instrText xml:space="preserve"> PAGEREF _Toc243666879 \h </w:instrText>
+              <w:instrText xml:space="preserve"> PAGEREF _Toc243666999 \h </w:instrText>
             </w:r>
             <w:r>
               <w:rPr>
@@ -5270,7 +5386,7 @@
               <w14:ligatures w14:val="standardContextual"/>
             </w:rPr>
           </w:pPr>
-          <w:hyperlink w:anchor="_Toc243666880" w:history="1">
+          <w:hyperlink w:anchor="_Toc243667000" w:history="1">
             <w:r>
               <w:rPr>
                 <w:rStyle w:val="Hyperlink"/>
@@ -5294,7 +5410,7 @@
               <w:rPr>
                 <w:noProof/>
               </w:rPr>
-              <w:instrText xml:space="preserve"> PAGEREF _Toc243666880 \h </w:instrText>
+              <w:instrText xml:space="preserve"> PAGEREF _Toc243667000 \h </w:instrText>
             </w:r>
             <w:r>
               <w:rPr>
@@ -5337,7 +5453,7 @@
               <w14:ligatures w14:val="standardContextual"/>
             </w:rPr>
           </w:pPr>
-          <w:hyperlink w:anchor="_Toc243666881" w:history="1">
+          <w:hyperlink w:anchor="_Toc243667001" w:history="1">
             <w:r>
               <w:rPr>
                 <w:rStyle w:val="Hyperlink"/>
@@ -5361,7 +5477,7 @@
               <w:rPr>
                 <w:noProof/>
               </w:rPr>
-              <w:instrText xml:space="preserve"> PAGEREF _Toc243666881 \h </w:instrText>
+              <w:instrText xml:space="preserve"> PAGEREF _Toc243667001 \h </w:instrText>
             </w:r>
             <w:r>
               <w:rPr>
@@ -5404,7 +5520,7 @@
               <w14:ligatures w14:val="standardContextual"/>
             </w:rPr>
           </w:pPr>
-          <w:hyperlink w:anchor="_Toc243666882" w:history="1">
+          <w:hyperlink w:anchor="_Toc243667002" w:history="1">
             <w:r>
               <w:rPr>
                 <w:rStyle w:val="Hyperlink"/>
@@ -5428,7 +5544,7 @@
               <w:rPr>
                 <w:noProof/>
               </w:rPr>
-              <w:instrText xml:space="preserve"> PAGEREF _Toc243666882 \h </w:instrText>
+              <w:instrText xml:space="preserve"> PAGEREF _Toc243667002 \h </w:instrText>
             </w:r>
             <w:r>
               <w:rPr>
@@ -5471,7 +5587,7 @@
               <w14:ligatures w14:val="standardContextual"/>
             </w:rPr>
           </w:pPr>
-          <w:hyperlink w:anchor="_Toc243666883" w:history="1">
+          <w:hyperlink w:anchor="_Toc243667003" w:history="1">
             <w:r>
               <w:rPr>
                 <w:rStyle w:val="Hyperlink"/>
@@ -5495,7 +5611,7 @@
               <w:rPr>
                 <w:noProof/>
               </w:rPr>
-              <w:instrText xml:space="preserve"> PAGEREF _Toc243666883 \h </w:instrText>
+              <w:instrText xml:space="preserve"> PAGEREF _Toc243667003 \h </w:instrText>
             </w:r>
             <w:r>
               <w:rPr>
@@ -5538,7 +5654,7 @@
               <w14:ligatures w14:val="standardContextual"/>
             </w:rPr>
           </w:pPr>
-          <w:hyperlink w:anchor="_Toc243666884" w:history="1">
+          <w:hyperlink w:anchor="_Toc243667004" w:history="1">
             <w:r>
               <w:rPr>
                 <w:rStyle w:val="Hyperlink"/>
@@ -5562,7 +5678,7 @@
               <w:rPr>
                 <w:noProof/>
               </w:rPr>
-              <w:instrText xml:space="preserve"> PAGEREF _Toc243666884 \h </w:instrText>
+              <w:instrText xml:space="preserve"> PAGEREF _Toc243667004 \h </w:instrText>
             </w:r>
             <w:r>
               <w:rPr>
@@ -5605,7 +5721,7 @@
               <w14:ligatures w14:val="standardContextual"/>
             </w:rPr>
           </w:pPr>
-          <w:hyperlink w:anchor="_Toc243666885" w:history="1">
+          <w:hyperlink w:anchor="_Toc243667005" w:history="1">
             <w:r>
               <w:rPr>
                 <w:rStyle w:val="Hyperlink"/>
@@ -5629,7 +5745,7 @@
               <w:rPr>
                 <w:noProof/>
               </w:rPr>
-              <w:instrText xml:space="preserve"> PAGEREF _Toc243666885 \h </w:instrText>
+              <w:instrText xml:space="preserve"> PAGEREF _Toc243667005 \h </w:instrText>
             </w:r>
             <w:r>
               <w:rPr>
@@ -5672,7 +5788,7 @@
               <w14:ligatures w14:val="standardContextual"/>
             </w:rPr>
           </w:pPr>
-          <w:hyperlink w:anchor="_Toc243666886" w:history="1">
+          <w:hyperlink w:anchor="_Toc243667006" w:history="1">
             <w:r>
               <w:rPr>
                 <w:rStyle w:val="Hyperlink"/>
@@ -5696,7 +5812,7 @@
               <w:rPr>
                 <w:noProof/>
               </w:rPr>
-              <w:instrText xml:space="preserve"> PAGEREF _Toc243666886 \h </w:instrText>
+              <w:instrText xml:space="preserve"> PAGEREF _Toc243667006 \h </w:instrText>
             </w:r>
             <w:r>
               <w:rPr>
@@ -5739,7 +5855,7 @@
               <w14:ligatures w14:val="standardContextual"/>
             </w:rPr>
           </w:pPr>
-          <w:hyperlink w:anchor="_Toc243666887" w:history="1">
+          <w:hyperlink w:anchor="_Toc243667007" w:history="1">
             <w:r>
               <w:rPr>
                 <w:rStyle w:val="Hyperlink"/>
@@ -5763,7 +5879,7 @@
               <w:rPr>
                 <w:noProof/>
               </w:rPr>
-              <w:instrText xml:space="preserve"> PAGEREF _Toc243666887 \h </w:instrText>
+              <w:instrText xml:space="preserve"> PAGEREF _Toc243667007 \h </w:instrText>
             </w:r>
             <w:r>
               <w:rPr>
@@ -5806,7 +5922,7 @@
               <w14:ligatures w14:val="standardContextual"/>
             </w:rPr>
           </w:pPr>
-          <w:hyperlink w:anchor="_Toc243666888" w:history="1">
+          <w:hyperlink w:anchor="_Toc243667008" w:history="1">
             <w:r>
               <w:rPr>
                 <w:rStyle w:val="Hyperlink"/>
@@ -5830,7 +5946,7 @@
               <w:rPr>
                 <w:noProof/>
               </w:rPr>
-              <w:instrText xml:space="preserve"> PAGEREF _Toc243666888 \h </w:instrText>
+              <w:instrText xml:space="preserve"> PAGEREF _Toc243667008 \h </w:instrText>
             </w:r>
             <w:r>
               <w:rPr>
@@ -5873,7 +5989,7 @@
               <w14:ligatures w14:val="standardContextual"/>
             </w:rPr>
           </w:pPr>
-          <w:hyperlink w:anchor="_Toc243666889" w:history="1">
+          <w:hyperlink w:anchor="_Toc243667009" w:history="1">
             <w:r>
               <w:rPr>
                 <w:rStyle w:val="Hyperlink"/>
@@ -5897,7 +6013,7 @@
               <w:rPr>
                 <w:noProof/>
               </w:rPr>
-              <w:instrText xml:space="preserve"> PAGEREF _Toc243666889 \h </w:instrText>
+              <w:instrText xml:space="preserve"> PAGEREF _Toc243667009 \h </w:instrText>
             </w:r>
             <w:r>
               <w:rPr>
@@ -5940,7 +6056,7 @@
               <w14:ligatures w14:val="standardContextual"/>
             </w:rPr>
           </w:pPr>
-          <w:hyperlink w:anchor="_Toc243666890" w:history="1">
+          <w:hyperlink w:anchor="_Toc243667010" w:history="1">
             <w:r>
               <w:rPr>
                 <w:rStyle w:val="Hyperlink"/>
@@ -5964,7 +6080,7 @@
               <w:rPr>
                 <w:noProof/>
               </w:rPr>
-              <w:instrText xml:space="preserve"> PAGEREF _Toc243666890 \h </w:instrText>
+              <w:instrText xml:space="preserve"> PAGEREF _Toc243667010 \h </w:instrText>
             </w:r>
             <w:r>
               <w:rPr>
@@ -6007,7 +6123,7 @@
               <w14:ligatures w14:val="standardContextual"/>
             </w:rPr>
           </w:pPr>
-          <w:hyperlink w:anchor="_Toc243666891" w:history="1">
+          <w:hyperlink w:anchor="_Toc243667011" w:history="1">
             <w:r>
               <w:rPr>
                 <w:rStyle w:val="Hyperlink"/>
@@ -6031,7 +6147,7 @@
               <w:rPr>
                 <w:noProof/>
               </w:rPr>
-              <w:instrText xml:space="preserve"> PAGEREF _Toc243666891 \h </w:instrText>
+              <w:instrText xml:space="preserve"> PAGEREF _Toc243667011 \h </w:instrText>
             </w:r>
             <w:r>
               <w:rPr>
@@ -6074,7 +6190,7 @@
               <w14:ligatures w14:val="standardContextual"/>
             </w:rPr>
           </w:pPr>
-          <w:hyperlink w:anchor="_Toc243666892" w:history="1">
+          <w:hyperlink w:anchor="_Toc243667012" w:history="1">
             <w:r>
               <w:rPr>
                 <w:rStyle w:val="Hyperlink"/>
@@ -6098,7 +6214,7 @@
               <w:rPr>
                 <w:noProof/>
               </w:rPr>
-              <w:instrText xml:space="preserve"> PAGEREF _Toc243666892 \h </w:instrText>
+              <w:instrText xml:space="preserve"> PAGEREF _Toc243667012 \h </w:instrText>
             </w:r>
             <w:r>
               <w:rPr>
@@ -6141,7 +6257,7 @@
               <w14:ligatures w14:val="standardContextual"/>
             </w:rPr>
           </w:pPr>
-          <w:hyperlink w:anchor="_Toc243666893" w:history="1">
+          <w:hyperlink w:anchor="_Toc243667013" w:history="1">
             <w:r>
               <w:rPr>
                 <w:rStyle w:val="Hyperlink"/>
@@ -6165,7 +6281,7 @@
               <w:rPr>
                 <w:noProof/>
               </w:rPr>
-              <w:instrText xml:space="preserve"> PAGEREF _Toc243666893 \h </w:instrText>
+              <w:instrText xml:space="preserve"> PAGEREF _Toc243667013 \h </w:instrText>
             </w:r>
             <w:r>
               <w:rPr>
@@ -6208,7 +6324,7 @@
               <w14:ligatures w14:val="standardContextual"/>
             </w:rPr>
           </w:pPr>
-          <w:hyperlink w:anchor="_Toc243666894" w:history="1">
+          <w:hyperlink w:anchor="_Toc243667014" w:history="1">
             <w:r>
               <w:rPr>
                 <w:rStyle w:val="Hyperlink"/>
@@ -6232,7 +6348,7 @@
               <w:rPr>
                 <w:noProof/>
               </w:rPr>
-              <w:instrText xml:space="preserve"> PAGEREF _Toc243666894 \h </w:instrText>
+              <w:instrText xml:space="preserve"> PAGEREF _Toc243667014 \h </w:instrText>
             </w:r>
             <w:r>
               <w:rPr>
@@ -6275,7 +6391,7 @@
               <w14:ligatures w14:val="standardContextual"/>
             </w:rPr>
           </w:pPr>
-          <w:hyperlink w:anchor="_Toc243666895" w:history="1">
+          <w:hyperlink w:anchor="_Toc243667015" w:history="1">
             <w:r>
               <w:rPr>
                 <w:rStyle w:val="Hyperlink"/>
@@ -6299,7 +6415,7 @@
               <w:rPr>
                 <w:noProof/>
               </w:rPr>
-              <w:instrText xml:space="preserve"> PAGEREF _Toc243666895 \h </w:instrText>
+              <w:instrText xml:space="preserve"> PAGEREF _Toc243667015 \h </w:instrText>
             </w:r>
             <w:r>
               <w:rPr>
@@ -6342,7 +6458,7 @@
               <w14:ligatures w14:val="standardContextual"/>
             </w:rPr>
           </w:pPr>
-          <w:hyperlink w:anchor="_Toc243666896" w:history="1">
+          <w:hyperlink w:anchor="_Toc243667016" w:history="1">
             <w:r>
               <w:rPr>
                 <w:rStyle w:val="Hyperlink"/>
@@ -6366,7 +6482,7 @@
               <w:rPr>
                 <w:noProof/>
               </w:rPr>
-              <w:instrText xml:space="preserve"> PAGEREF _Toc243666896 \h </w:instrText>
+              <w:instrText xml:space="preserve"> PAGEREF _Toc243667016 \h </w:instrText>
             </w:r>
             <w:r>
               <w:rPr>
@@ -6409,7 +6525,7 @@
               <w14:ligatures w14:val="standardContextual"/>
             </w:rPr>
           </w:pPr>
-          <w:hyperlink w:anchor="_Toc243666897" w:history="1">
+          <w:hyperlink w:anchor="_Toc243667017" w:history="1">
             <w:r>
               <w:rPr>
                 <w:rStyle w:val="Hyperlink"/>
@@ -6433,7 +6549,7 @@
               <w:rPr>
                 <w:noProof/>
               </w:rPr>
-              <w:instrText xml:space="preserve"> PAGEREF _Toc243666897 \h </w:instrText>
+              <w:instrText xml:space="preserve"> PAGEREF _Toc243667017 \h </w:instrText>
             </w:r>
             <w:r>
               <w:rPr>
@@ -6476,7 +6592,7 @@
               <w14:ligatures w14:val="standardContextual"/>
             </w:rPr>
           </w:pPr>
-          <w:hyperlink w:anchor="_Toc243666898" w:history="1">
+          <w:hyperlink w:anchor="_Toc243667018" w:history="1">
             <w:r>
               <w:rPr>
                 <w:rStyle w:val="Hyperlink"/>
@@ -6500,7 +6616,7 @@
               <w:rPr>
                 <w:noProof/>
               </w:rPr>
-              <w:instrText xml:space="preserve"> PAGEREF _Toc243666898 \h </w:instrText>
+              <w:instrText xml:space="preserve"> PAGEREF _Toc243667018 \h </w:instrText>
             </w:r>
             <w:r>
               <w:rPr>
@@ -6543,7 +6659,7 @@
               <w14:ligatures w14:val="standardContextual"/>
             </w:rPr>
           </w:pPr>
-          <w:hyperlink w:anchor="_Toc243666899" w:history="1">
+          <w:hyperlink w:anchor="_Toc243667019" w:history="1">
             <w:r>
               <w:rPr>
                 <w:rStyle w:val="Hyperlink"/>
@@ -6567,7 +6683,7 @@
               <w:rPr>
                 <w:noProof/>
               </w:rPr>
-              <w:instrText xml:space="preserve"> PAGEREF _Toc243666899 \h </w:instrText>
+              <w:instrText xml:space="preserve"> PAGEREF _Toc243667019 \h </w:instrText>
             </w:r>
             <w:r>
               <w:rPr>
@@ -6610,7 +6726,7 @@
               <w14:ligatures w14:val="standardContextual"/>
             </w:rPr>
           </w:pPr>
-          <w:hyperlink w:anchor="_Toc243666900" w:history="1">
+          <w:hyperlink w:anchor="_Toc243667020" w:history="1">
             <w:r>
               <w:rPr>
                 <w:rStyle w:val="Hyperlink"/>
@@ -6634,7 +6750,7 @@
               <w:rPr>
                 <w:noProof/>
               </w:rPr>
-              <w:instrText xml:space="preserve"> PAGEREF _Toc243666900 \h </w:instrText>
+              <w:instrText xml:space="preserve"> PAGEREF _Toc243667020 \h </w:instrText>
             </w:r>
             <w:r>
               <w:rPr>
@@ -6677,7 +6793,7 @@
               <w14:ligatures w14:val="standardContextual"/>
             </w:rPr>
           </w:pPr>
-          <w:hyperlink w:anchor="_Toc243666901" w:history="1">
+          <w:hyperlink w:anchor="_Toc243667021" w:history="1">
             <w:r>
               <w:rPr>
                 <w:rStyle w:val="Hyperlink"/>
@@ -6701,7 +6817,7 @@
               <w:rPr>
                 <w:noProof/>
               </w:rPr>
-              <w:instrText xml:space="preserve"> PAGEREF _Toc243666901 \h </w:instrText>
+              <w:instrText xml:space="preserve"> PAGEREF _Toc243667021 \h </w:instrText>
             </w:r>
             <w:r>
               <w:rPr>
@@ -6744,7 +6860,7 @@
               <w14:ligatures w14:val="standardContextual"/>
             </w:rPr>
           </w:pPr>
-          <w:hyperlink w:anchor="_Toc243666902" w:history="1">
+          <w:hyperlink w:anchor="_Toc243667022" w:history="1">
             <w:r>
               <w:rPr>
                 <w:rStyle w:val="Hyperlink"/>
@@ -6768,7 +6884,7 @@
               <w:rPr>
                 <w:noProof/>
               </w:rPr>
-              <w:instrText xml:space="preserve"> PAGEREF _Toc243666902 \h </w:instrText>
+              <w:instrText xml:space="preserve"> PAGEREF _Toc243667022 \h </w:instrText>
             </w:r>
             <w:r>
               <w:rPr>
@@ -6811,7 +6927,7 @@
               <w14:ligatures w14:val="standardContextual"/>
             </w:rPr>
           </w:pPr>
-          <w:hyperlink w:anchor="_Toc243666903" w:history="1">
+          <w:hyperlink w:anchor="_Toc243667023" w:history="1">
             <w:r>
               <w:rPr>
                 <w:rStyle w:val="Hyperlink"/>
@@ -6835,7 +6951,7 @@
               <w:rPr>
                 <w:noProof/>
               </w:rPr>
-              <w:instrText xml:space="preserve"> PAGEREF _Toc243666903 \h </w:instrText>
+              <w:instrText xml:space="preserve"> PAGEREF _Toc243667023 \h </w:instrText>
             </w:r>
             <w:r>
               <w:rPr>
@@ -6878,7 +6994,7 @@
               <w14:ligatures w14:val="standardContextual"/>
             </w:rPr>
           </w:pPr>
-          <w:hyperlink w:anchor="_Toc243666904" w:history="1">
+          <w:hyperlink w:anchor="_Toc243667024" w:history="1">
             <w:r>
               <w:rPr>
                 <w:rStyle w:val="Hyperlink"/>
@@ -6902,7 +7018,7 @@
               <w:rPr>
                 <w:noProof/>
               </w:rPr>
-              <w:instrText xml:space="preserve"> PAGEREF _Toc243666904 \h </w:instrText>
+              <w:instrText xml:space="preserve"> PAGEREF _Toc243667024 \h </w:instrText>
             </w:r>
             <w:r>
               <w:rPr>
@@ -6945,7 +7061,7 @@
               <w14:ligatures w14:val="standardContextual"/>
             </w:rPr>
           </w:pPr>
-          <w:hyperlink w:anchor="_Toc243666905" w:history="1">
+          <w:hyperlink w:anchor="_Toc243667025" w:history="1">
             <w:r>
               <w:rPr>
                 <w:rStyle w:val="Hyperlink"/>
@@ -6969,7 +7085,7 @@
               <w:rPr>
                 <w:noProof/>
               </w:rPr>
-              <w:instrText xml:space="preserve"> PAGEREF _Toc243666905 \h </w:instrText>
+              <w:instrText xml:space="preserve"> PAGEREF _Toc243667025 \h </w:instrText>
             </w:r>
             <w:r>
               <w:rPr>
@@ -7012,7 +7128,7 @@
               <w14:ligatures w14:val="standardContextual"/>
             </w:rPr>
           </w:pPr>
-          <w:hyperlink w:anchor="_Toc243666906" w:history="1">
+          <w:hyperlink w:anchor="_Toc243667026" w:history="1">
             <w:r>
               <w:rPr>
                 <w:rStyle w:val="Hyperlink"/>
@@ -7036,7 +7152,7 @@
               <w:rPr>
                 <w:noProof/>
               </w:rPr>
-              <w:instrText xml:space="preserve"> PAGEREF _Toc243666906 \h </w:instrText>
+              <w:instrText xml:space="preserve"> PAGEREF _Toc243667026 \h </w:instrText>
             </w:r>
             <w:r>
               <w:rPr>
@@ -7079,7 +7195,7 @@
               <w14:ligatures w14:val="standardContextual"/>
             </w:rPr>
           </w:pPr>
-          <w:hyperlink w:anchor="_Toc243666907" w:history="1">
+          <w:hyperlink w:anchor="_Toc243667027" w:history="1">
             <w:r>
               <w:rPr>
                 <w:rStyle w:val="Hyperlink"/>
@@ -7103,7 +7219,7 @@
               <w:rPr>
                 <w:noProof/>
               </w:rPr>
-              <w:instrText xml:space="preserve"> PAGEREF _Toc243666907 \h </w:instrText>
+              <w:instrText xml:space="preserve"> PAGEREF _Toc243667027 \h </w:instrText>
             </w:r>
             <w:r>
               <w:rPr>
@@ -7146,7 +7262,7 @@
               <w14:ligatures w14:val="standardContextual"/>
             </w:rPr>
           </w:pPr>
-          <w:hyperlink w:anchor="_Toc243666908" w:history="1">
+          <w:hyperlink w:anchor="_Toc243667028" w:history="1">
             <w:r>
               <w:rPr>
                 <w:rStyle w:val="Hyperlink"/>
@@ -7170,7 +7286,7 @@
               <w:rPr>
                 <w:noProof/>
               </w:rPr>
-              <w:instrText xml:space="preserve"> PAGEREF _Toc243666908 \h </w:instrText>
+              <w:instrText xml:space="preserve"> PAGEREF _Toc243667028 \h </w:instrText>
             </w:r>
             <w:r>
               <w:rPr>
@@ -7211,7 +7327,7 @@
         <w:keepLines/>
         <w:pageBreakBefore/>
       </w:pPr>
-      <w:bookmarkStart w:id="0" w:name="_Toc243666842"/>
+      <w:bookmarkStart w:id="0" w:name="_Toc243666962"/>
       <w:r>
         <w:lastRenderedPageBreak/>
         <w:t>1 Introduction</w:t>
@@ -7224,7 +7340,7 @@
         <w:keepNext/>
         <w:keepLines/>
       </w:pPr>
-      <w:bookmarkStart w:id="1" w:name="_Toc243666843"/>
+      <w:bookmarkStart w:id="1" w:name="_Toc243666963"/>
       <w:r>
         <w:t>1.1 Purpose</w:t>
       </w:r>
@@ -7235,10 +7351,10 @@
         <w:spacing w:after="120"/>
       </w:pPr>
       <w:r>
-        <w:t xml:space="preserve">This document specifies what a ZedPath user sees and how they move through the app: the principles behind the design, the navigation structure, the design system (colour, type, shape, components), each main screen with its </w:t>
+        <w:t xml:space="preserve">This document specifies what a ZedPath user sees and how they move through the app: the principles behind the </w:t>
       </w:r>
       <w:r>
-        <w:t xml:space="preserve">states, the shared interaction patterns, the language and content rules, accessibility, and the performance budget for low-end Android phones on 3G. It records the design </w:t>
+        <w:t xml:space="preserve">design, the navigation structure, the design system (colour, type, shape, components), each main screen with its states, the shared interaction patterns, the language and content rules, accessibility, and the performance budget for low-end Android phones on 3G. It records the design </w:t>
       </w:r>
       <w:r>
         <w:rPr>
@@ -7257,7 +7373,7 @@
         <w:keepNext/>
         <w:keepLines/>
       </w:pPr>
-      <w:bookmarkStart w:id="2" w:name="_Toc243666844"/>
+      <w:bookmarkStart w:id="2" w:name="_Toc243666964"/>
       <w:r>
         <w:t>1.2 Scope</w:t>
       </w:r>
@@ -7268,7 +7384,10 @@
         <w:spacing w:after="120"/>
       </w:pPr>
       <w:r>
-        <w:t>The student-facing web app (a Vite + React single-page app installed as a Progressive Web App, also wrapped as an Android app) for Releases R1 and R2. The curator tools and the API are out of scope; they are covered by ZP-DOC-05 and ZP-DOC-06.</w:t>
+        <w:t xml:space="preserve">The student-facing web app (a Vite + React single-page app installed as a Progressive Web App, also wrapped as an </w:t>
+      </w:r>
+      <w:r>
+        <w:t>Android app) for Releases R1 and R2. The curator tools and the API are out of scope; they are covered by ZP-DOC-05 and ZP-DOC-06.</w:t>
       </w:r>
     </w:p>
     <w:p>
@@ -7277,7 +7396,7 @@
         <w:keepNext/>
         <w:keepLines/>
       </w:pPr>
-      <w:bookmarkStart w:id="3" w:name="_Toc243666845"/>
+      <w:bookmarkStart w:id="3" w:name="_Toc243666965"/>
       <w:r>
         <w:t>1.3 Intended audience</w:t>
       </w:r>
@@ -7297,7 +7416,7 @@
         <w:keepNext/>
         <w:keepLines/>
       </w:pPr>
-      <w:bookmarkStart w:id="4" w:name="_Toc243666846"/>
+      <w:bookmarkStart w:id="4" w:name="_Toc243666966"/>
       <w:r>
         <w:t>1.4 Relationship to other documents</w:t>
       </w:r>
@@ -7308,7 +7427,7 @@
         <w:pStyle w:val="Caption"/>
         <w:keepNext/>
       </w:pPr>
-      <w:bookmarkStart w:id="5" w:name="_Toc243666879"/>
+      <w:bookmarkStart w:id="5" w:name="_Toc243666999"/>
       <w:r>
         <w:t xml:space="preserve">Table </w:t>
       </w:r>
@@ -8069,7 +8188,7 @@
         <w:keepNext/>
         <w:keepLines/>
       </w:pPr>
-      <w:bookmarkStart w:id="6" w:name="_Toc243666847"/>
+      <w:bookmarkStart w:id="6" w:name="_Toc243666967"/>
       <w:r>
         <w:t>1.5 Conventions</w:t>
       </w:r>
@@ -8092,10 +8211,7 @@
         <w:t>src/styles.css</w:t>
       </w:r>
       <w:r>
-        <w:t xml:space="preserve">; components use tokens only, </w:t>
-      </w:r>
-      <w:r>
-        <w:t>never raw colours. Routes are written as hash routes (</w:t>
+        <w:t>; components use tokens only, never raw colours. Routes are written as hash routes (</w:t>
       </w:r>
       <w:r>
         <w:rPr>
@@ -8117,7 +8233,7 @@
         <w:keepLines/>
         <w:pageBreakBefore/>
       </w:pPr>
-      <w:bookmarkStart w:id="7" w:name="_Toc243666848"/>
+      <w:bookmarkStart w:id="7" w:name="_Toc243666968"/>
       <w:r>
         <w:lastRenderedPageBreak/>
         <w:t>2 Design principles</w:t>
@@ -8129,7 +8245,7 @@
         <w:pStyle w:val="Caption"/>
         <w:keepNext/>
       </w:pPr>
-      <w:bookmarkStart w:id="8" w:name="_Toc243666880"/>
+      <w:bookmarkStart w:id="8" w:name="_Toc243667000"/>
       <w:r>
         <w:t xml:space="preserve">Table </w:t>
       </w:r>
@@ -9617,7 +9733,7 @@
         <w:keepLines/>
         <w:pageBreakBefore/>
       </w:pPr>
-      <w:bookmarkStart w:id="9" w:name="_Toc243666849"/>
+      <w:bookmarkStart w:id="9" w:name="_Toc243666969"/>
       <w:r>
         <w:lastRenderedPageBreak/>
         <w:t>3 Personas and key journeys</w:t>
@@ -9637,7 +9753,7 @@
         <w:pStyle w:val="Caption"/>
         <w:keepNext/>
       </w:pPr>
-      <w:bookmarkStart w:id="10" w:name="_Toc243666881"/>
+      <w:bookmarkStart w:id="10" w:name="_Toc243667001"/>
       <w:r>
         <w:t xml:space="preserve">Table </w:t>
       </w:r>
@@ -10426,7 +10542,7 @@
         <w:pStyle w:val="Caption"/>
         <w:keepNext/>
       </w:pPr>
-      <w:bookmarkStart w:id="11" w:name="_Toc243666882"/>
+      <w:bookmarkStart w:id="11" w:name="_Toc243667002"/>
       <w:r>
         <w:t xml:space="preserve">Table </w:t>
       </w:r>
@@ -11438,7 +11554,7 @@
         <w:keepLines/>
         <w:pageBreakBefore/>
       </w:pPr>
-      <w:bookmarkStart w:id="12" w:name="_Toc243666850"/>
+      <w:bookmarkStart w:id="12" w:name="_Toc243666970"/>
       <w:r>
         <w:lastRenderedPageBreak/>
         <w:t>4 Information architecture and navigation</w:t>
@@ -11451,7 +11567,7 @@
         <w:keepNext/>
         <w:keepLines/>
       </w:pPr>
-      <w:bookmarkStart w:id="13" w:name="_Toc243666851"/>
+      <w:bookmarkStart w:id="13" w:name="_Toc243666971"/>
       <w:r>
         <w:t>4.1 Structure</w:t>
       </w:r>
@@ -11482,10 +11598,7 @@
         <w:t>main app</w:t>
       </w:r>
       <w:r>
-        <w:t xml:space="preserve"> with a top app bar and a five-tab bottom navigation bar. Me opens from the avatar in the top app bar. Routing uses the URL hash so the phone's Back button </w:t>
-      </w:r>
-      <w:r>
-        <w:t xml:space="preserve">and deep links work. From 1024 px wide (laptops, desktops, projectors) the same five destinations move into a </w:t>
+        <w:t xml:space="preserve"> with a top app bar and a five-tab bottom navigation bar. Me opens from the avatar in the top app bar. Routing uses the URL hash so the phone's Back button and deep links work. From 1024 px wide (laptops, desktops, projectors) the same five destinations move into a </w:t>
       </w:r>
       <w:r>
         <w:rPr>
@@ -11503,7 +11616,7 @@
         <w:pStyle w:val="Caption"/>
         <w:keepNext/>
       </w:pPr>
-      <w:bookmarkStart w:id="14" w:name="_Toc243666883"/>
+      <w:bookmarkStart w:id="14" w:name="_Toc243667003"/>
       <w:r>
         <w:t xml:space="preserve">Table </w:t>
       </w:r>
@@ -12386,12 +12499,9 @@
         <w:keepNext/>
         <w:keepLines/>
       </w:pPr>
-      <w:bookmarkStart w:id="15" w:name="_Toc243666852"/>
+      <w:bookmarkStart w:id="15" w:name="_Toc243666972"/>
       <w:r>
-        <w:t>4.2 </w:t>
-      </w:r>
-      <w:r>
-        <w:t>Desktop layout (1024 px and wider)</w:t>
+        <w:t>4.2 Desktop layout (1024 px and wider)</w:t>
       </w:r>
       <w:bookmarkEnd w:id="15"/>
     </w:p>
@@ -12432,7 +12542,7 @@
         <w:pStyle w:val="Caption"/>
         <w:keepNext/>
       </w:pPr>
-      <w:bookmarkStart w:id="16" w:name="_Toc243666884"/>
+      <w:bookmarkStart w:id="16" w:name="_Toc243667004"/>
       <w:r>
         <w:t xml:space="preserve">Table </w:t>
       </w:r>
@@ -13221,7 +13331,7 @@
         <w:keepNext/>
         <w:keepLines/>
       </w:pPr>
-      <w:bookmarkStart w:id="17" w:name="_Toc243666853"/>
+      <w:bookmarkStart w:id="17" w:name="_Toc243666973"/>
       <w:r>
         <w:lastRenderedPageBreak/>
         <w:t>4.3 Route table</w:t>
@@ -13233,7 +13343,7 @@
         <w:pStyle w:val="Caption"/>
         <w:keepNext/>
       </w:pPr>
-      <w:bookmarkStart w:id="18" w:name="_Toc243666885"/>
+      <w:bookmarkStart w:id="18" w:name="_Toc243667005"/>
       <w:r>
         <w:t xml:space="preserve">Table </w:t>
       </w:r>
@@ -15600,7 +15710,7 @@
                 <w:sz w:val="19"/>
                 <w:szCs w:val="19"/>
               </w:rPr>
-              <w:t>urce</w:t>
+              <w:t>urce. Each group list has a search icon in the top bar, left of the profile picture: it opens a search field (focused; Escape closes) that matches every typed word against the path's name, institute (and its short name, e.g. SLIIT), group and programmes; rows found through programmes show which ones (up to three, "+n more"), with a live count</w:t>
             </w:r>
           </w:p>
         </w:tc>
@@ -15644,6 +15754,7 @@
                 <w:szCs w:val="17"/>
                 <w:shd w:val="clear" w:color="auto" w:fill="F2F4F3"/>
               </w:rPr>
+              <w:lastRenderedPageBreak/>
               <w:t>#/groups</w:t>
             </w:r>
           </w:p>
@@ -16189,7 +16300,7 @@
         <w:keepNext/>
         <w:keepLines/>
       </w:pPr>
-      <w:bookmarkStart w:id="19" w:name="_Toc243666854"/>
+      <w:bookmarkStart w:id="19" w:name="_Toc243666974"/>
       <w:r>
         <w:t>4.4 Guards</w:t>
       </w:r>
@@ -16200,7 +16311,7 @@
         <w:pStyle w:val="Caption"/>
         <w:keepNext/>
       </w:pPr>
-      <w:bookmarkStart w:id="20" w:name="_Toc243666886"/>
+      <w:bookmarkStart w:id="20" w:name="_Toc243667006"/>
       <w:r>
         <w:t xml:space="preserve">Table </w:t>
       </w:r>
@@ -16844,7 +16955,7 @@
         <w:keepLines/>
         <w:pageBreakBefore/>
       </w:pPr>
-      <w:bookmarkStart w:id="21" w:name="_Toc243666855"/>
+      <w:bookmarkStart w:id="21" w:name="_Toc243666975"/>
       <w:r>
         <w:lastRenderedPageBreak/>
         <w:t>5 Design system</w:t>
@@ -16857,7 +16968,7 @@
         <w:keepNext/>
         <w:keepLines/>
       </w:pPr>
-      <w:bookmarkStart w:id="22" w:name="_Toc243666856"/>
+      <w:bookmarkStart w:id="22" w:name="_Toc243666976"/>
       <w:r>
         <w:t>5.1 Colour roles</w:t>
       </w:r>
@@ -16876,7 +16987,7 @@
         <w:pStyle w:val="Caption"/>
         <w:keepNext/>
       </w:pPr>
-      <w:bookmarkStart w:id="23" w:name="_Toc243666887"/>
+      <w:bookmarkStart w:id="23" w:name="_Toc243667007"/>
       <w:r>
         <w:t xml:space="preserve">Table </w:t>
       </w:r>
@@ -18900,7 +19011,7 @@
         <w:keepNext/>
         <w:keepLines/>
       </w:pPr>
-      <w:bookmarkStart w:id="24" w:name="_Toc243666857"/>
+      <w:bookmarkStart w:id="24" w:name="_Toc243666977"/>
       <w:r>
         <w:t>5.2 Typography</w:t>
       </w:r>
@@ -18971,7 +19082,7 @@
         <w:pStyle w:val="Caption"/>
         <w:keepNext/>
       </w:pPr>
-      <w:bookmarkStart w:id="25" w:name="_Toc243666888"/>
+      <w:bookmarkStart w:id="25" w:name="_Toc243667008"/>
       <w:r>
         <w:t xml:space="preserve">Table </w:t>
       </w:r>
@@ -20685,7 +20796,7 @@
         <w:keepNext/>
         <w:keepLines/>
       </w:pPr>
-      <w:bookmarkStart w:id="26" w:name="_Toc243666858"/>
+      <w:bookmarkStart w:id="26" w:name="_Toc243666978"/>
       <w:r>
         <w:t>5.3 Spacing, shape and elevation</w:t>
       </w:r>
@@ -20696,7 +20807,7 @@
         <w:pStyle w:val="Caption"/>
         <w:keepNext/>
       </w:pPr>
-      <w:bookmarkStart w:id="27" w:name="_Toc243666889"/>
+      <w:bookmarkStart w:id="27" w:name="_Toc243667009"/>
       <w:r>
         <w:t xml:space="preserve">Table </w:t>
       </w:r>
@@ -21384,7 +21495,7 @@
         <w:keepNext/>
         <w:keepLines/>
       </w:pPr>
-      <w:bookmarkStart w:id="28" w:name="_Toc243666859"/>
+      <w:bookmarkStart w:id="28" w:name="_Toc243666979"/>
       <w:r>
         <w:t>5.4 Components</w:t>
       </w:r>
@@ -21395,7 +21506,7 @@
         <w:pStyle w:val="Caption"/>
         <w:keepNext/>
       </w:pPr>
-      <w:bookmarkStart w:id="29" w:name="_Toc243666890"/>
+      <w:bookmarkStart w:id="29" w:name="_Toc243667010"/>
       <w:r>
         <w:t xml:space="preserve">Table </w:t>
       </w:r>
@@ -23994,7 +24105,7 @@
         <w:keepLines/>
         <w:pageBreakBefore/>
       </w:pPr>
-      <w:bookmarkStart w:id="30" w:name="_Toc243666860"/>
+      <w:bookmarkStart w:id="30" w:name="_Toc243666980"/>
       <w:r>
         <w:lastRenderedPageBreak/>
         <w:t>6 </w:t>
@@ -24058,7 +24169,7 @@
         <w:keepNext/>
         <w:keepLines/>
       </w:pPr>
-      <w:bookmarkStart w:id="31" w:name="_Toc243666861"/>
+      <w:bookmarkStart w:id="31" w:name="_Toc243666981"/>
       <w:r>
         <w:t>6.1 Welcome, Intro and About you (onboarding)</w:t>
       </w:r>
@@ -24069,7 +24180,7 @@
         <w:pStyle w:val="Caption"/>
         <w:keepNext/>
       </w:pPr>
-      <w:bookmarkStart w:id="32" w:name="_Toc243666891"/>
+      <w:bookmarkStart w:id="32" w:name="_Toc243667011"/>
       <w:r>
         <w:t xml:space="preserve">Table </w:t>
       </w:r>
@@ -24605,7 +24716,7 @@
         <w:keepNext/>
         <w:keepLines/>
       </w:pPr>
-      <w:bookmarkStart w:id="33" w:name="_Toc243666862"/>
+      <w:bookmarkStart w:id="33" w:name="_Toc243666982"/>
       <w:r>
         <w:t>6.2 Account (sign up, log in, recover, recovery code, complete your account)</w:t>
       </w:r>
@@ -24616,7 +24727,7 @@
         <w:pStyle w:val="Caption"/>
         <w:keepNext/>
       </w:pPr>
-      <w:bookmarkStart w:id="34" w:name="_Toc243666892"/>
+      <w:bookmarkStart w:id="34" w:name="_Toc243667012"/>
       <w:r>
         <w:t xml:space="preserve">Table </w:t>
       </w:r>
@@ -25076,7 +25187,7 @@
         <w:keepNext/>
         <w:keepLines/>
       </w:pPr>
-      <w:bookmarkStart w:id="35" w:name="_Toc243666863"/>
+      <w:bookmarkStart w:id="35" w:name="_Toc243666983"/>
       <w:r>
         <w:t>6.3 Paths (home)</w:t>
       </w:r>
@@ -25087,7 +25198,7 @@
         <w:pStyle w:val="Caption"/>
         <w:keepNext/>
       </w:pPr>
-      <w:bookmarkStart w:id="36" w:name="_Toc243666893"/>
+      <w:bookmarkStart w:id="36" w:name="_Toc243667013"/>
       <w:r>
         <w:t xml:space="preserve">Table </w:t>
       </w:r>
@@ -25516,7 +25627,7 @@
         <w:keepNext/>
         <w:keepLines/>
       </w:pPr>
-      <w:bookmarkStart w:id="37" w:name="_Toc243666864"/>
+      <w:bookmarkStart w:id="37" w:name="_Toc243666984"/>
       <w:r>
         <w:t>6.4 Courses</w:t>
       </w:r>
@@ -25527,7 +25638,7 @@
         <w:pStyle w:val="Caption"/>
         <w:keepNext/>
       </w:pPr>
-      <w:bookmarkStart w:id="38" w:name="_Toc243666894"/>
+      <w:bookmarkStart w:id="38" w:name="_Toc243667014"/>
       <w:r>
         <w:t xml:space="preserve">Table </w:t>
       </w:r>
@@ -26003,7 +26114,7 @@
         <w:keepNext/>
         <w:keepLines/>
       </w:pPr>
-      <w:bookmarkStart w:id="39" w:name="_Toc243666865"/>
+      <w:bookmarkStart w:id="39" w:name="_Toc243666985"/>
       <w:r>
         <w:t>6.5 Course detail</w:t>
       </w:r>
@@ -26014,7 +26125,7 @@
         <w:pStyle w:val="Caption"/>
         <w:keepNext/>
       </w:pPr>
-      <w:bookmarkStart w:id="40" w:name="_Toc243666895"/>
+      <w:bookmarkStart w:id="40" w:name="_Toc243667015"/>
       <w:r>
         <w:t xml:space="preserve">Table </w:t>
       </w:r>
@@ -26609,7 +26720,7 @@
         <w:keepNext/>
         <w:keepLines/>
       </w:pPr>
-      <w:bookmarkStart w:id="41" w:name="_Toc243666866"/>
+      <w:bookmarkStart w:id="41" w:name="_Toc243666986"/>
       <w:r>
         <w:lastRenderedPageBreak/>
         <w:t>6.6 Compare</w:t>
@@ -26621,7 +26732,7 @@
         <w:pStyle w:val="Caption"/>
         <w:keepNext/>
       </w:pPr>
-      <w:bookmarkStart w:id="42" w:name="_Toc243666896"/>
+      <w:bookmarkStart w:id="42" w:name="_Toc243667016"/>
       <w:r>
         <w:t xml:space="preserve">Table </w:t>
       </w:r>
@@ -27049,7 +27160,7 @@
         <w:keepNext/>
         <w:keepLines/>
       </w:pPr>
-      <w:bookmarkStart w:id="43" w:name="_Toc243666867"/>
+      <w:bookmarkStart w:id="43" w:name="_Toc243666987"/>
       <w:r>
         <w:t>6.7 My list</w:t>
       </w:r>
@@ -27060,7 +27171,7 @@
         <w:pStyle w:val="Caption"/>
         <w:keepNext/>
       </w:pPr>
-      <w:bookmarkStart w:id="44" w:name="_Toc243666897"/>
+      <w:bookmarkStart w:id="44" w:name="_Toc243667017"/>
       <w:r>
         <w:t xml:space="preserve">Table </w:t>
       </w:r>
@@ -27545,7 +27656,7 @@
         <w:keepNext/>
         <w:keepLines/>
       </w:pPr>
-      <w:bookmarkStart w:id="45" w:name="_Toc243666868"/>
+      <w:bookmarkStart w:id="45" w:name="_Toc243666988"/>
       <w:r>
         <w:t>6.8 Guide to applying to the UGC (CR-012)</w:t>
       </w:r>
@@ -27556,7 +27667,7 @@
         <w:pStyle w:val="Caption"/>
         <w:keepNext/>
       </w:pPr>
-      <w:bookmarkStart w:id="46" w:name="_Toc243666898"/>
+      <w:bookmarkStart w:id="46" w:name="_Toc243667018"/>
       <w:r>
         <w:t xml:space="preserve">Table </w:t>
       </w:r>
@@ -28145,7 +28256,7 @@
         <w:keepNext/>
         <w:keepLines/>
       </w:pPr>
-      <w:bookmarkStart w:id="47" w:name="_Toc243666869"/>
+      <w:bookmarkStart w:id="47" w:name="_Toc243666989"/>
       <w:r>
         <w:t>6.9 Journey</w:t>
       </w:r>
@@ -28156,7 +28267,7 @@
         <w:pStyle w:val="Caption"/>
         <w:keepNext/>
       </w:pPr>
-      <w:bookmarkStart w:id="48" w:name="_Toc243666899"/>
+      <w:bookmarkStart w:id="48" w:name="_Toc243667019"/>
       <w:r>
         <w:t xml:space="preserve">Table </w:t>
       </w:r>
@@ -28632,7 +28743,7 @@
         <w:keepNext/>
         <w:keepLines/>
       </w:pPr>
-      <w:bookmarkStart w:id="49" w:name="_Toc243666870"/>
+      <w:bookmarkStart w:id="49" w:name="_Toc243666990"/>
       <w:r>
         <w:t>6.10 Ask ZedPath</w:t>
       </w:r>
@@ -28643,7 +28754,7 @@
         <w:pStyle w:val="Caption"/>
         <w:keepNext/>
       </w:pPr>
-      <w:bookmarkStart w:id="50" w:name="_Toc243666900"/>
+      <w:bookmarkStart w:id="50" w:name="_Toc243667020"/>
       <w:r>
         <w:t xml:space="preserve">Table </w:t>
       </w:r>
@@ -29167,7 +29278,7 @@
         <w:keepNext/>
         <w:keepLines/>
       </w:pPr>
-      <w:bookmarkStart w:id="51" w:name="_Toc243666871"/>
+      <w:bookmarkStart w:id="51" w:name="_Toc243666991"/>
       <w:r>
         <w:t>6.11 Groups, Group room and Group info</w:t>
       </w:r>
@@ -29178,7 +29289,7 @@
         <w:pStyle w:val="Caption"/>
         <w:keepNext/>
       </w:pPr>
-      <w:bookmarkStart w:id="52" w:name="_Toc243666901"/>
+      <w:bookmarkStart w:id="52" w:name="_Toc243667021"/>
       <w:r>
         <w:t xml:space="preserve">Table </w:t>
       </w:r>
@@ -29647,7 +29758,7 @@
         <w:keepNext/>
         <w:keepLines/>
       </w:pPr>
-      <w:bookmarkStart w:id="53" w:name="_Toc243666872"/>
+      <w:bookmarkStart w:id="53" w:name="_Toc243666992"/>
       <w:r>
         <w:lastRenderedPageBreak/>
         <w:t>6.12 Me</w:t>
@@ -29659,7 +29770,7 @@
         <w:pStyle w:val="Caption"/>
         <w:keepNext/>
       </w:pPr>
-      <w:bookmarkStart w:id="54" w:name="_Toc243666902"/>
+      <w:bookmarkStart w:id="54" w:name="_Toc243667022"/>
       <w:r>
         <w:t xml:space="preserve">Table </w:t>
       </w:r>
@@ -30095,7 +30206,7 @@
         <w:keepLines/>
         <w:pageBreakBefore/>
       </w:pPr>
-      <w:bookmarkStart w:id="55" w:name="_Toc243666873"/>
+      <w:bookmarkStart w:id="55" w:name="_Toc243666993"/>
       <w:r>
         <w:lastRenderedPageBreak/>
         <w:t>7 Interaction patterns</w:t>
@@ -30107,7 +30218,7 @@
         <w:pStyle w:val="Caption"/>
         <w:keepNext/>
       </w:pPr>
-      <w:bookmarkStart w:id="56" w:name="_Toc243666903"/>
+      <w:bookmarkStart w:id="56" w:name="_Toc243667023"/>
       <w:r>
         <w:t xml:space="preserve">Table </w:t>
       </w:r>
@@ -31286,7 +31397,7 @@
         <w:keepLines/>
         <w:pageBreakBefore/>
       </w:pPr>
-      <w:bookmarkStart w:id="57" w:name="_Toc243666874"/>
+      <w:bookmarkStart w:id="57" w:name="_Toc243666994"/>
       <w:r>
         <w:lastRenderedPageBreak/>
         <w:t>8 Content and language</w:t>
@@ -31298,7 +31409,7 @@
         <w:pStyle w:val="Caption"/>
         <w:keepNext/>
       </w:pPr>
-      <w:bookmarkStart w:id="58" w:name="_Toc243666904"/>
+      <w:bookmarkStart w:id="58" w:name="_Toc243667024"/>
       <w:r>
         <w:t xml:space="preserve">Table </w:t>
       </w:r>
@@ -32072,7 +32183,7 @@
         <w:keepLines/>
         <w:pageBreakBefore/>
       </w:pPr>
-      <w:bookmarkStart w:id="59" w:name="_Toc243666875"/>
+      <w:bookmarkStart w:id="59" w:name="_Toc243666995"/>
       <w:r>
         <w:lastRenderedPageBreak/>
         <w:t>9 Accessibility checklist (WCAG 2.2 AA)</w:t>
@@ -32092,7 +32203,7 @@
         <w:pStyle w:val="Caption"/>
         <w:keepNext/>
       </w:pPr>
-      <w:bookmarkStart w:id="60" w:name="_Toc243666905"/>
+      <w:bookmarkStart w:id="60" w:name="_Toc243667025"/>
       <w:r>
         <w:t xml:space="preserve">Table </w:t>
       </w:r>
@@ -33846,7 +33957,7 @@
         <w:keepLines/>
         <w:pageBreakBefore/>
       </w:pPr>
-      <w:bookmarkStart w:id="61" w:name="_Toc243666876"/>
+      <w:bookmarkStart w:id="61" w:name="_Toc243666996"/>
       <w:r>
         <w:lastRenderedPageBreak/>
         <w:t>10 Performance budget for 3G</w:t>
@@ -33858,7 +33969,7 @@
         <w:pStyle w:val="Caption"/>
         <w:keepNext/>
       </w:pPr>
-      <w:bookmarkStart w:id="62" w:name="_Toc243666906"/>
+      <w:bookmarkStart w:id="62" w:name="_Toc243667026"/>
       <w:r>
         <w:t xml:space="preserve">Table </w:t>
       </w:r>
@@ -34690,7 +34801,7 @@
         <w:keepLines/>
         <w:pageBreakBefore/>
       </w:pPr>
-      <w:bookmarkStart w:id="63" w:name="_Toc243666877"/>
+      <w:bookmarkStart w:id="63" w:name="_Toc243666997"/>
       <w:r>
         <w:lastRenderedPageBreak/>
         <w:t>11 Usability evidence</w:t>
@@ -34710,7 +34821,7 @@
         <w:pStyle w:val="Caption"/>
         <w:keepNext/>
       </w:pPr>
-      <w:bookmarkStart w:id="64" w:name="_Toc243666907"/>
+      <w:bookmarkStart w:id="64" w:name="_Toc243667027"/>
       <w:r>
         <w:t xml:space="preserve">Table </w:t>
       </w:r>
@@ -36448,7 +36559,7 @@
         <w:keepLines/>
         <w:pageBreakBefore/>
       </w:pPr>
-      <w:bookmarkStart w:id="65" w:name="_Toc243666878"/>
+      <w:bookmarkStart w:id="65" w:name="_Toc243666998"/>
       <w:r>
         <w:lastRenderedPageBreak/>
         <w:t>12 Traceability</w:t>
@@ -36460,7 +36571,7 @@
         <w:pStyle w:val="Caption"/>
         <w:keepNext/>
       </w:pPr>
-      <w:bookmarkStart w:id="66" w:name="_Toc243666908"/>
+      <w:bookmarkStart w:id="66" w:name="_Toc243667028"/>
       <w:r>
         <w:t xml:space="preserve">Table </w:t>
       </w:r>
@@ -37926,10 +38037,72 @@
 <file path=word/numbering.xml><?xml version="1.0" encoding="utf-8"?>
 <w:numbering xmlns:wpc="http://schemas.microsoft.com/office/word/2010/wordprocessingCanvas" xmlns:cx="http://schemas.microsoft.com/office/drawing/2014/chartex" xmlns:cx1="http://schemas.microsoft.com/office/drawing/2015/9/8/chartex" xmlns:cx2="http://schemas.microsoft.com/office/drawing/2015/10/21/chartex" xmlns:cx3="http://schemas.microsoft.com/office/drawing/2016/5/9/chartex" xmlns:cx4="http://schemas.microsoft.com/office/drawing/2016/5/10/chartex" xmlns:cx5="http://schemas.microsoft.com/office/drawing/2016/5/11/chartex" xmlns:cx6="http://schemas.microsoft.com/office/drawing/2016/5/12/chartex" xmlns:cx7="http://schemas.microsoft.com/office/drawing/2016/5/13/chartex" xmlns:cx8="http://schemas.microsoft.com/office/drawing/2016/5/14/chartex" xmlns:mc="http://schemas.openxmlformats.org/markup-compatibility/2006" xmlns:aink="http://schemas.microsoft.com/office/drawing/2016/ink" xmlns:am3d="http://schemas.microsoft.com/office/drawing/2017/model3d" xmlns:o="urn:schemas-microsoft-com:office:office" xmlns:oel="http://schemas.microsoft.com/office/2019/extlst" xmlns:r="http://schemas.openxmlformats.org/officeDocument/2006/relationships" xmlns:m="http://schemas.openxmlformats.org/officeDocument/2006/math" xmlns:v="urn:schemas-microsoft-com:vml" xmlns:wp14="http://schemas.microsoft.com/office/word/2010/wordprocessingDrawing" xmlns:wp="http://schemas.openxmlformats.org/drawingml/2006/wordprocessingDrawing" xmlns:w10="urn:schemas-microsoft-com:office:word" xmlns:w="http://schemas.openxmlformats.org/wordprocessingml/2006/main" xmlns:w14="http://schemas.microsoft.com/office/word/2010/wordml" xmlns:w15="http://schemas.microsoft.com/office/word/2012/wordml" xmlns:w16cex="http://schemas.microsoft.com/office/word/2018/wordml/cex" xmlns:w16cid="http://schemas.microsoft.com/office/word/2016/wordml/cid" xmlns:w16="http://schemas.microsoft.com/office/word/2018/wordml" xmlns:w16du="http://schemas.microsoft.com/office/word/2023/wordml/word16du" xmlns:w16sdtdh="http://schemas.microsoft.com/office/word/2020/wordml/sdtdatahash" xmlns:w16sdtfl="http://schemas.microsoft.com/office/word/2024/wordml/sdtformatlock" xmlns:w16se="http://schemas.microsoft.com/office/word/2015/wordml/symex" xmlns:wpg="http://schemas.microsoft.com/office/word/2010/wordprocessingGroup" xmlns:wpi="http://schemas.microsoft.com/office/word/2010/wordprocessingInk" xmlns:wne="http://schemas.microsoft.com/office/word/2006/wordml" xmlns:wps="http://schemas.microsoft.com/office/word/2010/wordprocessingShape" mc:Ignorable="w14 w15 w16se w16cid w16 w16cex w16sdtdh w16sdtfl w16du wp14">
   <w:abstractNum w:abstractNumId="0" w15:restartNumberingAfterBreak="0">
-    <w:nsid w:val="0A43559D"/>
+    <w:nsid w:val="3F6843DE"/>
     <w:multiLevelType w:val="hybridMultilevel"/>
-    <w:tmpl w:val="AC0CCCF0"/>
-    <w:lvl w:ilvl="0" w:tplc="B4165FDE" w:tentative="1">
+    <w:tmpl w:val="CE7AA056"/>
+    <w:lvl w:ilvl="0" w:tplc="813EC706" w:tentative="1">
+      <w:start w:val="1"/>
+      <w:numFmt w:val="decimal"/>
+      <w:lvlText w:val="%1."/>
+      <w:lvlJc w:val="left"/>
+      <w:pPr>
+        <w:ind w:left="720" w:hanging="360"/>
+      </w:pPr>
+    </w:lvl>
+    <w:lvl w:ilvl="1" w:tplc="ACDABEB8" w:tentative="1">
+      <w:start w:val="1"/>
+      <w:numFmt w:val="lowerLetter"/>
+      <w:lvlText w:val="%2."/>
+      <w:lvlJc w:val="left"/>
+      <w:pPr>
+        <w:ind w:left="1080" w:hanging="360"/>
+      </w:pPr>
+    </w:lvl>
+    <w:lvl w:ilvl="2" w:tplc="29B203F8" w:tentative="1">
+      <w:start w:val="1"/>
+      <w:numFmt w:val="lowerRoman"/>
+      <w:lvlText w:val="%3."/>
+      <w:lvlJc w:val="left"/>
+      <w:pPr>
+        <w:ind w:left="1440" w:hanging="360"/>
+      </w:pPr>
+    </w:lvl>
+    <w:lvl w:ilvl="3" w:tplc="A4FCE8C4">
+      <w:numFmt w:val="decimal"/>
+      <w:lvlText w:val=""/>
+      <w:lvlJc w:val="left"/>
+    </w:lvl>
+    <w:lvl w:ilvl="4" w:tplc="63E605D2">
+      <w:numFmt w:val="decimal"/>
+      <w:lvlText w:val=""/>
+      <w:lvlJc w:val="left"/>
+    </w:lvl>
+    <w:lvl w:ilvl="5" w:tplc="ADD4166E">
+      <w:numFmt w:val="decimal"/>
+      <w:lvlText w:val=""/>
+      <w:lvlJc w:val="left"/>
+    </w:lvl>
+    <w:lvl w:ilvl="6" w:tplc="F7668E84">
+      <w:numFmt w:val="decimal"/>
+      <w:lvlText w:val=""/>
+      <w:lvlJc w:val="left"/>
+    </w:lvl>
+    <w:lvl w:ilvl="7" w:tplc="EC6A4418">
+      <w:numFmt w:val="decimal"/>
+      <w:lvlText w:val=""/>
+      <w:lvlJc w:val="left"/>
+    </w:lvl>
+    <w:lvl w:ilvl="8" w:tplc="D70A3B6C">
+      <w:numFmt w:val="decimal"/>
+      <w:lvlText w:val=""/>
+      <w:lvlJc w:val="left"/>
+    </w:lvl>
+  </w:abstractNum>
+  <w:abstractNum w:abstractNumId="1" w15:restartNumberingAfterBreak="0">
+    <w:nsid w:val="5D967C26"/>
+    <w:multiLevelType w:val="hybridMultilevel"/>
+    <w:tmpl w:val="CA86F686"/>
+    <w:lvl w:ilvl="0" w:tplc="32427224" w:tentative="1">
       <w:start w:val="1"/>
       <w:numFmt w:val="bullet"/>
       <w:lvlText w:val="●"/>
@@ -37938,7 +38111,7 @@
         <w:ind w:left="720" w:hanging="360"/>
       </w:pPr>
     </w:lvl>
-    <w:lvl w:ilvl="1" w:tplc="55647756" w:tentative="1">
+    <w:lvl w:ilvl="1" w:tplc="34225F94" w:tentative="1">
       <w:start w:val="1"/>
       <w:numFmt w:val="bullet"/>
       <w:lvlText w:val="○"/>
@@ -37947,7 +38120,7 @@
         <w:ind w:left="1440" w:hanging="360"/>
       </w:pPr>
     </w:lvl>
-    <w:lvl w:ilvl="2" w:tplc="7C9CFD34" w:tentative="1">
+    <w:lvl w:ilvl="2" w:tplc="0C86D9EE" w:tentative="1">
       <w:start w:val="1"/>
       <w:numFmt w:val="bullet"/>
       <w:lvlText w:val="■"/>
@@ -37956,7 +38129,7 @@
         <w:ind w:left="2160" w:hanging="360"/>
       </w:pPr>
     </w:lvl>
-    <w:lvl w:ilvl="3" w:tplc="7D908B6E" w:tentative="1">
+    <w:lvl w:ilvl="3" w:tplc="0554D564" w:tentative="1">
       <w:start w:val="1"/>
       <w:numFmt w:val="bullet"/>
       <w:lvlText w:val="●"/>
@@ -37965,7 +38138,7 @@
         <w:ind w:left="2880" w:hanging="360"/>
       </w:pPr>
     </w:lvl>
-    <w:lvl w:ilvl="4" w:tplc="8BC23B5E" w:tentative="1">
+    <w:lvl w:ilvl="4" w:tplc="0BFE6D46" w:tentative="1">
       <w:start w:val="1"/>
       <w:numFmt w:val="bullet"/>
       <w:lvlText w:val="○"/>
@@ -37974,7 +38147,7 @@
         <w:ind w:left="3600" w:hanging="360"/>
       </w:pPr>
     </w:lvl>
-    <w:lvl w:ilvl="5" w:tplc="E5B4CE48" w:tentative="1">
+    <w:lvl w:ilvl="5" w:tplc="B5A89482" w:tentative="1">
       <w:start w:val="1"/>
       <w:numFmt w:val="bullet"/>
       <w:lvlText w:val="■"/>
@@ -37983,7 +38156,7 @@
         <w:ind w:left="4320" w:hanging="360"/>
       </w:pPr>
     </w:lvl>
-    <w:lvl w:ilvl="6" w:tplc="46386324" w:tentative="1">
+    <w:lvl w:ilvl="6" w:tplc="C91604AE" w:tentative="1">
       <w:start w:val="1"/>
       <w:numFmt w:val="bullet"/>
       <w:lvlText w:val="●"/>
@@ -37992,7 +38165,7 @@
         <w:ind w:left="5040" w:hanging="360"/>
       </w:pPr>
     </w:lvl>
-    <w:lvl w:ilvl="7" w:tplc="F87C7196" w:tentative="1">
+    <w:lvl w:ilvl="7" w:tplc="C832C53A" w:tentative="1">
       <w:start w:val="1"/>
       <w:numFmt w:val="bullet"/>
       <w:lvlText w:val="●"/>
@@ -38001,7 +38174,7 @@
         <w:ind w:left="5760" w:hanging="360"/>
       </w:pPr>
     </w:lvl>
-    <w:lvl w:ilvl="8" w:tplc="1D7C7948" w:tentative="1">
+    <w:lvl w:ilvl="8" w:tplc="E6A61ECC" w:tentative="1">
       <w:start w:val="1"/>
       <w:numFmt w:val="bullet"/>
       <w:lvlText w:val="●"/>
@@ -38011,73 +38184,11 @@
       </w:pPr>
     </w:lvl>
   </w:abstractNum>
-  <w:abstractNum w:abstractNumId="1" w15:restartNumberingAfterBreak="0">
-    <w:nsid w:val="21225D6C"/>
+  <w:abstractNum w:abstractNumId="2" w15:restartNumberingAfterBreak="0">
+    <w:nsid w:val="76002C5E"/>
     <w:multiLevelType w:val="hybridMultilevel"/>
-    <w:tmpl w:val="88DA7D88"/>
-    <w:lvl w:ilvl="0" w:tplc="46D4C16E" w:tentative="1">
-      <w:start w:val="1"/>
-      <w:numFmt w:val="decimal"/>
-      <w:lvlText w:val="%1."/>
-      <w:lvlJc w:val="left"/>
-      <w:pPr>
-        <w:ind w:left="720" w:hanging="360"/>
-      </w:pPr>
-    </w:lvl>
-    <w:lvl w:ilvl="1" w:tplc="2A881548" w:tentative="1">
-      <w:start w:val="1"/>
-      <w:numFmt w:val="lowerLetter"/>
-      <w:lvlText w:val="%2."/>
-      <w:lvlJc w:val="left"/>
-      <w:pPr>
-        <w:ind w:left="1080" w:hanging="360"/>
-      </w:pPr>
-    </w:lvl>
-    <w:lvl w:ilvl="2" w:tplc="B96CEF08" w:tentative="1">
-      <w:start w:val="1"/>
-      <w:numFmt w:val="lowerRoman"/>
-      <w:lvlText w:val="%3."/>
-      <w:lvlJc w:val="left"/>
-      <w:pPr>
-        <w:ind w:left="1440" w:hanging="360"/>
-      </w:pPr>
-    </w:lvl>
-    <w:lvl w:ilvl="3" w:tplc="853244A6">
-      <w:numFmt w:val="decimal"/>
-      <w:lvlText w:val=""/>
-      <w:lvlJc w:val="left"/>
-    </w:lvl>
-    <w:lvl w:ilvl="4" w:tplc="F59AC8F0">
-      <w:numFmt w:val="decimal"/>
-      <w:lvlText w:val=""/>
-      <w:lvlJc w:val="left"/>
-    </w:lvl>
-    <w:lvl w:ilvl="5" w:tplc="3EFC966C">
-      <w:numFmt w:val="decimal"/>
-      <w:lvlText w:val=""/>
-      <w:lvlJc w:val="left"/>
-    </w:lvl>
-    <w:lvl w:ilvl="6" w:tplc="4BA8E478">
-      <w:numFmt w:val="decimal"/>
-      <w:lvlText w:val=""/>
-      <w:lvlJc w:val="left"/>
-    </w:lvl>
-    <w:lvl w:ilvl="7" w:tplc="4B20A098">
-      <w:numFmt w:val="decimal"/>
-      <w:lvlText w:val=""/>
-      <w:lvlJc w:val="left"/>
-    </w:lvl>
-    <w:lvl w:ilvl="8" w:tplc="7FFC65E4">
-      <w:numFmt w:val="decimal"/>
-      <w:lvlText w:val=""/>
-      <w:lvlJc w:val="left"/>
-    </w:lvl>
-  </w:abstractNum>
-  <w:abstractNum w:abstractNumId="2" w15:restartNumberingAfterBreak="0">
-    <w:nsid w:val="3D4700B4"/>
-    <w:multiLevelType w:val="hybridMultilevel"/>
-    <w:tmpl w:val="2D0807D8"/>
-    <w:lvl w:ilvl="0" w:tplc="35B01940" w:tentative="1">
+    <w:tmpl w:val="A4561A98"/>
+    <w:lvl w:ilvl="0" w:tplc="890E7B04" w:tentative="1">
       <w:start w:val="1"/>
       <w:numFmt w:val="bullet"/>
       <w:lvlText w:val="•"/>
@@ -38086,7 +38197,7 @@
         <w:ind w:left="720" w:hanging="280"/>
       </w:pPr>
     </w:lvl>
-    <w:lvl w:ilvl="1" w:tplc="13B0C08E" w:tentative="1">
+    <w:lvl w:ilvl="1" w:tplc="AE32530A" w:tentative="1">
       <w:start w:val="1"/>
       <w:numFmt w:val="bullet"/>
       <w:lvlText w:val="–"/>
@@ -38095,7 +38206,7 @@
         <w:ind w:left="1080" w:hanging="280"/>
       </w:pPr>
     </w:lvl>
-    <w:lvl w:ilvl="2" w:tplc="B074F4F2" w:tentative="1">
+    <w:lvl w:ilvl="2" w:tplc="0D909BAC" w:tentative="1">
       <w:start w:val="1"/>
       <w:numFmt w:val="bullet"/>
       <w:lvlText w:val="▪"/>
@@ -38104,39 +38215,39 @@
         <w:ind w:left="1440" w:hanging="280"/>
       </w:pPr>
     </w:lvl>
-    <w:lvl w:ilvl="3" w:tplc="997003FE">
+    <w:lvl w:ilvl="3" w:tplc="8C841854">
       <w:numFmt w:val="decimal"/>
       <w:lvlText w:val=""/>
       <w:lvlJc w:val="left"/>
     </w:lvl>
-    <w:lvl w:ilvl="4" w:tplc="625E0D0E">
+    <w:lvl w:ilvl="4" w:tplc="A84630AE">
       <w:numFmt w:val="decimal"/>
       <w:lvlText w:val=""/>
       <w:lvlJc w:val="left"/>
     </w:lvl>
-    <w:lvl w:ilvl="5" w:tplc="17D495F2">
+    <w:lvl w:ilvl="5" w:tplc="CF2A1026">
       <w:numFmt w:val="decimal"/>
       <w:lvlText w:val=""/>
       <w:lvlJc w:val="left"/>
     </w:lvl>
-    <w:lvl w:ilvl="6" w:tplc="0CE2C056">
+    <w:lvl w:ilvl="6" w:tplc="D996E658">
       <w:numFmt w:val="decimal"/>
       <w:lvlText w:val=""/>
       <w:lvlJc w:val="left"/>
     </w:lvl>
-    <w:lvl w:ilvl="7" w:tplc="2092E54A">
+    <w:lvl w:ilvl="7" w:tplc="3AB0020C">
       <w:numFmt w:val="decimal"/>
       <w:lvlText w:val=""/>
       <w:lvlJc w:val="left"/>
     </w:lvl>
-    <w:lvl w:ilvl="8" w:tplc="C4F80268">
+    <w:lvl w:ilvl="8" w:tplc="D4C06948">
       <w:numFmt w:val="decimal"/>
       <w:lvlText w:val=""/>
       <w:lvlJc w:val="left"/>
     </w:lvl>
   </w:abstractNum>
-  <w:num w:numId="1" w16cid:durableId="1208031984">
-    <w:abstractNumId w:val="0"/>
+  <w:num w:numId="1" w16cid:durableId="532504544">
+    <w:abstractNumId w:val="1"/>
     <w:lvlOverride w:ilvl="0">
       <w:startOverride w:val="1"/>
     </w:lvlOverride>
@@ -38840,7 +38951,7 @@
     <w:autoRedefine/>
     <w:uiPriority w:val="39"/>
     <w:unhideWhenUsed/>
-    <w:rsid w:val="008D7DD1"/>
+    <w:rsid w:val="008805D3"/>
     <w:pPr>
       <w:spacing w:after="100"/>
     </w:pPr>
@@ -38852,7 +38963,7 @@
     <w:autoRedefine/>
     <w:uiPriority w:val="39"/>
     <w:unhideWhenUsed/>
-    <w:rsid w:val="008D7DD1"/>
+    <w:rsid w:val="008805D3"/>
     <w:pPr>
       <w:spacing w:after="100"/>
       <w:ind w:left="210"/>
@@ -38864,7 +38975,7 @@
     <w:next w:val="Normal"/>
     <w:uiPriority w:val="99"/>
     <w:unhideWhenUsed/>
-    <w:rsid w:val="008D7DD1"/>
+    <w:rsid w:val="008805D3"/>
   </w:style>
 </w:styles>
 </file>

--- a/docs/07-ui-ux/ZP-DOC-07_UI-UX-Design.docx
+++ b/docs/07-ui-ux/ZP-DOC-07_UI-UX-Design.docx
@@ -2375,6 +2375,122 @@
                 <w:sz w:val="19"/>
                 <w:szCs w:val="19"/>
               </w:rPr>
+              <w:t>CR-013: Career-first mode (#/goal, card below My list)</w:t>
+            </w:r>
+          </w:p>
+        </w:tc>
+      </w:tr>
+      <w:tr>
+        <w:tblPrEx>
+          <w:tblCellMar>
+            <w:top w:w="0" w:type="dxa"/>
+            <w:bottom w:w="0" w:type="dxa"/>
+          </w:tblCellMar>
+        </w:tblPrEx>
+        <w:trPr>
+          <w:cantSplit/>
+          <w:trHeight w:val="420"/>
+        </w:trPr>
+        <w:tc>
+          <w:tcPr>
+            <w:tcW w:w="964" w:type="dxa"/>
+            <w:tcBorders>
+              <w:top w:val="single" w:sz="4" w:space="0" w:color="C9D3D0"/>
+              <w:left w:val="single" w:sz="4" w:space="0" w:color="C9D3D0"/>
+              <w:bottom w:val="single" w:sz="4" w:space="0" w:color="C9D3D0"/>
+              <w:right w:val="single" w:sz="4" w:space="0" w:color="C9D3D0"/>
+            </w:tcBorders>
+            <w:tcMar>
+              <w:top w:w="50" w:type="dxa"/>
+              <w:left w:w="100" w:type="dxa"/>
+              <w:bottom w:w="50" w:type="dxa"/>
+              <w:right w:w="100" w:type="dxa"/>
+            </w:tcMar>
+          </w:tcPr>
+          <w:p>
+            <w:r>
+              <w:rPr>
+                <w:sz w:val="19"/>
+                <w:szCs w:val="19"/>
+              </w:rPr>
+              <w:t>0.9</w:t>
+            </w:r>
+          </w:p>
+        </w:tc>
+        <w:tc>
+          <w:tcPr>
+            <w:tcW w:w="1542" w:type="dxa"/>
+            <w:tcBorders>
+              <w:top w:val="single" w:sz="4" w:space="0" w:color="C9D3D0"/>
+              <w:left w:val="single" w:sz="4" w:space="0" w:color="C9D3D0"/>
+              <w:bottom w:val="single" w:sz="4" w:space="0" w:color="C9D3D0"/>
+              <w:right w:val="single" w:sz="4" w:space="0" w:color="C9D3D0"/>
+            </w:tcBorders>
+            <w:tcMar>
+              <w:top w:w="50" w:type="dxa"/>
+              <w:left w:w="100" w:type="dxa"/>
+              <w:bottom w:w="50" w:type="dxa"/>
+              <w:right w:w="100" w:type="dxa"/>
+            </w:tcMar>
+          </w:tcPr>
+          <w:p>
+            <w:r>
+              <w:rPr>
+                <w:sz w:val="19"/>
+                <w:szCs w:val="19"/>
+              </w:rPr>
+              <w:t>23 Oct 2026</w:t>
+            </w:r>
+          </w:p>
+        </w:tc>
+        <w:tc>
+          <w:tcPr>
+            <w:tcW w:w="1928" w:type="dxa"/>
+            <w:tcBorders>
+              <w:top w:val="single" w:sz="4" w:space="0" w:color="C9D3D0"/>
+              <w:left w:val="single" w:sz="4" w:space="0" w:color="C9D3D0"/>
+              <w:bottom w:val="single" w:sz="4" w:space="0" w:color="C9D3D0"/>
+              <w:right w:val="single" w:sz="4" w:space="0" w:color="C9D3D0"/>
+            </w:tcBorders>
+            <w:tcMar>
+              <w:top w:w="50" w:type="dxa"/>
+              <w:left w:w="100" w:type="dxa"/>
+              <w:bottom w:w="50" w:type="dxa"/>
+              <w:right w:w="100" w:type="dxa"/>
+            </w:tcMar>
+          </w:tcPr>
+          <w:p>
+            <w:r>
+              <w:rPr>
+                <w:sz w:val="19"/>
+                <w:szCs w:val="19"/>
+              </w:rPr>
+              <w:t>Team Kestrel</w:t>
+            </w:r>
+          </w:p>
+        </w:tc>
+        <w:tc>
+          <w:tcPr>
+            <w:tcW w:w="5204" w:type="dxa"/>
+            <w:tcBorders>
+              <w:top w:val="single" w:sz="4" w:space="0" w:color="C9D3D0"/>
+              <w:left w:val="single" w:sz="4" w:space="0" w:color="C9D3D0"/>
+              <w:bottom w:val="single" w:sz="4" w:space="0" w:color="C9D3D0"/>
+              <w:right w:val="single" w:sz="4" w:space="0" w:color="C9D3D0"/>
+            </w:tcBorders>
+            <w:tcMar>
+              <w:top w:w="50" w:type="dxa"/>
+              <w:left w:w="100" w:type="dxa"/>
+              <w:bottom w:w="50" w:type="dxa"/>
+              <w:right w:w="100" w:type="dxa"/>
+            </w:tcMar>
+          </w:tcPr>
+          <w:p>
+            <w:r>
+              <w:rPr>
+                <w:sz w:val="19"/>
+                <w:szCs w:val="19"/>
+              </w:rPr>
               <w:t>Other paths: search inside each group from a search icon in the top bar, left of the profile picture (name, institute and its short name, group, programmes)</w:t>
             </w:r>
           </w:p>
@@ -2779,7 +2895,7 @@
     <w:sdt>
       <w:sdtPr>
         <w:alias w:val="Contents"/>
-        <w:id w:val="1178696805"/>
+        <w:id w:val="1469789793"/>
       </w:sdtPr>
       <w:sdtEndPr/>
       <w:sdtContent>
@@ -2808,7 +2924,7 @@
           <w:r>
             <w:fldChar w:fldCharType="separate"/>
           </w:r>
-          <w:hyperlink w:anchor="_Toc243666962" w:history="1">
+          <w:hyperlink w:anchor="_Toc243668326" w:history="1">
             <w:r>
               <w:rPr>
                 <w:rStyle w:val="Hyperlink"/>
@@ -2832,7 +2948,7 @@
               <w:rPr>
                 <w:noProof/>
               </w:rPr>
-              <w:instrText xml:space="preserve"> PAGEREF _Toc243666962 \h </w:instrText>
+              <w:instrText xml:space="preserve"> PAGEREF _Toc243668326 \h </w:instrText>
             </w:r>
             <w:r>
               <w:rPr>
@@ -2875,7 +2991,7 @@
               <w14:ligatures w14:val="standardContextual"/>
             </w:rPr>
           </w:pPr>
-          <w:hyperlink w:anchor="_Toc243666963" w:history="1">
+          <w:hyperlink w:anchor="_Toc243668327" w:history="1">
             <w:r>
               <w:rPr>
                 <w:rStyle w:val="Hyperlink"/>
@@ -2899,7 +3015,7 @@
               <w:rPr>
                 <w:noProof/>
               </w:rPr>
-              <w:instrText xml:space="preserve"> PAGEREF _Toc243666963 \h </w:instrText>
+              <w:instrText xml:space="preserve"> PAGEREF _Toc243668327 \h </w:instrText>
             </w:r>
             <w:r>
               <w:rPr>
@@ -2942,7 +3058,7 @@
               <w14:ligatures w14:val="standardContextual"/>
             </w:rPr>
           </w:pPr>
-          <w:hyperlink w:anchor="_Toc243666964" w:history="1">
+          <w:hyperlink w:anchor="_Toc243668328" w:history="1">
             <w:r>
               <w:rPr>
                 <w:rStyle w:val="Hyperlink"/>
@@ -2966,7 +3082,7 @@
               <w:rPr>
                 <w:noProof/>
               </w:rPr>
-              <w:instrText xml:space="preserve"> PAGEREF _Toc243666964 \h </w:instrText>
+              <w:instrText xml:space="preserve"> PAGEREF _Toc243668328 \h </w:instrText>
             </w:r>
             <w:r>
               <w:rPr>
@@ -3009,7 +3125,7 @@
               <w14:ligatures w14:val="standardContextual"/>
             </w:rPr>
           </w:pPr>
-          <w:hyperlink w:anchor="_Toc243666965" w:history="1">
+          <w:hyperlink w:anchor="_Toc243668329" w:history="1">
             <w:r>
               <w:rPr>
                 <w:rStyle w:val="Hyperlink"/>
@@ -3033,7 +3149,7 @@
               <w:rPr>
                 <w:noProof/>
               </w:rPr>
-              <w:instrText xml:space="preserve"> PAGEREF _Toc243666965 \h </w:instrText>
+              <w:instrText xml:space="preserve"> PAGEREF _Toc243668329 \h </w:instrText>
             </w:r>
             <w:r>
               <w:rPr>
@@ -3076,7 +3192,7 @@
               <w14:ligatures w14:val="standardContextual"/>
             </w:rPr>
           </w:pPr>
-          <w:hyperlink w:anchor="_Toc243666966" w:history="1">
+          <w:hyperlink w:anchor="_Toc243668330" w:history="1">
             <w:r>
               <w:rPr>
                 <w:rStyle w:val="Hyperlink"/>
@@ -3100,7 +3216,7 @@
               <w:rPr>
                 <w:noProof/>
               </w:rPr>
-              <w:instrText xml:space="preserve"> PAGEREF _Toc243666966 \h </w:instrText>
+              <w:instrText xml:space="preserve"> PAGEREF _Toc243668330 \h </w:instrText>
             </w:r>
             <w:r>
               <w:rPr>
@@ -3143,7 +3259,7 @@
               <w14:ligatures w14:val="standardContextual"/>
             </w:rPr>
           </w:pPr>
-          <w:hyperlink w:anchor="_Toc243666967" w:history="1">
+          <w:hyperlink w:anchor="_Toc243668331" w:history="1">
             <w:r>
               <w:rPr>
                 <w:rStyle w:val="Hyperlink"/>
@@ -3167,7 +3283,7 @@
               <w:rPr>
                 <w:noProof/>
               </w:rPr>
-              <w:instrText xml:space="preserve"> PAGEREF _Toc243666967 \h </w:instrText>
+              <w:instrText xml:space="preserve"> PAGEREF _Toc243668331 \h </w:instrText>
             </w:r>
             <w:r>
               <w:rPr>
@@ -3210,7 +3326,7 @@
               <w14:ligatures w14:val="standardContextual"/>
             </w:rPr>
           </w:pPr>
-          <w:hyperlink w:anchor="_Toc243666968" w:history="1">
+          <w:hyperlink w:anchor="_Toc243668332" w:history="1">
             <w:r>
               <w:rPr>
                 <w:rStyle w:val="Hyperlink"/>
@@ -3234,7 +3350,7 @@
               <w:rPr>
                 <w:noProof/>
               </w:rPr>
-              <w:instrText xml:space="preserve"> PAGEREF _Toc243666968 \h </w:instrText>
+              <w:instrText xml:space="preserve"> PAGEREF _Toc243668332 \h </w:instrText>
             </w:r>
             <w:r>
               <w:rPr>
@@ -3277,7 +3393,7 @@
               <w14:ligatures w14:val="standardContextual"/>
             </w:rPr>
           </w:pPr>
-          <w:hyperlink w:anchor="_Toc243666969" w:history="1">
+          <w:hyperlink w:anchor="_Toc243668333" w:history="1">
             <w:r>
               <w:rPr>
                 <w:rStyle w:val="Hyperlink"/>
@@ -3301,7 +3417,7 @@
               <w:rPr>
                 <w:noProof/>
               </w:rPr>
-              <w:instrText xml:space="preserve"> PAGEREF _Toc243666969 \h </w:instrText>
+              <w:instrText xml:space="preserve"> PAGEREF _Toc243668333 \h </w:instrText>
             </w:r>
             <w:r>
               <w:rPr>
@@ -3344,7 +3460,7 @@
               <w14:ligatures w14:val="standardContextual"/>
             </w:rPr>
           </w:pPr>
-          <w:hyperlink w:anchor="_Toc243666970" w:history="1">
+          <w:hyperlink w:anchor="_Toc243668334" w:history="1">
             <w:r>
               <w:rPr>
                 <w:rStyle w:val="Hyperlink"/>
@@ -3368,7 +3484,7 @@
               <w:rPr>
                 <w:noProof/>
               </w:rPr>
-              <w:instrText xml:space="preserve"> PAGEREF _Toc243666970 \h </w:instrText>
+              <w:instrText xml:space="preserve"> PAGEREF _Toc243668334 \h </w:instrText>
             </w:r>
             <w:r>
               <w:rPr>
@@ -3411,7 +3527,7 @@
               <w14:ligatures w14:val="standardContextual"/>
             </w:rPr>
           </w:pPr>
-          <w:hyperlink w:anchor="_Toc243666971" w:history="1">
+          <w:hyperlink w:anchor="_Toc243668335" w:history="1">
             <w:r>
               <w:rPr>
                 <w:rStyle w:val="Hyperlink"/>
@@ -3435,7 +3551,7 @@
               <w:rPr>
                 <w:noProof/>
               </w:rPr>
-              <w:instrText xml:space="preserve"> PAGEREF _Toc243666971 \h </w:instrText>
+              <w:instrText xml:space="preserve"> PAGEREF _Toc243668335 \h </w:instrText>
             </w:r>
             <w:r>
               <w:rPr>
@@ -3478,7 +3594,7 @@
               <w14:ligatures w14:val="standardContextual"/>
             </w:rPr>
           </w:pPr>
-          <w:hyperlink w:anchor="_Toc243666972" w:history="1">
+          <w:hyperlink w:anchor="_Toc243668336" w:history="1">
             <w:r>
               <w:rPr>
                 <w:rStyle w:val="Hyperlink"/>
@@ -3502,7 +3618,7 @@
               <w:rPr>
                 <w:noProof/>
               </w:rPr>
-              <w:instrText xml:space="preserve"> PAGEREF _Toc243666972 \h </w:instrText>
+              <w:instrText xml:space="preserve"> PAGEREF _Toc243668336 \h </w:instrText>
             </w:r>
             <w:r>
               <w:rPr>
@@ -3545,7 +3661,7 @@
               <w14:ligatures w14:val="standardContextual"/>
             </w:rPr>
           </w:pPr>
-          <w:hyperlink w:anchor="_Toc243666973" w:history="1">
+          <w:hyperlink w:anchor="_Toc243668337" w:history="1">
             <w:r>
               <w:rPr>
                 <w:rStyle w:val="Hyperlink"/>
@@ -3569,7 +3685,7 @@
               <w:rPr>
                 <w:noProof/>
               </w:rPr>
-              <w:instrText xml:space="preserve"> PAGEREF _Toc243666973 \h </w:instrText>
+              <w:instrText xml:space="preserve"> PAGEREF _Toc243668337 \h </w:instrText>
             </w:r>
             <w:r>
               <w:rPr>
@@ -3612,7 +3728,7 @@
               <w14:ligatures w14:val="standardContextual"/>
             </w:rPr>
           </w:pPr>
-          <w:hyperlink w:anchor="_Toc243666974" w:history="1">
+          <w:hyperlink w:anchor="_Toc243668338" w:history="1">
             <w:r>
               <w:rPr>
                 <w:rStyle w:val="Hyperlink"/>
@@ -3636,7 +3752,7 @@
               <w:rPr>
                 <w:noProof/>
               </w:rPr>
-              <w:instrText xml:space="preserve"> PAGEREF _Toc243666974 \h </w:instrText>
+              <w:instrText xml:space="preserve"> PAGEREF _Toc243668338 \h </w:instrText>
             </w:r>
             <w:r>
               <w:rPr>
@@ -3679,7 +3795,7 @@
               <w14:ligatures w14:val="standardContextual"/>
             </w:rPr>
           </w:pPr>
-          <w:hyperlink w:anchor="_Toc243666975" w:history="1">
+          <w:hyperlink w:anchor="_Toc243668339" w:history="1">
             <w:r>
               <w:rPr>
                 <w:rStyle w:val="Hyperlink"/>
@@ -3703,7 +3819,7 @@
               <w:rPr>
                 <w:noProof/>
               </w:rPr>
-              <w:instrText xml:space="preserve"> PAGEREF _Toc243666975 \h </w:instrText>
+              <w:instrText xml:space="preserve"> PAGEREF _Toc243668339 \h </w:instrText>
             </w:r>
             <w:r>
               <w:rPr>
@@ -3746,7 +3862,7 @@
               <w14:ligatures w14:val="standardContextual"/>
             </w:rPr>
           </w:pPr>
-          <w:hyperlink w:anchor="_Toc243666976" w:history="1">
+          <w:hyperlink w:anchor="_Toc243668340" w:history="1">
             <w:r>
               <w:rPr>
                 <w:rStyle w:val="Hyperlink"/>
@@ -3770,7 +3886,7 @@
               <w:rPr>
                 <w:noProof/>
               </w:rPr>
-              <w:instrText xml:space="preserve"> PAGEREF _Toc243666976 \h </w:instrText>
+              <w:instrText xml:space="preserve"> PAGEREF _Toc243668340 \h </w:instrText>
             </w:r>
             <w:r>
               <w:rPr>
@@ -3813,7 +3929,7 @@
               <w14:ligatures w14:val="standardContextual"/>
             </w:rPr>
           </w:pPr>
-          <w:hyperlink w:anchor="_Toc243666977" w:history="1">
+          <w:hyperlink w:anchor="_Toc243668341" w:history="1">
             <w:r>
               <w:rPr>
                 <w:rStyle w:val="Hyperlink"/>
@@ -3837,7 +3953,7 @@
               <w:rPr>
                 <w:noProof/>
               </w:rPr>
-              <w:instrText xml:space="preserve"> PAGEREF _Toc243666977 \h </w:instrText>
+              <w:instrText xml:space="preserve"> PAGEREF _Toc243668341 \h </w:instrText>
             </w:r>
             <w:r>
               <w:rPr>
@@ -3880,7 +3996,7 @@
               <w14:ligatures w14:val="standardContextual"/>
             </w:rPr>
           </w:pPr>
-          <w:hyperlink w:anchor="_Toc243666978" w:history="1">
+          <w:hyperlink w:anchor="_Toc243668342" w:history="1">
             <w:r>
               <w:rPr>
                 <w:rStyle w:val="Hyperlink"/>
@@ -3904,7 +4020,7 @@
               <w:rPr>
                 <w:noProof/>
               </w:rPr>
-              <w:instrText xml:space="preserve"> PAGEREF _Toc243666978 \h </w:instrText>
+              <w:instrText xml:space="preserve"> PAGEREF _Toc243668342 \h </w:instrText>
             </w:r>
             <w:r>
               <w:rPr>
@@ -3947,7 +4063,7 @@
               <w14:ligatures w14:val="standardContextual"/>
             </w:rPr>
           </w:pPr>
-          <w:hyperlink w:anchor="_Toc243666979" w:history="1">
+          <w:hyperlink w:anchor="_Toc243668343" w:history="1">
             <w:r>
               <w:rPr>
                 <w:rStyle w:val="Hyperlink"/>
@@ -3971,7 +4087,7 @@
               <w:rPr>
                 <w:noProof/>
               </w:rPr>
-              <w:instrText xml:space="preserve"> PAGEREF _Toc243666979 \h </w:instrText>
+              <w:instrText xml:space="preserve"> PAGEREF _Toc243668343 \h </w:instrText>
             </w:r>
             <w:r>
               <w:rPr>
@@ -4014,7 +4130,7 @@
               <w14:ligatures w14:val="standardContextual"/>
             </w:rPr>
           </w:pPr>
-          <w:hyperlink w:anchor="_Toc243666980" w:history="1">
+          <w:hyperlink w:anchor="_Toc243668344" w:history="1">
             <w:r>
               <w:rPr>
                 <w:rStyle w:val="Hyperlink"/>
@@ -4038,7 +4154,7 @@
               <w:rPr>
                 <w:noProof/>
               </w:rPr>
-              <w:instrText xml:space="preserve"> PAGEREF _Toc243666980 \h </w:instrText>
+              <w:instrText xml:space="preserve"> PAGEREF _Toc243668344 \h </w:instrText>
             </w:r>
             <w:r>
               <w:rPr>
@@ -4081,7 +4197,7 @@
               <w14:ligatures w14:val="standardContextual"/>
             </w:rPr>
           </w:pPr>
-          <w:hyperlink w:anchor="_Toc243666981" w:history="1">
+          <w:hyperlink w:anchor="_Toc243668345" w:history="1">
             <w:r>
               <w:rPr>
                 <w:rStyle w:val="Hyperlink"/>
@@ -4105,7 +4221,7 @@
               <w:rPr>
                 <w:noProof/>
               </w:rPr>
-              <w:instrText xml:space="preserve"> PAGEREF _Toc243666981 \h </w:instrText>
+              <w:instrText xml:space="preserve"> PAGEREF _Toc243668345 \h </w:instrText>
             </w:r>
             <w:r>
               <w:rPr>
@@ -4148,7 +4264,7 @@
               <w14:ligatures w14:val="standardContextual"/>
             </w:rPr>
           </w:pPr>
-          <w:hyperlink w:anchor="_Toc243666982" w:history="1">
+          <w:hyperlink w:anchor="_Toc243668346" w:history="1">
             <w:r>
               <w:rPr>
                 <w:rStyle w:val="Hyperlink"/>
@@ -4172,7 +4288,7 @@
               <w:rPr>
                 <w:noProof/>
               </w:rPr>
-              <w:instrText xml:space="preserve"> PAGEREF _Toc243666982 \h </w:instrText>
+              <w:instrText xml:space="preserve"> PAGEREF _Toc243668346 \h </w:instrText>
             </w:r>
             <w:r>
               <w:rPr>
@@ -4215,7 +4331,7 @@
               <w14:ligatures w14:val="standardContextual"/>
             </w:rPr>
           </w:pPr>
-          <w:hyperlink w:anchor="_Toc243666983" w:history="1">
+          <w:hyperlink w:anchor="_Toc243668347" w:history="1">
             <w:r>
               <w:rPr>
                 <w:rStyle w:val="Hyperlink"/>
@@ -4239,7 +4355,7 @@
               <w:rPr>
                 <w:noProof/>
               </w:rPr>
-              <w:instrText xml:space="preserve"> PAGEREF _Toc243666983 \h </w:instrText>
+              <w:instrText xml:space="preserve"> PAGEREF _Toc243668347 \h </w:instrText>
             </w:r>
             <w:r>
               <w:rPr>
@@ -4282,7 +4398,7 @@
               <w14:ligatures w14:val="standardContextual"/>
             </w:rPr>
           </w:pPr>
-          <w:hyperlink w:anchor="_Toc243666984" w:history="1">
+          <w:hyperlink w:anchor="_Toc243668348" w:history="1">
             <w:r>
               <w:rPr>
                 <w:rStyle w:val="Hyperlink"/>
@@ -4306,7 +4422,7 @@
               <w:rPr>
                 <w:noProof/>
               </w:rPr>
-              <w:instrText xml:space="preserve"> PAGEREF _Toc243666984 \h </w:instrText>
+              <w:instrText xml:space="preserve"> PAGEREF _Toc243668348 \h </w:instrText>
             </w:r>
             <w:r>
               <w:rPr>
@@ -4349,7 +4465,7 @@
               <w14:ligatures w14:val="standardContextual"/>
             </w:rPr>
           </w:pPr>
-          <w:hyperlink w:anchor="_Toc243666985" w:history="1">
+          <w:hyperlink w:anchor="_Toc243668349" w:history="1">
             <w:r>
               <w:rPr>
                 <w:rStyle w:val="Hyperlink"/>
@@ -4373,7 +4489,7 @@
               <w:rPr>
                 <w:noProof/>
               </w:rPr>
-              <w:instrText xml:space="preserve"> PAGEREF _Toc243666985 \h </w:instrText>
+              <w:instrText xml:space="preserve"> PAGEREF _Toc243668349 \h </w:instrText>
             </w:r>
             <w:r>
               <w:rPr>
@@ -4416,7 +4532,7 @@
               <w14:ligatures w14:val="standardContextual"/>
             </w:rPr>
           </w:pPr>
-          <w:hyperlink w:anchor="_Toc243666986" w:history="1">
+          <w:hyperlink w:anchor="_Toc243668350" w:history="1">
             <w:r>
               <w:rPr>
                 <w:rStyle w:val="Hyperlink"/>
@@ -4440,7 +4556,7 @@
               <w:rPr>
                 <w:noProof/>
               </w:rPr>
-              <w:instrText xml:space="preserve"> PAGEREF _Toc243666986 \h </w:instrText>
+              <w:instrText xml:space="preserve"> PAGEREF _Toc243668350 \h </w:instrText>
             </w:r>
             <w:r>
               <w:rPr>
@@ -4483,7 +4599,7 @@
               <w14:ligatures w14:val="standardContextual"/>
             </w:rPr>
           </w:pPr>
-          <w:hyperlink w:anchor="_Toc243666987" w:history="1">
+          <w:hyperlink w:anchor="_Toc243668351" w:history="1">
             <w:r>
               <w:rPr>
                 <w:rStyle w:val="Hyperlink"/>
@@ -4507,7 +4623,7 @@
               <w:rPr>
                 <w:noProof/>
               </w:rPr>
-              <w:instrText xml:space="preserve"> PAGEREF _Toc243666987 \h </w:instrText>
+              <w:instrText xml:space="preserve"> PAGEREF _Toc243668351 \h </w:instrText>
             </w:r>
             <w:r>
               <w:rPr>
@@ -4550,13 +4666,13 @@
               <w14:ligatures w14:val="standardContextual"/>
             </w:rPr>
           </w:pPr>
-          <w:hyperlink w:anchor="_Toc243666988" w:history="1">
+          <w:hyperlink w:anchor="_Toc243668352" w:history="1">
             <w:r>
               <w:rPr>
                 <w:rStyle w:val="Hyperlink"/>
                 <w:noProof/>
               </w:rPr>
-              <w:t>6.8 Guide to applying to the UGC (CR-012)</w:t>
+              <w:t>6.8 Career-first mode (CR-013)</w:t>
             </w:r>
             <w:r>
               <w:rPr>
@@ -4574,7 +4690,7 @@
               <w:rPr>
                 <w:noProof/>
               </w:rPr>
-              <w:instrText xml:space="preserve"> PAGEREF _Toc243666988 \h </w:instrText>
+              <w:instrText xml:space="preserve"> PAGEREF _Toc243668352 \h </w:instrText>
             </w:r>
             <w:r>
               <w:rPr>
@@ -4617,13 +4733,13 @@
               <w14:ligatures w14:val="standardContextual"/>
             </w:rPr>
           </w:pPr>
-          <w:hyperlink w:anchor="_Toc243666989" w:history="1">
+          <w:hyperlink w:anchor="_Toc243668353" w:history="1">
             <w:r>
               <w:rPr>
                 <w:rStyle w:val="Hyperlink"/>
                 <w:noProof/>
               </w:rPr>
-              <w:t>6.9 Journey</w:t>
+              <w:t>6.9 Guide to applying to the UGC (CR-012)</w:t>
             </w:r>
             <w:r>
               <w:rPr>
@@ -4641,7 +4757,7 @@
               <w:rPr>
                 <w:noProof/>
               </w:rPr>
-              <w:instrText xml:space="preserve"> PAGEREF _Toc243666989 \h </w:instrText>
+              <w:instrText xml:space="preserve"> PAGEREF _Toc243668353 \h </w:instrText>
             </w:r>
             <w:r>
               <w:rPr>
@@ -4684,13 +4800,13 @@
               <w14:ligatures w14:val="standardContextual"/>
             </w:rPr>
           </w:pPr>
-          <w:hyperlink w:anchor="_Toc243666990" w:history="1">
+          <w:hyperlink w:anchor="_Toc243668354" w:history="1">
             <w:r>
               <w:rPr>
                 <w:rStyle w:val="Hyperlink"/>
                 <w:noProof/>
               </w:rPr>
-              <w:t>6.10 Ask ZedPath</w:t>
+              <w:t>6.10 Journey</w:t>
             </w:r>
             <w:r>
               <w:rPr>
@@ -4708,7 +4824,7 @@
               <w:rPr>
                 <w:noProof/>
               </w:rPr>
-              <w:instrText xml:space="preserve"> PAGEREF _Toc243666990 \h </w:instrText>
+              <w:instrText xml:space="preserve"> PAGEREF _Toc243668354 \h </w:instrText>
             </w:r>
             <w:r>
               <w:rPr>
@@ -4751,13 +4867,13 @@
               <w14:ligatures w14:val="standardContextual"/>
             </w:rPr>
           </w:pPr>
-          <w:hyperlink w:anchor="_Toc243666991" w:history="1">
+          <w:hyperlink w:anchor="_Toc243668355" w:history="1">
             <w:r>
               <w:rPr>
                 <w:rStyle w:val="Hyperlink"/>
                 <w:noProof/>
               </w:rPr>
-              <w:t>6.11 Groups, Group room and Group info</w:t>
+              <w:t>6.11 Ask ZedPath</w:t>
             </w:r>
             <w:r>
               <w:rPr>
@@ -4775,7 +4891,7 @@
               <w:rPr>
                 <w:noProof/>
               </w:rPr>
-              <w:instrText xml:space="preserve"> PAGEREF _Toc243666991 \h </w:instrText>
+              <w:instrText xml:space="preserve"> PAGEREF _Toc243668355 \h </w:instrText>
             </w:r>
             <w:r>
               <w:rPr>
@@ -4818,13 +4934,13 @@
               <w14:ligatures w14:val="standardContextual"/>
             </w:rPr>
           </w:pPr>
-          <w:hyperlink w:anchor="_Toc243666992" w:history="1">
+          <w:hyperlink w:anchor="_Toc243668356" w:history="1">
             <w:r>
               <w:rPr>
                 <w:rStyle w:val="Hyperlink"/>
                 <w:noProof/>
               </w:rPr>
-              <w:t>6.12 Me</w:t>
+              <w:t>6.12 Groups, Group room and Group info</w:t>
             </w:r>
             <w:r>
               <w:rPr>
@@ -4842,7 +4958,74 @@
               <w:rPr>
                 <w:noProof/>
               </w:rPr>
-              <w:instrText xml:space="preserve"> PAGEREF _Toc243666992 \h </w:instrText>
+              <w:instrText xml:space="preserve"> PAGEREF _Toc243668356 \h </w:instrText>
+            </w:r>
+            <w:r>
+              <w:rPr>
+                <w:noProof/>
+              </w:rPr>
+            </w:r>
+            <w:r>
+              <w:rPr>
+                <w:noProof/>
+              </w:rPr>
+              <w:fldChar w:fldCharType="separate"/>
+            </w:r>
+            <w:r>
+              <w:rPr>
+                <w:noProof/>
+              </w:rPr>
+              <w:t>19</w:t>
+            </w:r>
+            <w:r>
+              <w:rPr>
+                <w:noProof/>
+              </w:rPr>
+              <w:fldChar w:fldCharType="end"/>
+            </w:r>
+          </w:hyperlink>
+        </w:p>
+        <w:p>
+          <w:pPr>
+            <w:pStyle w:val="TOC2"/>
+            <w:tabs>
+              <w:tab w:val="right" w:leader="dot" w:pos="9628"/>
+            </w:tabs>
+            <w:rPr>
+              <w:rFonts w:asciiTheme="minorHAnsi" w:eastAsiaTheme="minorEastAsia" w:hAnsiTheme="minorHAnsi" w:cstheme="minorBidi"/>
+              <w:noProof/>
+              <w:color w:val="auto"/>
+              <w:kern w:val="2"/>
+              <w:sz w:val="24"/>
+              <w:szCs w:val="24"/>
+              <w14:ligatures w14:val="standardContextual"/>
+            </w:rPr>
+          </w:pPr>
+          <w:hyperlink w:anchor="_Toc243668357" w:history="1">
+            <w:r>
+              <w:rPr>
+                <w:rStyle w:val="Hyperlink"/>
+                <w:noProof/>
+              </w:rPr>
+              <w:t>6.13 Me</w:t>
+            </w:r>
+            <w:r>
+              <w:rPr>
+                <w:noProof/>
+              </w:rPr>
+              <w:tab/>
+            </w:r>
+            <w:r>
+              <w:rPr>
+                <w:noProof/>
+              </w:rPr>
+              <w:fldChar w:fldCharType="begin"/>
+            </w:r>
+            <w:r>
+              <w:rPr>
+                <w:noProof/>
+              </w:rPr>
+              <w:instrText xml:space="preserve"> PAGEREF _Toc243668357 \h </w:instrText>
             </w:r>
             <w:r>
               <w:rPr>
@@ -4885,7 +5068,7 @@
               <w14:ligatures w14:val="standardContextual"/>
             </w:rPr>
           </w:pPr>
-          <w:hyperlink w:anchor="_Toc243666993" w:history="1">
+          <w:hyperlink w:anchor="_Toc243668358" w:history="1">
             <w:r>
               <w:rPr>
                 <w:rStyle w:val="Hyperlink"/>
@@ -4909,7 +5092,7 @@
               <w:rPr>
                 <w:noProof/>
               </w:rPr>
-              <w:instrText xml:space="preserve"> PAGEREF _Toc243666993 \h </w:instrText>
+              <w:instrText xml:space="preserve"> PAGEREF _Toc243668358 \h </w:instrText>
             </w:r>
             <w:r>
               <w:rPr>
@@ -4952,7 +5135,7 @@
               <w14:ligatures w14:val="standardContextual"/>
             </w:rPr>
           </w:pPr>
-          <w:hyperlink w:anchor="_Toc243666994" w:history="1">
+          <w:hyperlink w:anchor="_Toc243668359" w:history="1">
             <w:r>
               <w:rPr>
                 <w:rStyle w:val="Hyperlink"/>
@@ -4976,7 +5159,7 @@
               <w:rPr>
                 <w:noProof/>
               </w:rPr>
-              <w:instrText xml:space="preserve"> PAGEREF _Toc243666994 \h </w:instrText>
+              <w:instrText xml:space="preserve"> PAGEREF _Toc243668359 \h </w:instrText>
             </w:r>
             <w:r>
               <w:rPr>
@@ -5019,7 +5202,7 @@
               <w14:ligatures w14:val="standardContextual"/>
             </w:rPr>
           </w:pPr>
-          <w:hyperlink w:anchor="_Toc243666995" w:history="1">
+          <w:hyperlink w:anchor="_Toc243668360" w:history="1">
             <w:r>
               <w:rPr>
                 <w:rStyle w:val="Hyperlink"/>
@@ -5043,7 +5226,7 @@
               <w:rPr>
                 <w:noProof/>
               </w:rPr>
-              <w:instrText xml:space="preserve"> PAGEREF _Toc243666995 \h </w:instrText>
+              <w:instrText xml:space="preserve"> PAGEREF _Toc243668360 \h </w:instrText>
             </w:r>
             <w:r>
               <w:rPr>
@@ -5086,7 +5269,7 @@
               <w14:ligatures w14:val="standardContextual"/>
             </w:rPr>
           </w:pPr>
-          <w:hyperlink w:anchor="_Toc243666996" w:history="1">
+          <w:hyperlink w:anchor="_Toc243668361" w:history="1">
             <w:r>
               <w:rPr>
                 <w:rStyle w:val="Hyperlink"/>
@@ -5110,7 +5293,7 @@
               <w:rPr>
                 <w:noProof/>
               </w:rPr>
-              <w:instrText xml:space="preserve"> PAGEREF _Toc243666996 \h </w:instrText>
+              <w:instrText xml:space="preserve"> PAGEREF _Toc243668361 \h </w:instrText>
             </w:r>
             <w:r>
               <w:rPr>
@@ -5153,7 +5336,7 @@
               <w14:ligatures w14:val="standardContextual"/>
             </w:rPr>
           </w:pPr>
-          <w:hyperlink w:anchor="_Toc243666997" w:history="1">
+          <w:hyperlink w:anchor="_Toc243668362" w:history="1">
             <w:r>
               <w:rPr>
                 <w:rStyle w:val="Hyperlink"/>
@@ -5177,7 +5360,7 @@
               <w:rPr>
                 <w:noProof/>
               </w:rPr>
-              <w:instrText xml:space="preserve"> PAGEREF _Toc243666997 \h </w:instrText>
+              <w:instrText xml:space="preserve"> PAGEREF _Toc243668362 \h </w:instrText>
             </w:r>
             <w:r>
               <w:rPr>
@@ -5220,7 +5403,7 @@
               <w14:ligatures w14:val="standardContextual"/>
             </w:rPr>
           </w:pPr>
-          <w:hyperlink w:anchor="_Toc243666998" w:history="1">
+          <w:hyperlink w:anchor="_Toc243668363" w:history="1">
             <w:r>
               <w:rPr>
                 <w:rStyle w:val="Hyperlink"/>
@@ -5244,7 +5427,7 @@
               <w:rPr>
                 <w:noProof/>
               </w:rPr>
-              <w:instrText xml:space="preserve"> PAGEREF _Toc243666998 \h </w:instrText>
+              <w:instrText xml:space="preserve"> PAGEREF _Toc243668363 \h </w:instrText>
             </w:r>
             <w:r>
               <w:rPr>
@@ -5290,7 +5473,7 @@
     <w:sdt>
       <w:sdtPr>
         <w:alias w:val="Tables"/>
-        <w:id w:val="-1862665571"/>
+        <w:id w:val="1959214727"/>
       </w:sdtPr>
       <w:sdtEndPr/>
       <w:sdtContent>
@@ -5319,7 +5502,7 @@
           <w:r>
             <w:fldChar w:fldCharType="separate"/>
           </w:r>
-          <w:hyperlink w:anchor="_Toc243666999" w:history="1">
+          <w:hyperlink w:anchor="_Toc243668364" w:history="1">
             <w:r>
               <w:rPr>
                 <w:rStyle w:val="Hyperlink"/>
@@ -5343,7 +5526,7 @@
               <w:rPr>
                 <w:noProof/>
               </w:rPr>
-              <w:instrText xml:space="preserve"> PAGEREF _Toc243666999 \h </w:instrText>
+              <w:instrText xml:space="preserve"> PAGEREF _Toc243668364 \h </w:instrText>
             </w:r>
             <w:r>
               <w:rPr>
@@ -5386,7 +5569,7 @@
               <w14:ligatures w14:val="standardContextual"/>
             </w:rPr>
           </w:pPr>
-          <w:hyperlink w:anchor="_Toc243667000" w:history="1">
+          <w:hyperlink w:anchor="_Toc243668365" w:history="1">
             <w:r>
               <w:rPr>
                 <w:rStyle w:val="Hyperlink"/>
@@ -5410,7 +5593,7 @@
               <w:rPr>
                 <w:noProof/>
               </w:rPr>
-              <w:instrText xml:space="preserve"> PAGEREF _Toc243667000 \h </w:instrText>
+              <w:instrText xml:space="preserve"> PAGEREF _Toc243668365 \h </w:instrText>
             </w:r>
             <w:r>
               <w:rPr>
@@ -5453,7 +5636,7 @@
               <w14:ligatures w14:val="standardContextual"/>
             </w:rPr>
           </w:pPr>
-          <w:hyperlink w:anchor="_Toc243667001" w:history="1">
+          <w:hyperlink w:anchor="_Toc243668366" w:history="1">
             <w:r>
               <w:rPr>
                 <w:rStyle w:val="Hyperlink"/>
@@ -5477,7 +5660,7 @@
               <w:rPr>
                 <w:noProof/>
               </w:rPr>
-              <w:instrText xml:space="preserve"> PAGEREF _Toc243667001 \h </w:instrText>
+              <w:instrText xml:space="preserve"> PAGEREF _Toc243668366 \h </w:instrText>
             </w:r>
             <w:r>
               <w:rPr>
@@ -5520,7 +5703,7 @@
               <w14:ligatures w14:val="standardContextual"/>
             </w:rPr>
           </w:pPr>
-          <w:hyperlink w:anchor="_Toc243667002" w:history="1">
+          <w:hyperlink w:anchor="_Toc243668367" w:history="1">
             <w:r>
               <w:rPr>
                 <w:rStyle w:val="Hyperlink"/>
@@ -5544,7 +5727,7 @@
               <w:rPr>
                 <w:noProof/>
               </w:rPr>
-              <w:instrText xml:space="preserve"> PAGEREF _Toc243667002 \h </w:instrText>
+              <w:instrText xml:space="preserve"> PAGEREF _Toc243668367 \h </w:instrText>
             </w:r>
             <w:r>
               <w:rPr>
@@ -5587,7 +5770,7 @@
               <w14:ligatures w14:val="standardContextual"/>
             </w:rPr>
           </w:pPr>
-          <w:hyperlink w:anchor="_Toc243667003" w:history="1">
+          <w:hyperlink w:anchor="_Toc243668368" w:history="1">
             <w:r>
               <w:rPr>
                 <w:rStyle w:val="Hyperlink"/>
@@ -5611,7 +5794,7 @@
               <w:rPr>
                 <w:noProof/>
               </w:rPr>
-              <w:instrText xml:space="preserve"> PAGEREF _Toc243667003 \h </w:instrText>
+              <w:instrText xml:space="preserve"> PAGEREF _Toc243668368 \h </w:instrText>
             </w:r>
             <w:r>
               <w:rPr>
@@ -5654,7 +5837,7 @@
               <w14:ligatures w14:val="standardContextual"/>
             </w:rPr>
           </w:pPr>
-          <w:hyperlink w:anchor="_Toc243667004" w:history="1">
+          <w:hyperlink w:anchor="_Toc243668369" w:history="1">
             <w:r>
               <w:rPr>
                 <w:rStyle w:val="Hyperlink"/>
@@ -5678,7 +5861,7 @@
               <w:rPr>
                 <w:noProof/>
               </w:rPr>
-              <w:instrText xml:space="preserve"> PAGEREF _Toc243667004 \h </w:instrText>
+              <w:instrText xml:space="preserve"> PAGEREF _Toc243668369 \h </w:instrText>
             </w:r>
             <w:r>
               <w:rPr>
@@ -5721,7 +5904,7 @@
               <w14:ligatures w14:val="standardContextual"/>
             </w:rPr>
           </w:pPr>
-          <w:hyperlink w:anchor="_Toc243667005" w:history="1">
+          <w:hyperlink w:anchor="_Toc243668370" w:history="1">
             <w:r>
               <w:rPr>
                 <w:rStyle w:val="Hyperlink"/>
@@ -5745,7 +5928,7 @@
               <w:rPr>
                 <w:noProof/>
               </w:rPr>
-              <w:instrText xml:space="preserve"> PAGEREF _Toc243667005 \h </w:instrText>
+              <w:instrText xml:space="preserve"> PAGEREF _Toc243668370 \h </w:instrText>
             </w:r>
             <w:r>
               <w:rPr>
@@ -5788,7 +5971,7 @@
               <w14:ligatures w14:val="standardContextual"/>
             </w:rPr>
           </w:pPr>
-          <w:hyperlink w:anchor="_Toc243667006" w:history="1">
+          <w:hyperlink w:anchor="_Toc243668371" w:history="1">
             <w:r>
               <w:rPr>
                 <w:rStyle w:val="Hyperlink"/>
@@ -5812,7 +5995,7 @@
               <w:rPr>
                 <w:noProof/>
               </w:rPr>
-              <w:instrText xml:space="preserve"> PAGEREF _Toc243667006 \h </w:instrText>
+              <w:instrText xml:space="preserve"> PAGEREF _Toc243668371 \h </w:instrText>
             </w:r>
             <w:r>
               <w:rPr>
@@ -5855,7 +6038,7 @@
               <w14:ligatures w14:val="standardContextual"/>
             </w:rPr>
           </w:pPr>
-          <w:hyperlink w:anchor="_Toc243667007" w:history="1">
+          <w:hyperlink w:anchor="_Toc243668372" w:history="1">
             <w:r>
               <w:rPr>
                 <w:rStyle w:val="Hyperlink"/>
@@ -5879,7 +6062,7 @@
               <w:rPr>
                 <w:noProof/>
               </w:rPr>
-              <w:instrText xml:space="preserve"> PAGEREF _Toc243667007 \h </w:instrText>
+              <w:instrText xml:space="preserve"> PAGEREF _Toc243668372 \h </w:instrText>
             </w:r>
             <w:r>
               <w:rPr>
@@ -5922,7 +6105,7 @@
               <w14:ligatures w14:val="standardContextual"/>
             </w:rPr>
           </w:pPr>
-          <w:hyperlink w:anchor="_Toc243667008" w:history="1">
+          <w:hyperlink w:anchor="_Toc243668373" w:history="1">
             <w:r>
               <w:rPr>
                 <w:rStyle w:val="Hyperlink"/>
@@ -5946,7 +6129,7 @@
               <w:rPr>
                 <w:noProof/>
               </w:rPr>
-              <w:instrText xml:space="preserve"> PAGEREF _Toc243667008 \h </w:instrText>
+              <w:instrText xml:space="preserve"> PAGEREF _Toc243668373 \h </w:instrText>
             </w:r>
             <w:r>
               <w:rPr>
@@ -5989,7 +6172,7 @@
               <w14:ligatures w14:val="standardContextual"/>
             </w:rPr>
           </w:pPr>
-          <w:hyperlink w:anchor="_Toc243667009" w:history="1">
+          <w:hyperlink w:anchor="_Toc243668374" w:history="1">
             <w:r>
               <w:rPr>
                 <w:rStyle w:val="Hyperlink"/>
@@ -6013,7 +6196,7 @@
               <w:rPr>
                 <w:noProof/>
               </w:rPr>
-              <w:instrText xml:space="preserve"> PAGEREF _Toc243667009 \h </w:instrText>
+              <w:instrText xml:space="preserve"> PAGEREF _Toc243668374 \h </w:instrText>
             </w:r>
             <w:r>
               <w:rPr>
@@ -6056,7 +6239,7 @@
               <w14:ligatures w14:val="standardContextual"/>
             </w:rPr>
           </w:pPr>
-          <w:hyperlink w:anchor="_Toc243667010" w:history="1">
+          <w:hyperlink w:anchor="_Toc243668375" w:history="1">
             <w:r>
               <w:rPr>
                 <w:rStyle w:val="Hyperlink"/>
@@ -6080,7 +6263,7 @@
               <w:rPr>
                 <w:noProof/>
               </w:rPr>
-              <w:instrText xml:space="preserve"> PAGEREF _Toc243667010 \h </w:instrText>
+              <w:instrText xml:space="preserve"> PAGEREF _Toc243668375 \h </w:instrText>
             </w:r>
             <w:r>
               <w:rPr>
@@ -6123,7 +6306,7 @@
               <w14:ligatures w14:val="standardContextual"/>
             </w:rPr>
           </w:pPr>
-          <w:hyperlink w:anchor="_Toc243667011" w:history="1">
+          <w:hyperlink w:anchor="_Toc243668376" w:history="1">
             <w:r>
               <w:rPr>
                 <w:rStyle w:val="Hyperlink"/>
@@ -6147,7 +6330,7 @@
               <w:rPr>
                 <w:noProof/>
               </w:rPr>
-              <w:instrText xml:space="preserve"> PAGEREF _Toc243667011 \h </w:instrText>
+              <w:instrText xml:space="preserve"> PAGEREF _Toc243668376 \h </w:instrText>
             </w:r>
             <w:r>
               <w:rPr>
@@ -6190,7 +6373,7 @@
               <w14:ligatures w14:val="standardContextual"/>
             </w:rPr>
           </w:pPr>
-          <w:hyperlink w:anchor="_Toc243667012" w:history="1">
+          <w:hyperlink w:anchor="_Toc243668377" w:history="1">
             <w:r>
               <w:rPr>
                 <w:rStyle w:val="Hyperlink"/>
@@ -6214,7 +6397,7 @@
               <w:rPr>
                 <w:noProof/>
               </w:rPr>
-              <w:instrText xml:space="preserve"> PAGEREF _Toc243667012 \h </w:instrText>
+              <w:instrText xml:space="preserve"> PAGEREF _Toc243668377 \h </w:instrText>
             </w:r>
             <w:r>
               <w:rPr>
@@ -6257,7 +6440,7 @@
               <w14:ligatures w14:val="standardContextual"/>
             </w:rPr>
           </w:pPr>
-          <w:hyperlink w:anchor="_Toc243667013" w:history="1">
+          <w:hyperlink w:anchor="_Toc243668378" w:history="1">
             <w:r>
               <w:rPr>
                 <w:rStyle w:val="Hyperlink"/>
@@ -6281,7 +6464,7 @@
               <w:rPr>
                 <w:noProof/>
               </w:rPr>
-              <w:instrText xml:space="preserve"> PAGEREF _Toc243667013 \h </w:instrText>
+              <w:instrText xml:space="preserve"> PAGEREF _Toc243668378 \h </w:instrText>
             </w:r>
             <w:r>
               <w:rPr>
@@ -6324,7 +6507,7 @@
               <w14:ligatures w14:val="standardContextual"/>
             </w:rPr>
           </w:pPr>
-          <w:hyperlink w:anchor="_Toc243667014" w:history="1">
+          <w:hyperlink w:anchor="_Toc243668379" w:history="1">
             <w:r>
               <w:rPr>
                 <w:rStyle w:val="Hyperlink"/>
@@ -6348,7 +6531,7 @@
               <w:rPr>
                 <w:noProof/>
               </w:rPr>
-              <w:instrText xml:space="preserve"> PAGEREF _Toc243667014 \h </w:instrText>
+              <w:instrText xml:space="preserve"> PAGEREF _Toc243668379 \h </w:instrText>
             </w:r>
             <w:r>
               <w:rPr>
@@ -6391,7 +6574,7 @@
               <w14:ligatures w14:val="standardContextual"/>
             </w:rPr>
           </w:pPr>
-          <w:hyperlink w:anchor="_Toc243667015" w:history="1">
+          <w:hyperlink w:anchor="_Toc243668380" w:history="1">
             <w:r>
               <w:rPr>
                 <w:rStyle w:val="Hyperlink"/>
@@ -6415,7 +6598,7 @@
               <w:rPr>
                 <w:noProof/>
               </w:rPr>
-              <w:instrText xml:space="preserve"> PAGEREF _Toc243667015 \h </w:instrText>
+              <w:instrText xml:space="preserve"> PAGEREF _Toc243668380 \h </w:instrText>
             </w:r>
             <w:r>
               <w:rPr>
@@ -6458,7 +6641,7 @@
               <w14:ligatures w14:val="standardContextual"/>
             </w:rPr>
           </w:pPr>
-          <w:hyperlink w:anchor="_Toc243667016" w:history="1">
+          <w:hyperlink w:anchor="_Toc243668381" w:history="1">
             <w:r>
               <w:rPr>
                 <w:rStyle w:val="Hyperlink"/>
@@ -6482,7 +6665,7 @@
               <w:rPr>
                 <w:noProof/>
               </w:rPr>
-              <w:instrText xml:space="preserve"> PAGEREF _Toc243667016 \h </w:instrText>
+              <w:instrText xml:space="preserve"> PAGEREF _Toc243668381 \h </w:instrText>
             </w:r>
             <w:r>
               <w:rPr>
@@ -6525,7 +6708,7 @@
               <w14:ligatures w14:val="standardContextual"/>
             </w:rPr>
           </w:pPr>
-          <w:hyperlink w:anchor="_Toc243667017" w:history="1">
+          <w:hyperlink w:anchor="_Toc243668382" w:history="1">
             <w:r>
               <w:rPr>
                 <w:rStyle w:val="Hyperlink"/>
@@ -6549,7 +6732,7 @@
               <w:rPr>
                 <w:noProof/>
               </w:rPr>
-              <w:instrText xml:space="preserve"> PAGEREF _Toc243667017 \h </w:instrText>
+              <w:instrText xml:space="preserve"> PAGEREF _Toc243668382 \h </w:instrText>
             </w:r>
             <w:r>
               <w:rPr>
@@ -6592,13 +6775,13 @@
               <w14:ligatures w14:val="standardContextual"/>
             </w:rPr>
           </w:pPr>
-          <w:hyperlink w:anchor="_Toc243667018" w:history="1">
+          <w:hyperlink w:anchor="_Toc243668383" w:history="1">
             <w:r>
               <w:rPr>
                 <w:rStyle w:val="Hyperlink"/>
                 <w:noProof/>
               </w:rPr>
-              <w:t>Table 20: Apply to the UGC: specification</w:t>
+              <w:t>Table 20: Career-first mode: specification</w:t>
             </w:r>
             <w:r>
               <w:rPr>
@@ -6616,7 +6799,7 @@
               <w:rPr>
                 <w:noProof/>
               </w:rPr>
-              <w:instrText xml:space="preserve"> PAGEREF _Toc243667018 \h </w:instrText>
+              <w:instrText xml:space="preserve"> PAGEREF _Toc243668383 \h </w:instrText>
             </w:r>
             <w:r>
               <w:rPr>
@@ -6659,13 +6842,13 @@
               <w14:ligatures w14:val="standardContextual"/>
             </w:rPr>
           </w:pPr>
-          <w:hyperlink w:anchor="_Toc243667019" w:history="1">
+          <w:hyperlink w:anchor="_Toc243668384" w:history="1">
             <w:r>
               <w:rPr>
                 <w:rStyle w:val="Hyperlink"/>
                 <w:noProof/>
               </w:rPr>
-              <w:t>Table 21: Journey: specification</w:t>
+              <w:t>Table 21: Apply to the UGC: specification</w:t>
             </w:r>
             <w:r>
               <w:rPr>
@@ -6683,7 +6866,7 @@
               <w:rPr>
                 <w:noProof/>
               </w:rPr>
-              <w:instrText xml:space="preserve"> PAGEREF _Toc243667019 \h </w:instrText>
+              <w:instrText xml:space="preserve"> PAGEREF _Toc243668384 \h </w:instrText>
             </w:r>
             <w:r>
               <w:rPr>
@@ -6726,13 +6909,13 @@
               <w14:ligatures w14:val="standardContextual"/>
             </w:rPr>
           </w:pPr>
-          <w:hyperlink w:anchor="_Toc243667020" w:history="1">
+          <w:hyperlink w:anchor="_Toc243668385" w:history="1">
             <w:r>
               <w:rPr>
                 <w:rStyle w:val="Hyperlink"/>
                 <w:noProof/>
               </w:rPr>
-              <w:t>Table 22: Ask ZedPath: specification</w:t>
+              <w:t>Table 22: Journey: specification</w:t>
             </w:r>
             <w:r>
               <w:rPr>
@@ -6750,7 +6933,7 @@
               <w:rPr>
                 <w:noProof/>
               </w:rPr>
-              <w:instrText xml:space="preserve"> PAGEREF _Toc243667020 \h </w:instrText>
+              <w:instrText xml:space="preserve"> PAGEREF _Toc243668385 \h </w:instrText>
             </w:r>
             <w:r>
               <w:rPr>
@@ -6793,13 +6976,13 @@
               <w14:ligatures w14:val="standardContextual"/>
             </w:rPr>
           </w:pPr>
-          <w:hyperlink w:anchor="_Toc243667021" w:history="1">
+          <w:hyperlink w:anchor="_Toc243668386" w:history="1">
             <w:r>
               <w:rPr>
                 <w:rStyle w:val="Hyperlink"/>
                 <w:noProof/>
               </w:rPr>
-              <w:t>Table 23: Groups, Group room and Group info: specification</w:t>
+              <w:t>Table 23: Ask ZedPath: specification</w:t>
             </w:r>
             <w:r>
               <w:rPr>
@@ -6817,7 +7000,7 @@
               <w:rPr>
                 <w:noProof/>
               </w:rPr>
-              <w:instrText xml:space="preserve"> PAGEREF _Toc243667021 \h </w:instrText>
+              <w:instrText xml:space="preserve"> PAGEREF _Toc243668386 \h </w:instrText>
             </w:r>
             <w:r>
               <w:rPr>
@@ -6860,13 +7043,13 @@
               <w14:ligatures w14:val="standardContextual"/>
             </w:rPr>
           </w:pPr>
-          <w:hyperlink w:anchor="_Toc243667022" w:history="1">
+          <w:hyperlink w:anchor="_Toc243668387" w:history="1">
             <w:r>
               <w:rPr>
                 <w:rStyle w:val="Hyperlink"/>
                 <w:noProof/>
               </w:rPr>
-              <w:t>Table 24: Me: specification</w:t>
+              <w:t>Table 24: Groups, Group room and Group info: specification</w:t>
             </w:r>
             <w:r>
               <w:rPr>
@@ -6884,7 +7067,7 @@
               <w:rPr>
                 <w:noProof/>
               </w:rPr>
-              <w:instrText xml:space="preserve"> PAGEREF _Toc243667022 \h </w:instrText>
+              <w:instrText xml:space="preserve"> PAGEREF _Toc243668387 \h </w:instrText>
             </w:r>
             <w:r>
               <w:rPr>
@@ -6927,13 +7110,13 @@
               <w14:ligatures w14:val="standardContextual"/>
             </w:rPr>
           </w:pPr>
-          <w:hyperlink w:anchor="_Toc243667023" w:history="1">
+          <w:hyperlink w:anchor="_Toc243668388" w:history="1">
             <w:r>
               <w:rPr>
                 <w:rStyle w:val="Hyperlink"/>
                 <w:noProof/>
               </w:rPr>
-              <w:t>Table 25: Shared interaction patterns</w:t>
+              <w:t>Table 25: Me: specification</w:t>
             </w:r>
             <w:r>
               <w:rPr>
@@ -6951,7 +7134,7 @@
               <w:rPr>
                 <w:noProof/>
               </w:rPr>
-              <w:instrText xml:space="preserve"> PAGEREF _Toc243667023 \h </w:instrText>
+              <w:instrText xml:space="preserve"> PAGEREF _Toc243668388 \h </w:instrText>
             </w:r>
             <w:r>
               <w:rPr>
@@ -6968,7 +7151,7 @@
               <w:rPr>
                 <w:noProof/>
               </w:rPr>
-              <w:t>20</w:t>
+              <w:t>19</w:t>
             </w:r>
             <w:r>
               <w:rPr>
@@ -6994,13 +7177,13 @@
               <w14:ligatures w14:val="standardContextual"/>
             </w:rPr>
           </w:pPr>
-          <w:hyperlink w:anchor="_Toc243667024" w:history="1">
+          <w:hyperlink w:anchor="_Toc243668389" w:history="1">
             <w:r>
               <w:rPr>
                 <w:rStyle w:val="Hyperlink"/>
                 <w:noProof/>
               </w:rPr>
-              <w:t>Table 26: Content rules</w:t>
+              <w:t>Table 26: Shared interaction patterns</w:t>
             </w:r>
             <w:r>
               <w:rPr>
@@ -7018,7 +7201,7 @@
               <w:rPr>
                 <w:noProof/>
               </w:rPr>
-              <w:instrText xml:space="preserve"> PAGEREF _Toc243667024 \h </w:instrText>
+              <w:instrText xml:space="preserve"> PAGEREF _Toc243668389 \h </w:instrText>
             </w:r>
             <w:r>
               <w:rPr>
@@ -7035,7 +7218,7 @@
               <w:rPr>
                 <w:noProof/>
               </w:rPr>
-              <w:t>21</w:t>
+              <w:t>20</w:t>
             </w:r>
             <w:r>
               <w:rPr>
@@ -7061,13 +7244,13 @@
               <w14:ligatures w14:val="standardContextual"/>
             </w:rPr>
           </w:pPr>
-          <w:hyperlink w:anchor="_Toc243667025" w:history="1">
+          <w:hyperlink w:anchor="_Toc243668390" w:history="1">
             <w:r>
               <w:rPr>
                 <w:rStyle w:val="Hyperlink"/>
                 <w:noProof/>
               </w:rPr>
-              <w:t>Table 27: Accessibility checklist and status</w:t>
+              <w:t>Table 27: Content rules</w:t>
             </w:r>
             <w:r>
               <w:rPr>
@@ -7085,7 +7268,7 @@
               <w:rPr>
                 <w:noProof/>
               </w:rPr>
-              <w:instrText xml:space="preserve"> PAGEREF _Toc243667025 \h </w:instrText>
+              <w:instrText xml:space="preserve"> PAGEREF _Toc243668390 \h </w:instrText>
             </w:r>
             <w:r>
               <w:rPr>
@@ -7102,7 +7285,7 @@
               <w:rPr>
                 <w:noProof/>
               </w:rPr>
-              <w:t>22</w:t>
+              <w:t>21</w:t>
             </w:r>
             <w:r>
               <w:rPr>
@@ -7128,13 +7311,13 @@
               <w14:ligatures w14:val="standardContextual"/>
             </w:rPr>
           </w:pPr>
-          <w:hyperlink w:anchor="_Toc243667026" w:history="1">
+          <w:hyperlink w:anchor="_Toc243668391" w:history="1">
             <w:r>
               <w:rPr>
                 <w:rStyle w:val="Hyperlink"/>
                 <w:noProof/>
               </w:rPr>
-              <w:t>Table 28: Performance budget</w:t>
+              <w:t>Table 28: Accessibility checklist and status</w:t>
             </w:r>
             <w:r>
               <w:rPr>
@@ -7152,7 +7335,7 @@
               <w:rPr>
                 <w:noProof/>
               </w:rPr>
-              <w:instrText xml:space="preserve"> PAGEREF _Toc243667026 \h </w:instrText>
+              <w:instrText xml:space="preserve"> PAGEREF _Toc243668391 \h </w:instrText>
             </w:r>
             <w:r>
               <w:rPr>
@@ -7169,7 +7352,7 @@
               <w:rPr>
                 <w:noProof/>
               </w:rPr>
-              <w:t>23</w:t>
+              <w:t>22</w:t>
             </w:r>
             <w:r>
               <w:rPr>
@@ -7195,13 +7378,13 @@
               <w14:ligatures w14:val="standardContextual"/>
             </w:rPr>
           </w:pPr>
-          <w:hyperlink w:anchor="_Toc243667027" w:history="1">
+          <w:hyperlink w:anchor="_Toc243668392" w:history="1">
             <w:r>
               <w:rPr>
                 <w:rStyle w:val="Hyperlink"/>
                 <w:noProof/>
               </w:rPr>
-              <w:t>Table 29: Changes driven by usability evidence</w:t>
+              <w:t>Table 29: Performance budget</w:t>
             </w:r>
             <w:r>
               <w:rPr>
@@ -7219,7 +7402,7 @@
               <w:rPr>
                 <w:noProof/>
               </w:rPr>
-              <w:instrText xml:space="preserve"> PAGEREF _Toc243667027 \h </w:instrText>
+              <w:instrText xml:space="preserve"> PAGEREF _Toc243668392 \h </w:instrText>
             </w:r>
             <w:r>
               <w:rPr>
@@ -7236,7 +7419,7 @@
               <w:rPr>
                 <w:noProof/>
               </w:rPr>
-              <w:t>24</w:t>
+              <w:t>23</w:t>
             </w:r>
             <w:r>
               <w:rPr>
@@ -7262,13 +7445,13 @@
               <w14:ligatures w14:val="standardContextual"/>
             </w:rPr>
           </w:pPr>
-          <w:hyperlink w:anchor="_Toc243667028" w:history="1">
+          <w:hyperlink w:anchor="_Toc243668393" w:history="1">
             <w:r>
               <w:rPr>
                 <w:rStyle w:val="Hyperlink"/>
                 <w:noProof/>
               </w:rPr>
-              <w:t>Table 30: Traceability from requirements to this document</w:t>
+              <w:t>Table 30: Changes driven by usability evidence</w:t>
             </w:r>
             <w:r>
               <w:rPr>
@@ -7286,7 +7469,74 @@
               <w:rPr>
                 <w:noProof/>
               </w:rPr>
-              <w:instrText xml:space="preserve"> PAGEREF _Toc243667028 \h </w:instrText>
+              <w:instrText xml:space="preserve"> PAGEREF _Toc243668393 \h </w:instrText>
+            </w:r>
+            <w:r>
+              <w:rPr>
+                <w:noProof/>
+              </w:rPr>
+            </w:r>
+            <w:r>
+              <w:rPr>
+                <w:noProof/>
+              </w:rPr>
+              <w:fldChar w:fldCharType="separate"/>
+            </w:r>
+            <w:r>
+              <w:rPr>
+                <w:noProof/>
+              </w:rPr>
+              <w:t>24</w:t>
+            </w:r>
+            <w:r>
+              <w:rPr>
+                <w:noProof/>
+              </w:rPr>
+              <w:fldChar w:fldCharType="end"/>
+            </w:r>
+          </w:hyperlink>
+        </w:p>
+        <w:p>
+          <w:pPr>
+            <w:pStyle w:val="TableofFigures"/>
+            <w:tabs>
+              <w:tab w:val="right" w:leader="dot" w:pos="9628"/>
+            </w:tabs>
+            <w:rPr>
+              <w:rFonts w:asciiTheme="minorHAnsi" w:eastAsiaTheme="minorEastAsia" w:hAnsiTheme="minorHAnsi" w:cstheme="minorBidi"/>
+              <w:noProof/>
+              <w:color w:val="auto"/>
+              <w:kern w:val="2"/>
+              <w:sz w:val="24"/>
+              <w:szCs w:val="24"/>
+              <w14:ligatures w14:val="standardContextual"/>
+            </w:rPr>
+          </w:pPr>
+          <w:hyperlink w:anchor="_Toc243668394" w:history="1">
+            <w:r>
+              <w:rPr>
+                <w:rStyle w:val="Hyperlink"/>
+                <w:noProof/>
+              </w:rPr>
+              <w:t>Table 31: Traceability from requirements to this document</w:t>
+            </w:r>
+            <w:r>
+              <w:rPr>
+                <w:noProof/>
+              </w:rPr>
+              <w:tab/>
+            </w:r>
+            <w:r>
+              <w:rPr>
+                <w:noProof/>
+              </w:rPr>
+              <w:fldChar w:fldCharType="begin"/>
+            </w:r>
+            <w:r>
+              <w:rPr>
+                <w:noProof/>
+              </w:rPr>
+              <w:instrText xml:space="preserve"> PAGEREF _Toc243668394 \h </w:instrText>
             </w:r>
             <w:r>
               <w:rPr>
@@ -7327,7 +7577,7 @@
         <w:keepLines/>
         <w:pageBreakBefore/>
       </w:pPr>
-      <w:bookmarkStart w:id="0" w:name="_Toc243666962"/>
+      <w:bookmarkStart w:id="0" w:name="_Toc243668326"/>
       <w:r>
         <w:lastRenderedPageBreak/>
         <w:t>1 Introduction</w:t>
@@ -7340,7 +7590,7 @@
         <w:keepNext/>
         <w:keepLines/>
       </w:pPr>
-      <w:bookmarkStart w:id="1" w:name="_Toc243666963"/>
+      <w:bookmarkStart w:id="1" w:name="_Toc243668327"/>
       <w:r>
         <w:t>1.1 Purpose</w:t>
       </w:r>
@@ -7351,10 +7601,7 @@
         <w:spacing w:after="120"/>
       </w:pPr>
       <w:r>
-        <w:t xml:space="preserve">This document specifies what a ZedPath user sees and how they move through the app: the principles behind the </w:t>
-      </w:r>
-      <w:r>
-        <w:t xml:space="preserve">design, the navigation structure, the design system (colour, type, shape, components), each main screen with its states, the shared interaction patterns, the language and content rules, accessibility, and the performance budget for low-end Android phones on 3G. It records the design </w:t>
+        <w:t xml:space="preserve">This document specifies what a ZedPath user sees and how they move through the app: the principles behind the design, the navigation structure, the design system (colour, type, shape, components), each main screen with its states, the shared interaction patterns, the language and content rules, accessibility, and the performance budget for low-end Android phones on 3G. It records the design </w:t>
       </w:r>
       <w:r>
         <w:rPr>
@@ -7373,7 +7620,7 @@
         <w:keepNext/>
         <w:keepLines/>
       </w:pPr>
-      <w:bookmarkStart w:id="2" w:name="_Toc243666964"/>
+      <w:bookmarkStart w:id="2" w:name="_Toc243668328"/>
       <w:r>
         <w:t>1.2 Scope</w:t>
       </w:r>
@@ -7384,10 +7631,7 @@
         <w:spacing w:after="120"/>
       </w:pPr>
       <w:r>
-        <w:t xml:space="preserve">The student-facing web app (a Vite + React single-page app installed as a Progressive Web App, also wrapped as an </w:t>
-      </w:r>
-      <w:r>
-        <w:t>Android app) for Releases R1 and R2. The curator tools and the API are out of scope; they are covered by ZP-DOC-05 and ZP-DOC-06.</w:t>
+        <w:t>The student-facing web app (a Vite + React single-page app installed as a Progressive Web App, also wrapped as an Android app) for Releases R1 and R2. The curator tools and the API are out of scope; they are covered by ZP-DOC-05 and ZP-DOC-06.</w:t>
       </w:r>
     </w:p>
     <w:p>
@@ -7396,7 +7640,7 @@
         <w:keepNext/>
         <w:keepLines/>
       </w:pPr>
-      <w:bookmarkStart w:id="3" w:name="_Toc243666965"/>
+      <w:bookmarkStart w:id="3" w:name="_Toc243668329"/>
       <w:r>
         <w:t>1.3 Intended audience</w:t>
       </w:r>
@@ -7416,7 +7660,7 @@
         <w:keepNext/>
         <w:keepLines/>
       </w:pPr>
-      <w:bookmarkStart w:id="4" w:name="_Toc243666966"/>
+      <w:bookmarkStart w:id="4" w:name="_Toc243668330"/>
       <w:r>
         <w:t>1.4 Relationship to other documents</w:t>
       </w:r>
@@ -7427,7 +7671,7 @@
         <w:pStyle w:val="Caption"/>
         <w:keepNext/>
       </w:pPr>
-      <w:bookmarkStart w:id="5" w:name="_Toc243666999"/>
+      <w:bookmarkStart w:id="5" w:name="_Toc243668364"/>
       <w:r>
         <w:t xml:space="preserve">Table </w:t>
       </w:r>
@@ -8188,7 +8432,7 @@
         <w:keepNext/>
         <w:keepLines/>
       </w:pPr>
-      <w:bookmarkStart w:id="6" w:name="_Toc243666967"/>
+      <w:bookmarkStart w:id="6" w:name="_Toc243668331"/>
       <w:r>
         <w:t>1.5 Conventions</w:t>
       </w:r>
@@ -8233,7 +8477,7 @@
         <w:keepLines/>
         <w:pageBreakBefore/>
       </w:pPr>
-      <w:bookmarkStart w:id="7" w:name="_Toc243666968"/>
+      <w:bookmarkStart w:id="7" w:name="_Toc243668332"/>
       <w:r>
         <w:lastRenderedPageBreak/>
         <w:t>2 Design principles</w:t>
@@ -8245,7 +8489,7 @@
         <w:pStyle w:val="Caption"/>
         <w:keepNext/>
       </w:pPr>
-      <w:bookmarkStart w:id="8" w:name="_Toc243667000"/>
+      <w:bookmarkStart w:id="8" w:name="_Toc243668365"/>
       <w:r>
         <w:t xml:space="preserve">Table </w:t>
       </w:r>
@@ -9733,7 +9977,7 @@
         <w:keepLines/>
         <w:pageBreakBefore/>
       </w:pPr>
-      <w:bookmarkStart w:id="9" w:name="_Toc243666969"/>
+      <w:bookmarkStart w:id="9" w:name="_Toc243668333"/>
       <w:r>
         <w:lastRenderedPageBreak/>
         <w:t>3 Personas and key journeys</w:t>
@@ -9753,7 +9997,7 @@
         <w:pStyle w:val="Caption"/>
         <w:keepNext/>
       </w:pPr>
-      <w:bookmarkStart w:id="10" w:name="_Toc243667001"/>
+      <w:bookmarkStart w:id="10" w:name="_Toc243668366"/>
       <w:r>
         <w:t xml:space="preserve">Table </w:t>
       </w:r>
@@ -10542,7 +10786,7 @@
         <w:pStyle w:val="Caption"/>
         <w:keepNext/>
       </w:pPr>
-      <w:bookmarkStart w:id="11" w:name="_Toc243667002"/>
+      <w:bookmarkStart w:id="11" w:name="_Toc243668367"/>
       <w:r>
         <w:t xml:space="preserve">Table </w:t>
       </w:r>
@@ -11554,7 +11798,7 @@
         <w:keepLines/>
         <w:pageBreakBefore/>
       </w:pPr>
-      <w:bookmarkStart w:id="12" w:name="_Toc243666970"/>
+      <w:bookmarkStart w:id="12" w:name="_Toc243668334"/>
       <w:r>
         <w:lastRenderedPageBreak/>
         <w:t>4 Information architecture and navigation</w:t>
@@ -11567,7 +11811,7 @@
         <w:keepNext/>
         <w:keepLines/>
       </w:pPr>
-      <w:bookmarkStart w:id="13" w:name="_Toc243666971"/>
+      <w:bookmarkStart w:id="13" w:name="_Toc243668335"/>
       <w:r>
         <w:t>4.1 Structure</w:t>
       </w:r>
@@ -11616,7 +11860,7 @@
         <w:pStyle w:val="Caption"/>
         <w:keepNext/>
       </w:pPr>
-      <w:bookmarkStart w:id="14" w:name="_Toc243667003"/>
+      <w:bookmarkStart w:id="14" w:name="_Toc243668368"/>
       <w:r>
         <w:t xml:space="preserve">Table </w:t>
       </w:r>
@@ -12499,7 +12743,7 @@
         <w:keepNext/>
         <w:keepLines/>
       </w:pPr>
-      <w:bookmarkStart w:id="15" w:name="_Toc243666972"/>
+      <w:bookmarkStart w:id="15" w:name="_Toc243668336"/>
       <w:r>
         <w:t>4.2 Desktop layout (1024 px and wider)</w:t>
       </w:r>
@@ -12542,7 +12786,7 @@
         <w:pStyle w:val="Caption"/>
         <w:keepNext/>
       </w:pPr>
-      <w:bookmarkStart w:id="16" w:name="_Toc243667004"/>
+      <w:bookmarkStart w:id="16" w:name="_Toc243668369"/>
       <w:r>
         <w:t xml:space="preserve">Table </w:t>
       </w:r>
@@ -13331,7 +13575,7 @@
         <w:keepNext/>
         <w:keepLines/>
       </w:pPr>
-      <w:bookmarkStart w:id="17" w:name="_Toc243666973"/>
+      <w:bookmarkStart w:id="17" w:name="_Toc243668337"/>
       <w:r>
         <w:lastRenderedPageBreak/>
         <w:t>4.3 Route table</w:t>
@@ -13343,7 +13587,7 @@
         <w:pStyle w:val="Caption"/>
         <w:keepNext/>
       </w:pPr>
-      <w:bookmarkStart w:id="18" w:name="_Toc243667005"/>
+      <w:bookmarkStart w:id="18" w:name="_Toc243668370"/>
       <w:r>
         <w:t xml:space="preserve">Table </w:t>
       </w:r>
@@ -15295,7 +15539,23 @@
                 <w:szCs w:val="17"/>
                 <w:shd w:val="clear" w:color="auto" w:fill="F2F4F3"/>
               </w:rPr>
-              <w:t>#/apply</w:t>
+              <w:t>#/goal</w:t>
+            </w:r>
+            <w:r>
+              <w:rPr>
+                <w:sz w:val="19"/>
+                <w:szCs w:val="19"/>
+              </w:rPr>
+              <w:t xml:space="preserve">, </w:t>
+            </w:r>
+            <w:r>
+              <w:rPr>
+                <w:rFonts w:ascii="Consolas" w:eastAsia="Consolas" w:hAnsi="Consolas" w:cs="Consolas"/>
+                <w:sz w:val="17"/>
+                <w:szCs w:val="17"/>
+                <w:shd w:val="clear" w:color="auto" w:fill="F2F4F3"/>
+              </w:rPr>
+              <w:t>#/goal/&lt;career&gt;</w:t>
             </w:r>
           </w:p>
         </w:tc>
@@ -15325,7 +15585,7 @@
                 <w:sz w:val="19"/>
                 <w:szCs w:val="19"/>
               </w:rPr>
-              <w:t>Guide to applying to the UGC</w:t>
+              <w:t>Career-first mode</w:t>
             </w:r>
           </w:p>
         </w:tc>
@@ -15355,7 +15615,7 @@
                 <w:sz w:val="19"/>
                 <w:szCs w:val="19"/>
               </w:rPr>
-              <w:t>My list</w:t>
+              <w:t>Paths</w:t>
             </w:r>
           </w:p>
         </w:tc>
@@ -15385,7 +15645,7 @@
                 <w:sz w:val="19"/>
                 <w:szCs w:val="19"/>
               </w:rPr>
-              <w:t>CR-012: checklist, every UGC form field ready to copy, print-and-post tracker</w:t>
+              <w:t>CR-013: Who do you want to become? Career chips and search; for a career, the student's banded courses, courses closed by subjects, other ways in, the licence step</w:t>
             </w:r>
           </w:p>
         </w:tc>
@@ -15429,39 +15689,7 @@
                 <w:szCs w:val="17"/>
                 <w:shd w:val="clear" w:color="auto" w:fill="F2F4F3"/>
               </w:rPr>
-              <w:t>#/journey</w:t>
-            </w:r>
-            <w:r>
-              <w:rPr>
-                <w:sz w:val="19"/>
-                <w:szCs w:val="19"/>
-              </w:rPr>
-              <w:t xml:space="preserve">, </w:t>
-            </w:r>
-            <w:r>
-              <w:rPr>
-                <w:rFonts w:ascii="Consolas" w:eastAsia="Consolas" w:hAnsi="Consolas" w:cs="Consolas"/>
-                <w:sz w:val="17"/>
-                <w:szCs w:val="17"/>
-                <w:shd w:val="clear" w:color="auto" w:fill="F2F4F3"/>
-              </w:rPr>
-              <w:t>#/journey/open</w:t>
-            </w:r>
-            <w:r>
-              <w:rPr>
-                <w:sz w:val="19"/>
-                <w:szCs w:val="19"/>
-              </w:rPr>
-              <w:t xml:space="preserve">, </w:t>
-            </w:r>
-            <w:r>
-              <w:rPr>
-                <w:rFonts w:ascii="Consolas" w:eastAsia="Consolas" w:hAnsi="Consolas" w:cs="Consolas"/>
-                <w:sz w:val="17"/>
-                <w:szCs w:val="17"/>
-                <w:shd w:val="clear" w:color="auto" w:fill="F2F4F3"/>
-              </w:rPr>
-              <w:t>#/alerts</w:t>
+              <w:t>#/apply</w:t>
             </w:r>
           </w:p>
         </w:tc>
@@ -15492,7 +15720,7 @@
                 <w:sz w:val="19"/>
                 <w:szCs w:val="19"/>
               </w:rPr>
-              <w:t>Journey</w:t>
+              <w:t>Guide to applying to the UGC</w:t>
             </w:r>
           </w:p>
         </w:tc>
@@ -15523,7 +15751,7 @@
                 <w:sz w:val="19"/>
                 <w:szCs w:val="19"/>
               </w:rPr>
-              <w:t>Journey</w:t>
+              <w:t>My list</w:t>
             </w:r>
           </w:p>
         </w:tc>
@@ -15554,7 +15782,7 @@
                 <w:sz w:val="19"/>
                 <w:szCs w:val="19"/>
               </w:rPr>
-              <w:t>My steps / Open now tabs</w:t>
+              <w:t>CR-012: checklist, every UGC form field ready to copy, print-and-post tracker</w:t>
             </w:r>
           </w:p>
         </w:tc>
@@ -15597,7 +15825,7 @@
                 <w:szCs w:val="17"/>
                 <w:shd w:val="clear" w:color="auto" w:fill="F2F4F3"/>
               </w:rPr>
-              <w:t>#/routes/&lt;group&gt;</w:t>
+              <w:t>#/journey</w:t>
             </w:r>
             <w:r>
               <w:rPr>
@@ -15613,7 +15841,23 @@
                 <w:szCs w:val="17"/>
                 <w:shd w:val="clear" w:color="auto" w:fill="F2F4F3"/>
               </w:rPr>
-              <w:t>#/route/&lt;id&gt;</w:t>
+              <w:t>#/journey/open</w:t>
+            </w:r>
+            <w:r>
+              <w:rPr>
+                <w:sz w:val="19"/>
+                <w:szCs w:val="19"/>
+              </w:rPr>
+              <w:t xml:space="preserve">, </w:t>
+            </w:r>
+            <w:r>
+              <w:rPr>
+                <w:rFonts w:ascii="Consolas" w:eastAsia="Consolas" w:hAnsi="Consolas" w:cs="Consolas"/>
+                <w:sz w:val="17"/>
+                <w:szCs w:val="17"/>
+                <w:shd w:val="clear" w:color="auto" w:fill="F2F4F3"/>
+              </w:rPr>
+              <w:t>#/alerts</w:t>
             </w:r>
           </w:p>
         </w:tc>
@@ -15643,7 +15887,7 @@
                 <w:sz w:val="19"/>
                 <w:szCs w:val="19"/>
               </w:rPr>
-              <w:t>Other routes</w:t>
+              <w:t>Journey</w:t>
             </w:r>
           </w:p>
         </w:tc>
@@ -15673,7 +15917,7 @@
                 <w:sz w:val="19"/>
                 <w:szCs w:val="19"/>
               </w:rPr>
-              <w:t>Paths</w:t>
+              <w:t>Journey</w:t>
             </w:r>
           </w:p>
         </w:tc>
@@ -15703,14 +15947,7 @@
                 <w:sz w:val="19"/>
                 <w:szCs w:val="19"/>
               </w:rPr>
-              <w:t>Private degrees (Ministry-recognised institutes, foreign degrees, KDU, loan courses), professional bodies, job exams, vocational, abroad. The route page shows cost with what it covers ("Free" only for a published 0; "Up to Rs ..." when only a maximum is published; "Cost per semester", "Cost per year", "Fee per subject", "Cost to register"; in the list "Rs 345,000 to Rs 460,000 a semester"), intake, entry rules (or "Not published on a page ZedPath could check"), a collapsible "Programmes (n)" list and the so</w:t>
-            </w:r>
-            <w:r>
-              <w:rPr>
-                <w:sz w:val="19"/>
-                <w:szCs w:val="19"/>
-              </w:rPr>
-              <w:t>urce. Each group list has a search icon in the top bar, left of the profile picture: it opens a search field (focused; Escape closes) that matches every typed word against the path's name, institute (and its short name, e.g. SLIIT), group and programmes; rows found through programmes show which ones (up to three, "+n more"), with a live count</w:t>
+              <w:t>My steps / Open now tabs</w:t>
             </w:r>
           </w:p>
         </w:tc>
@@ -15755,7 +15992,23 @@
                 <w:shd w:val="clear" w:color="auto" w:fill="F2F4F3"/>
               </w:rPr>
               <w:lastRenderedPageBreak/>
-              <w:t>#/groups</w:t>
+              <w:t>#/routes/&lt;group&gt;</w:t>
+            </w:r>
+            <w:r>
+              <w:rPr>
+                <w:sz w:val="19"/>
+                <w:szCs w:val="19"/>
+              </w:rPr>
+              <w:t xml:space="preserve">, </w:t>
+            </w:r>
+            <w:r>
+              <w:rPr>
+                <w:rFonts w:ascii="Consolas" w:eastAsia="Consolas" w:hAnsi="Consolas" w:cs="Consolas"/>
+                <w:sz w:val="17"/>
+                <w:szCs w:val="17"/>
+                <w:shd w:val="clear" w:color="auto" w:fill="F2F4F3"/>
+              </w:rPr>
+              <w:t>#/route/&lt;id&gt;</w:t>
             </w:r>
           </w:p>
         </w:tc>
@@ -15786,7 +16039,7 @@
                 <w:sz w:val="19"/>
                 <w:szCs w:val="19"/>
               </w:rPr>
-              <w:t>Groups</w:t>
+              <w:t>Other routes</w:t>
             </w:r>
           </w:p>
         </w:tc>
@@ -15817,7 +16070,7 @@
                 <w:sz w:val="19"/>
                 <w:szCs w:val="19"/>
               </w:rPr>
-              <w:t>Groups</w:t>
+              <w:t>Paths</w:t>
             </w:r>
           </w:p>
         </w:tc>
@@ -15848,7 +16101,14 @@
                 <w:sz w:val="19"/>
                 <w:szCs w:val="19"/>
               </w:rPr>
-              <w:t>Chat list: my groups, popular groups</w:t>
+              <w:t>Private degrees (Ministry-recognised institutes, foreign degrees, KDU, loan courses), professional bodies, job exams, vocational, abroad. The route page shows cost with what it covers ("Free" only for a published 0; "Up to Rs ..." when only a maximum is published; "Cost per semester", "Cost per year", "Fee per subject", "Cost to register"; in the list "Rs 345,000 to Rs 460,000 a semester"), intake, entry rules (or "Not published on a page ZedPath could check"), a collapsible "Programmes (n)" list and the so</w:t>
+            </w:r>
+            <w:r>
+              <w:rPr>
+                <w:sz w:val="19"/>
+                <w:szCs w:val="19"/>
+              </w:rPr>
+              <w:t>urce. Each group list has a search icon in the top bar, left of the profile picture: it opens a search field (focused; Escape closes) that matches every typed word against the path's name, institute (and its short name, e.g. SLIIT), group and programmes; rows found through programmes show which ones (up to three, "+n more"), with a live count</w:t>
             </w:r>
           </w:p>
         </w:tc>
@@ -15891,23 +16151,7 @@
                 <w:szCs w:val="17"/>
                 <w:shd w:val="clear" w:color="auto" w:fill="F2F4F3"/>
               </w:rPr>
-              <w:t>#/group/&lt;id&gt;</w:t>
-            </w:r>
-            <w:r>
-              <w:rPr>
-                <w:sz w:val="19"/>
-                <w:szCs w:val="19"/>
-              </w:rPr>
-              <w:t xml:space="preserve">, </w:t>
-            </w:r>
-            <w:r>
-              <w:rPr>
-                <w:rFonts w:ascii="Consolas" w:eastAsia="Consolas" w:hAnsi="Consolas" w:cs="Consolas"/>
-                <w:sz w:val="17"/>
-                <w:szCs w:val="17"/>
-                <w:shd w:val="clear" w:color="auto" w:fill="F2F4F3"/>
-              </w:rPr>
-              <w:t>#/group/&lt;id&gt;/info</w:t>
+              <w:t>#/groups</w:t>
             </w:r>
           </w:p>
         </w:tc>
@@ -15937,7 +16181,7 @@
                 <w:sz w:val="19"/>
                 <w:szCs w:val="19"/>
               </w:rPr>
-              <w:t>Group room, Group info</w:t>
+              <w:t>Groups</w:t>
             </w:r>
           </w:p>
         </w:tc>
@@ -15997,7 +16241,7 @@
                 <w:sz w:val="19"/>
                 <w:szCs w:val="19"/>
               </w:rPr>
-              <w:t>WhatsApp-style room; description, rules, members, exit</w:t>
+              <w:t>Chat list: my groups, popular groups</w:t>
             </w:r>
           </w:p>
         </w:tc>
@@ -16041,7 +16285,7 @@
                 <w:szCs w:val="17"/>
                 <w:shd w:val="clear" w:color="auto" w:fill="F2F4F3"/>
               </w:rPr>
-              <w:t>#/ask</w:t>
+              <w:t>#/group/&lt;id&gt;</w:t>
             </w:r>
             <w:r>
               <w:rPr>
@@ -16057,7 +16301,7 @@
                 <w:szCs w:val="17"/>
                 <w:shd w:val="clear" w:color="auto" w:fill="F2F4F3"/>
               </w:rPr>
-              <w:t>#/ask/&lt;question&gt;</w:t>
+              <w:t>#/group/&lt;id&gt;/info</w:t>
             </w:r>
           </w:p>
         </w:tc>
@@ -16088,7 +16332,7 @@
                 <w:sz w:val="19"/>
                 <w:szCs w:val="19"/>
               </w:rPr>
-              <w:t>Ask ZedPath</w:t>
+              <w:t>Group room, Group info</w:t>
             </w:r>
           </w:p>
         </w:tc>
@@ -16119,7 +16363,7 @@
                 <w:sz w:val="19"/>
                 <w:szCs w:val="19"/>
               </w:rPr>
-              <w:t>Ask</w:t>
+              <w:t>Groups</w:t>
             </w:r>
           </w:p>
         </w:tc>
@@ -16150,7 +16394,7 @@
                 <w:sz w:val="19"/>
                 <w:szCs w:val="19"/>
               </w:rPr>
-              <w:t>Cited answers; a deep link only fills the question box, never sends it (CR-010)</w:t>
+              <w:t>WhatsApp-style room; description, rules, members, exit</w:t>
             </w:r>
           </w:p>
         </w:tc>
@@ -16193,6 +16437,156 @@
                 <w:szCs w:val="17"/>
                 <w:shd w:val="clear" w:color="auto" w:fill="F2F4F3"/>
               </w:rPr>
+              <w:t>#/ask</w:t>
+            </w:r>
+            <w:r>
+              <w:rPr>
+                <w:sz w:val="19"/>
+                <w:szCs w:val="19"/>
+              </w:rPr>
+              <w:t xml:space="preserve">, </w:t>
+            </w:r>
+            <w:r>
+              <w:rPr>
+                <w:rFonts w:ascii="Consolas" w:eastAsia="Consolas" w:hAnsi="Consolas" w:cs="Consolas"/>
+                <w:sz w:val="17"/>
+                <w:szCs w:val="17"/>
+                <w:shd w:val="clear" w:color="auto" w:fill="F2F4F3"/>
+              </w:rPr>
+              <w:t>#/ask/&lt;question&gt;</w:t>
+            </w:r>
+          </w:p>
+        </w:tc>
+        <w:tc>
+          <w:tcPr>
+            <w:tcW w:w="1962" w:type="dxa"/>
+            <w:tcBorders>
+              <w:top w:val="single" w:sz="4" w:space="0" w:color="C9D3D0"/>
+              <w:left w:val="single" w:sz="4" w:space="0" w:color="C9D3D0"/>
+              <w:bottom w:val="single" w:sz="4" w:space="0" w:color="C9D3D0"/>
+              <w:right w:val="single" w:sz="4" w:space="0" w:color="C9D3D0"/>
+            </w:tcBorders>
+            <w:tcMar>
+              <w:top w:w="50" w:type="dxa"/>
+              <w:left w:w="100" w:type="dxa"/>
+              <w:bottom w:w="50" w:type="dxa"/>
+              <w:right w:w="100" w:type="dxa"/>
+            </w:tcMar>
+            <w:vAlign w:val="center"/>
+          </w:tcPr>
+          <w:p>
+            <w:pPr>
+              <w:spacing w:line="252" w:lineRule="auto"/>
+            </w:pPr>
+            <w:r>
+              <w:rPr>
+                <w:sz w:val="19"/>
+                <w:szCs w:val="19"/>
+              </w:rPr>
+              <w:t>Ask ZedPath</w:t>
+            </w:r>
+          </w:p>
+        </w:tc>
+        <w:tc>
+          <w:tcPr>
+            <w:tcW w:w="948" w:type="dxa"/>
+            <w:tcBorders>
+              <w:top w:val="single" w:sz="4" w:space="0" w:color="C9D3D0"/>
+              <w:left w:val="single" w:sz="4" w:space="0" w:color="C9D3D0"/>
+              <w:bottom w:val="single" w:sz="4" w:space="0" w:color="C9D3D0"/>
+              <w:right w:val="single" w:sz="4" w:space="0" w:color="C9D3D0"/>
+            </w:tcBorders>
+            <w:tcMar>
+              <w:top w:w="50" w:type="dxa"/>
+              <w:left w:w="100" w:type="dxa"/>
+              <w:bottom w:w="50" w:type="dxa"/>
+              <w:right w:w="100" w:type="dxa"/>
+            </w:tcMar>
+            <w:vAlign w:val="center"/>
+          </w:tcPr>
+          <w:p>
+            <w:pPr>
+              <w:spacing w:line="252" w:lineRule="auto"/>
+            </w:pPr>
+            <w:r>
+              <w:rPr>
+                <w:sz w:val="19"/>
+                <w:szCs w:val="19"/>
+              </w:rPr>
+              <w:t>Ask</w:t>
+            </w:r>
+          </w:p>
+        </w:tc>
+        <w:tc>
+          <w:tcPr>
+            <w:tcW w:w="3855" w:type="dxa"/>
+            <w:tcBorders>
+              <w:top w:val="single" w:sz="4" w:space="0" w:color="C9D3D0"/>
+              <w:left w:val="single" w:sz="4" w:space="0" w:color="C9D3D0"/>
+              <w:bottom w:val="single" w:sz="4" w:space="0" w:color="C9D3D0"/>
+              <w:right w:val="single" w:sz="4" w:space="0" w:color="C9D3D0"/>
+            </w:tcBorders>
+            <w:tcMar>
+              <w:top w:w="50" w:type="dxa"/>
+              <w:left w:w="100" w:type="dxa"/>
+              <w:bottom w:w="50" w:type="dxa"/>
+              <w:right w:w="100" w:type="dxa"/>
+            </w:tcMar>
+            <w:vAlign w:val="center"/>
+          </w:tcPr>
+          <w:p>
+            <w:pPr>
+              <w:spacing w:line="252" w:lineRule="auto"/>
+            </w:pPr>
+            <w:r>
+              <w:rPr>
+                <w:sz w:val="19"/>
+                <w:szCs w:val="19"/>
+              </w:rPr>
+              <w:t>Cited answers; a deep link only fills the question box, never sends it (CR-010)</w:t>
+            </w:r>
+          </w:p>
+        </w:tc>
+      </w:tr>
+      <w:tr>
+        <w:tblPrEx>
+          <w:tblCellMar>
+            <w:top w:w="0" w:type="dxa"/>
+            <w:bottom w:w="0" w:type="dxa"/>
+          </w:tblCellMar>
+        </w:tblPrEx>
+        <w:trPr>
+          <w:cantSplit/>
+        </w:trPr>
+        <w:tc>
+          <w:tcPr>
+            <w:tcW w:w="2873" w:type="dxa"/>
+            <w:tcBorders>
+              <w:top w:val="single" w:sz="4" w:space="0" w:color="C9D3D0"/>
+              <w:left w:val="single" w:sz="4" w:space="0" w:color="C9D3D0"/>
+              <w:bottom w:val="single" w:sz="4" w:space="0" w:color="C9D3D0"/>
+              <w:right w:val="single" w:sz="4" w:space="0" w:color="C9D3D0"/>
+            </w:tcBorders>
+            <w:shd w:val="clear" w:color="auto" w:fill="F3F8F6"/>
+            <w:tcMar>
+              <w:top w:w="50" w:type="dxa"/>
+              <w:left w:w="100" w:type="dxa"/>
+              <w:bottom w:w="50" w:type="dxa"/>
+              <w:right w:w="100" w:type="dxa"/>
+            </w:tcMar>
+            <w:vAlign w:val="center"/>
+          </w:tcPr>
+          <w:p>
+            <w:pPr>
+              <w:spacing w:line="252" w:lineRule="auto"/>
+            </w:pPr>
+            <w:r>
+              <w:rPr>
+                <w:rFonts w:ascii="Consolas" w:eastAsia="Consolas" w:hAnsi="Consolas" w:cs="Consolas"/>
+                <w:sz w:val="17"/>
+                <w:szCs w:val="17"/>
+                <w:shd w:val="clear" w:color="auto" w:fill="F2F4F3"/>
+              </w:rPr>
               <w:t>#/me</w:t>
             </w:r>
           </w:p>
@@ -16206,6 +16600,7 @@
               <w:bottom w:val="single" w:sz="4" w:space="0" w:color="C9D3D0"/>
               <w:right w:val="single" w:sz="4" w:space="0" w:color="C9D3D0"/>
             </w:tcBorders>
+            <w:shd w:val="clear" w:color="auto" w:fill="F3F8F6"/>
             <w:tcMar>
               <w:top w:w="50" w:type="dxa"/>
               <w:left w:w="100" w:type="dxa"/>
@@ -16236,6 +16631,7 @@
               <w:bottom w:val="single" w:sz="4" w:space="0" w:color="C9D3D0"/>
               <w:right w:val="single" w:sz="4" w:space="0" w:color="C9D3D0"/>
             </w:tcBorders>
+            <w:shd w:val="clear" w:color="auto" w:fill="F3F8F6"/>
             <w:tcMar>
               <w:top w:w="50" w:type="dxa"/>
               <w:left w:w="100" w:type="dxa"/>
@@ -16266,6 +16662,7 @@
               <w:bottom w:val="single" w:sz="4" w:space="0" w:color="C9D3D0"/>
               <w:right w:val="single" w:sz="4" w:space="0" w:color="C9D3D0"/>
             </w:tcBorders>
+            <w:shd w:val="clear" w:color="auto" w:fill="F3F8F6"/>
             <w:tcMar>
               <w:top w:w="50" w:type="dxa"/>
               <w:left w:w="100" w:type="dxa"/>
@@ -16300,7 +16697,7 @@
         <w:keepNext/>
         <w:keepLines/>
       </w:pPr>
-      <w:bookmarkStart w:id="19" w:name="_Toc243666974"/>
+      <w:bookmarkStart w:id="19" w:name="_Toc243668338"/>
       <w:r>
         <w:t>4.4 Guards</w:t>
       </w:r>
@@ -16311,7 +16708,7 @@
         <w:pStyle w:val="Caption"/>
         <w:keepNext/>
       </w:pPr>
-      <w:bookmarkStart w:id="20" w:name="_Toc243667006"/>
+      <w:bookmarkStart w:id="20" w:name="_Toc243668371"/>
       <w:r>
         <w:t xml:space="preserve">Table </w:t>
       </w:r>
@@ -16955,7 +17352,7 @@
         <w:keepLines/>
         <w:pageBreakBefore/>
       </w:pPr>
-      <w:bookmarkStart w:id="21" w:name="_Toc243666975"/>
+      <w:bookmarkStart w:id="21" w:name="_Toc243668339"/>
       <w:r>
         <w:lastRenderedPageBreak/>
         <w:t>5 Design system</w:t>
@@ -16968,7 +17365,7 @@
         <w:keepNext/>
         <w:keepLines/>
       </w:pPr>
-      <w:bookmarkStart w:id="22" w:name="_Toc243666976"/>
+      <w:bookmarkStart w:id="22" w:name="_Toc243668340"/>
       <w:r>
         <w:t>5.1 Colour roles</w:t>
       </w:r>
@@ -16987,7 +17384,7 @@
         <w:pStyle w:val="Caption"/>
         <w:keepNext/>
       </w:pPr>
-      <w:bookmarkStart w:id="23" w:name="_Toc243667007"/>
+      <w:bookmarkStart w:id="23" w:name="_Toc243668372"/>
       <w:r>
         <w:t xml:space="preserve">Table </w:t>
       </w:r>
@@ -19011,7 +19408,7 @@
         <w:keepNext/>
         <w:keepLines/>
       </w:pPr>
-      <w:bookmarkStart w:id="24" w:name="_Toc243666977"/>
+      <w:bookmarkStart w:id="24" w:name="_Toc243668341"/>
       <w:r>
         <w:t>5.2 Typography</w:t>
       </w:r>
@@ -19082,7 +19479,7 @@
         <w:pStyle w:val="Caption"/>
         <w:keepNext/>
       </w:pPr>
-      <w:bookmarkStart w:id="25" w:name="_Toc243667008"/>
+      <w:bookmarkStart w:id="25" w:name="_Toc243668373"/>
       <w:r>
         <w:t xml:space="preserve">Table </w:t>
       </w:r>
@@ -20796,7 +21193,7 @@
         <w:keepNext/>
         <w:keepLines/>
       </w:pPr>
-      <w:bookmarkStart w:id="26" w:name="_Toc243666978"/>
+      <w:bookmarkStart w:id="26" w:name="_Toc243668342"/>
       <w:r>
         <w:t>5.3 Spacing, shape and elevation</w:t>
       </w:r>
@@ -20807,7 +21204,7 @@
         <w:pStyle w:val="Caption"/>
         <w:keepNext/>
       </w:pPr>
-      <w:bookmarkStart w:id="27" w:name="_Toc243667009"/>
+      <w:bookmarkStart w:id="27" w:name="_Toc243668374"/>
       <w:r>
         <w:t xml:space="preserve">Table </w:t>
       </w:r>
@@ -21495,7 +21892,7 @@
         <w:keepNext/>
         <w:keepLines/>
       </w:pPr>
-      <w:bookmarkStart w:id="28" w:name="_Toc243666979"/>
+      <w:bookmarkStart w:id="28" w:name="_Toc243668343"/>
       <w:r>
         <w:t>5.4 Components</w:t>
       </w:r>
@@ -21506,7 +21903,7 @@
         <w:pStyle w:val="Caption"/>
         <w:keepNext/>
       </w:pPr>
-      <w:bookmarkStart w:id="29" w:name="_Toc243667010"/>
+      <w:bookmarkStart w:id="29" w:name="_Toc243668375"/>
       <w:r>
         <w:t xml:space="preserve">Table </w:t>
       </w:r>
@@ -24105,7 +24502,7 @@
         <w:keepLines/>
         <w:pageBreakBefore/>
       </w:pPr>
-      <w:bookmarkStart w:id="30" w:name="_Toc243666980"/>
+      <w:bookmarkStart w:id="30" w:name="_Toc243668344"/>
       <w:r>
         <w:lastRenderedPageBreak/>
         <w:t>6 </w:t>
@@ -24169,7 +24566,7 @@
         <w:keepNext/>
         <w:keepLines/>
       </w:pPr>
-      <w:bookmarkStart w:id="31" w:name="_Toc243666981"/>
+      <w:bookmarkStart w:id="31" w:name="_Toc243668345"/>
       <w:r>
         <w:t>6.1 Welcome, Intro and About you (onboarding)</w:t>
       </w:r>
@@ -24180,7 +24577,7 @@
         <w:pStyle w:val="Caption"/>
         <w:keepNext/>
       </w:pPr>
-      <w:bookmarkStart w:id="32" w:name="_Toc243667011"/>
+      <w:bookmarkStart w:id="32" w:name="_Toc243668376"/>
       <w:r>
         <w:t xml:space="preserve">Table </w:t>
       </w:r>
@@ -24716,7 +25113,7 @@
         <w:keepNext/>
         <w:keepLines/>
       </w:pPr>
-      <w:bookmarkStart w:id="33" w:name="_Toc243666982"/>
+      <w:bookmarkStart w:id="33" w:name="_Toc243668346"/>
       <w:r>
         <w:t>6.2 Account (sign up, log in, recover, recovery code, complete your account)</w:t>
       </w:r>
@@ -24727,7 +25124,7 @@
         <w:pStyle w:val="Caption"/>
         <w:keepNext/>
       </w:pPr>
-      <w:bookmarkStart w:id="34" w:name="_Toc243667012"/>
+      <w:bookmarkStart w:id="34" w:name="_Toc243668377"/>
       <w:r>
         <w:t xml:space="preserve">Table </w:t>
       </w:r>
@@ -25187,7 +25584,7 @@
         <w:keepNext/>
         <w:keepLines/>
       </w:pPr>
-      <w:bookmarkStart w:id="35" w:name="_Toc243666983"/>
+      <w:bookmarkStart w:id="35" w:name="_Toc243668347"/>
       <w:r>
         <w:t>6.3 Paths (home)</w:t>
       </w:r>
@@ -25198,7 +25595,7 @@
         <w:pStyle w:val="Caption"/>
         <w:keepNext/>
       </w:pPr>
-      <w:bookmarkStart w:id="36" w:name="_Toc243667013"/>
+      <w:bookmarkStart w:id="36" w:name="_Toc243668378"/>
       <w:r>
         <w:t xml:space="preserve">Table </w:t>
       </w:r>
@@ -25627,7 +26024,7 @@
         <w:keepNext/>
         <w:keepLines/>
       </w:pPr>
-      <w:bookmarkStart w:id="37" w:name="_Toc243666984"/>
+      <w:bookmarkStart w:id="37" w:name="_Toc243668348"/>
       <w:r>
         <w:t>6.4 Courses</w:t>
       </w:r>
@@ -25638,7 +26035,7 @@
         <w:pStyle w:val="Caption"/>
         <w:keepNext/>
       </w:pPr>
-      <w:bookmarkStart w:id="38" w:name="_Toc243667014"/>
+      <w:bookmarkStart w:id="38" w:name="_Toc243668379"/>
       <w:r>
         <w:t xml:space="preserve">Table </w:t>
       </w:r>
@@ -26114,7 +26511,7 @@
         <w:keepNext/>
         <w:keepLines/>
       </w:pPr>
-      <w:bookmarkStart w:id="39" w:name="_Toc243666985"/>
+      <w:bookmarkStart w:id="39" w:name="_Toc243668349"/>
       <w:r>
         <w:t>6.5 Course detail</w:t>
       </w:r>
@@ -26125,7 +26522,7 @@
         <w:pStyle w:val="Caption"/>
         <w:keepNext/>
       </w:pPr>
-      <w:bookmarkStart w:id="40" w:name="_Toc243667015"/>
+      <w:bookmarkStart w:id="40" w:name="_Toc243668380"/>
       <w:r>
         <w:t xml:space="preserve">Table </w:t>
       </w:r>
@@ -26720,7 +27117,7 @@
         <w:keepNext/>
         <w:keepLines/>
       </w:pPr>
-      <w:bookmarkStart w:id="41" w:name="_Toc243666986"/>
+      <w:bookmarkStart w:id="41" w:name="_Toc243668350"/>
       <w:r>
         <w:lastRenderedPageBreak/>
         <w:t>6.6 Compare</w:t>
@@ -26732,7 +27129,7 @@
         <w:pStyle w:val="Caption"/>
         <w:keepNext/>
       </w:pPr>
-      <w:bookmarkStart w:id="42" w:name="_Toc243667016"/>
+      <w:bookmarkStart w:id="42" w:name="_Toc243668381"/>
       <w:r>
         <w:t xml:space="preserve">Table </w:t>
       </w:r>
@@ -27160,7 +27557,7 @@
         <w:keepNext/>
         <w:keepLines/>
       </w:pPr>
-      <w:bookmarkStart w:id="43" w:name="_Toc243666987"/>
+      <w:bookmarkStart w:id="43" w:name="_Toc243668351"/>
       <w:r>
         <w:t>6.7 My list</w:t>
       </w:r>
@@ -27171,7 +27568,7 @@
         <w:pStyle w:val="Caption"/>
         <w:keepNext/>
       </w:pPr>
-      <w:bookmarkStart w:id="44" w:name="_Toc243667017"/>
+      <w:bookmarkStart w:id="44" w:name="_Toc243668382"/>
       <w:r>
         <w:t xml:space="preserve">Table </w:t>
       </w:r>
@@ -27656,9 +28053,9 @@
         <w:keepNext/>
         <w:keepLines/>
       </w:pPr>
-      <w:bookmarkStart w:id="45" w:name="_Toc243666988"/>
+      <w:bookmarkStart w:id="45" w:name="_Toc243668352"/>
       <w:r>
-        <w:t>6.8 Guide to applying to the UGC (CR-012)</w:t>
+        <w:t>6.8 Career-first mode (CR-013)</w:t>
       </w:r>
       <w:bookmarkEnd w:id="45"/>
     </w:p>
@@ -27667,7 +28064,7 @@
         <w:pStyle w:val="Caption"/>
         <w:keepNext/>
       </w:pPr>
-      <w:bookmarkStart w:id="46" w:name="_Toc243667018"/>
+      <w:bookmarkStart w:id="46" w:name="_Toc243668383"/>
       <w:r>
         <w:t xml:space="preserve">Table </w:t>
       </w:r>
@@ -27690,7 +28087,7 @@
         <w:fldChar w:fldCharType="end"/>
       </w:r>
       <w:r>
-        <w:t>: Apply to the UGC: specification</w:t>
+        <w:t>: Career-first mode: specification</w:t>
       </w:r>
       <w:bookmarkEnd w:id="46"/>
     </w:p>
@@ -27861,7 +28258,7 @@
                 <w:sz w:val="19"/>
                 <w:szCs w:val="19"/>
               </w:rPr>
-              <w:t>Help a first-generation applicant fill the UGC online application and post the printout without mistakes (US-304)</w:t>
+              <w:t>Let a student plan from the outcome: pick who they want to become and see every path to it from their results (US-509)</w:t>
             </w:r>
           </w:p>
         </w:tc>
@@ -27931,26 +28328,19 @@
             </w:pPr>
             <w:r>
               <w:rPr>
-                <w:sz w:val="19"/>
-                <w:szCs w:val="19"/>
-              </w:rPr>
-              <w:t xml:space="preserve">The blue </w:t>
-            </w:r>
-            <w:r>
-              <w:rPr>
                 <w:i/>
                 <w:iCs/>
                 <w:sz w:val="19"/>
                 <w:szCs w:val="19"/>
               </w:rPr>
-              <w:t>Guide to applying to the UGC</w:t>
-            </w:r>
-            <w:r>
-              <w:rPr>
-                <w:sz w:val="19"/>
-                <w:szCs w:val="19"/>
-              </w:rPr>
-              <w:t xml:space="preserve"> button on My list (named by the product owner)</w:t>
+              <w:t>Who do you want to become?</w:t>
+            </w:r>
+            <w:r>
+              <w:rPr>
+                <w:sz w:val="19"/>
+                <w:szCs w:val="19"/>
+              </w:rPr>
+              <w:t xml:space="preserve"> card on the Paths home, directly below the My list card (product owner's placement)</w:t>
             </w:r>
           </w:p>
         </w:tc>
@@ -28021,39 +28411,7 @@
                 <w:sz w:val="19"/>
                 <w:szCs w:val="19"/>
               </w:rPr>
-              <w:t xml:space="preserve">Privacy note (stays on this phone; ZedPath never logs in to the UGC). </w:t>
-            </w:r>
-            <w:r>
-              <w:rPr>
-                <w:b/>
-                <w:bCs/>
-                <w:sz w:val="19"/>
-                <w:szCs w:val="19"/>
-              </w:rPr>
-              <w:t>1. Get these ready</w:t>
-            </w:r>
-            <w:r>
-              <w:rPr>
-                <w:sz w:val="19"/>
-                <w:szCs w:val="19"/>
-              </w:rPr>
-              <w:t xml:space="preserve">: two questions (school or private candidate; name different from the A/L name) and a personal checklist (NIC both sides; own email and mobile; laser printer, A4 envelope, registered post; certified O/L copy when the list needs it; principal or JP certification; affidavit on a Rs. 50 stamp; separate aptitude applications). </w:t>
-            </w:r>
-            <w:r>
-              <w:rPr>
-                <w:b/>
-                <w:bCs/>
-                <w:sz w:val="19"/>
-                <w:szCs w:val="19"/>
-              </w:rPr>
-              <w:t>2. Fill the form</w:t>
-            </w:r>
-            <w:r>
-              <w:rPr>
-                <w:sz w:val="19"/>
-                <w:szCs w:val="19"/>
-              </w:rPr>
-              <w:t xml:space="preserve">: the autofill warning, then Register, Step 1 to Step 4, the fields ZedPath knows with a Copy button (name in BLOCK CAPITALS, name with initials, date of birth, email, mobile as 07…, district, A/L results) and, for the rest, a guide each (NIC, index numbers, address, parents, earlier attempts, school: what to write, format, common mistake; no input boxes, so nothing is typed twice), and the Uni-Codes in the student's order with </w:t>
+              <w:t xml:space="preserve">Career chips (12) with a search box; a career page: </w:t>
             </w:r>
             <w:r>
               <w:rPr>
@@ -28062,30 +28420,62 @@
                 <w:sz w:val="19"/>
                 <w:szCs w:val="19"/>
               </w:rPr>
-              <w:t>Copy all</w:t>
-            </w:r>
-            <w:r>
-              <w:rPr>
-                <w:sz w:val="19"/>
-                <w:szCs w:val="19"/>
-              </w:rPr>
-              <w:t xml:space="preserve">. </w:t>
-            </w:r>
-            <w:r>
-              <w:rPr>
-                <w:b/>
-                <w:bCs/>
-                <w:sz w:val="19"/>
-                <w:szCs w:val="19"/>
-              </w:rPr>
-              <w:t>3. Print and post</w:t>
-            </w:r>
-            <w:r>
-              <w:rPr>
-                <w:sz w:val="19"/>
-                <w:szCs w:val="19"/>
-              </w:rPr>
-              <w:t>: seven ticks ending with the UGC address and the one-time order change. Every item cites its page of the UGC handbook 2025/26 Section 5</w:t>
+              <w:t>State universities, from your results</w:t>
+            </w:r>
+            <w:r>
+              <w:rPr>
+                <w:sz w:val="19"/>
+                <w:szCs w:val="19"/>
+              </w:rPr>
+              <w:t xml:space="preserve"> (course rows with the band strip, best chance first), "</w:t>
+            </w:r>
+            <w:r>
+              <w:rPr>
+                <w:i/>
+                <w:iCs/>
+                <w:sz w:val="19"/>
+                <w:szCs w:val="19"/>
+              </w:rPr>
+              <w:t>n</w:t>
+            </w:r>
+            <w:r>
+              <w:rPr>
+                <w:sz w:val="19"/>
+                <w:szCs w:val="19"/>
+              </w:rPr>
+              <w:t xml:space="preserve"> more you cannot apply for with your subjects" (opens the hidden-courses reasons), </w:t>
+            </w:r>
+            <w:r>
+              <w:rPr>
+                <w:i/>
+                <w:iCs/>
+                <w:sz w:val="19"/>
+                <w:szCs w:val="19"/>
+              </w:rPr>
+              <w:t>Other ways in</w:t>
+            </w:r>
+            <w:r>
+              <w:rPr>
+                <w:sz w:val="19"/>
+                <w:szCs w:val="19"/>
+              </w:rPr>
+              <w:t xml:space="preserve"> (rows with cost and matched programmes), </w:t>
+            </w:r>
+            <w:r>
+              <w:rPr>
+                <w:i/>
+                <w:iCs/>
+                <w:sz w:val="19"/>
+                <w:szCs w:val="19"/>
+              </w:rPr>
+              <w:t>To practise</w:t>
+            </w:r>
+            <w:r>
+              <w:rPr>
+                <w:sz w:val="19"/>
+                <w:szCs w:val="19"/>
+              </w:rPr>
+              <w:t xml:space="preserve"> (licence step with quote and dated source link, only where checked), and the note that this is ZedPath's guide and bands are not a promise</w:t>
             </w:r>
           </w:p>
         </w:tc>
@@ -28158,16 +28548,7 @@
                 <w:sz w:val="19"/>
                 <w:szCs w:val="19"/>
               </w:rPr>
-              <w:t xml:space="preserve">Progress "n of m steps done"; Step 4 without a list shows </w:t>
-            </w:r>
-            <w:r>
-              <w:rPr>
-                <w:i/>
-                <w:iCs/>
-                <w:sz w:val="19"/>
-                <w:szCs w:val="19"/>
-              </w:rPr>
-              <w:t>Build your list first</w:t>
+              <w:t>Results not loaded: skeleton; no course within reach: "None of these courses is within your results."; unmapped search: matching courses and paths instead</w:t>
             </w:r>
           </w:p>
         </w:tc>
@@ -28208,7 +28589,6 @@
                 <w:sz w:val="19"/>
                 <w:szCs w:val="19"/>
               </w:rPr>
-              <w:lastRenderedPageBreak/>
               <w:t>Interactions</w:t>
             </w:r>
           </w:p>
@@ -28239,7 +28619,23 @@
                 <w:sz w:val="19"/>
                 <w:szCs w:val="19"/>
               </w:rPr>
-              <w:t>Copy shows the green confirmation; the two answers and the ticks are saved on the phone at once</w:t>
+              <w:t xml:space="preserve">Tap a chip opens the career; </w:t>
+            </w:r>
+            <w:r>
+              <w:rPr>
+                <w:i/>
+                <w:iCs/>
+                <w:sz w:val="19"/>
+                <w:szCs w:val="19"/>
+              </w:rPr>
+              <w:t>Change goal</w:t>
+            </w:r>
+            <w:r>
+              <w:rPr>
+                <w:sz w:val="19"/>
+                <w:szCs w:val="19"/>
+              </w:rPr>
+              <w:t xml:space="preserve"> returns to the chips; rows open the course or route page</w:t>
             </w:r>
           </w:p>
         </w:tc>
@@ -28256,9 +28652,10 @@
         <w:keepNext/>
         <w:keepLines/>
       </w:pPr>
-      <w:bookmarkStart w:id="47" w:name="_Toc243666989"/>
+      <w:bookmarkStart w:id="47" w:name="_Toc243668353"/>
       <w:r>
-        <w:t>6.9 Journey</w:t>
+        <w:lastRenderedPageBreak/>
+        <w:t>6.9 Guide to applying to the UGC (CR-012)</w:t>
       </w:r>
       <w:bookmarkEnd w:id="47"/>
     </w:p>
@@ -28267,7 +28664,7 @@
         <w:pStyle w:val="Caption"/>
         <w:keepNext/>
       </w:pPr>
-      <w:bookmarkStart w:id="48" w:name="_Toc243667019"/>
+      <w:bookmarkStart w:id="48" w:name="_Toc243668384"/>
       <w:r>
         <w:t xml:space="preserve">Table </w:t>
       </w:r>
@@ -28290,7 +28687,7 @@
         <w:fldChar w:fldCharType="end"/>
       </w:r>
       <w:r>
-        <w:t>: Journey: specification</w:t>
+        <w:t>: Apply to the UGC: specification</w:t>
       </w:r>
       <w:bookmarkEnd w:id="48"/>
     </w:p>
@@ -28461,7 +28858,7 @@
                 <w:sz w:val="19"/>
                 <w:szCs w:val="19"/>
               </w:rPr>
-              <w:t>The student's own checklist and dated deadlines (US-401 to US-411, US-503)</w:t>
+              <w:t>Help a first-generation applicant fill the UGC online application and post the printout without mistakes (US-304)</w:t>
             </w:r>
           </w:p>
         </w:tc>
@@ -28503,7 +28900,7 @@
                 <w:sz w:val="19"/>
                 <w:szCs w:val="19"/>
               </w:rPr>
-              <w:t>Content</w:t>
+              <w:t>Entry</w:t>
             </w:r>
           </w:p>
         </w:tc>
@@ -28534,39 +28931,23 @@
                 <w:sz w:val="19"/>
                 <w:szCs w:val="19"/>
               </w:rPr>
-              <w:t xml:space="preserve">Tabs </w:t>
-            </w:r>
-            <w:r>
-              <w:rPr>
-                <w:b/>
-                <w:bCs/>
-                <w:sz w:val="19"/>
-                <w:szCs w:val="19"/>
-              </w:rPr>
-              <w:t>My steps</w:t>
-            </w:r>
-            <w:r>
-              <w:rPr>
-                <w:sz w:val="19"/>
-                <w:szCs w:val="19"/>
-              </w:rPr>
-              <w:t xml:space="preserve"> and </w:t>
-            </w:r>
-            <w:r>
-              <w:rPr>
-                <w:b/>
-                <w:bCs/>
-                <w:sz w:val="19"/>
-                <w:szCs w:val="19"/>
-              </w:rPr>
-              <w:t>Open now</w:t>
-            </w:r>
-            <w:r>
-              <w:rPr>
-                <w:sz w:val="19"/>
-                <w:szCs w:val="19"/>
-              </w:rPr>
-              <w:t>. My steps: progress bar, steps (results, list, compare, aptitude tests, deadlines, apply to the UGC with its handbook quote), followed courses and notices. Open now: official notices with closing dates, each showing whether the student meets the A/L and age rules (checked on the phone)</w:t>
+              <w:t xml:space="preserve">The blue </w:t>
+            </w:r>
+            <w:r>
+              <w:rPr>
+                <w:i/>
+                <w:iCs/>
+                <w:sz w:val="19"/>
+                <w:szCs w:val="19"/>
+              </w:rPr>
+              <w:t>Guide to applying to the UGC</w:t>
+            </w:r>
+            <w:r>
+              <w:rPr>
+                <w:sz w:val="19"/>
+                <w:szCs w:val="19"/>
+              </w:rPr>
+              <w:t xml:space="preserve"> button on My list (named by the product owner)</w:t>
             </w:r>
           </w:p>
         </w:tc>
@@ -28607,7 +28988,7 @@
                 <w:sz w:val="19"/>
                 <w:szCs w:val="19"/>
               </w:rPr>
-              <w:t>States</w:t>
+              <w:t>Content</w:t>
             </w:r>
           </w:p>
         </w:tc>
@@ -28637,7 +29018,7 @@
                 <w:sz w:val="19"/>
                 <w:szCs w:val="19"/>
               </w:rPr>
-              <w:t xml:space="preserve">Loading skeleton; </w:t>
+              <w:t xml:space="preserve">Privacy note (stays on this phone; ZedPath never logs in to the UGC). </w:t>
             </w:r>
             <w:r>
               <w:rPr>
@@ -28646,14 +29027,62 @@
                 <w:sz w:val="19"/>
                 <w:szCs w:val="19"/>
               </w:rPr>
-              <w:t>locked step</w:t>
-            </w:r>
-            <w:r>
-              <w:rPr>
-                <w:sz w:val="19"/>
-                <w:szCs w:val="19"/>
-              </w:rPr>
-              <w:t>: shows the official rule instead of a date while the UGC has not announced it; Empty: how to follow courses and notices</w:t>
+              <w:t>1. Get these ready</w:t>
+            </w:r>
+            <w:r>
+              <w:rPr>
+                <w:sz w:val="19"/>
+                <w:szCs w:val="19"/>
+              </w:rPr>
+              <w:t xml:space="preserve">: two questions (school or private candidate; name different from the A/L name) and a personal checklist (NIC both sides; own email and mobile; laser printer, A4 envelope, registered post; certified O/L copy when the list needs it; principal or JP certification; affidavit on a Rs. 50 stamp; separate aptitude applications). </w:t>
+            </w:r>
+            <w:r>
+              <w:rPr>
+                <w:b/>
+                <w:bCs/>
+                <w:sz w:val="19"/>
+                <w:szCs w:val="19"/>
+              </w:rPr>
+              <w:t>2. Fill the form</w:t>
+            </w:r>
+            <w:r>
+              <w:rPr>
+                <w:sz w:val="19"/>
+                <w:szCs w:val="19"/>
+              </w:rPr>
+              <w:t xml:space="preserve">: the autofill warning, then Register, Step 1 to Step 4, the fields ZedPath knows with a Copy button (name in BLOCK CAPITALS, name with initials, date of birth, email, mobile as 07…, district, A/L results) and, for the rest, a guide each (NIC, index numbers, address, parents, earlier attempts, school: what to write, format, common mistake; no input boxes, so nothing is typed twice), and the Uni-Codes in the student's order with </w:t>
+            </w:r>
+            <w:r>
+              <w:rPr>
+                <w:i/>
+                <w:iCs/>
+                <w:sz w:val="19"/>
+                <w:szCs w:val="19"/>
+              </w:rPr>
+              <w:t>Copy all</w:t>
+            </w:r>
+            <w:r>
+              <w:rPr>
+                <w:sz w:val="19"/>
+                <w:szCs w:val="19"/>
+              </w:rPr>
+              <w:t xml:space="preserve">. </w:t>
+            </w:r>
+            <w:r>
+              <w:rPr>
+                <w:b/>
+                <w:bCs/>
+                <w:sz w:val="19"/>
+                <w:szCs w:val="19"/>
+              </w:rPr>
+              <w:t>3. Print and post</w:t>
+            </w:r>
+            <w:r>
+              <w:rPr>
+                <w:sz w:val="19"/>
+                <w:szCs w:val="19"/>
+              </w:rPr>
+              <w:t>: seven ticks ending with the UGC address and the one-time order change. Every item cites its page of the UGC handbook 2025/26 Section 5</w:t>
             </w:r>
           </w:p>
         </w:tc>
@@ -28695,6 +29124,87 @@
                 <w:sz w:val="19"/>
                 <w:szCs w:val="19"/>
               </w:rPr>
+              <w:t>States</w:t>
+            </w:r>
+          </w:p>
+        </w:tc>
+        <w:tc>
+          <w:tcPr>
+            <w:tcW w:w="7912" w:type="dxa"/>
+            <w:tcBorders>
+              <w:top w:val="single" w:sz="4" w:space="0" w:color="C9D3D0"/>
+              <w:left w:val="single" w:sz="4" w:space="0" w:color="C9D3D0"/>
+              <w:bottom w:val="single" w:sz="4" w:space="0" w:color="C9D3D0"/>
+              <w:right w:val="single" w:sz="4" w:space="0" w:color="C9D3D0"/>
+            </w:tcBorders>
+            <w:shd w:val="clear" w:color="auto" w:fill="F3F8F6"/>
+            <w:tcMar>
+              <w:top w:w="50" w:type="dxa"/>
+              <w:left w:w="100" w:type="dxa"/>
+              <w:bottom w:w="50" w:type="dxa"/>
+              <w:right w:w="100" w:type="dxa"/>
+            </w:tcMar>
+            <w:vAlign w:val="center"/>
+          </w:tcPr>
+          <w:p>
+            <w:pPr>
+              <w:spacing w:line="252" w:lineRule="auto"/>
+            </w:pPr>
+            <w:r>
+              <w:rPr>
+                <w:sz w:val="19"/>
+                <w:szCs w:val="19"/>
+              </w:rPr>
+              <w:t xml:space="preserve">Progress "n of m steps done"; Step 4 without a list shows </w:t>
+            </w:r>
+            <w:r>
+              <w:rPr>
+                <w:i/>
+                <w:iCs/>
+                <w:sz w:val="19"/>
+                <w:szCs w:val="19"/>
+              </w:rPr>
+              <w:t>Build your list first</w:t>
+            </w:r>
+          </w:p>
+        </w:tc>
+      </w:tr>
+      <w:tr>
+        <w:tblPrEx>
+          <w:tblCellMar>
+            <w:top w:w="0" w:type="dxa"/>
+            <w:bottom w:w="0" w:type="dxa"/>
+          </w:tblCellMar>
+        </w:tblPrEx>
+        <w:trPr>
+          <w:cantSplit/>
+        </w:trPr>
+        <w:tc>
+          <w:tcPr>
+            <w:tcW w:w="1726" w:type="dxa"/>
+            <w:tcBorders>
+              <w:top w:val="single" w:sz="4" w:space="0" w:color="C9D3D0"/>
+              <w:left w:val="single" w:sz="4" w:space="0" w:color="C9D3D0"/>
+              <w:bottom w:val="single" w:sz="4" w:space="0" w:color="C9D3D0"/>
+              <w:right w:val="single" w:sz="4" w:space="0" w:color="C9D3D0"/>
+            </w:tcBorders>
+            <w:tcMar>
+              <w:top w:w="50" w:type="dxa"/>
+              <w:left w:w="100" w:type="dxa"/>
+              <w:bottom w:w="50" w:type="dxa"/>
+              <w:right w:w="100" w:type="dxa"/>
+            </w:tcMar>
+            <w:vAlign w:val="center"/>
+          </w:tcPr>
+          <w:p>
+            <w:pPr>
+              <w:spacing w:line="252" w:lineRule="auto"/>
+            </w:pPr>
+            <w:r>
+              <w:rPr>
+                <w:sz w:val="19"/>
+                <w:szCs w:val="19"/>
+              </w:rPr>
               <w:t>Interactions</w:t>
             </w:r>
           </w:p>
@@ -28708,25 +29218,24 @@
               <w:bottom w:val="single" w:sz="4" w:space="0" w:color="C9D3D0"/>
               <w:right w:val="single" w:sz="4" w:space="0" w:color="C9D3D0"/>
             </w:tcBorders>
-            <w:shd w:val="clear" w:color="auto" w:fill="F3F8F6"/>
-            <w:tcMar>
-              <w:top w:w="50" w:type="dxa"/>
-              <w:left w:w="100" w:type="dxa"/>
-              <w:bottom w:w="50" w:type="dxa"/>
-              <w:right w:w="100" w:type="dxa"/>
-            </w:tcMar>
-            <w:vAlign w:val="center"/>
-          </w:tcPr>
-          <w:p>
-            <w:pPr>
-              <w:spacing w:line="252" w:lineRule="auto"/>
-            </w:pPr>
-            <w:r>
-              <w:rPr>
-                <w:sz w:val="19"/>
-                <w:szCs w:val="19"/>
-              </w:rPr>
-              <w:t>Tick a step only inside its window (server-checked); "I applied" after a notice opens; reminders as phone notifications (Android app) or a calendar file</w:t>
+            <w:tcMar>
+              <w:top w:w="50" w:type="dxa"/>
+              <w:left w:w="100" w:type="dxa"/>
+              <w:bottom w:w="50" w:type="dxa"/>
+              <w:right w:w="100" w:type="dxa"/>
+            </w:tcMar>
+            <w:vAlign w:val="center"/>
+          </w:tcPr>
+          <w:p>
+            <w:pPr>
+              <w:spacing w:line="252" w:lineRule="auto"/>
+            </w:pPr>
+            <w:r>
+              <w:rPr>
+                <w:sz w:val="19"/>
+                <w:szCs w:val="19"/>
+              </w:rPr>
+              <w:t>Copy shows the green confirmation; the two answers and the ticks are saved on the phone at once</w:t>
             </w:r>
           </w:p>
         </w:tc>
@@ -28743,9 +29252,9 @@
         <w:keepNext/>
         <w:keepLines/>
       </w:pPr>
-      <w:bookmarkStart w:id="49" w:name="_Toc243666990"/>
+      <w:bookmarkStart w:id="49" w:name="_Toc243668354"/>
       <w:r>
-        <w:t>6.10 Ask ZedPath</w:t>
+        <w:t>6.10 Journey</w:t>
       </w:r>
       <w:bookmarkEnd w:id="49"/>
     </w:p>
@@ -28754,7 +29263,7 @@
         <w:pStyle w:val="Caption"/>
         <w:keepNext/>
       </w:pPr>
-      <w:bookmarkStart w:id="50" w:name="_Toc243667020"/>
+      <w:bookmarkStart w:id="50" w:name="_Toc243668385"/>
       <w:r>
         <w:t xml:space="preserve">Table </w:t>
       </w:r>
@@ -28777,7 +29286,7 @@
         <w:fldChar w:fldCharType="end"/>
       </w:r>
       <w:r>
-        <w:t>: Ask ZedPath: specification</w:t>
+        <w:t>: Journey: specification</w:t>
       </w:r>
       <w:bookmarkEnd w:id="50"/>
     </w:p>
@@ -28948,7 +29457,7 @@
                 <w:sz w:val="19"/>
                 <w:szCs w:val="19"/>
               </w:rPr>
-              <w:t>Cited answers in the student's language (US-601 to US-607)</w:t>
+              <w:t>The student's own checklist and dated deadlines (US-401 to US-411, US-503)</w:t>
             </w:r>
           </w:p>
         </w:tc>
@@ -29021,7 +29530,7 @@
                 <w:sz w:val="19"/>
                 <w:szCs w:val="19"/>
               </w:rPr>
-              <w:t xml:space="preserve">Five </w:t>
+              <w:t xml:space="preserve">Tabs </w:t>
             </w:r>
             <w:r>
               <w:rPr>
@@ -29030,30 +29539,14 @@
                 <w:sz w:val="19"/>
                 <w:szCs w:val="19"/>
               </w:rPr>
-              <w:t>personalised suggestion chips</w:t>
-            </w:r>
-            <w:r>
-              <w:rPr>
-                <w:sz w:val="19"/>
-                <w:szCs w:val="19"/>
-              </w:rPr>
-              <w:t xml:space="preserve"> (chances, best achievement against the reach course, interests, common questions; </w:t>
-            </w:r>
-            <w:r>
-              <w:rPr>
-                <w:rFonts w:ascii="Consolas" w:eastAsia="Consolas" w:hAnsi="Consolas" w:cs="Consolas"/>
-                <w:sz w:val="17"/>
-                <w:szCs w:val="17"/>
-                <w:shd w:val="clear" w:color="auto" w:fill="F2F4F3"/>
-              </w:rPr>
-              <w:t>src/ask-suggest.ts</w:t>
-            </w:r>
-            <w:r>
-              <w:rPr>
-                <w:sz w:val="19"/>
-                <w:szCs w:val="19"/>
-              </w:rPr>
-              <w:t xml:space="preserve">); answer card: </w:t>
+              <w:t>My steps</w:t>
+            </w:r>
+            <w:r>
+              <w:rPr>
+                <w:sz w:val="19"/>
+                <w:szCs w:val="19"/>
+              </w:rPr>
+              <w:t xml:space="preserve"> and </w:t>
             </w:r>
             <w:r>
               <w:rPr>
@@ -29062,30 +29555,14 @@
                 <w:sz w:val="19"/>
                 <w:szCs w:val="19"/>
               </w:rPr>
-              <w:t>verdict chip</w:t>
-            </w:r>
-            <w:r>
-              <w:rPr>
-                <w:sz w:val="19"/>
-                <w:szCs w:val="19"/>
-              </w:rPr>
-              <w:t xml:space="preserve"> (Yes / No / It depends / Not in official sources), lead and bullets with "Show more", band pills checked against the student's results, next-step actions, </w:t>
-            </w:r>
-            <w:r>
-              <w:rPr>
-                <w:b/>
-                <w:bCs/>
-                <w:sz w:val="19"/>
-                <w:szCs w:val="19"/>
-              </w:rPr>
-              <w:t>source chips</w:t>
-            </w:r>
-            <w:r>
-              <w:rPr>
-                <w:sz w:val="19"/>
-                <w:szCs w:val="19"/>
-              </w:rPr>
-              <w:t xml:space="preserve"> with page numbers, two follow-ups, Helpful / Report a wrong answer</w:t>
+              <w:t>Open now</w:t>
+            </w:r>
+            <w:r>
+              <w:rPr>
+                <w:sz w:val="19"/>
+                <w:szCs w:val="19"/>
+              </w:rPr>
+              <w:t>. My steps: progress bar, steps (results, list, compare, aptitude tests, deadlines, apply to the UGC with its handbook quote), followed courses and notices. Open now: official notices with closing dates, each showing whether the student meets the A/L and age rules (checked on the phone)</w:t>
             </w:r>
           </w:p>
         </w:tc>
@@ -29156,39 +29633,23 @@
                 <w:sz w:val="19"/>
                 <w:szCs w:val="19"/>
               </w:rPr>
-              <w:t xml:space="preserve">Thinking: </w:t>
-            </w:r>
-            <w:r>
-              <w:rPr>
-                <w:rFonts w:ascii="Consolas" w:eastAsia="Consolas" w:hAnsi="Consolas" w:cs="Consolas"/>
-                <w:sz w:val="17"/>
-                <w:szCs w:val="17"/>
-                <w:shd w:val="clear" w:color="auto" w:fill="F2F4F3"/>
-              </w:rPr>
-              <w:t>role="status"</w:t>
-            </w:r>
-            <w:r>
-              <w:rPr>
-                <w:sz w:val="19"/>
-                <w:szCs w:val="19"/>
-              </w:rPr>
-              <w:t xml:space="preserve">; Error: </w:t>
-            </w:r>
-            <w:r>
-              <w:rPr>
-                <w:rFonts w:ascii="Consolas" w:eastAsia="Consolas" w:hAnsi="Consolas" w:cs="Consolas"/>
-                <w:sz w:val="17"/>
-                <w:szCs w:val="17"/>
-                <w:shd w:val="clear" w:color="auto" w:fill="F2F4F3"/>
-              </w:rPr>
-              <w:t>role="alert"</w:t>
-            </w:r>
-            <w:r>
-              <w:rPr>
-                <w:sz w:val="19"/>
-                <w:szCs w:val="19"/>
-              </w:rPr>
-              <w:t xml:space="preserve"> with retry; AI unavailable: core browsing still works (NFR-040)</w:t>
+              <w:t xml:space="preserve">Loading skeleton; </w:t>
+            </w:r>
+            <w:r>
+              <w:rPr>
+                <w:b/>
+                <w:bCs/>
+                <w:sz w:val="19"/>
+                <w:szCs w:val="19"/>
+              </w:rPr>
+              <w:t>locked step</w:t>
+            </w:r>
+            <w:r>
+              <w:rPr>
+                <w:sz w:val="19"/>
+                <w:szCs w:val="19"/>
+              </w:rPr>
+              <w:t>: shows the official rule instead of a date while the UGC has not announced it; Empty: how to follow courses and notices</w:t>
             </w:r>
           </w:p>
         </w:tc>
@@ -29261,7 +29722,7 @@
                 <w:sz w:val="19"/>
                 <w:szCs w:val="19"/>
               </w:rPr>
-              <w:t>Composer pinned above the navigation bar; question sent with the interface language</w:t>
+              <w:t>Tick a step only inside its window (server-checked); "I applied" after a notice opens; reminders as phone notifications (Android app) or a calendar file</w:t>
             </w:r>
           </w:p>
         </w:tc>
@@ -29278,9 +29739,9 @@
         <w:keepNext/>
         <w:keepLines/>
       </w:pPr>
-      <w:bookmarkStart w:id="51" w:name="_Toc243666991"/>
+      <w:bookmarkStart w:id="51" w:name="_Toc243668355"/>
       <w:r>
-        <w:t>6.11 Groups, Group room and Group info</w:t>
+        <w:t>6.11 Ask ZedPath</w:t>
       </w:r>
       <w:bookmarkEnd w:id="51"/>
     </w:p>
@@ -29289,7 +29750,7 @@
         <w:pStyle w:val="Caption"/>
         <w:keepNext/>
       </w:pPr>
-      <w:bookmarkStart w:id="52" w:name="_Toc243667021"/>
+      <w:bookmarkStart w:id="52" w:name="_Toc243668386"/>
       <w:r>
         <w:t xml:space="preserve">Table </w:t>
       </w:r>
@@ -29312,7 +29773,7 @@
         <w:fldChar w:fldCharType="end"/>
       </w:r>
       <w:r>
-        <w:t>: Groups, Group room and Group info: specification</w:t>
+        <w:t>: Ask ZedPath: specification</w:t>
       </w:r>
       <w:bookmarkEnd w:id="52"/>
     </w:p>
@@ -29483,7 +29944,7 @@
                 <w:sz w:val="19"/>
                 <w:szCs w:val="19"/>
               </w:rPr>
-              <w:t>"Don't decide alone": a group per target course and per A/L batch (US-704 to US-708)</w:t>
+              <w:t>Cited answers in the student's language (US-601 to US-607)</w:t>
             </w:r>
           </w:p>
         </w:tc>
@@ -29556,7 +30017,71 @@
                 <w:sz w:val="19"/>
                 <w:szCs w:val="19"/>
               </w:rPr>
-              <w:t>WhatsApp-style chat list (my groups, groups for courses on My list, popular groups); room with bubbles, avatars, names, senior badge; labelled sample conversations; group info: description, rules, members, Exit group</w:t>
+              <w:t xml:space="preserve">Five </w:t>
+            </w:r>
+            <w:r>
+              <w:rPr>
+                <w:b/>
+                <w:bCs/>
+                <w:sz w:val="19"/>
+                <w:szCs w:val="19"/>
+              </w:rPr>
+              <w:t>personalised suggestion chips</w:t>
+            </w:r>
+            <w:r>
+              <w:rPr>
+                <w:sz w:val="19"/>
+                <w:szCs w:val="19"/>
+              </w:rPr>
+              <w:t xml:space="preserve"> (chances, best achievement against the reach course, interests, common questions; </w:t>
+            </w:r>
+            <w:r>
+              <w:rPr>
+                <w:rFonts w:ascii="Consolas" w:eastAsia="Consolas" w:hAnsi="Consolas" w:cs="Consolas"/>
+                <w:sz w:val="17"/>
+                <w:szCs w:val="17"/>
+                <w:shd w:val="clear" w:color="auto" w:fill="F2F4F3"/>
+              </w:rPr>
+              <w:t>src/ask-suggest.ts</w:t>
+            </w:r>
+            <w:r>
+              <w:rPr>
+                <w:sz w:val="19"/>
+                <w:szCs w:val="19"/>
+              </w:rPr>
+              <w:t xml:space="preserve">); answer card: </w:t>
+            </w:r>
+            <w:r>
+              <w:rPr>
+                <w:b/>
+                <w:bCs/>
+                <w:sz w:val="19"/>
+                <w:szCs w:val="19"/>
+              </w:rPr>
+              <w:t>verdict chip</w:t>
+            </w:r>
+            <w:r>
+              <w:rPr>
+                <w:sz w:val="19"/>
+                <w:szCs w:val="19"/>
+              </w:rPr>
+              <w:t xml:space="preserve"> (Yes / No / It depends / Not in official sources), lead and bullets with "Show more", band pills checked against the student's results, next-step actions, </w:t>
+            </w:r>
+            <w:r>
+              <w:rPr>
+                <w:b/>
+                <w:bCs/>
+                <w:sz w:val="19"/>
+                <w:szCs w:val="19"/>
+              </w:rPr>
+              <w:t>source chips</w:t>
+            </w:r>
+            <w:r>
+              <w:rPr>
+                <w:sz w:val="19"/>
+                <w:szCs w:val="19"/>
+              </w:rPr>
+              <w:t xml:space="preserve"> with page numbers, two follow-ups, Helpful / Report a wrong answer</w:t>
             </w:r>
           </w:p>
         </w:tc>
@@ -29627,7 +30152,7 @@
                 <w:sz w:val="19"/>
                 <w:szCs w:val="19"/>
               </w:rPr>
-              <w:t xml:space="preserve">Loading skeleton; errors </w:t>
+              <w:t xml:space="preserve">Thinking: </w:t>
             </w:r>
             <w:r>
               <w:rPr>
@@ -29636,14 +30161,14 @@
                 <w:szCs w:val="17"/>
                 <w:shd w:val="clear" w:color="auto" w:fill="F2F4F3"/>
               </w:rPr>
-              <w:t>role="alert"</w:t>
-            </w:r>
-            <w:r>
-              <w:rPr>
-                <w:sz w:val="19"/>
-                <w:szCs w:val="19"/>
-              </w:rPr>
-              <w:t xml:space="preserve">; reconnecting </w:t>
+              <w:t>role="status"</w:t>
+            </w:r>
+            <w:r>
+              <w:rPr>
+                <w:sz w:val="19"/>
+                <w:szCs w:val="19"/>
+              </w:rPr>
+              <w:t xml:space="preserve">; Error: </w:t>
             </w:r>
             <w:r>
               <w:rPr>
@@ -29652,14 +30177,14 @@
                 <w:szCs w:val="17"/>
                 <w:shd w:val="clear" w:color="auto" w:fill="F2F4F3"/>
               </w:rPr>
-              <w:t>role="status"</w:t>
-            </w:r>
-            <w:r>
-              <w:rPr>
-                <w:sz w:val="19"/>
-                <w:szCs w:val="19"/>
-              </w:rPr>
-              <w:t xml:space="preserve"> (only after three failed tries is the connection reported lost)</w:t>
+              <w:t>role="alert"</w:t>
+            </w:r>
+            <w:r>
+              <w:rPr>
+                <w:sz w:val="19"/>
+                <w:szCs w:val="19"/>
+              </w:rPr>
+              <w:t xml:space="preserve"> with retry; AI unavailable: core browsing still works (NFR-040)</w:t>
             </w:r>
           </w:p>
         </w:tc>
@@ -29701,6 +30226,7 @@
                 <w:sz w:val="19"/>
                 <w:szCs w:val="19"/>
               </w:rPr>
+              <w:lastRenderedPageBreak/>
               <w:t>Interactions</w:t>
             </w:r>
           </w:p>
@@ -29729,19 +30255,10 @@
             </w:pPr>
             <w:r>
               <w:rPr>
-                <w:b/>
-                <w:bCs/>
-                <w:sz w:val="19"/>
-                <w:szCs w:val="19"/>
-              </w:rPr>
-              <w:t>Rules accepted once per account</w:t>
-            </w:r>
-            <w:r>
-              <w:rPr>
-                <w:sz w:val="19"/>
-                <w:szCs w:val="19"/>
-              </w:rPr>
-              <w:t xml:space="preserve"> at the first join (server-enforced); tap the group name for info; report and block; phone numbers and emails refused</w:t>
+                <w:sz w:val="19"/>
+                <w:szCs w:val="19"/>
+              </w:rPr>
+              <w:t>Composer pinned above the navigation bar; question sent with the interface language</w:t>
             </w:r>
           </w:p>
         </w:tc>
@@ -29758,10 +30275,9 @@
         <w:keepNext/>
         <w:keepLines/>
       </w:pPr>
-      <w:bookmarkStart w:id="53" w:name="_Toc243666992"/>
+      <w:bookmarkStart w:id="53" w:name="_Toc243668356"/>
       <w:r>
-        <w:lastRenderedPageBreak/>
-        <w:t>6.12 Me</w:t>
+        <w:t>6.12 Groups, Group room and Group info</w:t>
       </w:r>
       <w:bookmarkEnd w:id="53"/>
     </w:p>
@@ -29770,7 +30286,7 @@
         <w:pStyle w:val="Caption"/>
         <w:keepNext/>
       </w:pPr>
-      <w:bookmarkStart w:id="54" w:name="_Toc243667022"/>
+      <w:bookmarkStart w:id="54" w:name="_Toc243668387"/>
       <w:r>
         <w:t xml:space="preserve">Table </w:t>
       </w:r>
@@ -29793,7 +30309,7 @@
         <w:fldChar w:fldCharType="end"/>
       </w:r>
       <w:r>
-        <w:t>: Me: specification</w:t>
+        <w:t>: Groups, Group room and Group info: specification</w:t>
       </w:r>
       <w:bookmarkEnd w:id="54"/>
     </w:p>
@@ -29964,7 +30480,7 @@
                 <w:sz w:val="19"/>
                 <w:szCs w:val="19"/>
               </w:rPr>
-              <w:t>The student's own settings (US-102, US-108, US-110)</w:t>
+              <w:t>"Don't decide alone": a group per target course and per A/L batch (US-704 to US-708)</w:t>
             </w:r>
           </w:p>
         </w:tc>
@@ -30037,39 +30553,7 @@
                 <w:sz w:val="19"/>
                 <w:szCs w:val="19"/>
               </w:rPr>
-              <w:t xml:space="preserve">Avatar picker (12 silhouettes, </w:t>
-            </w:r>
-            <w:r>
-              <w:rPr>
-                <w:rFonts w:ascii="Consolas" w:eastAsia="Consolas" w:hAnsi="Consolas" w:cs="Consolas"/>
-                <w:sz w:val="17"/>
-                <w:szCs w:val="17"/>
-                <w:shd w:val="clear" w:color="auto" w:fill="F2F4F3"/>
-              </w:rPr>
-              <w:t>radiogroup</w:t>
-            </w:r>
-            <w:r>
-              <w:rPr>
-                <w:sz w:val="19"/>
-                <w:szCs w:val="19"/>
-              </w:rPr>
-              <w:t xml:space="preserve">-style selection), profile summary and edit, language, </w:t>
-            </w:r>
-            <w:r>
-              <w:rPr>
-                <w:b/>
-                <w:bCs/>
-                <w:sz w:val="19"/>
-                <w:szCs w:val="19"/>
-              </w:rPr>
-              <w:t>notification settings</w:t>
-            </w:r>
-            <w:r>
-              <w:rPr>
-                <w:sz w:val="19"/>
-                <w:szCs w:val="19"/>
-              </w:rPr>
-              <w:t xml:space="preserve"> (7-day / 1-day reminders, 8 am / 6 pm, badge count; defaults = previous behaviour), contact details, log out, delete account. A demo account shows the note "Demo account with a sample student. Groups are read-only, and it is deleted 24 hours after you opened it" (CR-007)</w:t>
+              <w:t>WhatsApp-style chat list (my groups, groups for courses on My list, popular groups); room with bubbles, avatars, names, senior badge; labelled sample conversations; group info: description, rules, members, Exit group</w:t>
             </w:r>
           </w:p>
         </w:tc>
@@ -30110,7 +30594,7 @@
                 <w:sz w:val="19"/>
                 <w:szCs w:val="19"/>
               </w:rPr>
-              <w:t>Interactions</w:t>
+              <w:t>States</w:t>
             </w:r>
           </w:p>
         </w:tc>
@@ -30140,7 +30624,7 @@
                 <w:sz w:val="19"/>
                 <w:szCs w:val="19"/>
               </w:rPr>
-              <w:t>Delete asks for confirmation and removes every server row (cascade). A failed log-out shows "Could not log out: check your connection and try again. You are still logged in." (</w:t>
+              <w:t xml:space="preserve">Loading skeleton; errors </w:t>
             </w:r>
             <w:r>
               <w:rPr>
@@ -30156,39 +30640,105 @@
                 <w:sz w:val="19"/>
                 <w:szCs w:val="19"/>
               </w:rPr>
-              <w:t xml:space="preserve">, CR-010). </w:t>
-            </w:r>
-            <w:r>
-              <w:rPr>
-                <w:i/>
-                <w:iCs/>
-                <w:sz w:val="19"/>
-                <w:szCs w:val="19"/>
-              </w:rPr>
-              <w:t>Log out and clear this phone</w:t>
-            </w:r>
-            <w:r>
-              <w:rPr>
-                <w:sz w:val="19"/>
-                <w:szCs w:val="19"/>
-              </w:rPr>
-              <w:t xml:space="preserve"> and </w:t>
-            </w:r>
-            <w:r>
-              <w:rPr>
-                <w:i/>
-                <w:iCs/>
-                <w:sz w:val="19"/>
-                <w:szCs w:val="19"/>
-              </w:rPr>
-              <w:t>Delete everything on this phone</w:t>
-            </w:r>
-            <w:r>
-              <w:rPr>
-                <w:sz w:val="19"/>
-                <w:szCs w:val="19"/>
-              </w:rPr>
-              <w:t xml:space="preserve"> also switch demo mode off</w:t>
+              <w:t xml:space="preserve">; reconnecting </w:t>
+            </w:r>
+            <w:r>
+              <w:rPr>
+                <w:rFonts w:ascii="Consolas" w:eastAsia="Consolas" w:hAnsi="Consolas" w:cs="Consolas"/>
+                <w:sz w:val="17"/>
+                <w:szCs w:val="17"/>
+                <w:shd w:val="clear" w:color="auto" w:fill="F2F4F3"/>
+              </w:rPr>
+              <w:t>role="status"</w:t>
+            </w:r>
+            <w:r>
+              <w:rPr>
+                <w:sz w:val="19"/>
+                <w:szCs w:val="19"/>
+              </w:rPr>
+              <w:t xml:space="preserve"> (only after three failed tries is the connection reported lost)</w:t>
+            </w:r>
+          </w:p>
+        </w:tc>
+      </w:tr>
+      <w:tr>
+        <w:tblPrEx>
+          <w:tblCellMar>
+            <w:top w:w="0" w:type="dxa"/>
+            <w:bottom w:w="0" w:type="dxa"/>
+          </w:tblCellMar>
+        </w:tblPrEx>
+        <w:trPr>
+          <w:cantSplit/>
+        </w:trPr>
+        <w:tc>
+          <w:tcPr>
+            <w:tcW w:w="1726" w:type="dxa"/>
+            <w:tcBorders>
+              <w:top w:val="single" w:sz="4" w:space="0" w:color="C9D3D0"/>
+              <w:left w:val="single" w:sz="4" w:space="0" w:color="C9D3D0"/>
+              <w:bottom w:val="single" w:sz="4" w:space="0" w:color="C9D3D0"/>
+              <w:right w:val="single" w:sz="4" w:space="0" w:color="C9D3D0"/>
+            </w:tcBorders>
+            <w:shd w:val="clear" w:color="auto" w:fill="F3F8F6"/>
+            <w:tcMar>
+              <w:top w:w="50" w:type="dxa"/>
+              <w:left w:w="100" w:type="dxa"/>
+              <w:bottom w:w="50" w:type="dxa"/>
+              <w:right w:w="100" w:type="dxa"/>
+            </w:tcMar>
+            <w:vAlign w:val="center"/>
+          </w:tcPr>
+          <w:p>
+            <w:pPr>
+              <w:spacing w:line="252" w:lineRule="auto"/>
+            </w:pPr>
+            <w:r>
+              <w:rPr>
+                <w:sz w:val="19"/>
+                <w:szCs w:val="19"/>
+              </w:rPr>
+              <w:t>Interactions</w:t>
+            </w:r>
+          </w:p>
+        </w:tc>
+        <w:tc>
+          <w:tcPr>
+            <w:tcW w:w="7912" w:type="dxa"/>
+            <w:tcBorders>
+              <w:top w:val="single" w:sz="4" w:space="0" w:color="C9D3D0"/>
+              <w:left w:val="single" w:sz="4" w:space="0" w:color="C9D3D0"/>
+              <w:bottom w:val="single" w:sz="4" w:space="0" w:color="C9D3D0"/>
+              <w:right w:val="single" w:sz="4" w:space="0" w:color="C9D3D0"/>
+            </w:tcBorders>
+            <w:shd w:val="clear" w:color="auto" w:fill="F3F8F6"/>
+            <w:tcMar>
+              <w:top w:w="50" w:type="dxa"/>
+              <w:left w:w="100" w:type="dxa"/>
+              <w:bottom w:w="50" w:type="dxa"/>
+              <w:right w:w="100" w:type="dxa"/>
+            </w:tcMar>
+            <w:vAlign w:val="center"/>
+          </w:tcPr>
+          <w:p>
+            <w:pPr>
+              <w:spacing w:line="252" w:lineRule="auto"/>
+            </w:pPr>
+            <w:r>
+              <w:rPr>
+                <w:b/>
+                <w:bCs/>
+                <w:sz w:val="19"/>
+                <w:szCs w:val="19"/>
+              </w:rPr>
+              <w:t>Rules accepted once per account</w:t>
+            </w:r>
+            <w:r>
+              <w:rPr>
+                <w:sz w:val="19"/>
+                <w:szCs w:val="19"/>
+              </w:rPr>
+              <w:t xml:space="preserve"> at the first join (server-enforced); tap the group name for info; report and block; phone numbers and emails refused</w:t>
             </w:r>
           </w:p>
         </w:tc>
@@ -30201,15 +30751,13 @@
     </w:p>
     <w:p>
       <w:pPr>
-        <w:pStyle w:val="Heading1"/>
+        <w:pStyle w:val="Heading2"/>
         <w:keepNext/>
         <w:keepLines/>
-        <w:pageBreakBefore/>
       </w:pPr>
-      <w:bookmarkStart w:id="55" w:name="_Toc243666993"/>
+      <w:bookmarkStart w:id="55" w:name="_Toc243668357"/>
       <w:r>
-        <w:lastRenderedPageBreak/>
-        <w:t>7 Interaction patterns</w:t>
+        <w:t>6.13 Me</w:t>
       </w:r>
       <w:bookmarkEnd w:id="55"/>
     </w:p>
@@ -30218,7 +30766,7 @@
         <w:pStyle w:val="Caption"/>
         <w:keepNext/>
       </w:pPr>
-      <w:bookmarkStart w:id="56" w:name="_Toc243667023"/>
+      <w:bookmarkStart w:id="56" w:name="_Toc243668388"/>
       <w:r>
         <w:t xml:space="preserve">Table </w:t>
       </w:r>
@@ -30241,9 +30789,457 @@
         <w:fldChar w:fldCharType="end"/>
       </w:r>
       <w:r>
+        <w:t>: Me: specification</w:t>
+      </w:r>
+      <w:bookmarkEnd w:id="56"/>
+    </w:p>
+    <w:tbl>
+      <w:tblPr>
+        <w:tblW w:w="9638" w:type="dxa"/>
+        <w:tblBorders>
+          <w:top w:val="single" w:sz="4" w:space="0" w:color="auto"/>
+          <w:left w:val="single" w:sz="4" w:space="0" w:color="auto"/>
+          <w:bottom w:val="single" w:sz="4" w:space="0" w:color="auto"/>
+          <w:right w:val="single" w:sz="4" w:space="0" w:color="auto"/>
+          <w:insideH w:val="single" w:sz="4" w:space="0" w:color="auto"/>
+          <w:insideV w:val="single" w:sz="4" w:space="0" w:color="auto"/>
+        </w:tblBorders>
+        <w:tblCellMar>
+          <w:left w:w="10" w:type="dxa"/>
+          <w:right w:w="10" w:type="dxa"/>
+        </w:tblCellMar>
+        <w:tblLook w:val="04A0" w:firstRow="1" w:lastRow="0" w:firstColumn="1" w:lastColumn="0" w:noHBand="0" w:noVBand="1"/>
+      </w:tblPr>
+      <w:tblGrid>
+        <w:gridCol w:w="1726"/>
+        <w:gridCol w:w="7912"/>
+      </w:tblGrid>
+      <w:tr>
+        <w:tblPrEx>
+          <w:tblCellMar>
+            <w:top w:w="0" w:type="dxa"/>
+            <w:bottom w:w="0" w:type="dxa"/>
+          </w:tblCellMar>
+        </w:tblPrEx>
+        <w:trPr>
+          <w:cantSplit/>
+          <w:tblHeader/>
+        </w:trPr>
+        <w:tc>
+          <w:tcPr>
+            <w:tcW w:w="1726" w:type="dxa"/>
+            <w:tcBorders>
+              <w:top w:val="single" w:sz="4" w:space="0" w:color="C9D3D0"/>
+              <w:left w:val="single" w:sz="4" w:space="0" w:color="C9D3D0"/>
+              <w:bottom w:val="single" w:sz="4" w:space="0" w:color="C9D3D0"/>
+              <w:right w:val="single" w:sz="4" w:space="0" w:color="C9D3D0"/>
+            </w:tcBorders>
+            <w:shd w:val="clear" w:color="auto" w:fill="006B5F"/>
+            <w:tcMar>
+              <w:top w:w="50" w:type="dxa"/>
+              <w:left w:w="100" w:type="dxa"/>
+              <w:bottom w:w="50" w:type="dxa"/>
+              <w:right w:w="100" w:type="dxa"/>
+            </w:tcMar>
+            <w:vAlign w:val="center"/>
+          </w:tcPr>
+          <w:p>
+            <w:pPr>
+              <w:spacing w:line="252" w:lineRule="auto"/>
+            </w:pPr>
+            <w:r>
+              <w:rPr>
+                <w:b/>
+                <w:bCs/>
+                <w:color w:val="FFFFFF"/>
+                <w:sz w:val="19"/>
+                <w:szCs w:val="19"/>
+              </w:rPr>
+              <w:t>Aspect</w:t>
+            </w:r>
+          </w:p>
+        </w:tc>
+        <w:tc>
+          <w:tcPr>
+            <w:tcW w:w="7912" w:type="dxa"/>
+            <w:tcBorders>
+              <w:top w:val="single" w:sz="4" w:space="0" w:color="C9D3D0"/>
+              <w:left w:val="single" w:sz="4" w:space="0" w:color="C9D3D0"/>
+              <w:bottom w:val="single" w:sz="4" w:space="0" w:color="C9D3D0"/>
+              <w:right w:val="single" w:sz="4" w:space="0" w:color="C9D3D0"/>
+            </w:tcBorders>
+            <w:shd w:val="clear" w:color="auto" w:fill="006B5F"/>
+            <w:tcMar>
+              <w:top w:w="50" w:type="dxa"/>
+              <w:left w:w="100" w:type="dxa"/>
+              <w:bottom w:w="50" w:type="dxa"/>
+              <w:right w:w="100" w:type="dxa"/>
+            </w:tcMar>
+            <w:vAlign w:val="center"/>
+          </w:tcPr>
+          <w:p>
+            <w:pPr>
+              <w:spacing w:line="252" w:lineRule="auto"/>
+            </w:pPr>
+            <w:r>
+              <w:rPr>
+                <w:b/>
+                <w:bCs/>
+                <w:color w:val="FFFFFF"/>
+                <w:sz w:val="19"/>
+                <w:szCs w:val="19"/>
+              </w:rPr>
+              <w:t>Specification</w:t>
+            </w:r>
+          </w:p>
+        </w:tc>
+      </w:tr>
+      <w:tr>
+        <w:tblPrEx>
+          <w:tblCellMar>
+            <w:top w:w="0" w:type="dxa"/>
+            <w:bottom w:w="0" w:type="dxa"/>
+          </w:tblCellMar>
+        </w:tblPrEx>
+        <w:trPr>
+          <w:cantSplit/>
+        </w:trPr>
+        <w:tc>
+          <w:tcPr>
+            <w:tcW w:w="1726" w:type="dxa"/>
+            <w:tcBorders>
+              <w:top w:val="single" w:sz="4" w:space="0" w:color="C9D3D0"/>
+              <w:left w:val="single" w:sz="4" w:space="0" w:color="C9D3D0"/>
+              <w:bottom w:val="single" w:sz="4" w:space="0" w:color="C9D3D0"/>
+              <w:right w:val="single" w:sz="4" w:space="0" w:color="C9D3D0"/>
+            </w:tcBorders>
+            <w:tcMar>
+              <w:top w:w="50" w:type="dxa"/>
+              <w:left w:w="100" w:type="dxa"/>
+              <w:bottom w:w="50" w:type="dxa"/>
+              <w:right w:w="100" w:type="dxa"/>
+            </w:tcMar>
+            <w:vAlign w:val="center"/>
+          </w:tcPr>
+          <w:p>
+            <w:pPr>
+              <w:spacing w:line="252" w:lineRule="auto"/>
+            </w:pPr>
+            <w:r>
+              <w:rPr>
+                <w:sz w:val="19"/>
+                <w:szCs w:val="19"/>
+              </w:rPr>
+              <w:t>Purpose</w:t>
+            </w:r>
+          </w:p>
+        </w:tc>
+        <w:tc>
+          <w:tcPr>
+            <w:tcW w:w="7912" w:type="dxa"/>
+            <w:tcBorders>
+              <w:top w:val="single" w:sz="4" w:space="0" w:color="C9D3D0"/>
+              <w:left w:val="single" w:sz="4" w:space="0" w:color="C9D3D0"/>
+              <w:bottom w:val="single" w:sz="4" w:space="0" w:color="C9D3D0"/>
+              <w:right w:val="single" w:sz="4" w:space="0" w:color="C9D3D0"/>
+            </w:tcBorders>
+            <w:tcMar>
+              <w:top w:w="50" w:type="dxa"/>
+              <w:left w:w="100" w:type="dxa"/>
+              <w:bottom w:w="50" w:type="dxa"/>
+              <w:right w:w="100" w:type="dxa"/>
+            </w:tcMar>
+            <w:vAlign w:val="center"/>
+          </w:tcPr>
+          <w:p>
+            <w:pPr>
+              <w:spacing w:line="252" w:lineRule="auto"/>
+            </w:pPr>
+            <w:r>
+              <w:rPr>
+                <w:sz w:val="19"/>
+                <w:szCs w:val="19"/>
+              </w:rPr>
+              <w:t>The student's own settings (US-102, US-108, US-110)</w:t>
+            </w:r>
+          </w:p>
+        </w:tc>
+      </w:tr>
+      <w:tr>
+        <w:tblPrEx>
+          <w:tblCellMar>
+            <w:top w:w="0" w:type="dxa"/>
+            <w:bottom w:w="0" w:type="dxa"/>
+          </w:tblCellMar>
+        </w:tblPrEx>
+        <w:trPr>
+          <w:cantSplit/>
+        </w:trPr>
+        <w:tc>
+          <w:tcPr>
+            <w:tcW w:w="1726" w:type="dxa"/>
+            <w:tcBorders>
+              <w:top w:val="single" w:sz="4" w:space="0" w:color="C9D3D0"/>
+              <w:left w:val="single" w:sz="4" w:space="0" w:color="C9D3D0"/>
+              <w:bottom w:val="single" w:sz="4" w:space="0" w:color="C9D3D0"/>
+              <w:right w:val="single" w:sz="4" w:space="0" w:color="C9D3D0"/>
+            </w:tcBorders>
+            <w:shd w:val="clear" w:color="auto" w:fill="F3F8F6"/>
+            <w:tcMar>
+              <w:top w:w="50" w:type="dxa"/>
+              <w:left w:w="100" w:type="dxa"/>
+              <w:bottom w:w="50" w:type="dxa"/>
+              <w:right w:w="100" w:type="dxa"/>
+            </w:tcMar>
+            <w:vAlign w:val="center"/>
+          </w:tcPr>
+          <w:p>
+            <w:pPr>
+              <w:spacing w:line="252" w:lineRule="auto"/>
+            </w:pPr>
+            <w:r>
+              <w:rPr>
+                <w:sz w:val="19"/>
+                <w:szCs w:val="19"/>
+              </w:rPr>
+              <w:t>Content</w:t>
+            </w:r>
+          </w:p>
+        </w:tc>
+        <w:tc>
+          <w:tcPr>
+            <w:tcW w:w="7912" w:type="dxa"/>
+            <w:tcBorders>
+              <w:top w:val="single" w:sz="4" w:space="0" w:color="C9D3D0"/>
+              <w:left w:val="single" w:sz="4" w:space="0" w:color="C9D3D0"/>
+              <w:bottom w:val="single" w:sz="4" w:space="0" w:color="C9D3D0"/>
+              <w:right w:val="single" w:sz="4" w:space="0" w:color="C9D3D0"/>
+            </w:tcBorders>
+            <w:shd w:val="clear" w:color="auto" w:fill="F3F8F6"/>
+            <w:tcMar>
+              <w:top w:w="50" w:type="dxa"/>
+              <w:left w:w="100" w:type="dxa"/>
+              <w:bottom w:w="50" w:type="dxa"/>
+              <w:right w:w="100" w:type="dxa"/>
+            </w:tcMar>
+            <w:vAlign w:val="center"/>
+          </w:tcPr>
+          <w:p>
+            <w:pPr>
+              <w:spacing w:line="252" w:lineRule="auto"/>
+            </w:pPr>
+            <w:r>
+              <w:rPr>
+                <w:sz w:val="19"/>
+                <w:szCs w:val="19"/>
+              </w:rPr>
+              <w:t xml:space="preserve">Avatar picker (12 silhouettes, </w:t>
+            </w:r>
+            <w:r>
+              <w:rPr>
+                <w:rFonts w:ascii="Consolas" w:eastAsia="Consolas" w:hAnsi="Consolas" w:cs="Consolas"/>
+                <w:sz w:val="17"/>
+                <w:szCs w:val="17"/>
+                <w:shd w:val="clear" w:color="auto" w:fill="F2F4F3"/>
+              </w:rPr>
+              <w:t>radiogroup</w:t>
+            </w:r>
+            <w:r>
+              <w:rPr>
+                <w:sz w:val="19"/>
+                <w:szCs w:val="19"/>
+              </w:rPr>
+              <w:t xml:space="preserve">-style selection), profile summary and edit, language, </w:t>
+            </w:r>
+            <w:r>
+              <w:rPr>
+                <w:b/>
+                <w:bCs/>
+                <w:sz w:val="19"/>
+                <w:szCs w:val="19"/>
+              </w:rPr>
+              <w:t>notification settings</w:t>
+            </w:r>
+            <w:r>
+              <w:rPr>
+                <w:sz w:val="19"/>
+                <w:szCs w:val="19"/>
+              </w:rPr>
+              <w:t xml:space="preserve"> (7-day / 1-day reminders, 8 am / 6 pm, badge count; defaults = previous behaviour), contact details, log out, delete account. A demo account shows the note "Demo account with a sample student. Groups are read-only, and it is deleted 24 hours after you opened it" (CR-007)</w:t>
+            </w:r>
+          </w:p>
+        </w:tc>
+      </w:tr>
+      <w:tr>
+        <w:tblPrEx>
+          <w:tblCellMar>
+            <w:top w:w="0" w:type="dxa"/>
+            <w:bottom w:w="0" w:type="dxa"/>
+          </w:tblCellMar>
+        </w:tblPrEx>
+        <w:trPr>
+          <w:cantSplit/>
+        </w:trPr>
+        <w:tc>
+          <w:tcPr>
+            <w:tcW w:w="1726" w:type="dxa"/>
+            <w:tcBorders>
+              <w:top w:val="single" w:sz="4" w:space="0" w:color="C9D3D0"/>
+              <w:left w:val="single" w:sz="4" w:space="0" w:color="C9D3D0"/>
+              <w:bottom w:val="single" w:sz="4" w:space="0" w:color="C9D3D0"/>
+              <w:right w:val="single" w:sz="4" w:space="0" w:color="C9D3D0"/>
+            </w:tcBorders>
+            <w:tcMar>
+              <w:top w:w="50" w:type="dxa"/>
+              <w:left w:w="100" w:type="dxa"/>
+              <w:bottom w:w="50" w:type="dxa"/>
+              <w:right w:w="100" w:type="dxa"/>
+            </w:tcMar>
+            <w:vAlign w:val="center"/>
+          </w:tcPr>
+          <w:p>
+            <w:pPr>
+              <w:spacing w:line="252" w:lineRule="auto"/>
+            </w:pPr>
+            <w:r>
+              <w:rPr>
+                <w:sz w:val="19"/>
+                <w:szCs w:val="19"/>
+              </w:rPr>
+              <w:t>Interactions</w:t>
+            </w:r>
+          </w:p>
+        </w:tc>
+        <w:tc>
+          <w:tcPr>
+            <w:tcW w:w="7912" w:type="dxa"/>
+            <w:tcBorders>
+              <w:top w:val="single" w:sz="4" w:space="0" w:color="C9D3D0"/>
+              <w:left w:val="single" w:sz="4" w:space="0" w:color="C9D3D0"/>
+              <w:bottom w:val="single" w:sz="4" w:space="0" w:color="C9D3D0"/>
+              <w:right w:val="single" w:sz="4" w:space="0" w:color="C9D3D0"/>
+            </w:tcBorders>
+            <w:tcMar>
+              <w:top w:w="50" w:type="dxa"/>
+              <w:left w:w="100" w:type="dxa"/>
+              <w:bottom w:w="50" w:type="dxa"/>
+              <w:right w:w="100" w:type="dxa"/>
+            </w:tcMar>
+            <w:vAlign w:val="center"/>
+          </w:tcPr>
+          <w:p>
+            <w:pPr>
+              <w:spacing w:line="252" w:lineRule="auto"/>
+            </w:pPr>
+            <w:r>
+              <w:rPr>
+                <w:sz w:val="19"/>
+                <w:szCs w:val="19"/>
+              </w:rPr>
+              <w:t>Delete asks for confirmation and removes every server row (cascade). A failed log-out shows "Could not log out: check your connection and try again. You are still logged in." (</w:t>
+            </w:r>
+            <w:r>
+              <w:rPr>
+                <w:rFonts w:ascii="Consolas" w:eastAsia="Consolas" w:hAnsi="Consolas" w:cs="Consolas"/>
+                <w:sz w:val="17"/>
+                <w:szCs w:val="17"/>
+                <w:shd w:val="clear" w:color="auto" w:fill="F2F4F3"/>
+              </w:rPr>
+              <w:t>role="alert"</w:t>
+            </w:r>
+            <w:r>
+              <w:rPr>
+                <w:sz w:val="19"/>
+                <w:szCs w:val="19"/>
+              </w:rPr>
+              <w:t xml:space="preserve">, CR-010). </w:t>
+            </w:r>
+            <w:r>
+              <w:rPr>
+                <w:i/>
+                <w:iCs/>
+                <w:sz w:val="19"/>
+                <w:szCs w:val="19"/>
+              </w:rPr>
+              <w:t>Log out and clear this phone</w:t>
+            </w:r>
+            <w:r>
+              <w:rPr>
+                <w:sz w:val="19"/>
+                <w:szCs w:val="19"/>
+              </w:rPr>
+              <w:t xml:space="preserve"> and </w:t>
+            </w:r>
+            <w:r>
+              <w:rPr>
+                <w:i/>
+                <w:iCs/>
+                <w:sz w:val="19"/>
+                <w:szCs w:val="19"/>
+              </w:rPr>
+              <w:t>Delete everything on this phone</w:t>
+            </w:r>
+            <w:r>
+              <w:rPr>
+                <w:sz w:val="19"/>
+                <w:szCs w:val="19"/>
+              </w:rPr>
+              <w:t xml:space="preserve"> also switch demo mode off</w:t>
+            </w:r>
+          </w:p>
+        </w:tc>
+      </w:tr>
+    </w:tbl>
+    <w:p>
+      <w:pPr>
+        <w:spacing w:after="100"/>
+      </w:pPr>
+    </w:p>
+    <w:p>
+      <w:pPr>
+        <w:pStyle w:val="Heading1"/>
+        <w:keepNext/>
+        <w:keepLines/>
+        <w:pageBreakBefore/>
+      </w:pPr>
+      <w:bookmarkStart w:id="57" w:name="_Toc243668358"/>
+      <w:r>
+        <w:lastRenderedPageBreak/>
+        <w:t>7 Interaction patterns</w:t>
+      </w:r>
+      <w:bookmarkEnd w:id="57"/>
+    </w:p>
+    <w:p>
+      <w:pPr>
+        <w:pStyle w:val="Caption"/>
+        <w:keepNext/>
+      </w:pPr>
+      <w:bookmarkStart w:id="58" w:name="_Toc243668389"/>
+      <w:r>
+        <w:t xml:space="preserve">Table </w:t>
+      </w:r>
+      <w:r>
+        <w:fldChar w:fldCharType="begin"/>
+      </w:r>
+      <w:r>
+        <w:instrText>SEQ Table</w:instrText>
+      </w:r>
+      <w:r>
+        <w:fldChar w:fldCharType="separate"/>
+      </w:r>
+      <w:r>
+        <w:rPr>
+          <w:noProof/>
+        </w:rPr>
+        <w:t>26</w:t>
+      </w:r>
+      <w:r>
+        <w:fldChar w:fldCharType="end"/>
+      </w:r>
+      <w:r>
         <w:t>: Shared interaction patterns</w:t>
       </w:r>
-      <w:bookmarkEnd w:id="56"/>
+      <w:bookmarkEnd w:id="58"/>
     </w:p>
     <w:tbl>
       <w:tblPr>
@@ -31397,19 +32393,19 @@
         <w:keepLines/>
         <w:pageBreakBefore/>
       </w:pPr>
-      <w:bookmarkStart w:id="57" w:name="_Toc243666994"/>
+      <w:bookmarkStart w:id="59" w:name="_Toc243668359"/>
       <w:r>
         <w:lastRenderedPageBreak/>
         <w:t>8 Content and language</w:t>
       </w:r>
-      <w:bookmarkEnd w:id="57"/>
+      <w:bookmarkEnd w:id="59"/>
     </w:p>
     <w:p>
       <w:pPr>
         <w:pStyle w:val="Caption"/>
         <w:keepNext/>
       </w:pPr>
-      <w:bookmarkStart w:id="58" w:name="_Toc243667024"/>
+      <w:bookmarkStart w:id="60" w:name="_Toc243668390"/>
       <w:r>
         <w:t xml:space="preserve">Table </w:t>
       </w:r>
@@ -31426,7 +32422,7 @@
         <w:rPr>
           <w:noProof/>
         </w:rPr>
-        <w:t>26</w:t>
+        <w:t>27</w:t>
       </w:r>
       <w:r>
         <w:fldChar w:fldCharType="end"/>
@@ -31434,7 +32430,7 @@
       <w:r>
         <w:t>: Content rules</w:t>
       </w:r>
-      <w:bookmarkEnd w:id="58"/>
+      <w:bookmarkEnd w:id="60"/>
     </w:p>
     <w:tbl>
       <w:tblPr>
@@ -32183,12 +33179,12 @@
         <w:keepLines/>
         <w:pageBreakBefore/>
       </w:pPr>
-      <w:bookmarkStart w:id="59" w:name="_Toc243666995"/>
+      <w:bookmarkStart w:id="61" w:name="_Toc243668360"/>
       <w:r>
         <w:lastRenderedPageBreak/>
         <w:t>9 Accessibility checklist (WCAG 2.2 AA)</w:t>
       </w:r>
-      <w:bookmarkEnd w:id="59"/>
+      <w:bookmarkEnd w:id="61"/>
     </w:p>
     <w:p>
       <w:pPr>
@@ -32203,7 +33199,7 @@
         <w:pStyle w:val="Caption"/>
         <w:keepNext/>
       </w:pPr>
-      <w:bookmarkStart w:id="60" w:name="_Toc243667025"/>
+      <w:bookmarkStart w:id="62" w:name="_Toc243668391"/>
       <w:r>
         <w:t xml:space="preserve">Table </w:t>
       </w:r>
@@ -32220,7 +33216,7 @@
         <w:rPr>
           <w:noProof/>
         </w:rPr>
-        <w:t>27</w:t>
+        <w:t>28</w:t>
       </w:r>
       <w:r>
         <w:fldChar w:fldCharType="end"/>
@@ -32228,7 +33224,7 @@
       <w:r>
         <w:t>: Accessibility checklist and status</w:t>
       </w:r>
-      <w:bookmarkEnd w:id="60"/>
+      <w:bookmarkEnd w:id="62"/>
     </w:p>
     <w:tbl>
       <w:tblPr>
@@ -33957,19 +34953,19 @@
         <w:keepLines/>
         <w:pageBreakBefore/>
       </w:pPr>
-      <w:bookmarkStart w:id="61" w:name="_Toc243666996"/>
+      <w:bookmarkStart w:id="63" w:name="_Toc243668361"/>
       <w:r>
         <w:lastRenderedPageBreak/>
         <w:t>10 Performance budget for 3G</w:t>
       </w:r>
-      <w:bookmarkEnd w:id="61"/>
+      <w:bookmarkEnd w:id="63"/>
     </w:p>
     <w:p>
       <w:pPr>
         <w:pStyle w:val="Caption"/>
         <w:keepNext/>
       </w:pPr>
-      <w:bookmarkStart w:id="62" w:name="_Toc243667026"/>
+      <w:bookmarkStart w:id="64" w:name="_Toc243668392"/>
       <w:r>
         <w:t xml:space="preserve">Table </w:t>
       </w:r>
@@ -33986,7 +34982,7 @@
         <w:rPr>
           <w:noProof/>
         </w:rPr>
-        <w:t>28</w:t>
+        <w:t>29</w:t>
       </w:r>
       <w:r>
         <w:fldChar w:fldCharType="end"/>
@@ -33994,7 +34990,7 @@
       <w:r>
         <w:t>: Performance budget</w:t>
       </w:r>
-      <w:bookmarkEnd w:id="62"/>
+      <w:bookmarkEnd w:id="64"/>
     </w:p>
     <w:tbl>
       <w:tblPr>
@@ -34801,12 +35797,12 @@
         <w:keepLines/>
         <w:pageBreakBefore/>
       </w:pPr>
-      <w:bookmarkStart w:id="63" w:name="_Toc243666997"/>
+      <w:bookmarkStart w:id="65" w:name="_Toc243668362"/>
       <w:r>
         <w:lastRenderedPageBreak/>
         <w:t>11 Usability evidence</w:t>
       </w:r>
-      <w:bookmarkEnd w:id="63"/>
+      <w:bookmarkEnd w:id="65"/>
     </w:p>
     <w:p>
       <w:pPr>
@@ -34821,7 +35817,7 @@
         <w:pStyle w:val="Caption"/>
         <w:keepNext/>
       </w:pPr>
-      <w:bookmarkStart w:id="64" w:name="_Toc243667027"/>
+      <w:bookmarkStart w:id="66" w:name="_Toc243668393"/>
       <w:r>
         <w:t xml:space="preserve">Table </w:t>
       </w:r>
@@ -34838,7 +35834,7 @@
         <w:rPr>
           <w:noProof/>
         </w:rPr>
-        <w:t>29</w:t>
+        <w:t>30</w:t>
       </w:r>
       <w:r>
         <w:fldChar w:fldCharType="end"/>
@@ -34846,7 +35842,7 @@
       <w:r>
         <w:t>: Changes driven by usability evidence</w:t>
       </w:r>
-      <w:bookmarkEnd w:id="64"/>
+      <w:bookmarkEnd w:id="66"/>
     </w:p>
     <w:tbl>
       <w:tblPr>
@@ -36378,7 +37374,7 @@
                 <w:sz w:val="19"/>
                 <w:szCs w:val="19"/>
               </w:rPr>
-              <w:t>VR4</w:t>
+              <w:t>CR-013</w:t>
             </w:r>
           </w:p>
         </w:tc>
@@ -36409,7 +37405,7 @@
                 <w:sz w:val="19"/>
                 <w:szCs w:val="19"/>
               </w:rPr>
-              <w:t>Product owner's screen recording, 23 Oct: "we need a rectangle with a plus below the last one", "a green thing with a tick mark that they have been added"</w:t>
+              <w:t>Product owner's request (23 Oct): "Can we have an outcome driven mode? Like student can enter who he wants to become and we show his paths with access located in homepage below mylist pill"</w:t>
             </w:r>
           </w:p>
         </w:tc>
@@ -36440,7 +37436,7 @@
                 <w:sz w:val="19"/>
                 <w:szCs w:val="19"/>
               </w:rPr>
-              <w:t>+ Add a course box on My list; added confirmation</w:t>
+              <w:t>Career-first mode below My list; twelve curated careers; licence steps only with a checked official source</w:t>
             </w:r>
           </w:p>
         </w:tc>
@@ -36481,6 +37477,108 @@
                 <w:sz w:val="19"/>
                 <w:szCs w:val="19"/>
               </w:rPr>
+              <w:t>VR4</w:t>
+            </w:r>
+          </w:p>
+        </w:tc>
+        <w:tc>
+          <w:tcPr>
+            <w:tcW w:w="4141" w:type="dxa"/>
+            <w:tcBorders>
+              <w:top w:val="single" w:sz="4" w:space="0" w:color="C9D3D0"/>
+              <w:left w:val="single" w:sz="4" w:space="0" w:color="C9D3D0"/>
+              <w:bottom w:val="single" w:sz="4" w:space="0" w:color="C9D3D0"/>
+              <w:right w:val="single" w:sz="4" w:space="0" w:color="C9D3D0"/>
+            </w:tcBorders>
+            <w:tcMar>
+              <w:top w:w="50" w:type="dxa"/>
+              <w:left w:w="100" w:type="dxa"/>
+              <w:bottom w:w="50" w:type="dxa"/>
+              <w:right w:w="100" w:type="dxa"/>
+            </w:tcMar>
+            <w:vAlign w:val="center"/>
+          </w:tcPr>
+          <w:p>
+            <w:pPr>
+              <w:spacing w:line="252" w:lineRule="auto"/>
+            </w:pPr>
+            <w:r>
+              <w:rPr>
+                <w:sz w:val="19"/>
+                <w:szCs w:val="19"/>
+              </w:rPr>
+              <w:t>Product owner's screen recording, 23 Oct: "we need a rectangle with a plus below the last one", "a green thing with a tick mark that they have been added"</w:t>
+            </w:r>
+          </w:p>
+        </w:tc>
+        <w:tc>
+          <w:tcPr>
+            <w:tcW w:w="4142" w:type="dxa"/>
+            <w:tcBorders>
+              <w:top w:val="single" w:sz="4" w:space="0" w:color="C9D3D0"/>
+              <w:left w:val="single" w:sz="4" w:space="0" w:color="C9D3D0"/>
+              <w:bottom w:val="single" w:sz="4" w:space="0" w:color="C9D3D0"/>
+              <w:right w:val="single" w:sz="4" w:space="0" w:color="C9D3D0"/>
+            </w:tcBorders>
+            <w:tcMar>
+              <w:top w:w="50" w:type="dxa"/>
+              <w:left w:w="100" w:type="dxa"/>
+              <w:bottom w:w="50" w:type="dxa"/>
+              <w:right w:w="100" w:type="dxa"/>
+            </w:tcMar>
+            <w:vAlign w:val="center"/>
+          </w:tcPr>
+          <w:p>
+            <w:pPr>
+              <w:spacing w:line="252" w:lineRule="auto"/>
+            </w:pPr>
+            <w:r>
+              <w:rPr>
+                <w:sz w:val="19"/>
+                <w:szCs w:val="19"/>
+              </w:rPr>
+              <w:t>+ Add a course box on My list; added confirmation</w:t>
+            </w:r>
+          </w:p>
+        </w:tc>
+      </w:tr>
+      <w:tr>
+        <w:tblPrEx>
+          <w:tblCellMar>
+            <w:top w:w="0" w:type="dxa"/>
+            <w:bottom w:w="0" w:type="dxa"/>
+          </w:tblCellMar>
+        </w:tblPrEx>
+        <w:trPr>
+          <w:cantSplit/>
+        </w:trPr>
+        <w:tc>
+          <w:tcPr>
+            <w:tcW w:w="1355" w:type="dxa"/>
+            <w:tcBorders>
+              <w:top w:val="single" w:sz="4" w:space="0" w:color="C9D3D0"/>
+              <w:left w:val="single" w:sz="4" w:space="0" w:color="C9D3D0"/>
+              <w:bottom w:val="single" w:sz="4" w:space="0" w:color="C9D3D0"/>
+              <w:right w:val="single" w:sz="4" w:space="0" w:color="C9D3D0"/>
+            </w:tcBorders>
+            <w:shd w:val="clear" w:color="auto" w:fill="F3F8F6"/>
+            <w:tcMar>
+              <w:top w:w="50" w:type="dxa"/>
+              <w:left w:w="100" w:type="dxa"/>
+              <w:bottom w:w="50" w:type="dxa"/>
+              <w:right w:w="100" w:type="dxa"/>
+            </w:tcMar>
+            <w:vAlign w:val="center"/>
+          </w:tcPr>
+          <w:p>
+            <w:pPr>
+              <w:spacing w:line="252" w:lineRule="auto"/>
+            </w:pPr>
+            <w:r>
+              <w:rPr>
+                <w:sz w:val="19"/>
+                <w:szCs w:val="19"/>
+              </w:rPr>
               <w:t>VR3</w:t>
             </w:r>
           </w:p>
@@ -36494,6 +37592,7 @@
               <w:bottom w:val="single" w:sz="4" w:space="0" w:color="C9D3D0"/>
               <w:right w:val="single" w:sz="4" w:space="0" w:color="C9D3D0"/>
             </w:tcBorders>
+            <w:shd w:val="clear" w:color="auto" w:fill="F3F8F6"/>
             <w:tcMar>
               <w:top w:w="50" w:type="dxa"/>
               <w:left w:w="100" w:type="dxa"/>
@@ -36524,6 +37623,7 @@
               <w:bottom w:val="single" w:sz="4" w:space="0" w:color="C9D3D0"/>
               <w:right w:val="single" w:sz="4" w:space="0" w:color="C9D3D0"/>
             </w:tcBorders>
+            <w:shd w:val="clear" w:color="auto" w:fill="F3F8F6"/>
             <w:tcMar>
               <w:top w:w="50" w:type="dxa"/>
               <w:left w:w="100" w:type="dxa"/>
@@ -36559,19 +37659,19 @@
         <w:keepLines/>
         <w:pageBreakBefore/>
       </w:pPr>
-      <w:bookmarkStart w:id="65" w:name="_Toc243666998"/>
+      <w:bookmarkStart w:id="67" w:name="_Toc243668363"/>
       <w:r>
         <w:lastRenderedPageBreak/>
         <w:t>12 Traceability</w:t>
       </w:r>
-      <w:bookmarkEnd w:id="65"/>
+      <w:bookmarkEnd w:id="67"/>
     </w:p>
     <w:p>
       <w:pPr>
         <w:pStyle w:val="Caption"/>
         <w:keepNext/>
       </w:pPr>
-      <w:bookmarkStart w:id="66" w:name="_Toc243667028"/>
+      <w:bookmarkStart w:id="68" w:name="_Toc243668394"/>
       <w:r>
         <w:t xml:space="preserve">Table </w:t>
       </w:r>
@@ -36588,7 +37688,7 @@
         <w:rPr>
           <w:noProof/>
         </w:rPr>
-        <w:t>30</w:t>
+        <w:t>31</w:t>
       </w:r>
       <w:r>
         <w:fldChar w:fldCharType="end"/>
@@ -36596,7 +37696,7 @@
       <w:r>
         <w:t>: Traceability from requirements to this document</w:t>
       </w:r>
-      <w:bookmarkEnd w:id="66"/>
+      <w:bookmarkEnd w:id="68"/>
     </w:p>
     <w:tbl>
       <w:tblPr>
@@ -38037,72 +39137,10 @@
 <file path=word/numbering.xml><?xml version="1.0" encoding="utf-8"?>
 <w:numbering xmlns:wpc="http://schemas.microsoft.com/office/word/2010/wordprocessingCanvas" xmlns:cx="http://schemas.microsoft.com/office/drawing/2014/chartex" xmlns:cx1="http://schemas.microsoft.com/office/drawing/2015/9/8/chartex" xmlns:cx2="http://schemas.microsoft.com/office/drawing/2015/10/21/chartex" xmlns:cx3="http://schemas.microsoft.com/office/drawing/2016/5/9/chartex" xmlns:cx4="http://schemas.microsoft.com/office/drawing/2016/5/10/chartex" xmlns:cx5="http://schemas.microsoft.com/office/drawing/2016/5/11/chartex" xmlns:cx6="http://schemas.microsoft.com/office/drawing/2016/5/12/chartex" xmlns:cx7="http://schemas.microsoft.com/office/drawing/2016/5/13/chartex" xmlns:cx8="http://schemas.microsoft.com/office/drawing/2016/5/14/chartex" xmlns:mc="http://schemas.openxmlformats.org/markup-compatibility/2006" xmlns:aink="http://schemas.microsoft.com/office/drawing/2016/ink" xmlns:am3d="http://schemas.microsoft.com/office/drawing/2017/model3d" xmlns:o="urn:schemas-microsoft-com:office:office" xmlns:oel="http://schemas.microsoft.com/office/2019/extlst" xmlns:r="http://schemas.openxmlformats.org/officeDocument/2006/relationships" xmlns:m="http://schemas.openxmlformats.org/officeDocument/2006/math" xmlns:v="urn:schemas-microsoft-com:vml" xmlns:wp14="http://schemas.microsoft.com/office/word/2010/wordprocessingDrawing" xmlns:wp="http://schemas.openxmlformats.org/drawingml/2006/wordprocessingDrawing" xmlns:w10="urn:schemas-microsoft-com:office:word" xmlns:w="http://schemas.openxmlformats.org/wordprocessingml/2006/main" xmlns:w14="http://schemas.microsoft.com/office/word/2010/wordml" xmlns:w15="http://schemas.microsoft.com/office/word/2012/wordml" xmlns:w16cex="http://schemas.microsoft.com/office/word/2018/wordml/cex" xmlns:w16cid="http://schemas.microsoft.com/office/word/2016/wordml/cid" xmlns:w16="http://schemas.microsoft.com/office/word/2018/wordml" xmlns:w16du="http://schemas.microsoft.com/office/word/2023/wordml/word16du" xmlns:w16sdtdh="http://schemas.microsoft.com/office/word/2020/wordml/sdtdatahash" xmlns:w16sdtfl="http://schemas.microsoft.com/office/word/2024/wordml/sdtformatlock" xmlns:w16se="http://schemas.microsoft.com/office/word/2015/wordml/symex" xmlns:wpg="http://schemas.microsoft.com/office/word/2010/wordprocessingGroup" xmlns:wpi="http://schemas.microsoft.com/office/word/2010/wordprocessingInk" xmlns:wne="http://schemas.microsoft.com/office/word/2006/wordml" xmlns:wps="http://schemas.microsoft.com/office/word/2010/wordprocessingShape" mc:Ignorable="w14 w15 w16se w16cid w16 w16cex w16sdtdh w16sdtfl w16du wp14">
   <w:abstractNum w:abstractNumId="0" w15:restartNumberingAfterBreak="0">
-    <w:nsid w:val="3F6843DE"/>
+    <w:nsid w:val="08845BC8"/>
     <w:multiLevelType w:val="hybridMultilevel"/>
-    <w:tmpl w:val="CE7AA056"/>
-    <w:lvl w:ilvl="0" w:tplc="813EC706" w:tentative="1">
-      <w:start w:val="1"/>
-      <w:numFmt w:val="decimal"/>
-      <w:lvlText w:val="%1."/>
-      <w:lvlJc w:val="left"/>
-      <w:pPr>
-        <w:ind w:left="720" w:hanging="360"/>
-      </w:pPr>
-    </w:lvl>
-    <w:lvl w:ilvl="1" w:tplc="ACDABEB8" w:tentative="1">
-      <w:start w:val="1"/>
-      <w:numFmt w:val="lowerLetter"/>
-      <w:lvlText w:val="%2."/>
-      <w:lvlJc w:val="left"/>
-      <w:pPr>
-        <w:ind w:left="1080" w:hanging="360"/>
-      </w:pPr>
-    </w:lvl>
-    <w:lvl w:ilvl="2" w:tplc="29B203F8" w:tentative="1">
-      <w:start w:val="1"/>
-      <w:numFmt w:val="lowerRoman"/>
-      <w:lvlText w:val="%3."/>
-      <w:lvlJc w:val="left"/>
-      <w:pPr>
-        <w:ind w:left="1440" w:hanging="360"/>
-      </w:pPr>
-    </w:lvl>
-    <w:lvl w:ilvl="3" w:tplc="A4FCE8C4">
-      <w:numFmt w:val="decimal"/>
-      <w:lvlText w:val=""/>
-      <w:lvlJc w:val="left"/>
-    </w:lvl>
-    <w:lvl w:ilvl="4" w:tplc="63E605D2">
-      <w:numFmt w:val="decimal"/>
-      <w:lvlText w:val=""/>
-      <w:lvlJc w:val="left"/>
-    </w:lvl>
-    <w:lvl w:ilvl="5" w:tplc="ADD4166E">
-      <w:numFmt w:val="decimal"/>
-      <w:lvlText w:val=""/>
-      <w:lvlJc w:val="left"/>
-    </w:lvl>
-    <w:lvl w:ilvl="6" w:tplc="F7668E84">
-      <w:numFmt w:val="decimal"/>
-      <w:lvlText w:val=""/>
-      <w:lvlJc w:val="left"/>
-    </w:lvl>
-    <w:lvl w:ilvl="7" w:tplc="EC6A4418">
-      <w:numFmt w:val="decimal"/>
-      <w:lvlText w:val=""/>
-      <w:lvlJc w:val="left"/>
-    </w:lvl>
-    <w:lvl w:ilvl="8" w:tplc="D70A3B6C">
-      <w:numFmt w:val="decimal"/>
-      <w:lvlText w:val=""/>
-      <w:lvlJc w:val="left"/>
-    </w:lvl>
-  </w:abstractNum>
-  <w:abstractNum w:abstractNumId="1" w15:restartNumberingAfterBreak="0">
-    <w:nsid w:val="5D967C26"/>
-    <w:multiLevelType w:val="hybridMultilevel"/>
-    <w:tmpl w:val="CA86F686"/>
-    <w:lvl w:ilvl="0" w:tplc="32427224" w:tentative="1">
+    <w:tmpl w:val="BD8EA98A"/>
+    <w:lvl w:ilvl="0" w:tplc="8A24E9D6" w:tentative="1">
       <w:start w:val="1"/>
       <w:numFmt w:val="bullet"/>
       <w:lvlText w:val="●"/>
@@ -38111,7 +39149,7 @@
         <w:ind w:left="720" w:hanging="360"/>
       </w:pPr>
     </w:lvl>
-    <w:lvl w:ilvl="1" w:tplc="34225F94" w:tentative="1">
+    <w:lvl w:ilvl="1" w:tplc="4FBE8678" w:tentative="1">
       <w:start w:val="1"/>
       <w:numFmt w:val="bullet"/>
       <w:lvlText w:val="○"/>
@@ -38120,7 +39158,7 @@
         <w:ind w:left="1440" w:hanging="360"/>
       </w:pPr>
     </w:lvl>
-    <w:lvl w:ilvl="2" w:tplc="0C86D9EE" w:tentative="1">
+    <w:lvl w:ilvl="2" w:tplc="4CB29820" w:tentative="1">
       <w:start w:val="1"/>
       <w:numFmt w:val="bullet"/>
       <w:lvlText w:val="■"/>
@@ -38129,7 +39167,7 @@
         <w:ind w:left="2160" w:hanging="360"/>
       </w:pPr>
     </w:lvl>
-    <w:lvl w:ilvl="3" w:tplc="0554D564" w:tentative="1">
+    <w:lvl w:ilvl="3" w:tplc="8CA078F2" w:tentative="1">
       <w:start w:val="1"/>
       <w:numFmt w:val="bullet"/>
       <w:lvlText w:val="●"/>
@@ -38138,7 +39176,7 @@
         <w:ind w:left="2880" w:hanging="360"/>
       </w:pPr>
     </w:lvl>
-    <w:lvl w:ilvl="4" w:tplc="0BFE6D46" w:tentative="1">
+    <w:lvl w:ilvl="4" w:tplc="38D242EC" w:tentative="1">
       <w:start w:val="1"/>
       <w:numFmt w:val="bullet"/>
       <w:lvlText w:val="○"/>
@@ -38147,7 +39185,7 @@
         <w:ind w:left="3600" w:hanging="360"/>
       </w:pPr>
     </w:lvl>
-    <w:lvl w:ilvl="5" w:tplc="B5A89482" w:tentative="1">
+    <w:lvl w:ilvl="5" w:tplc="CF9C0CA2" w:tentative="1">
       <w:start w:val="1"/>
       <w:numFmt w:val="bullet"/>
       <w:lvlText w:val="■"/>
@@ -38156,7 +39194,7 @@
         <w:ind w:left="4320" w:hanging="360"/>
       </w:pPr>
     </w:lvl>
-    <w:lvl w:ilvl="6" w:tplc="C91604AE" w:tentative="1">
+    <w:lvl w:ilvl="6" w:tplc="F2345C4A" w:tentative="1">
       <w:start w:val="1"/>
       <w:numFmt w:val="bullet"/>
       <w:lvlText w:val="●"/>
@@ -38165,7 +39203,7 @@
         <w:ind w:left="5040" w:hanging="360"/>
       </w:pPr>
     </w:lvl>
-    <w:lvl w:ilvl="7" w:tplc="C832C53A" w:tentative="1">
+    <w:lvl w:ilvl="7" w:tplc="F43AE31C" w:tentative="1">
       <w:start w:val="1"/>
       <w:numFmt w:val="bullet"/>
       <w:lvlText w:val="●"/>
@@ -38174,7 +39212,7 @@
         <w:ind w:left="5760" w:hanging="360"/>
       </w:pPr>
     </w:lvl>
-    <w:lvl w:ilvl="8" w:tplc="E6A61ECC" w:tentative="1">
+    <w:lvl w:ilvl="8" w:tplc="386C17CA" w:tentative="1">
       <w:start w:val="1"/>
       <w:numFmt w:val="bullet"/>
       <w:lvlText w:val="●"/>
@@ -38184,11 +39222,73 @@
       </w:pPr>
     </w:lvl>
   </w:abstractNum>
+  <w:abstractNum w:abstractNumId="1" w15:restartNumberingAfterBreak="0">
+    <w:nsid w:val="366F04A8"/>
+    <w:multiLevelType w:val="hybridMultilevel"/>
+    <w:tmpl w:val="C4047D60"/>
+    <w:lvl w:ilvl="0" w:tplc="4008D10A" w:tentative="1">
+      <w:start w:val="1"/>
+      <w:numFmt w:val="decimal"/>
+      <w:lvlText w:val="%1."/>
+      <w:lvlJc w:val="left"/>
+      <w:pPr>
+        <w:ind w:left="720" w:hanging="360"/>
+      </w:pPr>
+    </w:lvl>
+    <w:lvl w:ilvl="1" w:tplc="164E0BCC" w:tentative="1">
+      <w:start w:val="1"/>
+      <w:numFmt w:val="lowerLetter"/>
+      <w:lvlText w:val="%2."/>
+      <w:lvlJc w:val="left"/>
+      <w:pPr>
+        <w:ind w:left="1080" w:hanging="360"/>
+      </w:pPr>
+    </w:lvl>
+    <w:lvl w:ilvl="2" w:tplc="D6D64E7C" w:tentative="1">
+      <w:start w:val="1"/>
+      <w:numFmt w:val="lowerRoman"/>
+      <w:lvlText w:val="%3."/>
+      <w:lvlJc w:val="left"/>
+      <w:pPr>
+        <w:ind w:left="1440" w:hanging="360"/>
+      </w:pPr>
+    </w:lvl>
+    <w:lvl w:ilvl="3" w:tplc="635C355E">
+      <w:numFmt w:val="decimal"/>
+      <w:lvlText w:val=""/>
+      <w:lvlJc w:val="left"/>
+    </w:lvl>
+    <w:lvl w:ilvl="4" w:tplc="D16E029E">
+      <w:numFmt w:val="decimal"/>
+      <w:lvlText w:val=""/>
+      <w:lvlJc w:val="left"/>
+    </w:lvl>
+    <w:lvl w:ilvl="5" w:tplc="DFA2FDE6">
+      <w:numFmt w:val="decimal"/>
+      <w:lvlText w:val=""/>
+      <w:lvlJc w:val="left"/>
+    </w:lvl>
+    <w:lvl w:ilvl="6" w:tplc="F4F4D576">
+      <w:numFmt w:val="decimal"/>
+      <w:lvlText w:val=""/>
+      <w:lvlJc w:val="left"/>
+    </w:lvl>
+    <w:lvl w:ilvl="7" w:tplc="8EC46EC6">
+      <w:numFmt w:val="decimal"/>
+      <w:lvlText w:val=""/>
+      <w:lvlJc w:val="left"/>
+    </w:lvl>
+    <w:lvl w:ilvl="8" w:tplc="13285244">
+      <w:numFmt w:val="decimal"/>
+      <w:lvlText w:val=""/>
+      <w:lvlJc w:val="left"/>
+    </w:lvl>
+  </w:abstractNum>
   <w:abstractNum w:abstractNumId="2" w15:restartNumberingAfterBreak="0">
-    <w:nsid w:val="76002C5E"/>
+    <w:nsid w:val="7E40212D"/>
     <w:multiLevelType w:val="hybridMultilevel"/>
-    <w:tmpl w:val="A4561A98"/>
-    <w:lvl w:ilvl="0" w:tplc="890E7B04" w:tentative="1">
+    <w:tmpl w:val="CB1223B2"/>
+    <w:lvl w:ilvl="0" w:tplc="C70CA4E0" w:tentative="1">
       <w:start w:val="1"/>
       <w:numFmt w:val="bullet"/>
       <w:lvlText w:val="•"/>
@@ -38197,7 +39297,7 @@
         <w:ind w:left="720" w:hanging="280"/>
       </w:pPr>
     </w:lvl>
-    <w:lvl w:ilvl="1" w:tplc="AE32530A" w:tentative="1">
+    <w:lvl w:ilvl="1" w:tplc="D0A84E70" w:tentative="1">
       <w:start w:val="1"/>
       <w:numFmt w:val="bullet"/>
       <w:lvlText w:val="–"/>
@@ -38206,7 +39306,7 @@
         <w:ind w:left="1080" w:hanging="280"/>
       </w:pPr>
     </w:lvl>
-    <w:lvl w:ilvl="2" w:tplc="0D909BAC" w:tentative="1">
+    <w:lvl w:ilvl="2" w:tplc="9662DAFC" w:tentative="1">
       <w:start w:val="1"/>
       <w:numFmt w:val="bullet"/>
       <w:lvlText w:val="▪"/>
@@ -38215,39 +39315,39 @@
         <w:ind w:left="1440" w:hanging="280"/>
       </w:pPr>
     </w:lvl>
-    <w:lvl w:ilvl="3" w:tplc="8C841854">
+    <w:lvl w:ilvl="3" w:tplc="AFD042C6">
       <w:numFmt w:val="decimal"/>
       <w:lvlText w:val=""/>
       <w:lvlJc w:val="left"/>
     </w:lvl>
-    <w:lvl w:ilvl="4" w:tplc="A84630AE">
+    <w:lvl w:ilvl="4" w:tplc="37923C86">
       <w:numFmt w:val="decimal"/>
       <w:lvlText w:val=""/>
       <w:lvlJc w:val="left"/>
     </w:lvl>
-    <w:lvl w:ilvl="5" w:tplc="CF2A1026">
+    <w:lvl w:ilvl="5" w:tplc="2D9648E6">
       <w:numFmt w:val="decimal"/>
       <w:lvlText w:val=""/>
       <w:lvlJc w:val="left"/>
     </w:lvl>
-    <w:lvl w:ilvl="6" w:tplc="D996E658">
+    <w:lvl w:ilvl="6" w:tplc="196EE1C4">
       <w:numFmt w:val="decimal"/>
       <w:lvlText w:val=""/>
       <w:lvlJc w:val="left"/>
     </w:lvl>
-    <w:lvl w:ilvl="7" w:tplc="3AB0020C">
+    <w:lvl w:ilvl="7" w:tplc="CF2C559E">
       <w:numFmt w:val="decimal"/>
       <w:lvlText w:val=""/>
       <w:lvlJc w:val="left"/>
     </w:lvl>
-    <w:lvl w:ilvl="8" w:tplc="D4C06948">
+    <w:lvl w:ilvl="8" w:tplc="EB1878A4">
       <w:numFmt w:val="decimal"/>
       <w:lvlText w:val=""/>
       <w:lvlJc w:val="left"/>
     </w:lvl>
   </w:abstractNum>
-  <w:num w:numId="1" w16cid:durableId="532504544">
-    <w:abstractNumId w:val="1"/>
+  <w:num w:numId="1" w16cid:durableId="1265727556">
+    <w:abstractNumId w:val="0"/>
     <w:lvlOverride w:ilvl="0">
       <w:startOverride w:val="1"/>
     </w:lvlOverride>
@@ -38951,7 +40051,7 @@
     <w:autoRedefine/>
     <w:uiPriority w:val="39"/>
     <w:unhideWhenUsed/>
-    <w:rsid w:val="008805D3"/>
+    <w:rsid w:val="00203BD5"/>
     <w:pPr>
       <w:spacing w:after="100"/>
     </w:pPr>
@@ -38963,7 +40063,7 @@
     <w:autoRedefine/>
     <w:uiPriority w:val="39"/>
     <w:unhideWhenUsed/>
-    <w:rsid w:val="008805D3"/>
+    <w:rsid w:val="00203BD5"/>
     <w:pPr>
       <w:spacing w:after="100"/>
       <w:ind w:left="210"/>
@@ -38975,7 +40075,7 @@
     <w:next w:val="Normal"/>
     <w:uiPriority w:val="99"/>
     <w:unhideWhenUsed/>
-    <w:rsid w:val="008805D3"/>
+    <w:rsid w:val="00203BD5"/>
   </w:style>
 </w:styles>
 </file>

--- a/docs/07-ui-ux/ZP-DOC-07_UI-UX-Design.docx
+++ b/docs/07-ui-ux/ZP-DOC-07_UI-UX-Design.docx
@@ -2491,6 +2491,122 @@
                 <w:sz w:val="19"/>
                 <w:szCs w:val="19"/>
               </w:rPr>
+              <w:t>CR-014: Groups for other paths; rules in a small window (Cancel / Agree and join); career card hidden from the home</w:t>
+            </w:r>
+          </w:p>
+        </w:tc>
+      </w:tr>
+      <w:tr>
+        <w:tblPrEx>
+          <w:tblCellMar>
+            <w:top w:w="0" w:type="dxa"/>
+            <w:bottom w:w="0" w:type="dxa"/>
+          </w:tblCellMar>
+        </w:tblPrEx>
+        <w:trPr>
+          <w:cantSplit/>
+          <w:trHeight w:val="420"/>
+        </w:trPr>
+        <w:tc>
+          <w:tcPr>
+            <w:tcW w:w="964" w:type="dxa"/>
+            <w:tcBorders>
+              <w:top w:val="single" w:sz="4" w:space="0" w:color="C9D3D0"/>
+              <w:left w:val="single" w:sz="4" w:space="0" w:color="C9D3D0"/>
+              <w:bottom w:val="single" w:sz="4" w:space="0" w:color="C9D3D0"/>
+              <w:right w:val="single" w:sz="4" w:space="0" w:color="C9D3D0"/>
+            </w:tcBorders>
+            <w:tcMar>
+              <w:top w:w="50" w:type="dxa"/>
+              <w:left w:w="100" w:type="dxa"/>
+              <w:bottom w:w="50" w:type="dxa"/>
+              <w:right w:w="100" w:type="dxa"/>
+            </w:tcMar>
+          </w:tcPr>
+          <w:p>
+            <w:r>
+              <w:rPr>
+                <w:sz w:val="19"/>
+                <w:szCs w:val="19"/>
+              </w:rPr>
+              <w:t>0.9</w:t>
+            </w:r>
+          </w:p>
+        </w:tc>
+        <w:tc>
+          <w:tcPr>
+            <w:tcW w:w="1542" w:type="dxa"/>
+            <w:tcBorders>
+              <w:top w:val="single" w:sz="4" w:space="0" w:color="C9D3D0"/>
+              <w:left w:val="single" w:sz="4" w:space="0" w:color="C9D3D0"/>
+              <w:bottom w:val="single" w:sz="4" w:space="0" w:color="C9D3D0"/>
+              <w:right w:val="single" w:sz="4" w:space="0" w:color="C9D3D0"/>
+            </w:tcBorders>
+            <w:tcMar>
+              <w:top w:w="50" w:type="dxa"/>
+              <w:left w:w="100" w:type="dxa"/>
+              <w:bottom w:w="50" w:type="dxa"/>
+              <w:right w:w="100" w:type="dxa"/>
+            </w:tcMar>
+          </w:tcPr>
+          <w:p>
+            <w:r>
+              <w:rPr>
+                <w:sz w:val="19"/>
+                <w:szCs w:val="19"/>
+              </w:rPr>
+              <w:t>23 Oct 2026</w:t>
+            </w:r>
+          </w:p>
+        </w:tc>
+        <w:tc>
+          <w:tcPr>
+            <w:tcW w:w="1928" w:type="dxa"/>
+            <w:tcBorders>
+              <w:top w:val="single" w:sz="4" w:space="0" w:color="C9D3D0"/>
+              <w:left w:val="single" w:sz="4" w:space="0" w:color="C9D3D0"/>
+              <w:bottom w:val="single" w:sz="4" w:space="0" w:color="C9D3D0"/>
+              <w:right w:val="single" w:sz="4" w:space="0" w:color="C9D3D0"/>
+            </w:tcBorders>
+            <w:tcMar>
+              <w:top w:w="50" w:type="dxa"/>
+              <w:left w:w="100" w:type="dxa"/>
+              <w:bottom w:w="50" w:type="dxa"/>
+              <w:right w:w="100" w:type="dxa"/>
+            </w:tcMar>
+          </w:tcPr>
+          <w:p>
+            <w:r>
+              <w:rPr>
+                <w:sz w:val="19"/>
+                <w:szCs w:val="19"/>
+              </w:rPr>
+              <w:t>Team Kestrel</w:t>
+            </w:r>
+          </w:p>
+        </w:tc>
+        <w:tc>
+          <w:tcPr>
+            <w:tcW w:w="5204" w:type="dxa"/>
+            <w:tcBorders>
+              <w:top w:val="single" w:sz="4" w:space="0" w:color="C9D3D0"/>
+              <w:left w:val="single" w:sz="4" w:space="0" w:color="C9D3D0"/>
+              <w:bottom w:val="single" w:sz="4" w:space="0" w:color="C9D3D0"/>
+              <w:right w:val="single" w:sz="4" w:space="0" w:color="C9D3D0"/>
+            </w:tcBorders>
+            <w:tcMar>
+              <w:top w:w="50" w:type="dxa"/>
+              <w:left w:w="100" w:type="dxa"/>
+              <w:bottom w:w="50" w:type="dxa"/>
+              <w:right w:w="100" w:type="dxa"/>
+            </w:tcMar>
+          </w:tcPr>
+          <w:p>
+            <w:r>
+              <w:rPr>
+                <w:sz w:val="19"/>
+                <w:szCs w:val="19"/>
+              </w:rPr>
               <w:t>Other paths: search inside each group from a search icon in the top bar, left of the profile picture (name, institute and its short name, group, programmes)</w:t>
             </w:r>
           </w:p>
@@ -2895,7 +3011,7 @@
     <w:sdt>
       <w:sdtPr>
         <w:alias w:val="Contents"/>
-        <w:id w:val="1469789793"/>
+        <w:id w:val="622660903"/>
       </w:sdtPr>
       <w:sdtEndPr/>
       <w:sdtContent>
@@ -2924,7 +3040,7 @@
           <w:r>
             <w:fldChar w:fldCharType="separate"/>
           </w:r>
-          <w:hyperlink w:anchor="_Toc243668326" w:history="1">
+          <w:hyperlink w:anchor="_Toc243672197" w:history="1">
             <w:r>
               <w:rPr>
                 <w:rStyle w:val="Hyperlink"/>
@@ -2948,7 +3064,7 @@
               <w:rPr>
                 <w:noProof/>
               </w:rPr>
-              <w:instrText xml:space="preserve"> PAGEREF _Toc243668326 \h </w:instrText>
+              <w:instrText xml:space="preserve"> PAGEREF _Toc243672197 \h </w:instrText>
             </w:r>
             <w:r>
               <w:rPr>
@@ -2991,7 +3107,7 @@
               <w14:ligatures w14:val="standardContextual"/>
             </w:rPr>
           </w:pPr>
-          <w:hyperlink w:anchor="_Toc243668327" w:history="1">
+          <w:hyperlink w:anchor="_Toc243672198" w:history="1">
             <w:r>
               <w:rPr>
                 <w:rStyle w:val="Hyperlink"/>
@@ -3015,7 +3131,7 @@
               <w:rPr>
                 <w:noProof/>
               </w:rPr>
-              <w:instrText xml:space="preserve"> PAGEREF _Toc243668327 \h </w:instrText>
+              <w:instrText xml:space="preserve"> PAGEREF _Toc243672198 \h </w:instrText>
             </w:r>
             <w:r>
               <w:rPr>
@@ -3058,7 +3174,7 @@
               <w14:ligatures w14:val="standardContextual"/>
             </w:rPr>
           </w:pPr>
-          <w:hyperlink w:anchor="_Toc243668328" w:history="1">
+          <w:hyperlink w:anchor="_Toc243672199" w:history="1">
             <w:r>
               <w:rPr>
                 <w:rStyle w:val="Hyperlink"/>
@@ -3082,7 +3198,7 @@
               <w:rPr>
                 <w:noProof/>
               </w:rPr>
-              <w:instrText xml:space="preserve"> PAGEREF _Toc243668328 \h </w:instrText>
+              <w:instrText xml:space="preserve"> PAGEREF _Toc243672199 \h </w:instrText>
             </w:r>
             <w:r>
               <w:rPr>
@@ -3125,7 +3241,7 @@
               <w14:ligatures w14:val="standardContextual"/>
             </w:rPr>
           </w:pPr>
-          <w:hyperlink w:anchor="_Toc243668329" w:history="1">
+          <w:hyperlink w:anchor="_Toc243672200" w:history="1">
             <w:r>
               <w:rPr>
                 <w:rStyle w:val="Hyperlink"/>
@@ -3149,7 +3265,7 @@
               <w:rPr>
                 <w:noProof/>
               </w:rPr>
-              <w:instrText xml:space="preserve"> PAGEREF _Toc243668329 \h </w:instrText>
+              <w:instrText xml:space="preserve"> PAGEREF _Toc243672200 \h </w:instrText>
             </w:r>
             <w:r>
               <w:rPr>
@@ -3192,7 +3308,7 @@
               <w14:ligatures w14:val="standardContextual"/>
             </w:rPr>
           </w:pPr>
-          <w:hyperlink w:anchor="_Toc243668330" w:history="1">
+          <w:hyperlink w:anchor="_Toc243672201" w:history="1">
             <w:r>
               <w:rPr>
                 <w:rStyle w:val="Hyperlink"/>
@@ -3216,7 +3332,7 @@
               <w:rPr>
                 <w:noProof/>
               </w:rPr>
-              <w:instrText xml:space="preserve"> PAGEREF _Toc243668330 \h </w:instrText>
+              <w:instrText xml:space="preserve"> PAGEREF _Toc243672201 \h </w:instrText>
             </w:r>
             <w:r>
               <w:rPr>
@@ -3259,7 +3375,7 @@
               <w14:ligatures w14:val="standardContextual"/>
             </w:rPr>
           </w:pPr>
-          <w:hyperlink w:anchor="_Toc243668331" w:history="1">
+          <w:hyperlink w:anchor="_Toc243672202" w:history="1">
             <w:r>
               <w:rPr>
                 <w:rStyle w:val="Hyperlink"/>
@@ -3283,7 +3399,7 @@
               <w:rPr>
                 <w:noProof/>
               </w:rPr>
-              <w:instrText xml:space="preserve"> PAGEREF _Toc243668331 \h </w:instrText>
+              <w:instrText xml:space="preserve"> PAGEREF _Toc243672202 \h </w:instrText>
             </w:r>
             <w:r>
               <w:rPr>
@@ -3326,7 +3442,7 @@
               <w14:ligatures w14:val="standardContextual"/>
             </w:rPr>
           </w:pPr>
-          <w:hyperlink w:anchor="_Toc243668332" w:history="1">
+          <w:hyperlink w:anchor="_Toc243672203" w:history="1">
             <w:r>
               <w:rPr>
                 <w:rStyle w:val="Hyperlink"/>
@@ -3350,7 +3466,7 @@
               <w:rPr>
                 <w:noProof/>
               </w:rPr>
-              <w:instrText xml:space="preserve"> PAGEREF _Toc243668332 \h </w:instrText>
+              <w:instrText xml:space="preserve"> PAGEREF _Toc243672203 \h </w:instrText>
             </w:r>
             <w:r>
               <w:rPr>
@@ -3393,7 +3509,7 @@
               <w14:ligatures w14:val="standardContextual"/>
             </w:rPr>
           </w:pPr>
-          <w:hyperlink w:anchor="_Toc243668333" w:history="1">
+          <w:hyperlink w:anchor="_Toc243672204" w:history="1">
             <w:r>
               <w:rPr>
                 <w:rStyle w:val="Hyperlink"/>
@@ -3417,7 +3533,7 @@
               <w:rPr>
                 <w:noProof/>
               </w:rPr>
-              <w:instrText xml:space="preserve"> PAGEREF _Toc243668333 \h </w:instrText>
+              <w:instrText xml:space="preserve"> PAGEREF _Toc243672204 \h </w:instrText>
             </w:r>
             <w:r>
               <w:rPr>
@@ -3460,7 +3576,7 @@
               <w14:ligatures w14:val="standardContextual"/>
             </w:rPr>
           </w:pPr>
-          <w:hyperlink w:anchor="_Toc243668334" w:history="1">
+          <w:hyperlink w:anchor="_Toc243672205" w:history="1">
             <w:r>
               <w:rPr>
                 <w:rStyle w:val="Hyperlink"/>
@@ -3484,7 +3600,7 @@
               <w:rPr>
                 <w:noProof/>
               </w:rPr>
-              <w:instrText xml:space="preserve"> PAGEREF _Toc243668334 \h </w:instrText>
+              <w:instrText xml:space="preserve"> PAGEREF _Toc243672205 \h </w:instrText>
             </w:r>
             <w:r>
               <w:rPr>
@@ -3527,7 +3643,7 @@
               <w14:ligatures w14:val="standardContextual"/>
             </w:rPr>
           </w:pPr>
-          <w:hyperlink w:anchor="_Toc243668335" w:history="1">
+          <w:hyperlink w:anchor="_Toc243672206" w:history="1">
             <w:r>
               <w:rPr>
                 <w:rStyle w:val="Hyperlink"/>
@@ -3551,7 +3667,7 @@
               <w:rPr>
                 <w:noProof/>
               </w:rPr>
-              <w:instrText xml:space="preserve"> PAGEREF _Toc243668335 \h </w:instrText>
+              <w:instrText xml:space="preserve"> PAGEREF _Toc243672206 \h </w:instrText>
             </w:r>
             <w:r>
               <w:rPr>
@@ -3594,7 +3710,7 @@
               <w14:ligatures w14:val="standardContextual"/>
             </w:rPr>
           </w:pPr>
-          <w:hyperlink w:anchor="_Toc243668336" w:history="1">
+          <w:hyperlink w:anchor="_Toc243672207" w:history="1">
             <w:r>
               <w:rPr>
                 <w:rStyle w:val="Hyperlink"/>
@@ -3618,7 +3734,7 @@
               <w:rPr>
                 <w:noProof/>
               </w:rPr>
-              <w:instrText xml:space="preserve"> PAGEREF _Toc243668336 \h </w:instrText>
+              <w:instrText xml:space="preserve"> PAGEREF _Toc243672207 \h </w:instrText>
             </w:r>
             <w:r>
               <w:rPr>
@@ -3661,7 +3777,7 @@
               <w14:ligatures w14:val="standardContextual"/>
             </w:rPr>
           </w:pPr>
-          <w:hyperlink w:anchor="_Toc243668337" w:history="1">
+          <w:hyperlink w:anchor="_Toc243672208" w:history="1">
             <w:r>
               <w:rPr>
                 <w:rStyle w:val="Hyperlink"/>
@@ -3685,7 +3801,7 @@
               <w:rPr>
                 <w:noProof/>
               </w:rPr>
-              <w:instrText xml:space="preserve"> PAGEREF _Toc243668337 \h </w:instrText>
+              <w:instrText xml:space="preserve"> PAGEREF _Toc243672208 \h </w:instrText>
             </w:r>
             <w:r>
               <w:rPr>
@@ -3728,7 +3844,7 @@
               <w14:ligatures w14:val="standardContextual"/>
             </w:rPr>
           </w:pPr>
-          <w:hyperlink w:anchor="_Toc243668338" w:history="1">
+          <w:hyperlink w:anchor="_Toc243672209" w:history="1">
             <w:r>
               <w:rPr>
                 <w:rStyle w:val="Hyperlink"/>
@@ -3752,7 +3868,7 @@
               <w:rPr>
                 <w:noProof/>
               </w:rPr>
-              <w:instrText xml:space="preserve"> PAGEREF _Toc243668338 \h </w:instrText>
+              <w:instrText xml:space="preserve"> PAGEREF _Toc243672209 \h </w:instrText>
             </w:r>
             <w:r>
               <w:rPr>
@@ -3795,7 +3911,7 @@
               <w14:ligatures w14:val="standardContextual"/>
             </w:rPr>
           </w:pPr>
-          <w:hyperlink w:anchor="_Toc243668339" w:history="1">
+          <w:hyperlink w:anchor="_Toc243672210" w:history="1">
             <w:r>
               <w:rPr>
                 <w:rStyle w:val="Hyperlink"/>
@@ -3819,7 +3935,7 @@
               <w:rPr>
                 <w:noProof/>
               </w:rPr>
-              <w:instrText xml:space="preserve"> PAGEREF _Toc243668339 \h </w:instrText>
+              <w:instrText xml:space="preserve"> PAGEREF _Toc243672210 \h </w:instrText>
             </w:r>
             <w:r>
               <w:rPr>
@@ -3862,7 +3978,7 @@
               <w14:ligatures w14:val="standardContextual"/>
             </w:rPr>
           </w:pPr>
-          <w:hyperlink w:anchor="_Toc243668340" w:history="1">
+          <w:hyperlink w:anchor="_Toc243672211" w:history="1">
             <w:r>
               <w:rPr>
                 <w:rStyle w:val="Hyperlink"/>
@@ -3886,7 +4002,7 @@
               <w:rPr>
                 <w:noProof/>
               </w:rPr>
-              <w:instrText xml:space="preserve"> PAGEREF _Toc243668340 \h </w:instrText>
+              <w:instrText xml:space="preserve"> PAGEREF _Toc243672211 \h </w:instrText>
             </w:r>
             <w:r>
               <w:rPr>
@@ -3929,7 +4045,7 @@
               <w14:ligatures w14:val="standardContextual"/>
             </w:rPr>
           </w:pPr>
-          <w:hyperlink w:anchor="_Toc243668341" w:history="1">
+          <w:hyperlink w:anchor="_Toc243672212" w:history="1">
             <w:r>
               <w:rPr>
                 <w:rStyle w:val="Hyperlink"/>
@@ -3953,7 +4069,7 @@
               <w:rPr>
                 <w:noProof/>
               </w:rPr>
-              <w:instrText xml:space="preserve"> PAGEREF _Toc243668341 \h </w:instrText>
+              <w:instrText xml:space="preserve"> PAGEREF _Toc243672212 \h </w:instrText>
             </w:r>
             <w:r>
               <w:rPr>
@@ -3996,7 +4112,7 @@
               <w14:ligatures w14:val="standardContextual"/>
             </w:rPr>
           </w:pPr>
-          <w:hyperlink w:anchor="_Toc243668342" w:history="1">
+          <w:hyperlink w:anchor="_Toc243672213" w:history="1">
             <w:r>
               <w:rPr>
                 <w:rStyle w:val="Hyperlink"/>
@@ -4020,7 +4136,7 @@
               <w:rPr>
                 <w:noProof/>
               </w:rPr>
-              <w:instrText xml:space="preserve"> PAGEREF _Toc243668342 \h </w:instrText>
+              <w:instrText xml:space="preserve"> PAGEREF _Toc243672213 \h </w:instrText>
             </w:r>
             <w:r>
               <w:rPr>
@@ -4063,7 +4179,7 @@
               <w14:ligatures w14:val="standardContextual"/>
             </w:rPr>
           </w:pPr>
-          <w:hyperlink w:anchor="_Toc243668343" w:history="1">
+          <w:hyperlink w:anchor="_Toc243672214" w:history="1">
             <w:r>
               <w:rPr>
                 <w:rStyle w:val="Hyperlink"/>
@@ -4087,7 +4203,7 @@
               <w:rPr>
                 <w:noProof/>
               </w:rPr>
-              <w:instrText xml:space="preserve"> PAGEREF _Toc243668343 \h </w:instrText>
+              <w:instrText xml:space="preserve"> PAGEREF _Toc243672214 \h </w:instrText>
             </w:r>
             <w:r>
               <w:rPr>
@@ -4130,7 +4246,7 @@
               <w14:ligatures w14:val="standardContextual"/>
             </w:rPr>
           </w:pPr>
-          <w:hyperlink w:anchor="_Toc243668344" w:history="1">
+          <w:hyperlink w:anchor="_Toc243672215" w:history="1">
             <w:r>
               <w:rPr>
                 <w:rStyle w:val="Hyperlink"/>
@@ -4154,7 +4270,7 @@
               <w:rPr>
                 <w:noProof/>
               </w:rPr>
-              <w:instrText xml:space="preserve"> PAGEREF _Toc243668344 \h </w:instrText>
+              <w:instrText xml:space="preserve"> PAGEREF _Toc243672215 \h </w:instrText>
             </w:r>
             <w:r>
               <w:rPr>
@@ -4197,7 +4313,7 @@
               <w14:ligatures w14:val="standardContextual"/>
             </w:rPr>
           </w:pPr>
-          <w:hyperlink w:anchor="_Toc243668345" w:history="1">
+          <w:hyperlink w:anchor="_Toc243672216" w:history="1">
             <w:r>
               <w:rPr>
                 <w:rStyle w:val="Hyperlink"/>
@@ -4221,7 +4337,7 @@
               <w:rPr>
                 <w:noProof/>
               </w:rPr>
-              <w:instrText xml:space="preserve"> PAGEREF _Toc243668345 \h </w:instrText>
+              <w:instrText xml:space="preserve"> PAGEREF _Toc243672216 \h </w:instrText>
             </w:r>
             <w:r>
               <w:rPr>
@@ -4264,7 +4380,7 @@
               <w14:ligatures w14:val="standardContextual"/>
             </w:rPr>
           </w:pPr>
-          <w:hyperlink w:anchor="_Toc243668346" w:history="1">
+          <w:hyperlink w:anchor="_Toc243672217" w:history="1">
             <w:r>
               <w:rPr>
                 <w:rStyle w:val="Hyperlink"/>
@@ -4288,7 +4404,7 @@
               <w:rPr>
                 <w:noProof/>
               </w:rPr>
-              <w:instrText xml:space="preserve"> PAGEREF _Toc243668346 \h </w:instrText>
+              <w:instrText xml:space="preserve"> PAGEREF _Toc243672217 \h </w:instrText>
             </w:r>
             <w:r>
               <w:rPr>
@@ -4331,7 +4447,7 @@
               <w14:ligatures w14:val="standardContextual"/>
             </w:rPr>
           </w:pPr>
-          <w:hyperlink w:anchor="_Toc243668347" w:history="1">
+          <w:hyperlink w:anchor="_Toc243672218" w:history="1">
             <w:r>
               <w:rPr>
                 <w:rStyle w:val="Hyperlink"/>
@@ -4355,7 +4471,7 @@
               <w:rPr>
                 <w:noProof/>
               </w:rPr>
-              <w:instrText xml:space="preserve"> PAGEREF _Toc243668347 \h </w:instrText>
+              <w:instrText xml:space="preserve"> PAGEREF _Toc243672218 \h </w:instrText>
             </w:r>
             <w:r>
               <w:rPr>
@@ -4398,7 +4514,7 @@
               <w14:ligatures w14:val="standardContextual"/>
             </w:rPr>
           </w:pPr>
-          <w:hyperlink w:anchor="_Toc243668348" w:history="1">
+          <w:hyperlink w:anchor="_Toc243672219" w:history="1">
             <w:r>
               <w:rPr>
                 <w:rStyle w:val="Hyperlink"/>
@@ -4422,7 +4538,7 @@
               <w:rPr>
                 <w:noProof/>
               </w:rPr>
-              <w:instrText xml:space="preserve"> PAGEREF _Toc243668348 \h </w:instrText>
+              <w:instrText xml:space="preserve"> PAGEREF _Toc243672219 \h </w:instrText>
             </w:r>
             <w:r>
               <w:rPr>
@@ -4465,7 +4581,7 @@
               <w14:ligatures w14:val="standardContextual"/>
             </w:rPr>
           </w:pPr>
-          <w:hyperlink w:anchor="_Toc243668349" w:history="1">
+          <w:hyperlink w:anchor="_Toc243672220" w:history="1">
             <w:r>
               <w:rPr>
                 <w:rStyle w:val="Hyperlink"/>
@@ -4489,7 +4605,7 @@
               <w:rPr>
                 <w:noProof/>
               </w:rPr>
-              <w:instrText xml:space="preserve"> PAGEREF _Toc243668349 \h </w:instrText>
+              <w:instrText xml:space="preserve"> PAGEREF _Toc243672220 \h </w:instrText>
             </w:r>
             <w:r>
               <w:rPr>
@@ -4532,7 +4648,7 @@
               <w14:ligatures w14:val="standardContextual"/>
             </w:rPr>
           </w:pPr>
-          <w:hyperlink w:anchor="_Toc243668350" w:history="1">
+          <w:hyperlink w:anchor="_Toc243672221" w:history="1">
             <w:r>
               <w:rPr>
                 <w:rStyle w:val="Hyperlink"/>
@@ -4556,7 +4672,7 @@
               <w:rPr>
                 <w:noProof/>
               </w:rPr>
-              <w:instrText xml:space="preserve"> PAGEREF _Toc243668350 \h </w:instrText>
+              <w:instrText xml:space="preserve"> PAGEREF _Toc243672221 \h </w:instrText>
             </w:r>
             <w:r>
               <w:rPr>
@@ -4599,7 +4715,7 @@
               <w14:ligatures w14:val="standardContextual"/>
             </w:rPr>
           </w:pPr>
-          <w:hyperlink w:anchor="_Toc243668351" w:history="1">
+          <w:hyperlink w:anchor="_Toc243672222" w:history="1">
             <w:r>
               <w:rPr>
                 <w:rStyle w:val="Hyperlink"/>
@@ -4623,7 +4739,7 @@
               <w:rPr>
                 <w:noProof/>
               </w:rPr>
-              <w:instrText xml:space="preserve"> PAGEREF _Toc243668351 \h </w:instrText>
+              <w:instrText xml:space="preserve"> PAGEREF _Toc243672222 \h </w:instrText>
             </w:r>
             <w:r>
               <w:rPr>
@@ -4666,7 +4782,7 @@
               <w14:ligatures w14:val="standardContextual"/>
             </w:rPr>
           </w:pPr>
-          <w:hyperlink w:anchor="_Toc243668352" w:history="1">
+          <w:hyperlink w:anchor="_Toc243672223" w:history="1">
             <w:r>
               <w:rPr>
                 <w:rStyle w:val="Hyperlink"/>
@@ -4690,7 +4806,7 @@
               <w:rPr>
                 <w:noProof/>
               </w:rPr>
-              <w:instrText xml:space="preserve"> PAGEREF _Toc243668352 \h </w:instrText>
+              <w:instrText xml:space="preserve"> PAGEREF _Toc243672223 \h </w:instrText>
             </w:r>
             <w:r>
               <w:rPr>
@@ -4733,7 +4849,7 @@
               <w14:ligatures w14:val="standardContextual"/>
             </w:rPr>
           </w:pPr>
-          <w:hyperlink w:anchor="_Toc243668353" w:history="1">
+          <w:hyperlink w:anchor="_Toc243672224" w:history="1">
             <w:r>
               <w:rPr>
                 <w:rStyle w:val="Hyperlink"/>
@@ -4757,7 +4873,7 @@
               <w:rPr>
                 <w:noProof/>
               </w:rPr>
-              <w:instrText xml:space="preserve"> PAGEREF _Toc243668353 \h </w:instrText>
+              <w:instrText xml:space="preserve"> PAGEREF _Toc243672224 \h </w:instrText>
             </w:r>
             <w:r>
               <w:rPr>
@@ -4800,7 +4916,7 @@
               <w14:ligatures w14:val="standardContextual"/>
             </w:rPr>
           </w:pPr>
-          <w:hyperlink w:anchor="_Toc243668354" w:history="1">
+          <w:hyperlink w:anchor="_Toc243672225" w:history="1">
             <w:r>
               <w:rPr>
                 <w:rStyle w:val="Hyperlink"/>
@@ -4824,7 +4940,7 @@
               <w:rPr>
                 <w:noProof/>
               </w:rPr>
-              <w:instrText xml:space="preserve"> PAGEREF _Toc243668354 \h </w:instrText>
+              <w:instrText xml:space="preserve"> PAGEREF _Toc243672225 \h </w:instrText>
             </w:r>
             <w:r>
               <w:rPr>
@@ -4867,7 +4983,7 @@
               <w14:ligatures w14:val="standardContextual"/>
             </w:rPr>
           </w:pPr>
-          <w:hyperlink w:anchor="_Toc243668355" w:history="1">
+          <w:hyperlink w:anchor="_Toc243672226" w:history="1">
             <w:r>
               <w:rPr>
                 <w:rStyle w:val="Hyperlink"/>
@@ -4891,7 +5007,7 @@
               <w:rPr>
                 <w:noProof/>
               </w:rPr>
-              <w:instrText xml:space="preserve"> PAGEREF _Toc243668355 \h </w:instrText>
+              <w:instrText xml:space="preserve"> PAGEREF _Toc243672226 \h </w:instrText>
             </w:r>
             <w:r>
               <w:rPr>
@@ -4934,7 +5050,7 @@
               <w14:ligatures w14:val="standardContextual"/>
             </w:rPr>
           </w:pPr>
-          <w:hyperlink w:anchor="_Toc243668356" w:history="1">
+          <w:hyperlink w:anchor="_Toc243672227" w:history="1">
             <w:r>
               <w:rPr>
                 <w:rStyle w:val="Hyperlink"/>
@@ -4958,7 +5074,7 @@
               <w:rPr>
                 <w:noProof/>
               </w:rPr>
-              <w:instrText xml:space="preserve"> PAGEREF _Toc243668356 \h </w:instrText>
+              <w:instrText xml:space="preserve"> PAGEREF _Toc243672227 \h </w:instrText>
             </w:r>
             <w:r>
               <w:rPr>
@@ -5001,7 +5117,7 @@
               <w14:ligatures w14:val="standardContextual"/>
             </w:rPr>
           </w:pPr>
-          <w:hyperlink w:anchor="_Toc243668357" w:history="1">
+          <w:hyperlink w:anchor="_Toc243672228" w:history="1">
             <w:r>
               <w:rPr>
                 <w:rStyle w:val="Hyperlink"/>
@@ -5025,7 +5141,7 @@
               <w:rPr>
                 <w:noProof/>
               </w:rPr>
-              <w:instrText xml:space="preserve"> PAGEREF _Toc243668357 \h </w:instrText>
+              <w:instrText xml:space="preserve"> PAGEREF _Toc243672228 \h </w:instrText>
             </w:r>
             <w:r>
               <w:rPr>
@@ -5068,7 +5184,7 @@
               <w14:ligatures w14:val="standardContextual"/>
             </w:rPr>
           </w:pPr>
-          <w:hyperlink w:anchor="_Toc243668358" w:history="1">
+          <w:hyperlink w:anchor="_Toc243672229" w:history="1">
             <w:r>
               <w:rPr>
                 <w:rStyle w:val="Hyperlink"/>
@@ -5092,7 +5208,7 @@
               <w:rPr>
                 <w:noProof/>
               </w:rPr>
-              <w:instrText xml:space="preserve"> PAGEREF _Toc243668358 \h </w:instrText>
+              <w:instrText xml:space="preserve"> PAGEREF _Toc243672229 \h </w:instrText>
             </w:r>
             <w:r>
               <w:rPr>
@@ -5135,7 +5251,7 @@
               <w14:ligatures w14:val="standardContextual"/>
             </w:rPr>
           </w:pPr>
-          <w:hyperlink w:anchor="_Toc243668359" w:history="1">
+          <w:hyperlink w:anchor="_Toc243672230" w:history="1">
             <w:r>
               <w:rPr>
                 <w:rStyle w:val="Hyperlink"/>
@@ -5159,7 +5275,7 @@
               <w:rPr>
                 <w:noProof/>
               </w:rPr>
-              <w:instrText xml:space="preserve"> PAGEREF _Toc243668359 \h </w:instrText>
+              <w:instrText xml:space="preserve"> PAGEREF _Toc243672230 \h </w:instrText>
             </w:r>
             <w:r>
               <w:rPr>
@@ -5202,7 +5318,7 @@
               <w14:ligatures w14:val="standardContextual"/>
             </w:rPr>
           </w:pPr>
-          <w:hyperlink w:anchor="_Toc243668360" w:history="1">
+          <w:hyperlink w:anchor="_Toc243672231" w:history="1">
             <w:r>
               <w:rPr>
                 <w:rStyle w:val="Hyperlink"/>
@@ -5226,7 +5342,7 @@
               <w:rPr>
                 <w:noProof/>
               </w:rPr>
-              <w:instrText xml:space="preserve"> PAGEREF _Toc243668360 \h </w:instrText>
+              <w:instrText xml:space="preserve"> PAGEREF _Toc243672231 \h </w:instrText>
             </w:r>
             <w:r>
               <w:rPr>
@@ -5269,7 +5385,7 @@
               <w14:ligatures w14:val="standardContextual"/>
             </w:rPr>
           </w:pPr>
-          <w:hyperlink w:anchor="_Toc243668361" w:history="1">
+          <w:hyperlink w:anchor="_Toc243672232" w:history="1">
             <w:r>
               <w:rPr>
                 <w:rStyle w:val="Hyperlink"/>
@@ -5293,7 +5409,7 @@
               <w:rPr>
                 <w:noProof/>
               </w:rPr>
-              <w:instrText xml:space="preserve"> PAGEREF _Toc243668361 \h </w:instrText>
+              <w:instrText xml:space="preserve"> PAGEREF _Toc243672232 \h </w:instrText>
             </w:r>
             <w:r>
               <w:rPr>
@@ -5336,7 +5452,7 @@
               <w14:ligatures w14:val="standardContextual"/>
             </w:rPr>
           </w:pPr>
-          <w:hyperlink w:anchor="_Toc243668362" w:history="1">
+          <w:hyperlink w:anchor="_Toc243672233" w:history="1">
             <w:r>
               <w:rPr>
                 <w:rStyle w:val="Hyperlink"/>
@@ -5360,7 +5476,7 @@
               <w:rPr>
                 <w:noProof/>
               </w:rPr>
-              <w:instrText xml:space="preserve"> PAGEREF _Toc243668362 \h </w:instrText>
+              <w:instrText xml:space="preserve"> PAGEREF _Toc243672233 \h </w:instrText>
             </w:r>
             <w:r>
               <w:rPr>
@@ -5403,7 +5519,7 @@
               <w14:ligatures w14:val="standardContextual"/>
             </w:rPr>
           </w:pPr>
-          <w:hyperlink w:anchor="_Toc243668363" w:history="1">
+          <w:hyperlink w:anchor="_Toc243672234" w:history="1">
             <w:r>
               <w:rPr>
                 <w:rStyle w:val="Hyperlink"/>
@@ -5427,7 +5543,7 @@
               <w:rPr>
                 <w:noProof/>
               </w:rPr>
-              <w:instrText xml:space="preserve"> PAGEREF _Toc243668363 \h </w:instrText>
+              <w:instrText xml:space="preserve"> PAGEREF _Toc243672234 \h </w:instrText>
             </w:r>
             <w:r>
               <w:rPr>
@@ -5473,7 +5589,7 @@
     <w:sdt>
       <w:sdtPr>
         <w:alias w:val="Tables"/>
-        <w:id w:val="1959214727"/>
+        <w:id w:val="-579979792"/>
       </w:sdtPr>
       <w:sdtEndPr/>
       <w:sdtContent>
@@ -5502,7 +5618,7 @@
           <w:r>
             <w:fldChar w:fldCharType="separate"/>
           </w:r>
-          <w:hyperlink w:anchor="_Toc243668364" w:history="1">
+          <w:hyperlink w:anchor="_Toc243672235" w:history="1">
             <w:r>
               <w:rPr>
                 <w:rStyle w:val="Hyperlink"/>
@@ -5526,7 +5642,7 @@
               <w:rPr>
                 <w:noProof/>
               </w:rPr>
-              <w:instrText xml:space="preserve"> PAGEREF _Toc243668364 \h </w:instrText>
+              <w:instrText xml:space="preserve"> PAGEREF _Toc243672235 \h </w:instrText>
             </w:r>
             <w:r>
               <w:rPr>
@@ -5569,7 +5685,7 @@
               <w14:ligatures w14:val="standardContextual"/>
             </w:rPr>
           </w:pPr>
-          <w:hyperlink w:anchor="_Toc243668365" w:history="1">
+          <w:hyperlink w:anchor="_Toc243672236" w:history="1">
             <w:r>
               <w:rPr>
                 <w:rStyle w:val="Hyperlink"/>
@@ -5593,7 +5709,7 @@
               <w:rPr>
                 <w:noProof/>
               </w:rPr>
-              <w:instrText xml:space="preserve"> PAGEREF _Toc243668365 \h </w:instrText>
+              <w:instrText xml:space="preserve"> PAGEREF _Toc243672236 \h </w:instrText>
             </w:r>
             <w:r>
               <w:rPr>
@@ -5636,7 +5752,7 @@
               <w14:ligatures w14:val="standardContextual"/>
             </w:rPr>
           </w:pPr>
-          <w:hyperlink w:anchor="_Toc243668366" w:history="1">
+          <w:hyperlink w:anchor="_Toc243672237" w:history="1">
             <w:r>
               <w:rPr>
                 <w:rStyle w:val="Hyperlink"/>
@@ -5660,7 +5776,7 @@
               <w:rPr>
                 <w:noProof/>
               </w:rPr>
-              <w:instrText xml:space="preserve"> PAGEREF _Toc243668366 \h </w:instrText>
+              <w:instrText xml:space="preserve"> PAGEREF _Toc243672237 \h </w:instrText>
             </w:r>
             <w:r>
               <w:rPr>
@@ -5703,7 +5819,7 @@
               <w14:ligatures w14:val="standardContextual"/>
             </w:rPr>
           </w:pPr>
-          <w:hyperlink w:anchor="_Toc243668367" w:history="1">
+          <w:hyperlink w:anchor="_Toc243672238" w:history="1">
             <w:r>
               <w:rPr>
                 <w:rStyle w:val="Hyperlink"/>
@@ -5727,7 +5843,7 @@
               <w:rPr>
                 <w:noProof/>
               </w:rPr>
-              <w:instrText xml:space="preserve"> PAGEREF _Toc243668367 \h </w:instrText>
+              <w:instrText xml:space="preserve"> PAGEREF _Toc243672238 \h </w:instrText>
             </w:r>
             <w:r>
               <w:rPr>
@@ -5770,7 +5886,7 @@
               <w14:ligatures w14:val="standardContextual"/>
             </w:rPr>
           </w:pPr>
-          <w:hyperlink w:anchor="_Toc243668368" w:history="1">
+          <w:hyperlink w:anchor="_Toc243672239" w:history="1">
             <w:r>
               <w:rPr>
                 <w:rStyle w:val="Hyperlink"/>
@@ -5794,7 +5910,7 @@
               <w:rPr>
                 <w:noProof/>
               </w:rPr>
-              <w:instrText xml:space="preserve"> PAGEREF _Toc243668368 \h </w:instrText>
+              <w:instrText xml:space="preserve"> PAGEREF _Toc243672239 \h </w:instrText>
             </w:r>
             <w:r>
               <w:rPr>
@@ -5837,7 +5953,7 @@
               <w14:ligatures w14:val="standardContextual"/>
             </w:rPr>
           </w:pPr>
-          <w:hyperlink w:anchor="_Toc243668369" w:history="1">
+          <w:hyperlink w:anchor="_Toc243672240" w:history="1">
             <w:r>
               <w:rPr>
                 <w:rStyle w:val="Hyperlink"/>
@@ -5861,7 +5977,7 @@
               <w:rPr>
                 <w:noProof/>
               </w:rPr>
-              <w:instrText xml:space="preserve"> PAGEREF _Toc243668369 \h </w:instrText>
+              <w:instrText xml:space="preserve"> PAGEREF _Toc243672240 \h </w:instrText>
             </w:r>
             <w:r>
               <w:rPr>
@@ -5904,7 +6020,7 @@
               <w14:ligatures w14:val="standardContextual"/>
             </w:rPr>
           </w:pPr>
-          <w:hyperlink w:anchor="_Toc243668370" w:history="1">
+          <w:hyperlink w:anchor="_Toc243672241" w:history="1">
             <w:r>
               <w:rPr>
                 <w:rStyle w:val="Hyperlink"/>
@@ -5928,7 +6044,7 @@
               <w:rPr>
                 <w:noProof/>
               </w:rPr>
-              <w:instrText xml:space="preserve"> PAGEREF _Toc243668370 \h </w:instrText>
+              <w:instrText xml:space="preserve"> PAGEREF _Toc243672241 \h </w:instrText>
             </w:r>
             <w:r>
               <w:rPr>
@@ -5971,7 +6087,7 @@
               <w14:ligatures w14:val="standardContextual"/>
             </w:rPr>
           </w:pPr>
-          <w:hyperlink w:anchor="_Toc243668371" w:history="1">
+          <w:hyperlink w:anchor="_Toc243672242" w:history="1">
             <w:r>
               <w:rPr>
                 <w:rStyle w:val="Hyperlink"/>
@@ -5995,7 +6111,7 @@
               <w:rPr>
                 <w:noProof/>
               </w:rPr>
-              <w:instrText xml:space="preserve"> PAGEREF _Toc243668371 \h </w:instrText>
+              <w:instrText xml:space="preserve"> PAGEREF _Toc243672242 \h </w:instrText>
             </w:r>
             <w:r>
               <w:rPr>
@@ -6038,7 +6154,7 @@
               <w14:ligatures w14:val="standardContextual"/>
             </w:rPr>
           </w:pPr>
-          <w:hyperlink w:anchor="_Toc243668372" w:history="1">
+          <w:hyperlink w:anchor="_Toc243672243" w:history="1">
             <w:r>
               <w:rPr>
                 <w:rStyle w:val="Hyperlink"/>
@@ -6062,7 +6178,7 @@
               <w:rPr>
                 <w:noProof/>
               </w:rPr>
-              <w:instrText xml:space="preserve"> PAGEREF _Toc243668372 \h </w:instrText>
+              <w:instrText xml:space="preserve"> PAGEREF _Toc243672243 \h </w:instrText>
             </w:r>
             <w:r>
               <w:rPr>
@@ -6105,7 +6221,7 @@
               <w14:ligatures w14:val="standardContextual"/>
             </w:rPr>
           </w:pPr>
-          <w:hyperlink w:anchor="_Toc243668373" w:history="1">
+          <w:hyperlink w:anchor="_Toc243672244" w:history="1">
             <w:r>
               <w:rPr>
                 <w:rStyle w:val="Hyperlink"/>
@@ -6129,7 +6245,7 @@
               <w:rPr>
                 <w:noProof/>
               </w:rPr>
-              <w:instrText xml:space="preserve"> PAGEREF _Toc243668373 \h </w:instrText>
+              <w:instrText xml:space="preserve"> PAGEREF _Toc243672244 \h </w:instrText>
             </w:r>
             <w:r>
               <w:rPr>
@@ -6172,7 +6288,7 @@
               <w14:ligatures w14:val="standardContextual"/>
             </w:rPr>
           </w:pPr>
-          <w:hyperlink w:anchor="_Toc243668374" w:history="1">
+          <w:hyperlink w:anchor="_Toc243672245" w:history="1">
             <w:r>
               <w:rPr>
                 <w:rStyle w:val="Hyperlink"/>
@@ -6196,7 +6312,7 @@
               <w:rPr>
                 <w:noProof/>
               </w:rPr>
-              <w:instrText xml:space="preserve"> PAGEREF _Toc243668374 \h </w:instrText>
+              <w:instrText xml:space="preserve"> PAGEREF _Toc243672245 \h </w:instrText>
             </w:r>
             <w:r>
               <w:rPr>
@@ -6239,7 +6355,7 @@
               <w14:ligatures w14:val="standardContextual"/>
             </w:rPr>
           </w:pPr>
-          <w:hyperlink w:anchor="_Toc243668375" w:history="1">
+          <w:hyperlink w:anchor="_Toc243672246" w:history="1">
             <w:r>
               <w:rPr>
                 <w:rStyle w:val="Hyperlink"/>
@@ -6263,7 +6379,7 @@
               <w:rPr>
                 <w:noProof/>
               </w:rPr>
-              <w:instrText xml:space="preserve"> PAGEREF _Toc243668375 \h </w:instrText>
+              <w:instrText xml:space="preserve"> PAGEREF _Toc243672246 \h </w:instrText>
             </w:r>
             <w:r>
               <w:rPr>
@@ -6306,7 +6422,7 @@
               <w14:ligatures w14:val="standardContextual"/>
             </w:rPr>
           </w:pPr>
-          <w:hyperlink w:anchor="_Toc243668376" w:history="1">
+          <w:hyperlink w:anchor="_Toc243672247" w:history="1">
             <w:r>
               <w:rPr>
                 <w:rStyle w:val="Hyperlink"/>
@@ -6330,7 +6446,7 @@
               <w:rPr>
                 <w:noProof/>
               </w:rPr>
-              <w:instrText xml:space="preserve"> PAGEREF _Toc243668376 \h </w:instrText>
+              <w:instrText xml:space="preserve"> PAGEREF _Toc243672247 \h </w:instrText>
             </w:r>
             <w:r>
               <w:rPr>
@@ -6373,7 +6489,7 @@
               <w14:ligatures w14:val="standardContextual"/>
             </w:rPr>
           </w:pPr>
-          <w:hyperlink w:anchor="_Toc243668377" w:history="1">
+          <w:hyperlink w:anchor="_Toc243672248" w:history="1">
             <w:r>
               <w:rPr>
                 <w:rStyle w:val="Hyperlink"/>
@@ -6397,7 +6513,7 @@
               <w:rPr>
                 <w:noProof/>
               </w:rPr>
-              <w:instrText xml:space="preserve"> PAGEREF _Toc243668377 \h </w:instrText>
+              <w:instrText xml:space="preserve"> PAGEREF _Toc243672248 \h </w:instrText>
             </w:r>
             <w:r>
               <w:rPr>
@@ -6440,7 +6556,7 @@
               <w14:ligatures w14:val="standardContextual"/>
             </w:rPr>
           </w:pPr>
-          <w:hyperlink w:anchor="_Toc243668378" w:history="1">
+          <w:hyperlink w:anchor="_Toc243672249" w:history="1">
             <w:r>
               <w:rPr>
                 <w:rStyle w:val="Hyperlink"/>
@@ -6464,7 +6580,7 @@
               <w:rPr>
                 <w:noProof/>
               </w:rPr>
-              <w:instrText xml:space="preserve"> PAGEREF _Toc243668378 \h </w:instrText>
+              <w:instrText xml:space="preserve"> PAGEREF _Toc243672249 \h </w:instrText>
             </w:r>
             <w:r>
               <w:rPr>
@@ -6507,7 +6623,7 @@
               <w14:ligatures w14:val="standardContextual"/>
             </w:rPr>
           </w:pPr>
-          <w:hyperlink w:anchor="_Toc243668379" w:history="1">
+          <w:hyperlink w:anchor="_Toc243672250" w:history="1">
             <w:r>
               <w:rPr>
                 <w:rStyle w:val="Hyperlink"/>
@@ -6531,7 +6647,7 @@
               <w:rPr>
                 <w:noProof/>
               </w:rPr>
-              <w:instrText xml:space="preserve"> PAGEREF _Toc243668379 \h </w:instrText>
+              <w:instrText xml:space="preserve"> PAGEREF _Toc243672250 \h </w:instrText>
             </w:r>
             <w:r>
               <w:rPr>
@@ -6574,7 +6690,7 @@
               <w14:ligatures w14:val="standardContextual"/>
             </w:rPr>
           </w:pPr>
-          <w:hyperlink w:anchor="_Toc243668380" w:history="1">
+          <w:hyperlink w:anchor="_Toc243672251" w:history="1">
             <w:r>
               <w:rPr>
                 <w:rStyle w:val="Hyperlink"/>
@@ -6598,7 +6714,7 @@
               <w:rPr>
                 <w:noProof/>
               </w:rPr>
-              <w:instrText xml:space="preserve"> PAGEREF _Toc243668380 \h </w:instrText>
+              <w:instrText xml:space="preserve"> PAGEREF _Toc243672251 \h </w:instrText>
             </w:r>
             <w:r>
               <w:rPr>
@@ -6641,7 +6757,7 @@
               <w14:ligatures w14:val="standardContextual"/>
             </w:rPr>
           </w:pPr>
-          <w:hyperlink w:anchor="_Toc243668381" w:history="1">
+          <w:hyperlink w:anchor="_Toc243672252" w:history="1">
             <w:r>
               <w:rPr>
                 <w:rStyle w:val="Hyperlink"/>
@@ -6665,7 +6781,7 @@
               <w:rPr>
                 <w:noProof/>
               </w:rPr>
-              <w:instrText xml:space="preserve"> PAGEREF _Toc243668381 \h </w:instrText>
+              <w:instrText xml:space="preserve"> PAGEREF _Toc243672252 \h </w:instrText>
             </w:r>
             <w:r>
               <w:rPr>
@@ -6708,7 +6824,7 @@
               <w14:ligatures w14:val="standardContextual"/>
             </w:rPr>
           </w:pPr>
-          <w:hyperlink w:anchor="_Toc243668382" w:history="1">
+          <w:hyperlink w:anchor="_Toc243672253" w:history="1">
             <w:r>
               <w:rPr>
                 <w:rStyle w:val="Hyperlink"/>
@@ -6732,7 +6848,7 @@
               <w:rPr>
                 <w:noProof/>
               </w:rPr>
-              <w:instrText xml:space="preserve"> PAGEREF _Toc243668382 \h </w:instrText>
+              <w:instrText xml:space="preserve"> PAGEREF _Toc243672253 \h </w:instrText>
             </w:r>
             <w:r>
               <w:rPr>
@@ -6775,7 +6891,7 @@
               <w14:ligatures w14:val="standardContextual"/>
             </w:rPr>
           </w:pPr>
-          <w:hyperlink w:anchor="_Toc243668383" w:history="1">
+          <w:hyperlink w:anchor="_Toc243672254" w:history="1">
             <w:r>
               <w:rPr>
                 <w:rStyle w:val="Hyperlink"/>
@@ -6799,7 +6915,7 @@
               <w:rPr>
                 <w:noProof/>
               </w:rPr>
-              <w:instrText xml:space="preserve"> PAGEREF _Toc243668383 \h </w:instrText>
+              <w:instrText xml:space="preserve"> PAGEREF _Toc243672254 \h </w:instrText>
             </w:r>
             <w:r>
               <w:rPr>
@@ -6842,7 +6958,7 @@
               <w14:ligatures w14:val="standardContextual"/>
             </w:rPr>
           </w:pPr>
-          <w:hyperlink w:anchor="_Toc243668384" w:history="1">
+          <w:hyperlink w:anchor="_Toc243672255" w:history="1">
             <w:r>
               <w:rPr>
                 <w:rStyle w:val="Hyperlink"/>
@@ -6866,7 +6982,7 @@
               <w:rPr>
                 <w:noProof/>
               </w:rPr>
-              <w:instrText xml:space="preserve"> PAGEREF _Toc243668384 \h </w:instrText>
+              <w:instrText xml:space="preserve"> PAGEREF _Toc243672255 \h </w:instrText>
             </w:r>
             <w:r>
               <w:rPr>
@@ -6909,7 +7025,7 @@
               <w14:ligatures w14:val="standardContextual"/>
             </w:rPr>
           </w:pPr>
-          <w:hyperlink w:anchor="_Toc243668385" w:history="1">
+          <w:hyperlink w:anchor="_Toc243672256" w:history="1">
             <w:r>
               <w:rPr>
                 <w:rStyle w:val="Hyperlink"/>
@@ -6933,7 +7049,7 @@
               <w:rPr>
                 <w:noProof/>
               </w:rPr>
-              <w:instrText xml:space="preserve"> PAGEREF _Toc243668385 \h </w:instrText>
+              <w:instrText xml:space="preserve"> PAGEREF _Toc243672256 \h </w:instrText>
             </w:r>
             <w:r>
               <w:rPr>
@@ -6976,7 +7092,7 @@
               <w14:ligatures w14:val="standardContextual"/>
             </w:rPr>
           </w:pPr>
-          <w:hyperlink w:anchor="_Toc243668386" w:history="1">
+          <w:hyperlink w:anchor="_Toc243672257" w:history="1">
             <w:r>
               <w:rPr>
                 <w:rStyle w:val="Hyperlink"/>
@@ -7000,7 +7116,7 @@
               <w:rPr>
                 <w:noProof/>
               </w:rPr>
-              <w:instrText xml:space="preserve"> PAGEREF _Toc243668386 \h </w:instrText>
+              <w:instrText xml:space="preserve"> PAGEREF _Toc243672257 \h </w:instrText>
             </w:r>
             <w:r>
               <w:rPr>
@@ -7043,7 +7159,7 @@
               <w14:ligatures w14:val="standardContextual"/>
             </w:rPr>
           </w:pPr>
-          <w:hyperlink w:anchor="_Toc243668387" w:history="1">
+          <w:hyperlink w:anchor="_Toc243672258" w:history="1">
             <w:r>
               <w:rPr>
                 <w:rStyle w:val="Hyperlink"/>
@@ -7067,7 +7183,7 @@
               <w:rPr>
                 <w:noProof/>
               </w:rPr>
-              <w:instrText xml:space="preserve"> PAGEREF _Toc243668387 \h </w:instrText>
+              <w:instrText xml:space="preserve"> PAGEREF _Toc243672258 \h </w:instrText>
             </w:r>
             <w:r>
               <w:rPr>
@@ -7110,7 +7226,7 @@
               <w14:ligatures w14:val="standardContextual"/>
             </w:rPr>
           </w:pPr>
-          <w:hyperlink w:anchor="_Toc243668388" w:history="1">
+          <w:hyperlink w:anchor="_Toc243672259" w:history="1">
             <w:r>
               <w:rPr>
                 <w:rStyle w:val="Hyperlink"/>
@@ -7134,7 +7250,7 @@
               <w:rPr>
                 <w:noProof/>
               </w:rPr>
-              <w:instrText xml:space="preserve"> PAGEREF _Toc243668388 \h </w:instrText>
+              <w:instrText xml:space="preserve"> PAGEREF _Toc243672259 \h </w:instrText>
             </w:r>
             <w:r>
               <w:rPr>
@@ -7177,7 +7293,7 @@
               <w14:ligatures w14:val="standardContextual"/>
             </w:rPr>
           </w:pPr>
-          <w:hyperlink w:anchor="_Toc243668389" w:history="1">
+          <w:hyperlink w:anchor="_Toc243672260" w:history="1">
             <w:r>
               <w:rPr>
                 <w:rStyle w:val="Hyperlink"/>
@@ -7201,7 +7317,7 @@
               <w:rPr>
                 <w:noProof/>
               </w:rPr>
-              <w:instrText xml:space="preserve"> PAGEREF _Toc243668389 \h </w:instrText>
+              <w:instrText xml:space="preserve"> PAGEREF _Toc243672260 \h </w:instrText>
             </w:r>
             <w:r>
               <w:rPr>
@@ -7244,7 +7360,7 @@
               <w14:ligatures w14:val="standardContextual"/>
             </w:rPr>
           </w:pPr>
-          <w:hyperlink w:anchor="_Toc243668390" w:history="1">
+          <w:hyperlink w:anchor="_Toc243672261" w:history="1">
             <w:r>
               <w:rPr>
                 <w:rStyle w:val="Hyperlink"/>
@@ -7268,7 +7384,7 @@
               <w:rPr>
                 <w:noProof/>
               </w:rPr>
-              <w:instrText xml:space="preserve"> PAGEREF _Toc243668390 \h </w:instrText>
+              <w:instrText xml:space="preserve"> PAGEREF _Toc243672261 \h </w:instrText>
             </w:r>
             <w:r>
               <w:rPr>
@@ -7311,7 +7427,7 @@
               <w14:ligatures w14:val="standardContextual"/>
             </w:rPr>
           </w:pPr>
-          <w:hyperlink w:anchor="_Toc243668391" w:history="1">
+          <w:hyperlink w:anchor="_Toc243672262" w:history="1">
             <w:r>
               <w:rPr>
                 <w:rStyle w:val="Hyperlink"/>
@@ -7335,7 +7451,7 @@
               <w:rPr>
                 <w:noProof/>
               </w:rPr>
-              <w:instrText xml:space="preserve"> PAGEREF _Toc243668391 \h </w:instrText>
+              <w:instrText xml:space="preserve"> PAGEREF _Toc243672262 \h </w:instrText>
             </w:r>
             <w:r>
               <w:rPr>
@@ -7378,7 +7494,7 @@
               <w14:ligatures w14:val="standardContextual"/>
             </w:rPr>
           </w:pPr>
-          <w:hyperlink w:anchor="_Toc243668392" w:history="1">
+          <w:hyperlink w:anchor="_Toc243672263" w:history="1">
             <w:r>
               <w:rPr>
                 <w:rStyle w:val="Hyperlink"/>
@@ -7402,7 +7518,7 @@
               <w:rPr>
                 <w:noProof/>
               </w:rPr>
-              <w:instrText xml:space="preserve"> PAGEREF _Toc243668392 \h </w:instrText>
+              <w:instrText xml:space="preserve"> PAGEREF _Toc243672263 \h </w:instrText>
             </w:r>
             <w:r>
               <w:rPr>
@@ -7445,7 +7561,7 @@
               <w14:ligatures w14:val="standardContextual"/>
             </w:rPr>
           </w:pPr>
-          <w:hyperlink w:anchor="_Toc243668393" w:history="1">
+          <w:hyperlink w:anchor="_Toc243672264" w:history="1">
             <w:r>
               <w:rPr>
                 <w:rStyle w:val="Hyperlink"/>
@@ -7469,7 +7585,7 @@
               <w:rPr>
                 <w:noProof/>
               </w:rPr>
-              <w:instrText xml:space="preserve"> PAGEREF _Toc243668393 \h </w:instrText>
+              <w:instrText xml:space="preserve"> PAGEREF _Toc243672264 \h </w:instrText>
             </w:r>
             <w:r>
               <w:rPr>
@@ -7512,7 +7628,7 @@
               <w14:ligatures w14:val="standardContextual"/>
             </w:rPr>
           </w:pPr>
-          <w:hyperlink w:anchor="_Toc243668394" w:history="1">
+          <w:hyperlink w:anchor="_Toc243672265" w:history="1">
             <w:r>
               <w:rPr>
                 <w:rStyle w:val="Hyperlink"/>
@@ -7536,7 +7652,7 @@
               <w:rPr>
                 <w:noProof/>
               </w:rPr>
-              <w:instrText xml:space="preserve"> PAGEREF _Toc243668394 \h </w:instrText>
+              <w:instrText xml:space="preserve"> PAGEREF _Toc243672265 \h </w:instrText>
             </w:r>
             <w:r>
               <w:rPr>
@@ -7577,7 +7693,7 @@
         <w:keepLines/>
         <w:pageBreakBefore/>
       </w:pPr>
-      <w:bookmarkStart w:id="0" w:name="_Toc243668326"/>
+      <w:bookmarkStart w:id="0" w:name="_Toc243672197"/>
       <w:r>
         <w:lastRenderedPageBreak/>
         <w:t>1 Introduction</w:t>
@@ -7590,7 +7706,7 @@
         <w:keepNext/>
         <w:keepLines/>
       </w:pPr>
-      <w:bookmarkStart w:id="1" w:name="_Toc243668327"/>
+      <w:bookmarkStart w:id="1" w:name="_Toc243672198"/>
       <w:r>
         <w:t>1.1 Purpose</w:t>
       </w:r>
@@ -7601,7 +7717,10 @@
         <w:spacing w:after="120"/>
       </w:pPr>
       <w:r>
-        <w:t xml:space="preserve">This document specifies what a ZedPath user sees and how they move through the app: the principles behind the design, the navigation structure, the design system (colour, type, shape, components), each main screen with its states, the shared interaction patterns, the language and content rules, accessibility, and the performance budget for low-end Android phones on 3G. It records the design </w:t>
+        <w:t xml:space="preserve">This document specifies what a ZedPath user sees and how they move through the app: the principles behind the design, the navigation structure, the design system (colour, type, shape, components), each main screen with its </w:t>
+      </w:r>
+      <w:r>
+        <w:t xml:space="preserve">states, the shared interaction patterns, the language and content rules, accessibility, and the performance budget for low-end Android phones on 3G. It records the design </w:t>
       </w:r>
       <w:r>
         <w:rPr>
@@ -7620,7 +7739,7 @@
         <w:keepNext/>
         <w:keepLines/>
       </w:pPr>
-      <w:bookmarkStart w:id="2" w:name="_Toc243668328"/>
+      <w:bookmarkStart w:id="2" w:name="_Toc243672199"/>
       <w:r>
         <w:t>1.2 Scope</w:t>
       </w:r>
@@ -7640,7 +7759,7 @@
         <w:keepNext/>
         <w:keepLines/>
       </w:pPr>
-      <w:bookmarkStart w:id="3" w:name="_Toc243668329"/>
+      <w:bookmarkStart w:id="3" w:name="_Toc243672200"/>
       <w:r>
         <w:t>1.3 Intended audience</w:t>
       </w:r>
@@ -7660,7 +7779,7 @@
         <w:keepNext/>
         <w:keepLines/>
       </w:pPr>
-      <w:bookmarkStart w:id="4" w:name="_Toc243668330"/>
+      <w:bookmarkStart w:id="4" w:name="_Toc243672201"/>
       <w:r>
         <w:t>1.4 Relationship to other documents</w:t>
       </w:r>
@@ -7671,7 +7790,7 @@
         <w:pStyle w:val="Caption"/>
         <w:keepNext/>
       </w:pPr>
-      <w:bookmarkStart w:id="5" w:name="_Toc243668364"/>
+      <w:bookmarkStart w:id="5" w:name="_Toc243672235"/>
       <w:r>
         <w:t xml:space="preserve">Table </w:t>
       </w:r>
@@ -8432,7 +8551,7 @@
         <w:keepNext/>
         <w:keepLines/>
       </w:pPr>
-      <w:bookmarkStart w:id="6" w:name="_Toc243668331"/>
+      <w:bookmarkStart w:id="6" w:name="_Toc243672202"/>
       <w:r>
         <w:t>1.5 Conventions</w:t>
       </w:r>
@@ -8455,7 +8574,10 @@
         <w:t>src/styles.css</w:t>
       </w:r>
       <w:r>
-        <w:t>; components use tokens only, never raw colours. Routes are written as hash routes (</w:t>
+        <w:t xml:space="preserve">; components use tokens only, </w:t>
+      </w:r>
+      <w:r>
+        <w:t>never raw colours. Routes are written as hash routes (</w:t>
       </w:r>
       <w:r>
         <w:rPr>
@@ -8477,7 +8599,7 @@
         <w:keepLines/>
         <w:pageBreakBefore/>
       </w:pPr>
-      <w:bookmarkStart w:id="7" w:name="_Toc243668332"/>
+      <w:bookmarkStart w:id="7" w:name="_Toc243672203"/>
       <w:r>
         <w:lastRenderedPageBreak/>
         <w:t>2 Design principles</w:t>
@@ -8489,7 +8611,7 @@
         <w:pStyle w:val="Caption"/>
         <w:keepNext/>
       </w:pPr>
-      <w:bookmarkStart w:id="8" w:name="_Toc243668365"/>
+      <w:bookmarkStart w:id="8" w:name="_Toc243672236"/>
       <w:r>
         <w:t xml:space="preserve">Table </w:t>
       </w:r>
@@ -9977,7 +10099,7 @@
         <w:keepLines/>
         <w:pageBreakBefore/>
       </w:pPr>
-      <w:bookmarkStart w:id="9" w:name="_Toc243668333"/>
+      <w:bookmarkStart w:id="9" w:name="_Toc243672204"/>
       <w:r>
         <w:lastRenderedPageBreak/>
         <w:t>3 Personas and key journeys</w:t>
@@ -9997,7 +10119,7 @@
         <w:pStyle w:val="Caption"/>
         <w:keepNext/>
       </w:pPr>
-      <w:bookmarkStart w:id="10" w:name="_Toc243668366"/>
+      <w:bookmarkStart w:id="10" w:name="_Toc243672237"/>
       <w:r>
         <w:t xml:space="preserve">Table </w:t>
       </w:r>
@@ -10786,7 +10908,7 @@
         <w:pStyle w:val="Caption"/>
         <w:keepNext/>
       </w:pPr>
-      <w:bookmarkStart w:id="11" w:name="_Toc243668367"/>
+      <w:bookmarkStart w:id="11" w:name="_Toc243672238"/>
       <w:r>
         <w:t xml:space="preserve">Table </w:t>
       </w:r>
@@ -11798,7 +11920,7 @@
         <w:keepLines/>
         <w:pageBreakBefore/>
       </w:pPr>
-      <w:bookmarkStart w:id="12" w:name="_Toc243668334"/>
+      <w:bookmarkStart w:id="12" w:name="_Toc243672205"/>
       <w:r>
         <w:lastRenderedPageBreak/>
         <w:t>4 Information architecture and navigation</w:t>
@@ -11811,7 +11933,7 @@
         <w:keepNext/>
         <w:keepLines/>
       </w:pPr>
-      <w:bookmarkStart w:id="13" w:name="_Toc243668335"/>
+      <w:bookmarkStart w:id="13" w:name="_Toc243672206"/>
       <w:r>
         <w:t>4.1 Structure</w:t>
       </w:r>
@@ -11842,7 +11964,10 @@
         <w:t>main app</w:t>
       </w:r>
       <w:r>
-        <w:t xml:space="preserve"> with a top app bar and a five-tab bottom navigation bar. Me opens from the avatar in the top app bar. Routing uses the URL hash so the phone's Back button and deep links work. From 1024 px wide (laptops, desktops, projectors) the same five destinations move into a </w:t>
+        <w:t xml:space="preserve"> with a top app bar and a five-tab bottom navigation bar. Me opens from the avatar in the top app bar. Routing uses the URL hash so the phone's Back button </w:t>
+      </w:r>
+      <w:r>
+        <w:t xml:space="preserve">and deep links work. From 1024 px wide (laptops, desktops, projectors) the same five destinations move into a </w:t>
       </w:r>
       <w:r>
         <w:rPr>
@@ -11860,7 +11985,7 @@
         <w:pStyle w:val="Caption"/>
         <w:keepNext/>
       </w:pPr>
-      <w:bookmarkStart w:id="14" w:name="_Toc243668368"/>
+      <w:bookmarkStart w:id="14" w:name="_Toc243672239"/>
       <w:r>
         <w:t xml:space="preserve">Table </w:t>
       </w:r>
@@ -12743,9 +12868,12 @@
         <w:keepNext/>
         <w:keepLines/>
       </w:pPr>
-      <w:bookmarkStart w:id="15" w:name="_Toc243668336"/>
+      <w:bookmarkStart w:id="15" w:name="_Toc243672207"/>
       <w:r>
-        <w:t>4.2 Desktop layout (1024 px and wider)</w:t>
+        <w:t>4.2 </w:t>
+      </w:r>
+      <w:r>
+        <w:t>Desktop layout (1024 px and wider)</w:t>
       </w:r>
       <w:bookmarkEnd w:id="15"/>
     </w:p>
@@ -12786,7 +12914,7 @@
         <w:pStyle w:val="Caption"/>
         <w:keepNext/>
       </w:pPr>
-      <w:bookmarkStart w:id="16" w:name="_Toc243668369"/>
+      <w:bookmarkStart w:id="16" w:name="_Toc243672240"/>
       <w:r>
         <w:t xml:space="preserve">Table </w:t>
       </w:r>
@@ -13575,7 +13703,7 @@
         <w:keepNext/>
         <w:keepLines/>
       </w:pPr>
-      <w:bookmarkStart w:id="17" w:name="_Toc243668337"/>
+      <w:bookmarkStart w:id="17" w:name="_Toc243672208"/>
       <w:r>
         <w:lastRenderedPageBreak/>
         <w:t>4.3 Route table</w:t>
@@ -13587,7 +13715,7 @@
         <w:pStyle w:val="Caption"/>
         <w:keepNext/>
       </w:pPr>
-      <w:bookmarkStart w:id="18" w:name="_Toc243668370"/>
+      <w:bookmarkStart w:id="18" w:name="_Toc243672241"/>
       <w:r>
         <w:t xml:space="preserve">Table </w:t>
       </w:r>
@@ -16697,7 +16825,7 @@
         <w:keepNext/>
         <w:keepLines/>
       </w:pPr>
-      <w:bookmarkStart w:id="19" w:name="_Toc243668338"/>
+      <w:bookmarkStart w:id="19" w:name="_Toc243672209"/>
       <w:r>
         <w:t>4.4 Guards</w:t>
       </w:r>
@@ -16708,7 +16836,7 @@
         <w:pStyle w:val="Caption"/>
         <w:keepNext/>
       </w:pPr>
-      <w:bookmarkStart w:id="20" w:name="_Toc243668371"/>
+      <w:bookmarkStart w:id="20" w:name="_Toc243672242"/>
       <w:r>
         <w:t xml:space="preserve">Table </w:t>
       </w:r>
@@ -17352,7 +17480,7 @@
         <w:keepLines/>
         <w:pageBreakBefore/>
       </w:pPr>
-      <w:bookmarkStart w:id="21" w:name="_Toc243668339"/>
+      <w:bookmarkStart w:id="21" w:name="_Toc243672210"/>
       <w:r>
         <w:lastRenderedPageBreak/>
         <w:t>5 Design system</w:t>
@@ -17365,7 +17493,7 @@
         <w:keepNext/>
         <w:keepLines/>
       </w:pPr>
-      <w:bookmarkStart w:id="22" w:name="_Toc243668340"/>
+      <w:bookmarkStart w:id="22" w:name="_Toc243672211"/>
       <w:r>
         <w:t>5.1 Colour roles</w:t>
       </w:r>
@@ -17384,7 +17512,7 @@
         <w:pStyle w:val="Caption"/>
         <w:keepNext/>
       </w:pPr>
-      <w:bookmarkStart w:id="23" w:name="_Toc243668372"/>
+      <w:bookmarkStart w:id="23" w:name="_Toc243672243"/>
       <w:r>
         <w:t xml:space="preserve">Table </w:t>
       </w:r>
@@ -19408,7 +19536,7 @@
         <w:keepNext/>
         <w:keepLines/>
       </w:pPr>
-      <w:bookmarkStart w:id="24" w:name="_Toc243668341"/>
+      <w:bookmarkStart w:id="24" w:name="_Toc243672212"/>
       <w:r>
         <w:t>5.2 Typography</w:t>
       </w:r>
@@ -19479,7 +19607,7 @@
         <w:pStyle w:val="Caption"/>
         <w:keepNext/>
       </w:pPr>
-      <w:bookmarkStart w:id="25" w:name="_Toc243668373"/>
+      <w:bookmarkStart w:id="25" w:name="_Toc243672244"/>
       <w:r>
         <w:t xml:space="preserve">Table </w:t>
       </w:r>
@@ -21193,7 +21321,7 @@
         <w:keepNext/>
         <w:keepLines/>
       </w:pPr>
-      <w:bookmarkStart w:id="26" w:name="_Toc243668342"/>
+      <w:bookmarkStart w:id="26" w:name="_Toc243672213"/>
       <w:r>
         <w:t>5.3 Spacing, shape and elevation</w:t>
       </w:r>
@@ -21204,7 +21332,7 @@
         <w:pStyle w:val="Caption"/>
         <w:keepNext/>
       </w:pPr>
-      <w:bookmarkStart w:id="27" w:name="_Toc243668374"/>
+      <w:bookmarkStart w:id="27" w:name="_Toc243672245"/>
       <w:r>
         <w:t xml:space="preserve">Table </w:t>
       </w:r>
@@ -21892,7 +22020,7 @@
         <w:keepNext/>
         <w:keepLines/>
       </w:pPr>
-      <w:bookmarkStart w:id="28" w:name="_Toc243668343"/>
+      <w:bookmarkStart w:id="28" w:name="_Toc243672214"/>
       <w:r>
         <w:t>5.4 Components</w:t>
       </w:r>
@@ -21903,7 +22031,7 @@
         <w:pStyle w:val="Caption"/>
         <w:keepNext/>
       </w:pPr>
-      <w:bookmarkStart w:id="29" w:name="_Toc243668375"/>
+      <w:bookmarkStart w:id="29" w:name="_Toc243672246"/>
       <w:r>
         <w:t xml:space="preserve">Table </w:t>
       </w:r>
@@ -24502,7 +24630,7 @@
         <w:keepLines/>
         <w:pageBreakBefore/>
       </w:pPr>
-      <w:bookmarkStart w:id="30" w:name="_Toc243668344"/>
+      <w:bookmarkStart w:id="30" w:name="_Toc243672215"/>
       <w:r>
         <w:lastRenderedPageBreak/>
         <w:t>6 </w:t>
@@ -24566,7 +24694,7 @@
         <w:keepNext/>
         <w:keepLines/>
       </w:pPr>
-      <w:bookmarkStart w:id="31" w:name="_Toc243668345"/>
+      <w:bookmarkStart w:id="31" w:name="_Toc243672216"/>
       <w:r>
         <w:t>6.1 Welcome, Intro and About you (onboarding)</w:t>
       </w:r>
@@ -24577,7 +24705,7 @@
         <w:pStyle w:val="Caption"/>
         <w:keepNext/>
       </w:pPr>
-      <w:bookmarkStart w:id="32" w:name="_Toc243668376"/>
+      <w:bookmarkStart w:id="32" w:name="_Toc243672247"/>
       <w:r>
         <w:t xml:space="preserve">Table </w:t>
       </w:r>
@@ -25113,7 +25241,7 @@
         <w:keepNext/>
         <w:keepLines/>
       </w:pPr>
-      <w:bookmarkStart w:id="33" w:name="_Toc243668346"/>
+      <w:bookmarkStart w:id="33" w:name="_Toc243672217"/>
       <w:r>
         <w:t>6.2 Account (sign up, log in, recover, recovery code, complete your account)</w:t>
       </w:r>
@@ -25124,7 +25252,7 @@
         <w:pStyle w:val="Caption"/>
         <w:keepNext/>
       </w:pPr>
-      <w:bookmarkStart w:id="34" w:name="_Toc243668377"/>
+      <w:bookmarkStart w:id="34" w:name="_Toc243672248"/>
       <w:r>
         <w:t xml:space="preserve">Table </w:t>
       </w:r>
@@ -25584,7 +25712,7 @@
         <w:keepNext/>
         <w:keepLines/>
       </w:pPr>
-      <w:bookmarkStart w:id="35" w:name="_Toc243668347"/>
+      <w:bookmarkStart w:id="35" w:name="_Toc243672218"/>
       <w:r>
         <w:t>6.3 Paths (home)</w:t>
       </w:r>
@@ -25595,7 +25723,7 @@
         <w:pStyle w:val="Caption"/>
         <w:keepNext/>
       </w:pPr>
-      <w:bookmarkStart w:id="36" w:name="_Toc243668378"/>
+      <w:bookmarkStart w:id="36" w:name="_Toc243672249"/>
       <w:r>
         <w:t xml:space="preserve">Table </w:t>
       </w:r>
@@ -26024,7 +26152,7 @@
         <w:keepNext/>
         <w:keepLines/>
       </w:pPr>
-      <w:bookmarkStart w:id="37" w:name="_Toc243668348"/>
+      <w:bookmarkStart w:id="37" w:name="_Toc243672219"/>
       <w:r>
         <w:t>6.4 Courses</w:t>
       </w:r>
@@ -26035,7 +26163,7 @@
         <w:pStyle w:val="Caption"/>
         <w:keepNext/>
       </w:pPr>
-      <w:bookmarkStart w:id="38" w:name="_Toc243668379"/>
+      <w:bookmarkStart w:id="38" w:name="_Toc243672250"/>
       <w:r>
         <w:t xml:space="preserve">Table </w:t>
       </w:r>
@@ -26511,7 +26639,7 @@
         <w:keepNext/>
         <w:keepLines/>
       </w:pPr>
-      <w:bookmarkStart w:id="39" w:name="_Toc243668349"/>
+      <w:bookmarkStart w:id="39" w:name="_Toc243672220"/>
       <w:r>
         <w:t>6.5 Course detail</w:t>
       </w:r>
@@ -26522,7 +26650,7 @@
         <w:pStyle w:val="Caption"/>
         <w:keepNext/>
       </w:pPr>
-      <w:bookmarkStart w:id="40" w:name="_Toc243668380"/>
+      <w:bookmarkStart w:id="40" w:name="_Toc243672251"/>
       <w:r>
         <w:t xml:space="preserve">Table </w:t>
       </w:r>
@@ -27117,7 +27245,7 @@
         <w:keepNext/>
         <w:keepLines/>
       </w:pPr>
-      <w:bookmarkStart w:id="41" w:name="_Toc243668350"/>
+      <w:bookmarkStart w:id="41" w:name="_Toc243672221"/>
       <w:r>
         <w:lastRenderedPageBreak/>
         <w:t>6.6 Compare</w:t>
@@ -27129,7 +27257,7 @@
         <w:pStyle w:val="Caption"/>
         <w:keepNext/>
       </w:pPr>
-      <w:bookmarkStart w:id="42" w:name="_Toc243668381"/>
+      <w:bookmarkStart w:id="42" w:name="_Toc243672252"/>
       <w:r>
         <w:t xml:space="preserve">Table </w:t>
       </w:r>
@@ -27557,7 +27685,7 @@
         <w:keepNext/>
         <w:keepLines/>
       </w:pPr>
-      <w:bookmarkStart w:id="43" w:name="_Toc243668351"/>
+      <w:bookmarkStart w:id="43" w:name="_Toc243672222"/>
       <w:r>
         <w:t>6.7 My list</w:t>
       </w:r>
@@ -27568,7 +27696,7 @@
         <w:pStyle w:val="Caption"/>
         <w:keepNext/>
       </w:pPr>
-      <w:bookmarkStart w:id="44" w:name="_Toc243668382"/>
+      <w:bookmarkStart w:id="44" w:name="_Toc243672253"/>
       <w:r>
         <w:t xml:space="preserve">Table </w:t>
       </w:r>
@@ -28053,7 +28181,7 @@
         <w:keepNext/>
         <w:keepLines/>
       </w:pPr>
-      <w:bookmarkStart w:id="45" w:name="_Toc243668352"/>
+      <w:bookmarkStart w:id="45" w:name="_Toc243672223"/>
       <w:r>
         <w:t>6.8 Career-first mode (CR-013)</w:t>
       </w:r>
@@ -28064,7 +28192,7 @@
         <w:pStyle w:val="Caption"/>
         <w:keepNext/>
       </w:pPr>
-      <w:bookmarkStart w:id="46" w:name="_Toc243668383"/>
+      <w:bookmarkStart w:id="46" w:name="_Toc243672254"/>
       <w:r>
         <w:t xml:space="preserve">Table </w:t>
       </w:r>
@@ -28340,7 +28468,23 @@
                 <w:sz w:val="19"/>
                 <w:szCs w:val="19"/>
               </w:rPr>
-              <w:t xml:space="preserve"> card on the Paths home, directly below the My list card (product owner's placement)</w:t>
+              <w:t xml:space="preserve"> card on the Paths home, directly below the My list card (product owner's placement); hidden for now (CR-014), </w:t>
+            </w:r>
+            <w:r>
+              <w:rPr>
+                <w:rFonts w:ascii="Consolas" w:eastAsia="Consolas" w:hAnsi="Consolas" w:cs="Consolas"/>
+                <w:sz w:val="17"/>
+                <w:szCs w:val="17"/>
+                <w:shd w:val="clear" w:color="auto" w:fill="F2F4F3"/>
+              </w:rPr>
+              <w:t>#/goal</w:t>
+            </w:r>
+            <w:r>
+              <w:rPr>
+                <w:sz w:val="19"/>
+                <w:szCs w:val="19"/>
+              </w:rPr>
+              <w:t xml:space="preserve"> still opens the screen</w:t>
             </w:r>
           </w:p>
         </w:tc>
@@ -28652,7 +28796,7 @@
         <w:keepNext/>
         <w:keepLines/>
       </w:pPr>
-      <w:bookmarkStart w:id="47" w:name="_Toc243668353"/>
+      <w:bookmarkStart w:id="47" w:name="_Toc243672224"/>
       <w:r>
         <w:lastRenderedPageBreak/>
         <w:t>6.9 Guide to applying to the UGC (CR-012)</w:t>
@@ -28664,7 +28808,7 @@
         <w:pStyle w:val="Caption"/>
         <w:keepNext/>
       </w:pPr>
-      <w:bookmarkStart w:id="48" w:name="_Toc243668384"/>
+      <w:bookmarkStart w:id="48" w:name="_Toc243672255"/>
       <w:r>
         <w:t xml:space="preserve">Table </w:t>
       </w:r>
@@ -29252,7 +29396,7 @@
         <w:keepNext/>
         <w:keepLines/>
       </w:pPr>
-      <w:bookmarkStart w:id="49" w:name="_Toc243668354"/>
+      <w:bookmarkStart w:id="49" w:name="_Toc243672225"/>
       <w:r>
         <w:t>6.10 Journey</w:t>
       </w:r>
@@ -29263,7 +29407,7 @@
         <w:pStyle w:val="Caption"/>
         <w:keepNext/>
       </w:pPr>
-      <w:bookmarkStart w:id="50" w:name="_Toc243668385"/>
+      <w:bookmarkStart w:id="50" w:name="_Toc243672256"/>
       <w:r>
         <w:t xml:space="preserve">Table </w:t>
       </w:r>
@@ -29739,7 +29883,7 @@
         <w:keepNext/>
         <w:keepLines/>
       </w:pPr>
-      <w:bookmarkStart w:id="51" w:name="_Toc243668355"/>
+      <w:bookmarkStart w:id="51" w:name="_Toc243672226"/>
       <w:r>
         <w:t>6.11 Ask ZedPath</w:t>
       </w:r>
@@ -29750,7 +29894,7 @@
         <w:pStyle w:val="Caption"/>
         <w:keepNext/>
       </w:pPr>
-      <w:bookmarkStart w:id="52" w:name="_Toc243668386"/>
+      <w:bookmarkStart w:id="52" w:name="_Toc243672257"/>
       <w:r>
         <w:t xml:space="preserve">Table </w:t>
       </w:r>
@@ -30275,7 +30419,7 @@
         <w:keepNext/>
         <w:keepLines/>
       </w:pPr>
-      <w:bookmarkStart w:id="53" w:name="_Toc243668356"/>
+      <w:bookmarkStart w:id="53" w:name="_Toc243672227"/>
       <w:r>
         <w:t>6.12 Groups, Group room and Group info</w:t>
       </w:r>
@@ -30286,7 +30430,7 @@
         <w:pStyle w:val="Caption"/>
         <w:keepNext/>
       </w:pPr>
-      <w:bookmarkStart w:id="54" w:name="_Toc243668387"/>
+      <w:bookmarkStart w:id="54" w:name="_Toc243672258"/>
       <w:r>
         <w:t xml:space="preserve">Table </w:t>
       </w:r>
@@ -30553,7 +30697,23 @@
                 <w:sz w:val="19"/>
                 <w:szCs w:val="19"/>
               </w:rPr>
-              <w:t>WhatsApp-style chat list (my groups, groups for courses on My list, popular groups); room with bubbles, avatars, names, senior badge; labelled sample conversations; group info: description, rules, members, Exit group</w:t>
+              <w:t xml:space="preserve">WhatsApp-style chat list (my groups, groups for courses on My list, </w:t>
+            </w:r>
+            <w:r>
+              <w:rPr>
+                <w:i/>
+                <w:iCs/>
+                <w:sz w:val="19"/>
+                <w:szCs w:val="19"/>
+              </w:rPr>
+              <w:t>Groups for other paths</w:t>
+            </w:r>
+            <w:r>
+              <w:rPr>
+                <w:sz w:val="19"/>
+                <w:szCs w:val="19"/>
+              </w:rPr>
+              <w:t xml:space="preserve"> (CR-014: five standing groups), popular groups); room with bubbles, avatars, names, senior badge; labelled sample conversations; group info: description, rules, members, Exit group</w:t>
             </w:r>
           </w:p>
         </w:tc>
@@ -30738,7 +30898,39 @@
                 <w:sz w:val="19"/>
                 <w:szCs w:val="19"/>
               </w:rPr>
-              <w:t xml:space="preserve"> at the first join (server-enforced); tap the group name for info; report and block; phone numbers and emails refused</w:t>
+              <w:t xml:space="preserve"> at the first join (server-enforced): tapping a group shows them in a small centred window with </w:t>
+            </w:r>
+            <w:r>
+              <w:rPr>
+                <w:i/>
+                <w:iCs/>
+                <w:sz w:val="19"/>
+                <w:szCs w:val="19"/>
+              </w:rPr>
+              <w:t>Cancel</w:t>
+            </w:r>
+            <w:r>
+              <w:rPr>
+                <w:sz w:val="19"/>
+                <w:szCs w:val="19"/>
+              </w:rPr>
+              <w:t xml:space="preserve"> and </w:t>
+            </w:r>
+            <w:r>
+              <w:rPr>
+                <w:i/>
+                <w:iCs/>
+                <w:sz w:val="19"/>
+                <w:szCs w:val="19"/>
+              </w:rPr>
+              <w:t>Agree and join</w:t>
+            </w:r>
+            <w:r>
+              <w:rPr>
+                <w:sz w:val="19"/>
+                <w:szCs w:val="19"/>
+              </w:rPr>
+              <w:t xml:space="preserve"> (CR-014), which joins and opens the group; the demo is shown only groups it can join; tap the group name for info; report and block; phone numbers and emails refused</w:t>
             </w:r>
           </w:p>
         </w:tc>
@@ -30755,7 +30947,7 @@
         <w:keepNext/>
         <w:keepLines/>
       </w:pPr>
-      <w:bookmarkStart w:id="55" w:name="_Toc243668357"/>
+      <w:bookmarkStart w:id="55" w:name="_Toc243672228"/>
       <w:r>
         <w:t>6.13 Me</w:t>
       </w:r>
@@ -30766,7 +30958,7 @@
         <w:pStyle w:val="Caption"/>
         <w:keepNext/>
       </w:pPr>
-      <w:bookmarkStart w:id="56" w:name="_Toc243668388"/>
+      <w:bookmarkStart w:id="56" w:name="_Toc243672259"/>
       <w:r>
         <w:t xml:space="preserve">Table </w:t>
       </w:r>
@@ -31202,7 +31394,7 @@
         <w:keepLines/>
         <w:pageBreakBefore/>
       </w:pPr>
-      <w:bookmarkStart w:id="57" w:name="_Toc243668358"/>
+      <w:bookmarkStart w:id="57" w:name="_Toc243672229"/>
       <w:r>
         <w:lastRenderedPageBreak/>
         <w:t>7 Interaction patterns</w:t>
@@ -31214,7 +31406,7 @@
         <w:pStyle w:val="Caption"/>
         <w:keepNext/>
       </w:pPr>
-      <w:bookmarkStart w:id="58" w:name="_Toc243668389"/>
+      <w:bookmarkStart w:id="58" w:name="_Toc243672260"/>
       <w:r>
         <w:t xml:space="preserve">Table </w:t>
       </w:r>
@@ -32393,7 +32585,7 @@
         <w:keepLines/>
         <w:pageBreakBefore/>
       </w:pPr>
-      <w:bookmarkStart w:id="59" w:name="_Toc243668359"/>
+      <w:bookmarkStart w:id="59" w:name="_Toc243672230"/>
       <w:r>
         <w:lastRenderedPageBreak/>
         <w:t>8 Content and language</w:t>
@@ -32405,7 +32597,7 @@
         <w:pStyle w:val="Caption"/>
         <w:keepNext/>
       </w:pPr>
-      <w:bookmarkStart w:id="60" w:name="_Toc243668390"/>
+      <w:bookmarkStart w:id="60" w:name="_Toc243672261"/>
       <w:r>
         <w:t xml:space="preserve">Table </w:t>
       </w:r>
@@ -33179,7 +33371,7 @@
         <w:keepLines/>
         <w:pageBreakBefore/>
       </w:pPr>
-      <w:bookmarkStart w:id="61" w:name="_Toc243668360"/>
+      <w:bookmarkStart w:id="61" w:name="_Toc243672231"/>
       <w:r>
         <w:lastRenderedPageBreak/>
         <w:t>9 Accessibility checklist (WCAG 2.2 AA)</w:t>
@@ -33199,7 +33391,7 @@
         <w:pStyle w:val="Caption"/>
         <w:keepNext/>
       </w:pPr>
-      <w:bookmarkStart w:id="62" w:name="_Toc243668391"/>
+      <w:bookmarkStart w:id="62" w:name="_Toc243672262"/>
       <w:r>
         <w:t xml:space="preserve">Table </w:t>
       </w:r>
@@ -34953,7 +35145,7 @@
         <w:keepLines/>
         <w:pageBreakBefore/>
       </w:pPr>
-      <w:bookmarkStart w:id="63" w:name="_Toc243668361"/>
+      <w:bookmarkStart w:id="63" w:name="_Toc243672232"/>
       <w:r>
         <w:lastRenderedPageBreak/>
         <w:t>10 Performance budget for 3G</w:t>
@@ -34965,7 +35157,7 @@
         <w:pStyle w:val="Caption"/>
         <w:keepNext/>
       </w:pPr>
-      <w:bookmarkStart w:id="64" w:name="_Toc243668392"/>
+      <w:bookmarkStart w:id="64" w:name="_Toc243672263"/>
       <w:r>
         <w:t xml:space="preserve">Table </w:t>
       </w:r>
@@ -35797,7 +35989,7 @@
         <w:keepLines/>
         <w:pageBreakBefore/>
       </w:pPr>
-      <w:bookmarkStart w:id="65" w:name="_Toc243668362"/>
+      <w:bookmarkStart w:id="65" w:name="_Toc243672233"/>
       <w:r>
         <w:lastRenderedPageBreak/>
         <w:t>11 Usability evidence</w:t>
@@ -35809,7 +36001,10 @@
         <w:spacing w:after="120"/>
       </w:pPr>
       <w:r>
-        <w:t>The design changed after evidence from users and the product owner's review videos. The data side of each change is recorded in the ZP-DOC-05 revision rows; the story side in ZP-DOC-02.</w:t>
+        <w:t xml:space="preserve">The design changed after evidence from users and the product owner's review videos. The data side of each change is </w:t>
+      </w:r>
+      <w:r>
+        <w:t>recorded in the ZP-DOC-05 revision rows; the story side in ZP-DOC-02.</w:t>
       </w:r>
     </w:p>
     <w:p>
@@ -35817,7 +36012,7 @@
         <w:pStyle w:val="Caption"/>
         <w:keepNext/>
       </w:pPr>
-      <w:bookmarkStart w:id="66" w:name="_Toc243668393"/>
+      <w:bookmarkStart w:id="66" w:name="_Toc243672264"/>
       <w:r>
         <w:t xml:space="preserve">Table </w:t>
       </w:r>
@@ -37477,7 +37672,7 @@
                 <w:sz w:val="19"/>
                 <w:szCs w:val="19"/>
               </w:rPr>
-              <w:t>VR4</w:t>
+              <w:t>CR-014</w:t>
             </w:r>
           </w:p>
         </w:tc>
@@ -37507,7 +37702,7 @@
                 <w:sz w:val="19"/>
                 <w:szCs w:val="19"/>
               </w:rPr>
-              <w:t>Product owner's screen recording, 23 Oct: "we need a rectangle with a plus below the last one", "a green thing with a tick mark that they have been added"</w:t>
+              <w:t>Product owner's screen recording (23 Oct): "remove this latest one, who do you want to become thing, remove that for now"; groups: "two for these professional body interested people and one open university ... two government ones"; "the group rules should appear in a smaller window and we can either cancel it or join and when we tap join we should be taken inside a group and you should fill those groups with sample chats"</w:t>
             </w:r>
           </w:p>
         </w:tc>
@@ -37537,7 +37732,7 @@
                 <w:sz w:val="19"/>
                 <w:szCs w:val="19"/>
               </w:rPr>
-              <w:t>+ Add a course box on My list; added confirmation</w:t>
+              <w:t>Groups for other paths with sample chats; rules window with Cancel / Agree and join; demo lists joinable groups only; career card hidden</w:t>
             </w:r>
           </w:p>
         </w:tc>
@@ -37579,6 +37774,109 @@
                 <w:sz w:val="19"/>
                 <w:szCs w:val="19"/>
               </w:rPr>
+              <w:t>VR4</w:t>
+            </w:r>
+          </w:p>
+        </w:tc>
+        <w:tc>
+          <w:tcPr>
+            <w:tcW w:w="4141" w:type="dxa"/>
+            <w:tcBorders>
+              <w:top w:val="single" w:sz="4" w:space="0" w:color="C9D3D0"/>
+              <w:left w:val="single" w:sz="4" w:space="0" w:color="C9D3D0"/>
+              <w:bottom w:val="single" w:sz="4" w:space="0" w:color="C9D3D0"/>
+              <w:right w:val="single" w:sz="4" w:space="0" w:color="C9D3D0"/>
+            </w:tcBorders>
+            <w:shd w:val="clear" w:color="auto" w:fill="F3F8F6"/>
+            <w:tcMar>
+              <w:top w:w="50" w:type="dxa"/>
+              <w:left w:w="100" w:type="dxa"/>
+              <w:bottom w:w="50" w:type="dxa"/>
+              <w:right w:w="100" w:type="dxa"/>
+            </w:tcMar>
+            <w:vAlign w:val="center"/>
+          </w:tcPr>
+          <w:p>
+            <w:pPr>
+              <w:spacing w:line="252" w:lineRule="auto"/>
+            </w:pPr>
+            <w:r>
+              <w:rPr>
+                <w:sz w:val="19"/>
+                <w:szCs w:val="19"/>
+              </w:rPr>
+              <w:t>Product owner's screen recording, 23 Oct: "we need a rectangle with a plus below the last one", "a green thing with a tick mark that they have been added"</w:t>
+            </w:r>
+          </w:p>
+        </w:tc>
+        <w:tc>
+          <w:tcPr>
+            <w:tcW w:w="4142" w:type="dxa"/>
+            <w:tcBorders>
+              <w:top w:val="single" w:sz="4" w:space="0" w:color="C9D3D0"/>
+              <w:left w:val="single" w:sz="4" w:space="0" w:color="C9D3D0"/>
+              <w:bottom w:val="single" w:sz="4" w:space="0" w:color="C9D3D0"/>
+              <w:right w:val="single" w:sz="4" w:space="0" w:color="C9D3D0"/>
+            </w:tcBorders>
+            <w:shd w:val="clear" w:color="auto" w:fill="F3F8F6"/>
+            <w:tcMar>
+              <w:top w:w="50" w:type="dxa"/>
+              <w:left w:w="100" w:type="dxa"/>
+              <w:bottom w:w="50" w:type="dxa"/>
+              <w:right w:w="100" w:type="dxa"/>
+            </w:tcMar>
+            <w:vAlign w:val="center"/>
+          </w:tcPr>
+          <w:p>
+            <w:pPr>
+              <w:spacing w:line="252" w:lineRule="auto"/>
+            </w:pPr>
+            <w:r>
+              <w:rPr>
+                <w:sz w:val="19"/>
+                <w:szCs w:val="19"/>
+              </w:rPr>
+              <w:t>+ Add a course box on My list; added confirmation</w:t>
+            </w:r>
+          </w:p>
+        </w:tc>
+      </w:tr>
+      <w:tr>
+        <w:tblPrEx>
+          <w:tblCellMar>
+            <w:top w:w="0" w:type="dxa"/>
+            <w:bottom w:w="0" w:type="dxa"/>
+          </w:tblCellMar>
+        </w:tblPrEx>
+        <w:trPr>
+          <w:cantSplit/>
+        </w:trPr>
+        <w:tc>
+          <w:tcPr>
+            <w:tcW w:w="1355" w:type="dxa"/>
+            <w:tcBorders>
+              <w:top w:val="single" w:sz="4" w:space="0" w:color="C9D3D0"/>
+              <w:left w:val="single" w:sz="4" w:space="0" w:color="C9D3D0"/>
+              <w:bottom w:val="single" w:sz="4" w:space="0" w:color="C9D3D0"/>
+              <w:right w:val="single" w:sz="4" w:space="0" w:color="C9D3D0"/>
+            </w:tcBorders>
+            <w:tcMar>
+              <w:top w:w="50" w:type="dxa"/>
+              <w:left w:w="100" w:type="dxa"/>
+              <w:bottom w:w="50" w:type="dxa"/>
+              <w:right w:w="100" w:type="dxa"/>
+            </w:tcMar>
+            <w:vAlign w:val="center"/>
+          </w:tcPr>
+          <w:p>
+            <w:pPr>
+              <w:spacing w:line="252" w:lineRule="auto"/>
+            </w:pPr>
+            <w:r>
+              <w:rPr>
+                <w:sz w:val="19"/>
+                <w:szCs w:val="19"/>
+              </w:rPr>
               <w:t>VR3</w:t>
             </w:r>
           </w:p>
@@ -37592,7 +37890,6 @@
               <w:bottom w:val="single" w:sz="4" w:space="0" w:color="C9D3D0"/>
               <w:right w:val="single" w:sz="4" w:space="0" w:color="C9D3D0"/>
             </w:tcBorders>
-            <w:shd w:val="clear" w:color="auto" w:fill="F3F8F6"/>
             <w:tcMar>
               <w:top w:w="50" w:type="dxa"/>
               <w:left w:w="100" w:type="dxa"/>
@@ -37623,7 +37920,6 @@
               <w:bottom w:val="single" w:sz="4" w:space="0" w:color="C9D3D0"/>
               <w:right w:val="single" w:sz="4" w:space="0" w:color="C9D3D0"/>
             </w:tcBorders>
-            <w:shd w:val="clear" w:color="auto" w:fill="F3F8F6"/>
             <w:tcMar>
               <w:top w:w="50" w:type="dxa"/>
               <w:left w:w="100" w:type="dxa"/>
@@ -37659,7 +37955,7 @@
         <w:keepLines/>
         <w:pageBreakBefore/>
       </w:pPr>
-      <w:bookmarkStart w:id="67" w:name="_Toc243668363"/>
+      <w:bookmarkStart w:id="67" w:name="_Toc243672234"/>
       <w:r>
         <w:lastRenderedPageBreak/>
         <w:t>12 Traceability</w:t>
@@ -37671,7 +37967,7 @@
         <w:pStyle w:val="Caption"/>
         <w:keepNext/>
       </w:pPr>
-      <w:bookmarkStart w:id="68" w:name="_Toc243668394"/>
+      <w:bookmarkStart w:id="68" w:name="_Toc243672265"/>
       <w:r>
         <w:t xml:space="preserve">Table </w:t>
       </w:r>
@@ -39137,10 +39433,10 @@
 <file path=word/numbering.xml><?xml version="1.0" encoding="utf-8"?>
 <w:numbering xmlns:wpc="http://schemas.microsoft.com/office/word/2010/wordprocessingCanvas" xmlns:cx="http://schemas.microsoft.com/office/drawing/2014/chartex" xmlns:cx1="http://schemas.microsoft.com/office/drawing/2015/9/8/chartex" xmlns:cx2="http://schemas.microsoft.com/office/drawing/2015/10/21/chartex" xmlns:cx3="http://schemas.microsoft.com/office/drawing/2016/5/9/chartex" xmlns:cx4="http://schemas.microsoft.com/office/drawing/2016/5/10/chartex" xmlns:cx5="http://schemas.microsoft.com/office/drawing/2016/5/11/chartex" xmlns:cx6="http://schemas.microsoft.com/office/drawing/2016/5/12/chartex" xmlns:cx7="http://schemas.microsoft.com/office/drawing/2016/5/13/chartex" xmlns:cx8="http://schemas.microsoft.com/office/drawing/2016/5/14/chartex" xmlns:mc="http://schemas.openxmlformats.org/markup-compatibility/2006" xmlns:aink="http://schemas.microsoft.com/office/drawing/2016/ink" xmlns:am3d="http://schemas.microsoft.com/office/drawing/2017/model3d" xmlns:o="urn:schemas-microsoft-com:office:office" xmlns:oel="http://schemas.microsoft.com/office/2019/extlst" xmlns:r="http://schemas.openxmlformats.org/officeDocument/2006/relationships" xmlns:m="http://schemas.openxmlformats.org/officeDocument/2006/math" xmlns:v="urn:schemas-microsoft-com:vml" xmlns:wp14="http://schemas.microsoft.com/office/word/2010/wordprocessingDrawing" xmlns:wp="http://schemas.openxmlformats.org/drawingml/2006/wordprocessingDrawing" xmlns:w10="urn:schemas-microsoft-com:office:word" xmlns:w="http://schemas.openxmlformats.org/wordprocessingml/2006/main" xmlns:w14="http://schemas.microsoft.com/office/word/2010/wordml" xmlns:w15="http://schemas.microsoft.com/office/word/2012/wordml" xmlns:w16cex="http://schemas.microsoft.com/office/word/2018/wordml/cex" xmlns:w16cid="http://schemas.microsoft.com/office/word/2016/wordml/cid" xmlns:w16="http://schemas.microsoft.com/office/word/2018/wordml" xmlns:w16du="http://schemas.microsoft.com/office/word/2023/wordml/word16du" xmlns:w16sdtdh="http://schemas.microsoft.com/office/word/2020/wordml/sdtdatahash" xmlns:w16sdtfl="http://schemas.microsoft.com/office/word/2024/wordml/sdtformatlock" xmlns:w16se="http://schemas.microsoft.com/office/word/2015/wordml/symex" xmlns:wpg="http://schemas.microsoft.com/office/word/2010/wordprocessingGroup" xmlns:wpi="http://schemas.microsoft.com/office/word/2010/wordprocessingInk" xmlns:wne="http://schemas.microsoft.com/office/word/2006/wordml" xmlns:wps="http://schemas.microsoft.com/office/word/2010/wordprocessingShape" mc:Ignorable="w14 w15 w16se w16cid w16 w16cex w16sdtdh w16sdtfl w16du wp14">
   <w:abstractNum w:abstractNumId="0" w15:restartNumberingAfterBreak="0">
-    <w:nsid w:val="08845BC8"/>
+    <w:nsid w:val="1F345838"/>
     <w:multiLevelType w:val="hybridMultilevel"/>
-    <w:tmpl w:val="BD8EA98A"/>
-    <w:lvl w:ilvl="0" w:tplc="8A24E9D6" w:tentative="1">
+    <w:tmpl w:val="B99C3D72"/>
+    <w:lvl w:ilvl="0" w:tplc="D33E911C" w:tentative="1">
       <w:start w:val="1"/>
       <w:numFmt w:val="bullet"/>
       <w:lvlText w:val="●"/>
@@ -39149,7 +39445,7 @@
         <w:ind w:left="720" w:hanging="360"/>
       </w:pPr>
     </w:lvl>
-    <w:lvl w:ilvl="1" w:tplc="4FBE8678" w:tentative="1">
+    <w:lvl w:ilvl="1" w:tplc="526433FC" w:tentative="1">
       <w:start w:val="1"/>
       <w:numFmt w:val="bullet"/>
       <w:lvlText w:val="○"/>
@@ -39158,7 +39454,7 @@
         <w:ind w:left="1440" w:hanging="360"/>
       </w:pPr>
     </w:lvl>
-    <w:lvl w:ilvl="2" w:tplc="4CB29820" w:tentative="1">
+    <w:lvl w:ilvl="2" w:tplc="C5D29600" w:tentative="1">
       <w:start w:val="1"/>
       <w:numFmt w:val="bullet"/>
       <w:lvlText w:val="■"/>
@@ -39167,7 +39463,7 @@
         <w:ind w:left="2160" w:hanging="360"/>
       </w:pPr>
     </w:lvl>
-    <w:lvl w:ilvl="3" w:tplc="8CA078F2" w:tentative="1">
+    <w:lvl w:ilvl="3" w:tplc="237CD662" w:tentative="1">
       <w:start w:val="1"/>
       <w:numFmt w:val="bullet"/>
       <w:lvlText w:val="●"/>
@@ -39176,7 +39472,7 @@
         <w:ind w:left="2880" w:hanging="360"/>
       </w:pPr>
     </w:lvl>
-    <w:lvl w:ilvl="4" w:tplc="38D242EC" w:tentative="1">
+    <w:lvl w:ilvl="4" w:tplc="2652A3A8" w:tentative="1">
       <w:start w:val="1"/>
       <w:numFmt w:val="bullet"/>
       <w:lvlText w:val="○"/>
@@ -39185,7 +39481,7 @@
         <w:ind w:left="3600" w:hanging="360"/>
       </w:pPr>
     </w:lvl>
-    <w:lvl w:ilvl="5" w:tplc="CF9C0CA2" w:tentative="1">
+    <w:lvl w:ilvl="5" w:tplc="E83AAC2C" w:tentative="1">
       <w:start w:val="1"/>
       <w:numFmt w:val="bullet"/>
       <w:lvlText w:val="■"/>
@@ -39194,7 +39490,7 @@
         <w:ind w:left="4320" w:hanging="360"/>
       </w:pPr>
     </w:lvl>
-    <w:lvl w:ilvl="6" w:tplc="F2345C4A" w:tentative="1">
+    <w:lvl w:ilvl="6" w:tplc="A0847D78" w:tentative="1">
       <w:start w:val="1"/>
       <w:numFmt w:val="bullet"/>
       <w:lvlText w:val="●"/>
@@ -39203,7 +39499,7 @@
         <w:ind w:left="5040" w:hanging="360"/>
       </w:pPr>
     </w:lvl>
-    <w:lvl w:ilvl="7" w:tplc="F43AE31C" w:tentative="1">
+    <w:lvl w:ilvl="7" w:tplc="D68C5380" w:tentative="1">
       <w:start w:val="1"/>
       <w:numFmt w:val="bullet"/>
       <w:lvlText w:val="●"/>
@@ -39212,7 +39508,7 @@
         <w:ind w:left="5760" w:hanging="360"/>
       </w:pPr>
     </w:lvl>
-    <w:lvl w:ilvl="8" w:tplc="386C17CA" w:tentative="1">
+    <w:lvl w:ilvl="8" w:tplc="EB92C27C" w:tentative="1">
       <w:start w:val="1"/>
       <w:numFmt w:val="bullet"/>
       <w:lvlText w:val="●"/>
@@ -39223,10 +39519,10 @@
     </w:lvl>
   </w:abstractNum>
   <w:abstractNum w:abstractNumId="1" w15:restartNumberingAfterBreak="0">
-    <w:nsid w:val="366F04A8"/>
+    <w:nsid w:val="641C44A1"/>
     <w:multiLevelType w:val="hybridMultilevel"/>
-    <w:tmpl w:val="C4047D60"/>
-    <w:lvl w:ilvl="0" w:tplc="4008D10A" w:tentative="1">
+    <w:tmpl w:val="1D0E1EEC"/>
+    <w:lvl w:ilvl="0" w:tplc="C2C4909C" w:tentative="1">
       <w:start w:val="1"/>
       <w:numFmt w:val="decimal"/>
       <w:lvlText w:val="%1."/>
@@ -39235,7 +39531,7 @@
         <w:ind w:left="720" w:hanging="360"/>
       </w:pPr>
     </w:lvl>
-    <w:lvl w:ilvl="1" w:tplc="164E0BCC" w:tentative="1">
+    <w:lvl w:ilvl="1" w:tplc="5CBE4BE2" w:tentative="1">
       <w:start w:val="1"/>
       <w:numFmt w:val="lowerLetter"/>
       <w:lvlText w:val="%2."/>
@@ -39244,7 +39540,7 @@
         <w:ind w:left="1080" w:hanging="360"/>
       </w:pPr>
     </w:lvl>
-    <w:lvl w:ilvl="2" w:tplc="D6D64E7C" w:tentative="1">
+    <w:lvl w:ilvl="2" w:tplc="8BB883C2" w:tentative="1">
       <w:start w:val="1"/>
       <w:numFmt w:val="lowerRoman"/>
       <w:lvlText w:val="%3."/>
@@ -39253,42 +39549,42 @@
         <w:ind w:left="1440" w:hanging="360"/>
       </w:pPr>
     </w:lvl>
-    <w:lvl w:ilvl="3" w:tplc="635C355E">
+    <w:lvl w:ilvl="3" w:tplc="25F0E602">
       <w:numFmt w:val="decimal"/>
       <w:lvlText w:val=""/>
       <w:lvlJc w:val="left"/>
     </w:lvl>
-    <w:lvl w:ilvl="4" w:tplc="D16E029E">
+    <w:lvl w:ilvl="4" w:tplc="589AA0E2">
       <w:numFmt w:val="decimal"/>
       <w:lvlText w:val=""/>
       <w:lvlJc w:val="left"/>
     </w:lvl>
-    <w:lvl w:ilvl="5" w:tplc="DFA2FDE6">
+    <w:lvl w:ilvl="5" w:tplc="6E9008BE">
       <w:numFmt w:val="decimal"/>
       <w:lvlText w:val=""/>
       <w:lvlJc w:val="left"/>
     </w:lvl>
-    <w:lvl w:ilvl="6" w:tplc="F4F4D576">
+    <w:lvl w:ilvl="6" w:tplc="DE248DF0">
       <w:numFmt w:val="decimal"/>
       <w:lvlText w:val=""/>
       <w:lvlJc w:val="left"/>
     </w:lvl>
-    <w:lvl w:ilvl="7" w:tplc="8EC46EC6">
+    <w:lvl w:ilvl="7" w:tplc="D6922FEA">
       <w:numFmt w:val="decimal"/>
       <w:lvlText w:val=""/>
       <w:lvlJc w:val="left"/>
     </w:lvl>
-    <w:lvl w:ilvl="8" w:tplc="13285244">
+    <w:lvl w:ilvl="8" w:tplc="ABE4F788">
       <w:numFmt w:val="decimal"/>
       <w:lvlText w:val=""/>
       <w:lvlJc w:val="left"/>
     </w:lvl>
   </w:abstractNum>
   <w:abstractNum w:abstractNumId="2" w15:restartNumberingAfterBreak="0">
-    <w:nsid w:val="7E40212D"/>
+    <w:nsid w:val="6BA86892"/>
     <w:multiLevelType w:val="hybridMultilevel"/>
-    <w:tmpl w:val="CB1223B2"/>
-    <w:lvl w:ilvl="0" w:tplc="C70CA4E0" w:tentative="1">
+    <w:tmpl w:val="F3940B8E"/>
+    <w:lvl w:ilvl="0" w:tplc="B0DC9C58" w:tentative="1">
       <w:start w:val="1"/>
       <w:numFmt w:val="bullet"/>
       <w:lvlText w:val="•"/>
@@ -39297,7 +39593,7 @@
         <w:ind w:left="720" w:hanging="280"/>
       </w:pPr>
     </w:lvl>
-    <w:lvl w:ilvl="1" w:tplc="D0A84E70" w:tentative="1">
+    <w:lvl w:ilvl="1" w:tplc="8ADA4888" w:tentative="1">
       <w:start w:val="1"/>
       <w:numFmt w:val="bullet"/>
       <w:lvlText w:val="–"/>
@@ -39306,7 +39602,7 @@
         <w:ind w:left="1080" w:hanging="280"/>
       </w:pPr>
     </w:lvl>
-    <w:lvl w:ilvl="2" w:tplc="9662DAFC" w:tentative="1">
+    <w:lvl w:ilvl="2" w:tplc="05EA48B6" w:tentative="1">
       <w:start w:val="1"/>
       <w:numFmt w:val="bullet"/>
       <w:lvlText w:val="▪"/>
@@ -39315,38 +39611,38 @@
         <w:ind w:left="1440" w:hanging="280"/>
       </w:pPr>
     </w:lvl>
-    <w:lvl w:ilvl="3" w:tplc="AFD042C6">
+    <w:lvl w:ilvl="3" w:tplc="BF0A9C80">
       <w:numFmt w:val="decimal"/>
       <w:lvlText w:val=""/>
       <w:lvlJc w:val="left"/>
     </w:lvl>
-    <w:lvl w:ilvl="4" w:tplc="37923C86">
+    <w:lvl w:ilvl="4" w:tplc="42366352">
       <w:numFmt w:val="decimal"/>
       <w:lvlText w:val=""/>
       <w:lvlJc w:val="left"/>
     </w:lvl>
-    <w:lvl w:ilvl="5" w:tplc="2D9648E6">
+    <w:lvl w:ilvl="5" w:tplc="C72EBB5C">
       <w:numFmt w:val="decimal"/>
       <w:lvlText w:val=""/>
       <w:lvlJc w:val="left"/>
     </w:lvl>
-    <w:lvl w:ilvl="6" w:tplc="196EE1C4">
+    <w:lvl w:ilvl="6" w:tplc="62528228">
       <w:numFmt w:val="decimal"/>
       <w:lvlText w:val=""/>
       <w:lvlJc w:val="left"/>
     </w:lvl>
-    <w:lvl w:ilvl="7" w:tplc="CF2C559E">
+    <w:lvl w:ilvl="7" w:tplc="C9E60CE4">
       <w:numFmt w:val="decimal"/>
       <w:lvlText w:val=""/>
       <w:lvlJc w:val="left"/>
     </w:lvl>
-    <w:lvl w:ilvl="8" w:tplc="EB1878A4">
+    <w:lvl w:ilvl="8" w:tplc="007E3280">
       <w:numFmt w:val="decimal"/>
       <w:lvlText w:val=""/>
       <w:lvlJc w:val="left"/>
     </w:lvl>
   </w:abstractNum>
-  <w:num w:numId="1" w16cid:durableId="1265727556">
+  <w:num w:numId="1" w16cid:durableId="1563642546">
     <w:abstractNumId w:val="0"/>
     <w:lvlOverride w:ilvl="0">
       <w:startOverride w:val="1"/>
@@ -40051,7 +40347,7 @@
     <w:autoRedefine/>
     <w:uiPriority w:val="39"/>
     <w:unhideWhenUsed/>
-    <w:rsid w:val="00203BD5"/>
+    <w:rsid w:val="00A73AEC"/>
     <w:pPr>
       <w:spacing w:after="100"/>
     </w:pPr>
@@ -40063,7 +40359,7 @@
     <w:autoRedefine/>
     <w:uiPriority w:val="39"/>
     <w:unhideWhenUsed/>
-    <w:rsid w:val="00203BD5"/>
+    <w:rsid w:val="00A73AEC"/>
     <w:pPr>
       <w:spacing w:after="100"/>
       <w:ind w:left="210"/>
@@ -40075,7 +40371,7 @@
     <w:next w:val="Normal"/>
     <w:uiPriority w:val="99"/>
     <w:unhideWhenUsed/>
-    <w:rsid w:val="00203BD5"/>
+    <w:rsid w:val="00A73AEC"/>
   </w:style>
 </w:styles>
 </file>

--- a/docs/07-ui-ux/ZP-DOC-07_UI-UX-Design.docx
+++ b/docs/07-ui-ux/ZP-DOC-07_UI-UX-Design.docx
@@ -2491,6 +2491,122 @@
                 <w:sz w:val="19"/>
                 <w:szCs w:val="19"/>
               </w:rPr>
+              <w:t>VR5: Welcome: Try the demo first (gold, pulsing unless reduced motion); languages select only; Create an account; desktop two-column; logo goes home</w:t>
+            </w:r>
+          </w:p>
+        </w:tc>
+      </w:tr>
+      <w:tr>
+        <w:tblPrEx>
+          <w:tblCellMar>
+            <w:top w:w="0" w:type="dxa"/>
+            <w:bottom w:w="0" w:type="dxa"/>
+          </w:tblCellMar>
+        </w:tblPrEx>
+        <w:trPr>
+          <w:cantSplit/>
+          <w:trHeight w:val="420"/>
+        </w:trPr>
+        <w:tc>
+          <w:tcPr>
+            <w:tcW w:w="964" w:type="dxa"/>
+            <w:tcBorders>
+              <w:top w:val="single" w:sz="4" w:space="0" w:color="C9D3D0"/>
+              <w:left w:val="single" w:sz="4" w:space="0" w:color="C9D3D0"/>
+              <w:bottom w:val="single" w:sz="4" w:space="0" w:color="C9D3D0"/>
+              <w:right w:val="single" w:sz="4" w:space="0" w:color="C9D3D0"/>
+            </w:tcBorders>
+            <w:tcMar>
+              <w:top w:w="50" w:type="dxa"/>
+              <w:left w:w="100" w:type="dxa"/>
+              <w:bottom w:w="50" w:type="dxa"/>
+              <w:right w:w="100" w:type="dxa"/>
+            </w:tcMar>
+          </w:tcPr>
+          <w:p>
+            <w:r>
+              <w:rPr>
+                <w:sz w:val="19"/>
+                <w:szCs w:val="19"/>
+              </w:rPr>
+              <w:t>0.9</w:t>
+            </w:r>
+          </w:p>
+        </w:tc>
+        <w:tc>
+          <w:tcPr>
+            <w:tcW w:w="1542" w:type="dxa"/>
+            <w:tcBorders>
+              <w:top w:val="single" w:sz="4" w:space="0" w:color="C9D3D0"/>
+              <w:left w:val="single" w:sz="4" w:space="0" w:color="C9D3D0"/>
+              <w:bottom w:val="single" w:sz="4" w:space="0" w:color="C9D3D0"/>
+              <w:right w:val="single" w:sz="4" w:space="0" w:color="C9D3D0"/>
+            </w:tcBorders>
+            <w:tcMar>
+              <w:top w:w="50" w:type="dxa"/>
+              <w:left w:w="100" w:type="dxa"/>
+              <w:bottom w:w="50" w:type="dxa"/>
+              <w:right w:w="100" w:type="dxa"/>
+            </w:tcMar>
+          </w:tcPr>
+          <w:p>
+            <w:r>
+              <w:rPr>
+                <w:sz w:val="19"/>
+                <w:szCs w:val="19"/>
+              </w:rPr>
+              <w:t>23 Oct 2026</w:t>
+            </w:r>
+          </w:p>
+        </w:tc>
+        <w:tc>
+          <w:tcPr>
+            <w:tcW w:w="1928" w:type="dxa"/>
+            <w:tcBorders>
+              <w:top w:val="single" w:sz="4" w:space="0" w:color="C9D3D0"/>
+              <w:left w:val="single" w:sz="4" w:space="0" w:color="C9D3D0"/>
+              <w:bottom w:val="single" w:sz="4" w:space="0" w:color="C9D3D0"/>
+              <w:right w:val="single" w:sz="4" w:space="0" w:color="C9D3D0"/>
+            </w:tcBorders>
+            <w:tcMar>
+              <w:top w:w="50" w:type="dxa"/>
+              <w:left w:w="100" w:type="dxa"/>
+              <w:bottom w:w="50" w:type="dxa"/>
+              <w:right w:w="100" w:type="dxa"/>
+            </w:tcMar>
+          </w:tcPr>
+          <w:p>
+            <w:r>
+              <w:rPr>
+                <w:sz w:val="19"/>
+                <w:szCs w:val="19"/>
+              </w:rPr>
+              <w:t>Team Kestrel</w:t>
+            </w:r>
+          </w:p>
+        </w:tc>
+        <w:tc>
+          <w:tcPr>
+            <w:tcW w:w="5204" w:type="dxa"/>
+            <w:tcBorders>
+              <w:top w:val="single" w:sz="4" w:space="0" w:color="C9D3D0"/>
+              <w:left w:val="single" w:sz="4" w:space="0" w:color="C9D3D0"/>
+              <w:bottom w:val="single" w:sz="4" w:space="0" w:color="C9D3D0"/>
+              <w:right w:val="single" w:sz="4" w:space="0" w:color="C9D3D0"/>
+            </w:tcBorders>
+            <w:tcMar>
+              <w:top w:w="50" w:type="dxa"/>
+              <w:left w:w="100" w:type="dxa"/>
+              <w:bottom w:w="50" w:type="dxa"/>
+              <w:right w:w="100" w:type="dxa"/>
+            </w:tcMar>
+          </w:tcPr>
+          <w:p>
+            <w:r>
+              <w:rPr>
+                <w:sz w:val="19"/>
+                <w:szCs w:val="19"/>
+              </w:rPr>
               <w:t>CR-014: Groups for other paths; rules in a small window (Cancel / Agree and join); career card hidden from the home</w:t>
             </w:r>
           </w:p>
@@ -3011,7 +3127,7 @@
     <w:sdt>
       <w:sdtPr>
         <w:alias w:val="Contents"/>
-        <w:id w:val="622660903"/>
+        <w:id w:val="-1102795931"/>
       </w:sdtPr>
       <w:sdtEndPr/>
       <w:sdtContent>
@@ -3040,7 +3156,7 @@
           <w:r>
             <w:fldChar w:fldCharType="separate"/>
           </w:r>
-          <w:hyperlink w:anchor="_Toc243672197" w:history="1">
+          <w:hyperlink w:anchor="_Toc243673661" w:history="1">
             <w:r>
               <w:rPr>
                 <w:rStyle w:val="Hyperlink"/>
@@ -3064,7 +3180,7 @@
               <w:rPr>
                 <w:noProof/>
               </w:rPr>
-              <w:instrText xml:space="preserve"> PAGEREF _Toc243672197 \h </w:instrText>
+              <w:instrText xml:space="preserve"> PAGEREF _Toc243673661 \h </w:instrText>
             </w:r>
             <w:r>
               <w:rPr>
@@ -3107,7 +3223,7 @@
               <w14:ligatures w14:val="standardContextual"/>
             </w:rPr>
           </w:pPr>
-          <w:hyperlink w:anchor="_Toc243672198" w:history="1">
+          <w:hyperlink w:anchor="_Toc243673662" w:history="1">
             <w:r>
               <w:rPr>
                 <w:rStyle w:val="Hyperlink"/>
@@ -3131,7 +3247,7 @@
               <w:rPr>
                 <w:noProof/>
               </w:rPr>
-              <w:instrText xml:space="preserve"> PAGEREF _Toc243672198 \h </w:instrText>
+              <w:instrText xml:space="preserve"> PAGEREF _Toc243673662 \h </w:instrText>
             </w:r>
             <w:r>
               <w:rPr>
@@ -3174,7 +3290,7 @@
               <w14:ligatures w14:val="standardContextual"/>
             </w:rPr>
           </w:pPr>
-          <w:hyperlink w:anchor="_Toc243672199" w:history="1">
+          <w:hyperlink w:anchor="_Toc243673663" w:history="1">
             <w:r>
               <w:rPr>
                 <w:rStyle w:val="Hyperlink"/>
@@ -3198,7 +3314,7 @@
               <w:rPr>
                 <w:noProof/>
               </w:rPr>
-              <w:instrText xml:space="preserve"> PAGEREF _Toc243672199 \h </w:instrText>
+              <w:instrText xml:space="preserve"> PAGEREF _Toc243673663 \h </w:instrText>
             </w:r>
             <w:r>
               <w:rPr>
@@ -3241,7 +3357,7 @@
               <w14:ligatures w14:val="standardContextual"/>
             </w:rPr>
           </w:pPr>
-          <w:hyperlink w:anchor="_Toc243672200" w:history="1">
+          <w:hyperlink w:anchor="_Toc243673664" w:history="1">
             <w:r>
               <w:rPr>
                 <w:rStyle w:val="Hyperlink"/>
@@ -3265,7 +3381,7 @@
               <w:rPr>
                 <w:noProof/>
               </w:rPr>
-              <w:instrText xml:space="preserve"> PAGEREF _Toc243672200 \h </w:instrText>
+              <w:instrText xml:space="preserve"> PAGEREF _Toc243673664 \h </w:instrText>
             </w:r>
             <w:r>
               <w:rPr>
@@ -3308,7 +3424,7 @@
               <w14:ligatures w14:val="standardContextual"/>
             </w:rPr>
           </w:pPr>
-          <w:hyperlink w:anchor="_Toc243672201" w:history="1">
+          <w:hyperlink w:anchor="_Toc243673665" w:history="1">
             <w:r>
               <w:rPr>
                 <w:rStyle w:val="Hyperlink"/>
@@ -3332,7 +3448,7 @@
               <w:rPr>
                 <w:noProof/>
               </w:rPr>
-              <w:instrText xml:space="preserve"> PAGEREF _Toc243672201 \h </w:instrText>
+              <w:instrText xml:space="preserve"> PAGEREF _Toc243673665 \h </w:instrText>
             </w:r>
             <w:r>
               <w:rPr>
@@ -3375,7 +3491,7 @@
               <w14:ligatures w14:val="standardContextual"/>
             </w:rPr>
           </w:pPr>
-          <w:hyperlink w:anchor="_Toc243672202" w:history="1">
+          <w:hyperlink w:anchor="_Toc243673666" w:history="1">
             <w:r>
               <w:rPr>
                 <w:rStyle w:val="Hyperlink"/>
@@ -3399,7 +3515,7 @@
               <w:rPr>
                 <w:noProof/>
               </w:rPr>
-              <w:instrText xml:space="preserve"> PAGEREF _Toc243672202 \h </w:instrText>
+              <w:instrText xml:space="preserve"> PAGEREF _Toc243673666 \h </w:instrText>
             </w:r>
             <w:r>
               <w:rPr>
@@ -3442,7 +3558,7 @@
               <w14:ligatures w14:val="standardContextual"/>
             </w:rPr>
           </w:pPr>
-          <w:hyperlink w:anchor="_Toc243672203" w:history="1">
+          <w:hyperlink w:anchor="_Toc243673667" w:history="1">
             <w:r>
               <w:rPr>
                 <w:rStyle w:val="Hyperlink"/>
@@ -3466,7 +3582,7 @@
               <w:rPr>
                 <w:noProof/>
               </w:rPr>
-              <w:instrText xml:space="preserve"> PAGEREF _Toc243672203 \h </w:instrText>
+              <w:instrText xml:space="preserve"> PAGEREF _Toc243673667 \h </w:instrText>
             </w:r>
             <w:r>
               <w:rPr>
@@ -3509,7 +3625,7 @@
               <w14:ligatures w14:val="standardContextual"/>
             </w:rPr>
           </w:pPr>
-          <w:hyperlink w:anchor="_Toc243672204" w:history="1">
+          <w:hyperlink w:anchor="_Toc243673668" w:history="1">
             <w:r>
               <w:rPr>
                 <w:rStyle w:val="Hyperlink"/>
@@ -3533,7 +3649,7 @@
               <w:rPr>
                 <w:noProof/>
               </w:rPr>
-              <w:instrText xml:space="preserve"> PAGEREF _Toc243672204 \h </w:instrText>
+              <w:instrText xml:space="preserve"> PAGEREF _Toc243673668 \h </w:instrText>
             </w:r>
             <w:r>
               <w:rPr>
@@ -3576,7 +3692,7 @@
               <w14:ligatures w14:val="standardContextual"/>
             </w:rPr>
           </w:pPr>
-          <w:hyperlink w:anchor="_Toc243672205" w:history="1">
+          <w:hyperlink w:anchor="_Toc243673669" w:history="1">
             <w:r>
               <w:rPr>
                 <w:rStyle w:val="Hyperlink"/>
@@ -3600,7 +3716,7 @@
               <w:rPr>
                 <w:noProof/>
               </w:rPr>
-              <w:instrText xml:space="preserve"> PAGEREF _Toc243672205 \h </w:instrText>
+              <w:instrText xml:space="preserve"> PAGEREF _Toc243673669 \h </w:instrText>
             </w:r>
             <w:r>
               <w:rPr>
@@ -3643,7 +3759,7 @@
               <w14:ligatures w14:val="standardContextual"/>
             </w:rPr>
           </w:pPr>
-          <w:hyperlink w:anchor="_Toc243672206" w:history="1">
+          <w:hyperlink w:anchor="_Toc243673670" w:history="1">
             <w:r>
               <w:rPr>
                 <w:rStyle w:val="Hyperlink"/>
@@ -3667,7 +3783,7 @@
               <w:rPr>
                 <w:noProof/>
               </w:rPr>
-              <w:instrText xml:space="preserve"> PAGEREF _Toc243672206 \h </w:instrText>
+              <w:instrText xml:space="preserve"> PAGEREF _Toc243673670 \h </w:instrText>
             </w:r>
             <w:r>
               <w:rPr>
@@ -3710,7 +3826,7 @@
               <w14:ligatures w14:val="standardContextual"/>
             </w:rPr>
           </w:pPr>
-          <w:hyperlink w:anchor="_Toc243672207" w:history="1">
+          <w:hyperlink w:anchor="_Toc243673671" w:history="1">
             <w:r>
               <w:rPr>
                 <w:rStyle w:val="Hyperlink"/>
@@ -3734,7 +3850,7 @@
               <w:rPr>
                 <w:noProof/>
               </w:rPr>
-              <w:instrText xml:space="preserve"> PAGEREF _Toc243672207 \h </w:instrText>
+              <w:instrText xml:space="preserve"> PAGEREF _Toc243673671 \h </w:instrText>
             </w:r>
             <w:r>
               <w:rPr>
@@ -3777,7 +3893,7 @@
               <w14:ligatures w14:val="standardContextual"/>
             </w:rPr>
           </w:pPr>
-          <w:hyperlink w:anchor="_Toc243672208" w:history="1">
+          <w:hyperlink w:anchor="_Toc243673672" w:history="1">
             <w:r>
               <w:rPr>
                 <w:rStyle w:val="Hyperlink"/>
@@ -3801,7 +3917,7 @@
               <w:rPr>
                 <w:noProof/>
               </w:rPr>
-              <w:instrText xml:space="preserve"> PAGEREF _Toc243672208 \h </w:instrText>
+              <w:instrText xml:space="preserve"> PAGEREF _Toc243673672 \h </w:instrText>
             </w:r>
             <w:r>
               <w:rPr>
@@ -3844,7 +3960,7 @@
               <w14:ligatures w14:val="standardContextual"/>
             </w:rPr>
           </w:pPr>
-          <w:hyperlink w:anchor="_Toc243672209" w:history="1">
+          <w:hyperlink w:anchor="_Toc243673673" w:history="1">
             <w:r>
               <w:rPr>
                 <w:rStyle w:val="Hyperlink"/>
@@ -3868,7 +3984,7 @@
               <w:rPr>
                 <w:noProof/>
               </w:rPr>
-              <w:instrText xml:space="preserve"> PAGEREF _Toc243672209 \h </w:instrText>
+              <w:instrText xml:space="preserve"> PAGEREF _Toc243673673 \h </w:instrText>
             </w:r>
             <w:r>
               <w:rPr>
@@ -3911,7 +4027,7 @@
               <w14:ligatures w14:val="standardContextual"/>
             </w:rPr>
           </w:pPr>
-          <w:hyperlink w:anchor="_Toc243672210" w:history="1">
+          <w:hyperlink w:anchor="_Toc243673674" w:history="1">
             <w:r>
               <w:rPr>
                 <w:rStyle w:val="Hyperlink"/>
@@ -3935,7 +4051,7 @@
               <w:rPr>
                 <w:noProof/>
               </w:rPr>
-              <w:instrText xml:space="preserve"> PAGEREF _Toc243672210 \h </w:instrText>
+              <w:instrText xml:space="preserve"> PAGEREF _Toc243673674 \h </w:instrText>
             </w:r>
             <w:r>
               <w:rPr>
@@ -3978,7 +4094,7 @@
               <w14:ligatures w14:val="standardContextual"/>
             </w:rPr>
           </w:pPr>
-          <w:hyperlink w:anchor="_Toc243672211" w:history="1">
+          <w:hyperlink w:anchor="_Toc243673675" w:history="1">
             <w:r>
               <w:rPr>
                 <w:rStyle w:val="Hyperlink"/>
@@ -4002,7 +4118,7 @@
               <w:rPr>
                 <w:noProof/>
               </w:rPr>
-              <w:instrText xml:space="preserve"> PAGEREF _Toc243672211 \h </w:instrText>
+              <w:instrText xml:space="preserve"> PAGEREF _Toc243673675 \h </w:instrText>
             </w:r>
             <w:r>
               <w:rPr>
@@ -4045,7 +4161,7 @@
               <w14:ligatures w14:val="standardContextual"/>
             </w:rPr>
           </w:pPr>
-          <w:hyperlink w:anchor="_Toc243672212" w:history="1">
+          <w:hyperlink w:anchor="_Toc243673676" w:history="1">
             <w:r>
               <w:rPr>
                 <w:rStyle w:val="Hyperlink"/>
@@ -4069,7 +4185,7 @@
               <w:rPr>
                 <w:noProof/>
               </w:rPr>
-              <w:instrText xml:space="preserve"> PAGEREF _Toc243672212 \h </w:instrText>
+              <w:instrText xml:space="preserve"> PAGEREF _Toc243673676 \h </w:instrText>
             </w:r>
             <w:r>
               <w:rPr>
@@ -4112,7 +4228,7 @@
               <w14:ligatures w14:val="standardContextual"/>
             </w:rPr>
           </w:pPr>
-          <w:hyperlink w:anchor="_Toc243672213" w:history="1">
+          <w:hyperlink w:anchor="_Toc243673677" w:history="1">
             <w:r>
               <w:rPr>
                 <w:rStyle w:val="Hyperlink"/>
@@ -4136,7 +4252,7 @@
               <w:rPr>
                 <w:noProof/>
               </w:rPr>
-              <w:instrText xml:space="preserve"> PAGEREF _Toc243672213 \h </w:instrText>
+              <w:instrText xml:space="preserve"> PAGEREF _Toc243673677 \h </w:instrText>
             </w:r>
             <w:r>
               <w:rPr>
@@ -4179,7 +4295,7 @@
               <w14:ligatures w14:val="standardContextual"/>
             </w:rPr>
           </w:pPr>
-          <w:hyperlink w:anchor="_Toc243672214" w:history="1">
+          <w:hyperlink w:anchor="_Toc243673678" w:history="1">
             <w:r>
               <w:rPr>
                 <w:rStyle w:val="Hyperlink"/>
@@ -4203,7 +4319,7 @@
               <w:rPr>
                 <w:noProof/>
               </w:rPr>
-              <w:instrText xml:space="preserve"> PAGEREF _Toc243672214 \h </w:instrText>
+              <w:instrText xml:space="preserve"> PAGEREF _Toc243673678 \h </w:instrText>
             </w:r>
             <w:r>
               <w:rPr>
@@ -4246,7 +4362,7 @@
               <w14:ligatures w14:val="standardContextual"/>
             </w:rPr>
           </w:pPr>
-          <w:hyperlink w:anchor="_Toc243672215" w:history="1">
+          <w:hyperlink w:anchor="_Toc243673679" w:history="1">
             <w:r>
               <w:rPr>
                 <w:rStyle w:val="Hyperlink"/>
@@ -4270,7 +4386,7 @@
               <w:rPr>
                 <w:noProof/>
               </w:rPr>
-              <w:instrText xml:space="preserve"> PAGEREF _Toc243672215 \h </w:instrText>
+              <w:instrText xml:space="preserve"> PAGEREF _Toc243673679 \h </w:instrText>
             </w:r>
             <w:r>
               <w:rPr>
@@ -4313,7 +4429,7 @@
               <w14:ligatures w14:val="standardContextual"/>
             </w:rPr>
           </w:pPr>
-          <w:hyperlink w:anchor="_Toc243672216" w:history="1">
+          <w:hyperlink w:anchor="_Toc243673680" w:history="1">
             <w:r>
               <w:rPr>
                 <w:rStyle w:val="Hyperlink"/>
@@ -4337,7 +4453,7 @@
               <w:rPr>
                 <w:noProof/>
               </w:rPr>
-              <w:instrText xml:space="preserve"> PAGEREF _Toc243672216 \h </w:instrText>
+              <w:instrText xml:space="preserve"> PAGEREF _Toc243673680 \h </w:instrText>
             </w:r>
             <w:r>
               <w:rPr>
@@ -4380,7 +4496,7 @@
               <w14:ligatures w14:val="standardContextual"/>
             </w:rPr>
           </w:pPr>
-          <w:hyperlink w:anchor="_Toc243672217" w:history="1">
+          <w:hyperlink w:anchor="_Toc243673681" w:history="1">
             <w:r>
               <w:rPr>
                 <w:rStyle w:val="Hyperlink"/>
@@ -4404,7 +4520,7 @@
               <w:rPr>
                 <w:noProof/>
               </w:rPr>
-              <w:instrText xml:space="preserve"> PAGEREF _Toc243672217 \h </w:instrText>
+              <w:instrText xml:space="preserve"> PAGEREF _Toc243673681 \h </w:instrText>
             </w:r>
             <w:r>
               <w:rPr>
@@ -4447,7 +4563,7 @@
               <w14:ligatures w14:val="standardContextual"/>
             </w:rPr>
           </w:pPr>
-          <w:hyperlink w:anchor="_Toc243672218" w:history="1">
+          <w:hyperlink w:anchor="_Toc243673682" w:history="1">
             <w:r>
               <w:rPr>
                 <w:rStyle w:val="Hyperlink"/>
@@ -4471,7 +4587,7 @@
               <w:rPr>
                 <w:noProof/>
               </w:rPr>
-              <w:instrText xml:space="preserve"> PAGEREF _Toc243672218 \h </w:instrText>
+              <w:instrText xml:space="preserve"> PAGEREF _Toc243673682 \h </w:instrText>
             </w:r>
             <w:r>
               <w:rPr>
@@ -4514,7 +4630,7 @@
               <w14:ligatures w14:val="standardContextual"/>
             </w:rPr>
           </w:pPr>
-          <w:hyperlink w:anchor="_Toc243672219" w:history="1">
+          <w:hyperlink w:anchor="_Toc243673683" w:history="1">
             <w:r>
               <w:rPr>
                 <w:rStyle w:val="Hyperlink"/>
@@ -4538,7 +4654,7 @@
               <w:rPr>
                 <w:noProof/>
               </w:rPr>
-              <w:instrText xml:space="preserve"> PAGEREF _Toc243672219 \h </w:instrText>
+              <w:instrText xml:space="preserve"> PAGEREF _Toc243673683 \h </w:instrText>
             </w:r>
             <w:r>
               <w:rPr>
@@ -4581,7 +4697,7 @@
               <w14:ligatures w14:val="standardContextual"/>
             </w:rPr>
           </w:pPr>
-          <w:hyperlink w:anchor="_Toc243672220" w:history="1">
+          <w:hyperlink w:anchor="_Toc243673684" w:history="1">
             <w:r>
               <w:rPr>
                 <w:rStyle w:val="Hyperlink"/>
@@ -4605,7 +4721,7 @@
               <w:rPr>
                 <w:noProof/>
               </w:rPr>
-              <w:instrText xml:space="preserve"> PAGEREF _Toc243672220 \h </w:instrText>
+              <w:instrText xml:space="preserve"> PAGEREF _Toc243673684 \h </w:instrText>
             </w:r>
             <w:r>
               <w:rPr>
@@ -4648,7 +4764,7 @@
               <w14:ligatures w14:val="standardContextual"/>
             </w:rPr>
           </w:pPr>
-          <w:hyperlink w:anchor="_Toc243672221" w:history="1">
+          <w:hyperlink w:anchor="_Toc243673685" w:history="1">
             <w:r>
               <w:rPr>
                 <w:rStyle w:val="Hyperlink"/>
@@ -4672,7 +4788,7 @@
               <w:rPr>
                 <w:noProof/>
               </w:rPr>
-              <w:instrText xml:space="preserve"> PAGEREF _Toc243672221 \h </w:instrText>
+              <w:instrText xml:space="preserve"> PAGEREF _Toc243673685 \h </w:instrText>
             </w:r>
             <w:r>
               <w:rPr>
@@ -4715,7 +4831,7 @@
               <w14:ligatures w14:val="standardContextual"/>
             </w:rPr>
           </w:pPr>
-          <w:hyperlink w:anchor="_Toc243672222" w:history="1">
+          <w:hyperlink w:anchor="_Toc243673686" w:history="1">
             <w:r>
               <w:rPr>
                 <w:rStyle w:val="Hyperlink"/>
@@ -4739,7 +4855,7 @@
               <w:rPr>
                 <w:noProof/>
               </w:rPr>
-              <w:instrText xml:space="preserve"> PAGEREF _Toc243672222 \h </w:instrText>
+              <w:instrText xml:space="preserve"> PAGEREF _Toc243673686 \h </w:instrText>
             </w:r>
             <w:r>
               <w:rPr>
@@ -4782,7 +4898,7 @@
               <w14:ligatures w14:val="standardContextual"/>
             </w:rPr>
           </w:pPr>
-          <w:hyperlink w:anchor="_Toc243672223" w:history="1">
+          <w:hyperlink w:anchor="_Toc243673687" w:history="1">
             <w:r>
               <w:rPr>
                 <w:rStyle w:val="Hyperlink"/>
@@ -4806,7 +4922,7 @@
               <w:rPr>
                 <w:noProof/>
               </w:rPr>
-              <w:instrText xml:space="preserve"> PAGEREF _Toc243672223 \h </w:instrText>
+              <w:instrText xml:space="preserve"> PAGEREF _Toc243673687 \h </w:instrText>
             </w:r>
             <w:r>
               <w:rPr>
@@ -4849,7 +4965,7 @@
               <w14:ligatures w14:val="standardContextual"/>
             </w:rPr>
           </w:pPr>
-          <w:hyperlink w:anchor="_Toc243672224" w:history="1">
+          <w:hyperlink w:anchor="_Toc243673688" w:history="1">
             <w:r>
               <w:rPr>
                 <w:rStyle w:val="Hyperlink"/>
@@ -4873,7 +4989,7 @@
               <w:rPr>
                 <w:noProof/>
               </w:rPr>
-              <w:instrText xml:space="preserve"> PAGEREF _Toc243672224 \h </w:instrText>
+              <w:instrText xml:space="preserve"> PAGEREF _Toc243673688 \h </w:instrText>
             </w:r>
             <w:r>
               <w:rPr>
@@ -4916,7 +5032,7 @@
               <w14:ligatures w14:val="standardContextual"/>
             </w:rPr>
           </w:pPr>
-          <w:hyperlink w:anchor="_Toc243672225" w:history="1">
+          <w:hyperlink w:anchor="_Toc243673689" w:history="1">
             <w:r>
               <w:rPr>
                 <w:rStyle w:val="Hyperlink"/>
@@ -4940,7 +5056,7 @@
               <w:rPr>
                 <w:noProof/>
               </w:rPr>
-              <w:instrText xml:space="preserve"> PAGEREF _Toc243672225 \h </w:instrText>
+              <w:instrText xml:space="preserve"> PAGEREF _Toc243673689 \h </w:instrText>
             </w:r>
             <w:r>
               <w:rPr>
@@ -4983,7 +5099,7 @@
               <w14:ligatures w14:val="standardContextual"/>
             </w:rPr>
           </w:pPr>
-          <w:hyperlink w:anchor="_Toc243672226" w:history="1">
+          <w:hyperlink w:anchor="_Toc243673690" w:history="1">
             <w:r>
               <w:rPr>
                 <w:rStyle w:val="Hyperlink"/>
@@ -5007,7 +5123,7 @@
               <w:rPr>
                 <w:noProof/>
               </w:rPr>
-              <w:instrText xml:space="preserve"> PAGEREF _Toc243672226 \h </w:instrText>
+              <w:instrText xml:space="preserve"> PAGEREF _Toc243673690 \h </w:instrText>
             </w:r>
             <w:r>
               <w:rPr>
@@ -5050,7 +5166,7 @@
               <w14:ligatures w14:val="standardContextual"/>
             </w:rPr>
           </w:pPr>
-          <w:hyperlink w:anchor="_Toc243672227" w:history="1">
+          <w:hyperlink w:anchor="_Toc243673691" w:history="1">
             <w:r>
               <w:rPr>
                 <w:rStyle w:val="Hyperlink"/>
@@ -5074,7 +5190,7 @@
               <w:rPr>
                 <w:noProof/>
               </w:rPr>
-              <w:instrText xml:space="preserve"> PAGEREF _Toc243672227 \h </w:instrText>
+              <w:instrText xml:space="preserve"> PAGEREF _Toc243673691 \h </w:instrText>
             </w:r>
             <w:r>
               <w:rPr>
@@ -5117,7 +5233,7 @@
               <w14:ligatures w14:val="standardContextual"/>
             </w:rPr>
           </w:pPr>
-          <w:hyperlink w:anchor="_Toc243672228" w:history="1">
+          <w:hyperlink w:anchor="_Toc243673692" w:history="1">
             <w:r>
               <w:rPr>
                 <w:rStyle w:val="Hyperlink"/>
@@ -5141,7 +5257,7 @@
               <w:rPr>
                 <w:noProof/>
               </w:rPr>
-              <w:instrText xml:space="preserve"> PAGEREF _Toc243672228 \h </w:instrText>
+              <w:instrText xml:space="preserve"> PAGEREF _Toc243673692 \h </w:instrText>
             </w:r>
             <w:r>
               <w:rPr>
@@ -5184,7 +5300,7 @@
               <w14:ligatures w14:val="standardContextual"/>
             </w:rPr>
           </w:pPr>
-          <w:hyperlink w:anchor="_Toc243672229" w:history="1">
+          <w:hyperlink w:anchor="_Toc243673693" w:history="1">
             <w:r>
               <w:rPr>
                 <w:rStyle w:val="Hyperlink"/>
@@ -5208,7 +5324,7 @@
               <w:rPr>
                 <w:noProof/>
               </w:rPr>
-              <w:instrText xml:space="preserve"> PAGEREF _Toc243672229 \h </w:instrText>
+              <w:instrText xml:space="preserve"> PAGEREF _Toc243673693 \h </w:instrText>
             </w:r>
             <w:r>
               <w:rPr>
@@ -5251,7 +5367,7 @@
               <w14:ligatures w14:val="standardContextual"/>
             </w:rPr>
           </w:pPr>
-          <w:hyperlink w:anchor="_Toc243672230" w:history="1">
+          <w:hyperlink w:anchor="_Toc243673694" w:history="1">
             <w:r>
               <w:rPr>
                 <w:rStyle w:val="Hyperlink"/>
@@ -5275,7 +5391,7 @@
               <w:rPr>
                 <w:noProof/>
               </w:rPr>
-              <w:instrText xml:space="preserve"> PAGEREF _Toc243672230 \h </w:instrText>
+              <w:instrText xml:space="preserve"> PAGEREF _Toc243673694 \h </w:instrText>
             </w:r>
             <w:r>
               <w:rPr>
@@ -5318,7 +5434,7 @@
               <w14:ligatures w14:val="standardContextual"/>
             </w:rPr>
           </w:pPr>
-          <w:hyperlink w:anchor="_Toc243672231" w:history="1">
+          <w:hyperlink w:anchor="_Toc243673695" w:history="1">
             <w:r>
               <w:rPr>
                 <w:rStyle w:val="Hyperlink"/>
@@ -5342,7 +5458,7 @@
               <w:rPr>
                 <w:noProof/>
               </w:rPr>
-              <w:instrText xml:space="preserve"> PAGEREF _Toc243672231 \h </w:instrText>
+              <w:instrText xml:space="preserve"> PAGEREF _Toc243673695 \h </w:instrText>
             </w:r>
             <w:r>
               <w:rPr>
@@ -5385,7 +5501,7 @@
               <w14:ligatures w14:val="standardContextual"/>
             </w:rPr>
           </w:pPr>
-          <w:hyperlink w:anchor="_Toc243672232" w:history="1">
+          <w:hyperlink w:anchor="_Toc243673696" w:history="1">
             <w:r>
               <w:rPr>
                 <w:rStyle w:val="Hyperlink"/>
@@ -5409,7 +5525,7 @@
               <w:rPr>
                 <w:noProof/>
               </w:rPr>
-              <w:instrText xml:space="preserve"> PAGEREF _Toc243672232 \h </w:instrText>
+              <w:instrText xml:space="preserve"> PAGEREF _Toc243673696 \h </w:instrText>
             </w:r>
             <w:r>
               <w:rPr>
@@ -5452,7 +5568,7 @@
               <w14:ligatures w14:val="standardContextual"/>
             </w:rPr>
           </w:pPr>
-          <w:hyperlink w:anchor="_Toc243672233" w:history="1">
+          <w:hyperlink w:anchor="_Toc243673697" w:history="1">
             <w:r>
               <w:rPr>
                 <w:rStyle w:val="Hyperlink"/>
@@ -5476,7 +5592,7 @@
               <w:rPr>
                 <w:noProof/>
               </w:rPr>
-              <w:instrText xml:space="preserve"> PAGEREF _Toc243672233 \h </w:instrText>
+              <w:instrText xml:space="preserve"> PAGEREF _Toc243673697 \h </w:instrText>
             </w:r>
             <w:r>
               <w:rPr>
@@ -5519,7 +5635,7 @@
               <w14:ligatures w14:val="standardContextual"/>
             </w:rPr>
           </w:pPr>
-          <w:hyperlink w:anchor="_Toc243672234" w:history="1">
+          <w:hyperlink w:anchor="_Toc243673698" w:history="1">
             <w:r>
               <w:rPr>
                 <w:rStyle w:val="Hyperlink"/>
@@ -5543,7 +5659,7 @@
               <w:rPr>
                 <w:noProof/>
               </w:rPr>
-              <w:instrText xml:space="preserve"> PAGEREF _Toc243672234 \h </w:instrText>
+              <w:instrText xml:space="preserve"> PAGEREF _Toc243673698 \h </w:instrText>
             </w:r>
             <w:r>
               <w:rPr>
@@ -5589,7 +5705,7 @@
     <w:sdt>
       <w:sdtPr>
         <w:alias w:val="Tables"/>
-        <w:id w:val="-579979792"/>
+        <w:id w:val="-1286039019"/>
       </w:sdtPr>
       <w:sdtEndPr/>
       <w:sdtContent>
@@ -5618,7 +5734,7 @@
           <w:r>
             <w:fldChar w:fldCharType="separate"/>
           </w:r>
-          <w:hyperlink w:anchor="_Toc243672235" w:history="1">
+          <w:hyperlink w:anchor="_Toc243673699" w:history="1">
             <w:r>
               <w:rPr>
                 <w:rStyle w:val="Hyperlink"/>
@@ -5642,7 +5758,7 @@
               <w:rPr>
                 <w:noProof/>
               </w:rPr>
-              <w:instrText xml:space="preserve"> PAGEREF _Toc243672235 \h </w:instrText>
+              <w:instrText xml:space="preserve"> PAGEREF _Toc243673699 \h </w:instrText>
             </w:r>
             <w:r>
               <w:rPr>
@@ -5685,7 +5801,7 @@
               <w14:ligatures w14:val="standardContextual"/>
             </w:rPr>
           </w:pPr>
-          <w:hyperlink w:anchor="_Toc243672236" w:history="1">
+          <w:hyperlink w:anchor="_Toc243673700" w:history="1">
             <w:r>
               <w:rPr>
                 <w:rStyle w:val="Hyperlink"/>
@@ -5709,7 +5825,7 @@
               <w:rPr>
                 <w:noProof/>
               </w:rPr>
-              <w:instrText xml:space="preserve"> PAGEREF _Toc243672236 \h </w:instrText>
+              <w:instrText xml:space="preserve"> PAGEREF _Toc243673700 \h </w:instrText>
             </w:r>
             <w:r>
               <w:rPr>
@@ -5752,7 +5868,7 @@
               <w14:ligatures w14:val="standardContextual"/>
             </w:rPr>
           </w:pPr>
-          <w:hyperlink w:anchor="_Toc243672237" w:history="1">
+          <w:hyperlink w:anchor="_Toc243673701" w:history="1">
             <w:r>
               <w:rPr>
                 <w:rStyle w:val="Hyperlink"/>
@@ -5776,7 +5892,7 @@
               <w:rPr>
                 <w:noProof/>
               </w:rPr>
-              <w:instrText xml:space="preserve"> PAGEREF _Toc243672237 \h </w:instrText>
+              <w:instrText xml:space="preserve"> PAGEREF _Toc243673701 \h </w:instrText>
             </w:r>
             <w:r>
               <w:rPr>
@@ -5819,7 +5935,7 @@
               <w14:ligatures w14:val="standardContextual"/>
             </w:rPr>
           </w:pPr>
-          <w:hyperlink w:anchor="_Toc243672238" w:history="1">
+          <w:hyperlink w:anchor="_Toc243673702" w:history="1">
             <w:r>
               <w:rPr>
                 <w:rStyle w:val="Hyperlink"/>
@@ -5843,7 +5959,7 @@
               <w:rPr>
                 <w:noProof/>
               </w:rPr>
-              <w:instrText xml:space="preserve"> PAGEREF _Toc243672238 \h </w:instrText>
+              <w:instrText xml:space="preserve"> PAGEREF _Toc243673702 \h </w:instrText>
             </w:r>
             <w:r>
               <w:rPr>
@@ -5886,7 +6002,7 @@
               <w14:ligatures w14:val="standardContextual"/>
             </w:rPr>
           </w:pPr>
-          <w:hyperlink w:anchor="_Toc243672239" w:history="1">
+          <w:hyperlink w:anchor="_Toc243673703" w:history="1">
             <w:r>
               <w:rPr>
                 <w:rStyle w:val="Hyperlink"/>
@@ -5910,7 +6026,7 @@
               <w:rPr>
                 <w:noProof/>
               </w:rPr>
-              <w:instrText xml:space="preserve"> PAGEREF _Toc243672239 \h </w:instrText>
+              <w:instrText xml:space="preserve"> PAGEREF _Toc243673703 \h </w:instrText>
             </w:r>
             <w:r>
               <w:rPr>
@@ -5953,7 +6069,7 @@
               <w14:ligatures w14:val="standardContextual"/>
             </w:rPr>
           </w:pPr>
-          <w:hyperlink w:anchor="_Toc243672240" w:history="1">
+          <w:hyperlink w:anchor="_Toc243673704" w:history="1">
             <w:r>
               <w:rPr>
                 <w:rStyle w:val="Hyperlink"/>
@@ -5977,7 +6093,7 @@
               <w:rPr>
                 <w:noProof/>
               </w:rPr>
-              <w:instrText xml:space="preserve"> PAGEREF _Toc243672240 \h </w:instrText>
+              <w:instrText xml:space="preserve"> PAGEREF _Toc243673704 \h </w:instrText>
             </w:r>
             <w:r>
               <w:rPr>
@@ -6020,7 +6136,7 @@
               <w14:ligatures w14:val="standardContextual"/>
             </w:rPr>
           </w:pPr>
-          <w:hyperlink w:anchor="_Toc243672241" w:history="1">
+          <w:hyperlink w:anchor="_Toc243673705" w:history="1">
             <w:r>
               <w:rPr>
                 <w:rStyle w:val="Hyperlink"/>
@@ -6044,7 +6160,7 @@
               <w:rPr>
                 <w:noProof/>
               </w:rPr>
-              <w:instrText xml:space="preserve"> PAGEREF _Toc243672241 \h </w:instrText>
+              <w:instrText xml:space="preserve"> PAGEREF _Toc243673705 \h </w:instrText>
             </w:r>
             <w:r>
               <w:rPr>
@@ -6087,7 +6203,7 @@
               <w14:ligatures w14:val="standardContextual"/>
             </w:rPr>
           </w:pPr>
-          <w:hyperlink w:anchor="_Toc243672242" w:history="1">
+          <w:hyperlink w:anchor="_Toc243673706" w:history="1">
             <w:r>
               <w:rPr>
                 <w:rStyle w:val="Hyperlink"/>
@@ -6111,7 +6227,7 @@
               <w:rPr>
                 <w:noProof/>
               </w:rPr>
-              <w:instrText xml:space="preserve"> PAGEREF _Toc243672242 \h </w:instrText>
+              <w:instrText xml:space="preserve"> PAGEREF _Toc243673706 \h </w:instrText>
             </w:r>
             <w:r>
               <w:rPr>
@@ -6154,7 +6270,7 @@
               <w14:ligatures w14:val="standardContextual"/>
             </w:rPr>
           </w:pPr>
-          <w:hyperlink w:anchor="_Toc243672243" w:history="1">
+          <w:hyperlink w:anchor="_Toc243673707" w:history="1">
             <w:r>
               <w:rPr>
                 <w:rStyle w:val="Hyperlink"/>
@@ -6178,7 +6294,7 @@
               <w:rPr>
                 <w:noProof/>
               </w:rPr>
-              <w:instrText xml:space="preserve"> PAGEREF _Toc243672243 \h </w:instrText>
+              <w:instrText xml:space="preserve"> PAGEREF _Toc243673707 \h </w:instrText>
             </w:r>
             <w:r>
               <w:rPr>
@@ -6221,7 +6337,7 @@
               <w14:ligatures w14:val="standardContextual"/>
             </w:rPr>
           </w:pPr>
-          <w:hyperlink w:anchor="_Toc243672244" w:history="1">
+          <w:hyperlink w:anchor="_Toc243673708" w:history="1">
             <w:r>
               <w:rPr>
                 <w:rStyle w:val="Hyperlink"/>
@@ -6245,7 +6361,7 @@
               <w:rPr>
                 <w:noProof/>
               </w:rPr>
-              <w:instrText xml:space="preserve"> PAGEREF _Toc243672244 \h </w:instrText>
+              <w:instrText xml:space="preserve"> PAGEREF _Toc243673708 \h </w:instrText>
             </w:r>
             <w:r>
               <w:rPr>
@@ -6288,7 +6404,7 @@
               <w14:ligatures w14:val="standardContextual"/>
             </w:rPr>
           </w:pPr>
-          <w:hyperlink w:anchor="_Toc243672245" w:history="1">
+          <w:hyperlink w:anchor="_Toc243673709" w:history="1">
             <w:r>
               <w:rPr>
                 <w:rStyle w:val="Hyperlink"/>
@@ -6312,7 +6428,7 @@
               <w:rPr>
                 <w:noProof/>
               </w:rPr>
-              <w:instrText xml:space="preserve"> PAGEREF _Toc243672245 \h </w:instrText>
+              <w:instrText xml:space="preserve"> PAGEREF _Toc243673709 \h </w:instrText>
             </w:r>
             <w:r>
               <w:rPr>
@@ -6355,7 +6471,7 @@
               <w14:ligatures w14:val="standardContextual"/>
             </w:rPr>
           </w:pPr>
-          <w:hyperlink w:anchor="_Toc243672246" w:history="1">
+          <w:hyperlink w:anchor="_Toc243673710" w:history="1">
             <w:r>
               <w:rPr>
                 <w:rStyle w:val="Hyperlink"/>
@@ -6379,7 +6495,7 @@
               <w:rPr>
                 <w:noProof/>
               </w:rPr>
-              <w:instrText xml:space="preserve"> PAGEREF _Toc243672246 \h </w:instrText>
+              <w:instrText xml:space="preserve"> PAGEREF _Toc243673710 \h </w:instrText>
             </w:r>
             <w:r>
               <w:rPr>
@@ -6422,7 +6538,7 @@
               <w14:ligatures w14:val="standardContextual"/>
             </w:rPr>
           </w:pPr>
-          <w:hyperlink w:anchor="_Toc243672247" w:history="1">
+          <w:hyperlink w:anchor="_Toc243673711" w:history="1">
             <w:r>
               <w:rPr>
                 <w:rStyle w:val="Hyperlink"/>
@@ -6446,7 +6562,7 @@
               <w:rPr>
                 <w:noProof/>
               </w:rPr>
-              <w:instrText xml:space="preserve"> PAGEREF _Toc243672247 \h </w:instrText>
+              <w:instrText xml:space="preserve"> PAGEREF _Toc243673711 \h </w:instrText>
             </w:r>
             <w:r>
               <w:rPr>
@@ -6489,7 +6605,7 @@
               <w14:ligatures w14:val="standardContextual"/>
             </w:rPr>
           </w:pPr>
-          <w:hyperlink w:anchor="_Toc243672248" w:history="1">
+          <w:hyperlink w:anchor="_Toc243673712" w:history="1">
             <w:r>
               <w:rPr>
                 <w:rStyle w:val="Hyperlink"/>
@@ -6513,7 +6629,7 @@
               <w:rPr>
                 <w:noProof/>
               </w:rPr>
-              <w:instrText xml:space="preserve"> PAGEREF _Toc243672248 \h </w:instrText>
+              <w:instrText xml:space="preserve"> PAGEREF _Toc243673712 \h </w:instrText>
             </w:r>
             <w:r>
               <w:rPr>
@@ -6556,7 +6672,7 @@
               <w14:ligatures w14:val="standardContextual"/>
             </w:rPr>
           </w:pPr>
-          <w:hyperlink w:anchor="_Toc243672249" w:history="1">
+          <w:hyperlink w:anchor="_Toc243673713" w:history="1">
             <w:r>
               <w:rPr>
                 <w:rStyle w:val="Hyperlink"/>
@@ -6580,7 +6696,7 @@
               <w:rPr>
                 <w:noProof/>
               </w:rPr>
-              <w:instrText xml:space="preserve"> PAGEREF _Toc243672249 \h </w:instrText>
+              <w:instrText xml:space="preserve"> PAGEREF _Toc243673713 \h </w:instrText>
             </w:r>
             <w:r>
               <w:rPr>
@@ -6623,7 +6739,7 @@
               <w14:ligatures w14:val="standardContextual"/>
             </w:rPr>
           </w:pPr>
-          <w:hyperlink w:anchor="_Toc243672250" w:history="1">
+          <w:hyperlink w:anchor="_Toc243673714" w:history="1">
             <w:r>
               <w:rPr>
                 <w:rStyle w:val="Hyperlink"/>
@@ -6647,7 +6763,7 @@
               <w:rPr>
                 <w:noProof/>
               </w:rPr>
-              <w:instrText xml:space="preserve"> PAGEREF _Toc243672250 \h </w:instrText>
+              <w:instrText xml:space="preserve"> PAGEREF _Toc243673714 \h </w:instrText>
             </w:r>
             <w:r>
               <w:rPr>
@@ -6690,7 +6806,7 @@
               <w14:ligatures w14:val="standardContextual"/>
             </w:rPr>
           </w:pPr>
-          <w:hyperlink w:anchor="_Toc243672251" w:history="1">
+          <w:hyperlink w:anchor="_Toc243673715" w:history="1">
             <w:r>
               <w:rPr>
                 <w:rStyle w:val="Hyperlink"/>
@@ -6714,7 +6830,7 @@
               <w:rPr>
                 <w:noProof/>
               </w:rPr>
-              <w:instrText xml:space="preserve"> PAGEREF _Toc243672251 \h </w:instrText>
+              <w:instrText xml:space="preserve"> PAGEREF _Toc243673715 \h </w:instrText>
             </w:r>
             <w:r>
               <w:rPr>
@@ -6757,7 +6873,7 @@
               <w14:ligatures w14:val="standardContextual"/>
             </w:rPr>
           </w:pPr>
-          <w:hyperlink w:anchor="_Toc243672252" w:history="1">
+          <w:hyperlink w:anchor="_Toc243673716" w:history="1">
             <w:r>
               <w:rPr>
                 <w:rStyle w:val="Hyperlink"/>
@@ -6781,7 +6897,7 @@
               <w:rPr>
                 <w:noProof/>
               </w:rPr>
-              <w:instrText xml:space="preserve"> PAGEREF _Toc243672252 \h </w:instrText>
+              <w:instrText xml:space="preserve"> PAGEREF _Toc243673716 \h </w:instrText>
             </w:r>
             <w:r>
               <w:rPr>
@@ -6824,7 +6940,7 @@
               <w14:ligatures w14:val="standardContextual"/>
             </w:rPr>
           </w:pPr>
-          <w:hyperlink w:anchor="_Toc243672253" w:history="1">
+          <w:hyperlink w:anchor="_Toc243673717" w:history="1">
             <w:r>
               <w:rPr>
                 <w:rStyle w:val="Hyperlink"/>
@@ -6848,7 +6964,7 @@
               <w:rPr>
                 <w:noProof/>
               </w:rPr>
-              <w:instrText xml:space="preserve"> PAGEREF _Toc243672253 \h </w:instrText>
+              <w:instrText xml:space="preserve"> PAGEREF _Toc243673717 \h </w:instrText>
             </w:r>
             <w:r>
               <w:rPr>
@@ -6891,7 +7007,7 @@
               <w14:ligatures w14:val="standardContextual"/>
             </w:rPr>
           </w:pPr>
-          <w:hyperlink w:anchor="_Toc243672254" w:history="1">
+          <w:hyperlink w:anchor="_Toc243673718" w:history="1">
             <w:r>
               <w:rPr>
                 <w:rStyle w:val="Hyperlink"/>
@@ -6915,7 +7031,7 @@
               <w:rPr>
                 <w:noProof/>
               </w:rPr>
-              <w:instrText xml:space="preserve"> PAGEREF _Toc243672254 \h </w:instrText>
+              <w:instrText xml:space="preserve"> PAGEREF _Toc243673718 \h </w:instrText>
             </w:r>
             <w:r>
               <w:rPr>
@@ -6958,7 +7074,7 @@
               <w14:ligatures w14:val="standardContextual"/>
             </w:rPr>
           </w:pPr>
-          <w:hyperlink w:anchor="_Toc243672255" w:history="1">
+          <w:hyperlink w:anchor="_Toc243673719" w:history="1">
             <w:r>
               <w:rPr>
                 <w:rStyle w:val="Hyperlink"/>
@@ -6982,7 +7098,7 @@
               <w:rPr>
                 <w:noProof/>
               </w:rPr>
-              <w:instrText xml:space="preserve"> PAGEREF _Toc243672255 \h </w:instrText>
+              <w:instrText xml:space="preserve"> PAGEREF _Toc243673719 \h </w:instrText>
             </w:r>
             <w:r>
               <w:rPr>
@@ -7025,7 +7141,7 @@
               <w14:ligatures w14:val="standardContextual"/>
             </w:rPr>
           </w:pPr>
-          <w:hyperlink w:anchor="_Toc243672256" w:history="1">
+          <w:hyperlink w:anchor="_Toc243673720" w:history="1">
             <w:r>
               <w:rPr>
                 <w:rStyle w:val="Hyperlink"/>
@@ -7049,7 +7165,7 @@
               <w:rPr>
                 <w:noProof/>
               </w:rPr>
-              <w:instrText xml:space="preserve"> PAGEREF _Toc243672256 \h </w:instrText>
+              <w:instrText xml:space="preserve"> PAGEREF _Toc243673720 \h </w:instrText>
             </w:r>
             <w:r>
               <w:rPr>
@@ -7092,7 +7208,7 @@
               <w14:ligatures w14:val="standardContextual"/>
             </w:rPr>
           </w:pPr>
-          <w:hyperlink w:anchor="_Toc243672257" w:history="1">
+          <w:hyperlink w:anchor="_Toc243673721" w:history="1">
             <w:r>
               <w:rPr>
                 <w:rStyle w:val="Hyperlink"/>
@@ -7116,7 +7232,7 @@
               <w:rPr>
                 <w:noProof/>
               </w:rPr>
-              <w:instrText xml:space="preserve"> PAGEREF _Toc243672257 \h </w:instrText>
+              <w:instrText xml:space="preserve"> PAGEREF _Toc243673721 \h </w:instrText>
             </w:r>
             <w:r>
               <w:rPr>
@@ -7159,7 +7275,7 @@
               <w14:ligatures w14:val="standardContextual"/>
             </w:rPr>
           </w:pPr>
-          <w:hyperlink w:anchor="_Toc243672258" w:history="1">
+          <w:hyperlink w:anchor="_Toc243673722" w:history="1">
             <w:r>
               <w:rPr>
                 <w:rStyle w:val="Hyperlink"/>
@@ -7183,7 +7299,7 @@
               <w:rPr>
                 <w:noProof/>
               </w:rPr>
-              <w:instrText xml:space="preserve"> PAGEREF _Toc243672258 \h </w:instrText>
+              <w:instrText xml:space="preserve"> PAGEREF _Toc243673722 \h </w:instrText>
             </w:r>
             <w:r>
               <w:rPr>
@@ -7226,7 +7342,7 @@
               <w14:ligatures w14:val="standardContextual"/>
             </w:rPr>
           </w:pPr>
-          <w:hyperlink w:anchor="_Toc243672259" w:history="1">
+          <w:hyperlink w:anchor="_Toc243673723" w:history="1">
             <w:r>
               <w:rPr>
                 <w:rStyle w:val="Hyperlink"/>
@@ -7250,7 +7366,7 @@
               <w:rPr>
                 <w:noProof/>
               </w:rPr>
-              <w:instrText xml:space="preserve"> PAGEREF _Toc243672259 \h </w:instrText>
+              <w:instrText xml:space="preserve"> PAGEREF _Toc243673723 \h </w:instrText>
             </w:r>
             <w:r>
               <w:rPr>
@@ -7293,7 +7409,7 @@
               <w14:ligatures w14:val="standardContextual"/>
             </w:rPr>
           </w:pPr>
-          <w:hyperlink w:anchor="_Toc243672260" w:history="1">
+          <w:hyperlink w:anchor="_Toc243673724" w:history="1">
             <w:r>
               <w:rPr>
                 <w:rStyle w:val="Hyperlink"/>
@@ -7317,7 +7433,7 @@
               <w:rPr>
                 <w:noProof/>
               </w:rPr>
-              <w:instrText xml:space="preserve"> PAGEREF _Toc243672260 \h </w:instrText>
+              <w:instrText xml:space="preserve"> PAGEREF _Toc243673724 \h </w:instrText>
             </w:r>
             <w:r>
               <w:rPr>
@@ -7360,7 +7476,7 @@
               <w14:ligatures w14:val="standardContextual"/>
             </w:rPr>
           </w:pPr>
-          <w:hyperlink w:anchor="_Toc243672261" w:history="1">
+          <w:hyperlink w:anchor="_Toc243673725" w:history="1">
             <w:r>
               <w:rPr>
                 <w:rStyle w:val="Hyperlink"/>
@@ -7384,7 +7500,7 @@
               <w:rPr>
                 <w:noProof/>
               </w:rPr>
-              <w:instrText xml:space="preserve"> PAGEREF _Toc243672261 \h </w:instrText>
+              <w:instrText xml:space="preserve"> PAGEREF _Toc243673725 \h </w:instrText>
             </w:r>
             <w:r>
               <w:rPr>
@@ -7427,7 +7543,7 @@
               <w14:ligatures w14:val="standardContextual"/>
             </w:rPr>
           </w:pPr>
-          <w:hyperlink w:anchor="_Toc243672262" w:history="1">
+          <w:hyperlink w:anchor="_Toc243673726" w:history="1">
             <w:r>
               <w:rPr>
                 <w:rStyle w:val="Hyperlink"/>
@@ -7451,7 +7567,7 @@
               <w:rPr>
                 <w:noProof/>
               </w:rPr>
-              <w:instrText xml:space="preserve"> PAGEREF _Toc243672262 \h </w:instrText>
+              <w:instrText xml:space="preserve"> PAGEREF _Toc243673726 \h </w:instrText>
             </w:r>
             <w:r>
               <w:rPr>
@@ -7494,7 +7610,7 @@
               <w14:ligatures w14:val="standardContextual"/>
             </w:rPr>
           </w:pPr>
-          <w:hyperlink w:anchor="_Toc243672263" w:history="1">
+          <w:hyperlink w:anchor="_Toc243673727" w:history="1">
             <w:r>
               <w:rPr>
                 <w:rStyle w:val="Hyperlink"/>
@@ -7518,7 +7634,7 @@
               <w:rPr>
                 <w:noProof/>
               </w:rPr>
-              <w:instrText xml:space="preserve"> PAGEREF _Toc243672263 \h </w:instrText>
+              <w:instrText xml:space="preserve"> PAGEREF _Toc243673727 \h </w:instrText>
             </w:r>
             <w:r>
               <w:rPr>
@@ -7561,7 +7677,7 @@
               <w14:ligatures w14:val="standardContextual"/>
             </w:rPr>
           </w:pPr>
-          <w:hyperlink w:anchor="_Toc243672264" w:history="1">
+          <w:hyperlink w:anchor="_Toc243673728" w:history="1">
             <w:r>
               <w:rPr>
                 <w:rStyle w:val="Hyperlink"/>
@@ -7585,7 +7701,7 @@
               <w:rPr>
                 <w:noProof/>
               </w:rPr>
-              <w:instrText xml:space="preserve"> PAGEREF _Toc243672264 \h </w:instrText>
+              <w:instrText xml:space="preserve"> PAGEREF _Toc243673728 \h </w:instrText>
             </w:r>
             <w:r>
               <w:rPr>
@@ -7628,7 +7744,7 @@
               <w14:ligatures w14:val="standardContextual"/>
             </w:rPr>
           </w:pPr>
-          <w:hyperlink w:anchor="_Toc243672265" w:history="1">
+          <w:hyperlink w:anchor="_Toc243673729" w:history="1">
             <w:r>
               <w:rPr>
                 <w:rStyle w:val="Hyperlink"/>
@@ -7652,7 +7768,7 @@
               <w:rPr>
                 <w:noProof/>
               </w:rPr>
-              <w:instrText xml:space="preserve"> PAGEREF _Toc243672265 \h </w:instrText>
+              <w:instrText xml:space="preserve"> PAGEREF _Toc243673729 \h </w:instrText>
             </w:r>
             <w:r>
               <w:rPr>
@@ -7693,7 +7809,7 @@
         <w:keepLines/>
         <w:pageBreakBefore/>
       </w:pPr>
-      <w:bookmarkStart w:id="0" w:name="_Toc243672197"/>
+      <w:bookmarkStart w:id="0" w:name="_Toc243673661"/>
       <w:r>
         <w:lastRenderedPageBreak/>
         <w:t>1 Introduction</w:t>
@@ -7706,7 +7822,7 @@
         <w:keepNext/>
         <w:keepLines/>
       </w:pPr>
-      <w:bookmarkStart w:id="1" w:name="_Toc243672198"/>
+      <w:bookmarkStart w:id="1" w:name="_Toc243673662"/>
       <w:r>
         <w:t>1.1 Purpose</w:t>
       </w:r>
@@ -7717,10 +7833,10 @@
         <w:spacing w:after="120"/>
       </w:pPr>
       <w:r>
-        <w:t xml:space="preserve">This document specifies what a ZedPath user sees and how they move through the app: the principles behind the design, the navigation structure, the design system (colour, type, shape, components), each main screen with its </w:t>
+        <w:t xml:space="preserve">This document specifies what a ZedPath user sees and how they move through the app: the principles behind the </w:t>
       </w:r>
       <w:r>
-        <w:t xml:space="preserve">states, the shared interaction patterns, the language and content rules, accessibility, and the performance budget for low-end Android phones on 3G. It records the design </w:t>
+        <w:t xml:space="preserve">design, the navigation structure, the design system (colour, type, shape, components), each main screen with its states, the shared interaction patterns, the language and content rules, accessibility, and the performance budget for low-end Android phones on 3G. It records the design </w:t>
       </w:r>
       <w:r>
         <w:rPr>
@@ -7739,7 +7855,7 @@
         <w:keepNext/>
         <w:keepLines/>
       </w:pPr>
-      <w:bookmarkStart w:id="2" w:name="_Toc243672199"/>
+      <w:bookmarkStart w:id="2" w:name="_Toc243673663"/>
       <w:r>
         <w:t>1.2 Scope</w:t>
       </w:r>
@@ -7750,7 +7866,10 @@
         <w:spacing w:after="120"/>
       </w:pPr>
       <w:r>
-        <w:t>The student-facing web app (a Vite + React single-page app installed as a Progressive Web App, also wrapped as an Android app) for Releases R1 and R2. The curator tools and the API are out of scope; they are covered by ZP-DOC-05 and ZP-DOC-06.</w:t>
+        <w:t xml:space="preserve">The student-facing web app (a Vite + React single-page app installed as a Progressive Web App, also wrapped as an </w:t>
+      </w:r>
+      <w:r>
+        <w:t>Android app) for Releases R1 and R2. The curator tools and the API are out of scope; they are covered by ZP-DOC-05 and ZP-DOC-06.</w:t>
       </w:r>
     </w:p>
     <w:p>
@@ -7759,7 +7878,7 @@
         <w:keepNext/>
         <w:keepLines/>
       </w:pPr>
-      <w:bookmarkStart w:id="3" w:name="_Toc243672200"/>
+      <w:bookmarkStart w:id="3" w:name="_Toc243673664"/>
       <w:r>
         <w:t>1.3 Intended audience</w:t>
       </w:r>
@@ -7779,7 +7898,7 @@
         <w:keepNext/>
         <w:keepLines/>
       </w:pPr>
-      <w:bookmarkStart w:id="4" w:name="_Toc243672201"/>
+      <w:bookmarkStart w:id="4" w:name="_Toc243673665"/>
       <w:r>
         <w:t>1.4 Relationship to other documents</w:t>
       </w:r>
@@ -7790,7 +7909,7 @@
         <w:pStyle w:val="Caption"/>
         <w:keepNext/>
       </w:pPr>
-      <w:bookmarkStart w:id="5" w:name="_Toc243672235"/>
+      <w:bookmarkStart w:id="5" w:name="_Toc243673699"/>
       <w:r>
         <w:t xml:space="preserve">Table </w:t>
       </w:r>
@@ -8551,7 +8670,7 @@
         <w:keepNext/>
         <w:keepLines/>
       </w:pPr>
-      <w:bookmarkStart w:id="6" w:name="_Toc243672202"/>
+      <w:bookmarkStart w:id="6" w:name="_Toc243673666"/>
       <w:r>
         <w:t>1.5 Conventions</w:t>
       </w:r>
@@ -8574,10 +8693,7 @@
         <w:t>src/styles.css</w:t>
       </w:r>
       <w:r>
-        <w:t xml:space="preserve">; components use tokens only, </w:t>
-      </w:r>
-      <w:r>
-        <w:t>never raw colours. Routes are written as hash routes (</w:t>
+        <w:t>; components use tokens only, never raw colours. Routes are written as hash routes (</w:t>
       </w:r>
       <w:r>
         <w:rPr>
@@ -8599,7 +8715,7 @@
         <w:keepLines/>
         <w:pageBreakBefore/>
       </w:pPr>
-      <w:bookmarkStart w:id="7" w:name="_Toc243672203"/>
+      <w:bookmarkStart w:id="7" w:name="_Toc243673667"/>
       <w:r>
         <w:lastRenderedPageBreak/>
         <w:t>2 Design principles</w:t>
@@ -8611,7 +8727,7 @@
         <w:pStyle w:val="Caption"/>
         <w:keepNext/>
       </w:pPr>
-      <w:bookmarkStart w:id="8" w:name="_Toc243672236"/>
+      <w:bookmarkStart w:id="8" w:name="_Toc243673700"/>
       <w:r>
         <w:t xml:space="preserve">Table </w:t>
       </w:r>
@@ -10099,7 +10215,7 @@
         <w:keepLines/>
         <w:pageBreakBefore/>
       </w:pPr>
-      <w:bookmarkStart w:id="9" w:name="_Toc243672204"/>
+      <w:bookmarkStart w:id="9" w:name="_Toc243673668"/>
       <w:r>
         <w:lastRenderedPageBreak/>
         <w:t>3 Personas and key journeys</w:t>
@@ -10119,7 +10235,7 @@
         <w:pStyle w:val="Caption"/>
         <w:keepNext/>
       </w:pPr>
-      <w:bookmarkStart w:id="10" w:name="_Toc243672237"/>
+      <w:bookmarkStart w:id="10" w:name="_Toc243673701"/>
       <w:r>
         <w:t xml:space="preserve">Table </w:t>
       </w:r>
@@ -10908,7 +11024,7 @@
         <w:pStyle w:val="Caption"/>
         <w:keepNext/>
       </w:pPr>
-      <w:bookmarkStart w:id="11" w:name="_Toc243672238"/>
+      <w:bookmarkStart w:id="11" w:name="_Toc243673702"/>
       <w:r>
         <w:t xml:space="preserve">Table </w:t>
       </w:r>
@@ -11920,7 +12036,7 @@
         <w:keepLines/>
         <w:pageBreakBefore/>
       </w:pPr>
-      <w:bookmarkStart w:id="12" w:name="_Toc243672205"/>
+      <w:bookmarkStart w:id="12" w:name="_Toc243673669"/>
       <w:r>
         <w:lastRenderedPageBreak/>
         <w:t>4 Information architecture and navigation</w:t>
@@ -11933,7 +12049,7 @@
         <w:keepNext/>
         <w:keepLines/>
       </w:pPr>
-      <w:bookmarkStart w:id="13" w:name="_Toc243672206"/>
+      <w:bookmarkStart w:id="13" w:name="_Toc243673670"/>
       <w:r>
         <w:t>4.1 Structure</w:t>
       </w:r>
@@ -11964,10 +12080,7 @@
         <w:t>main app</w:t>
       </w:r>
       <w:r>
-        <w:t xml:space="preserve"> with a top app bar and a five-tab bottom navigation bar. Me opens from the avatar in the top app bar. Routing uses the URL hash so the phone's Back button </w:t>
-      </w:r>
-      <w:r>
-        <w:t xml:space="preserve">and deep links work. From 1024 px wide (laptops, desktops, projectors) the same five destinations move into a </w:t>
+        <w:t xml:space="preserve"> with a top app bar and a five-tab bottom navigation bar. Me opens from the avatar in the top app bar. Routing uses the URL hash so the phone's Back button and deep links work. From 1024 px wide (laptops, desktops, projectors) the same five destinations move into a </w:t>
       </w:r>
       <w:r>
         <w:rPr>
@@ -11985,7 +12098,7 @@
         <w:pStyle w:val="Caption"/>
         <w:keepNext/>
       </w:pPr>
-      <w:bookmarkStart w:id="14" w:name="_Toc243672239"/>
+      <w:bookmarkStart w:id="14" w:name="_Toc243673703"/>
       <w:r>
         <w:t xml:space="preserve">Table </w:t>
       </w:r>
@@ -12868,12 +12981,9 @@
         <w:keepNext/>
         <w:keepLines/>
       </w:pPr>
-      <w:bookmarkStart w:id="15" w:name="_Toc243672207"/>
+      <w:bookmarkStart w:id="15" w:name="_Toc243673671"/>
       <w:r>
-        <w:t>4.2 </w:t>
-      </w:r>
-      <w:r>
-        <w:t>Desktop layout (1024 px and wider)</w:t>
+        <w:t>4.2 Desktop layout (1024 px and wider)</w:t>
       </w:r>
       <w:bookmarkEnd w:id="15"/>
     </w:p>
@@ -12914,7 +13024,7 @@
         <w:pStyle w:val="Caption"/>
         <w:keepNext/>
       </w:pPr>
-      <w:bookmarkStart w:id="16" w:name="_Toc243672240"/>
+      <w:bookmarkStart w:id="16" w:name="_Toc243673704"/>
       <w:r>
         <w:t xml:space="preserve">Table </w:t>
       </w:r>
@@ -13703,7 +13813,7 @@
         <w:keepNext/>
         <w:keepLines/>
       </w:pPr>
-      <w:bookmarkStart w:id="17" w:name="_Toc243672208"/>
+      <w:bookmarkStart w:id="17" w:name="_Toc243673672"/>
       <w:r>
         <w:lastRenderedPageBreak/>
         <w:t>4.3 Route table</w:t>
@@ -13715,7 +13825,7 @@
         <w:pStyle w:val="Caption"/>
         <w:keepNext/>
       </w:pPr>
-      <w:bookmarkStart w:id="18" w:name="_Toc243672241"/>
+      <w:bookmarkStart w:id="18" w:name="_Toc243673705"/>
       <w:r>
         <w:t xml:space="preserve">Table </w:t>
       </w:r>
@@ -14041,7 +14151,23 @@
                 <w:sz w:val="19"/>
                 <w:szCs w:val="19"/>
               </w:rPr>
-              <w:t>Choose language; start or log in</w:t>
+              <w:t xml:space="preserve">Try the demo first; choose language (selects only); create an account or log in. The logo in the app's top bar links to </w:t>
+            </w:r>
+            <w:r>
+              <w:rPr>
+                <w:rFonts w:ascii="Consolas" w:eastAsia="Consolas" w:hAnsi="Consolas" w:cs="Consolas"/>
+                <w:sz w:val="17"/>
+                <w:szCs w:val="17"/>
+                <w:shd w:val="clear" w:color="auto" w:fill="F2F4F3"/>
+              </w:rPr>
+              <w:t>#/paths</w:t>
+            </w:r>
+            <w:r>
+              <w:rPr>
+                <w:sz w:val="19"/>
+                <w:szCs w:val="19"/>
+              </w:rPr>
+              <w:t xml:space="preserve"> (VR5)</w:t>
             </w:r>
           </w:p>
         </w:tc>
@@ -16825,7 +16951,7 @@
         <w:keepNext/>
         <w:keepLines/>
       </w:pPr>
-      <w:bookmarkStart w:id="19" w:name="_Toc243672209"/>
+      <w:bookmarkStart w:id="19" w:name="_Toc243673673"/>
       <w:r>
         <w:t>4.4 Guards</w:t>
       </w:r>
@@ -16836,7 +16962,7 @@
         <w:pStyle w:val="Caption"/>
         <w:keepNext/>
       </w:pPr>
-      <w:bookmarkStart w:id="20" w:name="_Toc243672242"/>
+      <w:bookmarkStart w:id="20" w:name="_Toc243673706"/>
       <w:r>
         <w:t xml:space="preserve">Table </w:t>
       </w:r>
@@ -17480,7 +17606,7 @@
         <w:keepLines/>
         <w:pageBreakBefore/>
       </w:pPr>
-      <w:bookmarkStart w:id="21" w:name="_Toc243672210"/>
+      <w:bookmarkStart w:id="21" w:name="_Toc243673674"/>
       <w:r>
         <w:lastRenderedPageBreak/>
         <w:t>5 Design system</w:t>
@@ -17493,7 +17619,7 @@
         <w:keepNext/>
         <w:keepLines/>
       </w:pPr>
-      <w:bookmarkStart w:id="22" w:name="_Toc243672211"/>
+      <w:bookmarkStart w:id="22" w:name="_Toc243673675"/>
       <w:r>
         <w:t>5.1 Colour roles</w:t>
       </w:r>
@@ -17512,7 +17638,7 @@
         <w:pStyle w:val="Caption"/>
         <w:keepNext/>
       </w:pPr>
-      <w:bookmarkStart w:id="23" w:name="_Toc243672243"/>
+      <w:bookmarkStart w:id="23" w:name="_Toc243673707"/>
       <w:r>
         <w:t xml:space="preserve">Table </w:t>
       </w:r>
@@ -19536,7 +19662,7 @@
         <w:keepNext/>
         <w:keepLines/>
       </w:pPr>
-      <w:bookmarkStart w:id="24" w:name="_Toc243672212"/>
+      <w:bookmarkStart w:id="24" w:name="_Toc243673676"/>
       <w:r>
         <w:t>5.2 Typography</w:t>
       </w:r>
@@ -19607,7 +19733,7 @@
         <w:pStyle w:val="Caption"/>
         <w:keepNext/>
       </w:pPr>
-      <w:bookmarkStart w:id="25" w:name="_Toc243672244"/>
+      <w:bookmarkStart w:id="25" w:name="_Toc243673708"/>
       <w:r>
         <w:t xml:space="preserve">Table </w:t>
       </w:r>
@@ -21321,7 +21447,7 @@
         <w:keepNext/>
         <w:keepLines/>
       </w:pPr>
-      <w:bookmarkStart w:id="26" w:name="_Toc243672213"/>
+      <w:bookmarkStart w:id="26" w:name="_Toc243673677"/>
       <w:r>
         <w:t>5.3 Spacing, shape and elevation</w:t>
       </w:r>
@@ -21332,7 +21458,7 @@
         <w:pStyle w:val="Caption"/>
         <w:keepNext/>
       </w:pPr>
-      <w:bookmarkStart w:id="27" w:name="_Toc243672245"/>
+      <w:bookmarkStart w:id="27" w:name="_Toc243673709"/>
       <w:r>
         <w:t xml:space="preserve">Table </w:t>
       </w:r>
@@ -22020,7 +22146,7 @@
         <w:keepNext/>
         <w:keepLines/>
       </w:pPr>
-      <w:bookmarkStart w:id="28" w:name="_Toc243672214"/>
+      <w:bookmarkStart w:id="28" w:name="_Toc243673678"/>
       <w:r>
         <w:t>5.4 Components</w:t>
       </w:r>
@@ -22031,7 +22157,7 @@
         <w:pStyle w:val="Caption"/>
         <w:keepNext/>
       </w:pPr>
-      <w:bookmarkStart w:id="29" w:name="_Toc243672246"/>
+      <w:bookmarkStart w:id="29" w:name="_Toc243673710"/>
       <w:r>
         <w:t xml:space="preserve">Table </w:t>
       </w:r>
@@ -24630,7 +24756,7 @@
         <w:keepLines/>
         <w:pageBreakBefore/>
       </w:pPr>
-      <w:bookmarkStart w:id="30" w:name="_Toc243672215"/>
+      <w:bookmarkStart w:id="30" w:name="_Toc243673679"/>
       <w:r>
         <w:lastRenderedPageBreak/>
         <w:t>6 </w:t>
@@ -24694,7 +24820,7 @@
         <w:keepNext/>
         <w:keepLines/>
       </w:pPr>
-      <w:bookmarkStart w:id="31" w:name="_Toc243672216"/>
+      <w:bookmarkStart w:id="31" w:name="_Toc243673680"/>
       <w:r>
         <w:t>6.1 Welcome, Intro and About you (onboarding)</w:t>
       </w:r>
@@ -24705,7 +24831,7 @@
         <w:pStyle w:val="Caption"/>
         <w:keepNext/>
       </w:pPr>
-      <w:bookmarkStart w:id="32" w:name="_Toc243672247"/>
+      <w:bookmarkStart w:id="32" w:name="_Toc243673711"/>
       <w:r>
         <w:t xml:space="preserve">Table </w:t>
       </w:r>
@@ -24972,35 +25098,7 @@
                 <w:sz w:val="19"/>
                 <w:szCs w:val="19"/>
               </w:rPr>
-              <w:t>Welcome: aurora background, logo, lead line, three language tiles (</w:t>
-            </w:r>
-            <w:r>
-              <w:rPr>
-                <w:sz w:val="19"/>
-                <w:szCs w:val="19"/>
-              </w:rPr>
-              <w:t>සිංහල</w:t>
-            </w:r>
-            <w:r>
-              <w:rPr>
-                <w:sz w:val="19"/>
-                <w:szCs w:val="19"/>
-              </w:rPr>
-              <w:t xml:space="preserve">, </w:t>
-            </w:r>
-            <w:r>
-              <w:rPr>
-                <w:sz w:val="19"/>
-                <w:szCs w:val="19"/>
-              </w:rPr>
-              <w:t>தமிழ்</w:t>
-            </w:r>
-            <w:r>
-              <w:rPr>
-                <w:sz w:val="19"/>
-                <w:szCs w:val="19"/>
-              </w:rPr>
-              <w:t xml:space="preserve">, English), Start and Log in, and a tonal </w:t>
+              <w:t xml:space="preserve">Welcome (VR5): aurora background, logo, lead line; then </w:t>
             </w:r>
             <w:r>
               <w:rPr>
@@ -25016,7 +25114,67 @@
                 <w:sz w:val="19"/>
                 <w:szCs w:val="19"/>
               </w:rPr>
-              <w:t xml:space="preserve"> button (CR-007), team line. Intro (VR2): seven slides, each an animated scene of the real app marked </w:t>
+              <w:t xml:space="preserve"> first, a large gold button with a one-line promise and a soft pulse (none under reduced motion); three language tiles (</w:t>
+            </w:r>
+            <w:r>
+              <w:rPr>
+                <w:sz w:val="19"/>
+                <w:szCs w:val="19"/>
+              </w:rPr>
+              <w:t>සිංහල</w:t>
+            </w:r>
+            <w:r>
+              <w:rPr>
+                <w:sz w:val="19"/>
+                <w:szCs w:val="19"/>
+              </w:rPr>
+              <w:t xml:space="preserve">, </w:t>
+            </w:r>
+            <w:r>
+              <w:rPr>
+                <w:sz w:val="19"/>
+                <w:szCs w:val="19"/>
+              </w:rPr>
+              <w:t>தமிழ்</w:t>
+            </w:r>
+            <w:r>
+              <w:rPr>
+                <w:sz w:val="19"/>
+                <w:szCs w:val="19"/>
+              </w:rPr>
+              <w:t xml:space="preserve">, English) that only select the language (radio group, "Selected"); </w:t>
+            </w:r>
+            <w:r>
+              <w:rPr>
+                <w:i/>
+                <w:iCs/>
+                <w:sz w:val="19"/>
+                <w:szCs w:val="19"/>
+              </w:rPr>
+              <w:t>New here? Create an account</w:t>
+            </w:r>
+            <w:r>
+              <w:rPr>
+                <w:sz w:val="19"/>
+                <w:szCs w:val="19"/>
+              </w:rPr>
+              <w:t xml:space="preserve">; </w:t>
+            </w:r>
+            <w:r>
+              <w:rPr>
+                <w:i/>
+                <w:iCs/>
+                <w:sz w:val="19"/>
+                <w:szCs w:val="19"/>
+              </w:rPr>
+              <w:t>Log in</w:t>
+            </w:r>
+            <w:r>
+              <w:rPr>
+                <w:sz w:val="19"/>
+                <w:szCs w:val="19"/>
+              </w:rPr>
+              <w:t xml:space="preserve">; team line. On screens 1024 px and wider the aurora fills the screen in two columns (intro left, actions in a glass card right). Intro (VR2): seven slides, each an animated scene of the real app marked </w:t>
             </w:r>
             <w:r>
               <w:rPr>
@@ -25241,7 +25399,7 @@
         <w:keepNext/>
         <w:keepLines/>
       </w:pPr>
-      <w:bookmarkStart w:id="33" w:name="_Toc243672217"/>
+      <w:bookmarkStart w:id="33" w:name="_Toc243673681"/>
       <w:r>
         <w:t>6.2 Account (sign up, log in, recover, recovery code, complete your account)</w:t>
       </w:r>
@@ -25252,7 +25410,7 @@
         <w:pStyle w:val="Caption"/>
         <w:keepNext/>
       </w:pPr>
-      <w:bookmarkStart w:id="34" w:name="_Toc243672248"/>
+      <w:bookmarkStart w:id="34" w:name="_Toc243673712"/>
       <w:r>
         <w:t xml:space="preserve">Table </w:t>
       </w:r>
@@ -25712,7 +25870,7 @@
         <w:keepNext/>
         <w:keepLines/>
       </w:pPr>
-      <w:bookmarkStart w:id="35" w:name="_Toc243672218"/>
+      <w:bookmarkStart w:id="35" w:name="_Toc243673682"/>
       <w:r>
         <w:t>6.3 Paths (home)</w:t>
       </w:r>
@@ -25723,7 +25881,7 @@
         <w:pStyle w:val="Caption"/>
         <w:keepNext/>
       </w:pPr>
-      <w:bookmarkStart w:id="36" w:name="_Toc243672249"/>
+      <w:bookmarkStart w:id="36" w:name="_Toc243673713"/>
       <w:r>
         <w:t xml:space="preserve">Table </w:t>
       </w:r>
@@ -25959,6 +26117,7 @@
                 <w:sz w:val="19"/>
                 <w:szCs w:val="19"/>
               </w:rPr>
+              <w:lastRenderedPageBreak/>
               <w:t>Content</w:t>
             </w:r>
           </w:p>
@@ -26031,7 +26190,6 @@
                 <w:sz w:val="19"/>
                 <w:szCs w:val="19"/>
               </w:rPr>
-              <w:lastRenderedPageBreak/>
               <w:t>States</w:t>
             </w:r>
           </w:p>
@@ -26152,7 +26310,7 @@
         <w:keepNext/>
         <w:keepLines/>
       </w:pPr>
-      <w:bookmarkStart w:id="37" w:name="_Toc243672219"/>
+      <w:bookmarkStart w:id="37" w:name="_Toc243673683"/>
       <w:r>
         <w:t>6.4 Courses</w:t>
       </w:r>
@@ -26163,7 +26321,7 @@
         <w:pStyle w:val="Caption"/>
         <w:keepNext/>
       </w:pPr>
-      <w:bookmarkStart w:id="38" w:name="_Toc243672250"/>
+      <w:bookmarkStart w:id="38" w:name="_Toc243673714"/>
       <w:r>
         <w:t xml:space="preserve">Table </w:t>
       </w:r>
@@ -26639,7 +26797,7 @@
         <w:keepNext/>
         <w:keepLines/>
       </w:pPr>
-      <w:bookmarkStart w:id="39" w:name="_Toc243672220"/>
+      <w:bookmarkStart w:id="39" w:name="_Toc243673684"/>
       <w:r>
         <w:t>6.5 Course detail</w:t>
       </w:r>
@@ -26650,7 +26808,7 @@
         <w:pStyle w:val="Caption"/>
         <w:keepNext/>
       </w:pPr>
-      <w:bookmarkStart w:id="40" w:name="_Toc243672251"/>
+      <w:bookmarkStart w:id="40" w:name="_Toc243673715"/>
       <w:r>
         <w:t xml:space="preserve">Table </w:t>
       </w:r>
@@ -27245,7 +27403,7 @@
         <w:keepNext/>
         <w:keepLines/>
       </w:pPr>
-      <w:bookmarkStart w:id="41" w:name="_Toc243672221"/>
+      <w:bookmarkStart w:id="41" w:name="_Toc243673685"/>
       <w:r>
         <w:lastRenderedPageBreak/>
         <w:t>6.6 Compare</w:t>
@@ -27257,7 +27415,7 @@
         <w:pStyle w:val="Caption"/>
         <w:keepNext/>
       </w:pPr>
-      <w:bookmarkStart w:id="42" w:name="_Toc243672252"/>
+      <w:bookmarkStart w:id="42" w:name="_Toc243673716"/>
       <w:r>
         <w:t xml:space="preserve">Table </w:t>
       </w:r>
@@ -27685,7 +27843,7 @@
         <w:keepNext/>
         <w:keepLines/>
       </w:pPr>
-      <w:bookmarkStart w:id="43" w:name="_Toc243672222"/>
+      <w:bookmarkStart w:id="43" w:name="_Toc243673686"/>
       <w:r>
         <w:t>6.7 My list</w:t>
       </w:r>
@@ -27696,7 +27854,7 @@
         <w:pStyle w:val="Caption"/>
         <w:keepNext/>
       </w:pPr>
-      <w:bookmarkStart w:id="44" w:name="_Toc243672253"/>
+      <w:bookmarkStart w:id="44" w:name="_Toc243673717"/>
       <w:r>
         <w:t xml:space="preserve">Table </w:t>
       </w:r>
@@ -28181,7 +28339,7 @@
         <w:keepNext/>
         <w:keepLines/>
       </w:pPr>
-      <w:bookmarkStart w:id="45" w:name="_Toc243672223"/>
+      <w:bookmarkStart w:id="45" w:name="_Toc243673687"/>
       <w:r>
         <w:t>6.8 Career-first mode (CR-013)</w:t>
       </w:r>
@@ -28192,7 +28350,7 @@
         <w:pStyle w:val="Caption"/>
         <w:keepNext/>
       </w:pPr>
-      <w:bookmarkStart w:id="46" w:name="_Toc243672254"/>
+      <w:bookmarkStart w:id="46" w:name="_Toc243673718"/>
       <w:r>
         <w:t xml:space="preserve">Table </w:t>
       </w:r>
@@ -28796,7 +28954,7 @@
         <w:keepNext/>
         <w:keepLines/>
       </w:pPr>
-      <w:bookmarkStart w:id="47" w:name="_Toc243672224"/>
+      <w:bookmarkStart w:id="47" w:name="_Toc243673688"/>
       <w:r>
         <w:lastRenderedPageBreak/>
         <w:t>6.9 Guide to applying to the UGC (CR-012)</w:t>
@@ -28808,7 +28966,7 @@
         <w:pStyle w:val="Caption"/>
         <w:keepNext/>
       </w:pPr>
-      <w:bookmarkStart w:id="48" w:name="_Toc243672255"/>
+      <w:bookmarkStart w:id="48" w:name="_Toc243673719"/>
       <w:r>
         <w:t xml:space="preserve">Table </w:t>
       </w:r>
@@ -29396,7 +29554,7 @@
         <w:keepNext/>
         <w:keepLines/>
       </w:pPr>
-      <w:bookmarkStart w:id="49" w:name="_Toc243672225"/>
+      <w:bookmarkStart w:id="49" w:name="_Toc243673689"/>
       <w:r>
         <w:t>6.10 Journey</w:t>
       </w:r>
@@ -29407,7 +29565,7 @@
         <w:pStyle w:val="Caption"/>
         <w:keepNext/>
       </w:pPr>
-      <w:bookmarkStart w:id="50" w:name="_Toc243672256"/>
+      <w:bookmarkStart w:id="50" w:name="_Toc243673720"/>
       <w:r>
         <w:t xml:space="preserve">Table </w:t>
       </w:r>
@@ -29883,7 +30041,7 @@
         <w:keepNext/>
         <w:keepLines/>
       </w:pPr>
-      <w:bookmarkStart w:id="51" w:name="_Toc243672226"/>
+      <w:bookmarkStart w:id="51" w:name="_Toc243673690"/>
       <w:r>
         <w:t>6.11 Ask ZedPath</w:t>
       </w:r>
@@ -29894,7 +30052,7 @@
         <w:pStyle w:val="Caption"/>
         <w:keepNext/>
       </w:pPr>
-      <w:bookmarkStart w:id="52" w:name="_Toc243672257"/>
+      <w:bookmarkStart w:id="52" w:name="_Toc243673721"/>
       <w:r>
         <w:t xml:space="preserve">Table </w:t>
       </w:r>
@@ -30419,7 +30577,7 @@
         <w:keepNext/>
         <w:keepLines/>
       </w:pPr>
-      <w:bookmarkStart w:id="53" w:name="_Toc243672227"/>
+      <w:bookmarkStart w:id="53" w:name="_Toc243673691"/>
       <w:r>
         <w:t>6.12 Groups, Group room and Group info</w:t>
       </w:r>
@@ -30430,7 +30588,7 @@
         <w:pStyle w:val="Caption"/>
         <w:keepNext/>
       </w:pPr>
-      <w:bookmarkStart w:id="54" w:name="_Toc243672258"/>
+      <w:bookmarkStart w:id="54" w:name="_Toc243673722"/>
       <w:r>
         <w:t xml:space="preserve">Table </w:t>
       </w:r>
@@ -30947,7 +31105,7 @@
         <w:keepNext/>
         <w:keepLines/>
       </w:pPr>
-      <w:bookmarkStart w:id="55" w:name="_Toc243672228"/>
+      <w:bookmarkStart w:id="55" w:name="_Toc243673692"/>
       <w:r>
         <w:t>6.13 Me</w:t>
       </w:r>
@@ -30958,7 +31116,7 @@
         <w:pStyle w:val="Caption"/>
         <w:keepNext/>
       </w:pPr>
-      <w:bookmarkStart w:id="56" w:name="_Toc243672259"/>
+      <w:bookmarkStart w:id="56" w:name="_Toc243673723"/>
       <w:r>
         <w:t xml:space="preserve">Table </w:t>
       </w:r>
@@ -31394,7 +31552,7 @@
         <w:keepLines/>
         <w:pageBreakBefore/>
       </w:pPr>
-      <w:bookmarkStart w:id="57" w:name="_Toc243672229"/>
+      <w:bookmarkStart w:id="57" w:name="_Toc243673693"/>
       <w:r>
         <w:lastRenderedPageBreak/>
         <w:t>7 Interaction patterns</w:t>
@@ -31406,7 +31564,7 @@
         <w:pStyle w:val="Caption"/>
         <w:keepNext/>
       </w:pPr>
-      <w:bookmarkStart w:id="58" w:name="_Toc243672260"/>
+      <w:bookmarkStart w:id="58" w:name="_Toc243673724"/>
       <w:r>
         <w:t xml:space="preserve">Table </w:t>
       </w:r>
@@ -32585,7 +32743,7 @@
         <w:keepLines/>
         <w:pageBreakBefore/>
       </w:pPr>
-      <w:bookmarkStart w:id="59" w:name="_Toc243672230"/>
+      <w:bookmarkStart w:id="59" w:name="_Toc243673694"/>
       <w:r>
         <w:lastRenderedPageBreak/>
         <w:t>8 Content and language</w:t>
@@ -32597,7 +32755,7 @@
         <w:pStyle w:val="Caption"/>
         <w:keepNext/>
       </w:pPr>
-      <w:bookmarkStart w:id="60" w:name="_Toc243672261"/>
+      <w:bookmarkStart w:id="60" w:name="_Toc243673725"/>
       <w:r>
         <w:t xml:space="preserve">Table </w:t>
       </w:r>
@@ -33371,7 +33529,7 @@
         <w:keepLines/>
         <w:pageBreakBefore/>
       </w:pPr>
-      <w:bookmarkStart w:id="61" w:name="_Toc243672231"/>
+      <w:bookmarkStart w:id="61" w:name="_Toc243673695"/>
       <w:r>
         <w:lastRenderedPageBreak/>
         <w:t>9 Accessibility checklist (WCAG 2.2 AA)</w:t>
@@ -33391,7 +33549,7 @@
         <w:pStyle w:val="Caption"/>
         <w:keepNext/>
       </w:pPr>
-      <w:bookmarkStart w:id="62" w:name="_Toc243672262"/>
+      <w:bookmarkStart w:id="62" w:name="_Toc243673726"/>
       <w:r>
         <w:t xml:space="preserve">Table </w:t>
       </w:r>
@@ -35145,7 +35303,7 @@
         <w:keepLines/>
         <w:pageBreakBefore/>
       </w:pPr>
-      <w:bookmarkStart w:id="63" w:name="_Toc243672232"/>
+      <w:bookmarkStart w:id="63" w:name="_Toc243673696"/>
       <w:r>
         <w:lastRenderedPageBreak/>
         <w:t>10 Performance budget for 3G</w:t>
@@ -35157,7 +35315,7 @@
         <w:pStyle w:val="Caption"/>
         <w:keepNext/>
       </w:pPr>
-      <w:bookmarkStart w:id="64" w:name="_Toc243672263"/>
+      <w:bookmarkStart w:id="64" w:name="_Toc243673727"/>
       <w:r>
         <w:t xml:space="preserve">Table </w:t>
       </w:r>
@@ -35989,7 +36147,7 @@
         <w:keepLines/>
         <w:pageBreakBefore/>
       </w:pPr>
-      <w:bookmarkStart w:id="65" w:name="_Toc243672233"/>
+      <w:bookmarkStart w:id="65" w:name="_Toc243673697"/>
       <w:r>
         <w:lastRenderedPageBreak/>
         <w:t>11 Usability evidence</w:t>
@@ -36012,7 +36170,7 @@
         <w:pStyle w:val="Caption"/>
         <w:keepNext/>
       </w:pPr>
-      <w:bookmarkStart w:id="66" w:name="_Toc243672264"/>
+      <w:bookmarkStart w:id="66" w:name="_Toc243673728"/>
       <w:r>
         <w:t xml:space="preserve">Table </w:t>
       </w:r>
@@ -37774,7 +37932,7 @@
                 <w:sz w:val="19"/>
                 <w:szCs w:val="19"/>
               </w:rPr>
-              <w:t>VR4</w:t>
+              <w:t>VR5</w:t>
             </w:r>
           </w:p>
         </w:tc>
@@ -37805,7 +37963,7 @@
                 <w:sz w:val="19"/>
                 <w:szCs w:val="19"/>
               </w:rPr>
-              <w:t>Product owner's screen recording, 23 Oct: "we need a rectangle with a plus below the last one", "a green thing with a tick mark that they have been added"</w:t>
+              <w:t>Product owner's desktop screen recording (23 Oct): "if we click this icon we should be taken to home"; "can we make it more windows friendly"; "try this demo ... we should put this above choose your language and it should be really attention capturing"; "clicking a language should not take them anywhere"; "if they put Sinhala and try this then they will be taken into the Sinhala version"</w:t>
             </w:r>
           </w:p>
         </w:tc>
@@ -37836,7 +37994,7 @@
                 <w:sz w:val="19"/>
                 <w:szCs w:val="19"/>
               </w:rPr>
-              <w:t>+ Add a course box on My list; added confirmation</w:t>
+              <w:t>Welcome: demo first and prominent, languages select only, Create an account, full-screen desktop layout; logo goes home</w:t>
             </w:r>
           </w:p>
         </w:tc>
@@ -37877,6 +38035,108 @@
                 <w:sz w:val="19"/>
                 <w:szCs w:val="19"/>
               </w:rPr>
+              <w:t>VR4</w:t>
+            </w:r>
+          </w:p>
+        </w:tc>
+        <w:tc>
+          <w:tcPr>
+            <w:tcW w:w="4141" w:type="dxa"/>
+            <w:tcBorders>
+              <w:top w:val="single" w:sz="4" w:space="0" w:color="C9D3D0"/>
+              <w:left w:val="single" w:sz="4" w:space="0" w:color="C9D3D0"/>
+              <w:bottom w:val="single" w:sz="4" w:space="0" w:color="C9D3D0"/>
+              <w:right w:val="single" w:sz="4" w:space="0" w:color="C9D3D0"/>
+            </w:tcBorders>
+            <w:tcMar>
+              <w:top w:w="50" w:type="dxa"/>
+              <w:left w:w="100" w:type="dxa"/>
+              <w:bottom w:w="50" w:type="dxa"/>
+              <w:right w:w="100" w:type="dxa"/>
+            </w:tcMar>
+            <w:vAlign w:val="center"/>
+          </w:tcPr>
+          <w:p>
+            <w:pPr>
+              <w:spacing w:line="252" w:lineRule="auto"/>
+            </w:pPr>
+            <w:r>
+              <w:rPr>
+                <w:sz w:val="19"/>
+                <w:szCs w:val="19"/>
+              </w:rPr>
+              <w:t>Product owner's screen recording, 23 Oct: "we need a rectangle with a plus below the last one", "a green thing with a tick mark that they have been added"</w:t>
+            </w:r>
+          </w:p>
+        </w:tc>
+        <w:tc>
+          <w:tcPr>
+            <w:tcW w:w="4142" w:type="dxa"/>
+            <w:tcBorders>
+              <w:top w:val="single" w:sz="4" w:space="0" w:color="C9D3D0"/>
+              <w:left w:val="single" w:sz="4" w:space="0" w:color="C9D3D0"/>
+              <w:bottom w:val="single" w:sz="4" w:space="0" w:color="C9D3D0"/>
+              <w:right w:val="single" w:sz="4" w:space="0" w:color="C9D3D0"/>
+            </w:tcBorders>
+            <w:tcMar>
+              <w:top w:w="50" w:type="dxa"/>
+              <w:left w:w="100" w:type="dxa"/>
+              <w:bottom w:w="50" w:type="dxa"/>
+              <w:right w:w="100" w:type="dxa"/>
+            </w:tcMar>
+            <w:vAlign w:val="center"/>
+          </w:tcPr>
+          <w:p>
+            <w:pPr>
+              <w:spacing w:line="252" w:lineRule="auto"/>
+            </w:pPr>
+            <w:r>
+              <w:rPr>
+                <w:sz w:val="19"/>
+                <w:szCs w:val="19"/>
+              </w:rPr>
+              <w:t>+ Add a course box on My list; added confirmation</w:t>
+            </w:r>
+          </w:p>
+        </w:tc>
+      </w:tr>
+      <w:tr>
+        <w:tblPrEx>
+          <w:tblCellMar>
+            <w:top w:w="0" w:type="dxa"/>
+            <w:bottom w:w="0" w:type="dxa"/>
+          </w:tblCellMar>
+        </w:tblPrEx>
+        <w:trPr>
+          <w:cantSplit/>
+        </w:trPr>
+        <w:tc>
+          <w:tcPr>
+            <w:tcW w:w="1355" w:type="dxa"/>
+            <w:tcBorders>
+              <w:top w:val="single" w:sz="4" w:space="0" w:color="C9D3D0"/>
+              <w:left w:val="single" w:sz="4" w:space="0" w:color="C9D3D0"/>
+              <w:bottom w:val="single" w:sz="4" w:space="0" w:color="C9D3D0"/>
+              <w:right w:val="single" w:sz="4" w:space="0" w:color="C9D3D0"/>
+            </w:tcBorders>
+            <w:shd w:val="clear" w:color="auto" w:fill="F3F8F6"/>
+            <w:tcMar>
+              <w:top w:w="50" w:type="dxa"/>
+              <w:left w:w="100" w:type="dxa"/>
+              <w:bottom w:w="50" w:type="dxa"/>
+              <w:right w:w="100" w:type="dxa"/>
+            </w:tcMar>
+            <w:vAlign w:val="center"/>
+          </w:tcPr>
+          <w:p>
+            <w:pPr>
+              <w:spacing w:line="252" w:lineRule="auto"/>
+            </w:pPr>
+            <w:r>
+              <w:rPr>
+                <w:sz w:val="19"/>
+                <w:szCs w:val="19"/>
+              </w:rPr>
               <w:t>VR3</w:t>
             </w:r>
           </w:p>
@@ -37890,6 +38150,7 @@
               <w:bottom w:val="single" w:sz="4" w:space="0" w:color="C9D3D0"/>
               <w:right w:val="single" w:sz="4" w:space="0" w:color="C9D3D0"/>
             </w:tcBorders>
+            <w:shd w:val="clear" w:color="auto" w:fill="F3F8F6"/>
             <w:tcMar>
               <w:top w:w="50" w:type="dxa"/>
               <w:left w:w="100" w:type="dxa"/>
@@ -37920,6 +38181,7 @@
               <w:bottom w:val="single" w:sz="4" w:space="0" w:color="C9D3D0"/>
               <w:right w:val="single" w:sz="4" w:space="0" w:color="C9D3D0"/>
             </w:tcBorders>
+            <w:shd w:val="clear" w:color="auto" w:fill="F3F8F6"/>
             <w:tcMar>
               <w:top w:w="50" w:type="dxa"/>
               <w:left w:w="100" w:type="dxa"/>
@@ -37955,7 +38217,7 @@
         <w:keepLines/>
         <w:pageBreakBefore/>
       </w:pPr>
-      <w:bookmarkStart w:id="67" w:name="_Toc243672234"/>
+      <w:bookmarkStart w:id="67" w:name="_Toc243673698"/>
       <w:r>
         <w:lastRenderedPageBreak/>
         <w:t>12 Traceability</w:t>
@@ -37967,7 +38229,7 @@
         <w:pStyle w:val="Caption"/>
         <w:keepNext/>
       </w:pPr>
-      <w:bookmarkStart w:id="68" w:name="_Toc243672265"/>
+      <w:bookmarkStart w:id="68" w:name="_Toc243673729"/>
       <w:r>
         <w:t xml:space="preserve">Table </w:t>
       </w:r>
@@ -39433,10 +39695,134 @@
 <file path=word/numbering.xml><?xml version="1.0" encoding="utf-8"?>
 <w:numbering xmlns:wpc="http://schemas.microsoft.com/office/word/2010/wordprocessingCanvas" xmlns:cx="http://schemas.microsoft.com/office/drawing/2014/chartex" xmlns:cx1="http://schemas.microsoft.com/office/drawing/2015/9/8/chartex" xmlns:cx2="http://schemas.microsoft.com/office/drawing/2015/10/21/chartex" xmlns:cx3="http://schemas.microsoft.com/office/drawing/2016/5/9/chartex" xmlns:cx4="http://schemas.microsoft.com/office/drawing/2016/5/10/chartex" xmlns:cx5="http://schemas.microsoft.com/office/drawing/2016/5/11/chartex" xmlns:cx6="http://schemas.microsoft.com/office/drawing/2016/5/12/chartex" xmlns:cx7="http://schemas.microsoft.com/office/drawing/2016/5/13/chartex" xmlns:cx8="http://schemas.microsoft.com/office/drawing/2016/5/14/chartex" xmlns:mc="http://schemas.openxmlformats.org/markup-compatibility/2006" xmlns:aink="http://schemas.microsoft.com/office/drawing/2016/ink" xmlns:am3d="http://schemas.microsoft.com/office/drawing/2017/model3d" xmlns:o="urn:schemas-microsoft-com:office:office" xmlns:oel="http://schemas.microsoft.com/office/2019/extlst" xmlns:r="http://schemas.openxmlformats.org/officeDocument/2006/relationships" xmlns:m="http://schemas.openxmlformats.org/officeDocument/2006/math" xmlns:v="urn:schemas-microsoft-com:vml" xmlns:wp14="http://schemas.microsoft.com/office/word/2010/wordprocessingDrawing" xmlns:wp="http://schemas.openxmlformats.org/drawingml/2006/wordprocessingDrawing" xmlns:w10="urn:schemas-microsoft-com:office:word" xmlns:w="http://schemas.openxmlformats.org/wordprocessingml/2006/main" xmlns:w14="http://schemas.microsoft.com/office/word/2010/wordml" xmlns:w15="http://schemas.microsoft.com/office/word/2012/wordml" xmlns:w16cex="http://schemas.microsoft.com/office/word/2018/wordml/cex" xmlns:w16cid="http://schemas.microsoft.com/office/word/2016/wordml/cid" xmlns:w16="http://schemas.microsoft.com/office/word/2018/wordml" xmlns:w16du="http://schemas.microsoft.com/office/word/2023/wordml/word16du" xmlns:w16sdtdh="http://schemas.microsoft.com/office/word/2020/wordml/sdtdatahash" xmlns:w16sdtfl="http://schemas.microsoft.com/office/word/2024/wordml/sdtformatlock" xmlns:w16se="http://schemas.microsoft.com/office/word/2015/wordml/symex" xmlns:wpg="http://schemas.microsoft.com/office/word/2010/wordprocessingGroup" xmlns:wpi="http://schemas.microsoft.com/office/word/2010/wordprocessingInk" xmlns:wne="http://schemas.microsoft.com/office/word/2006/wordml" xmlns:wps="http://schemas.microsoft.com/office/word/2010/wordprocessingShape" mc:Ignorable="w14 w15 w16se w16cid w16 w16cex w16sdtdh w16sdtfl w16du wp14">
   <w:abstractNum w:abstractNumId="0" w15:restartNumberingAfterBreak="0">
-    <w:nsid w:val="1F345838"/>
+    <w:nsid w:val="17803430"/>
     <w:multiLevelType w:val="hybridMultilevel"/>
-    <w:tmpl w:val="B99C3D72"/>
-    <w:lvl w:ilvl="0" w:tplc="D33E911C" w:tentative="1">
+    <w:tmpl w:val="8A80E7FC"/>
+    <w:lvl w:ilvl="0" w:tplc="3B7EB704" w:tentative="1">
+      <w:start w:val="1"/>
+      <w:numFmt w:val="bullet"/>
+      <w:lvlText w:val="•"/>
+      <w:lvlJc w:val="left"/>
+      <w:pPr>
+        <w:ind w:left="720" w:hanging="280"/>
+      </w:pPr>
+    </w:lvl>
+    <w:lvl w:ilvl="1" w:tplc="BCF81BE2" w:tentative="1">
+      <w:start w:val="1"/>
+      <w:numFmt w:val="bullet"/>
+      <w:lvlText w:val="–"/>
+      <w:lvlJc w:val="left"/>
+      <w:pPr>
+        <w:ind w:left="1080" w:hanging="280"/>
+      </w:pPr>
+    </w:lvl>
+    <w:lvl w:ilvl="2" w:tplc="0B66AE72" w:tentative="1">
+      <w:start w:val="1"/>
+      <w:numFmt w:val="bullet"/>
+      <w:lvlText w:val="▪"/>
+      <w:lvlJc w:val="left"/>
+      <w:pPr>
+        <w:ind w:left="1440" w:hanging="280"/>
+      </w:pPr>
+    </w:lvl>
+    <w:lvl w:ilvl="3" w:tplc="00868E30">
+      <w:numFmt w:val="decimal"/>
+      <w:lvlText w:val=""/>
+      <w:lvlJc w:val="left"/>
+    </w:lvl>
+    <w:lvl w:ilvl="4" w:tplc="34701B94">
+      <w:numFmt w:val="decimal"/>
+      <w:lvlText w:val=""/>
+      <w:lvlJc w:val="left"/>
+    </w:lvl>
+    <w:lvl w:ilvl="5" w:tplc="685E6C6C">
+      <w:numFmt w:val="decimal"/>
+      <w:lvlText w:val=""/>
+      <w:lvlJc w:val="left"/>
+    </w:lvl>
+    <w:lvl w:ilvl="6" w:tplc="D24EB12A">
+      <w:numFmt w:val="decimal"/>
+      <w:lvlText w:val=""/>
+      <w:lvlJc w:val="left"/>
+    </w:lvl>
+    <w:lvl w:ilvl="7" w:tplc="4586B866">
+      <w:numFmt w:val="decimal"/>
+      <w:lvlText w:val=""/>
+      <w:lvlJc w:val="left"/>
+    </w:lvl>
+    <w:lvl w:ilvl="8" w:tplc="A788AC64">
+      <w:numFmt w:val="decimal"/>
+      <w:lvlText w:val=""/>
+      <w:lvlJc w:val="left"/>
+    </w:lvl>
+  </w:abstractNum>
+  <w:abstractNum w:abstractNumId="1" w15:restartNumberingAfterBreak="0">
+    <w:nsid w:val="24311C47"/>
+    <w:multiLevelType w:val="hybridMultilevel"/>
+    <w:tmpl w:val="1AE4F71E"/>
+    <w:lvl w:ilvl="0" w:tplc="C11A96C2" w:tentative="1">
+      <w:start w:val="1"/>
+      <w:numFmt w:val="decimal"/>
+      <w:lvlText w:val="%1."/>
+      <w:lvlJc w:val="left"/>
+      <w:pPr>
+        <w:ind w:left="720" w:hanging="360"/>
+      </w:pPr>
+    </w:lvl>
+    <w:lvl w:ilvl="1" w:tplc="04CEAA58" w:tentative="1">
+      <w:start w:val="1"/>
+      <w:numFmt w:val="lowerLetter"/>
+      <w:lvlText w:val="%2."/>
+      <w:lvlJc w:val="left"/>
+      <w:pPr>
+        <w:ind w:left="1080" w:hanging="360"/>
+      </w:pPr>
+    </w:lvl>
+    <w:lvl w:ilvl="2" w:tplc="6FB0541E" w:tentative="1">
+      <w:start w:val="1"/>
+      <w:numFmt w:val="lowerRoman"/>
+      <w:lvlText w:val="%3."/>
+      <w:lvlJc w:val="left"/>
+      <w:pPr>
+        <w:ind w:left="1440" w:hanging="360"/>
+      </w:pPr>
+    </w:lvl>
+    <w:lvl w:ilvl="3" w:tplc="5D0CECD6">
+      <w:numFmt w:val="decimal"/>
+      <w:lvlText w:val=""/>
+      <w:lvlJc w:val="left"/>
+    </w:lvl>
+    <w:lvl w:ilvl="4" w:tplc="6CEAB6AC">
+      <w:numFmt w:val="decimal"/>
+      <w:lvlText w:val=""/>
+      <w:lvlJc w:val="left"/>
+    </w:lvl>
+    <w:lvl w:ilvl="5" w:tplc="90E4F49E">
+      <w:numFmt w:val="decimal"/>
+      <w:lvlText w:val=""/>
+      <w:lvlJc w:val="left"/>
+    </w:lvl>
+    <w:lvl w:ilvl="6" w:tplc="F81E3130">
+      <w:numFmt w:val="decimal"/>
+      <w:lvlText w:val=""/>
+      <w:lvlJc w:val="left"/>
+    </w:lvl>
+    <w:lvl w:ilvl="7" w:tplc="82240B26">
+      <w:numFmt w:val="decimal"/>
+      <w:lvlText w:val=""/>
+      <w:lvlJc w:val="left"/>
+    </w:lvl>
+    <w:lvl w:ilvl="8" w:tplc="13F6248E">
+      <w:numFmt w:val="decimal"/>
+      <w:lvlText w:val=""/>
+      <w:lvlJc w:val="left"/>
+    </w:lvl>
+  </w:abstractNum>
+  <w:abstractNum w:abstractNumId="2" w15:restartNumberingAfterBreak="0">
+    <w:nsid w:val="45C27594"/>
+    <w:multiLevelType w:val="hybridMultilevel"/>
+    <w:tmpl w:val="85F6ADDC"/>
+    <w:lvl w:ilvl="0" w:tplc="539295A8" w:tentative="1">
       <w:start w:val="1"/>
       <w:numFmt w:val="bullet"/>
       <w:lvlText w:val="●"/>
@@ -39445,7 +39831,7 @@
         <w:ind w:left="720" w:hanging="360"/>
       </w:pPr>
     </w:lvl>
-    <w:lvl w:ilvl="1" w:tplc="526433FC" w:tentative="1">
+    <w:lvl w:ilvl="1" w:tplc="E17E1AEC" w:tentative="1">
       <w:start w:val="1"/>
       <w:numFmt w:val="bullet"/>
       <w:lvlText w:val="○"/>
@@ -39454,7 +39840,7 @@
         <w:ind w:left="1440" w:hanging="360"/>
       </w:pPr>
     </w:lvl>
-    <w:lvl w:ilvl="2" w:tplc="C5D29600" w:tentative="1">
+    <w:lvl w:ilvl="2" w:tplc="53F06DC6" w:tentative="1">
       <w:start w:val="1"/>
       <w:numFmt w:val="bullet"/>
       <w:lvlText w:val="■"/>
@@ -39463,7 +39849,7 @@
         <w:ind w:left="2160" w:hanging="360"/>
       </w:pPr>
     </w:lvl>
-    <w:lvl w:ilvl="3" w:tplc="237CD662" w:tentative="1">
+    <w:lvl w:ilvl="3" w:tplc="A27C10D2" w:tentative="1">
       <w:start w:val="1"/>
       <w:numFmt w:val="bullet"/>
       <w:lvlText w:val="●"/>
@@ -39472,7 +39858,7 @@
         <w:ind w:left="2880" w:hanging="360"/>
       </w:pPr>
     </w:lvl>
-    <w:lvl w:ilvl="4" w:tplc="2652A3A8" w:tentative="1">
+    <w:lvl w:ilvl="4" w:tplc="C48817A6" w:tentative="1">
       <w:start w:val="1"/>
       <w:numFmt w:val="bullet"/>
       <w:lvlText w:val="○"/>
@@ -39481,7 +39867,7 @@
         <w:ind w:left="3600" w:hanging="360"/>
       </w:pPr>
     </w:lvl>
-    <w:lvl w:ilvl="5" w:tplc="E83AAC2C" w:tentative="1">
+    <w:lvl w:ilvl="5" w:tplc="A4585D28" w:tentative="1">
       <w:start w:val="1"/>
       <w:numFmt w:val="bullet"/>
       <w:lvlText w:val="■"/>
@@ -39490,7 +39876,7 @@
         <w:ind w:left="4320" w:hanging="360"/>
       </w:pPr>
     </w:lvl>
-    <w:lvl w:ilvl="6" w:tplc="A0847D78" w:tentative="1">
+    <w:lvl w:ilvl="6" w:tplc="1BE443C4" w:tentative="1">
       <w:start w:val="1"/>
       <w:numFmt w:val="bullet"/>
       <w:lvlText w:val="●"/>
@@ -39499,7 +39885,7 @@
         <w:ind w:left="5040" w:hanging="360"/>
       </w:pPr>
     </w:lvl>
-    <w:lvl w:ilvl="7" w:tplc="D68C5380" w:tentative="1">
+    <w:lvl w:ilvl="7" w:tplc="1D26C44A" w:tentative="1">
       <w:start w:val="1"/>
       <w:numFmt w:val="bullet"/>
       <w:lvlText w:val="●"/>
@@ -39508,7 +39894,7 @@
         <w:ind w:left="5760" w:hanging="360"/>
       </w:pPr>
     </w:lvl>
-    <w:lvl w:ilvl="8" w:tplc="EB92C27C" w:tentative="1">
+    <w:lvl w:ilvl="8" w:tplc="BF745DC8" w:tentative="1">
       <w:start w:val="1"/>
       <w:numFmt w:val="bullet"/>
       <w:lvlText w:val="●"/>
@@ -39518,132 +39904,8 @@
       </w:pPr>
     </w:lvl>
   </w:abstractNum>
-  <w:abstractNum w:abstractNumId="1" w15:restartNumberingAfterBreak="0">
-    <w:nsid w:val="641C44A1"/>
-    <w:multiLevelType w:val="hybridMultilevel"/>
-    <w:tmpl w:val="1D0E1EEC"/>
-    <w:lvl w:ilvl="0" w:tplc="C2C4909C" w:tentative="1">
-      <w:start w:val="1"/>
-      <w:numFmt w:val="decimal"/>
-      <w:lvlText w:val="%1."/>
-      <w:lvlJc w:val="left"/>
-      <w:pPr>
-        <w:ind w:left="720" w:hanging="360"/>
-      </w:pPr>
-    </w:lvl>
-    <w:lvl w:ilvl="1" w:tplc="5CBE4BE2" w:tentative="1">
-      <w:start w:val="1"/>
-      <w:numFmt w:val="lowerLetter"/>
-      <w:lvlText w:val="%2."/>
-      <w:lvlJc w:val="left"/>
-      <w:pPr>
-        <w:ind w:left="1080" w:hanging="360"/>
-      </w:pPr>
-    </w:lvl>
-    <w:lvl w:ilvl="2" w:tplc="8BB883C2" w:tentative="1">
-      <w:start w:val="1"/>
-      <w:numFmt w:val="lowerRoman"/>
-      <w:lvlText w:val="%3."/>
-      <w:lvlJc w:val="left"/>
-      <w:pPr>
-        <w:ind w:left="1440" w:hanging="360"/>
-      </w:pPr>
-    </w:lvl>
-    <w:lvl w:ilvl="3" w:tplc="25F0E602">
-      <w:numFmt w:val="decimal"/>
-      <w:lvlText w:val=""/>
-      <w:lvlJc w:val="left"/>
-    </w:lvl>
-    <w:lvl w:ilvl="4" w:tplc="589AA0E2">
-      <w:numFmt w:val="decimal"/>
-      <w:lvlText w:val=""/>
-      <w:lvlJc w:val="left"/>
-    </w:lvl>
-    <w:lvl w:ilvl="5" w:tplc="6E9008BE">
-      <w:numFmt w:val="decimal"/>
-      <w:lvlText w:val=""/>
-      <w:lvlJc w:val="left"/>
-    </w:lvl>
-    <w:lvl w:ilvl="6" w:tplc="DE248DF0">
-      <w:numFmt w:val="decimal"/>
-      <w:lvlText w:val=""/>
-      <w:lvlJc w:val="left"/>
-    </w:lvl>
-    <w:lvl w:ilvl="7" w:tplc="D6922FEA">
-      <w:numFmt w:val="decimal"/>
-      <w:lvlText w:val=""/>
-      <w:lvlJc w:val="left"/>
-    </w:lvl>
-    <w:lvl w:ilvl="8" w:tplc="ABE4F788">
-      <w:numFmt w:val="decimal"/>
-      <w:lvlText w:val=""/>
-      <w:lvlJc w:val="left"/>
-    </w:lvl>
-  </w:abstractNum>
-  <w:abstractNum w:abstractNumId="2" w15:restartNumberingAfterBreak="0">
-    <w:nsid w:val="6BA86892"/>
-    <w:multiLevelType w:val="hybridMultilevel"/>
-    <w:tmpl w:val="F3940B8E"/>
-    <w:lvl w:ilvl="0" w:tplc="B0DC9C58" w:tentative="1">
-      <w:start w:val="1"/>
-      <w:numFmt w:val="bullet"/>
-      <w:lvlText w:val="•"/>
-      <w:lvlJc w:val="left"/>
-      <w:pPr>
-        <w:ind w:left="720" w:hanging="280"/>
-      </w:pPr>
-    </w:lvl>
-    <w:lvl w:ilvl="1" w:tplc="8ADA4888" w:tentative="1">
-      <w:start w:val="1"/>
-      <w:numFmt w:val="bullet"/>
-      <w:lvlText w:val="–"/>
-      <w:lvlJc w:val="left"/>
-      <w:pPr>
-        <w:ind w:left="1080" w:hanging="280"/>
-      </w:pPr>
-    </w:lvl>
-    <w:lvl w:ilvl="2" w:tplc="05EA48B6" w:tentative="1">
-      <w:start w:val="1"/>
-      <w:numFmt w:val="bullet"/>
-      <w:lvlText w:val="▪"/>
-      <w:lvlJc w:val="left"/>
-      <w:pPr>
-        <w:ind w:left="1440" w:hanging="280"/>
-      </w:pPr>
-    </w:lvl>
-    <w:lvl w:ilvl="3" w:tplc="BF0A9C80">
-      <w:numFmt w:val="decimal"/>
-      <w:lvlText w:val=""/>
-      <w:lvlJc w:val="left"/>
-    </w:lvl>
-    <w:lvl w:ilvl="4" w:tplc="42366352">
-      <w:numFmt w:val="decimal"/>
-      <w:lvlText w:val=""/>
-      <w:lvlJc w:val="left"/>
-    </w:lvl>
-    <w:lvl w:ilvl="5" w:tplc="C72EBB5C">
-      <w:numFmt w:val="decimal"/>
-      <w:lvlText w:val=""/>
-      <w:lvlJc w:val="left"/>
-    </w:lvl>
-    <w:lvl w:ilvl="6" w:tplc="62528228">
-      <w:numFmt w:val="decimal"/>
-      <w:lvlText w:val=""/>
-      <w:lvlJc w:val="left"/>
-    </w:lvl>
-    <w:lvl w:ilvl="7" w:tplc="C9E60CE4">
-      <w:numFmt w:val="decimal"/>
-      <w:lvlText w:val=""/>
-      <w:lvlJc w:val="left"/>
-    </w:lvl>
-    <w:lvl w:ilvl="8" w:tplc="007E3280">
-      <w:numFmt w:val="decimal"/>
-      <w:lvlText w:val=""/>
-      <w:lvlJc w:val="left"/>
-    </w:lvl>
-  </w:abstractNum>
-  <w:num w:numId="1" w16cid:durableId="1563642546">
-    <w:abstractNumId w:val="0"/>
+  <w:num w:numId="1" w16cid:durableId="1587886448">
+    <w:abstractNumId w:val="2"/>
     <w:lvlOverride w:ilvl="0">
       <w:startOverride w:val="1"/>
     </w:lvlOverride>
@@ -40347,7 +40609,7 @@
     <w:autoRedefine/>
     <w:uiPriority w:val="39"/>
     <w:unhideWhenUsed/>
-    <w:rsid w:val="00A73AEC"/>
+    <w:rsid w:val="00C4180B"/>
     <w:pPr>
       <w:spacing w:after="100"/>
     </w:pPr>
@@ -40359,7 +40621,7 @@
     <w:autoRedefine/>
     <w:uiPriority w:val="39"/>
     <w:unhideWhenUsed/>
-    <w:rsid w:val="00A73AEC"/>
+    <w:rsid w:val="00C4180B"/>
     <w:pPr>
       <w:spacing w:after="100"/>
       <w:ind w:left="210"/>
@@ -40371,7 +40633,7 @@
     <w:next w:val="Normal"/>
     <w:uiPriority w:val="99"/>
     <w:unhideWhenUsed/>
-    <w:rsid w:val="00A73AEC"/>
+    <w:rsid w:val="00C4180B"/>
   </w:style>
 </w:styles>
 </file>
